--- a/Output/Chandrakant Patil/extracted_links_Chandrakant Patil_News_Content.docx
+++ b/Output/Chandrakant Patil/extracted_links_Chandrakant Patil_News_Content.docx
@@ -12,7 +12,7 @@
     </w:p>
     <w:p>
       <w:r>
-        <w:t>Title: Not giving immediate nod for faculty hiring due to fund crunch: Maharashtra Higher Education Minister</w:t>
+        <w:t>Title: Maharashtra to recruit 5500 Assistant Professors by 2026, announces minister Chandrakant Patil</w:t>
       </w:r>
     </w:p>
     <w:p>
@@ -24,13 +24,13 @@
           <w:rPr>
             <w:color w:val="0000FF"/>
           </w:rPr>
-          <w:t>https://indianexpress.com/article/cities/pune/not-giving-immediate-nod-for-faculty-hiring-due-to-fund-crunch-maharashtra-higher-education-minister-10249986/</w:t>
+          <w:t>https://www.moneycontrol.com/education/maharashtra-to-recruit-5500-assistant-professors-by-2026-announces-minister-chandrakant-patil-article-13563810.html</w:t>
         </w:r>
       </w:hyperlink>
     </w:p>
     <w:p>
       <w:r>
-        <w:t>Content: Maharashtra Higher Education Minister Chandrakant Patil on Sunday said that the State’s Finance Department is not giving out immediate approval for major faculty hiring in universities due to a crunch in finances. Speaking at Engineer’s Day and College of Engineering, Pune (COEP) Abhiman Awards 2025, Patil batted for Corporate Social Responsibility (CSR) funds to be used for educational purposes as the state was not able to provide enough funds. Addressing Chief Minister Devendra Fadnavis who was also present on the stage, Patil said, “In Maharashtra due to some financial difficulties, we are not able to provide educational institutes with the money they need. But on a big level CSR is your strength. Many works are being done under this. Primarily under the Chief Minister’s Relief Fund people give you money and it is used during various disasters and medical facilities. A model that should be developed for two things, our finance department does not immediately give approval for major faculty hiring due to our financial difficulties, and that students can be sponsored….” Referring to the recent slide in National Institutional Ranking Framework (NIRF) rankings by Maharashtra’s State universities, he continued, “Now our university rankings have gone down due to a lack of professors and research, and a poor faculty-student ratio.” Notably, the Savitribai Phule Pune University (SPPU) slipped from rank 37 in 2024 to rank 91 this year. A report by The Indian Express published on September 12 revealed how the faculty crisis at SPPU has gutted many departments. 62 per cent of govt-sanctioned posts are vacant at the university, and the vacancy is over 75 per cent in many major departments like Biotechnology, Anthropology, History, English, Sociology, Sanskrit and Prakrit, and Foreign Languages. Speaking at the event, Fadnavis said self-reliance was the norm of educational institutes around the world but initial funding by the government was essential. He assured more funding for COEP in the near future. Fadnavis said that research conducted by renowned and long-established institutions like COEP is essential for the overall prosperity of the society and expressed optimism that if more autonomy is provided to other educational institutions, their research will be more fruitful. Click here to join Express Pune WhatsApp channel and get a curated list of our stories You May Like Protests in Manipur's Churachandpur turned violent as two men were arrested for damaging decorations for PM Modi's visit. The crowd demanded their release and attempted to storm the police station. The men were eventually released after a bail hearing. The incident occurred after a clash between locals and police on Thursday, but the situation had calmed down before Saturday's visit.</w:t>
+        <w:t>Content: My Account Follow us on: Powered By See the top gainers, losers, invest and get updated what's happening in the crypto market Invest Now Powered By This functionality will provide users with ease of access navigation and enable create a new revenue line by generating leads of potential customers for brokers in a more integrated manner. Invest Now The Maharashtra government has announced a massive faculty recruitment drive. The state's Higher and Technical Education Minister, Chandrakant Patil, declared on Saturday that the process to recruit 5,500 assistant professors for senior colleges across Maharashtra will be completed before March 2026. The announcement, made during the 28th convocation of Swami Ramanand Teerth Marathwada University in Nanded, signals a major push to address faculty shortages and enhance the quality of education in state-run institutions. Minister Patil provided a detailed breakdown of the government's plan, offering hope to thousands of aspiring academics awaiting job opportunities. He confirmed that the initiative will see 5,500 vacancies for assistant professors filled in senior colleges. Additionally, the government has also approved 2,900 non-teaching posts to support the academic ecosystem. Patil confirmed that the necessary financial and administrative clearances are in place, stating that both the Finance and Planning departments have given their consent, indicating that the proposal has moved beyond the planning stage. The minister set a firm deadline, assuring that all appointments will be finalized before the end of the 2025-26 financial year. A formal Government Resolution (GR) is expected to be issued shortly to outline the detailed procedure, eligibility criteria, and application process. Minister Patil also addressed previous delays in recruitment for university positions, a concern for many in the academic community. He revealed that a sanction to recruit 700 assistant professors specifically for universities had been stalled. The delay was attributed to a suggestion for a different method of recruitment put forward by the then Governor of Maharashtra, C. P. Radhakrishnan. As the Chancellor of state universities, the Governor's approval is crucial for such processes. With Radhakrishnan’s appointment as the Vice President of India, the state government now plans to re-initiate the discussion with the new Governor, Acharya Devvrat, to expedite the university recruitments. The recruitment drive is not an isolated event but part of a larger strategy to elevate the stature of Maharashtra's higher education on the global stage. Minister Patil emphasized the need to strengthen universities to attract international students. He cited a successful pilot initiative this year where a single agency was appointed to handle international enrollments. The effort brought 4,000 students from 65 countries to Maharashtra, though he noted a concentration in major hubs like Pune and Mumbai. The new faculty appointments are expected to improve educational quality and research output, making institutions across the state more attractive to a global audience. Addressing the convocation gathering, Minister Patil lauded the potential of the youth to transform society. He connected the dots between education, government initiatives, and ethical entrepreneurship. "The Maharashtra government has opened doors of opportunities through initiatives like Startup India, Make in India, and Digital India," Patil said. "You have the power to experiment, to innovate, and to carve out new paths. But remember, entrepreneurship and career should always be rooted in values and social responsibility." Candidates are advised to monitor the official websites of the Maharashtra Higher and Technical Education Department and the Maharashtra Public Service Commission (MPSC) or respective university boards for the official GR and subsequent advertisements. (With inputs from PTI) Discover the latest Business News, Sensex, and Nifty updates. Obtain Personal Finance insights, tax queries, and expert opinions on Moneycontrol or download the Moneycontrol App to stay updated! Find the best of Al News in one place, specially curated for you every weekend. Stay on top of the latest tech trends and biggest startup news. PM Modi Speech Live Ind vs Pak Live Score H1B Visa News Maruti Suzuki Victoris Review H1B Visa Fee Tejashwi Yadav KTR Mithun Manhas Zubeen Garg Asia Cup 2025 Schedule Business Markets Stocks India News City News Economy Mutual Funds Personal Finance IPO News Startups Home Currencies Commodities Pre-Market IPO Global Market Bonds Home Loans up to 50 Lakhs Credit Cards Lifetime Free Finance TrackerNew Fixed Deposits Fixed Deposit Comparison Fixed Income Home MC 30 Top Ranked Funds ETFs Mutual Fund Screener Income Tax Calculator EMI Calculator Retirement Planning Gratuity Calculator Petrol Price in India Diesel Price in India IFSC Code Stock Markets News18 Firstpost CNBC TV18 News18 Hindi Cricketnext Overdrive About Us Contact Us Advisory Alert Advertise with Us SupportDisclaimer Privacy Policy Cookie Policy Terms &amp; Conditions Financial Terms (Glossary) Sitemap Investors Copyright © Network18 Media &amp; Investments Limited. All rights reserved. Reproduction of news articles, photos, videos or any other content in whole or in part in any form or medium without express written permission of moneycontrol.com is prohibited. You are already a Moneycontrol Pro user.</w:t>
       </w:r>
     </w:p>
     <w:p>
@@ -43,7 +43,7 @@
     </w:p>
     <w:p>
       <w:r>
-        <w:t>Title: Free Shuttle Bus Service Launched in Kothrud to Boost Metro Connectivity</w:t>
+        <w:t>Title: 5 500 assistant professors to be recruited before March 2026 says minister Chandrakant Patil</w:t>
       </w:r>
     </w:p>
     <w:p>
@@ -55,13 +55,13 @@
           <w:rPr>
             <w:color w:val="0000FF"/>
           </w:rPr>
-          <w:t>https://www.thebridgechronicle.com/amp/story/pune/kothrud-free-shuttle-bus-metro-connectivity-launch</w:t>
+          <w:t>https://www.theweek.in/wire-updates/national/2025/09/21/bes24-mh-chandrakant-patil.amp.html</w:t>
         </w:r>
       </w:hyperlink>
     </w:p>
     <w:p>
       <w:r>
-        <w:t>Content: Pune, September 14, 2025: Maharashtra’s Higher and Technical Education Minister Chandrakant Patil on Sunday announced the launch of a free shuttle bus service aimed at improving last-mile connectivity for metro commuters in the Kothrud area. Join our WhatsApp Channel to Stay Updated! The shuttle service, which will run daily in two time slots, from 8:30 AM to 1 PM and from 4 PM to 8 PM, was inaugurated in the presence of Shravan Hardikar, Managing Director of Pune Metro, and Chandrakant Patil. The designated route will cover key locations, including Rajaram Bridge, Malve Chowk, Vandevi, Karvenagar, Dahanukar, Karve Statue, Karishma Chowk, and SNDT. “This initiative is intended to make daily commuting more convenient for Kothrud residents and encourage the use of metro services,” Patil said at the launch event. He also urged citizens to make full use of the facility. In addition to the shuttle service, plans to introduce a rickshaw service for metro commuters were also announced to further enhance passenger volume and last-mile access. Prominent attendees included BJP Pune City General Secretary Puneet Joshi and Viththalanna Barate, along with several local leaders and dignitaries such as Pune District Planning Committee Member Sandeep Butala, BJP Kothrud South Mandal President Kuldeep Sawalekar, Constituency Coordinator Navnath Jadhav, former Municipal Councillors Deepak Pote, Madhuri Sahastrabuddhe, and Jayant Bhave, as well as Manjushree Khardekar, Vrishali Chaudhari, and Keshav Kshirsagar of the Rickshaw Union. Help Us Create the Content You Love Take Survey Now! Enjoyed reading The Bridge Chronicle?Your support motivates us to do better. Follow us on Facebook, Instagram, Twitter and Whatsapp to stay updated with the latest stories.You can also read on the go with our Android and iOS mobile app. Copyright © 2025 Sakal Media Group – All Rights Reserved</w:t>
+        <w:t>Content: Nanded, Sep 20 (PTI) Maharashtra Higher and Technical Education Minister Chandrakant Patil said on Saturday that 5,500 assistant professors will be recruited for senior colleges in the state before March 2026. He was speaking at the 28th convocation ceremony of Swami Ramanand Teerth Marathwada University in Nanded. Patil said the government has approved 5,500 assistant professors for senior colleges and 2,900 non-teaching posts. Both Finance and Planning departments have given their consent, said the minister. A Government Resolution (GR) will be issued soon, and 5,500 assistant professor vacancies will be filled before March next year, he said. Patil said earlier sanction had been given to recruit 700 assistant professors in universities, but the process could not be completed as the then Governor C P Radhakrishnan had suggested a different method. Since Radhakrishnan has been appointed as the Vice President, the matter would be taken up with the new Governor Acharya Devvrat, he said. The minister said universities should be strengthened to attract foreign students. This year, one agency was appointed through which 4,000 students from 65 countries were enrolled, but most preferred Pune and Mumbai, he said. The youth of today have immense potential to transform society, he said. “The Maharashtra government has opened doors of opportunities through initiatives like Startup India, Make in India, and Digital India. You have the power to experiment, to innovate, and to carve out new paths. But remember, entrepreneurship and career should always be rooted in values and social responsibility,” he said. (This story has not been edited by THE WEEK and is auto-generated from PTI) Copyright © 2024 All rights reserved</w:t>
       </w:r>
     </w:p>
     <w:p>
@@ -74,7 +74,7 @@
     </w:p>
     <w:p>
       <w:r>
-        <w:t>Title: Maharashtra onion farmers launch seven-day ‘phone strike’ over crashing prices</w:t>
+        <w:t>Title: Maharashtra starts direct transfer of grants to over 10,000 public libraries</w:t>
       </w:r>
     </w:p>
     <w:p>
@@ -86,13 +86,13 @@
           <w:rPr>
             <w:color w:val="0000FF"/>
           </w:rPr>
-          <w:t>https://www.thehindu.com/news/national/maharashtra/maharashtra-onion-farmers-launch-seven-day-phone-strike-over-crashing-prices/article70043030.ece/amp/</w:t>
+          <w:t>https://m.economictimes.com/news/india/maharashtra-starts-direct-transfer-of-grants-to-over-10000-public-libraries/articleshow/123999758.cms</w:t>
         </w:r>
       </w:hyperlink>
     </w:p>
     <w:p>
       <w:r>
-        <w:t>Content: Updated - September 13, 2025 06:43 am IST - MUMBAI Industries and commerce Minister T.G. Bharath hearing the grievances of onion farmers in Kurnool on September 1, 2025. | Photo Credit: U. Subramanyam Onion farmers in Maharashtra have launched a seven-day statewide agitation against plummeting market prices, adopting an unusual method of protest, directly calling ministers, MPs, MLAs, and other public representatives to demand immediate intervention. The campaign, organised by the Maharashtra State Onion Producers Farmers Association, began on Friday (September 12, 2025) and will continue until September 18. Farmers said that unlike sit-ins or rallies, this protest is designed to confront policymaker’s one-on-one, with every elected representative in the State expected to receive calls over the next week. On the first day, more than 500 farmers participated, contacting senior officials, including the personal assistants of Deputy Chief Ministers Ajit Pawar and Eknath Shinde; Agriculture Minister Dattatray Bharne; Higher and Technical Education Minister Chandrakant Patil; School Education Minister Dada Bhuse; Water Resources Minister Radhakrishna Vikhe Patil; Marketing and Protocol Minister Jayakumar Rawal; and Social Justice Minister Sanjay Shirsat. Several MPs, MLAs, and district-level officials also received calls. Farmers recorded their conversations and circulated them in their WhatsApp group, along with numbers and timelines, to coordinate the protest. In one instance, farmer Yogesh Wani from Puntamba village in Ahilyanagar district questioned Pasha Patel, chairman of the Maharashtra Agricultural Prices Commission, on whether he was aware of the steep fall in onion prices. Another farmer, Satish Ramesh Sawkar from Joran village in Baglan taluka of Nashik, shared his call recording with Agriculture Minister Bharne, who reportedly assured him the matter would be raised in Delhi. Bharat Dighole, president of the association, said the aim was to ensure that no public representative could claim ignorance of farmers’ plight. He also criticised what he described as the State’s indifference, pointing out that Chief Minister Devendra Fadnavis had visited Nashik quietly two days ago. “If we had known, we would have gone to meet him there with our concerns,” Mr. Dighole said. The farmers argue that the crisis has deepened over the past five to six months, when summer onions stored in paddy fields were sold far below cost of production. “While cultivating onions costs between ₹2,200 and ₹2,500 per quintal, farmers are receiving only ₹800 to ₹1,200, leading to substantial financial losses,” Mr. Dighole said. He demanded export subsidies to stabilise international sales, compensation of ₹1,500 per quintal for farmers who sold at distress rates in recent months, and an immediate halt to the release of onions from National Agricultural Cooperative Marketing Federation of India Ltd. (NAFED) and Network for Certification and Conservation of Forests (NCCF) buffer stocks at subsidised prices. “These measures depress the market further and push farmers deeper into crisis,” he said. The association also reiterated its long-standing demand for a pricing policy that guarantees farmers at least 50% profit over cultivation costs, while ending what it called “anti-farmer” decisions such as export bans, stock limits, and hoarding. “The phone protest is meant to directly communicate farmers’ anguish to decision-makers. We have stored onions for months, but instead of getting fair rates, our produce is wasted. The government only thinks of consumer prices, not the farmer’s livelihood. We will continue this struggle until fair prices are ensured,” Mr. Dighole said. The protest highlights growing distress in key onion-producing districts such as Nashik, Ahmednagar, and Dhule, where wholesale prices remain far below cost. Farmers said they are determined to sustain their campaign until they secure what they describe as their rightful earnings. Published - September 13, 2025 01:43 am IST Maharashtra September 13, 2025e-Paper CONNECT WITH US</w:t>
+        <w:t>Content: The Maharashtra government has initiated direct bank transfers of the first grant installment to over 10,000 recognized public libraries. This move, announced by Higher and Technical Education Minister Chandrakant Patil, aims to streamline the process and eliminate delays previously encountered with disbursal through district library officers. (Catch all the Business News, Breaking News, Budget 2025 Events and Latest News Updates on The Economic Times.) Subscribe to The Economic Times Prime and read the ET ePaper online. (Catch all the Business News, Breaking News, Budget 2025 Events and Latest News Updates on The Economic Times.) Subscribe to The Economic Times Prime and read the ET ePaper online. DMart bets against Q-comm tide. Bandhan MF bites it; should you? Investors abandon sector funds, rush to large-cap safety amid market volatility A second CAG rap casts shadow over Godrej’s Greater Noida Golf Links project DreamFolks crisis deepens as more banks shun airport lounge middleman Stock Radar: Defense major HAL gains momentum; upside seen till Rs 5,130, Shivangi Sarda recommends F&amp;O Radar | Deploy Bull Call Ladder in Tech Mahindra to take advantage of stock’s bullish positioning World has to learn a lesson from India: IAF Chief on Op Sindoor Rahul’s ‘Gen Z’ shoutout raises eyebrows, sparks BJP firestorm ISRO's AI-powered Vyommitra to fly on uncrewed Gaganyaan mission Apple iPhone 17 launch creates frenzy in Indian cities, Pro Max model is in high demand Trump says UK PM backed his criticism of NATO, EU over Russian oil Harris on election night heartbreak, Biden frustrations, Trump calls ‘Best time was dawn before azaan, but...’ CDS reveals truth behind 1:30 am strike CBI slaps charges on Anil Ambani in ₹2,797 crore Yes Bank fraud Trump ends UK visit with helicopter scare, here's what happened ‘Final report clears...’: Ex-SEBI Director on Adani Group getting clean chit from SEBI World has to learn a lesson from India: IAF Chief on Op Sindoor Rahul’s ‘Gen Z’ shoutout raises eyebrows, sparks BJP firestorm ISRO's AI-powered Vyommitra to fly on uncrewed Gaganyaan mission Apple iPhone 17 launch creates frenzy in Indian cities, Pro Max model is in high demand Trump says UK PM backed his criticism of NATO, EU over Russian oil Harris on election night heartbreak, Biden frustrations, Trump calls ‘Best time was dawn before azaan, but...’ CDS reveals truth behind 1:30 am strike CBI slaps charges on Anil Ambani in ₹2,797 crore Yes Bank fraud Trump ends UK visit with helicopter scare, here's what happened ‘Final report clears...’: Ex-SEBI Director on Adani Group getting clean chit from SEBI Hot on Web In Case you missed it Top Searched Companies Top Calculators Top Slideshow Top Prime Articles Top Definitions Most Searched IFSC Codes Top Story Listing Private Companies Latest News Follow us on: Find this comment offensive? Choose your reason below and click on the Report button. This will alert our moderators to take action Reason for reporting: Your Reason has been Reported to the admin. Log In/Connect with: Will be displayed Will not be displayed Will be displayed Stories you might be interested in</w:t>
       </w:r>
     </w:p>
     <w:p>
@@ -105,7 +105,7 @@
     </w:p>
     <w:p>
       <w:r>
-        <w:t>Title: छगन भुजबळ यांचा गैरसमज मुख्यमंत्री, उपमुख्यमंत्री दूर करतील; चंद्रकांत पाटील यांना विश्वास…</w:t>
+        <w:t>Title: Maharashtra to Recruit 5,500 Assistant Professors by March 2026</w:t>
       </w:r>
     </w:p>
     <w:p>
@@ -117,13 +117,13 @@
           <w:rPr>
             <w:color w:val="0000FF"/>
           </w:rPr>
-          <w:t>https://www.loksatta.com/maharashtra/cm-dy-cms-to-clarify-bhujbal-doubts-on-ordinance-chandrakant-patil-ocd-94-5366686/</w:t>
+          <w:t>https://www.devdiscourse.com/article/education/3635112-maharashtra-to-recruit-5500-assistant-professors-by-march-2026?amp</w:t>
         </w:r>
       </w:hyperlink>
     </w:p>
     <w:p>
       <w:r>
-        <w:t>Content: सांगली : मराठा आरक्षणाच्या अद्यादेशाबाबत मंत्री छगन भुजबळ यांचा झालेला गैरसमज मुख्यमंत्री व दोन्ही उपमुख्यमंत्री दूर करतील, असा विश्वास उच्च व तंत्र शिक्षण मंत्री चंद्रकांत पाटील यांनी गुरुवारी सांगलीत व्यक्त केला. दरम्यान उपराष्ट्रपती निवणुकीवेळी विरोधकांची मते फुटली असा आरोप केला जातो याबाबत ते म्हणाले, गुप्त मतदानामुळे असे आरोप-प्रत्यारोप होतच राहतील. तसेच खासदार विशाल पाटील हा विषय भाजपसाठी तुर्तास संपला आहे असेही ते म्हणाले. महापालिकेच्या अग्निशमन केंद्राचे लोकार्पण मंत्री पाटील यांच्या हस्ते करण्यात आले. यावेळी माध्यम प्रतिनिधींशी त्यांनी संवाद साधला. यावेळी मंत्री पाटील म्हणाले, मराठा समाजाला दिलेल्या आरक्षणाने ओबीसी आरक्षणाला कुठेही धक्का लागणार नाही. मराठा आरक्षणाबाबत सरकारने काढलेल्या अद्यादेशाबाबत मंत्री भुजबळांचा जो गैरसमज झाला आहे. तो मुख्यमंत्री आणि दोन्ही उपमुख्यमंत्री दूर करतील. जसजसा गैरसमज दूर होईल तसतशी त्यांची नाराजी, आक्रमकपणाही दूर होईल. त्यांचे समाधानही होईल. सगळ्यांनी सर्व समाजाचा विचार करायला हवा, मात्र आज सामाजिक वीण विस्कटली आहे. प्रत्येक जण आपापल्या समाजाचा विचार करतोय हे दुर्दैव आहे, पण त्यात चुकीचेही काही नाही असेही ते म्हणाले. ते पुढे म्हणाले, खासदार विशाल पाटील यांची भाजपशी जवळीक वाढली आहे का, असे विचारले असता, कार्यक्रमाच्या निमित्ताने एकत्र येणे स्वाभाविक असून एकमेकांची विचारपूस करणे, जेवणासाठी जाणे ही महाराष्ट्राची संस्कृती आहे. खा. पाटील हे भाजपचे सहयोगी सदस्य होतील अशी शक्यता आता नाही. उपराष्ट्रपती निवडणुकीवेळी ती शक्यता होती, मात्र, आता तोही विषय संपला आहे. उपराष्ट्रपती निवणुकीवेळी विरोधकांची मते फुटली असा आरोप केला जातो याबाबत ते म्हणाले, गुप्त मतदानामुळे असे आरोप-प्रत्यारोप होतच राहतील. भाजपने आमचे घर फोडले असा आरोप खासदार पाटील यांनी केला आहे. याकडे लक्ष वेधले असता ते म्हणाले, श्रीमती जयश्री पाटील या काही लहान नाहीत. त्यांना त्यांचे व कार्यकर्त्यांचे राजकीय हित-अहित चांगले कळते. पूर्ण विचार करूनच त्यांनी भाजपमध्ये प्रवेश केला आहे. त्यांच्या भाजप प्रवेशासाठी कोणतीही बळजबरी अथवा मोहिनी अस्त्र वापरलेले नाही. त्यांच्या प्रवेशाची प्रक्रिया खूप अगोदरपासून सुरू होती. प्रवेश केल्यानंतर या मंडळींना कळाले असेल असेही मंत्री पाटील यांनी यावेळी सांगितले. सध्या टेलिव्हिजनवर अनेक मनोरंजनात्मक कार्यक्रम आहेत, त्यात 'महाराष्ट्राची हास्यजत्रा' हा विनोदी शो प्रेक्षकांना खळखळून हसवतो. या शोमधील समीर चौघुले यांनी अनेक विनोदी स्किट्स सादर केली आहेत. त्यांचं आवडतं स्किट म्हणजे चार्ली चॅप्लिनचं, ज्यासाठी त्यांनी खूप मेहनत घेतली. सोशल मीडियावरही सक्रिय असलेल्या समीर यांनी चाहत्यांशी संवाद साधत त्यांच्या प्रश्नांची उत्तरं इन्स्टाग्रामवर शेअर केली आहेत.</w:t>
+        <w:t>Content: Devdiscourse News Desk| Nanded | India Maharashtra's Higher and Technical Education Minister Chandrakant Patil announced Saturday the recruitment of 5,500 assistant professors for senior colleges by March 2026. The announcement came during the 28th convocation ceremony at Swami Ramanand Teerth Marathwada University in Nanded. The government has approved these positions along with 2,900 non-teaching posts, receiving consent from both the Finance and Planning departments, confirmed Patil. A Government Resolution (GR) regarding this will be issued soon to fill vacancies as promised. Challenges previously stalled earlier recruitment plans due to different recommendations by former Governor C P Radhakrishnan. As part of efforts to attract foreign students, Patil highlighted the enrollment of 4,000 students from 65 countries this year. The minister emphasized the youth's potential in societal transformation, encouraging involvement in government initiatives like Startup India, while underscoring the need for entrepreneurship to align with social values. © Copyright 2025</w:t>
       </w:r>
     </w:p>
     <w:p>
@@ -136,7 +136,7 @@
     </w:p>
     <w:p>
       <w:r>
-        <w:t>Title: Sangli Politics: खासदार विशाल पाटील यांची भाजपशी जवळीक, मंत्री चंद्रकांत पाटील म्हणाले..</w:t>
+        <w:t>Title: Maharashtra Government to Recruit 5,500 Assistant Professors for Colleges by March 2026</w:t>
       </w:r>
     </w:p>
     <w:p>
@@ -148,13 +148,13 @@
           <w:rPr>
             <w:color w:val="0000FF"/>
           </w:rPr>
-          <w:t>https://www.lokmat.com/sangli/even-though-mp-vishal-patil-is-growing-close-to-bjp-he-is-not-in-a-position-where-bjp-wants-him-minister-chandrakant-patil-a-a746/</w:t>
+          <w:t>https://www.oneindia.com/india/5500-assistant-professors-recruited-maharashtra-011-7866581.html</w:t>
         </w:r>
       </w:hyperlink>
     </w:p>
     <w:p>
       <w:r>
-        <w:t>Content: हिंदी | English सोमवार १५ सप्टेंबर २०२५ FOLLOW US : शहरं व्हिडीओ सखी आणखी By ऑनलाइन लोकमत | Updated: September 12, 2025 20:35 IST2025-09-12T20:33:04+5:302025-09-12T20:35:28+5:30 सांगली : वसंतदादा घराणे फोडल्याचा आरोप चुकीचा आहे. दादांच्या नातसून व जिल्हा बँकेच्या उपाध्यक्षा जयश्रीताई पाटील यांनी भविष्याचा व कार्यकर्त्यांचा विचार करून भाजपमध्ये प्रवेश केला आहे. त्यांचा प्रवेश जबरदस्तीने करायला त्या लहान मूल नाहीत, असे पालकमंत्री चंद्रकांत पाटील यांनी गुरुवारी स्पष्ट केले. खासदार विशाल पाटील यांची भाजपशी जवळीक वाढत असली तरी सध्या ते भाजपला हवेत अशी स्थिती नसल्याचे त्यांनी स्पष्ट केले.श्रीमती पाटील यांच्या भाजप प्रवेशानंतर खासदार विशाल पाटील यांनी दादा घराणे फोडल्याचा आरोप केला होता. त्याला प्रत्युत्तर देत पालकमंत्री पाटील म्हणाले की, जयश्री पाटील या लहान मूल नाहीत. त्यांना भाजपमध्ये जबरदस्ती आणले नाही. भवितव्याचा व कार्यकर्त्यांचा विचार करून त्यांनी भाजपमध्ये प्रवेश केला आहे. ही प्रक्रिया अनेक दिवस सुरू होती, असे त्यांनी स्पष्ट केले.खासदार विशाल पाटील यांची भाजपशी सलगी वाढल्याबद्दल विचारता पालकमंत्री पाटील म्हणाले, उपराष्ट्रपतिपदाची निवडणूक झाली आहे. त्यामुळे ते आता भाजपचे सहयोगी सदस्य होतील, अशी कोणतीही गोष्ट भविष्यात नाही. भाजपला हे खासदार हवेतच, असा प्रसंगदेखील भविष्यात येणार नाही. महापालिकेच्या कारभाराबाबत ते म्हणाले की, आयुक्तांचे चांगले काम आहे. काहींना विस्कळीत काम करण्याची सवय लागली होती. त्यांना आयुक्तांच्या कामाचा त्रास होऊ लागला आहे; पण नागरिकांना शहराच्या विकासाची शिस्त आवडते. FOLLOW US : Copyright © 2025 Lokmat Media Pvt Ltd</w:t>
+        <w:t>Content: Maharashtra's Higher and Technical Education Minister, Chandrakant Patil, announced the recruitment of 5,500 assistant professors for senior colleges by March 2026. This announcement was made during the 28th convocation ceremony at Swami Ramanand Teerth Marathwada University in Nanded. AI-generated summary, reviewed by editors Patil mentioned that both the Finance and Planning departments have approved the recruitment of 5,500 assistant professors and 2,900 non-teaching staff. A Government Resolution will soon be issued to facilitate this process. The aim is to fill these positions before March next year. Previously, approval was granted to hire 700 assistant professors in universities. However, the process was stalled due to a suggestion from the then Governor C P Radhakrishnan for a different approach. With Radhakrishnan now serving as Vice President, discussions will continue with the new Governor, Acharya Devvrat. The minister emphasised the importance of strengthening universities to attract international students. An agency helped enroll 4,000 students from 65 countries this year, with most choosing Pune and Mumbai as their preferred locations. Patil highlighted the potential of today's youth to bring about societal change. He stated, "The Maharashtra government has opened doors of opportunities through initiatives like Startup India, Make in India, and Digital India. You have the power to experiment, to innovate, and to carve out new paths. But remember, entrepreneurship and career should always be rooted in values and social responsibility." The minister's remarks underscore the government's commitment to enhancing educational infrastructure and creating opportunities for young people in Maharashtra. By focusing on both teaching staff recruitment and international student attraction, the state aims to improve its educational landscape significantly. With inputs from PTI</w:t>
       </w:r>
     </w:p>
     <w:p>
@@ -167,7 +167,7 @@
     </w:p>
     <w:p>
       <w:r>
-        <w:t>Title: Chandrakant Patil | सरकार कुणबी नोंदीची श्वेतपत्रिका काढेल : पालकमंत्री चंद्रकांत पाटील</w:t>
+        <w:t>Title: Maharashtra's Digital Leap: Library Grants Direct to Accounts</w:t>
       </w:r>
     </w:p>
     <w:p>
@@ -179,13 +179,13 @@
           <w:rPr>
             <w:color w:val="0000FF"/>
           </w:rPr>
-          <w:t>https://pudhari.news/maharashtra/sangali/government-to-release-kunbi-records-white-paper-guardian-minister-chandrakant-patil-sk95</w:t>
+          <w:t>https://www.devdiscourse.com/article/education/3633532-maharashtras-digital-leap-library-grants-direct-to-accounts?amp</w:t>
         </w:r>
       </w:hyperlink>
     </w:p>
     <w:p>
       <w:r>
-        <w:t>Content: सांगली : राज्यात 58 लाख कुणबी नोंदी सापडल्या आहेत. त्याआधारे 10 लाख प्रमाणपत्रे दिली आहेत. सरकार पारदर्शकपणे काम करत आहे. कोणालाही काही शंका असल्यास कुणबी नोंदीची श्वेतपत्रिकाही सरकार काढेल, असे स्पष्टीकरण उच्च व तंत्रशिक्षणमंत्री तथा सांगली जिल्ह्याचे पालकमंत्री चंद्रकांत पाटील यांनी पत्रकारांशी बोलताना केले. कुणबी नोंदीसंदर्भात श्वेतपत्रिका काढण्याची मागणी होत आहे, यासंदर्भातील प्रश्नावर चंद्रकांत पाटील म्हणाले, राज्यात आतापर्यंत 58 लाख कुणबी नोंदी सापडल्या आहेत. त्याआधारे 10 लाख कुणबी प्रमाणपत्रांचे वाटप झाले आहे. त्याची सर्व माहिती संगणकांमध्ये आहे. श्वेतपत्रिका म्हणजे काय तर.. संगणकातून आकडे घ्यायचे आणि ते देऊन टाकायचे! त्यामुळे काही अडचण नाही. भुजबळांचा आक्रमकपणा कमी होईल मराठा समाजाचे नेते मनोज जरांगे यांनी मराठा समाजाच्या हिताची काळजी केली. त्यातून निघालेल्या शासन निर्णयातून आपल्या समाजावर काही अन्याय होणार नाही, हे पाहण्याचे काम छगन भुजबळ करत आहेत. भुजबळ यांचे जे गैरसमज आहेत, ते दूर करण्याचे काम मुख्यमंत्री देवेंद्र फडणवीस व दोन्ही उपमुख्यमंत्री करत आहेत. ज्यांच्या कुणबी नोंदी सापडत आहेत, त्यांना प्रमाणपत्र मिळत आहे. भुजबळ यांचे समाधान होईल, तसे त्यांचा आक्रमकपणाही कमी होईल. खरेतर सर्व नेत्यांनी मिळून सर्व समाजाचे हित पाहिले पाहिजे. पण प्रत्येकजण आपल्या समाजाचा विचार करायला लागला आहे. त्यातून सामाजिक एकोप्याची वीण विस्कटू लागली आहे. हे दुर्दैवी आहे, पण त्यांनी आपल्या समाजाच्या हिताकडे पाहणे यात चुकीचे काहीच नाही, असेही चंद्रकांत पाटील म्हणाले. ठाकरे एकत्र..; महाराष्ट्राला हे नवे नाही चंद्रकांत पाटील म्हणाले, शिवसेना उबाठाचे नेते उध्दव ठाकरे व मनसेचे नेते राज ठाकरे हे दोन ठाकरे एकत्र येत आहेत. हे दोन ठाकरे म्हणजे दोन पक्ष एकत्र येत आहेत. दोन राजकीय पक्ष एकत्र येणे, हे महाराष्ट्राला नवीन नाही. याची सुरुवात शरद पवार यांनी 1978 मध्ये केली होती. ते काँग्रेसमधून बाहेर पडून अन्य पक्षांच्या मदतीने मुख्यमंत्री झाले. नंतर राज्य, देशात असे सारखेच चालू राहिले. त्यात नवे काही नाही. सांगलीत गटबाजी नाही सांगलीत भाजपमध्ये गटबाजी वाढली असल्याच्या प्रश्नावर चंद्रकांत पाटील म्हणाले, नेत्यांची समजूत घालावी, इतपत इथे काही झालेले नाही. पक्षातील नेत्यांमध्ये गटबाजी, वाद वगैरे काही नाही. 'Pudhari' is excited to announce the relaunch of its Android and iOS apps. Stay updated with the latest news at your fingertips. Android and iOS Download now and stay updated, anytime, anywhere. Pudhari Publications Private Limited</w:t>
+        <w:t>Content: Devdiscourse News Desk| Mumbai | India The Maharashtra government is revolutionizing library funding by directly depositing grants into the bank accounts of over 10,000 recognized public libraries. Higher and Technical Education Minister Chandrakant Patil announced this landmark move on Friday. According to Patil, public libraries play a crucial role in fostering a reading culture across society. Previously, grants were disbursed bi-annually through district library officers, a process often marred by delays. In response, the ministry, in collaboration with the Directorate of Libraries, has developed a computerized Library Grant Management System to ensure transparency and timeliness in fund allocation. As per the government's resolution dated September 12, 2025, the first installment, amounting to Rs 80.53 crore, is already being credited directly into the accounts of 10,546 public libraries, marking a significant step forward in enhancing library services in the state. (With inputs from agencies.) © Copyright 2025</w:t>
       </w:r>
     </w:p>
     <w:p>
@@ -198,7 +198,7 @@
     </w:p>
     <w:p>
       <w:r>
-        <w:t>Title: महिला वर्गासाठी 5 ते 6 तासांचं ‘वर्क मॉड्युल’..; नाम फाऊंडेशनच्या कार्यक्रमात काय म्हणाले चंद्रकांत पाटील?</w:t>
+        <w:t>Title: Maharashtra: 5,500 Assistant Professor Posts To Be Filled In Senior Colleges Before March 2026</w:t>
       </w:r>
     </w:p>
     <w:p>
@@ -210,13 +210,13 @@
           <w:rPr>
             <w:color w:val="0000FF"/>
           </w:rPr>
-          <w:t>https://www.tv9marathi.com/maharashtra/chandrakant-patil-highlighted-need-to-create-5-to-6-hour-work-modules-for-women-and-provide-employment-to-more-women-1492175.html</w:t>
+          <w:t>https://www.freepressjournal.in/education/maharashtra-5500-assistant-professor-posts-to-be-filled-in-senior-colleges-before-march-2026</w:t>
         </w:r>
       </w:hyperlink>
     </w:p>
     <w:p>
       <w:r>
-        <w:t>Content: By signing in or creating an account, you agree with Associated Broadcasting Company's Terms &amp; Conditions and Privacy Policy. “जे जे जगी जगते तया, माझे म्हणा, करुणाकरा” या भावनेशी प्रामाणिक राहून ‘नाम फाऊंडेशन’ ही नामांकित संस्था गेली 10 वर्षे पर्यावरण आणि विविध शाश्वत विकास क्षेत्रांमध्ये अविरत कार्यरत आहे. संस्थेचा दशकपूर्ती समारंभ नुकताच पुण्यात उत्साहात संपन्न झाला. पालखी नृत्याने तसंच मान्यवरांच्या हस्ते दीपप्रज्वलन करीत या सोहळ्याची सुरुवात झाली. नाम फाऊंडेशनच्या दशकपूर्तीनिमित्त आयोजित या स्नेहमेळाव्यात केंद्रीय रस्ते परिवन आणि राज्यमार्ग मंत्री नितीन गडकरी, राज्याचे उच्च व तंत्रशिक्षण मंत्री चंद्रकांत पाटील, पद्मभूषण डॉ. विजय भटकर (संगणक शास्त्रज्ञ), उदय सामंत (उद्योग/मराठी भाषा मंत्री, महाराष्ट्र राज ) आदि मान्यवर मंडळी उपस्थित होती. ‘नाना पाटेकर आणि मकरंद अनासपुरे यांच्या कार्याला सलाम करण्यासाठी मी या ठिकाणी उपस्थित असून त्यांच्या या कार्यातून प्रत्येकाने प्रेरणा घेत सामाजिक कामासाठी पुढाकार घेतला तर ही सामाजिक चळवळ नक्कीच समाजात, देशात बदल घडवू शकते’, असा विश्वास नितीन गडकरी यांनी व्यक्त केला. समस्यांचं रूपांतर संधीत करणाऱ्यांच्या यादीत आपलं नाव असायला हवं, असं ते म्हणाले. त्याचप्रमाणे चांगल्या सामाजिक कार्यासाठी राजकीय प्रचाराची गरज नसते, त्यासाठी इच्छाशक्ती महत्त्वाची असं सांगताना त्यांनी ‘नाम’ने केलेल्या कार्याचे आणि त्यांच्या निष्ठेचे कौतुक केलं. असे विविध प्रयोग वेगवेगळ्या माध्यमांतून होणं महत्त्वाचं असून या प्रयोगांना सरकारी साखळीत सामावून घेणं गरजेचं असल्याचं चंद्रकांत पाटील म्हणाले. महिला वर्गासाठी 5 ते 6 तासांचे ‘वर्क मॉड्युल’ तयार करत अधिकाधिक महिलांसाठी रोजगार उपलब्ध करून देण्याची गरज चंद्रकांत पाटील यांनी यावेळी बोलून दाखविली. ‘नाम’ या संस्थेचं कामच त्यांच्या यशाची पावती आहे. अशा संस्थांचा नावलौकिक सर्वत्र व्हावा यासाठी मी नेहमीच प्रयत्नशील राहिलो आहे. शासनसोबतही अनेक कार्यक्रमांतून/ योजनांतून आम्ही ‘नाम’ संस्थेला समाविष्ट केले असून याअंतर्गत अनेक चांगली कामं आजवर झाली आहेत. ज्याचा मी स्वतः साक्षीदार असल्याचे उदय सामंत यांनी यावेळी सांगितलं. सप्टेंबर 2015 मध्ये ‘नाम फाऊंडेशनची’ स्थापना झाली आणि आज फाऊंडेशनची दशकपूर्ती होत आहे. या वाटचालीत आजवर असंख्य हातांनी माणूसकीच्या या यज्ञात मोठं योगदान दिलं. मानवतेचा हा यज्ञ यापुढेही असाच अखंडपणे चालत राहील, यासाठी ‘नाम फाऊंडेशन’ कटिबद्ध असल्याचं प्रतिपादन ‘नाम’चे संस्थापक-अध्यक्ष नाना पाटेकर आणि संस्थापक-सचिव मकरंद अनासपुरे यांनी यावेळी केलं.</w:t>
+        <w:t>Content: Nanded: Maharashtra Higher and Technical Education Minister Chandrakant Patil said on Saturday that 5,500 assistant professors will be recruited for senior colleges in the state before March 2026. He was speaking at the 28th convocation ceremony of Swami Ramanand Teerth Marathwada University in Nanded. 📍२० सप्टेंबर २०२५ | नांदेडआज स्वामी रामानंद तीर्थ मराठवाडा विद्यापीठ, नांदेड येथे झालेल्या २८ व्या दीक्षांत समारंभास उपस्थित राहून विद्यार्थ्यांना शुभेच्छा दिल्या. आजच्या काळात विद्यापीठांनी एनआयआरएफ रँकिंगकडे विशेष लक्ष देणे गरजेचे आहे. स्वामी रामानंद तीर्थ विद्यापीठ यात… pic.twitter.com/6MNONQ3OJv Patil said the government has approved 5,500 assistant professors for senior colleges and 2,900 non-teaching posts. Both Finance and Planning departments have given their consent, said the minister. A Government Resolution (GR) will be issued soon, and 5,500 assistant professor vacancies will be filled before March next year, he said. Patil said earlier sanction had been given to recruit 700 assistant professors in universities, but the process could not be completed as the then Governor C P Radhakrishnan had suggested a different method. Since Radhakrishnan has been appointed as the Vice President, the matter would be taken up with the new Governor Acharya Devvrat, he said. The minister said universities should be strengthened to attract foreign students. This year, one agency was appointed through which 4,000 students from 65 countries were enrolled, but most preferred Pune and Mumbai, he said. The youth of today have immense potential to transform society, he said. "The Maharashtra government has opened doors of opportunities through initiatives like Startup India, Make in India, and Digital India. You have the power to experiment, to innovate, and to carve out new paths. But remember, entrepreneurship and career should always be rooted in values and social responsibility," he said. To get details on exclusive and budget-friendly property deals in Mumbai &amp; surrounding regions, do visit: https://budgetproperties.in/ (Except for the headline, this article has not been edited by FPJ's editorial team and is auto-generated from an agency feed.)</w:t>
       </w:r>
     </w:p>
     <w:p>
@@ -229,7 +229,7 @@
     </w:p>
     <w:p>
       <w:r>
-        <w:t>Title: मंत्री चंद्रकांत पाटलांनी स्वारगेट मेट्रो स्टेशनची केली पाहाणी; व्यक्त केला ‘हा’ मोठा विश्वास</w:t>
+        <w:t>Title: Jalgaon: Guardian Minister Gulabrao Patil Visits Flood-Hit Areas, Assures Support</w:t>
       </w:r>
     </w:p>
     <w:p>
@@ -241,13 +241,13 @@
           <w:rPr>
             <w:color w:val="0000FF"/>
           </w:rPr>
-          <w:t>https://www.navarashtra.com/maharashtra/pune/minister-chandrakant-patil-has-inspected-and-reviewed-the-swargate-metro-station-989157.html</w:t>
+          <w:t>https://www.freepressjournal.in/pune/jalgaon-guardian-minister-gulabrao-patil-visits-flood-hit-areas-assures-support</w:t>
         </w:r>
       </w:hyperlink>
     </w:p>
     <w:p>
       <w:r>
-        <w:t>Content: सौजन्य - नवराष्ट्र टीम पुणे : आगामी काळात स्वारगेट मेट्रो स्थानक हे सर्वसामान्य पुणेकरांना प्रवाशांना प्रवासासोबतच कॅार्पोरेटसाठी मल्टीमॅाडेल हब देखील ठरेल, असा विश्वास राज्याचे उच्च व तंत्रशिक्षण मंत्री चंद्रकांत पाटील यांनी व्यक्त केला. पाटील यांनी स्वारगेट मेट्रो स्थानकास भेट देऊन स्थानकाच्या आराखड्याचा सविस्तर आढावा घेतला. यावेळी महामेट्रोचे व्यवस्थापकीय संचालक श्रावण हर्डीकर, संचालक अतुल गाडगीळ, संचलन व प्रणालीचे संचालक विनोदकुमार अग्रवाल यांच्यासह अधिकारी आणि कर्मचारी उपस्थित होते. पाटील म्हणाले की, स्वारगेट बस स्थानक हे पुण्यातील सर्वात व्यस्त बस स्थानक आहे. राज्याच्या कानाकोपऱ्यातून असंख्य नागरिक पुण्यात येण्यासाठी स्वारगेट बसस्थानकाचाच वापर करतात. यापूर्वी स्वारगेटला आलेल्या प्रवाशाला आपल्या इच्छित स्थळी पोहोचण्यासाठी पीएमपीएमएल किंवा खासगी वाहनांचा आधार घ्यावा लागत होता. मात्र, पुण्यात तयार झालेल्या मेट्रो स्टेशनला आताच उत्स्फूर्त प्रतिसाद मिळत आहे. हे सुद्धा वाचा : कोल्हापुर हादरलं! धारदार शस्त्राने सपासप वार करुन तरुणाचा खून; कारण काय तर… पाटील पुढे म्हणाले की, स्वारगेट मेट्रो स्थानकाचा आराखडा अतिशय भव्य स्वरूपाचा आहे. हे स्टेशन एका मोठ्या मल्टीमोडल हबमध्ये विकसित केले जात आहे, ज्यामुळे विविध वाहतूक सेवांचे एकत्रीकरण होणार आहे. त्यामुळे आगामी काळात कॅार्पोरेटसाठी देखील प्रमुख आकर्षणाचे केंद्र ठरेल, असा विश्वास त्यांनी यावेळी व्यक्त केला. हे सुद्धा वाचा : दारुच्या नशेत दोन तरुणींचा भररस्त्यात राडा, एकमेकींना मारहाण; घटनेचा VIDEO व्हायरल Follow Us On © Copyright Navarashtra 2025 All rights reserved.</w:t>
+        <w:t>Content: Heavy rains have caused severe damage in Jamner, Pachora and Muktainagar talukas of Jalgaon district, disrupting normal life and damaging crops on 4,327 hectares. Officials said 5,485 farmers have been affected—4,393 in Pachora and 1,092 in Jamner. In all, 23 villages in Pachora and 21 in Jamner have been hit. During an inspection on September 18, Guardian Minister Gulabrao Patil visited flood-hit areas and met families of the affected. He visited the home of Kiran Madhukar Sawale of Kakoda village in Muktainagar taluka, who died after being swept away in floodwaters. Patil consoled the family and handed over a cheque of Rs 4 lakh as government assistance. Patil visited the home of Kiran Madhukar Sawale of Kakoda village in Muktainagar taluka, who died after being swept away in floodwaters | The minister, along with Textile Minister Sanjay Savkare, Muktainagar MLA Chandrakant Patil, District Collector Ayush Prasad, Tehsildar Girish Wakhare, and officials from Agriculture, Public Health, and Public Works departments, also inspected crop damage in villages such as Kura-Kakoda, Juna Borkheda, Rajur, Jodhankheda, and Chinchkheda. Patil assured farmers and villagers that the government would provide all possible support. He instructed officials to immediately submit reports of the affected areas where crops and houses were damaged. “I have come here to help you. The government is standing firmly behind you,” Patil told villagers.</w:t>
       </w:r>
     </w:p>
     <w:p>
@@ -260,7 +260,7 @@
     </w:p>
     <w:p>
       <w:r>
-        <w:t>Title: Guardian Minister Chandrakant Patil: महायुतीचा महापौर होण्यासाठी परिश्रम घ्यावेत: पालकमंत्री चंद्रकांत पाटील; आगामी काळात जबाबदाऱ्या मिळतील</w:t>
+        <w:t>Title: चंद्रकांत पाटील आले; पुस्तके आणि ‘परिवारा’त रमले…!</w:t>
       </w:r>
     </w:p>
     <w:p>
@@ -272,13 +272,13 @@
           <w:rPr>
             <w:color w:val="0000FF"/>
           </w:rPr>
-          <w:t>https://www.esakal.com/paschim-maharashtra/guardian-minister-chandrakant-patil-urges-efforts-to-ensure-mahayuti-mayor-sdj87</w:t>
+          <w:t>https://www.loksatta.com/maharashtra/nanded-chandrakant-patil-book-reading-abhang-library-student-council-activists-meet-ssb-93-5386464/</w:t>
         </w:r>
       </w:hyperlink>
     </w:p>
     <w:p>
       <w:r>
-        <w:t>Content: Chandrakant Patil addressing Mahayuti leaders, stressing unity and hard work for mayoral success. Sakal सांगली : सांगली, मिरज आणि कुपवाड शहर महापालिकेत महायुतीची सत्ता येण्यासाठी आणि महायुतीचा महापौर होण्यासाठी शेखर इनामदार यांनी परिश्रम घ्यावेत. आगामी काळातही त्यांना जबाबदाऱ्या मिळत जातील, असे प्रतिपादन पालकमंत्री चंद्रकांत पाटील यांनी आज केले. Follow Us Copyright © 2025 - Sakal Media Pvt Ltd - All rights reserved. Powered by Quintype</w:t>
+        <w:t>Content: नांदेड : भाजपाचे एक नेते आणि राज्याचे ज्येष्ठ मंत्री या नात्याने नांदेडमध्ये आलेले चंद्रकांत पाटील यांनी शुक्रवारची सायंकाळ आधी पुस्तकांच्या आणि मग विद्यार्थी परिषदेेत काम केलेल्या कार्यकर्त्यांच्या सहवासात घालवली. यानिमित्ताने मागील काळातील अनेक संस्मरणीय क्षणांची आठवण ताजी झाली, अशी भावना त्यांनी या भेटीवर समाजमाध्यमांतून व्यक्त केली. ‘स्वाराती’ मराठवाडा विद्यापीठातील शनिवारचा दीक्षांत समारंभ आणि इतर काही कार्यक्रमांना उपस्थित राहण्यासाठी मंत्री पाटील एक दिवस आधीच शहरात आले. येथील अभंग पुस्तकालयात भरविण्यात आलेल्या विशेष ग्रंथ प्रदर्शनाला भेट द्यावी, असे पाटील यांना अमरनाथ राजूरकर, संजय कौडगे या पदाधिकार्‍यांनी आधीच सुचविले होते. त्यानुसार शहरात आल्यावर ते थेट ‘अभंग’मध्ये पोहोचले. प्रदर्शनातील पुस्तकांची त्यांनी पाहणी केलीच; तसेच काही पुस्तके खरेदी करून आपल्या ग्रंथसंग्रहाची माहितीही सर्वांना दिली. त्यानंतर मंत्री पाटील विश्रामगृहामध्ये दाखल झाले तेव्हा त्यांच्या स्वागतार्थ भाजपाचे आजी-माजी पदाधिकारी आणि प्रमुख कार्यकर्ते उपस्थित होते. पण खा.अशोक चव्हाण यांच्या माध्यमातून भाजपात आलेल्या चमूतील कोणीही तेथे हजर नव्हते. पदाधिकार्‍यांनी केलेले स्वागत आणि काहींसमवेतच्या चर्चा आटोपल्यानंतर पाटील यांनी विश्रामगृहातल्या सभागृहात निमंत्रित कार्यकर्त्यांशी मुक्त संवाद साधला. निमंत्रितांत प्रामुख्याने विद्यार्थी परिषदेत, संघामध्ये काम केलेल्यांचा समावेश होता. भाजपा पदाधिकारी किंवा अचानक घुसखोरी करणार्‍यांस वरील बैठकीत प्रवेश नव्हता. त्याचा अंदाज आल्यावर दोन्ही जिल्हाध्यक्ष आणि अन्य कार्यकर्ते विश्रामगृहातून बाहेर पडले. सुमारे ३०/३५ उपस्थितांशी पाटील यांनी तास-सव्वातास संवाद साधला. विद्यार्थी परिषदेने दिलेल्या मूल्यांचा आणि संघटन कौशल्याचा आजच्या कार्यात खूप उपयोग होत असल्याचे त्यांनी नमूद केले. सामान्य कुटुंबातून पढे आलेला आणि नंतर संघटनकुशल बनलेला कार्यकतार्र्, ही चंद्रकांत पाटील यांची ओळख आहे. मागील काही वर्षांपासून कोल्हापूर-पुण्यात सुरू केलेल्या नव्या कामांची, वेगवेगळ्या उपक्रमांची माहिती त्यांनी उपस्थितांना दिली. शक्य तेथे रचनात्मक, मानवतावादी कामे करा, चांगल्या उपक्रमांशी जोडून घ्या, असा कानमंत्र पाटील यांनी दिला. नांदेडमध्ये कोणतेही विधायक-संस्थात्मक काम उभे राहणार असेल, तर त्यास मदत करण्याची ग्वाही त्यांनी दिली. वरील बैठकीस विभागीय संघटनमंत्री संजय कौडगे, सनतकुमार महाजन, सुधाकर भोयर, कृष्णा उमरीकर, डॉ.दि.भा.जोशी, डॉ.प्रशांत पेशकार, अ‍ॅड.केदार जाधव, अरुंधती पुरंदरे, कृष्णा जोशी, संजय पेकमवार, तेजोमई राऊत, नरेश दंडवते, माणिक भोसले, प्रवीण साले प्रभृती उपस्थित होते. अभंग पुस्तकालयाच्या भेटीमध्ये मंत्री चंद्रकांत पाटील यांनी अभिप्राय नोंदवहीत आपली पुस्तकांविषयीची भावना व्यक्त केली. त्यानंतर फेसबुक पोस्टमध्येही त्यांनी वरील भेटीचा उल्लेख केला. पंतप्रधान नरेन्द्र मोदी यांच्यावरील पुस्तकांची प्रदर्शनात पाहणी केली. अशा प्रदर्शनांमुळे वाचनसंस्कृतीचा प्रसार होऊन समाजात प्रबोधनाचा दीप अधिक तेजाने प्रज्ज्वलित होईल, असा विश्वास त्यांनी व्यक्त केला. मुंबईतील आपल्या निवासस्थानी आलेल्या अभ्यागतांना वाचनासाठी पुस्तके उपलब्ध असल्याचे त्यांनी नमूद केले. Navratri Lucky Zodiac Signs: हिंदू धर्मात शारदीय नवरात्रीला खास महत्व आहे. या वर्षी नवरात्री दरम्यान अनेक शुभ योग तयार होत आहेत. त्यामुळे काही राशीच्या लोकांवर आई दुर्गा आणि आई लक्ष्मीची खास कृपा होऊ शकते. शारदीय नवरात्री २२ सप्टेंबर पासून सुरू होत आहे. ग्रहांचा राजा सूर्य कन्या राशीत आहे आणि १७ ऑक्टोबर पर्यंत तिथेच राहणार आहे. अशा वेळी मकर राशीत असलेल्या यमासोबत संयोग करून नवपंचम राजयोग तयार होत आहे. या योगामुळे तीन राशीच्या लोकांना जास्त फायदा मिळू शकतो. चला जाणून घेऊ या त्या भाग्यवान राशी कोणत्या आहेत…</w:t>
       </w:r>
     </w:p>
     <w:p>
@@ -291,7 +291,7 @@
     </w:p>
     <w:p>
       <w:r>
-        <w:t>Title: कोथरुडकरांनो मेट्रो स्टेशनला जायचंय? गाडी कशाला बस वापरा; चंद्रकांत पाटील यांचा उपक्रम</w:t>
+        <w:t>Title: Chandrakant Patil: पाचशेच्या कोऱ्या करकरीत नोटांचं बंडल बाहेर काढलं अन्...चंद्रकांत पाटील नांदेड विश्रामगृहाच्या आदरातिथ्यावर खुश, पाच हजारांचं दिलं बक्षिस, पाहा व्हिडीओ</w:t>
       </w:r>
     </w:p>
     <w:p>
@@ -303,13 +303,13 @@
           <w:rPr>
             <w:color w:val="0000FF"/>
           </w:rPr>
-          <w:t>https://www.navarashtra.com/maharashtra/special-bus-service-from-home-to-metro-station-has-been-started-for-kothrudkars-989714.html</w:t>
+          <w:t>https://marathi.abplive.com/news/nanded/he-took-out-a-bundle-of-five-hundred-rupee-notes-chandrakant-patil-was-happy-with-the-hospitality-of-the-nanded-rest-house-was-given-a-reward-of-five-thousand-rupees-watch-the-video-1385379</w:t>
         </w:r>
       </w:hyperlink>
     </w:p>
     <w:p>
       <w:r>
-        <w:t>Content: सौजन्य - नवराष्ट्र टीम पुणे : कोथरुडकरांना मेट्रोने प्रवास करणं अजून सोपं आणि सुरक्षित होणार आहे. कारण कोथरुडचे आमदार आणि राज्याचे उच्च व तंत्रशिक्षणमंत्री चंद्रकांत पाटील यांच्या प्रयत्नातून कोथरुडकरांसाठी घर ते मेट्रो स्थानक विशेष बससेवा सुरु करण्यात आली आहे. पाटील आणि मेट्रोचे व्यवस्थापकीय संचालक श्रावण हर्डीकर यांच्या उपस्थितीत या बसचे लोकार्पण करण्यात आले. लास्ट माईल कनेक्टिविटीसाठी रिक्षा सेवा देखील उपलब्ध करुन देण्याचा प्रयत्न असल्याची घोषणाही पाटील यांनी यावेळी केली. यावेळी भाजप पुणे शहर सरचिटणीस पुनीत जोशी, विठ्ठलआण्णा बराटे, पुणे जिल्हा नियोजन समिती सदस्य डॉ. संदीप बुटाला, भाजप कोथरुड दक्षिण मंडल अध्यक्ष कुलदीप सावळेकर, मतदारसंघ समन्वयक नवनाथ जाधव, माजी नगरसेवक दीपक पोटे, नगरसेविका माधुरी सहस्रबुद्धे, मंजुश्री खर्डेकर, वृशाली चौधरी, नगरसेवक जयंत भावे, रिक्षावाला संघटनेचे केशव क्षीरसागर उपस्थित होते. पुणे आणि पिंपरी-चिंचवड शहरातील नागरिकांना आधुनिक, सुरक्षित आणि आरामदायी सार्वजनिक वाहतूक सेवा पुरवण्याच्या उद्देशाने 2022 पासून पुणे मेट्रोची सेवा शहरात कार्यरत आहे. सदर सेवा सुरु झाल्यापासून पुणेकरांचा वेळ आणि पैसा यामध्येही बचत होत असल्याचे वेळोवेळी निदर्शनास आले आहे. तरीही वाढत्या लोकसंख्येमुळे आणि मेट्रो स्टेशनपर्यंत पोहोचण्यासाठी नागरिकांना आवश्यक सुविधा उपलब्ध नसल्याने, अनेकजण मेट्रोचा वापर करण्याकडे दुर्लक्ष करत असल्याचे वारंवार समोर आले आहे. त्यामुळे कोथरुडकरांनी मेट्रोचा मोठ्या प्रमाणात वापर करावा, यासाठी कोथरुड विधानसभा मतदारसंघाचे आमदार आणि राज्याचे उच्च व तंत्रशिक्षण मंत्री चंद्रकांत पाटील यांच्या मार्गदर्शनाखाली लोकसहभागातून मोफत शटल बससेवा सुरु करण्यात येत आहे. या सुविधेमुळे मेट्रोच्या प्रवाशांच्या संख्येत वाढ होण्यासोबतच, कोथरुड मधील वाहतूक कोंडीवर मार्ग काढण्याचा प्रयत्न आहे. सदर सेवा सोमवार ते शनिवार सुरु राहणार असून, नागरिकांच्या मागणीनुसार, बसचे थांबे निश्चित करण्यात आले आहे. या सेवेमुळे सर्वसामान्य कोथरुडकरांना अधुनिक, सुरक्षित आणि आरामदायी सार्वजानिक वाहतूक सेवा पुरवण्याच्या पुणे मेट्रोच्या उद्देशास हातभार लागेल, असा विश्वास व्यक्त मेट्रोचे व्यवस्थापकीय संचालक श्रावण हर्डीकर यांनी व्यक्त केला. चंद्रकांत पाटील म्हणाले की, लोकप्रतिनिधी हा लोकाभिमुख काम करण्यासाठी नागरिकांना सोईसुविधा उपलब्ध करुन देण्यासाठी निवडून दिला जातो. त्यामुळे लोकाभिमुख सेवेची शिकवण असल्याने जनतेच्या सेवेसाठी सदैव तत्पर आहे. मेट्रोसाठी लास्ट माईल कनेक्टिविटी निर्माण करण्यासाठी आणि मेट्रो प्रवाशांची संख्या वाढविण्यासाठी रिक्षा सेवा देखील सुरु करण्याचा प्रयत्न असल्याची घोषणा त्यांनी यावेळी केली. पाटील यांच्या संकल्पनेतून सुरु झालेली पहिली शटल बस सेवा राजाराम पूल- माळवे चौक, वनदेवी- कर्वेनगर, डहाणूकर- कर्वे पुतळा- करिश्मा चौक- एसएनडीटी मार्गावर रोज सकाळी ८.३० ते १ आणि सायंकाळी ४ ते ८ वेळेत सुरु असणार आहे. दरम्यान, सार्वजानिक वाहतूक व्यवस्थेचा जास्तीत जास्त नागरिकांनी वापर करावा, यासाठी अशा पद्धतीने मोफत शटल बससेवा सुरु करण्याच्या चंद्रकांत पाटील यांच्या उपक्रमाचे कोथरुडमधून कौतुक होत आहे. Follow Us On © Copyright Navarashtra 2025 All rights reserved.</w:t>
+        <w:t>Content: नांदेड: राज्याचे उच्च व तंत्र शिक्षण मंत्री चंद्रकांत दादा पाटील (Chandrakant Patil) आपल्या साधेपणासाठी आणि वेगळ्या शैलीसाठी ओळखले जातात. काल रात्री नांदेडच्या शासकीय विश्रामगृहात मुक्काम करून सकाळी ते नियोजित कार्यक्रमासाठी निघाले. मात्र गाडीत बसताच त्यांनी अचानक ड्रायव्हरला थांबण्यास सांगितले. त्यानंतर विश्रामगृह व्यवस्थापकांना बोलावून घेत त्यांनी केलेल्या व्यवस्थेचं कौतुक केलं. राज्याचे उच्च व तंत्र शिक्षण मंत्री चंद्रकांत दादा पाटील हे नांदेड दौऱ्यावर आहेत. काल रात्री ते नांदेडच्या शासकीय विश्रामगृहावर पोहोचले. रात्री आराम पूर्ण झाल्यावर सकाळी ते नियोजित कार्यक्रमासाठी निघाले. गाडीत बसल्यावर त्यांनी अचानक ड्रायव्हरला थांबण्याचा इशारा केला. विश्रामगृह व्यवस्थापकांना बोलवून घेतले त्यांनी केलेल्या व्यवस्थेचे कौतुक केलं अन् टीप म्हणून संपूर्ण टीमला एकूण 5 हजार रुपयांची बक्षिसी दिली. महत्वाचे म्हणजे मंत्री चंद्रकांत दादा पाटील यांनी स्वतःच्या खिशातून ही पैसे काढून दिले. यामुळे विश्रामगृह कर्मचारी मात्र चकित होत खुश झाले. याचा व्हिडीओ देखील समोर आला आहे. नांदेडच्या शासकीय विश्रामगृहाच्या बाहेर ते गाडीत बसलेले असताना त्यांनी पाचशे रूपयांच्या नव्या करकरीत नोटा मोजल्या आणि त्या विश्रामगृह व्यवस्थापकांना बोलवून घेतले त्यांनी केलेल्या व्यवस्थेचे कौतुक केलं आणि ते पैसे त्यांना दिले. मंत्री चंद्रकांत पाटील कोणाच्या लग्नाला गेले, किंवा कोणाला वाढदिवसाच्या शुभेच्छा देण्यासाठी गेले तर ते नेहमी अमूलचे मोठे चॉकलेट (कॅडबरी) देताना दिसतात. मात्र त्यांनी यावेळी व्यवस्थेचे कौतुक केलं अन् टीप म्हणून संपूर्ण टीमला एकूण 5 हजार रुपयांची बक्षिसी दिल्याचं दिसून आलं. या प्रसंगाचा व्हिडिओही सोशल मीडियावर व्हायरल झाला आहे. नांदेडच्या विश्रामगृहाच्या बाहेर गाडीत बसलेले असतानाच दादा व्यवस्थापकांना नोटा देताना दिसत आहेत. गमतीशीर बाब म्हणजे चंद्रकांत पाटील यांना अनेकदा कोणत्याही लग्नसमारंभात किंवा वाढदिवसाला गेले तर ते अमूलचे मोठे कॅडबरी चॉकलेट भेट देतात. मात्र यावेळी त्यांनी चॉकलेटऐवजी रोख बक्षिस देत कर्मचाऱ्यांचा सन्मान केला. चंद्रकांत दादा विश्रामगृहाच्या कर्मचाऱ्यांवर खुश झाले आणि खिशातून पाचशेच्या नोटांचं बंडल काढून मॅनेजरला दिलं, याचा व्हिडीओ समोर आला आहे.#Chandrakantpatil #video #nanded pic.twitter.com/DEOZG7lXlo We use cookies to improve your experience, analyze traffic, and personalize content. By clicking "Allow All Cookies", you agree to our use of cookies.</w:t>
       </w:r>
     </w:p>
     <w:p>
@@ -322,7 +322,7 @@
     </w:p>
     <w:p>
       <w:r>
-        <w:t>Title: Devendra Fadnavis: चंद्रकांत पाटील यांना वित्त विभागाचा झटका… देवेंद्र फडणवीस असे का म्हणाले?</w:t>
+        <w:t>Title: Chandrakant Patil | राज्यात महाविद्यालयीन शिक्षकांचीही भरती लवकरच : मंत्री चंद्रकांत पाटील</w:t>
       </w:r>
     </w:p>
     <w:p>
@@ -334,13 +334,13 @@
           <w:rPr>
             <w:color w:val="0000FF"/>
           </w:rPr>
-          <w:t>https://www.loksatta.com/pune/devendra-fadnavis-statement-regarding-chandrakant-patil-finance-department-pune-print-news-amy-95-5372587/</w:t>
+          <w:t>https://pudhari.news/maharashtra/solapur/state-to-soon-recruit-college-teachers-announces-minister-chandrakant-patil-sk95</w:t>
         </w:r>
       </w:hyperlink>
     </w:p>
     <w:p>
       <w:r>
-        <w:t>Content: पुणे : ‘उच्च व तंत्रशिक्षणात स्वायत्तता सर्वांत महत्त्वाची आहे. स्वातंत्र्य, स्वायत्ततेशिवाय नवीन संशोधन होऊ शकत नाही. आपल्याकडे अजूनही स्वायत्तता द्यायची मानसिकता दिसून येत नाही. स्वायत्तता द्यायची म्हटल्यावर ज्याच्याकडे नियंत्रण आहे, त्याला आपल्या घरचेच काही चालले आहे असे वाटते. आता ही मानसिकता बदलावीच लागेल. जास्तीत जास्त संस्थांना स्वायत्तता देणे हा धोरणात्मक निर्णय आहे,’ अशी ठाम भूमिका मुख्यमंत्री देवेंद्र फडणवीस यांनी मांडली. तसेच, स्वायत्तता स्वैराचारात जाणार नाही याकडे लक्ष देणे महत्त्वाचे असल्याचे त्यांनी अधोरेखित केले. ‘सीओईपी’ तंत्रज्ञान विद्यापीठ, ‘सीओईपी’ माजी विद्यार्थी संघटना यांच्यातर्फे आयोजित ग्रंथालय, संगणक विभागाच्या नव्या इमारतीचे उद्घाटन, अभियंता दिनानिमित्त ‘सीओईपी’ अभिमान पुरस्कार प्रदान कार्यक्रमात फडणवीस बोलत होते. उच्च व तंत्रशिक्षणमंत्री चंद्रकांत पाटील, राष्ट्रीय शिक्षण तंत्रज्ञान फोरमचे अध्यक्ष डॉ. अनिल सहस्रबुद्धे, विद्यापीठाचे कुलगुरू डॉ. सुनील भिरुड, माजी विद्यार्थी संघटनेचे अध्यक्ष भरत गिते, सचिव प्रा. सुजित परदेशी, कुलसचिव डॉ. डी. एन. सोनावणे या वेळी उपस्थित होते. विद्यापीठातर्फे ज्येष्ठ शास्त्रज्ञ वसंता रामास्वामी यांना जीवनगौरव पुरस्कार, विलास जावडेकर, महांतेश हिरेमठ, जयंत इनामदार, उन्मेश वाघ, श्रावण हर्डीकर, तुषार मेहेंदळे यांना सीओईपी अभिमान पुरस्काराने गौरवण्यात आले. ‘‘सीओईपी’चा १७२ वर्षांचा इतिहास आहे, २०२८ मध्ये १७५ वर्षे होत आहेत. हा १७५ वर्षांचा इतिहास देशाच्या इतिहासातील विलक्षण प्रवास आहे,’ असे गौरवोद्गार फडणवीस यांनी काढले. ते म्हणाले, ‘सीओईपीसारख्या संस्थांना अधिक महत्त्वपूर्ण करण्याचा प्रयत्न करण्याची गरज आहे. कृत्रिम बुद्धिमत्ता आणि क्वांटम कम्प्युटिंगमुळे जगाच्या प्रगतीचा आणि उलथापालथींचा वेग अनालकनीय आहे. क्वांटम कम्प्युटिंग आणि कृत्रिम बुद्धिमत्तेच्या काळात योग्य पावले टाकल्यास भारतीय विद्यार्थी जग व्यापू शकतात. तशा प्रकारचे कुशल मनुष्यबळ घडवण्याचा पुढाकार शिक्षण संस्थांना घ्यावा लागेल.’ ‘पंतप्रधानांनी आता संशोधन क्षेत्रावर भर दिला आहे. संशोधनच देशासाठी महत्त्वाचे ठरणार आहे. शिक्षण संस्थांना पैसे देता येत नाहीत. मात्र, ‘सीएसआर’ ही मोठी ताकद आहे. आर्थिक अडचणींमुळे अर्थ विभाग प्राध्यापक भरतीला परवानगी देत नाही. प्राध्यापक, संशोधनाची कमतरता अशा कारणांनी क्रमवारीत घसरण झाली आहे,’ असे चंद्रकांत पाटील यांनी सांगितले. ‘२०३० पर्यंत विद्यार्थ्यांची संख्या १० हजारांपर्यंत नेणे, वसतिगृह निर्मिती, संशोधनाला चालना देण्याचे उद्दिष्ट आहे. क्वांटम तंत्रज्ञान, ड्रोन मिशनमध्येही विद्यापीठाचा सहभाग आहे. भारतीय ज्ञान प्रणालीसाठी भांडारकर संस्थेसह विविध संस्थांशी करार केले आहेत,’ असे डॉ. भिरुड यांनी नमूद केले. गिते म्हणाले, ‘गेल्या तीस वर्षांत २५ हजांरांहूुन अधिक विद्यार्थ्यांना माजी विद्यार्थ्यांना संघटनेशी जोडण्यात आले आहे. युरोप, अमेरिकेसह जगभरात संघटना पोहोचवण्याचा प्रयत्न आहे. या संघटनेच्या माध्यमातून विद्यार्थ्यांना शिष्यवृत्ती, कार्यप्रशिक्षण अशी विविध कामे करण्यात येतात. १०० विद्यार्थ्यांच्या शुल्काचे दायित्व माजी विद्यार्थी संघटनेने देणग्यांच्या जोरावर घेतले आहे.’ चंद्रकांत पाटील यांच्या भाषणातील वित्त विभागाचा संदर्भ घेऊन फडणवीस म्हणाले, ‘चंद्रकांत पाटील यांना अर्थ विभागाचा झटका लागला आहे. पण, ‘सीओईपी’सारख्या संस्थेला मदत करायची नाही, तर कोणाला करायची? येत्या काळात ‘सीओईपी’ला अधिक समृद्ध करण्यासाठी आवश्यक ते निधी, स्रोत उभे केले जातील. ‘सीओईपी’ थोडी मजबूत केली, तर ही संस्थाच मोठ्या प्रमाणात स्रोत जमा करू शकते.’ Chanakya Niti: आचार्य चाणक्य यांच्या चाणक्य नीती मध्ये जीवनातील अनेक गोष्टी सोप्या आणि समजण्यासारख्या पद्धतीने सांगितल्या आहेत. धर्म, न्याय, संस्कृती, राज्यकारभार, अर्थशास्त्र आणि शिक्षण याबद्दलचे त्यांचे विचार आजही तितकेच उपयोगी आहेत जितके ते पूर्वी होते. चाणक्य यांचे म्हणणे होते की त्यांच्या सांगितलेल्या नियमांचे पालन केले तर माणूस कोणत्याही अडचणीतून बाहेर पडू शकतो आणि यशाच्या मार्गावर पुढे जाऊ शकतो.</w:t>
+        <w:t>Content: सोलापूर : अधिकाधिक संशोधनातून नवीन ज्ञान मिळवणे आवश्यक आहे. राज्यात महाविद्यालयीन शिक्षकांची भरतीही लवकरच सुरू होईल, विद्यार्थ्यांनी पदवीचा उपयोग केवळ नोकरीसाठी न करता त्याचा समाज व देशाच्या वैभवासाठी करणे महत्त्वाचे आहे. ज्ञान हीच फार मोठी संपत्ती आहे. त्या बळावरच राष्ट्राचे नाव उंचावू शकतो, असे प्रतिपादन उच्च व तंत्र शिक्षण मंत्री चंद्रकांत पाटील यांनी केले. पुण्यश्लोक अहिल्यादेवी होळकर सोलापूर विद्यापीठाचा 21 वा दीक्षांत समारंभ विद्यापीठाच्या मैदानावर गुरुवारी पार पडला. यावेळी प्रमुख पाहुणे म्हणून ते बोलत होते. अध्यक्षस्थानी कुलगुरू प्रा. डॉ. प्रकाश महानवर हे होते. गोवा उच्च शिक्षण परिषदेचे उपाध्यक्ष डॉ. गोपाल मुगेराया प्रमुख उपस्थित होते. प्रभारी कुलसचिव डॉ. अतुल लकडे यांनी विद्यापीठाच्या प्रगतीचा आढावा सादर केला. प्रारंभी दीक्षांत मिरवणुकीत परीक्षा व मूल्यमापन मंडळाचे संचालक डॉ. श्रीकांत अंधारे हे ज्ञानदंड हाती घेऊन अग्रभागी होते. विविध विद्याशाखेचे अधिष्ठाता, व्यवस्थापन परिषद, विद्या परिषद, अधिसभेचे सदस्य तसेच विद्यार्थी सहभागी झाले. कार्यक्रमास आमदार श्रीकांत भारतीय, भाजप शहर अध्यक्ष प्रा. रोहिणी तडवळकर, राजाभाऊ सरवदे, प्रा. देवानंद चिलवंत, प्रा. सचिन गायकवाड, माजी कुलगुरू डॉ. इरेश स्वामी, मोहन डांगरे, उदयशंकर पाटील, माजी मंत्री प्रा. लक्ष्मण ढोबळे, महेश चोप्रा, डॉ. बी. पी. रोंगे आदी उपस्थित होते. 10,955 विद्यार्थ्यांना पदवी प्रदान एकूण 10,955 विद्यार्थ्यांना पदवी प्रदान करण्यात आली. 89 संशोधकांना पीएचडी तर 59 विद्यार्थ्यांना सुवर्णपदक मिळाले. 'Pudhari' is excited to announce the relaunch of its Android and iOS apps. Stay updated with the latest news at your fingertips. Android and iOS Download now and stay updated, anytime, anywhere. Pudhari Publications Private Limited</w:t>
       </w:r>
     </w:p>
     <w:p>
@@ -353,7 +353,7 @@
     </w:p>
     <w:p>
       <w:r>
-        <w:t>Title: विद्यापीठांची झाडाझडती… आता काय होणार? प्राध्यापक भरती कधी?</w:t>
+        <w:t>Title: Chandrakantdada on Vote Chori : महाराष्ट्र अन्‌ यूपीत त्यावेळी तुम्ही मतचोरी केली होती का?; चंद्रकांतदादांचा राहुल गांधींना सवाल</w:t>
       </w:r>
     </w:p>
     <w:p>
@@ -365,13 +365,13 @@
           <w:rPr>
             <w:color w:val="0000FF"/>
           </w:rPr>
-          <w:t>https://www.loksatta.com/pune/minister-chandrakant-patil-met-vice-chancellors-to-address-criticism-over-states-educational-decline-pune-print-news-sud-02-5367659/</w:t>
+          <w:t>https://sarkarnama.esakal.com/maharashtra/paschim-maharashtra/did-you-steal-votes-in-maharashtra-and-up-at-loksabha-election-chandrakant-patil-question-to-rahul-gandhi-vd83</w:t>
         </w:r>
       </w:hyperlink>
     </w:p>
     <w:p>
       <w:r>
-        <w:t>Content: पुणे : राष्ट्रीय संस्थात्मक क्रमवारी आराखड्यात (एनआयआरएफ) राज्याच्या घसरणीबाबत सर्व स्तरांतून झालेल्या टीकेची उच्च व तंत्रशिक्षण विभागाने गंभीर दखल घेतली आहे. उच्च व तंत्रशिक्षणमंत्री चंद्रकांत पाटील यांनी राज्यातील शासकीय विद्यापीठांच्या कुलगुरूंची बैठक घेऊन घसरणीबाबत झाडाझडती घेतली. घसरणीच्या कारणांचे स्वयंमूल्यमापन करून त्याचा अहवाल सादर करण्याचे निर्देश विद्यापीठांना देण्यात आले आहेत. केंद्रीय शिक्षण मंत्रालयाने नुकतीच एनआयआरएफ क्रमवारी जाहीर केली. त्यात सावित्रीबाई फुले विद्यापीठाची मोठी घसरण झाली. तसेच राज्यातील शासकीय विद्यापीठांची या क्रमवारीतील कामगिरी समाधानकारक झालेली नाही. या घसरणीमागे विद्यापीठांतील प्राध्यापकांच्या रिक्त जागा कारणीभूत असल्याची टीका शिक्षण क्षेत्रातून करण्यात आली आहे. या पार्श्वभूमीवर उच्च व तंत्रशिक्षणमंत्री चंद्रकांत पाटील यांनी विद्यापीठांच्या कुलगुरूंसह बैठक घेतली. या बैठकीला उच्च व तंत्रशिक्षण विभागाचे अपर मुख्य सचिव बी. वेणुगोपाल रेड्डी, उच्च शिक्षण संचालक डॉ. शैलेंद्र देवळाणकर, तंत्रशिक्षण संचालक डॉ. विनोद मोहितकर, महाराष्ट्र राज्य तंत्र शिक्षण मंडळ संचालक डॉ. प्रमोद नाईक उपस्थित होते. सूत्रांनी दिलेल्या माहितीनुसार उच्च व तंत्रशिक्षणमंत्र्यांनी एनआयआरएफ क्रमवारीतील घसरण होण्याची कारणे जाणून घेतली. तसेच त्या बाबत स्वयंमूल्यमापन करून त्याबाबतचा अहवाल सादर करण्याच्या सूचना देण्यात आल्या आहेत. विद्यापीठातील प्राध्यापक भरती, संशोधनात वाढ करणे, तसेच जास्तीच्या जागा निर्माण करणे, विद्यापीठांना निधी देण्याबाबत काय करता येईल, या बाबतही चर्चा झाली. एनआयआरएफ क्रमवारीतील विद्यापीठांच्या कामगिरीबाबत झालेल्या बैठकीत क्रमवारीतील अन्य निकषांवर विद्यापीठांना प्रयत्नपूर्वक काम करण्याचे निर्देश उच्च व तंत्रशिक्षणमंत्री चंद्रकांत पाटील यांनी दिले आहेत. त्याबाबत दर महिन्याला आढावा घेतला जाणार आहे. त्यासाठीच्या समन्वयाची जबाबदारी उच्च व तंत्रशिक्षण विभागाच्या ‘महासार्क’कडे देण्यात आली आहे.डॉ. शैलेंद्र देवळाणकर, उच्च शिक्षण संचालक राज्यात नवीन महाविद्यालयांच्या मान्यतेसाठी उच्च व तंत्रशिक्षण विभागाने स्वतंत्र ऑनलाइन प्रणाली विकसित केली आहे. या प्रणालीचे उद्घाटन मुख्यमंत्री देवेंद्र फडणवीस यांच्या हस्ते करण्यात आले. शिक्षण संस्थांना https://htedu.maharashtra.gov.in/NCPS/ या संकेतस्थळावरून ऑनलाइन अर्ज सादर करता येणार आहे. सध्या, Gen-Z आंदोलनानंतर नेपाळ चर्चेत आहे. या आंदोलनामुळे दोन दिवसात सत्तापालट झाला. त्यामुळे या गोष्टीचा भारतावर नक्की काय परिणाम होणार याचीही चर्चा रंगली आहे. नेपाळ भारताच्या शेजारील राष्ट्र असलं तरी त्याची भारताशी जोडलेली सांस्कृतिक नाळ कुणीही कितीही प्रयत्न केला तरी ती तोडता येणार नाही. त्यामुळे वर्तनामाचा तोच धागा पकडून भूतकाळात डोकावून पाहणं क्रमप्राप्त ठरतं. त्याच पार्श्वभूमीवर गोरखा रेजिमेंट भारतीय सैन्य दलाचा भाग कशी ठरली याचाच घेतलेला हा आढावा.</w:t>
+        <w:t>Content: राहुल गांधींवर ईव्हीएम मुद्द्यावर टीका – मंत्री चंद्रकांत पाटील म्हणाले की निकाल अनुकूल असतील तेव्हा ईव्हीएम चांगली आणि विरोधात लागल्यास वाईट असे म्हणणे योग्य नाही; राहुल गांधींनी पुरावे असतील तर सुप्रीम कोर्टात जावे. सोलापूर विद्यापीठाचा पदवीदान समारंभ – पाटील यांनी मुलींचे यश पाहून कौतुक केले आणि पुरुष अधिक निवांत होत आहेत का, असा प्रश्न उपस्थित केला. प्राध्यापक भरतीवर माहिती – राज्यातील 700 प्राध्यापक भरतीला मंजुरी मिळाली असून विद्यापीठांना गरजेनुसार स्वनिधीतून किंवा CSR निधीच्या साहाय्याने कॉन्ट्रॅक्टवर प्राध्यापक नेमण्याचा सल्ला दिला. Solapur, 18 September : लोकसभेला तुम्हाला महाराष्ट्र आणि उत्तर प्रदेशात चांगल्या जागा मिळाल्या मग तिथे तुम्ही मत चोरी केली का? जेव्हा रिझल्ट तुमच्या बाजूने लागतात, तेव्हा ईव्हीएम चांगलं. जेव्हा निकाल तुमच्या विरोधात लागतात तेव्हा ईव्हीएम वाईट. हे न कळण्याइतकं माणसं वेडी राहिली नाहीत. राहुल गांधींनी आता सुप्रीम कोर्टात जावं, उगीच मीडियाची स्पेस खाऊ नये, असा टोला राज्याचे उच्च व तंत्रशिक्षण मंत्री चंद्रकांत पाटील यांनी लोकसभेतील विरोधी पक्षनेते राहुल गांधी यांना लगावला. अहिल्यादेवी होळकर सोलापूर विद्यापीठाच्या पदवीदान समारंभाच्या कार्यक्रमासाठी राज्याचे उच्च आणि तंत्र शिक्षणमंत्री चंद्रकांत पाटील आज जिल्ह्याच्या दौऱ्यावर आले होते. त्यानंतर माध्यमांशी बोलताना चंद्रकांत पाटील यांनी मतचोरीच्या मुद्यावरून राहुल गांधी (Rahul Gandhi) यांना सुनावले. चंद्रकांत पाटील (Chandrakant patil ) म्हणाले, राहुल गांधी यांना आता काही कामंधंदा राहिलेला नाही. त्यांना रोज काहीतरी बोलायला पाहिजे. कारण ते लोकसभेचे विरोधी पक्षनेते आहेत. काँग्रेसचा चेहरा आहेत. ते सरळ बोलले की तुम्ही छापणार नाही आणि दाखवणार नाही. कारण, इतक्या वेळा त्यांनी मांडणी करूनही ते एकही गोष्ट प्रूव्ह करू शकले नाहीत. राहुल गांधींनी आता सुप्रीम कोर्टात जावं. निवडणूक आयोगाने त्यांच्या पुराव्याची दखल घेतली नसेल. त्यांना सुप्रीम कोर्टात जाता येते. त्या ठिकाणीही दखल घेतली नाही तर पुन्हा डिव्हीजनमध्ये जाता येते. त्यामुळे त्यांनी कोर्टात जावे. रोज उठून इलेक्ट्रॉनिक मीडियाचा स्पेस खाऊ नका, असा सल्लाही चंद्रकांतदादांनी राहुल गांधींना दिला. चंद्रकांत पाटील म्हणाले, सोलापूर विद्यापीठाचा पदवीदान समारंभ पार पडला, यामध्ये मुलींचे प्रमाण मोठ्या प्रमाणात आहे. अहिल्यादेवी यांचे नाव विद्यापीठाला असल्याने कदाचित मुलींनी जास्त कर्तृत्व दाखवलं, असे मी म्हणालो. पण मी ही चिंताही व्यक्त केली की पुरुषांना नेमकं काय झालं? ते थोडे निवांत झालेत का? जवळपास 700 प्राध्यापकांची भरती प्रक्रिया प्रश्न होता ते देखील सुरळीत होईल. प्राध्यापक भरतीबाबत चंद्रकांत पाटील म्हणाले, राज्यातील 700 प्राध्यापक भरतीचा विषय तांत्रिक कारणामुळे पेंडिंग होता. पण आता ही भरती भरणार आहे, सुमारे 100 statutory पोस्ट भरायच्या राहिल्या होत्या, त्याही भरल्या जातील. साडेपाच हजार प्राध्यापक भरतीला देखील अर्थ खात्याने मंजुरी दिली आहे, ती ही प्रक्रिया होईल. तरीही आणखी 20 टक्के भरती गरजेची आहे, त्यासाठी विद्यापीठ स्वनिधीतून कॉन्ट्रॅक्ट पद्धतीने प्राध्यापक घेतात. विद्यापीठाने 200 प्राध्यापक घेतलं आणि आणखी 100 लागणार असतील तर ते घ्या, आम्ही सामाजिक उत्तरदायित्व निधी सीएसआर निधी मिळवून देऊ, असा प्रस्ताव मी ठेवला आहे. याचा अर्थ सरकार आपल्या जबाबदारीतून पळ काढतंय, असा नाही. विद्यापीठ जर स्वनिधीतून कॉन्टॅक्टवर प्राध्यापक घेत असेल जर त्याला CSR जोडला तर स्वनिधी मोठा होईल. यामध्ये माझं काय चुकलं? एक प्राध्यापक माझ्यावर खूप लिहितायत, त्यांना म्हणा तुम्ही खिशातून कधी एक पैसा तरी दिलात का? व्यवस्थापन बदनाम करणे चुकीचे आहे, हे बरोबर नाही, असे मंत्री पाटील म्हणाले. प्र.1: चंद्रकांत पाटील यांनी राहुल गांधींना काय सल्ला दिला?उ. – ईव्हीएम संदर्भात शंका असल्यास सुप्रीम कोर्टात जाण्याचा सल्ला दिला. प्र.2: विद्यापीठ समारंभात पाटील यांनी कोणता मुद्दा मांडला?उ. – मुलींच्या अधिक यशामुळे पुरुष निवांत तर झाले नाहीत ना, असा प्रश्न विचारला. प्र.3: राज्यात किती प्राध्यापक भरतीला मंजुरी मिळाली आहे?उ. – सुमारे 700 प्राध्यापक पदांसह 100 statutory पोस्ट भरतीला मंजुरी मिळाली. प्र.4: CSR निधीबाबत त्यांनी काय सुचवले?उ. – विद्यापीठांनी स्वनिधी आणि CSR निधी एकत्र वापरून कॉन्ट्रॅक्ट पद्धतीने प्राध्यापक नेमावेत, असा सल्ला दिला. सरकारनामाचे सदस्य व्हा शॉपिंगसाठी 'सकाळ प्राईम डील्स'च्या भन्नाट ऑफर्स पाहण्यासाठी क्लिक करा. Read Latest Marathi Political News, Breaking Political News from Maharashtra, India, Pune &amp; Mumbai at Sarkarnama. To Get Live Political Marathi News on Mobile, Download the Sarkarnama Mobile App for Android and IOS. सरकारनामा आता सर्व सोशल मीडिया प्लॅटफॉर्मवर. ताज्या राजकीय घडामोडींसाठी फेसबुक, ट्विटर, इन्स्टाग्राम, शेअर चॅट, टेलिग्रामवर आणि व्हॉट्सॲप आम्हाला फॉलो करा. तसेच, सरकारनामा यूट्यूब चॅनेलला आजच सबस्क्राइब करा. Follow Us Copyright © 2025 Sakal Media Group – All Rights Reserved Powered by Quintype वेबसाईटवर ब्राउझिंगचा अनुभव सर्वोत्तम असावा, यासाठी आम्ही कुकीजचा वापर करतो. कुकीजमुळे तुम्हाला तुमच्या आवडत्या मजकुराची शिफारस करता येते. आमचे गोपनीयता आणि कुकीजसंदर्भातील धोरण तुम्हाला मान्य आहे.</w:t>
       </w:r>
     </w:p>
     <w:p>
@@ -384,7 +384,7 @@
     </w:p>
     <w:p>
       <w:r>
-        <w:t>Title: राष्ट्रीय क्रमवारीत स्थान मिळविण्यासाठी कंत्राटी भरतीचा पर्याय! तासिका तत्त्वाऐवजी कंत्राटी पद्धतीने पदे भरण्याला प्राधान्य…</w:t>
+        <w:t>Title: चंद्रकांत पाटलांनी Rahul Gandhi यांना दिला कोल्हापुरी ‘झटका’; म्हणाले, “उठसूट इलेक्ट्रॉनिक मीडियाचा…”</w:t>
       </w:r>
     </w:p>
     <w:p>
@@ -396,13 +396,13 @@
           <w:rPr>
             <w:color w:val="0000FF"/>
           </w:rPr>
-          <w:t>https://www.loksatta.com/mumbai/chandrakant-patil-suggests-contract-professors-in-universities-mumbai-print-news-ocd-94-5368741/</w:t>
+          <w:t>https://www.navarashtra.com/india/chandrakant-patil-criticizes-to-rahul-gandhi-vote-chori-evm-election-comission-political-marathi-news-994302.html</w:t>
         </w:r>
       </w:hyperlink>
     </w:p>
     <w:p>
       <w:r>
-        <w:t>Content: मुंबई : केंद्र सरकारने नुकत्याच जाहीर केलेल्या उच्च शिक्षणसंस्थांच्या राष्ट्रीय क्रमवारीत राज्यातील शैक्षणिक संस्थांच्या कामगिरीचा आलेख विद्यापीठातील प्राध्यापकांच्या रिक्त पदांमुळे विद्यापीठांच्या क्रमवारीवर परिणाम झाला असल्याचे स्पष्ट झाल्यानंतर आता तासिका तत्त्वाऐवजी कंत्राटी प्राध्यापकांची नेमणूक करण्याचा उतारा उच्च आणि तंत्रशिक्षण विभागाने शोधला आहे. मात्र, या कंत्राटी प्राध्यापकांच्या वेतनाची जबाबदारी विद्यापीठांवरच ढकलण्यात आली असून सामाजिक उत्तरदायित्व निधीतून (सीएसआर) वेतनाचा खर्च भागवण्याची सूचना उच्च व तंत्र शिक्षण मंत्री चंद्रकांत पाटील यांनी तातडीने घेतलेल्या बैठकीत देण्यात आली आहे. एनआयआरएफमध्ये गतवर्षी पहिल्या १०० मध्ये असलेल्या सर्वच शैक्षणिक संस्थांच्या क्रमवारीत लक्षणीय घसरण झाली. पुणे विद्यापीठाच्या क्रमवारीत झालेली घसरण म्हणजे फारच शरमेची बाब ठरली. त्यामुळे उच्च व तंत्र शिक्षण मंत्री चंद्रकांत पाटील यांनी एनआयआरएफ क्रमवारी जाहीर झाल्यानंतर तातडीने विद्यापीठांच्या क्रमवारीमध्ये घसरण होण्याचे कारण व समस्या शोधण्यासाठी बैठक घेतली. या बैठकीला राज्यातील सर्व विद्यापीठांचे कुलगुरू, उच्च व तंत्र शिक्षण विभागाचे मुख्य सचिव वेणुगोपाल रेड्डी यांच्यासह इतर अधिकारीही उपस्थित होते. बैठकीदरम्यान कुलगुरूंनी क्रमवारीत घसरण होण्यामागे प्राध्यापकांची रिक्त पदे हा महत्त्वाचा प्रश्न असल्याचे सांगितले. त्यावर पदे भरण्याची कार्यवाही सुरू असून नवे राज्यपाल नियुक्त झाल्यावर हा प्रश्न तातडीने मार्गी लावण्यात येईल, असे कुलगुरूंना सांगण्यात आले. मात्र त्यासाठी लागणारा वेळ लक्षात घेता चंद्रकांत पाटील यांनी तात्पुरता तोडगा काढणे आवश्यक असल्याचे सांगितले. त्यासाठी प्राध्यापकांची नियुक्ती तासिका तत्त्वाऐवजी कंत्राटी पद्धतीने करण्यात यावी, असा तोडगाही त्यांनी सुचवला. त्याचवेळी त्यांचा वेतनाचा खर्च सीएसआरमधून भागवण्यात यावा अशीही सूचना देण्यात आली. विद्यापीठांच्या क्रमवारीमध्ये घसरण होण्यामागे प्राध्यापकांची रिक्त पदे हे महत्त्वाचे कारण असले तरी विद्यापीठाच्या कोणत्या विभागाने किती संशोधन केले. किती पेटंट्साठी नाेंदणी केली, किती विद्यार्थ्यांनी स्टार्टअपची सुरुवात केली अशा अनेक बाबींबाबत विद्यापीठाच्या कामगिरीचे अवलोकन होणे गरजेचे असल्याच्या सूचना उच्च व तंत्र शिक्षण मंत्री चंद्रकांत पाटील यांनी दिल्या. विद्यापीठाने काही विभागांमध्ये सुधारणा केल्यास पुढील वर्षी राज्यातील पाच संस्था या एनआयआरएफ क्रमवारीमध्ये पहिल्या ५० मध्ये असतील, असा विश्वासही त्यांनी व्यक्त केला. पुरीच्या श्री जगन्नाथ मंदिर प्रशासनाने इस्कॉनवर भगवान जगन्नाथाच्या स्नान यात्रा व रथयात्रा मनमानी पद्धतीने आयोजित केल्याचा आरोप केला आहे. त्यांनी इस्कॉनला धर्मशास्त्रांचे उल्लंघन केल्याबद्दल १०० पानी पत्र पाठवले आहे. इस्कॉनने हवामान आणि स्थानिक परिस्थितींचा हवाला देत आपल्या वेळापत्रकाचे समर्थन केले आहे. प्रशासनाने कायदेशीर कारवाईचा इशारा दिला असून सामंजस्याने प्रश्न सोडवण्याची अपेक्षा व्यक्त केली आहे.</w:t>
+        <w:t>Content: मंत्री पाटलांची राहुल गांधींवर टीका (फोटो- ani) मंत्री चंद्रकांत पाटलांचा राहुल गांधींवर घणाघात राहुल गांधींना सुप्रीम कोर्टात जाण्याचा सल्ला चंद्रकांत पाटलांनी राहुल गांधींना सुनावले Rahul Gandhi On Election Comission: काँग्रेस नेते आणि विरोधी पक्षनेते राहुल गांधी यांच्या पत्रकार परिषद घेत असून यावेळी त्यांनी निवडणूक आयोगावर गंभीर आरोप केला. काही ठिकाणी काँग्रेसच्या समर्थनार्थ जाणारी मतं जाणीवपूर्वक वगळल्याचं राहुल गांधींनी यावेळी सांगितलं. मतचोरीच्या आरोपांबाबत राहुल गांधी पत्रकार परिषदेत अनेक मोठे खुलासे केले. राहुल गांधी यांनी मत चोरीचा आरोप केला. त्यांनी पुरावेही सादर केले आणि निवडणूक आयोगाच्या संरक्षणाखाली हे घडत असल्याचा दावा केला. निवडणूक आयोगाने राहुल गांधी यांचे आरोप फेटाळून लावले आहेत. मात्र आता राज्याचे मंत्री चंद्रकांत पाटील यांनी राहुल गांधी यांना सुनावले आहे. राहुल गांधी यांनी काही दिवसांपूर्वी हायड्रोजन बॉम्बसाठी तयार राहावे असा इशारा दिला होता. त्यानुसार त्यांनी आज पत्रकार परिषद घेत निवडणूक आयोगावर गंभीर स्वरूपाचे आरोप केले आहेत. यावर आता राज्याचे उच्च व तंत्र शिक्षणमंत्री चंद्रकांत पाटील यांनी जोरदार टीका केली आहे. त्यांनी पुरावे असल्यास सुप्रीम कोर्टात जावे असे म्हटले आहे. काय म्हणाले राज्याचे उच्च व तंत्र शिक्षणमंत्री चंद्रकांत पाटील? राहुल गांधी यांनी केलेल्या आरोपांवर बोलताना चंद्रकांत पाटील म्हणाले, “त्यांना काही काम धंदा उरलेला नाही. ते लोकसभेचे विरोधी पक्षनेते आहेत. कॉँग्रेसचा चेहरा आहेत. त्यांना रोज काहीतरी बोलले पाहिजे. जर ते सरळ बोलले तर, त्याची दखल कोणी घेणार नाही. 6 हजारपेक्षा मतांची चोरी, पुराव्यासह राहुल गांधीचा भाजपवर थेट वार! निवडणुकीपूर्वी टाकला ‘बॉम्ब’, बिकट परिस्थिती उद्भवणार? राहुलक गांधी यांनी इतक्या वेळेस मांडणी करून ते अजून एकही गोष्ट सिद्ध करू शकले नाहीत. लोकसभा निवडणुकीत तुम्हाला महाराष्ट्र आणि उत्तर प्रदेशमध्ये जास्त जागा मिळाल्या. मग तुम्ही त्या ठिकाणी मत चोरी केली का? तुमच्या बाजूने निकाल अलया की ईव्हीएम मशीन चांगले आणि विरोधात निकाल लागला की त्याच मशीनला चुकीचे म्हणणे योग्य नाही. इतकेसे न समजायला लोक काय वेडी नाहीत. राहुल गांधींकडे पुरावे असतील तर त्यांनी थेट सुप्रीम कोर्टात जावे. निवडणूक आयोगाने दखल घेतली नसेल तर सुप्रीम कोर्टात दाद मागता येते. तिथेही दखल नाही घेतली तर डिव्हिजनमध्ये जाता येते. त्यामुळे रोज उठून इलेक्ट्रॉनिक मीडियाचा स्पेस खाऊ नये. Follow Us On © Copyright Navarashtra 2025 All rights reserved.</w:t>
       </w:r>
     </w:p>
     <w:p>
@@ -415,7 +415,7 @@
     </w:p>
     <w:p>
       <w:r>
-        <w:t>Title: Chandrakant Patil : हैदराबाद गॅझेटवरून राजकारण तापलं; भुजबळ Vs जरांगे वादात भाजपच्या नेत्याचे सूचक वक्तव्य</w:t>
+        <w:t>Title: ज्ञानाचा उपयोग राष्ट्रासाठी करा – चंद्रकांत पाटील; सोलापुरात विद्यापीठाचा दीक्षांत समारंभ उत्साहात</w:t>
       </w:r>
     </w:p>
     <w:p>
@@ -427,13 +427,13 @@
           <w:rPr>
             <w:color w:val="0000FF"/>
           </w:rPr>
-          <w:t>https://sarkarnama.esakal.com/maharashtra/paschim-maharashtra/maratha-vs-obc-conflict-over-hyderabad-gazette-chandrakant-patil-advises-jarange-to-focus-on-implementation-assures-chhagan-bhujbals-concerns-will-be-addressed-as11</w:t>
+          <w:t>https://www.loksatta.com/maharashtra/at-solapur-university-convocation-chandrakant-patil-tells-graduates-to-apply-learning-for-nations-progress-rds-00-5383005/</w:t>
         </w:r>
       </w:hyperlink>
     </w:p>
     <w:p>
       <w:r>
-        <w:t>Content: हैद्राबाद गॅझेट लागू केल्यानंतर राज्यात मराठा विरुद्ध ओबीसी संघर्ष उफाळला आहे. ओबीसी नेते छगन भुजबळ आणि लक्ष्मण हाके यांनी मनोज जरांगे यांच्यावर जोरदार टीका केली आहे. भुजबळांच्या समितीत गॅझेटविरोधात आक्रमक भूमिका घेतली गेली आहे. सांगलीत बोलताना चंद्रकांत पाटील यांनी जरांगे यांना अंमलबजावणीकडे लक्ष देण्याचा सल्ला दिला. तसेच भुजबळांची समजूत काढू, असे वक्तव्य केल्याने राज्यात चर्चा रंगली आहे. Sangli News : मराठा समाजाला हैद्राबात गॅझेट लागू होणारा शासन निर्णय काढल्यापासून मराठा विरूद्ध ओबीसी असा संघर्ष सुरू झाला आहे. ओबीसी नेते मंत्री छगन भुजबळ आणि लक्ष्मण हाके जरांगे पाटील यांच्यावर तुटून पडताना दिसत आहेत. तर भुजबळ यांनी ओबीसी समाजासाठी नियुक्त केलेल्या मंत्रिमंडळाच्या उपसमितीत हैद्राबाद गॅझेटवरून आक्रमक पवित्रा घेतला आहे. यामुळे राज्यात सध्या जरांगेंविरूध भुजबळ आणि हाके असा वाद पाहायला मिळत आहे. यादरम्यान भाजपचे नेते तथा उच्च तंत्रशिक्षण मंत्री चंद्रकांतदादा पाटील यांनी मनोज जरांगे पाटील यांना सल्ला दिला आहे. तर जेष्ठ नेते भुजबळ यांची समजूत काढू असा भाष्य केलं आहे. त्यांच्या या वक्तव्याची सध्या राज्यभर जोरदार चर्चा सुरू आहे. ते सांगलीत बोलत होते. मराठा आंदोलक मनोज जरांगे पाटील यांनी आझाद मैदानावर आमरण उपोषणकरून सरकारला गुडघे टेकायला लावले आहेत. महायुती सरकारने जरांगे यांचे आंदोलन थांबवण्यासाठी 8 पैकी 6 मागण्या मान्य केल्या. त्याचा शासन निर्णयही काढला. ज्यात सरकारने हैद्राबाद गॅझेट लागू केलं आहे. याच शासन आदेशावरून आता मराठा-ओबीसी अशी ठिणगी पडली आहे. जरांगें विरूद्ध ओबीसी नेते भुजबळ आणि हाके असा सामना पाहायला मिळत आहे. भुजबळ यांनी या निर्णयावर नाराजी व्यक्त थेट महायुतीला अंगावर घेत उच्च न्यायालयात जाण्याचा इशारा दिला आहे. तर हाके आता मेळावे आणि सभेतून जरांगे यांच्यासह सरकारवर हक्का करताना दिसत आहेत. आतातर मुंबईत भव्य मेळाव्याचं आयोजन केलं जात आहे. या दरम्यान चंद्रकांतदादा यांनी मनोज जरांगे पाटील यांना, त्यांच्या सर्व मागण्या मान्य झाल्या आहेत. त्यामुळे त्यांनी अल्टिमेट न देता या मागण्यांची अंमलबजावणी कशी होईल, यासाठी प्रयत्न करावेत. सरकारने मागण्या मान्य केल्याने आता आंदोलनाची धार देखील कमी होईल, असा दावाही चंद्रकांतदादा यांनी केला आहे. दरम्यान, मंत्री छनग भुजबळ यांच्या नाराजीवर भाष्य करताना चंद्रकांतदादा यांनी, सरकारने कोणत्याही समाजाच्या आरक्षणाला धक्का लावत नाही आणि लावणारही नाही. मराठा समाजाला दिलेल्या आरक्षणामुळे ओबीसी आरक्षणाला कोणताही धक्का लागणार नाही. भुजबळ यांच्या सोबत बैठक घेऊन त्यांची आम्ही समजूत काढू असेही चंद्रकांतदादा यांनी सांगितले आहे. प्र.1: संघर्ष कशामुळे सुरू झाला?उ.1: हैद्राबाद गॅझेट लागू केल्याने मराठा समाजाला ओबीसींतून आरक्षण मिळेल, यामुळे संघर्ष उभा राहिला. प्र.2: कोणते नेते जरांगेवर टीका करत आहेत?उ.2: ओबीसी नेते छगन भुजबळ आणि लक्ष्मण हाके यांनी जरांगे यांच्यावर टीका केली आहे. प्र.3: मंत्रिमंडळाच्या उपसमितीत काय घडले?उ.3: भुजबळांनी गॅझेटविरोधात आक्रमक भूमिका घेतली आहे. प्र.4: चंद्रकांत पाटील यांनी काय विधान केले?उ.4: जरांगे यांनी अंमलबजावणीकडे लक्ष द्यावे आणि भुजबळांची समजूत काढू, असे त्यांनी सांगितले. प्र.5: हे वक्तव्य कुठे करण्यात आले?उ.5: चंद्रकांत पाटील सांगली येथे बोलत होते. सरकारनामाचे सदस्य व्हा शॉपिंगसाठी 'सकाळ प्राईम डील्स'च्या भन्नाट ऑफर्स पाहण्यासाठी क्लिक करा. Read Latest Marathi Political News, Breaking Political News from Maharashtra, India, Pune &amp; Mumbai at Sarkarnama. To Get Live Political Marathi News on Mobile, Download the Sarkarnama Mobile App for Android and IOS. सरकारनामा आता सर्व सोशल मीडिया प्लॅटफॉर्मवर. ताज्या राजकीय घडामोडींसाठी फेसबुक, ट्विटर, इन्स्टाग्राम, शेअर चॅट, टेलिग्रामवर आणि व्हॉट्सॲप आम्हाला फॉलो करा. तसेच, सरकारनामा यूट्यूब चॅनेलला आजच सबस्क्राइब करा. Follow Us Copyright © 2025 Sakal Media Group – All Rights Reserved Powered by Quintype वेबसाईटवर ब्राउझिंगचा अनुभव सर्वोत्तम असावा, यासाठी आम्ही कुकीजचा वापर करतो. कुकीजमुळे तुम्हाला तुमच्या आवडत्या मजकुराची शिफारस करता येते. आमचे गोपनीयता आणि कुकीजसंदर्भातील धोरण तुम्हाला मान्य आहे.</w:t>
+        <w:t>Content: पंढरपूर : ज्ञान ही सर्वांत मोठी संपत्ती आहे. आज विद्यार्थ्यांनी पदवी व पदविकेच्या माध्यमातून मिळवलेल्या ज्ञानाचा, शिक्षणाचा उपयोग हा राष्ट्राच्या वैभवासाठी करावा, असे आवाहन महाराष्ट्र राज्याचे उच्च व तंत्र शिक्षण मंत्री चंद्रकांत दादा पाटील यांनी केले. सोलापूर येथील पुण्यश्लोक अहिल्यादेवी होळकर सोलापूर विद्यापीठाचा २१ वा दीक्षांत समारंभ विद्यापीठाच्या दीक्षांत मैदानात पार पडला. यावेळी मुख्य अतिथी उच्च व तंत्र शिक्षण मंत्री चंद्रकांत दादा पाटील बोलत होते. या समारंभाच्या अध्यक्षस्थानी कुलगुरू प्रा. डॉ. प्रकाश महानवर तर गोवा उच्च शिक्षण परिषदेचे उपाध्यक्ष डॉ. गोपाल मुगेराया यांची प्रमुख उपस्थिती होती. प्रभारी कुलसचिव डॉ. अतुल लकडे यांनी विद्यापीठाच्या प्रगतीचा आढावा सादर केला. प्रारंभी दीक्षांत मिरवणूक निघाली. परीक्षा व मूल्यमापन मंडळाचे संचालक डॉ. श्रीकांत अंधारे हे ज्ञानदंड हाती घेऊन मिरवणुकीच्या अग्रभागी होते. यामध्ये विविध विद्याशाखांचे अधिष्ठाता, व्यवस्थापन परिषद, विद्यापरिषद, अधिसभेचे सदस्य तसेच पदवी घेणारे स्नातक मोठ्या संख्येने सहभागी झाले होते. यावेळी एकूण १० हजार ९५५ विद्यार्थ्यांना पदवी प्रदान करण्यात आली. याचबरोबर ८९ संशोधक विद्यार्थ्यांना पीएच. डी पदवी तर ५९ विद्यार्थ्यांना सुवर्णपदके देऊन सन्मानित करण्यात आले. पुढे बोलताना मंत्री चंद्रकांत पाटील म्हणाले, मिळवलेल्या पदवीचा केवळ नोकरीसाठी उपयोग न करता त्याचा समाज व देशाच्या वैभवासाठी होणे महत्त्वाचे आहे. राज्यात महाविद्यालयीन शिक्षकांची भरती ही लवकरच सुरू होईल, असेही त्यांनी सांगितले. डॉ. मुगेराया म्हणाले की, शिक्षणाच्या जोरावरच आपण प्रगती साधू शकतो. विद्यार्थ्यांनी कौशल्य व व्यावसायिक शिक्षण घेऊन नोकरी मागणारे न होता नोकरी देणारे बनावे, असे आवाहन त्यांनी यावेळी केले. कुलगुरू डॉ. महानवर म्हणाले की, पुण्यश्लोक अहिल्यादेवी होळकर सोलापूर विद्यापीठ आज पारंपरिक शिक्षण देण्याबरोबरच कौशल्य व व्यावसायाभिमुख शिक्षण देऊन रोजगारक्षम पिढी निर्माण करीत आहे. याचबरोबर विद्यापीठाने पाच लाख वृक्ष लागवडीचा संकल्प करून आतापर्यंत सव्वा लाख वृक्ष लावले आहेत. समाज आणि शिक्षण क्षेत्राचे नाते दृढ करण्यासाठी काही गावे दत्तक घेऊन तेथेही काम विद्यापीठाने सुरू केले असल्याचेही त्यांनी यावेळी सांगितले. या कार्यक्रमास आमदार श्रीकांत भारतीय, भाजप शहर अध्यक्ष प्रा. रोहिणी तडवळकर, व्यवस्थापन परिषदेचे सदस्य राजाभाऊ सरवदे, प्रा. देवानंद चिलवंत, माजी कुलगुरू डॉ. इरेश स्वामी, माजी मंत्री प्रा. लक्ष्मण ढोबळे, दयानंद संस्थेचे सचिव महेश चोप्रा, डॉ. बी. पी. रोंगे यांच्यासह अधिकारी, कर्मचारी, विद्यार्थी, नागरिक मोठ्या संख्येने उपस्थित होते. या कार्यक्रमाचे सूत्रसंचालन डॉ. यशपाल खेडकर व डॉ. तेजस्विनी कांबळे यांनी केले. स्टार प्रवाहवरील ‘कोण होतीस तू काय झालीस तू’ मालिकेत यश-अमृता आणि कावेरी-उदय यांचा लग्नसोहळा पार पडणार आहे. मालिकेतील विद्या म्हणजेच अभिनेत्री साक्षी महाजन पुढच्या वर्षी लग्न करणार असल्याचं तिने एका मुलाखतीत सांगितलं. तिची सहकलाकार साक्षी गांधीनेही याला दुजोरा दिला. साक्षी महाजनने लग्नाच्या तयारीबद्दल उत्सुकता व्यक्त केली आहे. मालिकेत विरोधात असलेल्या साक्षी गांधी आणि साक्षी महाजन प्रत्यक्षात घनिष्ठ मैत्रीणी आहेत.</w:t>
       </w:r>
     </w:p>
     <w:p>
@@ -446,7 +446,7 @@
     </w:p>
     <w:p>
       <w:r>
-        <w:t>Title: Maratha Reservation Protest: जरांगे पाटलांनी दिलेल्या 'अल्टिमेटम'चा धसका; मराठा उपसमितीच्या विखे पाटलांनी कामाचा 'टॉप गिअर' टाकला</w:t>
+        <w:t>Title: फडणवीसांमध्ये पंतप्रधान होण्याचे गुण, पण...; काँग्रेसच्या नेत्याच्या वक्तव्यावर चंद्रकांत पाटील नेमकं काय म्हणाले?</w:t>
       </w:r>
     </w:p>
     <w:p>
@@ -458,13 +458,13 @@
           <w:rPr>
             <w:color w:val="0000FF"/>
           </w:rPr>
-          <w:t>https://sarkarnama.esakal.com/mumbai/manoj-jarange-ultimatum-maratha-subcommittee-radhakrishna-vikhe-patil-action-dk88</w:t>
+          <w:t>https://saamtv.esakal.com/maharashtra/chandrakant-patil-criticized-congress-leader-harshwardhan-sapkal-after-he-taunt-cm-devendra-fadnavis-vvg94</w:t>
         </w:r>
       </w:hyperlink>
     </w:p>
     <w:p>
       <w:r>
-        <w:t>Content: Mumbai News: मराठा आंदोलक मनोज जरांगे पाटील यांनी मुंबईत दाखल होत केलेल्या बेमुदत उपोषणाची दखल घेत राज्य सरकारने हैदराबाद गॅझेट लागू करण्यासंदर्भात निर्णय घेतला. या सरकारच्या निर्णयानंतर जरांगे पाटलांनी मराठवाडा मुक्ती संग्राम दिनाच्या आधी मराठा समाजाला कुणबी असल्याचे प्रमाणपत्र वाटप करण्यास सुरुवात करावी असा अल्टिमेटम दिला आहे. त्याचमुळे मंत्री आणि मराठा उपसमितीचे अध्यक्ष राधाकृष्ण विखे पाटलांनी मनोज जरांगे पाटलांच्या (Manoj Jarange Patil) अल्टिमेटमचा चांगलाच धसका घेतल्याचं दिसून येत आहे. एकीकडे मंत्री छगन भुजबळ यांनी सरकारच्या हैदराबाद गॅझेट लागू करण्याच्या निर्णयाला तीव्र विरोध दर्शवला असून थेट कोर्टात जाण्याची तयारीही दाखवली आहे. याचदरम्यान,आता मंत्रिमंडळ उपसमितीने मंगळवारच्या (9 सप्टेंबर) बैठकीत सरकारने काढलेल्या जीआरविषयी चर्चा करून मराठा समाजाला कुणबी प्रमाणपत्र कधी मिळेल? याबाबत सविस्तर माहिती दिली आहे. राज्य सरकारच्या मंत्रिमंडळ मराठा आरक्षणविषयक विशेष उपसमितीचे अध्यक्ष राधाकृष्ण विखे पाटील (Radhakrishna Vikhe Patil) यांच्या नेतृत्वात मंगळवारी (ता.09) मंत्रिमंडळ महत्त्वाची बैठक पार पडली. यात मराठवाडा आणि सातारा गॅझेटिअर संदर्भात झालेल्या निर्णयाची अंमलबजावणी करण्याकरिता विभागीय आयुक्त आणि जिल्हाधिकारी यांच्याशी सविस्तर चर्चा करण्यात आली. उपसमिताच्या बैठकीत मराठा समाजाला गॅझेटनुसार दाखले देण्याबाबत तसेच नोंदणींची छाननी करण्याबाबत कशा पद्धतीने कार्यवाही करता येईल, याचा आढावा घेण्यात आला आहे. या बैठकीला मंत्री चंद्रकांत पाटील, मंत्री गिरीश महाजन, मंत्री आशिष शेलार, मंत्री माणिकराव कोकाटे, मंत्री दादा भुसे,मंत्री शिवेंद्रराजे भोसले, मंत्री मकरंद पाटील यांच्यासह वरिष्ठ अधिकारी उपस्थित होते. मनोज जरांगे पाटील म्हणाले, माझ्यात आणि समाजात संभ्रम निर्माण होणार नाही. समाज माझ्या पाठीशी आहे, आज संभ्रम निर्माण करणारे कुठे होते? असा सवालही जरांगे पाटील यांनी केला. मराठवाड्यातील सर्व मराठा आरक्षणात घालणार, ते थोड्याच दिवसात तुम्हाला दिसेल,असं मोठं विधानही जरांगेंनी केलं आहे. तसेच मराठा समाज अन् मी कुणावर विश्वास ठेवत नाही. हैद्राबाद अन् सातारा गॅझेटियर यात सरकारने हयगय करू नये. जर झालं नाही तर तुम्हाला पुन्हा रस्त्यावर फिरु देणार नाही. थोडे दिवस दम धरा, गॅझेटियर उकरून आणलं आहे. त्यामुळे आता हे असं झालं रजिस्ट्री झाली, फेर होणारच. फक्त अंमलबजावणी राहिली आहे. दरवर्षी 17 सप्टेंबरला मराठवाडा मुक्तीसंग्राम दिन साजरा केला जातो. मराठा नेते मनोज जरांगे पाटील यांनी याच मराठवाडा मुक्तीसंग्राम दिनाच्या पार्श्वभूमीवर सरकारसह आरक्षण विषयक उपसमितीला अल्टिमेटम दिला आहे. याचमुळे सरकारने जरांगेंच्या अल्टिमेटमचा चांगलाच धसका घेतला आहे. सरकारी पातळीवर हालचाली वाढल्या आहेत. मराठा आंदोलकांवरील गुन्हे मागे घेण्याची प्रमुख मागणी मनोज जरांगे पाटील यांनी केली होती. तशी ती मान्य देखील झाली होती. उपसमितीचे अध्यक्ष तथा मंत्री राधाकृष्ण विखे पाटील यांनी स्वतः ते जरांगे पाटील यांना आश्वासन दिले होते. आता मराठा आंदोलकांसाठी मोठी बातमी समोर आली आहे. आंदोलकांवरील गुन्हे मागे घेताना काही निकष लावले जाणार आहे. तशी मंत्री विखे पाटलांनी घोषणा केली आहे. मराठा आंदोलनावेळी पाच लाख रुपयांपेक्षा कमी नुकसान झालेल्या आंदोलकांवरील कारवाई मागे घेण्याचा निर्णय झाल्याचे भाजप मंत्री तथा मराठा आरक्षण उपसमिती अध्यक्ष राधाकृष्ण विखे पाटील (Radhakrishna Vikhe) यांची जाहीर केलं आहे. यासाठी प्रत्येक सोमवारी राज्यातील प्रत्येक जिल्हाधिकारी आणि पोलिस अधिकाऱ्यांसह बैठक घेण्यात येईल. सरकारनामाचे सदस्य व्हा शॉपिंगसाठी 'सकाळ प्राईम डील्स'च्या भन्नाट ऑफर्स पाहण्यासाठी क्लिक करा. Read Latest Marathi Political News, Breaking Political News from Maharashtra, India, Pune &amp; Mumbai at Sarkarnama. To Get Live Political Marathi News on Mobile, Download the Sarkarnama Mobile App for Android and IOS. सरकारनामा आता सर्व सोशल मीडिया प्लॅटफॉर्मवर. ताज्या राजकीय घडामोडींसाठी फेसबुक, ट्विटर, इन्स्टाग्राम, शेअर चॅट, टेलिग्रामवर आणि व्हॉट्सॲप आम्हाला फॉलो करा. तसेच, सरकारनामा यूट्यूब चॅनेलला आजच सबस्क्राइब करा. Follow Us Copyright © 2025 Sakal Media Group – All Rights Reserved Powered by Quintype वेबसाईटवर ब्राउझिंगचा अनुभव सर्वोत्तम असावा, यासाठी आम्ही कुकीजचा वापर करतो. कुकीजमुळे तुम्हाला तुमच्या आवडत्या मजकुराची शिफारस करता येते. आमचे गोपनीयता आणि कुकीजसंदर्भातील धोरण तुम्हाला मान्य आहे.</w:t>
+        <w:t>Content: काँग्रेसचे प्रदेशाध्यक्ष हर्षवर्धन सपकाळ यांच्या वक्तव्याचा समाचार मंत्री चंद्रकांत पाटील यांनी घेतला. खासदार प्रणिती शिंदे यांचा उल्लेख करत मंत्री चंद्रकांत पाटील यांनी काँग्रेस नेते हर्षवर्धन सपकाळ यांच्यावर टीका केली. देवेंद्र फडणवीसांकडे पंतप्रधान होण्याचे गुण आहेत. पण त्याबाबत आमचा पक्ष ठरवेल, अशा शब्दात मंत्री चंद्रकांत पाटील यांनी काँग्रेस नेते हर्षवर्धन सपकाळ यांना प्रत्युत्तर दिलं. पंतप्रधान नरेंद्र मोदी यांच्या ७५ व्या वाढदिवसानिमित्त बाणेर बालेवाडी येथील भाजपचे माजी नगरसेवक अमोल बालवडकर यांनी पॅनकार्ड रोड येथे मिशन निर्मल स्वच्छता अभियानचे आयोजन केले होते. त्या अभियानचे भाजपचे नेते मंत्री चंद्रकांत पाटील यांच्या हस्ते उदघाटन झाले. त्यानंतर माध्यमांशी संवाद साधताना मंत्री चंद्रकांत पाटील यांनी काँग्रेसवर टीका केली. मंत्री चंद्रकांत पाटील म्हणाले, 'देवेंद्र फडणवीस पंतप्रधान झाले तर अभिनंदनासाठी अपॉइंटमेंट घ्यावी लागेल, असं वक्तव्य हर्षवर्धन सपकाळ यांनी केलं होतं. हर्षवर्धन सपकाळ यांच्यावर टीका करताना मंत्री चंद्रकांत पाटील म्हणाले, 'देवेंद्र फडणवीसांमध्ये पंतप्रधान होण्याचे गट्स आणि गुण आहेत.त्यांच्याकडे रात्रंदिवस काम करण्याचं व्हिजन आहे. आमचा पक्ष ठरवेल. देवेंद्र फडणवीसांना पंतप्रधान व्हायचं का नाही, पण त्यांच्याकडे ते गुण आहेत'. 'हर्षवर्धन सपकाळ कालपर्यंत तुम्ही पडलेले आमदार होतात. राज्याचे अध्यक्ष झाल्यावर इतके बोलू नका. वेल कल्चरल, खानदानी माणसं ही काँग्रेसचं वैशिष्ट्य आहे. तुम्ही त्या परंपरेमधले आहेत. असं एकदम नका बोलू, त्याकडे देवेंद्र फडणवीस दाबून ठेवतात म्हणून बरे. आम्हाला पण बोलता येतं. देवेंद्र फडणवीसांबद्दल बोलला तर आम्हाला पण अंगावर जावे लागेल. खासदार प्रणिती शिंदे यांनीही नरेंद्र मोदी यांच्या वाढदिवसाच्या दिवशी काळा दिवस म्हटलं. कुठे चालली आपली संस्कृती, असेही मंत्री चंद्रकांत पाटील म्हणाले. 'गोपीचंद पडळकर यांच्या विधानाचं माझ्यासह मुख्यमंत्री देवेंद्र फडणवीस,चंद्रशेखर बावनकुळे, सदाभाऊ खोत यांच्यासह कोणत्याही नेत्यांनी समर्थन केलेल नाही. त्या विधानानंतर गोपीचंद पडळकर म्हणाले आहेत की, पंतप्रधान नरेंद्र मोदी,त्यांची आई, मुख्यमंत्री देवेंद्र फडणवीस यांची पत्नी आणि त्यांची मुलगी या सर्वावर तुम्ही बोलता. तुम्हाला हे चालत का? त्यावेळी तुम्ही रस्त्यावर का उतरला नाही, असे मंत्री चंद्रकांत पाटील पुढे म्हणाले. 'मी गोपीचंद पडळकर यांचं समर्थन करीत नाही. त्यांनी ती भाषा वापरु नये. महाराष्ट्राची ही संस्कृती नाही. गोपीचंद हा आमचा अज्ञानधारक कार्यकर्ता आहे. देवेंद्र फडणवीस यांनी केलेल्या सूचनांमुळे उद्यापासून गोपीचंद पडळकर यांच्या देहबोली आणि भाषेमध्ये फरक दिसेल. तसेच आता यापुढील काळात अशी कोणीच भाषा वापरु नये, असेही चंद्रकांत पाटील म्हणाले. सकाळ+चे सदस्य व्हा शॉपिंगसाठी 'सकाळ प्राईम डील्स'च्या भन्नाट ऑफर्स पाहण्यासाठी क्लिक करा. Read Marathi news and watch Live TV. Breaking news from Maharashtra, India, Pune, Mumbai, Politics, Entertainment, Sports, Lifestyle at SaamTV. Get Live Marathi news on Mobile. Download the Saam Tv app for Android and IOS. Follow Us Copyright © 2025 Sakal Media Group – All Rights Reserved Powered by Quintype</w:t>
       </w:r>
     </w:p>
     <w:p>
@@ -477,7 +477,7 @@
     </w:p>
     <w:p>
       <w:r>
-        <w:t>Title: सरसकट आरक्षण नाहीच! मुख्यमंत्री देवेंद्र फडणवीस यांनी केले स्पष्ट</w:t>
+        <w:t>Title: अपंगत्व मर्यादा नसून नवी संधी – चंद्रकांत पाटील</w:t>
       </w:r>
     </w:p>
     <w:p>
@@ -489,13 +489,13 @@
           <w:rPr>
             <w:color w:val="0000FF"/>
           </w:rPr>
-          <w:t>https://marathi.freepressjournal.in/maharashtra/maratha-reservation-fadnavis-statement-reservation-not-to-anyone-in-general-but-to-marathas-who-have-a-valid-proof-of-kunbi</w:t>
+          <w:t>https://www.loksatta.com/maharashtra/physical-disability-is-a-new-opportunity-says-bjp-leader-chandrakant-patil-in-sangli-css-98-5379119/</w:t>
         </w:r>
       </w:hyperlink>
     </w:p>
     <w:p>
       <w:r>
-        <w:t>Content: मुंबई : “सरकारने मराठा आरक्षणाविषयीचा शासन निर्णय विचारपूर्वक काढला आहे. तो पूर्णपणे कायदेशीर आहे. या अध्यादेशामुळे कुठेही ओबीसी समाजावर अन्याय होणार नाही. या अध्यादेशामुळे कुणालाही सरसकट आरक्षण देण्यात आलेले नाही. ज्यांच्याकडे पुरावा आहे, जे खरे कुणबी आहेत, त्यांनाच प्रमाणपत्र देण्याकरिता हा अध्यादेश मदत करतो,” असे मुख्यमंत्री देवेंद्र फडणवीस यांनी पुन्हा एकदा स्पष्ट केले. मराठा समाजाच्या मागण्या मान्य करण्यात आल्यामुळे सरकारच्या ‘जीआर’वर ओबीसी समाजाने नाराजी व्यक्त केली आहे. त्यातच कुणबी नोंद असलेल्या मराठ्यांना कुणबी जात प्रमाणपत्र देण्याबाबत राज्य सरकारने २ सप्टेंबर रोजी अध्यादेश काढला आहे. या अध्यादेशाला आव्हान देणाऱ्या दोन याचिका गुरुवारी मुंबई उच्च न्यायालयात दाखल झाल्या आहेत. यावर आपली भूमिका स्पष्ट करताना मुख्यमंत्री देवेंद्र फडणवीस म्हणाले की, “आमचे सरकार असेपर्यंत ओबीसी समाजावर अन्याय होऊ देणार नाही. त्यामुळे या ‘जीआर’ला विरोध करणाऱ्या ओबीसी नेत्यांनी आधी ‘जीआर’ समजून घ्यावा. प्रत्येकाला याचिका दाखल करण्याचा अधिकार आहे. मात्र, राज्य सरकारने जो ‘जीआर’ काढला आहे, तो विचारपूर्वक काढलेला आहे. त्यामुळे न्यायालयात देखील राज्य सरकारच्यावतीने योग्य भूमिका मांडण्यात येणार आहे.” “मी पुन्हा एकदा ओबीसी समाजातील नेत्यांना सांगू इच्छितो की, त्यांनी ‘जीआर’ नीट वाचावा. कोठेही सरसकट कोणालाही आरक्षण दिलेले नाही. कायद्याने, पुराव्यानिशी जे लोक अर्ज करतील, त्यांचा पुरावा तपासून तो योग्य असेल तरच आरक्षण मिळणार आहे,” असेदेखील फडणवीस यांनी स्पष्ट केले. ओबीसी समाजाच्यावतीने राज्य सरकारच्या ‘जीआर’विरोधात मुंबईत मोर्चा काढण्यात येणार आहे. मात्र, अशा पद्धतीचा मोर्चा काढण्याची आवश्यकता नाही. वेगवेगळ्या ओबीसी नेत्यांशी माझी चर्चा सुरू आहे. त्यांना मी ज्यावेळी नेमका ‘जीआर’चा अर्थ सांगतो, त्यावेळी त्यांचे समाधानदेखील होते. मात्र, कोणाला राजकीय दृष्टिकोनातून एखादे काम करायचे असेल तर ते आपण थांबवू शकत नाही. जोपर्यंत आमचे सरकार आहे, तोपर्यंत ओबीसी समाजावर सामाजिकदृष्ट्या अन्याय होऊ देणार नाही,” असे सांगत मुख्यमंत्र्यांनी ओबीसी समाजाला दिलासा दिला. मराठा समाजाला आरक्षण मिळावे यासाठी मनोज जरांगे पाटील २९ ऑगस्ट रोजी मुंबईतील आझाद मैदानावर उपोषणाला बसले. सलग पाच दिवस आंदोलन होते. अखेर २ सप्टेंबर रोजी मराठा आरक्षणासाठी नियुक्त उपसमितीचे अध्यक्ष राधाकृष्ण विखे पाटील यांनी शिष्टमंडळासह आझाद मैदानावर जरांगे पाटील यांची भेट घेत सरकार मागण्या मान्य करण्यास सकारात्मक असल्याचे स्पष्ट केले. मात्र, जरांगे पाटील यांनी याबाबत तातडीने ‘जीआर’ काढावा, अशी मागणी लावून धरली. अखेर त्याच दिवशी ‘जीआर’ काढला आणि जरांगे पाटील यांनी आंदोलन मागे घेतले. मात्र, ओबीसीतून मराठा समाजाला आरक्षण दिल्याचा आरोप करत ओबीसी नेते छगन भुजबळ यांनी महायुती सरकारवर नाराजी व्यक्त केली. ओबीसींच्या उपसमितीचे अध्यक्ष चंद्रशेखर बावनकुळे यांच्या अध्यक्षतेखाली बुधवारी मंत्रालयात बैठक पार पडली, या बैठकीतही भुजबळ यांनी नाराजी व्यक्त केली. जरांगेंनी मागण्यांच्या अंमलबजावणीसाठी प्रयत्न करावे - चंद्रकांत पाटील मनोज जरांगे यांच्या सर्व मागण्या मान्य झाल्या आहेत. गाव पातळीवर समिती स्थापन झाली. गावात एखाद्या व्यक्तीकडे कुणबी दाखला असेल तर त्याचा भाऊबंद आहे, त्यालाही प्रतिज्ञापत्रावर सक्षम अधिकाऱ्याने पडताळणी करून दाखला द्यायचा आहे. त्यामुळे मनोज जरांगे यांनी त्यांच्या सगळ्या मागण्या मान्य झाल्यामुळे, आता त्यांची अंमलबजावणी कशी होईल यावर लक्ष केंद्रित केले पाहिजे. सरकारने जरांगे यांच्या सर्वच मागण्या मान्य केल्यामुळे आता त्यांच्या आंदोलनाची धार कमी होईल, असा दावाही कॅबिनेट मंत्री चंद्रकांत पाटील यांनी केला. मुख्यमंत्र्यांचा हेतू चांगला, पण ड्राफ्टिंग अडचणीचे - मंत्री छगन भुजबळ “मी मुख्यमंत्री देवेंद्र फडणवीस यांचा आदर करतो. त्यांचा हेतू चांगला असेल, पण ज्या पद्धतीने ड्राफ्टिंग झाले आहे. ते अडचणीचे ठरणार आहे. पहिल्या ‘जीआर’मध्ये मराठा समाजाच्या पात्र व्यक्तींना कुणबी प्रमाणपत्र द्या, असा उल्लेख होता. जरांगे यांनी नंतर सांगितले आणि पात्र हा शब्द काढला. यावरून काय समजायचे? पुढे असे म्हटले की, नातेवाईक आणि नातेसंबंध यात फरक आहे. नाते संबंध म्हणजे काय? असा सवाल ओबीसी नेते व मंत्री छगन भुजबळ यांनी उपस्थित केला आहे. सरकारने याआधीच १० टक्के आरक्षण दिले आहे. त्यामुळे मराठा समाजाला पुन्हा ओबीसीमध्ये घेणे बेकायदेशीर आहे. शासन निर्णय हा संभ्रम निर्माण करणारा आहे, असेही ते म्हणाले. आम्हीही ओबीसींच्या आरक्षणाला कोर्टात आव्हान देऊ - जरांगे मराठा आरक्षणाच्या जीआरला कोर्टात आव्हान दिले, तर आम्हीही ओबीसी आरक्षणाला कोर्टात आव्हान देऊ. आमचा ‘जीआर’ खूप रक्त जाळून मिळवला आहे, त्यात फेरफार करण्याचा प्रयत्न केला तर आम्ही मराठे कोट्यवधींच्या संख्येने रस्त्यावर दिसू, असा आक्रमक इशारा जरांगे-पाटील यांनी दिला आहे. मुख्यमंत्री देवेंद्र फडणवीस यांनाही आता भुजबळ कळाले आहेत. “ओबीसीच्या नावाखाली इतर जातींना सरकारजवळ जाऊ द्यायचे नाही, ही भुजबळांची भूमिका आता मुख्यमंत्र्यांच्या लक्षात आली आहे. ओबीसी आणि मराठा यांच्यात वाद लावण्याचे काम केले जात आहे. त्यामुळे आता सरकार भुजबळांना काही किंमत देणार नाही,” असेही जरांगे म्हणाले. © freepressjournal-marathi 2025</w:t>
+        <w:t>Content: सांगली : अपंगत्व ही मर्यादा नसून, ती नवी संधी आहे. अपंगांनी आपल्यात दडलेले कलागुण समाजासमोर आणून आत्मविश्वासाने आणि सकारात्मकतेने जीवन जगावे, असा संदेश राज्याचे उच्च व तंत्र शिक्षण, संसदीय कार्य मंत्री तथा सांगली जिल्ह्याचे पालकमंत्री चंद्रकांत पाटील यांनी दिला. अपंगांना युनिफाईड डिसॅबिलिटी आयडी प्रमाणपत्र वितरण सोहळ्याच्या अध्यक्षस्थानावरून ते बोलत होते. जिल्हाधिकारी कार्यालयातील जिल्हा नियोजन समिती सभागृहात आयोजित या कार्यक्रमास जिल्हाधिकारी अशोक काकडे, शासकीय वैद्यकीय महाविद्यालयाचे अधिष्ठाता डॉ. प्रकाश गुरव, जिल्हा शल्य चिकित्सक डॉ. विक्रमसिंह कदम यांच्यासह दिव्यांग शाळेतील शिक्षक, विद्यार्थी, लाभार्थी उपस्थित होते. जिल्ह्यात ४२ हजारांहून अधिक व्यक्तिंनी दिव्यांग प्रमाणपत्रासाठी ऑनलाईन अर्ज सादर केले आहेत. त्यापैकी ३० हजार ५२१ दिव्यांग व्यक्तींना युडीआयडी प्रमाणपत्र मंजूर करण्यात आले आहे. यामधील काही दिव्यांगांना प्रातिनिधीक स्वरूपात युडीआयडी प्रमाणपत्र वाटप करण्यात आले. दिव्यांग व्यक्तिंना या प्रमाणपत्रामुळे शासनाच्या योजनांचा लाभ मिळणार असल्याचे सांगून पालकमंत्री पाटील म्हणाले, शासकीय नोकरीमध्ये दिव्यांग व्यक्तींना ५ टक्के आरक्षण, एसटी व रेल्वेमध्ये सवलत यासह अनेक योजना दिव्यांगांसाठी आहेत. या योजनांची सर्वसमावेशक माहिती दिव्यांगांना उपलब्ध करून द्यावी. शासन व प्रशासन दिव्यांगांच्या पाठिशी असून, यंत्रणांनी दिव्यांगांना शासकीय योजनांचा लाभ देण्यासाठी सर्वतोपरी प्रयत्न करावेत, असे ते म्हणाले. दिव्यांगांनी कसलाही न्यूनगंड न बाळगता, शारीरिक उणिवांची खंत न बाळगता आत्मविडासाने जगावे, असा मूलमंत्र देताना पालकमंत्री पाटील यांनी केंद्र व राज्य लोकसेवा आयोगात दिव्यांगांनी मिळवलेल्या यशाची माहिती देत उपस्थितांना प्रेरणा दिली. जिल्हाधिकारी काकडे म्हणाले, दिव्यांग व्यक्तिंना युडीआयडी कार्डमुळे सर्व लाभ मिळणार आहे. या कार्डचा डेटा देशपातळीवर असून, देशातील कोणत्याही राज्यात दिव्यांग व्यक्तींना लाभ मिळणार आहे. जिल्ह्यात यासाठी शिबिरे घेण्यात आली असून, ज्या व्यक्तिचे किमान ४० टक्के अपंगत्व आहे अशांना दिव्यांग प्रमाणपत्र देण्यात आले आहे. याबरोबरच सामाजिक सहाय्य योजनांचा लाभ दिव्यांगांना देण्यासाठी प्रयत्नरत असल्याचे त्यांनी यावेळी सांगितले. यावेळी पालकमंत्री चंद्रकांत पाटील यांच्याहस्ते ४० दिव्यांगांना प्रातिनिधीक स्वरूपात युडीआयडी वाटप करण्यात आले. प्रारंभी मान्यवरांच्या हस्ते रोपास जल अर्पण करण्यात आले.यावेळी रामदास कोळी व अमोल चंदनशिवे यांनी मनोगत व्यक्त केले दिव्यांगांना युडीआयडी प्रमाणपत्र देण्याच्या अनुषंगाने सहकार्य केल्याबद्दल पालकमंत्री पाटील यांच्या हस्ते वुई फौंडेशनचे दिनेश कदम यांचा सत्कार करण्यात आला. दिलीप प्रभावळकर यांच्या 'दशावतार' चित्रपटाची सर्वत्र चर्चा असून, बॉक्स ऑफिसवरही विक्रमी कमाई करत आहे. मात्र, या यशाला पायरसीचं ग्रहण लागलं आहे. अभिनेत्री प्रियदर्शिनी इंदलकरने सोशल मीडियावर पायरसीविरोधात नाराजी व्यक्त केली आहे. तिने प्रेक्षकांना चित्रपटगृहातच चित्रपट पाहण्याची विनंती केली आहे. 'दशावतार'मधून कोकणातील संस्कृती आणि निसर्ग अनुभवायला मिळत असून, सिनेमाने आतापर्यंत सात कोटींची कमाई केली आहे.</w:t>
       </w:r>
     </w:p>
     <w:p>
@@ -508,7 +508,7 @@
     </w:p>
     <w:p>
       <w:r>
-        <w:t>Title: Jaykumar Gore : संग्राम थोपटे, पृथ्वीराज पाटलांचे मिशन फत्ते... मंत्री गोरेंची आता 'जयंत पाटलांसाठी' फिल्डिंग</w:t>
+        <w:t>Title: Chandrakant Patil on Ajit Pawar : अजितदादांचं म्हणणं योग्यच, इन्व्हेस्टमेंट यायला मोठा प्रॉब्लेम होणार; चंद्रकांत पाटलांकडून 'त्या' वक्तव्याला दुजोरा</w:t>
       </w:r>
     </w:p>
     <w:p>
@@ -520,13 +520,13 @@
           <w:rPr>
             <w:color w:val="0000FF"/>
           </w:rPr>
-          <w:t>https://sarkarnama.esakal.com/vishleshan/bjp-minister-jaykumar-gore-targets-sangli-politics-by-offering-bjp-entry-to-jayant-patil-vishal-patil-and-haridas-patil-as11</w:t>
+          <w:t>https://marathi.abplive.com/news/politics/chandrakant-patil-on-ajit-pawar-statement-says-he-is-right-there-will-be-big-problem-in-getting-investment-maharashtra-politics-marathi-news-1385477</w:t>
         </w:r>
       </w:hyperlink>
     </w:p>
     <w:p>
       <w:r>
-        <w:t>Content: Sangli News : जयंत पाटील यांच्या भाजप प्रवेशाच्या चर्चांना वरचेवर हवा दिली जाते. कधी ही भाजपकडून तर कधी पाटील यांच्याच निकटवर्तीयांकडून या चर्चा घडवून आणल्या जातात. आताही गणेशोत्सवाच्या निमित्ताने पुन्हा या चर्चा सुरु झाल्या आहेत. यावेळी कारण ठरले ते मंत्री जयकुमार गोरे यांचे आमंत्रण. यापूर्वी भोर विधानसभा मतदारसंघाचे माजी आमदार संग्राम थोपटे आणि सांगली शहर काँग्रेसचे जिल्हाध्यक्ष पृथ्वीराज पाटील यांच्या भाजप प्रवेशामागे ग्रामविकासमंत्री जयकुमार गोरे यांचे प्रयत्न असल्याचे समोर आले होते. आता याच गोरे यांनी जयंत पाटील यांच्यासाठी फिल्डिंग लावली आहे. सांगली जिल्ह्यात आगामी स्थानिक स्वराज्य संस्थांच्या निवडणुकीच्या पार्श्वभूमीवर गणेशोत्सवाचा सर्वच नेत्यांनी योग्य पद्धतीने वापर करून धेतला गणेश मंडळांना भेटी देवून मतपेरणी केली. यात राष्ट्रवादी काँग्रेस शरदचंद्र पवार पक्षाचे नेते आणि आमदार जयंत पाटील, अपक्ष खासदार विशाल पाटील आणि भाजप नेते चंद्रकांत पाटीलही मागे नव्हते. अशातच महापालिकेच्या स्थायी समितीचे माजी सभापती हरिदास पाटील यांच्या वाढदिवसाच्या कार्यक्रमाला ग्रामविकासमंत्री जयकुमार गोरे यांनी हजेरी लावत नवी खेळी खेळली आहे. जयकुमार गोरे यांनी, हरिदास पाटील यांच्या खांद्यावर बंदुक ठेवत जयंत पाटील आणि खासदार विशाल पाटील यांना भाजपमध्ये येण्यासाठी गळ घातली आहे. "हरिदास पाटील आणि माझी मैत्री राजकारणापलीकडची आहे. त्यामुळे ते सहजासहजी भाजपमध्ये येणार नाहीत. आता जयंत पाटील यांनीच भाजपमध्ये यावे म्हणजे हरिदासही येतील,’’ अशी खुली ऑफरच गोरे यांनी जयंत पाटील यांना दिली. त्यांनी जयंत पाटील यांच्यासह विशाल पाटील यांना आपल्या घरी जेवणाचे आमंत्रण दिले आहे. सगळ्या राजकीय कुरघोड्या पचवलेल्या आमदार जयंत पाटील यांनीही यावर टोला लगावला. "सांगलीवाडीचे लोक फार हुशार आहेत. ते कधीच होडी पलटवू देत नाहीत. पण या नदीतील होडीत खूप जण बसले आहेत. आपण आपला काठ न सोडलेला बरा. आता पृथ्वीराज पाटील देखील भाजपवासी झाले आहेत. कदाचित त्यांना खासदार विशाल पाटील यांनीच जायला सांगितले असावं असाच टोला देखील जयंत पाटील यांनी लगावला. यावर विशाल पाटील यांनी पलटवार करताना, हरिदास पाटील पाहुणे आहेत. त्यांना काँग्रेसमध्ये घेण्यासाठी प्रयत्न केले. पण ते आले नाहीत. ते जयंत पाटील यांच्याकडे गेले. आता मंत्री गोरे त्यांच्या कार्यक्रमाला आलेत. त्यामुळे ते भाजपमध्ये जाणार तर नाहीत ना? याचीच काळजी वाटत असल्याचा टोला खासदार विशाल पाटील यांनी लगावला. थोपटे अन् पाटील यांचे मिशन फत्ते : संग्राम थोपटे यांचा भाजपमधील प्रवेश सुकर करण्यासाठी जयकुमार गोरे आणि दौंडचे भाजप आमदार राहुल कुल यांनी महत्त्वाची भूमिका बजावली होती. 2019 च्या निवडणुकीपूर्वी देखील संग्राम थोपटे यांना राहुल कुल यांच्या माध्यमातून भाजप प्रवेशाची ऑफर देण्यात आली होती. तसेच प्राथमिक बैठका देखील पार पडल्या मात्र हा प्रवेश होऊ शकला नव्हता. त्यानंतरही भाजपसोबत या असा सल्ला त्यांना आमदार राहुल कुल आणि जयकुमार गोरे यांनी दिला होता. असेच काहीसे सांगलीत देखील झाले होते. दोन विधासभेला पराभव पचवावा लागलेले पृथ्वीराज पाटील यांना देखील भाजपची ऑफर होती. त्यांना मुख्यमंत्र्यांपर्यंत नेण्यात जयकुमार गोरे यांनी भूमिका बजावली होती. पण त्यांच्याआधीच भाजपमध्ये गेलेल्या जयश्री पाटील आणि आमदार सुधीर गाडगीळ यांचा विरोध होता. याविरोधामुळेच त्यांचा प्रवेश रखडला होता. मात्र जयकुमार गोरे यांनी नव्याने मांडणीकरत पृथ्वीराज पाटील यांचा प्रवेश करवून घेतला होता. ते या प्रवेशाला हजर होते. सरकारनामाचे सदस्य व्हा शॉपिंगसाठी 'सकाळ प्राईम डील्स'च्या भन्नाट ऑफर्स पाहण्यासाठी क्लिक करा. Read Latest Marathi Political News, Breaking Political News from Maharashtra, India, Pune &amp; Mumbai at Sarkarnama. To Get Live Political Marathi News on Mobile, Download the Sarkarnama Mobile App for Android and IOS. सरकारनामा आता सर्व सोशल मीडिया प्लॅटफॉर्मवर. ताज्या राजकीय घडामोडींसाठी फेसबुक, ट्विटर, इन्स्टाग्राम, शेअर चॅट, टेलिग्रामवर आणि व्हॉट्सॲप आम्हाला फॉलो करा. तसेच, सरकारनामा यूट्यूब चॅनेलला आजच सबस्क्राइब करा. Follow Us Copyright © 2025 Sakal Media Group – All Rights Reserved Powered by Quintype वेबसाईटवर ब्राउझिंगचा अनुभव सर्वोत्तम असावा, यासाठी आम्ही कुकीजचा वापर करतो. कुकीजमुळे तुम्हाला तुमच्या आवडत्या मजकुराची शिफारस करता येते. आमचे गोपनीयता आणि कुकीजसंदर्भातील धोरण तुम्हाला मान्य आहे.</w:t>
+        <w:t>Content: Chandrakant Patil on Ajit Pawar : राज्यातील सामाजिक वातावरणात निर्माण होत असलेल्या तणावाच्या पार्श्वभूमीवर उपमुख्यमंत्री अजित पवार (Ajit Pawar) यांनी नागपूरमधील चिंतन शिबिरात (NCP Chintan Shibir) राज्याच्या हितासाठी काम करताना कोणत्याही समाजावर अन्याय होऊ देणार नाही. सारथी, बार्टी आणि इतर संस्थांना मदतीपासून वंचित ठेवलं जाणार नाही. मागील दोन महिन्यापासून समाजा समाजात तेढ निर्माण केली जातेय, ही पुरोगामी महाराष्ट्राला परवडणारी नाही, असे वक्तव्य केले होते. आता यावर उच्च व तंत्रशिक्षण मंत्री चंद्रकांत पाटील (Chandrakant Patil) यांनी यांनी प्रतिक्रिया दिली आहे. नांदेडमध्ये बोलताना चंद्रकांत पाटील म्हणाले की, “अजित दादांचं म्हणणं अगदी योग्य आहे. इन्व्हेस्टमेंट यायला मोठा प्रॉब्लेम होणार आहे. गुंतवणूक येण्यासाठी सर्वांत आधी पाहिलं जातं ते इथलं वर्क कल्चर. सध्या वर्क कल्चर दिवसेंदिवस बिघडत चाललंय. गावोगावी जी सामाजिक आणि जातीय आंदोलने सुरू आहेत, त्याचा थेट परिणाम राज्याच्या औद्योगिक विकासावर होतो आहे. बीडमध्ये तर पोलीस अधिकाऱ्यांना त्यांच्या नेमप्लेटवर आडनाव लावता येत नाही, अशी परिस्थिती आहे. संतांनी आयुष्यभर एकता, समता यासाठी कार्य केलं. अशा घटनांनी त्यांच्या आत्म्याला निश्चितच दु:ख होत असेल,” असं त्यांनी म्हटले आहे. दरम्यान, राज्याचे उच्च तंत्र शिक्षण मंत्री चंद्रकांत पाटील हे आज नांदेड विद्यापीठाच्या दीक्षान्त समारंभास उपस्थित होते. हा समारंभ संपल्यावर शिक्षण मंत्र्यांनी शिक्षण ही आपल्या देशाची प्राथमिकता प्राधान्य नाही तर दोन वेळचे जेवण ही आपली प्राथमिकता असल्याचं अजब विधान केलंय. महाराष्ट्राची सामाजिक वीण पूर्णपणे विस्कटली आहे. गावागावात जातीवरून जे सुरू आहे ते महाराष्ट्राला मारक आहे. संतांनी समतेची एकीची शिकवण दिली पण आताचा महाराष्ट्र पाहून संतांच्या आत्म्याला देखील वेदना होतील, असे त्यांनी म्हटले आहे. उपमुख्यमंत्री अजित पवार यांनी नागपूरमधील चिंतन शिबिरात राष्ट्रवादी मंत्र्यांना सज्जड दम दिल्याचे पाहायला मिळाले. राष्ट्रवादीचे मंत्री इतर कामात व्यस्त राहणार असतील तर मंत्रीपद सोडावे लागेल, असा इशारा उपमुख्यमंत्री अजित पवार यांनी मंत्र्यांना दिला. तसेच, पालकमंत्र्यांना तीन दिवस मतदारसंघांमध्ये काढावीच लागतील, अशी अट देखील त्यांनी घातली आहे. आणखी वाचा कोणाचा घास काढूनही घ्यायचा नाही आणि कोणावर अन्यायही करायचा नाही, अजित पवारांचं वक्तव्य, म्हणाले, जाती जातीत वाद होतील असं कृत्य करु नका We use cookies to improve your experience, analyze traffic, and personalize content. By clicking "Allow All Cookies", you agree to our use of cookies.</w:t>
       </w:r>
     </w:p>
     <w:p>
@@ -539,7 +539,7 @@
     </w:p>
     <w:p>
       <w:r>
-        <w:t>Title: Maratha Reservation : मराठा समाजाला कुणबी प्रमाणपत्र कधीपासून मिळणार? विखे पाटलांनी सगळं सांगितलं, म्हणाले…</w:t>
+        <w:t>Title: Chandrakant Patil statement: मोदींच्या आईंवर, फडणवीसांच्या बायकोवर बोलतात तेव्हा...; पडळकर यांच्या वक्तव्यावर चंद्रकांत पाटलांनी स्पष्टच सांगितले</w:t>
       </w:r>
     </w:p>
     <w:p>
@@ -551,13 +551,13 @@
           <w:rPr>
             <w:color w:val="0000FF"/>
           </w:rPr>
-          <w:t>https://www.tv9marathi.com/maharashtra/when-maratha-people-will-get-kunbi-certificate-minister-radhakrishna-vikhe-patil-give-detail-information-1488592.html</w:t>
+          <w:t>https://sarkarnama.esakal.com/pune/chandrakant-patil-statement-padalekar-remarks-sw79-sm89</w:t>
         </w:r>
       </w:hyperlink>
     </w:p>
     <w:p>
       <w:r>
-        <w:t>Content: By signing in or creating an account, you agree with Associated Broadcasting Company's Terms &amp; Conditions and Privacy Policy. Maratha Reservation : मनोज जरांगे यांनी मुंबईत दाखल होत केलेल्या उपोषणाची दखल घेऊन राज्य सरकारने हैदराबाद गॅझेट लागू करण्यासंदर्भात निर्णय घेतला. या शासन निर्णयानंतर मराठवाड्यातील मराठा समाजाला कुणबी असल्याचे प्रमाणपत्र मिळणार आहे आणि याच प्रमाणपत्राच्या मदतीने मराठा समाजाच्या संबंधित व्यक्तीला ओबीसी प्रवर्गाचे आरक्षण मिळणार आहे. मंत्री छगन भुजबळ यांनी मात्र सरकारच्या या निर्णयाचा थेट विरोध करत सर्वोच्च न्यायालयात जाण्याचा इशारा दिला आहे. असे असतानाच आता मंत्रिमंडळ उपसमितीने आजच्या (9 सप्टेंबर) बैठकीत सरकारने काढलेल्या जीआरविषयी चर्चा करून मराठा समाजाला कुणबी प्रमाणपत्र कधी मिळेल? याबाबत सविस्तर माहिती दिली आहे. ते बैठकीनंतर माध्यम प्रतिनिधींशी बोलत होते. राज्य मंत्रिमंडळाची बैठक झाल्यानंतर मराठा आरक्षणविषयक मंत्रिमंडळ उपसमितीची बैठक पार पडली. या बैठकीला उपसमितीचे अध्यक्ष राधाकृष्ण विखे पाटील, माजी अध्यक्ष चंद्रकांत पाटील, मंत्री दादा भुसे, शिवेंद्रराजे भोसले तसेच समितीचे अन्य सदस्य उपस्थित होते. या बैठकीत मनोज जरांगे यांना दिलेली आश्वासनं आणि त्या आश्वासनांची पूर्तता यावर चर्चा करण्यात आली. या चर्चेनंतर राधाकृष्ण विखे पाटील यांनी बैठकीतील विषय तसेच मंत्री छगन भुजबळ यांची नाराजी यावर भाष्य केले. मराठा समाजाच्या व्यक्तींना कुणबी दाखले देण्यासंदर्भात कार्यवाही करण्यात येईल. तसेच या महिन्याच्या अखेरपर्यंत मराठा आंदोलकांवरील गुन्हे मागे घेतले जातील, अशी माहिती विखे पाटील यांनी दिली आहे. मराठा आरक्षणविषयक मंत्रिमंडळ उपसमितीने तीन ते चार बैठका घेऊन अतिशय विचाराअंती मराठा समाजासाठी हैदराबाद गॅझेट लागू करण्यासंदर्भात निर्णय घेतलेला आहे. काही दिवसांपूर्वी मी छगन भुजबळ यांनी एक विनंती केलेली आहे. मी छगन भुजबळ यांच्याशी एकदा चर्चा करणार आहे. वास्तव काय आहे ते मी त्यांना सांगणार आहे, अशी माहिती विखे पाटील यांनी दिली. तसेच अनेकवेळा फक्त ऐकीव माहितीवर मतं तयार होतात. आम्ही निश्चितपणे छगन भुजबळ यांचा गैरसमज दूर करू, असा विश्वास यावेळी विखे पाटील यांनी व्यक्त केला.</w:t>
+        <w:t>Content: Pune News : भाजपचे आमदार पडळकर यांनी जतमध्ये बोलताना राष्ट्रवादी काँग्रेस शरदचंद्र पवार पक्षाचे नेते जयंत पाटील यांच्याबाबत आक्षेपार्ह वक्तव्य केले. याचे तीव्र पडसाद गेल्या दोन दिवसापासून राज्यभर उमटत असून, राज्यातील नेते मंडळीतून याबाबत प्रतिक्रिया देखील येताना पाहायला मिळत आहेत. याबाबत राज्याचे मंत्री चंद्रकांत पाटील यांनी प्रतिक्रिया देत विरोधकांना सुनावले आहे. पुण्यामध्ये बोलताना चंद्रकांत पाटील (Chandrakant Patil) म्हणाले, राजकारणामध्ये शिवराळ भाषेचा ट्रेंड गेल्या चार-पाच वर्षांमध्ये पडला असल्याचे पाहायला मिळत आहे. शिवराळ भाषा वापरायला लोकांना काही वाटेना झाले आहे. शिवराळ भाषा वापरली म्हणजे आपल्या म्हणायला जोर येतो, असे काहीसे त्यांना वाटतेय का ?असा प्रश्न पडत आहे. भाजप (Bjp) आमदार गोपीचंद पडळकर यांनी वापरलेला भाषेचे समर्थन मुख्यमंत्री देवेंद्र फडणवीस यांनी केलेले नाही. तसंच मी अथवा भाजपचा इतर कोणताही नेता करणार नाही. मात्र, टाळी एका हाताने वाजत नाही हे देखील खरे आहे. विरोधकांनी पंतप्रधान मोदींवर आणि त्यांच्या आईंवर बोललेले चालते त्यासोबतच देवेंद्र फडणवीस यांच्या पत्नीवर देखील ते बोलतात तेव्हा विरोधकांनी देखील तारतम्य बाळगणं आवश्यक आहे. या गोष्टीतून पडळकर यांचे मला समर्थन करायचे नाही. मात्र गोपीचंद पडळकर यांबरोबर विरोधकांनीही आपल्या बोलण्यावरती कंट्रोल करणे आवश्यक असल्याचं चंद्रकांत पाटील म्हणाले. गोपीचंद पडळकर यांना अशी भाषा वापरू नये असे सांगण्यात आले असून गोपीचंद पडळकर हे आमचे आज्ञाधारक कार्यकर्ते असून फडणवीसांनी त्यांना सूचना दिल्यानंतर आता त्यांच्या ध्येयबोली आणि भाषेमध्ये फरक पडेल, असे देखील चंद्रकांत पाटील म्हणाले. त्यामुळे विरोधक आणि सत्ताधारी या दोघांकडूनही तारतम्य बाळगण्याची आवश्यकता असल्याचे चंद्रकांत पाटील यांनी सांगितले. सरकारनामाचे सदस्य व्हा शॉपिंगसाठी 'सकाळ प्राईम डील्स'च्या भन्नाट ऑफर्स पाहण्यासाठी क्लिक करा. Read Latest Marathi Political News, Breaking Political News from Maharashtra, India, Pune &amp; Mumbai at Sarkarnama. To Get Live Political Marathi News on Mobile, Download the Sarkarnama Mobile App for Android and IOS. सरकारनामा आता सर्व सोशल मीडिया प्लॅटफॉर्मवर. ताज्या राजकीय घडामोडींसाठी फेसबुक, ट्विटर, इन्स्टाग्राम, शेअर चॅट, टेलिग्रामवर आणि व्हॉट्सॲप आम्हाला फॉलो करा. तसेच, सरकारनामा यूट्यूब चॅनेलला आजच सबस्क्राइब करा. Follow Us Copyright © 2025 Sakal Media Group – All Rights Reserved Powered by Quintype वेबसाईटवर ब्राउझिंगचा अनुभव सर्वोत्तम असावा, यासाठी आम्ही कुकीजचा वापर करतो. कुकीजमुळे तुम्हाला तुमच्या आवडत्या मजकुराची शिफारस करता येते. आमचे गोपनीयता आणि कुकीजसंदर्भातील धोरण तुम्हाला मान्य आहे.</w:t>
       </w:r>
     </w:p>
     <w:p>
@@ -570,7 +570,7 @@
     </w:p>
     <w:p>
       <w:r>
-        <w:t>Title: Satara gazetteer: सातारा गॅझेटियरबाबत विभागीय आयुक्तांकडून अहवाल मागविला</w:t>
+        <w:t>Title: शिक्षण ही आपल्या देशाची प्राथमिकता नाही तर दोन वेळचे जेवण ही प्राथमिकता, मंत्री चंद्रकांत पाटलाचं वक्तव्य</w:t>
       </w:r>
     </w:p>
     <w:p>
@@ -582,13 +582,13 @@
           <w:rPr>
             <w:color w:val="0000FF"/>
           </w:rPr>
-          <w:t>https://pudhari.news/maharashtra/satara/satara-gazetteer-report-divisional-commissioner-sk95</w:t>
+          <w:t>https://marathi.abplive.com/news/maharashtra/chandrakant-patil-nanded-news-education-is-not-our-country-priority-but-two-meals-a-day-is-says-minister-chandrakant-patil-1385473</w:t>
         </w:r>
       </w:hyperlink>
     </w:p>
     <w:p>
       <w:r>
-        <w:t>Content: सातारा/ मुंबई : मराठा समाजाला आरक्षणाच्या अनुषंगाने दिलेल्या आश्वासनांची पूर्तता करण्यासाठी मंत्रिमंडळ उपसमितीची मंगळवारी मंत्रालयात बैठक पार पडली. या बैठकीत सकारात्मक चर्चा झाली असून, सार्वजनिक बांधकाम मंत्री शिवेंद्रराजे भोसले यांनी सातारा गॅझेटियरबाबत बैठकीत आग्रही भूमिका घेतली. सातारा गॅझेटियरबाबत पुणे विभागीय आयुक्त चंद्रकांत पुलकुंडवार यांच्याकडून अहवाल मागविण्यात आला आहे. मराठा आंदोलकांवरील गुन्हे मागे घेण्याच्या द़ृष्टीनेही या बैठकीत ऊहापोह झाला. ना. राधाकृष्ण विखे - पाटील यांच्या अध्यक्षतेखाली गठित केलेल्या मंत्रिमंडळ उपसमितीची बैठक मंगळवारी मंत्रालयात पार पडली. यावेळी मराठा आरक्षण आंदोलनातील आंदोलकांवरील गुन्हे मागे घेण्याच्या अनुषंगाने सकारात्मक चर्चा झाली. सार्वजनिक बांधकाम मंत्री शिवेंद्रराजे भोसले आणि मदत व पुनर्वसन मंत्री मकरंद पाटील यांनी यासाठी आग्रही भूमिका मांडली. बैठकीत ना. चंद्रकांत पाटील, ना. गिरीश महाजन, ना. दादा भुसे, ना. माणिकराव कोकाटे, ना. आशिष शेलार उपस्थित होते. दूरद़ृश्य प्रणालीद्वारे साताराचे जिल्हाधिकारी संतोष पाटील उपस्थित होते. या बैठकीमध्ये मराठा समाजाच्या उन्नतीसाठी राबवण्यात येणार्‍या योजनांचा आढावा घेण्यात आला. शासन निर्णयानुसार पात्र लोकांना कुणबी प्रमाणपत्र (दाखले) देण्याच्या प्रक्रिया अधिक सुलभ करण्यात येणार आहे. तसेच मराठा आरक्षणासंदर्भात सातारा गॅझेट लागू करण्याबाबतही सविस्तर चर्चा करण्यात आली. मंत्रालयातील बैठकीत सहभागी ना. राधाकृष्ण विखे-पाटील , ना. शिवेंद्रराजे भोसले, ना. मकरंद पाटील, गिरीश महाजन, चंद्रकांत पाटील आदी. 'Pudhari' is excited to announce the relaunch of its Android and iOS apps. Stay updated with the latest news at your fingertips. Android and iOS Download now and stay updated, anytime, anywhere. Pudhari Publications Private Limited</w:t>
+        <w:t>Content: Chandrakant Patil : आपल्या देशात शिक्षण नाही तर जेवण ही प्राथमिकता असल्याचे मत राज्याचे उच्च तंत्र शिक्षण मंत्री चंद्रकांत पाटील यांनी व्यक्त केले. तसेच महाराष्ट्राची अवस्था पाहून संतांच्या आत्म्याला दुःख होत असेल असंही ते म्हणाले. मंत्री चंद्रकांत पाटील हे आज नांदेड विद्यापीठाच्या दीक्षान्त समारंभास उपस्थित होते. हा समारंभ संपल्यावर शिक्षण मंत्र्यांनी शिक्षण ही आपल्या देशाची प्राथमिकता नाही तर दोन वेळचे जेवण ही आपली प्राथमिकता असल्याचं वक्तव्य केलंय. महाराष्ट्राची सामाजिक वीण पूर्णपणे विस्कटली आहे. गावागावात जातीवरुन जे सुरू आहे ते महाराष्ट्राला मारक आहे. संतानी समतेची एकीची शिकवण दिली आहे, पण आताचा महाराष्ट्र पाहून संतांच्या आत्म्याला देखील वेदना होतील असे विधान मंत्री चंद्रकांत पाटील यांनी केले आहे. महत्वाच्या बातम्या: We use cookies to improve your experience, analyze traffic, and personalize content. By clicking "Allow All Cookies", you agree to our use of cookies.</w:t>
       </w:r>
     </w:p>
     <w:p>
@@ -601,7 +601,7 @@
     </w:p>
     <w:p>
       <w:r>
-        <w:t>Title: Manoj Jarange Patil: राज्य सरकारला जरांगे पाटलांचा धसका; विखे पाटलांनी कामाच्या हालचाली वाढवल्या</w:t>
+        <w:t>Title: Minister Chandrakant Patil: ज्ञानाचा उपयोग राष्ट्रहितासाठी करा: उच्च शिक्षणमंत्री चंद्रकांत पाटील; विद्यापीठाचा दीक्षांत समारंभ</w:t>
       </w:r>
     </w:p>
     <w:p>
@@ -613,13 +613,13 @@
           <w:rPr>
             <w:color w:val="0000FF"/>
           </w:rPr>
-          <w:t>https://www.navarashtra.com/politics/state-government-gets-a-jolt-from-jarange-patil-vikhe-patil-increases-work-activities-985044.html</w:t>
+          <w:t>https://www.esakal.com/paschim-maharashtra/solapur/use-knowledge-for-nations-interest-higher-education-minister-chandrakant-patil-at-convocation-sdj87</w:t>
         </w:r>
       </w:hyperlink>
     </w:p>
     <w:p>
       <w:r>
-        <w:t>Content: राज्य सरकारला जरांगे पाटलांचा धसका; विखे पाटलांनी कामाच्या हालचाली वाढवल्या मराठा आरक्षणाचे आंदोलक मनोज जरांगे पाटील यांनी मुंबईत सुरू केलेल्या बेमुदत उपोषणाची दखल घेत राज्य सरकारने हैदराबाद गॅझेट लागू करण्याचा निर्णय घेतला आहे. या निर्णयानंतर जरांगे पाटील यांनी मराठवाडा मुक्ती संग्राम दिनापूर्वी मराठा समाजाला कुणबी असल्याची प्रमाणपत्रे वाटप सुरू करण्याची मागणी करत सरकारला अल्टिमेटम दिला आहे. त्यांच्या या इशाऱ्यानंतर मंत्री आणि मराठा उपसमितीचे अध्यक्ष राधाकृष्ण विखे पाटील यांच्यावर त्याचा चांगलाच परिणाम जाणवल्याचे दिसून येत आहे. एकीकडे मंत्री छगन भुजबळ यांनी सरकारच्या हैदराबाद गॅझेट लागू करण्याच्या निर्णयाला तीव्र विरोध दर्शवला असून, याविरोधात थेट न्यायालयात जाण्याची तयारीही दर्शवली आहे. दरम्यान, मंत्रिमंडळ उपसमितीने मंगळवार (९ सप्टेंबर) रोजी झालेल्या बैठकीत सरकारने काढलेल्या जीआरवर सविस्तर चर्चा केली. यावेळी मराठा समाजाला कुणबी प्रमाणपत्र प्रत्यक्षात कधीपासून मिळणार, याबाबतही उपसमितीकडून माहिती देण्यात आली. iPhone 17 Series launch: प्रतिक्षा संपली! A19 चिपसेट, 24MP सेल्फी कॅमेरासह मिळणार अधिक चांगली बॅटरी लाईफ, 80 हजारांहून राज्य सरकारच्या मंत्रिमंडळातील मराठा आरक्षणविषयक विशेष उपसमितीच्या अध्यक्ष राधाकृष्ण विखे पाटील (Radhakrishna Vikhe Patil) यांच्या नेतृत्वाखाली मंगळवारी (ता. ९) महत्त्वाची बैठक पार पडली. या बैठकीत मराठवाडा आणि सातारा गॅझेटिअर संदर्भातील निर्णयाची अंमलबजावणी करण्यासाठी विभागीय आयुक्त तसेच जिल्हाधिकाऱ्यांशी सविस्तर चर्चा करण्यात आली. उपसमितीच्या बैठकीत मराठा समाजाला गॅझेटनुसार दाखले देण्याच्या प्रक्रियेबाबत तसेच नोंदणींची छाननी कोणत्या पद्धतीने करता येईल, याचा सविस्तर आढावा घेण्यात आला. या बैठकीस मंत्री चंद्रकांत पाटील, गिरीश महाजन, आशिष शेलार, माणिकराव कोकाटे, दादा भुसे, शिवेंद्रराजे भोसले आणि मकरंद पाटील यांच्यासह वरिष्ठ अधिकारी उपस्थित होते. यासंदर्भात बोलताना जरांगे पाटील म्हणाले, “माझ्यात आणि समाजात संभ्रम निर्माण होणार नाही. समाज माझ्या पाठीशी उभा आहे. आज संभ्रम निर्माण करणारे लोक कुठे होते?” असा सवाल त्यांनी उपस्थित केला. “मराठवाड्यातील सर्व मराठे आरक्षणाच्या चौकटीत येतील आणि ते थोड्याच दिवसांत दिसून येईल,” असे मोठे विधानही त्यांनी केले. तसेच “मी आणि मराठा समाज कुणावरही आंधळा विश्वास ठेवत नाही. हैदराबाद आणि सातारा गॅझेटियरच्या बाबतीत सरकारने हयगय करू नये. जर तसे झाले नाही, तर आम्ही तुम्हाला पुन्हा रस्त्यावर फिरु देणार नाही. थोडे दिवस धीर धरा, गॅझेटियर उकरून काढले आहे. रजिस्ट्री पूर्ण झाली आहे. आता फक्त अंमलबजावणी बाकी आहे. ” दरवर्षी १७ सप्टेंबरला मराठवाडा मुक्तीसंग्राम दिन साजरा केला जातो, याचा उल्लेख करत त्यांनी या आंदोलनाला ऐतिहासिक संदर्भही जोडला. Gondia Crime: गोंदिया हादरलं! मजुरीचे पैसे मागितले म्हणून ठेकेदारानेच केली मजुराची निर्घृणपणे हत्या मराठा नेते मनोज जरांगे पाटील यांनी मराठवाडा मुक्तीसंग्राम दिनाच्या पार्श्वभूमीवर सरकार तसेच आरक्षण विषयक उपसमितीला अल्टिमेटम दिला आहे. त्यांच्या या इशाऱ्यामुळे सरकारने चांगलाच धसका घेतल्याचे स्पष्ट होत असून, सरकारी पातळीवर हालचालीही वेगाने सुरू झाल्या आहेत. मनोज जरांगे पाटील यांनी मराठा आंदोलकांवरील गुन्हे मागे घेण्याची प्रमुख मागणी केली होती. ही मागणी सरकारने मान्य केली असून, उपसमितीचे अध्यक्ष आणि मंत्री राधाकृष्ण विखे पाटील यांनी स्वतः त्याबाबत जरांगे पाटलांना आश्वासन दिले होते. दरम्यान, आता आंदोलकांसाठी मोठी बातमी समोर आली आहे. आंदोलकांवरील गुन्हे मागे घेताना काही विशिष्ट निकष लागू केले जाणार असल्याची घोषणा मंत्री विखे पाटील यांनी केली आहे. मराठा आंदोलनादरम्यान पाच लाख रुपयांपेक्षा कमी नुकसान झालेल्या आंदोलकांवरील कारवाई मागे घेण्याचा निर्णय झाल्याचे भाजप मंत्री आणि राधाकृष्ण विखे पाटील (Radhakrishna Vikhe Patil) यांनी जाहीर केले आहे. यासाठी दर सोमवारी राज्यातील प्रत्येक जिल्हाधिकारी आणि पोलिस अधिकाऱ्यांसोबत बैठक घेऊन कार्यवाहीची आढावा घेतला जाणार असल्याची माहिती त्यांनी दिली. Follow Us On © Copyright Navarashtra 2025 All rights reserved.</w:t>
+        <w:t>Content: Higher Education Minister Chandrakant Patil guiding students at university convocation: “Use your knowledge for the nation’s service.” esakal Chandrakant Patil Speech : ज्ञान ही सर्वांत मोठी संपत्ती असून विद्यार्थ्यांनी पदवी व पदविकेच्या माध्यमातून मिळवलेल्या ज्ञानाचा, शिक्षणाचा उपयोग राष्ट्राच्या हितासाठी तथा वैभवासाठी करावा, असे आवाहन राज्याचे उच्च व तंत्र शिक्षण मंत्री चंद्रकांत पाटील यांनी केले. Follow Us Copyright © 2025 - Sakal Media Pvt Ltd - All rights reserved. Powered by Quintype</w:t>
       </w:r>
     </w:p>
     <w:p>
@@ -632,7 +632,7 @@
     </w:p>
     <w:p>
       <w:r>
-        <w:t>Title: तासगावमध्ये मका पिकात गांजा लागवडीचा प्रकार</w:t>
+        <w:t>Title: पडळकरांच्या भाषेचे समर्थन कोणीही करणार नाही; चंद्रकांत पाटलांनी स्पष्टच सांगितले</w:t>
       </w:r>
     </w:p>
     <w:p>
@@ -644,13 +644,13 @@
           <w:rPr>
             <w:color w:val="0000FF"/>
           </w:rPr>
-          <w:t>https://www.loksatta.com/maharashtra/police-seized-rs-15-lakh-marijuana-hidden-in-maize-crop-in-bastawade-tasgaon-sud-02-5371243/</w:t>
+          <w:t>https://www.lokmat.com/pimpri-chinchwad/pune-news-no-one-will-support-padalkars-language-chandrakant-patil-a-a1008/amp/</w:t>
         </w:r>
       </w:hyperlink>
     </w:p>
     <w:p>
       <w:r>
-        <w:t>Content: सांगली : स्थानिक गुन्हे अन्वेषण पथकाने तासगाव तालुक्यातील बस्तवडे येथे मका पिकात लागवड केलेला १५ लाखांचा गांजा हस्तगत केला असल्याची माहिती पोलीस निरीक्षक सतीश शिंदे यांनी शनिवारी सायंकाळी दिली. बस्तवडे ते वायफळे या रस्त्यावर चव्हाण वस्तीवरील शेतात गांजालागवड केल्याची माहिती पोलिसांना मिळाली होती. त्यानुसार सहायक निरीक्षक नितीन सावंत, उपनिरीक्षक कुमार पाटील, हवालदार अमोल ऐदळे, आमसिद्धा खोत, बाळासाहेब माने, संदीप पाटील आदींच्या पथकाने छापा मारला असता मका व हत्ती गवत असलेल्या शेतात गांजाची झाडे आढळली. या झाडांची पाने, फुले, तयार बोंडे यांचा वापर नशेसाठी करण्यात येतो. तीन ते सात फुटांपर्यंत पूर्ण वाढ झालेल्या या झाडांचे वजन १४८ किलो, तर वाळलेला गांजा आढळला, त्याचे वजन १ किलो ३१० ग्रॅम आढळले. एकूण सुमारे १५ लाख २ हजारांचा १५० किलो गांजा या ठिकाणाहून जप्त करण्यात आला असून, याप्रकरणी शेतमालक अजय चव्हाण याला अटक करण्यात आली आहे. त्याच्याविरुद्ध तासगाव पोलीस ठाण्यात गुन्हा दाखल करण्यात आला आहे. दरम्यान, मिरजेतील महात्मा गांधी चौक पोलीस ठाण्याच्या हद्दीतील गांजा विक्रीत सक्रिय असलेल्या हुसेन बादशाह सय्यद (वय २७ रा. मिरज) या तरुणावर हद्दपारीची कारवाई शनिवारी करण्यात आल्याचे सहायक निरीक्षक संदीप शिंदे यांनी सांगितले. नशामुक्त अभियानांतर्गत ही कारवाई करण्यात आली आहे. त्याच्याविरुद्ध अवैध गांजाविक्री आणि अवैध शस्त्र बाळगल्याप्रकरणी पोलीस ठाण्यात गुन्हे दाखल आहेत. महापालिका निवडणुकीच्या पार्श्वभूमीवर गुन्हेगारी कारवायांमध्ये सक्रिय असलेल्या गुन्हेगारावर प्रतिबंधात्मक कारवाई सुरू करण्यात आली असल्याचे श्री. शिंदे यांनी सांगितले. जिल्ह्यात अमली पदार्थांची अवैध विक्री होत असल्याचे पोलीसांनी केलेल्या कारवाईमुळे स्पष्ट झाले. तरीही अद्याप काही ठिकाणी अमली पदार्थ आणि नशेसाठी वापरल्या जाणाऱ्या औषधांची व इंजेक्शनची विक्री होते आहे. पालकमंत्री चंद्रकांत पाटील यांनी दर आठवड्याला आढावा घेऊनही या अवैध व्यवसायांना प्रतिबंध करण्यात यश आलेले नाही. या व्यवसायातून गुन्हेगारी वाढली असून काही अल्पवयीन मुलेही नशेच्या आहारी जात आहेत. शिवसेना (ठाकरे) पक्षाने पहलगाम येथे झालेल्या दहशतवादी हल्ल्यानंतर भारत-पाकिस्तान क्रिकेट सामना खेळणे योग्य नाही, असे सांगून केंद्र सरकारविरोधात आंदोलन छेडले आहे. संजय राऊत यांनी बीसीसीआय, भाजपा आणि जय शाह यांच्यावर टीका केली. भारतीय क्रिकेट संघालाही सामना खेळायचा नाही, परंतु दबावामुळे खेळत असल्याचा दावा त्यांनी केला.</w:t>
+        <w:t>Content: हिंदी | English FOLLOW US : By ऑनलाइन लोकमत | Updated: September 21, 2025 18:27 IST पुणे : भाजप आमदार गोपीचंद पडळकर यांनी वापरलेल्या भाषेचे समर्थन मुख्यमंत्री देवेंद्र फडणवीस यांच्यासह मी किंवा भाजपचा अन्य कोणताही नेता करणार नाही. मात्र, टाळी एका हाताने वाजत नाही हेदेखील खरे आहे. विरोधकांनी पंतप्रधान नरेंद्र मोदींवर आणि त्यांच्या आईंवर बोललेले चालते, त्यासोबतच देवेंद्र फडणवीस यांच्या पत्नीवर देखील ते बोलतात, तेव्हा विरोधकांनीदेखील तारतम्य बाळगणं आवश्यक आहे, असे राज्याचे उच्च व तंत्र शिक्षण मंत्री चंद्रकांत पाटील यांनी सांगितले. विरोधक आणि सत्ताधारी या दोघांकडूनही तारतम्य बाळगण्याची आवश्यकता असल्याचेही ते म्हणाले.भाजपचे आमदार पडळकर यांनी जतमध्ये बोलताना राष्ट्रवादी काँग्रेस शरदचंद्र पवार पक्षाचे नेते जयंत पाटील यांच्याबाबत आक्षेपार्ह वक्तव्य केले. याचे तीव्र पडसाद गेल्या दोन दिवसांपासून राज्यभर उमटत आहेत. याबाबत चंद्रकांत पाटील म्हणाले, राजकारणामध्ये शिवराळ भाषेचा ट्रेंड गेल्या चार-पाच वर्षांमध्ये पडला असल्याचे पाहायला मिळत आहे. शिवराळ भाषा वापरायला लोकांना काही वाटेना झाले आहे. शिवराळ भाषा वापरली म्हणजे आपल्या म्हणण्याला जोर येतो, असे काहीसे त्यांना वाटतेय का? असा प्रश्न पडत आहे. या गोष्टीतून पडळकर यांचे मला समर्थन करायचे नाही. मात्र, गोपीचंद पडळकर यांच्याबरोबर विरोधकांनीही आपल्या बोलण्यावरती कंट्रोल करणे आवश्यक आहे. पडळकर यांना अशी भाषा वापरू नये असे सांगण्यात आले आहे. गोपीचंद पडळकर हे आमचे आज्ञाधारक कार्यकर्ते असून, मुख्यमंत्री फडणवीस यांनी त्यांना सूचना दिल्यानंतर आता त्यांच्या ध्येयबोली आणि भाषेमध्ये फरक पडेल, असे देखील चंद्रकांत पाटील यांनी सांगितले. FOLLOW US : Copyright © 2013-2019 Lokmat Media Pvt Ltd</w:t>
       </w:r>
     </w:p>
     <w:p>
@@ -663,7 +663,7 @@
     </w:p>
     <w:p>
       <w:r>
-        <w:t>Title: सीएचबी प्राध्यापकांची मान्यता,मानधनासाठी वेगवान प्रक्रिया… किती प्रस्ताव मार्गी?</w:t>
+        <w:t>Title: शिष्यवृत्तीसाठी एकदा दिलेला उत्पन्नाचा दाखला कॉलेज संपेपर्यंत ग्राह्य; उच्च आणि तंत्र शिक्षण विभागाचा विद्यार्थ्यांना दिलासा</w:t>
       </w:r>
     </w:p>
     <w:p>
@@ -675,13 +675,13 @@
           <w:rPr>
             <w:color w:val="0000FF"/>
           </w:rPr>
-          <w:t>https://www.loksatta.com/pune/states-higher-technical-education-rules-for-hourly-paid-chb-professors-not-being-followed-at-university-level-pune-print-news-sud-02-5367753/</w:t>
+          <w:t>https://www.etvbharat.com/mr/!state/income-certificate-once-submitted-for-scholarship-is-valid-till-the-end-of-college-relief-for-students-of-higher-and-technical-education-department-maharashtra-news-mhs25091705299</w:t>
         </w:r>
       </w:hyperlink>
     </w:p>
     <w:p>
       <w:r>
-        <w:t>Content: पुणे : राज्यातील विद्यापीठे, महाविद्यालयांमध्ये तासिका तत्त्वावरील प्राध्यापक (सीएचबी) नियुक्ती, मान्यता, मानधन देण्याच्या उच्च व तंत्रशिक्षण विभागाच्या कार्यपद्धतीचे विद्यापीठांच्या स्तरावर पालन होत नसल्याचे निदर्शनास आले होते. त्यामुळे सीएचबी प्राध्यापकांचे प्रस्ताव निकाली काढण्याचे, सहसंचालकांनी सात दिवसांत मानधन देण्याचे निर्देश उच्च शिक्षण संचालकांनी दिले होते. त्यानुसार राज्यातील ७९४ सीएचबी प्राध्यापकांचे प्रस्ताव मार्गी लावण्यात आले असून, उर्वरित १५५ प्रस्ताव येत्या दोन ते तीन दिवसांत मार्गी लावले जाणार आहेत. उच्च शिक्षण संचालक डॉ. शैलेंद्र देवळाणकर यांनी याबाबतची माहिती दिली. सीएचबी तासिका तत्त्वावरील अध्यापकांची प्रत्येक वर्षी नियुक्ती करण्यासंदर्भात १७ ऑक्टोबर २०२२च्या शासन निर्णयाद्वारे कार्यपद्धती निश्चित करण्यात आली आहे. त्यानुसार विद्यापीठांनी मान्यता देणे, वेतन बिले सादर करणे, विभागीय सहसंचालकांनी मान्यता देणे असे टप्पे आहेत. मात्र, विद्यापीठांच्याच स्तरावर प्रस्ताव प्रलंबित असल्याचे उच्च शिक्षण संचालनालयाच्या निदर्शनास आले. विद्यापीठांच्या स्तरावर मान्यता प्रस्ताव प्रलंबित असल्याने सहसंचालक स्तरावरून मानधनाबाबतची कार्यवाही करता आली नव्हती. या बाबत तक्रारी दाखल झाल्याने विद्यापीठांनी दोन दिवसांत सीएचबी प्राध्यापकांचे प्रस्ताव निकाली काढण्याचे, विभागीय सहसंचालकांनी सात दिवसांत वेतन देण्याची कार्यवाही करण्याचे निर्देश डॉ. देवळाणकर यांनी दिले होते. तसेच, त्यासाठी विभागीय सहसंचालकांनी विशेष शिबिराचे आयोजन करण्याच्या सूचनाही देण्यात आल्या होत्या. डॉ. देवळाणकर म्हणाले, ‘राज्यभरातील विद्यापीठांच्या स्तरावरच सुमारे ९० टक्के प्रस्ताव प्रलंबित होते. उच्च व तंत्रशिक्षणमंत्री चंद्रकांत पाटील यांनी दिलेल्या निर्देशांनुसार परिपत्रक प्रसिद्ध करून तातडीने कार्यवाही करण्याच्या सूचना देण्यात आल्या. त्यामुळे एकूण ९४९ प्रस्ताव सादर करण्यात आले. त्यापैकी ७९४ प्रस्तावांना मान्यता देण्यात आली. तर उर्वरित १५५ प्रस्ताव येत्या दोन दिवसांत मार्गी लागतील. त्यामुळे सीएचबी प्राध्यापकांच्या मान्यता, मानधनाचा प्रश्न तातडीने मार्गी लावण्यात आला आहे.’ देशाचे सरन्यायाधीश भूषण गवई यांच्या खंडपीठासमोर फटाक्यांवर देशव्यापी बंदी घालण्याबाबत सुनावणी चालू आहे. दिल्लीतील प्रदूषणाच्या समस्येवरून फक्त दिल्लीसाठीच नव्हे, तर संपूर्ण देशभरासाठी फटाक्यांवर बंदी घालावी, असे मत गवई यांनी व्यक्त केले. त्यांनी सर्व नागरिकांना स्वच्छ हवेचा अधिकार असल्याचे सांगितले. सर्वोच्च न्यायालयाने प्रदूषण नियामक आयोगाला (CAQM) याबाबत भूमिका मांडण्यास नोटीस बजावली आहे.</w:t>
+        <w:t>Content: महाराष्ट्र maharashtra ETV Bharat / state By ETV Bharat Marathi Team Published : September 17, 2025 at 7:14 PM IST Updated : September 17, 2025 at 7:45 PM IST मुंबई : उच्च आणि तंत्र शिक्षण घेणाऱ्या विद्यार्थ्यांना शिष्यवृत्ती मिळवण्यासाठी दरवर्षी उत्पन्नाचा दाखला सादर करावा लागतो. त्यामुळं विद्यार्थ्यांना अभ्यास सोडून शासकीय कार्यालयांत खेटा माराव्या लागतात. ही बाब ध्यानात घेऊन उच्च व तंत्र शिक्षण विभागानं विद्यार्थ्यांसाठी दिलासादायक निर्णय घेतला आहे. त्यानुसार, एकदा प्रवेशप्रक्रियेदरम्यान दिलेला उत्पन्नाचा दाखला हा अभ्यासक्रम पूर्ण होईपर्यंत ग्राह्य धरला जाणार आहे. उच्च आणि तंत्र शिक्षणमंत्री चंद्रकांत पाटील यांनी बुधवारी (16 सप्टेंबर) प्रशासनाला याबाबतचे निर्देश दिले. वेळ आणि श्रम वाचणार : राज्य सामाईक प्रवेश परीक्षा कक्ष आणि तंत्रशिक्षण संचालनालयामार्फत व्यावसायिक अभ्यासक्रमांच्या प्रवेश प्रक्रियेदरम्यान विद्यार्थ्यांकडून उत्पन्नाचा दाखला, वैयक्तिक माहिती आणि इतर कागदपत्रं ऑनलाइन आणि ऑफलाइन पद्धतीनं सादर केली जातात. ही कागदपत्रं पडताळणीनंतर ग्राह्य धरली जातात. त्यामुळं विद्यार्थ्यांना शिष्यवृत्तीसाठी पुन्हा तीच माहिती सादर करण्याची गरज नाही. यामुळं शिष्यवृत्ती अर्ज तपासणीचा वेळ वाचणार असून, विद्यार्थ्यांचा अचूक डेटा उपलब्ध होण्यास मदत होईल. मंत्रालयात मंत्री चंद्रकांत पाटील यांच्या अध्यक्षतेखाली झालेल्या आढावा बैठकीत हा निर्णय घेण्यात आला. अनुसूचित जाती (SC), अनुसूचित जमाती (ST), इतर मागासवर्ग (OBC), आर्थिक दुर्बल घटक (EWS) आणि सामाजिक व शैक्षणिकदृष्ट्या मागास वर्ग (SEBC) यांसह सर्व प्रवर्गातील विद्यार्थ्यांना शिष्यवृत्ती वेळेत मिळावी, यासाठी कार्यपद्धती सुधारण्यावर चर्चा झाली. शिष्यवृत्ती वितरणासाठी 'ऑटो सिस्टम' - चंद्रकांत पाटील हेही वाचा : For All Latest Updates TAGGED: मुंबईत पंतप्रधान मोदींचा 'संगीतमय वाढदिवस' साजरा, 'मेरा देश पहले' कार्यक्रमाला मुख्यमंत्र्यांसह, उद्योगपती आणि बॉलीवूड कलाकारांची हजेरी शारदीय नवरात्रीत 'या' शुभ मुहूर्तावर करा घटस्थापना; जाणून घ्या शुभ मुहूर्त आणि पंचांग आशिया चषक टीम इंडियाचा विजयी चौकार; पाकिस्तानचा दुसऱ्यांदा उडवला धुव्वा जीएसटी दर कपात आजपासून लागू; तूप, पनीर, सुकामेवा, टीव्ही, एसी... तुमच्या घरातील कोणत्या वस्तू स्वस्त होणार? आजपासून रेल्वेमध्ये पिण्याचे पाणी मिळणार स्वस्त; जास्त शुल्क आकारल्यास कशी करायची तक्रार? Oppo F31 Pro plus 5G vs F31 Pro 5G : कोणता फोन आहे किफायतशीर? गुगल क्रोममध्ये जेमिनी अपग्रेड: AI सक्षम ब्राउझिंगचा नवीन अनुभव इंडिया एआय मिशन अंतर्गत देशभरात 500 हून अधिक डेटा लॅब्सची स्थापना - अश्विनी वैष्णव कर्नाटक स्टाईल टोमॅटो चटणी; जेवणाची चव द्विगुणीत करण्यासाठी सर्वोत्तम Copyright © 2025 Ushodaya Enterprises Pvt. Ltd., All Rights Reserved.</w:t>
       </w:r>
     </w:p>
     <w:p>
@@ -694,7 +694,7 @@
     </w:p>
     <w:p>
       <w:r>
-        <w:t>Title: Pune : स्टेशन ते घर मोफत बससेवा सुरू; कुठून-कुठे जाणार? वाचा सविस्तर…</w:t>
+        <w:t>Title: Devendra Fadnavis : 'देवेंद्र फडणवीस पंतप्रधान कधी होतील...', विश्वासू मंत्र्याने सगळं काय सांगून टाकलं!</w:t>
       </w:r>
     </w:p>
     <w:p>
@@ -706,13 +706,13 @@
           <w:rPr>
             <w:color w:val="0000FF"/>
           </w:rPr>
-          <w:t>https://puneprimenews.com/pune/pune-free-bus-service-from-station-to-home-started-where-to-go-from-and-where-read-in-detail/</w:t>
+          <w:t>https://sarkarnama.esakal.com/pune/devendra-fadnavis-becomes-prime-minister-time-will-decide-chandrakant-pati-rm89-sm89</w:t>
         </w:r>
       </w:hyperlink>
     </w:p>
     <w:p>
       <w:r>
-        <w:t>Content: पुणे : कोथरूड परिसरातील नागरिकांसाठी आता मेट्रो (Pune Metro) स्टेशनपर्यंत पोहोचण्यासाठी आणि तिथून घरापर्यंत जाण्यासाठी ‘शटल सेवा’ (Shuttle service) सुरू करण्यात येत आहे. ही सेवा मोफत असणार असून, उच्च व तंत्र शिक्षण मंत्री चंद्रकांत पाटील यांच्या पुढाकारातून यासाठी चार बस उपलब्ध करून देण्यात आल्या आहेत. यामुळे कोथरूडकरांना मेट्रो प्रवासासाठी ‘एंड टू एंड कनेक्टिव्हिटी’ मिळणार आहे. चंद्रकांत पाटील यांनी कोथरूडमधील वाहतूक कोंडी कमी करण्यासाठी हा निर्णय घेतला आहे. ही मोफत बससेवा सुरू करण्यासाठी ‘पीएमपी’ आणि ‘महामेट्रो’ची मदत घेण्यात आली आहे. या सेवेमुळे नागरिकांचा वेळ आणि पैसा दोन्ही वाचेल, असा विश्वास पाटील यांनी व्यक्त केला आहे. पुण्यात वनाझ ते गरवारे महाविद्यालय हा पहिला मेट्रो मार्ग 2022 मध्ये सुरू झाला. या मार्गावरील प्रवाशांची संख्या वाढत असली तरी, मेट्रो स्टेशनपर्यंत पोहोचण्यासाठी नागरिकांना वेळ आणि पैसा खर्च करावा लागत होता. त्यामुळे ‘एंड टू एंड कनेक्टिव्हिटी’साठी ‘शटल सेवे’ची मागणी सातत्याने होत होती. या पार्श्वभूमीवर, चंद्रकांत पाटील यांनी पुढाकार घेऊन कोथरूडसाठी चार बस उपलब्ध केल्या आहेत. या बस नियमितपणे धावतील आणि त्यात नागरिकांना मोफत प्रवास करता येणार आहे. यामुळे मेट्रो प्रवाशांची संख्याही वाढेल. या बससेवेसाठी मार्गांचे नियोजन ‘महामेट्रो’चे व्यवस्थापकीय संचालक श्रावण हर्डीकर यांच्यासोबत चर्चा करून निश्चित करण्यात आले आहे. ही सेवा सोमवार ते शनिवार सुरू राहणार असून, नागरिकांच्या मागणीनुसार बसथांब्यांचे नियोजन केले जाईल, अशी माहिती मंत्री पाटील यांनी दिली. © 2022 ContentOcean Infotech Pvt Ltd. Login to your account below Remember Me Please enter your username or email address to reset your password. © 2022 ContentOcean Infotech Pvt Ltd.</w:t>
+        <w:t>Content: Pune News : देशाचे पंतप्रधान नरेंद्र मोदी यांचा नुकताच 75 वा वाढदिवस देशभरात साजरा करण्यात आला. त्यानंतर मोदी यांच्या निवृत्तीच्या चर्चा सुरू आहेत. त्यांच्यानंतर देशाचा पंतप्रधान कोण असणारे याबाबतच्या राजकीय वर्तुळात चर्चांची खल सुरू आहेत. अशातच काँग्रेसचे प्रदेशाध्यक्ष हर्षवर्धन सपकाळ यांनी मुख्यमंत्री देवेंद्र फडणवीस यांना दिवसा आणि रात्री पंतप्रधानपदाची स्वप्न पडत असल्याची टीका केली होती. त्या टीकेला मंत्री चंद्रकांत पाटील यांनी उत्तर दिले आहे. चंद्रकांत पाटील म्हणाले, 'देवेंद्र फडणवीस हे पंतप्रधान कधी होतील हे काळ ठरवेल मात्र देवेंद्र फडणवीस यांच्यामध्ये पंतप्रधान होण्याचे गट्स आणि गुण आणि त्या पदासाठी आवश्यक असणारी इफेशनसी आहे. तसंच रात्रंदिवस काम करण्याचं व्हिजन देखील त्यांच्याकडे आहे.' 'देवेंद्र फडणवीस हे पंतप्रधान पदाचे उमेदवार कधी असतील हे आमचा पक्ष ठरवेल. मात्र देवेंद्र फडणवीस यांच्यामध्ये पंतप्रधान पदाचे गुण आहेत. आणि फडणवीस जेव्हा पंतप्रधान होतील तेव्हा तुम्ही अभिनंदन करण्यासाठी अपॉइंटमेंट मागत बसाल', असा टोलाही सपकाळ यांना पाटील यांनी लगावला. 'हर्षवर्धन सपकाळ हे कालपर्यंत एक पडलेले आमदार होते.आता प्रदेशाध्यक्ष झालेत म्हणून त्यांनी इतकं बोलू नये. काँग्रेस हा आमच्या विरोधातला पक्ष असला तरी पृथ्वीराज चव्हाण, बाळासाहेब थोरात आणि आधी काँग्रेसचे होते आणि आता आमच्याकडे आहेत असे राधाकृष्ण विखे पाटील तसेच हर्षवर्धन पाटील असे वेलकल्चर आणि खानदानी माणसं असं काँग्रेसचं वैशिष्ट्य आहे.', असे ते म्हणाले 'हर्षवर्धन सपकाळ हे देखील त्या परंपरेतील आहेत. त्यामुळे आम्हाला बोलायला लावू नका जर आम्ही बोलायला लागलो तर मग वाईट वाटून घेऊ नका.देवेंद्र फडणवीस आम्हा सर्वांना अशा बाबतीत दाबून ठेवतात. मात्र, जर त्यांनी आम्हाला सुटा म्हणून सांगितलं तर ते तुम्हाला फार महागात पडेल.', असा इशारा देखील सपकाळ यांना त्यांनी दिला. फडणवीसन वर जेव्हा तुम्ही बोलतात तेव्हा आमच्यासारखा लोकांचाही संयम सुटण्याची शक्यता आहे. त्यामुळे असं वारंवार झाल्यास आम्हालाही अंगावरती जावं लागेल, असे देखील ते म्हणाले, सरकारनामाचे सदस्य व्हा शॉपिंगसाठी 'सकाळ प्राईम डील्स'च्या भन्नाट ऑफर्स पाहण्यासाठी क्लिक करा. Read Latest Marathi Political News, Breaking Political News from Maharashtra, India, Pune &amp; Mumbai at Sarkarnama. To Get Live Political Marathi News on Mobile, Download the Sarkarnama Mobile App for Android and IOS. सरकारनामा आता सर्व सोशल मीडिया प्लॅटफॉर्मवर. ताज्या राजकीय घडामोडींसाठी फेसबुक, ट्विटर, इन्स्टाग्राम, शेअर चॅट, टेलिग्रामवर आणि व्हॉट्सॲप आम्हाला फॉलो करा. तसेच, सरकारनामा यूट्यूब चॅनेलला आजच सबस्क्राइब करा. Follow Us Copyright © 2025 Sakal Media Group – All Rights Reserved Powered by Quintype वेबसाईटवर ब्राउझिंगचा अनुभव सर्वोत्तम असावा, यासाठी आम्ही कुकीजचा वापर करतो. कुकीजमुळे तुम्हाला तुमच्या आवडत्या मजकुराची शिफारस करता येते. आमचे गोपनीयता आणि कुकीजसंदर्भातील धोरण तुम्हाला मान्य आहे.</w:t>
       </w:r>
     </w:p>
     <w:p>
@@ -725,7 +725,7 @@
     </w:p>
     <w:p>
       <w:r>
-        <w:t>Title: Maharashtra-Karnataka border issues | सीमा प्रश्नाचा आढावा दर तीन महिन्यांनी घेणार</w:t>
+        <w:t>Title: देवेंद्र फडणवीस यांनी केलेल्या सूचनांमुळे गोपीचंद पडळकर यांच्या देहबोली आणि भाषेमध्ये फरक दिसेल : भाजप नेते मंत्री चंद्रकांत पाटील</w:t>
       </w:r>
     </w:p>
     <w:p>
@@ -737,13 +737,13 @@
           <w:rPr>
             <w:color w:val="0000FF"/>
           </w:rPr>
-          <w:t>https://pudhari.news/amp/story/maharashtra/mumbai/maharashtra-karnataka-border-issue-review-every-three-months-ap84</w:t>
+          <w:t>https://www.loksatta.com/pune/ncp-sharad-pawar-leader-offensive-statement-about-jayant-patil-fadnavis-advice-change-padalkars-language-svk-88-sud-02-5388686/</w:t>
         </w:r>
       </w:hyperlink>
     </w:p>
     <w:p>
       <w:r>
-        <w:t>Content: मुंबई : महाराष्ट्र-कर्नाटक सीमा प्रश्नाच्या प्रगतीचा आढावा दर तीन महिन्यांनी घेणे, महाराष्ट्राचे सर्वपक्षीय शिष्टमंडळ पंतप्रधान नरेंद्र मोदी आणि केंद्रीय गृहमंत्री अमित शहा यांच्या भेटीस नेणे, तसेच सीमावासीयांवरील खटले चालवण्यासाठी दोन वकिलांची नियुक्ती करणे, असे तीन महत्त्वाचे निर्णय सीमा प्रश्नावरील तज्ज्ञ समितीने घेतले आहेत. सीमाभागातील मराठी भाषिकांच्या प्रश्नांवर मुख्यमंत्री देवेंद्र फडणवीस यांच्यासमवेत बैठक घेण्याचेही ठरविण्यात आले. तज्ज्ञ समितीची बैठक बुधवारी मंत्रालयात समितीचे अध्यक्ष धैर्यशील माने यांच्या अध्यक्षतेखाली पार पडली. बैठकीस महाराष्ट्राचे उच्च व तंत्रशिक्षणमंत्री चंद्रकांत पाटील, सह-अध्यक्ष धनंजय महाडिक, सदस्य दिनेश ओऊळकर, अ‍ॅड. महेश बिर्जे, अ‍ॅड. शिवाजीराव जाधव, अ‍ॅड. संतोष काकडे, अपर मुख्य सचिव मनीषा वर्मा उपस्थित होते. सीमाभागातील नागरिकांच्या समस्या थेट मांडण्यासाठी मुख्यमंत्री फडणवीस यांच्या उपस्थितीत स्वतंत्र बैठक घेण्यात येणार आहे. तसेच, केंद्र शासनाकडे सीमाभागाच्या समस्या सोडवण्यासाठी विनंती करण्यात येईल, असेही बैठकीत ठरले. महाराष्ट्र सरकारने दावा दाखल करून 21 वर्षांचा कालावधी लोटला. तरीही अद्याप कोणताही निर्णय झालेला नाही. संसदेत आणि राज्य विधिमंडळात याबाबत चर्चा केली जाते, त्यावेळी सर्वोच्च न्यायालयाच्या दाव्याच्या निकालानुसार कार्यवाही करण्यात येईल, असे उत्तर दिले जाते. त्यामुळे महाराष्ट्र-कर्नाटक सीमा प्रश्न सोडविण्यासाठी पंतप्रधान नरेंद्र मोदी आणि केंद्रीय गृहमंत्री अमित शहा यांची सर्वपक्षीय नेत्यांसोबत भेट घेऊन चर्चा करावी, असा निर्णय घेण्यात आला. बैठकीदरम्यान सीमाभागातील मुलांच्या शिष्यवृत्तीच्या प्रश्नावर, तसेच उच्च व तंत्रशिक्षण महाविद्यालयांना मिळणार्‍या अनुदानाच्या मुद्द्यावर चर्चा करण्यात आली. महत्त्वाच्या बैठकांना मध्यवर्ती महाराष्ट्र एकीकरण समितीच्या पदाधिकार्‍यांना आमंत्रित करावे, यावरही बैठकीत चर्चा करण्यात आली. 21 नोव्हेंबर 2022 च्या उच्चाधिकार समिती आणि 21 फेब्रुवारी 2024 रोजीच्या तज्ज्ञ समितीच्या बैठकीत ठरल्याप्रमाणे सीमाभागातील समितीचे कार्यकर्ते आणि मराठी भाषिकांवर पोलिसांनी दाखल केलेले गुन्हे व खटले चालवण्यासाठी महाराष्ट्र सरकारने कर्नाटक उच्च न्यायालयात दोन वकिलांची नेमणूक करावी, असा निर्णय घेण्यात आला. कर्नाटक उच्च न्यायालयातील वकील कर्नाटक सरकारविरोधात दावा चालविण्यास येत नसल्याने हा निर्णय घेण्यात आला. 'Pudhari' is excited to announce the relaunch of its Android and iOS apps. Stay updated with the latest news at your fingertips. Android and iOS Download now and stay updated, anytime, anywhere. Pudhari Publications Private Limited</w:t>
+        <w:t>Content: पुणे : भाजपचे नेते आमदार पडळकर यांनी जतमध्ये बोलताना शरद पवार गटाचे जेष्ठ नेते आमदार जयंत पाटील यांच्याबाबत काही दिवसापूर्वी आक्षेपार्ह विधान केल्याची घटना घडली होती.त्या विधानावर अनेक राजकीय प्रतिक्रिया उमटण्यास सुरुवात झाली आहे.त्या विधानाबाबत भाजपचे नेते मंत्री चंद्रकांत पाटील यांना विचारले असता ते म्हणाले,गोपीचंद पडळकर यांच्या विधानाच माझ्यासह मुख्यमंत्री देवेंद्र फडणवीस,चंद्रशेखर बावनकुळे,सदाभाऊ खोत तसेच यांच्यासह कोणत्याही नेत्यांनी समर्थन केलेल नाही. त्या विधानानंतर गोपीचंद पडळकर म्हणाले आहेत की, पंतप्रधान नरेंद्र मोदी,त्यांची आई, तसेच मुख्यमंत्री देवेंद्र फडणवीस यांची पत्नी आणि त्यांची मुलगी या सर्वावर तुम्ही बोलता,हे तुम्हाला चालत का ? त्यावेळी तुम्ही फिल्डवर का नाही उतरला असा सवाल देखील त्यांनी यावेळी उपस्थित केला. तसेच ते पुढे म्हणाले, मी गोपीचंद पडळकर यांच् समर्थन करीत नाही.त्यांनी ती भाषा वापरु नये,महाराष्ट्राची ही संस्कृती नाही.गोपीचंद हा आमचा अज्ञानधारक कार्यकर्ता आहे.देवेंद्र फडणवीस यांनी केलेल्या सूचनांमुळे उद्यापासून गोपीचंद पडळकर यांच्या देहबोली आणि भाषेमध्ये फरक दिसेल,अशी भूमिका मांडत.आता यापुढील काळात अशी कोणीच भाषा वापरु नये असे आवाहन देखील त्यांनी यावेळी केले. ‘चला हवा येऊ द्या’ या कार्यक्रमाने प्रेक्षकांच्या मनात आपली जागा निर्माण केली आहे. या कार्यक्रमाच्या सूत्रसंचलनाची जबाबदारी निलेश साबळेने सांभाळली होती. भाऊ कदम यांनी एका मुलाखतीत निलेश साबळेबद्दल गौरवोद्गार काढले आणि त्याच्या आगामी सिनेमाबद्दल माहिती दिली. भाऊ कदम म्हणाले की, निलेश साबळे प्रामाणिक आहे आणि त्याच्या यशासाठी देवाकडे प्रार्थना करत आहेत.</w:t>
       </w:r>
     </w:p>
     <w:p>
@@ -756,7 +756,7 @@
     </w:p>
     <w:p>
       <w:r>
-        <w:t>Title: राज्यामध्ये प्राध्यापक पदांमध्ये तुटवडा! कंत्राट बेसिसवर भरण्यात येणार उमेदवार</w:t>
+        <w:t>Title: विद्यार्थ्यांना मोठा दिलासा, प्रवेशाच्या वेळी दिलेली माहितीच अभ्यासक्रम पूर्ण होईपर्यंत शिष्यवृत्तीसाठी ग्राह्य…</w:t>
       </w:r>
     </w:p>
     <w:p>
@@ -768,13 +768,13 @@
           <w:rPr>
             <w:color w:val="0000FF"/>
           </w:rPr>
-          <w:t>https://www.navarashtra.com/career/shortage-of-professor-posts-in-the-state-candidates-will-be-filled-on-contract-basis-989409.html/amp</w:t>
+          <w:t>https://www.loksatta.com/mumbai/maharashtra-student-mahadbt-scholarship-simplified-chandrakant-patil-mumbai-print-news-ocd-94-5381828/</w:t>
         </w:r>
       </w:hyperlink>
     </w:p>
     <w:p>
       <w:r>
-        <w:t>Content: फोटो सौजन्य - Social Media राज्यामध्ये शैक्षणिक क्षेत्रात फार मोठी गैरसोय होताना दिसत आहे. महाविद्यालयीन अभ्यासक्रमात प्राध्यपकाला फार महत्व आहे. परंतु, अलीकडच्या दिवसामध्ये प्राध्यापकांच्या संख्येत उतार दिसून आला आहे. त्यामुळे अनेक पदे रिक्त राहिली आहेत. याचा परिणाम अभ्यासक्रमावर होत आहे. त्यामुळे अडचणी लक्षात घेता, राज्याचे उच्च व तंत्र शिक्षण मंत्री चंद्रकांत पाटील यांनी नवीन निर्णय जाहीर केला आहे. हा निर्णय असा की,”प्राध्यापक पदासाठी उमेदवार आता कंत्राट बेसिसवर घेतले जाणार आहेत.” विद्यापीठांची कामगिरी सुधरवण्यासाठी उमेदवार नेमण्यात येणार आहेत. ही भरती तात्पुरती आहे. पूर्णवेळ भरतीवर लवकरच कार्यवाही सुरु करण्याचा विश्वास मंत्री चंद्रकांत पाटलांनी दिला आहे. जाहीर करण्यात आलेला निर्णय एक तात्पुरता तोडगा म्हणून पाहणार असल्याचे त्यांनी सांगितले आहे. अशा प्रकारे देण्यात येणार पगार कंत्राटी तत्वावर नियुक्त होणाऱ्या प्राध्यापकांना CSR निधीतून पगार देण्यात येणार आहेत. CSR म्हणजेच Corporate Social Responsiblity! मोठ्या कंपन्यांना कायद्याने त्यांच्या नफ्याच्या किमान २% रक्कम समाजकल्याणासाठी खर्च करणं बंधनकारक आहे. हा खर्च त्या कंपन्या शिक्षण, आरोग्य, पर्यावरण, महिला सबलीकरण, कौशल्य विकास अशा क्षेत्रांमध्ये करतात. त्यामुळे सरकारने सुचवलेला उपाय असा आहे की, कंपन्या त्यांच्या CSR निधीतून विद्यापीठांना मदत करतील आणि त्या पैशातून कंत्राटी प्राध्यापकांना पगार देता येईल. दरम्यान, प्राध्यपकांच्या कमतरतेमुळे NIRF रँकिंगमध्ये राज्यातील उच्च शिक्षण संस्थांची मोठ्या प्रमाणात घसरण दिसून येत आहे. ही बाब लक्षात घेता, मंत्री चंद्रकांत पाटील यांनी राज्यातील सर्व कुलगुरुंची बैठक आयोजित केली. या बैठकीत रिक्त पदांचा प्रश्न मांडण्यात आला. सर्व कुलगुरुंसहित मंत्रो पाटलांनी चर्चा केली आणि तात्पुरती कंत्राट भरतीचा निर्णय जाहीर केला. दरम्यान, नवे राज्यपाल नियुक्त झाल्यावर भरती प्रक्रिया गतीमान करण्याची ग्वाही राज्याचे उच्च व तंत्र शिक्षण मंत्री चंद्रकांत पाटलांनी दिली. Follow Us On © Copyright Navarashtra 2025 All rights reserved.</w:t>
+        <w:t>Content: मुंबई : व्यावसायिक अभ्यासक्रमांच्या प्रवेश प्रक्रियेदरम्यान विद्यार्थी उत्पन्नांचा दाखला, वैयक्तिक माहिती व कागदपत्रे राज्य सामाईक प्रवेश परीक्षा कक्ष व तंत्रशिक्षण संचालनालया सादर करातात. या कागदपत्रांची पडताळणी प्रक्रिया पूर्णतः ऑनलाइन व ऑफलाइन पद्धतीने करण्यात येते. त्यामुळे विद्यार्थ्यांनी एकदा उत्पन्नाचा दाखला दिल्यानंतर अभ्यासक्रम पूर्ण होईपर्यत शिष्यवृत्तीसाठी वारंवार माहिती देण्याची आवश्यकता नाही. प्रवेशाच्या वेळी दिलेली माहिती ग्राह्य धरावी, असे निर्देश उच्च व तंत्र शिक्षणमंत्री चंद्रकांत पाटील यांनी दिले आहेत. यामुळे व्यावसायिक अभ्यासक्रमांना प्रवेश घेणाऱ्या विद्यार्थ्यांना मोठा दिलासा मिळाला आहे. अनुसूचित जाती, अनुसूचित जमाती, इतर मागासवर्ग,आर्थिक दुर्बल घटक, सामाजिक व शैक्षणिकदृष्ट्या मागास वर्ग आणि इतर सर्व प्रवर्गातील विद्यार्थ्यांच्या शिष्यवृत्तीची रक्कम शैक्षणिक संस्थांना आणि विद्यार्थ्यांना वेळेत मिळावी यासाठी कार्यपद्धतीत सुधारणा करण्यासाठी उच्च व तंत्र शिक्षण मंत्री चंद्रकांत पाटील यांच्या अध्यक्षतेखाली आढावा बैठक आयोजित करण्यात आली होती. यावेळी केंद्रीभूत प्रवेश प्रक्रियेशिवाय अन्य अभ्यासक्रमांच्या प्रवेशित विद्यार्थ्यांना शिष्यवृत्तीसाठी महाडीबीटी पोर्टलवर कागदपत्रे अपलोड करावी लागतात. शिष्यवृत्तीसाठी एकदा विद्यार्थ्यांकडून माहिती अपलोड केल्यानंतर नव्याने माहिती घेण्याची आवश्यकता नाही, यासाठी संबंधित विभागांनी सुक्ष्म नियोजन करावे. यामुळे शिष्यवृत्ती अर्जाच्या छाननीसाठी लागणाऱ्या वेळेची बचत होण्याबरोबरच प्रवेशित विद्यार्थ्यांचा अचूक डेटाही उपलब्ध होईल. परिणामी, विद्यार्थ्यांनाही वांरवार तीच माहिती द्यावी लागणार नाही. त्यामुळे त्यांच्या शिष्यवृत्ती मिळण्यातील टप्पे कमी होतील, असे चंद्रकांत पाटील यांनी सांगितले. विद्यार्थ्यांच्या बँक खात्यात शिष्यवृत्ती योजनेतील केंद्र शासनाच्या हिस्यापोटी येणाऱ्या ६० टक्के रक्कमेची माहिती संबंधित महाविद्यालयांना वेळेत मिळावी. यासाठी सर्व अंमलबाजवणी यंत्रणांनी विशिष्ट कार्यप्रणाली तयार करावी. तसेच सर्व संबंधित विभागांनी याबाबत तातडीने कार्यवाही करावी. उच्च शिक्षण घेणाऱ्या विद्यार्थ्यांना शिष्यवृत्ती वेळेत मिळाली पाहिजे, यासाठी सामाजिक न्याय, इतर मागास बहुजन कल्याण, आदिवासी विकास विभागाने संबंधित आर्थिक वर्षाची तरतूद आणि वितरणाचे कालबद्ध नियोजन करावे. शिक्षण शुल्क नियामक प्राधिकरण यांनी केंद्रीभूत प्रवेश प्रक्रिया सुरू होण्यापूर्वी शिक्षण शुल्क निश्चिती करावी, अशा सूचनाही त्यांनी दिल्या. विद्यार्थ्यांना प्रत्येक वर्षाची शिष्यवृत्ती वेळेत मिळावी, यासाठी राज्य सरकारच्या वेतन वितरण प्रणालीच्या धर्तीवर शिष्यवृत्ती वितरण प्रणाली ‘ऑटो सिस्टम’वर विकसित करण्याच्या दृष्टीकोनातून कार्यवाही गतीने पूर्ण करावी. शिष्यवृत्ती वेळेत मिळाल्यास विद्यार्थ्यांच्या शैक्षणिक खर्चाचा भार कुटुंबावर येणार नाही. विद्यार्थ्यांचे शैक्षणिक हित लक्षात घेता संबंधित विभागांनी हे काम प्राधान्य करावे, अशा सूचनाही उच्च व तंत्र शिक्षण मंत्री चंद्रकांत पाटील यांनी दिल्या. Skin Cancer Symptoms Nails: जेव्हा शरीर आतून अस्वस्थ असतं, तेव्हा बाहेरून त्याचे काही संकेत दिसू लागतात. हे वेळेवर ओळखणे खूप गरजेचे आहे. लोक कायम आपली नखं कापणे, ती साफ ठेवणे याकडे लक्ष देतात. पण, तुम्हाला माहीत आहे का, नखं पाहिल्यावर गंभीर आजार कळतात? डॉक्टर्स सांगतात की, नखं शरीराच्या आतल्या आरोग्याचे प्रतिबिंब दाखवतात. नखांमध्ये होणारे छोटे बदल कधी कधी मोठ्या आजारांची सुरुवातीची लक्षणे असतात.</w:t>
       </w:r>
     </w:p>
     <w:p>
@@ -787,7 +787,7 @@
     </w:p>
     <w:p>
       <w:r>
-        <w:t>Title: ’नाम फाऊंडेशन’चा दशकपूर्ती सोहळा उत्साहात संपन्न ; मा. नितीन गडकरी यांनी केलं नानांचं कौतुक</w:t>
+        <w:t>Title: Top 10 News : चंद्रकांत पाटलांचे स्पष्टीकरण ते धनंजय मुंडे यांची तटकरेंकडे मागणी आणि गुणरत्न सदावर्ते ते शिंदेंच्या माजी आमदाराला खिरापत यासह वाचा वाचा Top Ten राजकीय घडामोडी...</w:t>
       </w:r>
     </w:p>
     <w:p>
@@ -799,13 +799,13 @@
           <w:rPr>
             <w:color w:val="0000FF"/>
           </w:rPr>
-          <w:t>https://www.esakal.com/amp/premier/naam-foundation-celebrates-its-10th-anniversary-in-presence-of-minitster-nitin-gadkari-entertainment-news-kds07</w:t>
+          <w:t>https://sarkarnama.esakal.com/maharashtra/marathi-news-political-news-maharashtra-marathi-news-update-21-sept-2025-pm-modi-mallikarjun-kharge-mahayuti-mva-maharashtra-politics-chandrakant-patil-gopichand-padalkar-dhananjay-munde-sunil-tatkare-gunratna-sadavarte-babasaheb-deshmukh-sushma-andhare-anjali-damania-as11</w:t>
         </w:r>
       </w:hyperlink>
     </w:p>
     <w:p>
       <w:r>
-        <w:t>Content: नाम फाऊंडेशन गेली 10 वर्षे पर्यावरण आणि शाश्वत विकास क्षेत्रात कार्यरत असून, पुण्यात त्याचा दशकपूर्ती समारंभ मोठ्या उत्साहात पार पडला.या कार्यक्रमाला नितीन गडकरी, चंद्रकांत पाटील, विजय भटकर, उदय सामंत यांसारखे मान्यवर उपस्थित होते.नितीन गडकरी यांनी नाना पाटेकर आणि मकरंद अनासपुरे यांच्या कार्याचे कौतुक करत सामाजिक कार्यासाठी इच्छाशक्ती आणि लोकसहभाग महत्त्वाचा असल्याचे सांगितले. नाम फाऊंडेशन गेली 10 वर्षे पर्यावरण आणि शाश्वत विकास क्षेत्रात कार्यरत असून, पुण्यात त्याचा दशकपूर्ती समारंभ मोठ्या उत्साहात पार पडला. या कार्यक्रमाला नितीन गडकरी, चंद्रकांत पाटील, विजय भटकर, उदय सामंत यांसारखे मान्यवर उपस्थित होते. नितीन गडकरी यांनी नाना पाटेकर आणि मकरंद अनासपुरे यांच्या कार्याचे कौतुक करत सामाजिक कार्यासाठी इच्छाशक्ती आणि लोकसहभाग महत्त्वाचा असल्याचे सांगितले. Marathi Entertainment News : "जे जे जगी जगते तया, माझे म्हणा, करुणाकरा" या भावनेशी प्रामाणिक राहून ‘नाम फाऊंडेशन’ ही नामांकित संस्था गेली १० वर्षे पर्यावरण आणि विविध शाश्वत विकास क्षेत्रांमध्ये अविरत कार्यरत आहे. संस्थेचा दशकपूर्ती समारंभ नुकताच पुण्यात उत्साहात संपन्न झाला. पालखी नृत्याने तसेच मान्यवरांच्या हस्ते दीपप्रज्वलन करीत या सोहळ्याची सुरुवात झाली. नाम फाऊंडेशनच्या दशकपूर्तीनिमित्त आयोजित या स्नेहमेळाव्यात माननीय श्री. नितीनजी गडकरी (केंद्रीय रस्ते परिवहन आणि राज्यमार्ग मंत्री), चंद्रकांतदादा पाटील (उच्च व तंत्रशिक्षण मंत्री, महाराष्ट्र राज्य), पद्मभूषण डॉ. विजय भटकर (संगणक शास्त्रज्ञ), माननीय श्री. उदयजी सामंत (उद्योग/मराठी भाषा मंत्री, महाराष्ट्र राज ) आदि मान्यवर मंडळी उपस्थित होती. ‘नाना पाटेकर आणि मकरंद अनासपुरे यांच्या कार्याला सलाम करण्यासाठी मी या ठिकाणी उपस्थित असून त्यांच्या या कार्यातून प्रत्येकाने प्रेरणा घेत सामाजिक कामासाठी पुढाकार घेतला तर ही सामाजिक चळवळ नक्कीच समाजात, देशात बदल घडवू शकते’, असा विश्वास नितीन गडकरी यांनी व्यक्त केला. समस्यांचे रूपांतर संधीत करणाऱ्यांच्या यादीत आपले नाव असायला हवे, असे सांगताना चांगल्या सामाजिक कार्यासाठी राजकीय प्रचाराची गरज नसते त्यासाठी इच्छाशक्ती महत्त्वाची असे सांगताना ‘नाम’ने केलेल्या कार्याचे आणि त्यांच्या निष्ठेचे कौतुक केले. ‘देणारे हात होण्यापेक्षा मदत करणारे हात होता आलं पाहिजे’. जेवढ्या जास्त प्रमाणात आपण स्किल निर्माण करू तेवढे आपण प्रगतीच्या दिशेने वाटचाल करत राहू त्यासाठी समाजासाठी संवेदनशील असणाऱ्या प्रत्येकाने आपला खारीचा वाटा आवर्जून उचलायला हवा, असे प्रतिपादन नितीनजी यांनी केले. असे विविध प्रयोग वेगवेगळ्या माध्यमांतून होणे महत्त्वाचे असून या प्रयोगांना सरकारी साखळीत सामावून घेणे गरजेचे असल्याचे प्रतिपादन चंद्रकांत दादा पाटील यांनी केले. महिला वर्गासाठी ५ ते ६ तासांचे ‘वर्क मॉड्युल’ तयार करत अधिकाधिक महिलांसाठी रोजगार उपलब्ध करून देण्याची गरज चंद्रकांत पाटील यांनी यावेळी बोलून दाखविली. ‘नाम’ या संस्थेचे कामच त्यांच्या यशाची पावती आहे. अशा संस्थांचा नावलौकिक सर्वत्र व्हावा यासाठी मी नेहमीच प्रयत्नशील राहिलो आहे. शासनसोबतही अनेक कार्यक्रमांतून/ योजनांतून आम्ही ‘नाम’ संस्थेला समाविष्ट केले असून याअंतर्गत अनेक चांगली कामे आजवर झाली आहेत. ज्याचा मी स्वतः साक्षीदार असल्याचे उदयजी सामंत यांनी यावेळी सांगितले. सप्टेंबर २०१५ साली ‘नाम फाऊंडेशनची’ स्थापना झाली आणि आज फाऊंडेशनची दशकपूर्ती होत आहे. या वाटचालीत आजवर असंख्य हातांनी माणूसकीच्या या यज्ञात मोठे योगदान दिले. मानवतेचा हा यज्ञ यापुढेही असाच अखंडपणे चालत राहील, यासाठी ‘नाम फाऊंडेशन’ कटिबद्ध असल्याचे प्रतिपादन ‘नाम’ चे संस्थापक-अध्यक्ष नाना पाटेकर आणि संस्थापक-सचिव मकरंद अनासपुरे यांनी यावेळी केले. FAQs : Q1. ‘नाम फाऊंडेशन’ कोणत्या क्षेत्रात काम करते?👉 पर्यावरण आणि शाश्वत विकास या क्षेत्रात. Q2. संस्थेचा दशकपूर्ती समारंभ कुठे झाला?👉 पुण्यात. Q3. या कार्यक्रमात प्रमुख पाहुणे कोण होते?👉 नितीन गडकरी, चंद्रकांत पाटील, विजय भटकर, उदय सामंत. Q4. नाम फाऊंडेशनचे संस्थापक कोण आहेत?👉 अभिनेते नाना पाटेकर आणि मकरंद अनासपुरे. Q5. नितीन गडकरी यांनी आपल्या भाषणात कोणता संदेश दिला?👉 सामाजिक कार्यासाठी राजकीय प्रचाराची गरज नसून इच्छाशक्ती आणि समाजासाठी संवेदनशीलता सर्वात महत्त्वाची आहे. सकाळ+ चे सदस्य व्हा ब्रेक घ्या, डोकं चालवा, कोडे सोडवा! शॉपिंगसाठी 'सकाळ प्राईम डील्स'च्या भन्नाट ऑफर्स पाहण्यासाठी क्लिक करा. Read latest Marathi news, Watch Live Streaming on Esakal and Maharashtra News. Breaking news from India, Pune, Mumbai. Get the Politics, Entertainment, Sports, Lifestyle, Jobs, and Education updates. And Live taja batmya on Esakal Mobile App. Download the Esakal Marathi news Channel app for Android and IOS. Copyright © 2025 - Sakal Media Pvt Ltd - All rights reserved.</w:t>
+        <w:t>Content: Sarkarnama Headlines : सरकारनामा हा महाराष्ट्रातला राजकारण या विषयावरचा एकमेव आणि आघाडीचा डिजिटल प्लॅटफॉर्म आहे. दिवसभरात राज्य, देश आणि जागतिक पातळीवरच्या ताज्या घडामोडी, विश्लेषणे देण्याचा सरकारनामाचा कायमच प्रयत्न असतो. जाणून घेऊयात आज ता. 21 Sept 2025 च्या रात्री 9 पर्यंतच्या Top Ten राजकीय घडामोडी... Chandrakant Patil statement: मोदींच्या आईंवर, फडणवीसांच्या बायकोवर बोलतात तेव्हा...; पडळकर यांच्या वक्तव्यावर चंद्रकांत पाटलांनी स्पष्टच सांगितले मंत्रिपद गेलेल्या धनंजय मुंडे यांच्या हालचाली वाढल्या; थेट तटकरेंच्या कार्यक्रमात भर स्टेजवर केली मोठी मागणी; म्हणाले, 'मी रिकामा बसलोय...' Gunratna Sadavarte : आता पुढची भेट अंतरवाली सराटीतच! गुणरत्न सदावर्ते यांचे मनोज जरांगे पाटील यांना आव्हान! Maharashtra Government : एकनाथ शिंदेंच्या माजी आमदाराला 20 कोटींची खिरापत; ही कबुली फडणवीस, अजितदादांना गोत्यात आणणार? Dr. Babasaheb Deshmukh : माझ्या कार्यपद्धतीत दमदाटी नाही, तर कायदेशीर मार्ग असतो’ : आमदार बाबासाहेब देशमुखांचे सूचक विधान NCP SP MLA News : पवारांच्या आमदाराची मागणी एकनाथ शिंदेंनी तातडीने मान्य केली; मतदारसंघात मंत्र्यालाही पाठविण्याचा निर्णय PM announcement Fadnavis reaction : पंतप्रधानांच्या घोषणेनंतर, सीएम फडणवीसांची पहिली प्रतिक्रिया; 'आत्मनिर्भर भारता'चा नारा देत विरोधकांवर हल्लाबोल Mallikarjun Kharge on PM Modi : पंतप्रधान मोदी 2.5 लाख कोटींच्या बचतीवर बोलले, खर्गेंनी 55 लाख कोटींच्या वसुलीचा आकडाच दाखवला... Sushma Andhare taunts Anjali Damania : 'पुढचं टार्गेट गडकरी, तसे ते मोदी अन् फडणवीसांना नकोच आहेत!' अंधारे-दमानिया 'ट्विटर वॉर' Dhananjay Munde : करुणा शर्मा यांचा पुन्हा एकदा मोठा दावा; 'आता धनंजय मुंडेंची आमदारकीही जाणार, ती फक्त ४ महिनेच?' Follow Us Copyright © 2025 Sakal Media Group – All Rights Reserved Powered by Quintype वेबसाईटवर ब्राउझिंगचा अनुभव सर्वोत्तम असावा, यासाठी आम्ही कुकीजचा वापर करतो. कुकीजमुळे तुम्हाला तुमच्या आवडत्या मजकुराची शिफारस करता येते. आमचे गोपनीयता आणि कुकीजसंदर्भातील धोरण तुम्हाला मान्य आहे.</w:t>
       </w:r>
     </w:p>
     <w:p>
@@ -818,7 +818,7 @@
     </w:p>
     <w:p>
       <w:r>
-        <w:t>Title: Border Dispute | अन्यायाविरोधात ‘कर्नाटक’वर दबाव आणा</w:t>
+        <w:t>Title: Minister Chandrakant Patil: समृद्ध पंचायतराज अभियानात जिल्हा अव्वल राहील: पालकमंत्री चंद्रकांत पाटील; सांगली जिल्ह्यात ६९६ गावांत अभियानाचा प्रारंभ</w:t>
       </w:r>
     </w:p>
     <w:p>
@@ -830,13 +830,13 @@
           <w:rPr>
             <w:color w:val="0000FF"/>
           </w:rPr>
-          <w:t>https://pudhari.news/amp/story/belgaon/pressure-on-karnataka-border-dispute-ma-youth-committee-expert-meeting-demand-sp96</w:t>
+          <w:t>https://www.esakal.com/paschim-maharashtra/guardian-minister-chandrakant-patil-sangli-will-lead-in-panchayatraj-abhiyan-sdj87</w:t>
         </w:r>
       </w:hyperlink>
     </w:p>
     <w:p>
       <w:r>
-        <w:t>Content: बेळगाव : सरकार व प्रशासनाकडून सीमावासियांवर कन्नडसक्ती, भाषिक अत्याचार व विविध खोटे गुन्हे यावर महाराष्ट्र सरकारने कर्नाटकावर दबाव आणावा, अशी विनंती म. ए. युवा समिती सीमाभागतर्फे बुधवारी (दि. 10) सीमाप्रश्नी तज्ज्ञ समितीचे अध्यक्ष खासदार धैर्यशील माने यांच्याकडे केली आहे. महाराष्ट्र एकीकरण समितीच्या नेते व कार्यकर्त्यांवर खोटे गुन्हे दाखल केले जात आहेत. काही कन्नड संघटनांच्या दबावाला बळी पडत प्रशासन मराठी भाषिकांवर कारवाई करत आहे. सीमालढ्यात सक्रिय असणार्‍या कार्यकर्त्यांना वेठीस धरले जात आहे. गणेश विसर्जन मिरवणुकीत महाराष्ट्र गीत लावल्याचा ठपका ठेवत दहाजणांवर गुन्हा दाखल करण्यात आला आहे. महापालिकेत मराठीची मागणी केली म्हणून समितीच्या नगरसेवकांचे सभासदत्व रद्द करण्याचा हालचाली सुरु आहेत. शिवभक्त युवकांना गुन्ह्यांत अडकवले जात आहे. अन्यायाच्या विरोधात आवाज उठविल्याने शुभम शेळके यांना हद्दपारीची नोटीस बजावण्यात आली. महाराष्ट्र व कर्नाटक सरकारचे तीन तीन समन्वक मंत्र्यांची समितीची अंमलबजावणी झाली नाही. त्यामुळे येथील भाषिक अत्याचार दिवसेंदिवस वाढतच चाललेले आहेत. याविरोधात कर्नाटक सरकारवर दबाव आणा अशा मागणीचे निवेदन खासदार माने यांना देण्यात आली. शुभम शेळके, अशोक घगवे, राजू पाटील, सूरज जाधव, साईराज कुगजी, दिगंबर खांबले आदींनी वस्तुस्थिती कथन केली. यावेळी तज्ज्ञ समितीचे सहअध्यक्ष खासदार धनंजय महाडिक, मंत्री चंद्रकांत पाटील, अ‍ॅडव्होेकेट ऑन रेकॉर्ड शिवाजी जाधव, माजी सनदी अधिकारी दिनेश ओऊळकर, अ‍ॅड. महेश बिर्जे, समिती नेते रमाकांत कोंडुसकर, जयराम मिरजकर, रामचंद्र मोदगेकर, आनंद आपटेकर यांच्यासह महाराष्ट्र शासनाचे अधिकारी उपस्थित होते. 'Pudhari' is excited to announce the relaunch of its Android and iOS apps. Stay updated with the latest news at your fingertips. Android and iOS Download now and stay updated, anytime, anywhere. Pudhari Publications Private Limited</w:t>
+        <w:t>Content: Guardian Minister Chandrakant Patil inaugurates Samruddha Panchayatraj Abhiyan in Sangli district covering 696 villages. Sakal सांगली: ‘‘मुख्यमंत्री समृद्ध पंचायतराज अभियानातून आपल्या गावाच्या विकासासाठी सामूहिक चळवळ उभी करावी. यामुळे गावाच्या विकासाला चालना मिळेल. सांगली जिल्हा सर्वच उपक्रमांमध्ये आघाडीवर असतो. या अभियानातही जिल्हा राज्यात अव्वल राहील,’’ असा विश्वास पालकमंत्री चंद्रकांत पाटील यांनी आज व्यक्त केला. Follow Us Copyright © 2025 - Sakal Media Pvt Ltd - All rights reserved. Powered by Quintype</w:t>
       </w:r>
     </w:p>
     <w:p>
@@ -849,7 +849,7 @@
     </w:p>
     <w:p>
       <w:r>
-        <w:t>Title: पाण्याचे योग्य नियोजन केले तर शेतकऱ्यांवर आत्महत्या करण्याची वेळच येणार नाही: नितीन गडकरी</w:t>
+        <w:t>Title: महाराष्ट्रातील शासनमान्य ग्रंथालयांचे अनुदान थेट बँक खात्यात जमा करण्याची प्रक्रिया सुरू!</w:t>
       </w:r>
     </w:p>
     <w:p>
@@ -861,13 +861,13 @@
           <w:rPr>
             <w:color w:val="0000FF"/>
           </w:rPr>
-          <w:t>https://www.lokmat.com/pune/if-water-is-planned-properly-there-will-be-no-time-for-farmers-to-commit-suicide-nitin-gadkari-a-a941/amp/</w:t>
+          <w:t>https://www.lokmat.com/maharashtra/the-process-of-depositing-grants-of-government-approved-libraries-in-maharashtra-directly-into-bank-accounts-has-begun-a-a747/amp/</w:t>
         </w:r>
       </w:hyperlink>
     </w:p>
     <w:p>
       <w:r>
-        <w:t>Content: हिंदी | English FOLLOW US : By ऑनलाइन लोकमत | Updated: September 15, 2025 07:02 IST पुणे : भारतात पाण्याची कमी नसून पाण्याच्या नियोजनाची मोठी कमतरता आहे. पाण्याचे योग्य नियोजन केले तर शेतकऱ्यांच्या आत्महत्या कमी होतील. पाणी हाच येणाऱ्या काळातील कळीचा मुद्दा असणार आहे. त्यामुळे पाण्याच्या नियोजनाकडे गांभीर्याने बघण्याची गरज आहे, असे प्रतिपादन केंद्रीय मंत्री नितीन गडकरी यांनी केले. नाम फाउंडेशन दशकपूर्ती समारंभात ते बोलत होते. यावेळी पद्मभूषण डॉ. विजय भटकर, ‘नाम’चे संस्थापक अभिनेता नाना पाटेकर, मकरंद अनासपुरे मंत्री चंद्रकांत पाटील व उदय सामंत उपस्थित होते. केंद्रीय मंत्री नितीन गडकरी यांना गीताधर्मव्रती पुरस्कार शताब्दी वर्षानिमित्त गीता धर्म मंडळाच्यावतीने केंद्रीय मंत्री नितीन गडकरी यांना रविवारी (दि. १४) ‘गीताधर्मव्रती’ हा विशेष पुरस्कार मंडळाचे अध्यक्ष प्राचार्य डाॅ. मुकुंद दातार यांच्या हस्ते प्रदान करण्यात आला. यासह राष्ट्रसेविका समिती, नागपूरच्यावतीने देण्यात येणारा ‘वंदनीय ताई आपटे पुरस्कार’ प्रख्यात निरूपणकार मोहना चितळे यांना गडकरींच्या हस्ते प्रदान करण्यात आला. यावेळी राष्ट्रसेविका समितीच्या सहप्रमुख चित्रा जोशी, कार्यवाह विनया मेहेंदळे, शैलजा कात्रे उपस्थित होत्या. FOLLOW US : Copyright © 2013-2019 Lokmat Media Pvt Ltd</w:t>
+        <w:t>Content: हिंदी | English FOLLOW US : By ऑनलाइन लोकमत | Updated: September 19, 2025 17:36 IST राज्यातील शासनमान्य सार्वजनिक ग्रंथालयांच्या विकासासाठी शासनाकडून दिल्या जाणाऱ्या सहाय्यक परिक्षण अनुदानाचा पहिला हप्ता थेट ग्रंथालयांच्या बँक खात्यात जमा करण्याची प्रक्रिया सुरू करण्यात आली आहे, अशी माहिती उच्च व तंत्र शिक्षण मंत्री चंद्रकांत पाटील यांनी दिली. "सार्वजनिक ग्रंथालये केवळ पुस्तके ठेवण्याची ठिकाणे नसून समाजातील वाचनसंस्कृती जोपासणारी प्रेरणास्थळे आहेत.या ग्रंथालयांना वेळेवर अनुदान उपलब्ध करून देणे महत्वाचे असते.दरवर्षी सार्वजनिक ग्रंथालयांना दोन हप्त्यांमध्ये अनुदान वितरित केले जाते. यापूर्वी जिल्हा ग्रंथालय अधिकारी कार्यालयामार्फत पारंपरिक पद्धतीने अनुदान वितरण केले जात असल्याने वेळेत निधी मिळण्यात विलंब होत असे. या पार्श्वभूमीवर उच्च व तंत्र शिक्षण विभाग व ग्रंथालय संचालनालयाने संगणकाधारित “ग्रंथालय अनुदान व्यवस्थापन प्रणाली” (Library Grant Management System) विकसित करण्यात आली आहे," असे चंद्रकांत पाटील म्हणाले. या प्रणालीद्वारे अनुदानाचे वितरण प्रक्रिया पारदर्शक झाली आहे. यावर्षी पहिल्या हप्त्यासाठी शासनाने १२ सप्टेंबर २०२५ रोजीच्या शासन निर्णयानुसार निधी मंजूर केला होता. त्याअंतर्गत एकूण ८० कोटी ५३ लाख ६७ हजार इतकी देयके मंजूर करून राज्यातील १० हजार ५४६ शासनमान्य सार्वजनिक ग्रंथालयांना थेट त्यांच्या बँक खात्यात अनुदान जमा करण्यात येत आहे. या उपक्रमामुळे सर्व ग्रंथालयांना एकाचवेळी आणि वेळेत निधी उपलब्ध होत आहे. त्यामुळे ग्रंथालयांच्या विकासकामांना गती मिळेल असल्याचेही मंत्री चंद्रकांत पाटील यांनी सांगितले. FOLLOW US : Copyright © 2013-2019 Lokmat Media Pvt Ltd</w:t>
       </w:r>
     </w:p>
     <w:p>
@@ -880,7 +880,7 @@
     </w:p>
     <w:p>
       <w:r>
-        <w:t>Title: मंत्री चंद्रकांत पाटलांनी स्वारगेट मेट्रो स्टेशनची केली पाहाणी; व्यक्त केला ‘हा’ मोठा विश्वास</w:t>
+        <w:t>Title: विद्यार्थ्यांसाठी मोठा दिलासा! एकदाच उत्पन्न दाखला द्या, संपूर्ण अभ्यासक्रमासाठी मिळणार शिष्यवृत्ती</w:t>
       </w:r>
     </w:p>
     <w:p>
@@ -892,13 +892,13 @@
           <w:rPr>
             <w:color w:val="0000FF"/>
           </w:rPr>
-          <w:t>https://www.navarashtra.com/maharashtra/pune/minister-chandrakant-patil-has-inspected-and-reviewed-the-swargate-metro-station-989157.html/amp</w:t>
+          <w:t>https://sarkarnama.esakal.com/ampstories/web-stories/big-relief-for-students-submit-income-certificate-once-to-get-full-scholarship-till-all-education-rm96</w:t>
         </w:r>
       </w:hyperlink>
     </w:p>
     <w:p>
       <w:r>
-        <w:t>Content: मंत्री चंद्रकांत पाटलांनी स्वारगेट मेट्रो स्टेशनची केली पाहाणी; व्यक्त केला 'हा' मोठा विश्वास पुणे : आगामी काळात स्वारगेट मेट्रो स्थानक हे सर्वसामान्य पुणेकरांना प्रवाशांना प्रवासासोबतच कॅार्पोरेटसाठी मल्टीमॅाडेल हब देखील ठरेल, असा विश्वास राज्याचे उच्च व तंत्रशिक्षण मंत्री चंद्रकांत पाटील यांनी व्यक्त केला. पाटील यांनी स्वारगेट मेट्रो स्थानकास भेट देऊन स्थानकाच्या आराखड्याचा सविस्तर आढावा घेतला. यावेळी महामेट्रोचे व्यवस्थापकीय संचालक श्रावण हर्डीकर, संचालक अतुल गाडगीळ, संचलन व प्रणालीचे संचालक विनोदकुमार अग्रवाल यांच्यासह अधिकारी आणि कर्मचारी उपस्थित होते. पाटील म्हणाले की, स्वारगेट बस स्थानक हे पुण्यातील सर्वात व्यस्त बस स्थानक आहे. राज्याच्या कानाकोपऱ्यातून असंख्य नागरिक पुण्यात येण्यासाठी स्वारगेट बसस्थानकाचाच वापर करतात. यापूर्वी स्वारगेटला आलेल्या प्रवाशाला आपल्या इच्छित स्थळी पोहोचण्यासाठी पीएमपीएमएल किंवा खासगी वाहनांचा आधार घ्यावा लागत होता. मात्र, पुण्यात तयार झालेल्या मेट्रो स्टेशनला आताच उत्स्फूर्त प्रतिसाद मिळत आहे. हे सुद्धा वाचा : कोल्हापुर हादरलं! धारदार शस्त्राने सपासप वार करुन तरुणाचा खून; कारण काय तर… पाटील पुढे म्हणाले की, स्वारगेट मेट्रो स्थानकाचा आराखडा अतिशय भव्य स्वरूपाचा आहे. हे स्टेशन एका मोठ्या मल्टीमोडल हबमध्ये विकसित केले जात आहे, ज्यामुळे विविध वाहतूक सेवांचे एकत्रीकरण होणार आहे. त्यामुळे आगामी काळात कॅार्पोरेटसाठी देखील प्रमुख आकर्षणाचे केंद्र ठरेल, असा विश्वास त्यांनी यावेळी व्यक्त केला. हे सुद्धा वाचा : दारुच्या नशेत दोन तरुणींचा भररस्त्यात राडा, एकमेकींना मारहाण; घटनेचा VIDEO व्हायरल Follow Us On © Copyright Navarashtra 2025 All rights reserved.</w:t>
+        <w:t>Content: Rashmi Mane राज्यातील विद्यार्थ्यांसाठी एक मोठा दिलासा देणारा निर्णय शासनाने घेतला आहे. प्रवेशाच्या वेळी एकदाच उत्पन्नाचा दाखला सादर केल्यानंतर विद्यार्थ्यांना संपूर्ण शिक्षणकाळात व्यावसायिक आणि पारंपरिक अभ्यासक्रम पूर्ण करता येणार आहे. हा निर्णय नुकत्याच झालेल्या आढावा बैठकीत घेण्यात आला. उच्च व तंत्रशिक्षण मंत्री चंद्रकांत पाटील यांच्या अध्यक्षतेखाली मंत्रालयात झालेल्या या बैठकीत शिष्यवृत्ती वितरणातील अडचणी कमी करण्याबाबत चर्चा झाली. शैक्षणिक शुल्क भरणे किंवा शिष्यवृत्ती मिळवण्यासाठी वारंवार उत्पन्नाचा दाखला द्यावा लागणार नाही. शिष्यवृत्ती अर्जांची छाननी करताना वेळ वाचेल. प्रवेशित विद्यार्थ्यांचा अचूक आणि अद्ययावत डेटा उपलब्ध राहील. विद्यापीठांना कागदपत्रे वारंवार तपासावी लागणार नाहीत. विद्यार्थ्यांना प्रत्येक वेळी तीच माहिती देण्याचा त्रास टळेल. शिष्यवृत्ती मिळण्याच्या टप्प्यांची संख्या कमी होईल आणि प्रक्रिया जलद होईल. या निर्णयामुळे वेळ, श्रम आणि अडचणी कमी होणार असून विद्यार्थ्यांच्या शैक्षणिक प्रवासाला वेग मिळणार आहे.</w:t>
       </w:r>
     </w:p>
     <w:p>
@@ -911,7 +911,7 @@
     </w:p>
     <w:p>
       <w:r>
-        <w:t>Title: कोथरुडकरांनो मेट्रो स्टेशनला जायचंय? गाडी कशाला बस वापरा; चंद्रकांत पाटील यांचा उपक्रम</w:t>
+        <w:t>Title: Zilla Parishad Elections | जि. प. : महायुतीच्या मंत्र्यांतील ईर्ष्या टोकाला</w:t>
       </w:r>
     </w:p>
     <w:p>
@@ -923,13 +923,13 @@
           <w:rPr>
             <w:color w:val="0000FF"/>
           </w:rPr>
-          <w:t>https://www.navarashtra.com/maharashtra/special-bus-service-from-home-to-metro-station-has-been-started-for-kothrudkars-989714.html/amp</w:t>
+          <w:t>https://pudhari.news/maharashtra/kolhapur/jealousy-among-mahayuti-ministers-peaks-over-zilla-parishad-ap84</w:t>
         </w:r>
       </w:hyperlink>
     </w:p>
     <w:p>
       <w:r>
-        <w:t>Content: कोथरुडकरांनो मेट्रो स्टेशनला जायचंय? गाडी कशाला बस वापरा; चंद्रकांत पाटील यांचा उपक्रम पुणे : कोथरुडकरांना मेट्रोने प्रवास करणं अजून सोपं आणि सुरक्षित होणार आहे. कारण कोथरुडचे आमदार आणि राज्याचे उच्च व तंत्रशिक्षणमंत्री चंद्रकांत पाटील यांच्या प्रयत्नातून कोथरुडकरांसाठी घर ते मेट्रो स्थानक विशेष बससेवा सुरु करण्यात आली आहे. पाटील आणि मेट्रोचे व्यवस्थापकीय संचालक श्रावण हर्डीकर यांच्या उपस्थितीत या बसचे लोकार्पण करण्यात आले. लास्ट माईल कनेक्टिविटीसाठी रिक्षा सेवा देखील उपलब्ध करुन देण्याचा प्रयत्न असल्याची घोषणाही पाटील यांनी यावेळी केली. यावेळी भाजप पुणे शहर सरचिटणीस पुनीत जोशी, विठ्ठलआण्णा बराटे, पुणे जिल्हा नियोजन समिती सदस्य डॉ. संदीप बुटाला, भाजप कोथरुड दक्षिण मंडल अध्यक्ष कुलदीप सावळेकर, मतदारसंघ समन्वयक नवनाथ जाधव, माजी नगरसेवक दीपक पोटे, नगरसेविका माधुरी सहस्रबुद्धे, मंजुश्री खर्डेकर, वृशाली चौधरी, नगरसेवक जयंत भावे, रिक्षावाला संघटनेचे केशव क्षीरसागर उपस्थित होते. पुणे आणि पिंपरी-चिंचवड शहरातील नागरिकांना आधुनिक, सुरक्षित आणि आरामदायी सार्वजनिक वाहतूक सेवा पुरवण्याच्या उद्देशाने 2022 पासून पुणे मेट्रोची सेवा शहरात कार्यरत आहे. सदर सेवा सुरु झाल्यापासून पुणेकरांचा वेळ आणि पैसा यामध्येही बचत होत असल्याचे वेळोवेळी निदर्शनास आले आहे. तरीही वाढत्या लोकसंख्येमुळे आणि मेट्रो स्टेशनपर्यंत पोहोचण्यासाठी नागरिकांना आवश्यक सुविधा उपलब्ध नसल्याने, अनेकजण मेट्रोचा वापर करण्याकडे दुर्लक्ष करत असल्याचे वारंवार समोर आले आहे. त्यामुळे कोथरुडकरांनी मेट्रोचा मोठ्या प्रमाणात वापर करावा, यासाठी कोथरुड विधानसभा मतदारसंघाचे आमदार आणि राज्याचे उच्च व तंत्रशिक्षण मंत्री चंद्रकांत पाटील यांच्या मार्गदर्शनाखाली लोकसहभागातून मोफत शटल बससेवा सुरु करण्यात येत आहे. या सुविधेमुळे मेट्रोच्या प्रवाशांच्या संख्येत वाढ होण्यासोबतच, कोथरुड मधील वाहतूक कोंडीवर मार्ग काढण्याचा प्रयत्न आहे. सदर सेवा सोमवार ते शनिवार सुरु राहणार असून, नागरिकांच्या मागणीनुसार, बसचे थांबे निश्चित करण्यात आले आहे. या सेवेमुळे सर्वसामान्य कोथरुडकरांना अधुनिक, सुरक्षित आणि आरामदायी सार्वजानिक वाहतूक सेवा पुरवण्याच्या पुणे मेट्रोच्या उद्देशास हातभार लागेल, असा विश्वास व्यक्त मेट्रोचे व्यवस्थापकीय संचालक श्रावण हर्डीकर यांनी व्यक्त केला. चंद्रकांत पाटील म्हणाले की, लोकप्रतिनिधी हा लोकाभिमुख काम करण्यासाठी नागरिकांना सोईसुविधा उपलब्ध करुन देण्यासाठी निवडून दिला जातो. त्यामुळे लोकाभिमुख सेवेची शिकवण असल्याने जनतेच्या सेवेसाठी सदैव तत्पर आहे. मेट्रोसाठी लास्ट माईल कनेक्टिविटी निर्माण करण्यासाठी आणि मेट्रो प्रवाशांची संख्या वाढविण्यासाठी रिक्षा सेवा देखील सुरु करण्याचा प्रयत्न असल्याची घोषणा त्यांनी यावेळी केली. पाटील यांच्या संकल्पनेतून सुरु झालेली पहिली शटल बस सेवा राजाराम पूल- माळवे चौक, वनदेवी- कर्वेनगर, डहाणूकर- कर्वे पुतळा- करिश्मा चौक- एसएनडीटी मार्गावर रोज सकाळी ८.३० ते १ आणि सायंकाळी ४ ते ८ वेळेत सुरु असणार आहे. दरम्यान, सार्वजानिक वाहतूक व्यवस्थेचा जास्तीत जास्त नागरिकांनी वापर करावा, यासाठी अशा पद्धतीने मोफत शटल बससेवा सुरु करण्याच्या चंद्रकांत पाटील यांच्या उपक्रमाचे कोथरुडमधून कौतुक होत आहे. Follow Us On © Copyright Navarashtra 2025 All rights reserved.</w:t>
+        <w:t>Content: चंद्रशेखर माताडे कोल्हापूर : जिल्हा परिषद व पंचायत समित्यांच्या निवडणुकीसाठी उपलब्ध जागा, तीन वर्षांनी लांबलेल्या निवडणुका त्यामुळे इच्छुकांची वाढलेली संख्या या पार्श्वभूमीवर महायुतीतील घटक पक्ष बहुतेक स्वतंत्र लढतील, अशी अपेक्षा आहे. त्यादृष्टीने घटक पक्षातील नेत्यांनी आपल्या पक्षाच्या जास्तीत जास्त जााग जिंकून जिल्हा परिषदेवरील वर्चस्वासाठी जोरदार प्रयत्न सुरू केले आहेत. भाजपकडून चंद्रकांत पाटील व माधुरी मिसाळ, शिंदे शिवसेनेकडून पालकमंत्री प्रकाश आबिटकर व अजित पवार राष्ट्रवादीकडून वैद्यकीय शिक्षणमंत्री हसन मुश्रीफ यांच्यातील ईर्ष्या टोकाला गेली आहे. भाजपची जिल्ह्यातील सूत्रे कोणाच्या हाती असणार याची चर्चा सुरू असतानाच उच्च व तंत्रशिक्षण मंत्री चंद्रकांत पाटील यांनी पक्ष कार्यकर्त्यांची बैठक घेऊन मुख्यमंत्र्यांच्या आदेशावरून आपण येथे आल्याचे सांगत भाजपची सूत्रे कोणाच्या हाती या प्रश्नाचे परस्पर उत्तर देऊन टाकले. पाटील दौर्‍यावर येत कार्यकर्त्यांना भेटत असतानाच माधुरी मिसाळ यांनीही जिल्ह्यात सहपालकमंत्री म्हणून लक्ष घातले आहे. अंबाबाई व जोतिबा देवस्थान विकास आराखडा, जिल्ह्यातील विकासकामांचा आढावा, प्रशासनाला दिलेले आदेश यातून त्यांनी योग्य तो संदेश प्रशासनाला दिला आहे. त्याचबरोबर जनतेशी थेट संबंधित असलेल्या योजना पक्ष कार्यकर्त्यांमार्फत राबविण्यास सांगून पक्ष कार्यकर्त्यांना पक्ष कार्यात गुंतविले आहे. घरगुती गणेशोत्सव स्पर्धा घेऊन भाजपने घरोघरी संपर्क मोहीम राबविली आहे. शिंदे शिवसेनेची सगळी मदार ही पालकमंत्री प्रकाश आबिटकर यांच्यावर आहे. जिल्ह्यात शिंदे शिवसेनेचे तीन व सहयोगी एक असे चार आमदार आहेत. या चार आमदारांच्या संख्याबळावरच आबिटकर यांच्याकडे जिल्ह्याचे पालकमंत्रिपद चालून आले आहे. पालकमंत्री म्हणून जिल्ह्यच्या विकासकामात त्यांनी लक्ष घातले आहे. प्रशासनाबरोबर बैठका घेऊन ते आदेश देत आहेत. मात्र त्यांनी दिलेल्या आदेशाच्या अंमलबजावणीवर बरेच काही अवलंबून आहे. अजून निवडणुकीला वेळ आहे, तोवर विकासकामांचे आदेश प्रत्यक्षात येताना दिसायला हवेत. अजित पवार राष्ट्रवादीचा किल्ला हसन मुश्रीफ लढवत आहेत. केडीसीसी व गोकुळ या दोन बलाढ्य आर्थिक गडांची सत्ता हसन मुश्रीफ यांच्याकडे आहे. नव्या राजकीय जुळणीत त्यांनी काँग्रेसचे राहुल पाटील यांना पक्षात घेत करवीर या राजकीयदृष्ट्या मातब्बर तालुक्यात पक्षाची ताकद वाढविण्याचा प्रयत्न केला आहे. प्रशासनाला आदेश देत त्याची अंमलबजावणी होते की नाही याकडे ते कटाक्षाने पाहतात. जिल्हाभर विविध कार्यक्रमांचा धडाका लावत मुश्रीफ यांनी संपर्कमोहीम व्यापक केली आहे. 'Pudhari' is excited to announce the relaunch of its Android and iOS apps. Stay updated with the latest news at your fingertips. Android and iOS Download now and stay updated, anytime, anywhere. Pudhari Publications Private Limited</w:t>
       </w:r>
     </w:p>
     <w:p>
@@ -942,7 +942,7 @@
     </w:p>
     <w:p>
       <w:r>
-        <w:t>Title: Pune News : पुण्यात मोफत बस सुविधा सुरु; कोणत्या मार्गावर चालणार अन् कोणाला होणार फायदा?</w:t>
+        <w:t>Title: MLA Chandrakant Patil : एकदाच काढा उत्पन्नाचा दाखला; शिष्यवृत्ती प्रक्रिया सुलभीकरणासाठी मंत्र्यांचे निर्देश</w:t>
       </w:r>
     </w:p>
     <w:p>
@@ -954,13 +954,13 @@
           <w:rPr>
             <w:color w:val="0000FF"/>
           </w:rPr>
-          <w:t>https://news18marathi.com/amp/pune/latest-marathi-news-punekar-get-free-bus-transportation-from-station-to-home-convenient-and-cost-effective-local18-1479628.html</w:t>
+          <w:t>https://www.esakal.com/maharashtra/income-certificate-to-be-issued-once-minister-directs-simplification-of-scholarship-process-mla-chandrakant-patil-pjp78</w:t>
         </w:r>
       </w:hyperlink>
     </w:p>
     <w:p>
       <w:r>
-        <w:t>Content: स्थानिक आमदार असलेल्या चंद्रकांत पाटील यांनी कोथरूडकरांना वाहतूक कोंडीतून मुक्त करण्यासाठी आणि मेट्रो प्रवास अधिक सोयीस्कर बनवण्यासाठी हा पुढाकार घेतला आहे. शटल सेवेची अंमलबजावणी करण्यासाठी 'पीएमपी' आणि 'महामेट्रो'ची मदत घेतली जात आहे. या नव्या सेवेला रविवारी पाटील यांच्या उपस्थितीत सुरुवात होणार असून, नागरिकांचा वेळ आणि पैसा वाचेल असा विश्वास मंत्री पाटील यांनी व्यक्त केला आहे. advertisement पुणे शहरातील पहिला मेट्रो मार्ग, जो वनाझ ते गरवारे महाविद्यालय पर्यंत आहे, तो 2022 मध्ये सुरु झाला. या मार्गावर दिवसेंदिवस प्रवाशांची संख्या वाढत आहे. कोथरूडकरांना मेट्रो सुविधा आवडली तरी मेट्रोपर्यंत पोहोचण्यासाठी त्यांना वेळ आणि खर्च दोन्ही करावे लागत होते. त्यामुळे 'एंड टू एंड कनेक्टिव्हिटी' साठी शटल सेवेला सातत्याने मागणी करण्यात येत होती. यापूर्वी पीएमपीकडून काही प्रमाणात शटल सेवा उपलब्ध होती, पण ती पुरेशी प्रभावी पद्धतीने चालवली जात नव्हती. या पार्श्वभूमीवर पाटील यांनी चार बस कोथरूडकरांसाठी निश्चित केल्या आहेत, ज्या नियमितपणे सेवा देतील. मोफत सेवा असल्यामुळे मेट्रोच्या प्रवाशांमध्येही मोठी वाढ होईल, अशी अपेक्षा व्यक्त केली जात आहे. उच्च तंत्र शिक्षण मंत्री पाटील आणि महामेट्रोचे व्यवस्थापकीय संचालक श्रावण हर्डीकर यांनी बससेवेची मार्ग आखणी, थांबे आणि वेळापत्रक याबाबत सखोल चर्चा केली आहे. या सेवेचा मार्ग नागरिकांच्या गरजेनुसार ठरवला जाईल. शटल सेवा सोमवार ते शनिवार चालेल आणि लोकांच्या मागणीनुसार भविष्यात त्यात सुधारणा करण्यात येणार आहे, असे मंत्री पाटील यांनी सांगितले.</w:t>
+        <w:t>Content: Chandrakant Patil मुंबई - राज्य सामाईक प्रवेश परीक्षा कक्ष व तंत्रशिक्षण संचालनालयामार्फत व्यावसायिक अभ्यासक्रमांच्या प्रवेश प्रक्रियेदरम्यान उत्पन्नाचा दाखला, वैयक्तिक माहिती व कागदपत्रे सादर केलेली असतात. Follow Us Copyright © 2025 - Sakal Media Pvt Ltd - All rights reserved. Powered by Quintype</w:t>
       </w:r>
     </w:p>
     <w:p>
@@ -973,7 +973,7 @@
     </w:p>
     <w:p>
       <w:r>
-        <w:t>Title: राज्यात वैद्यकीय शिक्षणाला नवे दार; खासगी विद्यापीठांतही सुरू होणार महाविद्यालये</w:t>
+        <w:t>Title: ABP माझा टॉप 10 हेडलाईन्स | 20 सप्टेंबर 2025 | शनिवार</w:t>
       </w:r>
     </w:p>
     <w:p>
@@ -985,13 +985,13 @@
           <w:rPr>
             <w:color w:val="0000FF"/>
           </w:rPr>
-          <w:t>https://www.loksatta.com/mumbai/medical-colleges-to-be-opened-under-private-universities-after-maharashtra-amend-law-mumbai-print-news-zws-70-5366366/</w:t>
+          <w:t>https://marathi.abplive.com/news/mumbai/abp-majha-top-headlines-20-september-2025-maharashtra-rain-agriculture-loss-donald-trump-h1b-visa-rohit-pawar-chandrakant-patil-news-1385500</w:t>
         </w:r>
       </w:hyperlink>
     </w:p>
     <w:p>
       <w:r>
-        <w:t>Content: मुंबई : अभिमत विद्यापीठे सोडली तर राज्यामध्ये वैद्यकीय महाविद्यालय सुरू करण्यासाठी महाराष्ट्र आरोग्य विज्ञान विद्यापीठाशी संलग्नता असणे आवश्यक आहे. मात्र यापुढे खासगी विद्यापीठांच्या माध्यमातूनही वैद्यकीय महाविद्यालयांना संलग्नता देण्याचा मार्ग मोकळा होणार आहे. खासगी विद्यापीठांना वैद्यकीय महाविद्यालयांना संलग्नता देता यावी यासाठी राज्य सरकारने महाराष्ट्र राज्य खासगी विद्यापीठ कायदा २०२३ मध्ये सुधारणा करण्याचा निर्णय घेतला आहे. तसेच मुख्यमंत्री देवेंद्र फडणवीस यांनी वैद्यकीय शिक्षण आणि उच्च व तंत्रशिक्षण या दोन्ही विभागांना एकत्र प्रस्ताव सादर करण्याच्या सूचना दिल्या आहेत. देशामध्ये अधिकाधिक वैद्यकीय महाविद्यालये सुरू करण्याच्या व सध्या असलेल्या वैद्यकीय महाविद्यालयांमध्ये जागा वाढविण्यावर मागील काही वर्षांपासून केंद्र सरकारकडून प्रयत्न सुरू आहेत. त्यामुळे राज्य सरकारनेही वैद्यकीय महाविद्यालये व जागा वाढविण्याच्या दृष्टीने प्रयत्न सुरू केले आहेत. त्याच धर्तीवर गतवर्षी राज्यामध्ये १० नवीन वैद्यकीय महाविद्यालये सुरू करण्यात आली. या वैद्यकीय महाविद्यालयांमध्ये आवश्यक सोयी-सुविधा उपलब्ध करतात वैद्यकीय शिक्षण विभागाला तारेवरची कसरत करावी लागत आहे. परिणामी, राज्यातील मर्यादित जागांमुळे अनेक विद्यार्थांना एमबीबीएसऐवजी आयुष अभ्यासक्रमांना किंवा परदेशात शिक्षणासाठी धाव घ्यावी लागते. राज्यामध्ये वैद्यकीय महाविद्यालये सुरू करण्यासाठी एनएमसीच्या मान्यतेनंतर सरकारचा अध्यादेश व त्यानंतर महाराष्ट्र आरोग्य विज्ञान विद्यापीठाची संलग्नता असणे आवश्यक असते. त्याशिवाय वैद्यकीय शिक्षण देता येत नाही. त्याचप्रमाणे राज्यातील अभिमत विद्यापीठांना फक्त एनएमसीची मान्यता आवश्यक असते. मात्र यामुळे राज्यातील वैद्यकीय अभ्यासक्रमांच्या जागा वाढविण्यामध्ये अडचणी निर्माण होत आहेत. त्यामुळे आता खासगी विद्यापीठाशी संलग्नता असल्यास राज्यामध्ये वैद्यकीय महाविद्यालय किंवा वैद्यकीय अभ्यासक्रम सुरू करता येणार आहे. अभियांत्रिकी आणि एमबीए या अभ्यासक्रमांप्रमाणे खासगी विद्यापीठांनाही वैद्यकीय अभ्यासक्रम राबवण्याची संधी मिळावी, या हेतूने राज्य सरकारने हा निर्णय घेतला आहे. देवेंद्र फडणवीस यांच्या अध्यक्षतेखाली नुकत्याच झालेल्या राज्य उच्च शिक्षण व विकास आयोगाच्या (माहेड) बैठकीत या विषयावर चर्चा करण्यात आली. बैठकीस उच्च व तंत्रशिक्षण मंत्री चंद्रकांत पाटील, तसेच राज्यातील सर्व विद्यापीठांचे कुलगुरू उपस्थित होते. फक्त राष्ट्रीय मूल्यांकन व मानांकन परिषदेकडून (नॅक) ‘ए’ दर्जा मिळालेल्या खासगी विद्यापीठांनाच वैद्यकीय महाविद्यालये सुरू करण्याची संधी मिळणार आहे. या निर्णयाची अंमलबजावणी करण्यासाठी महाराष्ट्र खासगी विद्यापीठ अधिनियम, २०२३ मध्ये सुधारणा करण्यात येत आहे. दुरुस्ती केलेले विधेयक येत्या हिवाळी अधिवेशनात मांडण्यात येईल. देशातील सुमारे नऊ राज्यांत खासगी विद्यापीठांना वैद्यकीय अभ्यासक्रमाची परवानगी यापूर्वीच मिळाली आहे. महाराष्ट्रातही ही तरतूद लागू केल्यास वैद्यकीय शिक्षणासाठी राज्याबाहेर किंवा परदेशात जाणाऱ्या विद्यार्थ्यांची संख्या घटेल, असा सरकारला विश्वास आहे, असे फडणवीस यांनी यावेळी सांगितले. मनोरंजन विश्वात कलाकारांच्या डेटिंगबद्दल अनेक अफवा पसरतात. अभिनेत्री श्वेता तिवारीची मुलगी पलक तिवारी आणि सैफ अली खानचा मुलगा इब्राहिम अली खान यांच्या नात्याबद्दलही अशाच चर्चा आहेत. श्वेता तिवारीने या अफवांवर प्रतिक्रिया देत सांगितलं की, पलकचं नाव अनेक मुलांशी जोडलं जातं, ज्यामुळे तिला चिंता वाटते. पलक निरागस असून ट्रोल्सकडे दुर्लक्ष करते. श्वेताने मजेशीरपणे सांगितलं की, पलक कधी कधी तिला डेटिंगबद्दल मजेत सांगते, पण हे त्रासदायकही असतं.</w:t>
+        <w:t>Content: 1. राज्यातील पाऊस थांबल्याबरोबर शेती नुकसानीचे पंचनामे करू, सरकार शेतकऱ्यांना मदत करणार, कृषीमंत्री दत्तात्रय भरणे यांचं आश्वासन https://tinyurl.com/4tazcm7j अतिवृष्टीनं बळीराजा उद्धवस्त, बीडमध्ये जमीन अक्षरशः खरडून निघाली, हिंगोली, लातूरमध्येही मोठा फटका https://tinyurl.com/4vw8yfxm 2. डोनाल्ड ट्रम्प यांचा भारतावर आणखी एक प्रहार, एच1बी व्हिसाच्या शुल्कात मोठी वाढ, अमेरिकेतील नोकरीच्या संधी कमी होणार https://tinyurl.com/bddtneby '24 तासाच्या आत अमेरिकेत दाखल व्हा' H1B व्हिसाधारक कर्मचाऱ्यांना मायक्रोसॉफ्टची वॉर्निंग https://tinyurl.com/3922wkrn 3. जयंत पाटील भाजपात येत नाहीत म्हणून राग काढला जातोय, खासदार संजय राऊत यांचा भाजपवर निशाणा https://tinyurl.com/33djnen3 आपली लढाई राजारामबापूंच्या वारसाबरोबर, गोपीचंद पडळकरांनी असं बोलायला नको होतं, जीवलग मित्र सदाभाऊ खोत यांची प्रतिक्रिया https://tinyurl.com/m34xk24x गोपीचंद पडळकरांच्या जयंत पाटलांवरील टीकेच्या निषेधार्थ ईश्वरपूर, आष्ट्यामध्ये कडकडीत बंद; मुख्यमंत्री फडणवीस वाचाळ आमदारांना पाठिशी घालत असल्याचा आरोप https://tinyurl.com/22w3asa2 4. आतापर्यंत गोट्या खेळत होतास का? खिशातून हात काढ; जामखेडमधील आमदार रोहित पवार सरकारी अधिकाऱ्यावर भडकले https://tinyurl.com/wjd7xjkn जसे काका तसा पुतण्या? रोहित पवारांच्या 'दमबाजीच्या व्हायरल व्हिडिओवरुन अंजली दमानियांचं टीकास्त्र https://tinyurl.com/s8xypy43 5. वाल्मिक कराडच्या राईट हँडला पोलिसांकडून मोठा दिलासा, गोट्या गित्तेवरील मकोका रद्द https://tinyurl.com/2y886y5t गोट्या गित्तेने आणखी भयानक प्रकार केले तर जबाबदार कोण? अंजली दमानिया संतापल्या https://tinyurl.com/4bzvsxx3 6. आदिवासींची जमीन गैर आदिवासींना भाडेतत्त्वावर देण्याच्या वक्तव्यावरून महसूलमंत्र्यांचा यू-टर्न, निर्णय केवळ पडीक जमिनींसाठी असल्याचं चंद्रशेखर बावनकुळेंचं स्पष्टीकरण https://tinyurl.com/wwcpt9cy महसूल सेवकांचा राज्यव्यापी काम बंद आंदोलनाचा आठवा दिवस, राज्यभरातील 12 हजार 600 सेवकांचे काम बंद; आंदोलकांचा सरकारला निर्वाणीचा इशारा https://tinyurl.com/5daztx3n 7. मंत्री चंद्रकांत पाटील नांदेड विश्रामगृहाच्या आदरातिथ्यावर खुश, पाचशेच्या कोऱ्या करकरीत नोटांचं बंडल बाहेर काढलं, कर्मचाऱ्यांना पाच हजारांचं बक्षीस दिलं https://tinyurl.com/3djh4e9e छत्रपती संभाजीनगरमध्ये मंत्री अतुल सावेंच्या गाडीवर दगडफेक, एक जण पोलिसांच्या ताब्यात, दगडफेक करणारा मनोरुग्ण असल्याची माहिती https://tinyurl.com/bdftb9fa 8. एसटी महामंडळात मेगाभरती, तब्बल 17450 चालक, सहाय्यक भरणार, 30 हजार रुपये पगार, कंत्राटी पद्धतीनं भरती https://tinyurl.com/3p6v8cdy 9. सोनं गरिबांच्या आवाक्याबाहेर, बाजारात सोने दरवाढीचा नवा उच्चांक, सोन्याचे दर प्रतितोळा 1 लाख 14 हजार 300 रुपयांवर https://tinyurl.com/2jfy4t32 10. आशिया चषकात उद्या भारत पाकिस्तान पुन्हा आमने सामने, आशियाई क्रिकेट परिषदेकडून वादात अडकलेल्या अँडी पायक्रॉफ्ट यांची सामनाधिकारी म्हणून नियुक्ती, पाकिस्तानच्या भूमिकेकडे लक्ष https://tinyurl.com/2p59z7dk एबीपी माझा स्पेशल दोन लाखांच्या आयफोनपेक्षा दुभत्या गायी, म्हशी बऱ्या; खरी गुंतवणूक तीच जी उत्पन्न देते! गोकुळ अध्यक्ष नाविद मुश्रीफांच्या व्हायरल पोस्टची चांगलीच चर्चा https://tinyurl.com/2s4wxcbx लाडक्या बहिणींनो KYC करताना सावधान, फेक वेबसाईटवर चुकून क्लिक करू नका! https://tinyurl.com/59v7mu4p एबीपी माझा Whatsapp Channel- https://whatsapp.com/channel/0029Va9dq2u6buMTUrb4GM0w We use cookies to improve your experience, analyze traffic, and personalize content. By clicking "Allow All Cookies", you agree to our use of cookies.</w:t>
       </w:r>
     </w:p>
     <w:p>
@@ -1004,7 +1004,7 @@
     </w:p>
     <w:p>
       <w:r>
-        <w:t>Title: Sangli : ‘डार्क स्पॉट्स’वर राहणार पाळत</w:t>
+        <w:t>Title: मोठी बातमी! एका महिन्यात ६२०० प्राध्यापकांसह २९०० शिक्षकेतर कर्मचाऱ्यांची भरती; वित्त विभागाची मान्यता मिळाल्याची उच्च शिक्षणमंत्र्यांची माहिती</w:t>
       </w:r>
     </w:p>
     <w:p>
@@ -1016,13 +1016,13 @@
           <w:rPr>
             <w:color w:val="0000FF"/>
           </w:rPr>
-          <w:t>https://pudhari.news/maharashtra/sangali/sangli-cctv-surveillance-on-dark-spots-soon-dc95</w:t>
+          <w:t>https://www.esakal.com/maharashtra/big-news-recruitment-of-6200-professors-and-2900-non-teaching-staff-in-one-month-higher-education-minister-informs-that-approval-has-been-received-from-the-finance-department</w:t>
         </w:r>
       </w:hyperlink>
     </w:p>
     <w:p>
       <w:r>
-        <w:t>Content: उध्दव पाटील सांगली : महापालिका क्षेत्रात अमली पदार्थांचे सेवन, नशेच्या गोळ्या आणि गुन्हेगारी हालचालींना थारा देत असलेल्या ‘डार्क स्पॉट्स’वर आता लवकरच सीसीटीव्ही कॅमेर्‍यांची करडी नजर राहणार आहे. 86 ठिकाणी 229 सीसीटीव्ही कॅमेरे बसवले जाणार आहेत. हे कॅमेरे इंटरनेटवर चालणारे, अंधार्‍या रात्रीही व्यक्तीचा चेहरा आणि वाहनाची नंबरप्लेट दाखवू शकणारे, झूम करून फोकस बदलता येणारे असणार आहेत. नियंत्रण कक्षात बसून पाळत ठेवता येणार आहे. त्यासाठी महापालिकेने 4.94 कोटी रुपयांचा प्रस्ताव तयार केला आहे. महापालिका क्षेत्रात अमली पदार्थ, नशेच्या गोळ्यांची विक्री व वापर हा विषय नेहमीच चर्चेत राहिला आहे. अमली पदार्थांचे साठेही सापडले आहेत. युवापिढी नशेच्या आहारी जात आहे. महापालिका क्षेत्रातील काही खुल्या जागा, काटेरी झाडेझुडपे वाढलेल्या जागा, शामरावनगरमधील झाडाझुडपांचा काही भाग, कुस्ती आखाडा परिसर, स्टेडियमची गॅलरी व अडोशाचा भाग, कृष्णा नदीकाठावरील शेरीनाला परिसर, बायपास रस्ता, बंद असलेली काही घरे, इमारती आदी ठिकाणी दुपारी, सायंकाळी, रात्री नशाबाजी चालते. आयुष्य उद्ध्वस्त करणारा नशाबाजीचा हा खेळ बंद करणे आवश्यक आहे. पालकमंत्री चंद्रकांत पाटील यांनी हा विषय विशेष प्राधान्याने कारवाईचा म्हणून घेतला आहे. दर आठवड्याला पोलिस यंत्रणेकडून आढावा घेतला जात आहे. कारवाईबरोबरच प्रबोधनही करण्याचेही निर्देश दिलेले आहेत. अमली पदार्थांची विक्री, वापर आणि डार्क स्पॉट या अनुषंगाने जागता पाहरा महत्त्वाचा आहे. त्यासाठी महापालिकेने 4.94 कोटी रुपयांचा प्रस्ताव तयार केला आहे. महापालिका क्षेत्रातील ‘डार्क स्पॉट’ तसेच कायदा व सुव्यवस्थेच्यादृष्टीने संवेदनशील असलेल्या 86 ठिकाणी पाळत ठेवण्यासाठी 229 कॅमेरे बसवले जाणार आहेत. हे कॅमेरे फक्त दिवसाच नाही तर रात्रीच्या अंधारातसुद्धा इन्फ्रारेड तंत्रज्ञानामुळे स्पष्ट चित्र टिपतील. व्हेरिफोकल लेन्समुळे हवे त्या अंतरावर झूम करून तपशील पाहता येईल, तर पॅन टिल्ट झूममुळे कॅमेरे डावीकडे-उजवीकडे, वर-खाली हलवून हालचालींवर नजर ठेवू शकतील. चार किंवा पाच मेगापिक्सलचे हाय डेफिनिशन इमेज सेन्सरमुळे लांब अंतरावरील चेहरा किंवा वाहनांची नंबर प्लेटदेखील स्पष्ट दाखवू शकतील. महापालिकेने 4.94 कोटी रुपये खर्चाच्या अंदाजपत्रकाला तांत्रिक मान्यता दिली आहे. निधीसाठी जिल्हा नियोजन समितीकडे प्रस्ताव सादर करण्यास महापालिकेच्या प्रशासकीय महासभेत दि. 23 जुलै 2025 रोजी ठराव झालेला आहे. जिल्हाधिकारी यांनी मंजुरी दिल्यानंतर हा प्रकल्प प्रत्यक्षात अवतरणार आहे. महापालिका क्षेत्रातील ‘डार्क स्पॉट’ तसेच कायदा व सुव्यवस्थेच्यादृष्टीने संवेदनशील 86 ठिकाणे पोलिस यंत्रणेने निश्चित केलेली आहेत. या ठिकाणी सीसीटीव्ही कॅमेरे बसवण्याबाबत पोलिस यंत्रणेने महापालिकेला कळवलेले आहे. त्यानुसार हे कॅमेरे बसवले जाणार आहेत. गुन्हेगारांना वचक बसवणे, ड्रग्जसारख्या घातक पदार्थांची देवाण-घेवाण रोखणे हा उद्देश आहे. 'Pudhari' is excited to announce the relaunch of its Android and iOS apps. Stay updated with the latest news at your fingertips. Android and iOS Download now and stay updated, anytime, anywhere. Pudhari Publications Private Limited</w:t>
+        <w:t>Content: तात्या लांडगे सोलापूर : राज्यातील उच्च महाविद्यालयांमध्ये साडेपाच हजार तर विद्यापीठांमध्ये ७०० प्राध्यापकांच्या भरतीला वित्त विभागाने मान्यता दिली आहे. त्यासोबत दोन हजार ९०० शिक्षकेतर कर्मचाऱ्यांचीही भरती होईल. पुढील महिनाभरात ही संपूर्ण भरती प्रक्रिया मार्गी लागेल, अशी माहिती उच्च व तंत्रशिक्षण मंत्री चंद्रकांत पाटील यांनी ‘सकाळ’शी बोलताना दिली. महाराष्ट्राचे राज्यपाल सी. विद्यासागर राव यांनी प्राध्यापकांची भरती ‘एमपीएससी’च्या माध्यमातून व्हावी, अशी भूमिका घेतली होती. पण, विद्यापीठ अनुदान आयोगाच्या निकषांनुसार तसा कोणताही नियम नाही. दरम्यान, ८० टक्के शैक्षणिक पात्रतेनुसार व २० टक्के मुलाखतीतून पदभरतीचाही मुद्दा आला, पण त्यानुसार प्रक्रिया झाली नाही. आता सी.विद्यासागर राव उपराष्ट्रपती झाल्यानंतर आचार्य देवव्रत यांनी प्रभारी म्हणून शपथ घेतली आहे. प्राध्यापकांची भरती कशी करायची, यातील मतप्रवाहामुळे दोन वर्षे भरती प्रक्रिया लांबली. पण, आता वित्त विभागाच्या मान्यतेनंतर विद्यापीठासह उच्च महाविद्यालयांमधील प्राध्यापक व शिक्षकेतर कर्मचाऱ्यांच्या भरतीचा मार्ग मोकळा झाला आहे. अकृषिक विद्यापीठांमधील २९०० प्राध्यापकांपैकी २२०० प्राध्यापकांची भरती यापूर्वीच झाली असून उर्वरित ७०० प्राध्यापक देखील महिनाभरात भरले जाणार असल्याचे मंत्री चंद्रकांत पाटील यांनी यावेळी सांगितले. पुणे व अन्य विद्यापीठांमधील प्राध्यापक भरतीची प्रक्रिया अंतिम टप्प्यात असून पुढील १५ दिवसांत मुलाखती होऊन त्यांची भरती पूर्ण होईल, असेही ते म्हणाले. त्यातून पुण्यश्लोक अहिल्यादेवी होळकर सोलापूर विद्यापीठ व संलग्नित १०९ उच्च महाविद्यालयांमधील प्राध्यापकांची रिक्त पदे भरली जातील. कंत्राटी प्राध्यापकांसाठी ‘सीएसआर’मधून निधी अनुदानित प्राध्यापकांची भरती करूनही विद्यापीठातील विविध कॅम्पसला मनुष्यबळ कमी पडत असल्यास विनाअनुदानित तत्वावर प्राध्यापक घेतले जातात. त्यांच्या पगारासाठी विद्यापीठाने स्वनिधी वापरावा, त्यांना ५० हजार रुपयांपर्यंत फिक्स पगार असतो. तरीदेखील, विद्यापीठाला त्या कंत्राटी प्राध्यापकांच्या पगारासाठी निधी कमी पडल्यास ‘सीएसआर’ किंवा अन्य माध्यमातून फंड उभारुन मदत केली जाईल, असेही उच्च शिक्षणमंत्री श्री. पाटील यांनी स्पष्ट केले. सकाळ+ चे सदस्य व्हा ब्रेक घ्या, डोकं चालवा, कोडे सोडवा! शॉपिंगसाठी 'सकाळ प्राईम डील्स'च्या भन्नाट ऑफर्स पाहण्यासाठी क्लिक करा. Read latest Marathi news, Watch Live Streaming on Esakal and Maharashtra News. Breaking news from India, Pune, Mumbai. Get the Politics, Entertainment, Sports, Lifestyle, Jobs, and Education updates. And Live taja batmya on Esakal Mobile App. Download the Esakal Marathi news Channel app for Android and IOS. Follow Us Copyright © 2025 - Sakal Media Pvt Ltd - All rights reserved. Powered by Quintype</w:t>
       </w:r>
     </w:p>
     <w:p>
@@ -1035,7 +1035,7 @@
     </w:p>
     <w:p>
       <w:r>
-        <w:t>Title: चंद्रपूरकरांसाठी आनंदाची बातमी…. गोंडवाना विद्यापीठाचे उपकेंद्र मिळणार….तब्बल ४१४.७४ कोटींचा…..</w:t>
+        <w:t>Title: विद्यार्थ्यांना शिष्यवृत्ती वेळेत मिळण्यासाठी अर्ज स्वीकृती प्रक्रियेत सुलभता</w:t>
       </w:r>
     </w:p>
     <w:p>
@@ -1047,13 +1047,13 @@
           <w:rPr>
             <w:color w:val="0000FF"/>
           </w:rPr>
-          <w:t>https://www.loksatta.com/nagpur/after-mla-sudhir-mungantiwar-effort-proposal-of-rs-414-74-crores-for-gondwana-university-sub-center-in-chandrapur-zws-70-5370222/</w:t>
+          <w:t>https://deshdoot.com/17-september-2025-students-scholarship-minister-of-higher-and-technical-education-chandrakant-patil/</w:t>
         </w:r>
       </w:hyperlink>
     </w:p>
     <w:p>
       <w:r>
-        <w:t>Content: चंद्रपूर: राज्याचे माजी वने, सांस्कृतिक कार्य व मत्स्य व्यवसाय मंत्री आमदार सुधीर मुनगंटीवार यांच्या सातत्यपूर्ण पाठपुराव्यानंतर चंद्रपूर येथे गोंडवाना विद्यापीठाचे उपकेंद्र स्थापन करण्यासाठी तब्बल ४१४.७४ कोटींचा प्रस्ताव शासनास सादर करण्यात आला आहे. उच्च व तंत्रशिक्षण मंत्री चंद्रकांत पाटील यांनी मान्यता देत पुढील कार्यवाहीसाठी सकारात्मक आश्वासन दिले. हा प्रस्ताव लवकरच मंत्रीमंडळासमोर मंजुरीसाठी ठेवण्यात येणार असून, या निर्णयामुळे चंद्रपूरसह विदर्भातील हजारो विद्यार्थ्यांना उच्च शिक्षणाची नवी दारे खुली होणार आहेत. मुनगंटीवार यांनी उच्च व तंत्रशिक्षण मंत्री चंद्रकांत पाटील यांचे आभार मानले आहेत. या निर्णयामुळे शैक्षणिक विकासाला ऐतिहासिक गती मिळेल, असा ठाम विश्वास मुनगंटीवार यांनी व्यक्त केला आहे. प्रयत्नात सातत्य असेल तर यश हमखास मिळते, या उक्तीवर विश्वास ठेवून आ. मुनगंटीवार यांच्या अथक प्रयत्नातून आता चंद्रपूरमध्ये गोंडवाना विद्यापीठाचे उपकेंद्र वास्तवात येण्याची दारे खुली झाली आहेत. सन २०२५ च्या अर्थसंकल्पीय अधिवेशनात मुनगंटीवार यांनी चंद्रपूर येथे गोंडवाना विद्यापीठाचे उपकेंद्र स्थापन करण्याच्या विषयावर विधानसभेत जवळपास अर्धा तास सविस्तर चर्चा केली होती. या चर्चेत त्यांनी चंद्रपूर जिल्ह्याचे भौगोलिक महत्त्व, विदर्भातील विद्यार्थ्यांना भेडसावणाऱ्या शैक्षणिक अडचणी आणि त्यातून निर्माण होणारे आर्थिक-सामाजिक प्रश्न यांचा परखड ऊहापोह केला होता. तसेच चंद्रपूर येथे उपकेंद्राची आवश्यकता अधोरेखित करताना, त्यातून स्थानिक विद्यार्थ्यांना मिळणाऱ्या नव्या संधी, शैक्षणिक दर्जा उंचावणे आणि विदर्भाच्या सर्वांगीण विकासासाठी होणारे दूरगामी परिणाम यांची ठोस मांडणी केली होती. जनतेच्या हिताचे प्रश्न मांडण्यासाठी आणि त्यांचे समाधान करण्यासाठी मुनगंटीवार यांनी नेहमीच पोटतिडकीने संघर्ष केला आहे. आ.सुधीर मुनगंटीवार यांनी यापूर्वी, चंद्रपूर-गडचिरोली या आदिवासीबहुल जिल्ह्याच्या शैक्षणिक विकासासाठी ३० मार्च २००७ रोजी विधानसभेत नागपूर विद्यापीठाच्या विभाजनातून स्वतंत्र गोंडवाना विद्यापीठ स्थापन करण्याचा अशासकीय ठराव मांडला होता. नंतर त्यांनी तारांकित-अतारांकित प्रश्न, कपात सूचना अशा संसदीय आयुधांच्या माध्यमातून पाठपुरावा केला आणि पत्रव्यवहार केला. या संसदीय संघर्षाच्या फलस्वरूप २०११ मध्ये गडचिरोली येथे गोंडवाना विद्यापीठाची निर्मिती झाली. संसदीय आयुधांचा उपयोग करून राष्ट्रसंत तुकडोजी महाराज नागपूर विद्यापीठाचा नामविस्तार केला. वैराग्यमूर्ती गाडगेबाबा अमरावती विद्यापीठाचा नामविस्तारही आ.सुधीर मुनगंटीवार यांनी केला.पुणे विद्यापीठाला क्रांतिज्योती सावित्रीबाई फुले यांचे नाव देण्यासाठी मोठे यश आ. मुनगंटीवार यांना मिळाले. Sleeping Late at Night: तुम्हाला कधी वाटलंय का की, उशिरापर्यंत जागं राहणं सोपं वाटतं; पण लवकर उठणं खूप कठीण असतं? पण तुम्ही असं वाटणारे तुम्ही एकटे नाही आहात आणि तुम्ही आळशीही नाही. कोकिलाबेन धीरूभाई अंबानी रुग्णालय, नवी मुंबई येथील न्यूरोलॉजी तज्ज्ञ डॉ. यतीन सागवेकर यांच्या मते, याचं कारण आपल्या मेंदूच्या रचनेत आणि नैसर्गिक जैविक घड्याळात दडलं आहे.</w:t>
+        <w:t>Content: उच्च व तंत्र शिक्षण मंत्री चंद्रकांत पाटील यांचा विद्यार्थ्यांना दिलासा मुंबई | वृत्तसंस्था Mumbai राज्य सामाईक प्रवेश परीक्षा कक्ष व तंत्रशिक्षण संचालनालयामार्फत व्यावसायिक अभ्यासक्रमांच्या प्रवेश प्रक्रियेदरम्यान उत्पन्नांचा दाखला, वैयक्तिक माहिती व कागदपत्रे सादर केलेली असतात. ही प्रक्रिया पूर्णतः ऑनलाईन व ऑफलाईन पद्धतीने पडताळणी केलेली असते. त्यामुळे विद्यार्थ्यांनी एकदा उत्पन्नाचा दाखला दिल्यानंतर पुन्हा अभ्यासक्रम पूर्ण होईपर्यत शिष्यवृत्तीसाठी तीच माहिती देण्याची आवश्यकता नसून हीच माहिती ग्राह्य धरावी, असे निर्देश उच्च व तंत्र शिक्षणमंत्री चंद्रकांत पाटील यांनी प्रशासनाला देत विद्यार्थ्यांना मोठा दिलासा दिला आहे. 📍१७ सप्टेंबर २०२५ | मंत्रालय, मुंबईआज मंत्रालयात माझ्या अध्यक्षतेखाली अनुसूचित जाती (SC), अनुसूचित जमाती (ST), इतर मागासवर्ग (OBC), आर्थिक दुर्बल घटक (EWS), सामाजिक व शैक्षणिकदृष्ट्या मागास वर्ग (SEBC) आणि इतर सर्व प्रवर्गातील विद्यार्थ्यांच्या शिष्यवृत्तीची रक्कम वेळेवर… pic.twitter.com/PXsWogklrz मंत्रालयात उच्च व तंत्रशिक्षण मंत्री चंद्रकांत पाटील यांच्या अध्यक्षतेखाली अनुसूचित जाती (SC), अनुसूचित जमाती (ST), इतर मागासवर्ग (OBC),आर्थिक दुर्बल घटक (EWS) सामाजिक व शैक्षणिकदृष्ट्या मागास वर्ग (SEBC) आणि इतर सर्व प्रवर्गातील विद्यार्थ्यांच्या शिष्यवृत्तीची रक्कम शैक्षणिक संस्थांना आणि विद्यार्थ्यांना वेळेत मिळावी यासाठी कार्यपद्धतीत सुधारणा करण्यासाठी आढावा बैठक पार पडली. बैठकीला राज्यमंत्री माधुरी मिसाळ, उच्च व तंत्रशिक्षण विभागाचे अपर मुख्य सचिव बी. वेणुगोपाल रेड्डी, इतर मागास बहुजन कल्याण विभागाचे सचिव ए.बी. धुळाज, तंत्रशिक्षण विभागाचे संचालक डॉ. विनोद मोहितकर, उच्च शिक्षण विभागाचे उपसचिव अशोक मांडे, उपसचिव प्रताप लुबाळ, सहसचिव संतोष खोरगडे, सामाजिक न्याय विभागाच्या उपसचिव वर्षा देशमुख तसेच संबंधित अधिकारी उपस्थित होते. मंत्री पाटील म्हणाले, केंद्रीभूत प्रवेश प्रक्रियेशिवाय अन्य अभ्यासक्रमांच्या प्रवेशित विद्यार्थ्यांना शिष्यवृत्तीसाठी महाडीबीटी पोर्टलवर कागदपत्रे अपलोड करावी लागतात. शिष्यवृत्तीसाठी एकदा विद्यार्थ्यांकडून माहिती अपलोड केल्यानंतर नव्याने माहिती घेण्याची आवश्यकता राहणार नाही, यासाठी संबंधित विभागांनी सूक्ष्म नियोजन करावे. त्यामुळे शिष्यवृत्ती अर्जाच्या छाननीसाठी लागणाऱ्या वेळेची बचत होईल. तसेच प्रवेशीत विद्यार्थ्यांचा अचूक डेटाही उपलब्ध होईल. विद्यापीठांनीसुद्धा शिष्यवृत्तीसाठी आवश्यक असणारी कागदपत्रे पुन्हा तपासावी लागणार नाही. विद्यार्थ्यांनाही वांरवार तीच माहिती द्यावी लागणार नसल्याने त्यांच्या शिष्यवृत्ती मिळण्यातील टप्पे कमी होतील. विद्यार्थ्यांच्या बँक खात्यात शिष्यवृत्ती योजनेतील केंद्र सरकारच्या हिश्श्यापोटी येणाऱ्या 60 टक्के रक्कमेची माहिती संबंधित महाविद्यालयांना वेळेत मिळावी. यासाठी सर्व अंमलबाजवणी यंत्रणांनी विशिष्ट कार्यप्रणाली तयार करण्याच्या सूचना देत मंत्री पाटील म्हणाले की, सर्व संबंधीत विभागांनी याबाबत तातडीने कार्यवाही करावी. उच्च शिक्षण घेणाऱ्या विद्यार्थ्यांना शिष्यवृत्ती वेळेत मिळाली पाहिजे, यासाठी सामाजिक न्याय, इतर मागास बहुजन कल्याण, आदिवासी विकास विभागाने संबंधित आर्थिक वर्षाची तरतूद आणि वितरणाचे कालबद्ध नियोजन करावे. शिक्षण शुल्क नियामक प्राधिकरण यांनी केंद्रीभूत प्रवेश प्रक्रिया सुरू होण्यापूर्वी शिक्षण शुल्क निश्चिती करावी, अशा सूचनाही त्यांनी दिल्या. मुख्यमंत्री देवेंद्र फडणवीस यांनी विद्यार्थ्यांना प्रत्येक वर्षाची शिष्यवृत्ती वेळेत मिळावी, यासाठी राज्य सरकारच्या वेतन वितरण प्रणालीच्या धर्तीवर शिष्यवृत्ती वितरण प्रणाली ‘ऑटो सिस्टम’वर विकसित करावी, अशा सूचनाही मंत्री पाटील यांनी दिल्या. त्यानुसार ही कार्यवाही गतीने पूर्ण करावी आणि विद्यार्थ्यांना प्रत्येक वर्षाची शिष्यवृत्ती वेळेत मिळावी, यासाठी सूक्ष्म नियोजन करावे. शिष्यवृत्ती वेळेत मिळाल्यास विद्यार्थ्यांच्या शैक्षणिक खर्चाचा भार कुटुंबावर येत नाही. मानवीय दृष्टीकोनातून विद्यार्थ्यांचे शैक्षणिक हित लक्षात घेता या कार्यवाहीला संबंधित विभागांनी प्राधान्य द्यावे, असेही मंत्री पाटील यावेळी म्हणाले.</w:t>
       </w:r>
     </w:p>
     <w:p>
@@ -1066,7 +1066,7 @@
     </w:p>
     <w:p>
       <w:r>
-        <w:t>Title: Jalgaon : चढावावर ट्रॅक्टरवरील ताबा सुटला अन्.. चालकाचा ट्रॅक्टरखाली दबून जागीच मृत्यू</w:t>
+        <w:t>Title: शिक्षण ही आपल्या देशाची प्राथमिकता नाही तर दोन वेळचे जेवण ही प्राथमिकता, मंत्री चंद्रकांत पाटलाचं वक्तव्य</w:t>
       </w:r>
     </w:p>
     <w:p>
@@ -1078,13 +1078,13 @@
           <w:rPr>
             <w:color w:val="0000FF"/>
           </w:rPr>
-          <w:t>https://jalgaonlive.news/driver-killed-on-the-spot-after-tractor-overturns-122846/</w:t>
+          <w:t>https://marathi.abplive.com/news/maharashtra/chandrakant-patil-nanded-news-education-is-not-our-country-priority-but-two-meals-a-day-is-says-minister-chandrakant-patil-1385473/amp</w:t>
         </w:r>
       </w:hyperlink>
     </w:p>
     <w:p>
       <w:r>
-        <w:t>Content: जळगाव शहरासह जिल्ह्यात अपघाताच्या घटनांमध्ये दिवसेंदिवस वाढ होताना दिसत आहे. जळगाव लाईव्ह न्यूज । १२ सप्टेंबर २०२५ । जळगाव शहरासह जिल्ह्यात अपघाताच्या घटनांमध्ये दिवसेंदिवस वाढ होताना दिसत आहे. यातच शहरातील अनुराग स्टेट बँक कॉलनी परिसरात आज शुक्रवारी (दि. 12) सकाळी भीषण अपघात झाला. सिमेंटने भरलेला ट्रॅक्टर चढावावर जात असताना ताबा सुटून पलटी झाल्याने ट्रॅक्टर चालकाचा ट्रॅक्टरखाली दबून जागीच मृत्यू झाला आहे. गणेश मोरसिंग चव्हाण (वय 47, रा. भैरव नगर, पिंप्राळा हुडको, जळगाव) असे अपघातातील मयताचे नाव असून या प्रकरणी रामानंद नगर पोलीस ठाण्यात अकस्मात मृत्यूची नोंद करण्यात आली गणेश चव्हाण हे ट्रॅक्टर चालवून कुटुंबाचा उदरनिर्वाह करत होते. शुक्रवारी (दि. 12) सकाळी त्यांनी रेल्वे मालधक्क्यावरून ट्रॅक्टर (क्र. एमपी-68 ए 0646) सिमेंटच्या गोण्या भरल्या होत्या. सकाळी 11 वाजताच्या सुमारास ते अनुराग कॉलनीतील तीव्र चढावावरून जात असताना ट्रॅक्टरवरील ताबा सुटला आणि वाहन पलटी झाले. त्यामुळे चव्हाण ट्रॅक्टरखाली दबले जाऊन गंभीर जखमी झाले आणि घटनास्थळीच त्यांचा मृत्यू झाला. अपघाताची माहिती मिळताच रामानंद नगर पोलीस ठाण्याचे कर्मचारी कॉन्स्टेबल योगेश माळी, संदीप सोनवणे, चंद्रकांत पाटील आणि झुलालसिंग परदेशी यांनी घटनास्थळी धाव घेतली. स्थानिकांच्या मदतीने ट्रॅक्टर बाजूला करून चव्हाण यांना बाहेर काढण्यात आले. तत्काळ शासकीय वैद्यकीय महाविद्यालयात दाखल केले असता, तपासणीनंतर वैद्यकीय अधिकाऱ्यांनी त्यांना मृत घोषित केले आहे. घटनेनंतर मृताच्या नातेवाईकांनी रुग्णालयात गर्दी केली. या प्रकरणी रामानंद नगर पोलीस ठाण्यात अकस्मात मृत्यूची नोंद करण्यात आली असून, पुढील तपास सुरू आहे. JalgaonLive.News is your trusted source for the latest news and updates from Jalgaon District. Stay informed with real-time coverage on politics, crime, tourism, jobs, real estate, and more. We bring you accurate, unbiased, and timely news to keep you connected with your community. © JalgaonLive.News • All rights reservedPowered By ContentOcean Infotech Pvt. Ltd.</w:t>
+        <w:t>Content: Chandrakant Patil Chandrakant Patil : आपल्या देशात शिक्षण नाही तर जेवण ही प्राथमिकता असल्याचे मत राज्याचे उच्च तंत्र शिक्षण मंत्री चंद्रकांत पाटील यांनी व्यक्त केले. तसेच महाराष्ट्राची अवस्था पाहून संतांच्या आत्म्याला दुःख होत असेल असंही ते म्हणाले. मंत्री चंद्रकांत पाटील हे आज नांदेड विद्यापीठाच्या दीक्षान्त समारंभास उपस्थित होते. हा समारंभ संपल्यावर शिक्षण मंत्र्यांनी शिक्षण ही आपल्या देशाची प्राथमिकता नाही तर दोन वेळचे जेवण ही आपली प्राथमिकता असल्याचं वक्तव्य केलंय. महाराष्ट्राची सामाजिक वीण पूर्णपणे विस्कटली आहे. गावागावात जातीवरुन जे सुरू आहे ते महाराष्ट्राला मारक आहे. संतानी समतेची एकीची शिकवण दिली आहे, पण आताचा महाराष्ट्र पाहून संतांच्या आत्म्याला देखील वेदना होतील असे विधान मंत्री चंद्रकांत पाटील यांनी केले आहे. महत्वाच्या बातम्या: - - - - - - - - - Advertisement - - - - - - - - -</w:t>
       </w:r>
     </w:p>
     <w:p>
@@ -1097,7 +1097,7 @@
     </w:p>
     <w:p>
       <w:r>
-        <w:t>Title: भारत-पाकिस्तान सामना खेळूच नये; नाना पाटेकर यांनी मांडली रोखठोक भूमिका</w:t>
+        <w:t>Title: Kolhpur News: भाजप, शिवसेना अन् ठाकरेंच्या सेनेत गटबाजी संपेना, इच्छुकांची मुस्कटदाबी; कोल्हापुरच्या राजकारणात नेमकं काय सुरु?</w:t>
       </w:r>
     </w:p>
     <w:p>
@@ -1109,13 +1109,13 @@
           <w:rPr>
             <w:color w:val="0000FF"/>
           </w:rPr>
-          <w:t>https://www.etvbharat.com/mr/!state/actor-nana-patekar-expressed-a-bold-opinion-on-asia-cup-2025-india-vs-pakistan-match-maharashtra-news-mhs25091402934</w:t>
+          <w:t>https://sarkarnama.esakal.com/maharashtra/paschim-maharashtra/kolhpur-news-factionalism-in-bjp-shiv-sena-and-thackeray-sena-is-not-over-what-exactly-is-going-on-in-kolhapur-politics-rg93-aau85</w:t>
         </w:r>
       </w:hyperlink>
     </w:p>
     <w:p>
       <w:r>
-        <w:t>Content: महाराष्ट्र maharashtra ETV Bharat / state By ETV Bharat Marathi Team Published : September 14, 2025 at 5:32 PM IST पुणे : आशिया चषकात (Asia Cup 2025) आज भारत आणि पाकिस्तान क्रिकेट संघांत दुबईमध्ये सामना होणार आहे. पहलगाम हल्ल्याच्या निषेधार्त या सामन्यावर बहिष्कार टाकावा असं अनेककांडून व्यक्त केलं जात आहे. याच पार्श्वभूमीवर आज नाना पाटेकर यांनी पुण्यात पत्रकार परिषदेतमध्ये आपलं मत व्यक्त केलंय. नाम फाऊंडेशन दशकपूर्ती कार्यक्रम संपन्न : पुणे शहरातील गणेश क्रीडा कला मंच येथे नाम फाऊंडेशन दशकपूर्ती कार्यक्रम संपन्न झाला. यावेळी प्रमुख उपस्थितीमध्ये भाजपा वरिष्ठ नेते नितीन गडकरी आणि चंद्रकांत पाटील, उद्योग मंत्री उदय सामंत यांनी देखील उपस्थिती दर्शवली होती. यावेळी नाम फाऊंडेशनसाठी विविध माध्यमातून होणारे मदतनीस देखील उपस्थितीत होते. दरम्यान कोकणी आणि मराठवाड्यातील पारंपरिक नृत्याने या दशकपूर्तीची सुरूवात झाल्यानं महाराष्ट्रभरातून वेगवेगळ्या शहरातून नाम फाऊंडेशन सदस्यांनी उपस्थिती दर्शवली होती. या मोठ्या गर्दीत सिने अभिनेते नाना पाटेकर आणि मकरंद अनासपुरे यांच्या कार्याचा आढावा घेताना प्रेरणादायी विचारांची देवाण घेवाण घेताना उपस्थितांमध्ये दिसून आली आहे. आज होणारा सामना आपण खेळू नये : यावेळी बोलताना सिने अभिनेते मकरंद अनासपुरे यांनी कार्यक्रमाची प्रास्ताविका करत नाम फाऊंडेशनच्या कार्याचा आढावा सांगितला. यावेळी अशिया कप स्पर्धेत आज भारत विरुद्ध पाकिस्तान हा सामना होणार आहे. या सामन्यावरून देशभरात राजकारण तापलं असून ठीक ठिकाणी आंदोलने होत आहे. पहलगाम हल्ल्यानंतर आपण पाकिस्तानशी सामना खेळू नये अशी भावना देशभरातून व्यक्त होत आहे. असं असताना याबाबत अभिनेता नाना पाटेकर म्हणाले की, "आज होणारा सामना आपण खेळू नये, माझ्याच लोकांचं रक्त सांडलं असून त्यांच्याशी का खेळावं? मी तर म्हणतो खेळूच नये." शेतकऱ्यांनी आत्महत्या करू नये : मकरंद अनासपुरे यांनी नाम फाउंडेशनबाबत प्रवासाचा आढावा घेताना सांगितलं की, "गेल्या दहा वर्षापासून 2721 कुटुंबांना प्रत्येकी 15 हजार रुपयांची मदत आपल्या माध्यमातून देण्यात आली आहे. हीच मदत आता 25 हजार रुपये परत वाढवण्याचा आमचा निश्चय आहे. तर 1284 पाझर तलावातला गाळ काढून ते दुरुस्ती करण्याचे काम मोठ्या प्रमाणात झाले आहे. त्याचबरोबर मुलांची शिक्षण, विधवा पत्नींना उत्पन्नाचे साधन, शेतीविषयी जागृती, निसर्गाशी दोन करून शेतीसाठी पाण्याचे योग्य ते नियोजन करणे या पलीकडं जाऊन सुद्धा शेतकऱ्यांच्या मूलभूत गरजा समजून घेणं आवश्यक आहे. फक्त शेतकऱ्यांनी निराशा पोटी आत्महत्या करणे योग्य नाही" हे. हेही वाचा - For All Latest Updates TAGGED: काय आहे आजचा शुभ मुहूर्त, योग आणि राहूकाळ, वाचा पंचांग "हा विजय भारतीय सैन्य दलाला समप्रित, आम्ही पहलगाम हल्ल्यातील पीडितांबरोबर"; पाकिस्तानला धूळ चारल्यानंतर सूर्यकुमार यादव भावूक Engineer's Day 2025: काय आहे इतिहास, का साजरा केला जातो अभियंता दिन? मैदान गाजवणारे 'हे' खेळाडू आहेत अभियंता फौजदाराचा 'जावई' झाला ९९ व्या साहित्य संमेलनाचा अध्यक्ष! कराड तालुक्यातील सासरवाडीशी आहेत खास ऋणानुबंध टीम इंडियाचं दुबईत 'ऑपरेशन सिंदूर'; पाकिस्तानचा 7 विकेटनं उडवला धुव्वा Kawasaki KLX230R S 2026 भारतात 1.94 लाखात लॉंच फॅटी लिव्हरच्या समस्येनं त्रस्त आहात? आहारात समावेश करा 'ही' फळ होंडाची नवीन इलेक्ट्रिक मोटरसायकल 2 सप्टेंबरला होणार सादर पावसाळ्यातील आजारांपासून मुलांचा बचाव कसा करायचा? फॉलो करा या टिप्स Copyright © 2025 Ushodaya Enterprises Pvt. Ltd., All Rights Reserved.</w:t>
+        <w:t>Content: Kolhpur News: कोल्हापूर महानगरपालिका निवडणूक प्रक्रियेला वेग आला आहे. नुकतीच प्रारूप प्रभाग रचना जाहीर झाल्यानंतर अनेक इच्छुकांनी पत्ते खोलायला सुरुवात केली आहे. त्यासाठी अनेकांचे पक्षप्रवेश, प्रबळ असलेला पक्ष, आर्थिक दृष्ट्या सक्षम असणाऱ्या नेत्यांकडे इच्छुकांनी संपर्क ठेवला आहे. निवडणूक ही चार सदस्य पद्धतीनं होणार असल्याने आजूबाजूच्या मतदारसंघातील इच्छुकांना हाताशी धरण्याचं काम सुरू आहे. मात्र या इच्छुकांची पक्षातील अंतर्गत गटबाजीमुळे घालमेल वाढली आहे. भाजप, शिवसेना आणि ठाकरे यांची शिवसेना यांच्यातील अंतर्गत गटबाजीचे ग्रहण दिवसेंदिवस निवडणुकीच्या निमित्ताने वाढत आहे. त्यामुळे दोन्हीही गटांना धरून राहण्यासाठी इच्छुकांना कसरत करावी लागत आहे. शिवाय त्यांची मुस्कटदाबी देखील होताना दिसत आहे. कोल्हापूर भाजपमधील परिस्थिती पाहता यापूर्वी राज्याचे उच्च आणि तंत्र शिक्षण मंत्री चंद्रकांत पाटील यांच्या मार्गदर्शनाखाली कोल्हापूर महानगरपालिका निवडणूक झाली होती. त्यानंतर भाजपमध्ये राज्यसभेचे खासदार धनंजय महाडिक यांनी पक्ष प्रवेश केल्यानंतर आणि मंत्री चंद्रकांत पाटील यांनी पुण्यातून निवडणूक लढवल्यानंतर कोल्हापूर जिल्ह्यातील असलेला त्यांचा संपर्क कमी झाला. तर अप्रत्यक्षपणे राज्यसभेचे खासदार धनंजय महाडिक यांच्याकडे आगामी निवडणुकातील सूत्रे गेली आहेत. महाडिक यांची ताराराणी आघाडी भाजपमध्ये विलीन झाली असली तरी मूळ भाजप पक्ष आणि ताराराणी आघाडी असे दोन्ही गटात विभागल्याचं सध्याचं चित्र आहे. मंत्री पाटील कोल्हापूर दौऱ्यावर आल्यानंतर मूळ भाजपचे कार्यकर्ते आणि महाडिक गट यांच्यातील मतभेद ही वेळोवेळी दिसतात. आगामी कोल्हापूर महानगरपालिकेच्या निवडणुकीत आपल्या कार्यकर्त्यांना उमेदवारी देण्यासाठी या दोन्ही गटाची कसरत पहावी लागणार आहे. मूळ भाजपला आणि महाडिक गटांच्या कार्यकर्त्यांना किती संधी मिळणार हे देखील पहावे लागणार आहे. तर शिवसेनेची परिस्थिती पाहता भाजपच्या ताराराणी आघाडीतून गटनेते सत्यजित उर्फ नाना कदम हे शिवसेनेत आले आहेत. यापूर्वी राज्य नियोजन मंडळाचे अध्यक्ष राजेश क्षीरसागर यांचा निर्णय अंतिम समजला जात होता. मात्र कदम यांचा शिवसेनेत पक्षप्रवेश झाल्यानंतर शारंगधर देशमुख यांनी देखील शिवसेनेत पक्ष प्रवेश केला. कोल्हापूर महानगरपालिकेच्या राजकारणात कदम आणि देशमुख यांची मोठी राजकीय ताकद आहे. शिवाय पालकमंत्री प्रकाश आबिटकर आणि क्षीरसागर यांचे देखील सुत सध्या तरी जुळलेले नाही. तर दुसरीकडे माजी खासदार संजय मंडलिक त्यांनी माजी नगरसेवक रमेश पुरेकर यांना हाताशी धरून महापालिकेच्या राजकारणात रस दाखवला आहे. क्षीरसागर, कदम, देशमुख आणि मंडलिक असे तीन घटक शिवसेनेत निर्माण झाले आहेत. त्यामुळं प्रत्येकजण आपापल्याच पदाधिकाऱ्याला संधी कशी मिळणार? यासाठी प्रयत्न केले जात आहेत. शिवाय पालकमंत्री आबिटकर यांच्याशी जवळीकता केल्यास एका गटाकडून त्या इच्छुकाला रात्रीतून समज दिली जाते. त्यामुळे इच्छुकांची चांगलीच मुस्कटदाबी शिवसेनेत होताना दिसत आहे. ठाकरेंच्या शिवसेनेत देखील अंतर्गत गटबाजीचे ग्रहण संपलेले नाही. जिल्हाप्रमुख रविकिरण इंगवले यांच्यासह उपनेते संजय पवार, विजय देवणे यांच्यातील मतभेद आज देखील कायम आहेत. कोल्हापूर महानगरपालिकेच्या निवडणुकीत रविकरण इंगवले यांना अधिकार दिले असले तरी उपनेते संजय पवार यांनी देखील काही जागांवर आपला दावा सांगितला आहे. त्यामुळे समन्वयाची मूठ या ठिकाणी कशी बांधली जाणार? हे देखील पाहणे महत्त्वाचे आहे. तर दुसरीकडे महाविकास आघाडीतील काँग्रेसची परिस्थिती पाहता सध्यातरी भक्कम आहे. त्यापाठोपाठ राष्ट्रवादी शरदचंद्र पवार पक्ष आणि ठाकरे यांची शिवसेनेत उमेदवारीसाठी कसरत करावी लागणार आहे. महाविकास आघाडी म्हणून काँग्रेस सर्वाधिक जागांवर दावा सांगण्याच्या तयारीत आहे. मात्र हे करत असताना मित्रपक्ष कोठेही दुखावणार नाही. याची काळजी काँग्रेसला घ्यावी लागणार आहे. सरकारनामाचे सदस्य व्हा शॉपिंगसाठी 'सकाळ प्राईम डील्स'च्या भन्नाट ऑफर्स पाहण्यासाठी क्लिक करा. Read Latest Marathi Political News, Breaking Political News from Maharashtra, India, Pune &amp; Mumbai at Sarkarnama. To Get Live Political Marathi News on Mobile, Download the Sarkarnama Mobile App for Android and IOS. सरकारनामा आता सर्व सोशल मीडिया प्लॅटफॉर्मवर. ताज्या राजकीय घडामोडींसाठी फेसबुक, ट्विटर, इन्स्टाग्राम, शेअर चॅट, टेलिग्रामवर आणि व्हॉट्सॲप आम्हाला फॉलो करा. तसेच, सरकारनामा यूट्यूब चॅनेलला आजच सबस्क्राइब करा. Follow Us Copyright © 2025 Sakal Media Group – All Rights Reserved Powered by Quintype वेबसाईटवर ब्राउझिंगचा अनुभव सर्वोत्तम असावा, यासाठी आम्ही कुकीजचा वापर करतो. कुकीजमुळे तुम्हाला तुमच्या आवडत्या मजकुराची शिफारस करता येते. आमचे गोपनीयता आणि कुकीजसंदर्भातील धोरण तुम्हाला मान्य आहे.</w:t>
       </w:r>
     </w:p>
     <w:p>
@@ -1128,7 +1128,7 @@
     </w:p>
     <w:p>
       <w:r>
-        <w:t>Title: एआय आणि क्वांटम कम्प्युटिंग ही भारतासाठी मोठी संधी : देवेंद्र फडणवीस</w:t>
+        <w:t>Title: Maharashtra Scholarship Documents: शिष्यवृत्तीसाठी आता कागदपत्रांची फरफट थांबणार, उच्च व तंत्रशिक्षण मंत्र्यांनी दिले निर्देश</w:t>
       </w:r>
     </w:p>
     <w:p>
@@ -1140,13 +1140,13 @@
           <w:rPr>
             <w:color w:val="0000FF"/>
           </w:rPr>
-          <w:t>https://news24pune.com/ai-and-quantum-computing-are-big-opportunities-for-india/</w:t>
+          <w:t>https://pudhari.news/maharashtra/pune/maharashtra-scholarship-document-verification-simplified-sp96</w:t>
         </w:r>
       </w:hyperlink>
     </w:p>
     <w:p>
       <w:r>
-        <w:t>Content: AI and quantum computing are big opportunities for India–जग वेगाने बदलत असून, आर्टिफिशियल इंटेलिजन्स (Artificial Intelligence) आणि क्वांटम कम्प्युटिंग (Quantum Computing) मुळे प्रगतीचा वेग आणि बदल दोन्ही अनाकलनीय झाले आहेत. यामुळे एकीकडे मोठे आव्हान उभे राहिले असले तरी, दुसरीकडे मोठी संधी देखील निर्माण झाली आहे. ९० च्या दशकात संगणकीकरणामुळे नोकऱ्या जातील अशी भीती व्यक्त होत असताना, भारतीय तरुणांनी मानवी संसाधन तयार करून डॉट कॉम बूम (dot-com boom) आणि सिलिकॉन व्हॅली (Silicon Valley) मध्ये आपली ताकद दाखवून दिली. याचप्रमाणे, एआय आणि क्वांटम कम्प्युटिंगच्या (Quantum Computing) क्षेत्रातही भारतीय तरुण नैसर्गिक बुद्धिमत्तेचा योग्य वापर करून जगाला व्यापू शकतात, असा विश्वास मुख्यमंत्री देवेंद्र फडणवीस (Devendra Fadnavis) यांनी व्यक्त केला. पुणे येथील कॉलेज ऑफ इंजिनिअरिंग पुणे (College of Engineering, Pune) येथे सीओईपी ॲल्युमिनाई असोसिएशनच्या (COEP Alumni Association) वतीने आयोजित सीओईपी अवॉर्ड (COEP Award) सोहळा आणि नवीन ग्रंथालय व आयटी इमारतीच्या उद्घाटनाप्रसंगी ते बोलत होते. या कार्यक्रमाला राज्याचे उच्च व तंत्र शिक्षण मंत्री चंद्रकांत दादा पाटील (Chandrakant Dada Patil), सीओईपीचे कुलगुरू श्री सुनील भिरूड (Shri Sunil Bhirud), माजी संचालक श्री अनिलजी सस्तबुद्धे (Shri Anilji Sastabuddhe), रजिस्ट्रार डी. एन. सोनावणे (D. N. Sonawane), ॲल्युमिनाई असोसिएशनचे अध्यक्ष भरत गीते (Bharat Gite), सेक्रेटरी श्री सुजित परदेशी (Shri Sujit Pardeshi) यांच्यासह अनेक मान्यवर आणि विद्यार्थी उपस्थित होते. पुण्यातील ॲग्री हॅकेथॉनचे (Agri Hackathon) उदाहरण देत, शेतकऱ्यांच्या पीक किडीच्या प्रश्नावर एआयचा वापर करून किडीचे आगमन होण्यापूर्वीच उपाययोजना सुचवणारे मॉडेल तयार केले जात असल्याचे त्यांनी सांगितले. मानव संसाधन विकास आणि नवीन शैक्षणिक धोरण तंत्रज्ञानातील बदलांना सामोरे जाण्यासाठी, अभियांत्रिकी महाविद्यालये आणि तांत्रिक संस्थांनी भविष्यातील मानव संसाधन तयार करण्यासाठी पुढाकार घेणे गरजेचे आहे. नवीन शैक्षणिक धोरणामुळे (New Education Policy) पारंपरिक विषयांमध्ये नवीन तंत्रज्ञानाचे विषय सहजपणे समाविष्ट करता येणार आहेत, ज्यामुळे मानव संसाधन तयार करणे सोपे होईल. सिलिकॉन व्हॅलीप्रमाणेच (Silicon Valley) हे ‘फिफ्थ रिव्होल्यूशन’ (किंवा फोर्थ रिव्होल्यूशन) भारतीय तरुण निश्चितपणे काबीज करतील, असेही फडणवीस म्हणाले. उच्च शिक्षण आणि तंत्र शिक्षणात स्वायत्ततेचे महत्त्व उच्च आणि तंत्र शिक्षणात स्वायत्तता सर्वात महत्त्वाची असल्याचे फडणवीस यांनी नमूद केले. सीओईपीला स्वायत्तता देण्याचा विषय आला होता, तेव्हा त्यांनी इनोव्हेशन स्वातंत्र्याची भूमिका मांडली होती याचा संदर्भ देत फडणवीस म्हणाले, केवळ डिपार्टमेंट किंवा युनिव्हर्सिटीने सर्व गोष्टी नियंत्रित करणे शक्य नाही, इनोव्हेशनसाठी मुक्त विचारांची आणि स्वातंत्र्याची आवश्यकता असते. शासनामध्ये अंडरसेक्रेटरीचे मत अंतिम मानले जात असल्याने इनोव्हेशन थांबते, असे त्यांनी नमूद केले. म्हणूनच, महाराष्ट्रात अधिकाधिक स्वायत्तता देण्याचा प्रयत्न केला जात आहे. स्वायत्तता स्वैराचारात न जाता, जास्तीत जास्त दिल्यास सीओईपीसारखी संस्था जगातील कोणत्याही संस्थेशी भागीदारी करू शकते, तंत्रज्ञान आणू शकते आणि महाराष्ट्राच्या ट्रिलियन डॉलर अर्थव्यवस्थेसाठी (trillion-dollar economy) आवश्यक असलेले कुशल मनुष्यबळ तयार करू शकते. अशा संस्थांना जास्तीत जास्त स्वायत्तता देणे हा सरकारचा एक महत्त्वाचा धोरणात्मक निर्णय आहे, असे त्यांनी सांगितले. पुरस्कारार्थींचा सत्कार आणि नवीन पिढीसाठी आदर्श यावेळी माजी विद्यार्थ्यांचा सत्कार करण्यात आला, ज्यांनी केवळ सीओईपीलाच नव्हे तर राज्याला आणि देशालाही गौरव मिळवून दिला आहे. नव्या पिढीला योग्य मार्गदर्शनासाठी रोल मॉडेल (role models) मिळणे आवश्यक आहे, त्यामुळे असा सत्कार महत्त्वाचा ठरतो. जीवन गौरव पुरस्काराने (Jeevan Gaurav Puraskar) सन्मानित श्रीमती वसंथा रामस्वामी (Smt. Vasantha Ramaswamy) यांचे वय जास्त असले तरी, त्या त्यांच्यासारख्या १० लोकांना तयार करण्याची प्रेरणा देऊ शकतात, असे फडणवीस यांनी म्हटले. त्यांनी सर्व पुरस्कार्थींचे अभिनंदन केले आणि त्यांच्याकडून अजून चांगले काम होण्याची अपेक्षा व्यक्त केली. [slide-anything id=”13045″] No WhatsApp Number Found! WhatsApp us</w:t>
+        <w:t>Content: Scholarship Application पुणे : राज्य सामाईक प्रवेश परीक्षा कक्ष व तंत्रशिक्षण संचालनालयामार्फत व्यवसायिक अभ्यासक्रमांच्या प्रवेश प्रक्रियेदरम्यान उत्पन्नांचा दाखला, वैयक्तिक माहिती व कागदपत्रे सादर केलेली असतात ही प्रक्रिया पूर्णतः ऑनलाइन व ऑफलाइन पद्धतीने पडताळणी केलेली असते. त्यामुळे विद्यार्थ्यांनी एकदा उत्पन्नाचा दाखला दिल्यानंतर पुन्हा अभ्यासक्रम पूर्ण होईपर्यंत शिष्यवृत्तीसाठी तीच माहिती देण्याची आवश्यकता नसून हीच माहिती ग्राह्य धरावी, असे निर्देश उच्च व तंत्र शिक्षण मंत्री चंद्रकांत पाटील यांनी प्रशासनाला देत विद्यार्थ्यांना मोठा दिलासा दिला आहे. सामाजिक न्याय राज्यमंत्री माधुरीताई मिसाळ यांच्या मागणीवरून ही आढावा बैठक आयोजित करण्यात आली होती. यावेळी सामाजिक न्याय विभागाच्या वतीने दिल्या जाणाऱ्या शिष्यवृत्ती योजनांचा आढावा घेण्यात आला. विद्यार्थ्यांना लवकर व सुलभ पद्धतीने शिष्यवृत्ती मिळावी यासाठी शासन स्तरावरून उपाययोजना व सूचना कराव्यात, अशा सुचनाही राज्यमंत्री मिसाळ यांनी दिल्या. मंत्रालयात उच्च व तंत्रशिक्षण मंत्री चंद्रकांत पाटील यांच्या अध्यक्षतेखाली शिष्यवृत्तीची रक्कम शैक्षणिक संस्थांना आणि विद्यार्थ्यांना वेळेत मिळावी यासाठी कार्यपद्धतीत सुधारणा करण्यासाठी ही बैठक संपन्न झाली. या बैठकीला राज्यमंत्री माधुरी मिसाळ, उच्च व तंत्रशिक्षण विभागाचे अपर मुख्य सचिव बी. वेणुगोपाल रेड्डी, इतर मागास बहुजन कल्याण विभागाचे सचिव ए.बी. धुळाज, तंत्रशिक्षण विभागाचे संचालक डॉ. विनोद मोहितकर, उच्च शिक्षण विभागाचे उपसचिव अशोक मांडे, उपसचिव प्रताप लुबाळ, सहसचिव संतोष खोरगडे, सामाजिक न्याय विभागाच्या उपसचिव वर्षा देशमुख तसेच संबंधित अधिकारी उपस्थित होते. पाटील म्हणाले, केंद्रीभूत प्रवेश प्रक्रियेशिवाय अन्य अभ्यासक्रमांच्या प्रवेशित विद्यार्थ्यांना शिष्यवृत्तीसाठी महाडीबीटी पोर्टलवर कागदपत्रे अपलोड करावी लागतात. शिष्यवृत्तीसाठी एकदा विद्यार्थ्यांकडून माहिती अपलोड केल्यानंतर नव्याने माहिती घेण्याची आवश्यकता राहणार नाही, यासाठी संबंधित विभागांनी सूक्ष्म नियोजन करावे. त्यामुळे शिष्यवृत्ती अर्जाच्या छाननीसाठी लागणाऱ्या वेळेची बचत होईल. तसेच प्रवेशीत विद्यार्थ्यांचा अचूक माहितीही उपलब्ध होईल. विद्यापीठांनीसुद्धा शिष्यवृत्तीसाठी आवश्यक असणारी कागदपत्रे पुन्हा तपासावी लागणार नाहीत. विद्यार्थ्यांनाही वारंवार तीच माहिती द्यावी लागणार नसल्याने त्यांच्या शिष्यवृत्ती मिळण्यातील टप्पे कमी होतील. शिष्यवृत्ती वेळेत मिळाल्यास विद्यार्थ्यांच्या शैक्षणिक खर्चाचा भार कुटुंबावर येत नाही. मानवीय दृष्टीकोनातून विद्यार्थ्यांचे शैक्षणिक हित लक्षात घेता या कार्यवाहीला संबंधित विभागांनी प्राधान्य द्यावे, असेही पाटील यांनी यावेळी स्पष्ट केले. 'Pudhari' is excited to announce the relaunch of its Android and iOS apps. Stay updated with the latest news at your fingertips. Android and iOS Download now and stay updated, anytime, anywhere. Pudhari Publications Private Limited</w:t>
       </w:r>
     </w:p>
     <w:p>
@@ -1159,7 +1159,7 @@
     </w:p>
     <w:p>
       <w:r>
-        <w:t>Title: महिला वर्गासाठी 5 ते 6 तासांचं ‘वर्क मॉड्युल’..; नाम फाऊंडेशनच्या कार्यक्रमात काय म्हणाले चंद्रकांत पाटील?</w:t>
+        <w:t>Title: पडळकरांच्या भाषेचे समर्थन कोणीही करणार नाही; चंद्रकांत पाटलांनी स्पष्टच सांगितले</w:t>
       </w:r>
     </w:p>
     <w:p>
@@ -1171,13 +1171,13 @@
           <w:rPr>
             <w:color w:val="0000FF"/>
           </w:rPr>
-          <w:t>https://www.tv9marathi.com/maharashtra/chandrakant-patil-highlighted-need-to-create-5-to-6-hour-work-modules-for-women-and-provide-employment-to-more-women-1492175.html/amp</w:t>
+          <w:t>https://www.lokmat.com/pimpri-chinchwad/pune-news-no-one-will-support-padalkars-language-chandrakant-patil-a-a1008/</w:t>
         </w:r>
       </w:hyperlink>
     </w:p>
     <w:p>
       <w:r>
-        <w:t>Content: “जे जे जगी जगते तया, माझे म्हणा, करुणाकरा” या भावनेशी प्रामाणिक राहून ‘नाम फाऊंडेशन’ ही नामांकित संस्था गेली 10 वर्षे पर्यावरण आणि विविध शाश्वत विकास क्षेत्रांमध्ये अविरत कार्यरत आहे. संस्थेचा दशकपूर्ती समारंभ नुकताच पुण्यात उत्साहात संपन्न झाला. पालखी नृत्याने तसंच मान्यवरांच्या हस्ते दीपप्रज्वलन करीत या सोहळ्याची सुरुवात झाली. नाम फाऊंडेशनच्या दशकपूर्तीनिमित्त आयोजित या स्नेहमेळाव्यात केंद्रीय रस्ते परिवन आणि राज्यमार्ग मंत्री नितीन गडकरी, राज्याचे उच्च व तंत्रशिक्षण मंत्री चंद्रकांत पाटील, पद्मभूषण डॉ. विजय भटकर (संगणक शास्त्रज्ञ), उदय सामंत (उद्योग/मराठी भाषा मंत्री, महाराष्ट्र राज ) आदि मान्यवर मंडळी उपस्थित होती. ‘नाना पाटेकर आणि मकरंद अनासपुरे यांच्या कार्याला सलाम करण्यासाठी मी या ठिकाणी उपस्थित असून त्यांच्या या कार्यातून प्रत्येकाने प्रेरणा घेत सामाजिक कामासाठी पुढाकार घेतला तर ही सामाजिक चळवळ नक्कीच समाजात, देशात बदल घडवू शकते’, असा विश्वास नितीन गडकरी यांनी व्यक्त केला. समस्यांचं रूपांतर संधीत करणाऱ्यांच्या यादीत आपलं नाव असायला हवं, असं ते म्हणाले. त्याचप्रमाणे चांगल्या सामाजिक कार्यासाठी राजकीय प्रचाराची गरज नसते, त्यासाठी इच्छाशक्ती महत्त्वाची असं सांगताना त्यांनी ‘नाम’ने केलेल्या कार्याचे आणि त्यांच्या निष्ठेचे कौतुक केलं. असे विविध प्रयोग वेगवेगळ्या माध्यमांतून होणं महत्त्वाचं असून या प्रयोगांना सरकारी साखळीत सामावून घेणं गरजेचं असल्याचं चंद्रकांत पाटील म्हणाले. महिला वर्गासाठी 5 ते 6 तासांचे ‘वर्क मॉड्युल’ तयार करत अधिकाधिक महिलांसाठी रोजगार उपलब्ध करून देण्याची गरज चंद्रकांत पाटील यांनी यावेळी बोलून दाखविली. ‘नाम’ या संस्थेचं कामच त्यांच्या यशाची पावती आहे. अशा संस्थांचा नावलौकिक सर्वत्र व्हावा यासाठी मी नेहमीच प्रयत्नशील राहिलो आहे. शासनसोबतही अनेक कार्यक्रमांतून/ योजनांतून आम्ही ‘नाम’ संस्थेला समाविष्ट केले असून याअंतर्गत अनेक चांगली कामं आजवर झाली आहेत. ज्याचा मी स्वतः साक्षीदार असल्याचे उदय सामंत यांनी यावेळी सांगितलं. सप्टेंबर 2015 मध्ये ‘नाम फाऊंडेशनची’ स्थापना झाली आणि आज फाऊंडेशनची दशकपूर्ती होत आहे. या वाटचालीत आजवर असंख्य हातांनी माणूसकीच्या या यज्ञात मोठं योगदान दिलं. मानवतेचा हा यज्ञ यापुढेही असाच अखंडपणे चालत राहील, यासाठी ‘नाम फाऊंडेशन’ कटिबद्ध असल्याचं प्रतिपादन ‘नाम’चे संस्थापक-अध्यक्ष नाना पाटेकर आणि संस्थापक-सचिव मकरंद अनासपुरे यांनी यावेळी केलं. Copyright © 2025 TV9Marathi. All rights reserved.</w:t>
+        <w:t>Content: हिंदी | English सोमवार २२ सप्टेंबर २०२५ FOLLOW US : शहरं व्हिडीओ सखी आणखी By ऑनलाइन लोकमत | Updated: September 21, 2025 18:27 IST2025-09-21T18:26:51+5:302025-09-21T18:27:34+5:30 पुणे : भाजप आमदार गोपीचंद पडळकर यांनी वापरलेल्या भाषेचे समर्थन मुख्यमंत्री देवेंद्र फडणवीस यांच्यासह मी किंवा भाजपचा अन्य कोणताही नेता करणार नाही. मात्र, टाळी एका हाताने वाजत नाही हेदेखील खरे आहे. विरोधकांनी पंतप्रधान नरेंद्र मोदींवर आणि त्यांच्या आईंवर बोललेले चालते, त्यासोबतच देवेंद्र फडणवीस यांच्या पत्नीवर देखील ते बोलतात, तेव्हा विरोधकांनीदेखील तारतम्य बाळगणं आवश्यक आहे, असे राज्याचे उच्च व तंत्र शिक्षण मंत्री चंद्रकांत पाटील यांनी सांगितले. विरोधक आणि सत्ताधारी या दोघांकडूनही तारतम्य बाळगण्याची आवश्यकता असल्याचेही ते म्हणाले.भाजपचे आमदार पडळकर यांनी जतमध्ये बोलताना राष्ट्रवादी काँग्रेस शरदचंद्र पवार पक्षाचे नेते जयंत पाटील यांच्याबाबत आक्षेपार्ह वक्तव्य केले. याचे तीव्र पडसाद गेल्या दोन दिवसांपासून राज्यभर उमटत आहेत. याबाबत चंद्रकांत पाटील म्हणाले, राजकारणामध्ये शिवराळ भाषेचा ट्रेंड गेल्या चार-पाच वर्षांमध्ये पडला असल्याचे पाहायला मिळत आहे. शिवराळ भाषा वापरायला लोकांना काही वाटेना झाले आहे. शिवराळ भाषा वापरली म्हणजे आपल्या म्हणण्याला जोर येतो, असे काहीसे त्यांना वाटतेय का? असा प्रश्न पडत आहे. या गोष्टीतून पडळकर यांचे मला समर्थन करायचे नाही. मात्र, गोपीचंद पडळकर यांच्याबरोबर विरोधकांनीही आपल्या बोलण्यावरती कंट्रोल करणे आवश्यक आहे. पडळकर यांना अशी भाषा वापरू नये असे सांगण्यात आले आहे. गोपीचंद पडळकर हे आमचे आज्ञाधारक कार्यकर्ते असून, मुख्यमंत्री फडणवीस यांनी त्यांना सूचना दिल्यानंतर आता त्यांच्या ध्येयबोली आणि भाषेमध्ये फरक पडेल, असे देखील चंद्रकांत पाटील यांनी सांगितले. FOLLOW US : Copyright © 2025 Lokmat Media Pvt Ltd</w:t>
       </w:r>
     </w:p>
     <w:p>
@@ -1190,7 +1190,7 @@
     </w:p>
     <w:p>
       <w:r>
-        <w:t>Title: मराठा आरक्षणावरून राजकीय वाद; मनोज जरांगेंचा भुजबळांना इशारा, दिवसभरात काय घडलं?</w:t>
+        <w:t>Title: फडणवीसांमध्ये पंतप्रधान होण्याचे गुण, पण...; काँग्रेसच्या नेत्याच्या वक्तव्यावर चंद्रकांत पाटील नेमकं काय म्हणाले?</w:t>
       </w:r>
     </w:p>
     <w:p>
@@ -1202,13 +1202,13 @@
           <w:rPr>
             <w:color w:val="0000FF"/>
           </w:rPr>
-          <w:t>https://www.loksatta.com/politics/todays-top-political-news-maratha-reservation-controversy-hyderabad-gazette-manoj-jarange-warn-chhagan-bhujbal-sdp-92-5361359/</w:t>
+          <w:t>https://saamtv.esakal.com/amp/story/maharashtra/chandrakant-patil-criticized-congress-leader-harshwardhan-sapkal-after-he-taunt-cm-devendra-fadnavis-vvg94</w:t>
         </w:r>
       </w:hyperlink>
     </w:p>
     <w:p>
       <w:r>
-        <w:t>Content: Top Political News in Today : आज दिवसभरात मुंबईसह राज्यात अनेक महत्वाच्या राजकीय घडामोडी घडल्या. १) मराठा आरक्षणासाठी काढलेल्या शासन निर्णयाला मंत्री छगन भुजबळांनी पुन्हा तीव्र विरोध केला. २) हैदराबाद गॅझेट विरोधात न्यायालयात गेलात तर ओबीसी समाजाचं १६ टक्के आरक्षण गेलंच म्हणून समजा असा इशारा मनोज जरांगे पाटील यांनी भुजबळांना दिला. ३) मराठा समाज आणि ओबीसींचं ताट वेगवेगळं असायला हवं अशी भूमिका वंचित बहुजन आघाडीचे अध्यक्ष प्रकाश आंबेडकर यांनी मांडली. ४) मंत्री राधाकृष्ण विखे पाटील यांनी आपल्या पदाचा राजीनामा द्यावा, अशी आक्रमक भूमिका वकील गुणरत्न सदावर्ते यांनी घेतली. ५) राजकारणात कधी कुणाची राख होत नाही, असं प्रत्युत्तर राष्ट्रवादी काँग्रेसच्या (शरद पवार) खासदार सुप्रिया सुळे यांनी मुख्यमंत्री देवेंद्र फडणवीस यांना दिलं. या सर्व घडामोडींचा घेतलेला हा सविस्तर आढावा… गेल्या आठवड्यात राज्य सरकारने मनोज जरांगे पाटील यांच्या आठपैकी सहा मागण्या मान्य करून मराठा आरक्षणाबाबत शासकीय आदेश काढला. या आदेशाला राज्याचे अन्न व नागरी पुरवठा मंत्री छगन भुजबळ यांनी कडाडून विरोध केला आहे. “मराठा समाजाला कुणबी प्रमाणपत्र देण्याचा प्रयत्न चुकीचा आहे. हा शासन निर्णय सर्वांनाच संभ्रमित करणारा आहे, त्यामुळे सरकारने एकतर हा निर्णय रद्द करावा किंवा त्यातील संभ्रम दूर करून त्यात सुधारणा करावी”, अशी मागणी मंत्री भुजबळ यांनी आज पत्रकार परिषदेतून केली. या शासन निर्णयाविरोधात आम्ही न्यायालयात जाणार असल्याचं सूतोवाच त्यांनी यावेळी केलं. राज्यात सध्या सुरू असलेल्या आंदोलनांवरही मंत्री भुजबळांनी भाष्य केलं. बंजारा समाजही आता न्याय मागत आहे. त्यामुळे त्यांची मागणीही योग्य असल्याचे मला वाटते. कोणी येऊन काहीही धमकी देणार आणि तुम्ही धमक्यांना घाबरणार आहात का? कायदा हातात घेऊन आंदोलन चालवायचे आहे का? असा प्रश्नही त्यांनी उपस्थित केला. मराठा आरक्षणाबाबत राज्य सरकारने काढलेल्या शासकीय निर्णयाबाबत मंत्री छगन भुजबळ यांनी कडवट भूमिका घेतल्याने मनोज जरांगे पाटील यांनी संताप व्यक्त केला. “हैद्राबाद गॅझेट विरोधात न्यायालयात गेलात तर आम्हीही १९९४ च्या शासन निर्णयाविरोधात न्यायालयात धाव घेणार. छगन भुजबळांनी जर मराठ्यांचं वाटोळं करण्याचा प्रयत्न केला तर ओबीसी समाजाचं १६ टक्के आरक्षण गेलंच म्हणून समजा”, असा इशारा मनोज जरांगे पाटील यांनी दिला. “आमच्या समाजातील काही लोकं आमच्यावर टीका करीत आहेत, पण त्यांनी आजपर्यंत समाजाला काहीही दिलेलं नाही. राज्यात कुणीही आरक्षणासाठी आंदोलन, उपोषण, मोर्चा काढला की चर्चेला हेच लोकं जाणार. यांचे कपडे, गाड्या, चष्मे आणि सेंटचा वासच मराठ्यांनी पाहिला आहे”, असा अप्रत्यक्ष टोलाही त्यांनी विनोद पाटील यांना लगावला. आणखी वाचा : Maharashtra Politics : छगन भुजबळ यांच्या भूमिकेमुळे महायुतीची कोंडी? मनोज जरांगे पुन्हा उपोषणाला बसणार? मराठा आरक्षणाबाबत राज्य सरकारने काढलेला शासकीय आदेश कायद्याला धरून नाही. मराठा आणि ओबीसी समाजाच्या आरक्षणाचं ताट वेगळं असायला हवं, अशी भूमिका वंचित बहुजन आघाडीचे अध्यक्ष प्रकाश आंबेडकर यांनी मांडली. ते छत्रपती संभाजीनगर येथे माध्यमांशी बोलत होते. यावेळी प्रकाश आंबेडकरांनी औरंगाबाद खंडपीठाच्या एका निर्णयाचा दाखला दिला. सर्व मराठा समाजाला ओबीसी म्हणून संबोधता येत नाही असं खंडपीठाने नमूद केलं होतं आणि सर्वोच्च न्यायालयानेही त्यावर शिक्कामोर्तब केलं आहे, असं प्रकाश आंबेडकर म्हणाले. “सत्तेत बसलेल्या निझामी मराठ्यांना गरीब मराठा आणि ओबीसी समाजात भांडणं लावायची आहे. भाजपाने एका दगडात अनेक पक्षी मारले असून आरक्षण असूच नये असे गोंधळ घालायला सुरुवात केली आहे. हा पक्ष ओबीसीचा समाजाचा शत्रू आहे. मंडल कमिशन वाचवणे फक्त आता ओबीसींच्याच हातात आहे”, असंही ते यावेळी म्हणाले. मनोज जरांगे पाटील यांनी आझाद मैदानावर आंदोलन सुरू केलं असताना मंत्रिमंडळ उपसमितीचे अध्यक्ष राधाकृष्ण विखे पाटील यांनी त्यांची भेट घेतली होती. त्यानंतर हैदराबाद गॅझेटची मागणी मान्य करून शासन निर्णय काढण्यात आला. या निर्णयावरून वकील गुणरत्न सदावर्ते यांनी मनोज जरांगे पाटील यांच्यावर टीका केली. तसेच मंत्री राधाकृष्ण विखे पाटील यांनी आपल्या पदाचा राजीनामा द्यावा, अशी मागणीही त्यांनी केली. “जोपर्यंत सर्व ओबीसी नेते एकतेनं नांदत नाहीत, तोपर्यत जरांगे यांच्यासारखे आंदोलक गप्प बसणार नाहीत. तुमची वज्रमूठ तयार करा आणि हैदराबाद गॅझेट विरोधात भूमिका घ्या”, असं सदावर्ते यांनी म्हटलं आहे. “मनोज जरांगेंनी जातीयवाद वाढवला आहे. त्यांनी चंद्रकांत पाटील यांच्यावर खालच्या भाषेत टीका केली आहे. विखे पाटील यांच्याकडे दोन पदं आहेत. त्यामुळे मला असं वाटतं की त्यांनी राजीनामा द्यावा”, असंही सदावर्ते यांनी म्हटलं आहे. हेही वाचा : भाजपाचं ‘या’ राज्यातील सरकार धोक्यात? मित्रपक्षाचा युतीतून बाहेर पडण्याचा इशारा; कारण काय? राजकारणात कधी कुणाची राख होत नाही आणि कुणी संपतही नाही, असं प्रत्युत्तर राष्ट्रवादी काँग्रेसच्या (शरद पवार गट) खासदार सुप्रिया सुळे यांनी म्हटलं आहे. देवेंद्र फडणवीस यांचं असं कधी काही होईल हे आमच्या ध्यानीमनीही नाही. प्रत्येकजण आपल्या कष्टाने आणि विचाराने प्रयत्न करत असतो. कुणी कुणाला संपवायची भाषा करत असेल तर ते योग्य नाही, असंही त्या म्हणाल्या आहेत. मुख्यमंत्री देवेंद्र फडणवीस यांना मराठी पत्रकार संघातर्फे ‘फिनिक्स विशेष सन्मान’ पुरस्कार देण्यात आला. या कार्यक्रमात बोलताना- अनेक लोकांना वाटलं की, माझी राख होत आहे, पण तेवढ्यात मी भरारी घेतली, असं फडणवीस म्हणाले. त्यांच्या या विधानानंतर सभागृहात एकच हशा पिकला. त्यांच्या या विधानावर सुप्रिया सुळेंनी ही प्रतिक्रिया दिली आहे. प्रभाकर मोरे, 'महाराष्ट्राची हास्यजत्रा' फेम कोकणी माणसाची भूमिका साकारणारे अभिनेते, त्यांच्या 'शालू झोका देगो मैना' या गाण्यामुळे लोकप्रिय झाले आहेत. हे गाणं 'लास्ट स्टॉप खांदा' या आगामी सिनेमात पाहायला मिळणार आहे. गाण्यात प्रभाकर मोरे आणि धनश्री काडगांवकर आहेत. गाण्याचे गायन आनंद शिंदे यांनी केले असून संगीत किशोर मोहिते यांनी दिले आहे. गाण्याला प्रेक्षकांचा चांगला प्रतिसाद मिळत आहे.</w:t>
+        <w:t>Content: काँग्रेसचे प्रदेशाध्यक्ष हर्षवर्धन सपकाळ यांच्या वक्तव्याचा समाचार मंत्री चंद्रकांत पाटील यांनी घेतला. खासदार प्रणिती शिंदे यांचा उल्लेख करत मंत्री चंद्रकांत पाटील यांनी काँग्रेस नेते हर्षवर्धन सपकाळ यांच्यावर टीका केली. देवेंद्र फडणवीसांकडे पंतप्रधान होण्याचे गुण आहेत. पण त्याबाबत आमचा पक्ष ठरवेल, अशा शब्दात मंत्री चंद्रकांत पाटील यांनी काँग्रेस नेते हर्षवर्धन सपकाळ यांना प्रत्युत्तर दिलं. पंतप्रधान नरेंद्र मोदी यांच्या ७५ व्या वाढदिवसानिमित्त बाणेर बालेवाडी येथील भाजपचे माजी नगरसेवक अमोल बालवडकर यांनी पॅनकार्ड रोड येथे मिशन निर्मल स्वच्छता अभियानचे आयोजन केले होते. त्या अभियानचे भाजपचे नेते मंत्री चंद्रकांत पाटील यांच्या हस्ते उदघाटन झाले. त्यानंतर माध्यमांशी संवाद साधताना मंत्री चंद्रकांत पाटील यांनी काँग्रेसवर टीका केली. मंत्री चंद्रकांत पाटील म्हणाले, 'देवेंद्र फडणवीस पंतप्रधान झाले तर अभिनंदनासाठी अपॉइंटमेंट घ्यावी लागेल, असं वक्तव्य हर्षवर्धन सपकाळ यांनी केलं होतं. हर्षवर्धन सपकाळ यांच्यावर टीका करताना मंत्री चंद्रकांत पाटील म्हणाले, 'देवेंद्र फडणवीसांमध्ये पंतप्रधान होण्याचे गट्स आणि गुण आहेत.त्यांच्याकडे रात्रंदिवस काम करण्याचं व्हिजन आहे. आमचा पक्ष ठरवेल. देवेंद्र फडणवीसांना पंतप्रधान व्हायचं का नाही, पण त्यांच्याकडे ते गुण आहेत'. 'हर्षवर्धन सपकाळ कालपर्यंत तुम्ही पडलेले आमदार होतात. राज्याचे अध्यक्ष झाल्यावर इतके बोलू नका. वेल कल्चरल, खानदानी माणसं ही काँग्रेसचं वैशिष्ट्य आहे. तुम्ही त्या परंपरेमधले आहेत. असं एकदम नका बोलू, त्याकडे देवेंद्र फडणवीस दाबून ठेवतात म्हणून बरे. आम्हाला पण बोलता येतं. देवेंद्र फडणवीसांबद्दल बोलला तर आम्हाला पण अंगावर जावे लागेल. खासदार प्रणिती शिंदे यांनीही नरेंद्र मोदी यांच्या वाढदिवसाच्या दिवशी काळा दिवस म्हटलं. कुठे चालली आपली संस्कृती, असेही मंत्री चंद्रकांत पाटील म्हणाले. 'गोपीचंद पडळकर यांच्या विधानाचं माझ्यासह मुख्यमंत्री देवेंद्र फडणवीस,चंद्रशेखर बावनकुळे, सदाभाऊ खोत यांच्यासह कोणत्याही नेत्यांनी समर्थन केलेल नाही. त्या विधानानंतर गोपीचंद पडळकर म्हणाले आहेत की, पंतप्रधान नरेंद्र मोदी,त्यांची आई, मुख्यमंत्री देवेंद्र फडणवीस यांची पत्नी आणि त्यांची मुलगी या सर्वावर तुम्ही बोलता. तुम्हाला हे चालत का? त्यावेळी तुम्ही रस्त्यावर का उतरला नाही, असे मंत्री चंद्रकांत पाटील पुढे म्हणाले. 'मी गोपीचंद पडळकर यांचं समर्थन करीत नाही. त्यांनी ती भाषा वापरु नये. महाराष्ट्राची ही संस्कृती नाही. गोपीचंद हा आमचा अज्ञानधारक कार्यकर्ता आहे. देवेंद्र फडणवीस यांनी केलेल्या सूचनांमुळे उद्यापासून गोपीचंद पडळकर यांच्या देहबोली आणि भाषेमध्ये फरक दिसेल. तसेच आता यापुढील काळात अशी कोणीच भाषा वापरु नये, असेही चंद्रकांत पाटील म्हणाले. सकाळ+चे सदस्य व्हा शॉपिंगसाठी 'सकाळ प्राईम डील्स'च्या भन्नाट ऑफर्स पाहण्यासाठी क्लिक करा. Read Marathi news and watch Live TV. Breaking news from Maharashtra, India, Pune, Mumbai, Politics, Entertainment, Sports, Lifestyle at SaamTV. Get Live Marathi news on Mobile. Download the Saam Tv app for Android and IOS. Copyright © 2025 Sakal Media Group – All Rights Reserved</w:t>
       </w:r>
     </w:p>
     <w:p>
@@ -1221,7 +1221,7 @@
     </w:p>
     <w:p>
       <w:r>
-        <w:t>Title: पुणे पदवीधरवर भाजपचा डोळा</w:t>
+        <w:t>Title: एसटीत 17,450 चालक, सहायकांची भरती होणार:8 हजार नवीन बस प्रवासी सेवेत येणार</w:t>
       </w:r>
     </w:p>
     <w:p>
@@ -1233,13 +1233,13 @@
           <w:rPr>
             <w:color w:val="0000FF"/>
           </w:rPr>
-          <w:t>https://www.loksatta.com/politics/bjp-preparation-for-pune-graduate-constituency-election-print-politics-mews-asj-82-5360333/</w:t>
+          <w:t>https://divyamarathi.bhaskar.com/amp/local/maharashtra/mumbai/news/st-will-recruit-17450-drivers-and-assistants-8000-new-buses-will-come-into-passenger-service-135973498.html</w:t>
         </w:r>
       </w:hyperlink>
     </w:p>
     <w:p>
       <w:r>
-        <w:t>Content: पुणे : लोकसभा आणि विधानसभा निवडणुकीत यश मिळाल्यानंतर भाजपने आता पदवीधर मतदार संघांकडे लक्ष केंद्रित केले आहे. १९९० पासून ताब्यात असलेला पुणे पदवीधर मतदार संघ २०२० च्या निवडणुकीत हातातून गेल्याची सल कायम असल्याने निवडणुकीला एक वर्ष असतानाच भाजपने पदवीधरांना आपलेसे करून हा मतदार संघ पुन्हा काबीज करण्यासाठी आखणी सुरू केली आहे. पुणे पदवीधर मतदारसंघात पुण्याबरोबरच सातारा, सांगली, सोलापूर आणि कोल्हापूर या जिल्ह्यांचा समावेश होतो. २०२० च्या निवडणुकीत भाजपचे उमेदवार संग्राम देशमुख यांचा पराभव करून तत्कालीन राष्ट्रवादी काँग्रेसचे उमेदवार अरुण लाड विजयी झाले. त्यावेळी महाविकास आघाडीतील तत्कालीन शिवसेना, राष्ट्रवादी काँग्रेस आणि काँग्रेस या तीन पक्षांनी मिळून निवडणूक लढविल्याने लाड विजयी झाले. हा पराभव जिव्हारी लागल्याने भाजपने यावेळी हा मतदार संघ पुन्हा ताब्यात घेण्यासाठी तयारी सुरू केली आहे. त्यासाठी मतदार नोंदणी प्रमुख म्हणून प्रदेश सरचिटणीस राजेश पांडे यांची नियुक्ती करण्यात आली आहे. त्यामुळे भाजपने मागील निवडणुकीतील अपयश पुसून टाकण्यासाठी तयारी सुरू केल्याचे स्पष्ट झाले आहे. पांडे यांनी यापूर्वी दोन निवडणुकांमध्ये ही जबाबदारी पार पाडली आहे. आता लोकसभा आणि विधानसभा निवडणुकांमधील यशानंतर पुणे पदवीधर मतदार संघ पुन्हा ताब्यात घेण्यासाठी भाजप कामाला लागले आहे. पुणे पदवीधर मतदार संघ हा १९९० ते २००२ पर्यंत सलग भाजपच्या ताब्यात राहिला आहे. या काळात माजी केंद्रीय मंत्री प्रकाश जावडेकर यांनी या मतदार संघाचे नेतृत्त्व केले. २००२ च्या निवडणुकीत मात्र प्रा. शरद पाटील यांनी या मतदार संघातून विजय साकारला होता. २००८ च्या निवडणुकीत राज्याचे उच्च आणि तंत्रशिक्षण मंत्री चंद्रकांत पाटील हे या मतदार संघातून विजयी झाले. १ डिसेंबर २०२० रोजी झालेल्या निवडणुकीत भाजपला दारुण पराभव पत्करावा लागला होता. तेव्हा काँग्रेस, तत्कालीन राष्ट्रवादी काँग्रेस आणि शिवसेनेची महाविकास आघाडी सत्तेवर होती. त्यामुळे तत्कालीन राष्ट्रवादी काँग्रेसचे उमेदवार लाड यांच्यासाठी अनुकूल राजकीय वातावरण होते. लाड यांचा सांगली जिल्ह्यात लोकसंपर्क असला, तरी महाविकास आघाडीतील मित्रपक्षांचा त्यांना फायदा झाला. त्यामुळे त्यांनी ४९ हजारांच्या मताधिक्याने संग्राम देशमुख यांचा पराभव केला. भाजपने आता या मतदार संघासाठी पदवीधरांवर डोळा ठेवला असून, त्यादृष्टीने नियोजन सुरू केले आहे. पदवीधर मतदारसंघाच्या मतदार यादीत नाव समाविष्ट करण्यासाठी पदवीधरांना नमुना १८ हा अर्ज भरावा लागतो. त्यामध्ये मतदाराचा शैक्षणिक तपशील असतो. त्यामध्ये देशातील मान्यताप्राप्त विद्यापीठाची पदवी किंवा समकक्ष शैक्षणिक पात्रता असावी लागते. पदवीधर मतदार नोंदणीचा राजेश पांडे यांच्याकडे अनुभव आहे. त्यामुळे आता लवकरच भाजपकडून पदवीधर मतदारांच्या नोंदणीचा धडाका सुरू होण्याची शक्यता आहे. महाविकास आघाडीसाठी यावेळची निवडणूक ही मागील निवडणुकीच्या तुलनेत आव्हानात्मक झाली आहे. तत्कालीन राट्रवादी काँग्रेस आणि शिवसेना या दोन्ही पक्षांचे विभाजन झाले आहे. त्याचा फायदा घेण्यासाठी निवडणुकीसाठी एक वर्षाचा कालावधी शिल्लक असतानाच भाजपने निवडणुकीचे रणशिंग फुंकले आहे. राज्यात सात पदवीधर मतदारसंघ आहेत. त्यापैकी पुणे, छत्रपती संभाजीनगर आणि नागपूर या तीन मतदारसंघांची निवडणूक २०२६ मध्ये घ्यावी लागणार आहे. त्यादृष्टीने पुण्यात राजेश पांडे यांच्याबरोबरच आमदार संजय केनेकर यांची छत्रपती संभाजीनगर पदवीधर मतदारसंघासाठी, तर प्रदेश विशेष निमंत्रित सदस्य सुधाकर कोहळे यांची नागपूर पदवीधर मतदारसंघासाठी ‘मतदार नोंदणी प्रमुख’ म्हणून नियुक्ती करण्यात आली आहे. पुणे, छत्रपती संभाजीनगर आणि नागपूर या तिन्ही पदवीधर मतदार संघांमध्ये २०२० च्या निवडणुकीत भाजपाचा पराभव झाला होता. पुण्यातून तत्कालीन राष्ट्रवादी काँग्रेसचे अरुण लाड, नागपूरमधून काँग्रेसचे अभिजीत वंजारी आणि छत्रपती संभाजीनगरमधून तत्कालीन राष्ट्रवादी काँग्रेसचे सतीश चव्हाण हे विजयी झाले होते. या तिन्ही आमदारांचा कार्यकाळ २०२६ मध्ये संपणार आहे. त्यामुळे भाजपने हे तिन्ही मतदारसंघ ताब्यात घेण्यासाठी व्यूहरचना आखली आहे. त्यासाठी मतदार नोंदणी प्रमुख नेमण्यात आले आहेत. प्रभाकर मोरे, 'महाराष्ट्राची हास्यजत्रा' फेम कोकणी माणसाची भूमिका साकारणारे अभिनेते, त्यांच्या 'शालू झोका देगो मैना' या गाण्यामुळे लोकप्रिय झाले आहेत. हे गाणं 'लास्ट स्टॉप खांदा' या आगामी सिनेमात पाहायला मिळणार आहे. गाण्यात प्रभाकर मोरे आणि धनश्री काडगांवकर आहेत. गाण्याचे गायन आनंद शिंदे यांनी केले असून संगीत किशोर मोहिते यांनी दिले आहे. गाण्याला प्रेक्षकांचा चांगला प्रतिसाद मिळत आहे.</w:t>
+        <w:t>Content: महाराष्ट्र राज्य मार्ग परिवहन महामंडळात सुमारे ८ हजार नवीन बसेस दाखल होणार आहेत. या बसेससाठी मनुष्यबळाची मोठी गरज लक्षात घेऊन एसटीत १७,४५० चालक, सहायकांची कंत्राटी पद्धतीने भरती होणार आहे. भरतीची ई-निविदा प्रक्रिया २ ऑक्टोबरपासून सुरू होईल, अशी माहिती परिवहन मंत्री - एसटी महामंडळाचे अध्यक्ष प्रताप सरनाईक यांनी दिली. या निर्णयाने हजारो तरुण-तरुणींना रोजगार मिळेल. निवडलेल्या उमेदवारांना किमान ३० हजार रुपये वेतन देण्यात येईल. याशिवाय आवश्यक प्रशिक्षणाची सोयही एसटीकडून करण्यात येणार आहे. एसटी महामंडळाच्या ३०० व्या संचालक मंडळ बैठकीतील या महत्त्वपूर्ण निर्णयानुसार चालक व सहायक मनुष्यबळ कंत्राटी पद्धतीने तीन वर्षांच्या कालावधीसाठी घेण्यात येणार आहे. ई-निविदा प्रक्रिया विभागनिहाय राबवली जाणार आहे. निवडीनंतर आवश्यक मनुष्यबळ संबंधित संस्थांकडून वेळेत उपलब्ध करून दिले जाईल. राज्यातील प्रवाशांना अखंडित, सुरक्षित व दर्जेदार बससेवा देण्यासाठी हे मनुष्यबळ अत्यंत आवश्यक असल्याचे ते म्हणाले. विद्यापीठातील ७०० जागा भरू : पाटील राज्याच्या विविध विद्यापीठातील प्राध्यापकांच्या ७०० जागा भरण्यास सरकारने दाेन वर्षांपूर्वीच मान्यता दिली आहे. त्याची अंमलबजावणी लवकरच केली जाईल, अशी माहिती राज्याचे उच्च व तंत्रशिक्षण मंत्री चंद्रकांत पाटील यांनी नांदेड येथे दिली. स्वामी रामानंद तीर्थ मराठवाडा विद्यापीठाच्या २८ व्या दीक्षांत समारंभात शनिवारी त्यांनी हे आश्वासन दिले. Copyright © 2024-25 DB Corp ltd., All Rights Reserved This website follows the DNPA Code of Ethics.</w:t>
       </w:r>
     </w:p>
     <w:p>
@@ -1252,7 +1252,7 @@
     </w:p>
     <w:p>
       <w:r>
-        <w:t>Title: Jolly LLB 3: मराठमोळा श्रीनाथ गाजवणार मोठा पडदा, जॉली एलएलबी 3 चित्रपटाशी खास कनेक्शन</w:t>
+        <w:t>Title: भाजपच्या तीन नेत्यांपुढे कोथरुड ‘शांत’ करण्याचे आव्हान</w:t>
       </w:r>
     </w:p>
     <w:p>
@@ -1264,13 +1264,13 @@
           <w:rPr>
             <w:color w:val="0000FF"/>
           </w:rPr>
-          <w:t>https://news18marathi.com/amp/maharashtra/marathi-musician-and-actor-srinath-mhatre-worked-as-additional-background-music-composer-in-jolly-llb-3-local18-1478471.html</w:t>
+          <w:t>https://www.loksatta.com/politics/crime-developments-in-kothrud-pune-and-challenge-before-murlidhar-mohol-megha-kulkarni-chandrakant-patil-print-politics-news-asj-82-5383787/</w:t>
         </w:r>
       </w:hyperlink>
     </w:p>
     <w:p>
       <w:r>
-        <w:t>Content: मूळचा पनवेल येथील असलेला श्रीनाथ म्हात्रे कॉलेज लाईफपासून मनोरंजन क्षेत्रात काम करत आहे. 2016 पासून त्याने अनेक एकांकिकांना संगीत दिलं आहे. रामनारायण रूईया महाविद्यालयात शिकत असताना आणि नाटकात काम करत असताना त्याने दिग्गज लेखक, दिग्दर्शक आणि कलाकरांसोबत काम केलं. यामध्ये रामचंद्र गावकर, प्राजक्त देशमुख, रणजीत पाटील, अजय कांबळे, ललीत प्रभाकर, अनिकेत पाटील आणि चंद्रकांत पंडित यांचा समावेश होतो. आता 'जॉली एलएलबी 3'च्या माध्यमातून त्याला थेट बॉलिवूडमध्ये ब्रेक मिळाला आहे." advertisement याबाबत बोलताना श्रीनाथ म्हणाला, 'जॉली एलएलबी 3' या चित्रपटात मी पार्श्वसंगीत देण्याचं काम केलं आहे. हा चित्रपट करताना खरचं खूप मजा आली. मुळातचं मी जॉली एलएलबी 1 आणि जॉली एलएलबी 2 या दोन्ही चित्रपटांचा खूप मोठा चाहता आहे. या सिरीजचा भाग होण्याची संधी मिळाली तेव्हा माझा आनंद द्वीगुणित झाला. अशा आशयाचे चित्रपट मला स्वत:ला खूप आवडतात. सौरभ शुक्ला, अक्षय कुमार, अर्शद वारसी अशी तगडी स्टारकास्ट असलेल्या चित्रपटाच्या माध्यमातून मला बॉलिवूडमध्ये पदार्पण करण्याची संधी मिळणं, ही माझ्यासाठी खरचं खूप आनंदाची गोष्ट आहे." श्रीनाथने दिलेल्या माहितीनुसार, जॉली एलएलबी 3 या चित्रपटाचे सह निर्माते नरेन कुमार यांनी त्याला संधी दिली. नरेन कुमार एक मराठी चित्रपट करत आहेत. 'भुतनभयम' असं या चित्रपटाचं नाव असून रामचंद्र गावकर यांचं दिग्दर्शन आहे. या चित्रपटासाठीही श्रीनाथ संगीत देण्याचं काम करत आहे. श्रीनाथचं काम आवडल्याने नरेन कुमार यांनी त्याला जॉली एलएलबी3च्या टीममध्ये संधी दिली.</w:t>
+        <w:t>Content: पुणे : केंद्रीय राज्यमंत्री मुरलीधर मोहोळ, राज्याचे उच्च व तंत्रशिक्षण मंत्री चंद्रकांत पाटील आणि राज्यसभेच्या खासदार मेधा कुलकर्णी हे तीन भाजपचे महत्त्वाचे नेते असतानाही पुण्यातील कोथरुड परिसर गुन्हेगारी टोळ्यांच्या कारवायांमुळे अशांत झाले आहे. महापालिकेच्या निवडणुका जवळ आल्या असताना या टोळ्या भरदिवसा गोळीबार करत जीवघेणे हल्ले करत असल्याने कोथरूड शांत करण्याचे आव्हान या तिन्ही नेत्यांपुढे उभे राहिले आहे. मोहोळ, पाटील आणि कुलकर्णी या तिघांचेही कार्यक्षेत्र हे कोथरुड आहे. कुख्यात गुंड निलेश घायवळ याच्या टोळीतील गुंडांनी कोथरुडमध्ये एकावर गोळीबार आणि दुसऱ्यावर कोयत्याने वार करून दहशत निर्माण केल्याचा प्रकार घडल्याने शांत कोथरुडमधील वातावरण पुन्हा अशांत झाले आहे. पुण्याच्या गुन्हेगारी क्षेत्रात काही नावे सातत्याने चर्चेत राहिली आहेत. त्यामध्ये कुख्यात गुंड निलेश घायवळ आणि कुख्यात गुंड गजानन मारणे हे दोघे आहेत. दोघांचेही कार्यक्षेत्र हे कोथरुड आहे. घायवळ हा ‘बॉस’ म्हणून ओळखला जातो , तर मारणे हा ‘महाराज’ या नावांने ओळखला जातो. २००० सालापासून म्हणजे २५ वर्षांपूर्वी त्यांनी कोथरुडमध्ये गुन्हेगारी कारवायांना सुरुवात झाली. तेव्हा घायवळ आणि मारणे हे दोघेही एकत्र होते. त्यांना एकाच्या खून प्रकरणात सात वर्षांची शिक्षा झाली. तुरुंगातून सुटका झाल्यानंतर त्यांच्यात दरी निर्माण झाली आणि कोथरुड भागात टोळीयुद्ध सुरू झाले. या संघर्षाला २००९ मध्ये सुरुवात झाली. मारणे टोळीने घायवळच्या खुनाचा प्रयत्न केला आणि सूडाची साखळी सुरू झाली. घायवळ टोळीतील गुंड पप्पू गावडे याचा खून मारणे टोळीने केला, तर गावडेच्या खुनाचा सूड घेण्यासाठी सचिन कुडले याचा खून घायवळ टोळीने केला. हे टोळीयुद्ध सुरू असताना पुण्यातील सर्वच राजकीय पक्ष आणि नेत्यांनी त्यांच्याकडे तटस्थपणे पाहण्याची भूमिका घेतल्याचे दिसून येते. दोघांच्या टोळ्यांविरुद्ध महाराष्ट्र संघटित गुन्हेगारी नियंत्रण कायद्यानुसार (मकोका) कारवाई करण्यात आली. मात्र, निवडणुका आल्या की, त्यांच्या ताकदीचा वापर काही राजकीय पक्षांच्या नेत्यांनी करून घेतला. त्यामुळे त्यांचे राजकीय क्षेत्रात वजन वाढत गेलेले दिसते. मारणे याची पत्नी जयश्री मारणे या महाराष्ट्र नवनिर्माण सेनेच्या तिकिटावर पुणे महापालिकेच्या २०१२ च्या निवडणुकीत निवडून आल्या. २०१७ च्या निवडणुकीत त्यांचा पराभव झाला. त्यानंतर मारणे याचे राजकीय क्षेत्रातील लागेबांधेही वाढत गेले. त्यामुळे त्याची तळोजा कारागृहातून सुटल्यानंतर पुणे-मुंबई द्रूतगती महामार्गावरून मोटार रॅली काढण्यापर्यंत मजल गेली. मारणेला १९९० आणि २०१२ असे दोन वेळा पुणे जिल्ह्यातून तडीपार करण्यात आले. घायवळ यालाही सध्या तडीपार करण्यात आले आहे. मात्र, या दोन टोळ्यांनी कोथरुडमध्ये वर्चस्व निर्माण केले असताना राजकीय पक्षांनी बघ्याची भूमिका घेतल्याचे दिसून येते. पुणे महापालिकेच्या निवडणुका जवळ आल्या असताना शांत म्हणून ओळख असलेले कोथरुड अशांत झाले आहे. दोन मंत्री आणि एक खासदारांचे कार्यक्षेत्र असलेल्या कोथरुडला मूळ पदावर आणण्यासाठी पावले उचलली जाणार का? अशी चर्चा राजकीय वर्तुळात सुरू झाली आहे. Surya Grahan Time: वर्षातील शेवटचं चंद्रग्रहण झालं आहे आणि आता सूर्यग्रहण होणार आहे. ही एक आकाशातील घटना आहे. पण ज्योतिष आणि धर्म या दोन्हींत याला खूप महत्त्व आहे. धार्मिक दृष्टीने पाहिल्यास, सूर्यग्रहण तेव्हा होते जेव्हा राहू किंवा केतू सूर्याला झाकतात. त्या वेळी सूर्यदेव त्रस्त होतात. सूर्यग्रहणात जर सूतक काळ असेल, तर लग्न, शुभ कामे होत नाहीत आणि मंदिरांचे दरवाजे बंद केले जातात. चला तर मग जाणून घेऊया वर्षातील शेवटचे आणि दुसरे सूर्यग्रहण कोणत्या वेळी लागेल आणि सूतक काळ लागू होईल की नाही…</w:t>
       </w:r>
     </w:p>
     <w:p>
@@ -1283,7 +1283,7 @@
     </w:p>
     <w:p>
       <w:r>
-        <w:t>Title: ध्येय प्राप्तीसाठी कठोर परिश्रमाशिवाय पर्याय नाही</w:t>
+        <w:t>Title: Chandrakant Patil statement: मोदींच्या आईंवर, फडणवीसांच्या बायकोवर बोलतात तेव्हा...; पडळकर यांच्या वक्तव्यावर चंद्रकांत पाटलांनी स्पष्टच सांगितले</w:t>
       </w:r>
     </w:p>
     <w:p>
@@ -1295,13 +1295,13 @@
           <w:rPr>
             <w:color w:val="0000FF"/>
           </w:rPr>
-          <w:t>https://www.esakal.com/amp/pune/todays-latest-district-marathi-news-ind25b03579-txt-pd-today-20250909112309</w:t>
+          <w:t>https://sarkarnama.esakal.com/amp/story/pune/chandrakant-patil-statement-padalekar-remarks-sw79-sm89</w:t>
         </w:r>
       </w:hyperlink>
     </w:p>
     <w:p>
       <w:r>
-        <w:t>Content: इंदापूर, ता. ९ ः ‘‘उच्च ध्येय प्राप्त करण्यासाठी कठोर परिश्रमाशिवाय पर्याय नाही. त्यासाठी मोठी स्वप्न पाहा आणि पूर्ततेसाठी खूप मेहनत घ्या, किर्तीवंत व्हा आणि पालकांचे स्वप्न पूर्ण करण्यासाठी ध्येय प्राप्तीकडे लक्ष केंद्रित करा,’’ असे आवाहन सेकंडरी स्कूल एम्प्लॉईज सोसायटीचे अध्यक्ष चंद्रकांत पाटील यांनी केले. इंदापूर येथे सेकंडरी स्कूल एम्प्लॉईज सोसायटी, मुंबई या पतसंस्थेच्या इंदापूर शाखा सभासद पाल्य गुणगौरव समारंभ उत्साहात संपन्न झाला. यावेळी मार्गदर्शन करताना पाटील बोलत होते.यावेळी इंदापूर शाखा पालक संचालक तुकाराम बेनके यांनी उपस्थित मान्यवरांचे स्वागत केले. कार्यक्रमासाठी प्रमुख पाहुणे म्हणून महाराष्ट्र राज्य मुख्याध्यापक महामंडळाचे पुणे विभागीय अध्यक्ष रामराव पाडुळे उपस्थित होते. यावेळी विठ्ठलराव शिंदे विद्यालयाचे मुख्याध्यापक बंडूपंत जाधव, शरद झोळ, शिवाजीराव कुदळे, अमिन मुल्ला यांच्या उपस्थितीत विद्यार्थ्यांना बक्षिस वितरण करण्यात आले. याप्रसंगी संस्थेचे अध्यक्ष पाटील यांनी संस्था राबवत असलेल्या विविध योजनांचा आढावा घेतला. तसेच, मुंबईमध्ये कामानिमित्त येणाऱ्या सभासदांना सेकंडरी भवनाचा फायदा होणार असल्याचे सांगत भविष्यात संस्थेचे ग्राहक भांडार सुरू करण्याचा मनोदय व्यक्त केला.या कार्यक्रमासाठी सचिव किशोर पाटील, सहसचिव सतीश माने, खजिनदार सतेश शिंदे, संचालक अजित चव्हाण, जगन्नाथ जाधव, गोविंदराव सुळ, शाखा व्यवस्थापक सचिन डेरे, दिनेश फापळे, अविनाश चोरमले, ऋषिकेश गायकवाड यांच्यासह शाखा कर्मचारी, सभासद उपस्थित होते. विठ्ठलराव गुरगुडे यांनी सूत्रसंचालन, तर संचालक पांडुरंग कणसे यांनी आभार मानले. 06233 सकाळ+ चे सदस्य व्हा ब्रेक घ्या, डोकं चालवा, कोडे सोडवा! शॉपिंगसाठी 'सकाळ प्राईम डील्स'च्या भन्नाट ऑफर्स पाहण्यासाठी क्लिक करा. Read latest Marathi news, Watch Live Streaming on Esakal and Maharashtra News. Breaking news from India, Pune, Mumbai. Get the Politics, Entertainment, Sports, Lifestyle, Jobs, and Education updates. And Live taja batmya on Esakal Mobile App. Download the Esakal Marathi news Channel app for Android and IOS. Copyright © 2025 - Sakal Media Pvt Ltd - All rights reserved.</w:t>
+        <w:t>Content: Pune News : भाजपचे आमदार पडळकर यांनी जतमध्ये बोलताना राष्ट्रवादी काँग्रेस शरदचंद्र पवार पक्षाचे नेते जयंत पाटील यांच्याबाबत आक्षेपार्ह वक्तव्य केले. याचे तीव्र पडसाद गेल्या दोन दिवसापासून राज्यभर उमटत असून, राज्यातील नेते मंडळीतून याबाबत प्रतिक्रिया देखील येताना पाहायला मिळत आहेत. याबाबत राज्याचे मंत्री चंद्रकांत पाटील यांनी प्रतिक्रिया देत विरोधकांना सुनावले आहे. पुण्यामध्ये बोलताना चंद्रकांत पाटील (Chandrakant Patil) म्हणाले, राजकारणामध्ये शिवराळ भाषेचा ट्रेंड गेल्या चार-पाच वर्षांमध्ये पडला असल्याचे पाहायला मिळत आहे. शिवराळ भाषा वापरायला लोकांना काही वाटेना झाले आहे. शिवराळ भाषा वापरली म्हणजे आपल्या म्हणायला जोर येतो, असे काहीसे त्यांना वाटतेय का ?असा प्रश्न पडत आहे. भाजप (Bjp) आमदार गोपीचंद पडळकर यांनी वापरलेला भाषेचे समर्थन मुख्यमंत्री देवेंद्र फडणवीस यांनी केलेले नाही. तसंच मी अथवा भाजपचा इतर कोणताही नेता करणार नाही. मात्र, टाळी एका हाताने वाजत नाही हे देखील खरे आहे. विरोधकांनी पंतप्रधान मोदींवर आणि त्यांच्या आईंवर बोललेले चालते त्यासोबतच देवेंद्र फडणवीस यांच्या पत्नीवर देखील ते बोलतात तेव्हा विरोधकांनी देखील तारतम्य बाळगणं आवश्यक आहे. या गोष्टीतून पडळकर यांचे मला समर्थन करायचे नाही. मात्र गोपीचंद पडळकर यांबरोबर विरोधकांनीही आपल्या बोलण्यावरती कंट्रोल करणे आवश्यक असल्याचं चंद्रकांत पाटील म्हणाले. गोपीचंद पडळकर यांना अशी भाषा वापरू नये असे सांगण्यात आले असून गोपीचंद पडळकर हे आमचे आज्ञाधारक कार्यकर्ते असून फडणवीसांनी त्यांना सूचना दिल्यानंतर आता त्यांच्या ध्येयबोली आणि भाषेमध्ये फरक पडेल, असे देखील चंद्रकांत पाटील म्हणाले. त्यामुळे विरोधक आणि सत्ताधारी या दोघांकडूनही तारतम्य बाळगण्याची आवश्यकता असल्याचे चंद्रकांत पाटील यांनी सांगितले. सरकारनामाचे सदस्य व्हा शॉपिंगसाठी 'सकाळ प्राईम डील्स'च्या भन्नाट ऑफर्स पाहण्यासाठी क्लिक करा. Read Latest Marathi Political News, Breaking Political News from Maharashtra, India, Pune &amp; Mumbai at Sarkarnama. To Get Live Political Marathi News on Mobile, Download the Sarkarnama Mobile App for Android and IOS. सरकारनामा आता सर्व सोशल मीडिया प्लॅटफॉर्मवर. ताज्या राजकीय घडामोडींसाठी फेसबुक, ट्विटर, इन्स्टाग्राम, शेअर चॅट, टेलिग्रामवर आणि व्हॉट्सॲप आम्हाला फॉलो करा. तसेच, सरकारनामा यूट्यूब चॅनेलला आजच सबस्क्राइब करा. Copyright © 2025 Sakal Media Group – All Rights Reserved</w:t>
       </w:r>
     </w:p>
     <w:p>
@@ -1314,7 +1314,7 @@
     </w:p>
     <w:p>
       <w:r>
-        <w:t>Title: Naam Foundation: समाजसेवेचा दशकभराचा प्रवास, नाना पाटेकर आणि मकरंद अनासपुरे यांच्या 'नाम फाऊंडेशन’चा दशकपूर्ती सोहळा संपन्न</w:t>
+        <w:t>Title: Devendra Fadnavis : 'देवेंद्र फडणवीस पंतप्रधान कधी होतील...', विश्वासू मंत्र्याने सगळं काय सांगून टाकलं!</w:t>
       </w:r>
     </w:p>
     <w:p>
@@ -1326,13 +1326,13 @@
           <w:rPr>
             <w:color w:val="0000FF"/>
           </w:rPr>
-          <w:t>https://saamtv.esakal.com/amp/story/entertainment/nana-patekar-and-makrand-anaspure-naam-foundation-decade-long-journey-of-social-service-naam-foundation-celebrated-its-decade-anniversary-svk01</w:t>
+          <w:t>https://sarkarnama.esakal.com/amp/story/pune/devendra-fadnavis-becomes-prime-minister-time-will-decide-chandrakant-pati-rm89-sm89</w:t>
         </w:r>
       </w:hyperlink>
     </w:p>
     <w:p>
       <w:r>
-        <w:t>Content: Naam Foundation: "जे जे जगी जगते तया, माझे म्हणा, करुणाकरा" या भावनेशी प्रामाणिक राहून ‘नाम फाऊंडेशन’ ही नामांकित संस्था गेली १० वर्षे पर्यावरण आणि विविध शाश्वत विकास क्षेत्रांमध्ये अविरत कार्यरत आहे. संस्थेचा दशकपूर्ती समारंभ नुकताच पुण्यात उत्साहात संपन्न झाला. पालखी नृत्याने तसेच मान्यवरांच्या हस्ते दीपप्रज्वलन करीत या सोहळ्याची सुरुवात झाली. नाम फाऊंडेशनच्या दशकपूर्तीनिमित्त आयोजित या स्नेहमेळाव्यात नितीन गडकरी (केंद्रीय रस्ते परिवहन आणि राज्यमार्ग मंत्री), चंद्रकांतदादा पाटील (उच्च व तंत्रशिक्षण मंत्री, महाराष्ट्र राज्य), पद्मभूषण डॉ. विजय भटकर (संगणक शास्त्रज्ञ), उदयजी सामंत (उद्योग/मराठी भाषा मंत्री, महाराष्ट्र राज ) आदि मान्यवर मंडळी उपस्थित होती. नाना पाटेकर आणि मकरंद अनासपुरे यांच्या कार्याला सलाम करण्यासाठी मी या ठिकाणी उपस्थित असून त्यांच्या या कार्यातून प्रत्येकाने प्रेरणा घेत सामाजिक कामासाठी पुढाकार घेतला तर ही सामाजिक चळवळ नक्कीच समाजात, देशात बदल घडवू शकते’, असा विश्वास नितीन गडकरी यांनी व्यक्त केला. समस्यांचे रूपांतर संधीत करणाऱ्यांच्या यादीत आपले नाव असायला हवे, असे सांगताना चांगल्या सामाजिक कार्यासाठी राजकीय प्रचाराची गरज नसते त्यासाठी इच्छाशक्ती महत्त्वाची असे सांगताना ‘नाम’ने केलेल्या कार्याचे आणि त्यांच्या निष्ठेचे कौतुक केले. ‘देणारे हात होण्यापेक्षा मदत करणारे हात होता आलं पाहिजे’. जेवढ्या जास्त प्रमाणात आपण स्किल निर्माण करू तेवढे आपण प्रगतीच्या दिशेने वाटचाल करत राहू त्यासाठी समाजासाठी संवेदनशील असणाऱ्या प्रत्येकाने आपला खारीचा वाटा आवर्जून उचलायला हवा, असे प्रतिपादन नितीन गडकरी यांनी केले. असे विविध प्रयोग वेगवेगळ्या माध्यमांतून होणे महत्त्वाचे असून या प्रयोगांना सरकारी साखळीत सामावून घेणे गरजेचे असल्याचे प्रतिपादन चंद्रकांत दादा पाटील यांनी केले. महिला वर्गासाठी ५ ते ६ तासांचे ‘वर्क मॉड्युल’ तयार करत अधिकाधिक महिलांसाठी रोजगार उपलब्ध करून देण्याची गरज चंद्रकांत पाटील यांनी यावेळी बोलून दाखविली. ‘नाम’ या संस्थेचे कामच त्यांच्या यशाची पावती आहे. अशा संस्थांचा नावलौकिक सर्वत्र व्हावा यासाठी मी नेहमीच प्रयत्नशील राहिलो आहे. शासनसोबतही अनेक कार्यक्रमांतून/ योजनांतून आम्ही ‘नाम’ संस्थेला समाविष्ट केले असून याअंतर्गत अनेक चांगली कामे आजवर झाली आहेत. ज्याचा मी स्वतः साक्षीदार असल्याचे उदय सामंत यांनी यावेळी सांगितले. सप्टेंबर २०१५ साली ‘नाम फाऊंडेशनची’ स्थापना झाली आणि आज फाऊंडेशनची दशकपूर्ती होत आहे. या वाटचालीत आजवर असंख्य हातांनी माणूसकीच्या या यज्ञात मोठे योगदान दिले. मानवतेचा हा यज्ञ यापुढेही असाच अखंडपणे चालत राहील, यासाठी ‘नाम फाऊंडेशन’ कटिबद्ध असल्याचे प्रतिपादन ‘नाम’ चे संस्थापक-अध्यक्ष नाना पाटेकर आणि संस्थापक-सचिव मकरंद अनासपुरे यांनी यावेळी केले. सकाळ+चे सदस्य व्हा शॉपिंगसाठी 'सकाळ प्राईम डील्स'च्या भन्नाट ऑफर्स पाहण्यासाठी क्लिक करा. Read Marathi news and watch Live TV. Breaking news from Maharashtra, India, Pune, Mumbai, Politics, Entertainment, Sports, Lifestyle at SaamTV. Get Live Marathi news on Mobile. Download the Saam Tv app for Android and IOS. Copyright © 2025 Sakal Media Group – All Rights Reserved</w:t>
+        <w:t>Content: Pune News : देशाचे पंतप्रधान नरेंद्र मोदी यांचा नुकताच 75 वा वाढदिवस देशभरात साजरा करण्यात आला. त्यानंतर मोदी यांच्या निवृत्तीच्या चर्चा सुरू आहेत. त्यांच्यानंतर देशाचा पंतप्रधान कोण असणारे याबाबतच्या राजकीय वर्तुळात चर्चांची खल सुरू आहेत. अशातच काँग्रेसचे प्रदेशाध्यक्ष हर्षवर्धन सपकाळ यांनी मुख्यमंत्री देवेंद्र फडणवीस यांना दिवसा आणि रात्री पंतप्रधानपदाची स्वप्न पडत असल्याची टीका केली होती. त्या टीकेला मंत्री चंद्रकांत पाटील यांनी उत्तर दिले आहे. चंद्रकांत पाटील म्हणाले, 'देवेंद्र फडणवीस हे पंतप्रधान कधी होतील हे काळ ठरवेल मात्र देवेंद्र फडणवीस यांच्यामध्ये पंतप्रधान होण्याचे गट्स आणि गुण आणि त्या पदासाठी आवश्यक असणारी इफेशनसी आहे. तसंच रात्रंदिवस काम करण्याचं व्हिजन देखील त्यांच्याकडे आहे.' 'देवेंद्र फडणवीस हे पंतप्रधान पदाचे उमेदवार कधी असतील हे आमचा पक्ष ठरवेल. मात्र देवेंद्र फडणवीस यांच्यामध्ये पंतप्रधान पदाचे गुण आहेत. आणि फडणवीस जेव्हा पंतप्रधान होतील तेव्हा तुम्ही अभिनंदन करण्यासाठी अपॉइंटमेंट मागत बसाल', असा टोलाही सपकाळ यांना पाटील यांनी लगावला. 'हर्षवर्धन सपकाळ हे कालपर्यंत एक पडलेले आमदार होते.आता प्रदेशाध्यक्ष झालेत म्हणून त्यांनी इतकं बोलू नये. काँग्रेस हा आमच्या विरोधातला पक्ष असला तरी पृथ्वीराज चव्हाण, बाळासाहेब थोरात आणि आधी काँग्रेसचे होते आणि आता आमच्याकडे आहेत असे राधाकृष्ण विखे पाटील तसेच हर्षवर्धन पाटील असे वेलकल्चर आणि खानदानी माणसं असं काँग्रेसचं वैशिष्ट्य आहे.', असे ते म्हणाले 'हर्षवर्धन सपकाळ हे देखील त्या परंपरेतील आहेत. त्यामुळे आम्हाला बोलायला लावू नका जर आम्ही बोलायला लागलो तर मग वाईट वाटून घेऊ नका.देवेंद्र फडणवीस आम्हा सर्वांना अशा बाबतीत दाबून ठेवतात. मात्र, जर त्यांनी आम्हाला सुटा म्हणून सांगितलं तर ते तुम्हाला फार महागात पडेल.', असा इशारा देखील सपकाळ यांना त्यांनी दिला. फडणवीसन वर जेव्हा तुम्ही बोलतात तेव्हा आमच्यासारखा लोकांचाही संयम सुटण्याची शक्यता आहे. त्यामुळे असं वारंवार झाल्यास आम्हालाही अंगावरती जावं लागेल, असे देखील ते म्हणाले, सरकारनामाचे सदस्य व्हा शॉपिंगसाठी 'सकाळ प्राईम डील्स'च्या भन्नाट ऑफर्स पाहण्यासाठी क्लिक करा. Read Latest Marathi Political News, Breaking Political News from Maharashtra, India, Pune &amp; Mumbai at Sarkarnama. To Get Live Political Marathi News on Mobile, Download the Sarkarnama Mobile App for Android and IOS. सरकारनामा आता सर्व सोशल मीडिया प्लॅटफॉर्मवर. ताज्या राजकीय घडामोडींसाठी फेसबुक, ट्विटर, इन्स्टाग्राम, शेअर चॅट, टेलिग्रामवर आणि व्हॉट्सॲप आम्हाला फॉलो करा. तसेच, सरकारनामा यूट्यूब चॅनेलला आजच सबस्क्राइब करा. Copyright © 2025 Sakal Media Group – All Rights Reserved</w:t>
       </w:r>
     </w:p>
     <w:p>
@@ -1345,7 +1345,7 @@
     </w:p>
     <w:p>
       <w:r>
-        <w:t>Title: ९९ व्या अखिल भारतीय मराठी साहित्य संमेलनाच्या अध्यक्षपदी प्रसिद्ध साहित्यिक विश्वास पाटील यांची निवड</w:t>
+        <w:t>Title: प्रभाकर घार्गे यांनी काळाची गरज ओळखून योग्य निर्णय घ्यावा; नितीन पाटील यांचे आवाहन</w:t>
       </w:r>
     </w:p>
     <w:p>
@@ -1357,13 +1357,13 @@
           <w:rPr>
             <w:color w:val="0000FF"/>
           </w:rPr>
-          <w:t>https://news24pune.com/renowned-writer-vishwas-patil-elected-as-the-president-of-the-99th-all-india-marathi-literary-conference/</w:t>
+          <w:t>https://www.loksatta.com/maharashtra/future-of-maharashtra-politics-depends-on-wise-decisions-urges-nitin-patil-to-formar-mla-prabhakar-gharge-rds-00-5387645/</w:t>
         </w:r>
       </w:hyperlink>
     </w:p>
     <w:p>
       <w:r>
-        <w:t>Content: पुणे(प्रतिनिधी)– सातारा येथे येत्या १ ते ४ जानेवारीदरम्यान होणाऱ्या ९९ व्या अखिल भारतीय मराठी साहित्य संमेलनाच्या अध्यक्षपदी प्रसिद्ध साहित्यिक विश्वास पाटील यांची निवड करण्यात आली आहे. महाराष्ट्र साहित्य परिषदेची शाहूपुरी शाखा आणि मावळा फौंडेशनने या संमेलनाचे आयोजन केले आहे अशी माहिती अखिल भारतीय मराठी साहित्य महामंडळाचे अध्यक्ष प्रा. मिलिंद जोशी यांनी रविवारी पत्रकार परिषदेत दिली. प्रा. जोशी म्हणाले, ‘घटक संस्थांनी तसेच महामंडळातील सर्व समाविष्ट, संलग्न संस्थांनी विश्वास पाटील यांचे नाव अध्यक्षपदासाठी अग्रक्रमाने सुचविले होते. महाराष्ट्र साहित्य परिषदेच्या शाहूपुरी शाखेने संमेलनाचे आयोजन केले असल्याने पुण्याच्या महाराष्ट्र साहित्य परिषदेने कोणाचेही नाव अध्यक्षपदासाठी सुचविले नाही. संस्थांकडून शिफारस करण्यात आलेल्या नावातून मराठी साहित्याचे दालन समृद्ध करण्यासाठी दिलेले योगदान विचारात घेऊन विश्वास पाटील यांची सातारा येथे होणाऱ्या ९९ व्या अखिल भारतीय मराठी साहित्य संमेलनाच्या अध्यक्षपदी एकमताने निवड करण्यात आली. सभेत मतदान घेण्याची वेळ आली नाही. अध्यक्षांनाही त्यांचे मत नोंदवावे लागले नाही. शनिवारी मार्गदर्शन समितीने संयोजकांसमवेत ठरविलेल्या कार्यक्रमाच्या आराखड्यास साहित्य महामंडळाच्या या बैठकीत शिक्कामोर्तब करण्यात आले. * हे संमेलन ४ दिवस होणार असून १,२,३ आणि ४ जानेवारी २०२६ रोजी साताऱ्यातील शाहू स्टेडीअम येथे होणार आहे * ग्रंथदिंडी संमेलनाच्या उद्घाटनाच्या आदल्या दिवशी निघणार असून त्याच दिवशी दुपारी ग्रंथ प्रदर्शनाचे, कवीकट्टा आणि बालकुमारांसाठीच्या आनंद मेळाव्याचे उद्घाटन होणार आहे. दुसऱ्या दिवशी सकाळी संमेलनाचे उद्घाटन होणार आहे. * ग्रंथ प्रदर्शनाचा वाचकांना ४ दिवस लाभ घेता येणार आहे. * वक्त्यांच्या भाषणांपेक्षा चर्चेतून परिसंवादातील विषयांना न्याय दिला जाणार आहे. * निमंत्रितांचे कविसंमेलन, समकालीन गाजलेल्या पुस्तकावरील चर्चा, मान्यवर लेखकांच्या मुलाखती, * नामवंत कादंबरीकारांशी संवाद असे विविध दर्जेदार कार्यक्रम होणार आहेत. * या संमेलनासाठी प्रथमच अखिल भारतीय मराठी साहित्य संमेलनाच्या सर्व पूर्वाध्यक्षांना, सरस्वती सन्मानप्राप्त लेखकांना, साहित्य अकादमी पुरस्कार प्राप्त निवडक लेखकांना तसेच साहित्य महामंडळाच्या माजी अध्यक्षांना निमंत्रित केले जाणार आहे. साताऱ्यातील ४ थे संमेलन साताऱ्यात होणारे हे ४ थे संमेलन आहे. १८७८ मध्ये लोकहितवादी आणि न्यायमूर्ती रानडे यांनी ग्रंथकार संमेलन सुरु केल्यानंतर ३ रे संमेलन १९०५ साली रघुनाथ पांडुरंग करंदीकर यांच्या अध्यक्षतेखाली साताऱ्यात झाले होते. १९६२ मध्ये न. वि. गाडगीळ यांच्या अध्यक्षतेखाली ४४ वे तर १९९३ साली विद्याधर गोखले यांच्या अध्यक्षतेखाली ६६ वे अखिल भारतीय मराठी साहित्य संमेलन संपन्न झाले होते. शाहू स्टेडीअमवर होणार संमेलन नियोजित संमेलन स्थळ छत्रपती शाहू स्टेडियम हे आहे. योगायोग असा की १९९३ साली ६६ वे संमेलन इथेच झाले होते. हे स्टेडियम १४ एकरात असून तिथे मुख्य मंडप, इतर मंडप, ग्रंथ प्रदर्शन, कवी गझल कट्टा, तसेच भोजन व्यवस्था करण्यात येणार आहे. इतर छोटे कार्यक्रम करण्यासाठी तीन सभागृहे उपलब्ध आहेत. स्टेडियम मध्ये २५००० प्रेक्षक क्षमता असलेली गॅलरी आहे. हे स्टेडियम सातारा बस स्थानकापासून पायी चालत जाण्याच्या अंतरावर असून शहराच्या मध्यभागी असल्याने शहरातील आणि बाहेरून येणाऱ्या साहित्य रसिकांची सोय होणार आहे. स्टेडियमच्या पाठीमागील बाजूस पोलिस परेड ग्राउंडची ८ एकर जागा असून तिचा वापर पार्किंगसाठी करता येणार आहे. ——————————- साहित्यिक जीवनचरित्र विश्वास पाटील, १९९२ सालच्या मुख्य साहित्य अकादमी पुरस्काराचे विजेते. मराठीतील प्रख्यात कादंबरीकार व नाटककार आहेत. त्यांचा जन्म कोल्हापूर जिल्ह्यातील नेरले नावाच्या छोट्याशा खेड्यात शेतकरी कुटुंबात झाला. महत्त्वाचे सन्मान व पुरस्कार. फेब्रुवारी २०२० मध्ये श्री. पाटील यांना त्यांच्या साहित्य योगदानासाठी विशेषत: “झाडाझडती” (A Dirge for Dammed) आणि “नागकेशर” या कादंबऱ्यांसाठी इंदिरा गोस्वामी साहित्य राष्ट्रीय पुरस्कार (आसाम) प्राप्त झाला. यापूर्वी हा मान महाश्वेता देवी आणि भैरप्पा यां सारख्या नामवंत लेखकांना मिळाला होता. झाडाझडती (हॅशेट या विख्यात प्रकाशन संस्थेकडून इंग्रजीत A Dirge for Dammed नावाने प्रकाशित). या कादंबरीसाठी त्यांना साहित्य अकादमी पुरस्कार मिळाला. ही कादंबरी मोठ्या धरणांमुळे विस्थापित झालेल्या धरणग्रस्तांच्या जीवनावर व त्यांच्या पुनर्वसनाच्या समस्येवर आधारित असून भारतातील तिचा अनेक भाषांत अनुवाद झाला आहे. सामाजिक आणि राजकीय कादंबऱ्या लस्ट फॉर लालबाग (Lust for Lalbaug) – मुंबईतील ६२ कापड गिरण्यांच्या विक्रीमागील राजकारण, माफियांचा हस्तक्षेप आणि तीन लाख गिरणी कामगारांचे हाल. 1982 च्या गिरणी कामगारांच्या संपानंतरचे मन्वंतर. पांगीरा – शेतीच्या आणि पिण्याच्या पाण्याच्या अतोनात वापरामुळे समृद्धीकडून दुष्काळाकडे परिवर्तन झालेल्या एका खेड्याच्या ह्रासाची कथा. नागकेशर – सहकार, ऊस उद्योग आणि सार्वत्रिक निवडणुकां भोवती फिरणाऱ्या राजकीय खेळी आणि सामान्य कष्टकऱ्यांच्या वाट्याला आलेले दैन्य या विषयावरची ही वेगळी कादंबरी आहे. दुडिया _ नक्षलवादाकडे फोडलेली वळलेली एक आदिवासी तरुणी आणि छत्तीसगडच्या पार्श्वभूमीवर श्री पाटील यांनी लिहिलेली दुडिया ही कादंबरी. श्री पाटील यांची ही कलाकृती तीन वर्षांमध्ये ही कादंबरी हिंदी इंग्रजी कन्नड तेलगू बेंगाली आसामी ओडिया मल्याळी अशा आठ भारतीय भाषांमध्ये प्रकाशित होऊन साहित्यिक चर्चेचा विषय बनलेली आहे. ग्रेट कांचना सर्कस_श्री पाटील यांची दुसऱ्या महायुद्धाच्या पार्श्वभूमीवरील एका कांचना नावाच्या एका सर्कसरागिणीच्या बहादुरीची आणि तिने आपल्या माणसा जनावरांसह केलेल्या दोन हजार किलोमीटर प्रवासाची वेगळी कहाणी आहे. ही कादंबरी हिंदीमध्ये वाणी प्रकाशन ने प्रकाशित केली आहे. ऐतिहासिक कादंबऱ्या संभाजी आणि पानिपत – या ऐतिहासिक कादंबऱ्यांना अफाट लोकप्रियता लाभली असून पानिपतच्या युद्धाबाबत वांग्मयीन पटलावरून नवीन प्रमेय श्री पाटील यांनी मांडली. तसेच संभाजीराजांच्या परंपरागत व्यक्तिरेखेच्या मांडणीला छेद देऊन एक बलदंड राजकीय पुरुष व शिवछत्रपती नंतर हिंदवी स्वराज्य कणखरपणे सांभाळणारे शंभुराजे असे त्यांचे विराट चित्र या कादंबरीच्या द्वारे वाचकांसमोर सादर केले.केवळ मराठीतच तीन लाखांहून अधिक प्रती विकल्या गेल्या आहेत. पानिपत आणि संभाजी दोन्ही कादंबऱ्या अलीकडे इंग्रजीमध्ये सुद्धा वेस्टलँड इका या प्रकाशन संस्थेने इंग्रजीमध्ये प्रकाशित केल्या आहेत. महानायक – सुभाषचंद्र बोस, जवाहरलाल नेहरू आणि महात्मा गांधी यांच्या स्वातंत्र्यलढ्यातील संघर्षावर आधारित राजकीय नाट्य व व्यक्तिगत परस्पर संबंधांचा श्री पाटील यांनी धांडोळा घेतला. तसेच नेताजींच्या ब्रह्मदेशातील व जपान मधील कारकिर्दीचा शोध घेऊन तो कादंबरी माध्यमातून सकसपणे सादर केला. या कादंबरीसाठी श्री. पाटील यांनी इंग्लंड, जर्मनी, फ्रान्स, जपान, म्यानमार (बर्मा) आणि आग्नेय आशियातील अनेक देशांत जाऊन त्यांनी सुभाषचंद्र बोस यांच्या पाऊलखुणांचा मागोवा घेतला. महासम्राट – या नावाने श्री पाटील यांनी छत्रपती शिवराय यांच्या जीवनावर कादंबरी मालिका घोषित केलेली आहे. त्यापैकी “झंझावात” आणि “रणखैंदळ” हे दोन भाग प्रकाशित झालेले आहेत. या दोन्ही भागांचे इंग्रजी हिंदी आणि कन्नड मध्ये भाषांतरे झालेली आहेत. नाटक- पानिपतचे रणांगण. पानिपत कादंबरीवर आधारलेले श्री पाटील यांचीही नाट्यकृती रंगमंचावर २००० मध्ये आली. देशात तिचे देशात व विदेशात ७०० प्रयोग झालेले आहेत. प्रसिद्ध दिग्दर्शक वामन केंद्रे यांनी या नाट्यकृतीचे दिग्दर्शन केले होते. आपल्या साहित्यिक कार्याबरोबरच श्री. पाटील यांनी भारतीय प्रशासकीय सेवेत (IAS) अधिकारी म्हणून काम पाहिले आहे. महाराष्ट्र विमानतळ विकास महामंडळाचे उपाध्यक्ष म्हणून त्यांनी केवळ १४ महिन्यांत शिर्डी आंतरराष्ट्रीय विमानतळाचे बांधकाम पूर्ण केले. पुरस्कार १९८९ – नाथ माधव पुरस्कार (पानिपत) १९९० – प्रियांदर्शनी राष्ट्रीय पुरस्कार (पानिपत), भारतीय भाषा परिषद पुरस्कार (पानिपत), महाराष्ट्र साहित्य परिषद पुरस्कार (पानिपत), विखे पाटील पुरस्कार (झाडाझडती) १९९२ – साहित्य अकादमी पुरस्कार (झाडाझडती), रोहमारे साहित्य पुरस्कार १९९३ – राज्य शासन सर्वोत्तम कादंबरी पुरस्कार (पांगीरा) १९९९ – राज्य शासन सर्वोत्तम कादंबरी पुरस्कार (महानायक) २००० – जयवंत दळवी पुरस्कार (नाटक लेखन – रणांगण) २००० सर्वोत्कृष्ट नाटक शासन पुरस्कार “पानिपतची रणांगण” २००५ – महाराष्ट्र साहित्य परिषद पुणे, सर्वोत्कृष्ट कादंबरी पुरस्कार (चंद्रमुखी) २००९ – राज्य शासन चित्रपट समीक्षण पुरस्कार (नॉट गॉन विथ द विंड) २०११ – लाभोसेटवार पुरस्कार (अमेरिका) – एक लाख रुपये, सर्वोत्तम मराठी लेखक म्हणून २०१६ – लोकमंगल सर्वोत्तम कादंबरी पुरस्कार (लस्ट फॉर लालबाग.) २०१६ महाराष्ट्र महाराष्ट्र टाइम्स तर्फे गेल्या दोन दशकातील सर्वोत्कृष्ट व वाचनीय कादंबरी म्हणून “महानायक ची निवड २०१७ – सर्वोत्कृष्ट मराठी लोकप्रिय लेखक , वाचकांच्या पसंतीचा सर्वाधिक लोकप्रिय मराठी लेखक पुरस्कार (दिव्य मराठी) श्री. विश्वास पाटील यांची ग्रंथसंपदा १. गाभूळलेल्या चंद्रबनात. मेहता पब्लिशिंग हाऊस, पुणे (तिसरी आवृत्ती) २. नागकेसर, मेहता पब्लिशिंग हाऊस, पुणे (तीसरी आवृत्ती) हिंदी: रवी बुले, राजकमल, दिल्ली 3 पानिपत. राजहंस प्रकाशन 47 वी आवृत्ती हिंदी : भारतीय भारतीय ज्ञानपीठ आणि वाणी प्रकाशन (पंधरावी आवृत्ती) गुजराती: डॉ. प्रतिभा दवे, नवसाहित्य , अहमदाबाद पंजाबी: प्रकाशन विभाग पंजाब सरकार पतीयाळा कन्नड: सपना बुक हाऊस बेंगलोर इंग्रजी: वेस्टलांड दिल्ली, चौथी आवृत्ती ३. पानिपत भाषा: मराठी, राजहंस प्रकाशन, पुणे (द्वादशाव्या आवृत्ती) हिंदी: प्रकाश भावेकर, वाणी प्रकाशन, दिल्ली कन्नड: डॉ. चंद्रकांत पोखळे, सपना बुक स्टॉल, बंगलोर ४. पांगिरा: राजहंस प्रकाशन (19 वी आवृत्ती) हिंदी: वाणी प्रकाशन, दिल्ली कन्नड: सपना बुक स्टॉल, बंगलोर ५. झाडाझडती: राजहंस प्रकाशन (27 वी आवृत्ती) हिंदी: वाणी प्रकाशन, दिल्ली (पाचवी आवृत्ती) कन्नड: साहित्य अकादमी दिल्ली . इंग्रजी: डॉ. कीर्ती रामचंद्र, A Dirge For The Dammed, हॅचेट दिल्ली. उर्दू: साजिद रशीद, साहित्य अकादमी, दिल्ली गुजराती: लोहिना आसू, नमो साहित्य मंदिर अहमदाब मल्याळम: कालीदास दामोदरन, साहित्य अकादमी दिल्ली. आसामी: विधीर्ण बागजाई तिसरी आवृत्ती साहित्य अकादमी दिल्ली. ६. चंद्रमुखी मराठी, राजहंस प्रकाशन, पुणे ( अठरावी आवृत्ती) हिंदी: डॉ. रामजी तिवारी. भारतीय ज्ञानपीठ (चौथी आवृत्ती) कन्नड: डॉ. चंद्रकांत पोखळे, सपना बुक हाऊस, बेंगलोर ७. लस्ट फॉर लालबाग : राजहंस प्रकाशन, पुणे (तिसरी आवृत्ती) कन्नड : शोषणे, अनु. डॉ. चंद्रकांत पोकळे, सपना बुक हाऊस , बंगलोर हिंदी : डॉक्टर रामजी तिवारी, राजकमल, दिल्ली मल्याळम: ए आर नायर, चिंथा पब्लिशर्स ८. संभाजी: मेहता पब्लिशिंग हाऊस, पुणे (बाविसावी आवृत्ती) हिंदी : डॉ. रामजी तिवारी, भारतीय ज्ञानपीठ, वाणी दिल्ली (पाचवी आवृत्ती) इंग्रजी : अनु. डॉ. विक्रांत पांडे वेस्ट लँड दिल्ली (चौथी चौथी आवृत्ती) कन्नड : डॉ. चंद्रकांत पोखळे, सपना बुक हाऊस, बंगलोर ९. क्रांतिसूर्य : मेहता पब्लिशिंग हाऊस, पुणे (आठवी आवृत्ती) १०. महानायक : राजहंस प्रकाशन, पुणे (सविसावी आवृत्ती) हिंदी : डॉ. रामजी, भारतीय ज्ञानपीठ, वाणी दिल्ली (सोळावी आवृत्ती) गुजराती : डॉ. प्रतिभा दवे, आर. आर. सेठ कंपनी, अहमदाबाद (तिसरी आवृत्ती) कन्नड : डॉ. चंद्रकांत पोखळे, सपना बुक हाऊस, बंगलोर (पाचवी आवृत्ती) राजस्थानी : सत्यनारायण स्वामी , साहित्य अकादमी, दिल्ली मल्याळम् : प्रा. पी. माधवन पिल्लई, डी. सी. बुक्स, कोट्टायम इंग्रजी : अनु. डॉ. कीर्ती रामचंद्र, वेस्ट लंडन (सहावी आवृत्ती) बांगला : दिपेन चक्रवर्ती, आनंद बुक पब्लिशर्स, कोलकाता (पाचवी आवृत्ती) ओडिया : न्यू एज पब्लिकेशन्स, कटक (पाचवी आवृत्ती) तामिळ : डॉ. एस. सुब्रह्मण्यम, हिंदी ह्रदय, चेन्नई ११. आंबी : मेहता पब्लिशिंग हाऊस, पुणे (तिसरी आवृत्ती) १२. महासम्राट (खंड पहिला – झंझावात) मेहता पब्लिशिंग हाऊस, पुणे (तिसरी आवृत्ती) इंग्रजी : अनु. नदीम खान, वेस्ट लंडन (दुसरी आवृत्ती) हिंदी : अनु. रवि बुले, राजकमल दिल्ली कन्नड : अनु. चंद्रकांत पोखळे, सपना बुक हाऊस, बेंगलोर १३. महासम्राट खंड दुसरा : रणखंदळ : मेहता पब्लिशिंग हाऊस (दुसरी आवृत्ती), इंग्रजी: The Whirlwind नदीम न खान, वेस्ट लँड, दिल्ली, कत्रड- सपना बुक हाऊस, बेंगलोर १४. दुडिया : मराठी – मॅजेस्टिक प्रकाशन, (दुसरी आवृत्ती) हिंदी: राजकमल प्रकाशन, इंग्रजी : Niyogi Delhi . कन्नड – सपना पब्लिकेशन, बेंगलोर, ओडिया -ब्लॅक ईगल बुक्स, डुब्लिन आसामी – अनु. चंदसुद्धा आंकबाक, गोहत्ती बंगाली – शंतनू गंगोपाध्याय, रिटो प्रकाशन, मल्याळम् – ए.आ. नायर, चिंथा पब्लिशर्स तेलगू: अनु वासव दत्ता, हैदराबाद १५. पानिपतचे रणांगण (नाटक) : मराठी, मेहता पब्लिशिंग हाऊस, (दुसरी आवृत्ती) १६. नॉट गॉन विथ द विंड : मराठी – मेहता पब्लिशिंग हाऊस, पुणे (चौथी आवृत्ती) इंग्रजी – All Time Favourite Books &amp; Movies नियोगी बुक्स, दिल्ली. हिंदी – बड़ि किताबोपर बड़ि फिल्मे भारतीय ज्ञानपीठ, दिल्ली (तिसरी आवृत्ती) [slide-anything id=”13045″] No WhatsApp Number Found! WhatsApp us</w:t>
+        <w:t>Content: सातारा : राज्यात आगामी २० ते २५ वर्षांच्या काळात कोणाचे राजकारण चालणार याचा विचार करून माजी आमदार प्रभाकर घार्गे यांनी काळाची गरज ओळखून योग्य निर्णय घ्यावा, असे आवाहन सातारा जिल्हा बँकेचे अध्यक्ष खासदार नितीन पाटील यांनी केले. पळशी (ता. खटाव) येथे खटाव माण ॲग्रो साखर कारखान्याचे अध्यक्ष, माजी आमदार प्रभाकर घार्गे यांच्या वाढदिवसानिमित्त आयोजित शेतकरी मेळाव्यात ते बोलत होते. या वेळी आमदार मनोज घोरपडे, जिल्हा बँकेचे उपाध्यक्ष अनिल देसाई, संचालक प्रदीप विधाते,राजेश पाटील, राजेंद्र राजपुरे, मुख्य सर व्यवस्थापक डॉ. राजेंद्र सरकाळे, जितेंद्र पवार, संदीप मांडवे, पृथ्वीराज गोडसे, सी. एम. पाटील, प्रा. अर्जुन खाडे, चंद्रकांत पाटील, सुभाष नरळे, अर्जुन वलेकर, युवा नेते योगेश फडतरे, सभापती दत्तात्रय पवार, बबन कदम, संजीव साळुंखे, राहुल पाटील, श्रीराम पाटील, सुनील फडतरे, प्रा. सदाशिव खाडे, अभय देशमुख, मंगेश फडतरे, अशोक कुदळे, संभाजी फडतरे, सुहास पिसाळ, तानाजी मगर, हिंमत माने, महेश घार्गे, इंदिरा घार्गे, प्रीती घार्गे, प्रिया यांची प्रमुख उपस्थिती होती. खासदार पाटील म्हणाले, की आपण सर्वजण काँग्रेस संस्कृतीत वाढलेले लोक आहोत. शाहू, फुले विचार जोपासणाऱ्या नेत्याचा विचार जोपासणे हे आपले काम आहे. सद्य:स्थितीत ही विचारधारा जोपासणारे उपमुख्यमंत्री अजित पवार यांच्याशिवाय दुसरे नाव नाही. आगामी काळात तेच राजकारणात टिकून राहू शकतात. राजकारणाबरोबर जिल्ह्यातील साखर कारखान्याची स्थिती, प्रत्येक कारखान्याने वाढवलेली गाळपक्षमता याचा विचार करून ऊस उत्पादन वाढवण्याची गरज आहे, त्यासाठी शेतीमध्ये कृत्रिम बुद्धिमत्ता तंत्रज्ञानाचा वापर करणे आवश्यक आहे. घार्गे यांनी अडचणीच्या काळात सुरुवात करून यशस्वी उद्योजक म्हणून जिल्ह्यात आपली वेगळी प्रतिमा निर्माण केली आहे. खटाव तालुक्यात सहा लाख टन क्षमतेचा कारखाना उभारल्यामुळे शेतकऱ्यांना योग्य भाव, तसेच वेळेत तोड मिळत असल्याबद्दल त्यांनी समाधान व्यक्त केले. बदलत्या काळात शेतीमध्ये बदल करणे गरजेचे आहे, त्यासाठी शेतकऱ्यांनी कृत्रिम बुद्धिमत्ता तंत्रज्ञानाचा वापर करावा, असे आवाहनही नितीन पाटील यांनी केले. या वेळी आमदार मनोज घोरपडे, जिल्हा बँकेचे उपाध्यक्ष अनिल देसाई, राजेंद्र सरकाळे यांचेही भाषण झाले. ‘चला हवा येऊ द्या’ या कार्यक्रमाने प्रेक्षकांच्या मनात आपली जागा निर्माण केली आहे. या कार्यक्रमाच्या सूत्रसंचलनाची जबाबदारी निलेश साबळेने सांभाळली होती. भाऊ कदम यांनी एका मुलाखतीत निलेश साबळेबद्दल गौरवोद्गार काढले आणि त्याच्या आगामी सिनेमाबद्दल माहिती दिली. भाऊ कदम म्हणाले की, निलेश साबळे प्रामाणिक आहे आणि त्याच्या यशासाठी देवाकडे प्रार्थना करत आहेत.</w:t>
       </w:r>
     </w:p>
     <w:p>
@@ -1376,7 +1376,7 @@
     </w:p>
     <w:p>
       <w:r>
-        <w:t>Title: मेघा इंजिनिअरिंगच्या दंडवसुलीची स्थगिती उठण्यासाठी भाजप आमदार आग्रही, महसूलमंत्र्यांकडे मागणी</w:t>
+        <w:t>Title: Kolhapur BJP: इचलकरंजीत भाजपच्या गुप्त बैठकीत नेमके घडले काय? वरिष्ठांनी खडसावताच नेत्यांची भूमिका मवाळ</w:t>
       </w:r>
     </w:p>
     <w:p>
@@ -1388,13 +1388,13 @@
           <w:rPr>
             <w:color w:val="0000FF"/>
           </w:rPr>
-          <w:t>https://www.loksatta.com/maharashtra/fine-collection-megha-engineering-issue-bjp-mla-demand-ssb-93-5366746/</w:t>
+          <w:t>https://sarkarnama.esakal.com/maharashtra/paschim-maharashtra/kolhapur-bjp-what-exactly-happened-in-secret-meeting-in-ichalkaranji-leaders-soften-after-being-reprimanded-by-seniors-rg93-aau85</w:t>
         </w:r>
       </w:hyperlink>
     </w:p>
     <w:p>
       <w:r>
-        <w:t>Content: जालना : भाजपसाठी ५१९ कोटी रुपयांचे निवडणूक रोखे घेऊन मदत करणाऱ्या ‘मेघा इंजिनिअरिंग’ कंपनीस अवैध गौण खनिज प्रकरणात ९४ कोटी ६८ लाख रुपयांचा दंड लावण्याच्या आदेशास दिलेली स्थगिती कायम आहे. ही स्थगिती उठवण्याची मागणी परतूरचे भाजप आमदार बबनराव लोणीकर यांनी केली. महसूलमंत्री चंद्रशेखर बावनकुळे यांच्याकडे ही मागणी करण्यात आली असून ते सकारात्मक असल्याचे लोणीकर यांनी सांगितले. शेगाव ते पंढरपूर या दिंडी महामार्गाच्या कंत्राटदारास परतूर तहसीलदार आणि अप्पर जिल्हाधिकारी जालना यांनी अवैध गौण खनिज प्रकरणात एकूण ९४ कोटी ६८ लाख रुपये दंड लावला होता. तो शासनाने माफ केलेला नाही, असे परतूरचे आमदार बबनराव लोणीकर यांनी सांगितले. महसूल मंत्री चंद्रशेखर बावनकुळे यांनी हा दंड माफ केल्याचा आरोप राष्ट्रवादीचे (शरद पवार) आमदार रोहित पवार यांनी केलेला असला, तरी त्यामध्ये काहीही तथ्य नाही, असे ते म्हणाले. अवैध मुरुम, वाळू, दगड इत्यादी गौण खनिज उत्खननप्रकरणी ‘मेघा इंजिनिअरिंग’ कंपनीस विविध प्रकरणांत परतूर तहसीलदारांनी ५५ कोटी ९८ लाख ५५ हजार ६०० रुपये दंड सुनावला होता. तर, अप्पर जिल्हाधिकारी जालना यांनी ३८ कोटी ७० लाख ५ हजार ५२० रुपये दंड आकारलेला आहे. या प्रकरणात राधाकृष्ण विखे-पाटील महसूलमंत्री असताना वसुलीस स्थगिती देण्यात आली होती. त्या वेळी चंद्रशेखर बावनकुळे महसूलमंत्री किंवा कोणत्याही मंत्रिपदावर नव्हते. हा दंड माफ करण्यात आलेला नसून, स्थगितीच्या पातळीवर आहे. या दंड आकारणीवरील स्थगिती उठविण्याचे आश्वासन बावनकुळे यांनी दिले असल्याचे लोणीकर यांनी सांगितले. मात्र, आरोप-प्रत्यारोपानंतर वसुलीबाबत स्थगिती कायम असल्याने प्रश्न उपस्थित केले जात आहेत. अवैध गौण खनिज उत्खननाच्या कारवाईस महसूल मंत्रालयाने दिलेली स्थगिती उठवावी, अशी मागणी मंत्री चंद्रशेखर बावनकुळे यांच्याकडे केली. मंत्रिमहोदयही सकारात्मक आहेत. – बबनराव लोणीकर, आमदार, परतूर सध्या टेलिव्हिजनवर अनेक मनोरंजनात्मक कार्यक्रम आहेत, त्यात 'महाराष्ट्राची हास्यजत्रा' हा विनोदी शो प्रेक्षकांना खळखळून हसवतो. या शोमधील समीर चौघुले यांनी अनेक विनोदी स्किट्स सादर केली आहेत. त्यांचं आवडतं स्किट म्हणजे चार्ली चॅप्लिनचं, ज्यासाठी त्यांनी खूप मेहनत घेतली. सोशल मीडियावरही सक्रिय असलेल्या समीर यांनी चाहत्यांशी संवाद साधत त्यांच्या प्रश्नांची उत्तरं इन्स्टाग्रामवर शेअर केली आहेत.</w:t>
+        <w:t>Content: इचलकरंजी शहरात सर्वाधिक मजबूत असलेल्या भाजपकडून स्थानिक स्वराज्य संस्थेच्या निवडणुकीत सातत्याने स्वबळाचा नारा देण्यात येत होता. आमदार राहुल आवाडे यांच्यासह प्रकाश आवाडे, सुरेश हाळवणकर गट प्रबळ असल्याने महापालिकेत स्वबळाचा फायदा होण्याचा विश्वास भाजपच्या स्थानिक प्रमुख नेत्यांना होता. त्यामुळे सुरुवातीपासून पहिला महापौर भाजपचाच होणार, असा दावा करण्यात येत होता. त्यामुळे भाजप स्वबळ आजमावण्याची शक्यता राजकीय वर्तुळातून व्यक्त करण्यात येत होती. मात्र, वरिष्ठ मंत्र्यांनी महायुतीत मिठाचा खडा पडू याची खबरदारी घेत हस्तक्षेप करत भाजपच्याच नेत्यांचा चांगलाच समाचार घेतल्याची चर्चा इचलकरंजी शहरात आहे. त्यानंतर झालेल्या घडामोडीत मात्र आता नव्या राजकीय घडामोडीनंतर भाजपचा स्वबळाचा नारा घेवून मागे पडल्याची ठोस माहिती समोर येत आहे. पक्षाच्या एका उच्चस्तरीय बैठकीत यावर शिक्कामोर्तब करण्यात आले आहे. त्यामुळे महाविकास आघाडी विरुध्द महायुती अशीच लढत होणार असल्याचे चित्र स्पष्ट होत आहे. महायुती झाल्यानंतर घटक पक्षात भाजप हाच मोठा भाऊ असणार आहे. दरम्यान, या गुप्त बैठकीत नेमके काय झाले याची दबक्या आवाजात भाजपच्या वर्तुळात चर्चा सुरू आहे. ही बैठक राज्याचे उच्च शिक्षण तंत्र मंत्री चंद्रकांत पाटील यांच्या नेतृत्वाखाली गुप्त पद्धतीने पार पडली. या बैठकीला इचलकरंजी शहरातील भाजपचे वरिष्ठ आणि प्रमुख नेते उपस्थित होते. भाजपने सातत्याने स्वबळाचा नारा दिल्यानंतर महायुती मधील शिवसेना आणि राष्ट्रवादी गोटामध्ये देखील भाजपच्या नेत्यांबाबत नाराजी होती. राज्यस्तरावर आगामी स्थानिक स्वराज्य संस्थेच्या निवडणुका महायुती म्हणून लढत असताना एकट्या इचलकरंजी शहरात भाजप तो बाळाचा नारा कसा काय देऊ शकते? सवाल महायुतीमधील इतर पक्षांकडून विचारला जात होता. त्यावर भाजपच्या वरिष्ठ मंत्र्यांनी स्थानिक प्रमुख नेत्यांना चांगलाच जाब विचारण्याची माहिती समोर येत आहे. मंत्री पाटील यांच्या उपस्थितीत झालेल्या बैठकीनंतर मात्र भाजपच्या स्थानिक नेत्यांची भूमिका मात्र मवाळ झाली. विधानसभा निवडणुकीनंतर भाजपमध्येच अंतर्गत मतभेद असल्याचे समोर येत होते. आमदार राहुल आवारे आणि माजी आमदार सुरेश हळवणकर यांची दोन स्वतंत्र कार्यालय पाहायला मिळाले. चित्र स्थानिक स्वराज्य संस्थेच्या निवडणुकीत भाजपने दिलेला स्वबळाचा नारा हा महायुतीला पोषक नसल्याचा अंदाज येताच वरिष्ठांनी यात हस्तक्षेप करत स्थानिक स्वराज्य संस्थेच्या निवडणुका महायुती म्हणून लढा असे स्पष्ट आदेश दिले आहेत. सरकारनामाचे सदस्य व्हा शॉपिंगसाठी 'सकाळ प्राईम डील्स'च्या भन्नाट ऑफर्स पाहण्यासाठी क्लिक करा. Read Latest Marathi Political News, Breaking Political News from Maharashtra, India, Pune &amp; Mumbai at Sarkarnama. To Get Live Political Marathi News on Mobile, Download the Sarkarnama Mobile App for Android and IOS. सरकारनामा आता सर्व सोशल मीडिया प्लॅटफॉर्मवर. ताज्या राजकीय घडामोडींसाठी फेसबुक, ट्विटर, इन्स्टाग्राम, शेअर चॅट, टेलिग्रामवर आणि व्हॉट्सॲप आम्हाला फॉलो करा. तसेच, सरकारनामा यूट्यूब चॅनेलला आजच सबस्क्राइब करा. Follow Us Copyright © 2025 Sakal Media Group – All Rights Reserved Powered by Quintype वेबसाईटवर ब्राउझिंगचा अनुभव सर्वोत्तम असावा, यासाठी आम्ही कुकीजचा वापर करतो. कुकीजमुळे तुम्हाला तुमच्या आवडत्या मजकुराची शिफारस करता येते. आमचे गोपनीयता आणि कुकीजसंदर्भातील धोरण तुम्हाला मान्य आहे.</w:t>
       </w:r>
     </w:p>
     <w:p>
@@ -1407,7 +1407,7 @@
     </w:p>
     <w:p>
       <w:r>
-        <w:t>Title: विरोधकांना पक्षात घेऊन त्रास कमी करा ; भाजप स्वबळावरही लढण्यास तयार</w:t>
+        <w:t>Title: Govt Jobs: इस राज्य में मार्च 2026 तक भरे जाएंगे सहायक प्रोफेसर के 5,500 पद; वित्त और योजना विभाग ने दी सहमति</w:t>
       </w:r>
     </w:p>
     <w:p>
@@ -1419,13 +1419,13 @@
           <w:rPr>
             <w:color w:val="0000FF"/>
           </w:rPr>
-          <w:t>https://ebatmidar.com/%E0%A4%B5%E0%A4%BF%E0%A4%B0%E0%A5%8B%E0%A4%A7%E0%A4%95%E0%A4%BE%E0%A4%82%E0%A4%A8%E0%A4%BE-%E0%A4%AA%E0%A4%95%E0%A5%8D%E0%A4%B7%E0%A4%BE%E0%A4%A4-%E0%A4%98%E0%A5%87%E0%A4%8A%E0%A4%A8-%E0%A4%A4/</w:t>
+          <w:t>https://www.amarujala.com/jobs/government-jobs/5-500-assistant-professors-to-be-recruited-before-march-2026-says-minister-chandrakant-patil-2025-09-21</w:t>
         </w:r>
       </w:hyperlink>
     </w:p>
     <w:p>
       <w:r>
-        <w:t>Content: Batmidar - आपली बातमी आपली जाहिरात पोहचते संपूर्ण महाराष्ट्रात विरोधकांना पक्षात घेऊन त्रास कमी करा ; भाजप स्वबळावरही लढण्यास तयार ना. गिरीश महाजन यांचा जामनेर येथील कार्यशाळेत विरोधकांना टोला जामनेर : येणाऱ्या स्थानिक स्वराज्य निवडणुका महायुती करून लढायच्या, अन्यथा भाजप स्वबळावरही लढण्यास तयार आहे. विरोधकांचे तोंड बंद करण्यासाठी त्यांना पक्षात घेऊन स्वागत करा. शून्यातून आपला पक्ष उभा केला आहे, त्यामुळे जास्त त्रास देणाऱ्या विरोधकांना लवकर पक्षात घेतले तर आपला त्रास कमी होईल, असे मत राज्याचे जलसंपदा मंत्री गिरीश महाजन यांनी व्यक्त केले. शहरातील श्रीमंत बाबाजी राघो मंगल कार्यालयात सेवा पंधरवड्याच्या नियोजनासाठी भाजप जळगाव पूर्व जिल्ह्याची कार्यशाळा आयोजित करण्यात आली होती. यावेळी केंद्रीय युवक कल्याण व क्रीडा राज्यमंत्री रक्षा खडसे, आमदार सुरेश भोळे, जळगाव शहर जिल्हाध्यक्ष दीपक सूर्यवंशी, जळगाव पश्चिम जिल्हाध्यक्ष राधेश्याम चौधरी, जळगाव पूर्व जिल्हाध्यक्ष चंद्रकांत बाविस्कर, संजय गरूड, डॉ. केतकी पाटील, नंदकिशोर महाजन, अॅड. शिवाजी सोनार, सुरेश धनके, डॉ. राजेंद्र फडके, छगन झाल्टे, जे.के. चव्हाण, अजय भोळे आदी मान्यवर उपस्थित होते. पंतप्रधान नरेंद्र मोदी यांच्या १७ सप्टेंबरच्या जन्मदिवसापासून ते महात्मा गांधी यांच्या २ ऑक्टोबर जयंतीपर्यंत देशभर सेवा पंधरवडा साजरा केला जाणार आहे. या काळात रक्तदान शिबिरे, स्वच्छता मोहिमा, नमो युवा रन मॅरेथॉन, चित्रकला स्पर्धा, वृक्षारोपण, सामाजिक मदतकार्य आणि आत्मनिर्भर भारतासाठी जनजागृती उपक्रम राबवले जातील. या कार्यशाळेत उपक्रमांचे नियोजन आणि अंमलबजावणीबाबत सविस्तर चर्चा करण्यात आली. या वेळी केंद्रीय राज्यमंत्री रक्षा खडसे यांनी तरुणांच्या मानसिकतेवर भाष्य करताना सांगितले की, आजची पिढी सशक्त व्हायला हवी; मात्र सहनशीलतेअभावी अनेक तरुण आत्महत्येकडे वळतात. युवकांचा आत्मविश्वास वाढावा यासाठी संसद खेळ महोत्सवाचे आयोजन करण्यात आले आहे. यावेळी आमदार सुरेश भोळे, डॉ. राधेश्याम चौधरी, डॉ. राजेंद्र फडके यांनी मार्गदर्शन केले. दरम्यान, शिवसेना (उबाठा गट) तसेच राष्ट्रवादी काँग्रेस (शरदचंद्र पवार गट) येथील काही पदाधिकाऱ्यांनी भाजपत प्रवेश केला. कार्यक्रमाचे प्रास्ताविक चंद्रकांत बाविस्कर यांनी केले. दै. बातमीदार चे अपडेट्स मिळवण्यासाठी आम्हाला फॉलो करा फेसबुक । ट्विटर ।युट्युब | इंस्टाग्राम | गुगल न्यूज | टेलिग्राम Prev Post इकरा शिक्षणशास्त्र महाविद्यालयात हिंदी दिवस उत्साहात साजरा ताज्या बातम्या विरोधकांना पक्षात घेऊन त्रास कमी करा ; भाजप स्वबळावरही लढण्यास तयार इकरा शिक्षणशास्त्र महाविद्यालयात हिंदी दिवस उत्साहात साजरा बांधकामा ठिकाणी जखमी झालेल्या कामगाराचा मृत्यू हरिविठ्ठल नगरात विवाहितेची आत्महत्या; माहेरच्यांचा घातपाताचा संशय जादूटोण्याच्या नावाखाली १८ लाखांची फसवणूक; अमळनेरात महिलेविरुद्ध… Welcome, Login to your account. Recover your password. A password will be e-mailed to you.</w:t>
+        <w:t>Content: मेरा शहर Link Copied Govt Jobs 2026: महाराष्ट्र के उच्च एवं तकनीकी शिक्षा मंत्री चंद्रकांत पाटिल ने शनिवार को कहा कि राज्य के वरिष्ठ महाविद्यालयों में मार्च 2026 से पहले 5,500 सहायक प्राध्यापकों की भर्ती की जाएगी। वह नांदेड़ स्थित स्वामी रामानंद तीर्थ मराठवाड़ा विश्वविद्यालय के 28वें दीक्षांत समारोह में बोल रहे थे। पाटिल ने कहा कि सरकार ने वरिष्ठ महाविद्यालयों के लिए 5,500 सहायक प्राध्यापकों और 2,900 गैर-शिक्षण पदों को मंजूरी दे दी है। मंत्री ने बताया कि वित्त और योजना विभाग दोनों ने अपनी सहमति दे दी है। उन्होंने कहा कि जल्द ही एक सरकारी प्रस्ताव (GR) जारी किया जाएगा और अगले साल मार्च से पहले 5,500 सहायक प्राध्यापकों के रिक्त पदों को भरा जाएगा। पाटिल ने कहा कि विश्वविद्यालयों में 700 सहायक प्रोफेसरों की भर्ती के लिए पहले ही मंजूरी दे दी गई थी, लेकिन तत्कालीन राज्यपाल सी. पी. राधाकृष्णन द्वारा एक अलग तरीका सुझाए जाने के कारण यह प्रक्रिया पूरी नहीं हो सकी। उन्होंने कहा कि चूंकि राधाकृष्णन उपराष्ट्रपति नियुक्त हो चुके हैं, इसलिए यह मामला नए राज्यपाल आचार्य देवव्रत के समक्ष उठाया जाएगा। मंत्री ने कहा कि विदेशी छात्रों को आकर्षित करने के लिए विश्वविद्यालयों को मजबूत बनाया जाना चाहिए। उन्होंने कहा कि इस वर्ष एक एजेंसी नियुक्त की गई जिसके माध्यम से 65 देशों के 4,000 छात्रों ने नामांकन कराया, लेकिन ज्यादातर छात्रों ने पुणे और मुंबई को प्राथमिकता दी। उन्होंने कहा कि आज के युवाओं में समाज को बदलने की अपार क्षमता है। उन्होंने कहा, "महाराष्ट्र सरकार ने स्टार्टअप इंडिया, मेक इन इंडिया और डिजिटल इंडिया जैसी पहलों के जरिए अवसरों के द्वार खोले हैं। आपके पास प्रयोग करने, नवाचार करने और नए रास्ते बनाने की शक्ति है। लेकिन याद रखें, उद्यमिता और करियर हमेशा मूल्यों और सामाजिक जिम्मेदारी पर आधारित होने चाहिए।" रहें हर खबर से अपडेट, डाउनलोड करें अमर उजाला हिंदी न्यूज़ APP अपने मोबाइल पर। Next Article Please wait... Please wait... Delete All Cookies Followed</w:t>
       </w:r>
     </w:p>
     <w:p>
@@ -1438,7 +1438,7 @@
     </w:p>
     <w:p>
       <w:r>
-        <w:t>Title: Free Shuttle Bus Service Launched in Kothrud to Boost Metro Connectivity</w:t>
+        <w:t>Title: Nashik: Hindi Poet Kumar Ambuj Wins YCMOU’s Kusumagraj National Literary Award 2024</w:t>
       </w:r>
     </w:p>
     <w:p>
@@ -1450,13 +1450,13 @@
           <w:rPr>
             <w:color w:val="0000FF"/>
           </w:rPr>
-          <w:t>https://www.thebridgechronicle.com/pune/kothrud-free-shuttle-bus-metro-connectivity-launch</w:t>
+          <w:t>https://www.freepressjournal.in/pune/nashik-hindi-poet-kumar-ambuj-wins-ycmous-kusumagraj-national-literary-award-2024</w:t>
         </w:r>
       </w:hyperlink>
     </w:p>
     <w:p>
       <w:r>
-        <w:t>Content: Pune, September 14, 2025: Maharashtra’s Higher and Technical Education Minister Chandrakant Patil on Sunday announced the launch of a free shuttle bus service aimed at improving last-mile connectivity for metro commuters in the Kothrud area. Join our WhatsApp Channel to Stay Updated! The shuttle service, which will run daily in two time slots, from 8:30 AM to 1 PM and from 4 PM to 8 PM, was inaugurated in the presence of Shravan Hardikar, Managing Director of Pune Metro, and Chandrakant Patil. The designated route will cover key locations, including Rajaram Bridge, Malve Chowk, Vandevi, Karvenagar, Dahanukar, Karve Statue, Karishma Chowk, and SNDT. “This initiative is intended to make daily commuting more convenient for Kothrud residents and encourage the use of metro services,” Patil said at the launch event. He also urged citizens to make full use of the facility. In addition to the shuttle service, plans to introduce a rickshaw service for metro commuters were also announced to further enhance passenger volume and last-mile access. Prominent attendees included BJP Pune City General Secretary Puneet Joshi and Viththalanna Barate, along with several local leaders and dignitaries such as Pune District Planning Committee Member Sandeep Butala, BJP Kothrud South Mandal President Kuldeep Sawalekar, Constituency Coordinator Navnath Jadhav, former Municipal Councillors Deepak Pote, Madhuri Sahastrabuddhe, and Jayant Bhave, as well as Manjushree Khardekar, Vrishali Chaudhari, and Keshav Kshirsagar of the Rickshaw Union. Help Us Create the Content You Love Take Survey Now! Enjoyed reading The Bridge Chronicle?Your support motivates us to do better. Follow us on Facebook, Instagram, Twitter and Whatsapp to stay updated with the latest stories.You can also read on the go with our Android and iOS mobile app. Follow Us Copyright © 2025 Sakal Media Group – All Rights Reserved Powered by Quintype</w:t>
+        <w:t>Content: Nashik: The Kusumagraj National Literary Award (2024), given by Yashwantrao Chavan Maharashtra Open University (YCMOU), has been awarded this year to the renowned Hindi poet Kumar Ambuj. The award will be presented by the university’s Vice Chancellor, Prof. Sanjeev Sonawane, on Wednesday at 6 pm at the Visakha Auditorium in the Kusumagraj Memorial, Nashik. This award, started in 2010, is given annually to a selected non-Marathi poet by the university’s Kusumagraj Adhyasana. It carries a cash prize of one lakh rupees, along with a citation and a certificate. Previously, well-known poets such as Chandrakant Devtale (Hindi), K. Sachchidanandan (Malayalam), Sitanshu Yashachandra (Gujarati), Surjit Patar (Punjabi), Temsula Ao (English), Vishnu Khare (Hindi), H.S. Shivprakash (Kannada), Amitabh Gupta (Bengali), and Neelim Kumar (Assamese) have been honoured with this award. For this year’s award, the selection committee, headed by the Vice Chancellor Prof. Sanjeev Sonawane, unanimously recommended the name of poet Kumar Ambuj. The committee included renowned poets and translators Prof. Chandrakant Patil, Dr. Gorakh Thorat and Dr. Rajshekhar Shinde. Dr. Dilip Dhondge, Head of Kusumagraj Adhyasana, served as the coordinator of the committee, according to information provided by the university’s Registrar, Dilip Bharad. Who is Kumar Ambuj? Kumar Ambuj, a poet from Guna, Madhya Pradesh, is well-known as a powerful poet, story writer, and critic of the post-nineties generation. Five of his poetry collections have been published so far, and one collection of edited poems has also been released. He has previously been honored with several awards, including the Madhya Pradesh Sahitya Akademi Award.</w:t>
       </w:r>
     </w:p>
     <w:p>
@@ -1469,7 +1469,7 @@
     </w:p>
     <w:p>
       <w:r>
-        <w:t>Title: राष्ट्रीय क्रमवारीत स्थान मिळविण्यासाठी कंत्राटी भरतीचा पर्याय! तासिका तत्त्वाऐवजी कंत्राटी पद्धतीने पदे भरण्याला प्राधान्य…</w:t>
+        <w:t>Title: महाराष्ट्र में निकली बंपर शिक्षक वैकेंसी! कॉलेजों में 5500 से अधिक प्रोफेसर किए जाएंगे नियुक्ति</w:t>
       </w:r>
     </w:p>
     <w:p>
@@ -1481,13 +1481,13 @@
           <w:rPr>
             <w:color w:val="0000FF"/>
           </w:rPr>
-          <w:t>https://www.loksatta.com/mumbai/chandrakant-patil-suggests-contract-professors-in-universities-mumbai-print-news-ocd-94-5368741/lite/</w:t>
+          <w:t>https://navbharatlive.com/career/maharashtra-university-college-professor-recruitment-chandrakant-patil-1361015.html/amp</w:t>
         </w:r>
       </w:hyperlink>
     </w:p>
     <w:p>
       <w:r>
-        <w:t>Content: मुंबई : केंद्र सरकारने नुकत्याच जाहीर केलेल्या उच्च शिक्षणसंस्थांच्या राष्ट्रीय क्रमवारीत राज्यातील शैक्षणिक संस्थांच्या कामगिरीचा आलेख विद्यापीठातील प्राध्यापकांच्या रिक्त पदांमुळे विद्यापीठांच्या क्रमवारीवर परिणाम झाला असल्याचे स्पष्ट झाल्यानंतर आता तासिका तत्त्वाऐवजी कंत्राटी प्राध्यापकांची नेमणूक करण्याचा उतारा उच्च आणि तंत्रशिक्षण विभागाने शोधला आहे. मात्र, या कंत्राटी प्राध्यापकांच्या वेतनाची जबाबदारी विद्यापीठांवरच ढकलण्यात आली असून सामाजिक उत्तरदायित्व निधीतून (सीएसआर) वेतनाचा खर्च भागवण्याची सूचना उच्च व तंत्र शिक्षण मंत्री चंद्रकांत पाटील यांनी तातडीने घेतलेल्या बैठकीत देण्यात आली आहे. एनआयआरएफमध्ये गतवर्षी पहिल्या १०० मध्ये असलेल्या सर्वच शैक्षणिक संस्थांच्या क्रमवारीत लक्षणीय घसरण झाली. पुणे विद्यापीठाच्या क्रमवारीत झालेली घसरण म्हणजे फारच शरमेची बाब ठरली. त्यामुळे उच्च व तंत्र शिक्षण मंत्री चंद्रकांत पाटील यांनी एनआयआरएफ क्रमवारी जाहीर झाल्यानंतर तातडीने विद्यापीठांच्या क्रमवारीमध्ये घसरण होण्याचे कारण व समस्या शोधण्यासाठी बैठक घेतली. या बैठकीला राज्यातील सर्व विद्यापीठांचे कुलगुरू, उच्च व तंत्र शिक्षण विभागाचे मुख्य सचिव वेणुगोपाल रेड्डी यांच्यासह इतर अधिकारीही उपस्थित होते. बैठकीदरम्यान कुलगुरूंनी क्रमवारीत घसरण होण्यामागे प्राध्यापकांची रिक्त पदे हा महत्त्वाचा प्रश्न असल्याचे सांगितले. त्यावर पदे भरण्याची कार्यवाही सुरू असून नवे राज्यपाल नियुक्त झाल्यावर हा प्रश्न तातडीने मार्गी लावण्यात येईल, असे कुलगुरूंना सांगण्यात आले. मात्र त्यासाठी लागणारा वेळ लक्षात घेता चंद्रकांत पाटील यांनी तात्पुरता तोडगा काढणे आवश्यक असल्याचे सांगितले. त्यासाठी प्राध्यापकांची नियुक्ती तासिका तत्त्वाऐवजी कंत्राटी पद्धतीने करण्यात यावी, असा तोडगाही त्यांनी सुचवला. त्याचवेळी त्यांचा वेतनाचा खर्च सीएसआरमधून भागवण्यात यावा अशीही सूचना देण्यात आली. विद्यापीठांच्या क्रमवारीमध्ये घसरण होण्यामागे प्राध्यापकांची रिक्त पदे हे महत्त्वाचे कारण असले तरी विद्यापीठाच्या कोणत्या विभागाने किती संशोधन केले. किती पेटंट्साठी नाेंदणी केली, किती विद्यार्थ्यांनी स्टार्टअपची सुरुवात केली अशा अनेक बाबींबाबत विद्यापीठाच्या कामगिरीचे अवलोकन होणे गरजेचे असल्याच्या सूचना उच्च व तंत्र शिक्षण मंत्री चंद्रकांत पाटील यांनी दिल्या. विद्यापीठाने काही विभागांमध्ये सुधारणा केल्यास पुढील वर्षी राज्यातील पाच संस्था या एनआयआरएफ क्रमवारीमध्ये पहिल्या ५० मध्ये असतील, असा विश्वासही त्यांनी व्यक्त केला.</w:t>
+        <w:t>Content: प्रतीकात्मक तस्वीर (सोर्स: सोशल मीडिया) Maharashtra College Professor Recruitment: महाराष्ट्र के उच्च शिक्षा और तकनीकी शिक्षण विभाग ने राज्य के विश्वविद्यालयों और उच्च महाविद्यालयों में बड़ी भर्ती प्रक्रिया का रास्ता साफ कर दिया है। उच्च व तंत्रशिक्षण मंत्री चंद्रकांत पाटिल ने ऐलान किया कि राज्य में कुल 5,500 से अधिक पदों पर भर्ती की जाएगी। इनमें से 700 प्राध्यापकों की नियुक्ति को वित्त विभाग से मंजूरी मिल चुकी है, वहीं शिक्षकेतर कर्मचारियों की भर्ती भी इसी प्रक्रिया के अंतर्गत होगी। कृषि क्षेत्र को छोड़कर राज्य के विश्वविद्यालयों में 2,900 प्राध्यापक पद पहले ही घोषित किए गए थे। इनमें से 2,200 पदों पर भर्ती पूरी हो चुकी है, जबकि शेष 700 प्राध्यापकों की नियुक्ति अगले एक महीने में पूरी कर ली जाएगी। मंत्री चंद्रकात पाटिल ने बताया कि पुणे और अन्य विश्वविद्यालयों में भर्ती प्रक्रिया अंतिम चरण में है और आने वाले 15 दिनों में साक्षात्कार लेकर नियुक्तियां की जाएंगी। इस भर्ती प्रक्रिया के अंतर्गत पुण्यश्लोक अहिल्यादेवी होलकर सोलापुर विश्वविद्यालय और राज्य के 109 उच्च महाविद्यालयों में रिक्त पदों को भरा जाएगा। लंबे समय से अटकी हुई इस प्रक्रिया को अब गति मिलने जा रही है। दरअसल, पिछले दो वर्षों से विभिन्न स्तरों पर मतभेद और वित्तीय मंजूरी की अड़चन के कारण यह भर्ती रुक गई थी। लेकिन अब वित्त विभाग की अनुमति मिलने के बाद विश्वविद्यालयों और महाविद्यालयों में प्राध्यापक तथा अशैक्षणिक कर्मचारियों की नियुक्तियों का मार्ग प्रशस्त हो गया है। यह भी पढ़ें:- चिंतन शिविर ने बढ़ाई NCP के मंत्रियों का चिंता, भड़के अजित पवार, बोले- काम करो वरना कुर्सी छोड़ो मंत्री पाटिल ने कहा कि पूरी भर्ती प्रक्रिया अगले एक महीने में पूरी कर ली जाएगी और इसके लिए विश्वविद्यालय तथा महाविद्यालय जल्द ही अधिसूचना जारी करेंगे। अधिसूचना में यह स्पष्ट किया जाएगा कि भर्ती प्रक्रिया किस प्रकार की जाएगी और उम्मीदवारों को कब तक आवेदन करना होगा। इस निर्णय से हजारों युवाओं को रोजगार का अवसर मिलेगा और साथ ही राज्य के विश्वविद्यालयों व महाविद्यालयों में लंबे समय से खाली पड़े पद भी भर जाएंगे। उच्च शिक्षा क्षेत्र में यह कदम राज्य सरकार की एक बड़ी पहल मानी जा रही है। Follow Us On © Copyright Navbharatlive 2025 All rights reserved.</w:t>
       </w:r>
     </w:p>
     <w:p>
@@ -1500,7 +1500,7 @@
     </w:p>
     <w:p>
       <w:r>
-        <w:t>Title: उच्च शिक्षण घेणाऱ्या विद्यार्थ्यांची शिष्यवृत्ती ''ऑटो सिस्टमवर'' सिस्टमचे प्रारूप तयार करण्यासाठी मुख्यमंत्री देवेंद्र फडणवीस यांचे आदेश</w:t>
+        <w:t>Title: Assistant Professor Recruitment 2026: युवा हो जाएं तैयार.. अगले साल 55 असिस्टेंट प्रोफेसर्स की होगी नियुक्ति, 2,900 गैर-शैक्षणिक पदों पर भर्ती को भी मिली मंजूरी</w:t>
       </w:r>
     </w:p>
     <w:p>
@@ -1512,13 +1512,13 @@
           <w:rPr>
             <w:color w:val="0000FF"/>
           </w:rPr>
-          <w:t>https://www.esakal.com/amp/mumbai/todays-latest-marathi-news-mum25i33850-txt-mumbai-20250910034135</w:t>
+          <w:t>https://www.ibc24.in/youth-corner/assistant-professor-recruitment-maharashtra-2026-5500-vacancies-apply-before-march-3261341.html/amp</w:t>
         </w:r>
       </w:hyperlink>
     </w:p>
     <w:p>
       <w:r>
-        <w:t>Content: विद्यार्थ्यांची शिष्यवृत्ती लवकरच ऑनलाइनप्रारूप आराखडा तयार करण्याचे मुख्यमंत्र्यांचे निर्देशमुंबई, ता. १० : राज्यातील विद्यार्थ्यांना शिष्यवृत्ती वेळेत मिळावी, यासाठी राज्य सरकारी कर्मचाऱ्यांच्या वेतनप्रणालीप्रमाणे शिष्यवृत्ती वितरण ऑनलाइन करण्यासाठी प्रारूप आराखडा तयार करावा, असे निर्देश मुख्यमंत्री देवेंद्र फडणवीस यांनी दिले.उच्च शिक्षण घेणाऱ्या विद्यार्थ्यांना शिष्यवृत्ती वेळेत मिळाली पाहिजे, यासाठी सामाजिक न्याय व विशेष सहाय्य विभाग, इतर मागास बहुजन कल्याण विभाग, आदिवासी विकास विभागाने त्या त्या आर्थिक वर्षाची तरतूद आणि वितरणाचे कालबद्ध नियोजन करून विद्यार्थ्यांना प्रत्येक वर्षाची शिष्यवृत्ती वेळेत मिळावी, यासाठी राज्य सरकारच्या वेतन वितरण प्रणालीच्या धर्तीवर शिष्यवृत्ती वितरण प्रणाली विकसित करण्यासाठी प्रारूप तयार करून मान्यतेसाठी तातडीने सादर करा, असे निर्देश मुख्यमंत्री फडणवीस यांनी दिले.महाराष्ट्र राज्य उच्च शिक्षण व विकास आयोगाची (माहेड) बैठक आज सह्याद्री अतिथीगृह येथे पार पडली. याप्रसंगी मुख्यमंत्री देवेंद्र फडणवीस यांच्या हस्ते नवीन महाविद्यालय मान्यता प्रणाली या ऑनलाइन प्रणालीचे उद्‍घाटन करण्यात आले. याप्रसंगी उच्च व तंत्रशिक्षण मंत्री चंद्रकांत पाटील, जलसंपदा मंत्री राधाकृष्ण विखे पाटील, वैद्यकीय शिक्षण मंत्री हसन मुश्रीफ, कौशल्य विकास, उद्योजकता व नावीन्यता मंत्री मंगलप्रभात लोढा यांच्यासह रुसा प्रकल्प संचालक राजेंद्र भारुड, उच्च शिक्षण संचालक डॉ. शैलेंद्र देवळाणकर, तंत्रशिक्षण विभागाचे संचालक डॉ. विनोद मोहितकर व संबंधित अधिकारी उपस्थित होते. सकाळ+ चे सदस्य व्हा ब्रेक घ्या, डोकं चालवा, कोडे सोडवा! शॉपिंगसाठी 'सकाळ प्राईम डील्स'च्या भन्नाट ऑफर्स पाहण्यासाठी क्लिक करा. Read latest Marathi news, Watch Live Streaming on Esakal and Maharashtra News. Breaking news from India, Pune, Mumbai. Get the Politics, Entertainment, Sports, Lifestyle, Jobs, and Education updates. And Live taja batmya on Esakal Mobile App. Download the Esakal Marathi news Channel app for Android and IOS. Copyright © 2025 - Sakal Media Pvt Ltd - All rights reserved.</w:t>
+        <w:t>Content: Home » Youth Corner » 5,500 assistant professors to be recruited before March 2026: Maharashtra govt Assistant Professor Recruitment 2026 || IBC24 News File Assistant Professor Recruitment 2026: नांदेड़: महाराष्ट्र के उच्च एवं तकनीकी शिक्षा मंत्री चंद्रकांत पाटिल ने शनिवार को कहा कि राज्य के प्रमुख कॉलेजों में मार्च 2026 से पहले 5,500 सहायक प्रोफेसर की भर्ती की जाएगी। पाटिल नांदेड़ में स्वामी रामानंद तीर्थ मराठवाड़ा विश्वविद्यालय के 28वें दीक्षांत समारोह को संबोधित कर रहे थे। Assistant Professor Recruitment 2026: मंत्री ने बताया कि राज्य सरकार ने प्रमुख कॉलेजों में सहायक प्रोफसर के 5,500 पदों और 2,900 गैर-शैक्षणिक पदों पर भर्ती को मंजूरी दे दी है। उन्होंने बताया कि वित्त और योजना विभाग, दोनों ने अपनी सहमति दे दी है। पाटिल ने कहा कि जल्द ही एक सरकारी आदेश (जीआर) जारी किया जाएगा और अगले साल मार्च से पहले सहायक प्रोफेसर के 5,500 रिक्त पदों को भर लिया जाएगा। यह भी पढ़ें: Rail Neer Price: ट्रेन में सफर करने वाले यात्रियों के लिए खुशखबरी, रेलवे बोर्ड ने स्टेशन में मिलने वाले पानी की कीमतों में की कटौती</w:t>
       </w:r>
     </w:p>
     <w:p>
@@ -1531,7 +1531,7 @@
     </w:p>
     <w:p>
       <w:r>
-        <w:t>Title: 'प्राध्यापक भरती'साठी उद्यापासून राज्यातील प्राध्यापकांचे उच्च शिक्षण संचलनालयासमोर आंदोलन</w:t>
+        <w:t>Title: 5,500 Assistant Professor &amp; 2,900 Non-Teaching Posts in Maharashtra Medical Colleges</w:t>
       </w:r>
     </w:p>
     <w:p>
@@ -1543,13 +1543,13 @@
           <w:rPr>
             <w:color w:val="0000FF"/>
           </w:rPr>
-          <w:t>https://eduvarta.com/Professors-in-the-state-will-protest-in-front-of-the-Directorate-of-Higher-Education-from-tomorrow</w:t>
+          <w:t>https://www.patrika.com/amp/en/education-news/maharashtra-announces-massive-recruitment-5500-assistant-professor-2900-non-teaching-posts-19963995</w:t>
         </w:r>
       </w:hyperlink>
     </w:p>
     <w:p>
       <w:r>
-        <w:t>Content: First Educational Webportal eduvarta@gmail.com Sep 14, 2025 0 eduvarta@gmail.com Sep 14, 2025 0 eduvarta@gmail.com Sep 14, 2025 0 eduvarta@gmail.com Sep 14, 2025 0 eduvarta@gmail.com Sep 12, 2025 0 eduvarta@gmail.com Sep 14, 2025 0 eduvarta@gmail.com Sep 14, 2025 0 eduvarta@gmail.com Sep 11, 2025 0 eduvarta@gmail.com Sep 10, 2025 0 eduvarta@gmail.com Sep 10, 2025 0 eduvarta@gmail.com Aug 30, 2025 0 eduvarta@gmail.com Jun 28, 2025 0 eduvarta@gmail.com Jun 28, 2025 0 eduvarta@gmail.com Jun 26, 2025 0 eduvarta@gmail.com Jun 25, 2025 0 eduvarta@gmail.com Sep 8, 2025 0 eduvarta@gmail.com Aug 30, 2025 0 eduvarta@gmail.com Jun 16, 2025 0 eduvarta@gmail.com Jun 5, 2025 0 eduvarta@gmail.com May 20, 2025 0 eduvarta@gmail.com Sep 14, 2025 0 eduvarta@gmail.com Sep 13, 2025 0 eduvarta@gmail.com Sep 6, 2025 0 eduvarta@gmail.com Aug 20, 2025 0 eduvarta@gmail.com Jul 7, 2025 0 eduvarta@gmail.com Mar 8, 2025 0 eduvarta@gmail.com Jan 18, 2025 0 eduvarta@gmail.com Jan 4, 2025 0 eduvarta@gmail.com Dec 3, 2024 0 eduvarta@gmail.com May 12, 2024 0 eduvarta@gmail.com Aug 16, 2025 0 eduvarta@gmail.com Jun 11, 2025 0 eduvarta@gmail.com Jun 10, 2025 0 eduvarta@gmail.com Jun 3, 2025 0 eduvarta@gmail.com May 31, 2025 0 eduvarta@gmail.com Sep 8, 2025 0 eduvarta@gmail.com Jul 5, 2025 0 eduvarta@gmail.com Jun 30, 2025 0 eduvarta@gmail.com Dec 16, 2024 0 eduvarta@gmail.com Jul 18, 2024 0 First Educational Webportal शिक्षण स्पर्धा परीक्षा युथ संशोधन /लेख स्पर्धा परीक्षा एज्युवार्ता न्यूज नेटवर्क राज्याचे मुख्यमंत्री देवेंद्र फडणवीस (Chief Minister Devendra Fadnavis) यांनी ७ जुलै २०२५ रोजी राज्यातील अकृषक महाविद्यालयातील ५ हजार १२ पदांच्या प्राध्यापक भरतीस मान्यता (Approval for recruitment of 5,012 professor posts) दिलेली आहे . त्यानंतर उच्च व तंत्र शिक्षण मंत्री चंद्रकांत पाटील (Minister of Higher and Technical Education Chandrakant Patil) यांनीही एक ते दीड महिन्यांमध्ये प्राध्यापक भरती सुरू केली जाईल असे सांगितले होते. दोन महिने उलटले तरी अद्यापही भरतीचा अध्यादेश निघालेला नसल्याने नेट-सेट, पी.एचडी. धारक संघर्ष समिती (NET-SET, Ph.D. Holders Struggle Committee) उद्या बुधवार १० सप्टेंबर २०२५ पासून उच्च शिक्षण संचलनालय, पुणे येथे आंदोलन करणार आहे. पुणे विद्यापीठ : NIRF रँकिंग घसरल्याने वरिष्ठ अधिकाऱ्यांच्या राजीनामा मागणीला जोर.. राज्य शासनाने नवीन शैक्षणिक धोरण २०२० राज्यात राबविण्यास सुरुवात केलेली आहे. परंतु अपुऱ्या मनुष्यबळा अभावी NEP २०२० राबविणे कठीण बनले आहे. विद्यार्थ्यांचे मोठ्या प्रमाणावर शैक्षणिक नुकसान होत आहे. तसेच राज्यात २०१२ पासून प्राध्यापक भरती अनियमित व बंद असल्यामुळे अनेक सी.एच.बी. प्राध्यापक १५ ते २० वर्षापासून अल्प वेतनावर अध्यापनाचे काम करीत आहे. आज ना उद्या भरती होईल ह्या भोळ्या आशेवर ते जीवन जगत आहेत. तर गेल्या दोन वर्षापासून ताण तणावातून अनेक सी.एच. बी. प्राध्यापकानी आत्महत्या केल्या आहेत. तर काहींना हार्ट अटॅक मुळे जीव गमवावे लागले आहेत, असल्याचे मत संघर्ष समितीने मांडले आहे. जोपर्यंत प्रत्यक्ष शासन निर्णय निघत नाही, तोपर्यंत आमचा संघर्ष थांबणार नाही, अशी ठाम भूमिका समितीने घेतली आहे. नुकत्याच पार पडलेल्या संघर्ष समितीच्या बैठकीत हा निर्णय घेण्यात आला असून, आश्वासनाची पूर्तता होईपर्यंत समिती शांत बसणार नाही, असा इशाराही देण्यात आला आहे. नवीन शैक्षणिक धोरण २०२० यशस्वीपणे राबविण्यासाठी महाविद्यालयात प्राध्यापकच नसतील तर त्याची अंमलबजावणी कशी करणार आहे. विद्यार्थ्यांचे होणारे शैक्षणिक नुकसान टाळण्यासाठी व सशक्त पिढी घडविण्यासाठी प्राध्यापकाची आवश्यकता आहे, असे मत नेट, सेट, पीएच.डी धारक संघर्ष समितीने व्यक्त केले आहे. ______________________________________________________________ नेट-सेट, पीएच.डी. धारक संघर्ष समितीने प्राध्यापक भरतीचा ५ हजार १२ पदांचा भरतीचा शासन निर्णय (GR) निघेपर्यंत लढा सुरूच ठेवण्याचा निर्णय घेतला आहे. ‌उद्या बुधवारी १० सप्टेंबर रोजी सकाळी नऊ वाजल्यापासून संचालक उच्च शिक्षण यांचे कार्यालय पुणे येथे ही आंदोलन करण्यात येणार आहे. मागण्या मान्य नाही झाल्यास कालंतराने आझाद मैदान मुंबई येथे देखील तीव्र आंदोलन छेडण्यात येणार आहे. - प्रा. जोतीराम सोरटे, समन्वयक नेट, सेट, पीएच.डी. धारक संघर्ष समिती महाराष्ट्र राज्य Previous Article Next Article eduvarta@gmail.com eduvarta@gmail.com May 28, 2024 0 eduvarta@gmail.com Jul 27, 2024 0 eduvarta@gmail.com Feb 15, 2024 0 eduvarta@gmail.com Aug 23, 2023 0 eduvarta@gmail.com Jul 19, 2024 0 eduvarta@gmail.com Dec 4, 2024 0 eduvarta@gmail.com Sep 10, 2025 0 eduvarta@gmail.com Sep 11, 2025 0 eduvarta@gmail.com Sep 8, 2025 0 eduvarta@gmail.com Sep 10, 2025 0 eduvarta@gmail.com Sep 4, 2025 0 eduvarta@gmail.com Sep 14, 2025 0 eduvarta@gmail.com Sep 14, 2025 0 eduvarta@gmail.com Sep 14, 2025 0 eduvarta@gmail.com Sep 14, 2025 0 eduvarta@gmail.com Sep 14, 2025 0 eduvarta@gmail.com Jul 18, 2024 0 eduvarta@gmail.com May 2, 2025 0 आदिवासी समुदायांच्या विकासासाठी कार्यान्वित असलेल्या केंद्रवर्ती अर्थसंकल्प योजनांच्या... eduvarta@gmail.com Sep 14, 2025 0 शासकीय आयटीआयमध्ये 88 हजार 444, तर खासगी आयटीआयमध्ये 37 हजार 376 विद्यार्थ्यांनी... eduvarta@gmail.com May 29, 2025 0 परराष्ट्र मंत्री मार्को रुबियो यांनी एका आदेशात म्हटले आहे की सर्व दूतावासांनी पुढील... eduvarta@gmail.com May 17, 2025 0 eduvarta@gmail.com Sep 6, 2025 0 गोविंद क्लासावरून घरी परतल्यानंतर त्याच्या घराच्या बेसमेंटमध्ये दोन अज्ञात व्यक्तीनी... eduvarta@gmail.com Sep 11, 2025 0 विशेष गरजा असलेल्या विद्यार्थ्यांसाठी (सीडब्ल्यूएसएन) यंदा स्वतंत्र वेब पोर्टल उपलब्ध... eduvarta@gmail.com Jun 24, 2025 0 एसबीआय पीओ २०२५-२६ यासाठी पात्र होण्यासाठी, अर्जदारांनी मान्यताप्राप्त विद्यापीठातून... eduvarta@gmail.com May 31, 2025 0 चांगल्या करिअर आणि इमिग्रेशनचा पर्याय देखील विद्यार्थ्यांना परदेशात जाण्यास भाग... eduvarta@gmail.com Mar 18, 2024 0 गोंडवाना विद्यापीठ गडचिरोली यांनी आयोजित केलेल्या महाराष्ट्र राज्य आंतर विद्यापीठ... हो नाही सांगता येत नाही Vote View Results Total Vote: 3863 View Options Eduvarta News एज्युवार्ता न्यूज २०२३</w:t>
+        <w:t>Content: The Maharashtra government plans to recruit 5,500 Assistant Professors and 2,900 non-teaching staff. This process is expected to be completed by March 2026. Details are inside. Youth aspiring for careers in the medical field have received great news from Maharashtra. The state government plans to recruit 5500 Assistant Professors and 2900 non-teaching positions, strengthening the teaching and administrative infrastructure of medical colleges. This move will not only increase employment opportunities for young people but also help raise the standard of higher education in the state. This recruitment drive will address the shortage of faculty and support staff in government medical colleges. The recruitment process will be completed before March 2026, benefiting both students and colleges. If you are a medical student and dream of a government job, this opportunity could prove significant. Maharashtra's Minister of Higher and Technical Education, Chandrakant Patil, announced the recruitment of medical faculty and non-teaching staff on Saturday. He stated that 5500 vacant Assistant Professor positions in higher education colleges will be filled before March 2026. Minister Patil, speaking at the 28th convocation ceremony of Swami Ramanand Teerth Marathwada University in Nanded, announced government approval for 2900 non-teaching staff positions. Both the finance and planning departments have given their consent. The minister also mentioned that previously, approval was given for the recruitment of 700 Assistant Professors in universities. Still, the recruitment could not be completed due to a different procedure suggested by the then-Governor, C. P. Radhakrishnan. This matter will now be raised with the new Governor, Acharya Devvrat. Minister Patil stated that strengthening universities can attract foreign students. This year, through an agency, 4,000 students from 65 countries enrolled, but most prioritised Pune and Mumbai. Youth aspiring for careers in the medical field have received great news from Maharashtra. The state government plans to recruit 5500 Assistant Professors and 2900 non-teaching positions, strengthening the teaching and administrative infrastructure of medical colleges. This move will not only increase employment opportunities for young people but also help raise the standard of higher education in the state. This recruitment drive will address the shortage of faculty and support staff in government medical colleges. The recruitment process will be completed before March 2026, benefiting both students and colleges. If you are a medical student and dream of a government job, this opportunity could prove significant. Maharashtra's Minister of Higher and Technical Education, Chandrakant Patil, announced the recruitment of medical faculty and non-teaching staff on Saturday. He stated that 5500 vacant Assistant Professor positions in higher education colleges will be filled before March 2026. Minister Patil, speaking at the 28th convocation ceremony of Swami Ramanand Teerth Marathwada University in Nanded, announced government approval for 2900 non-teaching staff positions. Both the finance and planning departments have given their consent. The minister also mentioned that previously, approval was given for the recruitment of 700 Assistant Professors in universities. Still, the recruitment could not be completed due to a different procedure suggested by the then-Governor, C. P. Radhakrishnan. This matter will now be raised with the new Governor, Acharya Devvrat. Minister Patil stated that strengthening universities can attract foreign students. This year, through an agency, 4,000 students from 65 countries enrolled, but most prioritised Pune and Mumbai. Join our WhatsApp Group Next Story</w:t>
       </w:r>
     </w:p>
     <w:p>
@@ -1562,7 +1562,7 @@
     </w:p>
     <w:p>
       <w:r>
-        <w:t>Title: रोबोटिक शिक्षण देण्याचा प्रयत्न, सांगलीचे पालकमंत्री चंद्रकांत पाटील यांनी व्यक्त केलं मत</w:t>
+        <w:t>Title: 5,500 assistant professors to be recruited before March 2026, says minister Chandrakant Patil</w:t>
       </w:r>
     </w:p>
     <w:p>
@@ -1574,13 +1574,13 @@
           <w:rPr>
             <w:color w:val="0000FF"/>
           </w:rPr>
-          <w:t>https://www.lokmat.com/sangli/an-attempt-to-teach-robotics-guardian-minister-of-sangli-chandrakant-patil-expressed-his-opinion-a-a746/</w:t>
+          <w:t>https://www.newsdrum.in/national/5500-assistant-professors-to-be-recruited-before-march-2026-says-minister-chandrakant-patil-10483604</w:t>
         </w:r>
       </w:hyperlink>
     </w:p>
     <w:p>
       <w:r>
-        <w:t>Content: हिंदी | English सोमवार १५ सप्टेंबर २०२५ FOLLOW US : शहरं व्हिडीओ सखी आणखी By ऑनलाइन लोकमत | Updated: September 12, 2025 19:10 IST2025-09-12T19:08:21+5:302025-09-12T19:10:47+5:30 सांगली : नवीन शैक्षणिक धोरणात मोठे बदल करण्यात आले आहेत. त्यामध्ये शिक्षकांवर मोठी जबाबदारी आहे. रोबोटिकची माहिती लहानपणापासून देण्याचे प्रयत्न सुरू आहेत. गुणवत्तापूर्ण शिक्षण आणि उत्कृष्ट खेळाडू तयार होण्यासाठी शिक्षकांनी प्रामाणिक प्रयत्न करावेत, असे आवाहन पालकमंत्री चंद्रकांत पाटील यांनी केले.जिल्हा परिषदेतर्फे गुरुवारी आदर्श शिक्षक पुरस्कार आणि ‘पद्मभूषण वसंतदादा पाटील क्रीडा पुरस्काराचे वितरण पालकमंत्र्यांच्या हस्ते झाले. या कार्यक्रमात ते बोलत होते. यावेळी खासदार विशाल पाटील, आमदार इद्रिस नायकवडी, जिल्हा परिषदेचे मुख्य कार्यकारी अधिकारी विशाल नरवाडे, अतिरिक्त मुख्य कार्यकारी अधिकारी मनोज जाधव, माध्यमिक शिक्षणाधिकारी राजेसाहेब लोंढे, प्राथमिक शिक्षणाधिकारी मोहन गायकवाड, महेश धोत्रे, महिला व बालकल्याण विभागाचे उपमुख्य कार्यकारी अधिकारी सोमनाथ रसाळ उपस्थित होते.पाटील म्हणाले, अंगणवाडी, प्राथमिक शिक्षण आणि माध्यमिकच्या पाचवी, सहावीच्या अभ्यासक्रमात काही बदल करण्यात येत आहेत. अंगणवाडी शिक्षणावर भविष्यात केंद्राचे नियंत्रण असणार आहे. आतापर्यंत ४४९ शाळा मॉडेल स्कूल केल्या आहेत. चौथ्या टप्प्यातील शाळांसाठी ४८ कोटी रुपयांची तरतूद केली आहे. शाळांमध्ये सोलर पॅनेल लावले आहेत. उत्कृष्ट खेळाडूंना शासकीय सेवेची संधी आहे. मात्र नोकरी आणि पदकासाठीच न खेळता देशासाठी खेळावे. यावेळी आमदार इद्रिस नायकवडी यांनीही मार्गदर्शन केले. पुरस्कारप्राप्त खेळाडू, मार्गदर्शक असेगौरव भाट, प्रद्युम्न पाटील, मनस्वी भंडारे, सोनाली जाधव, आरती केंगारे, श्रेया हिप्परगी, योगेश पाटील, विजयकुमार शिंदे, विकास माळी, विशाल काळेल, अथर्व धज, तेजस्विनी पाटील, रामदास कोळी, अवधूत पाटील, सचिन ढोले, विनोद राठोड. यांना मिळाला आदर्श शिक्षक पुरस्कारकाकासाहेब कदम, नीलेश गोंजारी, नीलेश टकले, भानुदास चव्हाण, विष्णू रोकडे, रेहाना नदाफ, विनोदकुमार पाटील, गोपाल पाटसुपे, प्रताप गायकवाड, गिरीश मोकाशी, भाग्यश्री होर्तीकर या शिक्षकांना पुरस्कार देऊन गौरविण्यात आले. FOLLOW US : Copyright © 2025 Lokmat Media Pvt Ltd</w:t>
+        <w:t>Content: Follow Us Nanded, Sep 20 (PTI) Maharashtra Higher and Technical Education Minister Chandrakant Patil said on Saturday that 5,500 assistant professors will be recruited for senior colleges in the state before March 2026. He was speaking at the 28th convocation ceremony of Swami Ramanand Teerth Marathwada University in Nanded. Patil said the government has approved 5,500 assistant professors for senior colleges and 2,900 non-teaching posts. Both Finance and Planning departments have given their consent, said the minister. A Government Resolution (GR) will be issued soon, and 5,500 assistant professor vacancies will be filled before March next year, he said. Patil said earlier sanction had been given to recruit 700 assistant professors in universities, but the process could not be completed as the then Governor C P Radhakrishnan had suggested a different method. Since Radhakrishnan has been appointed as the Vice President, the matter would be taken up with the new Governor Acharya Devvrat, he said. The minister said universities should be strengthened to attract foreign students. This year, one agency was appointed through which 4,000 students from 65 countries were enrolled, but most preferred Pune and Mumbai, he said. The youth of today have immense potential to transform society, he said. “The Maharashtra government has opened doors of opportunities through initiatives like Startup India, Make in India, and Digital India. You have the power to experiment, to innovate, and to carve out new paths. But remember, entrepreneurship and career should always be rooted in values and social responsibility,” he said. PTI COR NR Subscribe to our Newsletter! Share this article If you liked this article share it with your friends.they will thank you later</w:t>
       </w:r>
     </w:p>
     <w:p>
@@ -1593,7 +1593,7 @@
     </w:p>
     <w:p>
       <w:r>
-        <w:t>Title: उच्च शिक्षण घेणाऱ्या विद्यार्थ्यांची शिष्यवृत्ती ''ऑटो सिस्टमवर'' सिस्टमचे प्रारूप तयार करण्यासाठी मुख्यमंत्री देवेंद्र फडणवीस यांचे आदेश</w:t>
+        <w:t>Title: How Women In Politics Are Still Excluded From India's POSH Act And Left Vulnerable To Sexual Harassment</w:t>
       </w:r>
     </w:p>
     <w:p>
@@ -1605,13 +1605,13 @@
           <w:rPr>
             <w:color w:val="0000FF"/>
           </w:rPr>
-          <w:t>https://www.esakal.com/mumbai/todays-latest-marathi-news-mum25i33850-txt-mumbai-20250910034135</w:t>
+          <w:t>https://www.etvbharat.com/en/!lifestyle/why-women-in-politics-are-still-excluded-from-indias-posh-act-and-left-vulnerable-to-sexual-harassment-enn25092002732</w:t>
         </w:r>
       </w:hyperlink>
     </w:p>
     <w:p>
       <w:r>
-        <w:t>Content: विद्यार्थ्यांची शिष्यवृत्ती लवकरच ऑनलाइनप्रारूप आराखडा तयार करण्याचे मुख्यमंत्र्यांचे निर्देशमुंबई, ता. १० : राज्यातील विद्यार्थ्यांना शिष्यवृत्ती वेळेत मिळावी, यासाठी राज्य सरकारी कर्मचाऱ्यांच्या वेतनप्रणालीप्रमाणे शिष्यवृत्ती वितरण ऑनलाइन करण्यासाठी प्रारूप आराखडा तयार करावा, असे निर्देश मुख्यमंत्री देवेंद्र फडणवीस यांनी दिले.उच्च शिक्षण घेणाऱ्या विद्यार्थ्यांना शिष्यवृत्ती वेळेत मिळाली पाहिजे, यासाठी सामाजिक न्याय व विशेष सहाय्य विभाग, इतर मागास बहुजन कल्याण विभाग, आदिवासी विकास विभागाने त्या त्या आर्थिक वर्षाची तरतूद आणि वितरणाचे कालबद्ध नियोजन करून विद्यार्थ्यांना प्रत्येक वर्षाची शिष्यवृत्ती वेळेत मिळावी, यासाठी राज्य सरकारच्या वेतन वितरण प्रणालीच्या धर्तीवर शिष्यवृत्ती वितरण प्रणाली विकसित करण्यासाठी प्रारूप तयार करून मान्यतेसाठी तातडीने सादर करा, असे निर्देश मुख्यमंत्री फडणवीस यांनी दिले.महाराष्ट्र राज्य उच्च शिक्षण व विकास आयोगाची (माहेड) बैठक आज सह्याद्री अतिथीगृह येथे पार पडली. याप्रसंगी मुख्यमंत्री देवेंद्र फडणवीस यांच्या हस्ते नवीन महाविद्यालय मान्यता प्रणाली या ऑनलाइन प्रणालीचे उद्‍घाटन करण्यात आले. याप्रसंगी उच्च व तंत्रशिक्षण मंत्री चंद्रकांत पाटील, जलसंपदा मंत्री राधाकृष्ण विखे पाटील, वैद्यकीय शिक्षण मंत्री हसन मुश्रीफ, कौशल्य विकास, उद्योजकता व नावीन्यता मंत्री मंगलप्रभात लोढा यांच्यासह रुसा प्रकल्प संचालक राजेंद्र भारुड, उच्च शिक्षण संचालक डॉ. शैलेंद्र देवळाणकर, तंत्रशिक्षण विभागाचे संचालक डॉ. विनोद मोहितकर व संबंधित अधिकारी उपस्थित होते. सकाळ+ चे सदस्य व्हा ब्रेक घ्या, डोकं चालवा, कोडे सोडवा! शॉपिंगसाठी 'सकाळ प्राईम डील्स'च्या भन्नाट ऑफर्स पाहण्यासाठी क्लिक करा. Read latest Marathi news, Watch Live Streaming on Esakal and Maharashtra News. Breaking news from India, Pune, Mumbai. Get the Politics, Entertainment, Sports, Lifestyle, Jobs, and Education updates. And Live taja batmya on Esakal Mobile App. Download the Esakal Marathi news Channel app for Android and IOS. Follow Us Copyright © 2025 - Sakal Media Pvt Ltd - All rights reserved. Powered by Quintype</w:t>
+        <w:t>Content: National ETV Bharat / lifestyle By Priyanka Chandani Published : September 20, 2025 at 2:59 PM IST On Monday, the Supreme Court declined to entertain a plea seeking to expand the scope of the Protection of Women from Sexual Harassment at Workplace (POSH) Act, 2013, to include political parties. The court observed that such organisations cannot be classified as workplaces under the law. The plea was filed by Advocate Yogamaya M G, seeking recognition of political parties as workplaces in order to bring them under the POSH framework. “How can you include political parties as a workplace? Joining a party is not a place of employment,” remarked Chief Justice Gavai during the hearing. The bench further stated that "It will open a Pandora's box... there will be blackmail." The CJI further added that political engagement does not constitute employment as there is "no payment." No Legal Shield This is absurd! Political parties aren't voluntary bodies of sympathisers. They have membership cards, enforce discipline, collect funds, maintain offices, and operate with strict hierarchies. They have a state headquarters with female employees. "When it comes to women's safety, it is a Pandora's box. What about women who are harassed by male political members? " asks Ranjana Kumari, a Women's Rights Activist and Director of the Centre for Social Research. "Don't we know that sexual favours are rampant in political parties. It's like an ostrich, you want to bury your head in the sand and say there's no attack on me. You are just trying to ignore it and put a curtain to cover all the mischief that political workers do with other political women workers," says the activist. Member of Parliament Satabdi Roy agrees that the lawmakers should be more considerate toward women. "Law is above all, but as a woman, I feel women are unsafe, and people who are making it unsafe are everywhere. There should have been more consideration by the Supreme Court," says Roy. Women Reduced To 'Items' Women workers share the same work burden as men everywhere, including the political workplaces. They are also vulnerable to exploitation, especially verbal remarks. The past is witness to some blatant political misogyny and patriarchal instances. Not so long ago, Tamil Nadu's Dravida Munnetra Kazhagam, DMK leader Saidai Sadiq, made misogynistic remarks against women BJP leaders Gayathri Raghuram, Gowthami, Namitha Gauthami, and Khushboo Sundar. He called the women leaders 'items’. In his speech, he had said, "All four leaders are items. Khushboo says that lotus will bloom in Tamil Nadu. I say that even hair will grow back in Amit Shah’s head, but lotus has no chance of blooming in Tamil Nadu.” He further said, “Do you all know how many times my brother Ilaya Aruna did Khushboo? I mean, he had meetings with her when she was in DMK. Nearly six times, he took Khushboo and had meetings in RA Puram.” The DMK functionary also commented that, unlike the DMK, the BJP depended on the 'actresses' to make inroads into Tamil Nadu. The DMK leader apologised when things got out of his hands and his derogatory speech went viral. There are multiple instances like these. In May 2022, Maharashtra BJP president Chandrakant Patil passed remarks on Nationalist Congress Party MP Supriya Sule. he had said, "If you don't understand politics, go home and cook." In December 2021, senior Congress leader Ramesh Kumar, during an Assembly meeting, was heard saying, "There is a saying. When rape is inevitable, lie back and enjoy it." March 2021, Uttarakhand's Tirath Singh Rawat's comments on women wearing gripped jeans. October 2021, Karnataka Health Minister Dr K Sudhakar's contentious remarks on Indian women "wanting to stay single and not wanting to give birth after marriage." In the same month, BJP's national general secretary CT Ravi's controversial remark, "Western influence and the culture of micro families are the reason why women want to stay single." April 2019, BJP's Gopal Shetty's comments on actor Urmila Matondkar, "Urmila ji has been brought to politics because she is a celebrity and due to how she looks. She is a bholi bhali ladki who is zero in politics." October 2020, UP BJP leader Surendra Singh's provocative statement about "rape crimes can be stopped only with sanskar (values), not governance." In January 2019, BJP leader Kailash Vijayvargiya called Priyanka Gandhi 'Chocolaty Face." In July 2013, Congress Leader Digvijaya Singh called Rahul Gandhi's aide Meenakshi Natarajan "Sau tunch maal" – a common slang used to objectify and tease women. Politics Still Boy's Club Leaders post their remarks, send out an apology, and get away with anything. This reflects patriarchy and shows how women can be objectified and subjected to character assassination by men without any consequence. Therefore, political parties should be included in POSH. Political workers are working for a party; the least they expect is protection under the Law. Denying them this protection on the grounds that they are not "employees" dismisses their labour as inconsequential and exposes them to sexual discrimination. Moreover, parties hiding behind the 'voluntary association' veil are funny. "They are working and they are taking salaries from the taxpayers' money, so there's nothing voluntary. The exploitation is on another level. Even the smallest and biggest parties of the country are exploiting women. It should open Pandora's box," says noted Anti-Rape Activist Yogita Bhayana. She points out that the fault lies in the decision makers, as they are all men. "Unfortunately, the decision makers are men, even in the Supreme Court or in political parties. They are the harassers," she notes. Justice, But Not For Women The bigger question is where should a woman party worker facing internal harassment turn for help? A woman can report harrasment to the Lower Court; however, it cannot replace an internal mechanism that extends safety, confidentiality, and redress. This leaves women exposed to harassment in political spaces that are dominated by men. And this is not anticipation. In this petition as well, the Advocate Yogamaya M G had cited alarming statistics indicating that 45 per cent of women in Indian politics reported experiencing physical abuse, while 49 per cent faced verbal abuse from colleagues and political workers. A UN Women study noted the prevalence of sexual favours demanded within political parties a decade ago. An Inter-Parliamentary Union survey found that 82 per cent of women parliamentarians had faced psychological violence, including sexual threats and derogatory remarks. "Being a woman in politics is a difficult task. When POSH comes, they know they cannot lay their hands on women. It's a very dirty scene. We blame Bollywood, but political parties are worse. They are trying to cover their own ambitions. They know it is very prevalent at the block level. The higher it goes, the bigger the harassment becomes. Even the Supreme Court has its hands in gloves," remarks Bhayana. And Ranjana Kumari agrees, "They have completely ignored that there is a lot of sexual harassment in the political parties, and that's why there are not many women joining politics." Unfortunately, the decision for women's safety is given into the hands of men. It is the misogynistic and patriarchal mindset that's ruling the decision against women's interests. "It's like you scratch my back, I scratch your back. Nobody wants women to be safe. They take suo motu action on animal cases but not on real issues," opines the activist. Read More: For All Latest Updates TAGGED: As Navratri Fest Begins, PM Modi Urges Collective Efforts For Developed And Self-Reliant India Jaishankar To Meet US Secretary Of State Rubio In New York Today US Clarification On H-1B Calms Nerves In Tech Circles But Some Warn Of Deferred Impact Encounter Between Army And Terrorists In J-K's Kishtwar, Weapons Recovered In Kupwara; Ops Underway Indian Envoy Meets Nepal's Energy Minister, Assures Help In Reconstruction Of Damaged Structures The Rogue Prince of Persia Review: Parkour, Combat, And Comic Book Vibes Back to School | The Science Behind Ocean Salt And Why Desalination Isn't The Fix Yet Analysis | India-US Relations: Between Pressure, Pushback, and A Possible Reset Roots Of Faith: Two Giant Trees In City Of Salvation Gaya Serve As Memorials For The Untimely Departed Copyright © 2025 Ushodaya Enterprises Pvt. Ltd., All Rights Reserved.</w:t>
       </w:r>
     </w:p>
     <w:p>
@@ -1624,7 +1624,7 @@
     </w:p>
     <w:p>
       <w:r>
-        <w:t>Title: नाम फाउंडेशनने सामाजिक बांधिलकी जोपासत शेतकऱ्यांच्या चेहऱ्यावर फुलविले हास्य</w:t>
+        <w:t>Title: Who Is Gopichand Padalkar, The Sangli BJP MLA Constantly Making Headlines For Fiery Speeches &amp; Controversial Remarks?</w:t>
       </w:r>
     </w:p>
     <w:p>
@@ -1636,13 +1636,13 @@
           <w:rPr>
             <w:color w:val="0000FF"/>
           </w:rPr>
-          <w:t>https://chandablast.com/?p=50179</w:t>
+          <w:t>https://www.freepressjournal.in/pune/who-is-gopichand-padalkar-the-sangli-bjp-mla-constantly-making-headlines-for-fiery-speeches-controversial-remarks</w:t>
         </w:r>
       </w:hyperlink>
     </w:p>
     <w:p>
       <w:r>
-        <w:t>Content: चांदा ब्लास्ट प्रतिनिधी. प्रा. अशोक डोईफोडे महाराष्ट्रासह उत्तर प्रदेश, आसाम आंध्र प्रदेश, व काश्मीर राज्यात जलसंधारणाच्या कामासाठी प्रसिद्ध सिने अभिनेते नाना पाटेकर यांनी दिनांक 5सप्टेंबर 2015 रोजी नाम फाउंडेशनच्या माध्यमातून सामाजिक बांधिलकी जोपासत युद्ध पातळीवर शेकडो तलावातील गाळ काढून त्या त्या परिसरात कायमस्वरूपी दुष्काळ संपण्यासाठी मोलाची कामगिरी बजावली आहे नाम फाउंडेशन ने ज्या ज्या भागात जलसंधारनाची कामे हाती घेतली त्या त्या भागातील शेतकऱ्यांच्या चेहऱ्यावर हास्य फुलवून त्यांचा आर्थिक स्तर उंचावण्यासाठी प्रयत्न केलेले आहे नाम फाउंडेशनच्या दशक पूर्ती सोहळ्या निमित्ताने दिनांक 14 सप्टेंबर 25 रोजी पुणे येथे जागर नामचा स्नेह मेळाव्याचे आयोजन करण्यात आले आहे. महाराष्ट्रसह भारतातील अनेक राज्यात अनेकदा पर्जन्यमान कमी झाले की पाणीटंचाईचा नागरिकांना सामना करावा लागत असे यासाठी त्या त्या राज्याने दरवर्षी जलसंधारणाची कामे लोकसभागातून करण्यास प्राधान्य दिले जल है तो कल है या म्हणीप्रमाणे हे वास्तव ब्रीद वाक्य वास्तव्यात उतरण्यासाठी व समाजामध्ये वावरताना आपल्याला समाजाचे काहीतरी देणे लागते ही भावना मनात ठेवून प्रसिद्ध चित्रपट अभिनेते नाना पाटेकर व मकरंद अनासपुरे या जोडीने नियोजनबद्ध जलसंधारणाची कामे करण्याचा निर्णय घेतला व 5 सप्टेंबर 15 रोजी नाम फाउंडेशनची स्थापना केली व राज्यसह आसाम, काश्मीर,आंध्र प्रदेश, व उत्तर प्रदेश या राज्यात ज्या ज्या ठिकाणी लहान-मोठी जलाशये आहेत मोठ मोठ्या नद्या आहेत त्यातील नाम मात्र, दरात गाळ काढण्यास युद्ध पातळीवर सुरुवात केली लाखो शेतकऱ्यांनी तलावातील निघालेला गाळ आपल्या शेतात नेऊन टाकल्याने त्यांच्या शेत जमिनीचा पोत सुधारला पर्यायाने प्रत्येक पिकाचे उत्पादनात वाढ होऊन त्यांच्या चेहऱ्यावर हास्य फुलून त्यांची आर्थिक परिस्थिती उंचावण्यास या जलसंधारच्या कामामुळे मदत झाली जल संधरणाच्या कामामुळे शेतकरी आत्महत्या होण्याच्या घटनेत घट झाल्याची दिसून येत आहे नाम फाउंडेशनच्या या उपक्रमास यावर्षी एक दशक पूर्ण होत आहे. या दशकात त्यांनी जलसंधारची फार मोठी मोठी कामे पूर्णत्वास नेली या संस्थेने ज्या ज्या भागात जलसंधारणाची कामे केली त्या त्या भागातील शेतकरी हा केवळ नाना पाटेकर मुळे हे शक्य होऊ शकले असे सांगतात दशकपूर्ती सोहळ्यानिमित्ताने जागर नामचा स्नेह मेळाव्याचे आयोजन दिनांक 14 सप्टेंबर 25 रोजी पुणे येथे करण्यात आले आहे या मेळाव्यासाठी नाना पाटेकर व मकरंद अनासपुरे यांची पाठ थोपटण्यासाठी देशाचे अवजड मंत्री नितीन गडकरी राज्याचे मुख्यमंत्री देवेंद्र फडणवीस उपमुख्यमंत्री अजितदादा पवार व एकनाथराव शिंदे उद्योग मंत्री उदय सामंत उच्च व तंत्र शिक्षण मंत्री चंद्रकांत दादा पाटील हे उपस्थित राहणार आहे. या स्नेह मेळाव्यास उपस्थित राहण्याचे आवाहन नाम फाउंडेशनचे संस्थापक अध्यक्ष नाना पाटेकर व संस्थापक सेक्रेटरी मकरंद अनासपुरे यांनी केले आहे. Lorem ipsum dolor sit amet, consectetur.</w:t>
+        <w:t>Content: Sangli: Bharatiya Janata Party MLA from Jat Constituency in Sangli District, Gopichand Padalkar, has constantly been making headlines for the past few months due to his aggressive, fierce speeches and controversial remarks against multiple religions, political parties, and senior leaders. A post shared by The Free Press Journal (@freepressjournal) Padalkar made headlines after his recent remark about former Maharashtra Home Minister and Islampur Constituency MLA Jayant Patil from the Nationalist Congress Party - Sharadchandra Pawar (NCP-SP). Padalkar was also involved in his infamous fight with Mumbra MLA Jitendra Awhad. The topic became a national issue after workers from both sides got involved in a physical fight in the Mantralaya in Mumbai. Padalkar, who has a cult-based following in the northern and eastern parts of Sangli District, has a career of over a decade in politics. He is seen as a firebrand politician and the next big thing in BJP. Known for his direct and no-filter remarks, Padalkar is currently a trending topic in state and national politics. A post shared by The Free Press Journal (@freepressjournal) Who is Gopichand Padalkar? Gopichand Padalkar was born on 1 October 1982 in Atpati Taluka of Sangli District. Based in Atpadi, Padalkar started social work in his youth, criticising the established politicians of Sangli and Satara Districts. Before he got elected in the 2024 Maharashtra Legislative Assembly Elections, Padalkar fought against many notable leaders and went head-to-head. Prominent among these contests are his Baramati Legislative Assembly contest against Maharashtra Deputy Chief Minister Ajit Pawar and the Sangli Lok Sabha seat against former BJP MP Sanjay Patil, both in 2019. Padalkar joined BJP in 2019, and before that, he was a part of Rashtriya Samaj Paksha (till 2014) and Vanchit Bahujan Aghadi (in 2019) and had other stints as a political leader for local political parties and independents. Padalkar was also a BJP MLC from 2020 to 2024 before he became an MLA from Jat. Despite being from Khanapur Assembly Constituency, Padalkar contested from the drought-prone area of Jat in 2024 and defeated the incumbent MLA Vikram Singh Sawant from Congress by a huge margin. Surprisingly, MLA Padalkar also has a background in filmmaking alongside his political career. He is not only a politician but also a film actor and producer. Notably, he produced and starred in the Marathi film "Dhumas" in 2019. This film contributed to his popular image in rural Maharashtra. His involvement in films forms part of his creative and public persona, complementing his political identity as a fiery leader representing the Dhangar community in the state. In a noteworthy moment, Padalkar also lip-syncs a song sung by Bollywood legend Sonu Nigam in Marathi in the film "Dhumas". The song is titled "Man Bharun Alaya". "Hota Gopi Mhanun Vachli Topi" For years, Padalkar was known as the dummy candidate, who used to make sure that he ate into the votes of opponents so the incumbents would secure a seat. This was seen in the 2009 and 2014 elections, in which Padalkar contested the Khanapur Assembly Constituency both times as an independent. He was defeated but managed to gain votes from the main opponent, ensuring that the then-incumbent Shiv Sena MLA Anil Babar won the elections. The same was seen in the 2019 Sangli Lok Sabha elections, where Padalkar's votes ensured that the then-incumbent BJP MP Sanjay Patil retained the seat. Locals within Sangli recognised this pattern and came up with a saying: "Hota Gopi Mhanun Vachli Topi," which translates to "Due to Gopichand Padalkar, the seat was saved." Recent Remarks About Jayant Patil A junior engineer named Avdhoot Wadar was found dead in Sangli near the Krishna riverside earlier this month. His family alleged that he was pressured by BJP MLA Gopichand Padalkar, claiming particularly that his personal assistant threatened him and that his death was not suicide or accidental but murder. Local politicians picked this up and started speaking against MLA Padalkar. MLA Padalkar, at an event, targeted NCP-SP MLA Jayant Patil and said he is a reckless person and his only work is to defame him. Making matters worse, Padalkar further said, "I have the courage to organise a 'programme'. I do not think he is Rajaram Patil's son at all. There is something wrong for sure." These statements were widely criticised. BJP Maharashtra Chief Minister Devendra Fadnavis said he does not support them but defended Padalkar, saying he is a man from a village area, his political statements are aggressive, and he would talk with him. Cabinet Minister Chandrakant Patil also said that from now on, Padalkar's speeches would be different. Padalkar, however, refused to apologise and said he would speak on it in the future. Padalkar and Controversies: A Summary - After the April 2025 Pahalgam attack, Padalkar made communal remarks blaming Kashmiri Muslims and spreading theories like land jihad and love jihad. It sparked outrage and criticism from opposition parties and members of the Muslim community.- In April 2025, he again made headlines by demanding that names of Muslim-sounding villages be changed. This was viewed as communal and provocative.- In July 2025, Padalkar faced criticism for his remarks regarding alleged forced conversions by the Christian community in Sangli. Statewide protests demanded his suspension as MLA.- In July 2025, during the Monsoon Session of the Maharashtra Assembly, a heated exchange occurred between MLA Padalkar and NCP Mumbra MLA Jitendra Awhad. It escalated into a physical altercation among their supporters inside the Assembly premises, leading to a huge uproar and regret expressed by political leaders.- Time and again, he has targeted veteran leaders Sharad Pawar, Ajit Pawar, Jayant Patil, and others, criticising them using inappropriate language. These remarks have also caused wide outrage.</w:t>
       </w:r>
     </w:p>
     <w:p>
@@ -1655,7 +1655,7 @@
     </w:p>
     <w:p>
       <w:r>
-        <w:t>Title: प्राध्यापक भरतीवर मुख्यमंत्री देवेंद्र फडणवीसांची मोठी घोषणा; 80 टक्के रिक्त पदांची भरती लवकरच</w:t>
+        <w:t>Title: Maharashtra Revenue Minister Chandrashekhar Bawankule To Inaugurate The 31st Pune Navratri Festival On September 22</w:t>
       </w:r>
     </w:p>
     <w:p>
@@ -1667,13 +1667,13 @@
           <w:rPr>
             <w:color w:val="0000FF"/>
           </w:rPr>
-          <w:t>https://eduvarta.com/Chief-Minister-Devendra-Fadnavis-big-announcement-on-professor-recruitment</w:t>
+          <w:t>https://www.freepressjournal.in/pune/maharashtra-revenue-minister-chandrashekhar-bawankule-to-inaugurate-the-31st-pune-navratri-festival-on-september-22</w:t>
         </w:r>
       </w:hyperlink>
     </w:p>
     <w:p>
       <w:r>
-        <w:t>Content: First Educational Webportal eduvarta@gmail.com Sep 14, 2025 0 eduvarta@gmail.com Sep 14, 2025 0 eduvarta@gmail.com Sep 14, 2025 0 eduvarta@gmail.com Sep 14, 2025 0 eduvarta@gmail.com Sep 12, 2025 0 eduvarta@gmail.com Sep 14, 2025 0 eduvarta@gmail.com Sep 14, 2025 0 eduvarta@gmail.com Sep 11, 2025 0 eduvarta@gmail.com Sep 10, 2025 0 eduvarta@gmail.com Sep 10, 2025 0 eduvarta@gmail.com Aug 30, 2025 0 eduvarta@gmail.com Jun 28, 2025 0 eduvarta@gmail.com Jun 28, 2025 0 eduvarta@gmail.com Jun 26, 2025 0 eduvarta@gmail.com Jun 25, 2025 0 eduvarta@gmail.com Sep 8, 2025 0 eduvarta@gmail.com Aug 30, 2025 0 eduvarta@gmail.com Jun 16, 2025 0 eduvarta@gmail.com Jun 5, 2025 0 eduvarta@gmail.com May 20, 2025 0 eduvarta@gmail.com Sep 14, 2025 0 eduvarta@gmail.com Sep 13, 2025 0 eduvarta@gmail.com Sep 6, 2025 0 eduvarta@gmail.com Aug 20, 2025 0 eduvarta@gmail.com Jul 7, 2025 0 eduvarta@gmail.com Mar 8, 2025 0 eduvarta@gmail.com Jan 18, 2025 0 eduvarta@gmail.com Jan 4, 2025 0 eduvarta@gmail.com Dec 3, 2024 0 eduvarta@gmail.com May 12, 2024 0 eduvarta@gmail.com Aug 16, 2025 0 eduvarta@gmail.com Jun 11, 2025 0 eduvarta@gmail.com Jun 10, 2025 0 eduvarta@gmail.com Jun 3, 2025 0 eduvarta@gmail.com May 31, 2025 0 eduvarta@gmail.com Sep 8, 2025 0 eduvarta@gmail.com Jul 5, 2025 0 eduvarta@gmail.com Jun 30, 2025 0 eduvarta@gmail.com Dec 16, 2024 0 eduvarta@gmail.com Jul 18, 2024 0 First Educational Webportal शिक्षण स्पर्धा परीक्षा युथ संशोधन /लेख शिक्षण एज्युवार्ता न्यूज नेटवर्क राज्यातील विद्यापीठांमध्ये प्राध्यापकांची संख्या कमी आहे ही बाब खरी आहे. प्राध्यापक भरती (Faculty recruitment)पारदर्शक पद्धतीने व्हावी, यासाठी राज्यपाल कार्यालयाकडून काही कार्यपद्धती सुचवण्यात आली होती. ही कार्यपद्धती पूर्ण झाली असून नव्या केलेल्या बदलानुसार 80 टक्के पदे भरली जातील तसेच उर्वरित 20 टक्के पदे भरण्यास आम्ही लवकरच मान्यता देऊ,अशी माहिती राज्याचे मुख्यमंत्री देवेंद्र फडणवीस (Chief Minister Devendra Fadnavis)यांनी रविवारी पत्रकांना दिली. पुण्यातील सीओईपी तंत्रज्ञान विद्यापीठाच्या कार्यक्रमानंतर मुख्यमंत्री देवेंद्र फडणवीस पत्रकारांशी बोलत होते. राज्याचे उच्च व तंत्रशिक्षण मंत्री चंद्रकांत पाटील, (Higher and Technical Education Minister Chandrakant Patil) सावित्रीबाई फुले पुणे विद्यापीठाच्या सल्लागार मंडळाचे सदस्य राजेश पांडे आदी यावेळी उपस्थित होते. पत्रकारांनी प्राध्यापकांच्या रिक्त पदाबाबत विचारलेल्या प्रश्नाला उत्तर देताना फडणवीस म्हणाले, प्राध्यापक भरती प्रक्रिया संदर्भात लवकरच निर्णय घेतला जाईल. त्याचप्रमाणे एनआयआरएफ रँकिंगमध्ये विद्यापीठांचे गुण कमी झाल्यामुळे रँकिंग खाली आले आहे. एनआयआरएफ रँकिंगमध्ये विद्यार्थी व शिक्षक यांच्या गुणोत्तराचे गुण कमी झाले असल्याची माहिती मी कुलगुरूंकडून घेलली आहे. राज्यातील विद्यापीठांच्या कुलगुरूंही या याबाबत सविस्तर चर्चा केली आहे. विद्यापीठांचे इतर घटकांचे गुण कमी न होता कसे वाढवता येतील,या दृष्टीने पुढे सुधारणा केल्या जातील. दरम्यान, राज्यातील प्राध्यापक संघटनांनी राज्याचे उच्च शिक्षण संचालक कार्यालयासमोर आंदोलन आंदोलन सुरू केले आहे. येत्या 15 सप्टेंबरपासून येत्या आझाद मैदान येथे आंदोलन केले जाणार आहे.त्यामुळे प्राध्यापक भरती प्रक्रिया केव्हा सुरू होणार हे पाहणे उत्सुकतेचे आहे. Previous Article eduvarta@gmail.com eduvarta@gmail.com Mar 9, 2023 0 eduvarta@gmail.com Oct 5, 2023 0 eduvarta@gmail.com Jun 2, 2023 0 eduvarta@gmail.com Sep 4, 2023 0 eduvarta@gmail.com Jun 16, 2023 0 eduvarta@gmail.com Feb 1, 2023 0 eduvarta@gmail.com Sep 10, 2025 0 eduvarta@gmail.com Sep 11, 2025 0 eduvarta@gmail.com Sep 8, 2025 0 eduvarta@gmail.com Sep 10, 2025 0 eduvarta@gmail.com Sep 4, 2025 0 eduvarta@gmail.com Sep 14, 2025 0 eduvarta@gmail.com Sep 14, 2025 0 eduvarta@gmail.com Sep 14, 2025 0 eduvarta@gmail.com Sep 14, 2025 0 eduvarta@gmail.com Sep 14, 2025 0 eduvarta@gmail.com May 17, 2025 0 eduvarta@gmail.com Jun 3, 2025 0 परराष्ट्र मंत्री रुबियो यांनी हार्वर्ड विद्यापीठात शिक्षण घेण्यासाठी येणाऱ्या कोणत्याही... eduvarta@gmail.com Apr 10, 2025 0 अखिल भारतीय मराठी साहित्य महामंडळाचे कार्यालय १० एप्रिल २०२५ पासून पुण्याच्या महाराष्ट्र... eduvarta@gmail.com Aug 30, 2025 0 केंद्र शासनाने २०२२-२७ या कालावधीसाठी सुरू केलेल्या या उपक्रमाने महाराष्ट्रात २०२३-२४... eduvarta@gmail.com Mar 8, 2025 0 कायद्याने घराच्या बाहेर त्यांना त्यांच्या हक्क मिळालेत. परंतु घरच्या आत त्यांना... eduvarta@gmail.com Sep 14, 2025 0 पेपर 1 (प्राथमिक स्तर) 23 नोव्हेंबर 2025 रोजी सकाळी 10:30 ते दुपारी 1:00 या वेळेत,... eduvarta@gmail.com Dec 16, 2024 0 शिक्षणमंत्री पद पुन्हा शिवसेनेच्या वाट्याला आले तर शालेय शिक्षणमंत्री पदी कोण विराजमान... eduvarta@gmail.com Jun 28, 2025 0 उमेदवारांनी सादर केलेली माहिती एनईईटी-एमडीएस-२०२५ महाराष्ट्र राज्य तात्पुरती गुणवत्ता... eduvarta@gmail.com May 21, 2025 0 शिक्षण मंत्रालयाने दिलेल्या माहितीनुसार २०११ च्या जनगणनेत देशाचा साक्षरता दर ७९.०४... eduvarta@gmail.com Mar 28, 2024 0 २००० सालच्या तुलनेत २०२२ साली सुशिक्षित बेरोजगारांची संख्या जवळजवळ दुपटीने वाढून... हो नाही सांगता येत नाही Vote View Results Total Vote: 3863 View Options Eduvarta News एज्युवार्ता न्यूज २०२३</w:t>
+        <w:t>Content: Pune: Pune Navratri Festival, which is a beautiful confluence of art, culture, singing, playing, bhajans, dance and music, is celebrating its 31st year this year. The festival will be inaugurated on Monday, September 22, at 4.30 pm by Maharashtra Revenue Minister Chandrashekhar Bawankule at Shri Ganesh Kala Krida Rangmanch. On this occasion, Union Minister of State for Civil Aviation and Cooperation Muralidhar Mohal, State Minister of Higher and Technical Education Chandrakant Patil, senior Gandhian thinker and former MLA Ulhas Pawar, State Minister of State for Urban Development Madhuri Misal, Rajya Sabha MP Dr Medha Kulkarni, MLA Dr Vishwajit Kadam, BJP City President Dheeraj Ghate, Former Minister of State for Home Ramesh Bagwe, Pune Municipal Commissioner Naval Kishore Ram, Pune City Police Commissioner Amitesh Kumar, and Additional Police Commissioner Sanjay Patil will be present as the chief guests. Special attraction of the inauguration The special presence of film stars Bhargavi Chirmule, Teja Devkar, Sania Chaudhary, Sheetal Ahirrao, Radha Sagar, Siya Patil, Rujuta Junnarkar, Amrita Dhongde, and Vaishnavi Patil will be a highlight in this inaugural ceremony. All the programmes of this festival are free for the fans. This information was given by the organising president of the Pune Navratri Festival, Aba Bagul, in a press conference. Bagul said, "On Monday, September 22, the day of Ghatsthapana, the installation of the idol will be done at the auspicious time of 6.41 am by Aba Bagul and Jayashree Bagul at Shri Laxmi Mata Temple in Shivdarshan. This year, a grand scene of the 72-foot-high Meenakshi Temple from Madurai is being created in this temple, and about 80 artists from the south are working on this scene." Maharshi – Lakshmi Mata Lifetime Achievement Award given annually Bagul further said that every year, a distinguished person who has performed exceptionally well in this inaugural ceremony is honoured with the 'Maharshi Award'. This year, Padma Shri Girish Prabhune, a social worker who has worked tirelessly for the upbringing, education and culture of children from the nomadic community, will be honoured with the Maharshi Award, said Aba Bagul. Similarly, individuals who have consistently contributed in various fields are honoured with the Shri Laxmi Mata Jeevan Gaurav Award at this inaugural ceremony. This year's awardees are Dr Parag Kalkar (Pro-Vice Chancellor of Savitribai Phule Pune University), State Director of Higher Education Dr Shailendra Devlankar, social activist Dr Megha Purav Samant, co-founder of Buldhana Cooperative Bank Shirish Deshpande and folk artist Pramila Lodgekar. Apart from this, Dr Mayur Kardile and Dr Arvind Khomane will also be specially honoured. Grand Opening Ceremony Cultural Programme The inauguration ceremony will be grand and spectacular, like every year. In this, the programme 'Anand Tarang', which is a jugglery of sitar, violin, flute and tabla, will be presented by Dr Neelima Radkar and Madhavi Karandikar and group. Dance guru Pt Shama Bhate and colleagues 'Sharanye Rudra Chandike' will present the Kathak programme. Vinod Dhokte, Swati Dhokte and co-stars of 'Jagar Shakti Pithancha' will present the programme Devicha Gondal. The attraction of the inauguration ceremony will be the dance performance 'Jallosh' by Marathi film stars Bhargavi Chirmule, Teja Devkar, Sania Chaudhary, Sheetal Ahirrao, Radha Sagar, Siya Patil, Rujuta Junnarkar, Amrita Dhongde, and Vaishnavi Patil, which will enchant the audience. It has been choreographed by Nikita Moghe. Cultural programmes at the festival After the inauguration, various cultural programmes will be presented at Shri Ganesh Kala Krida Rangmanch, the only one in Pune, every day at 7 pm till Vijayadashami for 11 consecutive days. On Tuesday, the 23rd, Abhijit Saraf, Kalyani Deshpande and Akshay Ghanekar will present the programme 'Nineties Melody', a collection of melodious songs from the 1990s. On Wednesday, the 24th, the programme 'Ishq Sufiyana' will be presented by Sandeep Panchwatkar, Praveen Avchar, Sandeep Ubale and Vinal Deshmukh. On Thursday, the 25th, 'Swar Samragnyiyaan', a programme of unique duet songs, will be presented by Radhika Atre, Rajeshwari Pawar, Kavita Sengar and Charulata Patankar. On Friday, the 26th, the 'Musical Masters' LP &amp; RD programme will be presented by Pallavi Patki Dhole, Sanjay Hivarale, Rafi Habib, Vinod Narwade and Bhagyashree Dumbare. On Saturday, the 27th, Prithviraj Nagwade, Ankita Shivtare and Saugandh Kapse will present the programme 'Asmita Maharashtraachi' with 50 artists simultaneously. On Sunday, the 28th, from 12 noon to 12 midnight, the only grand festival to preserve the folk art of Maharashtra will run for 12 consecutive hours, and the 'Lavani Festival', which is a must-see for women, will be a special attraction like every year. Lavani artists Seema Pote, Bhagyashree Baramatikar, Raksha Punekar, Kavya Punekar, Reel Star Kuku, and Varsha Mumbaikar and film actresses Archana Sawant, Jyoti Mumbaikar, Shalaka Punekar, and Sonali Shinde will perform in this festival. On Monday the 29th, 'Total Music Dhamaka' will be performed by Mukesh Dedhia, Tejaswini Pahuja, Chandrasekhar Mahamuni, Madhuri Bhosekar and Akash Solanki. On Tuesday, the 30th, the programme 'Bemisal Rafi' will be hosted by Aali Hussain, Anand Mhaswade and Kalyani Deshpande. On October 1, 'Hrudayat Waje Something', a romantic song programme, will be presented by Tanvi Dataye, A Saraf, Avantika Dhumane and RJ Bandya. On October 2, Vijayadashami, the vibrant programme 'Soulful Kishore Kumar' will be presented by veteran singers Jitendra Bhuruk, Rupali Ghogre and group, and this joyous musical celebration that has been going on for 11 consecutive days will conclude. Treasurer Nandkumar Bangude, Vice President Ghansham Sawant, Secretary Nandkumar Kondhalkar, Member Ramesh Bhandari, Member Amit Bagul and Member Hemant Bagul were present.</w:t>
       </w:r>
     </w:p>
     <w:p>
@@ -1686,7 +1686,7 @@
     </w:p>
     <w:p>
       <w:r>
-        <w:t>Title: राज्यामध्ये प्राध्यापक पदांमध्ये तुटवडा! कंत्राट बेसिसवर भरण्यात येणार उमेदवार</w:t>
+        <w:t>Title: Pune Road Work: बाणेर येथे श्रेयवादाची लढाई; मिसिंग लिंक रस्त्याचे काम भाजप, राष्ट्रवादी काँग्रेसच्या पदाधिकाऱ्यांकडून सुरू</w:t>
       </w:r>
     </w:p>
     <w:p>
@@ -1698,13 +1698,13 @@
           <w:rPr>
             <w:color w:val="0000FF"/>
           </w:rPr>
-          <w:t>https://www.navarashtra.com/career/shortage-of-professor-posts-in-the-state-candidates-will-be-filled-on-contract-basis-989409.html</w:t>
+          <w:t>https://pudhari.news/maharashtra/pune/pune-baner-missing-link-road-work-bjp-ncp-clash-sb97</w:t>
         </w:r>
       </w:hyperlink>
     </w:p>
     <w:p>
       <w:r>
-        <w:t>Content: फोटो सौजन्य - Social Media राज्यामध्ये शैक्षणिक क्षेत्रात फार मोठी गैरसोय होताना दिसत आहे. महाविद्यालयीन अभ्यासक्रमात प्राध्यपकाला फार महत्व आहे. परंतु, अलीकडच्या दिवसामध्ये प्राध्यापकांच्या संख्येत उतार दिसून आला आहे. त्यामुळे अनेक पदे रिक्त राहिली आहेत. याचा परिणाम अभ्यासक्रमावर होत आहे. त्यामुळे अडचणी लक्षात घेता, राज्याचे उच्च व तंत्र शिक्षण मंत्री चंद्रकांत पाटील यांनी नवीन निर्णय जाहीर केला आहे. हा निर्णय असा की,”प्राध्यापक पदासाठी उमेदवार आता कंत्राट बेसिसवर घेतले जाणार आहेत.” विद्यापीठांची कामगिरी सुधरवण्यासाठी उमेदवार नेमण्यात येणार आहेत. ही भरती तात्पुरती आहे. पूर्णवेळ भरतीवर लवकरच कार्यवाही सुरु करण्याचा विश्वास मंत्री चंद्रकांत पाटलांनी दिला आहे. जाहीर करण्यात आलेला निर्णय एक तात्पुरता तोडगा म्हणून पाहणार असल्याचे त्यांनी सांगितले आहे. अशा प्रकारे देण्यात येणार पगार कंत्राटी तत्वावर नियुक्त होणाऱ्या प्राध्यापकांना CSR निधीतून पगार देण्यात येणार आहेत. CSR म्हणजेच Corporate Social Responsiblity! मोठ्या कंपन्यांना कायद्याने त्यांच्या नफ्याच्या किमान २% रक्कम समाजकल्याणासाठी खर्च करणं बंधनकारक आहे. हा खर्च त्या कंपन्या शिक्षण, आरोग्य, पर्यावरण, महिला सबलीकरण, कौशल्य विकास अशा क्षेत्रांमध्ये करतात. त्यामुळे सरकारने सुचवलेला उपाय असा आहे की, कंपन्या त्यांच्या CSR निधीतून विद्यापीठांना मदत करतील आणि त्या पैशातून कंत्राटी प्राध्यापकांना पगार देता येईल. दरम्यान, प्राध्यपकांच्या कमतरतेमुळे NIRF रँकिंगमध्ये राज्यातील उच्च शिक्षण संस्थांची मोठ्या प्रमाणात घसरण दिसून येत आहे. ही बाब लक्षात घेता, मंत्री चंद्रकांत पाटील यांनी राज्यातील सर्व कुलगुरुंची बैठक आयोजित केली. या बैठकीत रिक्त पदांचा प्रश्न मांडण्यात आला. सर्व कुलगुरुंसहित मंत्रो पाटलांनी चर्चा केली आणि तात्पुरती कंत्राट भरतीचा निर्णय जाहीर केला. दरम्यान, नवे राज्यपाल नियुक्त झाल्यावर भरती प्रक्रिया गतीमान करण्याची ग्वाही राज्याचे उच्च व तंत्र शिक्षण मंत्री चंद्रकांत पाटलांनी दिली. Follow Us On © Copyright Navarashtra 2025 All rights reserved.</w:t>
+        <w:t>Content: मोहसीन शेख बाणेर: गेल्या अनेक वर्षांपासून बाणेर येथे रखडलेल्या ननवरे चौक ते पॅन कार्ड क्लब रस्त्याच्या कामाला ‌‘मिसिंग लिंक‌’ प्रकल्पांतर्गत सुरुवात झाल्याचे सांगत भाजपच्या पदाधिकाऱ्यांनी नुकतेच हे काम सुरू केले. तर राष्ट्रवादी काँग्रेसच्या (अजित पवार गट) माजी नगरसेवकांनी देखील तेथूनच या कामाला सुरुवात केली. एकंदरीत महापालिकेच्या निवडणुकीचे पडघम वाजू लागल्याने भाजप आणि राष्ट्रवादी काँग्रेसमध्ये श्रेयवादाची लढाई सुरू झाल्याचे चित्र यानिमित्ताने समोर आले आहे. दरम्यान, प्रशासनाकडून हे काम अद्याप सुरू करण्यात आले नसल्याचे महापालिकेच्या अधिकाऱ्यांनी सांगितले. (Latest Pune News) कोथरूड विधानसभा मतदार संघाचे आमदार, उच्च तंत्रशिक्षण मंत्री चंद्रकांत पाटील यांच्या माध्यमातून बाणेर, बालेवाडी परिसरातील मिसिंग लिंक प्रकल्पांतर्गत विकास आराखड्यातील अपूर्ण रस्ते पूर्ण करण्याचे काम हाती घेण्यात आले आहे. या रस्त्यांबाबत महापालिका आयुक्तांनी जागा मालक अविनाश मुरकुटे आणि बांधकाम व्यावसायिकासोबत नुकतेच बैठकीचे आयोजन केले होते. राज्य सरकारने ‌‘मिसिंग लिंक‌’ प्रकल्पांसाठी सुमारे दीडशे कोटीहून अधिक रुपयांचा निधी मंजूर केला आहे. यासाठी चंद्रकांत पाटील यांनी पाठपुरावा केला आहे. या अंतर्गत या रस्त्याचे काम सुरू करण्यात आले असून, बाणेर येथील ननवरे बिज येथील 24 मीटर डीपी रस्ता पूर्ण झाल्यानंतर बिटवाईज चौकातील वाहतूक कोंडी कमी होण्यास मदत होणार असल्याचे भाजपच्या पदाधिकाऱ्यांनी सांगितले. राष्ट्रवादी काँग््रेासने या संदर्भात स्थानिक सोसायट्यांच्या वतीने गेल्या 17 मे रोजी स्थायी समितीच्या माजी अध्यक्षांच्या माध्यमातून उपमुख्यमंत्री अजित पवार यांच्याकडे या रस्त्याचे काम मार्गी लावण्याची मागणी केली होती. त्यानुसार 8 जुलै रोजी महापालिकेचे आयुक्त नवल किशोर राम यांच्यासोबत याबाबत चर्चा झाली. त्यानंतर 12 जुलै रोजी महापालिकेच्या अधिकाऱ्यांनी या रस्त्याची पाहणी केली. या पाठपुराव्यानंतर अखेर ननवरे चौकातील प्रलंबित रस्त्याच्या कामाला प्रत्यक्ष सुरुवात झाली असल्याचे पक्षाच्या पदाधिकाऱ्यांनी सांगितले. दरम्यान, हे काम सुरू करण्यासाठी महापालिकेला निवेदन दिल्याचे मनसेनेच्याही पदाधिकाऱ्यांनी सांगितले. यामुळे पुढील काळात या कामाचे श्रेय जनता नेमके कोणाला देणार याकडे सर्वांचे लक्ष लागले आहे. महापालिकेकडून अद्याप वर्क ऑर्डर नाही या रस्त्याच्या कामाचे श्रेय घेण्यासाठी भाजप आणि राष्ट्रवादी काँग्रेसचे पदाधिकारी सरसावले असून, त्यांनी आपापल्या परीने या कामाला सुरुवात केली आहेत. मात्र प्रत्यक्षात प्रशासनाकडून या कामाची अद्याप वर्क ऑर्डर निघाली नाही. काही ठेकेदारांना हाताशी धरून राजकीय पक्षांकडून या कामाला सुरूवात करण्यात आली आहे. 'Pudhari' is excited to announce the relaunch of its Android and iOS apps. Stay updated with the latest news at your fingertips. Android and iOS Download now and stay updated, anytime, anywhere. Pudhari Publications Private Limited</w:t>
       </w:r>
     </w:p>
     <w:p>
@@ -1717,7 +1717,7 @@
     </w:p>
     <w:p>
       <w:r>
-        <w:t>Title: Satara Gazetteer: ना. शिवेंद्रराजे, ना. मकरंद पाटलांची सातारा गॅझेटियरबाबत पुणे आयुक्तांशी चर्चा</w:t>
+        <w:t>Title: भाजप सांगली जिल्हा ग्रामीणची ६२ सदस्यांची जंबो कार्यकारिणी जाहीर</w:t>
       </w:r>
     </w:p>
     <w:p>
@@ -1729,13 +1729,13 @@
           <w:rPr>
             <w:color w:val="0000FF"/>
           </w:rPr>
-          <w:t>https://pudhari.news/maharashtra/satara/shivendraraje-makarand-patle-discuss-satara-gazetteer-with-pune-commissioner-sk95</w:t>
+          <w:t>https://www.loksatta.com/maharashtra/bjp-sangli-district-rural-executive-committee-of-62-members-declared-5380186/</w:t>
         </w:r>
       </w:hyperlink>
     </w:p>
     <w:p>
       <w:r>
-        <w:t>Content: सातारा : मराठा समाजाला ओबीसी आरक्षण देण्यासाठी सातारा गॅझेटियर लागू करावे, अशी मागणी आहे. त्यावर सार्वजनिक बांधकाम मंत्री शिवेंद्रराजे भोसले आणि मदत व पुनर्वसन मंत्री मकरंद पाटील यांनी विभागीय आयुक्तांनी केलेल्या कार्यवाहीबाबत पुण्यात झालेल्या बैठकीत माहिती घेतली. तसेच आयुक्तांशी चर्चा केली. मदत व पुनर्वसन मंत्री मकरंद पाटील यांनी विभागीय आयुक्त कार्यालयात धोम, उरमोडी, कण्हेर, महू-हातगेघर, धोम-बलकवडी, कोयना, निवकणे, निरा-देवघर व वीर धरण प्रकल्पग्रस्तांच्या प्रलंबित प्रश्नांचा आढावा पुण्यात घेतला. या बैठकीला सार्वजनिक बांधकाम मंत्री शिवेंद्रराजे भोसले, विभागीय आयुक्त डॉ. चंद्रकांत पुलकुंडवार, सातारा जिल्हाधिकारी संतोष पाटील, मदत व पुनर्वसन सहसचिव संजय इंगळे उपस्थित होते. या बैठकीनंतर पत्रकारांनी विचारले असता ना. शिवेंद्रराजे भोसले म्हणाले, सध्याची बैठक ही प्रकल्पग्रस्तांच्या पुनर्वसन प्रश्नासंबंधी होती. दोन दिवसांपूर्वी मंत्री राधाकृष्ण विखे-पाटील यांनी उपसमितीची बैठक घेतली. त्यामध्ये त्यांनी सातारा गॅझेटियरसंबंधी पुणे विभागीय आयुक्तांना सुचना केल्या आहेत. त्यावर केवळ याबैठकीत चर्चा झाली. मराठा आरक्षण उपसमितीची कसलीही बैठक पुण्यातील या बैठकीत झालेली नाही. या उपसमितीची बैठक बोलावण्याचे अधिकार अध्यक्ष विखे-पाटील यांना आहेत. चार दिवसांत अहवाल सादर करण्याचे निर्देश विखे-पाटील यांनी आयुक्तांना दिले होते. त्यानुषंगाने पुणे विभागात काय कार्यवाही झाली, यावर चर्चा केली असल्याची माहिती ना. शिवेंद्रराजे यांनी दिली. मात्र बैठकीत झालेल्या चर्चेच्या अनुषंगाने पत्रकारांना माहिती देणे त्यांनी टाळले. 'Pudhari' is excited to announce the relaunch of its Android and iOS apps. Stay updated with the latest news at your fingertips. Android and iOS Download now and stay updated, anytime, anywhere. Pudhari Publications Private Limited</w:t>
+        <w:t>Content: सांगली : जिल्हा परिषद, पंचायत समिती निवडणुकीच्या पार्श्वभूमीवर जिल्ह्यातील ग्रामीण भागाची ६२ सदस्यांची जंबो कार्यकारिणी भाजपचे ग्रामीण जिल्हाध्यक्ष सम्राट महाडिक यांनी जाहीर केली. युवा, जिल्हा किसान, ओबीसी, अल्पसंख्याक मोर्चा अध्यक्षांच्या निवडीही जाहीर करण्यात आल्या आहेत. याबाबत बोलताना जिल्हाध्यक्ष श्री. महाडिक म्हणाले, की पक्ष संघटन अधिक सक्षम व जनाभिमुख करण्यासाठी ही कार्यकारिणी निश्चित करण्यात आली आहे. प्रदेशाध्यक्ष रवींद्र चव्हाण यांच्या सुचनेनुसार व पालकमंत्री चंद्रकांत पाटील, प्रदेश सरचिटणीस राजेश पांडे, संघटन मंत्री मकरंद देशपांडे, प्रदेश उपाध्यक्ष विक्रम पावसकर तसेच आमदार, माजी आमदार व प्रमुख नेते यांच्या मार्गदर्शनाखाली कार्यकारिणी व मोर्चा अध्यक्षांच्या निवडी जाहीर करण्यात आल्या आहेत. त्यांनी पुढे सांगितले, या कार्यकारिणीत व मोर्चात अनुभवी नेते, ज्येष्ठ कार्यकर्ते, महिला, युवा, शेतकरी तसेच विविध समाजघटकांचे प्रतिनिधी यांचा समावेश करून पक्ष संघटनेला नवी ऊर्जा देण्याचा प्रयत्न करण्यात आला आहे. जिल्ह्यातील प्रत्येक तालुका, गाव आणि बूथ स्तरावर पक्षाची बांधणी मजबूत करणे, जनतेच्या प्रश्नांसाठी ठोस भूमिका घेणे आणि भाजपच्या विकासाभिमुख धोरणांची अंमलबजावणी करणे हा नवा कार्यकारिणीचा ध्यास असेल. या कार्यकारिणीची उद्दिष्टे प्रत्येक गावापर्यंत संघटनाचा विस्तार करून सर्वसामान्य कार्यकर्त्यांचा सहभाग वाढवणे. शेतकरी, कामगार, महिला, युवा, व्यापारी व उद्योगपती यांच्या प्रश्नांवर प्रभावीपणे लढा देणे. शासनाच्या योजना शेवटच्या घटकापर्यंत पोहोचवणे गरजेचे आहे. युवकांना नेतृत्वाच्या संधी देत डिजिटल माध्यमातून पक्षाची विचारधारा व उपक्रम लोकांपर्यंत पोहोचवणे. सर्व समाजघटकांचा समावेश करून सामाजिक ऐक्य व विकास साधणे. आगामी निवडणुकांसाठी सशक्त संघटन उभारून जिल्ह्यात भारतीय जनता पार्टीला बळकट करणे. यावर भर देण्यात आला आहे. नव्या कार्यकारिणीत उपाध्यक्ष, सरचिटणीस, चिटणीस यांच्यासह ६२ सदस्यांचा समावेश करण्यात आला आहे. या कार्यकारिणीत नवीन नावांचा समावेश प्रदेशाच्या सुचनेनुसार करण्यात येईल, असे महाडिक यांनी सांगितले. तसेच उर्वरित प्रकोष्ठ, सेलची कार्यकारिणी येत्या काही दिवसांत जाहीर करण्यात येईल, असेही महाडिक यांनी सांगितले. दरम्यान, सांगली ग्रामीण जिल्हा कार्यकारिणी जाहीर करण्यात आली असली तरी अद्याप शहर कार्यकारिणी जाहीर करण्यात आलेली नाही. महापालिका निवडणुकीच्या पार्श्वभूमीवर शहर कार्यकारिणीमध्ये कुणाला संधी मिळते याकडे कार्यकर्त्यांचे लक्ष आहे. शेअर विभाजन म्हणजे कंपनीच्या शेअरच्या दर्शनी किमतीचे विभाजन करणे, ज्यामुळे शेअरची संख्या वाढते पण एकूण भागभांडवलात फरक पडत नाही. उदाहरणार्थ, एचडीएफसी बँकेने दोन वेळा शेअर विभाजन केले आहे. शेअर विभाजनाचा उद्देश शेअरची तरलता वाढवणे हा असतो. शेअर विभाजन आणि बोनस शेअर्समध्ये फरक आहे; बोनस शेअर्समध्ये दर्शनी किंमत बदलत नाही. रेकॉर्ड डेटनुसार शेअर्सचे वितरण होते, ज्यामुळे त्या काळात शेअरची मागणी आणि किंमत वाढते.</w:t>
       </w:r>
     </w:p>
     <w:p>
@@ -1748,7 +1748,7 @@
     </w:p>
     <w:p>
       <w:r>
-        <w:t>Title: 'ठाकरे बंधू एकत्र आले तर राज्यात सत्तापालट होऊ शकतो', माजी खासदार चंद्रकांत खैरे यांना विश्वास</w:t>
+        <w:t>Title: तासगावमध्ये बस्तान बसवण्यासाठी भाजपचा खटाटोप</w:t>
       </w:r>
     </w:p>
     <w:p>
@@ -1760,13 +1760,13 @@
           <w:rPr>
             <w:color w:val="0000FF"/>
           </w:rPr>
-          <w:t>https://www.etvbharat.com/mr/!state/former-mp-chandrakant-khaire-reacted-on-raj-thackeray-and-uddhav-thackeray-coming-together-maharashtra-news-mhs25091004180</w:t>
+          <w:t>https://www.loksatta.com/politics/bjp-plan-zilla-parishad-panchayat-samiti-and-municipal-elections-in-the-tasgaon-print-politics-news-zws-70-5380765/</w:t>
         </w:r>
       </w:hyperlink>
     </w:p>
     <w:p>
       <w:r>
-        <w:t>Content: महाराष्ट्र maharashtra ETV Bharat / state By ETV Bharat Marathi Team Published : September 10, 2025 at 7:36 PM IST Updated : September 10, 2025 at 7:57 PM IST छत्रपती संभाजीनगर : पूर्ण राज्याच्या दृष्टिकोनातून ठाकरे बंधू एकत्र येणं महत्वाचं ठरणार आहे. त्यातून सत्ता परिवर्तन शक्य असल्याचं सूचक वक्तव्य शिवसेना उद्धव बाळासाहेब ठाकरे पक्षाचे नेते चंद्रकांत खैरे यांनी केलं. मुंबईत उद्धव ठाकरे आणि राज ठाकरे यांची बैठक झाली. दसऱ्याच्या निमित्तानं चांगली बातमी मिळेल अशी अपेक्षा आहे. राज्यातील सर्व निवडणुकांच्या अनुषंगानं येणारी युती निर्णायक राहील. महाविकास आघाडीमध्ये राहायचं का नाही? हे पुढं पाहू, मात्र एकत्र राहिल्यास त्याचा फायदा होईल, असं खैरे यांनी स्पष्ट केलं. सरकारमध्ये बरंच काही चाललं : "तीन चाकी सरकारमध्ये बरंच काही चाललं आहे. ते एकमेकांवर बोलत आहेत. राज्यात चोऱ्या-माऱ्या, खुनाच्या घटना वाढल्या आहेत. आरक्षणासाठी भांडावं लागत आहे. राज्यात जातीपातीचं राजकारण सुरू असून ते विचित्र दिशेनं चाललं आहे. राज्यातील वातावरण खूप खराब झालय. आमच्या बैठका सुरू झाल्या आहेत. आगामी काळात त्या वाढतील. आमच्या पक्षाचे नेते सचिन आहेर यांनी सांगितलं की, दसरा मेळाव्याला राज ठाकरे यांना निमंत्रित केलं असून ते येतील. दोन्ही भाऊ एकत्र आले तर मोठा बदल घडेल. ठाकरे बंधू एकत्र यावेत असंच आम्हाला वाटतं. होणारी युती ही राज्याच्या दृष्टीनं तसंच सर्व निवडणुकांच्या दृष्टीनं महत्वाची राहील," असा विश्वास शिवसेना उद्धव बाळासाहेब ठाकरे पक्षाचे नेते चंद्रकांत खैरे यांनी व्यक्त केला. महाविकास आघाडीबाबत निर्णय नंतर घेऊ : "ठाकरे बंधू एकत्र आल्यास महाविकास आघाडीचं काय? शिवसेना उद्धव बाळासाहेब ठाकरे पक्ष बाहेर पडणार का? असे अनेक प्रश्न उपस्थितीत होत आहेत. मात्र त्याबाबत त्यांनी ठरवावं. याबाबत वरिष्ठांशी बोलून निर्णय घेऊ," असं चंद्रकांत खैरे यांनी सांगितलं. पुढं बोलताना ते म्हणाले "महाविकास आघाडी राहील नाही राहील त्याबाबत सांगता येणार नाही. मात्र राज ठाकरेंसोबत आल्यास फायदाच होईल. आता हे होणार का नाही? ते पाहावं लागेल. मात्र दोघे भाऊ सोबत येतील. मनसेसोबत कार्यकर्त्यांनी जुळवून घ्यायला सुरुवात केली आहे. त्यांचे अनेक पदाधिकारी भेटतात, चांगलं बोलतात. शिवसेना प्रमुख बाळासाहेब ठाकरे यांची कल्पना दोन्ही भाऊ राबवत आहेत. त्यामुळं चांगली गोष्ट होईल. राज्यात सत्ता परिवर्तन देखील होऊ शकतं असं म्हटलं तरी चालेल, अशी प्रतिक्रिया चंद्रकांत खैरे यांनी दिली. हेही वाचा : For All Latest Updates TAGGED: काय आहे आजचा शुभ मुहूर्त, योग आणि राहूकाळ, वाचा पंचांग "हा विजय भारतीय सैन्य दलाला समप्रित, आम्ही पहलगाम हल्ल्यातील पीडितांबरोबर"; पाकिस्तानला धूळ चारल्यानंतर सूर्यकुमार यादव भावूक Engineer's Day 2025: काय आहे इतिहास, का साजरा केला जातो अभियंता दिन? मैदान गाजवणारे 'हे' खेळाडू आहेत अभियंता फौजदाराचा 'जावई' झाला ९९ व्या साहित्य संमेलनाचा अध्यक्ष! कराड तालुक्यातील सासरवाडीशी आहेत खास ऋणानुबंध टीम इंडियाचं दुबईत 'ऑपरेशन सिंदूर'; पाकिस्तानचा 7 विकेटनं उडवला धुव्वा Kawasaki KLX230R S 2026 भारतात 1.94 लाखात लॉंच फॅटी लिव्हरच्या समस्येनं त्रस्त आहात? आहारात समावेश करा 'ही' फळ होंडाची नवीन इलेक्ट्रिक मोटरसायकल 2 सप्टेंबरला होणार सादर पावसाळ्यातील आजारांपासून मुलांचा बचाव कसा करायचा? फॉलो करा या टिप्स Copyright © 2025 Ushodaya Enterprises Pvt. Ltd., All Rights Reserved.</w:t>
+        <w:t>Content: सांगली : तासगाव-कवठेमहांकाळ विधानसभा मतदार संघात जिल्हा परिषद, पंचायत समिती व नगरपालिका निवडणुकीत भाजप नव्याने बस्तान बसविण्याच्या तयारीत आहे. माजी खासदार संजयकाका पाटील यांचा लोकसभा निवडणुकीत पराभव झाल्यानंतर विधानसभा निवडणुकीतही त्यांना पराभवाला सामोरे जावे लागले. यानंतर राजकीय पुनर्वसनासाठी त्यांनी भाजपमध्ये घर वापसी करण्याचे केलेले प्रयत्न अयशस्वी ठरले. त्यांच्या भाजप प्रवेशाला खुद्द पालकमंत्री चंद्रकांत पाटील यांनीच अप्रत्यक्ष विरोध दर्शवला असला तरी प्रदेशाध्यक्ष रविंद्र चव्हाण यांनी सकारात्मकता दर्शवली आहे. या मतदार संघात पक्षिय स्तरापेक्षा काका-आबा म्हणजेच संजयकाका पाटील आणि आरआर आबांचे चिरंजीव आमदार रोहित पाटील असे दोनच गट अधिक सक्षम आहेत. या गटांना वगळून भाजपची ताकद निर्माण करण्याचा प्रयत्न सध्या सुरू असून यासाठी स्वप्नील पाटील व किसान मोर्चाचे पदाधिकारी संदीप गिड्डे पाटील यांना पक्षाकडून आणि पक्ष नेतृत्वाकडून ताकद देण्याचा प्रयत्न सुरू आहे. एकेकाळी तासगावचे राजकारण म्हणजे काका-आबांची गटबाजी असेच समिकरण होते. माजी खासदार पाटील यांना एकसंघ राष्ट्रवादीत घेउन विधानपरिषदेचे सदस्यत्वही देण्यात आले. यातून तासगावचा संघर्ष संपुष्टात येईल अशी अपेक्षा होती. मात्र, काही काळच राजकीय वातावरण शांत राहिले. मात्र, तासगाव कारखान्याच्या विषयावरून अंतर्गत कुरघोडीचे राजकारण सुरूच राहिले. यातच मोदी लाटेमध्ये काकांनी भाजपमध्ये प्रवेश करत खासदारकीची उमेदवारी मिळवली. यानंतर सलग दोन निवडणुकीमध्ये ते विजयी झाले. यामुळे भाजपमध्ये त्यांची चलती होती. निष्ठावंत भाजप नेतृत्वाकडून त्यांना डावलण्याचे प्रयत्न झाले असले तरी पक्षाकडे जनमाणसात मिसळणारे नेतृत्वच नसल्याने भाजपकडेही पर्याय उरलेला नव्हता. मात्र, लोकसभा निवडणुकीत त्यांचा पराभव झाल्यानंतर पक्षानेही त्यांची फारसी तमा बाळगली नाही. यातूनच विधानसभा निवडणुकीवेळी त्यांनी उमेदवारीसाठी प्रयत्न केले. तथापि, जागा वाटपात तासगावची जागा राष्ट्रवादी कॉग्रेस (अजित पवार) पक्षाला सोडण्यात आली. यामुळे त्यांनी घड्याळ चिन्हावर निवडणूक लढवली. पक्ष फुटीनंतर दोन्ही राष्ट्रवादी काँग्रेसमध्ये झालेली ही एकमेव लढत होती. रोहिेत पाटील यांनी ती जिंकली. यानंतर माजी खासदार पाटील राजकीय विजनवासातच गेले आहेत. महायुतीतील घटक पक्ष असलेल्या राष्ट्रवादी काँग्रेसच्या पक्षीय कार्यातही ते सक्रिय असल्याचे दिसत नाहीत. यामुळे त्यांची नेमकी भूमिका काय हे अस्पष्ट आहे. मध्यंतरी त्यांनी भाजपमध्ये घरवापसी करण्याचे प्रयत्न वरिष्ठ पातळीवरून केले. मात्र, पक्षाकडून अपेक्षित प्रतिसाद मिळाला नाही. पालकमंत्री पाटील यांनी तर त्यांचे राजकीय पूनर्वसन करण्याची जबाबदारी उपमुख्यमंत्री अजित पवार यांची असल्याचे सांगून त्यांच्या भाजप प्रवेशाला खो घातला. विधानसभा निवडणुकीत त्यांच्यासोबत असलेले कवठेमहांकाळचे अजितराव घोरपडे हे राष्ट्रवादी काँग्रेस (अजित पवार) पक्षात सक्रिय आहेत. त्यांनी स्थानिक स्वराज्य संस्थांच्या निवडणुकीची तयारी सुरू केली असली तरी तासगावमध्ये या पक्षाकडून फारसे प्रयत्न दिसत नाहीत. डॉ. प्रताप पाटील हे सक्रिय असले तरी पक्षाला त्यांचा फारसा लाभ होईलच अशी स्थिती सध्या तरी दिसत नाही. माजी खासदारांना उणे करून तासगावमध्ये पक्ष बाळसे धरेल असे वाटत नाही. या राजकीय परिस्थितीत भाजप मात्र नव्याने पक्षाची बांधणी करण्यासाठी प्रयत्नशील असल्याचे दिसते. संदीप गिड्डे पाटील यांच्या माध्यमातून बैलगाडी शर्यती, दहीहंडी या माध्यमातून तरूणाईला साद घालण्याचे प्रयत्न झाले. तसेच पवनउर्जा प्रकल्पासाठी खासगी खरेदी करण्यात आलेल्या जमिनी मूळ शेतकर्‍यांनाच मिळाव्यात यासाठीही प्रयत्न भाजपने गिड्डे यांच्या माध्यमातून सुरू केले आहेत. वाघोली येथे झालेल्या प्रकल्पग्रस्त शेतकर्‍यांची बैठक होउन या प्रयत्नांना संघटित स्वरूप देउन घाटमाथ्यावर आणि तासगावमध्ये स्वप्नील पाटील यांच्या माध्यमातून भाजपची ताकद संघटित करण्याचे प्रयत्न सुरू आहेत. यामुळे या मतदार संघात होणार्‍या स्थानिक स्वराज्य संस्थांच्या निवडणुकीत भाजप विरूध्द राष्ट्रवादी (शरद पवार) पक्ष यांच्यात होतील असे दिसत असले तरी माजी खासदार पाटील यांची भूमिका निर्णायक ठरण्याची शक्यताही नाकारता येणार नाही. भारतीय चित्रपटसृष्टीतील सर्वोच्च मानाचा समजला जाणारा राष्ट्रीय चित्रपट पुरस्कार यंदा वादाच्या भोवऱ्यात अडकला आहे. जवान या चित्रपटासाठी शाहरुख खानला सर्वोत्तम अभिनेत्याचा राष्ट्रीय पुरस्कार मिळाल्यानंतर त्याच्या चाहत्यांमध्ये जल्लोष साजरा झाला, मात्र या निर्णयावर शंका उपस्थित करत अनेकांनी मनोज बाजपेयीचा अभिनय अधिक प्रभावी असल्याचं सांगितलं. स्वतः मनोज बाजपेयी यांनीही या पार्श्वभूमीवर मौन सोडत पुरस्कारांचा दर्जा आणि त्यामागील प्रक्रियेवर थेट बोट ठेवत, प्रश्नचिन्हच उपस्थित केलं आहे.</w:t>
       </w:r>
     </w:p>
     <w:p>
@@ -1779,7 +1779,7 @@
     </w:p>
     <w:p>
       <w:r>
-        <w:t>Title: Trending</w:t>
+        <w:t>Title: दिल्लीत हालचालींना वेग; देवेंद्र फडणवीस भाजपचे पुढील राष्ट्रीय अध्यक्ष? राजकारणात भूकंपाची शक्यता</w:t>
       </w:r>
     </w:p>
     <w:p>
@@ -1791,13 +1791,13 @@
           <w:rPr>
             <w:color w:val="0000FF"/>
           </w:rPr>
-          <w:t>https://thefocusindia.com/maharashtra-news/why-is-only-devendra-fadnavis-targeted-among-the-12-maratha-chief-ministers-of-maharashtra-questions-on-the-minds-of-maharashtra-on-the-banner-of-vaijapur-284041/</w:t>
+          <w:t>https://marathi.oneindia.com/maharashtra/devendra-fadnavis-bjp-national-president-maharashtra-political-earthquake-037687.html</w:t>
         </w:r>
       </w:hyperlink>
     </w:p>
     <w:p>
       <w:r>
-        <w:t>Content: विशेष प्रतिनिधी छत्रपती संभाजी नगर: Devendra Fadnavis महाराष्ट्रातील 12 मराठा मुख्यमंत्र्यांपैकी फक्त देवेंद्र फडणवीसच टार्गेट का?’ हा तमाम महाराष्ट्राच्या मनातील प्रश्न. मराठा आरक्षण आंदोलन सुरू झाल्यावर हा प्रश्न आणखी चर्चिला जात आहे. वैजापूर शहरात एका बॅनरवर नेमका हाच प्रश्न विचारण्यात आला आहे.Devendra Fadnavis मराठा आरक्षणाच्या मुद्द्यावरून राज्यात वातावरण तापले असतानाच, छत्रपती संभाजीनगर जिल्ह्यातील बॅनरमुळे खळबळ उडाली आहे. मराठा आरक्षणाच्या पार्श्वभूमीवर हे बॅनर लावण्यात आले असून, ‘Devendra Fadnavis मराठा आंदोलक मनोज जरांगे पाटील यांनी अलीकडेच मुंबई गाठून थेट मुख्यमंत्री देवेंद्र फडणवीस यांच्यावर हल्लाबोल केला होता. मनोज जरांगे यांनी मुंबईतील आंदोलनादरम्यान उपमुख्यमंत्री अजित पवार आणि उपमुख्यमंत्री एकनाथ शिंदे फारसे सक्रीय दिसले नाहीत, यावरही चर्चा झाली. त्यामुळे जाणीवपूर्वक देवेंद्र फडणवीसांना आरक्षण आंदोलनाच्या माध्यमातून लक्ष्य करण्याचा राजकीय डाव असल्याचा आरोप केला जात होता. आता छत्रपती संभाजीनगर जिल्ह्यात मुख्यमंत्री देवेंद्र फडणवीस यांच्या समर्थनार्थ बॅनर लावण्यात आले असून, महाराष्ट्रात 12 मुख्यमंत्री मराठा समाजाचे झाले, मग टार्गेट फक्त देवेंद्र फडणवीसच का? असा सवाल विचारण्यात आला आहे.Devendra Fadnavis वैजापूर शहरात लावण्यात आलेल्या या होर्डिंगवर 1960 पासून महाराष्ट्रात झालेल्या 12 मराठा मुख्यमंत्र्यांची नावे आणि त्यांचे फोटो आहेत. यात यशवंतराव चव्हाण यांच्यापासून ते एकनाथ शिंदे यांच्यापर्यंतच्या नेत्यांचा समावेश आहे. “गेल्या 64 वर्षांत 12 मराठा मुख्यमंत्री होऊनही, मराठा आरक्षणासाठी फक्त देवेंद्र फडणवीसच का टार्गेट केले जात आहेत?” असा सवाल या बॅनरवरून विचारण्यात आला आहे. याव्यतिरिक्त, फडणवीस यांनी 2018 मध्ये मराठा समाजाला आरक्षण दिले होते, मात्र 2019 मध्ये उद्धव ठाकरे यांच्या नेतृत्वाखालील महाविकास आघाडी सरकारने ते सर्वोच्च न्यायालयात घालवले, असेही बॅडिंगवर नमूद करण्यात आले आहे. दरम्यान, वैजापूर शहरात लावण्यात आलेल्या या बॅनरमागे कोणाचा हात आहे, याबाबत अद्याप स्पष्टता नाही. पोलिस प्रशासन या प्रकरणाची चौकशी करत असून, हे बॅनर कुणी लावले याचा शोध घेत आहे. महत्वाच्या बातम्या To be published, comments must be reviewed by the administrator.* ajit pawar Amit Shah BJP chief minister CHINA congress CORONA delhi devendra fadnavis eknath shinde government INDIA karnataka maharashtra modi mumbai NARENDRA MODI pakistan pm modi Politics pune Rahul gandhi sanjay raut sharad pawar Shiv Sena supreme court uddhav thackeray Uttar Pradesh कोरोना व्हायरस पंतप्रधान नरेंद्र मोदी ‘द फोकस इंडिया’, ज्योतिनगर, औरंगाबाद (महाराष्ट्र) Email : thefocusindia123@gmail.com Our website uses cookies to improve your experience. Learn more Download App</w:t>
+        <w:t>Content: भाजपच्या राष्ट्रीय अध्यक्षपदाच्या निवडीवरून दिल्लीत सुरू असलेल्या घडामोडींनी महाराष्ट्राच्या राजकारणात मोठा भूकंप होण्याची शक्यता आहे. विद्यमान राष्ट्रीय अध्यक्ष जे. पी. नड्डा यांचा कार्यकाळ संपलेला असून, त्यांच्या जागी नवीन अध्यक्षांची निवड लवकरात लवकर होणे अपेक्षित आहे. या पदासाठी अनेक नावांची चर्चा सुरू असली तरी, यामध्ये महाराष्ट्राचे मुख्यमंत्री देवेंद्र फडणवीस यांचे नाव आघाडीवर असल्याचे राजकीय वर्तुळात बोलले जात आहे. फडणवीस यांना राष्ट्रीय स्तरावर मोठी जबाबदारी मिळाल्यास महाराष्ट्राच्या मुख्यमंत्रीपदाची सूत्रे कोण सांभाळणार, हा प्रश्न निर्माण झाला आहे. अध्यक्षपदाच्या शर्यतीत फडणवीसांचे नाव आघाडीवर भाजपमध्ये 'एक व्यक्ती, एक पद' हा नियम असला तरी, सध्या जे. पी. नड्डा हे भाजप अध्यक्ष आणि केंद्रीय मंत्री अशा दोन महत्त्वाच्या जबाबदाऱ्या सांभाळत आहेत. नड्डा यांचा कार्यकाळ संपून दीड वर्षांपेक्षा जास्त कालावधी लोटला असूनही नवीन अध्यक्षाची निवड झालेली नाही. यामागे भाजप आणि राष्ट्रीय स्वयंसेवक संघ (RSS) यांच्यात असलेली मतभिन्नता कारणीभूत असल्याचे म्हटले जाते. उपराष्ट्रपतीपदाच्या निवडणुकीत एनडीएचे उमेदवार सी. पी. राधाकृष्णन यांच्या विजयानंतर सामाजिक समीकरणांवरून अनेक तर्क लावले जात आहेत. विद्यमान राष्ट्रपती आदिवासी समाजाच्या, पंतप्रधान ओबीसी समाजातून येतात. त्यामुळे आता भाजपच्या अध्यक्षपदी ब्राह्मण चेहऱ्याला संधी दिली जाऊ शकते, अशी शक्यता वर्तवली जात आहे. या पार्श्वभूमीवर, भाजप आणि संघाच्या जवळच्या सूत्रांनी दिलेल्या माहितीनुसार, संघाचा आग्रह ब्राह्मण चेहऱ्यासाठी आहे. या शर्यतीत महाराष्ट्राचे मुख्यमंत्री देवेंद्र फडणवीस यांचे नाव सर्वात पुढे आहे. संघ नेहमीच फडणवीस यांच्या पाठीशी राहिला आहे आणि भाजपमध्ये पुढील पिढीचे नेतृत्व घडवण्यासाठी त्यांना संधी दिली जाऊ शकते, असा विचार सुरू असल्याचे सांगितले जाते. गुजरातला पुन्हा अध्यक्षपद नको? राष्ट्रीय अध्यक्षपदाच्या निवडीवरून भाजप आणि संघ यांच्यात एकमत होत नसल्याने हा निर्णय लांबला आहे. संघाचा पुन्हा एकदा गुजराती चेहऱ्याला अध्यक्षपद देण्यास विरोध आहे. त्यामुळे गुजरात भाजपचे प्रदेशाध्यक्ष चंद्रकांत पाटील आणि केंद्रीय मंत्री पुरुषोत्तम रुपाला यांच्या नावांना संघाकडून विरोध होत आहे. नड्डा यांच्या आधी अमित शहा भाजपचे अध्यक्ष होते, त्यामुळे पुन्हा त्याच राज्यातून अध्यक्ष नको, अशी संघाची भूमिका असल्याचे समजते. दुसरीकडे, संघाने संजय जोशी यांचे नाव सुचवले आहे, परंतु भाजपमधील काही नेत्यांचा त्यांच्या नावाला विरोध आहे. पंतप्रधान मोदी आणि संजय जोशी यांनी 90 च्या दशकात गुजरातमध्ये एकत्र काम केले होते, परंतु त्यांच्या कामाच्या पद्धती वेगळ्या असल्याने त्यांच्यात मतभेद झाले होते. त्यामुळे जोशी यांना अध्यक्षपद देण्यास भाजप श्रेष्ठींचा विरोध असल्याचे म्हटले जाते. महाराष्ट्राच्या राजकारणात भूकंप अटळ? जर देवेंद्र फडणवीस यांना भाजपचे राष्ट्रीय अध्यक्षपद मिळाले, तर महाराष्ट्राच्या राजकारणात मोठा बदल अटळ आहे. मुख्यमंत्रीपदाची सूत्रे कोणाकडे सोपवली जाणार, हा प्रश्न समोर येईल. महाराष्ट्रातील सध्याच्या महायुती सरकारचे नेतृत्व करण्यासाठी भाजप कोणाला संधी देणार, हे पाहणे महत्त्वाचे ठरेल. या सर्व घडामोडींमुळे महाराष्ट्रातील राजकीय वर्तुळात चर्चेला उधाण आले आहे. फडणवीस हे राज्याच्या राजकारणात एक मजबूत पकड असलेले नेते आहेत. त्यांच्या दिल्लीवारीमुळे राज्यात नवीन नेतृत्वाची गरज भासू शकते. तसेच, भाजप, शिवसेना आणि राष्ट्रवादी काँग्रेस यांच्यातील सत्तेचे समीकरण कसे बदलेल, याबद्दलही तर्कवितर्क लावले जात आहेत.</w:t>
       </w:r>
     </w:p>
     <w:p>
@@ -1810,7 +1810,7 @@
     </w:p>
     <w:p>
       <w:r>
-        <w:t>Title: मुख्यमंत्री देवेंद्र फडणवीस यांच्या हस्ते सीओईपीतील नव्या इमारतीचे उद्घाटन; १५० वर्षे जुन्या ग्रंथालयाचे आता स्थलांतर</w:t>
+        <w:t>Title: 5,500 Assistant Professor &amp; 2,900 Non-Teaching Posts in Maharashtra Medical Colleges</w:t>
       </w:r>
     </w:p>
     <w:p>
@@ -1822,13 +1822,13 @@
           <w:rPr>
             <w:color w:val="0000FF"/>
           </w:rPr>
-          <w:t>https://www.loksatta.com/pune/cm-devendra-fadnavis-coep-college-150-year-old-library-relocated-in-new-building-pune-print-news-css-98-5369379/</w:t>
+          <w:t>https://www.patrika.com/en/education-news/maharashtra-announces-massive-recruitment-5500-assistant-professor-2900-non-teaching-posts-19963995</w:t>
         </w:r>
       </w:hyperlink>
     </w:p>
     <w:p>
       <w:r>
-        <w:t>Content: पुणे : सीओईपी तंत्रज्ञान विद्यापीठातील १५० वर्षांचा वारसा असलेले ग्रंथालय आता नव्या इमारतीत स्थलांतरित होणार आहे. माजी विद्यार्थिनीच्या कुटुंबियांनी दिलेली देणगी आणि राज्य सरकारने दिलेल्या निधीतून सात मजली नव्या इमारतीमध्ये ग्रंथालयासह संगणक अभियांत्रिकी विभागाचा समावेश असून, या इमारतीचे उद्घाटन मुख्यमंत्री देवेंद्र फडणवीस यांच्या हस्ते रविवारी (१४ सप्टेंबर) होणार आहे. तसेच अभियंता दिनानिमित्त सात माजी विद्यार्थ्यांना गौरवण्यात येणार आहे. विद्यापीठाचे कुलगुरू डॉ. सुनील भिरूड, नियामक मंडळाचे सदस्य, माजी विद्यार्थी संघटनेचे अध्यक्ष भरत गिते यांनी या बाबत पत्रकार परिषदेत दिली. कुलसचिव डॉ. डी. एन. सोनावणे उपस्थित होते. दुपारी दोन वाजता होणाऱ्या कार्यक्रमावेळी उपमुख्यमंत्री अजित पवार, उच्च व तंत्रशिक्षणमंत्री चंद्रकांत पाटील उपस्थित राहणार आहेत. डॉ. भिरूड म्हणाले, सीओईपीच्या माजी विद्यार्थिनी गौरी शहा यांच्या कुटुंबियांनी त्यांच्या स्मृतीप्रित्यर्थ सीओईपीला सहा कोटी रुपयांची देणगी दिली. तसेच राज्य सरकारने ५१ कोटी रुपये दिले. या निधीतून नव्या इमारतीची उभारणी करण्यात आली आहे. या इमारतीतील तीन मजले ग्रंथालयासाठी, तर चार मजले संगणक अभियांत्रिकी विभागासाठी वापरण्यात येणार आहेत. ग्रंथालयात डिजिटल ग्रंथालयासह वाचनकक्षासारख्या सुविधा उपलब्ध करून देण्यात आल्या आहेत. ग्रंथालयात चार हजारांहून अधिक पुस्तके आहेत. तसेच अनेक दुर्मीळ ग्रंथ आहेत. विद्यार्थ्यांना अधिकाधिक वेळ अभ्यास, वाचन करता येण्यासाठी २४ चास वाचन कक्ष सुरू ठेवण्यासा मानस असल्याचे यांनी सांगितले. विद्यापीठाच्या माजी विद्यार्थ्यांच्या संघटनेतर्फे अभियंता दिनानिमित्त सीओईपी अभिमान पुरस्कार २०२५ हा कार्यक्रम होणार आहे. या कार्यक्रमात मुख्यमंत्री देवेंद्र फडणवीस यांच्या हस्ते पुरस्कार प्रदान केले जाणार आहेत. त्यात यंत्र अभियांत्रिकी विभागाच्या १९६७च्या तुकडीच्या विद्यार्थिनी, ज्येष्ठ शास्त्रज्ञ वसंथा रामास्वामी यांना जीवनगौरव पुरस्काराने सन्मानित केले जाणार आहे. तसेच स्थापत्य अभियांत्रिकीचे १९७१च्या तुकडीचे विद्यार्थी, बांधकाम व्यावसायिक विलास जावडेकर, स्थापत्य अभियांत्रिकीच्या १९७५च्या तुकडीचे विद्यार्थी, अमेरिकन सोसायटी ऑफ मॅकेनिकल इंजिनिअर्सचे माजी अध्यक्ष महांतेश हिरेमठ, स्थापत्य अभियांत्रिकीच्या १९७५च्या तुकडीचे विद्यार्थी, उद्योजक जयंत इनामदार, यंत्र अभियांत्रिकीच्या १९९३च्या तुकडीचे विद्यार्थी जेएनपीटीचे अध्यक्ष उमेश वाघ, यंत्र अभियांत्रिकीच्या १९९७च्या तुकडीचे विद्यार्थी, उद्योजक तुषार मेहेंदळे, इन्स्ट्रुमेंटेशन अभियांत्रिकीचे २०००च्या तुकडीचे विद्यार्थी, सनदी अधिकारी श्रावण हर्डीकर यांना अभिमान पुरस्काराने गौरवण्यात येणार असल्याचे भरत गिते यांनी सांगितले. मराठी अभिनेता कुशल बद्रिके, 'चला हवा येऊ द्या' फेम, आपल्या विनोदी स्वभावामुळे लोकप्रिय आहे. तो सोशल मीडियावरही सक्रिय असून, पत्नी सुनयनाबरोबरचे फोटो-व्हिडीओ शेअर करतो. नुकताच त्याने सुनयनाबरोबरचा एक व्हिडीओ शेअर केला आणि माझ्याकडे काहीही नसताना लग्न का केलं? असा प्रश्न विचारला. ज्याचं सुनयनाने उत्तर देत त्याच्या डोळ्यांचे कौतुक केले. या व्हिडीओला श्रेया बुगडे, अभिजीत खांडकेकर यांसह अनेकांनी प्रशंसा केली.</w:t>
+        <w:t>Content: Latest News State news Weather Asia Cup 2025 Bihar Election 2025 Kulish 100th Patrika Special National Entertainment Astro Health Sports Religion Politics International OTT Education Opinion Automobile Tech Gadgets Lifestyle Beauty Women Business Crime Jobs My News Shorts Epaper Bharat • Patrika Desk • Sep 21, 2025 Youth aspiring for careers in the medical field have received great news from Maharashtra. The state government plans to recruit 5500 Assistant Professors and 2900 non-teaching positions, strengthening the teaching and administrative infrastructure of medical colleges. This move will not only increase employment opportunities for young people but also help raise the standard of higher education in the state. This recruitment drive will address the shortage of faculty and support staff in government medical colleges. The recruitment process will be completed before March 2026, benefiting both students and colleges. If you are a medical student and dream of a government job, this opportunity could prove significant. Maharashtra's Minister of Higher and Technical Education, Chandrakant Patil, announced the recruitment of medical faculty and non-teaching staff on Saturday. He stated that 5500 vacant Assistant Professor positions in higher education colleges will be filled before March 2026. Minister Patil, speaking at the 28th convocation ceremony of Swami Ramanand Teerth Marathwada University in Nanded, announced government approval for 2900 non-teaching staff positions. Both the finance and planning departments have given their consent. The minister also mentioned that previously, approval was given for the recruitment of 700 Assistant Professors in universities. Still, the recruitment could not be completed due to a different procedure suggested by the then-Governor, C. P. Radhakrishnan. This matter will now be raised with the new Governor, Acharya Devvrat. Minister Patil stated that strengthening universities can attract foreign students. This year, through an agency, 4,000 students from 65 countries enrolled, but most prioritised Pune and Mumbai. Share the news: Related Topics Education News Published on: 21 Sept 2025 05:26 pm DOWNLOAD ON Play Store DOWNLOAD ON App Store Trending Topics Bihar Elections 2025 PM Modi Asia Cup 2025 Top Categories National Bollywood Health Rajasthan Madhya Pradesh Legal Privacy Policy Statutory provisions on reporting (sexual offenses) This website follows the DNPA’s code of conduct Code of Conduct About Us Grievance Policy RSS Copyright © 2025 Patrika Group. All Rights Reserved.</w:t>
       </w:r>
     </w:p>
     <w:p>
@@ -1841,7 +1841,7 @@
     </w:p>
     <w:p>
       <w:r>
-        <w:t>Title: आज पुण्यात १४ सप्टेंबर २०२५ रविवार</w:t>
+        <w:t>Title: Maharashtra's Digital Leap: Library Grants Direct to Accounts</w:t>
       </w:r>
     </w:p>
     <w:p>
@@ -1853,13 +1853,13 @@
           <w:rPr>
             <w:color w:val="0000FF"/>
           </w:rPr>
-          <w:t>https://www.esakal.com/pune/todays-latest-marathi-news-pne25l38309-txt-pune-today-20250913015857</w:t>
+          <w:t>https://www.devdiscourse.com/article/education/3633532-maharashtras-digital-leap-library-grants-direct-to-accounts</w:t>
         </w:r>
       </w:hyperlink>
     </w:p>
     <w:p>
       <w:r>
-        <w:t>Content: आज पुण्यात १४ सप्टेंबर २०२५ रविवार..............................................सकाळी ः नाट्य स्वर यज्ञ‌ ः अश्विनी स्वरालयतर्फे ः पद्मश्री जयमाला शिलेदार यांच्या जन्मशताब्दी वर्षानिमित्त- ः ‘नाट्य स्वर यज्ञ‌’ ः सहभाग- अश्विनी गोखले, निनाद जाधव, धनश्री खरवंडीकर, संपदा थिटे, चिन्मय जोगळेकर तसेच स्वरालयातील ६५ विद्यार्थी ः एस. एम. जोशी सभागृह, नवी पेठ ः ९.००.महिला डॉक्टर परिषद ः जनरल प्रॅक्टिशनर्स असोसिएशनतर्फे ः महिला डॉक्टरांची परिषद ः पुरस्कार समारंभ ः एससीसीआयए ऑडिटोरियम, टिळक रस्ता, स्वारगेट ः ९.००.दशकपूर्ती सोहळा ः नाम फाउंडेशनतर्फे ः संस्थेचा दशकपूर्ती सोहळा ः उपस्थिती- नितीन गडकरी, देवेंद्र फडणवीस, एकनाथ शिंदे, चंद्रशेखर बावनकुळे, अजित पवार, चंद्रकांत पाटील, डॉ. विजय भटकर, उदय सामंत ः गणेश कला क्रीडा मंच, स्वारगेट ः १०.००.संवादात्मक कार्यक्रम ः सृजन संवाद आयोजित ः संवादातून सहा व्यक्तिमत्त्वांचा प्रवास- विश्वात्मकतेकडे जाणारा... ः यशवंतराव चव्हाण नाट्यगृह, कोथरूड ः १०.००.प्रदर्शन ः रोटरी क्लब ऑफ पुणे कात्रज, रोटरी डिस्टिक्ट ३१३१ तर्फे ः रोटरी आर्ट एक्सिबिशन ः मिलिंद मुळीक, दिलीप पंडित, अंजली हुगे यांच्या छायाचित्रांचे प्रदर्शन ः बालगंधर्व कलादालन, शिवाजीनगर ः १०.००.माध्यम परिषद ः वसुधा फाउंडेशनतर्फे ः पहिली माध्यम परिषद, पुरस्कार वितरण, ‘डहाळी’ विशेषांकाचे प्रकाशन व निमंत्रितांचे कविसंमेलन ः उद्‍घाटक- प्रमोद सूर्यवंशी ः अध्यक्ष- डॉ. मधुसूदन घाणेकर ः प्रमुख पाहुणे- डॉ. योगेश जोशी, आशिष तागडे ः उपस्थिती- रवींद्र सूर्यवंशी, वसुधा नाईक ः भारतीय विचार साधना, भरत नाट्य मंदिराजवळ, लिमयेवाडी, सदाशिव पेठ ः ११.००. दुपारी ः पुरस्कार वितरण ः गीताधर्म मंडळातर्फे ः मंडळाच्या शताब्दीनिमित्त- गीताधर्मव्रती विशेष पुरस्कार ः पुरस्कारार्थी- नितीन गडकरी ः वंदनीय ताई आपटे पुरस्कार ः पुरस्कारार्थी- मोहना चितळे ः हस्ते- डॉ. मुकुंद दातार ः बालगंधर्व रंगमंदिर, शिवाजीनगर ः १.००.पुरस्कार वितरण ः सीओईपी तंत्रज्ञान विद्यापीठातर्फे ः अभियंता दिनानिमित्त- सीओईपी अभिमान पुरस्कार व ग्रंथालय आणि संगणक अभियांत्रिकी इमारतीचे उद्‍घाटन ः जीवनगौरव पुरस्कार ः पुरस्कारार्थी- वसंथा रामास्वामी ः सीओईपी अभिमान पुरस्कार ः पुरस्कारार्थी- विलास जावडेकर, डॉ. महांतश हिरेमठ, जयंत इनामदार, उमेश वाघ, तुषार मेहेंदळे, श्रवण हार्डीकर ः हस्ते- देवेंद्र फडणवीस ः उपस्थिती- अजित पवार, चंद्रकांत पाटील ः मुख्य सभागृह, सीओईपी तंत्रज्ञान विद्यापीठ, शिवाजीनगर ः १.००.ग्रंथ प्रकाशन ः आद्य क्रांतिकारक लहूजी वस्ताद साळवे पंचतीर्थ प्रसार समितीतर्फे ः डॉ. संपत जाधव लिखित ‘अयोध्येचा प्रवास’ या ग्रंथाचे प्रकाशन ः हस्ते- गिरीश प्रभुणे ः अध्यक्ष- रवींद्र वंजारवाडकर ः उपस्थिती- सुनील कांबळे ः गणेश हॉल, न्यू इंग्लिश स्कूल, टिळक रस्ता ः ३.००. .....................................................फोटो वापरणेनितीन गडकरीकार्यक्रम गीताधर्म मंडळ ................................ सकाळ+ चे सदस्य व्हा ब्रेक घ्या, डोकं चालवा, कोडे सोडवा! शॉपिंगसाठी 'सकाळ प्राईम डील्स'च्या भन्नाट ऑफर्स पाहण्यासाठी क्लिक करा. Read latest Marathi news, Watch Live Streaming on Esakal and Maharashtra News. Breaking news from India, Pune, Mumbai. Get the Politics, Entertainment, Sports, Lifestyle, Jobs, and Education updates. And Live taja batmya on Esakal Mobile App. Download the Esakal Marathi news Channel app for Android and IOS. Follow Us Copyright © 2025 - Sakal Media Pvt Ltd - All rights reserved. Powered by Quintype</w:t>
+        <w:t>Content: The Maharashtra government is revolutionizing library funding by directly depositing grants into the bank accounts of over 10,000 recognized public libraries. Higher and Technical Education Minister Chandrakant Patil announced this landmark move on Friday. According to Patil, public libraries play a crucial role in fostering a reading culture across society. Previously, grants were disbursed bi-annually through district library officers, a process often marred by delays. In response, the ministry, in collaboration with the Directorate of Libraries, has developed a computerized Library Grant Management System to ensure transparency and timeliness in fund allocation. As per the government's resolution dated September 12, 2025, the first installment, amounting to Rs 80.53 crore, is already being credited directly into the accounts of 10,546 public libraries, marking a significant step forward in enhancing library services in the state. (With inputs from agencies.) Email: info@devdiscourse.com Phone: +91-720-6444012, +91-7027739813, 14, 15 © Copyright 2025</w:t>
       </w:r>
     </w:p>
     <w:p>
@@ -1872,7 +1872,7 @@
     </w:p>
     <w:p>
       <w:r>
-        <w:t>Title: Gunaratna Sadavarte: भाजपच्या जवळचे मानले जाणाऱ्या सदावर्तेंनी थेट सरकारमधील 'या' मंत्र्यांचाच मागितला राजीनामा; कारणही आलं समोर</w:t>
+        <w:t>Title: भाजपा प्रदेश अध्यक्ष चंद्रकांत पाटिल बोले- भाजपा-शिवसेना का खून एक, हम 30 साल तक अच्छे दोस्त रहे</w:t>
       </w:r>
     </w:p>
     <w:p>
@@ -1884,13 +1884,13 @@
           <w:rPr>
             <w:color w:val="0000FF"/>
           </w:rPr>
-          <w:t>https://sarkarnama.esakal.com/mumbai/gunaratna-sadavarte-demands-resignation-of-minister-radhakrishna-vikhe-patil-reason-revealed-dk88</w:t>
+          <w:t>https://www.bhaskar.com/amp/maharashtra/mumbai/bjp-maharashtra-president-chandrakant-patil-on-30-year-old-bjp-shiv-sena-alliance-126264710.html</w:t>
         </w:r>
       </w:hyperlink>
     </w:p>
     <w:p>
       <w:r>
-        <w:t>Content: Mumbai News: मराठा आरक्षण आंदोलक मनोज जरांगे पाटील यांनी पाच दिवस मुंबईमध्ये केलेल्या आंदोलनानंतर सरकारनं अखेर त्यांची मोठी मागणी मान्य केली. हैदराबाद गॅझेट लागू करण्याचा निर्णय सरकारनं घेतल्यानंतर मराठा समाजानं विजयी गुलाल उधळला. पण आता या निर्णयानंतर ओबीसी समाज आक्रमक झाला असून सरकारच्या या निर्णयाविरोधात न्यायालयात धाव घेण्याचा इशाराही दिला आहे.तर दुसरीकडे अॅडव्होकेट गुणरत्न सदावर्ते (Gunratna Sadavarte) यांनी आता थेट फडणवीस सरकारमधील मंत्र्‍याचाच राजीनामा मागितला आहे. राज्य सरकारच्या मराठा आरक्षणविषयक उपसमितीचे अध्यक्ष राधाकृष्ण विखे पाटील यांनी मुंबईतील मनोज जरांगे पाटील यांचं उपोषण सोडवण्यात अत्यंत महत्त्वाची भूमिका पार पाडली होती. सरकारच्या हैदराबाद गॅझेट लागू करण्याच्या निर्णयाला दिवसेंदिवस वाढू लागला आहे. त्यानंतर मंत्री राधाकृष्ण विखे पाटील विरोधकांना चर्चेचं खुलं आव्हानही दिलं होतं. पण तरीही सरकारवर मनोज जरांगे पाटील आणि मराठा समाजाची फसवणूक केल्याचा आरोप केला जात आहे. ज्येष्ठ वकील गुणरत्न सदावर्ते हे सातत्यानं मराठा नेते मनोज जरांगे पाटील यांच्यावर टीकेची झोड उठवत आहे. सोमवारी (ता.8) त्यांच्या निशाण्यावर मंत्री राधाकृष्ण विखे पाटील (Radhakrishna Vikhe Patil) आले. सदावर्तेंनी विखे पाटलांच्या राजीनाम्याची मागणी उचलून धरली आहे. त्यांनी ही मागणी करताना राधाकृष्ण विखे पाटील यांच्याकडे सध्या दोन पदं आहेत. यावेळी त्यांनी स्वत: राजीनामा द्यावा,असं म्हटलं आहे. सदावर्ते म्हणाले, कोर्ट जजमेंटच्या आधारे राधाकृष्ण विखे पाटील यांनीही आपण देखील राजीनामा द्यावा. मंत्री सुद्धा पब्लिक सर्व्हंट आहेत. त्यांच्याकडे दोन पदं आहेत. मी या सर्व गोष्टींना न्यायिक दृष्टिकोनातून बघत असल्याचं सांगितलं.आणि त्याचमुळे मला असं वाटतं, विखेंनी स्वत: राजीनामा द्यावा, असंही यावेळी गुणरत्न सदावर्ते यांनी म्हटलं आहे. अॅड.गुणरत्न सदावर्ते यांनी मनोज जरांगे पाटील यांच्यावर गंभीर आरोप केला आहे. त्यांचा संविधानाचा अभ्यास नसून त्यांना जातीवर आधारित काम करायचं आहे का? असा सवालही त्यांनी केला.तसेच जरांगे पाटील यांनी जातीयवाद वाढवला आहे. जरांगे पाटलांचं आंदोलन पपेटसारखं असतं, त्यांची स्क्रिप्ट तयार असतं. या आंदोलनाबाबत शासनानं काहीतरी करावं अशी मागणीही सदावर्तेंनी केली आहे. मुख्यमंत्री देवेंद्र फडणवीस यांनी जरांगे पाटलांच्या आंदोलनाची धग लक्षात घेतानाच मोठा बदल केला होता. त्यांनी मंत्री चंद्रकांत पाटलांऐवजी राधाकृष्ण विखे पाटील यांना मराठा उपसमितीचे अध्यक्ष केले. संयमी,मितभाषी अशा राधाकृष्ण विखे पाटील यांच्यासारख्या मुत्सद्दी आणि ताकदवान मराठा नेत्यालाच मैदानात उतरवल्यामुळे जरांगे पाटलांवर मोठा दबाव निर्माण झाला. मराठा आणि ओबीसी समाज अशा दोन्ही बाजूचा समतोल राखत निर्णय घ्यायचा होता. अखेर सरकारच्या उपसमितीनं विखे पाटलांच्या राजकीय अनुभवाच्या जोरावर जरांगेंचं मुंबईतलं आंदोलन यशस्वीरित्या हाताळलं. विखेंनी या आंदोलनाबाबत पहिल्यापासून आरक्षणाच्‍या संदर्भातील मनोज जरांगे यांच्‍या मागण्‍यांबाबत सरकार संवेदनशील असल्याचा विश्वासही आंदोलकांना दिला होता. आताही त्यांनी सरकार कायमच मराठा समाजाच्या पाठीशी असल्याची ग्वाही दिली आहे. सरकारनामाचे सदस्य व्हा शॉपिंगसाठी 'सकाळ प्राईम डील्स'च्या भन्नाट ऑफर्स पाहण्यासाठी क्लिक करा. Read Latest Marathi Political News, Breaking Political News from Maharashtra, India, Pune &amp; Mumbai at Sarkarnama. To Get Live Political Marathi News on Mobile, Download the Sarkarnama Mobile App for Android and IOS. सरकारनामा आता सर्व सोशल मीडिया प्लॅटफॉर्मवर. ताज्या राजकीय घडामोडींसाठी फेसबुक, ट्विटर, इन्स्टाग्राम, शेअर चॅट, टेलिग्रामवर आणि व्हॉट्सॲप आम्हाला फॉलो करा. तसेच, सरकारनामा यूट्यूब चॅनेलला आजच सबस्क्राइब करा. Follow Us Copyright © 2025 Sakal Media Group – All Rights Reserved Powered by Quintype वेबसाईटवर ब्राउझिंगचा अनुभव सर्वोत्तम असावा, यासाठी आम्ही कुकीजचा वापर करतो. कुकीजमुळे तुम्हाला तुमच्या आवडत्या मजकुराची शिफारस करता येते. आमचे गोपनीयता आणि कुकीजसंदर्भातील धोरण तुम्हाला मान्य आहे.</w:t>
+        <w:t>Content: पुणे. महाराष्ट्र की राजनीति में 30 साल तक एक-दूसरे के साथ खड़ी रही शिवसेना और भाजपा आज अलग-अलग राह पर है, लेकिन उनके नेता आज भी चाहते हैं कि दोनों पार्टियां फिर एक बार साथ आएं। भाजपा प्रदेश अध्यक्ष चंद्रकांत पाटिल ने बुधवार को पुणे में कहा कि भाजपा-शिवसेना में 'हिंदुत्व' का समान खून है। दोनों पार्टियां एक साथ 30 साल तक रही हैं। जनता ने दोनों को जनादेश दिया था। हम आशावादी हैं कि हम फिर एक साथ आएंगे।' इससे पहले मंगलवार को शिवसेना के वरिष्ठ नेता और पूर्व मुख्यमंत्री मनोहर जोशी ने कहा था कि भाजपा और शिवसेना निकट भविष्य में एक साथ आ सकते हैं। पार्टी अध्यक्ष उद्धव ठाकरे सही समय पर इस पर फैसला करेंगे। कुछ बातों को बर्दाश्त करना बेहतर: जोशी महाराष्ट्र के पूर्व सीएम जोशी ने मंगलवार को कहा- 'छोटे मुद्दों पर लड़ने की जगह बेहतर है कि कुछ बातों को बर्दाश्त किया जाए। जिन मुद्दों को आप दृढ़ता के साथ महसूस करते हैं, उसे साझा करना अच्छा है। अगर दोनों दल साथ में काम करते हैं तो यह दोनों के लिए बेहतर होगा।' जोशी ने कहा- 'ऐसा नहीं है कि शिवसेना अब कभी भाजपा के साथ नहीं जाएगी। उद्धव ठाकरे सही समय पर सही निर्णय लेंगे।' इधर, दोनों दलों के बीच चर्चा के दरवाजे खुले होने के मुद्दे पर चंद्रकांत पाटिल ने कहा- 'हमने कभी दरवाजे बंद नहीं किए, दरवाजे पहले भी खुले हुए थे। हमारे अंदर कोई अहम नहीं है। अगर आप आते हैं तो आपका स्वागत है।' खडसे की शिकायत पर कार्रवाई होगी इससे पहले महाराष्ट्र भाजपा ने पार्टी के अंदर चल रहे कलह को खत्म करने की ओर बड़ा कदम बढ़ाया। भारतीय जनता पार्टी की कोर कमेटी की बैठक में भाजपा नेता एकनाथ खड़से की शिकायत पर चर्चा हुई। बैठक में फैसला लिया गया कि पार्टी के खिलाफ काम करने वालों को पार्टी से निष्कासित किया जाएगा। मंगलवार को हुई बैठक में पूर्व मुख्यमंत्री देवेंद्र फडणवीस, राज्य में पार्टी के अध्यक्ष चंद्रकांत पाटिल और अन्य नेता मौजूद रहे। बैठक में पंकजा मुंडे नहीं पहुंचीं भाजपा नेता सुधीर मुंगतीवाड़ ने कहा- 'आज की बैठक में एकनाथ खड़से से बातचीत करने का फैसला लिया गया। उनकी चिंताओं का निराकरण किया जाएगा। खड़से ने कुछ सबूत दिए थे, जिसने भी पार्टी के खिलाफ काम किया है उसे पार्टी से निष्कासित किया जाएगा।' वहीं, पंकजा मुंडे बैठक में मौजूद नहीं रहीं। इसे लेकर मुंगतीवाड़ ने कहा कि मुंडे पार्टी अध्यक्ष की अनुमति लेकर गैरहाजिर रही हैं। Copyright © 2024-25 DB Corp ltd., All Rights Reserved This website follows the DNPA Code of Ethics.</w:t>
       </w:r>
     </w:p>
     <w:p>
@@ -1903,7 +1903,7 @@
     </w:p>
     <w:p>
       <w:r>
-        <w:t>Title: Almatti Water Dispute | ‘अलमट्टी’वरून इशारा</w:t>
+        <w:t>Title: महाराष्ट्र में निकली बंपर शिक्षक वैकेंसी! कॉलेजों में 5500 से अधिक प्रोफेसर किए जाएंगे नियुक्ति</w:t>
       </w:r>
     </w:p>
     <w:p>
@@ -1915,13 +1915,13 @@
           <w:rPr>
             <w:color w:val="0000FF"/>
           </w:rPr>
-          <w:t>https://pudhari.news/sampadakiy/almatti-water-dispute-karnataka-obstructs-maharashtra-development-sp96</w:t>
+          <w:t>https://navbharatlive.com/career/maharashtra-university-college-professor-recruitment-chandrakant-patil-1361015.html</w:t>
         </w:r>
       </w:hyperlink>
     </w:p>
     <w:p>
       <w:r>
-        <w:t>Content: महाराष्ट्रातील गुंतवणुकीचा ओघ कायम असून, गुरुवारी विविध ठिकाणी माहिती-तंत्रज्ञान, गोदामे, अन्न प्रक्रिया उद्योग, डेटा सेंटर आणि लॉजिस्टिक हब प्रकल्प उभारणी करण्यासाठी सुमारे एक लाख कोटी रुपयांच्या गुंतवणुकीसाठी राज्य सरकारने सामंजस्य करार केले. या प्रकल्पांच्या माध्यमातून 47 हजार लोकांना रोजगार उपलब्ध होईल. गुंतवणूक सामंजस्य करारापैकी अनेक प्रकल्प कागदावरच राहतात; मात्र गेल्या 8 महिन्यांत पाच लाख कोटी रुपयांच्या गुंतवणुकीचे प्रकल्प मार्गी लागले असून, त्यांना देकारपत्रही दिली आहेत. एकीकडे राज्य शासन विकासाच्या द़ृष्टीने वेगाने पावले टाकत असतानाच शेजारच्या कर्नाटक राज्याने मात्र या मार्गात काटे पेरण्याचे प्रयत्न सुरू केले आहेत. कर्नाटक सरकारच्या गेल्या वर्षीच्या हिवाळी अधिवेशनात अलमट्टी धरणाची उंची वाढवण्याचा निर्णय घेतला. या धरणामुळे कोल्हापूर आणि सांगलीत दरवर्षी पूरस्थिती निर्माण होते. या धरणाची उंची आणखी वाढवली, तर कोल्हापूर आणि सांगलीला पुन्हा महापुराला सामोरे जावे लागेल, अशी भीती आहे. महाराष्ट्र व कर्नाटक सरकारमध्ये 2019 मध्ये झालेल्या करारानुसार, 15 ऑगस्टपर्यंत अलमट्टी धरणातील पाणीसाठा 517 मीटरपेक्षा कमी ठेवायचा आहे; पण कर्नाटक सरकारकडून कराराचे पालन केले जात नसल्याने सांगली व कोल्हापूर जिल्ह्यात महापूर येऊन तेथील जनतेला त्याचा नेहमीच फटका बसतो. आताही अलमट्टी धरणाची उंची वाढवण्याचा प्रयत्न कर्नाटक सरकार करत आहे; मात्र तसा निर्णय झाल्यास सर्वोच्च न्यायालयात दाद मागितली जाईल आणि निर्णयास सरकार स्थगिती मिळवेल, असे आश्वासन मुख्यमंत्री देवेंद्र फडणवीस यांनी दिले. सांगली आणि कोल्हापूर हे जिल्हे शेतीप्रधान असून, तेथे असंख्य व्यवसाय व उद्योग आहेत. दरवर्षी पुराची शक्यता निर्माण झाल्यास त्याचा त्या जिल्ह्यांच्या आणि थेट राज्याच्या विकासावर परिणाम होईल. सातत्याने प्रकल्पात पाणी शिरणे, हे कोणत्याही उद्योग-धंद्यास परवडणारे नाही आणि याचा गुंतवणुकीवर परिणाम होऊ शकतो. तसेच शेतीचे अपरिमित नुकसान होईल, हे लक्षात घेऊन मुख्यमंत्र्यांनी हा इशारा दिला, हे बरेच झाले. सध्याच्या अलमट्टी धरणाच्या 519 मीटर उंचीमुळेच पावसाळ्यात सांगली-कोल्हापुरातील नागरिकांच्या पोटात गोळा येत आहे. कर्नाटकने या धरणाची उंची 5 मीटरने वाढवून ती 524 मीटर करण्याचा निर्णय घेतल्यामुळे महापुरांची भीषणता वाढण्याची शक्यता आहे. खरे तर, उत्तर कर्नाटकचा भूभाग हा तसा दुष्काळी व कमी पावसाचा आहे. सिंचनाच्या अभावाने तेथे विकास रखडला आहे. हे चित्र बदलण्यासाठी कर्नाटक शासनाने अलमट्टी धरण बांधण्याचा निर्णय पूर्वीच घेतला होता. कृष्णा नदीवर आणि भौगोलिकद़ृष्ट्या विजयपुरा जिल्ह्यात हे धरण 2005 मध्ये बांधले. धरणाची पाणी साठवण क्षमता 123 टीएमसी इतकी आहे. हे जलाशय भरल्यामुळे बागलकोट जिल्ह्यातील मोठा भाग पाण्याखाली जातो; पण धरण उभारल्यामुळे उत्तर कर्नाटकात सिंचन सुविधा वाढली आणि तेथील लोकांचे जीवनमान सुधारले; पण 2005 मध्ये पश्चिम महाराष्ट्रात महापुरामुळे प्रचंड नुकसान झाले. कित्येकांच्या घरात पाणी घुसले. पुणे-बंगळूर राष्ट्रीय महामार्ग काही दिवस बंद राहिला. त्याचा उद्योग-व्यवसायांनाही फटका बसला. कोल्हापूर शहरात बहुतेक भागांत पुराचे पाणी शिरल्यामुळे निम्म्या अधिक शहराचे व्यवसाय व्यवहार खंडित झाले. कोल्हापूर-कोकणाला जोडणारे राज्य मार्ग बंद झाले. सलग दोन वर्षे अशी स्थिती निर्माण झाली. महापुराचे पाणी शेतात व वाड्या-वस्त्यांत तीन-तीन आठवडे तुंबून राहिले. अलमट्टी धरण बांधल्यामुळे त्याच्या जलाशयाचा फुगवटा निर्माण होतो. त्यामुळे कोल्हापूर व सांगली जिल्ह्यांतून वाहणार्‍या कृष्णा आणि उपनद्यांचे पाणी प्रवाहित होत नसल्याने पुराचे पाणी बराच काळ साचून राहते, असा निष्कर्ष काढला. 2019 व 2021 मध्ये महापुराचे फटके बसत राहिले. अलमट्टी धरणामुळे पश्चिम महाराष्ट्राचा भूभाग संकटात सापडतो. कर्नाटक सरकारने अलमट्टी धरणाचा पहिला टप्पा पूर्ण केला असला, तरी त्यांना पुढचा टप्पा पूर्ण करायचा आहे. या धरणाची उंची वाढवण्यास महाराष्ट्र व आंध्रचा विरोध आहे. कृष्णा नदी वाटपविषयक ब्रिजेशकुमार न्यायाधीकरणाने धरणाला 200 टीएमसी साठवण क्षमतेसह 524 मीटर उंचीवर नेण्यास संमती दिली होती. त्याआधारे कर्नाटक सरकारने धरणाची उंची वाढवण्याच्या हालचाली सुरू केल्या आहेत. या धरणाची उंची वाढल्यास सांगली आणि शिरोळला धोका निर्माण होणार असल्याचा इशारा महाराष्ट्राचे उच्च शिक्षणमंत्री चंद्रकांत पाटील यांनी मागेच दिला होता. धरणाची उंची वाढवल्यावर, अलमट्टीतील पाणी विसर्जनाचे नियमन योग्य पद्धतीने केले जात नसल्यामुळे त्याचा फटका सागंली-कोल्हापूर जिल्ह्यांना अनेकदा बसला. म्हणूनच आता अलमट्टीची उंची किंचितही वाढवण्यास राज्य शासनाचा विरोध असल्याचे मत जलसंपदामंत्री राधाकृष्ण विखे-पाटील यांनीही व्यक्त केले. अलमट्टीचा आणि कोल्हापूर-सांगलीत येणार्‍या महापुराचा काहीएक संबंध नसून, अलमट्टीचा कोणताही धोका नाही, असे संतापजनक विधान महाराष्ट्राचे माजी जलसंपदा सचिव नंदकुमार वडनेरे यांनी केले होते. त्यांच्या या विधानाचा आधार घेऊन काहीजणांनी धरणाची उंची वाढवण्यास राज्य सरकारची सहमती आहे, असा जावईशोध लावला होता. त्यानंतर यावरून काही मंडळी जाणीवपूर्वक महायुती सरकारच्या भूमिकेबद्दल गैरसमज पसरवू लागली होती; मात्र अलमट्टीची उंची वाढवण्यास राज्य सरकारचा स्पष्ट विरोध आहे, असा खुलासा विखे-पाटील यांनी केला. पावसाळ्यात महाराष्ट्र आणि कर्नाटक या दोन्ही राज्यांच्या जलसंपदा विभागात पुराच्या पाण्याचा विसर्ग करण्याबाबत अलीकडील काळात समन्वय दिसून आला. त्याचप्रमाणे पश्चिम महाराष्ट्रातील पुराचे पाणी राज्यातील दुष्काळग्रस्त भागात वळवण्यासाठी ‘महाराष्ट्र क्लायमेट रेझिलन्स डेव्हलपमेंट प्रोग्रॅम’ या महत्त्वाकांक्षी प्रकल्पास जागतिक बँकेने संमती दिली; मात्र धरणाची उंची वाढल्यास या सर्व प्रयत्नावर पाणी पडण्याचा धोका आहे. त्यामुळे कर्नाटक काँग्रेस सरकारचे हे उपद्व्याप थांबवण्यासाठी केंद्र सरकारनेही महाराष्ट्र सरकारला सहकार्य केले पाहिजे. आता याबाबत काय निर्णय होतो, याकडे सर्वांचे लक्ष लागले आहे. 'Pudhari' is excited to announce the relaunch of its Android and iOS apps. Stay updated with the latest news at your fingertips. Android and iOS Download now and stay updated, anytime, anywhere. Pudhari Publications Private Limited</w:t>
+        <w:t>Content: प्रतीकात्मक तस्वीर (सोर्स: सोशल मीडिया) Maharashtra College Professor Recruitment: महाराष्ट्र के उच्च शिक्षा और तकनीकी शिक्षण विभाग ने राज्य के विश्वविद्यालयों और उच्च महाविद्यालयों में बड़ी भर्ती प्रक्रिया का रास्ता साफ कर दिया है। उच्च व तंत्रशिक्षण मंत्री चंद्रकांत पाटिल ने ऐलान किया कि राज्य में कुल 5,500 से अधिक पदों पर भर्ती की जाएगी। इनमें से 700 प्राध्यापकों की नियुक्ति को वित्त विभाग से मंजूरी मिल चुकी है, वहीं शिक्षकेतर कर्मचारियों की भर्ती भी इसी प्रक्रिया के अंतर्गत होगी। कृषि क्षेत्र को छोड़कर राज्य के विश्वविद्यालयों में 2,900 प्राध्यापक पद पहले ही घोषित किए गए थे। इनमें से 2,200 पदों पर भर्ती पूरी हो चुकी है, जबकि शेष 700 प्राध्यापकों की नियुक्ति अगले एक महीने में पूरी कर ली जाएगी। मंत्री चंद्रकात पाटिल ने बताया कि पुणे और अन्य विश्वविद्यालयों में भर्ती प्रक्रिया अंतिम चरण में है और आने वाले 15 दिनों में साक्षात्कार लेकर नियुक्तियां की जाएंगी। इस भर्ती प्रक्रिया के अंतर्गत पुण्यश्लोक अहिल्यादेवी होलकर सोलापुर विश्वविद्यालय और राज्य के 109 उच्च महाविद्यालयों में रिक्त पदों को भरा जाएगा। लंबे समय से अटकी हुई इस प्रक्रिया को अब गति मिलने जा रही है। दरअसल, पिछले दो वर्षों से विभिन्न स्तरों पर मतभेद और वित्तीय मंजूरी की अड़चन के कारण यह भर्ती रुक गई थी। लेकिन अब वित्त विभाग की अनुमति मिलने के बाद विश्वविद्यालयों और महाविद्यालयों में प्राध्यापक तथा अशैक्षणिक कर्मचारियों की नियुक्तियों का मार्ग प्रशस्त हो गया है। यह भी पढ़ें:- चिंतन शिविर ने बढ़ाई NCP के मंत्रियों का चिंता, भड़के अजित पवार, बोले- काम करो वरना कुर्सी छोड़ो मंत्री पाटिल ने कहा कि पूरी भर्ती प्रक्रिया अगले एक महीने में पूरी कर ली जाएगी और इसके लिए विश्वविद्यालय तथा महाविद्यालय जल्द ही अधिसूचना जारी करेंगे। अधिसूचना में यह स्पष्ट किया जाएगा कि भर्ती प्रक्रिया किस प्रकार की जाएगी और उम्मीदवारों को कब तक आवेदन करना होगा। इस निर्णय से हजारों युवाओं को रोजगार का अवसर मिलेगा और साथ ही राज्य के विश्वविद्यालयों व महाविद्यालयों में लंबे समय से खाली पड़े पद भी भर जाएंगे। उच्च शिक्षा क्षेत्र में यह कदम राज्य सरकार की एक बड़ी पहल मानी जा रही है। Follow Us On © Copyright Navbharatlive 2025 All rights reserved.</w:t>
       </w:r>
     </w:p>
     <w:p>
@@ -1934,7 +1934,7 @@
     </w:p>
     <w:p>
       <w:r>
-        <w:t>Title: ओबीसी समाजासाठी जे काही केले आहे ते आमच्या सरकारनेच केले : फडणवीसांचे विरोधकांना खुल्या चर्चेचे आव्हान</w:t>
+        <w:t>Title: सोलापुर विश्वविद्यालय के दीक्षांत समारोह में 11 हजार डिग्रियां प्रदान, मंत्री चंद्रकांत पाटिल मौजूद</w:t>
       </w:r>
     </w:p>
     <w:p>
@@ -1946,13 +1946,13 @@
           <w:rPr>
             <w:color w:val="0000FF"/>
           </w:rPr>
-          <w:t>https://news24pune.com/fadnavis-challenges-the-opposition-to-an-open-debate/</w:t>
+          <w:t>https://navbharatlive.com/maharashtra/solapur/11000-degrees-awarded-at-convocation-in-solapur-1360498.html</w:t>
         </w:r>
       </w:hyperlink>
     </w:p>
     <w:p>
       <w:r>
-        <w:t>Content: पुणे(प्रतिनिधी)- “जो ओबीसी (OBC) नाही, असा एकही नकली व्यक्ती ओबीसी आरक्षणा (OBC reservation) चा लाभ घेऊ शकणार नाही. या संदर्भात जीआर (GR) मध्ये पुरेशी काळजी घेण्यात आली असल्याचा पुनरुच्चार करत मुख्यमंत्री देवेंद्र फडणवीस (Devendra Fadnavis) यांनी “ओबीसी समाजाला त्यांचे हित पाहणारे कोण आहेत हे चांगलेच समजते,” असा टोला विरोधकांना लगावला. ओबीसी समाजासाठी जे काही केले आहे ते आमच्या सरकारनेच केले आहे असे सांगत याबाबत खुल्या चर्चेचे आव्हानही फडणवीस यांनी विरोधकांना दिले. फडणवीस रविवारी विविध कार्यक्रमांसाठी पुणे दौऱ्यावर होते. त्यावेळी त्यांनी माध्यमांशी संवाद साधला. उद्धव ठाकरे सरकारने गमावलेले ओबीसी समाजाचे आरक्षण परत आणले फडणवीस म्हणाले की, “जो ओबीसी नाही, असा एकही नकली व्यक्ती ओबीसी आरक्षणा चा लाभ घेऊ शकणार नाही. या संदर्भात जीआर (GR) मध्ये पुरेशी काळजी घेण्यात आली आहे”. त्यांनी विरोधी पक्षनेते वडेट्टीवार (Wadettiwar) यांच्यावरही निशाणा साधत म्हटले की, “ओबीसी समाजासाठी जे काही केले आहे ते आमच्या सरकारनेच केले आहे. २०१४ पासून आतापर्यंत ओबीसी समाजासाठी घेतलेले सर्व महत्त्वाचे निर्णय केवळ आमच्या सरकारनेच घेतले आहेत”. स्वतंत्र ओबीसी मंत्रालय (OBC ministry) आणणारे आम्ही, ओबीसीसाठी योजना तयार करणारे आम्ही, महाज्योतीची (Mahajyoti) स्थापना करणारे आम्ही आणि ओबीसीसाठी ४२ वसतिगृहे उपलब्ध करून देणारेही आम्हीच आहोत. तसेच, उद्धव ठाकरे सरकारच्या काळात गमावलेले २७ टक्के राजकीय आरक्षण परत आणण्याचे कामही आपल्याच सरकारने केले असल्याचा दावा त्यांनी केला. “ओबीसी समाजाला त्यांचे हित पाहणारे कोण आहेत हे चांगलेच समजते,” असेही ते म्हणाले. फडणवीस यांनी ओबीसी हिताच्या संदर्भात आपल्या सरकारने केलेल्या कामावर विरोधकांशी खुल्या चर्चेलाही आव्हान दिले. तोपर्यंत दोन समाजातील तेढ कमी होणार नाही लातूर (Latur) जिल्ह्यात दोन ओबीसी (OBC) तरुणांनी आत्महत्या केल्याच्या घटनेबद्दल बोलताना फडणवीस यांनी चिंता व्यक्त केली. ते म्हणाले की, “जोपर्यंत दोन्ही समाजाचे नेते खरी वास्तविकता समाजापर्यंत पोहोचवणार नाहीत, तोपर्यंत दोन समाजातील तेढ कमी होणार नाही”. आरक्षणाच्या मुद्द्यावर ‘आरक्षण गेलेले आहे’ अशा प्रकारचे वातावरण निर्माण करण्याचा प्रयत्न केला जात असून, यामुळे मुलांच्या मानसिकतेवर परिणाम होत असल्याचे त्यांनी नमूद केले. दोन्ही बाजूंनी राजकारण सुरु आहे. अशा राजकारणाने समाजाचे कधीच भले होऊ शकत नाही. वास्तविकता समाजापर्यंत पोहोचवली तरच समाजाचे भले होऊ शकते. आम्ही ती वास्तविकता समाजापर्यंत पोहोचवत आहोत. समाजाची काळजी आम्ही घेत आहोत. त्यामुळे नेत्यांनी कितीही राजकारण केले याला राजकीय मुद्दा बनवला तरी हा समाज वास्तविकत समजून घेतो हा माझा आत्तापर्यंतचा अनुभव आहे, असेही फडणवीस यांनी यावेळी नमूद केले. केवळ ज्यांच्याकडे कुणबी (Kunbi) नोंदी आहेत त्यांनाच प्रमाणपत्रे मिळणार आहेत, बिना नोंदीचे कोणालाही प्रमाणपत्र मिळणार नाही, असे स्पष्टीकरण त्यांनी दिले. समाजाचे भले केवळ वास्तविकता पोहोचवल्यानेच होऊ शकते, राजकारणाने नव्हे, असा टोलाही त्यांनी मराठा (Maratha) आणि ओबीसी (OBC) समाजाच्या आरक्षणावरून राजकारण करणाऱ्या विरोधकांना लगावला. पवार साहेब ‘एक्स’ म्हणाले की ‘वाय’ समजायचे याकरता प्रसिद्ध राष्ट्रवादी काँग्रेसचे अध्यक्ष शरद पवार (Sharad Pawar) यांनी राज्याची एकीची वीण उसवली जात असल्याचे वक्तव्य केले होते. तसेच, वर्तमानपत्रात सरकारविरोधात ‘देवा तूच सांग’ अशा आशयाच्या जाहिराती प्रसिद्ध झाल्या होत्या. यावर बोलताना फडणवीस यांनी म्हटले की, “पवार साहेब (Pawar Saheb) ‘एक्स’ म्हणाले की ‘वाय’ समजायचे याकरता प्रसिद्ध आहेत.” ते मोठे नेते असल्याने त्यांच्यावर अधिक बोलणे योग्य नाही, असेही त्यांनी नमूद केले. लवकरच प्राध्यापकांच्या ८० टक्के जागा भरणार राज्यातील विद्यापीठांमध्ये प्राध्यापकांची संख्या कमी आहे. ही खरी गोष्ट आहे. मागच्या काळामध्ये ८० टक्के पदे भरण्याची राज्यशासनाने परवानगी दिली. चंद्रकांत पाटील (Chandrakant Patil) यांनी मागे लागून ती परवानगी घेतली. अतिशय पारदर्शीपणे या नेमणुका झाल्या पाहिजेत असे राज्यपालांचे मत होते त्यामुळे या प्रक्रियेमध्ये काही बदल केले. त्यामुळे वेळ गेला आहे. पण, आता हे बदल पूर्ण झालेले आहेत. लवकरच ८० टक्के पदेही भरली जातील. उरलेल्या २० पदे भरण्यालाही लवकरच परवागी देणार आहोत. एनआरएफ रँकींग (NRF ranking) मध्ये सावित्रीबाई फुले पुणे विद्यापीठाच्या (Savitribai Phule Pune University) घसरलेल्या रँकींगबाबत बोलताना फडणवीस म्हणाले, एनआरएफ रँकींगमध्ये शिक्षकेतर पदांचा समावेश नाही. त्याचा रँकीगचा काहीही संबंध नाही. शिक्षक, विद्यार्थी गुणोत्तर आहे यात थोडे मार्क कमी झाले आहेत. हे गंभीर आहे. इतर काही बाबींमध्ये मार्क कमी झाले आहेत. त्यासंबंधात सुधारणांसंबंधी कुलगुरुंशी चर्चा केली आहे, त्याची सुधारणा आपण लवकरात लवकर करू, असेही फडणवीस यांनी यावेळी सांगितले. आमची भूमिका ‘डीजे मुक्तीची’च गणेशोत्सवातील डीजे (DJ) वापराबाबत सरकारची भूमिका स्पष्ट करताना फडणवीस म्हणाले की, “आमची भूमिका ‘डीजे मुक्तीची‘ (DJ free) आहे.” या गणेशोत्सवात डीजे वाजवणाऱ्यांची संख्या कमी होती आणि महानगरांमध्ये त्यावर बंदी घालण्यासारखी परिस्थिती होती. लोकांमध्ये जागृती करून डीजेमुक्त उत्सव साजरे करण्यावर भर दिला जात असल्याचे त्यांनी सांगितले. जो कोणी डोके वर काढेल, त्याचे डोके खाली करू पुणे येथे गणेश विसर्जनाच्या आदल्या दिवशी १९ वर्षीय तरुणाची टोळीयुद्धातून हत्या झाल्याच्या घटनेवरही त्यांनी भाष्य केले. “पुण्यात (Pune) टोळीयुद्ध वगैरे काही नाही. ही आपापसातील शत्रुता असून, ती आम्ही चालू देणार नाही,” असे फडणवीस यांनी बजावले. “जो कोणी डोके वर काढेल, त्याचे डोके कसे खाली करायचे हे आम्हाला चांगलेच माहीत आहे,” असा इशाराही त्यांनी दिला. [slide-anything id=”13045″] No WhatsApp Number Found! WhatsApp us</w:t>
+        <w:t>Content: सोलापुर विश्वविद्यालय के 21वें दीक्षांत समारोह (सौजन्यः सोशल मीडिया) Solapur News: पुण्यश्लोक अहिल्यादेवी होल्कर, सोलापुर विश्वविद्यालय के 21वें दीक्षांत समारोह में, महाराष्ट्र के उच्च एवं तकनीकी शिक्षा मंत्री चंद्रकांत पाटिल ने विद्यार्थियों से राष्ट्र के गौरव के लिए ज्ञान का उपयोग करने की अपील की। ​​उन्होंने कहा कि ज्ञान सबसे बड़ी संपत्ति है। 18 तारीख को विश्वविद्यालय प्रांगण में दीक्षांत समारोह उत्साहपूर्वक आयोजित किया गया। इस अवसर पर 11 हज़ार विद्यार्थियों को उपाधियाँ प्रदान की गईं। कार्यक्रम की अध्यक्षता कुलपति प्रो. डॉ. प्रकाश महानवर ने की। गोवा उच्च शिक्षा परिषद के उपाध्यक्ष डॉ. गोपाल मुगेरया भी उपस्थित थे। समारोह की शुरुआत दीक्षांत समारोह के साथ हुई। इसमें परीक्षा एवं मूल्यांकन मंडल के निदेशक डॉ. श्रीकांत अंधारे, विभिन्न संकायों के सदस्य और बड़ी संख्या में उपाधि प्राप्त छात्र शामिल हुए। कार्यक्रम में ए. श्रीकांत भारतीय, भाजपा नगर अध्यक्ष प्रो. रोहिणी तडावलकर, प्रबंधन परिषद सदस्य राजाभाऊ सर्वदे, प्रो. देवानंद चिलवंत, प्रो. सचिन गायकवाड़, पूर्व कुलपति इरेश स्वामी सहित बड़ी संख्या में अधिकारी, कर्मचारी, छात्र, नागरिक उपस्थित थे। कार्यक्रम का संचालन डॉ. यशपाल खेडकर और डॉ. तेजस्विनी कांबले ने किया। शिक्षा जीवन बदलती है। गोवा उच्च शिक्षा परिषद के उपाध्यक्ष डॉ. गोपाल मुगेरया ने कहा कि इसी के माध्यम से प्रगति हासिल की जा सकती है। उन्होंने छात्रों से कौशल और व्यावसायिक शिक्षा प्राप्त करके नौकरी देने वाले बनने की अपील की। ​​उन्होंने यह भी कहा कि देश में 33 साल बाद नई शिक्षा नीति लागू की गई है। कुलपति डॉ. प्रकाश महांवर ने सोलापुर विश्वविद्यालय के योगदान की चर्चा करते हुए कहा कि विश्वविद्यालय पारंपरिक शिक्षा के साथ-साथ कुशल और पेशेवर शिक्षक प्रदान करके एक रोज़गार-योग्य पीढ़ी का निर्माण कर रहा है। उन्होंने यह भी बताया कि उन्होंने डेढ़ लाख पेड़ लगाए हैं और पाँच लाख पेड़ लगाने का संकल्प लिया है। उन्होंने समाज और शिक्षा क्षेत्र के बीच संबंधों को मज़बूत करने के लिए कुछ गाँवों को गोद भी लिया है। ये भी पढ़े: भंडारा में अंतरजातीय विवाह योजना: 193 जोड़ों को 96 लाख रुपये के अनुदान का इंतजार दीक्षांत समारोह में कुल 10,955 विद्यार्थियों को उपाधियाँ प्रदान की गईं। इनमें से 89 शोधार्थियों को पीएचडी की उपाधियाँ और 59 विद्यार्थियों को स्वर्ण पदक प्रदान किए गए। Follow Us On © Copyright Navbharatlive 2025 All rights reserved.</w:t>
       </w:r>
     </w:p>
     <w:p>
@@ -1965,7 +1965,7 @@
     </w:p>
     <w:p>
       <w:r>
-        <w:t>Title: गोकुळमध्ये महायुतीची सत्ता म्हणता, अहवालात जिल्ह्यातील एकाही भाजपच्या नेत्यांचा फोटो का नाही ?</w:t>
+        <w:t>Title: Bengaluru Skill Summit 2025: Karnataka's Leap Into Skill Development</w:t>
       </w:r>
     </w:p>
     <w:p>
@@ -1977,13 +1977,13 @@
           <w:rPr>
             <w:color w:val="0000FF"/>
           </w:rPr>
-          <w:t>https://maharashtranews1.com/--You-say-Mahayuti-is-in-power-in-Gokul--why-is-there-no-photo-of-any-BJP-leader-from-the-district-in-the-report---Shoumika-Mahadik</w:t>
+          <w:t>https://www.devdiscourse.com/article/education/3633620-bengaluru-skill-summit-2025-karnatakas-leap-into-skill-development?amp</w:t>
         </w:r>
       </w:hyperlink>
     </w:p>
     <w:p>
       <w:r>
-        <w:t>Content: schedule08 Sep 25 person by visibility 389 categoryउद्योग काही प्रश्नांची उत्तरे अनुत्तरीत, स्टेजवर जाणार नाही, सभासदासोबतच सभेत थांबणार महाराष्ट्र न्यूज वन प्रतिनिधी कोल्हापूर : कोल्हापूर जिल्हा सहकारी दूध उत्पादक संघ अर्थात गोकुळच्या गेल्या साडेतीन-चार वर्षातील कामकाजाबाबत काही प्रश्न उपस्थित केले होते. त्या प्रश्नांची अद्यापही समाधानकारक उत्तरे मिळाले नाहीत. त्यामुळे गोकुळच्या मंगळवारी होणाऱ्या सर्वसाधारण सभेमध्ये आपण स्टेजवर जाणार नाही, तर दूध उत्पादकांच्या सोबतच सभेत थांबणार आहोत अशी स्पष्ट भूमिका गोकुळच्या संचालिका शौमका महाडिक यांनी मांडली. दरम्यान महायुतीचा धर्म आम्ही पाळणार आहोत, सभा शांततेत होईल असेही त्यांनी स्पष्ट केले. त्याचवेळी त्यांनी मंत्री मुश्रीफ यांना उद्देशून, गोकुळ मध्ये महायुतीची सत्ता आहे म्हणता, मग जिल्ह्यातील भाजपच्या प्रमुख नेत्यांचे फोटो गोकुळच्या अहवालामध्ये का नाहीत असा सवाल उपस्थित केला. गोकुळमध्ये महायुतीचा अध्यक्ष व्हावा म्हणून मुख्यमंत्री देवेंद्र फडणवीस यांनी शिष्टाई केली होती. महायुतीचा अध्यक्ष असल्यामुळे सभा सुरळीत पार पाडावी असे आवाहन केले होते. त्यामुळे मंगळवारी होणाऱ्या सर्वसाधारण सभेत आम्ही शांततेने सहभागी होणार. कसल्याही प्रकारचा वाद-विवाद होणार नाही याची खबरदारी घेऊ. गोकुळचे चेअरमन नवीन मुश्रीफ यांचे आपणाला पूर्ण सहकार्य आहे. ते अजून नवीन आहेत असेही त्यांनी स्पष्ट केले. त्याचवेळी त्यांनी गोकुळच्या संचालक वाढीला विरोध कायम ठेवला गोकुळचे संचालक 21 वरून 25 करण्याचा विषय पत्रिकेवर विषय आहे. या विषयावर पुनर्विचार करावा. त्या विषयावर मंगळवारच्या सभेमध्ये कोणताही निर्णय घेऊ नये. संचालक वाढीला आपला पहिल्यापासून विरोध आहे असेही त्यांनी स्पष्ट केले. गोकुळकडून खरेदी करण्यात आलेली जाजम खरेदीसंबंधी ही आपण प्रशासनाला पत्र दिले आहे. गोकुळचा कारभार हा काटकसरीने झाला पाहिजे. पूर्वी गोकुळच्या संचालकांच्या मीटिंगवर तीन लाखाची तरतूद केली जायची.त्यापैकी दोन लाख खर्च व्हायचे आता मात्र गेल्या चार वर्षात गोकुळच्या संचालकांच्या मीटिंगवरील खर्च 13 लाखापर्यंत पोहोचला आहे याशिवाय गोकुळच्या संचालकांचा अभ्यास दौरासाठी पूर्वी 30 लाख रुपयांची तरतूद केली जायची त्यापैकी 20 लाख रुपये खर्च व्हायचे आता मात्र गोकुळच्या संचालकांच्या अभ्यास दौऱ्याचा खर्च 56 लाखापर्यंत गेला आहे खर्च वाढणार असेल तर गोकुळच्या संचालक वाढीचा उपयोग काय ? संचालकांची संख्या वाढ केली तर आणखी खर्च वाढणार आहे. गोकुळ दूध संघा दूध उत्पादकांचा आहे. त्यांना न्याय मिळाला पाहिजे ही आपली प्रामाणिक भूमिका आहे. गेल्या साडेतीन-चार वर्षातील कामकाजाबद्दल मला जे प्रश्न होते ते सभासदांच्यावतीने मी वारंवार मांडले आहेत त्यासंबंधी अद्यापही समाधानकारक उत्तरे मिळालेले नाहीत म्हणून मी मंगळवारी होणाऱ्या गोकुळच्या सभेमध्ये स्टेजवर जाणार नाही. अध्यक्ष नवीन मुश्रीफ यांनी आपण सगळे महायुतीचे आहोत संचालक म्हणून तुम्ही स्टेज वरती या अशी विनंती केली आहे मात्र आपण कायम सभासदा सोबत राहणार आहोत सभासदांमध्ये संभ्रमावस्था निर्माण होऊ नये म्हणून मी सभासदांच्या सोबतच थांबणार आहे असे त्यांनी स्पष्ट केले. मंत्री हसन मुश्रीफ म्हणतात की गोकुळमध्ये महायुतीची सत्ता आहे तेव्हा आमदार सतेज पाटील यांनी स्पष्ट करावं की ते सतेत आहेत की नाहीत, त्यानंतर मी योग्य ते उत्तर देईन. शिवाय विरोधकासारखे दोन्ही डगरीवर हात ठेवून राजकारण करायची आमची पद्धत नाही. आम्ही स्पष्टपणे भूमिका मांडत असतो. गोकुळमध्ये नेमकी सत्ता कोणाची ? अध्यक्ष महायुतीचा आहे की अन्य कोणाचा ? असा प्रश्न पत्रकारांनी उपस्थित केल्यानंतर त्या म्हणाल्या की गोकुळचा अध्यक्ष महायुतीचा आहे मात्र कारभारात आघाडी दिसते. चेअरमन मुश्रीफ यांच्याकडून आपणाला पूर्ण सहकार्य आहे. पूर्वी मी विचारलेल्या प्रश्नांची उत्तरे दिली जात नव्हती असेही त्यांनी सांगितले. गोकुळ मध्ये महायुतीची सत्ता आहे म्हणता, मात्र गोकुळच्या वार्षिक अहवालामध्ये जिल्ह्यातील भाजपच्या एकाही नेत्याचा फोटो नाही. मंत्री चंद्रकांत पाटील खासदार धनंजय महाडिक आमदार अमल महाडिक या प्रमुख नेतेमंडळींचाही अहवालामध्ये फोटो का नाही हा प्रश्न उपस्थित होत असल्याचेही त्यांनी स्पष्टपणे सांगितले. पत्रकार परिषदेला आमदार अशोकराव माने, गोकुळचे माजी संचालक धैर्यशील देसाई विश्वास जाधव, दीपक पाटील, प्रताप पाटील कावणेकर, हंबीरराव पाटील हळदीकर, रविश पाटील आदी उपस्थित होते schedule14 Sep 25 person by visibility 221 schedule14 Sep 25 person by visibility 1658 schedule14 Sep 25 person by visibility 531 schedule14 Sep 25 person by visibility 173 schedule14 Sep 25 person by visibility 137 schedule06 Jul 20 person by visibility 528736 schedule05 Jul 23 person by visibility 33332 schedule07 Jul 24 person by visibility 25933 schedule22 Jul 24 person by visibility 24573 schedule29 Dec 21 person by visibility 24380</w:t>
+        <w:t>Content: Devdiscourse News Desk| Bengaluru | India The Karnataka government is set to host the groundbreaking Bengaluru Skill Summit 2025 in November, as announced by Minister Sharan Prakash Patil on Friday. This initiative is part of the state's ambitious plan to become a global hub for skills, innovation, and advanced opportunities. Addressing a press conference, Minister Patil highlighted the summit's focus on youth, particularly women, rural communities, and persons with disabilities. The summit is scheduled from November 4 to 6 in Bengaluru and aims to create vast opportunities for skill development to align with industrial and global standards. With support from Chief Minister Siddaramaiah, the event is a collaborative effort by the Karnataka Skill Development Corporation, Karnataka Skill Development Authority, and the Karnataka Digital Economy Mission. It seeks to offer a launchpad for youth to compete internationally through specialized training. (With inputs from agencies.) © Copyright 2025</w:t>
       </w:r>
     </w:p>
     <w:p>
@@ -1996,7 +1996,7 @@
     </w:p>
     <w:p>
       <w:r>
-        <w:t>Title: सरकारी कर्मचाऱ्यांच्या वेतन वितरण प्रणालीप्रमाणेच आता शिष्यवृत्ती वितरणासाठी ‘ऑटो सिस्टम’, पगाराप्रमाणेच झटपट मिळणार शिष्यवृत्ती</w:t>
+        <w:t>Title: Eknath Shinde On Rahul Gandhi: “मनमोहन सिंग PM असताना ईव्हीएम…”; शिंदेंचे राहुल गांधींना चोख प्रत्युत्तर</w:t>
       </w:r>
     </w:p>
     <w:p>
@@ -2008,13 +2008,478 @@
           <w:rPr>
             <w:color w:val="0000FF"/>
           </w:rPr>
-          <w:t>https://newstown.in/auto-system-will-be-introduced-for-scholarship-distribution-on-the-line-of-salary-distribution-system-for-government-employees/</w:t>
+          <w:t>https://www.navarashtra.com/politics/dcm-eknath-shinde-criticizes-to-rahul-gandhi-evm-vote-chori-case-politics-bihar-election-marathi-news-994377.html</w:t>
         </w:r>
       </w:hyperlink>
     </w:p>
     <w:p>
       <w:r>
-        <w:t>Content: मुंबई: राज्यातील विद्यार्थ्यांना शिष्यवृत्ती वेळेत मिळावी, यासाठी राज्य सरकारी कर्मचाऱ्यांच्या वेतन वितरण प्रणालीप्रमाणेच शिष्यवृत्ती वितरण ‘ऑटो सिस्टम’ कार्यान्वित करण्याचा राज्य सरकारचा विचार असून वेतन वितरण प्रणालीच्या धर्तीवर शिष्यवृत्ती वितरण प्रणालीचे प्रारूप तयार करून ते तातडीने मान्यतेसाठी सादर करा, असे निर्देश मुख्यमंत्री देवेंद्र फडणवीस यांनी दिले. महाराष्ट्र राज्य उच्च शिक्षण व विकास आयोगाची (माहेड) बैठक बुधवारी सह्याद्री अतिथीगृहावर झाली. त्यावेळी त्यांनी हे निर्देश दिले. यावेळी मुख्यमंत्री देवेंद्र फडणवीस यांच्या हस्ते नवीन महाविद्यालय मान्यता प्रणालीचे (New College Permission System-NCPS) उद्घाटन करण्यात आले. इच्छूक संस्थांना आता https://htedu.maharashtra.gov.in/NCPS संकेतस्थळावरून ऑनलाईन अर्ज सादर करता येणार आहेत. उच्च शिक्षण घेणाऱ्या विद्यार्थ्यांना शिष्यवृत्ती वेळेत मिळाली पाहिजे यासाठी सामाजिक न्याय व विशेष सहाय्य विभाग, इतर मागास बहुजन कल्याण विभाग, आदिवासी विकास विभागाने आर्थिक वर्षाची तरतूद आणि वितरणाचे कालबद्ध नियोजन करून विद्यार्थ्यांना प्रत्येक वर्षाची शिष्यवृत्ती वेळेत मिळावी यासाठी राज्य सरकारच्या वेतन वितरण प्रणालीच्या धर्तीवर शिष्यवृत्ती वितरण प्रणाली विकसित करण्यासाठी प्रारुप तयार करुन मान्यतेसाठी तातडीने सादर करावे, असे निर्देश फडणवीस यांनी दिले. राज्यातील अकृषी विद्यापीठांच्या क्षेत्रामध्ये महाविद्यालये सुरु करण्यासाठी स्थळबिंदू निश्चित केले जातात. या स्थळबिंदू निश्चितीची २०२४ ते २०२९ या पंचवार्षिक बृहत् आराखड्याची बैठक फडणवीस यांच्या अध्यक्षतेखाली झाली. बैठकीत इरादापत्र प्राप्त महाविद्यालय ७३९ होती त्यापैकी ५९३ महाविद्यालयांना अंतिम मान्यता देण्यात आली. सामाजिक उत्तरदायित्व लक्षात घेऊन राज्यातील समाजकार्य महाविद्यालयांमध्ये आवश्यक बदल केला पहिजे. त्यासाठी विद्यापीठ स्तरावर समिती गठीत करून नवीन समाजकार्य महाविद्यालयांना कायम विनाअनुदानित तत्त्वावर मान्यता देण्याबाबत आराखडा तयार करण्यास तीन महिन्याचा कालावधी देण्यात आला. कविकुलगुरू कालिदास संस्कृत विद्यापीठास B.Sc.Aviation and Hospitality अभ्यासक्रम सुरू करण्यासाठी संस्कृत, भारतीय ज्ञानप्रणालीशी संबधित अभ्यासक्रमाची सांगड घालून विशेष बाब म्हणून मान्यता देण्यात आल्याचे फडणवीस यांनी सांगितले. विधी व न्याय विभागाचा अभिप्राय घेऊन बार कौन्सिल ऑफ इंडियाची ना हरकत प्रमाणपत्र मिळालेल्या विधी महाविद्यालयांना मान्यता देण्यात यावी. एआयसीटीई, यूजीसी, बीसीआय व एनसीटीईकडून मान्यता देण्यात येणाऱ्या अभ्यासक्रमास अन्य विभागाने उच्च व तंत्र शिक्षण विभागाच्या मान्यतेशिवाय पदविका, नवीन पदविका, पदवी, पदव्युत्तर अभ्यासक्रम करण्यासंदर्भात मुख्य सचिव यांच्या स्तरावर समिती गठीत करून उच्च शिक्षण आणि कौशल्य शिक्षण अंतर्गत कुशल व काळानुरूप अभ्यासक्रम तयार करावेत, असे निर्देशही त्यांनी दिले. ज्या महाविद्यालयाचे नॅक मानांकन ‘अ’ आहे अशा निवडक खासगी महाविद्यालयांमध्ये वैद्यकीय अभ्यासक्रम सुरू करण्यासाठी वैद्यकीय शिक्षण विभागाने उच्च व तंत्र शिक्षण विभागाकडे प्रस्ताव सादर करावा, असेही फडणवीस यांनी यावेळी सांगितले. बैठकीत राष्ट्रीय शैक्षणिक धोरणाच्या राज्यातील अंमलबजावणीबाबत मुंबई विद्यापीठाचे कुलगुरू रवींद्र कुलकर्णी यांनी माहिती दिली. यावेळी उच्च व तंत्रशिक्षण मंत्री चंद्रकांत पाटील, जलसंपदा मंत्री राधाकृष्ण विखे पाटील, वैद्यकीय शिक्षण मंत्री हसन मुश्रीफ, कौशल्य विकास, उद्योजकता व नाविन्यता मंत्री मंगल प्रभात लोढा, आमदार आशिष देशमुख, माजी खासदार सुजय विखे पाटील, वित्त विभागाचे अपर मुख्य सचिव ओ.पी.गुप्ता, उच्च व तंत्रशिक्षण विभागाचे अपर मुख्य सचिव बी.वेणुगोपाल रेड्डी, रुसा प्रकल्प संचालक राजेंद्र भारुड, उच्च शिक्षण संचालक डॉ.शैलेंद्र देवळाणकर, तंत्रशिक्षण विभागाचे संचालक डॉ.विनोद मोहितकर व संबंधित अधिकारी उपस्थित होते. Your email address will not be published. Required fields are marked * Comment * Name * Email * Website Save my name, email, and website in this browser for the next time I comment. Δ लोकशाही मूल्ये आणि अभिव्यक्ती स्वातंत्र्याची पाठराखण करून भयमुक्त समाजाची जडणघडण हा न्यूजटाऊनचा सर्वोच्च हेतू आहे. Journalism Without Fear &amp; Favour ! असे बोधवाक्य घेऊन आम्ही भयमुक्त आणि चाटुगिरीमुक्त पत्रकारिता करत आहोत. आमच्या या प्रयत्नात आम्हाला तुमच्या आर्थिक योगदानाची आवश्यकता आहे. आपले स्वेच्छिक आर्थिक योगदान देण्यासाठी सोबत दिलेला क्यूआर कोड स्कॅन करून आपण योगदान देऊ शकता.</w:t>
+        <w:t>Content: एकनाथ शिंदेंची राहुल गांधींवर टीका (फोटो- ani) एकनाथ शिंदेंचे राहुल गांधी यांना प्रत्युत्तर कोर्टात जाण्याचा दिला सल्ला राहुल गांधी यांनी फोडला हायड्रोजन बॉम्ब Rahul Gandhi On Election Comission: काँग्रेस नेते आणि विरोधी पक्षनेते राहुल गांधी यांच्या पत्रकार परिषद घेत असून यावेळी त्यांनी निवडणूक आयोगावर गंभीर आरोप केला. काही ठिकाणी काँग्रेसच्या समर्थनार्थ जाणारी मतं जाणीवपूर्वक वगळल्याचं राहुल गांधींनी यावेळी सांगितलं. या आरोपांना आता राज्याचे उपमुख्यमंत्री एकनाथ शिंदे यांनी सडेतोड प्रत्युत्तर दिले आहे. एकनाथ शिंदे यांनी राहुल गांधी यांना कोर्टात जाण्याचा सल्ला दिला आहे. राहुल गांधी यांनी निवडणूक आयोगावर केलेल्या आरोपांवर बोलताना उपमुख्यमंत्री एकनाथ शिंदे म्हणाले, “निवडणूक आयोगाने राहुल गांधी यांचे ऐकले नाही तर त्यांनी कोर्टात गेले पाहिजे. निवडणूक आयोगाने यावर स्पष्टीकरण दिले आहे. ते जिंकतात तेव्हा ते आरोप करत नाहीत. हरतात तेव्हाच ते आरोप करतात. ईव्हीएमवर आरोप करतात. मात्र हे मशीन मनमोहन सिंग पंतप्रधान असताना सुरू झाले होते.” चंद्रकांत पाटलांनी Rahul Gandhi यांना दिला कोल्हापुरी ‘झटका’; म्हणाले, “उठसूट इलेक्ट्रॉनिक मीडियाचा…” पुढे बोलताना एकनाथ शिंदे म्हणाले, “मनमोहन सिंग पंतप्रधान असताना ईव्हीएमवर मतदान सुरू झाले. आता यांना त्यांच्या काळात सुरू झालेली प्रक्रिया चुकीची आहे असे म्हणायचे आहे का? ते म्हणतात हे सगळे १० ते १५ वर्षांपासून सुरू आहे. १५ वर्षांपूर्वी कोण सतेत होते? यूपीए सरकार होते. म्हणजे ते त्यांच्याच सरकारवर आरोप करायचे आहेत का? आरोप करून चालणार नाही. पुरावे दिले पाहिजेत. कर्नाटक, तेलंगणामध्ये जिंकल्यावर त्यांनी आरोप केले नाहीत. लोकसभेत आम्ही हरलो तेव्हा आम्ही आरोप केले नाहीत.” चंद्रकांत पाटलांनी Rahul Gandhi यांना दिला कोल्हापुरी ‘झटका’ राहुल गांधी यांनी केलेल्या आरोपांवर बोलताना चंद्रकांत पाटील म्हणाले, “त्यांना काही काम धंदा उरलेला नाही. ते लोकसभेचे विरोधी पक्षनेते आहेत. कॉँग्रेसचा चेहरा आहेत. त्यांना रोज काहीतरी बोलले पाहिजे. जर ते सरळ बोलले तर, त्याची दखल कोणी घेणार नाही.राहुल गांधी यांनी इतक्या वेळेस मांडणी करून ते अजून एकही गोष्ट सिद्ध करू शकले नाहीत. 6 हजारपेक्षा मतांची चोरी, पुराव्यासह राहुल गांधीचा भाजपवर थेट वार! निवडणुकीपूर्वी टाकला ‘बॉम्ब’, बिकट परिस्थिती उद्भवणार? लोकसभा निवडणुकीत तुम्हाला महाराष्ट्र आणि उत्तर प्रदेशमध्ये जास्त जागा मिळाल्या. मग तुम्ही त्या ठिकाणी मत चोरी केली का? तुमच्या बाजूने निकाल अलया की ईव्हीएम मशीन चांगले आणि विरोधात निकाल लागला की त्याच मशीनला चुकीचे म्हणणे योग्य नाही. इतकेसे न समजायला लोक काय वेडी नाहीत. राहुल गांधींकडे पुरावे असतील तर त्यांनी थेट सुप्रीम कोर्टात जावे. निवडणूक आयोगाने दखल घेतली नसेल तर सुप्रीम कोर्टात दाद मागता येते. तिथेही दखल नाही घेतली तर डिव्हिजनमध्ये जाता येते. त्यामुळे रोज उठून इलेक्ट्रॉनिक मीडियाचा स्पेस खाऊ नये. Follow Us On © Copyright Navarashtra 2025 All rights reserved.</w:t>
+      </w:r>
+    </w:p>
+    <w:p>
+      <w:pPr>
+        <w:pStyle w:val="Heading3"/>
+      </w:pPr>
+      <w:r>
+        <w:t>Article 66</w:t>
+      </w:r>
+    </w:p>
+    <w:p>
+      <w:r>
+        <w:t>Title: एकाच उत्पन्नाच्या दाखल्यावर पदवीचे होणार पूर्ण शिक्षण ;</w:t>
+      </w:r>
+    </w:p>
+    <w:p>
+      <w:r>
+        <w:t xml:space="preserve">URL: </w:t>
+      </w:r>
+      <w:hyperlink r:id="rId74">
+        <w:r>
+          <w:rPr>
+            <w:color w:val="0000FF"/>
+          </w:rPr>
+          <w:t>https://www.esakal.com/mumbai/todays-latest-marathi-news-mum25i35121-txt-mumbai-20250918041719</w:t>
+        </w:r>
+      </w:hyperlink>
+    </w:p>
+    <w:p>
+      <w:r>
+        <w:t>Content: एकाच उत्पन्नाच्या दाखल्यावर पदवीचे शिक्षण विद्यार्थ्यांच्या शिष्यवृत्तीच्या अडचणी होणार कमीमुंबई, ता. १८ : प्रवेशावेळी एकदाच उत्पन्नाचा दाखला सादर केल्यानंतर राज्यातील विद्यार्थ्यांना व्यावसायिक, पारंपरिक अभ्यासक्रम पूर्ण करता येणार आहे. यामुळे शैक्षणिक शुल्क, शिष्यवृत्ती आदींसाठी वारंवार दाखला द्यावा लागणार नसल्याने विद्यार्थ्यांना दिलासा मिळणार असल्याची माहिती उच्च व तंत्रशिक्षणमंत्री चंद्रकांत पाटील यांनी दिली.चंद्रकांत पाटील यांच्या अध्यक्षतेत आज मंत्रालयात अनुसूचित जाती, जमाती, इतर मागासवर्ग, आर्थिक दुर्बल घटक, सामाजिक व शैक्षणिकदृष्ट्या मागास वर्ग आणि इतर सर्व प्रवर्गातील विद्यार्थ्यांच्या शिष्यवृत्तीची रक्कम शैक्षणिक संस्थांना आणि विद्यार्थ्यांना वेळेत मिळावी, यासाठी कार्यपद्धतीत सुधारणा करण्यासाठी नुकतीच आढावा बैठक झाली. त्या वेळी हा निर्णय घेण्यात आला. सरकारच्या या निर्णयामुळे विद्यार्थ्यांना शिष्यवृत्तीसाठी एकदा विद्यार्थ्यांकडून माहिती अपलोड केल्यानंतर नव्याने माहिती घेण्याची आवश्यकता राहणार नाही, यासाठी संबंधित विभागांनी सूक्ष्म नियोजन करावे, अशी सूचना पाटील यांनी केली.-- असे होतील फायदे- शिष्यवृत्ती अर्जाच्या छाननीसाठी वेळेची बचत होईल. - प्रवेशित विद्यार्थ्यांचा अचूक डेटाही उपलब्ध होईल. - विद्यापीठांनीसुद्धा कागदपत्रे पुन्हा तपासावी लागणार नाही. - विद्यार्थ्यांनाही वारंवार तीच माहिती द्यावी लागणार नाही.- विद्यार्थ्यांना शिष्यवृत्ती मिळण्यातील टप्पे कमी होतील. सकाळ+ चे सदस्य व्हा ब्रेक घ्या, डोकं चालवा, कोडे सोडवा! शॉपिंगसाठी 'सकाळ प्राईम डील्स'च्या भन्नाट ऑफर्स पाहण्यासाठी क्लिक करा. Read latest Marathi news, Watch Live Streaming on Esakal and Maharashtra News. Breaking news from India, Pune, Mumbai. Get the Politics, Entertainment, Sports, Lifestyle, Jobs, and Education updates. And Live taja batmya on Esakal Mobile App. Download the Esakal Marathi news Channel app for Android and IOS. Follow Us Copyright © 2025 - Sakal Media Pvt Ltd - All rights reserved. Powered by Quintype</w:t>
+      </w:r>
+    </w:p>
+    <w:p>
+      <w:pPr>
+        <w:pStyle w:val="Heading3"/>
+      </w:pPr>
+      <w:r>
+        <w:t>Article 67</w:t>
+      </w:r>
+    </w:p>
+    <w:p>
+      <w:r>
+        <w:t>Title: Scholarship Process changes: शिष्यवृत्ती अर्ज प्रक्रियेत ऐतिहासिक बदल! एकदाच दिलेली माहिती ठरणार अंतिम, वेळेत मिळणार आर्थिक मदत</w:t>
+      </w:r>
+    </w:p>
+    <w:p>
+      <w:r>
+        <w:t xml:space="preserve">URL: </w:t>
+      </w:r>
+      <w:hyperlink r:id="rId75">
+        <w:r>
+          <w:rPr>
+            <w:color w:val="0000FF"/>
+          </w:rPr>
+          <w:t>https://marathi.asianetnews.com/maharashtra/maharashtra-scholarship-process-change-income-proof-once/photoshow-daurs19</w:t>
+        </w:r>
+      </w:hyperlink>
+    </w:p>
+    <w:p>
+      <w:r>
+        <w:t>Content: Maharashtra Scholarship Process changes: विद्यार्थ्यांच्या शिष्यवृत्ती प्रक्रियेत मोठ्या प्रमाणात सुधारणा करत उच्च व तंत्र शिक्षण विभागाने महत्त्वाचा निर्णय घेतला आहे. आता एकदा उत्पन्नाचा दाखला व इतर आवश्यक माहिती दिल्यानंतर, संपूर्ण अभ्यासक्रमाच्या कालावधीत तीच माहिती ग्राह्य धरली जाणार आहे. यामुळे विद्यार्थ्यांना दरवर्षी पुन्हा पुन्हा कागदपत्रांची पूर्तता करावी लागणार नाही, असा दिलासा मिळाला आहे. उच्च व तंत्र शिक्षणमंत्री चंद्रकांत पाटील यांच्या अध्यक्षतेखाली मंत्रालयात झालेल्या आढावा बैठकीत हा निर्णय घेण्यात आला. या बैठकीत विविध विभागांचे वरिष्ठ अधिकारी, विभागप्रमुख आणि मंत्रीमंडळातील राज्यमंत्री माधुरी मिसाळ यांचाही सहभाग होता. आता विद्यार्थ्यांनी एकदाच उत्पन्नाचा दाखला, वैयक्तिक माहिती आणि इतर कागदपत्रे महाडीबीटी पोर्टलवर अपलोड केली की, ती माहिती अभ्यासक्रम पूर्ण होईपर्यंत वैध धरली जाणार. दरवर्षी तीच माहिती पुन्हा अपलोड करण्याची गरज नाही. विद्यापीठे व महाविद्यालयांनाही हीच माहिती वापरता येणार, त्यामुळे तपासणी प्रक्रियाही जलद होणार. ही प्रक्रिया संपूर्णपणे ऑनलाइन आणि ऑफलाइन पडताळणी यंत्रणेद्वारे पार पडणार. शिष्यवृत्ती मिळण्याच्या प्रक्रियेत लागणारा वेळ मोठ्या प्रमाणात वाचणार. विद्यार्थ्यांना दरवर्षी तीच कागदपत्रे पुन्हा पुन्हा सादर करण्याची गरज नाही. अर्जाच्या छाननीसाठी लागणाऱ्या वेळेत बचत होऊन शिष्यवृत्ती वेळेत थेट बँक खात्यात जमा होणार. शिक्षण संस्थांनाही शिष्यवृत्ती प्रक्रियेसाठी आवश्यक असलेली माहिती वेळेवर मिळणार. शिष्यवृत्ती योजनेंतर्गत केंद्र सरकारकडून येणारी 60% रक्कम थेट महाविद्यालयांना वेळेवर मिळावी यासाठी एक विशेष कार्यप्रणाली विकसित करण्याचे निर्देश. विविध विभागांनी आर्थिक वर्षाच्या सुरुवातीलाच निधीचे वितरण आणि नियोजन निश्चित करावे. शिक्षण शुल्क नियामक प्राधिकरणाने प्रवेश प्रक्रिया सुरू होण्यापूर्वीच शिक्षण शुल्क निश्चित करावे, असे निर्देशही दिले गेले. या निर्णयाचा लाभ SC, ST, OBC, SEBC, EWS आणि इतर सर्व प्रवर्गातील विद्यार्थ्यांना मिळणार आहे. शिक्षणाच्या प्रवासात अडथळा येऊ नये, यासाठी शासन प्रयत्नशील असून, ही सुधारणा म्हणजे विद्यार्थ्यांसाठी एक सकारात्मक पाऊल आहे. विद्यार्थ्यांना शिष्यवृत्ती वेळेवर मिळावी आणि अनावश्यक कागदपत्र प्रक्रियेतून मुक्तता मिळावी यासाठी शासनाने एक महत्त्वाचा निर्णय घेतला आहे. ही सुधारणा केवळ प्रक्रिया सुलभ करणार नाही, तर शिक्षणासाठी आर्थिकदृष्ट्या सहाय्यभूत ठरणार आहे.</w:t>
+      </w:r>
+    </w:p>
+    <w:p>
+      <w:pPr>
+        <w:pStyle w:val="Heading3"/>
+      </w:pPr>
+      <w:r>
+        <w:t>Article 68</w:t>
+      </w:r>
+    </w:p>
+    <w:p>
+      <w:r>
+        <w:t>Title: Decode Politics: Why Maharashtra govt grant to a BJP MLA’s spinning mill has left loose threads</w:t>
+      </w:r>
+    </w:p>
+    <w:p>
+      <w:r>
+        <w:t xml:space="preserve">URL: </w:t>
+      </w:r>
+      <w:hyperlink r:id="rId76">
+        <w:r>
+          <w:rPr>
+            <w:color w:val="0000FF"/>
+          </w:rPr>
+          <w:t>https://indianexpress.com/article/political-pulse/decode-politics-maharashtra-govt-grant-bjp-mlas-spinning-mill-left-loose-threads-10256680/</w:t>
+        </w:r>
+      </w:hyperlink>
+    </w:p>
+    <w:p>
+      <w:r>
+        <w:t>Content: Shubhangi Khapre The Maharashtra government’s decision to sanction Rs 36.4 crore for Nilkanth Cooperative Spinning Mill in Akola, whose vice-chairman is BJP Akola East MLA Randhir Savarkar, has raised eyebrows not just for the fact that this was done despite objections by the Ajit Pawar-helmed Finance Ministry. It also went against the existing state policy requiring assistance to closed mills. Savarkar has hailed the Cabinet’s approval, saying government assistance was crucial for the revival of cotton mills. “Cotton farmers who were forced to sell their produce to spinning mills in Tamil Nadu will now sell it within the state,” he said. A Finance Ministry official pointed out that the policy to provide shared capital does not apply to closed mills, and treating Nilkanth Spinning Mill as a “special case” was a violation of norms. “Once you grant funds for a special case, similar proposals will be submitted. Each will cite farmer issues or regional backwardness. The government will either have to heed all such cases or tweak its policy to accommodate political considerations. However, the core issue is fiscal discipline, especially when the department is stretched with a Rs 9.8 lakh crore debt and populist schemes,” the official said. In May, the Devendra Fadnavis Cabinet had approved a Rs 403 crore loan from National Cooperative Development Corporation (NCDC) to Bhor-based Rajgad Cooperative Sugar Factory. The decision was widely seen as the BJP accommodating former Congress MLA Sangram Thopte, who had crossed over to the BJP and controlled the factory. It had then, too, prompted a sharp response from Ajit Pawar. The government has defended the move as one aimed at supporting farmers and creating jobs. A senior minister, requesting anonymity, said, “The Finance Ministry always raises objections citing rules and regulations whenever such a proposal is placed before it. While the reasons are valid, the government needs to consider multiple aspects. The funds will help revive the (Akola) mill and will hugely benefit cotton farmers in western Vidarbha.” Vidarbha’s farmers produce nearly 30% of India’s cotton, and the Cabinet decision is also being viewed as an attempt to quell discontent after the Centre in August reduced import duty on cotton till December. The mill was set up in 1965 by former minister of state Nilkanth Sapkal and began operations in 1970. It shut down in 2008 citing “technical reasons”. Insiders, however, point to delayed wages, mounting losses, union protests, and high operating costs as reasons. “Though the mill is spread across 150 acres, the management was unwilling to monetise the land and instead sought funds to sustain operations,” a source said. In 2014, after the BJP came to power in Maharashtra, Savarkar first took up the matter, raising it with then Cooperatives Minister Chandrakant Patil and Textiles Minister Sanjay Savkare. The government at the time proposed a 50:45:5 formula to revive the mill (where the state arranges 50% of the amount needed as loan, provides 45% of the total funds needed, and allows the mill promoter to put in just 5% investment as seed capital). The proposal never saw the light of day. However the assistance to the Nilkant mill now has been cleared as per the same formula. Seen as close to Chief Minister Devendra Fadnavis, 52-year-old Savarkar is a three-time MLA from Akola East. He began as a student leader raising farmer issues, and went on to be associated with Raju Shetti’s Swabhimani Shetkari Sanghatana before joining the BJP in the late 1990s. He rose through the BJP ranks as district chief and state general secretary, and won his first Assembly election in 2014 from Akola West. He has retained the seat since. In February 2024, he was made the BJP’s chief whip in the Assembly. Since Savarkar has often raised the plight of Vidarbha’s farmers, aid to his mill also helps his political clause.</w:t>
+      </w:r>
+    </w:p>
+    <w:p>
+      <w:pPr>
+        <w:pStyle w:val="Heading3"/>
+      </w:pPr>
+      <w:r>
+        <w:t>Article 69</w:t>
+      </w:r>
+    </w:p>
+    <w:p>
+      <w:r>
+        <w:t>Title: Maharashtra Politics : महायुतीचा निर्णय की राजकीय डाव? अर्थ खात्याचा आक्षेप डावलून भाजपा आमदाराच्या गिरणीसाठी ३६.४ कोटींची मंजुरी</w:t>
+      </w:r>
+    </w:p>
+    <w:p>
+      <w:r>
+        <w:t xml:space="preserve">URL: </w:t>
+      </w:r>
+      <w:hyperlink r:id="rId77">
+        <w:r>
+          <w:rPr>
+            <w:color w:val="0000FF"/>
+          </w:rPr>
+          <w:t>https://www.loksatta.com/politics/bjp-mla-randhir-savarkar-akola-nilkanth-cooperative-mill-gets-36-4-crore-grant-from-mahayuti-government-sdp-92-5381028/</w:t>
+        </w:r>
+      </w:hyperlink>
+    </w:p>
+    <w:p>
+      <w:r>
+        <w:t>Content: Akola Nilkanth Cooperative Mill Funding : कापसाची पंढरी म्हणून ओळखल्या जाणाऱ्या अकोला जिल्ह्यातील निळकंठ सहकारी सूतगिरणीसाठी राज्य सरकारने तब्बल ३६.४ कोटी रुपयांची मदत जाहीर केली. उपमुख्यमंत्री अजित पवार यांच्या नेतृत्वाखालील अर्थ मंत्रालयाचा आक्षेप असूनही या सूतगिरणीला मदत जाहीर करण्यात आल्याने अनेकांच्या भुवया उंचावल्या आहेत. अकोला पूर्वचे भाजपा आमदार रणधीर सावरकर यांच्याकडे या सूतगिरणीचे उपाध्यक्षपद आहे. विशेष बाब म्हणजे हा निर्णय बंद पडलेल्या गिरण्यांना निधी देण्याच्या राज्याच्या सध्याच्या धोरणाच्या विरोधातील आहे. मंत्रिमंडळाच्या बैठकीत सूतगिरणीला मदत मिळाल्यानंतर आमदार सावरकर यांनी या निर्णयाचे स्वागत केले. “सूतगिरण्यांच्या पुनरुज्जीवनासाठी शासनाची मदत अत्यावश्यक आहे. आतापर्यंत तमिळनाडूतील सूतगिरण्यांना कापूस विकावा लागत होता. आता तो राज्यातच विकला जाईल,” असे ते म्हणाले. निळकंठ सहकारी सूतगिरणीला ३६.४ कोटी रुपयांची मदत मंजूर करण्याच्या निर्णयावर अर्थ मंत्रालयाच्या एका अधिकाऱ्याने तीव्र आक्षेप घेतला आहे. ही मदत ‘विशेष प्रकरण’ मानून देण्यात आली असली तरी हे राज्याच्या नियमांचे उल्लंघन असल्याचे मंत्रालयाने निदर्शनास आणून दिले आहे. सहभाग भांडवल देण्याचे धोरण बंद पडलेल्या गिरण्यांना लागू होत नाही. निळकंठ गिरणीला विशेष प्रकरण मानून मदत जाहीर करणे हे नियमांचे उल्लंघन आहे, असे अर्थ मंत्रालयातील एका वरिष्ठ अधिकाऱ्याने दी इंडियन एक्स्प्रेसला सांगितले. त्यावर अधिक भाष्य करताना ते म्हणाले, “एकदा तुम्ही विशेष प्रकरणासाठी मदत दिली, तर इतर बंद पडलेल्या गिरण्यांकडूनही असेच प्रस्ताव सादर केले जातील. प्रत्येक जण शेतकऱ्यांच्या समस्या किंवा प्रादेशिक मागासलेपणाचे कारण देईल. सरकारला एक तर सगळ्यांना मान्यता द्यावी लागेल किंवा धोरण राजकीय विचारांना अनुसरून बदलावे लागेल; पण मूळ मुद्दा हा आर्थिक शिस्तीचा आहे. आधीच अर्थ मंत्रालयावर ९.८ लाख कोटी रुपयांचे कर्ज असून, लोकप्रिय योजनांना निधी देण्याचा दबाव आहे.” आणखी वाचा : भाजपाचा पराभूत उमेदवार पुन्हा विजयी होणार? काँग्रेसला मोठा धक्का; उच्च न्यायालयाचा आदेश काय? दरम्यान, अर्थ खात्याच्या आक्षेपांकडे दुर्लक्ष करून, सूतगिरणीला मदत देण्याचा राज्य सरकारचा निर्णय हा एक अपवाद नाही. यापूर्वी मे महिन्यात मुख्यमंत्री देवेंद्र फडणवीस यांच्या मंत्रिमंडळाने भोर येथील राजगड सहकारी साखर कारखान्याला राष्ट्रीय सहकारी विकास महामंडळाकडून (NCDC) ४०३ कोटी रुपयांचे कर्ज मंजूर केले होते. हा निर्णय भाजपामध्ये प्रवेश केलेल्या आणि कारखान्यावर नियंत्रण असलेल्या काँग्रेसचे माजी आमदार संग्राम थोपटे यांना राजकीय आधार देण्यासाठी घेण्यात आल्याची चर्चा रंगली होती. त्यावेळीही उपमुख्यमंत्री अजित पवार यांनी त्या निर्णयावर तीव्र प्रतिक्रिया दिली होती. सरकारने मात्र हा निर्णय शेतकऱ्यांना पाठिंबा देण्यासाठी आणि रोजगार निर्मितीसाठी घेण्यात आल्याचे सांगितले आहे. महायुती सरकारमधील एका वरिष्ठ मंत्र्याने नाव न सांगण्याच्या अटीवर सांगितले की, अशा प्रस्तावांवर अर्थ खात्याकडून नियमांचं कारण देऊन हरकती घेतल्या जातात. त्यांची कारणं योग्य असली तरी सरकारला अनेक बाबींचा विचार करायला लागतो. या निधीमुळे अकोल्यातील सूतगिरणी पुन्हा सुरू होईल आणि पश्चिम विदर्भातील कापूस उत्पादक शेतकऱ्यांना मोठा फायदा होईल. पश्चिम विदर्भातील शेतकरी देशातील तब्बल ३०% कापसाचे उत्पादन घेतात. केंद्र सरकारनं ऑगस्टमध्ये कापसावरील आयात शुल्क डिसेंबरपर्यंत कमी करण्याचा निर्णय घेतला होता. या निर्णयामुळे शेतकऱ्यांमधून नाराजीचा सूर उमटला. त्यांचा असंतोष शांत करण्याचा प्रयत्न म्हणूनही मंत्रिमंडळाच्या या निर्णयाकडे पाहिलं जात आहे. अकोला येथील निळकंठ सहकारी सूतगिरणीची स्थापना १९६५ मध्ये तत्कालीन राज्यमंत्री निळकंठ सपकाळ यांनी केली होती. १९७० मध्ये या सूतगिरणीचे कामकाज सुरू झाले; मात्र २००८ मध्ये तांत्रिक कारणं देत ही गिरणी बंद पडली. अंतर्गत सूत्रांच्या माहितीनुसार, प्रत्यक्षात कामगारांना उशिराने पगार मिळणे, प्रचंड उत्पादन खर्च, वाढते तोटे व कामगार संघटनांचे आंदोलन ही यामागची मुख्य कारणे होती. “निळकंठ सूतगिरणीकडे स्वत:च्या मालकीची तब्बल १५० एकर जमीन आहे. असे असूनही व्यवस्थापनाने त्या जमिनीची विक्री करून, निधी उभारण्याची तयारी दाखवली नाही; उलट सरकारी मदतीचीच अपेक्षा ठेवली,” असे एका सूत्राने सांगितले. हेही वाचा : Visual Storytelling : राहुल गांधींच्या दौऱ्यामुळे भाजपात खळबळ? रायबरेलीत असं काय घडलं? २०१४ मध्ये मुख्यमंत्री देवेंद्र फडणवीस यांच्या नेतृत्वाखालील महायुतीने राज्यात सत्ता स्थापन केल्यानंतर भाजपा आमदार रणधीर सावरकर यांनी प्रथमच हा मुद्दा पुढे आणला. त्यांनी तत्कालीन सहकारमंत्री चंद्रकांत पाटील आणि वस्त्रोद्योगमंत्री संजय सावकारे यांच्याकडे हा विषय मांडला. त्यावेळी महायुती सरकारने गिरणीच्या पुनरुज्जीवनासाठी ५०:४५:५ असे सूत्र मांडले होते. (आवश्यक निधीपैकी ५०% रक्कम सरकारकडून कर्ज, ४५% रक्कम थेट शासनाकडून आणि फक्त ५% भांडवल गिरणी चालक मंडळाकडून) प्रस्तावित केला होता. मात्र, हा प्रस्ताव कधीही अमलात आला नाही. आता निळकंठ सूतगिरणीला मिळालेली मदत ही याच ५०:४५:५ सूत्रानुसार मंजूर करण्यात आली आहे. मुख्यमंत्री देवेंद्र फडणवीस यांचे निकटवर्तीय मानले जाणारे ५२ वर्षीय रणधीर सावरकर हे अकोला पूर्व मतदारसंघातून तीन वेळा आमदार म्हणून निवडून आलेले आहेत. त्यांनी आपल्या कारकीर्दीची सुरुवात विद्यार्थी नेता म्हणून शेतकरी प्रश्नांवर आंदोलन करीत केली. त्यानंतर ते राजू शेट्टी यांच्या स्वाभिमानी शेतकरी संघटनेशी जोडले गेले. १९९० च्या रणधीर यांनी भाजपाचे कमळ हाती घेतले. भाजपामध्ये प्रवेश केल्यानंतर त्यांच्याकडे अकोल्याचे जिल्हाध्यक्ष आणि नंतर राज्य सरचिटणीस पदाची जबाबदारी सोपवण्यात आली. २०१४ साली त्यांनी अकोला पश्चिम मतदारसंघातून पहिल्यांदा विधानसभा निवडणूक जिंकली. त्यानंतर या मतदारसंघातून सलग तीन वेळा ते निवडून आले. फेब्रुवारी २०२४ मध्ये भाजपाचे मुख्य शिस्तपाल म्हणून विधानसभेत त्यांची नियुक्ती झाली. विदर्भातील शेतकऱ्यांच्या समस्यांवर आमदार सावरकर सतत आवाज उठवत आले आहेत. त्यामुळे त्यांच्या गिरणीला मिळालेली मदत ही त्यांच्यासाठी राजकीयदृष्ट्याही महत्त्वाची मानली जात आहे. लोकसभा विरोधी पक्षनेते राहुल गांधींनी पत्रकार परिषदेत मतदान प्रक्रियेतील घोटाळ्याचा दावा केला. त्यांनी कर्नाटकच्या आलंद मतदारसंघातील ६०१८ मतदारांची नावं वगळण्याचा प्रयत्न झाल्याचे पुरावे सादर केले. काही व्यक्तींच्या नावाने बनावट अर्ज सॉफ्टवेअरद्वारे भरले गेले. राहुल गांधींनी हे घोटाळे दलित, आदिवासी, ओबीसी, अल्पसंख्याकांना लक्ष्य करून काँग्रेसची मतं कमी करण्यासाठी केले असल्याचा आरोप केला.</w:t>
+      </w:r>
+    </w:p>
+    <w:p>
+      <w:pPr>
+        <w:pStyle w:val="Heading3"/>
+      </w:pPr>
+      <w:r>
+        <w:t>Article 70</w:t>
+      </w:r>
+    </w:p>
+    <w:p>
+      <w:r>
+        <w:t>Title: ग्रामविकासात ग्रामपंचायत अधिकाऱ्यांचे योगदान उल्लेखनीय; सीईओ गजानन पाटील</w:t>
+      </w:r>
+    </w:p>
+    <w:p>
+      <w:r>
+        <w:t xml:space="preserve">URL: </w:t>
+      </w:r>
+      <w:hyperlink r:id="rId78">
+        <w:r>
+          <w:rPr>
+            <w:color w:val="0000FF"/>
+          </w:rPr>
+          <w:t>https://puneprimenews.com/pune/ceo-gajanan-patil-the-contribution-of-gram-panchayat-officers-in-rural-development-is-remarkable-ceo-gajanan-patil/</w:t>
+        </w:r>
+      </w:hyperlink>
+    </w:p>
+    <w:p>
+      <w:r>
+        <w:t>Content: Photo- Pune Prime News पुणे, ता. 21: शासनाच्या योजना ग्रामपंचायतीच्या माध्यमातून पायाभूत सुविधा आणि कल्याणकारी योजना गाव खेड्यात पोहचल्या आहेत. यामध्ये गावातील रस्ते, गटारी, पथदिवे, पिण्याच्या पाण्याची सोय, आरोग्य आणि शिक्षणाच्या सुविधांचा विकास होऊ लागला आहे. सर्व नोंदी आणि दस्तऐवज सुस्थितीत ठेवून विविध शासकीय योजनांची अंमलबजावणी ग्रामपंचायत अधिकाऱ्यांनी प्रभावीपणे राबवली आहे. एकंदरीत जिल्ह्यातील ग्रामपंचायत अधिकारी संवर्गाचे काम अत्यंत उत्कृष्ट चालले आहे. असे प्रतिपादन पुणे जिल्हा परिषदेचे मुख्य कार्यकारी अधिकारी गजानन पाटील (CEO Gajanan Patil) यांनी केले आहे. पुणे जिल्हा ग्रामपंचायत अधिकारी सहकारी पतसंस्थेच्या 47 व्या सर्वसाधारण नुकतीच पुण्यात पार पडली. यासभेत बोलताना वरील प्रतिपादन मुख्य कार्यकारी अधिकारी गजानन पाटील यांनी केले. यावेळी अतिरिक्त मुख्य कार्यकारी अधिकारी चंद्रकांत वाघमारे, उपमुख्य कार्यकारी अधिकारी (सा. प्र.) श्रीकांत खरात, उपमुख्य कार्यकारी अधिकारी (पंचायत) भूषण जोशी, संस्थेचे अध्यक्ष विठ्ठल साकोरे, सचिव विलास बडदे, उपाध्यक्षा प्रज्ञा चव्हाण, राज्य संघटक महाराष्ट्र राज्य जिल्हा परिषद कर्मचारी महासंघ श्रीकांत वाव्हळ, अलका रहाणे, पुणे जिल्हा ग्रामपंचायत अधिकारी युनियनचे अध्यक्ष मोल घोळवे, सरचिटणीस अनिल बगाटे, संदीप ठवाळ, संतोष भोसले, सोमनाथ नवले, अनिल कुंभार, पुंडलिक मस्के आदी मान्यवर उपस्थित होते. पुढे बोलताना गजानन पाटील म्हणाले, पुणे जिल्हा ग्रामसेवक पतसंस्थेचे कामकाज अत्यंत पारदर्शक व काटकसरीने चालू असून पतसंस्थेचे रूपांतर लवकरच बँकेत करावे. त्यासाठी सर्व आवश्यक ती मदत करणार आहे. जिल्ह्यातील सर्व ग्रामपंचायत अधिकाऱ्यांना जिल्हा परिषद सेस फंडातून बिनव्याजी रक्कम देऊन पंधरा दिवसाच्या आत मध्ये सर्वांना लॅपटॉप देण्यात येणार आहेत. मुख्यमंत्री समृद्ध पंचायत राज अभियान या योजनेमध्ये जिल्ह्यातील सर्व गावांनी सहभागी होऊन राज्यांमध्ये एक ग्रामपंचायत एक पंचायत समिती व जिल्हा परिषद प्रथम क्रमांक आणण्यासाठी सर्वांनी काम करावे. दरम्यान, सभेच्या पहिल्या सत्रात विषय पत्रिकेवरील सर्व विषयांवर मुद्देसूद चर्चा होऊन अनेक निर्णय घेण्यात आले. यात आम सभासदांनी मोठ्या प्रमाणात सहभाग घेऊन पतसंस्थेच्या कामकाजाविषयी समाधान व्यक्त करीत काही अंशी सर्वानुमते सकारात्मक सूचना केल्या. तर दुसऱ्या सत्रात पुष्पराज झोळ यांनी गुणवंत विद्यार्थ्यांच्या वतीने स्पर्धेच्या युगात टिकण्यासाठी आवश्यक मनोबल व संयम संहिता याविषयी समर्पक मनोगत व्यक्त केले. तदनंतर आदर्श ग्रामपंचायत अधिकारी नेहरकर व संचालक मदन ( मामा ) शेलार यांनी आदर्श कामकाज करण्यासाठी गावातील लोकांचा लोकसहभाग आणि वरिष्ठ अधिकाऱ्यांची साथ घेऊन गावाचा सर्वांगीण विकास कसा करावा याचे मार्गदर्शन केले. जिल्हा परिषद शाळेसाठी सायकल बँक इयत्ता चौथी ते आठवीच्या विद्यार्थ्यांना सायकल वाटप अभियान राबवले आहे. त्यामध्ये ग्रामपंचायत अधिकारी युनियन मार्फत 200 सायकल मोफत देण्यात आल्या आहेत. मुख्य कार्यकारी अधिकारी गजानन पाटील हे कॉपी विथ सीईओ हा उपक्रम निवडक ग्रामपंचायत अधिकारी यांच्या सोबत राबवून लवकरच मुक्त संवाद साधणार आहेत. तर हा कार्यक्रम यशस्वी पार पाडण्यासाठी पतसंस्थेच्या शितल जगताप व ऋत्विक मांढरे यांनी बहुमूल्य योगदान दिले. पत्रकारिता क्षेत्रात गत ५ वर्षांपासून कार्यरत. संशोधनात्मक लेखनात विशेष प्राविण्य. राजकारण, उद्योग जगत, आर्थिक घडामोडी, स्टार्टअप, आंतरराष्ट्रीय घडामोडींचे विश्‍लेषण तज्ञ. दैनिक पुण्यनगरी , दैनिक राष्ट्रसह्याद्री मधील कामासह गेल्या दीड वर्षांपासून पुणे प्राईम न्यूज मध्ये बातमीदार म्हणून कार्यरत आहे. © 2022 ContentOcean Infotech Pvt Ltd. Login to your account below Remember Me Please enter your username or email address to reset your password. © 2022 ContentOcean Infotech Pvt Ltd.</w:t>
+      </w:r>
+    </w:p>
+    <w:p>
+      <w:pPr>
+        <w:pStyle w:val="Heading3"/>
+      </w:pPr>
+      <w:r>
+        <w:t>Article 71</w:t>
+      </w:r>
+    </w:p>
+    <w:p>
+      <w:r>
+        <w:t>Title: PM Modi lays foundation stone for SJVN’s 200 MW Khavda Solar Project in Gujarat</w:t>
+      </w:r>
+    </w:p>
+    <w:p>
+      <w:r>
+        <w:t xml:space="preserve">URL: </w:t>
+      </w:r>
+      <w:hyperlink r:id="rId79">
+        <w:r>
+          <w:rPr>
+            <w:color w:val="0000FF"/>
+          </w:rPr>
+          <w:t>https://www.businessupturn.com/business/corporates/pm-modi-lays-foundation-stone-for-sjvns-200-mw-khavda-solar-project-in-gujarat/</w:t>
+        </w:r>
+      </w:hyperlink>
+    </w:p>
+    <w:p>
+      <w:r>
+        <w:t>Content: Business Upturn - News | Nation | World | External Affairs | Business | Money | Culture | Tech | Sports | Updates | Breaking Prime Minister Narendra Modi virtually laid the foundation stone for SJVN Limited’s 200 MW Solar Power Project at Khavda Solar Park, Gujarat, on September 20, 2025. The project falls under GUVNL Phase–XVII. The event was attended by Gujarat Chief Minister Bhupendrabhai Patel, Union Minister of Ports, Shipping and Waterways Sarbananda Sonowal, Union Minister of Labour and Employment and Youth Affairs and Sports Mansukh Mandaviya, Union Minister of Jal Shakti Chandrakant Raghunath Patil, Union MoS for Ports, Shipping and Waterways Shantanu Thakur, and Union MoS for Consumer Affairs, Food and Public Distribution Nimuben Jayantibhai Bambhaniya, along with other dignitaries. SJVN CMD Bhupender Gupta, Director (Personnel) Ajay Kumar Sharma, Director (Finance – Addl. Charge) Sipan Kumar Garg, and SGEL CEO Ajay Singh joined virtually. Advertisement The Khavda Solar Power Project is being developed within Khavda Solar Park in Kachchh district, set up by Gujarat State Electricity Corporation Limited (GSECL). The power generated will be supplied to Gujarat Urja Vikas Nigam Limited (GUVNL) for 25 years at a tariff of ₹2.88 per unit. The project will require an estimated investment of ₹866.8 crore. It is expected to generate 504.92 million units of electricity in the first year and a cumulative 11,620 million units over 25 years. During this period, it is projected to reduce carbon emissions by 5,69,250 tonnes. The commissioning deadline has been set for December 31, 2026. The installation will contribute to renewable energy generation targets, employment opportunities in the region, and effective utilization of Kachchh’s arid land for power generation. Aman Shukla is Senior Editor at BusinessUpturn.com, overseeing coverage across the Business, Finance, Corporate, and Stock Market segments. He specializes in communication and content writing, while managing editorial operations across these key sectors. Sasken says no business impact from US H-1B visa fee hike TVS Motor launches Apache RTR 160 2V Fi and Raider iGo in Nepal to strengthen… Coforge clarifies H-1B visa impact; US contributes 53% of revenue in FY25 with 34,187… Firstsource says no impact from US H-1B visa fee; stock in focus Latest Bigg Boss 19: Salman Khan warns Ashnoor Kaur for trying to… Asia Cup 2025 IND vs PAK Live: Kuldeep Yadav strikes as… Bigg Boss 19: Housemates rally against Ashnoor as Salman… Sasken says no business impact from US H-1B visa fee hike TVS Motor launches Apache RTR 160 2V Fi and Raider iGo in… Coforge clarifies H-1B visa impact; US contributes 53% of… Firstsource says no impact from US H-1B visa fee; stock in… Asia Cup 2025 PAK vs IND: Saim Ayub departs after sharp… Asia Cup 2025: Bumrah concedes most expensive Powerplay… IND vs PAK: India creates this poor record in Asia Cup…</w:t>
+      </w:r>
+    </w:p>
+    <w:p>
+      <w:pPr>
+        <w:pStyle w:val="Heading3"/>
+      </w:pPr>
+      <w:r>
+        <w:t>Article 72</w:t>
+      </w:r>
+    </w:p>
+    <w:p>
+      <w:r>
+        <w:t>Title: Power play over water</w:t>
+      </w:r>
+    </w:p>
+    <w:p>
+      <w:r>
+        <w:t xml:space="preserve">URL: </w:t>
+      </w:r>
+      <w:hyperlink r:id="rId80">
+        <w:r>
+          <w:rPr>
+            <w:color w:val="0000FF"/>
+          </w:rPr>
+          <w:t>https://punemirror.com/city/power-play-over-water/</w:t>
+        </w:r>
+      </w:hyperlink>
+    </w:p>
+    <w:p>
+      <w:r>
+        <w:t>Content: Share PMC stunned as state dept threatens to slash Pune’s water supply With the Pune Municipal Corporation (PMC) struggling to supply adequate water from its sanctioned quota, a cold war has erupted between the civic body and the State’s Water Resources Department over water, leaving residents at the receiving end.Escalating the crisis further, the department has moved to cut the PMC’s existing water allocation by 10 percent and assert control over key water centres, sparking outrage among citizens who are asking burning questions: Who is really behind the pressure tactics? And who stands to gain from choking the city’s water supply? ‘Fix leakages first’Pune’s water demand has soared due to the merger of surrounding villages and a sharp surge in population. Yet, rather than addressing the water woes, the state department has coldly asked the civic body to first stop leakages and fully utilise treated water before even considering an increase in the city’s water quota, ignoring the urgency of a growing city thirsting for solutions. 3 ministers from the city, none step inPune has three powerful ministers, including Deputy Chief Minister and Guardian Minister Ajit Pawar, Cabinet Minister Chandrakant Patil, and Minister of State Madhuri Misal. Yet, none of them have taken a firm stand on the city’s worsening water woes.While political leaders were quick to hold flashy meetings with municipal officials, not a single one has openly supported Pune’s repeated requests for increased quota. The result? The PMC is left high and dry, while water politics brews behind closed doors. Deepening crisisAs the city’s population skyrockets and newly merged villages lack basic water infrastructure, PMC has been forced to deploy water tankers, leading to alarming reports of water theft. And yet, the state continues to refuse additional water unless PMC meets a barrage of conditions.It has also served PMC a notice demanding Rs 714 crore in dues, including Rs 174 crore for the current year. An immediate payment of Rs 200 crore has been sought. The move has reignited debate over whether water is being used as a political tool in Pune.Tensions between PMC and the Water Resources department are expected to escalate. The department has accused the corporation of drawing more water than its sanctioned quota from the Khadakwasla dam and proposed a 10 per cent cut to enforce conservation. PMC has rejected the proposal, averting an immediate crisis, but officials warn that the issue could flare up again. How much water does PMC use?The PMC is consuming more than 21 TMC of water annually, far exceeding its sanctioned quota. According to official figures, PMC is allotted 11.6 TMC from the Khadakwasla project, 0.34 TMC from the Pavana river basin, 2.67 TMC from the Bhama Askhed project, and 1.75 TMC for newly merged villages, totalling 16.36 TMC. For a projected population of 76.16 lakh by 2031, excluding the merged villages, the approved quota stands at 14.61 TMC. But actual usage has already crossed the 21 TMC mark.With demand rising sharply, the civic body is now exploring alternatives beyond dams. The civic body has proposed using water from local lakes for drinking purposes. The PMC water supply department has formally requested control of Jambhulwadi and Bhilarewadi lakes from the Water Resources Department, aiming to use them as supplementary sources for residential supply.Last month, Water Resources Minister Radhakrishna Vikhe Patil held a meeting at PMC headquarters, where the proposal was discussed. He reportedly expressed no objection to the plan, paving the way for official clearance. If approved, the move could resolve water issues for at least 30,000 residents living around each lake.Despite this, PMC officials allege that the state department is more focused on undermining the corporation than resolving the crisis. Treated water remains unusedThe Pune Municipal Corporation has spent over Rs 100 crore to treat wastewater for agricultural reuse, but the Water Resources Department has failed to lift even half the available supply. While the state government insists PMC must recycle 30 to 40 per cent of its water and bear the cost of reserving dam water for non-irrigation use, data obtained under the Right to Information Act shows the department has used just 35 per cent of the treated water over nine years.Between 2016 and December 2024, only 22.5 TMC of recycled water was used for farming, far below capacity. Since January 2025, the department has not lifted even 10 percent of the available supply. Activists say this is a major failure on the part of the state department, especially when the state’s own minister, Radhakrishna Vikhe Patil, has made additional water contingent on PMC’s recycling performance.With civic elections approaching, the timing of the proposed water cuts has raised eyebrows. The political silence surrounding the issue has only fuelled speculation that water is being weaponised for electoral gain. An attempt to undermine Dada’s power?In political circles, whispers have turned into roars—is the Water Resources Department plotting to undermine Deputy CM Ajit Pawar’s clout in Pune? Known as the city’s political strongman or ‘Dada’, Pawar has often claimed he calls the shots. But the state department’s ‘bold’ actions suggest a challenge to his authority.Water Resources Minister Radhakrishna Vikhe Patil has clearly stated: “No extra water unless leakage is fixed and wastewater is reused.” Since then, the department has intensified pressure on PMC, leading many to suspect a deliberate campaign to strip Ajit Pawar of his Pune dominance. Is this a political ploy disguised as water management?The timing and tone of the Water Resources Department’s actions have led many to ask whether a larger power play is unfolding behind the scenes. Political puppeteering?According to Vivek Velankar, President of Sajag Nagrik Manch, the situation reeks of deliberate sabotage. “Water Resources Department officials are acting at the behest of their political bosses. Without high-level blessings, they wouldn’t dare to push PMC around like this,” Velankar said. A calculated movePrashant Jagtap, city president of the Nationalist Congress Party (Sharad Pawar faction), has accused the ruling alliance of hatching a plan to win the civic polls.“The Mahayuti is orchestrating a devious plan to win the upcoming municipal elections. It is through the Chief Minister and the Water Resources Minister that officials of the Water Resources Department are being instructed to propose water cuts,” Jagtap said“Once this proposal is put forward, BJP ministers and political leaders in Pune will try to take credit by claiming they prevented the decision. Puneites have already seen through this ploy. Efforts are also being made to ensure that their alliance partners, Ajit Pawar and the Shinde faction, do not get any credit. This entire move is being carried out by the BJP to steal the spotlight,” the NCP (SP) leader claimed. Log in to leave a comment Read more Latest Town Talk - Where voices unite, stories flourish, and community thrives through open dialogue and meaningful connections. Company Trending Tags © Pune Times Mirror</w:t>
+      </w:r>
+    </w:p>
+    <w:p>
+      <w:pPr>
+        <w:pStyle w:val="Heading3"/>
+      </w:pPr>
+      <w:r>
+        <w:t>Article 73</w:t>
+      </w:r>
+    </w:p>
+    <w:p>
+      <w:r>
+        <w:t>Title: Maharashtra to Recruit 5,500 Assistant Professors by March 2026</w:t>
+      </w:r>
+    </w:p>
+    <w:p>
+      <w:r>
+        <w:t xml:space="preserve">URL: </w:t>
+      </w:r>
+      <w:hyperlink r:id="rId81">
+        <w:r>
+          <w:rPr>
+            <w:color w:val="0000FF"/>
+          </w:rPr>
+          <w:t>https://www.devdiscourse.com/article/education/3635112-maharashtra-to-recruit-5500-assistant-professors-by-march-2026</w:t>
+        </w:r>
+      </w:hyperlink>
+    </w:p>
+    <w:p>
+      <w:r>
+        <w:t>Content: Maharashtra's Higher and Technical Education Minister Chandrakant Patil announced Saturday the recruitment of 5,500 assistant professors for senior colleges by March 2026. The announcement came during the 28th convocation ceremony at Swami Ramanand Teerth Marathwada University in Nanded. The government has approved these positions along with 2,900 non-teaching posts, receiving consent from both the Finance and Planning departments, confirmed Patil. A Government Resolution (GR) regarding this will be issued soon to fill vacancies as promised. Challenges previously stalled earlier recruitment plans due to different recommendations by former Governor C P Radhakrishnan. As part of efforts to attract foreign students, Patil highlighted the enrollment of 4,000 students from 65 countries this year. The minister emphasized the youth's potential in societal transformation, encouraging involvement in government initiatives like Startup India, while underscoring the need for entrepreneurship to align with social values. (With inputs from agencies.) Email: info@devdiscourse.com Phone: +91-720-6444012, +91-7027739813, 14, 15 © Copyright 2025</w:t>
+      </w:r>
+    </w:p>
+    <w:p>
+      <w:pPr>
+        <w:pStyle w:val="Heading3"/>
+      </w:pPr>
+      <w:r>
+        <w:t>Article 74</w:t>
+      </w:r>
+    </w:p>
+    <w:p>
+      <w:r>
+        <w:t>Title: Teachers Recruitment: सुवर्णसंधी! राज्यात ६२०० प्राध्यापक आणि २९०० शिक्षकेतर कर्मचाऱ्यांसाठी भरती, अर्ज करण्याची मुदत काय?</w:t>
+      </w:r>
+    </w:p>
+    <w:p>
+      <w:r>
+        <w:t xml:space="preserve">URL: </w:t>
+      </w:r>
+      <w:hyperlink r:id="rId82">
+        <w:r>
+          <w:rPr>
+            <w:color w:val="0000FF"/>
+          </w:rPr>
+          <w:t>https://saamtv.esakal.com/naukri-jobs-news/teachers-recruitment-6200-professor-and-2900-non-teaching-staff-vacancies-apply-now-sh04</w:t>
+        </w:r>
+      </w:hyperlink>
+    </w:p>
+    <w:p>
+      <w:r>
+        <w:t>Content: राज्यातील विद्यापीठ आणि महाविद्यालयांमध्ये भरती प्राध्यापक आणि शिक्षकेतर कर्मचाऱ्यांसाठी भरती ६२०० पदांसाठी होणार भरती राज्य सरकारने मोठा निर्णय घेतला आहे. राज्यातील उच्च महाविद्यालयांमध्ये साडेपाच हजार पदांसाठी भरती जाहीर करण्यात आली आहे. तर विद्यापीठांमध्ये ७०० प्राध्यापकांसाठी भरतीसाठी मान्यता देण्यात आली आहे. याचसोबत शिक्षकेतर कर्मचाऱ्यांसाठीही भरती होणार आहे. (Teacher and Professor Recruitment) उच्च व तंत्रशिक्षण मंत्री चंद्रकांत पाटील यांनी याबाबत माहिती दिली आहे. अकृषिक विद्यापीठांमध्ये २९०० प्राध्यांपकापैकी २२०० प्राध्यापकांची भरती याआधीच झाली आहे. उर्वरीत ७०० प्राध्यापकांची भरती पुढच्या महिन्याभरात केली जाईल, असं चंद्रकांत पाटील यांनी सांगितले. पुणे आणि इतर अनेक विद्यापीठांमधील प्राध्यापक भरतीची प्रक्रिया सुरु आहे. ही प्रक्रिया अंतिम टप्प्यात आहे. १५ दिवसांत मुलाखती घेऊन त्यांची भरतीदेखील पूर्ण होईल, असंही त्यांनी सांगितले. यामध्ये पुण्यश्लोक अहिल्यादेवी होळकर सोलापूर विद्यापीठ व १०९ उच्च महाविद्यालयांमध्ये प्राध्यापकांची रिक्त पदे भरली जाणार आहेत.प्राध्यापकांची भरती कशी करायची, यातील मतप्रवाहामुळे २ वर्षे भरती प्रक्रिया लांबली. त्यानंतर आता वित्त विभागाची परवानगी मिळाली आहे. त्यानंतर विद्यापीठासह महाविद्यालयांमध्ये प्राध्यापक आणि शिक्षकेतर कर्मचाऱ्यांच्या भरतीचा मार्ग मोकळा झाला आहे. महिन्याभरात ही भरती केली जाणार आहे. विद्यापीठ आणि महाविद्यालयांमधील या भरतीबाबत लवकरच अपडेट समोर येईल. विद्यापीठ आणि उच्च महाविद्यालये याबाबत अधिसूचना जाहीर करतील. त्यानंतरच भरती प्रक्रिया पूर्णपणे सुरु केली जाईल. ही भरती कशी होणार याबाबतही माहिती देण्यात येईल. प्राध्यापक आणि शिक्षकेतर कर्मचाऱ्यांसाठी भरती जाहीर करण्यात येणार आहे. सकाळ+चे सदस्य व्हा शॉपिंगसाठी 'सकाळ प्राईम डील्स'च्या भन्नाट ऑफर्स पाहण्यासाठी क्लिक करा. Read Marathi news and watch Live TV. Breaking news from Maharashtra, India, Pune, Mumbai, Politics, Entertainment, Sports, Lifestyle at SaamTV. Get Live Marathi news on Mobile. Download the Saam Tv app for Android and IOS. Follow Us Copyright © 2025 Sakal Media Group – All Rights Reserved Powered by Quintype</w:t>
+      </w:r>
+    </w:p>
+    <w:p>
+      <w:pPr>
+        <w:pStyle w:val="Heading3"/>
+      </w:pPr>
+      <w:r>
+        <w:t>Article 75</w:t>
+      </w:r>
+    </w:p>
+    <w:p>
+      <w:r>
+        <w:t>Title: सोलापूर : दीक्षांत समारंभात 11 हजार पदवी प्रदान</w:t>
+      </w:r>
+    </w:p>
+    <w:p>
+      <w:r>
+        <w:t xml:space="preserve">URL: </w:t>
+      </w:r>
+      <w:hyperlink r:id="rId83">
+        <w:r>
+          <w:rPr>
+            <w:color w:val="0000FF"/>
+          </w:rPr>
+          <w:t>https://pudhari.news/maharashtra/solapur/over-11000-degrees-conferred-at-21st-convocation-of-punes-ahilyadevi-holkar-solapur-university-sk95</w:t>
+        </w:r>
+      </w:hyperlink>
+    </w:p>
+    <w:p>
+      <w:r>
+        <w:t>Content: सोलापूर : पुण्यश्लोक अहिल्यादेवी होळकर सोलापूर विद्यापीठाच्या 21 व्या दीक्षांत समारंभात महाराष्ट्राचे उच्च व तंत्र शिक्षण मंत्री चंद्रकांत पाटील यांनी विद्यार्थ्यांना ज्ञानाचा उपयोग राष्ट्राच्या वैभवासाठी करण्याचे आवाहन केले. ज्ञान ही सर्वात मोठी संपत्ती असल्याचे ते म्हणाले. दि. 18 रोजी दीक्षांत समारंभ विद्यापीठाच्या मैदानात उत्साहात पार पडला. यावेळी 11 हजार विद्यार्थ्यांना पदवी प्रदान करण्यात आली. या कार्यक्रमाला कुलगुरू प्रा. डॉ. प्रकाश महानवर अध्यक्षस्थानी होते. तसेच गोवा उच्च शिक्षण परिषदेचे उपाध्यक्ष डॉ. गोपाल मुगेराया यांचीही प्रमुख उपस्थिती होती. समारंभाची सुरुवात दीक्षांत मिरवणुकीने झाली. यात परीक्षा व मूल्यमापन मंडळाचे संचालक डॉ. श्रीकांत अंधारे यांच्यासह विविध विद्याशाखेचे सदस्य आणि मोठ्या संख्येने पदवीधारक विद्यार्थी सहभागी झाले होते. या कार्यक्रमास आ. श्रीकांत भारतीय, भाजप शहर अध्यष प्रा. रोहिणी तडवळकर, व्यवस्थापन परिषदेचे सदस्य राजाभाऊ सरवदे, प्रा. देवानंद चिलवंत, प्रा. सचिन गायकवाड, माजी कुलगुरू इरेश स्वामी, यांच्यासह अधिकारी कर्मचारी विद्यार्थी नागरिक मोठ्या संख्येने उपस्थित होते. या कार्यक्रमाचे सूत्रसंचालन डॉ. यशपाल खेडकर व डॉ. तेजस्विनी कांबळे यांनी केले. नोकरी मागणारे नव्हे, तर देणारे व्हा : डॉ. मुगेराया शिक्षण हे जीवन बदलून टाकते. त्यातूनच प्रगती साधता येते, असे गोवा उच्च शिक्षण परिषदेचे उपाध्यक्ष डॉ. गोपाल मुगेराया म्हणाले. त्यांनी विद्यार्थ्यांना कौशल्य व व्यावसायिक शिक्षण घेऊन नोकरी देणारे बनण्याचे आवाहन केले. देशात तब्बल 33 वर्षांनी नवीन शैक्षणिक धोरण लागू झाल्याचेही त्यांनी सांगितले विद्यापीठाचे शिक्षण आणि सामाजिक योगदान : कुलगुरू कुलगुरू डॉ. प्रकाश महानवर यांनी सोलापूर विद्यापीठाचे योगदान सांगितले तसेच पारंपारिक शिक्षणासोबतच कौशल्य आणि व्यवसायिकभिमुख शिक्षक देऊन विद्यापीठ रोजगारक्षम पिढी तयार करत आहे. पाच लाख व्रक्ष लागवडीचा संकल्प करत सव्वा लाख व्रक्ष लावली असून समाज आणि शिक्षण क्षेत्राचे नाते दूढ करण्यासाठी काही गावे दत्तक घेतल्याचेही यावेळी सांगितले 89 संशोधकांना पीएच.डी. या दीक्षांत समारंभात एकूण 10,955 विद्यार्थ्यांना पदवी प्रदान करण्यात आली. यात 89 संशोधक विद्यार्थ्यांना पीएच.डी. पदवी आणि 59 विद्यार्थ्यांना सुवर्णपदके देऊन गौरवण्यात आले. 'Pudhari' is excited to announce the relaunch of its Android and iOS apps. Stay updated with the latest news at your fingertips. Android and iOS Download now and stay updated, anytime, anywhere. Pudhari Publications Private Limited</w:t>
+      </w:r>
+    </w:p>
+    <w:p>
+      <w:pPr>
+        <w:pStyle w:val="Heading3"/>
+      </w:pPr>
+      <w:r>
+        <w:t>Article 76</w:t>
+      </w:r>
+    </w:p>
+    <w:p>
+      <w:r>
+        <w:t>Title: Maharashtra to recruit 5,500 assistant professors by March 2026, says minister Chandrakant Patil</w:t>
+      </w:r>
+    </w:p>
+    <w:p>
+      <w:r>
+        <w:t xml:space="preserve">URL: </w:t>
+      </w:r>
+      <w:hyperlink r:id="rId84">
+        <w:r>
+          <w:rPr>
+            <w:color w:val="0000FF"/>
+          </w:rPr>
+          <w:t>https://news.careers360.com/maharashtra-to-recruit-5500-assistant-professors-by-march-2026-says-minister-chandrakant-patil/amp</w:t>
+        </w:r>
+      </w:hyperlink>
+    </w:p>
+    <w:p>
+      <w:r>
+        <w:t>Content: Press Trust of India | September 21, 2025 | 10:09 AM IST | 1 min read The state has also approved 2,900 non-teaching posts. Universities will be strengthened to attract foreign students. This year, 4,000 students from 65 countries enrolled, mostly choosing Pune and Mumbai campuses. NEW DELHI: Maharashtra Higher and Technical Education Minister Chandrakant Patil said on Saturday that 5,500 assistant professors will be recruited for senior colleges in the state before March 2026. He was speaking at the 28th convocation ceremony of Swami Ramanand Teerth Marathwada University in Nanded. Patil said the government has approved 5,500 assistant professors for senior colleges and 2,900 non-teaching posts. Both Finance and Planning departments have given their consent, said the minister. A Government Resolution (GR) will be issued soon, and 5,500 assistant professor vacancies will be filled before March next year, he said. Patil said earlier sanction had been given to recruit 700 assistant professors in universities, but the process could not be completed as the then Governor C P Radhakrishnan had suggested a different method. Also read Uttarakhand police arrest two in Rs 12-15 lakh recruitment exam paper leak case Since Radhakrishnan has been appointed as the Vice President, the matter would be taken up with the new Governor Acharya Devvrat, he said. The minister said universities should be strengthened to attract foreign students. This year, one agency was appointed through which 4,000 students from 65 countries were enrolled, but most preferred Pune and Mumbai, he said. The youth of today have immense potential to transform society, he said. “The Maharashtra government has opened doors of opportunities through initiatives like Startup India, Make in India, and Digital India. You have the power to experiment, to innovate, and to carve out new paths. But remember, entrepreneurship and career should always be rooted in values and social responsibility,” he said. Follow us for the latest education news on colleges and universities, admission, courses, exams, research, education policies, study abroad and more.. To get in touch, write to us at news@careers360.com. Only candidates who will qualify the IBPS PO 2025 prelims will be eligible to appear for the Mains exam, which will be followed by an interview round for those who clear the mains. Copyright © 2025 Pathfinder Publishing Pvt Ltd.</w:t>
+      </w:r>
+    </w:p>
+    <w:p>
+      <w:pPr>
+        <w:pStyle w:val="Heading3"/>
+      </w:pPr>
+      <w:r>
+        <w:t>Article 77</w:t>
+      </w:r>
+    </w:p>
+    <w:p>
+      <w:r>
+        <w:t>Title: AYUSH NEET Counselling 2025: Maharashtra colleges refuse waivers to women, EBC students; demand full fees</w:t>
+      </w:r>
+    </w:p>
+    <w:p>
+      <w:r>
+        <w:t xml:space="preserve">URL: </w:t>
+      </w:r>
+      <w:hyperlink r:id="rId85">
+        <w:r>
+          <w:rPr>
+            <w:color w:val="0000FF"/>
+          </w:rPr>
+          <w:t>https://news.careers360.com/ayush-neet-counselling-2025-bams-bhms-bpt-colleges-deny-fee-waiver-women-ebc-cet-cell-maharashtra-ayurveda-homeopathy-courses/amp</w:t>
+        </w:r>
+      </w:hyperlink>
+    </w:p>
+    <w:p>
+      <w:r>
+        <w:t>Content: Musab Qazi | September 18, 2025 | 07:30 PM IST | 6 mins read AYUSH colleges are refusing fee concessions for BAMS, BHMS and BPT courses despite CET Cell Maharashtra, minister’s warnings; govt yet to reimburse for last year’s waivers Find out which MBBS, BDS, or Ayush colleges you can get into with your NEET 2025 score by using NEET 2025 College Predictor. Despite past warnings from authorities, health science education institutes – mainly AYUSH colleges and physiotherapy institutes – in Maharashtra continue to charge full fees from female and economically backward class (EBC) aspirants during the ongoing NEET counselling. If they fail to pay, the candidates are denied admission. NEET 2025: College Predictor | Cutoff | Question Paper PDF | State-wise Merit List NEET 2026: Mind Maps &amp; Diagrams Guide | Formula Sheet | Mock Test | 10 Years PYQ's Latest: Allied and Health Sciences- Best Courses, Colleges &amp; Career Options New: Paramedical Universities Accepting Applications | Emversity Allied Health Sciences Programs Live Updates: MCC NEET UG Counselling 2025 LIVE Several girls and EBC students, who are eligible for 100% and 50% fee concession, respectively, in the professional courses, have complained about being asked to pay the entire sum of tuition fees by AYUSH and physiotherapy institutes allotted to them in the first round of the state-level centralised admission process (CAP). While the candidates point out that these demands are a violation of the government directives against levying excess fees from disadvantaged students, the colleges blame the state for the delay in releasing the educational aid amount. A female candidate, who was allotted a Bachelor of Ayurvedic Medicine and Surgery (BAMS) seat at the Newlife Ayurvedic College, Pune, couldn't confirm her admission as the institute demanded the entire sum of Rs 1.85 lakh fee. "They not only refused to provide the fee waiver, but didn't even accept our plea to pay in two installments. I couldn't pay such a large amount," she said. AYUSH stands Ayurveda, Yoga and Naturopahty, Unani, Siddha and Homeopathy. Another candidate, the son of a street hawker belonging to EBC category, was also quoted the full amount, meant for general category students. "My parents were told that we won't get any concessions," he said. Another candidate, the son of a street hawker belonging to EBC category, was also quoted the full amount, meant for general category students. "My parents were told that we won't get any concessions," he said. The institute has, however, refuted the claims of any wrongdoing. "All the students are allotted the institute through the CET Cell [the state common entrance test cell]. We are not very much involved in the admission process and follow all the norms of the Cell. Even if the students are opting for betterment they are supposed to pay the entire fees," Zubair Shaikh, secretary of Al-Ameen Educational and Medical Foundation, which manages the college, told Careers360. The excessive fee complaints have become a recurring feature of the medical admission process in the state during the past few years. During the last year's UG admissions, the Admission Regulating Authority (ARA) had addressed 25 grievances pertaining to eight medical, one dental, five ayurveda and one homeopathy colleges. Most of these complainants, including female and EBC candidates, had alleged that they were denied their allotted seat when they refused to pay the excess fee demanded by the institutes. The authority had asked the errant colleges to admit these candidates. However, the colleges had sought to put the state government in the dock for not reimbursing the institutes for the waived fees, and causing them financial hardships. The private medical and dental colleges had last year briefly stopped the admission process in its tracks and only resumed after reassurances from the government. The students from disadvantaged communities in the state – including the scheduled castes (SC), scheduled tribes (ST), other backward classes (OBC), economically weaker section (EWS) or EBC, socially and educationally backward class (SEBC) and minorities – avail various national and state scholarship and freeship programmes. In the run up to the Maharashtra assembly elections last year, the government had increased the fee concession for women who have family income less than Rs 8 lakh and are pursuing professional higher education courses, from 50% to 100%. The state has, on multiple occasions, sought to prevent colleges from demanding additional fees. Following the complaints about the institutes still asking female students to pay the fee amount up front, the higher and technical education minister Chandrakant Patil had threatened them with action. In October last year, the state medical education commissioner had also reminded the health science institutes to collect only half regular the fee amount from EWS, EBC and SEBC candidates, and threatened action against the violators. Last month, the CET Cell Maharashtra launched a dedicated portal to allow candidates to register fee-related grievances. However, the complaints continue unabated. Also read Maharashtra regulator rejects state proposal to raise management quota fees in AYUSH colleges On Tuesday, a female student wrote to the CETCell, claiming that Sumitrabai Thakare Ayurvedic College, Yavatmal, asked her to pay the entire fee amount of Rs 1.75 lakh, even though she belonged to the EWS category. An institute official told her that she would get half of the money back when the government disburses the scholarship amount. The institute, however, denied the allegation. "College will not charge any fees to SC, ST, VJ/NT [Vimukta Jati / Nomadic Tribe] SBC [special backward class], SEBC, OBC, EWS or eligible candidates for fee waiver from the government of Maharashtra during the ongoing UG 2025-26 admission. We are following the rules and regulations of apex council NCISM , MUHS, Director of AYUSH, FRA, ARA and government of Maharashtra and on behalf of Smt Sumitrabai Thakare Ayurvedic College, Yavatmal. I assure you that the college will not charge any extra money to any candidate during admission or after admission in our institute,” Kiran Khandare, principal of the institute, said in a statement. NCISM is the National Commission For Indian System Of Medicine; MUHS is Maharashtra University of Health Sciences, and FRA is Maharashtra’s Fee Regulating Authority. Another EBC girl candidate, who was allotted CHK Homeopathic Medical College at Alibaug (Raigad) has also filed a complaint with the CET Cell. She said she had to pay the entire fee amount by cheque. "The college is misleading all the students and taking full fees," reads her mail to the authorities. AMS Ayurved Medical College and Royal College of Physiotherapy, both located in Malegaon (Nashik), have also been named by the candidates for allegedly violating the fee norms. E-mails and messages sent to these institutes by Careers360 are yet to fetch a response. If and when they do reply, this story will be updated with their comments. Also read Push for AYUSH courses created many colleges, but BAMS, BHMS, BSMS graduates struggle to find jobs An official from a homeopathy college in Marathwada said that they are yet to receive the scholarship amount from the last academic year. "Even though most of our students are girls we don't charge anything besides development fee, university eligibility fee and six months of tuition fee, which is not covered by the state's schemes. We even encourage other institutes to follow the norms," he said. According to activists, the excess fee demands persist due to inaction from the government. "While the government departments keep issuing notices and circulars, no action is taken against the colleges violating the norms. Around half of the institutes don't even fulfill the basic requirement of displaying their fee structure online. Many AYUSH colleges charge one and a half years of fees, when the Maharashtra Unaided Private Professional Educational Institutions (Regulation of Admission and fees) Act , 2015 clearly stipulates that they can only charge the current academic year's fee," said Abdur Rahman, president of Mission Awareness Foundation, a Mumbai-based advocacy group. "While the government departments keep issuing notices and circulars, no action is taken against the colleges violating the norms. Around half of the institutes don't even fulfill the basic requirement of displaying their fee structure online. Many AYUSH colleges charge one and a half years of fees, when the Maharashtra Unaided Private Professional Educational Institutions (Regulation of Admission and fees) Act , 2015 clearly stipulates that they can only charge the current academic year's fee," said Abdur Rahman, president of Mission Awareness Foundation, a Mumbai-based advocacy group. CET Cell hasn't responded to a request for comment, while Dheeraj Kumar, the principal secretary, medical education department couldn't be reached. Follow us for the latest education news on colleges and universities, admission, courses, exams, research, education policies, study abroad and more.. To get in touch, write to us at news@careers360.com. Despite increased seats in NEET counselling, medical colleges fail to provide MBBS and PG students support systems; healthcare, education need more public spending, says Maharashtra University of Health Sciences VC Copyright © 2025 Pathfinder Publishing Pvt Ltd.</w:t>
+      </w:r>
+    </w:p>
+    <w:p>
+      <w:pPr>
+        <w:pStyle w:val="Heading3"/>
+      </w:pPr>
+      <w:r>
+        <w:t>Article 78</w:t>
+      </w:r>
+    </w:p>
+    <w:p>
+      <w:r>
+        <w:t>Title: Nitin Gadkari: सरकारला दूर ठेवून लोकांच्या सहभागातूनच शाश्वत विकास साधता येतो – नितीन गडकरी</w:t>
+      </w:r>
+    </w:p>
+    <w:p>
+      <w:r>
+        <w:t xml:space="preserve">URL: </w:t>
+      </w:r>
+      <w:hyperlink r:id="rId86">
+        <w:r>
+          <w:rPr>
+            <w:color w:val="0000FF"/>
+          </w:rPr>
+          <w:t>https://ratnagirikhabardar.com/news/79158/</w:t>
+        </w:r>
+      </w:hyperlink>
+    </w:p>
+    <w:p>
+      <w:r>
+        <w:t>Content: पुणे: सामाजिक कार्य हे केवळ सरकारी मदतीवर अवलंबून न ठेवता लोकशक्तीच्या जोरावर करणे गरजेचे आहे. सरकारला दूर ठेवून लोकांच्या सहभागातूनच शाश्वत विकास साधता येतो, असे प्रतिपादन केंद्रीय मंत्री नितीन गडकरी यांनी केले. नाम फाउंडेशनचा रविवारी (दि. १४) दशकपूर्ती समारंभ स्वारगेट येथील गणेश कला मंच येथे पार पडला. त्यावेळी ते बोलत होते. शेतकरी आत्महत्या, दुष्काळग्रस्त भागातील पुनरुत्थान, पर्यावरण संवर्धन, पाणी अडवा पाणी जिरवा यांसारख्या विविध उपक्रमांतून फाउंडेशनने गेल्या दहा वर्षांत ग्रामीण भागात केलेले कार्य कौतुकास्पद आहे, असेही ते म्हणाले. यावेळी उच्च व तंत्रशिक्षण मंत्री चंद्रकांत पाटील, पद्मभूषण डॉ. विजय भटकर, मराठी भाषा मंत्री उदय सामंत, आमदार भीमराव तापकीर, ‘नाम’चे संस्थापक-अध्यक्ष अभिनेता नाना पाटेकर, संस्थापक-सचिव मकरंद अनासपुरे उपस्थित होते. गडकरी म्हणाले, चांगल्या सामाजिक कार्यासाठी राजकीय प्रचाराची गरज नसते. त्यासाठी इच्छाशक्ती महत्त्वाची असते. ‘नाम’ने केलेले कार्य महत्त्वाचे असून ‘देणारे हात होण्यापेक्षा मदत करणारे हात होता आलं पाहिजे. जेवढ्या जास्त प्रमाणात आपण कौशल्य निर्माण करू तेवढे आपण प्रगतीच्या दिशेने वाटचाल करत राहू. त्यासाठी समाजासाठी संवेदनशील काम करणे गरजेचे आहे. उच्च व तंत्रशिक्षण मंत्री चंद्रकांत पाटील म्हणाले, महिला वर्गासाठी ५ तासांचे काम वर्क मॉड्युल राबवणे गरजेचे आहे. यातून अधिकाधिक महिलांसाठी रोजगार उपलब्ध होऊ शकतो. सप्टेंबर २०१५ साली ‘नाम फाउंडेशन’ची स्थापना झाली आणि त्याची दशकपूर्ती होत आहे. या वाटचालीत आजवर असंख्य हातांनी माणुसकीच्या या यज्ञात मोठे योगदान दिले. मानवतेचा हा यज्ञ यापुढेही असाच अखंडपणे चालत राहील, यासाठी ‘नाम फाउंडेशन’ कटिबद्ध असल्याचे ‘नाम’चे संस्थापक-अध्यक्ष नाना पाटेकर आणि संस्थापक-सचिव मकरंद अनासपुरे यांनी सांगितले. दैनिक रत्नागिरी खबरदारISO 9001:2015 CERTIFIED(RNI NO. MAHMAR/2013/57411)शासनमान्य रजिस्टर न्यूजपेपर15:38 15-09-2025</w:t>
+      </w:r>
+    </w:p>
+    <w:p>
+      <w:pPr>
+        <w:pStyle w:val="Heading3"/>
+      </w:pPr>
+      <w:r>
+        <w:t>Article 79</w:t>
+      </w:r>
+    </w:p>
+    <w:p>
+      <w:r>
+        <w:t>Title: Maharashtra to recruit 5,500 assistant professors by March 2026, says minister Chandrakant Patil</w:t>
+      </w:r>
+    </w:p>
+    <w:p>
+      <w:r>
+        <w:t xml:space="preserve">URL: </w:t>
+      </w:r>
+      <w:hyperlink r:id="rId87">
+        <w:r>
+          <w:rPr>
+            <w:color w:val="0000FF"/>
+          </w:rPr>
+          <w:t>https://news.careers360.com/maharashtra-to-recruit-5500-assistant-professors-by-march-2026-says-minister-chandrakant-patil</w:t>
+        </w:r>
+      </w:hyperlink>
+    </w:p>
+    <w:p>
+      <w:r>
+        <w:t>Content: Press Trust of India | September 21, 2025 | 10:09 AM IST | 1 min read The state has also approved 2,900 non-teaching posts. Universities will be strengthened to attract foreign students. This year, 4,000 students from 65 countries enrolled, mostly choosing Pune and Mumbai campuses. NEW DELHI: Maharashtra Higher and Technical Education Minister Chandrakant Patil said on Saturday that 5,500 assistant professors will be recruited for senior colleges in the state before March 2026. He was speaking at the 28th convocation ceremony of Swami Ramanand Teerth Marathwada University in Nanded. Patil said the government has approved 5,500 assistant professors for senior colleges and 2,900 non-teaching posts. Both Finance and Planning departments have given their consent, said the minister. A Government Resolution (GR) will be issued soon, and 5,500 assistant professor vacancies will be filled before March next year, he said. Patil said earlier sanction had been given to recruit 700 assistant professors in universities, but the process could not be completed as the then Governor C P Radhakrishnan had suggested a different method. Also readUttarakhand police arrest two in Rs 12-15 lakh recruitment exam paper leak case Since Radhakrishnan has been appointed as the Vice President, the matter would be taken up with the new Governor Acharya Devvrat, he said. The minister said universities should be strengthened to attract foreign students. This year, one agency was appointed through which 4,000 students from 65 countries were enrolled, but most preferred Pune and Mumbai, he said. The youth of today have immense potential to transform society, he said. “The Maharashtra government has opened doors of opportunities through initiatives like Startup India, Make in India, and Digital India. You have the power to experiment, to innovate, and to carve out new paths. But remember, entrepreneurship and career should always be rooted in values and social responsibility,” he said. Follow us for the latest education news on colleges and universities, admission, courses, exams, research, education policies, study abroad and more.. To get in touch, write to us at news@careers360.com. Only candidates who will qualify the IBPS PO 2025 prelims will be eligible to appear for the Mains exam, which will be followed by an interview round for those who clear the mains. Start you preparation journey for JEE / NEET for free today with our APP</w:t>
+      </w:r>
+    </w:p>
+    <w:p>
+      <w:pPr>
+        <w:pStyle w:val="Heading3"/>
+      </w:pPr>
+      <w:r>
+        <w:t>Article 80</w:t>
+      </w:r>
+    </w:p>
+    <w:p>
+      <w:r>
+        <w:t>Title: Pune Road Work: बाणेर येथे श्रेयवादाची लढाई; मिसिंग लिंक रस्त्याचे काम भाजप, राष्ट्रवादी काँग्रेसच्या पदाधिकाऱ्यांकडून सुरू</w:t>
+      </w:r>
+    </w:p>
+    <w:p>
+      <w:r>
+        <w:t xml:space="preserve">URL: </w:t>
+      </w:r>
+      <w:hyperlink r:id="rId88">
+        <w:r>
+          <w:rPr>
+            <w:color w:val="0000FF"/>
+          </w:rPr>
+          <w:t>https://pudhari.news/amp/story/maharashtra/pune/pune-baner-missing-link-road-work-bjp-ncp-clash-sb97</w:t>
+        </w:r>
+      </w:hyperlink>
+    </w:p>
+    <w:p>
+      <w:r>
+        <w:t>Content: मोहसीन शेख बाणेर: गेल्या अनेक वर्षांपासून बाणेर येथे रखडलेल्या ननवरे चौक ते पॅन कार्ड क्लब रस्त्याच्या कामाला ‌‘मिसिंग लिंक‌’ प्रकल्पांतर्गत सुरुवात झाल्याचे सांगत भाजपच्या पदाधिकाऱ्यांनी नुकतेच हे काम सुरू केले. तर राष्ट्रवादी काँग्रेसच्या (अजित पवार गट) माजी नगरसेवकांनी देखील तेथूनच या कामाला सुरुवात केली. एकंदरीत महापालिकेच्या निवडणुकीचे पडघम वाजू लागल्याने भाजप आणि राष्ट्रवादी काँग्रेसमध्ये श्रेयवादाची लढाई सुरू झाल्याचे चित्र यानिमित्ताने समोर आले आहे. दरम्यान, प्रशासनाकडून हे काम अद्याप सुरू करण्यात आले नसल्याचे महापालिकेच्या अधिकाऱ्यांनी सांगितले. (Latest Pune News) कोथरूड विधानसभा मतदार संघाचे आमदार, उच्च तंत्रशिक्षण मंत्री चंद्रकांत पाटील यांच्या माध्यमातून बाणेर, बालेवाडी परिसरातील मिसिंग लिंक प्रकल्पांतर्गत विकास आराखड्यातील अपूर्ण रस्ते पूर्ण करण्याचे काम हाती घेण्यात आले आहे. या रस्त्यांबाबत महापालिका आयुक्तांनी जागा मालक अविनाश मुरकुटे आणि बांधकाम व्यावसायिकासोबत नुकतेच बैठकीचे आयोजन केले होते. राज्य सरकारने ‌‘मिसिंग लिंक‌’ प्रकल्पांसाठी सुमारे दीडशे कोटीहून अधिक रुपयांचा निधी मंजूर केला आहे. यासाठी चंद्रकांत पाटील यांनी पाठपुरावा केला आहे. या अंतर्गत या रस्त्याचे काम सुरू करण्यात आले असून, बाणेर येथील ननवरे बिज येथील 24 मीटर डीपी रस्ता पूर्ण झाल्यानंतर बिटवाईज चौकातील वाहतूक कोंडी कमी होण्यास मदत होणार असल्याचे भाजपच्या पदाधिकाऱ्यांनी सांगितले. राष्ट्रवादी काँग््रेासने या संदर्भात स्थानिक सोसायट्यांच्या वतीने गेल्या 17 मे रोजी स्थायी समितीच्या माजी अध्यक्षांच्या माध्यमातून उपमुख्यमंत्री अजित पवार यांच्याकडे या रस्त्याचे काम मार्गी लावण्याची मागणी केली होती. त्यानुसार 8 जुलै रोजी महापालिकेचे आयुक्त नवल किशोर राम यांच्यासोबत याबाबत चर्चा झाली. त्यानंतर 12 जुलै रोजी महापालिकेच्या अधिकाऱ्यांनी या रस्त्याची पाहणी केली. या पाठपुराव्यानंतर अखेर ननवरे चौकातील प्रलंबित रस्त्याच्या कामाला प्रत्यक्ष सुरुवात झाली असल्याचे पक्षाच्या पदाधिकाऱ्यांनी सांगितले. दरम्यान, हे काम सुरू करण्यासाठी महापालिकेला निवेदन दिल्याचे मनसेनेच्याही पदाधिकाऱ्यांनी सांगितले. यामुळे पुढील काळात या कामाचे श्रेय जनता नेमके कोणाला देणार याकडे सर्वांचे लक्ष लागले आहे. महापालिकेकडून अद्याप वर्क ऑर्डर नाही या रस्त्याच्या कामाचे श्रेय घेण्यासाठी भाजप आणि राष्ट्रवादी काँग्रेसचे पदाधिकारी सरसावले असून, त्यांनी आपापल्या परीने या कामाला सुरुवात केली आहेत. मात्र प्रत्यक्षात प्रशासनाकडून या कामाची अद्याप वर्क ऑर्डर निघाली नाही. काही ठेकेदारांना हाताशी धरून राजकीय पक्षांकडून या कामाला सुरूवात करण्यात आली आहे. 'Pudhari' is excited to announce the relaunch of its Android and iOS apps. Stay updated with the latest news at your fingertips. Android and iOS Download now and stay updated, anytime, anywhere. Pudhari Publications Private Limited</w:t>
       </w:r>
     </w:p>
     <w:sectPr>

--- a/Output/Chandrakant Patil/extracted_links_Chandrakant Patil_News_Content.docx
+++ b/Output/Chandrakant Patil/extracted_links_Chandrakant Patil_News_Content.docx
@@ -12,7 +12,7 @@
     </w:p>
     <w:p>
       <w:r>
-        <w:t>Title: Maharashtra to recruit 5500 Assistant Professors by 2026, announces minister Chandrakant Patil</w:t>
+        <w:t>Title: 5,500 assistant professors to be recruited in Maharashtra by March 2026, says minister</w:t>
       </w:r>
     </w:p>
     <w:p>
@@ -24,13 +24,13 @@
           <w:rPr>
             <w:color w:val="0000FF"/>
           </w:rPr>
-          <w:t>https://www.moneycontrol.com/education/maharashtra-to-recruit-5500-assistant-professors-by-2026-announces-minister-chandrakant-patil-article-13563810.html</w:t>
+          <w:t>https://www.indiatoday.in/education-today/news/story/5500-assistant-professors-to-be-recruited-in-maharashtra-by-march-2026-chandrakant-patil-2791243-2025-09-22</w:t>
         </w:r>
       </w:hyperlink>
     </w:p>
     <w:p>
       <w:r>
-        <w:t>Content: My Account Follow us on: Powered By See the top gainers, losers, invest and get updated what's happening in the crypto market Invest Now Powered By This functionality will provide users with ease of access navigation and enable create a new revenue line by generating leads of potential customers for brokers in a more integrated manner. Invest Now The Maharashtra government has announced a massive faculty recruitment drive. The state's Higher and Technical Education Minister, Chandrakant Patil, declared on Saturday that the process to recruit 5,500 assistant professors for senior colleges across Maharashtra will be completed before March 2026. The announcement, made during the 28th convocation of Swami Ramanand Teerth Marathwada University in Nanded, signals a major push to address faculty shortages and enhance the quality of education in state-run institutions. Minister Patil provided a detailed breakdown of the government's plan, offering hope to thousands of aspiring academics awaiting job opportunities. He confirmed that the initiative will see 5,500 vacancies for assistant professors filled in senior colleges. Additionally, the government has also approved 2,900 non-teaching posts to support the academic ecosystem. Patil confirmed that the necessary financial and administrative clearances are in place, stating that both the Finance and Planning departments have given their consent, indicating that the proposal has moved beyond the planning stage. The minister set a firm deadline, assuring that all appointments will be finalized before the end of the 2025-26 financial year. A formal Government Resolution (GR) is expected to be issued shortly to outline the detailed procedure, eligibility criteria, and application process. Minister Patil also addressed previous delays in recruitment for university positions, a concern for many in the academic community. He revealed that a sanction to recruit 700 assistant professors specifically for universities had been stalled. The delay was attributed to a suggestion for a different method of recruitment put forward by the then Governor of Maharashtra, C. P. Radhakrishnan. As the Chancellor of state universities, the Governor's approval is crucial for such processes. With Radhakrishnan’s appointment as the Vice President of India, the state government now plans to re-initiate the discussion with the new Governor, Acharya Devvrat, to expedite the university recruitments. The recruitment drive is not an isolated event but part of a larger strategy to elevate the stature of Maharashtra's higher education on the global stage. Minister Patil emphasized the need to strengthen universities to attract international students. He cited a successful pilot initiative this year where a single agency was appointed to handle international enrollments. The effort brought 4,000 students from 65 countries to Maharashtra, though he noted a concentration in major hubs like Pune and Mumbai. The new faculty appointments are expected to improve educational quality and research output, making institutions across the state more attractive to a global audience. Addressing the convocation gathering, Minister Patil lauded the potential of the youth to transform society. He connected the dots between education, government initiatives, and ethical entrepreneurship. "The Maharashtra government has opened doors of opportunities through initiatives like Startup India, Make in India, and Digital India," Patil said. "You have the power to experiment, to innovate, and to carve out new paths. But remember, entrepreneurship and career should always be rooted in values and social responsibility." Candidates are advised to monitor the official websites of the Maharashtra Higher and Technical Education Department and the Maharashtra Public Service Commission (MPSC) or respective university boards for the official GR and subsequent advertisements. (With inputs from PTI) Discover the latest Business News, Sensex, and Nifty updates. Obtain Personal Finance insights, tax queries, and expert opinions on Moneycontrol or download the Moneycontrol App to stay updated! Find the best of Al News in one place, specially curated for you every weekend. Stay on top of the latest tech trends and biggest startup news. PM Modi Speech Live Ind vs Pak Live Score H1B Visa News Maruti Suzuki Victoris Review H1B Visa Fee Tejashwi Yadav KTR Mithun Manhas Zubeen Garg Asia Cup 2025 Schedule Business Markets Stocks India News City News Economy Mutual Funds Personal Finance IPO News Startups Home Currencies Commodities Pre-Market IPO Global Market Bonds Home Loans up to 50 Lakhs Credit Cards Lifetime Free Finance TrackerNew Fixed Deposits Fixed Deposit Comparison Fixed Income Home MC 30 Top Ranked Funds ETFs Mutual Fund Screener Income Tax Calculator EMI Calculator Retirement Planning Gratuity Calculator Petrol Price in India Diesel Price in India IFSC Code Stock Markets News18 Firstpost CNBC TV18 News18 Hindi Cricketnext Overdrive About Us Contact Us Advisory Alert Advertise with Us SupportDisclaimer Privacy Policy Cookie Policy Terms &amp; Conditions Financial Terms (Glossary) Sitemap Investors Copyright © Network18 Media &amp; Investments Limited. All rights reserved. Reproduction of news articles, photos, videos or any other content in whole or in part in any form or medium without express written permission of moneycontrol.com is prohibited. You are already a Moneycontrol Pro user.</w:t>
+        <w:t>Content: Maharashtra will recruit 5,500 assistant professors for senior colleges before March 2026, Higher and Technical Education Minister Chandrakant Patil announced on Saturday. He said the government has also approved 2,900 non-teaching posts to strengthen higher education in the state. Speaking at the 28th convocation ceremony of Swami Ramanand Teerth Marathwada University in Nanded, Patil said both the Finance and Planning departments have cleared the proposal. A Government Resolution (GR) will be issued soon to begin the process. “The vacancies of 5,500 assistant professors will be filled before March next year,” Patil said, adding that the step is aimed at addressing the shortage of teaching staff in senior colleges. The minister recalled that an earlier decision to recruit 700 assistant professors in universities could not be completed as the then Governor, C P Radhakrishnan, had suggested a different method. Now that Radhakrishnan has taken charge as Vice President, the matter will be discussed with the new Governor, Acharya Devvrat, he said. Patil underlined the importance of making universities more attractive for foreign students. He pointed out that this year, 4,000 students from 65 countries enrolled in Maharashtra through an agency, but most chose Pune and Mumbai. Addressing the graduating students, Patil said the youth have the potential to transform society. He urged them to make use of government initiatives such as Startup India, Make in India, and Digital India. “You have the power to experiment, innovate, and carve new paths,” he said. “But remember, entrepreneurship and careers must be rooted in values and social responsibility.” The government’s move to fill thousands of teaching vacancies is expected to ease long-standing concerns about the quality of education in senior colleges across Maharashtra. (WITH PTI INPUTS) - EndsPublished By: Rishab ChauhanPublished On: Sep 22, 2025READ | SSC Combined Graduate Level exams cancelled at multiple centres: Re-exam dates outREAD | Court allows disabled Bengal student with only three fingers to pursue MBBS</w:t>
       </w:r>
     </w:p>
     <w:p>
@@ -43,7 +43,7 @@
     </w:p>
     <w:p>
       <w:r>
-        <w:t>Title: 5 500 assistant professors to be recruited before March 2026 says minister Chandrakant Patil</w:t>
+        <w:t>Title: Maharashtra to recruit 5500 Assistant Professors by 2026, announces minister Chandrakant Patil</w:t>
       </w:r>
     </w:p>
     <w:p>
@@ -55,13 +55,13 @@
           <w:rPr>
             <w:color w:val="0000FF"/>
           </w:rPr>
-          <w:t>https://www.theweek.in/wire-updates/national/2025/09/21/bes24-mh-chandrakant-patil.amp.html</w:t>
+          <w:t>https://www.moneycontrol.com/education/maharashtra-to-recruit-5500-assistant-professors-by-2026-announces-minister-chandrakant-patil-article-13563810.html</w:t>
         </w:r>
       </w:hyperlink>
     </w:p>
     <w:p>
       <w:r>
-        <w:t>Content: Nanded, Sep 20 (PTI) Maharashtra Higher and Technical Education Minister Chandrakant Patil said on Saturday that 5,500 assistant professors will be recruited for senior colleges in the state before March 2026. He was speaking at the 28th convocation ceremony of Swami Ramanand Teerth Marathwada University in Nanded. Patil said the government has approved 5,500 assistant professors for senior colleges and 2,900 non-teaching posts. Both Finance and Planning departments have given their consent, said the minister. A Government Resolution (GR) will be issued soon, and 5,500 assistant professor vacancies will be filled before March next year, he said. Patil said earlier sanction had been given to recruit 700 assistant professors in universities, but the process could not be completed as the then Governor C P Radhakrishnan had suggested a different method. Since Radhakrishnan has been appointed as the Vice President, the matter would be taken up with the new Governor Acharya Devvrat, he said. The minister said universities should be strengthened to attract foreign students. This year, one agency was appointed through which 4,000 students from 65 countries were enrolled, but most preferred Pune and Mumbai, he said. The youth of today have immense potential to transform society, he said. “The Maharashtra government has opened doors of opportunities through initiatives like Startup India, Make in India, and Digital India. You have the power to experiment, to innovate, and to carve out new paths. But remember, entrepreneurship and career should always be rooted in values and social responsibility,” he said. (This story has not been edited by THE WEEK and is auto-generated from PTI) Copyright © 2024 All rights reserved</w:t>
+        <w:t>Content: My Account Follow us on: Powered By See the top gainers, losers, invest and get updated what's happening in the crypto market Invest Now Powered By This functionality will provide users with ease of access navigation and enable create a new revenue line by generating leads of potential customers for brokers in a more integrated manner. Invest Now The Maharashtra government has announced a massive faculty recruitment drive. The state's Higher and Technical Education Minister, Chandrakant Patil, declared on Saturday that the process to recruit 5,500 assistant professors for senior colleges across Maharashtra will be completed before March 2026. The announcement, made during the 28th convocation of Swami Ramanand Teerth Marathwada University in Nanded, signals a major push to address faculty shortages and enhance the quality of education in state-run institutions. Minister Patil provided a detailed breakdown of the government's plan, offering hope to thousands of aspiring academics awaiting job opportunities. He confirmed that the initiative will see 5,500 vacancies for assistant professors filled in senior colleges. Additionally, the government has also approved 2,900 non-teaching posts to support the academic ecosystem. Patil confirmed that the necessary financial and administrative clearances are in place, stating that both the Finance and Planning departments have given their consent, indicating that the proposal has moved beyond the planning stage. The minister set a firm deadline, assuring that all appointments will be finalized before the end of the 2025-26 financial year. A formal Government Resolution (GR) is expected to be issued shortly to outline the detailed procedure, eligibility criteria, and application process. Minister Patil also addressed previous delays in recruitment for university positions, a concern for many in the academic community. He revealed that a sanction to recruit 700 assistant professors specifically for universities had been stalled. The delay was attributed to a suggestion for a different method of recruitment put forward by the then Governor of Maharashtra, C. P. Radhakrishnan. As the Chancellor of state universities, the Governor's approval is crucial for such processes. With Radhakrishnan’s appointment as the Vice President of India, the state government now plans to re-initiate the discussion with the new Governor, Acharya Devvrat, to expedite the university recruitments. The recruitment drive is not an isolated event but part of a larger strategy to elevate the stature of Maharashtra's higher education on the global stage. Minister Patil emphasized the need to strengthen universities to attract international students. He cited a successful pilot initiative this year where a single agency was appointed to handle international enrollments. The effort brought 4,000 students from 65 countries to Maharashtra, though he noted a concentration in major hubs like Pune and Mumbai. The new faculty appointments are expected to improve educational quality and research output, making institutions across the state more attractive to a global audience. Addressing the convocation gathering, Minister Patil lauded the potential of the youth to transform society. He connected the dots between education, government initiatives, and ethical entrepreneurship. "The Maharashtra government has opened doors of opportunities through initiatives like Startup India, Make in India, and Digital India," Patil said. "You have the power to experiment, to innovate, and to carve out new paths. But remember, entrepreneurship and career should always be rooted in values and social responsibility." Candidates are advised to monitor the official websites of the Maharashtra Higher and Technical Education Department and the Maharashtra Public Service Commission (MPSC) or respective university boards for the official GR and subsequent advertisements. (With inputs from PTI) Discover the latest Business News, Sensex, and Nifty updates. Obtain Personal Finance insights, tax queries, and expert opinions on Moneycontrol or download the Moneycontrol App to stay updated! Find the best of Al News in one place, specially curated for you every weekend. Stay on top of the latest tech trends and biggest startup news. Sensex Today Pharma Stocks Trump Tariffs on Pharma Vodafone Idea News MiG 21 Retirement GST Rate Cut Inderjeet Singh Gosal Mukhyamantri Mahila Rojgar Yojana Tax Audit Extension BTC Election Results Business Markets Stocks India News City News Economy Mutual Funds Personal Finance IPO News Startups Home Currencies Commodities Pre-Market IPO Global Market Bonds Home Loans up to 50 Lakhs Credit Cards Lifetime Free Finance TrackerNew Fixed Deposits Fixed Deposit Comparison Fixed Income Home MC 30 Top Ranked Funds ETFs Mutual Fund Screener Income Tax Calculator EMI Calculator Retirement Planning Gratuity Calculator Petrol Price in India Diesel Price in India IFSC Code Stock Markets News18 Firstpost CNBC TV18 News18 Hindi Cricketnext Overdrive About Us Contact Us Advisory Alert Advertise with Us SupportDisclaimer Privacy Policy Cookie Policy Terms &amp; Conditions Financial Terms (Glossary) Sitemap Investors Copyright © Network18 Media &amp; Investments Limited. All rights reserved. Reproduction of news articles, photos, videos or any other content in whole or in part in any form or medium without express written permission of moneycontrol.com is prohibited. You are already a Moneycontrol Pro user.</w:t>
       </w:r>
     </w:p>
     <w:p>
@@ -105,7 +105,7 @@
     </w:p>
     <w:p>
       <w:r>
-        <w:t>Title: Maharashtra to Recruit 5,500 Assistant Professors by March 2026</w:t>
+        <w:t>Title: Maharashtra Government to Recruit 5,500 Assistant Professors for Colleges by March 2026</w:t>
       </w:r>
     </w:p>
     <w:p>
@@ -113,37 +113,6 @@
         <w:t xml:space="preserve">URL: </w:t>
       </w:r>
       <w:hyperlink r:id="rId12">
-        <w:r>
-          <w:rPr>
-            <w:color w:val="0000FF"/>
-          </w:rPr>
-          <w:t>https://www.devdiscourse.com/article/education/3635112-maharashtra-to-recruit-5500-assistant-professors-by-march-2026?amp</w:t>
-        </w:r>
-      </w:hyperlink>
-    </w:p>
-    <w:p>
-      <w:r>
-        <w:t>Content: Devdiscourse News Desk| Nanded | India Maharashtra's Higher and Technical Education Minister Chandrakant Patil announced Saturday the recruitment of 5,500 assistant professors for senior colleges by March 2026. The announcement came during the 28th convocation ceremony at Swami Ramanand Teerth Marathwada University in Nanded. The government has approved these positions along with 2,900 non-teaching posts, receiving consent from both the Finance and Planning departments, confirmed Patil. A Government Resolution (GR) regarding this will be issued soon to fill vacancies as promised. Challenges previously stalled earlier recruitment plans due to different recommendations by former Governor C P Radhakrishnan. As part of efforts to attract foreign students, Patil highlighted the enrollment of 4,000 students from 65 countries this year. The minister emphasized the youth's potential in societal transformation, encouraging involvement in government initiatives like Startup India, while underscoring the need for entrepreneurship to align with social values. © Copyright 2025</w:t>
-      </w:r>
-    </w:p>
-    <w:p>
-      <w:pPr>
-        <w:pStyle w:val="Heading3"/>
-      </w:pPr>
-      <w:r>
-        <w:t>Article 5</w:t>
-      </w:r>
-    </w:p>
-    <w:p>
-      <w:r>
-        <w:t>Title: Maharashtra Government to Recruit 5,500 Assistant Professors for Colleges by March 2026</w:t>
-      </w:r>
-    </w:p>
-    <w:p>
-      <w:r>
-        <w:t xml:space="preserve">URL: </w:t>
-      </w:r>
-      <w:hyperlink r:id="rId13">
         <w:r>
           <w:rPr>
             <w:color w:val="0000FF"/>
@@ -162,7 +131,69 @@
         <w:pStyle w:val="Heading3"/>
       </w:pPr>
       <w:r>
+        <w:t>Article 5</w:t>
+      </w:r>
+    </w:p>
+    <w:p>
+      <w:r>
+        <w:t>Title: Maharashtra to Recruit 5,500 Assistant Professors by March 2026</w:t>
+      </w:r>
+    </w:p>
+    <w:p>
+      <w:r>
+        <w:t xml:space="preserve">URL: </w:t>
+      </w:r>
+      <w:hyperlink r:id="rId13">
+        <w:r>
+          <w:rPr>
+            <w:color w:val="0000FF"/>
+          </w:rPr>
+          <w:t>https://www.devdiscourse.com/article/education/3635112-maharashtra-to-recruit-5500-assistant-professors-by-march-2026</w:t>
+        </w:r>
+      </w:hyperlink>
+    </w:p>
+    <w:p>
+      <w:r>
+        <w:t>Content: Maharashtra's Higher and Technical Education Minister Chandrakant Patil announced Saturday the recruitment of 5,500 assistant professors for senior colleges by March 2026. The announcement came during the 28th convocation ceremony at Swami Ramanand Teerth Marathwada University in Nanded. The government has approved these positions along with 2,900 non-teaching posts, receiving consent from both the Finance and Planning departments, confirmed Patil. A Government Resolution (GR) regarding this will be issued soon to fill vacancies as promised. Challenges previously stalled earlier recruitment plans due to different recommendations by former Governor C P Radhakrishnan. As part of efforts to attract foreign students, Patil highlighted the enrollment of 4,000 students from 65 countries this year. The minister emphasized the youth's potential in societal transformation, encouraging involvement in government initiatives like Startup India, while underscoring the need for entrepreneurship to align with social values. (With inputs from agencies.) Email: info@devdiscourse.com Phone: +91-720-6444012, +91-7027739813, 14, 15 © Copyright 2025</w:t>
+      </w:r>
+    </w:p>
+    <w:p>
+      <w:pPr>
+        <w:pStyle w:val="Heading3"/>
+      </w:pPr>
+      <w:r>
         <w:t>Article 6</w:t>
+      </w:r>
+    </w:p>
+    <w:p>
+      <w:r>
+        <w:t>Title: 5,500 Assistant Professor &amp; 2,900 Non-Teaching Posts in Maharashtra Medical Colleges</w:t>
+      </w:r>
+    </w:p>
+    <w:p>
+      <w:r>
+        <w:t xml:space="preserve">URL: </w:t>
+      </w:r>
+      <w:hyperlink r:id="rId14">
+        <w:r>
+          <w:rPr>
+            <w:color w:val="0000FF"/>
+          </w:rPr>
+          <w:t>https://www.patrika.com/en/education-news/maharashtra-announces-massive-recruitment-5500-assistant-professor-2900-non-teaching-posts-19963995</w:t>
+        </w:r>
+      </w:hyperlink>
+    </w:p>
+    <w:p>
+      <w:r>
+        <w:t>Content: Latest News State news Weather Asia Cup 2025 Bihar Election 2025 Kulish 100th Patrika Special National Entertainment Astro Health Sports Religion Politics International OTT Education Opinion Automobile Tech Gadgets Lifestyle Beauty Women Business Crime Jobs My News Shorts Epaper Bharat • Patrika Desk • Sep 21, 2025 Assistant Professors Vacancy 2025 (Image: Gemini) Youth aspiring for careers in the medical field have received great news from Maharashtra. The state government plans to recruit 5500 Assistant Professors and 2900 non-teaching positions, strengthening the teaching and administrative infrastructure of medical colleges. This move will not only increase employment opportunities for young people but also help raise the standard of higher education in the state. This recruitment drive will address the shortage of faculty and support staff in government medical colleges. The recruitment process will be completed before March 2026, benefiting both students and colleges. If you are a medical student and dream of a government job, this opportunity could prove significant. Maharashtra's Minister of Higher and Technical Education, Chandrakant Patil, announced the recruitment of medical faculty and non-teaching staff on Saturday. He stated that 5500 vacant Assistant Professor positions in higher education colleges will be filled before March 2026. Minister Patil, speaking at the 28th convocation ceremony of Swami Ramanand Teerth Marathwada University in Nanded, announced government approval for 2900 non-teaching staff positions. Both the finance and planning departments have given their consent. The minister also mentioned that previously, approval was given for the recruitment of 700 Assistant Professors in universities. Still, the recruitment could not be completed due to a different procedure suggested by the then-Governor, C. P. Radhakrishnan. This matter will now be raised with the new Governor, Acharya Devvrat. Minister Patil stated that strengthening universities can attract foreign students. This year, through an agency, 4,000 students from 65 countries enrolled, but most prioritised Pune and Mumbai. Share the news: Related Topics Education News Published on: 21 Sept 2025 05:26 pm Big News Education News Trending NEET UG Counselling 2025: Round 3 to Begin Tomorrow, These Documents Will Be Required SSC CGL Re-exam to be held on this date, know the details IBPS RRB Vacancy 2025: Last Date to Apply for 13,294 Clerk and PO Posts Today IIT Indore to Expand with Rs 624 Crore Investment Free Certificate Courses in AC, Fridge, and CNG Milling with Free Accommodation and Food, Details Inside DOWNLOAD ON Play Store DOWNLOAD ON App Store Trending Topics Asia Cup 2025 PM Modi Bihar Elections 2025 Top Categories National Bollywood Health Rajasthan Madhya Pradesh Legal Grievance Policy This website follows the DNPA’s code of conduct Statutory provisions on reporting (sexual offenses) Privacy Policy About Us Code of Conduct RSS Copyright © 2025 Patrika Group. All Rights Reserved.</w:t>
+      </w:r>
+    </w:p>
+    <w:p>
+      <w:pPr>
+        <w:pStyle w:val="Heading3"/>
+      </w:pPr>
+      <w:r>
+        <w:t>Article 7</w:t>
       </w:r>
     </w:p>
     <w:p>
@@ -174,7 +205,7 @@
       <w:r>
         <w:t xml:space="preserve">URL: </w:t>
       </w:r>
-      <w:hyperlink r:id="rId14">
+      <w:hyperlink r:id="rId15">
         <w:r>
           <w:rPr>
             <w:color w:val="0000FF"/>
@@ -193,7 +224,7 @@
         <w:pStyle w:val="Heading3"/>
       </w:pPr>
       <w:r>
-        <w:t>Article 7</w:t>
+        <w:t>Article 8</w:t>
       </w:r>
     </w:p>
     <w:p>
@@ -205,7 +236,7 @@
       <w:r>
         <w:t xml:space="preserve">URL: </w:t>
       </w:r>
-      <w:hyperlink r:id="rId15">
+      <w:hyperlink r:id="rId16">
         <w:r>
           <w:rPr>
             <w:color w:val="0000FF"/>
@@ -224,7 +255,7 @@
         <w:pStyle w:val="Heading3"/>
       </w:pPr>
       <w:r>
-        <w:t>Article 8</w:t>
+        <w:t>Article 9</w:t>
       </w:r>
     </w:p>
     <w:p>
@@ -236,7 +267,7 @@
       <w:r>
         <w:t xml:space="preserve">URL: </w:t>
       </w:r>
-      <w:hyperlink r:id="rId16">
+      <w:hyperlink r:id="rId17">
         <w:r>
           <w:rPr>
             <w:color w:val="0000FF"/>
@@ -255,7 +286,7 @@
         <w:pStyle w:val="Heading3"/>
       </w:pPr>
       <w:r>
-        <w:t>Article 9</w:t>
+        <w:t>Article 10</w:t>
       </w:r>
     </w:p>
     <w:p>
@@ -267,7 +298,7 @@
       <w:r>
         <w:t xml:space="preserve">URL: </w:t>
       </w:r>
-      <w:hyperlink r:id="rId17">
+      <w:hyperlink r:id="rId18">
         <w:r>
           <w:rPr>
             <w:color w:val="0000FF"/>
@@ -278,38 +309,7 @@
     </w:p>
     <w:p>
       <w:r>
-        <w:t>Content: नांदेड : भाजपाचे एक नेते आणि राज्याचे ज्येष्ठ मंत्री या नात्याने नांदेडमध्ये आलेले चंद्रकांत पाटील यांनी शुक्रवारची सायंकाळ आधी पुस्तकांच्या आणि मग विद्यार्थी परिषदेेत काम केलेल्या कार्यकर्त्यांच्या सहवासात घालवली. यानिमित्ताने मागील काळातील अनेक संस्मरणीय क्षणांची आठवण ताजी झाली, अशी भावना त्यांनी या भेटीवर समाजमाध्यमांतून व्यक्त केली. ‘स्वाराती’ मराठवाडा विद्यापीठातील शनिवारचा दीक्षांत समारंभ आणि इतर काही कार्यक्रमांना उपस्थित राहण्यासाठी मंत्री पाटील एक दिवस आधीच शहरात आले. येथील अभंग पुस्तकालयात भरविण्यात आलेल्या विशेष ग्रंथ प्रदर्शनाला भेट द्यावी, असे पाटील यांना अमरनाथ राजूरकर, संजय कौडगे या पदाधिकार्‍यांनी आधीच सुचविले होते. त्यानुसार शहरात आल्यावर ते थेट ‘अभंग’मध्ये पोहोचले. प्रदर्शनातील पुस्तकांची त्यांनी पाहणी केलीच; तसेच काही पुस्तके खरेदी करून आपल्या ग्रंथसंग्रहाची माहितीही सर्वांना दिली. त्यानंतर मंत्री पाटील विश्रामगृहामध्ये दाखल झाले तेव्हा त्यांच्या स्वागतार्थ भाजपाचे आजी-माजी पदाधिकारी आणि प्रमुख कार्यकर्ते उपस्थित होते. पण खा.अशोक चव्हाण यांच्या माध्यमातून भाजपात आलेल्या चमूतील कोणीही तेथे हजर नव्हते. पदाधिकार्‍यांनी केलेले स्वागत आणि काहींसमवेतच्या चर्चा आटोपल्यानंतर पाटील यांनी विश्रामगृहातल्या सभागृहात निमंत्रित कार्यकर्त्यांशी मुक्त संवाद साधला. निमंत्रितांत प्रामुख्याने विद्यार्थी परिषदेत, संघामध्ये काम केलेल्यांचा समावेश होता. भाजपा पदाधिकारी किंवा अचानक घुसखोरी करणार्‍यांस वरील बैठकीत प्रवेश नव्हता. त्याचा अंदाज आल्यावर दोन्ही जिल्हाध्यक्ष आणि अन्य कार्यकर्ते विश्रामगृहातून बाहेर पडले. सुमारे ३०/३५ उपस्थितांशी पाटील यांनी तास-सव्वातास संवाद साधला. विद्यार्थी परिषदेने दिलेल्या मूल्यांचा आणि संघटन कौशल्याचा आजच्या कार्यात खूप उपयोग होत असल्याचे त्यांनी नमूद केले. सामान्य कुटुंबातून पढे आलेला आणि नंतर संघटनकुशल बनलेला कार्यकतार्र्, ही चंद्रकांत पाटील यांची ओळख आहे. मागील काही वर्षांपासून कोल्हापूर-पुण्यात सुरू केलेल्या नव्या कामांची, वेगवेगळ्या उपक्रमांची माहिती त्यांनी उपस्थितांना दिली. शक्य तेथे रचनात्मक, मानवतावादी कामे करा, चांगल्या उपक्रमांशी जोडून घ्या, असा कानमंत्र पाटील यांनी दिला. नांदेडमध्ये कोणतेही विधायक-संस्थात्मक काम उभे राहणार असेल, तर त्यास मदत करण्याची ग्वाही त्यांनी दिली. वरील बैठकीस विभागीय संघटनमंत्री संजय कौडगे, सनतकुमार महाजन, सुधाकर भोयर, कृष्णा उमरीकर, डॉ.दि.भा.जोशी, डॉ.प्रशांत पेशकार, अ‍ॅड.केदार जाधव, अरुंधती पुरंदरे, कृष्णा जोशी, संजय पेकमवार, तेजोमई राऊत, नरेश दंडवते, माणिक भोसले, प्रवीण साले प्रभृती उपस्थित होते. अभंग पुस्तकालयाच्या भेटीमध्ये मंत्री चंद्रकांत पाटील यांनी अभिप्राय नोंदवहीत आपली पुस्तकांविषयीची भावना व्यक्त केली. त्यानंतर फेसबुक पोस्टमध्येही त्यांनी वरील भेटीचा उल्लेख केला. पंतप्रधान नरेन्द्र मोदी यांच्यावरील पुस्तकांची प्रदर्शनात पाहणी केली. अशा प्रदर्शनांमुळे वाचनसंस्कृतीचा प्रसार होऊन समाजात प्रबोधनाचा दीप अधिक तेजाने प्रज्ज्वलित होईल, असा विश्वास त्यांनी व्यक्त केला. मुंबईतील आपल्या निवासस्थानी आलेल्या अभ्यागतांना वाचनासाठी पुस्तके उपलब्ध असल्याचे त्यांनी नमूद केले. Navratri Lucky Zodiac Signs: हिंदू धर्मात शारदीय नवरात्रीला खास महत्व आहे. या वर्षी नवरात्री दरम्यान अनेक शुभ योग तयार होत आहेत. त्यामुळे काही राशीच्या लोकांवर आई दुर्गा आणि आई लक्ष्मीची खास कृपा होऊ शकते. शारदीय नवरात्री २२ सप्टेंबर पासून सुरू होत आहे. ग्रहांचा राजा सूर्य कन्या राशीत आहे आणि १७ ऑक्टोबर पर्यंत तिथेच राहणार आहे. अशा वेळी मकर राशीत असलेल्या यमासोबत संयोग करून नवपंचम राजयोग तयार होत आहे. या योगामुळे तीन राशीच्या लोकांना जास्त फायदा मिळू शकतो. चला जाणून घेऊ या त्या भाग्यवान राशी कोणत्या आहेत…</w:t>
-      </w:r>
-    </w:p>
-    <w:p>
-      <w:pPr>
-        <w:pStyle w:val="Heading3"/>
-      </w:pPr>
-      <w:r>
-        <w:t>Article 10</w:t>
-      </w:r>
-    </w:p>
-    <w:p>
-      <w:r>
-        <w:t>Title: Chandrakant Patil: पाचशेच्या कोऱ्या करकरीत नोटांचं बंडल बाहेर काढलं अन्...चंद्रकांत पाटील नांदेड विश्रामगृहाच्या आदरातिथ्यावर खुश, पाच हजारांचं दिलं बक्षिस, पाहा व्हिडीओ</w:t>
-      </w:r>
-    </w:p>
-    <w:p>
-      <w:r>
-        <w:t xml:space="preserve">URL: </w:t>
-      </w:r>
-      <w:hyperlink r:id="rId18">
-        <w:r>
-          <w:rPr>
-            <w:color w:val="0000FF"/>
-          </w:rPr>
-          <w:t>https://marathi.abplive.com/news/nanded/he-took-out-a-bundle-of-five-hundred-rupee-notes-chandrakant-patil-was-happy-with-the-hospitality-of-the-nanded-rest-house-was-given-a-reward-of-five-thousand-rupees-watch-the-video-1385379</w:t>
-        </w:r>
-      </w:hyperlink>
-    </w:p>
-    <w:p>
-      <w:r>
-        <w:t>Content: नांदेड: राज्याचे उच्च व तंत्र शिक्षण मंत्री चंद्रकांत दादा पाटील (Chandrakant Patil) आपल्या साधेपणासाठी आणि वेगळ्या शैलीसाठी ओळखले जातात. काल रात्री नांदेडच्या शासकीय विश्रामगृहात मुक्काम करून सकाळी ते नियोजित कार्यक्रमासाठी निघाले. मात्र गाडीत बसताच त्यांनी अचानक ड्रायव्हरला थांबण्यास सांगितले. त्यानंतर विश्रामगृह व्यवस्थापकांना बोलावून घेत त्यांनी केलेल्या व्यवस्थेचं कौतुक केलं. राज्याचे उच्च व तंत्र शिक्षण मंत्री चंद्रकांत दादा पाटील हे नांदेड दौऱ्यावर आहेत. काल रात्री ते नांदेडच्या शासकीय विश्रामगृहावर पोहोचले. रात्री आराम पूर्ण झाल्यावर सकाळी ते नियोजित कार्यक्रमासाठी निघाले. गाडीत बसल्यावर त्यांनी अचानक ड्रायव्हरला थांबण्याचा इशारा केला. विश्रामगृह व्यवस्थापकांना बोलवून घेतले त्यांनी केलेल्या व्यवस्थेचे कौतुक केलं अन् टीप म्हणून संपूर्ण टीमला एकूण 5 हजार रुपयांची बक्षिसी दिली. महत्वाचे म्हणजे मंत्री चंद्रकांत दादा पाटील यांनी स्वतःच्या खिशातून ही पैसे काढून दिले. यामुळे विश्रामगृह कर्मचारी मात्र चकित होत खुश झाले. याचा व्हिडीओ देखील समोर आला आहे. नांदेडच्या शासकीय विश्रामगृहाच्या बाहेर ते गाडीत बसलेले असताना त्यांनी पाचशे रूपयांच्या नव्या करकरीत नोटा मोजल्या आणि त्या विश्रामगृह व्यवस्थापकांना बोलवून घेतले त्यांनी केलेल्या व्यवस्थेचे कौतुक केलं आणि ते पैसे त्यांना दिले. मंत्री चंद्रकांत पाटील कोणाच्या लग्नाला गेले, किंवा कोणाला वाढदिवसाच्या शुभेच्छा देण्यासाठी गेले तर ते नेहमी अमूलचे मोठे चॉकलेट (कॅडबरी) देताना दिसतात. मात्र त्यांनी यावेळी व्यवस्थेचे कौतुक केलं अन् टीप म्हणून संपूर्ण टीमला एकूण 5 हजार रुपयांची बक्षिसी दिल्याचं दिसून आलं. या प्रसंगाचा व्हिडिओही सोशल मीडियावर व्हायरल झाला आहे. नांदेडच्या विश्रामगृहाच्या बाहेर गाडीत बसलेले असतानाच दादा व्यवस्थापकांना नोटा देताना दिसत आहेत. गमतीशीर बाब म्हणजे चंद्रकांत पाटील यांना अनेकदा कोणत्याही लग्नसमारंभात किंवा वाढदिवसाला गेले तर ते अमूलचे मोठे कॅडबरी चॉकलेट भेट देतात. मात्र यावेळी त्यांनी चॉकलेटऐवजी रोख बक्षिस देत कर्मचाऱ्यांचा सन्मान केला. चंद्रकांत दादा विश्रामगृहाच्या कर्मचाऱ्यांवर खुश झाले आणि खिशातून पाचशेच्या नोटांचं बंडल काढून मॅनेजरला दिलं, याचा व्हिडीओ समोर आला आहे.#Chandrakantpatil #video #nanded pic.twitter.com/DEOZG7lXlo We use cookies to improve your experience, analyze traffic, and personalize content. By clicking "Allow All Cookies", you agree to our use of cookies.</w:t>
+        <w:t>Content: नांदेड : भाजपाचे एक नेते आणि राज्याचे ज्येष्ठ मंत्री या नात्याने नांदेडमध्ये आलेले चंद्रकांत पाटील यांनी शुक्रवारची सायंकाळ आधी पुस्तकांच्या आणि मग विद्यार्थी परिषदेेत काम केलेल्या कार्यकर्त्यांच्या सहवासात घालवली. यानिमित्ताने मागील काळातील अनेक संस्मरणीय क्षणांची आठवण ताजी झाली, अशी भावना त्यांनी या भेटीवर समाजमाध्यमांतून व्यक्त केली. ‘स्वाराती’ मराठवाडा विद्यापीठातील शनिवारचा दीक्षांत समारंभ आणि इतर काही कार्यक्रमांना उपस्थित राहण्यासाठी मंत्री पाटील एक दिवस आधीच शहरात आले. येथील अभंग पुस्तकालयात भरविण्यात आलेल्या विशेष ग्रंथ प्रदर्शनाला भेट द्यावी, असे पाटील यांना अमरनाथ राजूरकर, संजय कौडगे या पदाधिकार्‍यांनी आधीच सुचविले होते. त्यानुसार शहरात आल्यावर ते थेट ‘अभंग’मध्ये पोहोचले. प्रदर्शनातील पुस्तकांची त्यांनी पाहणी केलीच; तसेच काही पुस्तके खरेदी करून आपल्या ग्रंथसंग्रहाची माहितीही सर्वांना दिली. त्यानंतर मंत्री पाटील विश्रामगृहामध्ये दाखल झाले तेव्हा त्यांच्या स्वागतार्थ भाजपाचे आजी-माजी पदाधिकारी आणि प्रमुख कार्यकर्ते उपस्थित होते. पण खा.अशोक चव्हाण यांच्या माध्यमातून भाजपात आलेल्या चमूतील कोणीही तेथे हजर नव्हते. पदाधिकार्‍यांनी केलेले स्वागत आणि काहींसमवेतच्या चर्चा आटोपल्यानंतर पाटील यांनी विश्रामगृहातल्या सभागृहात निमंत्रित कार्यकर्त्यांशी मुक्त संवाद साधला. निमंत्रितांत प्रामुख्याने विद्यार्थी परिषदेत, संघामध्ये काम केलेल्यांचा समावेश होता. भाजपा पदाधिकारी किंवा अचानक घुसखोरी करणार्‍यांस वरील बैठकीत प्रवेश नव्हता. त्याचा अंदाज आल्यावर दोन्ही जिल्हाध्यक्ष आणि अन्य कार्यकर्ते विश्रामगृहातून बाहेर पडले. सुमारे ३०/३५ उपस्थितांशी पाटील यांनी तास-सव्वातास संवाद साधला. विद्यार्थी परिषदेने दिलेल्या मूल्यांचा आणि संघटन कौशल्याचा आजच्या कार्यात खूप उपयोग होत असल्याचे त्यांनी नमूद केले. सामान्य कुटुंबातून पढे आलेला आणि नंतर संघटनकुशल बनलेला कार्यकतार्र्, ही चंद्रकांत पाटील यांची ओळख आहे. मागील काही वर्षांपासून कोल्हापूर-पुण्यात सुरू केलेल्या नव्या कामांची, वेगवेगळ्या उपक्रमांची माहिती त्यांनी उपस्थितांना दिली. शक्य तेथे रचनात्मक, मानवतावादी कामे करा, चांगल्या उपक्रमांशी जोडून घ्या, असा कानमंत्र पाटील यांनी दिला. नांदेडमध्ये कोणतेही विधायक-संस्थात्मक काम उभे राहणार असेल, तर त्यास मदत करण्याची ग्वाही त्यांनी दिली. वरील बैठकीस विभागीय संघटनमंत्री संजय कौडगे, सनतकुमार महाजन, सुधाकर भोयर, कृष्णा उमरीकर, डॉ.दि.भा.जोशी, डॉ.प्रशांत पेशकार, अ‍ॅड.केदार जाधव, अरुंधती पुरंदरे, कृष्णा जोशी, संजय पेकमवार, तेजोमई राऊत, नरेश दंडवते, माणिक भोसले, प्रवीण साले प्रभृती उपस्थित होते. अभंग पुस्तकालयाच्या भेटीमध्ये मंत्री चंद्रकांत पाटील यांनी अभिप्राय नोंदवहीत आपली पुस्तकांविषयीची भावना व्यक्त केली. त्यानंतर फेसबुक पोस्टमध्येही त्यांनी वरील भेटीचा उल्लेख केला. पंतप्रधान नरेन्द्र मोदी यांच्यावरील पुस्तकांची प्रदर्शनात पाहणी केली. अशा प्रदर्शनांमुळे वाचनसंस्कृतीचा प्रसार होऊन समाजात प्रबोधनाचा दीप अधिक तेजाने प्रज्ज्वलित होईल, असा विश्वास त्यांनी व्यक्त केला. मुंबईतील आपल्या निवासस्थानी आलेल्या अभ्यागतांना वाचनासाठी पुस्तके उपलब्ध असल्याचे त्यांनी नमूद केले. उपमुख्यमंत्री अजित पवार यांनी मुख्यमंत्रीपदाची इच्छा व्यक्त केली आहे, तर मुख्यमंत्री देवेंद्र फडणवीस यांनी भाजपाच प्रमुख पक्ष असल्याचं नमूद केलं आहे. २०२९ च्या विधानसभा निवडणुका सेना-राष्ट्रवादीसोबत लढणार असल्याचं त्यांनी स्पष्ट केलं. फडणवीसांनी युतीतील संबंधांवर भाष्य करताना, तिघांनाही राजकारणातील सीमांची जाणीव असल्याचं सांगितलं. तसेच, युतीमध्ये नव्या भिडूसाठी स्कोप नसल्याचंही त्यांनी स्पष्ट केलं.</w:t>
       </w:r>
     </w:p>
     <w:p>
@@ -322,6 +322,37 @@
     </w:p>
     <w:p>
       <w:r>
+        <w:t>Title: PhD Students: पीएच.डी.च्या विद्यार्थ्यांचे आंदोलन मागे; मागण्यांबाबत पाठपुरावा करण्याचे मंत्री चंद्रकांत पाटील यांचे आश्वासन</w:t>
+      </w:r>
+    </w:p>
+    <w:p>
+      <w:r>
+        <w:t xml:space="preserve">URL: </w:t>
+      </w:r>
+      <w:hyperlink r:id="rId19">
+        <w:r>
+          <w:rPr>
+            <w:color w:val="0000FF"/>
+          </w:rPr>
+          <w:t>https://www.esakal.com/pune/phd-students-end-protest-after-assurance-from-minister-chandrakant-patil-vsb99</w:t>
+        </w:r>
+      </w:hyperlink>
+    </w:p>
+    <w:p>
+      <w:r>
+        <w:t>Content: PhD Students sakal पुणे : गेल्या सात दिवसांपासून संशोधक शिष्यवृत्ती जाहिरातीच्या मागणीसाठी गोपाळकृष्ण गोखले चौकात सुरू असलेल्या संशोधक विद्यार्थ्यांच्या (पीएच.डी.) आंदोलनाला शेवटी यश आले आहे. राज्याचे उच्च व तंत्रशिक्षणमंत्री चंद्रकांत पाटील यांनी संशोधक विद्यार्थी समन्वय कृती समितीच्या मागण्यांचा मंत्रालय स्तरावर पाठपुरावा करू, असे आश्वासन दिल्यानंतर विद्यार्थ्यांनी आंदोलन मागे घेतले आहे. Follow Us Copyright © 2025 - Sakal Media Pvt Ltd - All rights reserved. Powered by Quintype</w:t>
+      </w:r>
+    </w:p>
+    <w:p>
+      <w:pPr>
+        <w:pStyle w:val="Heading3"/>
+      </w:pPr>
+      <w:r>
+        <w:t>Article 12</w:t>
+      </w:r>
+    </w:p>
+    <w:p>
+      <w:r>
         <w:t>Title: Chandrakant Patil | राज्यात महाविद्यालयीन शिक्षकांचीही भरती लवकरच : मंत्री चंद्रकांत पाटील</w:t>
       </w:r>
     </w:p>
@@ -329,7 +360,7 @@
       <w:r>
         <w:t xml:space="preserve">URL: </w:t>
       </w:r>
-      <w:hyperlink r:id="rId19">
+      <w:hyperlink r:id="rId20">
         <w:r>
           <w:rPr>
             <w:color w:val="0000FF"/>
@@ -348,7 +379,69 @@
         <w:pStyle w:val="Heading3"/>
       </w:pPr>
       <w:r>
-        <w:t>Article 12</w:t>
+        <w:t>Article 13</w:t>
+      </w:r>
+    </w:p>
+    <w:p>
+      <w:r>
+        <w:t>Title: Raigad : चंद्रकांत पाटील यांनी लोणेरे अभियांत्रिकी विद्यापीठाचा घेतला आढावा</w:t>
+      </w:r>
+    </w:p>
+    <w:p>
+      <w:r>
+        <w:t xml:space="preserve">URL: </w:t>
+      </w:r>
+      <w:hyperlink r:id="rId21">
+        <w:r>
+          <w:rPr>
+            <w:color w:val="0000FF"/>
+          </w:rPr>
+          <w:t>https://www.navarashtra.com/videos/chandrakant-patil-reviews-lonere-engineering-university-998287.html</w:t>
+        </w:r>
+      </w:hyperlink>
+    </w:p>
+    <w:p>
+      <w:r>
+        <w:t>Content: उच्च व तंत्र शिक्षण मंत्री चंद्रकांत पाटील यांनी रायगड जिल्ह्यातील लोणेरे येथील डॉ. बाबासाहेब आंबेडकर तंत्रज्ञान विद्यापीठाला भेट देऊन सर्व डिपार्टमेंट्स आणि विद्यार्थीकक्षांचे निरीक्षण केले. त्यांनी प्राध्यापक आणि विद्यार्थ्यांशी संवाद साधत विद्यापीठाच्या कामकाजाचा आढावा घेतला. उच्च व तंत्र शिक्षण मंत्री चंद्रकांत पाटील यांनी रायगड जिल्ह्यातील लोणेरे येथील डॉ. बाबासाहेब आंबेडकर तंत्रज्ञान विद्यापीठाला भेट देऊन सर्व डिपार्टमेंट्स आणि विद्यार्थीकक्षांचे निरीक्षण केले. त्यांनी प्राध्यापक आणि विद्यार्थ्यांशी संवाद साधत विद्यापीठाच्या कामकाजाचा आढावा घेतला. Follow Us On © Copyright Navarashtra 2025 All rights reserved.</w:t>
+      </w:r>
+    </w:p>
+    <w:p>
+      <w:pPr>
+        <w:pStyle w:val="Heading3"/>
+      </w:pPr>
+      <w:r>
+        <w:t>Article 14</w:t>
+      </w:r>
+    </w:p>
+    <w:p>
+      <w:r>
+        <w:t>Title: अपंगत्व मर्यादा नसून नवी संधी – चंद्रकांत पाटील</w:t>
+      </w:r>
+    </w:p>
+    <w:p>
+      <w:r>
+        <w:t xml:space="preserve">URL: </w:t>
+      </w:r>
+      <w:hyperlink r:id="rId22">
+        <w:r>
+          <w:rPr>
+            <w:color w:val="0000FF"/>
+          </w:rPr>
+          <w:t>https://www.loksatta.com/maharashtra/physical-disability-is-a-new-opportunity-says-bjp-leader-chandrakant-patil-in-sangli-css-98-5379119/</w:t>
+        </w:r>
+      </w:hyperlink>
+    </w:p>
+    <w:p>
+      <w:r>
+        <w:t>Content: सांगली : अपंगत्व ही मर्यादा नसून, ती नवी संधी आहे. अपंगांनी आपल्यात दडलेले कलागुण समाजासमोर आणून आत्मविश्वासाने आणि सकारात्मकतेने जीवन जगावे, असा संदेश राज्याचे उच्च व तंत्र शिक्षण, संसदीय कार्य मंत्री तथा सांगली जिल्ह्याचे पालकमंत्री चंद्रकांत पाटील यांनी दिला. अपंगांना युनिफाईड डिसॅबिलिटी आयडी प्रमाणपत्र वितरण सोहळ्याच्या अध्यक्षस्थानावरून ते बोलत होते. जिल्हाधिकारी कार्यालयातील जिल्हा नियोजन समिती सभागृहात आयोजित या कार्यक्रमास जिल्हाधिकारी अशोक काकडे, शासकीय वैद्यकीय महाविद्यालयाचे अधिष्ठाता डॉ. प्रकाश गुरव, जिल्हा शल्य चिकित्सक डॉ. विक्रमसिंह कदम यांच्यासह दिव्यांग शाळेतील शिक्षक, विद्यार्थी, लाभार्थी उपस्थित होते. जिल्ह्यात ४२ हजारांहून अधिक व्यक्तिंनी दिव्यांग प्रमाणपत्रासाठी ऑनलाईन अर्ज सादर केले आहेत. त्यापैकी ३० हजार ५२१ दिव्यांग व्यक्तींना युडीआयडी प्रमाणपत्र मंजूर करण्यात आले आहे. यामधील काही दिव्यांगांना प्रातिनिधीक स्वरूपात युडीआयडी प्रमाणपत्र वाटप करण्यात आले. दिव्यांग व्यक्तिंना या प्रमाणपत्रामुळे शासनाच्या योजनांचा लाभ मिळणार असल्याचे सांगून पालकमंत्री पाटील म्हणाले, शासकीय नोकरीमध्ये दिव्यांग व्यक्तींना ५ टक्के आरक्षण, एसटी व रेल्वेमध्ये सवलत यासह अनेक योजना दिव्यांगांसाठी आहेत. या योजनांची सर्वसमावेशक माहिती दिव्यांगांना उपलब्ध करून द्यावी. शासन व प्रशासन दिव्यांगांच्या पाठिशी असून, यंत्रणांनी दिव्यांगांना शासकीय योजनांचा लाभ देण्यासाठी सर्वतोपरी प्रयत्न करावेत, असे ते म्हणाले. दिव्यांगांनी कसलाही न्यूनगंड न बाळगता, शारीरिक उणिवांची खंत न बाळगता आत्मविडासाने जगावे, असा मूलमंत्र देताना पालकमंत्री पाटील यांनी केंद्र व राज्य लोकसेवा आयोगात दिव्यांगांनी मिळवलेल्या यशाची माहिती देत उपस्थितांना प्रेरणा दिली. जिल्हाधिकारी काकडे म्हणाले, दिव्यांग व्यक्तिंना युडीआयडी कार्डमुळे सर्व लाभ मिळणार आहे. या कार्डचा डेटा देशपातळीवर असून, देशातील कोणत्याही राज्यात दिव्यांग व्यक्तींना लाभ मिळणार आहे. जिल्ह्यात यासाठी शिबिरे घेण्यात आली असून, ज्या व्यक्तिचे किमान ४० टक्के अपंगत्व आहे अशांना दिव्यांग प्रमाणपत्र देण्यात आले आहे. याबरोबरच सामाजिक सहाय्य योजनांचा लाभ दिव्यांगांना देण्यासाठी प्रयत्नरत असल्याचे त्यांनी यावेळी सांगितले. यावेळी पालकमंत्री चंद्रकांत पाटील यांच्याहस्ते ४० दिव्यांगांना प्रातिनिधीक स्वरूपात युडीआयडी वाटप करण्यात आले. प्रारंभी मान्यवरांच्या हस्ते रोपास जल अर्पण करण्यात आले.यावेळी रामदास कोळी व अमोल चंदनशिवे यांनी मनोगत व्यक्त केले दिव्यांगांना युडीआयडी प्रमाणपत्र देण्याच्या अनुषंगाने सहकार्य केल्याबद्दल पालकमंत्री पाटील यांच्या हस्ते वुई फौंडेशनचे दिनेश कदम यांचा सत्कार करण्यात आला. दिलीप प्रभावळकर यांच्या 'दशावतार' चित्रपटाची सर्वत्र चर्चा असून, बॉक्स ऑफिसवरही विक्रमी कमाई करत आहे. मात्र, या यशाला पायरसीचं ग्रहण लागलं आहे. अभिनेत्री प्रियदर्शिनी इंदलकरने सोशल मीडियावर पायरसीविरोधात नाराजी व्यक्त केली आहे. तिने प्रेक्षकांना चित्रपटगृहातच चित्रपट पाहण्याची विनंती केली आहे. 'दशावतार'मधून कोकणातील संस्कृती आणि निसर्ग अनुभवायला मिळत असून, सिनेमाने आतापर्यंत सात कोटींची कमाई केली आहे.</w:t>
+      </w:r>
+    </w:p>
+    <w:p>
+      <w:pPr>
+        <w:pStyle w:val="Heading3"/>
+      </w:pPr>
+      <w:r>
+        <w:t>Article 15</w:t>
       </w:r>
     </w:p>
     <w:p>
@@ -360,7 +453,7 @@
       <w:r>
         <w:t xml:space="preserve">URL: </w:t>
       </w:r>
-      <w:hyperlink r:id="rId20">
+      <w:hyperlink r:id="rId23">
         <w:r>
           <w:rPr>
             <w:color w:val="0000FF"/>
@@ -379,7 +472,131 @@
         <w:pStyle w:val="Heading3"/>
       </w:pPr>
       <w:r>
-        <w:t>Article 13</w:t>
+        <w:t>Article 16</w:t>
+      </w:r>
+    </w:p>
+    <w:p>
+      <w:r>
+        <w:t>Title: Minister Chandrakant Patil: ज्ञानाचा उपयोग राष्ट्रहितासाठी करा: उच्च शिक्षणमंत्री चंद्रकांत पाटील; विद्यापीठाचा दीक्षांत समारंभ</w:t>
+      </w:r>
+    </w:p>
+    <w:p>
+      <w:r>
+        <w:t xml:space="preserve">URL: </w:t>
+      </w:r>
+      <w:hyperlink r:id="rId24">
+        <w:r>
+          <w:rPr>
+            <w:color w:val="0000FF"/>
+          </w:rPr>
+          <w:t>https://www.esakal.com/paschim-maharashtra/solapur/use-knowledge-for-nations-interest-higher-education-minister-chandrakant-patil-at-convocation-sdj87</w:t>
+        </w:r>
+      </w:hyperlink>
+    </w:p>
+    <w:p>
+      <w:r>
+        <w:t>Content: Higher Education Minister Chandrakant Patil guiding students at university convocation: “Use your knowledge for the nation’s service.” esakal Chandrakant Patil Speech : ज्ञान ही सर्वांत मोठी संपत्ती असून विद्यार्थ्यांनी पदवी व पदविकेच्या माध्यमातून मिळवलेल्या ज्ञानाचा, शिक्षणाचा उपयोग राष्ट्राच्या हितासाठी तथा वैभवासाठी करावा, असे आवाहन राज्याचे उच्च व तंत्र शिक्षण मंत्री चंद्रकांत पाटील यांनी केले. Follow Us Copyright © 2025 - Sakal Media Pvt Ltd - All rights reserved. Powered by Quintype</w:t>
+      </w:r>
+    </w:p>
+    <w:p>
+      <w:pPr>
+        <w:pStyle w:val="Heading3"/>
+      </w:pPr>
+      <w:r>
+        <w:t>Article 17</w:t>
+      </w:r>
+    </w:p>
+    <w:p>
+      <w:r>
+        <w:t>Title: Devendra Fadnavis: चंद्रकांत पाटील यांना वित्त विभागाचा झटका… देवेंद्र फडणवीस असे का म्हणाले?</w:t>
+      </w:r>
+    </w:p>
+    <w:p>
+      <w:r>
+        <w:t xml:space="preserve">URL: </w:t>
+      </w:r>
+      <w:hyperlink r:id="rId25">
+        <w:r>
+          <w:rPr>
+            <w:color w:val="0000FF"/>
+          </w:rPr>
+          <w:t>https://www.loksatta.com/pune/devendra-fadnavis-statement-regarding-chandrakant-patil-finance-department-pune-print-news-amy-95-5372587/</w:t>
+        </w:r>
+      </w:hyperlink>
+    </w:p>
+    <w:p>
+      <w:r>
+        <w:t>Content: पुणे : ‘उच्च व तंत्रशिक्षणात स्वायत्तता सर्वांत महत्त्वाची आहे. स्वातंत्र्य, स्वायत्ततेशिवाय नवीन संशोधन होऊ शकत नाही. आपल्याकडे अजूनही स्वायत्तता द्यायची मानसिकता दिसून येत नाही. स्वायत्तता द्यायची म्हटल्यावर ज्याच्याकडे नियंत्रण आहे, त्याला आपल्या घरचेच काही चालले आहे असे वाटते. आता ही मानसिकता बदलावीच लागेल. जास्तीत जास्त संस्थांना स्वायत्तता देणे हा धोरणात्मक निर्णय आहे,’ अशी ठाम भूमिका मुख्यमंत्री देवेंद्र फडणवीस यांनी मांडली. तसेच, स्वायत्तता स्वैराचारात जाणार नाही याकडे लक्ष देणे महत्त्वाचे असल्याचे त्यांनी अधोरेखित केले. ‘सीओईपी’ तंत्रज्ञान विद्यापीठ, ‘सीओईपी’ माजी विद्यार्थी संघटना यांच्यातर्फे आयोजित ग्रंथालय, संगणक विभागाच्या नव्या इमारतीचे उद्घाटन, अभियंता दिनानिमित्त ‘सीओईपी’ अभिमान पुरस्कार प्रदान कार्यक्रमात फडणवीस बोलत होते. उच्च व तंत्रशिक्षणमंत्री चंद्रकांत पाटील, राष्ट्रीय शिक्षण तंत्रज्ञान फोरमचे अध्यक्ष डॉ. अनिल सहस्रबुद्धे, विद्यापीठाचे कुलगुरू डॉ. सुनील भिरुड, माजी विद्यार्थी संघटनेचे अध्यक्ष भरत गिते, सचिव प्रा. सुजित परदेशी, कुलसचिव डॉ. डी. एन. सोनावणे या वेळी उपस्थित होते. विद्यापीठातर्फे ज्येष्ठ शास्त्रज्ञ वसंता रामास्वामी यांना जीवनगौरव पुरस्कार, विलास जावडेकर, महांतेश हिरेमठ, जयंत इनामदार, उन्मेश वाघ, श्रावण हर्डीकर, तुषार मेहेंदळे यांना सीओईपी अभिमान पुरस्काराने गौरवण्यात आले. ‘‘सीओईपी’चा १७२ वर्षांचा इतिहास आहे, २०२८ मध्ये १७५ वर्षे होत आहेत. हा १७५ वर्षांचा इतिहास देशाच्या इतिहासातील विलक्षण प्रवास आहे,’ असे गौरवोद्गार फडणवीस यांनी काढले. ते म्हणाले, ‘सीओईपीसारख्या संस्थांना अधिक महत्त्वपूर्ण करण्याचा प्रयत्न करण्याची गरज आहे. कृत्रिम बुद्धिमत्ता आणि क्वांटम कम्प्युटिंगमुळे जगाच्या प्रगतीचा आणि उलथापालथींचा वेग अनालकनीय आहे. क्वांटम कम्प्युटिंग आणि कृत्रिम बुद्धिमत्तेच्या काळात योग्य पावले टाकल्यास भारतीय विद्यार्थी जग व्यापू शकतात. तशा प्रकारचे कुशल मनुष्यबळ घडवण्याचा पुढाकार शिक्षण संस्थांना घ्यावा लागेल.’ ‘पंतप्रधानांनी आता संशोधन क्षेत्रावर भर दिला आहे. संशोधनच देशासाठी महत्त्वाचे ठरणार आहे. शिक्षण संस्थांना पैसे देता येत नाहीत. मात्र, ‘सीएसआर’ ही मोठी ताकद आहे. आर्थिक अडचणींमुळे अर्थ विभाग प्राध्यापक भरतीला परवानगी देत नाही. प्राध्यापक, संशोधनाची कमतरता अशा कारणांनी क्रमवारीत घसरण झाली आहे,’ असे चंद्रकांत पाटील यांनी सांगितले. ‘२०३० पर्यंत विद्यार्थ्यांची संख्या १० हजारांपर्यंत नेणे, वसतिगृह निर्मिती, संशोधनाला चालना देण्याचे उद्दिष्ट आहे. क्वांटम तंत्रज्ञान, ड्रोन मिशनमध्येही विद्यापीठाचा सहभाग आहे. भारतीय ज्ञान प्रणालीसाठी भांडारकर संस्थेसह विविध संस्थांशी करार केले आहेत,’ असे डॉ. भिरुड यांनी नमूद केले. गिते म्हणाले, ‘गेल्या तीस वर्षांत २५ हजांरांहूुन अधिक विद्यार्थ्यांना माजी विद्यार्थ्यांना संघटनेशी जोडण्यात आले आहे. युरोप, अमेरिकेसह जगभरात संघटना पोहोचवण्याचा प्रयत्न आहे. या संघटनेच्या माध्यमातून विद्यार्थ्यांना शिष्यवृत्ती, कार्यप्रशिक्षण अशी विविध कामे करण्यात येतात. १०० विद्यार्थ्यांच्या शुल्काचे दायित्व माजी विद्यार्थी संघटनेने देणग्यांच्या जोरावर घेतले आहे.’ चंद्रकांत पाटील यांच्या भाषणातील वित्त विभागाचा संदर्भ घेऊन फडणवीस म्हणाले, ‘चंद्रकांत पाटील यांना अर्थ विभागाचा झटका लागला आहे. पण, ‘सीओईपी’सारख्या संस्थेला मदत करायची नाही, तर कोणाला करायची? येत्या काळात ‘सीओईपी’ला अधिक समृद्ध करण्यासाठी आवश्यक ते निधी, स्रोत उभे केले जातील. ‘सीओईपी’ थोडी मजबूत केली, तर ही संस्थाच मोठ्या प्रमाणात स्रोत जमा करू शकते.’ Chanakya Niti: आचार्य चाणक्य यांच्या चाणक्य नीती मध्ये जीवनातील अनेक गोष्टी सोप्या आणि समजण्यासारख्या पद्धतीने सांगितल्या आहेत. धर्म, न्याय, संस्कृती, राज्यकारभार, अर्थशास्त्र आणि शिक्षण याबद्दलचे त्यांचे विचार आजही तितकेच उपयोगी आहेत जितके ते पूर्वी होते. चाणक्य यांचे म्हणणे होते की त्यांच्या सांगितलेल्या नियमांचे पालन केले तर माणूस कोणत्याही अडचणीतून बाहेर पडू शकतो आणि यशाच्या मार्गावर पुढे जाऊ शकतो.</w:t>
+      </w:r>
+    </w:p>
+    <w:p>
+      <w:pPr>
+        <w:pStyle w:val="Heading3"/>
+      </w:pPr>
+      <w:r>
+        <w:t>Article 18</w:t>
+      </w:r>
+    </w:p>
+    <w:p>
+      <w:r>
+        <w:t>Title: Chandrakant Patil: “मी गोपीचंदचं समर्थन करत नाही, पण…”; चंद्रकांत पाटील म्हणाले?</w:t>
+      </w:r>
+    </w:p>
+    <w:p>
+      <w:r>
+        <w:t xml:space="preserve">URL: </w:t>
+      </w:r>
+      <w:hyperlink r:id="rId26">
+        <w:r>
+          <w:rPr>
+            <w:color w:val="0000FF"/>
+          </w:rPr>
+          <w:t>https://www.loksatta.com/videos/vishesh-vartankan/5388917/what-did-chandrakant-patil-say-about-gopichand-padalkars-controversial-statements/</w:t>
+        </w:r>
+      </w:hyperlink>
+    </w:p>
+    <w:p>
+      <w:r>
+        <w:t>Content: Loksatta Chandrakant Patil: भाजपचे नेते आमदार पडळकर यांनी जतमध्ये बोलताना शरद पवार गटाचे जेष्ठ नेते आमदार जयंत पाटील यांच्याबाबत काही दिवसापूर्वी आक्षेपार्ह विधान केल्याची घटना घडली होती.त्या विधानावर अनेक राजकीय प्रतिक्रिया उमटण्यास सुरुवात झाली आहे. त्या विधानाबाबत भाजपचे नेते मंत्री चंद्रकांत पाटील यांना विचारले असता ते म्हणाले,गोपीचंद पडळकर यांच्या विधानाच माझ्यासह मुख्यमंत्री देवेंद्र फडणवीस,चंद्रशेखर बावनकुळे,सदाभाऊ खोत तसेच यांच्यासह कोणत्याही नेत्यांनी समर्थन केलेल नाही.त्या विधानानंतर गोपीचंद पडळकर म्हणाले आहेत की, पंतप्रधान नरेंद्र मोदी,त्यांची आई, तसेच मुख्यमंत्री देवेंद्र फडणवीस यांची पत्नी आणि त्यांची मुलगी या सर्वावर तुम्ही बोलता,हे तुम्हाला चालत का ? त्यावेळी तुम्ही फिल्डवर का नाही उतरला असा सवाल देखील त्यांनी यावेळी उपस्थित केला. Loading… Something went wrong. Please refresh the page and/or try again.</w:t>
+      </w:r>
+    </w:p>
+    <w:p>
+      <w:pPr>
+        <w:pStyle w:val="Heading3"/>
+      </w:pPr>
+      <w:r>
+        <w:t>Article 19</w:t>
+      </w:r>
+    </w:p>
+    <w:p>
+      <w:r>
+        <w:t>Title: Chandrakant Patil statement: मोदींच्या आईंवर, फडणवीसांच्या बायकोवर बोलतात तेव्हा...; पडळकर यांच्या वक्तव्यावर चंद्रकांत पाटलांनी स्पष्टच सांगितले</w:t>
+      </w:r>
+    </w:p>
+    <w:p>
+      <w:r>
+        <w:t xml:space="preserve">URL: </w:t>
+      </w:r>
+      <w:hyperlink r:id="rId27">
+        <w:r>
+          <w:rPr>
+            <w:color w:val="0000FF"/>
+          </w:rPr>
+          <w:t>https://sarkarnama.esakal.com/pune/chandrakant-patil-statement-padalekar-remarks-sw79-sm89</w:t>
+        </w:r>
+      </w:hyperlink>
+    </w:p>
+    <w:p>
+      <w:r>
+        <w:t>Content: Pune News : भाजपचे आमदार पडळकर यांनी जतमध्ये बोलताना राष्ट्रवादी काँग्रेस शरदचंद्र पवार पक्षाचे नेते जयंत पाटील यांच्याबाबत आक्षेपार्ह वक्तव्य केले. याचे तीव्र पडसाद गेल्या दोन दिवसापासून राज्यभर उमटत असून, राज्यातील नेते मंडळीतून याबाबत प्रतिक्रिया देखील येताना पाहायला मिळत आहेत. याबाबत राज्याचे मंत्री चंद्रकांत पाटील यांनी प्रतिक्रिया देत विरोधकांना सुनावले आहे. पुण्यामध्ये बोलताना चंद्रकांत पाटील (Chandrakant Patil) म्हणाले, राजकारणामध्ये शिवराळ भाषेचा ट्रेंड गेल्या चार-पाच वर्षांमध्ये पडला असल्याचे पाहायला मिळत आहे. शिवराळ भाषा वापरायला लोकांना काही वाटेना झाले आहे. शिवराळ भाषा वापरली म्हणजे आपल्या म्हणायला जोर येतो, असे काहीसे त्यांना वाटतेय का ?असा प्रश्न पडत आहे. भाजप (Bjp) आमदार गोपीचंद पडळकर यांनी वापरलेला भाषेचे समर्थन मुख्यमंत्री देवेंद्र फडणवीस यांनी केलेले नाही. तसंच मी अथवा भाजपचा इतर कोणताही नेता करणार नाही. मात्र, टाळी एका हाताने वाजत नाही हे देखील खरे आहे. विरोधकांनी पंतप्रधान मोदींवर आणि त्यांच्या आईंवर बोललेले चालते त्यासोबतच देवेंद्र फडणवीस यांच्या पत्नीवर देखील ते बोलतात तेव्हा विरोधकांनी देखील तारतम्य बाळगणं आवश्यक आहे. या गोष्टीतून पडळकर यांचे मला समर्थन करायचे नाही. मात्र गोपीचंद पडळकर यांबरोबर विरोधकांनीही आपल्या बोलण्यावरती कंट्रोल करणे आवश्यक असल्याचं चंद्रकांत पाटील म्हणाले. गोपीचंद पडळकर यांना अशी भाषा वापरू नये असे सांगण्यात आले असून गोपीचंद पडळकर हे आमचे आज्ञाधारक कार्यकर्ते असून फडणवीसांनी त्यांना सूचना दिल्यानंतर आता त्यांच्या ध्येयबोली आणि भाषेमध्ये फरक पडेल, असे देखील चंद्रकांत पाटील म्हणाले. त्यामुळे विरोधक आणि सत्ताधारी या दोघांकडूनही तारतम्य बाळगण्याची आवश्यकता असल्याचे चंद्रकांत पाटील यांनी सांगितले. सरकारनामाचे सदस्य व्हा शॉपिंगसाठी 'सकाळ प्राईम डील्स'च्या भन्नाट ऑफर्स पाहण्यासाठी क्लिक करा. Read Latest Marathi Political News, Breaking Political News from Maharashtra, India, Pune &amp; Mumbai at Sarkarnama. To Get Live Political Marathi News on Mobile, Download the Sarkarnama Mobile App for Android and IOS. सरकारनामा आता सर्व सोशल मीडिया प्लॅटफॉर्मवर. ताज्या राजकीय घडामोडींसाठी फेसबुक, ट्विटर, इन्स्टाग्राम, शेअर चॅट, टेलिग्रामवर आणि व्हॉट्सॲप आम्हाला फॉलो करा. तसेच, सरकारनामा यूट्यूब चॅनेलला आजच सबस्क्राइब करा. Follow Us Copyright © 2025 Sakal Media Group – All Rights Reserved Powered by Quintype वेबसाईटवर ब्राउझिंगचा अनुभव सर्वोत्तम असावा, यासाठी आम्ही कुकीजचा वापर करतो. कुकीजमुळे तुम्हाला तुमच्या आवडत्या मजकुराची शिफारस करता येते. आमचे गोपनीयता आणि कुकीजसंदर्भातील धोरण तुम्हाला मान्य आहे.</w:t>
+      </w:r>
+    </w:p>
+    <w:p>
+      <w:pPr>
+        <w:pStyle w:val="Heading3"/>
+      </w:pPr>
+      <w:r>
+        <w:t>Article 20</w:t>
       </w:r>
     </w:p>
     <w:p>
@@ -391,7 +608,7 @@
       <w:r>
         <w:t xml:space="preserve">URL: </w:t>
       </w:r>
-      <w:hyperlink r:id="rId21">
+      <w:hyperlink r:id="rId28">
         <w:r>
           <w:rPr>
             <w:color w:val="0000FF"/>
@@ -410,229 +627,12 @@
         <w:pStyle w:val="Heading3"/>
       </w:pPr>
       <w:r>
-        <w:t>Article 14</w:t>
-      </w:r>
-    </w:p>
-    <w:p>
-      <w:r>
-        <w:t>Title: ज्ञानाचा उपयोग राष्ट्रासाठी करा – चंद्रकांत पाटील; सोलापुरात विद्यापीठाचा दीक्षांत समारंभ उत्साहात</w:t>
-      </w:r>
-    </w:p>
-    <w:p>
-      <w:r>
-        <w:t xml:space="preserve">URL: </w:t>
-      </w:r>
-      <w:hyperlink r:id="rId22">
-        <w:r>
-          <w:rPr>
-            <w:color w:val="0000FF"/>
-          </w:rPr>
-          <w:t>https://www.loksatta.com/maharashtra/at-solapur-university-convocation-chandrakant-patil-tells-graduates-to-apply-learning-for-nations-progress-rds-00-5383005/</w:t>
-        </w:r>
-      </w:hyperlink>
-    </w:p>
-    <w:p>
-      <w:r>
-        <w:t>Content: पंढरपूर : ज्ञान ही सर्वांत मोठी संपत्ती आहे. आज विद्यार्थ्यांनी पदवी व पदविकेच्या माध्यमातून मिळवलेल्या ज्ञानाचा, शिक्षणाचा उपयोग हा राष्ट्राच्या वैभवासाठी करावा, असे आवाहन महाराष्ट्र राज्याचे उच्च व तंत्र शिक्षण मंत्री चंद्रकांत दादा पाटील यांनी केले. सोलापूर येथील पुण्यश्लोक अहिल्यादेवी होळकर सोलापूर विद्यापीठाचा २१ वा दीक्षांत समारंभ विद्यापीठाच्या दीक्षांत मैदानात पार पडला. यावेळी मुख्य अतिथी उच्च व तंत्र शिक्षण मंत्री चंद्रकांत दादा पाटील बोलत होते. या समारंभाच्या अध्यक्षस्थानी कुलगुरू प्रा. डॉ. प्रकाश महानवर तर गोवा उच्च शिक्षण परिषदेचे उपाध्यक्ष डॉ. गोपाल मुगेराया यांची प्रमुख उपस्थिती होती. प्रभारी कुलसचिव डॉ. अतुल लकडे यांनी विद्यापीठाच्या प्रगतीचा आढावा सादर केला. प्रारंभी दीक्षांत मिरवणूक निघाली. परीक्षा व मूल्यमापन मंडळाचे संचालक डॉ. श्रीकांत अंधारे हे ज्ञानदंड हाती घेऊन मिरवणुकीच्या अग्रभागी होते. यामध्ये विविध विद्याशाखांचे अधिष्ठाता, व्यवस्थापन परिषद, विद्यापरिषद, अधिसभेचे सदस्य तसेच पदवी घेणारे स्नातक मोठ्या संख्येने सहभागी झाले होते. यावेळी एकूण १० हजार ९५५ विद्यार्थ्यांना पदवी प्रदान करण्यात आली. याचबरोबर ८९ संशोधक विद्यार्थ्यांना पीएच. डी पदवी तर ५९ विद्यार्थ्यांना सुवर्णपदके देऊन सन्मानित करण्यात आले. पुढे बोलताना मंत्री चंद्रकांत पाटील म्हणाले, मिळवलेल्या पदवीचा केवळ नोकरीसाठी उपयोग न करता त्याचा समाज व देशाच्या वैभवासाठी होणे महत्त्वाचे आहे. राज्यात महाविद्यालयीन शिक्षकांची भरती ही लवकरच सुरू होईल, असेही त्यांनी सांगितले. डॉ. मुगेराया म्हणाले की, शिक्षणाच्या जोरावरच आपण प्रगती साधू शकतो. विद्यार्थ्यांनी कौशल्य व व्यावसायिक शिक्षण घेऊन नोकरी मागणारे न होता नोकरी देणारे बनावे, असे आवाहन त्यांनी यावेळी केले. कुलगुरू डॉ. महानवर म्हणाले की, पुण्यश्लोक अहिल्यादेवी होळकर सोलापूर विद्यापीठ आज पारंपरिक शिक्षण देण्याबरोबरच कौशल्य व व्यावसायाभिमुख शिक्षण देऊन रोजगारक्षम पिढी निर्माण करीत आहे. याचबरोबर विद्यापीठाने पाच लाख वृक्ष लागवडीचा संकल्प करून आतापर्यंत सव्वा लाख वृक्ष लावले आहेत. समाज आणि शिक्षण क्षेत्राचे नाते दृढ करण्यासाठी काही गावे दत्तक घेऊन तेथेही काम विद्यापीठाने सुरू केले असल्याचेही त्यांनी यावेळी सांगितले. या कार्यक्रमास आमदार श्रीकांत भारतीय, भाजप शहर अध्यक्ष प्रा. रोहिणी तडवळकर, व्यवस्थापन परिषदेचे सदस्य राजाभाऊ सरवदे, प्रा. देवानंद चिलवंत, माजी कुलगुरू डॉ. इरेश स्वामी, माजी मंत्री प्रा. लक्ष्मण ढोबळे, दयानंद संस्थेचे सचिव महेश चोप्रा, डॉ. बी. पी. रोंगे यांच्यासह अधिकारी, कर्मचारी, विद्यार्थी, नागरिक मोठ्या संख्येने उपस्थित होते. या कार्यक्रमाचे सूत्रसंचालन डॉ. यशपाल खेडकर व डॉ. तेजस्विनी कांबळे यांनी केले. स्टार प्रवाहवरील ‘कोण होतीस तू काय झालीस तू’ मालिकेत यश-अमृता आणि कावेरी-उदय यांचा लग्नसोहळा पार पडणार आहे. मालिकेतील विद्या म्हणजेच अभिनेत्री साक्षी महाजन पुढच्या वर्षी लग्न करणार असल्याचं तिने एका मुलाखतीत सांगितलं. तिची सहकलाकार साक्षी गांधीनेही याला दुजोरा दिला. साक्षी महाजनने लग्नाच्या तयारीबद्दल उत्सुकता व्यक्त केली आहे. मालिकेत विरोधात असलेल्या साक्षी गांधी आणि साक्षी महाजन प्रत्यक्षात घनिष्ठ मैत्रीणी आहेत.</w:t>
-      </w:r>
-    </w:p>
-    <w:p>
-      <w:pPr>
-        <w:pStyle w:val="Heading3"/>
-      </w:pPr>
-      <w:r>
-        <w:t>Article 15</w:t>
-      </w:r>
-    </w:p>
-    <w:p>
-      <w:r>
-        <w:t>Title: फडणवीसांमध्ये पंतप्रधान होण्याचे गुण, पण...; काँग्रेसच्या नेत्याच्या वक्तव्यावर चंद्रकांत पाटील नेमकं काय म्हणाले?</w:t>
-      </w:r>
-    </w:p>
-    <w:p>
-      <w:r>
-        <w:t xml:space="preserve">URL: </w:t>
-      </w:r>
-      <w:hyperlink r:id="rId23">
-        <w:r>
-          <w:rPr>
-            <w:color w:val="0000FF"/>
-          </w:rPr>
-          <w:t>https://saamtv.esakal.com/maharashtra/chandrakant-patil-criticized-congress-leader-harshwardhan-sapkal-after-he-taunt-cm-devendra-fadnavis-vvg94</w:t>
-        </w:r>
-      </w:hyperlink>
-    </w:p>
-    <w:p>
-      <w:r>
-        <w:t>Content: काँग्रेसचे प्रदेशाध्यक्ष हर्षवर्धन सपकाळ यांच्या वक्तव्याचा समाचार मंत्री चंद्रकांत पाटील यांनी घेतला. खासदार प्रणिती शिंदे यांचा उल्लेख करत मंत्री चंद्रकांत पाटील यांनी काँग्रेस नेते हर्षवर्धन सपकाळ यांच्यावर टीका केली. देवेंद्र फडणवीसांकडे पंतप्रधान होण्याचे गुण आहेत. पण त्याबाबत आमचा पक्ष ठरवेल, अशा शब्दात मंत्री चंद्रकांत पाटील यांनी काँग्रेस नेते हर्षवर्धन सपकाळ यांना प्रत्युत्तर दिलं. पंतप्रधान नरेंद्र मोदी यांच्या ७५ व्या वाढदिवसानिमित्त बाणेर बालेवाडी येथील भाजपचे माजी नगरसेवक अमोल बालवडकर यांनी पॅनकार्ड रोड येथे मिशन निर्मल स्वच्छता अभियानचे आयोजन केले होते. त्या अभियानचे भाजपचे नेते मंत्री चंद्रकांत पाटील यांच्या हस्ते उदघाटन झाले. त्यानंतर माध्यमांशी संवाद साधताना मंत्री चंद्रकांत पाटील यांनी काँग्रेसवर टीका केली. मंत्री चंद्रकांत पाटील म्हणाले, 'देवेंद्र फडणवीस पंतप्रधान झाले तर अभिनंदनासाठी अपॉइंटमेंट घ्यावी लागेल, असं वक्तव्य हर्षवर्धन सपकाळ यांनी केलं होतं. हर्षवर्धन सपकाळ यांच्यावर टीका करताना मंत्री चंद्रकांत पाटील म्हणाले, 'देवेंद्र फडणवीसांमध्ये पंतप्रधान होण्याचे गट्स आणि गुण आहेत.त्यांच्याकडे रात्रंदिवस काम करण्याचं व्हिजन आहे. आमचा पक्ष ठरवेल. देवेंद्र फडणवीसांना पंतप्रधान व्हायचं का नाही, पण त्यांच्याकडे ते गुण आहेत'. 'हर्षवर्धन सपकाळ कालपर्यंत तुम्ही पडलेले आमदार होतात. राज्याचे अध्यक्ष झाल्यावर इतके बोलू नका. वेल कल्चरल, खानदानी माणसं ही काँग्रेसचं वैशिष्ट्य आहे. तुम्ही त्या परंपरेमधले आहेत. असं एकदम नका बोलू, त्याकडे देवेंद्र फडणवीस दाबून ठेवतात म्हणून बरे. आम्हाला पण बोलता येतं. देवेंद्र फडणवीसांबद्दल बोलला तर आम्हाला पण अंगावर जावे लागेल. खासदार प्रणिती शिंदे यांनीही नरेंद्र मोदी यांच्या वाढदिवसाच्या दिवशी काळा दिवस म्हटलं. कुठे चालली आपली संस्कृती, असेही मंत्री चंद्रकांत पाटील म्हणाले. 'गोपीचंद पडळकर यांच्या विधानाचं माझ्यासह मुख्यमंत्री देवेंद्र फडणवीस,चंद्रशेखर बावनकुळे, सदाभाऊ खोत यांच्यासह कोणत्याही नेत्यांनी समर्थन केलेल नाही. त्या विधानानंतर गोपीचंद पडळकर म्हणाले आहेत की, पंतप्रधान नरेंद्र मोदी,त्यांची आई, मुख्यमंत्री देवेंद्र फडणवीस यांची पत्नी आणि त्यांची मुलगी या सर्वावर तुम्ही बोलता. तुम्हाला हे चालत का? त्यावेळी तुम्ही रस्त्यावर का उतरला नाही, असे मंत्री चंद्रकांत पाटील पुढे म्हणाले. 'मी गोपीचंद पडळकर यांचं समर्थन करीत नाही. त्यांनी ती भाषा वापरु नये. महाराष्ट्राची ही संस्कृती नाही. गोपीचंद हा आमचा अज्ञानधारक कार्यकर्ता आहे. देवेंद्र फडणवीस यांनी केलेल्या सूचनांमुळे उद्यापासून गोपीचंद पडळकर यांच्या देहबोली आणि भाषेमध्ये फरक दिसेल. तसेच आता यापुढील काळात अशी कोणीच भाषा वापरु नये, असेही चंद्रकांत पाटील म्हणाले. सकाळ+चे सदस्य व्हा शॉपिंगसाठी 'सकाळ प्राईम डील्स'च्या भन्नाट ऑफर्स पाहण्यासाठी क्लिक करा. Read Marathi news and watch Live TV. Breaking news from Maharashtra, India, Pune, Mumbai, Politics, Entertainment, Sports, Lifestyle at SaamTV. Get Live Marathi news on Mobile. Download the Saam Tv app for Android and IOS. Follow Us Copyright © 2025 Sakal Media Group – All Rights Reserved Powered by Quintype</w:t>
-      </w:r>
-    </w:p>
-    <w:p>
-      <w:pPr>
-        <w:pStyle w:val="Heading3"/>
-      </w:pPr>
-      <w:r>
-        <w:t>Article 16</w:t>
-      </w:r>
-    </w:p>
-    <w:p>
-      <w:r>
-        <w:t>Title: अपंगत्व मर्यादा नसून नवी संधी – चंद्रकांत पाटील</w:t>
-      </w:r>
-    </w:p>
-    <w:p>
-      <w:r>
-        <w:t xml:space="preserve">URL: </w:t>
-      </w:r>
-      <w:hyperlink r:id="rId24">
-        <w:r>
-          <w:rPr>
-            <w:color w:val="0000FF"/>
-          </w:rPr>
-          <w:t>https://www.loksatta.com/maharashtra/physical-disability-is-a-new-opportunity-says-bjp-leader-chandrakant-patil-in-sangli-css-98-5379119/</w:t>
-        </w:r>
-      </w:hyperlink>
-    </w:p>
-    <w:p>
-      <w:r>
-        <w:t>Content: सांगली : अपंगत्व ही मर्यादा नसून, ती नवी संधी आहे. अपंगांनी आपल्यात दडलेले कलागुण समाजासमोर आणून आत्मविश्वासाने आणि सकारात्मकतेने जीवन जगावे, असा संदेश राज्याचे उच्च व तंत्र शिक्षण, संसदीय कार्य मंत्री तथा सांगली जिल्ह्याचे पालकमंत्री चंद्रकांत पाटील यांनी दिला. अपंगांना युनिफाईड डिसॅबिलिटी आयडी प्रमाणपत्र वितरण सोहळ्याच्या अध्यक्षस्थानावरून ते बोलत होते. जिल्हाधिकारी कार्यालयातील जिल्हा नियोजन समिती सभागृहात आयोजित या कार्यक्रमास जिल्हाधिकारी अशोक काकडे, शासकीय वैद्यकीय महाविद्यालयाचे अधिष्ठाता डॉ. प्रकाश गुरव, जिल्हा शल्य चिकित्सक डॉ. विक्रमसिंह कदम यांच्यासह दिव्यांग शाळेतील शिक्षक, विद्यार्थी, लाभार्थी उपस्थित होते. जिल्ह्यात ४२ हजारांहून अधिक व्यक्तिंनी दिव्यांग प्रमाणपत्रासाठी ऑनलाईन अर्ज सादर केले आहेत. त्यापैकी ३० हजार ५२१ दिव्यांग व्यक्तींना युडीआयडी प्रमाणपत्र मंजूर करण्यात आले आहे. यामधील काही दिव्यांगांना प्रातिनिधीक स्वरूपात युडीआयडी प्रमाणपत्र वाटप करण्यात आले. दिव्यांग व्यक्तिंना या प्रमाणपत्रामुळे शासनाच्या योजनांचा लाभ मिळणार असल्याचे सांगून पालकमंत्री पाटील म्हणाले, शासकीय नोकरीमध्ये दिव्यांग व्यक्तींना ५ टक्के आरक्षण, एसटी व रेल्वेमध्ये सवलत यासह अनेक योजना दिव्यांगांसाठी आहेत. या योजनांची सर्वसमावेशक माहिती दिव्यांगांना उपलब्ध करून द्यावी. शासन व प्रशासन दिव्यांगांच्या पाठिशी असून, यंत्रणांनी दिव्यांगांना शासकीय योजनांचा लाभ देण्यासाठी सर्वतोपरी प्रयत्न करावेत, असे ते म्हणाले. दिव्यांगांनी कसलाही न्यूनगंड न बाळगता, शारीरिक उणिवांची खंत न बाळगता आत्मविडासाने जगावे, असा मूलमंत्र देताना पालकमंत्री पाटील यांनी केंद्र व राज्य लोकसेवा आयोगात दिव्यांगांनी मिळवलेल्या यशाची माहिती देत उपस्थितांना प्रेरणा दिली. जिल्हाधिकारी काकडे म्हणाले, दिव्यांग व्यक्तिंना युडीआयडी कार्डमुळे सर्व लाभ मिळणार आहे. या कार्डचा डेटा देशपातळीवर असून, देशातील कोणत्याही राज्यात दिव्यांग व्यक्तींना लाभ मिळणार आहे. जिल्ह्यात यासाठी शिबिरे घेण्यात आली असून, ज्या व्यक्तिचे किमान ४० टक्के अपंगत्व आहे अशांना दिव्यांग प्रमाणपत्र देण्यात आले आहे. याबरोबरच सामाजिक सहाय्य योजनांचा लाभ दिव्यांगांना देण्यासाठी प्रयत्नरत असल्याचे त्यांनी यावेळी सांगितले. यावेळी पालकमंत्री चंद्रकांत पाटील यांच्याहस्ते ४० दिव्यांगांना प्रातिनिधीक स्वरूपात युडीआयडी वाटप करण्यात आले. प्रारंभी मान्यवरांच्या हस्ते रोपास जल अर्पण करण्यात आले.यावेळी रामदास कोळी व अमोल चंदनशिवे यांनी मनोगत व्यक्त केले दिव्यांगांना युडीआयडी प्रमाणपत्र देण्याच्या अनुषंगाने सहकार्य केल्याबद्दल पालकमंत्री पाटील यांच्या हस्ते वुई फौंडेशनचे दिनेश कदम यांचा सत्कार करण्यात आला. दिलीप प्रभावळकर यांच्या 'दशावतार' चित्रपटाची सर्वत्र चर्चा असून, बॉक्स ऑफिसवरही विक्रमी कमाई करत आहे. मात्र, या यशाला पायरसीचं ग्रहण लागलं आहे. अभिनेत्री प्रियदर्शिनी इंदलकरने सोशल मीडियावर पायरसीविरोधात नाराजी व्यक्त केली आहे. तिने प्रेक्षकांना चित्रपटगृहातच चित्रपट पाहण्याची विनंती केली आहे. 'दशावतार'मधून कोकणातील संस्कृती आणि निसर्ग अनुभवायला मिळत असून, सिनेमाने आतापर्यंत सात कोटींची कमाई केली आहे.</w:t>
-      </w:r>
-    </w:p>
-    <w:p>
-      <w:pPr>
-        <w:pStyle w:val="Heading3"/>
-      </w:pPr>
-      <w:r>
-        <w:t>Article 17</w:t>
-      </w:r>
-    </w:p>
-    <w:p>
-      <w:r>
-        <w:t>Title: Chandrakant Patil on Ajit Pawar : अजितदादांचं म्हणणं योग्यच, इन्व्हेस्टमेंट यायला मोठा प्रॉब्लेम होणार; चंद्रकांत पाटलांकडून 'त्या' वक्तव्याला दुजोरा</w:t>
-      </w:r>
-    </w:p>
-    <w:p>
-      <w:r>
-        <w:t xml:space="preserve">URL: </w:t>
-      </w:r>
-      <w:hyperlink r:id="rId25">
-        <w:r>
-          <w:rPr>
-            <w:color w:val="0000FF"/>
-          </w:rPr>
-          <w:t>https://marathi.abplive.com/news/politics/chandrakant-patil-on-ajit-pawar-statement-says-he-is-right-there-will-be-big-problem-in-getting-investment-maharashtra-politics-marathi-news-1385477</w:t>
-        </w:r>
-      </w:hyperlink>
-    </w:p>
-    <w:p>
-      <w:r>
-        <w:t>Content: Chandrakant Patil on Ajit Pawar : राज्यातील सामाजिक वातावरणात निर्माण होत असलेल्या तणावाच्या पार्श्वभूमीवर उपमुख्यमंत्री अजित पवार (Ajit Pawar) यांनी नागपूरमधील चिंतन शिबिरात (NCP Chintan Shibir) राज्याच्या हितासाठी काम करताना कोणत्याही समाजावर अन्याय होऊ देणार नाही. सारथी, बार्टी आणि इतर संस्थांना मदतीपासून वंचित ठेवलं जाणार नाही. मागील दोन महिन्यापासून समाजा समाजात तेढ निर्माण केली जातेय, ही पुरोगामी महाराष्ट्राला परवडणारी नाही, असे वक्तव्य केले होते. आता यावर उच्च व तंत्रशिक्षण मंत्री चंद्रकांत पाटील (Chandrakant Patil) यांनी यांनी प्रतिक्रिया दिली आहे. नांदेडमध्ये बोलताना चंद्रकांत पाटील म्हणाले की, “अजित दादांचं म्हणणं अगदी योग्य आहे. इन्व्हेस्टमेंट यायला मोठा प्रॉब्लेम होणार आहे. गुंतवणूक येण्यासाठी सर्वांत आधी पाहिलं जातं ते इथलं वर्क कल्चर. सध्या वर्क कल्चर दिवसेंदिवस बिघडत चाललंय. गावोगावी जी सामाजिक आणि जातीय आंदोलने सुरू आहेत, त्याचा थेट परिणाम राज्याच्या औद्योगिक विकासावर होतो आहे. बीडमध्ये तर पोलीस अधिकाऱ्यांना त्यांच्या नेमप्लेटवर आडनाव लावता येत नाही, अशी परिस्थिती आहे. संतांनी आयुष्यभर एकता, समता यासाठी कार्य केलं. अशा घटनांनी त्यांच्या आत्म्याला निश्चितच दु:ख होत असेल,” असं त्यांनी म्हटले आहे. दरम्यान, राज्याचे उच्च तंत्र शिक्षण मंत्री चंद्रकांत पाटील हे आज नांदेड विद्यापीठाच्या दीक्षान्त समारंभास उपस्थित होते. हा समारंभ संपल्यावर शिक्षण मंत्र्यांनी शिक्षण ही आपल्या देशाची प्राथमिकता प्राधान्य नाही तर दोन वेळचे जेवण ही आपली प्राथमिकता असल्याचं अजब विधान केलंय. महाराष्ट्राची सामाजिक वीण पूर्णपणे विस्कटली आहे. गावागावात जातीवरून जे सुरू आहे ते महाराष्ट्राला मारक आहे. संतांनी समतेची एकीची शिकवण दिली पण आताचा महाराष्ट्र पाहून संतांच्या आत्म्याला देखील वेदना होतील, असे त्यांनी म्हटले आहे. उपमुख्यमंत्री अजित पवार यांनी नागपूरमधील चिंतन शिबिरात राष्ट्रवादी मंत्र्यांना सज्जड दम दिल्याचे पाहायला मिळाले. राष्ट्रवादीचे मंत्री इतर कामात व्यस्त राहणार असतील तर मंत्रीपद सोडावे लागेल, असा इशारा उपमुख्यमंत्री अजित पवार यांनी मंत्र्यांना दिला. तसेच, पालकमंत्र्यांना तीन दिवस मतदारसंघांमध्ये काढावीच लागतील, अशी अट देखील त्यांनी घातली आहे. आणखी वाचा कोणाचा घास काढूनही घ्यायचा नाही आणि कोणावर अन्यायही करायचा नाही, अजित पवारांचं वक्तव्य, म्हणाले, जाती जातीत वाद होतील असं कृत्य करु नका We use cookies to improve your experience, analyze traffic, and personalize content. By clicking "Allow All Cookies", you agree to our use of cookies.</w:t>
-      </w:r>
-    </w:p>
-    <w:p>
-      <w:pPr>
-        <w:pStyle w:val="Heading3"/>
-      </w:pPr>
-      <w:r>
-        <w:t>Article 18</w:t>
-      </w:r>
-    </w:p>
-    <w:p>
-      <w:r>
-        <w:t>Title: Chandrakant Patil statement: मोदींच्या आईंवर, फडणवीसांच्या बायकोवर बोलतात तेव्हा...; पडळकर यांच्या वक्तव्यावर चंद्रकांत पाटलांनी स्पष्टच सांगितले</w:t>
-      </w:r>
-    </w:p>
-    <w:p>
-      <w:r>
-        <w:t xml:space="preserve">URL: </w:t>
-      </w:r>
-      <w:hyperlink r:id="rId26">
-        <w:r>
-          <w:rPr>
-            <w:color w:val="0000FF"/>
-          </w:rPr>
-          <w:t>https://sarkarnama.esakal.com/pune/chandrakant-patil-statement-padalekar-remarks-sw79-sm89</w:t>
-        </w:r>
-      </w:hyperlink>
-    </w:p>
-    <w:p>
-      <w:r>
-        <w:t>Content: Pune News : भाजपचे आमदार पडळकर यांनी जतमध्ये बोलताना राष्ट्रवादी काँग्रेस शरदचंद्र पवार पक्षाचे नेते जयंत पाटील यांच्याबाबत आक्षेपार्ह वक्तव्य केले. याचे तीव्र पडसाद गेल्या दोन दिवसापासून राज्यभर उमटत असून, राज्यातील नेते मंडळीतून याबाबत प्रतिक्रिया देखील येताना पाहायला मिळत आहेत. याबाबत राज्याचे मंत्री चंद्रकांत पाटील यांनी प्रतिक्रिया देत विरोधकांना सुनावले आहे. पुण्यामध्ये बोलताना चंद्रकांत पाटील (Chandrakant Patil) म्हणाले, राजकारणामध्ये शिवराळ भाषेचा ट्रेंड गेल्या चार-पाच वर्षांमध्ये पडला असल्याचे पाहायला मिळत आहे. शिवराळ भाषा वापरायला लोकांना काही वाटेना झाले आहे. शिवराळ भाषा वापरली म्हणजे आपल्या म्हणायला जोर येतो, असे काहीसे त्यांना वाटतेय का ?असा प्रश्न पडत आहे. भाजप (Bjp) आमदार गोपीचंद पडळकर यांनी वापरलेला भाषेचे समर्थन मुख्यमंत्री देवेंद्र फडणवीस यांनी केलेले नाही. तसंच मी अथवा भाजपचा इतर कोणताही नेता करणार नाही. मात्र, टाळी एका हाताने वाजत नाही हे देखील खरे आहे. विरोधकांनी पंतप्रधान मोदींवर आणि त्यांच्या आईंवर बोललेले चालते त्यासोबतच देवेंद्र फडणवीस यांच्या पत्नीवर देखील ते बोलतात तेव्हा विरोधकांनी देखील तारतम्य बाळगणं आवश्यक आहे. या गोष्टीतून पडळकर यांचे मला समर्थन करायचे नाही. मात्र गोपीचंद पडळकर यांबरोबर विरोधकांनीही आपल्या बोलण्यावरती कंट्रोल करणे आवश्यक असल्याचं चंद्रकांत पाटील म्हणाले. गोपीचंद पडळकर यांना अशी भाषा वापरू नये असे सांगण्यात आले असून गोपीचंद पडळकर हे आमचे आज्ञाधारक कार्यकर्ते असून फडणवीसांनी त्यांना सूचना दिल्यानंतर आता त्यांच्या ध्येयबोली आणि भाषेमध्ये फरक पडेल, असे देखील चंद्रकांत पाटील म्हणाले. त्यामुळे विरोधक आणि सत्ताधारी या दोघांकडूनही तारतम्य बाळगण्याची आवश्यकता असल्याचे चंद्रकांत पाटील यांनी सांगितले. सरकारनामाचे सदस्य व्हा शॉपिंगसाठी 'सकाळ प्राईम डील्स'च्या भन्नाट ऑफर्स पाहण्यासाठी क्लिक करा. Read Latest Marathi Political News, Breaking Political News from Maharashtra, India, Pune &amp; Mumbai at Sarkarnama. To Get Live Political Marathi News on Mobile, Download the Sarkarnama Mobile App for Android and IOS. सरकारनामा आता सर्व सोशल मीडिया प्लॅटफॉर्मवर. ताज्या राजकीय घडामोडींसाठी फेसबुक, ट्विटर, इन्स्टाग्राम, शेअर चॅट, टेलिग्रामवर आणि व्हॉट्सॲप आम्हाला फॉलो करा. तसेच, सरकारनामा यूट्यूब चॅनेलला आजच सबस्क्राइब करा. Follow Us Copyright © 2025 Sakal Media Group – All Rights Reserved Powered by Quintype वेबसाईटवर ब्राउझिंगचा अनुभव सर्वोत्तम असावा, यासाठी आम्ही कुकीजचा वापर करतो. कुकीजमुळे तुम्हाला तुमच्या आवडत्या मजकुराची शिफारस करता येते. आमचे गोपनीयता आणि कुकीजसंदर्भातील धोरण तुम्हाला मान्य आहे.</w:t>
-      </w:r>
-    </w:p>
-    <w:p>
-      <w:pPr>
-        <w:pStyle w:val="Heading3"/>
-      </w:pPr>
-      <w:r>
-        <w:t>Article 19</w:t>
-      </w:r>
-    </w:p>
-    <w:p>
-      <w:r>
-        <w:t>Title: शिक्षण ही आपल्या देशाची प्राथमिकता नाही तर दोन वेळचे जेवण ही प्राथमिकता, मंत्री चंद्रकांत पाटलाचं वक्तव्य</w:t>
-      </w:r>
-    </w:p>
-    <w:p>
-      <w:r>
-        <w:t xml:space="preserve">URL: </w:t>
-      </w:r>
-      <w:hyperlink r:id="rId27">
-        <w:r>
-          <w:rPr>
-            <w:color w:val="0000FF"/>
-          </w:rPr>
-          <w:t>https://marathi.abplive.com/news/maharashtra/chandrakant-patil-nanded-news-education-is-not-our-country-priority-but-two-meals-a-day-is-says-minister-chandrakant-patil-1385473</w:t>
-        </w:r>
-      </w:hyperlink>
-    </w:p>
-    <w:p>
-      <w:r>
-        <w:t>Content: Chandrakant Patil : आपल्या देशात शिक्षण नाही तर जेवण ही प्राथमिकता असल्याचे मत राज्याचे उच्च तंत्र शिक्षण मंत्री चंद्रकांत पाटील यांनी व्यक्त केले. तसेच महाराष्ट्राची अवस्था पाहून संतांच्या आत्म्याला दुःख होत असेल असंही ते म्हणाले. मंत्री चंद्रकांत पाटील हे आज नांदेड विद्यापीठाच्या दीक्षान्त समारंभास उपस्थित होते. हा समारंभ संपल्यावर शिक्षण मंत्र्यांनी शिक्षण ही आपल्या देशाची प्राथमिकता नाही तर दोन वेळचे जेवण ही आपली प्राथमिकता असल्याचं वक्तव्य केलंय. महाराष्ट्राची सामाजिक वीण पूर्णपणे विस्कटली आहे. गावागावात जातीवरुन जे सुरू आहे ते महाराष्ट्राला मारक आहे. संतानी समतेची एकीची शिकवण दिली आहे, पण आताचा महाराष्ट्र पाहून संतांच्या आत्म्याला देखील वेदना होतील असे विधान मंत्री चंद्रकांत पाटील यांनी केले आहे. महत्वाच्या बातम्या: We use cookies to improve your experience, analyze traffic, and personalize content. By clicking "Allow All Cookies", you agree to our use of cookies.</w:t>
-      </w:r>
-    </w:p>
-    <w:p>
-      <w:pPr>
-        <w:pStyle w:val="Heading3"/>
-      </w:pPr>
-      <w:r>
-        <w:t>Article 20</w:t>
-      </w:r>
-    </w:p>
-    <w:p>
-      <w:r>
-        <w:t>Title: Minister Chandrakant Patil: ज्ञानाचा उपयोग राष्ट्रहितासाठी करा: उच्च शिक्षणमंत्री चंद्रकांत पाटील; विद्यापीठाचा दीक्षांत समारंभ</w:t>
-      </w:r>
-    </w:p>
-    <w:p>
-      <w:r>
-        <w:t xml:space="preserve">URL: </w:t>
-      </w:r>
-      <w:hyperlink r:id="rId28">
-        <w:r>
-          <w:rPr>
-            <w:color w:val="0000FF"/>
-          </w:rPr>
-          <w:t>https://www.esakal.com/paschim-maharashtra/solapur/use-knowledge-for-nations-interest-higher-education-minister-chandrakant-patil-at-convocation-sdj87</w:t>
-        </w:r>
-      </w:hyperlink>
-    </w:p>
-    <w:p>
-      <w:r>
-        <w:t>Content: Higher Education Minister Chandrakant Patil guiding students at university convocation: “Use your knowledge for the nation’s service.” esakal Chandrakant Patil Speech : ज्ञान ही सर्वांत मोठी संपत्ती असून विद्यार्थ्यांनी पदवी व पदविकेच्या माध्यमातून मिळवलेल्या ज्ञानाचा, शिक्षणाचा उपयोग राष्ट्राच्या हितासाठी तथा वैभवासाठी करावा, असे आवाहन राज्याचे उच्च व तंत्र शिक्षण मंत्री चंद्रकांत पाटील यांनी केले. Follow Us Copyright © 2025 - Sakal Media Pvt Ltd - All rights reserved. Powered by Quintype</w:t>
-      </w:r>
-    </w:p>
-    <w:p>
-      <w:pPr>
-        <w:pStyle w:val="Heading3"/>
-      </w:pPr>
-      <w:r>
         <w:t>Article 21</w:t>
       </w:r>
     </w:p>
     <w:p>
       <w:r>
-        <w:t>Title: पडळकरांच्या भाषेचे समर्थन कोणीही करणार नाही; चंद्रकांत पाटलांनी स्पष्टच सांगितले</w:t>
+        <w:t>Title: Chandrakant Patil: हवं ते मिळालं मग आता कसला अल्टिमेटम? मंत्री चंद्रकांत पाटील यांचा मनोज जरांगेंना सवाल|VIDEO</w:t>
       </w:r>
     </w:p>
     <w:p>
@@ -644,13 +644,13 @@
           <w:rPr>
             <w:color w:val="0000FF"/>
           </w:rPr>
-          <w:t>https://www.lokmat.com/pimpri-chinchwad/pune-news-no-one-will-support-padalkars-language-chandrakant-patil-a-a1008/amp/</w:t>
+          <w:t>https://saamtv.esakal.com/video/chandrakant-patil-questions-manoj-jarange-ultimatum-on-certificate-distribution-after-gr-gazette-issued-om0906</w:t>
         </w:r>
       </w:hyperlink>
     </w:p>
     <w:p>
       <w:r>
-        <w:t>Content: हिंदी | English FOLLOW US : By ऑनलाइन लोकमत | Updated: September 21, 2025 18:27 IST पुणे : भाजप आमदार गोपीचंद पडळकर यांनी वापरलेल्या भाषेचे समर्थन मुख्यमंत्री देवेंद्र फडणवीस यांच्यासह मी किंवा भाजपचा अन्य कोणताही नेता करणार नाही. मात्र, टाळी एका हाताने वाजत नाही हेदेखील खरे आहे. विरोधकांनी पंतप्रधान नरेंद्र मोदींवर आणि त्यांच्या आईंवर बोललेले चालते, त्यासोबतच देवेंद्र फडणवीस यांच्या पत्नीवर देखील ते बोलतात, तेव्हा विरोधकांनीदेखील तारतम्य बाळगणं आवश्यक आहे, असे राज्याचे उच्च व तंत्र शिक्षण मंत्री चंद्रकांत पाटील यांनी सांगितले. विरोधक आणि सत्ताधारी या दोघांकडूनही तारतम्य बाळगण्याची आवश्यकता असल्याचेही ते म्हणाले.भाजपचे आमदार पडळकर यांनी जतमध्ये बोलताना राष्ट्रवादी काँग्रेस शरदचंद्र पवार पक्षाचे नेते जयंत पाटील यांच्याबाबत आक्षेपार्ह वक्तव्य केले. याचे तीव्र पडसाद गेल्या दोन दिवसांपासून राज्यभर उमटत आहेत. याबाबत चंद्रकांत पाटील म्हणाले, राजकारणामध्ये शिवराळ भाषेचा ट्रेंड गेल्या चार-पाच वर्षांमध्ये पडला असल्याचे पाहायला मिळत आहे. शिवराळ भाषा वापरायला लोकांना काही वाटेना झाले आहे. शिवराळ भाषा वापरली म्हणजे आपल्या म्हणण्याला जोर येतो, असे काहीसे त्यांना वाटतेय का? असा प्रश्न पडत आहे. या गोष्टीतून पडळकर यांचे मला समर्थन करायचे नाही. मात्र, गोपीचंद पडळकर यांच्याबरोबर विरोधकांनीही आपल्या बोलण्यावरती कंट्रोल करणे आवश्यक आहे. पडळकर यांना अशी भाषा वापरू नये असे सांगण्यात आले आहे. गोपीचंद पडळकर हे आमचे आज्ञाधारक कार्यकर्ते असून, मुख्यमंत्री फडणवीस यांनी त्यांना सूचना दिल्यानंतर आता त्यांच्या ध्येयबोली आणि भाषेमध्ये फरक पडेल, असे देखील चंद्रकांत पाटील यांनी सांगितले. FOLLOW US : Copyright © 2013-2019 Lokmat Media Pvt Ltd</w:t>
+        <w:t>Content: हैद्राबाद गॅझेट प्रमाणे प्रमाणपत्र वाटपासाठी मनोज जरांगे यांनी सरकारला दसऱ्यापर्यंतचा अल्टिमेटम दिला आहे. यावर मंत्री चंद्रकांत पाटील यांनी प्रतिक्रिया देताना " जरांगे पाटील हे पूर्ण समाधानी होऊन मुंबईतून परत गेले, मग आता कशाचा अल्टिमेटम? असा सवाल चंद्रकांत पाटलांनी उपस्थित केला आहे. त्यांना GR दिला, हैदराबाद आणि सातारा गॅझेटियर मान्य केलं. मराठवाड्यातच 48 हजार सर्टिफिकेट मिळाली आणि ८ लाख नोंदी सापडल्या आहेत. त्यावरून लगेच सर्टिफिकेट मिळत नाही, त्याची एक प्रकिया असते त्यानुसार सर्टिफिकेट मिळतील असं चंद्रकांत पाटील म्हणाले. सकाळ+चे सदस्य व्हा शॉपिंगसाठी 'सकाळ प्राईम डील्स'च्या भन्नाट ऑफर्स पाहण्यासाठी क्लिक करा. Read Marathi news and watch Live TV. Breaking news from Maharashtra, India, Pune, Mumbai, Politics, Entertainment, Sports, Lifestyle at SaamTV. Get Live Marathi news on Mobile. Download the Saam Tv app for Android and IOS. Follow Us Copyright © 2025 Sakal Media Group – All Rights Reserved Powered by Quintype</w:t>
       </w:r>
     </w:p>
     <w:p>
@@ -681,7 +681,7 @@
     </w:p>
     <w:p>
       <w:r>
-        <w:t>Content: महाराष्ट्र maharashtra ETV Bharat / state By ETV Bharat Marathi Team Published : September 17, 2025 at 7:14 PM IST Updated : September 17, 2025 at 7:45 PM IST मुंबई : उच्च आणि तंत्र शिक्षण घेणाऱ्या विद्यार्थ्यांना शिष्यवृत्ती मिळवण्यासाठी दरवर्षी उत्पन्नाचा दाखला सादर करावा लागतो. त्यामुळं विद्यार्थ्यांना अभ्यास सोडून शासकीय कार्यालयांत खेटा माराव्या लागतात. ही बाब ध्यानात घेऊन उच्च व तंत्र शिक्षण विभागानं विद्यार्थ्यांसाठी दिलासादायक निर्णय घेतला आहे. त्यानुसार, एकदा प्रवेशप्रक्रियेदरम्यान दिलेला उत्पन्नाचा दाखला हा अभ्यासक्रम पूर्ण होईपर्यंत ग्राह्य धरला जाणार आहे. उच्च आणि तंत्र शिक्षणमंत्री चंद्रकांत पाटील यांनी बुधवारी (16 सप्टेंबर) प्रशासनाला याबाबतचे निर्देश दिले. वेळ आणि श्रम वाचणार : राज्य सामाईक प्रवेश परीक्षा कक्ष आणि तंत्रशिक्षण संचालनालयामार्फत व्यावसायिक अभ्यासक्रमांच्या प्रवेश प्रक्रियेदरम्यान विद्यार्थ्यांकडून उत्पन्नाचा दाखला, वैयक्तिक माहिती आणि इतर कागदपत्रं ऑनलाइन आणि ऑफलाइन पद्धतीनं सादर केली जातात. ही कागदपत्रं पडताळणीनंतर ग्राह्य धरली जातात. त्यामुळं विद्यार्थ्यांना शिष्यवृत्तीसाठी पुन्हा तीच माहिती सादर करण्याची गरज नाही. यामुळं शिष्यवृत्ती अर्ज तपासणीचा वेळ वाचणार असून, विद्यार्थ्यांचा अचूक डेटा उपलब्ध होण्यास मदत होईल. मंत्रालयात मंत्री चंद्रकांत पाटील यांच्या अध्यक्षतेखाली झालेल्या आढावा बैठकीत हा निर्णय घेण्यात आला. अनुसूचित जाती (SC), अनुसूचित जमाती (ST), इतर मागासवर्ग (OBC), आर्थिक दुर्बल घटक (EWS) आणि सामाजिक व शैक्षणिकदृष्ट्या मागास वर्ग (SEBC) यांसह सर्व प्रवर्गातील विद्यार्थ्यांना शिष्यवृत्ती वेळेत मिळावी, यासाठी कार्यपद्धती सुधारण्यावर चर्चा झाली. शिष्यवृत्ती वितरणासाठी 'ऑटो सिस्टम' - चंद्रकांत पाटील हेही वाचा : For All Latest Updates TAGGED: मुंबईत पंतप्रधान मोदींचा 'संगीतमय वाढदिवस' साजरा, 'मेरा देश पहले' कार्यक्रमाला मुख्यमंत्र्यांसह, उद्योगपती आणि बॉलीवूड कलाकारांची हजेरी शारदीय नवरात्रीत 'या' शुभ मुहूर्तावर करा घटस्थापना; जाणून घ्या शुभ मुहूर्त आणि पंचांग आशिया चषक टीम इंडियाचा विजयी चौकार; पाकिस्तानचा दुसऱ्यांदा उडवला धुव्वा जीएसटी दर कपात आजपासून लागू; तूप, पनीर, सुकामेवा, टीव्ही, एसी... तुमच्या घरातील कोणत्या वस्तू स्वस्त होणार? आजपासून रेल्वेमध्ये पिण्याचे पाणी मिळणार स्वस्त; जास्त शुल्क आकारल्यास कशी करायची तक्रार? Oppo F31 Pro plus 5G vs F31 Pro 5G : कोणता फोन आहे किफायतशीर? गुगल क्रोममध्ये जेमिनी अपग्रेड: AI सक्षम ब्राउझिंगचा नवीन अनुभव इंडिया एआय मिशन अंतर्गत देशभरात 500 हून अधिक डेटा लॅब्सची स्थापना - अश्विनी वैष्णव कर्नाटक स्टाईल टोमॅटो चटणी; जेवणाची चव द्विगुणीत करण्यासाठी सर्वोत्तम Copyright © 2025 Ushodaya Enterprises Pvt. Ltd., All Rights Reserved.</w:t>
+        <w:t>Content: महाराष्ट्र maharashtra ETV Bharat / state By ETV Bharat Marathi Team Published : September 17, 2025 at 7:14 PM IST Updated : September 17, 2025 at 7:45 PM IST मुंबई : उच्च आणि तंत्र शिक्षण घेणाऱ्या विद्यार्थ्यांना शिष्यवृत्ती मिळवण्यासाठी दरवर्षी उत्पन्नाचा दाखला सादर करावा लागतो. त्यामुळं विद्यार्थ्यांना अभ्यास सोडून शासकीय कार्यालयांत खेटा माराव्या लागतात. ही बाब ध्यानात घेऊन उच्च व तंत्र शिक्षण विभागानं विद्यार्थ्यांसाठी दिलासादायक निर्णय घेतला आहे. त्यानुसार, एकदा प्रवेशप्रक्रियेदरम्यान दिलेला उत्पन्नाचा दाखला हा अभ्यासक्रम पूर्ण होईपर्यंत ग्राह्य धरला जाणार आहे. उच्च आणि तंत्र शिक्षणमंत्री चंद्रकांत पाटील यांनी बुधवारी (16 सप्टेंबर) प्रशासनाला याबाबतचे निर्देश दिले. वेळ आणि श्रम वाचणार : राज्य सामाईक प्रवेश परीक्षा कक्ष आणि तंत्रशिक्षण संचालनालयामार्फत व्यावसायिक अभ्यासक्रमांच्या प्रवेश प्रक्रियेदरम्यान विद्यार्थ्यांकडून उत्पन्नाचा दाखला, वैयक्तिक माहिती आणि इतर कागदपत्रं ऑनलाइन आणि ऑफलाइन पद्धतीनं सादर केली जातात. ही कागदपत्रं पडताळणीनंतर ग्राह्य धरली जातात. त्यामुळं विद्यार्थ्यांना शिष्यवृत्तीसाठी पुन्हा तीच माहिती सादर करण्याची गरज नाही. यामुळं शिष्यवृत्ती अर्ज तपासणीचा वेळ वाचणार असून, विद्यार्थ्यांचा अचूक डेटा उपलब्ध होण्यास मदत होईल. मंत्रालयात मंत्री चंद्रकांत पाटील यांच्या अध्यक्षतेखाली झालेल्या आढावा बैठकीत हा निर्णय घेण्यात आला. अनुसूचित जाती (SC), अनुसूचित जमाती (ST), इतर मागासवर्ग (OBC), आर्थिक दुर्बल घटक (EWS) आणि सामाजिक व शैक्षणिकदृष्ट्या मागास वर्ग (SEBC) यांसह सर्व प्रवर्गातील विद्यार्थ्यांना शिष्यवृत्ती वेळेत मिळावी, यासाठी कार्यपद्धती सुधारण्यावर चर्चा झाली. शिष्यवृत्ती वितरणासाठी 'ऑटो सिस्टम' - चंद्रकांत पाटील हेही वाचा : For All Latest Updates TAGGED: पावसाचा कहर : उपमुख्यमंत्री एकनाथ शिंदे यांनी घेतला कोकण-मराठवाडा विभागाचा आढावा; तत्काळ मदत करण्याच्या सूचना Asia Cup 2025 फायनल जिंकताच टीम इंडिया मालामाल; पराभूत पाकिस्तानलाही नक्वींनी दिली मोठी रक्कम टीम इंडियानं फायनल जिंकूनही का घेतली नाही आशिया चषकाची ट्रॉफी? BCCI नं दिलं उत्तर "खेळाच्या मैदानावर ऑपरेशन सिंदूर..."; राष्ट्रपती मुर्मू, पंतप्रधान मोदींपासून शाह-जयशंकरपर्यंत नेत्यांनी केलं भारतीय संघाचं अभिनंदन दिल्लीतील ३०० शाळांसह मुंबईतील रेल्वे स्टेशनवर बॉम्ब ठेवल्याची धमकी; अज्ञाताचा पोलिसांकडून शोध सुरू रिकाम्या पोटी आल्याचा रस पिण्याचे आरोग्यदायी फायदे! Oppo F31 Pro plus 5G vs F31 Pro 5G : कोणता फोन आहे किफायतशीर? गुगल क्रोममध्ये जेमिनी अपग्रेड: AI सक्षम ब्राउझिंगचा नवीन अनुभव इंडिया एआय मिशन अंतर्गत देशभरात 500 हून अधिक डेटा लॅब्सची स्थापना - अश्विनी वैष्णव Copyright © 2025 Ushodaya Enterprises Pvt. Ltd., All Rights Reserved.</w:t>
       </w:r>
     </w:p>
     <w:p>
@@ -725,7 +725,7 @@
     </w:p>
     <w:p>
       <w:r>
-        <w:t>Title: देवेंद्र फडणवीस यांनी केलेल्या सूचनांमुळे गोपीचंद पडळकर यांच्या देहबोली आणि भाषेमध्ये फरक दिसेल : भाजप नेते मंत्री चंद्रकांत पाटील</w:t>
+        <w:t>Title: पडळकरांच्या भाषेचे समर्थन कोणीही करणार नाही; चंद्रकांत पाटलांनी स्पष्टच सांगितले</w:t>
       </w:r>
     </w:p>
     <w:p>
@@ -737,13 +737,13 @@
           <w:rPr>
             <w:color w:val="0000FF"/>
           </w:rPr>
-          <w:t>https://www.loksatta.com/pune/ncp-sharad-pawar-leader-offensive-statement-about-jayant-patil-fadnavis-advice-change-padalkars-language-svk-88-sud-02-5388686/</w:t>
+          <w:t>https://www.lokmat.com/pimpri-chinchwad/pune-news-no-one-will-support-padalkars-language-chandrakant-patil-a-a1008/</w:t>
         </w:r>
       </w:hyperlink>
     </w:p>
     <w:p>
       <w:r>
-        <w:t>Content: पुणे : भाजपचे नेते आमदार पडळकर यांनी जतमध्ये बोलताना शरद पवार गटाचे जेष्ठ नेते आमदार जयंत पाटील यांच्याबाबत काही दिवसापूर्वी आक्षेपार्ह विधान केल्याची घटना घडली होती.त्या विधानावर अनेक राजकीय प्रतिक्रिया उमटण्यास सुरुवात झाली आहे.त्या विधानाबाबत भाजपचे नेते मंत्री चंद्रकांत पाटील यांना विचारले असता ते म्हणाले,गोपीचंद पडळकर यांच्या विधानाच माझ्यासह मुख्यमंत्री देवेंद्र फडणवीस,चंद्रशेखर बावनकुळे,सदाभाऊ खोत तसेच यांच्यासह कोणत्याही नेत्यांनी समर्थन केलेल नाही. त्या विधानानंतर गोपीचंद पडळकर म्हणाले आहेत की, पंतप्रधान नरेंद्र मोदी,त्यांची आई, तसेच मुख्यमंत्री देवेंद्र फडणवीस यांची पत्नी आणि त्यांची मुलगी या सर्वावर तुम्ही बोलता,हे तुम्हाला चालत का ? त्यावेळी तुम्ही फिल्डवर का नाही उतरला असा सवाल देखील त्यांनी यावेळी उपस्थित केला. तसेच ते पुढे म्हणाले, मी गोपीचंद पडळकर यांच् समर्थन करीत नाही.त्यांनी ती भाषा वापरु नये,महाराष्ट्राची ही संस्कृती नाही.गोपीचंद हा आमचा अज्ञानधारक कार्यकर्ता आहे.देवेंद्र फडणवीस यांनी केलेल्या सूचनांमुळे उद्यापासून गोपीचंद पडळकर यांच्या देहबोली आणि भाषेमध्ये फरक दिसेल,अशी भूमिका मांडत.आता यापुढील काळात अशी कोणीच भाषा वापरु नये असे आवाहन देखील त्यांनी यावेळी केले. ‘चला हवा येऊ द्या’ या कार्यक्रमाने प्रेक्षकांच्या मनात आपली जागा निर्माण केली आहे. या कार्यक्रमाच्या सूत्रसंचलनाची जबाबदारी निलेश साबळेने सांभाळली होती. भाऊ कदम यांनी एका मुलाखतीत निलेश साबळेबद्दल गौरवोद्गार काढले आणि त्याच्या आगामी सिनेमाबद्दल माहिती दिली. भाऊ कदम म्हणाले की, निलेश साबळे प्रामाणिक आहे आणि त्याच्या यशासाठी देवाकडे प्रार्थना करत आहेत.</w:t>
+        <w:t>Content: हिंदी | English सोमवार २९ सप्टेंबर २०२५ FOLLOW US : शहरं व्हिडीओ सखी आणखी By ऑनलाइन लोकमत | Updated: September 21, 2025 18:27 IST2025-09-21T18:26:51+5:302025-09-21T18:27:34+5:30 पुणे : भाजप आमदार गोपीचंद पडळकर यांनी वापरलेल्या भाषेचे समर्थन मुख्यमंत्री देवेंद्र फडणवीस यांच्यासह मी किंवा भाजपचा अन्य कोणताही नेता करणार नाही. मात्र, टाळी एका हाताने वाजत नाही हेदेखील खरे आहे. विरोधकांनी पंतप्रधान नरेंद्र मोदींवर आणि त्यांच्या आईंवर बोललेले चालते, त्यासोबतच देवेंद्र फडणवीस यांच्या पत्नीवर देखील ते बोलतात, तेव्हा विरोधकांनीदेखील तारतम्य बाळगणं आवश्यक आहे, असे राज्याचे उच्च व तंत्र शिक्षण मंत्री चंद्रकांत पाटील यांनी सांगितले. विरोधक आणि सत्ताधारी या दोघांकडूनही तारतम्य बाळगण्याची आवश्यकता असल्याचेही ते म्हणाले.भाजपचे आमदार पडळकर यांनी जतमध्ये बोलताना राष्ट्रवादी काँग्रेस शरदचंद्र पवार पक्षाचे नेते जयंत पाटील यांच्याबाबत आक्षेपार्ह वक्तव्य केले. याचे तीव्र पडसाद गेल्या दोन दिवसांपासून राज्यभर उमटत आहेत. याबाबत चंद्रकांत पाटील म्हणाले, राजकारणामध्ये शिवराळ भाषेचा ट्रेंड गेल्या चार-पाच वर्षांमध्ये पडला असल्याचे पाहायला मिळत आहे. शिवराळ भाषा वापरायला लोकांना काही वाटेना झाले आहे. शिवराळ भाषा वापरली म्हणजे आपल्या म्हणण्याला जोर येतो, असे काहीसे त्यांना वाटतेय का? असा प्रश्न पडत आहे. या गोष्टीतून पडळकर यांचे मला समर्थन करायचे नाही. मात्र, गोपीचंद पडळकर यांच्याबरोबर विरोधकांनीही आपल्या बोलण्यावरती कंट्रोल करणे आवश्यक आहे. पडळकर यांना अशी भाषा वापरू नये असे सांगण्यात आले आहे. गोपीचंद पडळकर हे आमचे आज्ञाधारक कार्यकर्ते असून, मुख्यमंत्री फडणवीस यांनी त्यांना सूचना दिल्यानंतर आता त्यांच्या ध्येयबोली आणि भाषेमध्ये फरक पडेल, असे देखील चंद्रकांत पाटील यांनी सांगितले. FOLLOW US : Copyright © 2025 Lokmat Media Pvt Ltd</w:t>
       </w:r>
     </w:p>
     <w:p>
@@ -756,7 +756,7 @@
     </w:p>
     <w:p>
       <w:r>
-        <w:t>Title: विद्यार्थ्यांना मोठा दिलासा, प्रवेशाच्या वेळी दिलेली माहितीच अभ्यासक्रम पूर्ण होईपर्यंत शिष्यवृत्तीसाठी ग्राह्य…</w:t>
+        <w:t>Title: देवेंद्र फडणवीस यांनी केलेल्या सूचनांमुळे गोपीचंद पडळकर यांच्या देहबोली आणि भाषेमध्ये फरक दिसेल : भाजप नेते मंत्री चंद्रकांत पाटील</w:t>
       </w:r>
     </w:p>
     <w:p>
@@ -768,13 +768,13 @@
           <w:rPr>
             <w:color w:val="0000FF"/>
           </w:rPr>
-          <w:t>https://www.loksatta.com/mumbai/maharashtra-student-mahadbt-scholarship-simplified-chandrakant-patil-mumbai-print-news-ocd-94-5381828/</w:t>
+          <w:t>https://www.loksatta.com/pune/ncp-sharad-pawar-leader-offensive-statement-about-jayant-patil-fadnavis-advice-change-padalkars-language-svk-88-sud-02-5388686/</w:t>
         </w:r>
       </w:hyperlink>
     </w:p>
     <w:p>
       <w:r>
-        <w:t>Content: मुंबई : व्यावसायिक अभ्यासक्रमांच्या प्रवेश प्रक्रियेदरम्यान विद्यार्थी उत्पन्नांचा दाखला, वैयक्तिक माहिती व कागदपत्रे राज्य सामाईक प्रवेश परीक्षा कक्ष व तंत्रशिक्षण संचालनालया सादर करातात. या कागदपत्रांची पडताळणी प्रक्रिया पूर्णतः ऑनलाइन व ऑफलाइन पद्धतीने करण्यात येते. त्यामुळे विद्यार्थ्यांनी एकदा उत्पन्नाचा दाखला दिल्यानंतर अभ्यासक्रम पूर्ण होईपर्यत शिष्यवृत्तीसाठी वारंवार माहिती देण्याची आवश्यकता नाही. प्रवेशाच्या वेळी दिलेली माहिती ग्राह्य धरावी, असे निर्देश उच्च व तंत्र शिक्षणमंत्री चंद्रकांत पाटील यांनी दिले आहेत. यामुळे व्यावसायिक अभ्यासक्रमांना प्रवेश घेणाऱ्या विद्यार्थ्यांना मोठा दिलासा मिळाला आहे. अनुसूचित जाती, अनुसूचित जमाती, इतर मागासवर्ग,आर्थिक दुर्बल घटक, सामाजिक व शैक्षणिकदृष्ट्या मागास वर्ग आणि इतर सर्व प्रवर्गातील विद्यार्थ्यांच्या शिष्यवृत्तीची रक्कम शैक्षणिक संस्थांना आणि विद्यार्थ्यांना वेळेत मिळावी यासाठी कार्यपद्धतीत सुधारणा करण्यासाठी उच्च व तंत्र शिक्षण मंत्री चंद्रकांत पाटील यांच्या अध्यक्षतेखाली आढावा बैठक आयोजित करण्यात आली होती. यावेळी केंद्रीभूत प्रवेश प्रक्रियेशिवाय अन्य अभ्यासक्रमांच्या प्रवेशित विद्यार्थ्यांना शिष्यवृत्तीसाठी महाडीबीटी पोर्टलवर कागदपत्रे अपलोड करावी लागतात. शिष्यवृत्तीसाठी एकदा विद्यार्थ्यांकडून माहिती अपलोड केल्यानंतर नव्याने माहिती घेण्याची आवश्यकता नाही, यासाठी संबंधित विभागांनी सुक्ष्म नियोजन करावे. यामुळे शिष्यवृत्ती अर्जाच्या छाननीसाठी लागणाऱ्या वेळेची बचत होण्याबरोबरच प्रवेशित विद्यार्थ्यांचा अचूक डेटाही उपलब्ध होईल. परिणामी, विद्यार्थ्यांनाही वांरवार तीच माहिती द्यावी लागणार नाही. त्यामुळे त्यांच्या शिष्यवृत्ती मिळण्यातील टप्पे कमी होतील, असे चंद्रकांत पाटील यांनी सांगितले. विद्यार्थ्यांच्या बँक खात्यात शिष्यवृत्ती योजनेतील केंद्र शासनाच्या हिस्यापोटी येणाऱ्या ६० टक्के रक्कमेची माहिती संबंधित महाविद्यालयांना वेळेत मिळावी. यासाठी सर्व अंमलबाजवणी यंत्रणांनी विशिष्ट कार्यप्रणाली तयार करावी. तसेच सर्व संबंधित विभागांनी याबाबत तातडीने कार्यवाही करावी. उच्च शिक्षण घेणाऱ्या विद्यार्थ्यांना शिष्यवृत्ती वेळेत मिळाली पाहिजे, यासाठी सामाजिक न्याय, इतर मागास बहुजन कल्याण, आदिवासी विकास विभागाने संबंधित आर्थिक वर्षाची तरतूद आणि वितरणाचे कालबद्ध नियोजन करावे. शिक्षण शुल्क नियामक प्राधिकरण यांनी केंद्रीभूत प्रवेश प्रक्रिया सुरू होण्यापूर्वी शिक्षण शुल्क निश्चिती करावी, अशा सूचनाही त्यांनी दिल्या. विद्यार्थ्यांना प्रत्येक वर्षाची शिष्यवृत्ती वेळेत मिळावी, यासाठी राज्य सरकारच्या वेतन वितरण प्रणालीच्या धर्तीवर शिष्यवृत्ती वितरण प्रणाली ‘ऑटो सिस्टम’वर विकसित करण्याच्या दृष्टीकोनातून कार्यवाही गतीने पूर्ण करावी. शिष्यवृत्ती वेळेत मिळाल्यास विद्यार्थ्यांच्या शैक्षणिक खर्चाचा भार कुटुंबावर येणार नाही. विद्यार्थ्यांचे शैक्षणिक हित लक्षात घेता संबंधित विभागांनी हे काम प्राधान्य करावे, अशा सूचनाही उच्च व तंत्र शिक्षण मंत्री चंद्रकांत पाटील यांनी दिल्या. Skin Cancer Symptoms Nails: जेव्हा शरीर आतून अस्वस्थ असतं, तेव्हा बाहेरून त्याचे काही संकेत दिसू लागतात. हे वेळेवर ओळखणे खूप गरजेचे आहे. लोक कायम आपली नखं कापणे, ती साफ ठेवणे याकडे लक्ष देतात. पण, तुम्हाला माहीत आहे का, नखं पाहिल्यावर गंभीर आजार कळतात? डॉक्टर्स सांगतात की, नखं शरीराच्या आतल्या आरोग्याचे प्रतिबिंब दाखवतात. नखांमध्ये होणारे छोटे बदल कधी कधी मोठ्या आजारांची सुरुवातीची लक्षणे असतात.</w:t>
+        <w:t>Content: पुणे : भाजपचे नेते आमदार पडळकर यांनी जतमध्ये बोलताना शरद पवार गटाचे जेष्ठ नेते आमदार जयंत पाटील यांच्याबाबत काही दिवसापूर्वी आक्षेपार्ह विधान केल्याची घटना घडली होती.त्या विधानावर अनेक राजकीय प्रतिक्रिया उमटण्यास सुरुवात झाली आहे.त्या विधानाबाबत भाजपचे नेते मंत्री चंद्रकांत पाटील यांना विचारले असता ते म्हणाले,गोपीचंद पडळकर यांच्या विधानाच माझ्यासह मुख्यमंत्री देवेंद्र फडणवीस,चंद्रशेखर बावनकुळे,सदाभाऊ खोत तसेच यांच्यासह कोणत्याही नेत्यांनी समर्थन केलेल नाही. त्या विधानानंतर गोपीचंद पडळकर म्हणाले आहेत की, पंतप्रधान नरेंद्र मोदी,त्यांची आई, तसेच मुख्यमंत्री देवेंद्र फडणवीस यांची पत्नी आणि त्यांची मुलगी या सर्वावर तुम्ही बोलता,हे तुम्हाला चालत का ? त्यावेळी तुम्ही फिल्डवर का नाही उतरला असा सवाल देखील त्यांनी यावेळी उपस्थित केला. तसेच ते पुढे म्हणाले, मी गोपीचंद पडळकर यांच् समर्थन करीत नाही.त्यांनी ती भाषा वापरु नये,महाराष्ट्राची ही संस्कृती नाही.गोपीचंद हा आमचा अज्ञानधारक कार्यकर्ता आहे.देवेंद्र फडणवीस यांनी केलेल्या सूचनांमुळे उद्यापासून गोपीचंद पडळकर यांच्या देहबोली आणि भाषेमध्ये फरक दिसेल,अशी भूमिका मांडत.आता यापुढील काळात अशी कोणीच भाषा वापरु नये असे आवाहन देखील त्यांनी यावेळी केले. How to clean Stomach in Morning: बद्धकोष्ठता आजकाल खूप सामान्य समस्या झाली आहे. ही जास्त काळ राहिल्यास गंभीर आजारही होऊ शकतात. त्यामागचे मुख्य कारण म्हणजे चुकीचे जेवण, पाणी कमी पिणे, ताण, अन्नात तंतू कमी असणे आणि अनियमित दिनचर्या. बद्धकोष्ठता असल्यास शौच करणे कठीण होते, ज्यामुळे पोट जड वाटणे, गॅस, पित्त आणि अपचन यांसारख्या समस्या होतात. ही अवस्था जास्त काळ राहिल्यास मूळव्याध (पाईल्स) सारखे गंभीर आजार होण्याचा धोका वाढतो.</w:t>
       </w:r>
     </w:p>
     <w:p>
@@ -787,7 +787,7 @@
     </w:p>
     <w:p>
       <w:r>
-        <w:t>Title: Top 10 News : चंद्रकांत पाटलांचे स्पष्टीकरण ते धनंजय मुंडे यांची तटकरेंकडे मागणी आणि गुणरत्न सदावर्ते ते शिंदेंच्या माजी आमदाराला खिरापत यासह वाचा वाचा Top Ten राजकीय घडामोडी...</w:t>
+        <w:t>Title: विद्यार्थ्यांना मोठा दिलासा, प्रवेशाच्या वेळी दिलेली माहितीच अभ्यासक्रम पूर्ण होईपर्यंत शिष्यवृत्तीसाठी ग्राह्य…</w:t>
       </w:r>
     </w:p>
     <w:p>
@@ -799,13 +799,13 @@
           <w:rPr>
             <w:color w:val="0000FF"/>
           </w:rPr>
-          <w:t>https://sarkarnama.esakal.com/maharashtra/marathi-news-political-news-maharashtra-marathi-news-update-21-sept-2025-pm-modi-mallikarjun-kharge-mahayuti-mva-maharashtra-politics-chandrakant-patil-gopichand-padalkar-dhananjay-munde-sunil-tatkare-gunratna-sadavarte-babasaheb-deshmukh-sushma-andhare-anjali-damania-as11</w:t>
+          <w:t>https://www.loksatta.com/mumbai/maharashtra-student-mahadbt-scholarship-simplified-chandrakant-patil-mumbai-print-news-ocd-94-5381828/</w:t>
         </w:r>
       </w:hyperlink>
     </w:p>
     <w:p>
       <w:r>
-        <w:t>Content: Sarkarnama Headlines : सरकारनामा हा महाराष्ट्रातला राजकारण या विषयावरचा एकमेव आणि आघाडीचा डिजिटल प्लॅटफॉर्म आहे. दिवसभरात राज्य, देश आणि जागतिक पातळीवरच्या ताज्या घडामोडी, विश्लेषणे देण्याचा सरकारनामाचा कायमच प्रयत्न असतो. जाणून घेऊयात आज ता. 21 Sept 2025 च्या रात्री 9 पर्यंतच्या Top Ten राजकीय घडामोडी... Chandrakant Patil statement: मोदींच्या आईंवर, फडणवीसांच्या बायकोवर बोलतात तेव्हा...; पडळकर यांच्या वक्तव्यावर चंद्रकांत पाटलांनी स्पष्टच सांगितले मंत्रिपद गेलेल्या धनंजय मुंडे यांच्या हालचाली वाढल्या; थेट तटकरेंच्या कार्यक्रमात भर स्टेजवर केली मोठी मागणी; म्हणाले, 'मी रिकामा बसलोय...' Gunratna Sadavarte : आता पुढची भेट अंतरवाली सराटीतच! गुणरत्न सदावर्ते यांचे मनोज जरांगे पाटील यांना आव्हान! Maharashtra Government : एकनाथ शिंदेंच्या माजी आमदाराला 20 कोटींची खिरापत; ही कबुली फडणवीस, अजितदादांना गोत्यात आणणार? Dr. Babasaheb Deshmukh : माझ्या कार्यपद्धतीत दमदाटी नाही, तर कायदेशीर मार्ग असतो’ : आमदार बाबासाहेब देशमुखांचे सूचक विधान NCP SP MLA News : पवारांच्या आमदाराची मागणी एकनाथ शिंदेंनी तातडीने मान्य केली; मतदारसंघात मंत्र्यालाही पाठविण्याचा निर्णय PM announcement Fadnavis reaction : पंतप्रधानांच्या घोषणेनंतर, सीएम फडणवीसांची पहिली प्रतिक्रिया; 'आत्मनिर्भर भारता'चा नारा देत विरोधकांवर हल्लाबोल Mallikarjun Kharge on PM Modi : पंतप्रधान मोदी 2.5 लाख कोटींच्या बचतीवर बोलले, खर्गेंनी 55 लाख कोटींच्या वसुलीचा आकडाच दाखवला... Sushma Andhare taunts Anjali Damania : 'पुढचं टार्गेट गडकरी, तसे ते मोदी अन् फडणवीसांना नकोच आहेत!' अंधारे-दमानिया 'ट्विटर वॉर' Dhananjay Munde : करुणा शर्मा यांचा पुन्हा एकदा मोठा दावा; 'आता धनंजय मुंडेंची आमदारकीही जाणार, ती फक्त ४ महिनेच?' Follow Us Copyright © 2025 Sakal Media Group – All Rights Reserved Powered by Quintype वेबसाईटवर ब्राउझिंगचा अनुभव सर्वोत्तम असावा, यासाठी आम्ही कुकीजचा वापर करतो. कुकीजमुळे तुम्हाला तुमच्या आवडत्या मजकुराची शिफारस करता येते. आमचे गोपनीयता आणि कुकीजसंदर्भातील धोरण तुम्हाला मान्य आहे.</w:t>
+        <w:t>Content: मुंबई : व्यावसायिक अभ्यासक्रमांच्या प्रवेश प्रक्रियेदरम्यान विद्यार्थी उत्पन्नांचा दाखला, वैयक्तिक माहिती व कागदपत्रे राज्य सामाईक प्रवेश परीक्षा कक्ष व तंत्रशिक्षण संचालनालया सादर करातात. या कागदपत्रांची पडताळणी प्रक्रिया पूर्णतः ऑनलाइन व ऑफलाइन पद्धतीने करण्यात येते. त्यामुळे विद्यार्थ्यांनी एकदा उत्पन्नाचा दाखला दिल्यानंतर अभ्यासक्रम पूर्ण होईपर्यत शिष्यवृत्तीसाठी वारंवार माहिती देण्याची आवश्यकता नाही. प्रवेशाच्या वेळी दिलेली माहिती ग्राह्य धरावी, असे निर्देश उच्च व तंत्र शिक्षणमंत्री चंद्रकांत पाटील यांनी दिले आहेत. यामुळे व्यावसायिक अभ्यासक्रमांना प्रवेश घेणाऱ्या विद्यार्थ्यांना मोठा दिलासा मिळाला आहे. अनुसूचित जाती, अनुसूचित जमाती, इतर मागासवर्ग,आर्थिक दुर्बल घटक, सामाजिक व शैक्षणिकदृष्ट्या मागास वर्ग आणि इतर सर्व प्रवर्गातील विद्यार्थ्यांच्या शिष्यवृत्तीची रक्कम शैक्षणिक संस्थांना आणि विद्यार्थ्यांना वेळेत मिळावी यासाठी कार्यपद्धतीत सुधारणा करण्यासाठी उच्च व तंत्र शिक्षण मंत्री चंद्रकांत पाटील यांच्या अध्यक्षतेखाली आढावा बैठक आयोजित करण्यात आली होती. यावेळी केंद्रीभूत प्रवेश प्रक्रियेशिवाय अन्य अभ्यासक्रमांच्या प्रवेशित विद्यार्थ्यांना शिष्यवृत्तीसाठी महाडीबीटी पोर्टलवर कागदपत्रे अपलोड करावी लागतात. शिष्यवृत्तीसाठी एकदा विद्यार्थ्यांकडून माहिती अपलोड केल्यानंतर नव्याने माहिती घेण्याची आवश्यकता नाही, यासाठी संबंधित विभागांनी सुक्ष्म नियोजन करावे. यामुळे शिष्यवृत्ती अर्जाच्या छाननीसाठी लागणाऱ्या वेळेची बचत होण्याबरोबरच प्रवेशित विद्यार्थ्यांचा अचूक डेटाही उपलब्ध होईल. परिणामी, विद्यार्थ्यांनाही वांरवार तीच माहिती द्यावी लागणार नाही. त्यामुळे त्यांच्या शिष्यवृत्ती मिळण्यातील टप्पे कमी होतील, असे चंद्रकांत पाटील यांनी सांगितले. विद्यार्थ्यांच्या बँक खात्यात शिष्यवृत्ती योजनेतील केंद्र शासनाच्या हिस्यापोटी येणाऱ्या ६० टक्के रक्कमेची माहिती संबंधित महाविद्यालयांना वेळेत मिळावी. यासाठी सर्व अंमलबाजवणी यंत्रणांनी विशिष्ट कार्यप्रणाली तयार करावी. तसेच सर्व संबंधित विभागांनी याबाबत तातडीने कार्यवाही करावी. उच्च शिक्षण घेणाऱ्या विद्यार्थ्यांना शिष्यवृत्ती वेळेत मिळाली पाहिजे, यासाठी सामाजिक न्याय, इतर मागास बहुजन कल्याण, आदिवासी विकास विभागाने संबंधित आर्थिक वर्षाची तरतूद आणि वितरणाचे कालबद्ध नियोजन करावे. शिक्षण शुल्क नियामक प्राधिकरण यांनी केंद्रीभूत प्रवेश प्रक्रिया सुरू होण्यापूर्वी शिक्षण शुल्क निश्चिती करावी, अशा सूचनाही त्यांनी दिल्या. विद्यार्थ्यांना प्रत्येक वर्षाची शिष्यवृत्ती वेळेत मिळावी, यासाठी राज्य सरकारच्या वेतन वितरण प्रणालीच्या धर्तीवर शिष्यवृत्ती वितरण प्रणाली ‘ऑटो सिस्टम’वर विकसित करण्याच्या दृष्टीकोनातून कार्यवाही गतीने पूर्ण करावी. शिष्यवृत्ती वेळेत मिळाल्यास विद्यार्थ्यांच्या शैक्षणिक खर्चाचा भार कुटुंबावर येणार नाही. विद्यार्थ्यांचे शैक्षणिक हित लक्षात घेता संबंधित विभागांनी हे काम प्राधान्य करावे, अशा सूचनाही उच्च व तंत्र शिक्षण मंत्री चंद्रकांत पाटील यांनी दिल्या. Skin Cancer Symptoms Nails: जेव्हा शरीर आतून अस्वस्थ असतं, तेव्हा बाहेरून त्याचे काही संकेत दिसू लागतात. हे वेळेवर ओळखणे खूप गरजेचे आहे. लोक कायम आपली नखं कापणे, ती साफ ठेवणे याकडे लक्ष देतात. पण, तुम्हाला माहीत आहे का, नखं पाहिल्यावर गंभीर आजार कळतात? डॉक्टर्स सांगतात की, नखं शरीराच्या आतल्या आरोग्याचे प्रतिबिंब दाखवतात. नखांमध्ये होणारे छोटे बदल कधी कधी मोठ्या आजारांची सुरुवातीची लक्षणे असतात.</w:t>
       </w:r>
     </w:p>
     <w:p>
@@ -849,7 +849,7 @@
     </w:p>
     <w:p>
       <w:r>
-        <w:t>Title: महाराष्ट्रातील शासनमान्य ग्रंथालयांचे अनुदान थेट बँक खात्यात जमा करण्याची प्रक्रिया सुरू!</w:t>
+        <w:t>Title: मोठी बातमी! एका महिन्यात ६२०० प्राध्यापकांसह २९०० शिक्षकेतर कर्मचाऱ्यांची भरती; वित्त विभागाची मान्यता मिळाल्याची उच्च शिक्षणमंत्र्यांची माहिती</w:t>
       </w:r>
     </w:p>
     <w:p>
@@ -857,161 +857,6 @@
         <w:t xml:space="preserve">URL: </w:t>
       </w:r>
       <w:hyperlink r:id="rId36">
-        <w:r>
-          <w:rPr>
-            <w:color w:val="0000FF"/>
-          </w:rPr>
-          <w:t>https://www.lokmat.com/maharashtra/the-process-of-depositing-grants-of-government-approved-libraries-in-maharashtra-directly-into-bank-accounts-has-begun-a-a747/amp/</w:t>
-        </w:r>
-      </w:hyperlink>
-    </w:p>
-    <w:p>
-      <w:r>
-        <w:t>Content: हिंदी | English FOLLOW US : By ऑनलाइन लोकमत | Updated: September 19, 2025 17:36 IST राज्यातील शासनमान्य सार्वजनिक ग्रंथालयांच्या विकासासाठी शासनाकडून दिल्या जाणाऱ्या सहाय्यक परिक्षण अनुदानाचा पहिला हप्ता थेट ग्रंथालयांच्या बँक खात्यात जमा करण्याची प्रक्रिया सुरू करण्यात आली आहे, अशी माहिती उच्च व तंत्र शिक्षण मंत्री चंद्रकांत पाटील यांनी दिली. "सार्वजनिक ग्रंथालये केवळ पुस्तके ठेवण्याची ठिकाणे नसून समाजातील वाचनसंस्कृती जोपासणारी प्रेरणास्थळे आहेत.या ग्रंथालयांना वेळेवर अनुदान उपलब्ध करून देणे महत्वाचे असते.दरवर्षी सार्वजनिक ग्रंथालयांना दोन हप्त्यांमध्ये अनुदान वितरित केले जाते. यापूर्वी जिल्हा ग्रंथालय अधिकारी कार्यालयामार्फत पारंपरिक पद्धतीने अनुदान वितरण केले जात असल्याने वेळेत निधी मिळण्यात विलंब होत असे. या पार्श्वभूमीवर उच्च व तंत्र शिक्षण विभाग व ग्रंथालय संचालनालयाने संगणकाधारित “ग्रंथालय अनुदान व्यवस्थापन प्रणाली” (Library Grant Management System) विकसित करण्यात आली आहे," असे चंद्रकांत पाटील म्हणाले. या प्रणालीद्वारे अनुदानाचे वितरण प्रक्रिया पारदर्शक झाली आहे. यावर्षी पहिल्या हप्त्यासाठी शासनाने १२ सप्टेंबर २०२५ रोजीच्या शासन निर्णयानुसार निधी मंजूर केला होता. त्याअंतर्गत एकूण ८० कोटी ५३ लाख ६७ हजार इतकी देयके मंजूर करून राज्यातील १० हजार ५४६ शासनमान्य सार्वजनिक ग्रंथालयांना थेट त्यांच्या बँक खात्यात अनुदान जमा करण्यात येत आहे. या उपक्रमामुळे सर्व ग्रंथालयांना एकाचवेळी आणि वेळेत निधी उपलब्ध होत आहे. त्यामुळे ग्रंथालयांच्या विकासकामांना गती मिळेल असल्याचेही मंत्री चंद्रकांत पाटील यांनी सांगितले. FOLLOW US : Copyright © 2013-2019 Lokmat Media Pvt Ltd</w:t>
-      </w:r>
-    </w:p>
-    <w:p>
-      <w:pPr>
-        <w:pStyle w:val="Heading3"/>
-      </w:pPr>
-      <w:r>
-        <w:t>Article 29</w:t>
-      </w:r>
-    </w:p>
-    <w:p>
-      <w:r>
-        <w:t>Title: विद्यार्थ्यांसाठी मोठा दिलासा! एकदाच उत्पन्न दाखला द्या, संपूर्ण अभ्यासक्रमासाठी मिळणार शिष्यवृत्ती</w:t>
-      </w:r>
-    </w:p>
-    <w:p>
-      <w:r>
-        <w:t xml:space="preserve">URL: </w:t>
-      </w:r>
-      <w:hyperlink r:id="rId37">
-        <w:r>
-          <w:rPr>
-            <w:color w:val="0000FF"/>
-          </w:rPr>
-          <w:t>https://sarkarnama.esakal.com/ampstories/web-stories/big-relief-for-students-submit-income-certificate-once-to-get-full-scholarship-till-all-education-rm96</w:t>
-        </w:r>
-      </w:hyperlink>
-    </w:p>
-    <w:p>
-      <w:r>
-        <w:t>Content: Rashmi Mane राज्यातील विद्यार्थ्यांसाठी एक मोठा दिलासा देणारा निर्णय शासनाने घेतला आहे. प्रवेशाच्या वेळी एकदाच उत्पन्नाचा दाखला सादर केल्यानंतर विद्यार्थ्यांना संपूर्ण शिक्षणकाळात व्यावसायिक आणि पारंपरिक अभ्यासक्रम पूर्ण करता येणार आहे. हा निर्णय नुकत्याच झालेल्या आढावा बैठकीत घेण्यात आला. उच्च व तंत्रशिक्षण मंत्री चंद्रकांत पाटील यांच्या अध्यक्षतेखाली मंत्रालयात झालेल्या या बैठकीत शिष्यवृत्ती वितरणातील अडचणी कमी करण्याबाबत चर्चा झाली. शैक्षणिक शुल्क भरणे किंवा शिष्यवृत्ती मिळवण्यासाठी वारंवार उत्पन्नाचा दाखला द्यावा लागणार नाही. शिष्यवृत्ती अर्जांची छाननी करताना वेळ वाचेल. प्रवेशित विद्यार्थ्यांचा अचूक आणि अद्ययावत डेटा उपलब्ध राहील. विद्यापीठांना कागदपत्रे वारंवार तपासावी लागणार नाहीत. विद्यार्थ्यांना प्रत्येक वेळी तीच माहिती देण्याचा त्रास टळेल. शिष्यवृत्ती मिळण्याच्या टप्प्यांची संख्या कमी होईल आणि प्रक्रिया जलद होईल. या निर्णयामुळे वेळ, श्रम आणि अडचणी कमी होणार असून विद्यार्थ्यांच्या शैक्षणिक प्रवासाला वेग मिळणार आहे.</w:t>
-      </w:r>
-    </w:p>
-    <w:p>
-      <w:pPr>
-        <w:pStyle w:val="Heading3"/>
-      </w:pPr>
-      <w:r>
-        <w:t>Article 30</w:t>
-      </w:r>
-    </w:p>
-    <w:p>
-      <w:r>
-        <w:t>Title: Zilla Parishad Elections | जि. प. : महायुतीच्या मंत्र्यांतील ईर्ष्या टोकाला</w:t>
-      </w:r>
-    </w:p>
-    <w:p>
-      <w:r>
-        <w:t xml:space="preserve">URL: </w:t>
-      </w:r>
-      <w:hyperlink r:id="rId38">
-        <w:r>
-          <w:rPr>
-            <w:color w:val="0000FF"/>
-          </w:rPr>
-          <w:t>https://pudhari.news/maharashtra/kolhapur/jealousy-among-mahayuti-ministers-peaks-over-zilla-parishad-ap84</w:t>
-        </w:r>
-      </w:hyperlink>
-    </w:p>
-    <w:p>
-      <w:r>
-        <w:t>Content: चंद्रशेखर माताडे कोल्हापूर : जिल्हा परिषद व पंचायत समित्यांच्या निवडणुकीसाठी उपलब्ध जागा, तीन वर्षांनी लांबलेल्या निवडणुका त्यामुळे इच्छुकांची वाढलेली संख्या या पार्श्वभूमीवर महायुतीतील घटक पक्ष बहुतेक स्वतंत्र लढतील, अशी अपेक्षा आहे. त्यादृष्टीने घटक पक्षातील नेत्यांनी आपल्या पक्षाच्या जास्तीत जास्त जााग जिंकून जिल्हा परिषदेवरील वर्चस्वासाठी जोरदार प्रयत्न सुरू केले आहेत. भाजपकडून चंद्रकांत पाटील व माधुरी मिसाळ, शिंदे शिवसेनेकडून पालकमंत्री प्रकाश आबिटकर व अजित पवार राष्ट्रवादीकडून वैद्यकीय शिक्षणमंत्री हसन मुश्रीफ यांच्यातील ईर्ष्या टोकाला गेली आहे. भाजपची जिल्ह्यातील सूत्रे कोणाच्या हाती असणार याची चर्चा सुरू असतानाच उच्च व तंत्रशिक्षण मंत्री चंद्रकांत पाटील यांनी पक्ष कार्यकर्त्यांची बैठक घेऊन मुख्यमंत्र्यांच्या आदेशावरून आपण येथे आल्याचे सांगत भाजपची सूत्रे कोणाच्या हाती या प्रश्नाचे परस्पर उत्तर देऊन टाकले. पाटील दौर्‍यावर येत कार्यकर्त्यांना भेटत असतानाच माधुरी मिसाळ यांनीही जिल्ह्यात सहपालकमंत्री म्हणून लक्ष घातले आहे. अंबाबाई व जोतिबा देवस्थान विकास आराखडा, जिल्ह्यातील विकासकामांचा आढावा, प्रशासनाला दिलेले आदेश यातून त्यांनी योग्य तो संदेश प्रशासनाला दिला आहे. त्याचबरोबर जनतेशी थेट संबंधित असलेल्या योजना पक्ष कार्यकर्त्यांमार्फत राबविण्यास सांगून पक्ष कार्यकर्त्यांना पक्ष कार्यात गुंतविले आहे. घरगुती गणेशोत्सव स्पर्धा घेऊन भाजपने घरोघरी संपर्क मोहीम राबविली आहे. शिंदे शिवसेनेची सगळी मदार ही पालकमंत्री प्रकाश आबिटकर यांच्यावर आहे. जिल्ह्यात शिंदे शिवसेनेचे तीन व सहयोगी एक असे चार आमदार आहेत. या चार आमदारांच्या संख्याबळावरच आबिटकर यांच्याकडे जिल्ह्याचे पालकमंत्रिपद चालून आले आहे. पालकमंत्री म्हणून जिल्ह्यच्या विकासकामात त्यांनी लक्ष घातले आहे. प्रशासनाबरोबर बैठका घेऊन ते आदेश देत आहेत. मात्र त्यांनी दिलेल्या आदेशाच्या अंमलबजावणीवर बरेच काही अवलंबून आहे. अजून निवडणुकीला वेळ आहे, तोवर विकासकामांचे आदेश प्रत्यक्षात येताना दिसायला हवेत. अजित पवार राष्ट्रवादीचा किल्ला हसन मुश्रीफ लढवत आहेत. केडीसीसी व गोकुळ या दोन बलाढ्य आर्थिक गडांची सत्ता हसन मुश्रीफ यांच्याकडे आहे. नव्या राजकीय जुळणीत त्यांनी काँग्रेसचे राहुल पाटील यांना पक्षात घेत करवीर या राजकीयदृष्ट्या मातब्बर तालुक्यात पक्षाची ताकद वाढविण्याचा प्रयत्न केला आहे. प्रशासनाला आदेश देत त्याची अंमलबजावणी होते की नाही याकडे ते कटाक्षाने पाहतात. जिल्हाभर विविध कार्यक्रमांचा धडाका लावत मुश्रीफ यांनी संपर्कमोहीम व्यापक केली आहे. 'Pudhari' is excited to announce the relaunch of its Android and iOS apps. Stay updated with the latest news at your fingertips. Android and iOS Download now and stay updated, anytime, anywhere. Pudhari Publications Private Limited</w:t>
-      </w:r>
-    </w:p>
-    <w:p>
-      <w:pPr>
-        <w:pStyle w:val="Heading3"/>
-      </w:pPr>
-      <w:r>
-        <w:t>Article 31</w:t>
-      </w:r>
-    </w:p>
-    <w:p>
-      <w:r>
-        <w:t>Title: MLA Chandrakant Patil : एकदाच काढा उत्पन्नाचा दाखला; शिष्यवृत्ती प्रक्रिया सुलभीकरणासाठी मंत्र्यांचे निर्देश</w:t>
-      </w:r>
-    </w:p>
-    <w:p>
-      <w:r>
-        <w:t xml:space="preserve">URL: </w:t>
-      </w:r>
-      <w:hyperlink r:id="rId39">
-        <w:r>
-          <w:rPr>
-            <w:color w:val="0000FF"/>
-          </w:rPr>
-          <w:t>https://www.esakal.com/maharashtra/income-certificate-to-be-issued-once-minister-directs-simplification-of-scholarship-process-mla-chandrakant-patil-pjp78</w:t>
-        </w:r>
-      </w:hyperlink>
-    </w:p>
-    <w:p>
-      <w:r>
-        <w:t>Content: Chandrakant Patil मुंबई - राज्य सामाईक प्रवेश परीक्षा कक्ष व तंत्रशिक्षण संचालनालयामार्फत व्यावसायिक अभ्यासक्रमांच्या प्रवेश प्रक्रियेदरम्यान उत्पन्नाचा दाखला, वैयक्तिक माहिती व कागदपत्रे सादर केलेली असतात. Follow Us Copyright © 2025 - Sakal Media Pvt Ltd - All rights reserved. Powered by Quintype</w:t>
-      </w:r>
-    </w:p>
-    <w:p>
-      <w:pPr>
-        <w:pStyle w:val="Heading3"/>
-      </w:pPr>
-      <w:r>
-        <w:t>Article 32</w:t>
-      </w:r>
-    </w:p>
-    <w:p>
-      <w:r>
-        <w:t>Title: ABP माझा टॉप 10 हेडलाईन्स | 20 सप्टेंबर 2025 | शनिवार</w:t>
-      </w:r>
-    </w:p>
-    <w:p>
-      <w:r>
-        <w:t xml:space="preserve">URL: </w:t>
-      </w:r>
-      <w:hyperlink r:id="rId40">
-        <w:r>
-          <w:rPr>
-            <w:color w:val="0000FF"/>
-          </w:rPr>
-          <w:t>https://marathi.abplive.com/news/mumbai/abp-majha-top-headlines-20-september-2025-maharashtra-rain-agriculture-loss-donald-trump-h1b-visa-rohit-pawar-chandrakant-patil-news-1385500</w:t>
-        </w:r>
-      </w:hyperlink>
-    </w:p>
-    <w:p>
-      <w:r>
-        <w:t>Content: 1. राज्यातील पाऊस थांबल्याबरोबर शेती नुकसानीचे पंचनामे करू, सरकार शेतकऱ्यांना मदत करणार, कृषीमंत्री दत्तात्रय भरणे यांचं आश्वासन https://tinyurl.com/4tazcm7j अतिवृष्टीनं बळीराजा उद्धवस्त, बीडमध्ये जमीन अक्षरशः खरडून निघाली, हिंगोली, लातूरमध्येही मोठा फटका https://tinyurl.com/4vw8yfxm 2. डोनाल्ड ट्रम्प यांचा भारतावर आणखी एक प्रहार, एच1बी व्हिसाच्या शुल्कात मोठी वाढ, अमेरिकेतील नोकरीच्या संधी कमी होणार https://tinyurl.com/bddtneby '24 तासाच्या आत अमेरिकेत दाखल व्हा' H1B व्हिसाधारक कर्मचाऱ्यांना मायक्रोसॉफ्टची वॉर्निंग https://tinyurl.com/3922wkrn 3. जयंत पाटील भाजपात येत नाहीत म्हणून राग काढला जातोय, खासदार संजय राऊत यांचा भाजपवर निशाणा https://tinyurl.com/33djnen3 आपली लढाई राजारामबापूंच्या वारसाबरोबर, गोपीचंद पडळकरांनी असं बोलायला नको होतं, जीवलग मित्र सदाभाऊ खोत यांची प्रतिक्रिया https://tinyurl.com/m34xk24x गोपीचंद पडळकरांच्या जयंत पाटलांवरील टीकेच्या निषेधार्थ ईश्वरपूर, आष्ट्यामध्ये कडकडीत बंद; मुख्यमंत्री फडणवीस वाचाळ आमदारांना पाठिशी घालत असल्याचा आरोप https://tinyurl.com/22w3asa2 4. आतापर्यंत गोट्या खेळत होतास का? खिशातून हात काढ; जामखेडमधील आमदार रोहित पवार सरकारी अधिकाऱ्यावर भडकले https://tinyurl.com/wjd7xjkn जसे काका तसा पुतण्या? रोहित पवारांच्या 'दमबाजीच्या व्हायरल व्हिडिओवरुन अंजली दमानियांचं टीकास्त्र https://tinyurl.com/s8xypy43 5. वाल्मिक कराडच्या राईट हँडला पोलिसांकडून मोठा दिलासा, गोट्या गित्तेवरील मकोका रद्द https://tinyurl.com/2y886y5t गोट्या गित्तेने आणखी भयानक प्रकार केले तर जबाबदार कोण? अंजली दमानिया संतापल्या https://tinyurl.com/4bzvsxx3 6. आदिवासींची जमीन गैर आदिवासींना भाडेतत्त्वावर देण्याच्या वक्तव्यावरून महसूलमंत्र्यांचा यू-टर्न, निर्णय केवळ पडीक जमिनींसाठी असल्याचं चंद्रशेखर बावनकुळेंचं स्पष्टीकरण https://tinyurl.com/wwcpt9cy महसूल सेवकांचा राज्यव्यापी काम बंद आंदोलनाचा आठवा दिवस, राज्यभरातील 12 हजार 600 सेवकांचे काम बंद; आंदोलकांचा सरकारला निर्वाणीचा इशारा https://tinyurl.com/5daztx3n 7. मंत्री चंद्रकांत पाटील नांदेड विश्रामगृहाच्या आदरातिथ्यावर खुश, पाचशेच्या कोऱ्या करकरीत नोटांचं बंडल बाहेर काढलं, कर्मचाऱ्यांना पाच हजारांचं बक्षीस दिलं https://tinyurl.com/3djh4e9e छत्रपती संभाजीनगरमध्ये मंत्री अतुल सावेंच्या गाडीवर दगडफेक, एक जण पोलिसांच्या ताब्यात, दगडफेक करणारा मनोरुग्ण असल्याची माहिती https://tinyurl.com/bdftb9fa 8. एसटी महामंडळात मेगाभरती, तब्बल 17450 चालक, सहाय्यक भरणार, 30 हजार रुपये पगार, कंत्राटी पद्धतीनं भरती https://tinyurl.com/3p6v8cdy 9. सोनं गरिबांच्या आवाक्याबाहेर, बाजारात सोने दरवाढीचा नवा उच्चांक, सोन्याचे दर प्रतितोळा 1 लाख 14 हजार 300 रुपयांवर https://tinyurl.com/2jfy4t32 10. आशिया चषकात उद्या भारत पाकिस्तान पुन्हा आमने सामने, आशियाई क्रिकेट परिषदेकडून वादात अडकलेल्या अँडी पायक्रॉफ्ट यांची सामनाधिकारी म्हणून नियुक्ती, पाकिस्तानच्या भूमिकेकडे लक्ष https://tinyurl.com/2p59z7dk एबीपी माझा स्पेशल दोन लाखांच्या आयफोनपेक्षा दुभत्या गायी, म्हशी बऱ्या; खरी गुंतवणूक तीच जी उत्पन्न देते! गोकुळ अध्यक्ष नाविद मुश्रीफांच्या व्हायरल पोस्टची चांगलीच चर्चा https://tinyurl.com/2s4wxcbx लाडक्या बहिणींनो KYC करताना सावधान, फेक वेबसाईटवर चुकून क्लिक करू नका! https://tinyurl.com/59v7mu4p एबीपी माझा Whatsapp Channel- https://whatsapp.com/channel/0029Va9dq2u6buMTUrb4GM0w We use cookies to improve your experience, analyze traffic, and personalize content. By clicking "Allow All Cookies", you agree to our use of cookies.</w:t>
-      </w:r>
-    </w:p>
-    <w:p>
-      <w:pPr>
-        <w:pStyle w:val="Heading3"/>
-      </w:pPr>
-      <w:r>
-        <w:t>Article 33</w:t>
-      </w:r>
-    </w:p>
-    <w:p>
-      <w:r>
-        <w:t>Title: मोठी बातमी! एका महिन्यात ६२०० प्राध्यापकांसह २९०० शिक्षकेतर कर्मचाऱ्यांची भरती; वित्त विभागाची मान्यता मिळाल्याची उच्च शिक्षणमंत्र्यांची माहिती</w:t>
-      </w:r>
-    </w:p>
-    <w:p>
-      <w:r>
-        <w:t xml:space="preserve">URL: </w:t>
-      </w:r>
-      <w:hyperlink r:id="rId41">
         <w:r>
           <w:rPr>
             <w:color w:val="0000FF"/>
@@ -1030,7 +875,193 @@
         <w:pStyle w:val="Heading3"/>
       </w:pPr>
       <w:r>
+        <w:t>Article 29</w:t>
+      </w:r>
+    </w:p>
+    <w:p>
+      <w:r>
+        <w:t>Title: चंद्रकांत पाटील यांच्याकडून आश्वासन; पीएचडी संशोधक विद्यार्थ्यांचे पुण्यातील आंदोलन स्थगित</w:t>
+      </w:r>
+    </w:p>
+    <w:p>
+      <w:r>
+        <w:t xml:space="preserve">URL: </w:t>
+      </w:r>
+      <w:hyperlink r:id="rId37">
+        <w:r>
+          <w:rPr>
+            <w:color w:val="0000FF"/>
+          </w:rPr>
+          <w:t>https://eduvarta.com/Chandrakant-Patil-assures-to-fulfill-demands-Protest-of-PhD-research-students-in-Pune-temporarily-suspended</w:t>
+        </w:r>
+      </w:hyperlink>
+    </w:p>
+    <w:p>
+      <w:r>
+        <w:t>Content: First Educational Webportal eduvarta@gmail.com Sep 28, 2025 0 eduvarta@gmail.com Sep 28, 2025 0 eduvarta@gmail.com Sep 28, 2025 0 eduvarta@gmail.com Sep 27, 2025 0 eduvarta@gmail.com Sep 27, 2025 0 eduvarta@gmail.com Sep 28, 2025 0 eduvarta@gmail.com Sep 26, 2025 0 eduvarta@gmail.com Sep 25, 2025 0 eduvarta@gmail.com Sep 24, 2025 0 eduvarta@gmail.com Sep 20, 2025 0 eduvarta@gmail.com Aug 30, 2025 0 eduvarta@gmail.com Jun 28, 2025 0 eduvarta@gmail.com Jun 28, 2025 0 eduvarta@gmail.com Jun 26, 2025 0 eduvarta@gmail.com Jun 25, 2025 0 eduvarta@gmail.com Sep 8, 2025 0 eduvarta@gmail.com Aug 30, 2025 0 eduvarta@gmail.com Jun 16, 2025 0 eduvarta@gmail.com Jun 5, 2025 0 eduvarta@gmail.com May 20, 2025 0 eduvarta@gmail.com Sep 14, 2025 0 eduvarta@gmail.com Sep 13, 2025 0 eduvarta@gmail.com Sep 6, 2025 0 eduvarta@gmail.com Aug 20, 2025 0 eduvarta@gmail.com Jul 7, 2025 0 eduvarta@gmail.com Mar 8, 2025 0 eduvarta@gmail.com Jan 18, 2025 0 eduvarta@gmail.com Jan 4, 2025 0 eduvarta@gmail.com Dec 3, 2024 0 eduvarta@gmail.com May 12, 2024 0 eduvarta@gmail.com Aug 16, 2025 0 eduvarta@gmail.com Jun 11, 2025 0 eduvarta@gmail.com Jun 10, 2025 0 eduvarta@gmail.com Jun 3, 2025 0 eduvarta@gmail.com May 31, 2025 0 eduvarta@gmail.com Sep 8, 2025 0 eduvarta@gmail.com Jul 5, 2025 0 eduvarta@gmail.com Jun 30, 2025 0 eduvarta@gmail.com Dec 16, 2024 0 eduvarta@gmail.com Jul 18, 2024 0 First Educational Webportal शिक्षण स्पर्धा परीक्षा युथ संशोधन /लेख शिक्षण एज्युवार्ता न्यूज नेटवर्क PHD विद्यार्थ्यांच्या फेलोशीपच्या मागणीसाठी आंदोलन करणाऱ्या संशोधक विद्यार्थ्यांनी राज्याचे उच्च व तंत्र शिक्षण मंत्री चंद्रकांत पाटील (Chandrakant patil, higher and technical education minister of maharashtra)यांच्याशी चर्चा केल्यानंतर पुण्यातील गुडलक चौक येथे सुरू केलेले आंदोलन स्थगित करण्याचा निर्णय घेतला.मात्र,सध्या आंदोलन स्थगित झाले असले तरी शासनाकडून संशोधक विद्यार्थ्यांना पीएचडी साठी निधी उपलब्ध करून दिला जाणार का? असा प्रश्न उपस्थित होत आहे. सारथी, बार्टी, महाज्योती, अमृत, आर्टी (Sarthi, Barti, Mahajyoti, Amrut, Arti)आदी संस्थांच्या शिष्यवृत्तीसाठी संशोधक विद्यार्थी समन्वय कृती समितीच्या वतीने डेक्कन चौकात आंदोलन सुरु होते. त्यावर मार्ग काढण्यासाठी समितीच्या शिष्टमंडाळाने चंद्रकांत पाटील यांची भेट घेऊन त्यांच्याशी चर्चा केली. सकारात्मक चर्चेनंतर विद्यार्थ्यांच्या मागण्यांबाबत त्यांनी मंत्रालय स्तरावर पाठपुरावा करण्याचे आश्वासन कृती समितीला दिले. या आश्वासनानंतर आंदोलन मागे घेण्याचा निर्णय समन्वय कृती समितीने घेतला. या प्रसंगी उपमुख्यमंत्री एकनाथ शिंदे यांच्याशी दूरध्वनीवरुन संपर्क साधून मंत्रालयात मुख्य सचिवांसोबत बैठक घेऊन मार्ग काढण्याबाबत चर्चा झाली. यावेळी युवासेना नेते किरण साळी, नितीन आंधळे, पूजा झोळे, विद्यार्थी भारत पवार, अंकुश चौगुले, परिमल कुंभार, अभाविपचे राधेय बाहेगव्हाणकर, अलोक पवार, सई थोपटे आदी विद्यार्थी उपस्थित होते. येत्या २३ सप्टेंबर २०२५ रोजी मंत्री मंडळाच्या बैठकीसाठी कृषी संशोधक विद्यार्थी समन्वय कृती समितीच्या वतीने काही प्रतिनिधी सोबत चर्चा करून अंतिम सकारात्मक निर्णय कृषी संशोधकांच्या अधिछात्रवृत्ती संदर्भात घेण्यात येईल,असे उप मुख्यमंत्री एकनाथ शिंदे व उच्च शिक्षण मंत्री चंद्रकांत पाटील यांनी आश्वासित केले. कृषी संशोधक विद्यार्थ्यांनी सरकारकडून सकारात्मकपणे त्यांच्या मागण्या पूर्ण होतील,अशी आशा व्यक्त केली. कृषी साठी प्रत्येकी १०० जागा प्रत्येक संस्थेसाठी राखीव ठेवाव्यात. संस्थेमार्फत जर मागण्या मान्य झाल्या नाही तर बुधवारी 24 सप्टेंबर पासून विद्यार्थी पुन्हा उपोषणाला बसतील, असा सर्वानुमते निर्णय घेण्यात आला असल्याचे कृषी संशोधक विद्यार्थी समन्वय कृती समितीतर्फे कळाव्यात आले आहे. पीएचडी संशोधक विद्यार्थ्यांच्या काय आहेत भावना पाहा व्हीडिओ - Previous Article Next Article eduvarta@gmail.com eduvarta@gmail.com Oct 6, 2023 0 eduvarta@gmail.com Sep 12, 2023 0 eduvarta@gmail.com Aug 7, 2023 0 eduvarta@gmail.com May 9, 2023 0 eduvarta@gmail.com Mar 24, 2023 0 eduvarta@gmail.com Sep 18, 2023 0 eduvarta@gmail.com Sep 23, 2025 0 eduvarta@gmail.com Sep 23, 2025 0 eduvarta@gmail.com Sep 20, 2025 0 eduvarta@gmail.com Sep 21, 2025 0 eduvarta@gmail.com Sep 23, 2025 0 eduvarta@gmail.com Sep 28, 2025 0 eduvarta@gmail.com Sep 28, 2025 0 eduvarta@gmail.com Sep 28, 2025 0 eduvarta@gmail.com Sep 28, 2025 0 eduvarta@gmail.com Sep 27, 2025 0 eduvarta@gmail.com Jun 20, 2025 0 निकाल लागल्यानंतर, ज्या उमेदवारांचा रोल नंबर निकाल यादीत आहे त्यांना शारीरिक कार्यक्षमता... eduvarta@gmail.com Jun 16, 2025 0 वेळेचे भान ठेवून नव्या शिक्षणदृष्टीचा स्वीकार करूनच आपण ५० ट्रिलियन डॉलर अर्थव्यवस्थेचे... eduvarta@gmail.com Sep 28, 2025 0 डॉ. बाबासाहेब आंबेडकर संशोधन व प्रशिक्षण संस्थेच्या (बार्टी) धर्तीवर राज्यात छत्रपती... eduvarta@gmail.com Sep 26, 2025 0 प्रस्तुत परीक्षा दिनांक २८ सप्टेंबर, २०२५ रोजी राज्यातील ३७ जिल्हाकेंद्रांवरील ५२४... eduvarta@gmail.com Apr 18, 2025 0 रूशील कौल याने ४०० मीटर झोनल स्पर्धेत सुवर्ण पदक तर ६०० मीटर झोनल स्पर्धेत कांस्यपदक... eduvarta@gmail.com Jun 23, 2025 0 एजन्सीने २५ ते २८ जूनच्या परीक्षांसाठी परीक्षा शहर सूचना स्लिप देखील प्रसिद्ध केल्या... eduvarta@gmail.com Jun 21, 2025 0 अधिकृत सूचनेनुसार, तिसऱ्या फेरीच्या वाटपाचा निकाल २७ जून २०२५ रोजी जाहीर केला जाणार... eduvarta@gmail.com Sep 28, 2025 0 सावित्रीबाई फुले पुणे विद्यापीठाने प्रथम वर्ष नापास झालेल्या विद्यार्थ्यांना तिसऱ्या... eduvarta@gmail.com Sep 27, 2025 0 संकटाच्या काळात समाजातील विचारवंत व मार्गदर्शक वर्ग म्हणून शिक्षकांनी समाजाच्या... eduvarta@gmail.com Sep 26, 2025 0 मोफत दिले जात असताना कस्तुरी शिक्षण संस्थेकडून एकूण शुल्काच्या सुमारे 19 हजार रुपये... हो नाही सांगता येत नाही Vote View Results Total Vote: 3892 View Options Eduvarta News एज्युवार्ता न्यूज २०२३</w:t>
+      </w:r>
+    </w:p>
+    <w:p>
+      <w:pPr>
+        <w:pStyle w:val="Heading3"/>
+      </w:pPr>
+      <w:r>
+        <w:t>Article 30</w:t>
+      </w:r>
+    </w:p>
+    <w:p>
+      <w:r>
+        <w:t>Title: Maharashtra Govt Job: महाराष्ट्र सरकारची मोठी घोषणा; राज्यात 5,500 शिक्षकांची होणार नियुक्ती</w:t>
+      </w:r>
+    </w:p>
+    <w:p>
+      <w:r>
+        <w:t xml:space="preserve">URL: </w:t>
+      </w:r>
+      <w:hyperlink r:id="rId38">
+        <w:r>
+          <w:rPr>
+            <w:color w:val="0000FF"/>
+          </w:rPr>
+          <w:t>https://deshonnati.com/maharashtra-govt-job-5500-teachers-will-be-appointed/</w:t>
+        </w:r>
+      </w:hyperlink>
+    </w:p>
+    <w:p>
+      <w:r>
+        <w:t>Content: मुंबई (Maharashtra Govt Job) : नवरात्री उत्सवात महाराष्ट्र सरकारने महत्त्वाची बातमी जाहीर केली आहे. सरकारने महाराष्ट्रातील वैद्यकीय महाविद्यालयांसाठी एक महत्त्वपूर्ण भरती मोहीम जाहीर केली आहे. 2026 च्या अखेरीस राज्यातील वरिष्ठ महाविद्यालयांमध्ये 5500 सहाय्यक प्राध्यापकांची भरती पूर्ण करण्याचे लक्ष्य आहे. नांदेड येथील स्वामी रामानंद तीर्थ मराठवाडा विद्यापीठाच्या 28 व्या दीक्षांत समारंभात उच्च आणि तंत्रशिक्षण मंत्री चंद्रकांत पाटील (Chandrakant Patil) यांनी ही घोषणा केली. (Maharashtra Govt Job) राज्यातील उच्च शिक्षणाला बळकटी देण्याचे या उपक्रमाचे उद्दिष्ट आहे. मंत्री पाटील (Chandrakant Patil) यांनी सांगितले की, सरकारने सहाय्यक प्राध्यापक पदांसह 2900 शिक्षकेतर पदांना मान्यता दिली आहे. वित्त आणि नियोजन विभागाने या नियुक्त्यांना मान्यता दिली आहे आणि लवकरच एक सरकारी ठराव (GR) जारी केला जाईल. विद्यापीठांमध्ये 700 सहाय्यक प्राध्यापकांची भरती Maharashtra Govt Job) करण्याचा आदेश पूर्वी होता, परंतु तत्कालीन राज्यपाल सी.पी. राधाकृष्णन यांनी वेगळी प्रक्रिया सुचविल्यामुळे तो पूर्ण होऊ शकला नाही. आता, राधाकृष्णन यांची उपराष्ट्रपती म्हणून नियुक्ती झाल्यामुळे, हा विषय नवीन राज्यपाल आचार्य देवव्रत यांच्याकडे उपस्थित केला जाईल. पाटील यांनी परदेशी विद्यार्थ्यांना आकर्षित करण्यासाठी विद्यापीठांना सक्षम करण्याची गरज यावर भर दिला. त्यांनी सांगितले की, यावर्षी 65 देशांतील 4000 विद्यार्थ्यांनी एका एजन्सीद्वारे नोंदणी केली. परंतु त्यापैकी बहुतेकांनी पुणे आणि मुंबई सारख्या शहरांना पसंती दिली. महाराष्ट्र सरकारने ‘स्टार्टअप इंडिया’, ‘मेक इन इंडिया’ आणि ‘डिजिटल इंडिया’ सारख्या उपक्रमांद्वारे (Maharashtra Govt Job) तरुणांसाठी नवीन संधी उघडल्या आहेत. पाटील यांनी विद्यार्थ्यांना नवीन मार्ग शोधण्यास, प्रयोग करण्यास आणि नवोन्मेष करण्यास प्रोत्साहित केले. परंतु नेहमीच त्यांच्या कृती नैतिक मूल्यांवर आणि सामाजिक जबाबदारीवर आधारित असल्याचे सांगितले. Confirmed 0 Death 0 Sign in to your account Username or Email Address Password Remember Me</w:t>
+      </w:r>
+    </w:p>
+    <w:p>
+      <w:pPr>
+        <w:pStyle w:val="Heading3"/>
+      </w:pPr>
+      <w:r>
+        <w:t>Article 31</w:t>
+      </w:r>
+    </w:p>
+    <w:p>
+      <w:r>
+        <w:t>Title: प्रभाकर घार्गे यांनी काळाची गरज ओळखून योग्य निर्णय घ्यावा; नितीन पाटील यांचे आवाहन</w:t>
+      </w:r>
+    </w:p>
+    <w:p>
+      <w:r>
+        <w:t xml:space="preserve">URL: </w:t>
+      </w:r>
+      <w:hyperlink r:id="rId39">
+        <w:r>
+          <w:rPr>
+            <w:color w:val="0000FF"/>
+          </w:rPr>
+          <w:t>https://www.loksatta.com/maharashtra/future-of-maharashtra-politics-depends-on-wise-decisions-urges-nitin-patil-to-formar-mla-prabhakar-gharge-rds-00-5387645/</w:t>
+        </w:r>
+      </w:hyperlink>
+    </w:p>
+    <w:p>
+      <w:r>
+        <w:t>Content: सातारा : राज्यात आगामी २० ते २५ वर्षांच्या काळात कोणाचे राजकारण चालणार याचा विचार करून माजी आमदार प्रभाकर घार्गे यांनी काळाची गरज ओळखून योग्य निर्णय घ्यावा, असे आवाहन सातारा जिल्हा बँकेचे अध्यक्ष खासदार नितीन पाटील यांनी केले. पळशी (ता. खटाव) येथे खटाव माण ॲग्रो साखर कारखान्याचे अध्यक्ष, माजी आमदार प्रभाकर घार्गे यांच्या वाढदिवसानिमित्त आयोजित शेतकरी मेळाव्यात ते बोलत होते. या वेळी आमदार मनोज घोरपडे, जिल्हा बँकेचे उपाध्यक्ष अनिल देसाई, संचालक प्रदीप विधाते,राजेश पाटील, राजेंद्र राजपुरे, मुख्य सर व्यवस्थापक डॉ. राजेंद्र सरकाळे, जितेंद्र पवार, संदीप मांडवे, पृथ्वीराज गोडसे, सी. एम. पाटील, प्रा. अर्जुन खाडे, चंद्रकांत पाटील, सुभाष नरळे, अर्जुन वलेकर, युवा नेते योगेश फडतरे, सभापती दत्तात्रय पवार, बबन कदम, संजीव साळुंखे, राहुल पाटील, श्रीराम पाटील, सुनील फडतरे, प्रा. सदाशिव खाडे, अभय देशमुख, मंगेश फडतरे, अशोक कुदळे, संभाजी फडतरे, सुहास पिसाळ, तानाजी मगर, हिंमत माने, महेश घार्गे, इंदिरा घार्गे, प्रीती घार्गे, प्रिया यांची प्रमुख उपस्थिती होती. खासदार पाटील म्हणाले, की आपण सर्वजण काँग्रेस संस्कृतीत वाढलेले लोक आहोत. शाहू, फुले विचार जोपासणाऱ्या नेत्याचा विचार जोपासणे हे आपले काम आहे. सद्य:स्थितीत ही विचारधारा जोपासणारे उपमुख्यमंत्री अजित पवार यांच्याशिवाय दुसरे नाव नाही. आगामी काळात तेच राजकारणात टिकून राहू शकतात. राजकारणाबरोबर जिल्ह्यातील साखर कारखान्याची स्थिती, प्रत्येक कारखान्याने वाढवलेली गाळपक्षमता याचा विचार करून ऊस उत्पादन वाढवण्याची गरज आहे, त्यासाठी शेतीमध्ये कृत्रिम बुद्धिमत्ता तंत्रज्ञानाचा वापर करणे आवश्यक आहे. घार्गे यांनी अडचणीच्या काळात सुरुवात करून यशस्वी उद्योजक म्हणून जिल्ह्यात आपली वेगळी प्रतिमा निर्माण केली आहे. खटाव तालुक्यात सहा लाख टन क्षमतेचा कारखाना उभारल्यामुळे शेतकऱ्यांना योग्य भाव, तसेच वेळेत तोड मिळत असल्याबद्दल त्यांनी समाधान व्यक्त केले. बदलत्या काळात शेतीमध्ये बदल करणे गरजेचे आहे, त्यासाठी शेतकऱ्यांनी कृत्रिम बुद्धिमत्ता तंत्रज्ञानाचा वापर करावा, असे आवाहनही नितीन पाटील यांनी केले. या वेळी आमदार मनोज घोरपडे, जिल्हा बँकेचे उपाध्यक्ष अनिल देसाई, राजेंद्र सरकाळे यांचेही भाषण झाले. देशभरात शारदीय नवरात्री उत्सवाला सुरुवात झाली आहे. या नऊ दिवसांत देवीच्या नऊ रूपांची पूजा केली जाते आणि गरबा-दांडियांचे आयोजन होते. स्त्रीशक्तीचा जागर होत असून, कर्तृत्ववान महिलांचा सन्मान केला जातो. मराठी अभिनेत्री अपूर्वा गोरे हिनं सोशल मीडियावर पुरुषांसाठी पोस्ट शेअर करत, स्त्रियांना त्रास देणाऱ्यांनी नवरात्रोत्सवाच्या शुभेच्छा देऊ नयेत, असं म्हटलं आहे. अपूर्वा 'आई कुठे काय करते' मालिकेत ईशा म्हणून ओळखली जाते.</w:t>
+      </w:r>
+    </w:p>
+    <w:p>
+      <w:pPr>
+        <w:pStyle w:val="Heading3"/>
+      </w:pPr>
+      <w:r>
+        <w:t>Article 32</w:t>
+      </w:r>
+    </w:p>
+    <w:p>
+      <w:r>
+        <w:t>Title: Maharashtra Scholarship Documents: शिष्यवृत्तीसाठी आता कागदपत्रांची फरफट थांबणार, उच्च व तंत्रशिक्षण मंत्र्यांनी दिले निर्देश</w:t>
+      </w:r>
+    </w:p>
+    <w:p>
+      <w:r>
+        <w:t xml:space="preserve">URL: </w:t>
+      </w:r>
+      <w:hyperlink r:id="rId40">
+        <w:r>
+          <w:rPr>
+            <w:color w:val="0000FF"/>
+          </w:rPr>
+          <w:t>https://pudhari.news/maharashtra/pune/maharashtra-scholarship-document-verification-simplified-sp96</w:t>
+        </w:r>
+      </w:hyperlink>
+    </w:p>
+    <w:p>
+      <w:r>
+        <w:t>Content: Scholarship Application पुणे : राज्य सामाईक प्रवेश परीक्षा कक्ष व तंत्रशिक्षण संचालनालयामार्फत व्यवसायिक अभ्यासक्रमांच्या प्रवेश प्रक्रियेदरम्यान उत्पन्नांचा दाखला, वैयक्तिक माहिती व कागदपत्रे सादर केलेली असतात ही प्रक्रिया पूर्णतः ऑनलाइन व ऑफलाइन पद्धतीने पडताळणी केलेली असते. त्यामुळे विद्यार्थ्यांनी एकदा उत्पन्नाचा दाखला दिल्यानंतर पुन्हा अभ्यासक्रम पूर्ण होईपर्यंत शिष्यवृत्तीसाठी तीच माहिती देण्याची आवश्यकता नसून हीच माहिती ग्राह्य धरावी, असे निर्देश उच्च व तंत्र शिक्षण मंत्री चंद्रकांत पाटील यांनी प्रशासनाला देत विद्यार्थ्यांना मोठा दिलासा दिला आहे. सामाजिक न्याय राज्यमंत्री माधुरीताई मिसाळ यांच्या मागणीवरून ही आढावा बैठक आयोजित करण्यात आली होती. यावेळी सामाजिक न्याय विभागाच्या वतीने दिल्या जाणाऱ्या शिष्यवृत्ती योजनांचा आढावा घेण्यात आला. विद्यार्थ्यांना लवकर व सुलभ पद्धतीने शिष्यवृत्ती मिळावी यासाठी शासन स्तरावरून उपाययोजना व सूचना कराव्यात, अशा सुचनाही राज्यमंत्री मिसाळ यांनी दिल्या. मंत्रालयात उच्च व तंत्रशिक्षण मंत्री चंद्रकांत पाटील यांच्या अध्यक्षतेखाली शिष्यवृत्तीची रक्कम शैक्षणिक संस्थांना आणि विद्यार्थ्यांना वेळेत मिळावी यासाठी कार्यपद्धतीत सुधारणा करण्यासाठी ही बैठक संपन्न झाली. या बैठकीला राज्यमंत्री माधुरी मिसाळ, उच्च व तंत्रशिक्षण विभागाचे अपर मुख्य सचिव बी. वेणुगोपाल रेड्डी, इतर मागास बहुजन कल्याण विभागाचे सचिव ए.बी. धुळाज, तंत्रशिक्षण विभागाचे संचालक डॉ. विनोद मोहितकर, उच्च शिक्षण विभागाचे उपसचिव अशोक मांडे, उपसचिव प्रताप लुबाळ, सहसचिव संतोष खोरगडे, सामाजिक न्याय विभागाच्या उपसचिव वर्षा देशमुख तसेच संबंधित अधिकारी उपस्थित होते. पाटील म्हणाले, केंद्रीभूत प्रवेश प्रक्रियेशिवाय अन्य अभ्यासक्रमांच्या प्रवेशित विद्यार्थ्यांना शिष्यवृत्तीसाठी महाडीबीटी पोर्टलवर कागदपत्रे अपलोड करावी लागतात. शिष्यवृत्तीसाठी एकदा विद्यार्थ्यांकडून माहिती अपलोड केल्यानंतर नव्याने माहिती घेण्याची आवश्यकता राहणार नाही, यासाठी संबंधित विभागांनी सूक्ष्म नियोजन करावे. त्यामुळे शिष्यवृत्ती अर्जाच्या छाननीसाठी लागणाऱ्या वेळेची बचत होईल. तसेच प्रवेशीत विद्यार्थ्यांचा अचूक माहितीही उपलब्ध होईल. विद्यापीठांनीसुद्धा शिष्यवृत्तीसाठी आवश्यक असणारी कागदपत्रे पुन्हा तपासावी लागणार नाहीत. विद्यार्थ्यांनाही वारंवार तीच माहिती द्यावी लागणार नसल्याने त्यांच्या शिष्यवृत्ती मिळण्यातील टप्पे कमी होतील. शिष्यवृत्ती वेळेत मिळाल्यास विद्यार्थ्यांच्या शैक्षणिक खर्चाचा भार कुटुंबावर येत नाही. मानवीय दृष्टीकोनातून विद्यार्थ्यांचे शैक्षणिक हित लक्षात घेता या कार्यवाहीला संबंधित विभागांनी प्राधान्य द्यावे, असेही पाटील यांनी यावेळी स्पष्ट केले. 'Pudhari' is excited to announce the relaunch of its Android and iOS apps. Stay updated with the latest news at your fingertips. Android and iOS Download now and stay updated, anytime, anywhere. Pudhari Publications Private Limited</w:t>
+      </w:r>
+    </w:p>
+    <w:p>
+      <w:pPr>
+        <w:pStyle w:val="Heading3"/>
+      </w:pPr>
+      <w:r>
+        <w:t>Article 33</w:t>
+      </w:r>
+    </w:p>
+    <w:p>
+      <w:r>
+        <w:t>Title: पुणेकरांसाठी आनंदाची बातमी ! ‘या’ मार्गावर प्रवास करणाऱ्या प्रवाशांना आता स्टेशनपासून घरापर्यंत मोफत बससेवा</w:t>
+      </w:r>
+    </w:p>
+    <w:p>
+      <w:r>
+        <w:t xml:space="preserve">URL: </w:t>
+      </w:r>
+      <w:hyperlink r:id="rId41">
+        <w:r>
+          <w:rPr>
+            <w:color w:val="0000FF"/>
+          </w:rPr>
+          <w:t>https://ahmednagarlive24.com/spacial/pune-news-passengers-travelling-on-this-route-will-now-get-free-bus-service-from-the-station-to-their-homes/</w:t>
+        </w:r>
+      </w:hyperlink>
+    </w:p>
+    <w:p>
+      <w:r>
+        <w:t>Content: Pune News : मेट्रो प्रवाशांसाठी एक महत्त्वाची बातमी समोर येत आहे. मुंबई पाठोपाठ पुण्यातही आता मेट्रोचे जाळे तयार होत आहे. सद्यस्थितीला पुण्यात दोन मार्ग कार्यान्वित आहेत. पिंपरी चिंचवड महापालिका – स्वारगेट व वनाज – रामवाडी या मार्गांवर मेट्रो सुरु झाली आहे. दरम्यान आता पुणेकरांसाठी एक महत्त्वाचा निर्णय घेण्यात आला आहे. आता घरापासून मेट्रो स्टेशनवर व स्टेशनवरून घरापर्यंत मोफत बस सेवा उपलब्ध करून देण्यात आली आहे. Pune News कोथरूड परिसरातील नागरिकांसाठी ही शटल सेवा सुरू करण्यात आली आहे. या शटल सेवेसाठी चार बसेस उपलब्ध झाल्या आहेत. राज्याचे उच्च व तंत्र शिक्षण मंत्री चंद्रकांत दादा पाटील यांच्या पुढाकाराने ही बस सेवा सुरू झाली आहे. यामुळे कोथरूड मधील नागरिकांना एन्ड टू एन्ड कनेक्टिव्हिटी चा लाभ मिळणार असून मेट्रो ने प्रवास करणाऱ्यांची संख्या आगामी काळात आणखी वाढणार अशी आशा व्यक्त करण्यात आली आहे. चंद्रकांत पाटील यांनी कोथरूड मधील वाहतूक कोंडी कमी करण्यासाठी हा निर्णय घेतला असल्याचे सांगितले आहे. पीएमपी आणि महा मेट्रोच्या मदतीने ही बस सेवा सुरू करण्यात आली आहे. या शटल बस सेवेमुळे सर्वसामान्यांचा बहुमूल्य वेळ वाचणार आहे सोबतच पैशांची ही बचत होणार आहे. 2022 मध्ये वनाज ते गरवारे महाविद्यालय यादरम्यान मेट्रो सुरू झाली. यानंतर मेट्रो रामवाडी पर्यंत सुरू झाली. वनाज – रामवाडी हा पूर्ण मेट्रो मार्ग सुरू झाल्यानंतर या मार्गावर प्रवाशांची संख्या सातत्याने वाढत आहे. पण मेट्रो स्टेशन पर्यंत पोहोचण्यासाठी सर्वसामान्यांना अधिकचा वेळ आणि पैसा खर्च करावा लागतो. यामुळे शटल सेवेची मागणी पुढे आली होती. शटल सेवा सुरू झाल्यास कोथरूड मधील नागरिकांना मोठा फायदा होणार होता. यानुसार आता कोथरूडकारांसाठी शटल बस सेवा सुरू करण्यात आली आहे. या बसेस सोमवार ते शनिवार पर्यंत सुरु राहणार आहेत. या बससेवेसाठीच्या मार्गाचे नियोजन महा मेट्रो सोबत चर्चा करून झाले आहे. तसेच आता नागरिकांच्या मागणीनुसार या बसेसला थांबा दिला जाणार आहे. Read Latest Marathi News Of Politics, Agriculture, Money, Health, Automobile, Technology, Lifestyle, Jobs, India, Entertainment, And Sports, Watch Live Marathi News From Maharashtra And Ahmednagar All Rights Reserved. This Website Is Part Of TBS Media Group About Us Contact Us Advertising Privacy Policy Code of Ethics Disclaimer Copyright Notice Corrections Policy Fact-Checking Policy © 2025 Ahmednagarlive24</w:t>
+      </w:r>
+    </w:p>
+    <w:p>
+      <w:pPr>
+        <w:pStyle w:val="Heading3"/>
+      </w:pPr>
+      <w:r>
         <w:t>Article 34</w:t>
+      </w:r>
+    </w:p>
+    <w:p>
+      <w:r>
+        <w:t>Title: Government Job: शिक्षण क्षेत्रात मोठे बदल होणार! महाराष्ट्र सरकार ५,५०० पदे भरणार, सहाय्यक प्राध्यापक भरतीबाबत मोठी अपडेट</w:t>
+      </w:r>
+    </w:p>
+    <w:p>
+      <w:r>
+        <w:t xml:space="preserve">URL: </w:t>
+      </w:r>
+      <w:hyperlink r:id="rId42">
+        <w:r>
+          <w:rPr>
+            <w:color w:val="0000FF"/>
+          </w:rPr>
+          <w:t>https://www.esakal.com/maharashtra/maharashtra-government-to-complete-recruitment-of-5500-assistant-professors-in-senior-colleges-of-state-before-march-2026-vru98</w:t>
+        </w:r>
+      </w:hyperlink>
+    </w:p>
+    <w:p>
+      <w:r>
+        <w:t>Content: Government Job ESakal महाराष्ट्राचे उच्च आणि तंत्रशिक्षण मंत्री चंद्रकांत पाटील यांनी सहाय्यक प्राध्यापकांच्या भरतीबाबत एक मोठी घोषणा केली. २० सप्टेंबर रोजी नांदेड येथील स्वामी रामानंद तीर्थ मराठवाडा विद्यापीठाच्या २८ व्या दीक्षांत समारंभात त्यांनी घोषणा केली की, राज्यातील वरिष्ठ महाविद्यालयांमध्ये ५,५०० सहाय्यक प्राध्यापकांची भरती मार्च २०२६ पूर्वी पूर्ण केली जाईल. सरकारने २,९०० शिक्षकेतर पदांसह या भरतीला मान्यता दिली आहे. वित्त आणि नियोजन विभागांनी त्यांना मान्यता दिली आहे. Follow Us Copyright © 2025 - Sakal Media Pvt Ltd - All rights reserved. Powered by Quintype</w:t>
+      </w:r>
+    </w:p>
+    <w:p>
+      <w:pPr>
+        <w:pStyle w:val="Heading3"/>
+      </w:pPr>
+      <w:r>
+        <w:t>Article 35</w:t>
       </w:r>
     </w:p>
     <w:p>
@@ -1042,7 +1073,7 @@
       <w:r>
         <w:t xml:space="preserve">URL: </w:t>
       </w:r>
-      <w:hyperlink r:id="rId42">
+      <w:hyperlink r:id="rId43">
         <w:r>
           <w:rPr>
             <w:color w:val="0000FF"/>
@@ -1061,43 +1092,12 @@
         <w:pStyle w:val="Heading3"/>
       </w:pPr>
       <w:r>
-        <w:t>Article 35</w:t>
-      </w:r>
-    </w:p>
-    <w:p>
-      <w:r>
-        <w:t>Title: शिक्षण ही आपल्या देशाची प्राथमिकता नाही तर दोन वेळचे जेवण ही प्राथमिकता, मंत्री चंद्रकांत पाटलाचं वक्तव्य</w:t>
-      </w:r>
-    </w:p>
-    <w:p>
-      <w:r>
-        <w:t xml:space="preserve">URL: </w:t>
-      </w:r>
-      <w:hyperlink r:id="rId43">
-        <w:r>
-          <w:rPr>
-            <w:color w:val="0000FF"/>
-          </w:rPr>
-          <w:t>https://marathi.abplive.com/news/maharashtra/chandrakant-patil-nanded-news-education-is-not-our-country-priority-but-two-meals-a-day-is-says-minister-chandrakant-patil-1385473/amp</w:t>
-        </w:r>
-      </w:hyperlink>
-    </w:p>
-    <w:p>
-      <w:r>
-        <w:t>Content: Chandrakant Patil Chandrakant Patil : आपल्या देशात शिक्षण नाही तर जेवण ही प्राथमिकता असल्याचे मत राज्याचे उच्च तंत्र शिक्षण मंत्री चंद्रकांत पाटील यांनी व्यक्त केले. तसेच महाराष्ट्राची अवस्था पाहून संतांच्या आत्म्याला दुःख होत असेल असंही ते म्हणाले. मंत्री चंद्रकांत पाटील हे आज नांदेड विद्यापीठाच्या दीक्षान्त समारंभास उपस्थित होते. हा समारंभ संपल्यावर शिक्षण मंत्र्यांनी शिक्षण ही आपल्या देशाची प्राथमिकता नाही तर दोन वेळचे जेवण ही आपली प्राथमिकता असल्याचं वक्तव्य केलंय. महाराष्ट्राची सामाजिक वीण पूर्णपणे विस्कटली आहे. गावागावात जातीवरुन जे सुरू आहे ते महाराष्ट्राला मारक आहे. संतानी समतेची एकीची शिकवण दिली आहे, पण आताचा महाराष्ट्र पाहून संतांच्या आत्म्याला देखील वेदना होतील असे विधान मंत्री चंद्रकांत पाटील यांनी केले आहे. महत्वाच्या बातम्या: - - - - - - - - - Advertisement - - - - - - - - -</w:t>
-      </w:r>
-    </w:p>
-    <w:p>
-      <w:pPr>
-        <w:pStyle w:val="Heading3"/>
-      </w:pPr>
-      <w:r>
         <w:t>Article 36</w:t>
       </w:r>
     </w:p>
     <w:p>
       <w:r>
-        <w:t>Title: Kolhpur News: भाजप, शिवसेना अन् ठाकरेंच्या सेनेत गटबाजी संपेना, इच्छुकांची मुस्कटदाबी; कोल्हापुरच्या राजकारणात नेमकं काय सुरु?</w:t>
+        <w:t>Title: भाजपच्या तीन नेत्यांपुढे कोथरुड ‘शांत’ करण्याचे आव्हान</w:t>
       </w:r>
     </w:p>
     <w:p>
@@ -1109,13 +1109,13 @@
           <w:rPr>
             <w:color w:val="0000FF"/>
           </w:rPr>
-          <w:t>https://sarkarnama.esakal.com/maharashtra/paschim-maharashtra/kolhpur-news-factionalism-in-bjp-shiv-sena-and-thackeray-sena-is-not-over-what-exactly-is-going-on-in-kolhapur-politics-rg93-aau85</w:t>
+          <w:t>https://www.loksatta.com/politics/crime-developments-in-kothrud-pune-and-challenge-before-murlidhar-mohol-megha-kulkarni-chandrakant-patil-print-politics-news-asj-82-5383787/</w:t>
         </w:r>
       </w:hyperlink>
     </w:p>
     <w:p>
       <w:r>
-        <w:t>Content: Kolhpur News: कोल्हापूर महानगरपालिका निवडणूक प्रक्रियेला वेग आला आहे. नुकतीच प्रारूप प्रभाग रचना जाहीर झाल्यानंतर अनेक इच्छुकांनी पत्ते खोलायला सुरुवात केली आहे. त्यासाठी अनेकांचे पक्षप्रवेश, प्रबळ असलेला पक्ष, आर्थिक दृष्ट्या सक्षम असणाऱ्या नेत्यांकडे इच्छुकांनी संपर्क ठेवला आहे. निवडणूक ही चार सदस्य पद्धतीनं होणार असल्याने आजूबाजूच्या मतदारसंघातील इच्छुकांना हाताशी धरण्याचं काम सुरू आहे. मात्र या इच्छुकांची पक्षातील अंतर्गत गटबाजीमुळे घालमेल वाढली आहे. भाजप, शिवसेना आणि ठाकरे यांची शिवसेना यांच्यातील अंतर्गत गटबाजीचे ग्रहण दिवसेंदिवस निवडणुकीच्या निमित्ताने वाढत आहे. त्यामुळे दोन्हीही गटांना धरून राहण्यासाठी इच्छुकांना कसरत करावी लागत आहे. शिवाय त्यांची मुस्कटदाबी देखील होताना दिसत आहे. कोल्हापूर भाजपमधील परिस्थिती पाहता यापूर्वी राज्याचे उच्च आणि तंत्र शिक्षण मंत्री चंद्रकांत पाटील यांच्या मार्गदर्शनाखाली कोल्हापूर महानगरपालिका निवडणूक झाली होती. त्यानंतर भाजपमध्ये राज्यसभेचे खासदार धनंजय महाडिक यांनी पक्ष प्रवेश केल्यानंतर आणि मंत्री चंद्रकांत पाटील यांनी पुण्यातून निवडणूक लढवल्यानंतर कोल्हापूर जिल्ह्यातील असलेला त्यांचा संपर्क कमी झाला. तर अप्रत्यक्षपणे राज्यसभेचे खासदार धनंजय महाडिक यांच्याकडे आगामी निवडणुकातील सूत्रे गेली आहेत. महाडिक यांची ताराराणी आघाडी भाजपमध्ये विलीन झाली असली तरी मूळ भाजप पक्ष आणि ताराराणी आघाडी असे दोन्ही गटात विभागल्याचं सध्याचं चित्र आहे. मंत्री पाटील कोल्हापूर दौऱ्यावर आल्यानंतर मूळ भाजपचे कार्यकर्ते आणि महाडिक गट यांच्यातील मतभेद ही वेळोवेळी दिसतात. आगामी कोल्हापूर महानगरपालिकेच्या निवडणुकीत आपल्या कार्यकर्त्यांना उमेदवारी देण्यासाठी या दोन्ही गटाची कसरत पहावी लागणार आहे. मूळ भाजपला आणि महाडिक गटांच्या कार्यकर्त्यांना किती संधी मिळणार हे देखील पहावे लागणार आहे. तर शिवसेनेची परिस्थिती पाहता भाजपच्या ताराराणी आघाडीतून गटनेते सत्यजित उर्फ नाना कदम हे शिवसेनेत आले आहेत. यापूर्वी राज्य नियोजन मंडळाचे अध्यक्ष राजेश क्षीरसागर यांचा निर्णय अंतिम समजला जात होता. मात्र कदम यांचा शिवसेनेत पक्षप्रवेश झाल्यानंतर शारंगधर देशमुख यांनी देखील शिवसेनेत पक्ष प्रवेश केला. कोल्हापूर महानगरपालिकेच्या राजकारणात कदम आणि देशमुख यांची मोठी राजकीय ताकद आहे. शिवाय पालकमंत्री प्रकाश आबिटकर आणि क्षीरसागर यांचे देखील सुत सध्या तरी जुळलेले नाही. तर दुसरीकडे माजी खासदार संजय मंडलिक त्यांनी माजी नगरसेवक रमेश पुरेकर यांना हाताशी धरून महापालिकेच्या राजकारणात रस दाखवला आहे. क्षीरसागर, कदम, देशमुख आणि मंडलिक असे तीन घटक शिवसेनेत निर्माण झाले आहेत. त्यामुळं प्रत्येकजण आपापल्याच पदाधिकाऱ्याला संधी कशी मिळणार? यासाठी प्रयत्न केले जात आहेत. शिवाय पालकमंत्री आबिटकर यांच्याशी जवळीकता केल्यास एका गटाकडून त्या इच्छुकाला रात्रीतून समज दिली जाते. त्यामुळे इच्छुकांची चांगलीच मुस्कटदाबी शिवसेनेत होताना दिसत आहे. ठाकरेंच्या शिवसेनेत देखील अंतर्गत गटबाजीचे ग्रहण संपलेले नाही. जिल्हाप्रमुख रविकिरण इंगवले यांच्यासह उपनेते संजय पवार, विजय देवणे यांच्यातील मतभेद आज देखील कायम आहेत. कोल्हापूर महानगरपालिकेच्या निवडणुकीत रविकरण इंगवले यांना अधिकार दिले असले तरी उपनेते संजय पवार यांनी देखील काही जागांवर आपला दावा सांगितला आहे. त्यामुळे समन्वयाची मूठ या ठिकाणी कशी बांधली जाणार? हे देखील पाहणे महत्त्वाचे आहे. तर दुसरीकडे महाविकास आघाडीतील काँग्रेसची परिस्थिती पाहता सध्यातरी भक्कम आहे. त्यापाठोपाठ राष्ट्रवादी शरदचंद्र पवार पक्ष आणि ठाकरे यांची शिवसेनेत उमेदवारीसाठी कसरत करावी लागणार आहे. महाविकास आघाडी म्हणून काँग्रेस सर्वाधिक जागांवर दावा सांगण्याच्या तयारीत आहे. मात्र हे करत असताना मित्रपक्ष कोठेही दुखावणार नाही. याची काळजी काँग्रेसला घ्यावी लागणार आहे. सरकारनामाचे सदस्य व्हा शॉपिंगसाठी 'सकाळ प्राईम डील्स'च्या भन्नाट ऑफर्स पाहण्यासाठी क्लिक करा. Read Latest Marathi Political News, Breaking Political News from Maharashtra, India, Pune &amp; Mumbai at Sarkarnama. To Get Live Political Marathi News on Mobile, Download the Sarkarnama Mobile App for Android and IOS. सरकारनामा आता सर्व सोशल मीडिया प्लॅटफॉर्मवर. ताज्या राजकीय घडामोडींसाठी फेसबुक, ट्विटर, इन्स्टाग्राम, शेअर चॅट, टेलिग्रामवर आणि व्हॉट्सॲप आम्हाला फॉलो करा. तसेच, सरकारनामा यूट्यूब चॅनेलला आजच सबस्क्राइब करा. Follow Us Copyright © 2025 Sakal Media Group – All Rights Reserved Powered by Quintype वेबसाईटवर ब्राउझिंगचा अनुभव सर्वोत्तम असावा, यासाठी आम्ही कुकीजचा वापर करतो. कुकीजमुळे तुम्हाला तुमच्या आवडत्या मजकुराची शिफारस करता येते. आमचे गोपनीयता आणि कुकीजसंदर्भातील धोरण तुम्हाला मान्य आहे.</w:t>
+        <w:t>Content: पुणे : केंद्रीय राज्यमंत्री मुरलीधर मोहोळ, राज्याचे उच्च व तंत्रशिक्षण मंत्री चंद्रकांत पाटील आणि राज्यसभेच्या खासदार मेधा कुलकर्णी हे तीन भाजपचे महत्त्वाचे नेते असतानाही पुण्यातील कोथरुड परिसर गुन्हेगारी टोळ्यांच्या कारवायांमुळे अशांत झाले आहे. महापालिकेच्या निवडणुका जवळ आल्या असताना या टोळ्या भरदिवसा गोळीबार करत जीवघेणे हल्ले करत असल्याने कोथरूड शांत करण्याचे आव्हान या तिन्ही नेत्यांपुढे उभे राहिले आहे. मोहोळ, पाटील आणि कुलकर्णी या तिघांचेही कार्यक्षेत्र हे कोथरुड आहे. कुख्यात गुंड निलेश घायवळ याच्या टोळीतील गुंडांनी कोथरुडमध्ये एकावर गोळीबार आणि दुसऱ्यावर कोयत्याने वार करून दहशत निर्माण केल्याचा प्रकार घडल्याने शांत कोथरुडमधील वातावरण पुन्हा अशांत झाले आहे. पुण्याच्या गुन्हेगारी क्षेत्रात काही नावे सातत्याने चर्चेत राहिली आहेत. त्यामध्ये कुख्यात गुंड निलेश घायवळ आणि कुख्यात गुंड गजानन मारणे हे दोघे आहेत. दोघांचेही कार्यक्षेत्र हे कोथरुड आहे. घायवळ हा ‘बॉस’ म्हणून ओळखला जातो , तर मारणे हा ‘महाराज’ या नावांने ओळखला जातो. २००० सालापासून म्हणजे २५ वर्षांपूर्वी त्यांनी कोथरुडमध्ये गुन्हेगारी कारवायांना सुरुवात झाली. तेव्हा घायवळ आणि मारणे हे दोघेही एकत्र होते. त्यांना एकाच्या खून प्रकरणात सात वर्षांची शिक्षा झाली. तुरुंगातून सुटका झाल्यानंतर त्यांच्यात दरी निर्माण झाली आणि कोथरुड भागात टोळीयुद्ध सुरू झाले. या संघर्षाला २००९ मध्ये सुरुवात झाली. मारणे टोळीने घायवळच्या खुनाचा प्रयत्न केला आणि सूडाची साखळी सुरू झाली. घायवळ टोळीतील गुंड पप्पू गावडे याचा खून मारणे टोळीने केला, तर गावडेच्या खुनाचा सूड घेण्यासाठी सचिन कुडले याचा खून घायवळ टोळीने केला. हे टोळीयुद्ध सुरू असताना पुण्यातील सर्वच राजकीय पक्ष आणि नेत्यांनी त्यांच्याकडे तटस्थपणे पाहण्याची भूमिका घेतल्याचे दिसून येते. दोघांच्या टोळ्यांविरुद्ध महाराष्ट्र संघटित गुन्हेगारी नियंत्रण कायद्यानुसार (मकोका) कारवाई करण्यात आली. मात्र, निवडणुका आल्या की, त्यांच्या ताकदीचा वापर काही राजकीय पक्षांच्या नेत्यांनी करून घेतला. त्यामुळे त्यांचे राजकीय क्षेत्रात वजन वाढत गेलेले दिसते. मारणे याची पत्नी जयश्री मारणे या महाराष्ट्र नवनिर्माण सेनेच्या तिकिटावर पुणे महापालिकेच्या २०१२ च्या निवडणुकीत निवडून आल्या. २०१७ च्या निवडणुकीत त्यांचा पराभव झाला. त्यानंतर मारणे याचे राजकीय क्षेत्रातील लागेबांधेही वाढत गेले. त्यामुळे त्याची तळोजा कारागृहातून सुटल्यानंतर पुणे-मुंबई द्रूतगती महामार्गावरून मोटार रॅली काढण्यापर्यंत मजल गेली. मारणेला १९९० आणि २०१२ असे दोन वेळा पुणे जिल्ह्यातून तडीपार करण्यात आले. घायवळ यालाही सध्या तडीपार करण्यात आले आहे. मात्र, या दोन टोळ्यांनी कोथरुडमध्ये वर्चस्व निर्माण केले असताना राजकीय पक्षांनी बघ्याची भूमिका घेतल्याचे दिसून येते. पुणे महापालिकेच्या निवडणुका जवळ आल्या असताना शांत म्हणून ओळख असलेले कोथरुड अशांत झाले आहे. दोन मंत्री आणि एक खासदारांचे कार्यक्षेत्र असलेल्या कोथरुडला मूळ पदावर आणण्यासाठी पावले उचलली जाणार का? अशी चर्चा राजकीय वर्तुळात सुरू झाली आहे. भाऊ कदम यांनी 'चला हवा येऊ द्या' या शोमधून प्रचंड लोकप्रियता मिळवली आहे. त्यांनी नुकत्याच एका पॉडकास्टमध्ये त्यांच्या एका चाहतीचा किस्सा सांगितला. ती बाई भाऊ कदम यांची मोठी फॅन होती आणि तिने देवाच्या बाजूला भाऊ कदम यांचा फोटो लावला होता. भाऊ कदम यांनी तिच्याशी संपर्क साधून तिला शोच्या हजाराव्या एपिसोडला बोलावलं. त्यांच्या या लोकप्रियतेमुळे त्यांना महाराष्ट्रभरात चाहतावर्ग आहे.</w:t>
       </w:r>
     </w:p>
     <w:p>
@@ -1128,7 +1128,7 @@
     </w:p>
     <w:p>
       <w:r>
-        <w:t>Title: Maharashtra Scholarship Documents: शिष्यवृत्तीसाठी आता कागदपत्रांची फरफट थांबणार, उच्च व तंत्रशिक्षण मंत्र्यांनी दिले निर्देश</w:t>
+        <w:t>Title: Maharashtra News LIVE : धाराशीवमध्ये तुळजाभवानी नवरात्र महोत्सवात वापरले जाणार एआय कॅमेरे</w:t>
       </w:r>
     </w:p>
     <w:p>
@@ -1140,13 +1140,13 @@
           <w:rPr>
             <w:color w:val="0000FF"/>
           </w:rPr>
-          <w:t>https://pudhari.news/maharashtra/pune/maharashtra-scholarship-document-verification-simplified-sp96</w:t>
+          <w:t>https://www.tv9marathi.com/maharashtra/tv9-marathi-live-coverage-latest-live-updates-manoj-jaranage-patil-chhagan-bhujbal-maratha-obc-reservation-rain-updates-thursday-18-september-2025-1494993.html</w:t>
         </w:r>
       </w:hyperlink>
     </w:p>
     <w:p>
       <w:r>
-        <w:t>Content: Scholarship Application पुणे : राज्य सामाईक प्रवेश परीक्षा कक्ष व तंत्रशिक्षण संचालनालयामार्फत व्यवसायिक अभ्यासक्रमांच्या प्रवेश प्रक्रियेदरम्यान उत्पन्नांचा दाखला, वैयक्तिक माहिती व कागदपत्रे सादर केलेली असतात ही प्रक्रिया पूर्णतः ऑनलाइन व ऑफलाइन पद्धतीने पडताळणी केलेली असते. त्यामुळे विद्यार्थ्यांनी एकदा उत्पन्नाचा दाखला दिल्यानंतर पुन्हा अभ्यासक्रम पूर्ण होईपर्यंत शिष्यवृत्तीसाठी तीच माहिती देण्याची आवश्यकता नसून हीच माहिती ग्राह्य धरावी, असे निर्देश उच्च व तंत्र शिक्षण मंत्री चंद्रकांत पाटील यांनी प्रशासनाला देत विद्यार्थ्यांना मोठा दिलासा दिला आहे. सामाजिक न्याय राज्यमंत्री माधुरीताई मिसाळ यांच्या मागणीवरून ही आढावा बैठक आयोजित करण्यात आली होती. यावेळी सामाजिक न्याय विभागाच्या वतीने दिल्या जाणाऱ्या शिष्यवृत्ती योजनांचा आढावा घेण्यात आला. विद्यार्थ्यांना लवकर व सुलभ पद्धतीने शिष्यवृत्ती मिळावी यासाठी शासन स्तरावरून उपाययोजना व सूचना कराव्यात, अशा सुचनाही राज्यमंत्री मिसाळ यांनी दिल्या. मंत्रालयात उच्च व तंत्रशिक्षण मंत्री चंद्रकांत पाटील यांच्या अध्यक्षतेखाली शिष्यवृत्तीची रक्कम शैक्षणिक संस्थांना आणि विद्यार्थ्यांना वेळेत मिळावी यासाठी कार्यपद्धतीत सुधारणा करण्यासाठी ही बैठक संपन्न झाली. या बैठकीला राज्यमंत्री माधुरी मिसाळ, उच्च व तंत्रशिक्षण विभागाचे अपर मुख्य सचिव बी. वेणुगोपाल रेड्डी, इतर मागास बहुजन कल्याण विभागाचे सचिव ए.बी. धुळाज, तंत्रशिक्षण विभागाचे संचालक डॉ. विनोद मोहितकर, उच्च शिक्षण विभागाचे उपसचिव अशोक मांडे, उपसचिव प्रताप लुबाळ, सहसचिव संतोष खोरगडे, सामाजिक न्याय विभागाच्या उपसचिव वर्षा देशमुख तसेच संबंधित अधिकारी उपस्थित होते. पाटील म्हणाले, केंद्रीभूत प्रवेश प्रक्रियेशिवाय अन्य अभ्यासक्रमांच्या प्रवेशित विद्यार्थ्यांना शिष्यवृत्तीसाठी महाडीबीटी पोर्टलवर कागदपत्रे अपलोड करावी लागतात. शिष्यवृत्तीसाठी एकदा विद्यार्थ्यांकडून माहिती अपलोड केल्यानंतर नव्याने माहिती घेण्याची आवश्यकता राहणार नाही, यासाठी संबंधित विभागांनी सूक्ष्म नियोजन करावे. त्यामुळे शिष्यवृत्ती अर्जाच्या छाननीसाठी लागणाऱ्या वेळेची बचत होईल. तसेच प्रवेशीत विद्यार्थ्यांचा अचूक माहितीही उपलब्ध होईल. विद्यापीठांनीसुद्धा शिष्यवृत्तीसाठी आवश्यक असणारी कागदपत्रे पुन्हा तपासावी लागणार नाहीत. विद्यार्थ्यांनाही वारंवार तीच माहिती द्यावी लागणार नसल्याने त्यांच्या शिष्यवृत्ती मिळण्यातील टप्पे कमी होतील. शिष्यवृत्ती वेळेत मिळाल्यास विद्यार्थ्यांच्या शैक्षणिक खर्चाचा भार कुटुंबावर येत नाही. मानवीय दृष्टीकोनातून विद्यार्थ्यांचे शैक्षणिक हित लक्षात घेता या कार्यवाहीला संबंधित विभागांनी प्राधान्य द्यावे, असेही पाटील यांनी यावेळी स्पष्ट केले. 'Pudhari' is excited to announce the relaunch of its Android and iOS apps. Stay updated with the latest news at your fingertips. Android and iOS Download now and stay updated, anytime, anywhere. Pudhari Publications Private Limited</w:t>
+        <w:t>Content: By signing in or creating an account, you agree with Associated Broadcasting Company's Terms &amp; Conditions and Privacy Policy. गोंदिया पोलिसांची मोठी कारवाई. कुख्यात गुंड शाहरुख पठाण MPDA अंतर्गत बुलढाणा कारागृहात स्थानबद्ध. MPDA अंतर्गत गुन्हेगारीवर गोंदिया पोलिसांचा धडक प्रहार. जिल्हा दंडाधिकाऱ्यांचा मोठा निर्णय. सात गंभीर गुन्ह्यांमध्ये अडकलेला सराईत गुंड बुलढाणा कारागृहात. धाराशिव -उमरगा तालुक्यातील कदेर परिसरात पहाटेपासूनच मुसळधार पाऊसाला सुरूवात झालीय. सततच्या मुसळधार पावसामुळे सखल भागात पाणी साचले आहे. मागील दोन दिवसापासून या भागात जोरदार पाऊस पडत असल्याने शेती पिकांचेही मोठे नुकसान झाले आहे.सरकार विरोधी भूमिका घेतल्याने माझे व्हाट्सअप बंद केल्याचा खासदार ओमराजे निंबाळकर यांचा आरोप. सोशल मीडियावरील व्हाट्सअप अकाउंट बंद झाल्याने जनतेच्या समस्या सोडवायला अडचणी येत असल्याचे खासदार यांनी म्हटलं. गेल्या पाच दिवसापासून खासदार ओमराजे निंबाळकर यांचे व्हाट्सअप बंद असून त्यांनी पोलीस व प्रशासन दरबारी याची तक्रार केली आहे. जळगावच्या पाचोर्‍याच्या सातगाव डोंगरी परिसरात धरण फुटल्याची अफवा पसरल्याने ग्रामस्थांमध्ये भीतीचे वातावरण धरण फुटल्याची अफवा पसरताच गावातील ग्रामस्थ सैरावैरा धावू लागले, काहींनी गावच सोडलं… सुज्ञ तरुणाने प्रत्यक्ष धरणावर जाऊन चित्रीकरण करत धरण फुटले नसल्याची ग्रामस्थांना माहिती दिल्यानंतर ग्रामस्थांना दिलासा बीड जिल्ह्यात गेल्या पाच दिवसांपासून झालेल्या मुसळधार पावसाने शेती पिकांचं अतोनात नुकसान झालं आहे. गेवराई तालुक्यातील तांदळा गावातील तरुण शेतकऱ्याने आपलं सोयाबीन पाण्यात करपून गेल्याचं पाहून टाहो फोडला. सरकार मायबाप पन्नास हजार रुपये तरी मदत द्या. मेल्यावर आम्हाला दीड लाख रुपये देणाऱ्या मायबाप सरकारला विनंती आहे असं म्हणत टाहो फोडला. तुमची लेकरं बाळं, लोकांची कुत्री मांजरं आहेत का? असा सवाल मंत्री आणि ओबीसी नेते छगन भुजबळ यांनी मनोज जरांगे पाटील यांना केला आहे. तसेच आमचीही लेकरंबाळं आहेत, असंही भुजबळ यांनी म्हटलं. धाराशिवमधील तुळजाभवानी नवरात्र महोत्सवात एआय कॅमेरे वापरले जाणार आहेत. नवरात्र उत्सवात होणाऱ्या चोऱ्यांना आळा घालण्यासाठी पहिल्यांदाच एआय कॅमेऱ्याचा वापर केला जाणार आहे. तुळजापूर आणि आजूबाजूच्या परिसरातील रेकॉर्डवरील गुन्हेगारांच्या फोटोसह इतर माहिती एआय सॉफ्टवेअरमध्ये अपलोड करण्यात आल्याची माहिती देण्यात आली. त्यामुळे चेहऱ्याची ओळख पटवण्यासह, गर्दीच्या नियोजनासाठीही एआय कॅमेऱ्याचा वापर होणार आहे. तसेच नवरात्र महोत्सवात किती भाविकांनी दर्शन घेतले याचीही नोंद होणार आहे. तृतीयपंथी कल्याणकारी महामंडळाचे अध्यक्ष संजय शिरसाठ यांची अध्यक्षपदावरून हकालपट्टी करावी, अशी मागणी तृतीयपंथी संघटनांकडून करण्यात आली आहे. ज्याप्रमाणे महिला आयोगच्या अध्यक्ष एक महिला असतात, त्याचप्रमाणे तृतीयपंथी कल्याणकारी महामंडळाचे अध्यक्ष तृतीयपंथी का नाही? असा प्रश्न संघटनांकडून विचारण्यात आला. एकतर तृतीयपंथी कल्याणकारी महामंडळाच्या अध्यक्षपदी एक तृतीयपंथीच बसवावा किंवा संजय शिरसाठ हे तृतीयपंथी आहेत का याचे प्रमाणपत्र द्यावे, अशी तृतीयपंथी कल्याणकारी महामंडळाचे सदस्य ऍडव्होकेट पवन यादव यांनी मागणी केली आहे. तसेच येत्या मंगळवारी याच मागणीचे निवेदन मुख्यमंत्री देवेंद्र फडणवीस यांना देणार, अशी माहितीही पवन यादव यांनी दिली. गोंदियाच्या देवरी तालुक्यातील उच्चेपूर गावकऱ्यांचा बिअर-बार विरोधात जोरदार एल्गार गावात सुरू होत असलेल्या बियर बारच्या विरोधात एकवटले शेकडो ग्रामस्थ बिअर बारचा परवाना तात्काळ रद्द करा राज्य उत्पादन शुल्क अधीक्षकांना ग्रामस्थांनी दिले निवेदन नांदेडच्या लोहा तालुक्यातील रिसनगाव येथे दोन गटात वाद वादानंतर दोन गटात तुंबळ हाणामारी जोरदार हाणामारीमध्ये सहा जण जखमी जखमींवर नांदेडच्या शासकीय रुग्णालयात उपचार सुरू वादाचं कारण अद्याप अस्पष्ट निलंबित प्रशिक्षणार्थी आयएएस पूजा खेडकर यांच्या आई मनोरमा खेडकर यांच्या पुण्यातील बाणेर येथील बंगल्यावर आज सकाळपासून पोलिसांची झाडाझडती सुरू आहे. सकाळी साडेअकरा वाजता नवी मुंबईतील रबाळे पोलिस स्टेशन आणि पुण्यातील चतुर्श्रृंगी पोलिस स्टेशन येथील अधिकारी आणि कर्मचारी या बंगल्यात दाखल झाले, तेव्हापासून तपासणी सुरूच आहे. नांदेडच्या लोहा तालुक्यातील रिसनगाव गाव येथे दोन गटात हाणामारी झाली असून यात सहा जण जखमी झाले असून त्यांच्यावर – नांदेडच्या शासकीय रुग्णालयात उपचार सुरू आहे. वादाचे कारण आतापर्यंत समजलेले नाही. अतिवृष्टीमुळे अक्कलकोट तालुक्यात झालेल्या नुकसानीची पाहणी मंत्री जयकुमार गोरे यांनी केली असून अक्कलकोटमध्ये ओला दुष्काळ जाहीर करण्यासारखी परिस्थिती असल्याचे त्यांनी म्हटले आहे. हैदराबाद गॅझेट विरोधातील जनहित याचिका मुंबई हायकोर्टाने फेटाळली आहे. विनित धोत्रे यांनी हैदराबाद गॅझेट विरोधात याचिका केली होती. ही याचिका मुंबई हायकोर्टाने फेटाळली आहे.. गोंदियाच्या देवरी तालुक्यातील उच्चेपूर येथील गावकऱ्यांचा बिअरबार विरोधात जोरदार आंदोलन केले आहे. बिअर बारचा परवाना तात्काळ रद्द करण्यासाठी गावकऱ्यांनी राज्य उत्पादन शुल्क अधीक्षकांना निवेदन दिले आहे. म्हाडाने MhadaSathi या अ‍ॅप लाँच केले असून याद्वारे घरासाठी तुम्ही ऑनलाइन अर्ज करू शकतात.ऑनलाइन निविदा पाहू शकतात आणि एनओसी पाहू शकतात. जमीन भाडेपट्ट्याशी संबंधित माहिती देखील यावर उपलब्ध असेल. कांद्याला पंधराशे रुपये प्रति क्विंटल प्रमाणे अनुदान द्या असा एकमताने टाळ्या वाजवत ठराव मंजूर करण्यात आला. येवला तालुक्यातील सोमठाणा देश ग्रामपंचायतच्या ग्रामसभेत महाराष्ट्र राज्य कांदा उत्पादक शेतकरी संघटनेच्या वतीने ठराव मांडला होता.ठरावाची प्रत राज्य सरकारला पाठवण्यात येणार आहे. सततच्या पावसामुळे शेतीचे मोठे आणि न भरून येणारे नुकसान झाले, मुसळधार पाऊस झाल्याने अनेकांची शेत आणि शेतातील पिके वाहून गेली, आणि आज छत्रपती संभाजीनगरचे पालकमंत्री संजय शिरसाट यांनी पैठण तालुक्यातील कातपुर येथील अतिवृष्टीमुळे नुकसान झालेल्या शेताची ट्रॅक्टर मध्ये बसून पाहणी केली. अक्कलकोट तालुक्यातील खैराट गावात एक तरुण पुराच्या पाण्यात वाहून गेला. खैराट गावात मागील आठवडाभरापासून मुसळधार पावसामुळे गावात अनेक भागात पाणी शिरले आहे. शिवराज रोडगे असे या वाहून गेलेल्या तरुणाचे नाव आहे. त्यामुळे शेतीसह घरातील अन्न धान्याचे मोठे नुकसान झालेय. त्यातच ओढ्याला आलेल्या पुरामुळे पाण्यातून वाट काढत जाणारा व्यक्ती पाण्यात वाहून गेला. मात्र असं असलं तरी अद्याप गावात प्रशासन पोहीचलेले नाही. त्यामुळे गावकरी शिवराज रोडगे या व्यक्तीचा शोध घेत आहेत. शेतकरयांच्या विविध मागण्यांसाठी सांगलीच्या इस्लामपूर मध्ये आमदार सदाभाऊ खोत यांच्या रयत क्रांती संघटनेच्या वतीने आंदोलन करण्यात आले आहे.गोवंश हत्या बंदी कायद्यातून संकरित जनावरांना वगळण्यात यावे,तसेच शेतकऱ्यांवर हल्ले करणाऱ्या गोरक्षकांच्यावर कडक कारवाई करावी,तसेच गायीच्या दुधाला प्रति लिटर 40 रुपये याचा विविध मागण्यांसाठी रयत क्रांती संघटनेचे प्रदेशाध्यक्ष सागर खोत यांच्या नेतृत्वाखाली गाईला घेऊन तहसील कार्यालयावर धडक मोर्चा काढण्यात आला. राहुल गांधी यांच्या नावे डिलीट केल्याच्या आरोपावर मंत्री चंद्रकांत पाटील यांनी टीका केली. लोकसभेला तुम्हाला महाराष्ट्र आणि उत्तर प्रदेशात चांगल्या जागा मिळाल्या मग तिथे तुम्ही मत चोरी केली का? असा सवाल त्यांनी केला. तर इतक्या वेळा त्यांनी मांडणी करून ते एकही गोष्ट ते प्रूव्ह करू शकले नाहीत, असे पाटील म्हणाले. “लोकसभेला तुम्हाला महाराष्ट्र आणि उत्तर प्रदेशात चांगल्या जागा मिळाल्या होत्या, मग तिथे तुम्ही मत चोरी केली का? त्यांना काही कामंधंदा राहिलेला नाही. त्यांना रोज काहीतरी बोलायला पाहिजे. कारण ते लोकसभेचा विरोधी पक्षनेता आहे. काँग्रेसचा चेहरा आहे. मग ते सरळ बोलले की तुम्ही छापणार नाही, दाखवणार नाही. कारण इतक्या वेळा त्यांनी मांडणी करून ते एकही गोष्ट ते प्रूव्ह करू शकले नाहीत,” अशी प्रतिक्रिया चंद्रकांत पाटलांनी राहुल गांधींच्या आरोपांवर दिली आहे. लासलगाव रेल्वे स्टेशन परिसरात एकतर्फी प्रेमाच्या संशयातून तरुणावर कोयत्याने हल्ला करण्यात आला आहे. गंभीर जखमी झालेल्या कुंदन नरेश पावरीय (वय २०) याचा उपचारादरम्यान मृत्यू झाला. याप्रकरणी मनमाड लोहमार्ग पोलिस ठाण्यात गुन्हा दाखल करण्यात आला आहे. तर तीन आरोपींना अटक करण्यात आली आहे. थेऊर इथल्या पूरपरिस्थितीस कारणीभूत ठरल्याप्रकरणी शिक्षण सम्राट प्रसादराव पाटील यांच्यासह 6 जणांवर गुन्हा दाखल करण्यात आला आहे. महसूल विभागाने मोठा दणका दिला आहे. थेऊर इथं मुसळधार पाऊस पडला होता. या पावसामुळे परिसरात पूरस्थिती निर्माण झाली होती. तर या पुरात शेतमालाचं आणि पशुधनाचं मोठ्या प्रमाणात नुकसान झालं होतं. ओढे, नाले, मोऱ्या बुजवून नैसर्गिक स्त्रोत कायमस्वरूपी बंद केल्याने पूरपरिस्थिती निर्माण झाली होती. या पूरपरिस्थितीस कारणीभूत ठरल्याप्रकरणी शिक्षण सम्राट प्रसादराव पाटील यांच्यासह 6 जणांवर गुन्हे दाखल करण्यात आले आहेत. शिक्षक आमदार किरण सरनाईक यांच्या गाडीचा बुलढाण्यात अपघात झाला आहे. अपघातात जखमी झालेला युवक कोमात गेल्याची माहिती समोर येत आहे. कृष्णा लष्कर असं युवकाचं नाव असून तो 25 वर्षांचा आहे. चिखली शहरातील ही घटना आहे. परळी तालुक्यातील लोकांसाठी पंकजा मुंडे यांचा जनता दरबार भरला आहे. पंकजा मुंडे सध्या बीड जिल्हा दौऱ्यावर आहेत. यावेळी पंकजा मुंडे यांना भेटण्यासाठी लोकांनी मोठी गर्दी केली आहे. मतदार संघातील लोक मोठ्या अपेक्षेने त्यांच्याकडे कामं घेऊन येत आहेत. निवडणुकीत मला पाडण्याचे प्रयत्न झाले. माझ्या मतदारसंघात मतं कमी झाली. मतचोरी पूर्ण देशात झालीये, असे आरोप कर्नाटकच्या आळंदचे आमदार बी. आर. पाटील यांनी केले आहेत. बुलढाण्यात कारला ट्रेलरची धडक बसून झालेल्या भीषण अपघाता 4 जणांनी जीव गमावला. नागपूर ते धुळे राष्ट्रीय महामार्गावर ही दुर्दैवी घटना घडली असून अपघातात 5 जण जखमी झाले आहेत. त्यांच्यावर नजीकच्या रुग्णालयात उपचार सुरू आहेत. राहुल गांधी मतचोरीचे बादशाह, प्रेझेंटेशन करून मतचोरी झाल्याची आरडाओरड करण्याची त्यांना सवय आहे, अशी टीका भाजपचे केशव उपाध्ये यांनी केली आहे. आयुष कोमकर हत्याप्रकरणातील आरोपी मुनाफ पठाणला गुन्हे शाखेकडून अटक करण्यात आली आहे. मुनाफ पठाणला आज कोर्टात हजर केलं जाणार आहे. मराठा आरक्षणासंदर्भातील याचिकेवर हायकोर्टात आज सुनावणी होणार आहे. मुख्य न्यायाधीश सी. चंद्रशेखर यांच्यासमोर दुपारी 3 वाजता पुन्हा एकदा सुनावणी पार पडणार आहे. याचिकाकर्ते विनित धोत्रे यांच्या याचिकेवर आज सुनावणी होणार असून सरकारकडून महाधिवक्ता बिरेंद्र सराफ युक्तिवाद करणार आहेत. हैदराबाद गॅझेटच्या शासकीय निर्णयाविरोधात हायकोर्टात अनेक याचिका दाखल आहेत. सीसीएमपी नोंदणीविरोधात डॉक्टराचा राज्यभर बंद! कल्याणमध्ये शंभरहून अधिक रुग्णालये बंद – 500 हून अधिक डॉक्टर रस्त्यावर उतरलेत. आपत्कालीन सेवाही ठप्प झाल्याने रुग्णांचे हाल होत आहेत. उग्र आंदोलनाचा देखील इशारा देण्यात आला आहे. नाशिकच्या मखमलाबाद रोड परिसरात नागरिकांचा रस्ता रोको आंदोलन… अनेक दिवसांपासून पडलेल्या खड्ड्यांविरोधात नाशिककर रस्त्यावर… शहरातील खड्ड्यांमुळे नाशिककर त्रस्त… महापालिके विरोधात घोषणाबाजी आणि फलकबाजी.. “मी असा माणूस आहे जो माझ्या देशावर प्रेम करतो, माझ्या संविधानावर प्रेम करतो, लोकशाही प्रक्रियेवर प्रेम करतो आणि मी त्या प्रक्रियेचे समर्थन करतो. मी येथे असे काहीही बोलणार नाही जे १०० टक्के पुराव्यांवर आधारित नसेल… असं देखील राहुल गांधी म्हणाले… निवडणूक आयुक्त ज्ञानेश कुमार व्होटचोरांना वाचवत आहे… महाराष्ट्रातल्या राजुरा मतदारसंघात 6850 मतं वाढवण्यात आली… UQ, JJW अशी नावं मतदारयादीत आहेत – राहुल गांधी भारताचे मुख्य निवडणूक आयुक्त भारतीय लोकशाही उद्ध्वस्त करणाऱ्यांना संरक्षण देत आहेत… मी या व्यासपीठावरून फक्त सत्य बोलेल.. असं वक्तव्य देखील राहुल गांधी यांनी केलं आहे… अलांड हा कर्नाटकातील एक विधानसभा मतदारसंघ आहे. तिथली 6,018 मते कोणीतरी वगळण्याचा प्रयत्न केला. 2023 च्या निवडणुकीत वगळण्यात आलेल्या एकूण मतांची संख्या आम्हाला माहिती नाही, परंतु ही संख्या 6,018 पेक्षा खूपच जास्त असण्याची शक्यता आहे – राहुल गांधी कर्नाटक सीआयडीनं याविरोधात एफआयआर केली… कर्नाटक सीआयडीनं 18 महिन्यात 18 पत्र निवडणूक आयोगाला लिहिली आहेत… सॉफ्टवेअरद्वारे कर्नाटकातील मतं डिलीट करण्यात आली… असा खुलासा राहुल गंधी यांनी केला आहे. 10 पैकी 8 जागी काँग्रेस जिंकली होती, तिथं मतं डिलीट केली…. मतं डिलीट करण्यासाठी कर्नाटकच्या बाहेरचे मोबाईल नंबर वापरल्याचा आरोप राहुल गांधी यांनी केला आहे… माझ्या नावानं मत डिलीट केली पण मी केली नाहीत… राहुल गांधींनी पत्रकार परिषदेत आणलेल्या व्यक्तीचा दावा व्होट कसे बदलले मी दाखवणार… हे मोबाईल नंबर कोणारे आहेत? ओटीपी कुणी दिले? – राहुल गांधी काँग्रेसची मतं डिलीट करण्यात आली… असा आरोप राहुल गांधी यांनी केला आहे. कर्नाटकच्या बाहेरचे मोबाईल नंबर मतं डिलीट करण्यासाठी वापरले… असं वक्तव्य राहुल गांधी यांनी केलं आहे. मालेगाव शहरात पुन्हा एकदा ठेकेदारीच्या निष्काळजीपणामुळे एक दुर्दैवी घटना घडली आहे. भुयारी गटार योजनेच्या अर्धवट आणि असुरक्षित कामामुळे २५ वर्षीय तरुण जिया उर रहमान याचा भीषण अपघातात मृत्यू झाला. मोटारसायकलवरून जात असताना तो उघड्या चेंबरमध्ये कोसळला, ज्यामुळे हा अपघात घडला. या घटनेनंतर मालेगावकरांमध्ये तीव्र संतापाची लाट उसळली आहे. संतप्त नागरिकांनी महानगरपालिका आणि संबंधित ठेकेदारांविरोधात जोरदार निदर्शने केली. संपूर्ण शहरात अशाच प्रकारे पाईपलाईन टाकण्याचे काम बेजबाबदारपणे सुरू असल्यामुळे नागरिकांमध्ये प्रचंड भीतीचे वातावरण आहे. या घटनेला जबाबदार असलेल्यांवर तात्काळ गुन्हा दाखल करण्याची मागणी नागरिकांनी केली असून, जर ही बेफिकिरी थांबवली नाही तर आणखी बळी जातील, असा इशाराही त्यांनी दिला आहे. यामुळे, प्रशासनाच्या कामकाजावर आणि संबंधित ठेकेदारांच्या सुरक्षिततेच्या मानकांवर गंभीर प्रश्नचिन्ह निर्माण झाले आहे. मोबाईलवर अश्लिल व्हिडीओ पाठवणाऱ्या खाजगी बस चालकास महिलेने गाठून चोप दिला. ही घटना कणकवली शहरातील तिकीट बुकींग सेंटरनजीक घडली. मात्र या प्रकाराची पोलीस स्थानकात कोणतीही नोंद झालेली नाही. एक महिला जेव्हा मुंबईला जायची, तेव्हा ती नामांकित कंपनीच्या बसने प्रवास करायची. दरम्यान मंगळवारी त्या खाजगी बस चालकाने तिकीट बुकींगच्या आधारे महिलेचा मोबाईल नंबर घेऊन त्यावर अश्लील विडिओ पाठवले. हा प्रकार त्याने दोन वेळा केला. त्यामुळे संतप्त झालेल्या त्या महिलेने कणकवली शहरातील भर रस्त्यावरच सर्वांसमोर त्या चालकाला चांगलाच प्रसाद दिला. बीड जिल्ह्यातील माजलगाव तालुक्यात रात्री झालेल्या मुसळधार पावसामुळे जनजीवन विस्कळीत झाले आहे. या पावसामुळे माळेवाडी ते पुरुषोत्तमपुरी या गावांना जोडणारा मुख्य रस्ता पाण्याखाली गेल्याने वाहतूक पूर्णपणे ठप्प झाली आहे. या पावसामुळे माजलगाव तालुक्यातील माळेवाडी, सुलतानपूर, किट्टी आडगाव, वाघोरा, शहाजापूर, माली पारगाव आणि गोविंदवाडी यांसारख्या गावांमध्ये शेतीचे मोठ्या प्रमाणात नुकसान झाले आहे. गेल्या पाच दिवसांतील ही दुसरी वेळ आहे, जेव्हा अतिवृष्टीमुळे शेतकऱ्यांच्या पिकांना मोठा फटका बसला आहे. या नैसर्गिक संकटामुळे शेतकऱ्यांचे झालेले नुकसान आणि त्यांना आवश्यक असलेल्या मदतीसाठी प्रशासनाने तात्काळ पावले उचलावीत, अशी मागणी आता जोर धरत आहे. मुंबईतील नरीमन पॉईंटवरील बहुचर्चित फ्लोटेल व मरीना प्रकल्पाला गती मिळणार आहे. राज्याचे बंदर व मत्स्यव्यवसाय मंत्री नितेश राणे यांनी महाराष्ट्र मेरीटाइम बोर्डाला ३० सप्टेंबरपर्यंत सविस्तर प्रकल्प अहवाल (DPR) तयार करण्याचे आदेश दिले आहेत. त्यानंतर हा प्रकल्प पुढे नेण्यात येईल. एनसीपीएलगत सागरी किनाऱ्यावर उभारण्यात येणाऱ्या या फ्लोटेल व मरीनासाठी आढावा बैठक घेण्यात आली. “मुंबईसाठी हा महत्त्वाचा प्रकल्प असल्याने सर्व संबंधित विभागांना यावर लवकरात लवकर काम सुरू करण्याचे निर्देश दिले आहेत.” असे नितेश राणे म्हणाले. गोदावरी नदी पात्रात 1 लाख 45 हजार 528 विसर्ग क्यूसेक वेगाने विसर्ग सुरू. गोदावरी नदीने ओलांडली धोक्याची पातळी. वसरणी परिसरातील नाव घाट पूल पाण्याखाली वाहतूक बंद. गोदावरी नदीकाठच्या गावांना सतर्कतेचा इशारा. दक्षिण सोलापुरातील शेतांना तळ्याचे स्वरूप प्राप्त झालेय. हातातोंडांशी आलेले खरीप पिक पूर्णतः पाण्याखाली गेल्यामुळे शेतकऱ्याचे अतोनात नुकसान. सततच्या पावसामुळे उडीद, तूर, सोयाबीन, मूगात गुडघाभर पाण्याखाली असल्याने पिक लागले सडायला नुकताच शरद पवार यांनी मोठे आरोप केले असून निवडणूक आयोगाबद्दल सर्व गोष्टी राहुल गांधींनी स्पष्ट दाखवल्याचे त्यांनी म्हटले. “पंचाहत्तरीनंतर मी थांबलो नाही.मोदींनाही सांगू शकत नाही. माझ्या 75 व्या वाढदिवसाला मोदी स्वत: आले होते. राजकारणात संस्कृतपणाच दर्शन दाखवलं पाहिजे. सरकारीपेक्षा खासगी जाहीराती जास्त दिसतात” असं शरद पवार म्हणाले. दरोडा टाकण्याच्या तयारीत असलेल्या रावण टोळीला बेड्या. गुंडा विरोधी पथकाची कारवाई. ज्वेलर्सच्या दुकानावर दरोडा टाकण्याच्या तयारीत असणाऱ्या रावण टोळीला गुंडा विरोधी पथकाने बेड्या ठोकल्या आहेत. यात धक्कादायक म्हणजे तीन अल्पवयीन मुलांचा देखील यात समावेश आहे. रावण टोळीकडून पिस्तुल, जिवंत काडतुसे, लोखंडी कोयता, गुप्ती, मिर्ची पूड, बांबू, रस्सी असा दरोडा टाकण्यासाठी लागण्यात येणार साहित्य जप्त केलं आहे. मुंबई बेंगलोर हायवेवर आज पहाटे ५:३० वाजण्याच्या सुमारास भीषण अपघात झाला. मुंबईहून पुण्याकडे जाणाऱ्या भरधाव स्विफ्ट डिझायर कारने पुढे जाणाऱ्या ट्रकला जोरदार धडक दिली. वाहनाचा वेग जास्त असल्याने वाहनाचा चक्काचुर झाला तर वाहनामधील चार जणापैकी दोघांचा अपघात दुर्देवी मृत्यु झाला आहे. निहाल तांबोळी,हर्षवर्धन मिश्रा हे दोघे किरकोळ जखमी झाले आहेत तर सिद्धांत आनंद,दिव्यराज सिंग राठोड यांना गंभीर दुखापत झाल्याने त्यांचा अपघातात मृत्यू झाला आहे. रस्ता नसल्याने मृतदेह झोळीतून नेण्याची वेळ. जव्हार तालुक्यातील चांभारशेत पैकी नारनोली गावातील धक्कादायक घटना. रुग्णवाहिका भुसार पाडा गावापुढे जाऊ न शकल्याने महेंद्र यांचा मृतदेह डोलीतून सुमारे तीन किलोमीटर नेण्यात आला. रेल्वे स्थानकातून प्रवास करणारे अनेक प्रवासी आणि व्यापारी कडून कबुतरांना खाद्य आणि दाणे टाकण्याचा प्रकार. खाद्य टाकत असल्याने कबुतरांची संख्या वाढू लागली. आज सकाळी स्थानकालगतच्या दुकानांवरील छतावर सर्रासपणे कबुतरांना टाकले खाद्य. महापालिका या खाद्य टाकणाऱ्यांवर काय कारवाई करणार?. निवडणुकीत मला पाडण्याचे प्रयत्न झाले. माझ्या मतदारसंघात मतं कमी झाली. मतचोरी पूर्ण देशात झालीये, असे आरोप कर्नाटकच्या आळंदचे आमदार बी. आर. पाटील यांनी केले आहेत. Published On - Sep 18,2025 7:59 AM</w:t>
       </w:r>
     </w:p>
     <w:p>
@@ -1159,7 +1159,7 @@
     </w:p>
     <w:p>
       <w:r>
-        <w:t>Title: पडळकरांच्या भाषेचे समर्थन कोणीही करणार नाही; चंद्रकांत पाटलांनी स्पष्टच सांगितले</w:t>
+        <w:t>Title: Kolhapur BJP: इचलकरंजीत भाजपच्या गुप्त बैठकीत नेमके घडले काय? वरिष्ठांनी खडसावताच नेत्यांची भूमिका मवाळ</w:t>
       </w:r>
     </w:p>
     <w:p>
@@ -1167,223 +1167,6 @@
         <w:t xml:space="preserve">URL: </w:t>
       </w:r>
       <w:hyperlink r:id="rId46">
-        <w:r>
-          <w:rPr>
-            <w:color w:val="0000FF"/>
-          </w:rPr>
-          <w:t>https://www.lokmat.com/pimpri-chinchwad/pune-news-no-one-will-support-padalkars-language-chandrakant-patil-a-a1008/</w:t>
-        </w:r>
-      </w:hyperlink>
-    </w:p>
-    <w:p>
-      <w:r>
-        <w:t>Content: हिंदी | English सोमवार २२ सप्टेंबर २०२५ FOLLOW US : शहरं व्हिडीओ सखी आणखी By ऑनलाइन लोकमत | Updated: September 21, 2025 18:27 IST2025-09-21T18:26:51+5:302025-09-21T18:27:34+5:30 पुणे : भाजप आमदार गोपीचंद पडळकर यांनी वापरलेल्या भाषेचे समर्थन मुख्यमंत्री देवेंद्र फडणवीस यांच्यासह मी किंवा भाजपचा अन्य कोणताही नेता करणार नाही. मात्र, टाळी एका हाताने वाजत नाही हेदेखील खरे आहे. विरोधकांनी पंतप्रधान नरेंद्र मोदींवर आणि त्यांच्या आईंवर बोललेले चालते, त्यासोबतच देवेंद्र फडणवीस यांच्या पत्नीवर देखील ते बोलतात, तेव्हा विरोधकांनीदेखील तारतम्य बाळगणं आवश्यक आहे, असे राज्याचे उच्च व तंत्र शिक्षण मंत्री चंद्रकांत पाटील यांनी सांगितले. विरोधक आणि सत्ताधारी या दोघांकडूनही तारतम्य बाळगण्याची आवश्यकता असल्याचेही ते म्हणाले.भाजपचे आमदार पडळकर यांनी जतमध्ये बोलताना राष्ट्रवादी काँग्रेस शरदचंद्र पवार पक्षाचे नेते जयंत पाटील यांच्याबाबत आक्षेपार्ह वक्तव्य केले. याचे तीव्र पडसाद गेल्या दोन दिवसांपासून राज्यभर उमटत आहेत. याबाबत चंद्रकांत पाटील म्हणाले, राजकारणामध्ये शिवराळ भाषेचा ट्रेंड गेल्या चार-पाच वर्षांमध्ये पडला असल्याचे पाहायला मिळत आहे. शिवराळ भाषा वापरायला लोकांना काही वाटेना झाले आहे. शिवराळ भाषा वापरली म्हणजे आपल्या म्हणण्याला जोर येतो, असे काहीसे त्यांना वाटतेय का? असा प्रश्न पडत आहे. या गोष्टीतून पडळकर यांचे मला समर्थन करायचे नाही. मात्र, गोपीचंद पडळकर यांच्याबरोबर विरोधकांनीही आपल्या बोलण्यावरती कंट्रोल करणे आवश्यक आहे. पडळकर यांना अशी भाषा वापरू नये असे सांगण्यात आले आहे. गोपीचंद पडळकर हे आमचे आज्ञाधारक कार्यकर्ते असून, मुख्यमंत्री फडणवीस यांनी त्यांना सूचना दिल्यानंतर आता त्यांच्या ध्येयबोली आणि भाषेमध्ये फरक पडेल, असे देखील चंद्रकांत पाटील यांनी सांगितले. FOLLOW US : Copyright © 2025 Lokmat Media Pvt Ltd</w:t>
-      </w:r>
-    </w:p>
-    <w:p>
-      <w:pPr>
-        <w:pStyle w:val="Heading3"/>
-      </w:pPr>
-      <w:r>
-        <w:t>Article 39</w:t>
-      </w:r>
-    </w:p>
-    <w:p>
-      <w:r>
-        <w:t>Title: फडणवीसांमध्ये पंतप्रधान होण्याचे गुण, पण...; काँग्रेसच्या नेत्याच्या वक्तव्यावर चंद्रकांत पाटील नेमकं काय म्हणाले?</w:t>
-      </w:r>
-    </w:p>
-    <w:p>
-      <w:r>
-        <w:t xml:space="preserve">URL: </w:t>
-      </w:r>
-      <w:hyperlink r:id="rId47">
-        <w:r>
-          <w:rPr>
-            <w:color w:val="0000FF"/>
-          </w:rPr>
-          <w:t>https://saamtv.esakal.com/amp/story/maharashtra/chandrakant-patil-criticized-congress-leader-harshwardhan-sapkal-after-he-taunt-cm-devendra-fadnavis-vvg94</w:t>
-        </w:r>
-      </w:hyperlink>
-    </w:p>
-    <w:p>
-      <w:r>
-        <w:t>Content: काँग्रेसचे प्रदेशाध्यक्ष हर्षवर्धन सपकाळ यांच्या वक्तव्याचा समाचार मंत्री चंद्रकांत पाटील यांनी घेतला. खासदार प्रणिती शिंदे यांचा उल्लेख करत मंत्री चंद्रकांत पाटील यांनी काँग्रेस नेते हर्षवर्धन सपकाळ यांच्यावर टीका केली. देवेंद्र फडणवीसांकडे पंतप्रधान होण्याचे गुण आहेत. पण त्याबाबत आमचा पक्ष ठरवेल, अशा शब्दात मंत्री चंद्रकांत पाटील यांनी काँग्रेस नेते हर्षवर्धन सपकाळ यांना प्रत्युत्तर दिलं. पंतप्रधान नरेंद्र मोदी यांच्या ७५ व्या वाढदिवसानिमित्त बाणेर बालेवाडी येथील भाजपचे माजी नगरसेवक अमोल बालवडकर यांनी पॅनकार्ड रोड येथे मिशन निर्मल स्वच्छता अभियानचे आयोजन केले होते. त्या अभियानचे भाजपचे नेते मंत्री चंद्रकांत पाटील यांच्या हस्ते उदघाटन झाले. त्यानंतर माध्यमांशी संवाद साधताना मंत्री चंद्रकांत पाटील यांनी काँग्रेसवर टीका केली. मंत्री चंद्रकांत पाटील म्हणाले, 'देवेंद्र फडणवीस पंतप्रधान झाले तर अभिनंदनासाठी अपॉइंटमेंट घ्यावी लागेल, असं वक्तव्य हर्षवर्धन सपकाळ यांनी केलं होतं. हर्षवर्धन सपकाळ यांच्यावर टीका करताना मंत्री चंद्रकांत पाटील म्हणाले, 'देवेंद्र फडणवीसांमध्ये पंतप्रधान होण्याचे गट्स आणि गुण आहेत.त्यांच्याकडे रात्रंदिवस काम करण्याचं व्हिजन आहे. आमचा पक्ष ठरवेल. देवेंद्र फडणवीसांना पंतप्रधान व्हायचं का नाही, पण त्यांच्याकडे ते गुण आहेत'. 'हर्षवर्धन सपकाळ कालपर्यंत तुम्ही पडलेले आमदार होतात. राज्याचे अध्यक्ष झाल्यावर इतके बोलू नका. वेल कल्चरल, खानदानी माणसं ही काँग्रेसचं वैशिष्ट्य आहे. तुम्ही त्या परंपरेमधले आहेत. असं एकदम नका बोलू, त्याकडे देवेंद्र फडणवीस दाबून ठेवतात म्हणून बरे. आम्हाला पण बोलता येतं. देवेंद्र फडणवीसांबद्दल बोलला तर आम्हाला पण अंगावर जावे लागेल. खासदार प्रणिती शिंदे यांनीही नरेंद्र मोदी यांच्या वाढदिवसाच्या दिवशी काळा दिवस म्हटलं. कुठे चालली आपली संस्कृती, असेही मंत्री चंद्रकांत पाटील म्हणाले. 'गोपीचंद पडळकर यांच्या विधानाचं माझ्यासह मुख्यमंत्री देवेंद्र फडणवीस,चंद्रशेखर बावनकुळे, सदाभाऊ खोत यांच्यासह कोणत्याही नेत्यांनी समर्थन केलेल नाही. त्या विधानानंतर गोपीचंद पडळकर म्हणाले आहेत की, पंतप्रधान नरेंद्र मोदी,त्यांची आई, मुख्यमंत्री देवेंद्र फडणवीस यांची पत्नी आणि त्यांची मुलगी या सर्वावर तुम्ही बोलता. तुम्हाला हे चालत का? त्यावेळी तुम्ही रस्त्यावर का उतरला नाही, असे मंत्री चंद्रकांत पाटील पुढे म्हणाले. 'मी गोपीचंद पडळकर यांचं समर्थन करीत नाही. त्यांनी ती भाषा वापरु नये. महाराष्ट्राची ही संस्कृती नाही. गोपीचंद हा आमचा अज्ञानधारक कार्यकर्ता आहे. देवेंद्र फडणवीस यांनी केलेल्या सूचनांमुळे उद्यापासून गोपीचंद पडळकर यांच्या देहबोली आणि भाषेमध्ये फरक दिसेल. तसेच आता यापुढील काळात अशी कोणीच भाषा वापरु नये, असेही चंद्रकांत पाटील म्हणाले. सकाळ+चे सदस्य व्हा शॉपिंगसाठी 'सकाळ प्राईम डील्स'च्या भन्नाट ऑफर्स पाहण्यासाठी क्लिक करा. Read Marathi news and watch Live TV. Breaking news from Maharashtra, India, Pune, Mumbai, Politics, Entertainment, Sports, Lifestyle at SaamTV. Get Live Marathi news on Mobile. Download the Saam Tv app for Android and IOS. Copyright © 2025 Sakal Media Group – All Rights Reserved</w:t>
-      </w:r>
-    </w:p>
-    <w:p>
-      <w:pPr>
-        <w:pStyle w:val="Heading3"/>
-      </w:pPr>
-      <w:r>
-        <w:t>Article 40</w:t>
-      </w:r>
-    </w:p>
-    <w:p>
-      <w:r>
-        <w:t>Title: एसटीत 17,450 चालक, सहायकांची भरती होणार:8 हजार नवीन बस प्रवासी सेवेत येणार</w:t>
-      </w:r>
-    </w:p>
-    <w:p>
-      <w:r>
-        <w:t xml:space="preserve">URL: </w:t>
-      </w:r>
-      <w:hyperlink r:id="rId48">
-        <w:r>
-          <w:rPr>
-            <w:color w:val="0000FF"/>
-          </w:rPr>
-          <w:t>https://divyamarathi.bhaskar.com/amp/local/maharashtra/mumbai/news/st-will-recruit-17450-drivers-and-assistants-8000-new-buses-will-come-into-passenger-service-135973498.html</w:t>
-        </w:r>
-      </w:hyperlink>
-    </w:p>
-    <w:p>
-      <w:r>
-        <w:t>Content: महाराष्ट्र राज्य मार्ग परिवहन महामंडळात सुमारे ८ हजार नवीन बसेस दाखल होणार आहेत. या बसेससाठी मनुष्यबळाची मोठी गरज लक्षात घेऊन एसटीत १७,४५० चालक, सहायकांची कंत्राटी पद्धतीने भरती होणार आहे. भरतीची ई-निविदा प्रक्रिया २ ऑक्टोबरपासून सुरू होईल, अशी माहिती परिवहन मंत्री - एसटी महामंडळाचे अध्यक्ष प्रताप सरनाईक यांनी दिली. या निर्णयाने हजारो तरुण-तरुणींना रोजगार मिळेल. निवडलेल्या उमेदवारांना किमान ३० हजार रुपये वेतन देण्यात येईल. याशिवाय आवश्यक प्रशिक्षणाची सोयही एसटीकडून करण्यात येणार आहे. एसटी महामंडळाच्या ३०० व्या संचालक मंडळ बैठकीतील या महत्त्वपूर्ण निर्णयानुसार चालक व सहायक मनुष्यबळ कंत्राटी पद्धतीने तीन वर्षांच्या कालावधीसाठी घेण्यात येणार आहे. ई-निविदा प्रक्रिया विभागनिहाय राबवली जाणार आहे. निवडीनंतर आवश्यक मनुष्यबळ संबंधित संस्थांकडून वेळेत उपलब्ध करून दिले जाईल. राज्यातील प्रवाशांना अखंडित, सुरक्षित व दर्जेदार बससेवा देण्यासाठी हे मनुष्यबळ अत्यंत आवश्यक असल्याचे ते म्हणाले. विद्यापीठातील ७०० जागा भरू : पाटील राज्याच्या विविध विद्यापीठातील प्राध्यापकांच्या ७०० जागा भरण्यास सरकारने दाेन वर्षांपूर्वीच मान्यता दिली आहे. त्याची अंमलबजावणी लवकरच केली जाईल, अशी माहिती राज्याचे उच्च व तंत्रशिक्षण मंत्री चंद्रकांत पाटील यांनी नांदेड येथे दिली. स्वामी रामानंद तीर्थ मराठवाडा विद्यापीठाच्या २८ व्या दीक्षांत समारंभात शनिवारी त्यांनी हे आश्वासन दिले. Copyright © 2024-25 DB Corp ltd., All Rights Reserved This website follows the DNPA Code of Ethics.</w:t>
-      </w:r>
-    </w:p>
-    <w:p>
-      <w:pPr>
-        <w:pStyle w:val="Heading3"/>
-      </w:pPr>
-      <w:r>
-        <w:t>Article 41</w:t>
-      </w:r>
-    </w:p>
-    <w:p>
-      <w:r>
-        <w:t>Title: भाजपच्या तीन नेत्यांपुढे कोथरुड ‘शांत’ करण्याचे आव्हान</w:t>
-      </w:r>
-    </w:p>
-    <w:p>
-      <w:r>
-        <w:t xml:space="preserve">URL: </w:t>
-      </w:r>
-      <w:hyperlink r:id="rId49">
-        <w:r>
-          <w:rPr>
-            <w:color w:val="0000FF"/>
-          </w:rPr>
-          <w:t>https://www.loksatta.com/politics/crime-developments-in-kothrud-pune-and-challenge-before-murlidhar-mohol-megha-kulkarni-chandrakant-patil-print-politics-news-asj-82-5383787/</w:t>
-        </w:r>
-      </w:hyperlink>
-    </w:p>
-    <w:p>
-      <w:r>
-        <w:t>Content: पुणे : केंद्रीय राज्यमंत्री मुरलीधर मोहोळ, राज्याचे उच्च व तंत्रशिक्षण मंत्री चंद्रकांत पाटील आणि राज्यसभेच्या खासदार मेधा कुलकर्णी हे तीन भाजपचे महत्त्वाचे नेते असतानाही पुण्यातील कोथरुड परिसर गुन्हेगारी टोळ्यांच्या कारवायांमुळे अशांत झाले आहे. महापालिकेच्या निवडणुका जवळ आल्या असताना या टोळ्या भरदिवसा गोळीबार करत जीवघेणे हल्ले करत असल्याने कोथरूड शांत करण्याचे आव्हान या तिन्ही नेत्यांपुढे उभे राहिले आहे. मोहोळ, पाटील आणि कुलकर्णी या तिघांचेही कार्यक्षेत्र हे कोथरुड आहे. कुख्यात गुंड निलेश घायवळ याच्या टोळीतील गुंडांनी कोथरुडमध्ये एकावर गोळीबार आणि दुसऱ्यावर कोयत्याने वार करून दहशत निर्माण केल्याचा प्रकार घडल्याने शांत कोथरुडमधील वातावरण पुन्हा अशांत झाले आहे. पुण्याच्या गुन्हेगारी क्षेत्रात काही नावे सातत्याने चर्चेत राहिली आहेत. त्यामध्ये कुख्यात गुंड निलेश घायवळ आणि कुख्यात गुंड गजानन मारणे हे दोघे आहेत. दोघांचेही कार्यक्षेत्र हे कोथरुड आहे. घायवळ हा ‘बॉस’ म्हणून ओळखला जातो , तर मारणे हा ‘महाराज’ या नावांने ओळखला जातो. २००० सालापासून म्हणजे २५ वर्षांपूर्वी त्यांनी कोथरुडमध्ये गुन्हेगारी कारवायांना सुरुवात झाली. तेव्हा घायवळ आणि मारणे हे दोघेही एकत्र होते. त्यांना एकाच्या खून प्रकरणात सात वर्षांची शिक्षा झाली. तुरुंगातून सुटका झाल्यानंतर त्यांच्यात दरी निर्माण झाली आणि कोथरुड भागात टोळीयुद्ध सुरू झाले. या संघर्षाला २००९ मध्ये सुरुवात झाली. मारणे टोळीने घायवळच्या खुनाचा प्रयत्न केला आणि सूडाची साखळी सुरू झाली. घायवळ टोळीतील गुंड पप्पू गावडे याचा खून मारणे टोळीने केला, तर गावडेच्या खुनाचा सूड घेण्यासाठी सचिन कुडले याचा खून घायवळ टोळीने केला. हे टोळीयुद्ध सुरू असताना पुण्यातील सर्वच राजकीय पक्ष आणि नेत्यांनी त्यांच्याकडे तटस्थपणे पाहण्याची भूमिका घेतल्याचे दिसून येते. दोघांच्या टोळ्यांविरुद्ध महाराष्ट्र संघटित गुन्हेगारी नियंत्रण कायद्यानुसार (मकोका) कारवाई करण्यात आली. मात्र, निवडणुका आल्या की, त्यांच्या ताकदीचा वापर काही राजकीय पक्षांच्या नेत्यांनी करून घेतला. त्यामुळे त्यांचे राजकीय क्षेत्रात वजन वाढत गेलेले दिसते. मारणे याची पत्नी जयश्री मारणे या महाराष्ट्र नवनिर्माण सेनेच्या तिकिटावर पुणे महापालिकेच्या २०१२ च्या निवडणुकीत निवडून आल्या. २०१७ च्या निवडणुकीत त्यांचा पराभव झाला. त्यानंतर मारणे याचे राजकीय क्षेत्रातील लागेबांधेही वाढत गेले. त्यामुळे त्याची तळोजा कारागृहातून सुटल्यानंतर पुणे-मुंबई द्रूतगती महामार्गावरून मोटार रॅली काढण्यापर्यंत मजल गेली. मारणेला १९९० आणि २०१२ असे दोन वेळा पुणे जिल्ह्यातून तडीपार करण्यात आले. घायवळ यालाही सध्या तडीपार करण्यात आले आहे. मात्र, या दोन टोळ्यांनी कोथरुडमध्ये वर्चस्व निर्माण केले असताना राजकीय पक्षांनी बघ्याची भूमिका घेतल्याचे दिसून येते. पुणे महापालिकेच्या निवडणुका जवळ आल्या असताना शांत म्हणून ओळख असलेले कोथरुड अशांत झाले आहे. दोन मंत्री आणि एक खासदारांचे कार्यक्षेत्र असलेल्या कोथरुडला मूळ पदावर आणण्यासाठी पावले उचलली जाणार का? अशी चर्चा राजकीय वर्तुळात सुरू झाली आहे. Surya Grahan Time: वर्षातील शेवटचं चंद्रग्रहण झालं आहे आणि आता सूर्यग्रहण होणार आहे. ही एक आकाशातील घटना आहे. पण ज्योतिष आणि धर्म या दोन्हींत याला खूप महत्त्व आहे. धार्मिक दृष्टीने पाहिल्यास, सूर्यग्रहण तेव्हा होते जेव्हा राहू किंवा केतू सूर्याला झाकतात. त्या वेळी सूर्यदेव त्रस्त होतात. सूर्यग्रहणात जर सूतक काळ असेल, तर लग्न, शुभ कामे होत नाहीत आणि मंदिरांचे दरवाजे बंद केले जातात. चला तर मग जाणून घेऊया वर्षातील शेवटचे आणि दुसरे सूर्यग्रहण कोणत्या वेळी लागेल आणि सूतक काळ लागू होईल की नाही…</w:t>
-      </w:r>
-    </w:p>
-    <w:p>
-      <w:pPr>
-        <w:pStyle w:val="Heading3"/>
-      </w:pPr>
-      <w:r>
-        <w:t>Article 42</w:t>
-      </w:r>
-    </w:p>
-    <w:p>
-      <w:r>
-        <w:t>Title: Chandrakant Patil statement: मोदींच्या आईंवर, फडणवीसांच्या बायकोवर बोलतात तेव्हा...; पडळकर यांच्या वक्तव्यावर चंद्रकांत पाटलांनी स्पष्टच सांगितले</w:t>
-      </w:r>
-    </w:p>
-    <w:p>
-      <w:r>
-        <w:t xml:space="preserve">URL: </w:t>
-      </w:r>
-      <w:hyperlink r:id="rId50">
-        <w:r>
-          <w:rPr>
-            <w:color w:val="0000FF"/>
-          </w:rPr>
-          <w:t>https://sarkarnama.esakal.com/amp/story/pune/chandrakant-patil-statement-padalekar-remarks-sw79-sm89</w:t>
-        </w:r>
-      </w:hyperlink>
-    </w:p>
-    <w:p>
-      <w:r>
-        <w:t>Content: Pune News : भाजपचे आमदार पडळकर यांनी जतमध्ये बोलताना राष्ट्रवादी काँग्रेस शरदचंद्र पवार पक्षाचे नेते जयंत पाटील यांच्याबाबत आक्षेपार्ह वक्तव्य केले. याचे तीव्र पडसाद गेल्या दोन दिवसापासून राज्यभर उमटत असून, राज्यातील नेते मंडळीतून याबाबत प्रतिक्रिया देखील येताना पाहायला मिळत आहेत. याबाबत राज्याचे मंत्री चंद्रकांत पाटील यांनी प्रतिक्रिया देत विरोधकांना सुनावले आहे. पुण्यामध्ये बोलताना चंद्रकांत पाटील (Chandrakant Patil) म्हणाले, राजकारणामध्ये शिवराळ भाषेचा ट्रेंड गेल्या चार-पाच वर्षांमध्ये पडला असल्याचे पाहायला मिळत आहे. शिवराळ भाषा वापरायला लोकांना काही वाटेना झाले आहे. शिवराळ भाषा वापरली म्हणजे आपल्या म्हणायला जोर येतो, असे काहीसे त्यांना वाटतेय का ?असा प्रश्न पडत आहे. भाजप (Bjp) आमदार गोपीचंद पडळकर यांनी वापरलेला भाषेचे समर्थन मुख्यमंत्री देवेंद्र फडणवीस यांनी केलेले नाही. तसंच मी अथवा भाजपचा इतर कोणताही नेता करणार नाही. मात्र, टाळी एका हाताने वाजत नाही हे देखील खरे आहे. विरोधकांनी पंतप्रधान मोदींवर आणि त्यांच्या आईंवर बोललेले चालते त्यासोबतच देवेंद्र फडणवीस यांच्या पत्नीवर देखील ते बोलतात तेव्हा विरोधकांनी देखील तारतम्य बाळगणं आवश्यक आहे. या गोष्टीतून पडळकर यांचे मला समर्थन करायचे नाही. मात्र गोपीचंद पडळकर यांबरोबर विरोधकांनीही आपल्या बोलण्यावरती कंट्रोल करणे आवश्यक असल्याचं चंद्रकांत पाटील म्हणाले. गोपीचंद पडळकर यांना अशी भाषा वापरू नये असे सांगण्यात आले असून गोपीचंद पडळकर हे आमचे आज्ञाधारक कार्यकर्ते असून फडणवीसांनी त्यांना सूचना दिल्यानंतर आता त्यांच्या ध्येयबोली आणि भाषेमध्ये फरक पडेल, असे देखील चंद्रकांत पाटील म्हणाले. त्यामुळे विरोधक आणि सत्ताधारी या दोघांकडूनही तारतम्य बाळगण्याची आवश्यकता असल्याचे चंद्रकांत पाटील यांनी सांगितले. सरकारनामाचे सदस्य व्हा शॉपिंगसाठी 'सकाळ प्राईम डील्स'च्या भन्नाट ऑफर्स पाहण्यासाठी क्लिक करा. Read Latest Marathi Political News, Breaking Political News from Maharashtra, India, Pune &amp; Mumbai at Sarkarnama. To Get Live Political Marathi News on Mobile, Download the Sarkarnama Mobile App for Android and IOS. सरकारनामा आता सर्व सोशल मीडिया प्लॅटफॉर्मवर. ताज्या राजकीय घडामोडींसाठी फेसबुक, ट्विटर, इन्स्टाग्राम, शेअर चॅट, टेलिग्रामवर आणि व्हॉट्सॲप आम्हाला फॉलो करा. तसेच, सरकारनामा यूट्यूब चॅनेलला आजच सबस्क्राइब करा. Copyright © 2025 Sakal Media Group – All Rights Reserved</w:t>
-      </w:r>
-    </w:p>
-    <w:p>
-      <w:pPr>
-        <w:pStyle w:val="Heading3"/>
-      </w:pPr>
-      <w:r>
-        <w:t>Article 43</w:t>
-      </w:r>
-    </w:p>
-    <w:p>
-      <w:r>
-        <w:t>Title: Devendra Fadnavis : 'देवेंद्र फडणवीस पंतप्रधान कधी होतील...', विश्वासू मंत्र्याने सगळं काय सांगून टाकलं!</w:t>
-      </w:r>
-    </w:p>
-    <w:p>
-      <w:r>
-        <w:t xml:space="preserve">URL: </w:t>
-      </w:r>
-      <w:hyperlink r:id="rId51">
-        <w:r>
-          <w:rPr>
-            <w:color w:val="0000FF"/>
-          </w:rPr>
-          <w:t>https://sarkarnama.esakal.com/amp/story/pune/devendra-fadnavis-becomes-prime-minister-time-will-decide-chandrakant-pati-rm89-sm89</w:t>
-        </w:r>
-      </w:hyperlink>
-    </w:p>
-    <w:p>
-      <w:r>
-        <w:t>Content: Pune News : देशाचे पंतप्रधान नरेंद्र मोदी यांचा नुकताच 75 वा वाढदिवस देशभरात साजरा करण्यात आला. त्यानंतर मोदी यांच्या निवृत्तीच्या चर्चा सुरू आहेत. त्यांच्यानंतर देशाचा पंतप्रधान कोण असणारे याबाबतच्या राजकीय वर्तुळात चर्चांची खल सुरू आहेत. अशातच काँग्रेसचे प्रदेशाध्यक्ष हर्षवर्धन सपकाळ यांनी मुख्यमंत्री देवेंद्र फडणवीस यांना दिवसा आणि रात्री पंतप्रधानपदाची स्वप्न पडत असल्याची टीका केली होती. त्या टीकेला मंत्री चंद्रकांत पाटील यांनी उत्तर दिले आहे. चंद्रकांत पाटील म्हणाले, 'देवेंद्र फडणवीस हे पंतप्रधान कधी होतील हे काळ ठरवेल मात्र देवेंद्र फडणवीस यांच्यामध्ये पंतप्रधान होण्याचे गट्स आणि गुण आणि त्या पदासाठी आवश्यक असणारी इफेशनसी आहे. तसंच रात्रंदिवस काम करण्याचं व्हिजन देखील त्यांच्याकडे आहे.' 'देवेंद्र फडणवीस हे पंतप्रधान पदाचे उमेदवार कधी असतील हे आमचा पक्ष ठरवेल. मात्र देवेंद्र फडणवीस यांच्यामध्ये पंतप्रधान पदाचे गुण आहेत. आणि फडणवीस जेव्हा पंतप्रधान होतील तेव्हा तुम्ही अभिनंदन करण्यासाठी अपॉइंटमेंट मागत बसाल', असा टोलाही सपकाळ यांना पाटील यांनी लगावला. 'हर्षवर्धन सपकाळ हे कालपर्यंत एक पडलेले आमदार होते.आता प्रदेशाध्यक्ष झालेत म्हणून त्यांनी इतकं बोलू नये. काँग्रेस हा आमच्या विरोधातला पक्ष असला तरी पृथ्वीराज चव्हाण, बाळासाहेब थोरात आणि आधी काँग्रेसचे होते आणि आता आमच्याकडे आहेत असे राधाकृष्ण विखे पाटील तसेच हर्षवर्धन पाटील असे वेलकल्चर आणि खानदानी माणसं असं काँग्रेसचं वैशिष्ट्य आहे.', असे ते म्हणाले 'हर्षवर्धन सपकाळ हे देखील त्या परंपरेतील आहेत. त्यामुळे आम्हाला बोलायला लावू नका जर आम्ही बोलायला लागलो तर मग वाईट वाटून घेऊ नका.देवेंद्र फडणवीस आम्हा सर्वांना अशा बाबतीत दाबून ठेवतात. मात्र, जर त्यांनी आम्हाला सुटा म्हणून सांगितलं तर ते तुम्हाला फार महागात पडेल.', असा इशारा देखील सपकाळ यांना त्यांनी दिला. फडणवीसन वर जेव्हा तुम्ही बोलतात तेव्हा आमच्यासारखा लोकांचाही संयम सुटण्याची शक्यता आहे. त्यामुळे असं वारंवार झाल्यास आम्हालाही अंगावरती जावं लागेल, असे देखील ते म्हणाले, सरकारनामाचे सदस्य व्हा शॉपिंगसाठी 'सकाळ प्राईम डील्स'च्या भन्नाट ऑफर्स पाहण्यासाठी क्लिक करा. Read Latest Marathi Political News, Breaking Political News from Maharashtra, India, Pune &amp; Mumbai at Sarkarnama. To Get Live Political Marathi News on Mobile, Download the Sarkarnama Mobile App for Android and IOS. सरकारनामा आता सर्व सोशल मीडिया प्लॅटफॉर्मवर. ताज्या राजकीय घडामोडींसाठी फेसबुक, ट्विटर, इन्स्टाग्राम, शेअर चॅट, टेलिग्रामवर आणि व्हॉट्सॲप आम्हाला फॉलो करा. तसेच, सरकारनामा यूट्यूब चॅनेलला आजच सबस्क्राइब करा. Copyright © 2025 Sakal Media Group – All Rights Reserved</w:t>
-      </w:r>
-    </w:p>
-    <w:p>
-      <w:pPr>
-        <w:pStyle w:val="Heading3"/>
-      </w:pPr>
-      <w:r>
-        <w:t>Article 44</w:t>
-      </w:r>
-    </w:p>
-    <w:p>
-      <w:r>
-        <w:t>Title: प्रभाकर घार्गे यांनी काळाची गरज ओळखून योग्य निर्णय घ्यावा; नितीन पाटील यांचे आवाहन</w:t>
-      </w:r>
-    </w:p>
-    <w:p>
-      <w:r>
-        <w:t xml:space="preserve">URL: </w:t>
-      </w:r>
-      <w:hyperlink r:id="rId52">
-        <w:r>
-          <w:rPr>
-            <w:color w:val="0000FF"/>
-          </w:rPr>
-          <w:t>https://www.loksatta.com/maharashtra/future-of-maharashtra-politics-depends-on-wise-decisions-urges-nitin-patil-to-formar-mla-prabhakar-gharge-rds-00-5387645/</w:t>
-        </w:r>
-      </w:hyperlink>
-    </w:p>
-    <w:p>
-      <w:r>
-        <w:t>Content: सातारा : राज्यात आगामी २० ते २५ वर्षांच्या काळात कोणाचे राजकारण चालणार याचा विचार करून माजी आमदार प्रभाकर घार्गे यांनी काळाची गरज ओळखून योग्य निर्णय घ्यावा, असे आवाहन सातारा जिल्हा बँकेचे अध्यक्ष खासदार नितीन पाटील यांनी केले. पळशी (ता. खटाव) येथे खटाव माण ॲग्रो साखर कारखान्याचे अध्यक्ष, माजी आमदार प्रभाकर घार्गे यांच्या वाढदिवसानिमित्त आयोजित शेतकरी मेळाव्यात ते बोलत होते. या वेळी आमदार मनोज घोरपडे, जिल्हा बँकेचे उपाध्यक्ष अनिल देसाई, संचालक प्रदीप विधाते,राजेश पाटील, राजेंद्र राजपुरे, मुख्य सर व्यवस्थापक डॉ. राजेंद्र सरकाळे, जितेंद्र पवार, संदीप मांडवे, पृथ्वीराज गोडसे, सी. एम. पाटील, प्रा. अर्जुन खाडे, चंद्रकांत पाटील, सुभाष नरळे, अर्जुन वलेकर, युवा नेते योगेश फडतरे, सभापती दत्तात्रय पवार, बबन कदम, संजीव साळुंखे, राहुल पाटील, श्रीराम पाटील, सुनील फडतरे, प्रा. सदाशिव खाडे, अभय देशमुख, मंगेश फडतरे, अशोक कुदळे, संभाजी फडतरे, सुहास पिसाळ, तानाजी मगर, हिंमत माने, महेश घार्गे, इंदिरा घार्गे, प्रीती घार्गे, प्रिया यांची प्रमुख उपस्थिती होती. खासदार पाटील म्हणाले, की आपण सर्वजण काँग्रेस संस्कृतीत वाढलेले लोक आहोत. शाहू, फुले विचार जोपासणाऱ्या नेत्याचा विचार जोपासणे हे आपले काम आहे. सद्य:स्थितीत ही विचारधारा जोपासणारे उपमुख्यमंत्री अजित पवार यांच्याशिवाय दुसरे नाव नाही. आगामी काळात तेच राजकारणात टिकून राहू शकतात. राजकारणाबरोबर जिल्ह्यातील साखर कारखान्याची स्थिती, प्रत्येक कारखान्याने वाढवलेली गाळपक्षमता याचा विचार करून ऊस उत्पादन वाढवण्याची गरज आहे, त्यासाठी शेतीमध्ये कृत्रिम बुद्धिमत्ता तंत्रज्ञानाचा वापर करणे आवश्यक आहे. घार्गे यांनी अडचणीच्या काळात सुरुवात करून यशस्वी उद्योजक म्हणून जिल्ह्यात आपली वेगळी प्रतिमा निर्माण केली आहे. खटाव तालुक्यात सहा लाख टन क्षमतेचा कारखाना उभारल्यामुळे शेतकऱ्यांना योग्य भाव, तसेच वेळेत तोड मिळत असल्याबद्दल त्यांनी समाधान व्यक्त केले. बदलत्या काळात शेतीमध्ये बदल करणे गरजेचे आहे, त्यासाठी शेतकऱ्यांनी कृत्रिम बुद्धिमत्ता तंत्रज्ञानाचा वापर करावा, असे आवाहनही नितीन पाटील यांनी केले. या वेळी आमदार मनोज घोरपडे, जिल्हा बँकेचे उपाध्यक्ष अनिल देसाई, राजेंद्र सरकाळे यांचेही भाषण झाले. ‘चला हवा येऊ द्या’ या कार्यक्रमाने प्रेक्षकांच्या मनात आपली जागा निर्माण केली आहे. या कार्यक्रमाच्या सूत्रसंचलनाची जबाबदारी निलेश साबळेने सांभाळली होती. भाऊ कदम यांनी एका मुलाखतीत निलेश साबळेबद्दल गौरवोद्गार काढले आणि त्याच्या आगामी सिनेमाबद्दल माहिती दिली. भाऊ कदम म्हणाले की, निलेश साबळे प्रामाणिक आहे आणि त्याच्या यशासाठी देवाकडे प्रार्थना करत आहेत.</w:t>
-      </w:r>
-    </w:p>
-    <w:p>
-      <w:pPr>
-        <w:pStyle w:val="Heading3"/>
-      </w:pPr>
-      <w:r>
-        <w:t>Article 45</w:t>
-      </w:r>
-    </w:p>
-    <w:p>
-      <w:r>
-        <w:t>Title: Kolhapur BJP: इचलकरंजीत भाजपच्या गुप्त बैठकीत नेमके घडले काय? वरिष्ठांनी खडसावताच नेत्यांची भूमिका मवाळ</w:t>
-      </w:r>
-    </w:p>
-    <w:p>
-      <w:r>
-        <w:t xml:space="preserve">URL: </w:t>
-      </w:r>
-      <w:hyperlink r:id="rId53">
         <w:r>
           <w:rPr>
             <w:color w:val="0000FF"/>
@@ -1402,7 +1185,193 @@
         <w:pStyle w:val="Heading3"/>
       </w:pPr>
       <w:r>
-        <w:t>Article 46</w:t>
+        <w:t>Article 39</w:t>
+      </w:r>
+    </w:p>
+    <w:p>
+      <w:r>
+        <w:t>Title: तासगावमध्ये बस्तान बसवण्यासाठी भाजपचा खटाटोप</w:t>
+      </w:r>
+    </w:p>
+    <w:p>
+      <w:r>
+        <w:t xml:space="preserve">URL: </w:t>
+      </w:r>
+      <w:hyperlink r:id="rId47">
+        <w:r>
+          <w:rPr>
+            <w:color w:val="0000FF"/>
+          </w:rPr>
+          <w:t>https://www.loksatta.com/politics/bjp-plan-zilla-parishad-panchayat-samiti-and-municipal-elections-in-the-tasgaon-print-politics-news-zws-70-5380765/</w:t>
+        </w:r>
+      </w:hyperlink>
+    </w:p>
+    <w:p>
+      <w:r>
+        <w:t>Content: सांगली : तासगाव-कवठेमहांकाळ विधानसभा मतदार संघात जिल्हा परिषद, पंचायत समिती व नगरपालिका निवडणुकीत भाजप नव्याने बस्तान बसविण्याच्या तयारीत आहे. माजी खासदार संजयकाका पाटील यांचा लोकसभा निवडणुकीत पराभव झाल्यानंतर विधानसभा निवडणुकीतही त्यांना पराभवाला सामोरे जावे लागले. यानंतर राजकीय पुनर्वसनासाठी त्यांनी भाजपमध्ये घर वापसी करण्याचे केलेले प्रयत्न अयशस्वी ठरले. त्यांच्या भाजप प्रवेशाला खुद्द पालकमंत्री चंद्रकांत पाटील यांनीच अप्रत्यक्ष विरोध दर्शवला असला तरी प्रदेशाध्यक्ष रविंद्र चव्हाण यांनी सकारात्मकता दर्शवली आहे. या मतदार संघात पक्षिय स्तरापेक्षा काका-आबा म्हणजेच संजयकाका पाटील आणि आरआर आबांचे चिरंजीव आमदार रोहित पाटील असे दोनच गट अधिक सक्षम आहेत. या गटांना वगळून भाजपची ताकद निर्माण करण्याचा प्रयत्न सध्या सुरू असून यासाठी स्वप्नील पाटील व किसान मोर्चाचे पदाधिकारी संदीप गिड्डे पाटील यांना पक्षाकडून आणि पक्ष नेतृत्वाकडून ताकद देण्याचा प्रयत्न सुरू आहे. एकेकाळी तासगावचे राजकारण म्हणजे काका-आबांची गटबाजी असेच समिकरण होते. माजी खासदार पाटील यांना एकसंघ राष्ट्रवादीत घेउन विधानपरिषदेचे सदस्यत्वही देण्यात आले. यातून तासगावचा संघर्ष संपुष्टात येईल अशी अपेक्षा होती. मात्र, काही काळच राजकीय वातावरण शांत राहिले. मात्र, तासगाव कारखान्याच्या विषयावरून अंतर्गत कुरघोडीचे राजकारण सुरूच राहिले. यातच मोदी लाटेमध्ये काकांनी भाजपमध्ये प्रवेश करत खासदारकीची उमेदवारी मिळवली. यानंतर सलग दोन निवडणुकीमध्ये ते विजयी झाले. यामुळे भाजपमध्ये त्यांची चलती होती. निष्ठावंत भाजप नेतृत्वाकडून त्यांना डावलण्याचे प्रयत्न झाले असले तरी पक्षाकडे जनमाणसात मिसळणारे नेतृत्वच नसल्याने भाजपकडेही पर्याय उरलेला नव्हता. मात्र, लोकसभा निवडणुकीत त्यांचा पराभव झाल्यानंतर पक्षानेही त्यांची फारसी तमा बाळगली नाही. यातूनच विधानसभा निवडणुकीवेळी त्यांनी उमेदवारीसाठी प्रयत्न केले. तथापि, जागा वाटपात तासगावची जागा राष्ट्रवादी कॉग्रेस (अजित पवार) पक्षाला सोडण्यात आली. यामुळे त्यांनी घड्याळ चिन्हावर निवडणूक लढवली. पक्ष फुटीनंतर दोन्ही राष्ट्रवादी काँग्रेसमध्ये झालेली ही एकमेव लढत होती. रोहिेत पाटील यांनी ती जिंकली. यानंतर माजी खासदार पाटील राजकीय विजनवासातच गेले आहेत. महायुतीतील घटक पक्ष असलेल्या राष्ट्रवादी काँग्रेसच्या पक्षीय कार्यातही ते सक्रिय असल्याचे दिसत नाहीत. यामुळे त्यांची नेमकी भूमिका काय हे अस्पष्ट आहे. मध्यंतरी त्यांनी भाजपमध्ये घरवापसी करण्याचे प्रयत्न वरिष्ठ पातळीवरून केले. मात्र, पक्षाकडून अपेक्षित प्रतिसाद मिळाला नाही. पालकमंत्री पाटील यांनी तर त्यांचे राजकीय पूनर्वसन करण्याची जबाबदारी उपमुख्यमंत्री अजित पवार यांची असल्याचे सांगून त्यांच्या भाजप प्रवेशाला खो घातला. विधानसभा निवडणुकीत त्यांच्यासोबत असलेले कवठेमहांकाळचे अजितराव घोरपडे हे राष्ट्रवादी काँग्रेस (अजित पवार) पक्षात सक्रिय आहेत. त्यांनी स्थानिक स्वराज्य संस्थांच्या निवडणुकीची तयारी सुरू केली असली तरी तासगावमध्ये या पक्षाकडून फारसे प्रयत्न दिसत नाहीत. डॉ. प्रताप पाटील हे सक्रिय असले तरी पक्षाला त्यांचा फारसा लाभ होईलच अशी स्थिती सध्या तरी दिसत नाही. माजी खासदारांना उणे करून तासगावमध्ये पक्ष बाळसे धरेल असे वाटत नाही. या राजकीय परिस्थितीत भाजप मात्र नव्याने पक्षाची बांधणी करण्यासाठी प्रयत्नशील असल्याचे दिसते. संदीप गिड्डे पाटील यांच्या माध्यमातून बैलगाडी शर्यती, दहीहंडी या माध्यमातून तरूणाईला साद घालण्याचे प्रयत्न झाले. तसेच पवनउर्जा प्रकल्पासाठी खासगी खरेदी करण्यात आलेल्या जमिनी मूळ शेतकर्‍यांनाच मिळाव्यात यासाठीही प्रयत्न भाजपने गिड्डे यांच्या माध्यमातून सुरू केले आहेत. वाघोली येथे झालेल्या प्रकल्पग्रस्त शेतकर्‍यांची बैठक होउन या प्रयत्नांना संघटित स्वरूप देउन घाटमाथ्यावर आणि तासगावमध्ये स्वप्नील पाटील यांच्या माध्यमातून भाजपची ताकद संघटित करण्याचे प्रयत्न सुरू आहेत. यामुळे या मतदार संघात होणार्‍या स्थानिक स्वराज्य संस्थांच्या निवडणुकीत भाजप विरूध्द राष्ट्रवादी (शरद पवार) पक्ष यांच्यात होतील असे दिसत असले तरी माजी खासदार पाटील यांची भूमिका निर्णायक ठरण्याची शक्यताही नाकारता येणार नाही. भारतीय चित्रपटसृष्टीतील सर्वोच्च मानाचा समजला जाणारा राष्ट्रीय चित्रपट पुरस्कार यंदा वादाच्या भोवऱ्यात अडकला आहे. जवान या चित्रपटासाठी शाहरुख खानला सर्वोत्तम अभिनेत्याचा राष्ट्रीय पुरस्कार मिळाल्यानंतर त्याच्या चाहत्यांमध्ये जल्लोष साजरा झाला, मात्र या निर्णयावर शंका उपस्थित करत अनेकांनी मनोज बाजपेयीचा अभिनय अधिक प्रभावी असल्याचं सांगितलं. स्वतः मनोज बाजपेयी यांनीही या पार्श्वभूमीवर मौन सोडत पुरस्कारांचा दर्जा आणि त्यामागील प्रक्रियेवर थेट बोट ठेवत, प्रश्नचिन्हच उपस्थित केलं आहे.</w:t>
+      </w:r>
+    </w:p>
+    <w:p>
+      <w:pPr>
+        <w:pStyle w:val="Heading3"/>
+      </w:pPr>
+      <w:r>
+        <w:t>Article 40</w:t>
+      </w:r>
+    </w:p>
+    <w:p>
+      <w:r>
+        <w:t>Title: अतिवृष्टीने ११ हजार हेक्टरवरील पिकांचे नुकसान; १४ हजार शेतकरी बाधित…</w:t>
+      </w:r>
+    </w:p>
+    <w:p>
+      <w:r>
+        <w:t xml:space="preserve">URL: </w:t>
+      </w:r>
+      <w:hyperlink r:id="rId48">
+        <w:r>
+          <w:rPr>
+            <w:color w:val="0000FF"/>
+          </w:rPr>
+          <w:t>https://www.loksatta.com/nashik/jalgaon-floods-damage-crops-ocd-94-5390192/</w:t>
+        </w:r>
+      </w:hyperlink>
+    </w:p>
+    <w:p>
+      <w:r>
+        <w:t>Content: जळगाव – जिल्हा प्रशासनाने गेल्या आठवड्यातील अतिवृष्टी आणि पुरामुळे झालेल्या नुकसानीचा अंतिम अहवाल नाशिक विभागीय आयुक्तांकडे सादर केला आहे. त्यानुसार, एकूण ७७ गावांतील १४ हजारांहून अधिक शेतकरी नैसर्गिक आपत्तीने बाधित होऊन ११ हजार हेक्टरहून अधिक क्षेत्रावरील पिकांचे नुकसान झाल्याचे निदर्शनास आले आहे. दरम्यान, अतिवृष्टीग्रस्त भागात तत्काळ मदत व बचाव कार्य सुरू करून बाधित नागरिकांना तात्पुरता निवारा उपलब्ध करून सुरक्षित स्थळी हलविण्यात आले आहे. नैसर्गिक आपत्तीमुळे विस्कळीत झालेले जनजीवन आता पूर्वपदावर आल्याचा दावा प्रशासनाकडून करण्यात आला आहे. जिल्हा प्रशासनाने आपत्तीग्रस्त भागातील नुकसानीचा अंतिम प्राथमिक अहवाल तयार करून तो बुधवारी नाशिक येथील विभागीय आयुक्तांकडे सादर केला. या अहवालानुसार ११ हजार ३७० हेक्टरवरील पिकांचे नुकसान होऊन तब्बल १४ हजार ४० शेतकरी बाधित झाल्याचे दिसून आले आहे. पैकी कपाशीचे सर्वाधिक ६९०३ हेक्टरचे नुकसान झाले आहे. याशिवाय, केळीचे १०३९ हेक्टर, मक्याचे १७७३ हेक्टर, सोयाबीनचे २३७ हेक्टर आणि इतर पिकांचे ५४० हेक्टरचे नुकसान झाले झाले आहे. अतिवृष्टी आणि पूरस्थितीच्या घटनेनंतर जिल्हा प्रशासनाने तातडीने राज्य आपत्ती प्रतिसाद दलाच्या ३५ जवानांचे पथक बाधित भागात पाठवले होते. त्यांनी दोन दिवसांत शेकडो नागरिकांना सुरक्षित स्थळी हलवून आवश्यक ती सर्व मदत उपलब्ध करून दिली. ई-पंचनामे ॲपच्या माध्यमातून कृषी व महसूल विभागाकडून नुकसान झालेली पिके आणि जनावरांचे बहुतांश पंचनामे पूर्ण करण्यात आले आहेत. उर्वरित पंचनामे आता अंतिम टप्प्यात आहेत. आपत्तीग्रस्त भागांचा प्रत्यक्ष आढावा घेण्यासाठी केंद्रीय राज्यमंत्री रक्षा खडसे, राज्याचे आपत्ती व्यवस्थापन मंत्री गिरीश महाजन, पालकमंत्री गुलाबराव पाटील, वस्त्रोद्योग मंत्री संजय सावकारे तसेच आमदार चंद्रकांत पाटील, आमदार किशोर पाटील आणि जिल्हाधिकारी आयुष प्रसाद यांनीही बाधित गावांना भेटी दिल्या. अतिवृष्टीने निर्माण झालेल्या पूरस्थितीमुळे जिल्ह्यात एकूण तीन जणांचा मृत्यू झाल्याचे उघडकीस आहे. पैकी मुक्ताईनगर तालुक्यातील काकोडा येथील किरण सावळे या तरूणाचा पुराच्या पाण्यात वाहुन गेल्याने मृत्यू झाला होता. सावळे कुटुंबियांना पालकमंत्री पाटील आणि मंत्री सावकारे यांच्या उपस्थितीत चार लाख रूपयांचा धनादेश सुपूर्त करण्यात आला. या व्यतिरिक्त भुसावळ तालुक्यातील साकेगाव येथील लक्ष्मण ठाकरे (३०), पाचोरा तालुक्यातील खाजोळा येथील आबा पिंगळे (३५) आणि वडगाव टेक येथील नीता भालेराव (१४) या मुलीचा नदीच्या पाण्यात वाहुन गेल्याने मृत्यू झाला आहे. तिघांच्या कुटुंबियांना शासन नियमाप्रमाणे आर्थिक मदतीची प्रतीक्षा आहे. सलमान खान, बॉलीवूडचा 'दबंग', आपल्या फिटनेससाठी ओळखला जातो. मात्र, त्याने 'ट्रायजेमिनल न्युराल्जिया' या गंभीर आजाराचा सामना केला आहे. या आजारामुळे सलमानला सात वर्षांहून अधिक काळ असह्य वेदना सहन कराव्या लागल्या. 'टू मच विथ काजोल अँड ट्विंकल' शोमध्ये त्याने या वेदनांबद्दल सांगितले. सध्या तो बरा आहे, पण या आजारामुळे जगभरात सर्वाधिक आत्महत्या होतात. सलमान लवकरच 'बॅटल ऑफ गलवान' सिनेमातून प्रेक्षकांच्या भेटीला येणार आहे.</w:t>
+      </w:r>
+    </w:p>
+    <w:p>
+      <w:pPr>
+        <w:pStyle w:val="Heading3"/>
+      </w:pPr>
+      <w:r>
+        <w:t>Article 41</w:t>
+      </w:r>
+    </w:p>
+    <w:p>
+      <w:r>
+        <w:t>Title: Dhananjay Munde: आता रिकामं ठेवू नका, काहीतरी काम द्या...; धनंजय मुंडेंची सुनील तटकरेंकडे मागणी, भर मंचावर काय घडलं?</w:t>
+      </w:r>
+    </w:p>
+    <w:p>
+      <w:r>
+        <w:t xml:space="preserve">URL: </w:t>
+      </w:r>
+      <w:hyperlink r:id="rId49">
+        <w:r>
+          <w:rPr>
+            <w:color w:val="0000FF"/>
+          </w:rPr>
+          <w:t>https://marathi.abplive.com/news/politics/dhananjay-munde-demand-to-sunil-tatkare-for-some-work-ncp-ajit-pawar-maharashtra-politics-marathi-news-1385972</w:t>
+        </w:r>
+      </w:hyperlink>
+    </w:p>
+    <w:p>
+      <w:r>
+        <w:t>Content: Dhananjay Munde: माजी मंत्री आणि राष्ट्रवादी काँग्रेस अजित पवार गटाचे नेते धनंजय मुंडे (Dhananjay Munde) यांनी पक्षाचे प्रदेशाध्यक्ष सुनील तटकरे (Sunil Tatkare) यांच्याकडे काही महत्वाची जबाबदारी द्या, अशी मागणी केली आहे. रायगडमधील एका कार्यक्रमात धनंजय मुंडे यांनी ही मागणी केली. सुनील तटकरेंनी आम्हाला कायम मार्गदर्शन करत राहावं. चुकले तर कान धरावा...नाही चुकलं तर चालतं का?...पण आता रिकामं ठेवू नका...काहीतरी जबाबदारी द्या...अशी मागणी धनंजय मुंडे यांनी भर मंचावरुन केली. धनंजय मुंडेंच्या या विधानाची सध्या राजकीय वर्तुळात चांगलीच चर्चा आहे. यावर सुनील तटकरेंनी दिली प्रतिक्रिया दिली आहे. धनंजय मुंडेंनी काहीतरी काम द्या, अशी मागणी केलीय. वरिष्ठ याबाबत योग्य निर्णय घेतील, असं सुनील तटकरे म्हणाले. मला वडिलांचा आधार सुनील तटकरे यांनी दिला. सुनिल तटकरे यांनी अनेक दिग्गज नेत्यांपासून घनिष्ठ सबंध ठेवले. महाराष्ट्राच्या मातीत काय चालले आहे? त्यामधील जाणणारे सुनील तटकरे आहेत. कोकणाचा विकासपुरुष म्हणून सुनील तटकरे यांच्याकडे पाहिले जाते. सुनील तटकरे यांना कागद लागत नाही. मात्र महाराष्ट्रात काय सुरू आहे हे जाणणारे ते आहेत. त्यांचे वय आमच्यापेक्षा अजून तरुण आहे. मी सुनील तटकरे यांच्यामुळे उभा आहे, असंही धनंजय मुंडे यावेळी म्हणाले. कोकणचे विकास पुरुष म्हणून दमदार कामगिरी करणाऱ्या सुनील तटकरेंनी पक्ष नेतृत्वात देखील आपल्या कार्याचा एक वेगळा ठसा निर्माण करत प्रेरणादायी वाटचाल आजवर केली आहे. माझ्या राजकीय व सामाजिक जडणघडणीत देखील तटकरे साहेबांची वडिलकीची साथ व भक्कम पाठबळ मला लाभले आहे. देशाच्या संसदेत काम करताना देश हिताला ज्या प्रमाणे सर्वोच्च प्राधान्य देऊन सुनील तटकरेंनी आजवर काम केले, त्याच हिरीरीने आणि विश्वासाने पक्षात देखील नवतरुण चेहऱ्यांना संधी देत पक्षाला देखील एका उंचीवर नेण्याचे काम सुनील तटकरेंनी केल्याचं धनंजय मुंडेंनी सांगितले. राज्याचे उच्च आणि तंत्र शिक्षण मंत्री चंद्रकांत पाटील यांनी आज रायगड जिल्ह्यातल्या माणगाव तालुक्यात असणाऱ्या डॉक्टर बाबासाहेब आंबेडकर तंत्रशास्त्र विद्यापीठाची पाहणी केली. यावेळी त्यांनी माध्यमांशी संवाद साधताना धनंजय मुंडे यांनी काल सुनील तटकरे यांच्याकडे मला काहीतरी काम द्या या वक्तव्यावर भाष्य केले. धनंजय मुंडे हा चळवळीतला माणूस आहे त्यामुळे तो स्वस्त बसू शकत नाही. त्यामुळेच त्यांनी कामासाठी मागणी केली असावी, असं वक्तव्य करत चंद्रकांत पाटील यांनी धनंजय मुंडेंची बाजू घेतली. 📌 कर्जत, जि. रायगडराष्ट्रवादी काँग्रेस पक्षाचे प्रदेशाध्यक्ष आदरणीय खा. सुनील तटकरे साहेब यांना नुकताच लंडन येथे लोकमत समूहाच्या वतीने आयोजित ग्लोबल इकॉनॉमिक कन्व्हेंशन या समारंभात मानाचा भारत भूषण पुरस्कार प्रदान करण्यात आला होता, त्या पार्श्वभूमीवर कर्जत (जि. रायगड) येथे… pic.twitter.com/1RX5FYv9Sr Dhananjay Munde: 4 मार्चला राजीनामा, धनंजय मुंडे 30 सप्टेंबरपर्यंत सातपुडा बंगला सोडणार? छगन भुजबळ अद्याप वेटिंगवर एबीपी माझा ऑनलाईनमध्ये कॉपी एडिटर म्हणून कार्यरत. 2019 पासून लोकमत ऑनलाईनमधून पत्रकारितेची सुरुवात. राजकीय बातम्यांमध्ये हातखंडा, क्राईम, क्रीडा, निवडणूक विषयक बातम्यांमध्ये रस. We use cookies to improve your experience, analyze traffic, and personalize content. By clicking "Allow All Cookies", you agree to our use of cookies.</w:t>
+      </w:r>
+    </w:p>
+    <w:p>
+      <w:pPr>
+        <w:pStyle w:val="Heading3"/>
+      </w:pPr>
+      <w:r>
+        <w:t>Article 42</w:t>
+      </w:r>
+    </w:p>
+    <w:p>
+      <w:r>
+        <w:t>Title: Eknath Shinde On Rahul Gandhi: “मनमोहन सिंग PM असताना ईव्हीएम…”; शिंदेंचे राहुल गांधींना चोख प्रत्युत्तर</w:t>
+      </w:r>
+    </w:p>
+    <w:p>
+      <w:r>
+        <w:t xml:space="preserve">URL: </w:t>
+      </w:r>
+      <w:hyperlink r:id="rId50">
+        <w:r>
+          <w:rPr>
+            <w:color w:val="0000FF"/>
+          </w:rPr>
+          <w:t>https://www.navarashtra.com/politics/dcm-eknath-shinde-criticizes-to-rahul-gandhi-evm-vote-chori-case-politics-bihar-election-marathi-news-994377.html</w:t>
+        </w:r>
+      </w:hyperlink>
+    </w:p>
+    <w:p>
+      <w:r>
+        <w:t>Content: एकनाथ शिंदेंची राहुल गांधींवर टीका (फोटो- ani) एकनाथ शिंदेंचे राहुल गांधी यांना प्रत्युत्तर कोर्टात जाण्याचा दिला सल्ला राहुल गांधी यांनी फोडला हायड्रोजन बॉम्ब Rahul Gandhi On Election Comission: काँग्रेस नेते आणि विरोधी पक्षनेते राहुल गांधी यांच्या पत्रकार परिषद घेत असून यावेळी त्यांनी निवडणूक आयोगावर गंभीर आरोप केला. काही ठिकाणी काँग्रेसच्या समर्थनार्थ जाणारी मतं जाणीवपूर्वक वगळल्याचं राहुल गांधींनी यावेळी सांगितलं. या आरोपांना आता राज्याचे उपमुख्यमंत्री एकनाथ शिंदे यांनी सडेतोड प्रत्युत्तर दिले आहे. एकनाथ शिंदे यांनी राहुल गांधी यांना कोर्टात जाण्याचा सल्ला दिला आहे. राहुल गांधी यांनी निवडणूक आयोगावर केलेल्या आरोपांवर बोलताना उपमुख्यमंत्री एकनाथ शिंदे म्हणाले, “निवडणूक आयोगाने राहुल गांधी यांचे ऐकले नाही तर त्यांनी कोर्टात गेले पाहिजे. निवडणूक आयोगाने यावर स्पष्टीकरण दिले आहे. ते जिंकतात तेव्हा ते आरोप करत नाहीत. हरतात तेव्हाच ते आरोप करतात. ईव्हीएमवर आरोप करतात. मात्र हे मशीन मनमोहन सिंग पंतप्रधान असताना सुरू झाले होते.” चंद्रकांत पाटलांनी Rahul Gandhi यांना दिला कोल्हापुरी ‘झटका’; म्हणाले, “उठसूट इलेक्ट्रॉनिक मीडियाचा…” पुढे बोलताना एकनाथ शिंदे म्हणाले, “मनमोहन सिंग पंतप्रधान असताना ईव्हीएमवर मतदान सुरू झाले. आता यांना त्यांच्या काळात सुरू झालेली प्रक्रिया चुकीची आहे असे म्हणायचे आहे का? ते म्हणतात हे सगळे १० ते १५ वर्षांपासून सुरू आहे. १५ वर्षांपूर्वी कोण सतेत होते? यूपीए सरकार होते. म्हणजे ते त्यांच्याच सरकारवर आरोप करायचे आहेत का? आरोप करून चालणार नाही. पुरावे दिले पाहिजेत. कर्नाटक, तेलंगणामध्ये जिंकल्यावर त्यांनी आरोप केले नाहीत. लोकसभेत आम्ही हरलो तेव्हा आम्ही आरोप केले नाहीत.” चंद्रकांत पाटलांनी Rahul Gandhi यांना दिला कोल्हापुरी ‘झटका’ राहुल गांधी यांनी केलेल्या आरोपांवर बोलताना चंद्रकांत पाटील म्हणाले, “त्यांना काही काम धंदा उरलेला नाही. ते लोकसभेचे विरोधी पक्षनेते आहेत. कॉँग्रेसचा चेहरा आहेत. त्यांना रोज काहीतरी बोलले पाहिजे. जर ते सरळ बोलले तर, त्याची दखल कोणी घेणार नाही.राहुल गांधी यांनी इतक्या वेळेस मांडणी करून ते अजून एकही गोष्ट सिद्ध करू शकले नाहीत. 6 हजारपेक्षा मतांची चोरी, पुराव्यासह राहुल गांधीचा भाजपवर थेट वार! निवडणुकीपूर्वी टाकला ‘बॉम्ब’, बिकट परिस्थिती उद्भवणार? लोकसभा निवडणुकीत तुम्हाला महाराष्ट्र आणि उत्तर प्रदेशमध्ये जास्त जागा मिळाल्या. मग तुम्ही त्या ठिकाणी मत चोरी केली का? तुमच्या बाजूने निकाल अलया की ईव्हीएम मशीन चांगले आणि विरोधात निकाल लागला की त्याच मशीनला चुकीचे म्हणणे योग्य नाही. इतकेसे न समजायला लोक काय वेडी नाहीत. राहुल गांधींकडे पुरावे असतील तर त्यांनी थेट सुप्रीम कोर्टात जावे. निवडणूक आयोगाने दखल घेतली नसेल तर सुप्रीम कोर्टात दाद मागता येते. तिथेही दखल नाही घेतली तर डिव्हिजनमध्ये जाता येते. त्यामुळे रोज उठून इलेक्ट्रॉनिक मीडियाचा स्पेस खाऊ नये. Follow Us On © Copyright Navarashtra 2025 All rights reserved.</w:t>
+      </w:r>
+    </w:p>
+    <w:p>
+      <w:pPr>
+        <w:pStyle w:val="Heading3"/>
+      </w:pPr>
+      <w:r>
+        <w:t>Article 43</w:t>
+      </w:r>
+    </w:p>
+    <w:p>
+      <w:r>
+        <w:t>Title: Nitin Gadkari: सरकारला दूर ठेवून लोकांच्या सहभागातूनच शाश्वत विकास साधता येतो – नितीन गडकरी</w:t>
+      </w:r>
+    </w:p>
+    <w:p>
+      <w:r>
+        <w:t xml:space="preserve">URL: </w:t>
+      </w:r>
+      <w:hyperlink r:id="rId51">
+        <w:r>
+          <w:rPr>
+            <w:color w:val="0000FF"/>
+          </w:rPr>
+          <w:t>https://ratnagirikhabardar.com/news/79158/</w:t>
+        </w:r>
+      </w:hyperlink>
+    </w:p>
+    <w:p>
+      <w:r>
+        <w:t>Content: पुणे: सामाजिक कार्य हे केवळ सरकारी मदतीवर अवलंबून न ठेवता लोकशक्तीच्या जोरावर करणे गरजेचे आहे. सरकारला दूर ठेवून लोकांच्या सहभागातूनच शाश्वत विकास साधता येतो, असे प्रतिपादन केंद्रीय मंत्री नितीन गडकरी यांनी केले. नाम फाउंडेशनचा रविवारी (दि. १४) दशकपूर्ती समारंभ स्वारगेट येथील गणेश कला मंच येथे पार पडला. त्यावेळी ते बोलत होते. शेतकरी आत्महत्या, दुष्काळग्रस्त भागातील पुनरुत्थान, पर्यावरण संवर्धन, पाणी अडवा पाणी जिरवा यांसारख्या विविध उपक्रमांतून फाउंडेशनने गेल्या दहा वर्षांत ग्रामीण भागात केलेले कार्य कौतुकास्पद आहे, असेही ते म्हणाले. यावेळी उच्च व तंत्रशिक्षण मंत्री चंद्रकांत पाटील, पद्मभूषण डॉ. विजय भटकर, मराठी भाषा मंत्री उदय सामंत, आमदार भीमराव तापकीर, ‘नाम’चे संस्थापक-अध्यक्ष अभिनेता नाना पाटेकर, संस्थापक-सचिव मकरंद अनासपुरे उपस्थित होते. गडकरी म्हणाले, चांगल्या सामाजिक कार्यासाठी राजकीय प्रचाराची गरज नसते. त्यासाठी इच्छाशक्ती महत्त्वाची असते. ‘नाम’ने केलेले कार्य महत्त्वाचे असून ‘देणारे हात होण्यापेक्षा मदत करणारे हात होता आलं पाहिजे. जेवढ्या जास्त प्रमाणात आपण कौशल्य निर्माण करू तेवढे आपण प्रगतीच्या दिशेने वाटचाल करत राहू. त्यासाठी समाजासाठी संवेदनशील काम करणे गरजेचे आहे. उच्च व तंत्रशिक्षण मंत्री चंद्रकांत पाटील म्हणाले, महिला वर्गासाठी ५ तासांचे काम वर्क मॉड्युल राबवणे गरजेचे आहे. यातून अधिकाधिक महिलांसाठी रोजगार उपलब्ध होऊ शकतो. सप्टेंबर २०१५ साली ‘नाम फाउंडेशन’ची स्थापना झाली आणि त्याची दशकपूर्ती होत आहे. या वाटचालीत आजवर असंख्य हातांनी माणुसकीच्या या यज्ञात मोठे योगदान दिले. मानवतेचा हा यज्ञ यापुढेही असाच अखंडपणे चालत राहील, यासाठी ‘नाम फाउंडेशन’ कटिबद्ध असल्याचे ‘नाम’चे संस्थापक-अध्यक्ष नाना पाटेकर आणि संस्थापक-सचिव मकरंद अनासपुरे यांनी सांगितले. दैनिक रत्नागिरी खबरदारISO 9001:2015 CERTIFIED(RNI NO. MAHMAR/2013/57411)शासनमान्य रजिस्टर न्यूजपेपर15:38 15-09-2025</w:t>
+      </w:r>
+    </w:p>
+    <w:p>
+      <w:pPr>
+        <w:pStyle w:val="Heading3"/>
+      </w:pPr>
+      <w:r>
+        <w:t>Article 44</w:t>
+      </w:r>
+    </w:p>
+    <w:p>
+      <w:r>
+        <w:t>Title: The fight for Pune’s green heart: A city’s soul vs 6 minutes of saved commute</w:t>
+      </w:r>
+    </w:p>
+    <w:p>
+      <w:r>
+        <w:t xml:space="preserve">URL: </w:t>
+      </w:r>
+      <w:hyperlink r:id="rId52">
+        <w:r>
+          <w:rPr>
+            <w:color w:val="0000FF"/>
+          </w:rPr>
+          <w:t>https://www.newslaundry.com/2025/09/22/the-fight-for-punes-green-heart-a-citys-soul-vs-6-minutes-of-saved-commute</w:t>
+        </w:r>
+      </w:hyperlink>
+    </w:p>
+    <w:p>
+      <w:r>
+        <w:t>Content: Report Once rescued by citizen’s protest in the 1980s, Pune’s beloved Vetal Tekdi faces its gravest threat yet from state-backed infrastructure plans. For more than 40 years, Punekars have rallied to save Vetal Tekdi – the city’s highest hill, a green lung thick with trees, birdsong, and clean air. It’s where thousands walk and birds find rest. Each time the hill has faced the axe of development, citizens have risen in protest, forcing authorities to step back. Now, that legacy of resistance is being tested again. Three projects – the Bal Bharati–Paud Phata (BBPP) road, twin tunnels, and a high capacity mass transit route – threaten to slice through this fragile urban forest. Experts warn of irreversible damage: at least 7,000 trees will be lost, groundwater recharge zones disrupted, and wildlife corridors fragmented. But the Pune Municipal Corporation has pushed tenders and revised plans. A long-standing struggle for Vetal Tekdi On July 14, 1982, Pune resident Lata Shrikhande received a pivotal letter from DP Gupta, then Director General of Road Development, confirming that plans to build a highway across Law College Hill – part of the beloved Vetal Tekdi – had been scrapped following widespread public opposition. Punekars saw this as proof that civic voices could protect their green heritage, named after Vetal Baba, seen as a form of Lord Shiva. But decades later, the same battle returned under harsher terms. On April 10, 2023, a group of citizens were even mocked by BJP leader and Pune Guardian Minister Chandrakant Patil over their concerns. “If you love jungles so much, I will build you homes in Gadchiroli,” he reportedly told them, the group alleged. The project never died. It had been renewed in 1996 by a general body resolution of PMC; formalised in the 2007-27 Development Plan, with environmental and traffic studies prepared between 2017-2021. Now, concerns have only deepened with recent reports of PMC’s plans to fast-track the tunnel project. The Bal Bharati–Paud Phata (BBPP) road project had first appeared in Pune’s 1982 draft development plan for 1987–2007. Such plans, prepared by municipal corporations and approved by the state government, usually cover 20 years. However, because the proposed road cut across the Vetal Tekdi hill complex, it immediately faced opposition. The citizen campaign succeeded when DP Gupta confirmed the project would be scrapped. The road was removed from the 1987 plan. However, in 1996, PMC revived the project through a general body resolution. By 2000, the forest department began warning PMC and the district administration that the proposed road passed through forest land and could not proceed without central government permission. There were several letters informing that parts of the land were forest areas. A letter from the Deputy Conservator of Forests on March 31, 2000, stated that Survey Nos. 49 to 53 qualified as forest under a 1996 Supreme Court ruling. Another letter on July 16, 2001, reiterated that Plot No. 97 in Survey No. 53, near the Indian Law Society College, was forest land, and no non-forest activity could take place without central approval. In 2003, Assistant Conservator of Forests Hanmant Dhumal told the Bombay High Court that Survey Nos. 96 and 97 were reserve forests and warned that building a road through dense forest would lead to large-scale ecological damage, including the felling of thousands of trees. Despite these warnings, PMC began construction at Paud Phata in March 2006. Later that year, the Central Empowered Committee (CEC), constituted by the Supreme Court, also wrote to the Chief Secretary of Maharashtra objecting to the project, stating that constructing a road on forest land would violate Supreme Court orders. But construction continued until the citizen group Nagrik Chetna Manch, led by retired Army Major General Sudhir Jathar, approached the Bombay High Court, which issued a stay order. The project resurfaced in PMC’s 2007–2027 development plan. But in 2015, the planning committee members appointed by the state government rejected any construction on hills. Committee members Sarang Yadwadkar and Sachin Punekar wrote that hilltops and slopes should be left “open and virgin” with no roads or development of any kind. Speaking to Newslaundry, Yadwadkar explained that roads on hill slopes cause “irreversible damage” without solving traffic congestion. “Within a few years, the road will be as choked as any other, but the damage to the hills and environment will be permanent,” he said. In January 2016, the Bombay High Court struck down the BBPP road project, observing that before destroying a man-made forest, an Environmental Impact Assessment (EIA) must be carried out and reviewed by a committee of experts. Unless such a study proved the destruction of the forest was truly in the public interest, the road could not proceed. So in June 2018, PMC formed a six-member expert committee, including municipal officials and two independent members – Major General Sudhir Jathar and Prashant Inamdar. The committee was tasked with studying the project’s environmental and traffic impact. PMC also appointed two consultancy firms – VKe Environmental for the EIA and Sustainancy for the traffic survey. Both the firms favoured the project. There is no record of opinions by four PMC expert committee members. However, Jathar and Inamdar, in their review of the EIA and traffic study report, concluded that the road would cause irreversible ecological damage, and would not serve the intended purpose of easing traffic congestion or diversion. In his final review report of June 2021, Jathar pointed out that VKe Environmental downplayed the area’s ecological value by calling it a “man-made plantation” with little wildlife. This, he said, despite the consultancy’s own annexure contradicting this, documenting native species like Khair, Moi, Medshingi and Kadulimb, along with 45 bird species, 13 butterflies, five reptiles, and mammals. His report identified 52 percent of the road alignment as areas of high or moderate conservation priority, critical for wildlife corridors, cooling stands, and groundwater recharge. He warned of habitat fragmentation, loss of nesting and feeding sites, and the felling of nearly 1,440 trees, along with losses in ecosystem services such as soil stability, seed dispersal, pollination and carbon sequestration. When Jathar asked whether the road would serve as a long-term traffic solution, the consultants admitted that the BBPP road was only a medium-term fix for around 12 years. Jathar also pointed out that VKe Environmental made no mention of groundwater recharge in its “summary and conclusion,” despite their own hydro-geology report in the annexure admitting that “this area is a useful groundwater recharge zone due to favourable geological formations”. The hydrology report had also warned that work in this zone should be limited only to the road, as any additional construction could affect groundwater recharge and reduce water availability downstream. Prashant Inamdar, a transportation expert, told Newslaundry that the Expert Committee was mandated to oversee the Environmental Impact Assessment and traffic studies, scrutinise consultants’ reports, and submit a final report with recommendations to PMC. Inamdar said after their reviews were submitted to the Additional Commissioner of PMC, who chaired the Expert Committee, a meeting should have been convened to discuss these findings. This meeting should have been followed by a joint session with the consultants. However, Inamdar reported that PMC “never convened a full committee meeting, preventing preparation and submission of the final report”. Instead, PMC held internal discussions with officers and consultants, deliberately excluding the independent members. In August 2021, PMC even floated tenders for a Detailed Project Report without informing Jathar and Inamdar. The move was opposed by Jathar’s Nagrik Chetna Manch in the Bombay High Court. Still, consultancy Enviro Safe was awarded the contract to prepare the DPR and oversee pre- and post-construction work. The DPR was completed by November 2022 with an estimated cost of Rs 252 crore. And what the DPR suggested was a “completely altered project” – including two elevated roads on pillars along the hill slope, a flyover and underpass at one end, and a large commercial centre and township flanking the road. “None of this was part of the original plan assessed in the EIA and traffic studies,” said Inamdar. “It was evident that PMC had already pre-decided the course of action, without giving any regard to the expert committee.” The DPR pointed to far more construction on the hill than initially disclosed. According to the DPR consultant EnviroSafe, erecting these pillars would require flattening slopes to build access roads. The plan even shows HCMTR project pillars standing in the middle of the BBPP road. Yet none of this construction impact is reflected in the Environmental and Social Impact Statement, which limits its scope to 500 metres on either side of the grade road. The report even claims that elevated roads will protect the hill from environmental damage, despite the DPR clearly showing widespread construction. Citizen groups have alleged that PMC is deliberately complicating reports and procedures to obscure the scale of the project, fearing public opposition once the full picture emerges. In October 2021, the PMC general body also approved the alignment of the High Capacity Mass Transit Route – a ring road – with the BBMP. The Maharashtra government granted approval in 2024. The other blow Meanwhile, the other blow was feared from twin tunnels proposed through the hill, connecting Panchvati to Sutardhara and Panchvati to Gokhale Nagar. The tunnel idea had first appeared in PMC’s City Development Plan 2013–2041. Responding to pressure, PMC’s Development Plan Committee – then led by Congress and NCP– rejected the proposals in February 2015. The report highlighted that vehicular emissions in tunnels pose serious environmental risks, including the release of harmful pollutants, elevated tunnel temperatures from vehicle heat, and noise and vibration exceeding permissible limits. It also warned that tunnel construction could disrupt underground aquifers, damage crucial groundwater recharge zones, and threaten the habitat of Jatropha Nana (Nana Erand), a critically endangered plant found only on the Pachgaon-Parvati and Vetal Hills. The committee concluded that no development should be permitted on hilltops and slopes and recommended cancelling the proposed tunnel between Panchvati and Gokhale Nagar through Vetal Tekdi. But after BJP came to power in 2014, the state government took over the Development Plan in March 2015. A committee headed by Divisional Commissioner S Chockalingam revised it, and in January 2017, the Urban Development Department reintroduced the tunnel project. In April 2018, BJP-led PMC passed a resolution for a feasibility study, floating tenders for the first time. The 2019 shift to the Maha Vikas Aghadi (MVA) stalled progress, with feasibility retendered six times until October 2021. The project revived in June 2022 when BJP returned to power, and by February 2023 it was expedited and finalised. It is significant that the 2022 pre-feasibility and Environmental Impact Assessment report for the Panchvati–Kothrud and Gokhale Nagar tunnel, prepared by the PMC itself, revealed strong local opposition to the project. Surveys were conducted at five locations – Pashan Panchvati, Gokhale Nagar, Sutardhara, Janwadi, and Wadarwadi – at the proposed tunnel’s entry and exit points. The report found that only 21 percent of residents supported the tunnel, while 79 percent opposed it. A 2022 study by the Pune-based Advanced Centre for Water Resources Development and Management highlighted the crucial role of Vetal Hill catchments as aquifers. According to the report, Pune’s annual urban groundwater footprint exceeds 100 million cubic meters, sustained largely by a network of 14 basalt aquifers of varying extent and thickness. The study identified the Vetal Hill catchments – particularly the stretch between Nal Stop and the Bhandarkar Oriental Research Institute – as hosting seven aquifers, four of which are shallow and located between Law College Road and the lower to middle slopes of the hill. Any physical infrastructure in this zone, the study warned, would disrupt the recharge, storage, and flow functions of these aquifers. Despite its ecological importance, official recognition of Vetal Hill has been inconsistent. In September 2000, the Government of Maharashtra passed a resolution directing PMC to prepare a list of the city’s urban and natural heritage sites, including Vetal Hill. Yet, when PMC issued a public notice on heritage sites in 2018, none of the natural heritage sites, including Vetal Hill, were listed. It is important to note that, despite these environmental and civic concerns, projects like the proposed tunnels continue to be pushed forward. But opposition has continued In March 2024, members of the citizen group Vetal Tekdi Bachao Kruti Samiti approached the Central Empowered Committee (CEC) seeking a halt to the BBPP road project. A year later, in February 2025, the Bombay High Court disposed of a petition filed by Nagrik Chetna Manch, ruling that if the project required Forest or Environment Department clearance, the PMC must obtain permissions. The court further directed the competent authority to decide whether the land qualifies as “deemed forest” and whether the road truly serves public interest. In April 2025, citizen activists Sumita Kale and Sushma Daate filed a Special Leave Petition in the Supreme Court against this order. The matter is still pending. Meanwhile, in May 2025, acting on the March 2024 application and a site visit by a CEC member in April 2024, the committee had written to the Maharashtra Chief Secretary instructing that no work be undertaken in “deemed forest” areas along the 2.1 km proposed alignment. It warned that construction there would violate the Supreme Court’s landmark 1996 T N Godavarman v Union of India judgment and the Van (Sanrakshan Evam Samvardhan) Rules, 2023. Pradeep Ghumare, a resident of Panchvati said, “This entire tunnel project is nothing short of a sham. Far from easing traffic congestion or making commuting faster, it threatens to destroy Vetal Tekdi… Over the past 35 years, tens of thousands of trees have been planted here by citizens, schoolchildren, the forest department, and even the PMC itself. All of this effort will be undone if the project goes ahead.” Usha Rangarajan, a resident of Pashan, said Vetal Tekdi is “critical” for Pune’s ecology. “It sustains one of the city’s largest aquifers, supplying groundwater to surrounding areas such as Pashan, Senapati Bapat Road, Deccan, and Kothrud. It is also one of the largest natural amenities available to citizens in western Pune, serving as a vital green lung and biodiversity hotspot.” Prajakta Divekar, heritage advocate and member of Vetal Tekdi Bachav Kruti Samiti, said the crux is simple: “People do not want these projects.” She pointed out that the only public input was the 2013 Development Plan hearing, when few realised how massive and costly the projects would become. She criticised the pre-feasibility and project studies for downplaying damage, calling mitigation measures a “magic wand” solution. Worse, she said, many politicians did not understand the projects were interconnected. “Some thought there was a choice between road, tunnel, or elevated road. In reality, all are separate projects, all aimed at the same thing.” At the core, she said, over 2,000 acres of natural land on Vetal Tekdi are viewed as real estate and that it’s “pure greed”. “Roads are just entry points to open up hills for future development.” Divekar warned that with projects like the ring road already destroying hills, Pune faces ecological disaster. “We are heading towards a water crisis. These hills are natural water tanks, part of our water infrastructure. We cannot recreate them. Despite repeated representations to PMC, Vetal Tekdi is still not formally protected.” Madhavi Rahirkar, a lawyer and Deccan resident, alleged that PMC’s push for the BBPP road is less about easing traffic and more about benefiting a private township on Paud Road. “Its map surfaced in PMC’s detailed project report…raising eyebrows,” she claimed. “What troubles citizens are the selective omissions. Environment Clearance has not been obtained for road projects on the hill. The EIA report for BBPP was completed in 2021, but the township approved in 2019 was neither included in the EIA nor shared with the expert committee. Authorities keep pushing the road project, disregarding expert recommendations, altering surveys when errors are flagged, and keeping major alignment changes under wraps. Costs have already shot past Rs 300 crore.” Madhavi Rahirkar, a lawyer and a resident of Deccan area, said, “Many citizens suspect that the real reason behind PMC’s push for the BBPP road on Vetal Tekdi slopes is to benefit a private township on Paud Road side, whose map surfaced in PMC’s detailed project report for the BBPP road project.” “The project was approved by the Deputy Director of Town Planning (SRA) in February 2019 along with residential and commercial complexes. At present, the only entry to this project is via the narrow ARAI road. Main roads that are Karve Road and Paud Road lie at much lower gradients. For developers, the proposed BBPP road connecting to Senapati Bapat Road would provide direct access. Adding to the suspicion is an application filed on November 11, 2020, by the project’s architect, asking PMC to realign the BBPP road to merge with the proposed High Capacity Mass Transit Route in the same portion of land. This was approved in 2023 by the PMC Commissioner, at an additional cost of Rs 16 crore.” She added, “What troubles citizens is the selective omissions. Environment Clearance has not been obtained for the road projects on the hill. The Environment Impact Assessment (EIA) report for the BBPP project was completed in 2021. Even then, the township, approved in 2019, was neither included in the EIA nor shared with the expert committee members. The point is that despite legitimate concerns, authorities seem intent on pushing the road project, disregarding Expert Committee members' recommendations, repeatedly altering surveys when errors are flagged, and keeping major alignment changes under wraps. This project has crossed Rs 300 crore now when the EIA had done cost-benefit analysis using Rs 50 crore estimate for this 2.1 km road. It looks like they just want to do it at any cost.” When Newslaundry reached out to Naval Kishore Ram, Pune Municipal Commissioner. “We will also speak to the people and will understand their concerns. Their point of view will surely be taken into consideration.” Our latest Sena project tracks how elites take over public spaces in urban India, and the price that’s paid by you. Click here to contribute. © Newslaundry Media Private Limited. All Rights Reserved.</w:t>
+      </w:r>
+    </w:p>
+    <w:p>
+      <w:pPr>
+        <w:pStyle w:val="Heading3"/>
+      </w:pPr>
+      <w:r>
+        <w:t>Article 45</w:t>
       </w:r>
     </w:p>
     <w:p>
@@ -1414,7 +1383,7 @@
       <w:r>
         <w:t xml:space="preserve">URL: </w:t>
       </w:r>
-      <w:hyperlink r:id="rId54">
+      <w:hyperlink r:id="rId53">
         <w:r>
           <w:rPr>
             <w:color w:val="0000FF"/>
@@ -1426,6 +1395,37 @@
     <w:p>
       <w:r>
         <w:t>Content: मेरा शहर Link Copied Govt Jobs 2026: महाराष्ट्र के उच्च एवं तकनीकी शिक्षा मंत्री चंद्रकांत पाटिल ने शनिवार को कहा कि राज्य के वरिष्ठ महाविद्यालयों में मार्च 2026 से पहले 5,500 सहायक प्राध्यापकों की भर्ती की जाएगी। वह नांदेड़ स्थित स्वामी रामानंद तीर्थ मराठवाड़ा विश्वविद्यालय के 28वें दीक्षांत समारोह में बोल रहे थे। पाटिल ने कहा कि सरकार ने वरिष्ठ महाविद्यालयों के लिए 5,500 सहायक प्राध्यापकों और 2,900 गैर-शिक्षण पदों को मंजूरी दे दी है। मंत्री ने बताया कि वित्त और योजना विभाग दोनों ने अपनी सहमति दे दी है। उन्होंने कहा कि जल्द ही एक सरकारी प्रस्ताव (GR) जारी किया जाएगा और अगले साल मार्च से पहले 5,500 सहायक प्राध्यापकों के रिक्त पदों को भरा जाएगा। पाटिल ने कहा कि विश्वविद्यालयों में 700 सहायक प्रोफेसरों की भर्ती के लिए पहले ही मंजूरी दे दी गई थी, लेकिन तत्कालीन राज्यपाल सी. पी. राधाकृष्णन द्वारा एक अलग तरीका सुझाए जाने के कारण यह प्रक्रिया पूरी नहीं हो सकी। उन्होंने कहा कि चूंकि राधाकृष्णन उपराष्ट्रपति नियुक्त हो चुके हैं, इसलिए यह मामला नए राज्यपाल आचार्य देवव्रत के समक्ष उठाया जाएगा। मंत्री ने कहा कि विदेशी छात्रों को आकर्षित करने के लिए विश्वविद्यालयों को मजबूत बनाया जाना चाहिए। उन्होंने कहा कि इस वर्ष एक एजेंसी नियुक्त की गई जिसके माध्यम से 65 देशों के 4,000 छात्रों ने नामांकन कराया, लेकिन ज्यादातर छात्रों ने पुणे और मुंबई को प्राथमिकता दी। उन्होंने कहा कि आज के युवाओं में समाज को बदलने की अपार क्षमता है। उन्होंने कहा, "महाराष्ट्र सरकार ने स्टार्टअप इंडिया, मेक इन इंडिया और डिजिटल इंडिया जैसी पहलों के जरिए अवसरों के द्वार खोले हैं। आपके पास प्रयोग करने, नवाचार करने और नए रास्ते बनाने की शक्ति है। लेकिन याद रखें, उद्यमिता और करियर हमेशा मूल्यों और सामाजिक जिम्मेदारी पर आधारित होने चाहिए।" रहें हर खबर से अपडेट, डाउनलोड करें अमर उजाला हिंदी न्यूज़ APP अपने मोबाइल पर। Next Article Please wait... Please wait... Delete All Cookies Followed</w:t>
+      </w:r>
+    </w:p>
+    <w:p>
+      <w:pPr>
+        <w:pStyle w:val="Heading3"/>
+      </w:pPr>
+      <w:r>
+        <w:t>Article 46</w:t>
+      </w:r>
+    </w:p>
+    <w:p>
+      <w:r>
+        <w:t>Title: महाराष्ट्र: शिक्षा क्षेत्र में बड़ा बदलाव! मार्च 2026 तक भरें जाएंगे 5500 पद, सरकार का ऐलान</w:t>
+      </w:r>
+    </w:p>
+    <w:p>
+      <w:r>
+        <w:t xml:space="preserve">URL: </w:t>
+      </w:r>
+      <w:hyperlink r:id="rId54">
+        <w:r>
+          <w:rPr>
+            <w:color w:val="0000FF"/>
+          </w:rPr>
+          <w:t>https://www.abplive.com/states/maharashtra/chandrakant-patil-said-5500-assistant-professors-to-be-recruited-before-march-2026-3016077</w:t>
+        </w:r>
+      </w:hyperlink>
+    </w:p>
+    <w:p>
+      <w:r>
+        <w:t>Content: महाराष्ट्र के उच्च और तकनीकी शिक्षा मंत्री चंद्रकांत पाटिल ने सहायक प्रोफेसरों की भर्ती को लेकर बड़ी घोषणा कर दी है. 20 सितंबर को नांदेड में स्वामी रामानंद तीर्थ मराठवाड़ा विश्वविद्यालय के 28वें दीक्षांत समारोह में घोषणा की कि राज्य के वरिष्ठ कॉलेजों में 5,500 सहायक प्रोफेसरों की भर्ती मार्च 2026 से पहले पूरी कर दी जाएगी. उन्होंने बताया कि सरकार ने इस भर्ती के साथ-साथ 2,900 गैर-शिक्षण पदों को भी मंजूरी दी है, और वित्त व योजना विभाग ने इसकी सहमति दे दी है. पाटिल ने कहा कि जल्द ही सरकारी प्रस्ताव (GR) जारी किया जाएगा और इसके तहत सभी 5,500 पद भरे जाएंग. उन्होंने यह भी स्पष्ट किया कि पहले विश्वविद्यालयों में 700 सहायक प्रोफेसरों की भर्ती का आदेश था, लेकिन उस समय के राज्यपाल C P राधाकृष्णन द्वारा भिन्न प्रक्रिया सुझाए जाने के कारण यह पूरा नहीं हो पाया. अब चूंकि राधाकृष्णन उपराष्ट्रपति नियुक्त हो चुके हैं, यह मामला नए राज्यपाल आचार्य देवव्रत के साथ उठाया जाएगा. मंत्री ने कहा कि विश्वविद्यालयों को विदेशी छात्रों को आकर्षित करने के लिए मजबूत बनाना आवश्यक है. इस साल एक एजेंसी के माध्यम से 65 देशों से 4,000 छात्रों ने नामांकन कराया, लेकिन अधिकांश छात्रों ने पुणे और मुंबई को प्राथमिकता दी. उन्होंने छात्रों को यह भी याद दिलाया कि युवाओं में समाज को बदलने की अपार क्षमता है, और उन्हें न केवल करियर बल्कि सामाजिक जिम्मेदारी और मूल्यों के साथ उद्यमिता और नवाचार पर ध्यान देना चाहिए. पाटिल ने अंत में कहा कि महाराष्ट्र सरकार ने स्टार्टअप इंडिया, मेक इन इंडिया और डिजिटल इंडिया जैसी पहलों के माध्यम से युवाओं के लिए अवसरों के दरवाजे खोल दिए हैं. उन्होंने छात्रों को प्रोत्साहित किया कि वे नए रास्ते खोजें, प्रयोग करें और नवाचार करें, लेकिन हमेशा अपने कदमों को मूल्यों और सामाजिक जिम्मेदारी के आधार पर रखें. यह घोषणा राज्य के शिक्षा क्षेत्र और युवाओं के लिए बड़ी उम्मीदों का संकेत है. Source: IOCL We use cookies to improve your experience, analyze traffic, and personalize content. By clicking "Allow All Cookies", you agree to our use of cookies.</w:t>
       </w:r>
     </w:p>
     <w:p>
@@ -1469,7 +1469,7 @@
     </w:p>
     <w:p>
       <w:r>
-        <w:t>Title: महाराष्ट्र में निकली बंपर शिक्षक वैकेंसी! कॉलेजों में 5500 से अधिक प्रोफेसर किए जाएंगे नियुक्ति</w:t>
+        <w:t>Title: Pune News: चंद्रकांत पाटिल का बयान – पडलकर की भाषा से सहमत नहीं, समर्थन नहीं करेंगे</w:t>
       </w:r>
     </w:p>
     <w:p>
@@ -1481,13 +1481,13 @@
           <w:rPr>
             <w:color w:val="0000FF"/>
           </w:rPr>
-          <w:t>https://navbharatlive.com/career/maharashtra-university-college-professor-recruitment-chandrakant-patil-1361015.html/amp</w:t>
+          <w:t>https://navbharatlive.com/maharashtra/pune/minister-chandrakant-patil-on-gopichand-padalkars-statement-1363502.html</w:t>
         </w:r>
       </w:hyperlink>
     </w:p>
     <w:p>
       <w:r>
-        <w:t>Content: प्रतीकात्मक तस्वीर (सोर्स: सोशल मीडिया) Maharashtra College Professor Recruitment: महाराष्ट्र के उच्च शिक्षा और तकनीकी शिक्षण विभाग ने राज्य के विश्वविद्यालयों और उच्च महाविद्यालयों में बड़ी भर्ती प्रक्रिया का रास्ता साफ कर दिया है। उच्च व तंत्रशिक्षण मंत्री चंद्रकांत पाटिल ने ऐलान किया कि राज्य में कुल 5,500 से अधिक पदों पर भर्ती की जाएगी। इनमें से 700 प्राध्यापकों की नियुक्ति को वित्त विभाग से मंजूरी मिल चुकी है, वहीं शिक्षकेतर कर्मचारियों की भर्ती भी इसी प्रक्रिया के अंतर्गत होगी। कृषि क्षेत्र को छोड़कर राज्य के विश्वविद्यालयों में 2,900 प्राध्यापक पद पहले ही घोषित किए गए थे। इनमें से 2,200 पदों पर भर्ती पूरी हो चुकी है, जबकि शेष 700 प्राध्यापकों की नियुक्ति अगले एक महीने में पूरी कर ली जाएगी। मंत्री चंद्रकात पाटिल ने बताया कि पुणे और अन्य विश्वविद्यालयों में भर्ती प्रक्रिया अंतिम चरण में है और आने वाले 15 दिनों में साक्षात्कार लेकर नियुक्तियां की जाएंगी। इस भर्ती प्रक्रिया के अंतर्गत पुण्यश्लोक अहिल्यादेवी होलकर सोलापुर विश्वविद्यालय और राज्य के 109 उच्च महाविद्यालयों में रिक्त पदों को भरा जाएगा। लंबे समय से अटकी हुई इस प्रक्रिया को अब गति मिलने जा रही है। दरअसल, पिछले दो वर्षों से विभिन्न स्तरों पर मतभेद और वित्तीय मंजूरी की अड़चन के कारण यह भर्ती रुक गई थी। लेकिन अब वित्त विभाग की अनुमति मिलने के बाद विश्वविद्यालयों और महाविद्यालयों में प्राध्यापक तथा अशैक्षणिक कर्मचारियों की नियुक्तियों का मार्ग प्रशस्त हो गया है। यह भी पढ़ें:- चिंतन शिविर ने बढ़ाई NCP के मंत्रियों का चिंता, भड़के अजित पवार, बोले- काम करो वरना कुर्सी छोड़ो मंत्री पाटिल ने कहा कि पूरी भर्ती प्रक्रिया अगले एक महीने में पूरी कर ली जाएगी और इसके लिए विश्वविद्यालय तथा महाविद्यालय जल्द ही अधिसूचना जारी करेंगे। अधिसूचना में यह स्पष्ट किया जाएगा कि भर्ती प्रक्रिया किस प्रकार की जाएगी और उम्मीदवारों को कब तक आवेदन करना होगा। इस निर्णय से हजारों युवाओं को रोजगार का अवसर मिलेगा और साथ ही राज्य के विश्वविद्यालयों व महाविद्यालयों में लंबे समय से खाली पड़े पद भी भर जाएंगे। उच्च शिक्षा क्षेत्र में यह कदम राज्य सरकार की एक बड़ी पहल मानी जा रही है। Follow Us On © Copyright Navbharatlive 2025 All rights reserved.</w:t>
+        <w:t>Content: चंद्रकांत पाटिल (सौ. सोशल मीडिया ) Pune News In Hindi: हाल ही में जत में आयोजित कार्यक्रम के दौरान भाजपा नेता और विधायक गोपीचंद पडलकर ने शरद पवार गुट के वरिष्ठ नेता और विधायक जयंत पाटिल को लेकर आपत्तिजनक बयान दिया था। इस बयान के बाद राज्य की राजनीति गरमा गई है। इसे लेकर भाजपा नेता एवं मंत्री चंद्रकांत पाटिल से सवाल पूछा गया तो उन्होंने स्पष्ट कहा कि गोपीचंद पडलकर के इस बयान का न तो मैंने और न ही मुख्यमंत्री देवेंद्र फडणवीस, चंद्रशेखर बावनकुले, सदाभाऊ खोत समेत किसी भी नेता ने समर्थन किया है। इस बीच बयान को लेकर हो रही आलोचना पर गोपीचंद पडलकर ने कहा कि प्रधानमंत्री नरेंद्र मोदी, उनकी माता, मुख्यमंत्री देवेंद्र फडणवीस की पत्नी और बेटी पर लगातार टिप्पणी की जाती है, तब कोई सामने क्यों नहीं आता? उस समय सवाल उठाने वाले नेता फील्ड में क्यों नहीं उतरते? मंत्री पाटिल ने कहा कि मैं गोपीचंद पडलकर का समर्थन नहीं करता हूं। उन्हें ऐसी भाषा का उपयोग नहीं करना चाहिए। ये भी पढें :- Pune News: नवरात्रि 22 सितंबर से, Pune Police ने बदली ट्रैफिक व्यवस्था राज्य के उच्च एवं तकनीकी शिक्षा मंत्री चंद्रकांत पाटिल ने आश्वासन दिया है कि शोध छात्रों की लंबित मांगों का मंत्रालय स्तर पर विचार किया जाएगा। इस संबंध में संशोधक समन्वय क्रांति समिति के शिष्टमंडल ने रविवार को मंत्री पाटिल से मुलाकात की। पाटिल के आश्वासन के बाद समिति ने अपना आंदोलन वापस ले लिया। सारथी, बार्टी, महाज्योति, अमृत और आर्टी जैसी संस्थाओं से छात्रवृत्ति प्राप्त करने के मुद्दे पर शोध छात्र डेक्कन चौक पर आंदोलन कर रहे थे। Follow Us On © Copyright Navbharatlive 2025 All rights reserved.</w:t>
       </w:r>
     </w:p>
     <w:p>
@@ -1500,7 +1500,7 @@
     </w:p>
     <w:p>
       <w:r>
-        <w:t>Title: Assistant Professor Recruitment 2026: युवा हो जाएं तैयार.. अगले साल 55 असिस्टेंट प्रोफेसर्स की होगी नियुक्ति, 2,900 गैर-शैक्षणिक पदों पर भर्ती को भी मिली मंजूरी</w:t>
+        <w:t>Title: हिंदी कवी कुमार अंबुज यांना यंदाचा कुसुमाग्रज राष्ट्रीय साहित्य पुरस्कार</w:t>
       </w:r>
     </w:p>
     <w:p>
@@ -1512,13 +1512,13 @@
           <w:rPr>
             <w:color w:val="0000FF"/>
           </w:rPr>
-          <w:t>https://www.ibc24.in/youth-corner/assistant-professor-recruitment-maharashtra-2026-5500-vacancies-apply-before-march-3261341.html/amp</w:t>
+          <w:t>https://prahaar.in/2025/09/20/hindi-poet-kumar-ambuj-wins-kusumagraj-national-literary-award/amp/</w:t>
         </w:r>
       </w:hyperlink>
     </w:p>
     <w:p>
       <w:r>
-        <w:t>Content: Home » Youth Corner » 5,500 assistant professors to be recruited before March 2026: Maharashtra govt Assistant Professor Recruitment 2026 || IBC24 News File Assistant Professor Recruitment 2026: नांदेड़: महाराष्ट्र के उच्च एवं तकनीकी शिक्षा मंत्री चंद्रकांत पाटिल ने शनिवार को कहा कि राज्य के प्रमुख कॉलेजों में मार्च 2026 से पहले 5,500 सहायक प्रोफेसर की भर्ती की जाएगी। पाटिल नांदेड़ में स्वामी रामानंद तीर्थ मराठवाड़ा विश्वविद्यालय के 28वें दीक्षांत समारोह को संबोधित कर रहे थे। Assistant Professor Recruitment 2026: मंत्री ने बताया कि राज्य सरकार ने प्रमुख कॉलेजों में सहायक प्रोफसर के 5,500 पदों और 2,900 गैर-शैक्षणिक पदों पर भर्ती को मंजूरी दे दी है। उन्होंने बताया कि वित्त और योजना विभाग, दोनों ने अपनी सहमति दे दी है। पाटिल ने कहा कि जल्द ही एक सरकारी आदेश (जीआर) जारी किया जाएगा और अगले साल मार्च से पहले सहायक प्रोफेसर के 5,500 रिक्त पदों को भर लिया जाएगा। यह भी पढ़ें: Rail Neer Price: ट्रेन में सफर करने वाले यात्रियों के लिए खुशखबरी, रेलवे बोर्ड ने स्टेशन में मिलने वाले पानी की कीमतों में की कटौती</w:t>
+        <w:t>Content: महाराष्ट्रताज्या घडामोडी September 20, 2025 06:39 PM नाशिक (प्रतिनिधी): यशवंतराव चव्हाण महाराष्ट्र मुक्त विद्यापीठातर्फे दिल्या जाणाऱ्या कुसुमाग्रज राष्ट्रीय साहित्य या प्रतिष्ठित पुरस्कारासाठी हिंदी कवी कुमार अंबुज यांची निवड करण्यात आली आहे. पुरस्कार वितरण समारंभ बुधवारी (ता. २४) सायंकाळी सहाला गंगापूर रोडवरील कुसुमाग्रज स्मारक येथे होणार असून, विद्यापीठाचे कुलगुरू डॉ. संजीव सोनवणे यांच्या हस्ते हा पुरस्कार प्रदान केला जाईल. २०१० पासून सुरू झालेला हा पुरस्कार विद्यापीठाच्या कुसुमाग्रज अध्यासनामार्फत दर वर्षी एका निवडक अमराठी कवीला दिला जातो. या पुरस्कारात रोख एक लाख रुपये, मानचिन्ह व मानपत्राचा समावेश आहे. यापूर्वी कवी चंद्रकांत देवताले (हिंदी), के. सच्चिदानंदन (मल्याळम), सीतांशू यशश्चंद्र (गुजराती), सुरजीत पातर (पंजाबी), टेमसुला आओ (इंग्रजी), विष्णू खरे (हिंदी), एच. एस. शिवप्रकाश (कन्नड), अमिताभ गुप्ता (बंगाली), नीलिमकुमार (आसामी) या दिग्गजांना या पुरस्काराने गौरविण्यात आले आहे. यंदाच्या पुरस्कारासाठी निवड समितीने एकमताने कुमार अंबुज यांच्या नावाची शिफारस केली. या समितीत कवी व अनुवादक प्रा. चंद्रकांत पाटील, डॉ. गोरख थोरात, डॉ. राजशेखर शिंदे यांचा समावेश होता, तर समितीचे समन्वयक म्हणून कुसुमाग्रज अध्यासनाचे प्रमुख डॉ. दिलीप धोंडगे यांनी काम पहिले. मध्य प्रदेशातील गुना येथील कवी कुमार अंबुज हे नव्वदनंतरच्या पिढीतील दमदार कवी, कथालेखक व समीक्षक म्हणून सुपरिचित आहेत. त्यांची ओळख प्रामुख्याने कवी म्हणून अधिक ठळक आहे. त्यांच्या पाच काव्यसंग्रहांसह कवितांचे एक संकलन व संपादन प्रकाशित झाले आहे. यापूर्वी त्यांना मध्य प्रदेश साहित्य अकादमीसह अनेक पुरस्कारांनी गौरविण्यात आले आहे. महाराष्ट्रमहत्वाची बातमी September 28, 2025 07:59 PM ठाणे : प्रादेशिक हवामान विभागाने दिलेल्या अंदाजानुसार, ठाणे जिल्ह्यात दि.२८ सप्टेंबर २०२५ रोजी 'रेड अलर्ट' (Red Alert) महाराष्ट्रब्रेकिंग न्यूजमहत्वाची बातमी September 28, 2025 01:12 PM भोXXXX सरकार कोणाचं आहे? हXXXX लोक आहेत, संजय राऊतांची जीभ घसरली मुंबई : उद्धव ठाकरेंच्या टीकेला मुख्यमंत्री देवेंद्र महाराष्ट्रताज्या घडामोडी September 28, 2025 12:51 PM ​पुराच्या पाण्यात अडकलेल्या नागरिकांना दिला आधार! लातूर : अहमदपूर तालुक्यात सुरु झालेल्या मुसळधार पावसाने महाराष्ट्रब्रेकिंग न्यूजमहत्वाची बातमी September 28, 2025 12:36 PM मुंबई : मराठवाड्यासह राज्यातील अनेक जिल्ह्यांत पावसाने पुन्हा धुमाकू निर्देशळ घातला आहे. नद्या-नाले तुडुंब भरून महाराष्ट्रमहत्वाची बातमी September 28, 2025 12:19 PM छत्रपती संभाजीनगर : फुलंब्री तालुक्यातील आळंद गावात घडलेल्या दुर्दैवी घटनेनं परिसरात हळहळ व्यक्त होत आहे. एका महाराष्ट्रब्रेकिंग न्यूजमहत्वाची बातमी September 28, 2025 11:36 AM मुंबई : महाराष्ट्रात पुन्हा एकदा पावसाने धुमाकूळ घातला असून, बहुतांश जिल्ह्यांमध्ये मुसळधार ते अतिमुसळधार All Rights Reserved View Non-AMP Version</w:t>
       </w:r>
     </w:p>
     <w:p>
@@ -1531,7 +1531,7 @@
     </w:p>
     <w:p>
       <w:r>
-        <w:t>Title: 5,500 Assistant Professor &amp; 2,900 Non-Teaching Posts in Maharashtra Medical Colleges</w:t>
+        <w:t>Title: How Women In Politics Are Still Excluded From India's POSH Act And Left Vulnerable To Sexual Harassment</w:t>
       </w:r>
     </w:p>
     <w:p>
@@ -1543,13 +1543,13 @@
           <w:rPr>
             <w:color w:val="0000FF"/>
           </w:rPr>
-          <w:t>https://www.patrika.com/amp/en/education-news/maharashtra-announces-massive-recruitment-5500-assistant-professor-2900-non-teaching-posts-19963995</w:t>
+          <w:t>https://www.etvbharat.com/en/!lifestyle/why-women-in-politics-are-still-excluded-from-indias-posh-act-and-left-vulnerable-to-sexual-harassment-enn25092002732</w:t>
         </w:r>
       </w:hyperlink>
     </w:p>
     <w:p>
       <w:r>
-        <w:t>Content: The Maharashtra government plans to recruit 5,500 Assistant Professors and 2,900 non-teaching staff. This process is expected to be completed by March 2026. Details are inside. Youth aspiring for careers in the medical field have received great news from Maharashtra. The state government plans to recruit 5500 Assistant Professors and 2900 non-teaching positions, strengthening the teaching and administrative infrastructure of medical colleges. This move will not only increase employment opportunities for young people but also help raise the standard of higher education in the state. This recruitment drive will address the shortage of faculty and support staff in government medical colleges. The recruitment process will be completed before March 2026, benefiting both students and colleges. If you are a medical student and dream of a government job, this opportunity could prove significant. Maharashtra's Minister of Higher and Technical Education, Chandrakant Patil, announced the recruitment of medical faculty and non-teaching staff on Saturday. He stated that 5500 vacant Assistant Professor positions in higher education colleges will be filled before March 2026. Minister Patil, speaking at the 28th convocation ceremony of Swami Ramanand Teerth Marathwada University in Nanded, announced government approval for 2900 non-teaching staff positions. Both the finance and planning departments have given their consent. The minister also mentioned that previously, approval was given for the recruitment of 700 Assistant Professors in universities. Still, the recruitment could not be completed due to a different procedure suggested by the then-Governor, C. P. Radhakrishnan. This matter will now be raised with the new Governor, Acharya Devvrat. Minister Patil stated that strengthening universities can attract foreign students. This year, through an agency, 4,000 students from 65 countries enrolled, but most prioritised Pune and Mumbai. Youth aspiring for careers in the medical field have received great news from Maharashtra. The state government plans to recruit 5500 Assistant Professors and 2900 non-teaching positions, strengthening the teaching and administrative infrastructure of medical colleges. This move will not only increase employment opportunities for young people but also help raise the standard of higher education in the state. This recruitment drive will address the shortage of faculty and support staff in government medical colleges. The recruitment process will be completed before March 2026, benefiting both students and colleges. If you are a medical student and dream of a government job, this opportunity could prove significant. Maharashtra's Minister of Higher and Technical Education, Chandrakant Patil, announced the recruitment of medical faculty and non-teaching staff on Saturday. He stated that 5500 vacant Assistant Professor positions in higher education colleges will be filled before March 2026. Minister Patil, speaking at the 28th convocation ceremony of Swami Ramanand Teerth Marathwada University in Nanded, announced government approval for 2900 non-teaching staff positions. Both the finance and planning departments have given their consent. The minister also mentioned that previously, approval was given for the recruitment of 700 Assistant Professors in universities. Still, the recruitment could not be completed due to a different procedure suggested by the then-Governor, C. P. Radhakrishnan. This matter will now be raised with the new Governor, Acharya Devvrat. Minister Patil stated that strengthening universities can attract foreign students. This year, through an agency, 4,000 students from 65 countries enrolled, but most prioritised Pune and Mumbai. Join our WhatsApp Group Next Story</w:t>
+        <w:t>Content: National ETV Bharat / lifestyle By Priyanka Chandani Published : September 20, 2025 at 2:59 PM IST On Monday, the Supreme Court declined to entertain a plea seeking to expand the scope of the Protection of Women from Sexual Harassment at Workplace (POSH) Act, 2013, to include political parties. The court observed that such organisations cannot be classified as workplaces under the law. The plea was filed by Advocate Yogamaya M G, seeking recognition of political parties as workplaces in order to bring them under the POSH framework. “How can you include political parties as a workplace? Joining a party is not a place of employment,” remarked Chief Justice Gavai during the hearing. The bench further stated that "It will open a Pandora's box... there will be blackmail." The CJI further added that political engagement does not constitute employment as there is "no payment." No Legal Shield This is absurd! Political parties aren't voluntary bodies of sympathisers. They have membership cards, enforce discipline, collect funds, maintain offices, and operate with strict hierarchies. They have a state headquarters with female employees. "When it comes to women's safety, it is a Pandora's box. What about women who are harassed by male political members? " asks Ranjana Kumari, a Women's Rights Activist and Director of the Centre for Social Research. "Don't we know that sexual favours are rampant in political parties. It's like an ostrich, you want to bury your head in the sand and say there's no attack on me. You are just trying to ignore it and put a curtain to cover all the mischief that political workers do with other political women workers," says the activist. Member of Parliament Satabdi Roy agrees that the lawmakers should be more considerate toward women. "Law is above all, but as a woman, I feel women are unsafe, and people who are making it unsafe are everywhere. There should have been more consideration by the Supreme Court," says Roy. Women Reduced To 'Items' Women workers share the same work burden as men everywhere, including the political workplaces. They are also vulnerable to exploitation, especially verbal remarks. The past is witness to some blatant political misogyny and patriarchal instances. Not so long ago, Tamil Nadu's Dravida Munnetra Kazhagam, DMK leader Saidai Sadiq, made misogynistic remarks against women BJP leaders Gayathri Raghuram, Gowthami, Namitha Gauthami, and Khushboo Sundar. He called the women leaders 'items’. In his speech, he had said, "All four leaders are items. Khushboo says that lotus will bloom in Tamil Nadu. I say that even hair will grow back in Amit Shah’s head, but lotus has no chance of blooming in Tamil Nadu.” He further said, “Do you all know how many times my brother Ilaya Aruna did Khushboo? I mean, he had meetings with her when she was in DMK. Nearly six times, he took Khushboo and had meetings in RA Puram.” The DMK functionary also commented that, unlike the DMK, the BJP depended on the 'actresses' to make inroads into Tamil Nadu. The DMK leader apologised when things got out of his hands and his derogatory speech went viral. There are multiple instances like these. In May 2022, Maharashtra BJP president Chandrakant Patil passed remarks on Nationalist Congress Party MP Supriya Sule. he had said, "If you don't understand politics, go home and cook." In December 2021, senior Congress leader Ramesh Kumar, during an Assembly meeting, was heard saying, "There is a saying. When rape is inevitable, lie back and enjoy it." March 2021, Uttarakhand's Tirath Singh Rawat's comments on women wearing gripped jeans. October 2021, Karnataka Health Minister Dr K Sudhakar's contentious remarks on Indian women "wanting to stay single and not wanting to give birth after marriage." In the same month, BJP's national general secretary CT Ravi's controversial remark, "Western influence and the culture of micro families are the reason why women want to stay single." April 2019, BJP's Gopal Shetty's comments on actor Urmila Matondkar, "Urmila ji has been brought to politics because she is a celebrity and due to how she looks. She is a bholi bhali ladki who is zero in politics." October 2020, UP BJP leader Surendra Singh's provocative statement about "rape crimes can be stopped only with sanskar (values), not governance." In January 2019, BJP leader Kailash Vijayvargiya called Priyanka Gandhi 'Chocolaty Face." In July 2013, Congress Leader Digvijaya Singh called Rahul Gandhi's aide Meenakshi Natarajan "Sau tunch maal" – a common slang used to objectify and tease women. Politics Still Boy's Club Leaders post their remarks, send out an apology, and get away with anything. This reflects patriarchy and shows how women can be objectified and subjected to character assassination by men without any consequence. Therefore, political parties should be included in POSH. Political workers are working for a party; the least they expect is protection under the Law. Denying them this protection on the grounds that they are not "employees" dismisses their labour as inconsequential and exposes them to sexual discrimination. Moreover, parties hiding behind the 'voluntary association' veil are funny. "They are working and they are taking salaries from the taxpayers' money, so there's nothing voluntary. The exploitation is on another level. Even the smallest and biggest parties of the country are exploiting women. It should open Pandora's box," says noted Anti-Rape Activist Yogita Bhayana. She points out that the fault lies in the decision makers, as they are all men. "Unfortunately, the decision makers are men, even in the Supreme Court or in political parties. They are the harassers," she notes. Justice, But Not For Women The bigger question is where should a woman party worker facing internal harassment turn for help? A woman can report harrasment to the Lower Court; however, it cannot replace an internal mechanism that extends safety, confidentiality, and redress. This leaves women exposed to harassment in political spaces that are dominated by men. And this is not anticipation. In this petition as well, the Advocate Yogamaya M G had cited alarming statistics indicating that 45 per cent of women in Indian politics reported experiencing physical abuse, while 49 per cent faced verbal abuse from colleagues and political workers. A UN Women study noted the prevalence of sexual favours demanded within political parties a decade ago. An Inter-Parliamentary Union survey found that 82 per cent of women parliamentarians had faced psychological violence, including sexual threats and derogatory remarks. "Being a woman in politics is a difficult task. When POSH comes, they know they cannot lay their hands on women. It's a very dirty scene. We blame Bollywood, but political parties are worse. They are trying to cover their own ambitions. They know it is very prevalent at the block level. The higher it goes, the bigger the harassment becomes. Even the Supreme Court has its hands in gloves," remarks Bhayana. And Ranjana Kumari agrees, "They have completely ignored that there is a lot of sexual harassment in the political parties, and that's why there are not many women joining politics." Unfortunately, the decision for women's safety is given into the hands of men. It is the misogynistic and patriarchal mindset that's ruling the decision against women's interests. "It's like you scratch my back, I scratch your back. Nobody wants women to be safe. They take suo motu action on animal cases but not on real issues," opines the activist. Read More: For All Latest Updates TAGGED: Netanyahu's Remark That Israel 'Must Finish The Job' Dangerous: Palestinian Ambassador Gunman In Truck Smashes Into Michigan Church And Opens Fire, Killing At Least 4 And Injuring 8 IND Vs PAK Final: PCB Chief 'Ran Away With Asia Cup Trophy', SKY Says 'Never Seen This Before...' Netanyahu Says Israel Working On Ceasefire Plan On Eve Of Trump Meeting; Gaza Death Toll Tops 66,000 The Taliban Release A US Citizen From Afghan Prison On A Bed Of Nails: The Story Of Kataro’s Kunwari Mata &amp; Extraordinary Navratri Devotion In Durg ‘MiG-21 Signifies Friendship Between India &amp; Russia’: Def Min Rajnath Singh At The Decommissioning Ceremony Of Fighter Jets Explained: Prophylaxis, The Preventive Treatment That Cuts Down Bleeding Episodes In Hemophilia Sufferers Sowing &amp; Preserving Seeds Of Change: How Pushpanjali Is Leading Organic Rice Farming In Sambalpur Copyright © 2025 Ushodaya Enterprises Pvt. Ltd., All Rights Reserved.</w:t>
       </w:r>
     </w:p>
     <w:p>
@@ -1562,7 +1562,7 @@
     </w:p>
     <w:p>
       <w:r>
-        <w:t>Title: 5,500 assistant professors to be recruited before March 2026, says minister Chandrakant Patil</w:t>
+        <w:t>Title: Who Is Gopichand Padalkar, The Sangli BJP MLA Constantly Making Headlines For Fiery Speeches &amp; Controversial Remarks?</w:t>
       </w:r>
     </w:p>
     <w:p>
@@ -1570,68 +1570,6 @@
         <w:t xml:space="preserve">URL: </w:t>
       </w:r>
       <w:hyperlink r:id="rId59">
-        <w:r>
-          <w:rPr>
-            <w:color w:val="0000FF"/>
-          </w:rPr>
-          <w:t>https://www.newsdrum.in/national/5500-assistant-professors-to-be-recruited-before-march-2026-says-minister-chandrakant-patil-10483604</w:t>
-        </w:r>
-      </w:hyperlink>
-    </w:p>
-    <w:p>
-      <w:r>
-        <w:t>Content: Follow Us Nanded, Sep 20 (PTI) Maharashtra Higher and Technical Education Minister Chandrakant Patil said on Saturday that 5,500 assistant professors will be recruited for senior colleges in the state before March 2026. He was speaking at the 28th convocation ceremony of Swami Ramanand Teerth Marathwada University in Nanded. Patil said the government has approved 5,500 assistant professors for senior colleges and 2,900 non-teaching posts. Both Finance and Planning departments have given their consent, said the minister. A Government Resolution (GR) will be issued soon, and 5,500 assistant professor vacancies will be filled before March next year, he said. Patil said earlier sanction had been given to recruit 700 assistant professors in universities, but the process could not be completed as the then Governor C P Radhakrishnan had suggested a different method. Since Radhakrishnan has been appointed as the Vice President, the matter would be taken up with the new Governor Acharya Devvrat, he said. The minister said universities should be strengthened to attract foreign students. This year, one agency was appointed through which 4,000 students from 65 countries were enrolled, but most preferred Pune and Mumbai, he said. The youth of today have immense potential to transform society, he said. “The Maharashtra government has opened doors of opportunities through initiatives like Startup India, Make in India, and Digital India. You have the power to experiment, to innovate, and to carve out new paths. But remember, entrepreneurship and career should always be rooted in values and social responsibility,” he said. PTI COR NR Subscribe to our Newsletter! Share this article If you liked this article share it with your friends.they will thank you later</w:t>
-      </w:r>
-    </w:p>
-    <w:p>
-      <w:pPr>
-        <w:pStyle w:val="Heading3"/>
-      </w:pPr>
-      <w:r>
-        <w:t>Article 52</w:t>
-      </w:r>
-    </w:p>
-    <w:p>
-      <w:r>
-        <w:t>Title: How Women In Politics Are Still Excluded From India's POSH Act And Left Vulnerable To Sexual Harassment</w:t>
-      </w:r>
-    </w:p>
-    <w:p>
-      <w:r>
-        <w:t xml:space="preserve">URL: </w:t>
-      </w:r>
-      <w:hyperlink r:id="rId60">
-        <w:r>
-          <w:rPr>
-            <w:color w:val="0000FF"/>
-          </w:rPr>
-          <w:t>https://www.etvbharat.com/en/!lifestyle/why-women-in-politics-are-still-excluded-from-indias-posh-act-and-left-vulnerable-to-sexual-harassment-enn25092002732</w:t>
-        </w:r>
-      </w:hyperlink>
-    </w:p>
-    <w:p>
-      <w:r>
-        <w:t>Content: National ETV Bharat / lifestyle By Priyanka Chandani Published : September 20, 2025 at 2:59 PM IST On Monday, the Supreme Court declined to entertain a plea seeking to expand the scope of the Protection of Women from Sexual Harassment at Workplace (POSH) Act, 2013, to include political parties. The court observed that such organisations cannot be classified as workplaces under the law. The plea was filed by Advocate Yogamaya M G, seeking recognition of political parties as workplaces in order to bring them under the POSH framework. “How can you include political parties as a workplace? Joining a party is not a place of employment,” remarked Chief Justice Gavai during the hearing. The bench further stated that "It will open a Pandora's box... there will be blackmail." The CJI further added that political engagement does not constitute employment as there is "no payment." No Legal Shield This is absurd! Political parties aren't voluntary bodies of sympathisers. They have membership cards, enforce discipline, collect funds, maintain offices, and operate with strict hierarchies. They have a state headquarters with female employees. "When it comes to women's safety, it is a Pandora's box. What about women who are harassed by male political members? " asks Ranjana Kumari, a Women's Rights Activist and Director of the Centre for Social Research. "Don't we know that sexual favours are rampant in political parties. It's like an ostrich, you want to bury your head in the sand and say there's no attack on me. You are just trying to ignore it and put a curtain to cover all the mischief that political workers do with other political women workers," says the activist. Member of Parliament Satabdi Roy agrees that the lawmakers should be more considerate toward women. "Law is above all, but as a woman, I feel women are unsafe, and people who are making it unsafe are everywhere. There should have been more consideration by the Supreme Court," says Roy. Women Reduced To 'Items' Women workers share the same work burden as men everywhere, including the political workplaces. They are also vulnerable to exploitation, especially verbal remarks. The past is witness to some blatant political misogyny and patriarchal instances. Not so long ago, Tamil Nadu's Dravida Munnetra Kazhagam, DMK leader Saidai Sadiq, made misogynistic remarks against women BJP leaders Gayathri Raghuram, Gowthami, Namitha Gauthami, and Khushboo Sundar. He called the women leaders 'items’. In his speech, he had said, "All four leaders are items. Khushboo says that lotus will bloom in Tamil Nadu. I say that even hair will grow back in Amit Shah’s head, but lotus has no chance of blooming in Tamil Nadu.” He further said, “Do you all know how many times my brother Ilaya Aruna did Khushboo? I mean, he had meetings with her when she was in DMK. Nearly six times, he took Khushboo and had meetings in RA Puram.” The DMK functionary also commented that, unlike the DMK, the BJP depended on the 'actresses' to make inroads into Tamil Nadu. The DMK leader apologised when things got out of his hands and his derogatory speech went viral. There are multiple instances like these. In May 2022, Maharashtra BJP president Chandrakant Patil passed remarks on Nationalist Congress Party MP Supriya Sule. he had said, "If you don't understand politics, go home and cook." In December 2021, senior Congress leader Ramesh Kumar, during an Assembly meeting, was heard saying, "There is a saying. When rape is inevitable, lie back and enjoy it." March 2021, Uttarakhand's Tirath Singh Rawat's comments on women wearing gripped jeans. October 2021, Karnataka Health Minister Dr K Sudhakar's contentious remarks on Indian women "wanting to stay single and not wanting to give birth after marriage." In the same month, BJP's national general secretary CT Ravi's controversial remark, "Western influence and the culture of micro families are the reason why women want to stay single." April 2019, BJP's Gopal Shetty's comments on actor Urmila Matondkar, "Urmila ji has been brought to politics because she is a celebrity and due to how she looks. She is a bholi bhali ladki who is zero in politics." October 2020, UP BJP leader Surendra Singh's provocative statement about "rape crimes can be stopped only with sanskar (values), not governance." In January 2019, BJP leader Kailash Vijayvargiya called Priyanka Gandhi 'Chocolaty Face." In July 2013, Congress Leader Digvijaya Singh called Rahul Gandhi's aide Meenakshi Natarajan "Sau tunch maal" – a common slang used to objectify and tease women. Politics Still Boy's Club Leaders post their remarks, send out an apology, and get away with anything. This reflects patriarchy and shows how women can be objectified and subjected to character assassination by men without any consequence. Therefore, political parties should be included in POSH. Political workers are working for a party; the least they expect is protection under the Law. Denying them this protection on the grounds that they are not "employees" dismisses their labour as inconsequential and exposes them to sexual discrimination. Moreover, parties hiding behind the 'voluntary association' veil are funny. "They are working and they are taking salaries from the taxpayers' money, so there's nothing voluntary. The exploitation is on another level. Even the smallest and biggest parties of the country are exploiting women. It should open Pandora's box," says noted Anti-Rape Activist Yogita Bhayana. She points out that the fault lies in the decision makers, as they are all men. "Unfortunately, the decision makers are men, even in the Supreme Court or in political parties. They are the harassers," she notes. Justice, But Not For Women The bigger question is where should a woman party worker facing internal harassment turn for help? A woman can report harrasment to the Lower Court; however, it cannot replace an internal mechanism that extends safety, confidentiality, and redress. This leaves women exposed to harassment in political spaces that are dominated by men. And this is not anticipation. In this petition as well, the Advocate Yogamaya M G had cited alarming statistics indicating that 45 per cent of women in Indian politics reported experiencing physical abuse, while 49 per cent faced verbal abuse from colleagues and political workers. A UN Women study noted the prevalence of sexual favours demanded within political parties a decade ago. An Inter-Parliamentary Union survey found that 82 per cent of women parliamentarians had faced psychological violence, including sexual threats and derogatory remarks. "Being a woman in politics is a difficult task. When POSH comes, they know they cannot lay their hands on women. It's a very dirty scene. We blame Bollywood, but political parties are worse. They are trying to cover their own ambitions. They know it is very prevalent at the block level. The higher it goes, the bigger the harassment becomes. Even the Supreme Court has its hands in gloves," remarks Bhayana. And Ranjana Kumari agrees, "They have completely ignored that there is a lot of sexual harassment in the political parties, and that's why there are not many women joining politics." Unfortunately, the decision for women's safety is given into the hands of men. It is the misogynistic and patriarchal mindset that's ruling the decision against women's interests. "It's like you scratch my back, I scratch your back. Nobody wants women to be safe. They take suo motu action on animal cases but not on real issues," opines the activist. Read More: For All Latest Updates TAGGED: As Navratri Fest Begins, PM Modi Urges Collective Efforts For Developed And Self-Reliant India Jaishankar To Meet US Secretary Of State Rubio In New York Today US Clarification On H-1B Calms Nerves In Tech Circles But Some Warn Of Deferred Impact Encounter Between Army And Terrorists In J-K's Kishtwar, Weapons Recovered In Kupwara; Ops Underway Indian Envoy Meets Nepal's Energy Minister, Assures Help In Reconstruction Of Damaged Structures The Rogue Prince of Persia Review: Parkour, Combat, And Comic Book Vibes Back to School | The Science Behind Ocean Salt And Why Desalination Isn't The Fix Yet Analysis | India-US Relations: Between Pressure, Pushback, and A Possible Reset Roots Of Faith: Two Giant Trees In City Of Salvation Gaya Serve As Memorials For The Untimely Departed Copyright © 2025 Ushodaya Enterprises Pvt. Ltd., All Rights Reserved.</w:t>
-      </w:r>
-    </w:p>
-    <w:p>
-      <w:pPr>
-        <w:pStyle w:val="Heading3"/>
-      </w:pPr>
-      <w:r>
-        <w:t>Article 53</w:t>
-      </w:r>
-    </w:p>
-    <w:p>
-      <w:r>
-        <w:t>Title: Who Is Gopichand Padalkar, The Sangli BJP MLA Constantly Making Headlines For Fiery Speeches &amp; Controversial Remarks?</w:t>
-      </w:r>
-    </w:p>
-    <w:p>
-      <w:r>
-        <w:t xml:space="preserve">URL: </w:t>
-      </w:r>
-      <w:hyperlink r:id="rId61">
         <w:r>
           <w:rPr>
             <w:color w:val="0000FF"/>
@@ -1650,7 +1588,7 @@
         <w:pStyle w:val="Heading3"/>
       </w:pPr>
       <w:r>
-        <w:t>Article 54</w:t>
+        <w:t>Article 52</w:t>
       </w:r>
     </w:p>
     <w:p>
@@ -1662,7 +1600,7 @@
       <w:r>
         <w:t xml:space="preserve">URL: </w:t>
       </w:r>
-      <w:hyperlink r:id="rId62">
+      <w:hyperlink r:id="rId60">
         <w:r>
           <w:rPr>
             <w:color w:val="0000FF"/>
@@ -1681,7 +1619,7 @@
         <w:pStyle w:val="Heading3"/>
       </w:pPr>
       <w:r>
-        <w:t>Article 55</w:t>
+        <w:t>Article 53</w:t>
       </w:r>
     </w:p>
     <w:p>
@@ -1693,7 +1631,7 @@
       <w:r>
         <w:t xml:space="preserve">URL: </w:t>
       </w:r>
-      <w:hyperlink r:id="rId63">
+      <w:hyperlink r:id="rId61">
         <w:r>
           <w:rPr>
             <w:color w:val="0000FF"/>
@@ -1712,7 +1650,7 @@
         <w:pStyle w:val="Heading3"/>
       </w:pPr>
       <w:r>
-        <w:t>Article 56</w:t>
+        <w:t>Article 54</w:t>
       </w:r>
     </w:p>
     <w:p>
@@ -1724,7 +1662,7 @@
       <w:r>
         <w:t xml:space="preserve">URL: </w:t>
       </w:r>
-      <w:hyperlink r:id="rId64">
+      <w:hyperlink r:id="rId62">
         <w:r>
           <w:rPr>
             <w:color w:val="0000FF"/>
@@ -1743,38 +1681,7 @@
         <w:pStyle w:val="Heading3"/>
       </w:pPr>
       <w:r>
-        <w:t>Article 57</w:t>
-      </w:r>
-    </w:p>
-    <w:p>
-      <w:r>
-        <w:t>Title: तासगावमध्ये बस्तान बसवण्यासाठी भाजपचा खटाटोप</w:t>
-      </w:r>
-    </w:p>
-    <w:p>
-      <w:r>
-        <w:t xml:space="preserve">URL: </w:t>
-      </w:r>
-      <w:hyperlink r:id="rId65">
-        <w:r>
-          <w:rPr>
-            <w:color w:val="0000FF"/>
-          </w:rPr>
-          <w:t>https://www.loksatta.com/politics/bjp-plan-zilla-parishad-panchayat-samiti-and-municipal-elections-in-the-tasgaon-print-politics-news-zws-70-5380765/</w:t>
-        </w:r>
-      </w:hyperlink>
-    </w:p>
-    <w:p>
-      <w:r>
-        <w:t>Content: सांगली : तासगाव-कवठेमहांकाळ विधानसभा मतदार संघात जिल्हा परिषद, पंचायत समिती व नगरपालिका निवडणुकीत भाजप नव्याने बस्तान बसविण्याच्या तयारीत आहे. माजी खासदार संजयकाका पाटील यांचा लोकसभा निवडणुकीत पराभव झाल्यानंतर विधानसभा निवडणुकीतही त्यांना पराभवाला सामोरे जावे लागले. यानंतर राजकीय पुनर्वसनासाठी त्यांनी भाजपमध्ये घर वापसी करण्याचे केलेले प्रयत्न अयशस्वी ठरले. त्यांच्या भाजप प्रवेशाला खुद्द पालकमंत्री चंद्रकांत पाटील यांनीच अप्रत्यक्ष विरोध दर्शवला असला तरी प्रदेशाध्यक्ष रविंद्र चव्हाण यांनी सकारात्मकता दर्शवली आहे. या मतदार संघात पक्षिय स्तरापेक्षा काका-आबा म्हणजेच संजयकाका पाटील आणि आरआर आबांचे चिरंजीव आमदार रोहित पाटील असे दोनच गट अधिक सक्षम आहेत. या गटांना वगळून भाजपची ताकद निर्माण करण्याचा प्रयत्न सध्या सुरू असून यासाठी स्वप्नील पाटील व किसान मोर्चाचे पदाधिकारी संदीप गिड्डे पाटील यांना पक्षाकडून आणि पक्ष नेतृत्वाकडून ताकद देण्याचा प्रयत्न सुरू आहे. एकेकाळी तासगावचे राजकारण म्हणजे काका-आबांची गटबाजी असेच समिकरण होते. माजी खासदार पाटील यांना एकसंघ राष्ट्रवादीत घेउन विधानपरिषदेचे सदस्यत्वही देण्यात आले. यातून तासगावचा संघर्ष संपुष्टात येईल अशी अपेक्षा होती. मात्र, काही काळच राजकीय वातावरण शांत राहिले. मात्र, तासगाव कारखान्याच्या विषयावरून अंतर्गत कुरघोडीचे राजकारण सुरूच राहिले. यातच मोदी लाटेमध्ये काकांनी भाजपमध्ये प्रवेश करत खासदारकीची उमेदवारी मिळवली. यानंतर सलग दोन निवडणुकीमध्ये ते विजयी झाले. यामुळे भाजपमध्ये त्यांची चलती होती. निष्ठावंत भाजप नेतृत्वाकडून त्यांना डावलण्याचे प्रयत्न झाले असले तरी पक्षाकडे जनमाणसात मिसळणारे नेतृत्वच नसल्याने भाजपकडेही पर्याय उरलेला नव्हता. मात्र, लोकसभा निवडणुकीत त्यांचा पराभव झाल्यानंतर पक्षानेही त्यांची फारसी तमा बाळगली नाही. यातूनच विधानसभा निवडणुकीवेळी त्यांनी उमेदवारीसाठी प्रयत्न केले. तथापि, जागा वाटपात तासगावची जागा राष्ट्रवादी कॉग्रेस (अजित पवार) पक्षाला सोडण्यात आली. यामुळे त्यांनी घड्याळ चिन्हावर निवडणूक लढवली. पक्ष फुटीनंतर दोन्ही राष्ट्रवादी काँग्रेसमध्ये झालेली ही एकमेव लढत होती. रोहिेत पाटील यांनी ती जिंकली. यानंतर माजी खासदार पाटील राजकीय विजनवासातच गेले आहेत. महायुतीतील घटक पक्ष असलेल्या राष्ट्रवादी काँग्रेसच्या पक्षीय कार्यातही ते सक्रिय असल्याचे दिसत नाहीत. यामुळे त्यांची नेमकी भूमिका काय हे अस्पष्ट आहे. मध्यंतरी त्यांनी भाजपमध्ये घरवापसी करण्याचे प्रयत्न वरिष्ठ पातळीवरून केले. मात्र, पक्षाकडून अपेक्षित प्रतिसाद मिळाला नाही. पालकमंत्री पाटील यांनी तर त्यांचे राजकीय पूनर्वसन करण्याची जबाबदारी उपमुख्यमंत्री अजित पवार यांची असल्याचे सांगून त्यांच्या भाजप प्रवेशाला खो घातला. विधानसभा निवडणुकीत त्यांच्यासोबत असलेले कवठेमहांकाळचे अजितराव घोरपडे हे राष्ट्रवादी काँग्रेस (अजित पवार) पक्षात सक्रिय आहेत. त्यांनी स्थानिक स्वराज्य संस्थांच्या निवडणुकीची तयारी सुरू केली असली तरी तासगावमध्ये या पक्षाकडून फारसे प्रयत्न दिसत नाहीत. डॉ. प्रताप पाटील हे सक्रिय असले तरी पक्षाला त्यांचा फारसा लाभ होईलच अशी स्थिती सध्या तरी दिसत नाही. माजी खासदारांना उणे करून तासगावमध्ये पक्ष बाळसे धरेल असे वाटत नाही. या राजकीय परिस्थितीत भाजप मात्र नव्याने पक्षाची बांधणी करण्यासाठी प्रयत्नशील असल्याचे दिसते. संदीप गिड्डे पाटील यांच्या माध्यमातून बैलगाडी शर्यती, दहीहंडी या माध्यमातून तरूणाईला साद घालण्याचे प्रयत्न झाले. तसेच पवनउर्जा प्रकल्पासाठी खासगी खरेदी करण्यात आलेल्या जमिनी मूळ शेतकर्‍यांनाच मिळाव्यात यासाठीही प्रयत्न भाजपने गिड्डे यांच्या माध्यमातून सुरू केले आहेत. वाघोली येथे झालेल्या प्रकल्पग्रस्त शेतकर्‍यांची बैठक होउन या प्रयत्नांना संघटित स्वरूप देउन घाटमाथ्यावर आणि तासगावमध्ये स्वप्नील पाटील यांच्या माध्यमातून भाजपची ताकद संघटित करण्याचे प्रयत्न सुरू आहेत. यामुळे या मतदार संघात होणार्‍या स्थानिक स्वराज्य संस्थांच्या निवडणुकीत भाजप विरूध्द राष्ट्रवादी (शरद पवार) पक्ष यांच्यात होतील असे दिसत असले तरी माजी खासदार पाटील यांची भूमिका निर्णायक ठरण्याची शक्यताही नाकारता येणार नाही. भारतीय चित्रपटसृष्टीतील सर्वोच्च मानाचा समजला जाणारा राष्ट्रीय चित्रपट पुरस्कार यंदा वादाच्या भोवऱ्यात अडकला आहे. जवान या चित्रपटासाठी शाहरुख खानला सर्वोत्तम अभिनेत्याचा राष्ट्रीय पुरस्कार मिळाल्यानंतर त्याच्या चाहत्यांमध्ये जल्लोष साजरा झाला, मात्र या निर्णयावर शंका उपस्थित करत अनेकांनी मनोज बाजपेयीचा अभिनय अधिक प्रभावी असल्याचं सांगितलं. स्वतः मनोज बाजपेयी यांनीही या पार्श्वभूमीवर मौन सोडत पुरस्कारांचा दर्जा आणि त्यामागील प्रक्रियेवर थेट बोट ठेवत, प्रश्नचिन्हच उपस्थित केलं आहे.</w:t>
-      </w:r>
-    </w:p>
-    <w:p>
-      <w:pPr>
-        <w:pStyle w:val="Heading3"/>
-      </w:pPr>
-      <w:r>
-        <w:t>Article 58</w:t>
+        <w:t>Article 55</w:t>
       </w:r>
     </w:p>
     <w:p>
@@ -1786,7 +1693,7 @@
       <w:r>
         <w:t xml:space="preserve">URL: </w:t>
       </w:r>
-      <w:hyperlink r:id="rId66">
+      <w:hyperlink r:id="rId63">
         <w:r>
           <w:rPr>
             <w:color w:val="0000FF"/>
@@ -1805,30 +1712,30 @@
         <w:pStyle w:val="Heading3"/>
       </w:pPr>
       <w:r>
-        <w:t>Article 59</w:t>
+        <w:t>Article 56</w:t>
       </w:r>
     </w:p>
     <w:p>
       <w:r>
-        <w:t>Title: 5,500 Assistant Professor &amp; 2,900 Non-Teaching Posts in Maharashtra Medical Colleges</w:t>
+        <w:t>Title: Zilla Parishad Elections | जि. प. : महायुतीच्या मंत्र्यांतील ईर्ष्या टोकाला</w:t>
       </w:r>
     </w:p>
     <w:p>
       <w:r>
         <w:t xml:space="preserve">URL: </w:t>
       </w:r>
-      <w:hyperlink r:id="rId67">
+      <w:hyperlink r:id="rId64">
         <w:r>
           <w:rPr>
             <w:color w:val="0000FF"/>
           </w:rPr>
-          <w:t>https://www.patrika.com/en/education-news/maharashtra-announces-massive-recruitment-5500-assistant-professor-2900-non-teaching-posts-19963995</w:t>
+          <w:t>https://pudhari.news/maharashtra/kolhapur/jealousy-among-mahayuti-ministers-peaks-over-zilla-parishad-ap84</w:t>
         </w:r>
       </w:hyperlink>
     </w:p>
     <w:p>
       <w:r>
-        <w:t>Content: Latest News State news Weather Asia Cup 2025 Bihar Election 2025 Kulish 100th Patrika Special National Entertainment Astro Health Sports Religion Politics International OTT Education Opinion Automobile Tech Gadgets Lifestyle Beauty Women Business Crime Jobs My News Shorts Epaper Bharat • Patrika Desk • Sep 21, 2025 Youth aspiring for careers in the medical field have received great news from Maharashtra. The state government plans to recruit 5500 Assistant Professors and 2900 non-teaching positions, strengthening the teaching and administrative infrastructure of medical colleges. This move will not only increase employment opportunities for young people but also help raise the standard of higher education in the state. This recruitment drive will address the shortage of faculty and support staff in government medical colleges. The recruitment process will be completed before March 2026, benefiting both students and colleges. If you are a medical student and dream of a government job, this opportunity could prove significant. Maharashtra's Minister of Higher and Technical Education, Chandrakant Patil, announced the recruitment of medical faculty and non-teaching staff on Saturday. He stated that 5500 vacant Assistant Professor positions in higher education colleges will be filled before March 2026. Minister Patil, speaking at the 28th convocation ceremony of Swami Ramanand Teerth Marathwada University in Nanded, announced government approval for 2900 non-teaching staff positions. Both the finance and planning departments have given their consent. The minister also mentioned that previously, approval was given for the recruitment of 700 Assistant Professors in universities. Still, the recruitment could not be completed due to a different procedure suggested by the then-Governor, C. P. Radhakrishnan. This matter will now be raised with the new Governor, Acharya Devvrat. Minister Patil stated that strengthening universities can attract foreign students. This year, through an agency, 4,000 students from 65 countries enrolled, but most prioritised Pune and Mumbai. Share the news: Related Topics Education News Published on: 21 Sept 2025 05:26 pm DOWNLOAD ON Play Store DOWNLOAD ON App Store Trending Topics Bihar Elections 2025 PM Modi Asia Cup 2025 Top Categories National Bollywood Health Rajasthan Madhya Pradesh Legal Privacy Policy Statutory provisions on reporting (sexual offenses) This website follows the DNPA’s code of conduct Code of Conduct About Us Grievance Policy RSS Copyright © 2025 Patrika Group. All Rights Reserved.</w:t>
+        <w:t>Content: चंद्रशेखर माताडे कोल्हापूर : जिल्हा परिषद व पंचायत समित्यांच्या निवडणुकीसाठी उपलब्ध जागा, तीन वर्षांनी लांबलेल्या निवडणुका त्यामुळे इच्छुकांची वाढलेली संख्या या पार्श्वभूमीवर महायुतीतील घटक पक्ष बहुतेक स्वतंत्र लढतील, अशी अपेक्षा आहे. त्यादृष्टीने घटक पक्षातील नेत्यांनी आपल्या पक्षाच्या जास्तीत जास्त जााग जिंकून जिल्हा परिषदेवरील वर्चस्वासाठी जोरदार प्रयत्न सुरू केले आहेत. भाजपकडून चंद्रकांत पाटील व माधुरी मिसाळ, शिंदे शिवसेनेकडून पालकमंत्री प्रकाश आबिटकर व अजित पवार राष्ट्रवादीकडून वैद्यकीय शिक्षणमंत्री हसन मुश्रीफ यांच्यातील ईर्ष्या टोकाला गेली आहे. भाजपची जिल्ह्यातील सूत्रे कोणाच्या हाती असणार याची चर्चा सुरू असतानाच उच्च व तंत्रशिक्षण मंत्री चंद्रकांत पाटील यांनी पक्ष कार्यकर्त्यांची बैठक घेऊन मुख्यमंत्र्यांच्या आदेशावरून आपण येथे आल्याचे सांगत भाजपची सूत्रे कोणाच्या हाती या प्रश्नाचे परस्पर उत्तर देऊन टाकले. पाटील दौर्‍यावर येत कार्यकर्त्यांना भेटत असतानाच माधुरी मिसाळ यांनीही जिल्ह्यात सहपालकमंत्री म्हणून लक्ष घातले आहे. अंबाबाई व जोतिबा देवस्थान विकास आराखडा, जिल्ह्यातील विकासकामांचा आढावा, प्रशासनाला दिलेले आदेश यातून त्यांनी योग्य तो संदेश प्रशासनाला दिला आहे. त्याचबरोबर जनतेशी थेट संबंधित असलेल्या योजना पक्ष कार्यकर्त्यांमार्फत राबविण्यास सांगून पक्ष कार्यकर्त्यांना पक्ष कार्यात गुंतविले आहे. घरगुती गणेशोत्सव स्पर्धा घेऊन भाजपने घरोघरी संपर्क मोहीम राबविली आहे. शिंदे शिवसेनेची सगळी मदार ही पालकमंत्री प्रकाश आबिटकर यांच्यावर आहे. जिल्ह्यात शिंदे शिवसेनेचे तीन व सहयोगी एक असे चार आमदार आहेत. या चार आमदारांच्या संख्याबळावरच आबिटकर यांच्याकडे जिल्ह्याचे पालकमंत्रिपद चालून आले आहे. पालकमंत्री म्हणून जिल्ह्यच्या विकासकामात त्यांनी लक्ष घातले आहे. प्रशासनाबरोबर बैठका घेऊन ते आदेश देत आहेत. मात्र त्यांनी दिलेल्या आदेशाच्या अंमलबजावणीवर बरेच काही अवलंबून आहे. अजून निवडणुकीला वेळ आहे, तोवर विकासकामांचे आदेश प्रत्यक्षात येताना दिसायला हवेत. अजित पवार राष्ट्रवादीचा किल्ला हसन मुश्रीफ लढवत आहेत. केडीसीसी व गोकुळ या दोन बलाढ्य आर्थिक गडांची सत्ता हसन मुश्रीफ यांच्याकडे आहे. नव्या राजकीय जुळणीत त्यांनी काँग्रेसचे राहुल पाटील यांना पक्षात घेत करवीर या राजकीयदृष्ट्या मातब्बर तालुक्यात पक्षाची ताकद वाढविण्याचा प्रयत्न केला आहे. प्रशासनाला आदेश देत त्याची अंमलबजावणी होते की नाही याकडे ते कटाक्षाने पाहतात. जिल्हाभर विविध कार्यक्रमांचा धडाका लावत मुश्रीफ यांनी संपर्कमोहीम व्यापक केली आहे. 'Pudhari' is excited to announce the relaunch of its Android and iOS apps. Stay updated with the latest news at your fingertips. Android and iOS Download now and stay updated, anytime, anywhere. Pudhari Publications Private Limited</w:t>
       </w:r>
     </w:p>
     <w:p>
@@ -1836,100 +1743,7 @@
         <w:pStyle w:val="Heading3"/>
       </w:pPr>
       <w:r>
-        <w:t>Article 60</w:t>
-      </w:r>
-    </w:p>
-    <w:p>
-      <w:r>
-        <w:t>Title: Maharashtra's Digital Leap: Library Grants Direct to Accounts</w:t>
-      </w:r>
-    </w:p>
-    <w:p>
-      <w:r>
-        <w:t xml:space="preserve">URL: </w:t>
-      </w:r>
-      <w:hyperlink r:id="rId68">
-        <w:r>
-          <w:rPr>
-            <w:color w:val="0000FF"/>
-          </w:rPr>
-          <w:t>https://www.devdiscourse.com/article/education/3633532-maharashtras-digital-leap-library-grants-direct-to-accounts</w:t>
-        </w:r>
-      </w:hyperlink>
-    </w:p>
-    <w:p>
-      <w:r>
-        <w:t>Content: The Maharashtra government is revolutionizing library funding by directly depositing grants into the bank accounts of over 10,000 recognized public libraries. Higher and Technical Education Minister Chandrakant Patil announced this landmark move on Friday. According to Patil, public libraries play a crucial role in fostering a reading culture across society. Previously, grants were disbursed bi-annually through district library officers, a process often marred by delays. In response, the ministry, in collaboration with the Directorate of Libraries, has developed a computerized Library Grant Management System to ensure transparency and timeliness in fund allocation. As per the government's resolution dated September 12, 2025, the first installment, amounting to Rs 80.53 crore, is already being credited directly into the accounts of 10,546 public libraries, marking a significant step forward in enhancing library services in the state. (With inputs from agencies.) Email: info@devdiscourse.com Phone: +91-720-6444012, +91-7027739813, 14, 15 © Copyright 2025</w:t>
-      </w:r>
-    </w:p>
-    <w:p>
-      <w:pPr>
-        <w:pStyle w:val="Heading3"/>
-      </w:pPr>
-      <w:r>
-        <w:t>Article 61</w:t>
-      </w:r>
-    </w:p>
-    <w:p>
-      <w:r>
-        <w:t>Title: भाजपा प्रदेश अध्यक्ष चंद्रकांत पाटिल बोले- भाजपा-शिवसेना का खून एक, हम 30 साल तक अच्छे दोस्त रहे</w:t>
-      </w:r>
-    </w:p>
-    <w:p>
-      <w:r>
-        <w:t xml:space="preserve">URL: </w:t>
-      </w:r>
-      <w:hyperlink r:id="rId69">
-        <w:r>
-          <w:rPr>
-            <w:color w:val="0000FF"/>
-          </w:rPr>
-          <w:t>https://www.bhaskar.com/amp/maharashtra/mumbai/bjp-maharashtra-president-chandrakant-patil-on-30-year-old-bjp-shiv-sena-alliance-126264710.html</w:t>
-        </w:r>
-      </w:hyperlink>
-    </w:p>
-    <w:p>
-      <w:r>
-        <w:t>Content: पुणे. महाराष्ट्र की राजनीति में 30 साल तक एक-दूसरे के साथ खड़ी रही शिवसेना और भाजपा आज अलग-अलग राह पर है, लेकिन उनके नेता आज भी चाहते हैं कि दोनों पार्टियां फिर एक बार साथ आएं। भाजपा प्रदेश अध्यक्ष चंद्रकांत पाटिल ने बुधवार को पुणे में कहा कि भाजपा-शिवसेना में 'हिंदुत्व' का समान खून है। दोनों पार्टियां एक साथ 30 साल तक रही हैं। जनता ने दोनों को जनादेश दिया था। हम आशावादी हैं कि हम फिर एक साथ आएंगे।' इससे पहले मंगलवार को शिवसेना के वरिष्ठ नेता और पूर्व मुख्यमंत्री मनोहर जोशी ने कहा था कि भाजपा और शिवसेना निकट भविष्य में एक साथ आ सकते हैं। पार्टी अध्यक्ष उद्धव ठाकरे सही समय पर इस पर फैसला करेंगे। कुछ बातों को बर्दाश्त करना बेहतर: जोशी महाराष्ट्र के पूर्व सीएम जोशी ने मंगलवार को कहा- 'छोटे मुद्दों पर लड़ने की जगह बेहतर है कि कुछ बातों को बर्दाश्त किया जाए। जिन मुद्दों को आप दृढ़ता के साथ महसूस करते हैं, उसे साझा करना अच्छा है। अगर दोनों दल साथ में काम करते हैं तो यह दोनों के लिए बेहतर होगा।' जोशी ने कहा- 'ऐसा नहीं है कि शिवसेना अब कभी भाजपा के साथ नहीं जाएगी। उद्धव ठाकरे सही समय पर सही निर्णय लेंगे।' इधर, दोनों दलों के बीच चर्चा के दरवाजे खुले होने के मुद्दे पर चंद्रकांत पाटिल ने कहा- 'हमने कभी दरवाजे बंद नहीं किए, दरवाजे पहले भी खुले हुए थे। हमारे अंदर कोई अहम नहीं है। अगर आप आते हैं तो आपका स्वागत है।' खडसे की शिकायत पर कार्रवाई होगी इससे पहले महाराष्ट्र भाजपा ने पार्टी के अंदर चल रहे कलह को खत्म करने की ओर बड़ा कदम बढ़ाया। भारतीय जनता पार्टी की कोर कमेटी की बैठक में भाजपा नेता एकनाथ खड़से की शिकायत पर चर्चा हुई। बैठक में फैसला लिया गया कि पार्टी के खिलाफ काम करने वालों को पार्टी से निष्कासित किया जाएगा। मंगलवार को हुई बैठक में पूर्व मुख्यमंत्री देवेंद्र फडणवीस, राज्य में पार्टी के अध्यक्ष चंद्रकांत पाटिल और अन्य नेता मौजूद रहे। बैठक में पंकजा मुंडे नहीं पहुंचीं भाजपा नेता सुधीर मुंगतीवाड़ ने कहा- 'आज की बैठक में एकनाथ खड़से से बातचीत करने का फैसला लिया गया। उनकी चिंताओं का निराकरण किया जाएगा। खड़से ने कुछ सबूत दिए थे, जिसने भी पार्टी के खिलाफ काम किया है उसे पार्टी से निष्कासित किया जाएगा।' वहीं, पंकजा मुंडे बैठक में मौजूद नहीं रहीं। इसे लेकर मुंगतीवाड़ ने कहा कि मुंडे पार्टी अध्यक्ष की अनुमति लेकर गैरहाजिर रही हैं। Copyright © 2024-25 DB Corp ltd., All Rights Reserved This website follows the DNPA Code of Ethics.</w:t>
-      </w:r>
-    </w:p>
-    <w:p>
-      <w:pPr>
-        <w:pStyle w:val="Heading3"/>
-      </w:pPr>
-      <w:r>
-        <w:t>Article 62</w:t>
-      </w:r>
-    </w:p>
-    <w:p>
-      <w:r>
-        <w:t>Title: महाराष्ट्र में निकली बंपर शिक्षक वैकेंसी! कॉलेजों में 5500 से अधिक प्रोफेसर किए जाएंगे नियुक्ति</w:t>
-      </w:r>
-    </w:p>
-    <w:p>
-      <w:r>
-        <w:t xml:space="preserve">URL: </w:t>
-      </w:r>
-      <w:hyperlink r:id="rId70">
-        <w:r>
-          <w:rPr>
-            <w:color w:val="0000FF"/>
-          </w:rPr>
-          <w:t>https://navbharatlive.com/career/maharashtra-university-college-professor-recruitment-chandrakant-patil-1361015.html</w:t>
-        </w:r>
-      </w:hyperlink>
-    </w:p>
-    <w:p>
-      <w:r>
-        <w:t>Content: प्रतीकात्मक तस्वीर (सोर्स: सोशल मीडिया) Maharashtra College Professor Recruitment: महाराष्ट्र के उच्च शिक्षा और तकनीकी शिक्षण विभाग ने राज्य के विश्वविद्यालयों और उच्च महाविद्यालयों में बड़ी भर्ती प्रक्रिया का रास्ता साफ कर दिया है। उच्च व तंत्रशिक्षण मंत्री चंद्रकांत पाटिल ने ऐलान किया कि राज्य में कुल 5,500 से अधिक पदों पर भर्ती की जाएगी। इनमें से 700 प्राध्यापकों की नियुक्ति को वित्त विभाग से मंजूरी मिल चुकी है, वहीं शिक्षकेतर कर्मचारियों की भर्ती भी इसी प्रक्रिया के अंतर्गत होगी। कृषि क्षेत्र को छोड़कर राज्य के विश्वविद्यालयों में 2,900 प्राध्यापक पद पहले ही घोषित किए गए थे। इनमें से 2,200 पदों पर भर्ती पूरी हो चुकी है, जबकि शेष 700 प्राध्यापकों की नियुक्ति अगले एक महीने में पूरी कर ली जाएगी। मंत्री चंद्रकात पाटिल ने बताया कि पुणे और अन्य विश्वविद्यालयों में भर्ती प्रक्रिया अंतिम चरण में है और आने वाले 15 दिनों में साक्षात्कार लेकर नियुक्तियां की जाएंगी। इस भर्ती प्रक्रिया के अंतर्गत पुण्यश्लोक अहिल्यादेवी होलकर सोलापुर विश्वविद्यालय और राज्य के 109 उच्च महाविद्यालयों में रिक्त पदों को भरा जाएगा। लंबे समय से अटकी हुई इस प्रक्रिया को अब गति मिलने जा रही है। दरअसल, पिछले दो वर्षों से विभिन्न स्तरों पर मतभेद और वित्तीय मंजूरी की अड़चन के कारण यह भर्ती रुक गई थी। लेकिन अब वित्त विभाग की अनुमति मिलने के बाद विश्वविद्यालयों और महाविद्यालयों में प्राध्यापक तथा अशैक्षणिक कर्मचारियों की नियुक्तियों का मार्ग प्रशस्त हो गया है। यह भी पढ़ें:- चिंतन शिविर ने बढ़ाई NCP के मंत्रियों का चिंता, भड़के अजित पवार, बोले- काम करो वरना कुर्सी छोड़ो मंत्री पाटिल ने कहा कि पूरी भर्ती प्रक्रिया अगले एक महीने में पूरी कर ली जाएगी और इसके लिए विश्वविद्यालय तथा महाविद्यालय जल्द ही अधिसूचना जारी करेंगे। अधिसूचना में यह स्पष्ट किया जाएगा कि भर्ती प्रक्रिया किस प्रकार की जाएगी और उम्मीदवारों को कब तक आवेदन करना होगा। इस निर्णय से हजारों युवाओं को रोजगार का अवसर मिलेगा और साथ ही राज्य के विश्वविद्यालयों व महाविद्यालयों में लंबे समय से खाली पड़े पद भी भर जाएंगे। उच्च शिक्षा क्षेत्र में यह कदम राज्य सरकार की एक बड़ी पहल मानी जा रही है। Follow Us On © Copyright Navbharatlive 2025 All rights reserved.</w:t>
-      </w:r>
-    </w:p>
-    <w:p>
-      <w:pPr>
-        <w:pStyle w:val="Heading3"/>
-      </w:pPr>
-      <w:r>
-        <w:t>Article 63</w:t>
+        <w:t>Article 57</w:t>
       </w:r>
     </w:p>
     <w:p>
@@ -1941,7 +1755,7 @@
       <w:r>
         <w:t xml:space="preserve">URL: </w:t>
       </w:r>
-      <w:hyperlink r:id="rId71">
+      <w:hyperlink r:id="rId65">
         <w:r>
           <w:rPr>
             <w:color w:val="0000FF"/>
@@ -1960,69 +1774,7 @@
         <w:pStyle w:val="Heading3"/>
       </w:pPr>
       <w:r>
-        <w:t>Article 64</w:t>
-      </w:r>
-    </w:p>
-    <w:p>
-      <w:r>
-        <w:t>Title: Bengaluru Skill Summit 2025: Karnataka's Leap Into Skill Development</w:t>
-      </w:r>
-    </w:p>
-    <w:p>
-      <w:r>
-        <w:t xml:space="preserve">URL: </w:t>
-      </w:r>
-      <w:hyperlink r:id="rId72">
-        <w:r>
-          <w:rPr>
-            <w:color w:val="0000FF"/>
-          </w:rPr>
-          <w:t>https://www.devdiscourse.com/article/education/3633620-bengaluru-skill-summit-2025-karnatakas-leap-into-skill-development?amp</w:t>
-        </w:r>
-      </w:hyperlink>
-    </w:p>
-    <w:p>
-      <w:r>
-        <w:t>Content: Devdiscourse News Desk| Bengaluru | India The Karnataka government is set to host the groundbreaking Bengaluru Skill Summit 2025 in November, as announced by Minister Sharan Prakash Patil on Friday. This initiative is part of the state's ambitious plan to become a global hub for skills, innovation, and advanced opportunities. Addressing a press conference, Minister Patil highlighted the summit's focus on youth, particularly women, rural communities, and persons with disabilities. The summit is scheduled from November 4 to 6 in Bengaluru and aims to create vast opportunities for skill development to align with industrial and global standards. With support from Chief Minister Siddaramaiah, the event is a collaborative effort by the Karnataka Skill Development Corporation, Karnataka Skill Development Authority, and the Karnataka Digital Economy Mission. It seeks to offer a launchpad for youth to compete internationally through specialized training. (With inputs from agencies.) © Copyright 2025</w:t>
-      </w:r>
-    </w:p>
-    <w:p>
-      <w:pPr>
-        <w:pStyle w:val="Heading3"/>
-      </w:pPr>
-      <w:r>
-        <w:t>Article 65</w:t>
-      </w:r>
-    </w:p>
-    <w:p>
-      <w:r>
-        <w:t>Title: Eknath Shinde On Rahul Gandhi: “मनमोहन सिंग PM असताना ईव्हीएम…”; शिंदेंचे राहुल गांधींना चोख प्रत्युत्तर</w:t>
-      </w:r>
-    </w:p>
-    <w:p>
-      <w:r>
-        <w:t xml:space="preserve">URL: </w:t>
-      </w:r>
-      <w:hyperlink r:id="rId73">
-        <w:r>
-          <w:rPr>
-            <w:color w:val="0000FF"/>
-          </w:rPr>
-          <w:t>https://www.navarashtra.com/politics/dcm-eknath-shinde-criticizes-to-rahul-gandhi-evm-vote-chori-case-politics-bihar-election-marathi-news-994377.html</w:t>
-        </w:r>
-      </w:hyperlink>
-    </w:p>
-    <w:p>
-      <w:r>
-        <w:t>Content: एकनाथ शिंदेंची राहुल गांधींवर टीका (फोटो- ani) एकनाथ शिंदेंचे राहुल गांधी यांना प्रत्युत्तर कोर्टात जाण्याचा दिला सल्ला राहुल गांधी यांनी फोडला हायड्रोजन बॉम्ब Rahul Gandhi On Election Comission: काँग्रेस नेते आणि विरोधी पक्षनेते राहुल गांधी यांच्या पत्रकार परिषद घेत असून यावेळी त्यांनी निवडणूक आयोगावर गंभीर आरोप केला. काही ठिकाणी काँग्रेसच्या समर्थनार्थ जाणारी मतं जाणीवपूर्वक वगळल्याचं राहुल गांधींनी यावेळी सांगितलं. या आरोपांना आता राज्याचे उपमुख्यमंत्री एकनाथ शिंदे यांनी सडेतोड प्रत्युत्तर दिले आहे. एकनाथ शिंदे यांनी राहुल गांधी यांना कोर्टात जाण्याचा सल्ला दिला आहे. राहुल गांधी यांनी निवडणूक आयोगावर केलेल्या आरोपांवर बोलताना उपमुख्यमंत्री एकनाथ शिंदे म्हणाले, “निवडणूक आयोगाने राहुल गांधी यांचे ऐकले नाही तर त्यांनी कोर्टात गेले पाहिजे. निवडणूक आयोगाने यावर स्पष्टीकरण दिले आहे. ते जिंकतात तेव्हा ते आरोप करत नाहीत. हरतात तेव्हाच ते आरोप करतात. ईव्हीएमवर आरोप करतात. मात्र हे मशीन मनमोहन सिंग पंतप्रधान असताना सुरू झाले होते.” चंद्रकांत पाटलांनी Rahul Gandhi यांना दिला कोल्हापुरी ‘झटका’; म्हणाले, “उठसूट इलेक्ट्रॉनिक मीडियाचा…” पुढे बोलताना एकनाथ शिंदे म्हणाले, “मनमोहन सिंग पंतप्रधान असताना ईव्हीएमवर मतदान सुरू झाले. आता यांना त्यांच्या काळात सुरू झालेली प्रक्रिया चुकीची आहे असे म्हणायचे आहे का? ते म्हणतात हे सगळे १० ते १५ वर्षांपासून सुरू आहे. १५ वर्षांपूर्वी कोण सतेत होते? यूपीए सरकार होते. म्हणजे ते त्यांच्याच सरकारवर आरोप करायचे आहेत का? आरोप करून चालणार नाही. पुरावे दिले पाहिजेत. कर्नाटक, तेलंगणामध्ये जिंकल्यावर त्यांनी आरोप केले नाहीत. लोकसभेत आम्ही हरलो तेव्हा आम्ही आरोप केले नाहीत.” चंद्रकांत पाटलांनी Rahul Gandhi यांना दिला कोल्हापुरी ‘झटका’ राहुल गांधी यांनी केलेल्या आरोपांवर बोलताना चंद्रकांत पाटील म्हणाले, “त्यांना काही काम धंदा उरलेला नाही. ते लोकसभेचे विरोधी पक्षनेते आहेत. कॉँग्रेसचा चेहरा आहेत. त्यांना रोज काहीतरी बोलले पाहिजे. जर ते सरळ बोलले तर, त्याची दखल कोणी घेणार नाही.राहुल गांधी यांनी इतक्या वेळेस मांडणी करून ते अजून एकही गोष्ट सिद्ध करू शकले नाहीत. 6 हजारपेक्षा मतांची चोरी, पुराव्यासह राहुल गांधीचा भाजपवर थेट वार! निवडणुकीपूर्वी टाकला ‘बॉम्ब’, बिकट परिस्थिती उद्भवणार? लोकसभा निवडणुकीत तुम्हाला महाराष्ट्र आणि उत्तर प्रदेशमध्ये जास्त जागा मिळाल्या. मग तुम्ही त्या ठिकाणी मत चोरी केली का? तुमच्या बाजूने निकाल अलया की ईव्हीएम मशीन चांगले आणि विरोधात निकाल लागला की त्याच मशीनला चुकीचे म्हणणे योग्य नाही. इतकेसे न समजायला लोक काय वेडी नाहीत. राहुल गांधींकडे पुरावे असतील तर त्यांनी थेट सुप्रीम कोर्टात जावे. निवडणूक आयोगाने दखल घेतली नसेल तर सुप्रीम कोर्टात दाद मागता येते. तिथेही दखल नाही घेतली तर डिव्हिजनमध्ये जाता येते. त्यामुळे रोज उठून इलेक्ट्रॉनिक मीडियाचा स्पेस खाऊ नये. Follow Us On © Copyright Navarashtra 2025 All rights reserved.</w:t>
-      </w:r>
-    </w:p>
-    <w:p>
-      <w:pPr>
-        <w:pStyle w:val="Heading3"/>
-      </w:pPr>
-      <w:r>
-        <w:t>Article 66</w:t>
+        <w:t>Article 58</w:t>
       </w:r>
     </w:p>
     <w:p>
@@ -2034,7 +1786,7 @@
       <w:r>
         <w:t xml:space="preserve">URL: </w:t>
       </w:r>
-      <w:hyperlink r:id="rId74">
+      <w:hyperlink r:id="rId66">
         <w:r>
           <w:rPr>
             <w:color w:val="0000FF"/>
@@ -2053,30 +1805,30 @@
         <w:pStyle w:val="Heading3"/>
       </w:pPr>
       <w:r>
-        <w:t>Article 67</w:t>
+        <w:t>Article 59</w:t>
       </w:r>
     </w:p>
     <w:p>
       <w:r>
-        <w:t>Title: Scholarship Process changes: शिष्यवृत्ती अर्ज प्रक्रियेत ऐतिहासिक बदल! एकदाच दिलेली माहिती ठरणार अंतिम, वेळेत मिळणार आर्थिक मदत</w:t>
+        <w:t>Title: Dhananjay Mahadik : धनंजय महाडिकांनी वाढवला महायुतीमधील गुंता; म्हणाले ‘त्या 29 जागांवरच चर्चा होईल’</w:t>
       </w:r>
     </w:p>
     <w:p>
       <w:r>
         <w:t xml:space="preserve">URL: </w:t>
       </w:r>
-      <w:hyperlink r:id="rId75">
+      <w:hyperlink r:id="rId67">
         <w:r>
           <w:rPr>
             <w:color w:val="0000FF"/>
           </w:rPr>
-          <w:t>https://marathi.asianetnews.com/maharashtra/maharashtra-scholarship-process-change-income-proof-once/photoshow-daurs19</w:t>
+          <w:t>https://sarkarnama.esakal.com/maharashtra/paschim-maharashtra/dhananjay-mahadik-increased-tension-in-mahayuti-said-there-will-be-discussions-on-those-29-seats-vd83-rg93</w:t>
         </w:r>
       </w:hyperlink>
     </w:p>
     <w:p>
       <w:r>
-        <w:t>Content: Maharashtra Scholarship Process changes: विद्यार्थ्यांच्या शिष्यवृत्ती प्रक्रियेत मोठ्या प्रमाणात सुधारणा करत उच्च व तंत्र शिक्षण विभागाने महत्त्वाचा निर्णय घेतला आहे. आता एकदा उत्पन्नाचा दाखला व इतर आवश्यक माहिती दिल्यानंतर, संपूर्ण अभ्यासक्रमाच्या कालावधीत तीच माहिती ग्राह्य धरली जाणार आहे. यामुळे विद्यार्थ्यांना दरवर्षी पुन्हा पुन्हा कागदपत्रांची पूर्तता करावी लागणार नाही, असा दिलासा मिळाला आहे. उच्च व तंत्र शिक्षणमंत्री चंद्रकांत पाटील यांच्या अध्यक्षतेखाली मंत्रालयात झालेल्या आढावा बैठकीत हा निर्णय घेण्यात आला. या बैठकीत विविध विभागांचे वरिष्ठ अधिकारी, विभागप्रमुख आणि मंत्रीमंडळातील राज्यमंत्री माधुरी मिसाळ यांचाही सहभाग होता. आता विद्यार्थ्यांनी एकदाच उत्पन्नाचा दाखला, वैयक्तिक माहिती आणि इतर कागदपत्रे महाडीबीटी पोर्टलवर अपलोड केली की, ती माहिती अभ्यासक्रम पूर्ण होईपर्यंत वैध धरली जाणार. दरवर्षी तीच माहिती पुन्हा अपलोड करण्याची गरज नाही. विद्यापीठे व महाविद्यालयांनाही हीच माहिती वापरता येणार, त्यामुळे तपासणी प्रक्रियाही जलद होणार. ही प्रक्रिया संपूर्णपणे ऑनलाइन आणि ऑफलाइन पडताळणी यंत्रणेद्वारे पार पडणार. शिष्यवृत्ती मिळण्याच्या प्रक्रियेत लागणारा वेळ मोठ्या प्रमाणात वाचणार. विद्यार्थ्यांना दरवर्षी तीच कागदपत्रे पुन्हा पुन्हा सादर करण्याची गरज नाही. अर्जाच्या छाननीसाठी लागणाऱ्या वेळेत बचत होऊन शिष्यवृत्ती वेळेत थेट बँक खात्यात जमा होणार. शिक्षण संस्थांनाही शिष्यवृत्ती प्रक्रियेसाठी आवश्यक असलेली माहिती वेळेवर मिळणार. शिष्यवृत्ती योजनेंतर्गत केंद्र सरकारकडून येणारी 60% रक्कम थेट महाविद्यालयांना वेळेवर मिळावी यासाठी एक विशेष कार्यप्रणाली विकसित करण्याचे निर्देश. विविध विभागांनी आर्थिक वर्षाच्या सुरुवातीलाच निधीचे वितरण आणि नियोजन निश्चित करावे. शिक्षण शुल्क नियामक प्राधिकरणाने प्रवेश प्रक्रिया सुरू होण्यापूर्वीच शिक्षण शुल्क निश्चित करावे, असे निर्देशही दिले गेले. या निर्णयाचा लाभ SC, ST, OBC, SEBC, EWS आणि इतर सर्व प्रवर्गातील विद्यार्थ्यांना मिळणार आहे. शिक्षणाच्या प्रवासात अडथळा येऊ नये, यासाठी शासन प्रयत्नशील असून, ही सुधारणा म्हणजे विद्यार्थ्यांसाठी एक सकारात्मक पाऊल आहे. विद्यार्थ्यांना शिष्यवृत्ती वेळेवर मिळावी आणि अनावश्यक कागदपत्र प्रक्रियेतून मुक्तता मिळावी यासाठी शासनाने एक महत्त्वाचा निर्णय घेतला आहे. ही सुधारणा केवळ प्रक्रिया सुलभ करणार नाही, तर शिक्षणासाठी आर्थिकदृष्ट्या सहाय्यभूत ठरणार आहे.</w:t>
+        <w:t>Content: कोल्हापूर महापालिका निवडणुकीत महाविकास आघाडी विरुद्ध महायुती असा थेट सामना होणार असून महायुतीतच जागावाटपावरून तणाव वाढला आहे. भाजपने मागील वेळी जिंकलेल्या 34 जागांवर हक्क सांगितला असताना शिवसेनेचे राजेश क्षीरसागर 30 जागांचा दावा करतात, तर खासदार धनंजय महाडिक यांनी 35 जागांवर हक्क मागून आणखी 12 जागांची मागणी केली. महाडिक यांनी स्पष्ट केले की मागणी स्वाभाविक आहे; अंतिम निर्णय भाजपच्या वरिष्ठ नेत्यांनी महायुतीतील इतर पक्षांसोबत चर्चा करून घ्यावा लागेल. Kolhapur, 22 September : कोल्हापूर महानगरपालिका निवडणुकीच्या प्रक्रियेला वेग आल्यानंतर राजकीय पक्षांनी आतापासूनच मैदानात शड्डू ठोकायला सुरुवात केली आहे. महाविकास आघााडी आणि महायुती असा सामना महापालिकेच्या निवडणुकीत होण्याचे संकेत दिसत असताना महायुतीमध्ये आतापासूनच जागा वाटपावरून तणावाचे वातावरण निर्माण झाले आहे. राज्याचे उच्च आणि तंत्र शिक्षण मंत्री चंद्रकांत पाटील यांनी कोल्हापूर महापालिकेत भाजपसाठी 34 जागांच्या पुढे जागा वाटपाची निर्णय होईल, असे स्पष्ट केले होते. त्याला प्रत्युत्तर म्हणून शिवसेनेकडून राज्य नियोजन मंडळाचे अध्यक्ष राजेश क्षीरसागर यांनी आतापासूनच तीस जागांवर दावा केला आहे. त्यावर आता राज्यसभेचे खासदार धनंजय महाडिक (Dhananjay Mahadik) यांनीही प्रतिक्रिया देत महायुतीमधील जागा वाटपाचा गुंता आणखीन वाढवला आहे. कोल्हापूरमध्ये (Kolhapur) भाजप, शिवसेना आणि राष्ट्रवादी काँग्रेस महायुती म्हणूनच महापालिका निवडणुकांना सामोरे जाणार आहे. मागील निवडणुकीत 34 भाजप आणि ताराराणीचे उमेदवार निवडून आले होते. त्या जागा आम्ही लढवणारच आहोत. आमच्यासोबत असणाऱ्या राष्ट्रवादीच्या 14 जागा निवडून आल्या होत्या, त्या जागांवर राष्ट्रवादीचा दावा असणार आहे. शिवसेनेच्या 4 जागा निवडून आल्या होत्या. निवडून आलेल्या सर्व जागांवर ज्या त्या पक्षांचा दावा असणारच आहे. त्या जागा जे ते पक्ष लढवणारच आहेत, असे खासदार धनंजय महाडिक यांनी सांगितले. ज्या जागांचं वाटप होणार आहे. त्या 29 जागा काँग्रेसने जिंकल्या होत्या. त्या जागांवर महायुतीमध्ये जागा वाटपाचा निर्णय होणार आहे. या जागा वाटप होत असताना परसेंटेजनुसार जागावाटप होणे अपेक्षित आहे. राजेश क्षीरसागर जर तीस जागा मागत असतील, तर आमच्या मागील वेळी 35 जागा आहेत. मग आम्ही किती जागांवर दावा करायला पाहिजे, असा खोचक सवाल महाडिक यांनी केला आमच्या (भारतीय जनता पक्ष) 35 जागा सोडून राहिलेल्या 29 जागांमधील आम्हाला 12 जागा आणखीन हव्या आहेत, असा खळबळजनक दावाही खासदार धनंजय महाडिक यांनी केला आहे. भाजपमधील वरिष्ठ नेते बसून त्यावर निर्णय घेतला जाईल. मात्र, सध्याच्या घडीला कोणताही निर्णय झालेला नाही. मागणी करणे हे स्वाभाविक आहे. पण, महायुतीच्या वरिष्ठ नेत्यांमध्ये जे सूत्र ठरेल, ते इतर नेत्यांनाही मान्य करावे लागेल. भाजप 34 राष्ट्रवादी 14 जागा सोडणार नाही, हे सूत्र मान्य करावेच लागेल, असेही महाडिक म्हणाले. प्र: कोल्हापूर महापालिकेत मागील निवडणुकीत भाजप किती जागा जिंकला होता?उ: भाजपने 34 जागा जिंकल्या होत्या. प्र: शिवसेनेने किती जागांवर दावा केला आहे?उ: शिवसेनेने 30 जागांवर दावा केला आहे. प्र: धनंजय महाडिक यांनी अतिरिक्त किती जागांची मागणी केली?उ: त्यांनी 35 जागांवर हक्क सांगून त्याव्यतिरिक्त 12 अतिरिक्त जागांची मागणी केली. प्र: अंतिम जागावाटपाचा निर्णय कोण घेणार?उ: महायुतीतील वरिष्ठ नेते एकत्र बसून चर्चा करून अंतिम निर्णय घेणार आहेत. सरकारनामाचे सदस्य व्हा शॉपिंगसाठी 'सकाळ प्राईम डील्स'च्या भन्नाट ऑफर्स पाहण्यासाठी क्लिक करा. Read Latest Marathi Political News, Breaking Political News from Maharashtra, India, Pune &amp; Mumbai at Sarkarnama. To Get Live Political Marathi News on Mobile, Download the Sarkarnama Mobile App for Android and IOS. सरकारनामा आता सर्व सोशल मीडिया प्लॅटफॉर्मवर. ताज्या राजकीय घडामोडींसाठी फेसबुक, ट्विटर, इन्स्टाग्राम, शेअर चॅट, टेलिग्रामवर आणि व्हॉट्सॲप आम्हाला फॉलो करा. तसेच, सरकारनामा यूट्यूब चॅनेलला आजच सबस्क्राइब करा. Follow Us Copyright © 2025 Sakal Media Group – All Rights Reserved Powered by Quintype वेबसाईटवर ब्राउझिंगचा अनुभव सर्वोत्तम असावा, यासाठी आम्ही कुकीजचा वापर करतो. कुकीजमुळे तुम्हाला तुमच्या आवडत्या मजकुराची शिफारस करता येते. आमचे गोपनीयता आणि कुकीजसंदर्भातील धोरण तुम्हाला मान्य आहे.</w:t>
       </w:r>
     </w:p>
     <w:p>
@@ -2084,30 +1836,30 @@
         <w:pStyle w:val="Heading3"/>
       </w:pPr>
       <w:r>
-        <w:t>Article 68</w:t>
+        <w:t>Article 60</w:t>
       </w:r>
     </w:p>
     <w:p>
       <w:r>
-        <w:t>Title: Decode Politics: Why Maharashtra govt grant to a BJP MLA’s spinning mill has left loose threads</w:t>
+        <w:t>Title: मुख्यमंत्री देवेंद्र फडणवीस यांचे पुणे दौरे का वाढले?</w:t>
       </w:r>
     </w:p>
     <w:p>
       <w:r>
         <w:t xml:space="preserve">URL: </w:t>
       </w:r>
-      <w:hyperlink r:id="rId76">
+      <w:hyperlink r:id="rId68">
         <w:r>
           <w:rPr>
             <w:color w:val="0000FF"/>
           </w:rPr>
-          <w:t>https://indianexpress.com/article/political-pulse/decode-politics-maharashtra-govt-grant-bjp-mlas-spinning-mill-left-loose-threads-10256680/</w:t>
+          <w:t>https://www.loksatta.com/pune/why-cm-devendra-fadnavis-visiting-pune-frequently-pmc-local-body-elections-print-politics-news-css-98-5392812/</w:t>
         </w:r>
       </w:hyperlink>
     </w:p>
     <w:p>
       <w:r>
-        <w:t>Content: Shubhangi Khapre The Maharashtra government’s decision to sanction Rs 36.4 crore for Nilkanth Cooperative Spinning Mill in Akola, whose vice-chairman is BJP Akola East MLA Randhir Savarkar, has raised eyebrows not just for the fact that this was done despite objections by the Ajit Pawar-helmed Finance Ministry. It also went against the existing state policy requiring assistance to closed mills. Savarkar has hailed the Cabinet’s approval, saying government assistance was crucial for the revival of cotton mills. “Cotton farmers who were forced to sell their produce to spinning mills in Tamil Nadu will now sell it within the state,” he said. A Finance Ministry official pointed out that the policy to provide shared capital does not apply to closed mills, and treating Nilkanth Spinning Mill as a “special case” was a violation of norms. “Once you grant funds for a special case, similar proposals will be submitted. Each will cite farmer issues or regional backwardness. The government will either have to heed all such cases or tweak its policy to accommodate political considerations. However, the core issue is fiscal discipline, especially when the department is stretched with a Rs 9.8 lakh crore debt and populist schemes,” the official said. In May, the Devendra Fadnavis Cabinet had approved a Rs 403 crore loan from National Cooperative Development Corporation (NCDC) to Bhor-based Rajgad Cooperative Sugar Factory. The decision was widely seen as the BJP accommodating former Congress MLA Sangram Thopte, who had crossed over to the BJP and controlled the factory. It had then, too, prompted a sharp response from Ajit Pawar. The government has defended the move as one aimed at supporting farmers and creating jobs. A senior minister, requesting anonymity, said, “The Finance Ministry always raises objections citing rules and regulations whenever such a proposal is placed before it. While the reasons are valid, the government needs to consider multiple aspects. The funds will help revive the (Akola) mill and will hugely benefit cotton farmers in western Vidarbha.” Vidarbha’s farmers produce nearly 30% of India’s cotton, and the Cabinet decision is also being viewed as an attempt to quell discontent after the Centre in August reduced import duty on cotton till December. The mill was set up in 1965 by former minister of state Nilkanth Sapkal and began operations in 1970. It shut down in 2008 citing “technical reasons”. Insiders, however, point to delayed wages, mounting losses, union protests, and high operating costs as reasons. “Though the mill is spread across 150 acres, the management was unwilling to monetise the land and instead sought funds to sustain operations,” a source said. In 2014, after the BJP came to power in Maharashtra, Savarkar first took up the matter, raising it with then Cooperatives Minister Chandrakant Patil and Textiles Minister Sanjay Savkare. The government at the time proposed a 50:45:5 formula to revive the mill (where the state arranges 50% of the amount needed as loan, provides 45% of the total funds needed, and allows the mill promoter to put in just 5% investment as seed capital). The proposal never saw the light of day. However the assistance to the Nilkant mill now has been cleared as per the same formula. Seen as close to Chief Minister Devendra Fadnavis, 52-year-old Savarkar is a three-time MLA from Akola East. He began as a student leader raising farmer issues, and went on to be associated with Raju Shetti’s Swabhimani Shetkari Sanghatana before joining the BJP in the late 1990s. He rose through the BJP ranks as district chief and state general secretary, and won his first Assembly election in 2014 from Akola West. He has retained the seat since. In February 2024, he was made the BJP’s chief whip in the Assembly. Since Savarkar has often raised the plight of Vidarbha’s farmers, aid to his mill also helps his political clause.</w:t>
+        <w:t>Content: पुणे : पुण्यात भाजपचे केंद्रीय राज्यमंत्री मुरलीधर मोहोळ, राज्याचे उच्च आणि तंत्रशिक्षण मंत्री चंद्रकांत पाटील हे प्रमुख नेते असतानाही मुख्यमंत्री देवेंद्र फडणवीस यांचे पुणे दौरे वाढत चालले आहेत. स्थानिक स्वराज्य संस्थांच्या निवडणुका जवळ येऊ लागल्या असताना मुख्यमंत्री फडणवीस हे पुण्यात सातत्याने येत असून, पदाधिकाऱ्यांशी संवाद साधत आहेत. मुंबईनंतर पुणे आणि पिंपरी महापालिका पुन्हा काबीज करण्यासाठी स्थानिक नेत्यांकडून करण्यात येणाऱ्या तयारीच्या आढावा घेण्याबरोबरच उपमुख्यमंत्री अजित पवार यांची हुकूमत असलेल्या पुणे जिल्हा परिषदेवर कब्जा मिळविण्यासाठी महायुतीतील मित्रपक्षांबरोबरच महाविकास आघाडीतील किती स्थानिक नेते गळाला लागतील, याचा अंदाज मुख्यमंत्री फडणवीस हे घेत असल्याची चर्चा राजकीय वर्तुळात आहे. मुख्यमंत्री फडणवीस यांनी मुंबईनंतर पुण्याकडे विशेष लक्ष दिले आहे. त्यामुळे दर महिन्याला त्यांच्या पुणे भेटी ठरलेल्या आहेत. या वर्षाच्या सुरुवातीपासून फडणवीस यांचे पुणे दौरे हे वाढत चालले आहेत. पक्षाचा किंवा एखाद्या संस्थेचा कार्यक्रम, सरकारी कार्यक्रम आणि विकासकामांचा आढावा घेण्याच्या निमित्ताने ते पुण्यात येत आहेत. पुण्यात आल्यानंतर रात्रीच्या मुक्कामात ते प्रमुख पदाधिकाऱ्यांशी चर्चा करून पक्षाच्या सद्य:स्थितीबरोबरच आगामी निवडणुकांसाठी पक्षवाढीसाठी करायच्या व्यूहरचनेचा आढावा घेत असल्याचे भाजपच्या गोटातून सांगण्यात आले. पुणे आणि पिंपरी-चिंचवड महापालिका या भाजपच्या ताब्यात आहेत. त्यावर पुन्हा सत्ता मिळविण्याबरोबरच उपमुख्यमंत्री अजित पवार यांचे प्राबल्य असलेली पुणे जिल्हा परिषद आगामी काळात ताब्यात घेण्यासाठी कोणते स्थानिक नेते गळाला लावता येतील, याचाही अंदाज मुख्यमंत्री फडणीवीस हे स्थानिक नेत्यांकडून घेत असतात. त्यासाठी कार्यक्रमांच्या निमित्ताने ते पुण्यात येत असून, प्रत्यक्ष आढावा घेत असल्याने त्यांचे पुणे दौरे हे वाढत चालले असल्याची चर्चा राजकीय वर्तुळात आहे. मुख्यंमत्री देवेंद्र फडणवीस यांनी यावर्षी जानेवारी महिन्यात झालेल्या विश्व मराठी संमेलनाच्या उद्घाटनाच्या निमित्ताने पुण्यात उपस्थिती लावली. त्यानंतर फेब्रुवारी महिन्यात पुणे पोलिसांचा ‘तरंग २०२५’ हा कार्यक्रम झाला. त्यासाठी मुख्यमंत्री फडणवीस हे हजर होते. एप्रिल महिन्यात महसूल विभागाची कार्यशाळा घेण्यात आली. त्यानिमित्ताने दोन दिवस पुण्यात तळ ठोकून महसूल विभागाच्या आढाव्याबरोबर पक्षाच्या तयारीचाही अंदाज घेतला. त्या महिन्यात केंद्रीय गृहमंत्री अमित शहा यांचा पुण्यात कार्यक्रम होता. त्या कार्यक्रमाच्या तयारीसाठी स्वत: त्यांनी लक्ष घातले. या प्रमुख कार्यक्रमांबरोबरच प्रत्येक पुणे भेटीत ते कार्यक्रम झाल्यावर रात्री मुक्कामात पुण्यातील स्थानिक नेत्यांबरोबरच बैठक घेऊन सातत्याने आढावा घेत असल्याचे भाजपच्या नेत्यांकडून सांगण्यात आले. सरासरी आठवड्यातून एकदा पुण्यात स्थानिक स्वराज्य संस्थांच्या निवडणुका जवळ आल्याने मुख्यमंत्री फडणवीस यांचे पुणे दौरे हे आणखी वाढले आहेत. गेल्या महिन्यात तर आठवड्यातून सरासरी एकदा पुण्यात तळ ठोकून असल्याचे दिसून येते. एक ऑगस्ट रोजी साहित्यरत्न, लोकशाहीर अण्णा भाऊ साठे यांच्या साहित्यखंडांचे प्रकाशन, तसेच लोकमान्य टिळक स्मारक ट्रस्टच्या वतीने देण्यात येणाऱ्या‘लोकमान्य टिळक पुरस्कार’ कार्यक्रमाला ते उपस्थित होते. तसेच पुणे महानगर प्रदेश ग्रोथहबचे उद्घाटन त्यांच्या हस्ते झाले. पुणे शहर पोलीस आयुक्तालयाअंतर्गत विविध प्रकल्पांचे उद्घाटनही त्यांनी केले. त्यानंतर महाराष्ट्र ज्ञान महामंडळाच्या(एमकेसीएल) रौप्य महोत्सवी दिनानिमित्त कार्यक्रमाला त्यांनी उपस्थिती लावली. गणेश खिंड रस्त्यावरील दुमजली उड्डाणपूल आणि सिंहगड रस्त्यावरील उड्डाणपुलाच्या उद्घाटनाच्या निमित्ताने धावती भेट देत त्यांनी पुण्याच्या स्थितीचा आढावा घेतला. या महिन्यात गेल्या आठवड्यात पंतप्रधान नरेंद्र मोदी यांच्या वाढदिवसानिमित्त छत्रपती शिवाजी महाराज महाराजस्व अभियानाअंतर्गत आयोजित सेवा पंधरवडा राज्यस्तरीय शुभारंभ त्यांच्या उपस्थित झाला. तसेच ‘नाम फाऊंडेशन’च्या कार्यक्रमाला हजर राहून त्यांनी पुणेकरांशी संवाद साधला. सलमान खान, बॉलीवूडचा 'दबंग', आपल्या फिटनेससाठी ओळखला जातो. मात्र, त्याने 'ट्रायजेमिनल न्युराल्जिया' या गंभीर आजाराचा सामना केला आहे. या आजारामुळे सलमानला सात वर्षांहून अधिक काळ असह्य वेदना सहन कराव्या लागल्या. 'टू मच विथ काजोल अँड ट्विंकल' शोमध्ये त्याने या वेदनांबद्दल सांगितले. सध्या तो बरा आहे, पण या आजारामुळे जगभरात सर्वाधिक आत्महत्या होतात. सलमान लवकरच 'बॅटल ऑफ गलवान' सिनेमातून प्रेक्षकांच्या भेटीला येणार आहे.</w:t>
       </w:r>
     </w:p>
     <w:p>
@@ -2115,7 +1867,7 @@
         <w:pStyle w:val="Heading3"/>
       </w:pPr>
       <w:r>
-        <w:t>Article 69</w:t>
+        <w:t>Article 61</w:t>
       </w:r>
     </w:p>
     <w:p>
@@ -2127,7 +1879,7 @@
       <w:r>
         <w:t xml:space="preserve">URL: </w:t>
       </w:r>
-      <w:hyperlink r:id="rId77">
+      <w:hyperlink r:id="rId69">
         <w:r>
           <w:rPr>
             <w:color w:val="0000FF"/>
@@ -2146,7 +1898,7 @@
         <w:pStyle w:val="Heading3"/>
       </w:pPr>
       <w:r>
-        <w:t>Article 70</w:t>
+        <w:t>Article 62</w:t>
       </w:r>
     </w:p>
     <w:p>
@@ -2158,7 +1910,7 @@
       <w:r>
         <w:t xml:space="preserve">URL: </w:t>
       </w:r>
-      <w:hyperlink r:id="rId78">
+      <w:hyperlink r:id="rId70">
         <w:r>
           <w:rPr>
             <w:color w:val="0000FF"/>
@@ -2169,7 +1921,7 @@
     </w:p>
     <w:p>
       <w:r>
-        <w:t>Content: Photo- Pune Prime News पुणे, ता. 21: शासनाच्या योजना ग्रामपंचायतीच्या माध्यमातून पायाभूत सुविधा आणि कल्याणकारी योजना गाव खेड्यात पोहचल्या आहेत. यामध्ये गावातील रस्ते, गटारी, पथदिवे, पिण्याच्या पाण्याची सोय, आरोग्य आणि शिक्षणाच्या सुविधांचा विकास होऊ लागला आहे. सर्व नोंदी आणि दस्तऐवज सुस्थितीत ठेवून विविध शासकीय योजनांची अंमलबजावणी ग्रामपंचायत अधिकाऱ्यांनी प्रभावीपणे राबवली आहे. एकंदरीत जिल्ह्यातील ग्रामपंचायत अधिकारी संवर्गाचे काम अत्यंत उत्कृष्ट चालले आहे. असे प्रतिपादन पुणे जिल्हा परिषदेचे मुख्य कार्यकारी अधिकारी गजानन पाटील (CEO Gajanan Patil) यांनी केले आहे. पुणे जिल्हा ग्रामपंचायत अधिकारी सहकारी पतसंस्थेच्या 47 व्या सर्वसाधारण नुकतीच पुण्यात पार पडली. यासभेत बोलताना वरील प्रतिपादन मुख्य कार्यकारी अधिकारी गजानन पाटील यांनी केले. यावेळी अतिरिक्त मुख्य कार्यकारी अधिकारी चंद्रकांत वाघमारे, उपमुख्य कार्यकारी अधिकारी (सा. प्र.) श्रीकांत खरात, उपमुख्य कार्यकारी अधिकारी (पंचायत) भूषण जोशी, संस्थेचे अध्यक्ष विठ्ठल साकोरे, सचिव विलास बडदे, उपाध्यक्षा प्रज्ञा चव्हाण, राज्य संघटक महाराष्ट्र राज्य जिल्हा परिषद कर्मचारी महासंघ श्रीकांत वाव्हळ, अलका रहाणे, पुणे जिल्हा ग्रामपंचायत अधिकारी युनियनचे अध्यक्ष मोल घोळवे, सरचिटणीस अनिल बगाटे, संदीप ठवाळ, संतोष भोसले, सोमनाथ नवले, अनिल कुंभार, पुंडलिक मस्के आदी मान्यवर उपस्थित होते. पुढे बोलताना गजानन पाटील म्हणाले, पुणे जिल्हा ग्रामसेवक पतसंस्थेचे कामकाज अत्यंत पारदर्शक व काटकसरीने चालू असून पतसंस्थेचे रूपांतर लवकरच बँकेत करावे. त्यासाठी सर्व आवश्यक ती मदत करणार आहे. जिल्ह्यातील सर्व ग्रामपंचायत अधिकाऱ्यांना जिल्हा परिषद सेस फंडातून बिनव्याजी रक्कम देऊन पंधरा दिवसाच्या आत मध्ये सर्वांना लॅपटॉप देण्यात येणार आहेत. मुख्यमंत्री समृद्ध पंचायत राज अभियान या योजनेमध्ये जिल्ह्यातील सर्व गावांनी सहभागी होऊन राज्यांमध्ये एक ग्रामपंचायत एक पंचायत समिती व जिल्हा परिषद प्रथम क्रमांक आणण्यासाठी सर्वांनी काम करावे. दरम्यान, सभेच्या पहिल्या सत्रात विषय पत्रिकेवरील सर्व विषयांवर मुद्देसूद चर्चा होऊन अनेक निर्णय घेण्यात आले. यात आम सभासदांनी मोठ्या प्रमाणात सहभाग घेऊन पतसंस्थेच्या कामकाजाविषयी समाधान व्यक्त करीत काही अंशी सर्वानुमते सकारात्मक सूचना केल्या. तर दुसऱ्या सत्रात पुष्पराज झोळ यांनी गुणवंत विद्यार्थ्यांच्या वतीने स्पर्धेच्या युगात टिकण्यासाठी आवश्यक मनोबल व संयम संहिता याविषयी समर्पक मनोगत व्यक्त केले. तदनंतर आदर्श ग्रामपंचायत अधिकारी नेहरकर व संचालक मदन ( मामा ) शेलार यांनी आदर्श कामकाज करण्यासाठी गावातील लोकांचा लोकसहभाग आणि वरिष्ठ अधिकाऱ्यांची साथ घेऊन गावाचा सर्वांगीण विकास कसा करावा याचे मार्गदर्शन केले. जिल्हा परिषद शाळेसाठी सायकल बँक इयत्ता चौथी ते आठवीच्या विद्यार्थ्यांना सायकल वाटप अभियान राबवले आहे. त्यामध्ये ग्रामपंचायत अधिकारी युनियन मार्फत 200 सायकल मोफत देण्यात आल्या आहेत. मुख्य कार्यकारी अधिकारी गजानन पाटील हे कॉपी विथ सीईओ हा उपक्रम निवडक ग्रामपंचायत अधिकारी यांच्या सोबत राबवून लवकरच मुक्त संवाद साधणार आहेत. तर हा कार्यक्रम यशस्वी पार पाडण्यासाठी पतसंस्थेच्या शितल जगताप व ऋत्विक मांढरे यांनी बहुमूल्य योगदान दिले. पत्रकारिता क्षेत्रात गत ५ वर्षांपासून कार्यरत. संशोधनात्मक लेखनात विशेष प्राविण्य. राजकारण, उद्योग जगत, आर्थिक घडामोडी, स्टार्टअप, आंतरराष्ट्रीय घडामोडींचे विश्‍लेषण तज्ञ. दैनिक पुण्यनगरी , दैनिक राष्ट्रसह्याद्री मधील कामासह गेल्या दीड वर्षांपासून पुणे प्राईम न्यूज मध्ये बातमीदार म्हणून कार्यरत आहे. © 2022 ContentOcean Infotech Pvt Ltd. Login to your account below Remember Me Please enter your username or email address to reset your password. © 2022 ContentOcean Infotech Pvt Ltd.</w:t>
+        <w:t>Content: Photo- Pune Prime News पुणे, ता. 21: शासनाच्या योजना ग्रामपंचायतीच्या माध्यमातून पायाभूत सुविधा आणि कल्याणकारी योजना गाव खेड्यात पोहचल्या आहेत. यामध्ये गावातील रस्ते, गटारी, पथदिवे, पिण्याच्या पाण्याची सोय, आरोग्य आणि शिक्षणाच्या सुविधांचा विकास होऊ लागला आहे. सर्व नोंदी आणि दस्तऐवज सुस्थितीत ठेवून विविध शासकीय योजनांची अंमलबजावणी ग्रामपंचायत अधिकाऱ्यांनी प्रभावीपणे राबवली आहे. एकंदरीत जिल्ह्यातील ग्रामपंचायत अधिकारी संवर्गाचे काम अत्यंत उत्कृष्ट चालले आहे. असे प्रतिपादन पुणे जिल्हा परिषदेचे मुख्य कार्यकारी अधिकारी गजानन पाटील (CEO Gajanan Patil) यांनी केले आहे. पुणे जिल्हा ग्रामपंचायत अधिकारी सहकारी पतसंस्थेच्या 47 व्या सर्वसाधारण नुकतीच पुण्यात पार पडली. यासभेत बोलताना वरील प्रतिपादन मुख्य कार्यकारी अधिकारी गजानन पाटील यांनी केले. यावेळी अतिरिक्त मुख्य कार्यकारी अधिकारी चंद्रकांत वाघमारे, उपमुख्य कार्यकारी अधिकारी (सा. प्र.) श्रीकांत खरात, उपमुख्य कार्यकारी अधिकारी (पंचायत) भूषण जोशी, संस्थेचे अध्यक्ष विठ्ठल साकोरे, सचिव विलास बडदे, उपाध्यक्षा प्रज्ञा चव्हाण, राज्य संघटक महाराष्ट्र राज्य जिल्हा परिषद कर्मचारी महासंघ श्रीकांत वाव्हळ, अलका रहाणे, पुणे जिल्हा ग्रामपंचायत अधिकारी युनियनचे अध्यक्ष अमोल घोळवे, सरचिटणीस अनिल बगाटे, संदीप ठवाळ, संतोष भोसले, सोमनाथ नवले, अनिल कुंभार, पुंडलिक मस्के आदी मान्यवर उपस्थित होते. पुढे बोलताना गजानन पाटील म्हणाले, पुणे जिल्हा ग्रामसेवक पतसंस्थेचे कामकाज अत्यंत पारदर्शक व काटकसरीने चालू असून पतसंस्थेचे रूपांतर लवकरच बँकेत करावे. त्यासाठी सर्व आवश्यक ती मदत करणार आहे. जिल्ह्यातील सर्व ग्रामपंचायत अधिकाऱ्यांना जिल्हा परिषद सेस फंडातून बिनव्याजी रक्कम देऊन पंधरा दिवसाच्या आत मध्ये सर्वांना लॅपटॉप देण्यात येणार आहेत. मुख्यमंत्री समृद्ध पंचायत राज अभियान या योजनेमध्ये जिल्ह्यातील सर्व गावांनी सहभागी होऊन राज्यांमध्ये एक ग्रामपंचायत एक पंचायत समिती व जिल्हा परिषद प्रथम क्रमांक आणण्यासाठी सर्वांनी काम करावे. दरम्यान, सभेच्या पहिल्या सत्रात विषय पत्रिकेवरील सर्व विषयांवर मुद्देसूद चर्चा होऊन अनेक निर्णय घेण्यात आले. यात आम सभासदांनी मोठ्या प्रमाणात सहभाग घेऊन पतसंस्थेच्या कामकाजाविषयी समाधान व्यक्त करीत काही अंशी सर्वानुमते सकारात्मक सूचना केल्या. तर दुसऱ्या सत्रात पुष्पराज झोळ यांनी गुणवंत विद्यार्थ्यांच्या वतीने स्पर्धेच्या युगात टिकण्यासाठी आवश्यक मनोबल व संयम संहिता याविषयी समर्पक मनोगत व्यक्त केले. तदनंतर आदर्श ग्रामपंचायत अधिकारी नेहरकर व संचालक मदन ( मामा ) शेलार यांनी आदर्श कामकाज करण्यासाठी गावातील लोकांचा लोकसहभाग आणि वरिष्ठ अधिकाऱ्यांची साथ घेऊन गावाचा सर्वांगीण विकास कसा करावा याचे मार्गदर्शन केले. जिल्हा परिषद शाळेसाठी सायकल बँक इयत्ता चौथी ते आठवीच्या विद्यार्थ्यांना सायकल वाटप अभियान राबवले आहे. त्यामध्ये ग्रामपंचायत अधिकारी युनियन मार्फत 200 सायकल मोफत देण्यात आल्या आहेत. मुख्य कार्यकारी अधिकारी गजानन पाटील हे कॉपी विथ सीईओ हा उपक्रम निवडक ग्रामपंचायत अधिकारी यांच्या सोबत राबवून लवकरच मुक्त संवाद साधणार आहेत. तर हा कार्यक्रम यशस्वी पार पाडण्यासाठी पतसंस्थेच्या शितल जगताप व ऋत्विक मांढरे यांनी बहुमूल्य योगदान दिले. पत्रकारिता क्षेत्रात गत ५ वर्षांपासून कार्यरत. संशोधनात्मक लेखनात विशेष प्राविण्य. राजकारण, उद्योग जगत, आर्थिक घडामोडी, स्टार्टअप, आंतरराष्ट्रीय घडामोडींचे विश्‍लेषण तज्ञ. दैनिक पुण्यनगरी , दैनिक राष्ट्रसह्याद्री मधील कामासह गेल्या दीड वर्षांपासून पुणे प्राईम न्यूज मध्ये बातमीदार म्हणून कार्यरत आहे. © 2022 ContentOcean Infotech Pvt Ltd. Login to your account below Remember Me Please enter your username or email address to reset your password. © 2022 ContentOcean Infotech Pvt Ltd.</w:t>
       </w:r>
     </w:p>
     <w:p>
@@ -2177,30 +1929,30 @@
         <w:pStyle w:val="Heading3"/>
       </w:pPr>
       <w:r>
-        <w:t>Article 71</w:t>
+        <w:t>Article 63</w:t>
       </w:r>
     </w:p>
     <w:p>
       <w:r>
-        <w:t>Title: PM Modi lays foundation stone for SJVN’s 200 MW Khavda Solar Project in Gujarat</w:t>
+        <w:t>Title: सोलापूर : दीक्षांत समारंभात 11 हजार पदवी प्रदान</w:t>
       </w:r>
     </w:p>
     <w:p>
       <w:r>
         <w:t xml:space="preserve">URL: </w:t>
       </w:r>
-      <w:hyperlink r:id="rId79">
+      <w:hyperlink r:id="rId71">
         <w:r>
           <w:rPr>
             <w:color w:val="0000FF"/>
           </w:rPr>
-          <w:t>https://www.businessupturn.com/business/corporates/pm-modi-lays-foundation-stone-for-sjvns-200-mw-khavda-solar-project-in-gujarat/</w:t>
+          <w:t>https://pudhari.news/maharashtra/solapur/over-11000-degrees-conferred-at-21st-convocation-of-punes-ahilyadevi-holkar-solapur-university-sk95</w:t>
         </w:r>
       </w:hyperlink>
     </w:p>
     <w:p>
       <w:r>
-        <w:t>Content: Business Upturn - News | Nation | World | External Affairs | Business | Money | Culture | Tech | Sports | Updates | Breaking Prime Minister Narendra Modi virtually laid the foundation stone for SJVN Limited’s 200 MW Solar Power Project at Khavda Solar Park, Gujarat, on September 20, 2025. The project falls under GUVNL Phase–XVII. The event was attended by Gujarat Chief Minister Bhupendrabhai Patel, Union Minister of Ports, Shipping and Waterways Sarbananda Sonowal, Union Minister of Labour and Employment and Youth Affairs and Sports Mansukh Mandaviya, Union Minister of Jal Shakti Chandrakant Raghunath Patil, Union MoS for Ports, Shipping and Waterways Shantanu Thakur, and Union MoS for Consumer Affairs, Food and Public Distribution Nimuben Jayantibhai Bambhaniya, along with other dignitaries. SJVN CMD Bhupender Gupta, Director (Personnel) Ajay Kumar Sharma, Director (Finance – Addl. Charge) Sipan Kumar Garg, and SGEL CEO Ajay Singh joined virtually. Advertisement The Khavda Solar Power Project is being developed within Khavda Solar Park in Kachchh district, set up by Gujarat State Electricity Corporation Limited (GSECL). The power generated will be supplied to Gujarat Urja Vikas Nigam Limited (GUVNL) for 25 years at a tariff of ₹2.88 per unit. The project will require an estimated investment of ₹866.8 crore. It is expected to generate 504.92 million units of electricity in the first year and a cumulative 11,620 million units over 25 years. During this period, it is projected to reduce carbon emissions by 5,69,250 tonnes. The commissioning deadline has been set for December 31, 2026. The installation will contribute to renewable energy generation targets, employment opportunities in the region, and effective utilization of Kachchh’s arid land for power generation. Aman Shukla is Senior Editor at BusinessUpturn.com, overseeing coverage across the Business, Finance, Corporate, and Stock Market segments. He specializes in communication and content writing, while managing editorial operations across these key sectors. Sasken says no business impact from US H-1B visa fee hike TVS Motor launches Apache RTR 160 2V Fi and Raider iGo in Nepal to strengthen… Coforge clarifies H-1B visa impact; US contributes 53% of revenue in FY25 with 34,187… Firstsource says no impact from US H-1B visa fee; stock in focus Latest Bigg Boss 19: Salman Khan warns Ashnoor Kaur for trying to… Asia Cup 2025 IND vs PAK Live: Kuldeep Yadav strikes as… Bigg Boss 19: Housemates rally against Ashnoor as Salman… Sasken says no business impact from US H-1B visa fee hike TVS Motor launches Apache RTR 160 2V Fi and Raider iGo in… Coforge clarifies H-1B visa impact; US contributes 53% of… Firstsource says no impact from US H-1B visa fee; stock in… Asia Cup 2025 PAK vs IND: Saim Ayub departs after sharp… Asia Cup 2025: Bumrah concedes most expensive Powerplay… IND vs PAK: India creates this poor record in Asia Cup…</w:t>
+        <w:t>Content: सोलापूर : पुण्यश्लोक अहिल्यादेवी होळकर सोलापूर विद्यापीठाच्या 21 व्या दीक्षांत समारंभात महाराष्ट्राचे उच्च व तंत्र शिक्षण मंत्री चंद्रकांत पाटील यांनी विद्यार्थ्यांना ज्ञानाचा उपयोग राष्ट्राच्या वैभवासाठी करण्याचे आवाहन केले. ज्ञान ही सर्वात मोठी संपत्ती असल्याचे ते म्हणाले. दि. 18 रोजी दीक्षांत समारंभ विद्यापीठाच्या मैदानात उत्साहात पार पडला. यावेळी 11 हजार विद्यार्थ्यांना पदवी प्रदान करण्यात आली. या कार्यक्रमाला कुलगुरू प्रा. डॉ. प्रकाश महानवर अध्यक्षस्थानी होते. तसेच गोवा उच्च शिक्षण परिषदेचे उपाध्यक्ष डॉ. गोपाल मुगेराया यांचीही प्रमुख उपस्थिती होती. समारंभाची सुरुवात दीक्षांत मिरवणुकीने झाली. यात परीक्षा व मूल्यमापन मंडळाचे संचालक डॉ. श्रीकांत अंधारे यांच्यासह विविध विद्याशाखेचे सदस्य आणि मोठ्या संख्येने पदवीधारक विद्यार्थी सहभागी झाले होते. या कार्यक्रमास आ. श्रीकांत भारतीय, भाजप शहर अध्यष प्रा. रोहिणी तडवळकर, व्यवस्थापन परिषदेचे सदस्य राजाभाऊ सरवदे, प्रा. देवानंद चिलवंत, प्रा. सचिन गायकवाड, माजी कुलगुरू इरेश स्वामी, यांच्यासह अधिकारी कर्मचारी विद्यार्थी नागरिक मोठ्या संख्येने उपस्थित होते. या कार्यक्रमाचे सूत्रसंचालन डॉ. यशपाल खेडकर व डॉ. तेजस्विनी कांबळे यांनी केले. नोकरी मागणारे नव्हे, तर देणारे व्हा : डॉ. मुगेराया शिक्षण हे जीवन बदलून टाकते. त्यातूनच प्रगती साधता येते, असे गोवा उच्च शिक्षण परिषदेचे उपाध्यक्ष डॉ. गोपाल मुगेराया म्हणाले. त्यांनी विद्यार्थ्यांना कौशल्य व व्यावसायिक शिक्षण घेऊन नोकरी देणारे बनण्याचे आवाहन केले. देशात तब्बल 33 वर्षांनी नवीन शैक्षणिक धोरण लागू झाल्याचेही त्यांनी सांगितले विद्यापीठाचे शिक्षण आणि सामाजिक योगदान : कुलगुरू कुलगुरू डॉ. प्रकाश महानवर यांनी सोलापूर विद्यापीठाचे योगदान सांगितले तसेच पारंपारिक शिक्षणासोबतच कौशल्य आणि व्यवसायिकभिमुख शिक्षक देऊन विद्यापीठ रोजगारक्षम पिढी तयार करत आहे. पाच लाख व्रक्ष लागवडीचा संकल्प करत सव्वा लाख व्रक्ष लावली असून समाज आणि शिक्षण क्षेत्राचे नाते दूढ करण्यासाठी काही गावे दत्तक घेतल्याचेही यावेळी सांगितले 89 संशोधकांना पीएच.डी. या दीक्षांत समारंभात एकूण 10,955 विद्यार्थ्यांना पदवी प्रदान करण्यात आली. यात 89 संशोधक विद्यार्थ्यांना पीएच.डी. पदवी आणि 59 विद्यार्थ्यांना सुवर्णपदके देऊन गौरवण्यात आले. 'Pudhari' is excited to announce the relaunch of its Android and iOS apps. Stay updated with the latest news at your fingertips. Android and iOS Download now and stay updated, anytime, anywhere. Pudhari Publications Private Limited</w:t>
       </w:r>
     </w:p>
     <w:p>
@@ -2208,69 +1960,7 @@
         <w:pStyle w:val="Heading3"/>
       </w:pPr>
       <w:r>
-        <w:t>Article 72</w:t>
-      </w:r>
-    </w:p>
-    <w:p>
-      <w:r>
-        <w:t>Title: Power play over water</w:t>
-      </w:r>
-    </w:p>
-    <w:p>
-      <w:r>
-        <w:t xml:space="preserve">URL: </w:t>
-      </w:r>
-      <w:hyperlink r:id="rId80">
-        <w:r>
-          <w:rPr>
-            <w:color w:val="0000FF"/>
-          </w:rPr>
-          <w:t>https://punemirror.com/city/power-play-over-water/</w:t>
-        </w:r>
-      </w:hyperlink>
-    </w:p>
-    <w:p>
-      <w:r>
-        <w:t>Content: Share PMC stunned as state dept threatens to slash Pune’s water supply With the Pune Municipal Corporation (PMC) struggling to supply adequate water from its sanctioned quota, a cold war has erupted between the civic body and the State’s Water Resources Department over water, leaving residents at the receiving end.Escalating the crisis further, the department has moved to cut the PMC’s existing water allocation by 10 percent and assert control over key water centres, sparking outrage among citizens who are asking burning questions: Who is really behind the pressure tactics? And who stands to gain from choking the city’s water supply? ‘Fix leakages first’Pune’s water demand has soared due to the merger of surrounding villages and a sharp surge in population. Yet, rather than addressing the water woes, the state department has coldly asked the civic body to first stop leakages and fully utilise treated water before even considering an increase in the city’s water quota, ignoring the urgency of a growing city thirsting for solutions. 3 ministers from the city, none step inPune has three powerful ministers, including Deputy Chief Minister and Guardian Minister Ajit Pawar, Cabinet Minister Chandrakant Patil, and Minister of State Madhuri Misal. Yet, none of them have taken a firm stand on the city’s worsening water woes.While political leaders were quick to hold flashy meetings with municipal officials, not a single one has openly supported Pune’s repeated requests for increased quota. The result? The PMC is left high and dry, while water politics brews behind closed doors. Deepening crisisAs the city’s population skyrockets and newly merged villages lack basic water infrastructure, PMC has been forced to deploy water tankers, leading to alarming reports of water theft. And yet, the state continues to refuse additional water unless PMC meets a barrage of conditions.It has also served PMC a notice demanding Rs 714 crore in dues, including Rs 174 crore for the current year. An immediate payment of Rs 200 crore has been sought. The move has reignited debate over whether water is being used as a political tool in Pune.Tensions between PMC and the Water Resources department are expected to escalate. The department has accused the corporation of drawing more water than its sanctioned quota from the Khadakwasla dam and proposed a 10 per cent cut to enforce conservation. PMC has rejected the proposal, averting an immediate crisis, but officials warn that the issue could flare up again. How much water does PMC use?The PMC is consuming more than 21 TMC of water annually, far exceeding its sanctioned quota. According to official figures, PMC is allotted 11.6 TMC from the Khadakwasla project, 0.34 TMC from the Pavana river basin, 2.67 TMC from the Bhama Askhed project, and 1.75 TMC for newly merged villages, totalling 16.36 TMC. For a projected population of 76.16 lakh by 2031, excluding the merged villages, the approved quota stands at 14.61 TMC. But actual usage has already crossed the 21 TMC mark.With demand rising sharply, the civic body is now exploring alternatives beyond dams. The civic body has proposed using water from local lakes for drinking purposes. The PMC water supply department has formally requested control of Jambhulwadi and Bhilarewadi lakes from the Water Resources Department, aiming to use them as supplementary sources for residential supply.Last month, Water Resources Minister Radhakrishna Vikhe Patil held a meeting at PMC headquarters, where the proposal was discussed. He reportedly expressed no objection to the plan, paving the way for official clearance. If approved, the move could resolve water issues for at least 30,000 residents living around each lake.Despite this, PMC officials allege that the state department is more focused on undermining the corporation than resolving the crisis. Treated water remains unusedThe Pune Municipal Corporation has spent over Rs 100 crore to treat wastewater for agricultural reuse, but the Water Resources Department has failed to lift even half the available supply. While the state government insists PMC must recycle 30 to 40 per cent of its water and bear the cost of reserving dam water for non-irrigation use, data obtained under the Right to Information Act shows the department has used just 35 per cent of the treated water over nine years.Between 2016 and December 2024, only 22.5 TMC of recycled water was used for farming, far below capacity. Since January 2025, the department has not lifted even 10 percent of the available supply. Activists say this is a major failure on the part of the state department, especially when the state’s own minister, Radhakrishna Vikhe Patil, has made additional water contingent on PMC’s recycling performance.With civic elections approaching, the timing of the proposed water cuts has raised eyebrows. The political silence surrounding the issue has only fuelled speculation that water is being weaponised for electoral gain. An attempt to undermine Dada’s power?In political circles, whispers have turned into roars—is the Water Resources Department plotting to undermine Deputy CM Ajit Pawar’s clout in Pune? Known as the city’s political strongman or ‘Dada’, Pawar has often claimed he calls the shots. But the state department’s ‘bold’ actions suggest a challenge to his authority.Water Resources Minister Radhakrishna Vikhe Patil has clearly stated: “No extra water unless leakage is fixed and wastewater is reused.” Since then, the department has intensified pressure on PMC, leading many to suspect a deliberate campaign to strip Ajit Pawar of his Pune dominance. Is this a political ploy disguised as water management?The timing and tone of the Water Resources Department’s actions have led many to ask whether a larger power play is unfolding behind the scenes. Political puppeteering?According to Vivek Velankar, President of Sajag Nagrik Manch, the situation reeks of deliberate sabotage. “Water Resources Department officials are acting at the behest of their political bosses. Without high-level blessings, they wouldn’t dare to push PMC around like this,” Velankar said. A calculated movePrashant Jagtap, city president of the Nationalist Congress Party (Sharad Pawar faction), has accused the ruling alliance of hatching a plan to win the civic polls.“The Mahayuti is orchestrating a devious plan to win the upcoming municipal elections. It is through the Chief Minister and the Water Resources Minister that officials of the Water Resources Department are being instructed to propose water cuts,” Jagtap said“Once this proposal is put forward, BJP ministers and political leaders in Pune will try to take credit by claiming they prevented the decision. Puneites have already seen through this ploy. Efforts are also being made to ensure that their alliance partners, Ajit Pawar and the Shinde faction, do not get any credit. This entire move is being carried out by the BJP to steal the spotlight,” the NCP (SP) leader claimed. Log in to leave a comment Read more Latest Town Talk - Where voices unite, stories flourish, and community thrives through open dialogue and meaningful connections. Company Trending Tags © Pune Times Mirror</w:t>
-      </w:r>
-    </w:p>
-    <w:p>
-      <w:pPr>
-        <w:pStyle w:val="Heading3"/>
-      </w:pPr>
-      <w:r>
-        <w:t>Article 73</w:t>
-      </w:r>
-    </w:p>
-    <w:p>
-      <w:r>
-        <w:t>Title: Maharashtra to Recruit 5,500 Assistant Professors by March 2026</w:t>
-      </w:r>
-    </w:p>
-    <w:p>
-      <w:r>
-        <w:t xml:space="preserve">URL: </w:t>
-      </w:r>
-      <w:hyperlink r:id="rId81">
-        <w:r>
-          <w:rPr>
-            <w:color w:val="0000FF"/>
-          </w:rPr>
-          <w:t>https://www.devdiscourse.com/article/education/3635112-maharashtra-to-recruit-5500-assistant-professors-by-march-2026</w:t>
-        </w:r>
-      </w:hyperlink>
-    </w:p>
-    <w:p>
-      <w:r>
-        <w:t>Content: Maharashtra's Higher and Technical Education Minister Chandrakant Patil announced Saturday the recruitment of 5,500 assistant professors for senior colleges by March 2026. The announcement came during the 28th convocation ceremony at Swami Ramanand Teerth Marathwada University in Nanded. The government has approved these positions along with 2,900 non-teaching posts, receiving consent from both the Finance and Planning departments, confirmed Patil. A Government Resolution (GR) regarding this will be issued soon to fill vacancies as promised. Challenges previously stalled earlier recruitment plans due to different recommendations by former Governor C P Radhakrishnan. As part of efforts to attract foreign students, Patil highlighted the enrollment of 4,000 students from 65 countries this year. The minister emphasized the youth's potential in societal transformation, encouraging involvement in government initiatives like Startup India, while underscoring the need for entrepreneurship to align with social values. (With inputs from agencies.) Email: info@devdiscourse.com Phone: +91-720-6444012, +91-7027739813, 14, 15 © Copyright 2025</w:t>
-      </w:r>
-    </w:p>
-    <w:p>
-      <w:pPr>
-        <w:pStyle w:val="Heading3"/>
-      </w:pPr>
-      <w:r>
-        <w:t>Article 74</w:t>
+        <w:t>Article 64</w:t>
       </w:r>
     </w:p>
     <w:p>
@@ -2282,7 +1972,7 @@
       <w:r>
         <w:t xml:space="preserve">URL: </w:t>
       </w:r>
-      <w:hyperlink r:id="rId82">
+      <w:hyperlink r:id="rId72">
         <w:r>
           <w:rPr>
             <w:color w:val="0000FF"/>
@@ -2301,185 +1991,30 @@
         <w:pStyle w:val="Heading3"/>
       </w:pPr>
       <w:r>
-        <w:t>Article 75</w:t>
+        <w:t>Article 65</w:t>
       </w:r>
     </w:p>
     <w:p>
       <w:r>
-        <w:t>Title: सोलापूर : दीक्षांत समारंभात 11 हजार पदवी प्रदान</w:t>
+        <w:t>Title: Maharashtra starts direct transfer of grants to over 10,000 public libraries</w:t>
       </w:r>
     </w:p>
     <w:p>
       <w:r>
         <w:t xml:space="preserve">URL: </w:t>
       </w:r>
-      <w:hyperlink r:id="rId83">
+      <w:hyperlink r:id="rId73">
         <w:r>
           <w:rPr>
             <w:color w:val="0000FF"/>
           </w:rPr>
-          <w:t>https://pudhari.news/maharashtra/solapur/over-11000-degrees-conferred-at-21st-convocation-of-punes-ahilyadevi-holkar-solapur-university-sk95</w:t>
+          <w:t>https://www.newsdrum.in/national/maharashtra-starts-direct-transfer-of-grants-to-over-10000-public-libraries-10480148</w:t>
         </w:r>
       </w:hyperlink>
     </w:p>
     <w:p>
       <w:r>
-        <w:t>Content: सोलापूर : पुण्यश्लोक अहिल्यादेवी होळकर सोलापूर विद्यापीठाच्या 21 व्या दीक्षांत समारंभात महाराष्ट्राचे उच्च व तंत्र शिक्षण मंत्री चंद्रकांत पाटील यांनी विद्यार्थ्यांना ज्ञानाचा उपयोग राष्ट्राच्या वैभवासाठी करण्याचे आवाहन केले. ज्ञान ही सर्वात मोठी संपत्ती असल्याचे ते म्हणाले. दि. 18 रोजी दीक्षांत समारंभ विद्यापीठाच्या मैदानात उत्साहात पार पडला. यावेळी 11 हजार विद्यार्थ्यांना पदवी प्रदान करण्यात आली. या कार्यक्रमाला कुलगुरू प्रा. डॉ. प्रकाश महानवर अध्यक्षस्थानी होते. तसेच गोवा उच्च शिक्षण परिषदेचे उपाध्यक्ष डॉ. गोपाल मुगेराया यांचीही प्रमुख उपस्थिती होती. समारंभाची सुरुवात दीक्षांत मिरवणुकीने झाली. यात परीक्षा व मूल्यमापन मंडळाचे संचालक डॉ. श्रीकांत अंधारे यांच्यासह विविध विद्याशाखेचे सदस्य आणि मोठ्या संख्येने पदवीधारक विद्यार्थी सहभागी झाले होते. या कार्यक्रमास आ. श्रीकांत भारतीय, भाजप शहर अध्यष प्रा. रोहिणी तडवळकर, व्यवस्थापन परिषदेचे सदस्य राजाभाऊ सरवदे, प्रा. देवानंद चिलवंत, प्रा. सचिन गायकवाड, माजी कुलगुरू इरेश स्वामी, यांच्यासह अधिकारी कर्मचारी विद्यार्थी नागरिक मोठ्या संख्येने उपस्थित होते. या कार्यक्रमाचे सूत्रसंचालन डॉ. यशपाल खेडकर व डॉ. तेजस्विनी कांबळे यांनी केले. नोकरी मागणारे नव्हे, तर देणारे व्हा : डॉ. मुगेराया शिक्षण हे जीवन बदलून टाकते. त्यातूनच प्रगती साधता येते, असे गोवा उच्च शिक्षण परिषदेचे उपाध्यक्ष डॉ. गोपाल मुगेराया म्हणाले. त्यांनी विद्यार्थ्यांना कौशल्य व व्यावसायिक शिक्षण घेऊन नोकरी देणारे बनण्याचे आवाहन केले. देशात तब्बल 33 वर्षांनी नवीन शैक्षणिक धोरण लागू झाल्याचेही त्यांनी सांगितले विद्यापीठाचे शिक्षण आणि सामाजिक योगदान : कुलगुरू कुलगुरू डॉ. प्रकाश महानवर यांनी सोलापूर विद्यापीठाचे योगदान सांगितले तसेच पारंपारिक शिक्षणासोबतच कौशल्य आणि व्यवसायिकभिमुख शिक्षक देऊन विद्यापीठ रोजगारक्षम पिढी तयार करत आहे. पाच लाख व्रक्ष लागवडीचा संकल्प करत सव्वा लाख व्रक्ष लावली असून समाज आणि शिक्षण क्षेत्राचे नाते दूढ करण्यासाठी काही गावे दत्तक घेतल्याचेही यावेळी सांगितले 89 संशोधकांना पीएच.डी. या दीक्षांत समारंभात एकूण 10,955 विद्यार्थ्यांना पदवी प्रदान करण्यात आली. यात 89 संशोधक विद्यार्थ्यांना पीएच.डी. पदवी आणि 59 विद्यार्थ्यांना सुवर्णपदके देऊन गौरवण्यात आले. 'Pudhari' is excited to announce the relaunch of its Android and iOS apps. Stay updated with the latest news at your fingertips. Android and iOS Download now and stay updated, anytime, anywhere. Pudhari Publications Private Limited</w:t>
-      </w:r>
-    </w:p>
-    <w:p>
-      <w:pPr>
-        <w:pStyle w:val="Heading3"/>
-      </w:pPr>
-      <w:r>
-        <w:t>Article 76</w:t>
-      </w:r>
-    </w:p>
-    <w:p>
-      <w:r>
-        <w:t>Title: Maharashtra to recruit 5,500 assistant professors by March 2026, says minister Chandrakant Patil</w:t>
-      </w:r>
-    </w:p>
-    <w:p>
-      <w:r>
-        <w:t xml:space="preserve">URL: </w:t>
-      </w:r>
-      <w:hyperlink r:id="rId84">
-        <w:r>
-          <w:rPr>
-            <w:color w:val="0000FF"/>
-          </w:rPr>
-          <w:t>https://news.careers360.com/maharashtra-to-recruit-5500-assistant-professors-by-march-2026-says-minister-chandrakant-patil/amp</w:t>
-        </w:r>
-      </w:hyperlink>
-    </w:p>
-    <w:p>
-      <w:r>
-        <w:t>Content: Press Trust of India | September 21, 2025 | 10:09 AM IST | 1 min read The state has also approved 2,900 non-teaching posts. Universities will be strengthened to attract foreign students. This year, 4,000 students from 65 countries enrolled, mostly choosing Pune and Mumbai campuses. NEW DELHI: Maharashtra Higher and Technical Education Minister Chandrakant Patil said on Saturday that 5,500 assistant professors will be recruited for senior colleges in the state before March 2026. He was speaking at the 28th convocation ceremony of Swami Ramanand Teerth Marathwada University in Nanded. Patil said the government has approved 5,500 assistant professors for senior colleges and 2,900 non-teaching posts. Both Finance and Planning departments have given their consent, said the minister. A Government Resolution (GR) will be issued soon, and 5,500 assistant professor vacancies will be filled before March next year, he said. Patil said earlier sanction had been given to recruit 700 assistant professors in universities, but the process could not be completed as the then Governor C P Radhakrishnan had suggested a different method. Also read Uttarakhand police arrest two in Rs 12-15 lakh recruitment exam paper leak case Since Radhakrishnan has been appointed as the Vice President, the matter would be taken up with the new Governor Acharya Devvrat, he said. The minister said universities should be strengthened to attract foreign students. This year, one agency was appointed through which 4,000 students from 65 countries were enrolled, but most preferred Pune and Mumbai, he said. The youth of today have immense potential to transform society, he said. “The Maharashtra government has opened doors of opportunities through initiatives like Startup India, Make in India, and Digital India. You have the power to experiment, to innovate, and to carve out new paths. But remember, entrepreneurship and career should always be rooted in values and social responsibility,” he said. Follow us for the latest education news on colleges and universities, admission, courses, exams, research, education policies, study abroad and more.. To get in touch, write to us at news@careers360.com. Only candidates who will qualify the IBPS PO 2025 prelims will be eligible to appear for the Mains exam, which will be followed by an interview round for those who clear the mains. Copyright © 2025 Pathfinder Publishing Pvt Ltd.</w:t>
-      </w:r>
-    </w:p>
-    <w:p>
-      <w:pPr>
-        <w:pStyle w:val="Heading3"/>
-      </w:pPr>
-      <w:r>
-        <w:t>Article 77</w:t>
-      </w:r>
-    </w:p>
-    <w:p>
-      <w:r>
-        <w:t>Title: AYUSH NEET Counselling 2025: Maharashtra colleges refuse waivers to women, EBC students; demand full fees</w:t>
-      </w:r>
-    </w:p>
-    <w:p>
-      <w:r>
-        <w:t xml:space="preserve">URL: </w:t>
-      </w:r>
-      <w:hyperlink r:id="rId85">
-        <w:r>
-          <w:rPr>
-            <w:color w:val="0000FF"/>
-          </w:rPr>
-          <w:t>https://news.careers360.com/ayush-neet-counselling-2025-bams-bhms-bpt-colleges-deny-fee-waiver-women-ebc-cet-cell-maharashtra-ayurveda-homeopathy-courses/amp</w:t>
-        </w:r>
-      </w:hyperlink>
-    </w:p>
-    <w:p>
-      <w:r>
-        <w:t>Content: Musab Qazi | September 18, 2025 | 07:30 PM IST | 6 mins read AYUSH colleges are refusing fee concessions for BAMS, BHMS and BPT courses despite CET Cell Maharashtra, minister’s warnings; govt yet to reimburse for last year’s waivers Find out which MBBS, BDS, or Ayush colleges you can get into with your NEET 2025 score by using NEET 2025 College Predictor. Despite past warnings from authorities, health science education institutes – mainly AYUSH colleges and physiotherapy institutes – in Maharashtra continue to charge full fees from female and economically backward class (EBC) aspirants during the ongoing NEET counselling. If they fail to pay, the candidates are denied admission. NEET 2025: College Predictor | Cutoff | Question Paper PDF | State-wise Merit List NEET 2026: Mind Maps &amp; Diagrams Guide | Formula Sheet | Mock Test | 10 Years PYQ's Latest: Allied and Health Sciences- Best Courses, Colleges &amp; Career Options New: Paramedical Universities Accepting Applications | Emversity Allied Health Sciences Programs Live Updates: MCC NEET UG Counselling 2025 LIVE Several girls and EBC students, who are eligible for 100% and 50% fee concession, respectively, in the professional courses, have complained about being asked to pay the entire sum of tuition fees by AYUSH and physiotherapy institutes allotted to them in the first round of the state-level centralised admission process (CAP). While the candidates point out that these demands are a violation of the government directives against levying excess fees from disadvantaged students, the colleges blame the state for the delay in releasing the educational aid amount. A female candidate, who was allotted a Bachelor of Ayurvedic Medicine and Surgery (BAMS) seat at the Newlife Ayurvedic College, Pune, couldn't confirm her admission as the institute demanded the entire sum of Rs 1.85 lakh fee. "They not only refused to provide the fee waiver, but didn't even accept our plea to pay in two installments. I couldn't pay such a large amount," she said. AYUSH stands Ayurveda, Yoga and Naturopahty, Unani, Siddha and Homeopathy. Another candidate, the son of a street hawker belonging to EBC category, was also quoted the full amount, meant for general category students. "My parents were told that we won't get any concessions," he said. Another candidate, the son of a street hawker belonging to EBC category, was also quoted the full amount, meant for general category students. "My parents were told that we won't get any concessions," he said. The institute has, however, refuted the claims of any wrongdoing. "All the students are allotted the institute through the CET Cell [the state common entrance test cell]. We are not very much involved in the admission process and follow all the norms of the Cell. Even if the students are opting for betterment they are supposed to pay the entire fees," Zubair Shaikh, secretary of Al-Ameen Educational and Medical Foundation, which manages the college, told Careers360. The excessive fee complaints have become a recurring feature of the medical admission process in the state during the past few years. During the last year's UG admissions, the Admission Regulating Authority (ARA) had addressed 25 grievances pertaining to eight medical, one dental, five ayurveda and one homeopathy colleges. Most of these complainants, including female and EBC candidates, had alleged that they were denied their allotted seat when they refused to pay the excess fee demanded by the institutes. The authority had asked the errant colleges to admit these candidates. However, the colleges had sought to put the state government in the dock for not reimbursing the institutes for the waived fees, and causing them financial hardships. The private medical and dental colleges had last year briefly stopped the admission process in its tracks and only resumed after reassurances from the government. The students from disadvantaged communities in the state – including the scheduled castes (SC), scheduled tribes (ST), other backward classes (OBC), economically weaker section (EWS) or EBC, socially and educationally backward class (SEBC) and minorities – avail various national and state scholarship and freeship programmes. In the run up to the Maharashtra assembly elections last year, the government had increased the fee concession for women who have family income less than Rs 8 lakh and are pursuing professional higher education courses, from 50% to 100%. The state has, on multiple occasions, sought to prevent colleges from demanding additional fees. Following the complaints about the institutes still asking female students to pay the fee amount up front, the higher and technical education minister Chandrakant Patil had threatened them with action. In October last year, the state medical education commissioner had also reminded the health science institutes to collect only half regular the fee amount from EWS, EBC and SEBC candidates, and threatened action against the violators. Last month, the CET Cell Maharashtra launched a dedicated portal to allow candidates to register fee-related grievances. However, the complaints continue unabated. Also read Maharashtra regulator rejects state proposal to raise management quota fees in AYUSH colleges On Tuesday, a female student wrote to the CETCell, claiming that Sumitrabai Thakare Ayurvedic College, Yavatmal, asked her to pay the entire fee amount of Rs 1.75 lakh, even though she belonged to the EWS category. An institute official told her that she would get half of the money back when the government disburses the scholarship amount. The institute, however, denied the allegation. "College will not charge any fees to SC, ST, VJ/NT [Vimukta Jati / Nomadic Tribe] SBC [special backward class], SEBC, OBC, EWS or eligible candidates for fee waiver from the government of Maharashtra during the ongoing UG 2025-26 admission. We are following the rules and regulations of apex council NCISM , MUHS, Director of AYUSH, FRA, ARA and government of Maharashtra and on behalf of Smt Sumitrabai Thakare Ayurvedic College, Yavatmal. I assure you that the college will not charge any extra money to any candidate during admission or after admission in our institute,” Kiran Khandare, principal of the institute, said in a statement. NCISM is the National Commission For Indian System Of Medicine; MUHS is Maharashtra University of Health Sciences, and FRA is Maharashtra’s Fee Regulating Authority. Another EBC girl candidate, who was allotted CHK Homeopathic Medical College at Alibaug (Raigad) has also filed a complaint with the CET Cell. She said she had to pay the entire fee amount by cheque. "The college is misleading all the students and taking full fees," reads her mail to the authorities. AMS Ayurved Medical College and Royal College of Physiotherapy, both located in Malegaon (Nashik), have also been named by the candidates for allegedly violating the fee norms. E-mails and messages sent to these institutes by Careers360 are yet to fetch a response. If and when they do reply, this story will be updated with their comments. Also read Push for AYUSH courses created many colleges, but BAMS, BHMS, BSMS graduates struggle to find jobs An official from a homeopathy college in Marathwada said that they are yet to receive the scholarship amount from the last academic year. "Even though most of our students are girls we don't charge anything besides development fee, university eligibility fee and six months of tuition fee, which is not covered by the state's schemes. We even encourage other institutes to follow the norms," he said. According to activists, the excess fee demands persist due to inaction from the government. "While the government departments keep issuing notices and circulars, no action is taken against the colleges violating the norms. Around half of the institutes don't even fulfill the basic requirement of displaying their fee structure online. Many AYUSH colleges charge one and a half years of fees, when the Maharashtra Unaided Private Professional Educational Institutions (Regulation of Admission and fees) Act , 2015 clearly stipulates that they can only charge the current academic year's fee," said Abdur Rahman, president of Mission Awareness Foundation, a Mumbai-based advocacy group. "While the government departments keep issuing notices and circulars, no action is taken against the colleges violating the norms. Around half of the institutes don't even fulfill the basic requirement of displaying their fee structure online. Many AYUSH colleges charge one and a half years of fees, when the Maharashtra Unaided Private Professional Educational Institutions (Regulation of Admission and fees) Act , 2015 clearly stipulates that they can only charge the current academic year's fee," said Abdur Rahman, president of Mission Awareness Foundation, a Mumbai-based advocacy group. CET Cell hasn't responded to a request for comment, while Dheeraj Kumar, the principal secretary, medical education department couldn't be reached. Follow us for the latest education news on colleges and universities, admission, courses, exams, research, education policies, study abroad and more.. To get in touch, write to us at news@careers360.com. Despite increased seats in NEET counselling, medical colleges fail to provide MBBS and PG students support systems; healthcare, education need more public spending, says Maharashtra University of Health Sciences VC Copyright © 2025 Pathfinder Publishing Pvt Ltd.</w:t>
-      </w:r>
-    </w:p>
-    <w:p>
-      <w:pPr>
-        <w:pStyle w:val="Heading3"/>
-      </w:pPr>
-      <w:r>
-        <w:t>Article 78</w:t>
-      </w:r>
-    </w:p>
-    <w:p>
-      <w:r>
-        <w:t>Title: Nitin Gadkari: सरकारला दूर ठेवून लोकांच्या सहभागातूनच शाश्वत विकास साधता येतो – नितीन गडकरी</w:t>
-      </w:r>
-    </w:p>
-    <w:p>
-      <w:r>
-        <w:t xml:space="preserve">URL: </w:t>
-      </w:r>
-      <w:hyperlink r:id="rId86">
-        <w:r>
-          <w:rPr>
-            <w:color w:val="0000FF"/>
-          </w:rPr>
-          <w:t>https://ratnagirikhabardar.com/news/79158/</w:t>
-        </w:r>
-      </w:hyperlink>
-    </w:p>
-    <w:p>
-      <w:r>
-        <w:t>Content: पुणे: सामाजिक कार्य हे केवळ सरकारी मदतीवर अवलंबून न ठेवता लोकशक्तीच्या जोरावर करणे गरजेचे आहे. सरकारला दूर ठेवून लोकांच्या सहभागातूनच शाश्वत विकास साधता येतो, असे प्रतिपादन केंद्रीय मंत्री नितीन गडकरी यांनी केले. नाम फाउंडेशनचा रविवारी (दि. १४) दशकपूर्ती समारंभ स्वारगेट येथील गणेश कला मंच येथे पार पडला. त्यावेळी ते बोलत होते. शेतकरी आत्महत्या, दुष्काळग्रस्त भागातील पुनरुत्थान, पर्यावरण संवर्धन, पाणी अडवा पाणी जिरवा यांसारख्या विविध उपक्रमांतून फाउंडेशनने गेल्या दहा वर्षांत ग्रामीण भागात केलेले कार्य कौतुकास्पद आहे, असेही ते म्हणाले. यावेळी उच्च व तंत्रशिक्षण मंत्री चंद्रकांत पाटील, पद्मभूषण डॉ. विजय भटकर, मराठी भाषा मंत्री उदय सामंत, आमदार भीमराव तापकीर, ‘नाम’चे संस्थापक-अध्यक्ष अभिनेता नाना पाटेकर, संस्थापक-सचिव मकरंद अनासपुरे उपस्थित होते. गडकरी म्हणाले, चांगल्या सामाजिक कार्यासाठी राजकीय प्रचाराची गरज नसते. त्यासाठी इच्छाशक्ती महत्त्वाची असते. ‘नाम’ने केलेले कार्य महत्त्वाचे असून ‘देणारे हात होण्यापेक्षा मदत करणारे हात होता आलं पाहिजे. जेवढ्या जास्त प्रमाणात आपण कौशल्य निर्माण करू तेवढे आपण प्रगतीच्या दिशेने वाटचाल करत राहू. त्यासाठी समाजासाठी संवेदनशील काम करणे गरजेचे आहे. उच्च व तंत्रशिक्षण मंत्री चंद्रकांत पाटील म्हणाले, महिला वर्गासाठी ५ तासांचे काम वर्क मॉड्युल राबवणे गरजेचे आहे. यातून अधिकाधिक महिलांसाठी रोजगार उपलब्ध होऊ शकतो. सप्टेंबर २०१५ साली ‘नाम फाउंडेशन’ची स्थापना झाली आणि त्याची दशकपूर्ती होत आहे. या वाटचालीत आजवर असंख्य हातांनी माणुसकीच्या या यज्ञात मोठे योगदान दिले. मानवतेचा हा यज्ञ यापुढेही असाच अखंडपणे चालत राहील, यासाठी ‘नाम फाउंडेशन’ कटिबद्ध असल्याचे ‘नाम’चे संस्थापक-अध्यक्ष नाना पाटेकर आणि संस्थापक-सचिव मकरंद अनासपुरे यांनी सांगितले. दैनिक रत्नागिरी खबरदारISO 9001:2015 CERTIFIED(RNI NO. MAHMAR/2013/57411)शासनमान्य रजिस्टर न्यूजपेपर15:38 15-09-2025</w:t>
-      </w:r>
-    </w:p>
-    <w:p>
-      <w:pPr>
-        <w:pStyle w:val="Heading3"/>
-      </w:pPr>
-      <w:r>
-        <w:t>Article 79</w:t>
-      </w:r>
-    </w:p>
-    <w:p>
-      <w:r>
-        <w:t>Title: Maharashtra to recruit 5,500 assistant professors by March 2026, says minister Chandrakant Patil</w:t>
-      </w:r>
-    </w:p>
-    <w:p>
-      <w:r>
-        <w:t xml:space="preserve">URL: </w:t>
-      </w:r>
-      <w:hyperlink r:id="rId87">
-        <w:r>
-          <w:rPr>
-            <w:color w:val="0000FF"/>
-          </w:rPr>
-          <w:t>https://news.careers360.com/maharashtra-to-recruit-5500-assistant-professors-by-march-2026-says-minister-chandrakant-patil</w:t>
-        </w:r>
-      </w:hyperlink>
-    </w:p>
-    <w:p>
-      <w:r>
-        <w:t>Content: Press Trust of India | September 21, 2025 | 10:09 AM IST | 1 min read The state has also approved 2,900 non-teaching posts. Universities will be strengthened to attract foreign students. This year, 4,000 students from 65 countries enrolled, mostly choosing Pune and Mumbai campuses. NEW DELHI: Maharashtra Higher and Technical Education Minister Chandrakant Patil said on Saturday that 5,500 assistant professors will be recruited for senior colleges in the state before March 2026. He was speaking at the 28th convocation ceremony of Swami Ramanand Teerth Marathwada University in Nanded. Patil said the government has approved 5,500 assistant professors for senior colleges and 2,900 non-teaching posts. Both Finance and Planning departments have given their consent, said the minister. A Government Resolution (GR) will be issued soon, and 5,500 assistant professor vacancies will be filled before March next year, he said. Patil said earlier sanction had been given to recruit 700 assistant professors in universities, but the process could not be completed as the then Governor C P Radhakrishnan had suggested a different method. Also readUttarakhand police arrest two in Rs 12-15 lakh recruitment exam paper leak case Since Radhakrishnan has been appointed as the Vice President, the matter would be taken up with the new Governor Acharya Devvrat, he said. The minister said universities should be strengthened to attract foreign students. This year, one agency was appointed through which 4,000 students from 65 countries were enrolled, but most preferred Pune and Mumbai, he said. The youth of today have immense potential to transform society, he said. “The Maharashtra government has opened doors of opportunities through initiatives like Startup India, Make in India, and Digital India. You have the power to experiment, to innovate, and to carve out new paths. But remember, entrepreneurship and career should always be rooted in values and social responsibility,” he said. Follow us for the latest education news on colleges and universities, admission, courses, exams, research, education policies, study abroad and more.. To get in touch, write to us at news@careers360.com. Only candidates who will qualify the IBPS PO 2025 prelims will be eligible to appear for the Mains exam, which will be followed by an interview round for those who clear the mains. Start you preparation journey for JEE / NEET for free today with our APP</w:t>
-      </w:r>
-    </w:p>
-    <w:p>
-      <w:pPr>
-        <w:pStyle w:val="Heading3"/>
-      </w:pPr>
-      <w:r>
-        <w:t>Article 80</w:t>
-      </w:r>
-    </w:p>
-    <w:p>
-      <w:r>
-        <w:t>Title: Pune Road Work: बाणेर येथे श्रेयवादाची लढाई; मिसिंग लिंक रस्त्याचे काम भाजप, राष्ट्रवादी काँग्रेसच्या पदाधिकाऱ्यांकडून सुरू</w:t>
-      </w:r>
-    </w:p>
-    <w:p>
-      <w:r>
-        <w:t xml:space="preserve">URL: </w:t>
-      </w:r>
-      <w:hyperlink r:id="rId88">
-        <w:r>
-          <w:rPr>
-            <w:color w:val="0000FF"/>
-          </w:rPr>
-          <w:t>https://pudhari.news/amp/story/maharashtra/pune/pune-baner-missing-link-road-work-bjp-ncp-clash-sb97</w:t>
-        </w:r>
-      </w:hyperlink>
-    </w:p>
-    <w:p>
-      <w:r>
-        <w:t>Content: मोहसीन शेख बाणेर: गेल्या अनेक वर्षांपासून बाणेर येथे रखडलेल्या ननवरे चौक ते पॅन कार्ड क्लब रस्त्याच्या कामाला ‌‘मिसिंग लिंक‌’ प्रकल्पांतर्गत सुरुवात झाल्याचे सांगत भाजपच्या पदाधिकाऱ्यांनी नुकतेच हे काम सुरू केले. तर राष्ट्रवादी काँग्रेसच्या (अजित पवार गट) माजी नगरसेवकांनी देखील तेथूनच या कामाला सुरुवात केली. एकंदरीत महापालिकेच्या निवडणुकीचे पडघम वाजू लागल्याने भाजप आणि राष्ट्रवादी काँग्रेसमध्ये श्रेयवादाची लढाई सुरू झाल्याचे चित्र यानिमित्ताने समोर आले आहे. दरम्यान, प्रशासनाकडून हे काम अद्याप सुरू करण्यात आले नसल्याचे महापालिकेच्या अधिकाऱ्यांनी सांगितले. (Latest Pune News) कोथरूड विधानसभा मतदार संघाचे आमदार, उच्च तंत्रशिक्षण मंत्री चंद्रकांत पाटील यांच्या माध्यमातून बाणेर, बालेवाडी परिसरातील मिसिंग लिंक प्रकल्पांतर्गत विकास आराखड्यातील अपूर्ण रस्ते पूर्ण करण्याचे काम हाती घेण्यात आले आहे. या रस्त्यांबाबत महापालिका आयुक्तांनी जागा मालक अविनाश मुरकुटे आणि बांधकाम व्यावसायिकासोबत नुकतेच बैठकीचे आयोजन केले होते. राज्य सरकारने ‌‘मिसिंग लिंक‌’ प्रकल्पांसाठी सुमारे दीडशे कोटीहून अधिक रुपयांचा निधी मंजूर केला आहे. यासाठी चंद्रकांत पाटील यांनी पाठपुरावा केला आहे. या अंतर्गत या रस्त्याचे काम सुरू करण्यात आले असून, बाणेर येथील ननवरे बिज येथील 24 मीटर डीपी रस्ता पूर्ण झाल्यानंतर बिटवाईज चौकातील वाहतूक कोंडी कमी होण्यास मदत होणार असल्याचे भाजपच्या पदाधिकाऱ्यांनी सांगितले. राष्ट्रवादी काँग््रेासने या संदर्भात स्थानिक सोसायट्यांच्या वतीने गेल्या 17 मे रोजी स्थायी समितीच्या माजी अध्यक्षांच्या माध्यमातून उपमुख्यमंत्री अजित पवार यांच्याकडे या रस्त्याचे काम मार्गी लावण्याची मागणी केली होती. त्यानुसार 8 जुलै रोजी महापालिकेचे आयुक्त नवल किशोर राम यांच्यासोबत याबाबत चर्चा झाली. त्यानंतर 12 जुलै रोजी महापालिकेच्या अधिकाऱ्यांनी या रस्त्याची पाहणी केली. या पाठपुराव्यानंतर अखेर ननवरे चौकातील प्रलंबित रस्त्याच्या कामाला प्रत्यक्ष सुरुवात झाली असल्याचे पक्षाच्या पदाधिकाऱ्यांनी सांगितले. दरम्यान, हे काम सुरू करण्यासाठी महापालिकेला निवेदन दिल्याचे मनसेनेच्याही पदाधिकाऱ्यांनी सांगितले. यामुळे पुढील काळात या कामाचे श्रेय जनता नेमके कोणाला देणार याकडे सर्वांचे लक्ष लागले आहे. महापालिकेकडून अद्याप वर्क ऑर्डर नाही या रस्त्याच्या कामाचे श्रेय घेण्यासाठी भाजप आणि राष्ट्रवादी काँग्रेसचे पदाधिकारी सरसावले असून, त्यांनी आपापल्या परीने या कामाला सुरुवात केली आहेत. मात्र प्रत्यक्षात प्रशासनाकडून या कामाची अद्याप वर्क ऑर्डर निघाली नाही. काही ठेकेदारांना हाताशी धरून राजकीय पक्षांकडून या कामाला सुरूवात करण्यात आली आहे. 'Pudhari' is excited to announce the relaunch of its Android and iOS apps. Stay updated with the latest news at your fingertips. Android and iOS Download now and stay updated, anytime, anywhere. Pudhari Publications Private Limited</w:t>
+        <w:t>Content: Follow Us Mumbai, Sep 19 (PTI) The Maharashtra government has started depositing the first installment of grants for more than 10,000 recognised public libraries directly into their bank accounts, Higher and Technical Education Minister Chandrakant Patil said on Friday. Public libraries are not just repositories of books but they nurture reading culture in society, he said. Until now, grants were released in two installments every year through district library officers, but it often led to delays. To deal with this issue, his department and the Directorate of Libraries have developed a computerised Library Grant Management System for transparent disbursal, the minister said in a statement. As per a government resolution dated September 12, 2025, the first installment was sanctioned, and grants of Rs 80.53 crore were being credited directly into the accounts of 10,546 public libraries, he said. PTI MR KRK Subscribe to our Newsletter! Share this article If you liked this article share it with your friends.they will thank you later</w:t>
       </w:r>
     </w:p>
     <w:sectPr>

--- a/Output/Chandrakant Patil/extracted_links_Chandrakant Patil_News_Content.docx
+++ b/Output/Chandrakant Patil/extracted_links_Chandrakant Patil_News_Content.docx
@@ -12,6 +12,37 @@
     </w:p>
     <w:p>
       <w:r>
+        <w:t>Title: Finance dept not giving immediate nod to hire faculty in varsities due to fund crunch: Edu Minister Chandrakant Patil</w:t>
+      </w:r>
+    </w:p>
+    <w:p>
+      <w:r>
+        <w:t xml:space="preserve">URL: </w:t>
+      </w:r>
+      <w:hyperlink r:id="rId9">
+        <w:r>
+          <w:rPr>
+            <w:color w:val="0000FF"/>
+          </w:rPr>
+          <w:t>https://indianexpress.com/article/cities/pune/not-giving-immediate-nod-for-faculty-hiring-due-to-fund-crunch-maharashtra-higher-education-minister-10249986/</w:t>
+        </w:r>
+      </w:hyperlink>
+    </w:p>
+    <w:p>
+      <w:r>
+        <w:t>Content: Maharashtra Higher Education Minister Chandrakant Patil on Sunday said that the State’s Finance Department is not giving out immediate approval for major faculty hiring in universities due to a crunch in finances. Speaking at Engineer’s Day and College of Engineering, Pune (COEP) Abhiman Awards 2025, Patil batted for Corporate Social Responsibility (CSR) funds to be used for educational purposes as the state was not able to provide enough funds. Addressing Chief Minister Devendra Fadnavis who was also present on the stage, Patil said, “In Maharashtra due to some financial difficulties, we are not able to provide educational institutes with the money they need. But on a big level CSR is your strength. Many works are being done under this. Primarily under the Chief Minister’s Relief Fund people give you money and it is used during various disasters and medical facilities. A model that should be developed for two things, our finance department does not immediately give approval for major faculty hiring due to our financial difficulties, and that students can be sponsored….” Referring to the recent slide in National Institutional Ranking Framework (NIRF) rankings by Maharashtra’s State universities, he continued, “Now our university rankings have gone down due to a lack of professors and research, and a poor faculty-student ratio.” Notably, the Savitribai Phule Pune University (SPPU) slipped from rank 37 in 2024 to rank 91 this year. A report by The Indian Express published on September 12 revealed how the faculty crisis at SPPU has gutted many departments. 62 per cent of govt-sanctioned posts are vacant at the university, and the vacancy is over 75 per cent in many major departments like Biotechnology, Anthropology, History, English, Sociology, Sanskrit and Prakrit, and Foreign Languages. Speaking at the event, Fadnavis said self-reliance was the norm of educational institutes around the world but initial funding by the government was essential. He assured more funding for COEP in the near future. Fadnavis said that research conducted by renowned and long-established institutions like COEP is essential for the overall prosperity of the society and expressed optimism that if more autonomy is provided to other educational institutions, their research will be more fruitful. Click here to join Express Pune WhatsApp channel and get a curated list of our stories You May Like Indian captain Suryakumar Yadav led his team to a dominant seven-wicket victory against Pakistan in the Asia Cup match, dedicating the win to the Armed Forces and mentioning the Pahalgam terror attack. Yadav's refusal to shake hands with the Pakistani players added to the intensity of the game. Despite the lack of drama, the match was action-packed.</w:t>
+      </w:r>
+    </w:p>
+    <w:p>
+      <w:pPr>
+        <w:pStyle w:val="Heading3"/>
+      </w:pPr>
+      <w:r>
+        <w:t>Article 2</w:t>
+      </w:r>
+    </w:p>
+    <w:p>
+      <w:r>
         <w:t>Title: 5,500 assistant professors to be recruited in Maharashtra by March 2026, says minister</w:t>
       </w:r>
     </w:p>
@@ -19,7 +50,7 @@
       <w:r>
         <w:t xml:space="preserve">URL: </w:t>
       </w:r>
-      <w:hyperlink r:id="rId9">
+      <w:hyperlink r:id="rId10">
         <w:r>
           <w:rPr>
             <w:color w:val="0000FF"/>
@@ -38,7 +69,7 @@
         <w:pStyle w:val="Heading3"/>
       </w:pPr>
       <w:r>
-        <w:t>Article 2</w:t>
+        <w:t>Article 3</w:t>
       </w:r>
     </w:p>
     <w:p>
@@ -50,7 +81,7 @@
       <w:r>
         <w:t xml:space="preserve">URL: </w:t>
       </w:r>
-      <w:hyperlink r:id="rId10">
+      <w:hyperlink r:id="rId11">
         <w:r>
           <w:rPr>
             <w:color w:val="0000FF"/>
@@ -61,38 +92,7 @@
     </w:p>
     <w:p>
       <w:r>
-        <w:t>Content: My Account Follow us on: Powered By See the top gainers, losers, invest and get updated what's happening in the crypto market Invest Now Powered By This functionality will provide users with ease of access navigation and enable create a new revenue line by generating leads of potential customers for brokers in a more integrated manner. Invest Now The Maharashtra government has announced a massive faculty recruitment drive. The state's Higher and Technical Education Minister, Chandrakant Patil, declared on Saturday that the process to recruit 5,500 assistant professors for senior colleges across Maharashtra will be completed before March 2026. The announcement, made during the 28th convocation of Swami Ramanand Teerth Marathwada University in Nanded, signals a major push to address faculty shortages and enhance the quality of education in state-run institutions. Minister Patil provided a detailed breakdown of the government's plan, offering hope to thousands of aspiring academics awaiting job opportunities. He confirmed that the initiative will see 5,500 vacancies for assistant professors filled in senior colleges. Additionally, the government has also approved 2,900 non-teaching posts to support the academic ecosystem. Patil confirmed that the necessary financial and administrative clearances are in place, stating that both the Finance and Planning departments have given their consent, indicating that the proposal has moved beyond the planning stage. The minister set a firm deadline, assuring that all appointments will be finalized before the end of the 2025-26 financial year. A formal Government Resolution (GR) is expected to be issued shortly to outline the detailed procedure, eligibility criteria, and application process. Minister Patil also addressed previous delays in recruitment for university positions, a concern for many in the academic community. He revealed that a sanction to recruit 700 assistant professors specifically for universities had been stalled. The delay was attributed to a suggestion for a different method of recruitment put forward by the then Governor of Maharashtra, C. P. Radhakrishnan. As the Chancellor of state universities, the Governor's approval is crucial for such processes. With Radhakrishnan’s appointment as the Vice President of India, the state government now plans to re-initiate the discussion with the new Governor, Acharya Devvrat, to expedite the university recruitments. The recruitment drive is not an isolated event but part of a larger strategy to elevate the stature of Maharashtra's higher education on the global stage. Minister Patil emphasized the need to strengthen universities to attract international students. He cited a successful pilot initiative this year where a single agency was appointed to handle international enrollments. The effort brought 4,000 students from 65 countries to Maharashtra, though he noted a concentration in major hubs like Pune and Mumbai. The new faculty appointments are expected to improve educational quality and research output, making institutions across the state more attractive to a global audience. Addressing the convocation gathering, Minister Patil lauded the potential of the youth to transform society. He connected the dots between education, government initiatives, and ethical entrepreneurship. "The Maharashtra government has opened doors of opportunities through initiatives like Startup India, Make in India, and Digital India," Patil said. "You have the power to experiment, to innovate, and to carve out new paths. But remember, entrepreneurship and career should always be rooted in values and social responsibility." Candidates are advised to monitor the official websites of the Maharashtra Higher and Technical Education Department and the Maharashtra Public Service Commission (MPSC) or respective university boards for the official GR and subsequent advertisements. (With inputs from PTI) Discover the latest Business News, Sensex, and Nifty updates. Obtain Personal Finance insights, tax queries, and expert opinions on Moneycontrol or download the Moneycontrol App to stay updated! Find the best of Al News in one place, specially curated for you every weekend. Stay on top of the latest tech trends and biggest startup news. Sensex Today Pharma Stocks Trump Tariffs on Pharma Vodafone Idea News MiG 21 Retirement GST Rate Cut Inderjeet Singh Gosal Mukhyamantri Mahila Rojgar Yojana Tax Audit Extension BTC Election Results Business Markets Stocks India News City News Economy Mutual Funds Personal Finance IPO News Startups Home Currencies Commodities Pre-Market IPO Global Market Bonds Home Loans up to 50 Lakhs Credit Cards Lifetime Free Finance TrackerNew Fixed Deposits Fixed Deposit Comparison Fixed Income Home MC 30 Top Ranked Funds ETFs Mutual Fund Screener Income Tax Calculator EMI Calculator Retirement Planning Gratuity Calculator Petrol Price in India Diesel Price in India IFSC Code Stock Markets News18 Firstpost CNBC TV18 News18 Hindi Cricketnext Overdrive About Us Contact Us Advisory Alert Advertise with Us SupportDisclaimer Privacy Policy Cookie Policy Terms &amp; Conditions Financial Terms (Glossary) Sitemap Investors Copyright © Network18 Media &amp; Investments Limited. All rights reserved. Reproduction of news articles, photos, videos or any other content in whole or in part in any form or medium without express written permission of moneycontrol.com is prohibited. You are already a Moneycontrol Pro user.</w:t>
-      </w:r>
-    </w:p>
-    <w:p>
-      <w:pPr>
-        <w:pStyle w:val="Heading3"/>
-      </w:pPr>
-      <w:r>
-        <w:t>Article 3</w:t>
-      </w:r>
-    </w:p>
-    <w:p>
-      <w:r>
-        <w:t>Title: Maharashtra starts direct transfer of grants to over 10,000 public libraries</w:t>
-      </w:r>
-    </w:p>
-    <w:p>
-      <w:r>
-        <w:t xml:space="preserve">URL: </w:t>
-      </w:r>
-      <w:hyperlink r:id="rId11">
-        <w:r>
-          <w:rPr>
-            <w:color w:val="0000FF"/>
-          </w:rPr>
-          <w:t>https://m.economictimes.com/news/india/maharashtra-starts-direct-transfer-of-grants-to-over-10000-public-libraries/articleshow/123999758.cms</w:t>
-        </w:r>
-      </w:hyperlink>
-    </w:p>
-    <w:p>
-      <w:r>
-        <w:t>Content: The Maharashtra government has initiated direct bank transfers of the first grant installment to over 10,000 recognized public libraries. This move, announced by Higher and Technical Education Minister Chandrakant Patil, aims to streamline the process and eliminate delays previously encountered with disbursal through district library officers. (Catch all the Business News, Breaking News, Budget 2025 Events and Latest News Updates on The Economic Times.) Subscribe to The Economic Times Prime and read the ET ePaper online. (Catch all the Business News, Breaking News, Budget 2025 Events and Latest News Updates on The Economic Times.) Subscribe to The Economic Times Prime and read the ET ePaper online. DMart bets against Q-comm tide. Bandhan MF bites it; should you? Investors abandon sector funds, rush to large-cap safety amid market volatility A second CAG rap casts shadow over Godrej’s Greater Noida Golf Links project DreamFolks crisis deepens as more banks shun airport lounge middleman Stock Radar: Defense major HAL gains momentum; upside seen till Rs 5,130, Shivangi Sarda recommends F&amp;O Radar | Deploy Bull Call Ladder in Tech Mahindra to take advantage of stock’s bullish positioning World has to learn a lesson from India: IAF Chief on Op Sindoor Rahul’s ‘Gen Z’ shoutout raises eyebrows, sparks BJP firestorm ISRO's AI-powered Vyommitra to fly on uncrewed Gaganyaan mission Apple iPhone 17 launch creates frenzy in Indian cities, Pro Max model is in high demand Trump says UK PM backed his criticism of NATO, EU over Russian oil Harris on election night heartbreak, Biden frustrations, Trump calls ‘Best time was dawn before azaan, but...’ CDS reveals truth behind 1:30 am strike CBI slaps charges on Anil Ambani in ₹2,797 crore Yes Bank fraud Trump ends UK visit with helicopter scare, here's what happened ‘Final report clears...’: Ex-SEBI Director on Adani Group getting clean chit from SEBI World has to learn a lesson from India: IAF Chief on Op Sindoor Rahul’s ‘Gen Z’ shoutout raises eyebrows, sparks BJP firestorm ISRO's AI-powered Vyommitra to fly on uncrewed Gaganyaan mission Apple iPhone 17 launch creates frenzy in Indian cities, Pro Max model is in high demand Trump says UK PM backed his criticism of NATO, EU over Russian oil Harris on election night heartbreak, Biden frustrations, Trump calls ‘Best time was dawn before azaan, but...’ CDS reveals truth behind 1:30 am strike CBI slaps charges on Anil Ambani in ₹2,797 crore Yes Bank fraud Trump ends UK visit with helicopter scare, here's what happened ‘Final report clears...’: Ex-SEBI Director on Adani Group getting clean chit from SEBI Hot on Web In Case you missed it Top Searched Companies Top Calculators Top Slideshow Top Prime Articles Top Definitions Most Searched IFSC Codes Top Story Listing Private Companies Latest News Follow us on: Find this comment offensive? Choose your reason below and click on the Report button. This will alert our moderators to take action Reason for reporting: Your Reason has been Reported to the admin. Log In/Connect with: Will be displayed Will not be displayed Will be displayed Stories you might be interested in</w:t>
+        <w:t>Content: My Account Follow us on: Powered By See the top gainers, losers, invest and get updated what's happening in the crypto market Invest Now Powered By This functionality will provide users with ease of access navigation and enable create a new revenue line by generating leads of potential customers for brokers in a more integrated manner. Invest Now The Maharashtra government has announced a massive faculty recruitment drive. The state's Higher and Technical Education Minister, Chandrakant Patil, declared on Saturday that the process to recruit 5,500 assistant professors for senior colleges across Maharashtra will be completed before March 2026. The announcement, made during the 28th convocation of Swami Ramanand Teerth Marathwada University in Nanded, signals a major push to address faculty shortages and enhance the quality of education in state-run institutions. Minister Patil provided a detailed breakdown of the government's plan, offering hope to thousands of aspiring academics awaiting job opportunities. He confirmed that the initiative will see 5,500 vacancies for assistant professors filled in senior colleges. Additionally, the government has also approved 2,900 non-teaching posts to support the academic ecosystem. Patil confirmed that the necessary financial and administrative clearances are in place, stating that both the Finance and Planning departments have given their consent, indicating that the proposal has moved beyond the planning stage. The minister set a firm deadline, assuring that all appointments will be finalized before the end of the 2025-26 financial year. A formal Government Resolution (GR) is expected to be issued shortly to outline the detailed procedure, eligibility criteria, and application process. Minister Patil also addressed previous delays in recruitment for university positions, a concern for many in the academic community. He revealed that a sanction to recruit 700 assistant professors specifically for universities had been stalled. The delay was attributed to a suggestion for a different method of recruitment put forward by the then Governor of Maharashtra, C. P. Radhakrishnan. As the Chancellor of state universities, the Governor's approval is crucial for such processes. With Radhakrishnan’s appointment as the Vice President of India, the state government now plans to re-initiate the discussion with the new Governor, Acharya Devvrat, to expedite the university recruitments. The recruitment drive is not an isolated event but part of a larger strategy to elevate the stature of Maharashtra's higher education on the global stage. Minister Patil emphasized the need to strengthen universities to attract international students. He cited a successful pilot initiative this year where a single agency was appointed to handle international enrollments. The effort brought 4,000 students from 65 countries to Maharashtra, though he noted a concentration in major hubs like Pune and Mumbai. The new faculty appointments are expected to improve educational quality and research output, making institutions across the state more attractive to a global audience. Addressing the convocation gathering, Minister Patil lauded the potential of the youth to transform society. He connected the dots between education, government initiatives, and ethical entrepreneurship. "The Maharashtra government has opened doors of opportunities through initiatives like Startup India, Make in India, and Digital India," Patil said. "You have the power to experiment, to innovate, and to carve out new paths. But remember, entrepreneurship and career should always be rooted in values and social responsibility." Candidates are advised to monitor the official websites of the Maharashtra Higher and Technical Education Department and the Maharashtra Public Service Commission (MPSC) or respective university boards for the official GR and subsequent advertisements. (With inputs from PTI) Discover the latest Business News, Sensex, and Nifty updates. Obtain Personal Finance insights, tax queries, and expert opinions on Moneycontrol or download the Moneycontrol App to stay updated! Find the best of Al News in one place, specially curated for you every weekend. Stay on top of the latest tech trends and biggest startup news. Tata Capital IPO Bitcoin Price Prashant Kishor ITR Filing Jyotiraditya Scindia Darjeeling Rains Steve Jobs Cough syrup deaths Harmanpreet Kaur Sridhar Vembu Business Markets Stocks India News City News Economy Mutual Funds Personal Finance IPO News Startups Home Currencies Commodities Pre-Market IPO Global Market Bonds Home Loans up to 50 Lakhs Credit Cards Lifetime Free Finance TrackerNew Fixed Deposits Fixed Deposit Comparison Fixed Income Home MC 30 Top Ranked Funds ETFs Mutual Fund Screener Income Tax Calculator EMI Calculator Retirement Planning Gratuity Calculator Petrol Price in India Diesel Price in India IFSC Code Stock Markets News18 Firstpost CNBC TV18 News18 Hindi Cricketnext Overdrive About Us Contact Us Advisory Alert Advertise with Us SupportDisclaimer Privacy Policy Cookie Policy Terms &amp; Conditions Financial Terms (Glossary) Sitemap Investors Copyright © Network18 Media &amp; Investments Limited. All rights reserved. Reproduction of news articles, photos, videos or any other content in whole or in part in any form or medium without express written permission of moneycontrol.com is prohibited. You are already a Moneycontrol Pro user.</w:t>
       </w:r>
     </w:p>
     <w:p>
@@ -136,7 +136,7 @@
     </w:p>
     <w:p>
       <w:r>
-        <w:t>Title: Maharashtra to Recruit 5,500 Assistant Professors by March 2026</w:t>
+        <w:t>Title: Maharashtra starts direct transfer of grants to over 10,000 public libraries</w:t>
       </w:r>
     </w:p>
     <w:p>
@@ -148,13 +148,13 @@
           <w:rPr>
             <w:color w:val="0000FF"/>
           </w:rPr>
-          <w:t>https://www.devdiscourse.com/article/education/3635112-maharashtra-to-recruit-5500-assistant-professors-by-march-2026</w:t>
+          <w:t>https://m.economictimes.com/news/india/maharashtra-starts-direct-transfer-of-grants-to-over-10000-public-libraries/articleshow/123999758.cms</w:t>
         </w:r>
       </w:hyperlink>
     </w:p>
     <w:p>
       <w:r>
-        <w:t>Content: Maharashtra's Higher and Technical Education Minister Chandrakant Patil announced Saturday the recruitment of 5,500 assistant professors for senior colleges by March 2026. The announcement came during the 28th convocation ceremony at Swami Ramanand Teerth Marathwada University in Nanded. The government has approved these positions along with 2,900 non-teaching posts, receiving consent from both the Finance and Planning departments, confirmed Patil. A Government Resolution (GR) regarding this will be issued soon to fill vacancies as promised. Challenges previously stalled earlier recruitment plans due to different recommendations by former Governor C P Radhakrishnan. As part of efforts to attract foreign students, Patil highlighted the enrollment of 4,000 students from 65 countries this year. The minister emphasized the youth's potential in societal transformation, encouraging involvement in government initiatives like Startup India, while underscoring the need for entrepreneurship to align with social values. (With inputs from agencies.) Email: info@devdiscourse.com Phone: +91-720-6444012, +91-7027739813, 14, 15 © Copyright 2025</w:t>
+        <w:t>Content: The Maharashtra government has initiated direct bank transfers of the first grant installment to over 10,000 recognized public libraries. This move, announced by Higher and Technical Education Minister Chandrakant Patil, aims to streamline the process and eliminate delays previously encountered with disbursal through district library officers. (Catch all the Business News, Breaking News, Budget 2025 Events and Latest News Updates on The Economic Times.) Subscribe to The Economic Times Prime and read the ET ePaper online. (Catch all the Business News, Breaking News, Budget 2025 Events and Latest News Updates on The Economic Times.) Subscribe to The Economic Times Prime and read the ET ePaper online. DMart bets against Q-comm tide. Bandhan MF bites it; should you? Investors abandon sector funds, rush to large-cap safety amid market volatility A second CAG rap casts shadow over Godrej’s Greater Noida Golf Links project DreamFolks crisis deepens as more banks shun airport lounge middleman Stock Radar: Defense major HAL gains momentum; upside seen till Rs 5,130, Shivangi Sarda recommends F&amp;O Radar | Deploy Bull Call Ladder in Tech Mahindra to take advantage of stock’s bullish positioning World has to learn a lesson from India: IAF Chief on Op Sindoor Rahul’s ‘Gen Z’ shoutout raises eyebrows, sparks BJP firestorm ISRO's AI-powered Vyommitra to fly on uncrewed Gaganyaan mission Apple iPhone 17 launch creates frenzy in Indian cities, Pro Max model is in high demand Trump says UK PM backed his criticism of NATO, EU over Russian oil Harris on election night heartbreak, Biden frustrations, Trump calls ‘Best time was dawn before azaan, but...’ CDS reveals truth behind 1:30 am strike CBI slaps charges on Anil Ambani in ₹2,797 crore Yes Bank fraud Trump ends UK visit with helicopter scare, here's what happened ‘Final report clears...’: Ex-SEBI Director on Adani Group getting clean chit from SEBI World has to learn a lesson from India: IAF Chief on Op Sindoor Rahul’s ‘Gen Z’ shoutout raises eyebrows, sparks BJP firestorm ISRO's AI-powered Vyommitra to fly on uncrewed Gaganyaan mission Apple iPhone 17 launch creates frenzy in Indian cities, Pro Max model is in high demand Trump says UK PM backed his criticism of NATO, EU over Russian oil Harris on election night heartbreak, Biden frustrations, Trump calls ‘Best time was dawn before azaan, but...’ CDS reveals truth behind 1:30 am strike CBI slaps charges on Anil Ambani in ₹2,797 crore Yes Bank fraud Trump ends UK visit with helicopter scare, here's what happened ‘Final report clears...’: Ex-SEBI Director on Adani Group getting clean chit from SEBI Hot on Web In Case you missed it Top Searched Companies Top Calculators Top Slideshow Top Prime Articles Top Definitions Most Searched IFSC Codes Top Story Listing Private Companies Latest News Follow us on: Find this comment offensive? Choose your reason below and click on the Report button. This will alert our moderators to take action Reason for reporting: Your Reason has been Reported to the admin. Log In/Connect with: Will be displayed Will not be displayed Will be displayed Stories you might be interested in</w:t>
       </w:r>
     </w:p>
     <w:p>
@@ -167,7 +167,7 @@
     </w:p>
     <w:p>
       <w:r>
-        <w:t>Title: 5,500 Assistant Professor &amp; 2,900 Non-Teaching Posts in Maharashtra Medical Colleges</w:t>
+        <w:t>Title: Maharashtra: 5,500 Assistant Professor Posts To Be Filled In Senior Colleges Before March 2026</w:t>
       </w:r>
     </w:p>
     <w:p>
@@ -175,68 +175,6 @@
         <w:t xml:space="preserve">URL: </w:t>
       </w:r>
       <w:hyperlink r:id="rId14">
-        <w:r>
-          <w:rPr>
-            <w:color w:val="0000FF"/>
-          </w:rPr>
-          <w:t>https://www.patrika.com/en/education-news/maharashtra-announces-massive-recruitment-5500-assistant-professor-2900-non-teaching-posts-19963995</w:t>
-        </w:r>
-      </w:hyperlink>
-    </w:p>
-    <w:p>
-      <w:r>
-        <w:t>Content: Latest News State news Weather Asia Cup 2025 Bihar Election 2025 Kulish 100th Patrika Special National Entertainment Astro Health Sports Religion Politics International OTT Education Opinion Automobile Tech Gadgets Lifestyle Beauty Women Business Crime Jobs My News Shorts Epaper Bharat • Patrika Desk • Sep 21, 2025 Assistant Professors Vacancy 2025 (Image: Gemini) Youth aspiring for careers in the medical field have received great news from Maharashtra. The state government plans to recruit 5500 Assistant Professors and 2900 non-teaching positions, strengthening the teaching and administrative infrastructure of medical colleges. This move will not only increase employment opportunities for young people but also help raise the standard of higher education in the state. This recruitment drive will address the shortage of faculty and support staff in government medical colleges. The recruitment process will be completed before March 2026, benefiting both students and colleges. If you are a medical student and dream of a government job, this opportunity could prove significant. Maharashtra's Minister of Higher and Technical Education, Chandrakant Patil, announced the recruitment of medical faculty and non-teaching staff on Saturday. He stated that 5500 vacant Assistant Professor positions in higher education colleges will be filled before March 2026. Minister Patil, speaking at the 28th convocation ceremony of Swami Ramanand Teerth Marathwada University in Nanded, announced government approval for 2900 non-teaching staff positions. Both the finance and planning departments have given their consent. The minister also mentioned that previously, approval was given for the recruitment of 700 Assistant Professors in universities. Still, the recruitment could not be completed due to a different procedure suggested by the then-Governor, C. P. Radhakrishnan. This matter will now be raised with the new Governor, Acharya Devvrat. Minister Patil stated that strengthening universities can attract foreign students. This year, through an agency, 4,000 students from 65 countries enrolled, but most prioritised Pune and Mumbai. Share the news: Related Topics Education News Published on: 21 Sept 2025 05:26 pm Big News Education News Trending NEET UG Counselling 2025: Round 3 to Begin Tomorrow, These Documents Will Be Required SSC CGL Re-exam to be held on this date, know the details IBPS RRB Vacancy 2025: Last Date to Apply for 13,294 Clerk and PO Posts Today IIT Indore to Expand with Rs 624 Crore Investment Free Certificate Courses in AC, Fridge, and CNG Milling with Free Accommodation and Food, Details Inside DOWNLOAD ON Play Store DOWNLOAD ON App Store Trending Topics Asia Cup 2025 PM Modi Bihar Elections 2025 Top Categories National Bollywood Health Rajasthan Madhya Pradesh Legal Grievance Policy This website follows the DNPA’s code of conduct Statutory provisions on reporting (sexual offenses) Privacy Policy About Us Code of Conduct RSS Copyright © 2025 Patrika Group. All Rights Reserved.</w:t>
-      </w:r>
-    </w:p>
-    <w:p>
-      <w:pPr>
-        <w:pStyle w:val="Heading3"/>
-      </w:pPr>
-      <w:r>
-        <w:t>Article 7</w:t>
-      </w:r>
-    </w:p>
-    <w:p>
-      <w:r>
-        <w:t>Title: Maharashtra's Digital Leap: Library Grants Direct to Accounts</w:t>
-      </w:r>
-    </w:p>
-    <w:p>
-      <w:r>
-        <w:t xml:space="preserve">URL: </w:t>
-      </w:r>
-      <w:hyperlink r:id="rId15">
-        <w:r>
-          <w:rPr>
-            <w:color w:val="0000FF"/>
-          </w:rPr>
-          <w:t>https://www.devdiscourse.com/article/education/3633532-maharashtras-digital-leap-library-grants-direct-to-accounts?amp</w:t>
-        </w:r>
-      </w:hyperlink>
-    </w:p>
-    <w:p>
-      <w:r>
-        <w:t>Content: Devdiscourse News Desk| Mumbai | India The Maharashtra government is revolutionizing library funding by directly depositing grants into the bank accounts of over 10,000 recognized public libraries. Higher and Technical Education Minister Chandrakant Patil announced this landmark move on Friday. According to Patil, public libraries play a crucial role in fostering a reading culture across society. Previously, grants were disbursed bi-annually through district library officers, a process often marred by delays. In response, the ministry, in collaboration with the Directorate of Libraries, has developed a computerized Library Grant Management System to ensure transparency and timeliness in fund allocation. As per the government's resolution dated September 12, 2025, the first installment, amounting to Rs 80.53 crore, is already being credited directly into the accounts of 10,546 public libraries, marking a significant step forward in enhancing library services in the state. (With inputs from agencies.) © Copyright 2025</w:t>
-      </w:r>
-    </w:p>
-    <w:p>
-      <w:pPr>
-        <w:pStyle w:val="Heading3"/>
-      </w:pPr>
-      <w:r>
-        <w:t>Article 8</w:t>
-      </w:r>
-    </w:p>
-    <w:p>
-      <w:r>
-        <w:t>Title: Maharashtra: 5,500 Assistant Professor Posts To Be Filled In Senior Colleges Before March 2026</w:t>
-      </w:r>
-    </w:p>
-    <w:p>
-      <w:r>
-        <w:t xml:space="preserve">URL: </w:t>
-      </w:r>
-      <w:hyperlink r:id="rId16">
         <w:r>
           <w:rPr>
             <w:color w:val="0000FF"/>
@@ -255,7 +193,7 @@
         <w:pStyle w:val="Heading3"/>
       </w:pPr>
       <w:r>
-        <w:t>Article 9</w:t>
+        <w:t>Article 7</w:t>
       </w:r>
     </w:p>
     <w:p>
@@ -267,7 +205,7 @@
       <w:r>
         <w:t xml:space="preserve">URL: </w:t>
       </w:r>
-      <w:hyperlink r:id="rId17">
+      <w:hyperlink r:id="rId15">
         <w:r>
           <w:rPr>
             <w:color w:val="0000FF"/>
@@ -286,7 +224,38 @@
         <w:pStyle w:val="Heading3"/>
       </w:pPr>
       <w:r>
-        <w:t>Article 10</w:t>
+        <w:t>Article 8</w:t>
+      </w:r>
+    </w:p>
+    <w:p>
+      <w:r>
+        <w:t>Title: Maharashtra to Hire 5,500 Assistant Professors by March 2026</w:t>
+      </w:r>
+    </w:p>
+    <w:p>
+      <w:r>
+        <w:t xml:space="preserve">URL: </w:t>
+      </w:r>
+      <w:hyperlink r:id="rId16">
+        <w:r>
+          <w:rPr>
+            <w:color w:val="0000FF"/>
+          </w:rPr>
+          <w:t>https://saralnama.in/education/16002/maharashtra-to-hire-5-500-assistant-professors-by-march-2026/</w:t>
+        </w:r>
+      </w:hyperlink>
+    </w:p>
+    <w:p>
+      <w:r>
+        <w:t>Content: Maharashtra will recruit 5,500 assistant professors for senior colleges before. Education Minister Chandrakant Patil announced this at a university event in Nanded. The government has also approved 2,900 non-teaching posts. A Government Resolution will be issued soon. Earlier, 700 university assistant professor posts were delayed due to the Governor's suggestion. The state aims to attract more foreign students, with 4,000 from 65 countries enrolled this year. Patil urged youth to use government initiatives like Startup India for innovation. To apply for these positions, candidates should check the official Maharashtra government website for updates. (Updated 21 Sep 2025, 13:26 IST; source: link) Contact Us Brand Recent Posts Sikkim Shri NAR BAHADUR BHANDARI.A celebration of leadership and legacy | Government of Sikkim FA Faiz • 5th October 2025, 03:31:50 AM NCR News ₹25 Lakh Theft at Odisha Society Office in Delhi AN Anurag • 5th October 2025, 02:26:28 AM NCR News Contaminated Water Supply Plagues East Delhi Residents AN Anurag • 5th October 2025, 02:26:07 AM NCR News Bishnoi Gang Weakens as Key Members Split AN Anurag • 5th October 2025, 01:30:06 AM NCR News DDA to Revive Yamuna Floodplains with Biodiversity Park AN Anurag • 5th October 2025, 01:29:47 AM NCR News Man Arrested for Disrupting Delhi Court’s Virtual Hearing AN Anurag • 5th October 2025, 01:27:06 AM NCR News Dhaba Worker Killed in Greater Noida Over Food Dispute AN Anurag • 5th October 2025, 01:26:43 AM NCR News 2-Year-Old Kidnapped and Killed in East Delhi AN Anurag • 4th October 2025, 09:24:55 PM NCR News 10% Higher Cancer Risk in Young Patients from Excess X-Rays AN Anurag • 4th October 2025, 09:24:34 PM NCR News Fake Swami Arrested for Harassing Students in Delhi AN Anurag • 4th October 2025, 06:24:18 PM NCR News Delhi Police Conduct Anti-Riot Mock Drill Before Festivals AN Anurag • 4th October 2025, 05:24:43 PM NCR News Wife Accuses UP Police SI of Affair with Female Constable AN Anurag • 4th October 2025, 05:24:25 PM NCR News Thieves Steal Scorpio Car in Shivaji Nagar, Caught on CCTV AN Anurag • 4th October 2025, 04:28:17 PM NCR News लॉरेंस बिश्नोई के बुरे दिन शुरू: गैंग के ही सदस्य बना रहे अलग अपना गिरोह, जानें क्या है पूरा मामला AN Anurag • 4th October 2025, 04:27:16 PM NCR News दिल्ली में बड़ा हादसा: यमुना में डूबने से भाजपा नेता की मौत, मछलियों को दाना खिलाने पहुंचे थे नदी किनारे AN Anurag • 4th October 2025, 04:26:52 PM Education Delhi Schools to Celebrate Grandparents’ Day for First Time NI Nishi • 4th October 2025, 03:44:56 PM IMTS MIT Institute MIT University SIKKIM MIT SIKKIM MIT University SIKKIM Hindi News Site Navigation Neve | Powered by WordPress</w:t>
+      </w:r>
+    </w:p>
+    <w:p>
+      <w:pPr>
+        <w:pStyle w:val="Heading3"/>
+      </w:pPr>
+      <w:r>
+        <w:t>Article 9</w:t>
       </w:r>
     </w:p>
     <w:p>
@@ -298,7 +267,7 @@
       <w:r>
         <w:t xml:space="preserve">URL: </w:t>
       </w:r>
-      <w:hyperlink r:id="rId18">
+      <w:hyperlink r:id="rId17">
         <w:r>
           <w:rPr>
             <w:color w:val="0000FF"/>
@@ -310,6 +279,37 @@
     <w:p>
       <w:r>
         <w:t>Content: नांदेड : भाजपाचे एक नेते आणि राज्याचे ज्येष्ठ मंत्री या नात्याने नांदेडमध्ये आलेले चंद्रकांत पाटील यांनी शुक्रवारची सायंकाळ आधी पुस्तकांच्या आणि मग विद्यार्थी परिषदेेत काम केलेल्या कार्यकर्त्यांच्या सहवासात घालवली. यानिमित्ताने मागील काळातील अनेक संस्मरणीय क्षणांची आठवण ताजी झाली, अशी भावना त्यांनी या भेटीवर समाजमाध्यमांतून व्यक्त केली. ‘स्वाराती’ मराठवाडा विद्यापीठातील शनिवारचा दीक्षांत समारंभ आणि इतर काही कार्यक्रमांना उपस्थित राहण्यासाठी मंत्री पाटील एक दिवस आधीच शहरात आले. येथील अभंग पुस्तकालयात भरविण्यात आलेल्या विशेष ग्रंथ प्रदर्शनाला भेट द्यावी, असे पाटील यांना अमरनाथ राजूरकर, संजय कौडगे या पदाधिकार्‍यांनी आधीच सुचविले होते. त्यानुसार शहरात आल्यावर ते थेट ‘अभंग’मध्ये पोहोचले. प्रदर्शनातील पुस्तकांची त्यांनी पाहणी केलीच; तसेच काही पुस्तके खरेदी करून आपल्या ग्रंथसंग्रहाची माहितीही सर्वांना दिली. त्यानंतर मंत्री पाटील विश्रामगृहामध्ये दाखल झाले तेव्हा त्यांच्या स्वागतार्थ भाजपाचे आजी-माजी पदाधिकारी आणि प्रमुख कार्यकर्ते उपस्थित होते. पण खा.अशोक चव्हाण यांच्या माध्यमातून भाजपात आलेल्या चमूतील कोणीही तेथे हजर नव्हते. पदाधिकार्‍यांनी केलेले स्वागत आणि काहींसमवेतच्या चर्चा आटोपल्यानंतर पाटील यांनी विश्रामगृहातल्या सभागृहात निमंत्रित कार्यकर्त्यांशी मुक्त संवाद साधला. निमंत्रितांत प्रामुख्याने विद्यार्थी परिषदेत, संघामध्ये काम केलेल्यांचा समावेश होता. भाजपा पदाधिकारी किंवा अचानक घुसखोरी करणार्‍यांस वरील बैठकीत प्रवेश नव्हता. त्याचा अंदाज आल्यावर दोन्ही जिल्हाध्यक्ष आणि अन्य कार्यकर्ते विश्रामगृहातून बाहेर पडले. सुमारे ३०/३५ उपस्थितांशी पाटील यांनी तास-सव्वातास संवाद साधला. विद्यार्थी परिषदेने दिलेल्या मूल्यांचा आणि संघटन कौशल्याचा आजच्या कार्यात खूप उपयोग होत असल्याचे त्यांनी नमूद केले. सामान्य कुटुंबातून पढे आलेला आणि नंतर संघटनकुशल बनलेला कार्यकतार्र्, ही चंद्रकांत पाटील यांची ओळख आहे. मागील काही वर्षांपासून कोल्हापूर-पुण्यात सुरू केलेल्या नव्या कामांची, वेगवेगळ्या उपक्रमांची माहिती त्यांनी उपस्थितांना दिली. शक्य तेथे रचनात्मक, मानवतावादी कामे करा, चांगल्या उपक्रमांशी जोडून घ्या, असा कानमंत्र पाटील यांनी दिला. नांदेडमध्ये कोणतेही विधायक-संस्थात्मक काम उभे राहणार असेल, तर त्यास मदत करण्याची ग्वाही त्यांनी दिली. वरील बैठकीस विभागीय संघटनमंत्री संजय कौडगे, सनतकुमार महाजन, सुधाकर भोयर, कृष्णा उमरीकर, डॉ.दि.भा.जोशी, डॉ.प्रशांत पेशकार, अ‍ॅड.केदार जाधव, अरुंधती पुरंदरे, कृष्णा जोशी, संजय पेकमवार, तेजोमई राऊत, नरेश दंडवते, माणिक भोसले, प्रवीण साले प्रभृती उपस्थित होते. अभंग पुस्तकालयाच्या भेटीमध्ये मंत्री चंद्रकांत पाटील यांनी अभिप्राय नोंदवहीत आपली पुस्तकांविषयीची भावना व्यक्त केली. त्यानंतर फेसबुक पोस्टमध्येही त्यांनी वरील भेटीचा उल्लेख केला. पंतप्रधान नरेन्द्र मोदी यांच्यावरील पुस्तकांची प्रदर्शनात पाहणी केली. अशा प्रदर्शनांमुळे वाचनसंस्कृतीचा प्रसार होऊन समाजात प्रबोधनाचा दीप अधिक तेजाने प्रज्ज्वलित होईल, असा विश्वास त्यांनी व्यक्त केला. मुंबईतील आपल्या निवासस्थानी आलेल्या अभ्यागतांना वाचनासाठी पुस्तके उपलब्ध असल्याचे त्यांनी नमूद केले. उपमुख्यमंत्री अजित पवार यांनी मुख्यमंत्रीपदाची इच्छा व्यक्त केली आहे, तर मुख्यमंत्री देवेंद्र फडणवीस यांनी भाजपाच प्रमुख पक्ष असल्याचं नमूद केलं आहे. २०२९ च्या विधानसभा निवडणुका सेना-राष्ट्रवादीसोबत लढणार असल्याचं त्यांनी स्पष्ट केलं. फडणवीसांनी युतीतील संबंधांवर भाष्य करताना, तिघांनाही राजकारणातील सीमांची जाणीव असल्याचं सांगितलं. तसेच, युतीमध्ये नव्या भिडूसाठी स्कोप नसल्याचंही त्यांनी स्पष्ट केलं.</w:t>
+      </w:r>
+    </w:p>
+    <w:p>
+      <w:pPr>
+        <w:pStyle w:val="Heading3"/>
+      </w:pPr>
+      <w:r>
+        <w:t>Article 10</w:t>
+      </w:r>
+    </w:p>
+    <w:p>
+      <w:r>
+        <w:t>Title: Chandrakant Patil: पाचशेच्या कोऱ्या करकरीत नोटांचं बंडल बाहेर काढलं अन्...चंद्रकांत पाटील नांदेड विश्रामगृहाच्या आदरातिथ्यावर खुश, पाच हजारांचं दिलं बक्षिस, पाहा व्हिडीओ</w:t>
+      </w:r>
+    </w:p>
+    <w:p>
+      <w:r>
+        <w:t xml:space="preserve">URL: </w:t>
+      </w:r>
+      <w:hyperlink r:id="rId18">
+        <w:r>
+          <w:rPr>
+            <w:color w:val="0000FF"/>
+          </w:rPr>
+          <w:t>https://marathi.abplive.com/news/nanded/he-took-out-a-bundle-of-five-hundred-rupee-notes-chandrakant-patil-was-happy-with-the-hospitality-of-the-nanded-rest-house-was-given-a-reward-of-five-thousand-rupees-watch-the-video-1385379</w:t>
+        </w:r>
+      </w:hyperlink>
+    </w:p>
+    <w:p>
+      <w:r>
+        <w:t>Content: नांदेड: राज्याचे उच्च व तंत्र शिक्षण मंत्री चंद्रकांत दादा पाटील (Chandrakant Patil) आपल्या साधेपणासाठी आणि वेगळ्या शैलीसाठी ओळखले जातात. काल रात्री नांदेडच्या शासकीय विश्रामगृहात मुक्काम करून सकाळी ते नियोजित कार्यक्रमासाठी निघाले. मात्र गाडीत बसताच त्यांनी अचानक ड्रायव्हरला थांबण्यास सांगितले. त्यानंतर विश्रामगृह व्यवस्थापकांना बोलावून घेत त्यांनी केलेल्या व्यवस्थेचं कौतुक केलं. राज्याचे उच्च व तंत्र शिक्षण मंत्री चंद्रकांत दादा पाटील हे नांदेड दौऱ्यावर आहेत. काल रात्री ते नांदेडच्या शासकीय विश्रामगृहावर पोहोचले. रात्री आराम पूर्ण झाल्यावर सकाळी ते नियोजित कार्यक्रमासाठी निघाले. गाडीत बसल्यावर त्यांनी अचानक ड्रायव्हरला थांबण्याचा इशारा केला. विश्रामगृह व्यवस्थापकांना बोलवून घेतले त्यांनी केलेल्या व्यवस्थेचे कौतुक केलं अन् टीप म्हणून संपूर्ण टीमला एकूण 5 हजार रुपयांची बक्षिसी दिली. महत्वाचे म्हणजे मंत्री चंद्रकांत दादा पाटील यांनी स्वतःच्या खिशातून ही पैसे काढून दिले. यामुळे विश्रामगृह कर्मचारी मात्र चकित होत खुश झाले. याचा व्हिडीओ देखील समोर आला आहे. नांदेडच्या शासकीय विश्रामगृहाच्या बाहेर ते गाडीत बसलेले असताना त्यांनी पाचशे रूपयांच्या नव्या करकरीत नोटा मोजल्या आणि त्या विश्रामगृह व्यवस्थापकांना बोलवून घेतले त्यांनी केलेल्या व्यवस्थेचे कौतुक केलं आणि ते पैसे त्यांना दिले. मंत्री चंद्रकांत पाटील कोणाच्या लग्नाला गेले, किंवा कोणाला वाढदिवसाच्या शुभेच्छा देण्यासाठी गेले तर ते नेहमी अमूलचे मोठे चॉकलेट (कॅडबरी) देताना दिसतात. मात्र त्यांनी यावेळी व्यवस्थेचे कौतुक केलं अन् टीप म्हणून संपूर्ण टीमला एकूण 5 हजार रुपयांची बक्षिसी दिल्याचं दिसून आलं. या प्रसंगाचा व्हिडिओही सोशल मीडियावर व्हायरल झाला आहे. नांदेडच्या विश्रामगृहाच्या बाहेर गाडीत बसलेले असतानाच दादा व्यवस्थापकांना नोटा देताना दिसत आहेत. गमतीशीर बाब म्हणजे चंद्रकांत पाटील यांना अनेकदा कोणत्याही लग्नसमारंभात किंवा वाढदिवसाला गेले तर ते अमूलचे मोठे कॅडबरी चॉकलेट भेट देतात. मात्र यावेळी त्यांनी चॉकलेटऐवजी रोख बक्षिस देत कर्मचाऱ्यांचा सन्मान केला. चंद्रकांत दादा विश्रामगृहाच्या कर्मचाऱ्यांवर खुश झाले आणि खिशातून पाचशेच्या नोटांचं बंडल काढून मॅनेजरला दिलं, याचा व्हिडीओ समोर आला आहे.#Chandrakantpatil #video #nanded pic.twitter.com/DEOZG7lXlo We use cookies to improve your experience, analyze traffic, and personalize content. By clicking "Allow All Cookies", you agree to our use of cookies.</w:t>
       </w:r>
     </w:p>
     <w:p>
@@ -415,6 +415,99 @@
     </w:p>
     <w:p>
       <w:r>
+        <w:t>Title: ज्ञानाचा उपयोग राष्ट्रासाठी करा – चंद्रकांत पाटील; सोलापुरात विद्यापीठाचा दीक्षांत समारंभ उत्साहात</w:t>
+      </w:r>
+    </w:p>
+    <w:p>
+      <w:r>
+        <w:t xml:space="preserve">URL: </w:t>
+      </w:r>
+      <w:hyperlink r:id="rId22">
+        <w:r>
+          <w:rPr>
+            <w:color w:val="0000FF"/>
+          </w:rPr>
+          <w:t>https://www.loksatta.com/maharashtra/at-solapur-university-convocation-chandrakant-patil-tells-graduates-to-apply-learning-for-nations-progress-rds-00-5383005/</w:t>
+        </w:r>
+      </w:hyperlink>
+    </w:p>
+    <w:p>
+      <w:r>
+        <w:t>Content: पंढरपूर : ज्ञान ही सर्वांत मोठी संपत्ती आहे. आज विद्यार्थ्यांनी पदवी व पदविकेच्या माध्यमातून मिळवलेल्या ज्ञानाचा, शिक्षणाचा उपयोग हा राष्ट्राच्या वैभवासाठी करावा, असे आवाहन महाराष्ट्र राज्याचे उच्च व तंत्र शिक्षण मंत्री चंद्रकांत दादा पाटील यांनी केले. सोलापूर येथील पुण्यश्लोक अहिल्यादेवी होळकर सोलापूर विद्यापीठाचा २१ वा दीक्षांत समारंभ विद्यापीठाच्या दीक्षांत मैदानात पार पडला. यावेळी मुख्य अतिथी उच्च व तंत्र शिक्षण मंत्री चंद्रकांत दादा पाटील बोलत होते. या समारंभाच्या अध्यक्षस्थानी कुलगुरू प्रा. डॉ. प्रकाश महानवर तर गोवा उच्च शिक्षण परिषदेचे उपाध्यक्ष डॉ. गोपाल मुगेराया यांची प्रमुख उपस्थिती होती. प्रभारी कुलसचिव डॉ. अतुल लकडे यांनी विद्यापीठाच्या प्रगतीचा आढावा सादर केला. प्रारंभी दीक्षांत मिरवणूक निघाली. परीक्षा व मूल्यमापन मंडळाचे संचालक डॉ. श्रीकांत अंधारे हे ज्ञानदंड हाती घेऊन मिरवणुकीच्या अग्रभागी होते. यामध्ये विविध विद्याशाखांचे अधिष्ठाता, व्यवस्थापन परिषद, विद्यापरिषद, अधिसभेचे सदस्य तसेच पदवी घेणारे स्नातक मोठ्या संख्येने सहभागी झाले होते. यावेळी एकूण १० हजार ९५५ विद्यार्थ्यांना पदवी प्रदान करण्यात आली. याचबरोबर ८९ संशोधक विद्यार्थ्यांना पीएच. डी पदवी तर ५९ विद्यार्थ्यांना सुवर्णपदके देऊन सन्मानित करण्यात आले. पुढे बोलताना मंत्री चंद्रकांत पाटील म्हणाले, मिळवलेल्या पदवीचा केवळ नोकरीसाठी उपयोग न करता त्याचा समाज व देशाच्या वैभवासाठी होणे महत्त्वाचे आहे. राज्यात महाविद्यालयीन शिक्षकांची भरती ही लवकरच सुरू होईल, असेही त्यांनी सांगितले. डॉ. मुगेराया म्हणाले की, शिक्षणाच्या जोरावरच आपण प्रगती साधू शकतो. विद्यार्थ्यांनी कौशल्य व व्यावसायिक शिक्षण घेऊन नोकरी मागणारे न होता नोकरी देणारे बनावे, असे आवाहन त्यांनी यावेळी केले. कुलगुरू डॉ. महानवर म्हणाले की, पुण्यश्लोक अहिल्यादेवी होळकर सोलापूर विद्यापीठ आज पारंपरिक शिक्षण देण्याबरोबरच कौशल्य व व्यावसायाभिमुख शिक्षण देऊन रोजगारक्षम पिढी निर्माण करीत आहे. याचबरोबर विद्यापीठाने पाच लाख वृक्ष लागवडीचा संकल्प करून आतापर्यंत सव्वा लाख वृक्ष लावले आहेत. समाज आणि शिक्षण क्षेत्राचे नाते दृढ करण्यासाठी काही गावे दत्तक घेऊन तेथेही काम विद्यापीठाने सुरू केले असल्याचेही त्यांनी यावेळी सांगितले. या कार्यक्रमास आमदार श्रीकांत भारतीय, भाजप शहर अध्यक्ष प्रा. रोहिणी तडवळकर, व्यवस्थापन परिषदेचे सदस्य राजाभाऊ सरवदे, प्रा. देवानंद चिलवंत, माजी कुलगुरू डॉ. इरेश स्वामी, माजी मंत्री प्रा. लक्ष्मण ढोबळे, दयानंद संस्थेचे सचिव महेश चोप्रा, डॉ. बी. पी. रोंगे यांच्यासह अधिकारी, कर्मचारी, विद्यार्थी, नागरिक मोठ्या संख्येने उपस्थित होते. या कार्यक्रमाचे सूत्रसंचालन डॉ. यशपाल खेडकर व डॉ. तेजस्विनी कांबळे यांनी केले. स्टार प्रवाहवरील ‘कोण होतीस तू काय झालीस तू’ मालिकेत यश-अमृता आणि कावेरी-उदय यांचा लग्नसोहळा पार पडणार आहे. मालिकेतील विद्या म्हणजेच अभिनेत्री साक्षी महाजन पुढच्या वर्षी लग्न करणार असल्याचं तिने एका मुलाखतीत सांगितलं. तिची सहकलाकार साक्षी गांधीनेही याला दुजोरा दिला. साक्षी महाजनने लग्नाच्या तयारीबद्दल उत्सुकता व्यक्त केली आहे. मालिकेत विरोधात असलेल्या साक्षी गांधी आणि साक्षी महाजन प्रत्यक्षात घनिष्ठ मैत्रीणी आहेत.</w:t>
+      </w:r>
+    </w:p>
+    <w:p>
+      <w:pPr>
+        <w:pStyle w:val="Heading3"/>
+      </w:pPr>
+      <w:r>
+        <w:t>Article 15</w:t>
+      </w:r>
+    </w:p>
+    <w:p>
+      <w:r>
+        <w:t>Title: फडणवीसांमध्ये पंतप्रधान होण्याचे गुण, पण...; काँग्रेसच्या नेत्याच्या वक्तव्यावर चंद्रकांत पाटील नेमकं काय म्हणाले?</w:t>
+      </w:r>
+    </w:p>
+    <w:p>
+      <w:r>
+        <w:t xml:space="preserve">URL: </w:t>
+      </w:r>
+      <w:hyperlink r:id="rId23">
+        <w:r>
+          <w:rPr>
+            <w:color w:val="0000FF"/>
+          </w:rPr>
+          <w:t>https://saamtv.esakal.com/maharashtra/chandrakant-patil-criticized-congress-leader-harshwardhan-sapkal-after-he-taunt-cm-devendra-fadnavis-vvg94</w:t>
+        </w:r>
+      </w:hyperlink>
+    </w:p>
+    <w:p>
+      <w:r>
+        <w:t>Content: काँग्रेसचे प्रदेशाध्यक्ष हर्षवर्धन सपकाळ यांच्या वक्तव्याचा समाचार मंत्री चंद्रकांत पाटील यांनी घेतला. खासदार प्रणिती शिंदे यांचा उल्लेख करत मंत्री चंद्रकांत पाटील यांनी काँग्रेस नेते हर्षवर्धन सपकाळ यांच्यावर टीका केली. देवेंद्र फडणवीसांकडे पंतप्रधान होण्याचे गुण आहेत. पण त्याबाबत आमचा पक्ष ठरवेल, अशा शब्दात मंत्री चंद्रकांत पाटील यांनी काँग्रेस नेते हर्षवर्धन सपकाळ यांना प्रत्युत्तर दिलं. पंतप्रधान नरेंद्र मोदी यांच्या ७५ व्या वाढदिवसानिमित्त बाणेर बालेवाडी येथील भाजपचे माजी नगरसेवक अमोल बालवडकर यांनी पॅनकार्ड रोड येथे मिशन निर्मल स्वच्छता अभियानचे आयोजन केले होते. त्या अभियानचे भाजपचे नेते मंत्री चंद्रकांत पाटील यांच्या हस्ते उदघाटन झाले. त्यानंतर माध्यमांशी संवाद साधताना मंत्री चंद्रकांत पाटील यांनी काँग्रेसवर टीका केली. मंत्री चंद्रकांत पाटील म्हणाले, 'देवेंद्र फडणवीस पंतप्रधान झाले तर अभिनंदनासाठी अपॉइंटमेंट घ्यावी लागेल, असं वक्तव्य हर्षवर्धन सपकाळ यांनी केलं होतं. हर्षवर्धन सपकाळ यांच्यावर टीका करताना मंत्री चंद्रकांत पाटील म्हणाले, 'देवेंद्र फडणवीसांमध्ये पंतप्रधान होण्याचे गट्स आणि गुण आहेत.त्यांच्याकडे रात्रंदिवस काम करण्याचं व्हिजन आहे. आमचा पक्ष ठरवेल. देवेंद्र फडणवीसांना पंतप्रधान व्हायचं का नाही, पण त्यांच्याकडे ते गुण आहेत'. 'हर्षवर्धन सपकाळ कालपर्यंत तुम्ही पडलेले आमदार होतात. राज्याचे अध्यक्ष झाल्यावर इतके बोलू नका. वेल कल्चरल, खानदानी माणसं ही काँग्रेसचं वैशिष्ट्य आहे. तुम्ही त्या परंपरेमधले आहेत. असं एकदम नका बोलू, त्याकडे देवेंद्र फडणवीस दाबून ठेवतात म्हणून बरे. आम्हाला पण बोलता येतं. देवेंद्र फडणवीसांबद्दल बोलला तर आम्हाला पण अंगावर जावे लागेल. खासदार प्रणिती शिंदे यांनीही नरेंद्र मोदी यांच्या वाढदिवसाच्या दिवशी काळा दिवस म्हटलं. कुठे चालली आपली संस्कृती, असेही मंत्री चंद्रकांत पाटील म्हणाले. 'गोपीचंद पडळकर यांच्या विधानाचं माझ्यासह मुख्यमंत्री देवेंद्र फडणवीस,चंद्रशेखर बावनकुळे, सदाभाऊ खोत यांच्यासह कोणत्याही नेत्यांनी समर्थन केलेल नाही. त्या विधानानंतर गोपीचंद पडळकर म्हणाले आहेत की, पंतप्रधान नरेंद्र मोदी,त्यांची आई, मुख्यमंत्री देवेंद्र फडणवीस यांची पत्नी आणि त्यांची मुलगी या सर्वावर तुम्ही बोलता. तुम्हाला हे चालत का? त्यावेळी तुम्ही रस्त्यावर का उतरला नाही, असे मंत्री चंद्रकांत पाटील पुढे म्हणाले. 'मी गोपीचंद पडळकर यांचं समर्थन करीत नाही. त्यांनी ती भाषा वापरु नये. महाराष्ट्राची ही संस्कृती नाही. गोपीचंद हा आमचा अज्ञानधारक कार्यकर्ता आहे. देवेंद्र फडणवीस यांनी केलेल्या सूचनांमुळे उद्यापासून गोपीचंद पडळकर यांच्या देहबोली आणि भाषेमध्ये फरक दिसेल. तसेच आता यापुढील काळात अशी कोणीच भाषा वापरु नये, असेही चंद्रकांत पाटील म्हणाले. सकाळ+चे सदस्य व्हा शॉपिंगसाठी 'सकाळ प्राईम डील्स'च्या भन्नाट ऑफर्स पाहण्यासाठी क्लिक करा. Read Marathi news and watch Live TV. Breaking news from Maharashtra, India, Pune, Mumbai, Politics, Entertainment, Sports, Lifestyle at SaamTV. Get Live Marathi news on Mobile. Download the Saam Tv app for Android and IOS. Follow Us Copyright © 2025 Sakal Media Group – All Rights Reserved Powered by Quintype</w:t>
+      </w:r>
+    </w:p>
+    <w:p>
+      <w:pPr>
+        <w:pStyle w:val="Heading3"/>
+      </w:pPr>
+      <w:r>
+        <w:t>Article 16</w:t>
+      </w:r>
+    </w:p>
+    <w:p>
+      <w:r>
+        <w:t>Title: Free Bus Service: कोथरूडकरांसाठी घर ते मेट्रो स्थानकापर्यंत आता मोफत बस; चंद्रकांत पाटील यांच्या हस्ते फीडर बससेवेचे लोकार्पण</w:t>
+      </w:r>
+    </w:p>
+    <w:p>
+      <w:r>
+        <w:t xml:space="preserve">URL: </w:t>
+      </w:r>
+      <w:hyperlink r:id="rId24">
+        <w:r>
+          <w:rPr>
+            <w:color w:val="0000FF"/>
+          </w:rPr>
+          <w:t>https://pudhari.news/maharashtra/pune/free-feeder-bus-service-kothrud-metro-chandrakant-patil-sb97</w:t>
+        </w:r>
+      </w:hyperlink>
+    </w:p>
+    <w:p>
+      <w:r>
+        <w:t>Content: पुणे: कोथरूडकरांना मेट्रोने प्रवास करणे अजून सोपे आणि सुरक्षित होणार आहे. कारण, कोथरूडचे आमदार आणि राज्याचे उच्च व तंत्र शिक्षणमंत्री चंद्रकांत पाटील यांच्या प्रयत्नातून कोथरूडकरांसाठी घर ते मेट्रो स्थानक विशेष बससेवा सुरू करण्यात आली आहे. पाटील आणि मेट्रोचे व्यवस्थापकीय संचालक श्रावण हर्डीकर यांच्या उपस्थितीत या बसचे रविवारी (दि.14) लोकार्पण करण्यात आले. ‌‘लास्ट माईल कनेक्टिव्हिटी‌’ साठी रिक्षासेवा देखील उपलब्ध करून देण्याचा प्रयत्न असल्याची घोषणाही पाटील यांनी या वेळी केली. (Latest Pune News) या वेळी भाजप पुणे शहर सरचिटणीस पुनीत जोशी, विठ्ठल बराटे, पुणे जिल्हा नियोजन समिती सदस्य डॉ. संदीप बुटाला, भाजप कोथरूड दक्षिण मंडल अध्यक्ष कुलदीप सावळेकर, मतदारसंघ समन्वयक नवनाथ जाधव, माजी नगरसेवक दीपक पोटे, नगरसेविका माधुरी सहस्रबुद्धे, मंजुश्री खर्डेकर, वृषाली चौधरी, नगरसेवक जयंत भावे, रिक्षावाला संघटनेचे केशव क्षीरसागर यांच्यासह उपस्थित होते. चंद्रकांत पाटील म्हणाले, लोकप्रतिनिधी हा लोकाभिमुख काम करण्यासाठी नागरिकांना सोयीसुविधा उपलब्ध करून देण्यासाठी निवडून दिला जातो. त्यामुळे लोकाभिमुख सेवेची शिकवण असल्याने जनतेच्या सेवेसाठी सदैव तत्पर आहे. मेट्रोसाठी लास्ट माइल कनेक्टिव्हिटी निर्माण करण्यासाठी आणि मेट्रो प्रवाशांची संख्या वाढविण्यासाठी रिक्षासेवा देखील सुरू करण्याचा प्रयत्न असल्याचे त्यांनी या वेळी सांगितले. अशी उपलब्ध असणार सेवा... ही फीडर सेवा सोमवार ते शनिवार सुरू राहणार असून, नागरिकांच्या मागणीनुसार, बसचे थांबे निश्चित करण्यात आले आहेत. पाटील यांच्या संकल्पनेतून सुरू झालेली पहिली शटल बससेवा राजाराम पूल-माळवे चौक, वनदेवी-कर्वेनगर, डहाणूकर-कर्वे पुतळा-करिश्मा चौक-एसएनडीटी मार्गावर रोज सकाळी 8.30 ते 1 आणि सायंकाळी 4 ते 8 वेळेत सुरू असणार आहे. 'Pudhari' is excited to announce the relaunch of its Android and iOS apps. Stay updated with the latest news at your fingertips. Android and iOS Download now and stay updated, anytime, anywhere. Pudhari Publications Private Limited</w:t>
+      </w:r>
+    </w:p>
+    <w:p>
+      <w:pPr>
+        <w:pStyle w:val="Heading3"/>
+      </w:pPr>
+      <w:r>
+        <w:t>Article 17</w:t>
+      </w:r>
+    </w:p>
+    <w:p>
+      <w:r>
         <w:t>Title: अपंगत्व मर्यादा नसून नवी संधी – चंद्रकांत पाटील</w:t>
       </w:r>
     </w:p>
@@ -422,7 +515,7 @@
       <w:r>
         <w:t xml:space="preserve">URL: </w:t>
       </w:r>
-      <w:hyperlink r:id="rId22">
+      <w:hyperlink r:id="rId25">
         <w:r>
           <w:rPr>
             <w:color w:val="0000FF"/>
@@ -441,7 +534,69 @@
         <w:pStyle w:val="Heading3"/>
       </w:pPr>
       <w:r>
-        <w:t>Article 15</w:t>
+        <w:t>Article 18</w:t>
+      </w:r>
+    </w:p>
+    <w:p>
+      <w:r>
+        <w:t>Title: Minister Chandrakant Patil: ज्ञानाचा उपयोग राष्ट्रहितासाठी करा: उच्च शिक्षणमंत्री चंद्रकांत पाटील; विद्यापीठाचा दीक्षांत समारंभ</w:t>
+      </w:r>
+    </w:p>
+    <w:p>
+      <w:r>
+        <w:t xml:space="preserve">URL: </w:t>
+      </w:r>
+      <w:hyperlink r:id="rId26">
+        <w:r>
+          <w:rPr>
+            <w:color w:val="0000FF"/>
+          </w:rPr>
+          <w:t>https://www.esakal.com/paschim-maharashtra/solapur/use-knowledge-for-nations-interest-higher-education-minister-chandrakant-patil-at-convocation-sdj87</w:t>
+        </w:r>
+      </w:hyperlink>
+    </w:p>
+    <w:p>
+      <w:r>
+        <w:t>Content: Higher Education Minister Chandrakant Patil guiding students at university convocation: “Use your knowledge for the nation’s service.” esakal Chandrakant Patil Speech : ज्ञान ही सर्वांत मोठी संपत्ती असून विद्यार्थ्यांनी पदवी व पदविकेच्या माध्यमातून मिळवलेल्या ज्ञानाचा, शिक्षणाचा उपयोग राष्ट्राच्या हितासाठी तथा वैभवासाठी करावा, असे आवाहन राज्याचे उच्च व तंत्र शिक्षण मंत्री चंद्रकांत पाटील यांनी केले. Follow Us Copyright © 2025 - Sakal Media Pvt Ltd - All rights reserved. Powered by Quintype</w:t>
+      </w:r>
+    </w:p>
+    <w:p>
+      <w:pPr>
+        <w:pStyle w:val="Heading3"/>
+      </w:pPr>
+      <w:r>
+        <w:t>Article 19</w:t>
+      </w:r>
+    </w:p>
+    <w:p>
+      <w:r>
+        <w:t>Title: पंतप्रधान नरेंद्र मोदी २०४७ पर्यंत देशात काय बदल करणार? चंद्रकांत पाटील यांनी दिली माहिती…</w:t>
+      </w:r>
+    </w:p>
+    <w:p>
+      <w:r>
+        <w:t xml:space="preserve">URL: </w:t>
+      </w:r>
+      <w:hyperlink r:id="rId27">
+        <w:r>
+          <w:rPr>
+            <w:color w:val="0000FF"/>
+          </w:rPr>
+          <w:t>https://www.loksatta.com/pune/chandrakant-patil-statement-on-pm-narendra-modis-2047-plans-pune-print-news-sud-02-5390729/</w:t>
+        </w:r>
+      </w:hyperlink>
+    </w:p>
+    <w:p>
+      <w:r>
+        <w:t>Content: पुणे : ‘गेल्या ७० वर्षांच्या नेहरू-गांधी युगात देशाची अस्मिता रसातळाला गेली होती. आपल्या संस्कृतीविषयीची हीन भावना घालवून संस्कृतीच्या अभिमानाची भावना निर्माण करण्याचे श्रेय नरेंद्र मोदी यांना जाते. शंभर वर्षांच्या प्रचारकांच्या अनेक पिढ्यांतून एक युगप्रवर्तक मोदी निर्माण झाले,’ असे मत स्वामी गोविंददेव गिरी यांनी मांडले.गोखले संस्थेच्या काळे सभागृहात भाजपचे राज्य प्रवक्ता प्रा. विनायक आंबेकर यांनी लिहिलेल्या ‘युगप्रवर्तक नरेंद्र मोदी : ७५ वर्षांची राष्ट्र समर्पित जीवनकथा’ या पुस्तकाचे प्रकाशन गिरी यांच्या हस्ते झाले, त्यावेळी ते बोलत होते. उच्च व तंत्रशिक्षणमंत्री चंद्रकांत पाटील, भाजपचे शहराध्यक्ष धीरज घाटे, पुनीत जोशी या वेळी उपस्थित होते. संघप्रचारकांची जीवनकथा कधी प्रसिद्ध होत नव्हती. ती चरित्रे प्रेरणेचे स्थान आहे. त्यामुळे ती लोकांपुढे येणे आवश्यक असल्याचे सांगून गिरी म्हणाले, ‘छत्रपती शिवाजी महाराज, स्वामी विवेकानंद, स्वातंत्र्यवीर सावरकर यांच्या जीवनातून नरेंद्र मोदी यांनी प्रेरणा घेतली. किती तरी प्रचारकांना जवळून पाहिले आहे. छत्रपती शिवाजी महाराज स्वराज्याच्या सिंहासनावर बसले तो सुवर्णक्षण होता. हिंदुत्वाची महान भावना त्यांनी जागृत केली. त्यानंतर राम मंदिराची स्थापना हा सुवर्णक्षण होता. मोदी पंतप्रधानपदी विराजमान झाल्यावर राम मंदिराचे स्वप्न साकार झाले. एकही दिवस सुटी न घेता वर्षानुवर्षे काम करणारा पंतप्रधान देशाला लाभावा, हे या देशाचे भाग्य आहे. नरेंद्र मोदी यांच्या अंतःकरणात शिवाजी महाराज आहेत. नेतृत्त्वासाठीचे गुण त्यांनी कमावले.’ ‘पंतप्रधान नरेंद्र मोदी यांच्या ७५व्या वाढदिवसानिमित्त सेवा पंधरवडा साजरा करण्यात येत आहे. स्वच्छता, आरोग्य अशा वेगवेगळ्या विषयांवर कार्यक्रम होत आहे. १९८२ ते ९५ अशी १३ वर्षे मी प्रचारक म्हणून गुजरातमध्ये काम केले. त्या काळात मोदी यांचा सहवास लाभला. मोदी यांना कोणतीही राजकीय पार्श्वभूमी नाही. मुख्यमंत्री झाल्यावर आमदार होण्याचे ते वेगळे उदाहरण ठरले. त्यानंतर ते तीन वेळा पंतप्रधान झाले. आतापर्यंतच्या तीन टप्प्यात वेगवेगळे काम केले. पहिल्या टप्प्यात मुलभूत गरजा, दुसऱ्या टप्प्यात राम मंदिर, कलम ३७० असे अनेक वर्षे प्रलंबित विषय मार्गी लावले. आता २०४७ पर्यंत देशाला पुन्हा वैभवाकडे नेण्याचा प्रयत्न आहे. काय करायचे आहे ते मोदी यांना अगदी स्पष्ट आहे,’ असे चंद्रकांत पाटील यांनी सांगितले. सलमान खान, बॉलीवूडचा 'दबंग', आपल्या फिटनेससाठी ओळखला जातो. मात्र, त्याने 'ट्रायजेमिनल न्युराल्जिया' या गंभीर आजाराचा सामना केला आहे. या आजारामुळे सलमानला सात वर्षांहून अधिक काळ असह्य वेदना सहन कराव्या लागल्या. 'टू मच विथ काजोल अँड ट्विंकल' शोमध्ये त्याने या वेदनांबद्दल सांगितले. सध्या तो बरा आहे, पण या आजारामुळे जगभरात सर्वाधिक आत्महत्या होतात. सलमान लवकरच 'बॅटल ऑफ गलवान' सिनेमातून प्रेक्षकांच्या भेटीला येणार आहे.</w:t>
+      </w:r>
+    </w:p>
+    <w:p>
+      <w:pPr>
+        <w:pStyle w:val="Heading3"/>
+      </w:pPr>
+      <w:r>
+        <w:t>Article 20</w:t>
       </w:r>
     </w:p>
     <w:p>
@@ -453,7 +608,7 @@
       <w:r>
         <w:t xml:space="preserve">URL: </w:t>
       </w:r>
-      <w:hyperlink r:id="rId23">
+      <w:hyperlink r:id="rId28">
         <w:r>
           <w:rPr>
             <w:color w:val="0000FF"/>
@@ -472,50 +627,19 @@
         <w:pStyle w:val="Heading3"/>
       </w:pPr>
       <w:r>
-        <w:t>Article 16</w:t>
-      </w:r>
-    </w:p>
-    <w:p>
-      <w:r>
-        <w:t>Title: Minister Chandrakant Patil: ज्ञानाचा उपयोग राष्ट्रहितासाठी करा: उच्च शिक्षणमंत्री चंद्रकांत पाटील; विद्यापीठाचा दीक्षांत समारंभ</w:t>
+        <w:t>Article 21</w:t>
+      </w:r>
+    </w:p>
+    <w:p>
+      <w:r>
+        <w:t>Title: Devendra Fadnavis: चंद्रकांत पाटील यांना वित्त विभागाचा झटका… देवेंद्र फडणवीस असे का म्हणाले?</w:t>
       </w:r>
     </w:p>
     <w:p>
       <w:r>
         <w:t xml:space="preserve">URL: </w:t>
       </w:r>
-      <w:hyperlink r:id="rId24">
-        <w:r>
-          <w:rPr>
-            <w:color w:val="0000FF"/>
-          </w:rPr>
-          <w:t>https://www.esakal.com/paschim-maharashtra/solapur/use-knowledge-for-nations-interest-higher-education-minister-chandrakant-patil-at-convocation-sdj87</w:t>
-        </w:r>
-      </w:hyperlink>
-    </w:p>
-    <w:p>
-      <w:r>
-        <w:t>Content: Higher Education Minister Chandrakant Patil guiding students at university convocation: “Use your knowledge for the nation’s service.” esakal Chandrakant Patil Speech : ज्ञान ही सर्वांत मोठी संपत्ती असून विद्यार्थ्यांनी पदवी व पदविकेच्या माध्यमातून मिळवलेल्या ज्ञानाचा, शिक्षणाचा उपयोग राष्ट्राच्या हितासाठी तथा वैभवासाठी करावा, असे आवाहन राज्याचे उच्च व तंत्र शिक्षण मंत्री चंद्रकांत पाटील यांनी केले. Follow Us Copyright © 2025 - Sakal Media Pvt Ltd - All rights reserved. Powered by Quintype</w:t>
-      </w:r>
-    </w:p>
-    <w:p>
-      <w:pPr>
-        <w:pStyle w:val="Heading3"/>
-      </w:pPr>
-      <w:r>
-        <w:t>Article 17</w:t>
-      </w:r>
-    </w:p>
-    <w:p>
-      <w:r>
-        <w:t>Title: Devendra Fadnavis: चंद्रकांत पाटील यांना वित्त विभागाचा झटका… देवेंद्र फडणवीस असे का म्हणाले?</w:t>
-      </w:r>
-    </w:p>
-    <w:p>
-      <w:r>
-        <w:t xml:space="preserve">URL: </w:t>
-      </w:r>
-      <w:hyperlink r:id="rId25">
+      <w:hyperlink r:id="rId29">
         <w:r>
           <w:rPr>
             <w:color w:val="0000FF"/>
@@ -534,7 +658,7 @@
         <w:pStyle w:val="Heading3"/>
       </w:pPr>
       <w:r>
-        <w:t>Article 18</w:t>
+        <w:t>Article 22</w:t>
       </w:r>
     </w:p>
     <w:p>
@@ -546,7 +670,7 @@
       <w:r>
         <w:t xml:space="preserve">URL: </w:t>
       </w:r>
-      <w:hyperlink r:id="rId26">
+      <w:hyperlink r:id="rId30">
         <w:r>
           <w:rPr>
             <w:color w:val="0000FF"/>
@@ -565,7 +689,7 @@
         <w:pStyle w:val="Heading3"/>
       </w:pPr>
       <w:r>
-        <w:t>Article 19</w:t>
+        <w:t>Article 23</w:t>
       </w:r>
     </w:p>
     <w:p>
@@ -577,7 +701,7 @@
       <w:r>
         <w:t xml:space="preserve">URL: </w:t>
       </w:r>
-      <w:hyperlink r:id="rId27">
+      <w:hyperlink r:id="rId31">
         <w:r>
           <w:rPr>
             <w:color w:val="0000FF"/>
@@ -596,7 +720,38 @@
         <w:pStyle w:val="Heading3"/>
       </w:pPr>
       <w:r>
-        <w:t>Article 20</w:t>
+        <w:t>Article 24</w:t>
+      </w:r>
+    </w:p>
+    <w:p>
+      <w:r>
+        <w:t>Title: Chandrakant Patil: हवं ते मिळालं मग आता कसला अल्टिमेटम? मंत्री चंद्रकांत पाटील यांचा मनोज जरांगेंना सवाल|VIDEO</w:t>
+      </w:r>
+    </w:p>
+    <w:p>
+      <w:r>
+        <w:t xml:space="preserve">URL: </w:t>
+      </w:r>
+      <w:hyperlink r:id="rId32">
+        <w:r>
+          <w:rPr>
+            <w:color w:val="0000FF"/>
+          </w:rPr>
+          <w:t>https://saamtv.esakal.com/video/chandrakant-patil-questions-manoj-jarange-ultimatum-on-certificate-distribution-after-gr-gazette-issued-om0906</w:t>
+        </w:r>
+      </w:hyperlink>
+    </w:p>
+    <w:p>
+      <w:r>
+        <w:t>Content: हैद्राबाद गॅझेट प्रमाणे प्रमाणपत्र वाटपासाठी मनोज जरांगे यांनी सरकारला दसऱ्यापर्यंतचा अल्टिमेटम दिला आहे. यावर मंत्री चंद्रकांत पाटील यांनी प्रतिक्रिया देताना " जरांगे पाटील हे पूर्ण समाधानी होऊन मुंबईतून परत गेले, मग आता कशाचा अल्टिमेटम? असा सवाल चंद्रकांत पाटलांनी उपस्थित केला आहे. त्यांना GR दिला, हैदराबाद आणि सातारा गॅझेटियर मान्य केलं. मराठवाड्यातच 48 हजार सर्टिफिकेट मिळाली आणि ८ लाख नोंदी सापडल्या आहेत. त्यावरून लगेच सर्टिफिकेट मिळत नाही, त्याची एक प्रकिया असते त्यानुसार सर्टिफिकेट मिळतील असं चंद्रकांत पाटील म्हणाले. सकाळ+चे सदस्य व्हा शॉपिंगसाठी 'सकाळ प्राईम डील्स'च्या भन्नाट ऑफर्स पाहण्यासाठी क्लिक करा. Read Marathi news and watch Live TV. Breaking news from Maharashtra, India, Pune, Mumbai, Politics, Entertainment, Sports, Lifestyle at SaamTV. Get Live Marathi news on Mobile. Download the Saam Tv app for Android and IOS. Follow Us Copyright © 2025 Sakal Media Group – All Rights Reserved Powered by Quintype</w:t>
+      </w:r>
+    </w:p>
+    <w:p>
+      <w:pPr>
+        <w:pStyle w:val="Heading3"/>
+      </w:pPr>
+      <w:r>
+        <w:t>Article 25</w:t>
       </w:r>
     </w:p>
     <w:p>
@@ -608,7 +763,7 @@
       <w:r>
         <w:t xml:space="preserve">URL: </w:t>
       </w:r>
-      <w:hyperlink r:id="rId28">
+      <w:hyperlink r:id="rId33">
         <w:r>
           <w:rPr>
             <w:color w:val="0000FF"/>
@@ -627,30 +782,30 @@
         <w:pStyle w:val="Heading3"/>
       </w:pPr>
       <w:r>
-        <w:t>Article 21</w:t>
-      </w:r>
-    </w:p>
-    <w:p>
-      <w:r>
-        <w:t>Title: Chandrakant Patil: हवं ते मिळालं मग आता कसला अल्टिमेटम? मंत्री चंद्रकांत पाटील यांचा मनोज जरांगेंना सवाल|VIDEO</w:t>
+        <w:t>Article 26</w:t>
+      </w:r>
+    </w:p>
+    <w:p>
+      <w:r>
+        <w:t>Title: देवेंद्र फडणवीसांमध्ये पंतप्रधानपदासाठी लागणारे आवश्यक गुण; चंद्रकांत पाटील यांचे विधान</w:t>
       </w:r>
     </w:p>
     <w:p>
       <w:r>
         <w:t xml:space="preserve">URL: </w:t>
       </w:r>
-      <w:hyperlink r:id="rId29">
+      <w:hyperlink r:id="rId34">
         <w:r>
           <w:rPr>
             <w:color w:val="0000FF"/>
           </w:rPr>
-          <w:t>https://saamtv.esakal.com/video/chandrakant-patil-questions-manoj-jarange-ultimatum-on-certificate-distribution-after-gr-gazette-issued-om0906</w:t>
+          <w:t>https://www.nagpurtoday.in/devendra-fadnavis-has-qualities-of-prime-minister-says-chandrakant-patil/09221309</w:t>
         </w:r>
       </w:hyperlink>
     </w:p>
     <w:p>
       <w:r>
-        <w:t>Content: हैद्राबाद गॅझेट प्रमाणे प्रमाणपत्र वाटपासाठी मनोज जरांगे यांनी सरकारला दसऱ्यापर्यंतचा अल्टिमेटम दिला आहे. यावर मंत्री चंद्रकांत पाटील यांनी प्रतिक्रिया देताना " जरांगे पाटील हे पूर्ण समाधानी होऊन मुंबईतून परत गेले, मग आता कशाचा अल्टिमेटम? असा सवाल चंद्रकांत पाटलांनी उपस्थित केला आहे. त्यांना GR दिला, हैदराबाद आणि सातारा गॅझेटियर मान्य केलं. मराठवाड्यातच 48 हजार सर्टिफिकेट मिळाली आणि ८ लाख नोंदी सापडल्या आहेत. त्यावरून लगेच सर्टिफिकेट मिळत नाही, त्याची एक प्रकिया असते त्यानुसार सर्टिफिकेट मिळतील असं चंद्रकांत पाटील म्हणाले. सकाळ+चे सदस्य व्हा शॉपिंगसाठी 'सकाळ प्राईम डील्स'च्या भन्नाट ऑफर्स पाहण्यासाठी क्लिक करा. Read Marathi news and watch Live TV. Breaking news from Maharashtra, India, Pune, Mumbai, Politics, Entertainment, Sports, Lifestyle at SaamTV. Get Live Marathi news on Mobile. Download the Saam Tv app for Android and IOS. Follow Us Copyright © 2025 Sakal Media Group – All Rights Reserved Powered by Quintype</w:t>
+        <w:t>Content: मुंबई : महाराष्ट्राचे मुख्यमंत्री देवेंद्र फडणवीस यांच्यात पंतप्रधानपदासाठी लागणारे गुण आणि क्षमता आहे, असे मत राज्याचे उच्च व तंत्रशिक्षण मंत्री चंद्रकांत पाटील यांनी व्यक्त केले. “फडणवीस पंतप्रधान होतील का आणि केव्हा होतील, हे काळच सांगेल; पण त्यांच्यात त्या पदासाठी आवश्यक गट्स, व्हिजन आणि कार्यक्षमता आहे,” असे ते म्हणाले. काँग्रेस प्रदेशाध्यक्ष हर्षवर्धन सपकाळ यांनी केलेल्या टीकेला उत्तर देताना पाटील यांनी हे वक्तव्य केले. सपकाळ यांनी फडणवीस दिवसरात्र पंतप्रधान होण्याची स्वप्ने पाहतात, असा टोला लगावला होता. फडणवीस यांच्या राजकीय प्रवासाकडे पाहिले तर २०१४ ते २०१९ दरम्यान ते महाराष्ट्राचे मुख्यमंत्री होते. त्यांच्या कार्यकाळात मुंबई मेट्रो, जलसंधारण प्रकल्प, शेतकरी कल्याण योजना असे अनेक महत्त्वाचे प्रकल्प राबवले गेले. २०२४ च्या निवडणुकीनंतर ते पुन्हा मुख्यमंत्री झाले असून, केंद्रातील भाजप नेतृत्वाशी त्यांचे घनिष्ठ संबंध आहेत. पंतप्रधान नरेंद्र मोदी यांचे विश्वासू सहकारी म्हणूनही फडणवीस यांची ओळख आहे. चंद्रकांत पाटील यांनी मात्र स्पष्ट केले की, “अंतिम निर्णय हा पक्षाचाच असेल.” दरम्यान, पाटील यांच्या वक्तव्यामुळे महाराष्ट्राच्या राजकीय वर्तुळात चर्चांना चांगलाच ऊत आला आहे. विरोधक याला फडणवीस यांच्या ‘महत्त्वाकांक्षा’शी जोडत आहेत, तर राजकीय जाणकारांच्या मते त्यांच्या कार्यशैलीमुळे ते भविष्यात राष्ट्रीय पातळीवर महत्त्वाची भूमिका बजावू शकतात.</w:t>
       </w:r>
     </w:p>
     <w:p>
@@ -658,50 +813,19 @@
         <w:pStyle w:val="Heading3"/>
       </w:pPr>
       <w:r>
-        <w:t>Article 22</w:t>
-      </w:r>
-    </w:p>
-    <w:p>
-      <w:r>
-        <w:t>Title: शिष्यवृत्तीसाठी एकदा दिलेला उत्पन्नाचा दाखला कॉलेज संपेपर्यंत ग्राह्य; उच्च आणि तंत्र शिक्षण विभागाचा विद्यार्थ्यांना दिलासा</w:t>
+        <w:t>Article 27</w:t>
+      </w:r>
+    </w:p>
+    <w:p>
+      <w:r>
+        <w:t>Title: Devendra Fadnavis : 'देवेंद्र फडणवीस पंतप्रधान कधी होतील...', विश्वासू मंत्र्याने सगळं काय सांगून टाकलं!</w:t>
       </w:r>
     </w:p>
     <w:p>
       <w:r>
         <w:t xml:space="preserve">URL: </w:t>
       </w:r>
-      <w:hyperlink r:id="rId30">
-        <w:r>
-          <w:rPr>
-            <w:color w:val="0000FF"/>
-          </w:rPr>
-          <w:t>https://www.etvbharat.com/mr/!state/income-certificate-once-submitted-for-scholarship-is-valid-till-the-end-of-college-relief-for-students-of-higher-and-technical-education-department-maharashtra-news-mhs25091705299</w:t>
-        </w:r>
-      </w:hyperlink>
-    </w:p>
-    <w:p>
-      <w:r>
-        <w:t>Content: महाराष्ट्र maharashtra ETV Bharat / state By ETV Bharat Marathi Team Published : September 17, 2025 at 7:14 PM IST Updated : September 17, 2025 at 7:45 PM IST मुंबई : उच्च आणि तंत्र शिक्षण घेणाऱ्या विद्यार्थ्यांना शिष्यवृत्ती मिळवण्यासाठी दरवर्षी उत्पन्नाचा दाखला सादर करावा लागतो. त्यामुळं विद्यार्थ्यांना अभ्यास सोडून शासकीय कार्यालयांत खेटा माराव्या लागतात. ही बाब ध्यानात घेऊन उच्च व तंत्र शिक्षण विभागानं विद्यार्थ्यांसाठी दिलासादायक निर्णय घेतला आहे. त्यानुसार, एकदा प्रवेशप्रक्रियेदरम्यान दिलेला उत्पन्नाचा दाखला हा अभ्यासक्रम पूर्ण होईपर्यंत ग्राह्य धरला जाणार आहे. उच्च आणि तंत्र शिक्षणमंत्री चंद्रकांत पाटील यांनी बुधवारी (16 सप्टेंबर) प्रशासनाला याबाबतचे निर्देश दिले. वेळ आणि श्रम वाचणार : राज्य सामाईक प्रवेश परीक्षा कक्ष आणि तंत्रशिक्षण संचालनालयामार्फत व्यावसायिक अभ्यासक्रमांच्या प्रवेश प्रक्रियेदरम्यान विद्यार्थ्यांकडून उत्पन्नाचा दाखला, वैयक्तिक माहिती आणि इतर कागदपत्रं ऑनलाइन आणि ऑफलाइन पद्धतीनं सादर केली जातात. ही कागदपत्रं पडताळणीनंतर ग्राह्य धरली जातात. त्यामुळं विद्यार्थ्यांना शिष्यवृत्तीसाठी पुन्हा तीच माहिती सादर करण्याची गरज नाही. यामुळं शिष्यवृत्ती अर्ज तपासणीचा वेळ वाचणार असून, विद्यार्थ्यांचा अचूक डेटा उपलब्ध होण्यास मदत होईल. मंत्रालयात मंत्री चंद्रकांत पाटील यांच्या अध्यक्षतेखाली झालेल्या आढावा बैठकीत हा निर्णय घेण्यात आला. अनुसूचित जाती (SC), अनुसूचित जमाती (ST), इतर मागासवर्ग (OBC), आर्थिक दुर्बल घटक (EWS) आणि सामाजिक व शैक्षणिकदृष्ट्या मागास वर्ग (SEBC) यांसह सर्व प्रवर्गातील विद्यार्थ्यांना शिष्यवृत्ती वेळेत मिळावी, यासाठी कार्यपद्धती सुधारण्यावर चर्चा झाली. शिष्यवृत्ती वितरणासाठी 'ऑटो सिस्टम' - चंद्रकांत पाटील हेही वाचा : For All Latest Updates TAGGED: पावसाचा कहर : उपमुख्यमंत्री एकनाथ शिंदे यांनी घेतला कोकण-मराठवाडा विभागाचा आढावा; तत्काळ मदत करण्याच्या सूचना Asia Cup 2025 फायनल जिंकताच टीम इंडिया मालामाल; पराभूत पाकिस्तानलाही नक्वींनी दिली मोठी रक्कम टीम इंडियानं फायनल जिंकूनही का घेतली नाही आशिया चषकाची ट्रॉफी? BCCI नं दिलं उत्तर "खेळाच्या मैदानावर ऑपरेशन सिंदूर..."; राष्ट्रपती मुर्मू, पंतप्रधान मोदींपासून शाह-जयशंकरपर्यंत नेत्यांनी केलं भारतीय संघाचं अभिनंदन दिल्लीतील ३०० शाळांसह मुंबईतील रेल्वे स्टेशनवर बॉम्ब ठेवल्याची धमकी; अज्ञाताचा पोलिसांकडून शोध सुरू रिकाम्या पोटी आल्याचा रस पिण्याचे आरोग्यदायी फायदे! Oppo F31 Pro plus 5G vs F31 Pro 5G : कोणता फोन आहे किफायतशीर? गुगल क्रोममध्ये जेमिनी अपग्रेड: AI सक्षम ब्राउझिंगचा नवीन अनुभव इंडिया एआय मिशन अंतर्गत देशभरात 500 हून अधिक डेटा लॅब्सची स्थापना - अश्विनी वैष्णव Copyright © 2025 Ushodaya Enterprises Pvt. Ltd., All Rights Reserved.</w:t>
-      </w:r>
-    </w:p>
-    <w:p>
-      <w:pPr>
-        <w:pStyle w:val="Heading3"/>
-      </w:pPr>
-      <w:r>
-        <w:t>Article 23</w:t>
-      </w:r>
-    </w:p>
-    <w:p>
-      <w:r>
-        <w:t>Title: Devendra Fadnavis : 'देवेंद्र फडणवीस पंतप्रधान कधी होतील...', विश्वासू मंत्र्याने सगळं काय सांगून टाकलं!</w:t>
-      </w:r>
-    </w:p>
-    <w:p>
-      <w:r>
-        <w:t xml:space="preserve">URL: </w:t>
-      </w:r>
-      <w:hyperlink r:id="rId31">
+      <w:hyperlink r:id="rId35">
         <w:r>
           <w:rPr>
             <w:color w:val="0000FF"/>
@@ -720,7 +844,69 @@
         <w:pStyle w:val="Heading3"/>
       </w:pPr>
       <w:r>
-        <w:t>Article 24</w:t>
+        <w:t>Article 28</w:t>
+      </w:r>
+    </w:p>
+    <w:p>
+      <w:r>
+        <w:t>Title: देवेंद्र फडणवीस यांनी केलेल्या सूचनांमुळे गोपीचंद पडळकर यांच्या देहबोली आणि भाषेमध्ये फरक दिसेल : भाजप नेते मंत्री चंद्रकांत पाटील</w:t>
+      </w:r>
+    </w:p>
+    <w:p>
+      <w:r>
+        <w:t xml:space="preserve">URL: </w:t>
+      </w:r>
+      <w:hyperlink r:id="rId36">
+        <w:r>
+          <w:rPr>
+            <w:color w:val="0000FF"/>
+          </w:rPr>
+          <w:t>https://www.loksatta.com/pune/ncp-sharad-pawar-leader-offensive-statement-about-jayant-patil-fadnavis-advice-change-padalkars-language-svk-88-sud-02-5388686/</w:t>
+        </w:r>
+      </w:hyperlink>
+    </w:p>
+    <w:p>
+      <w:r>
+        <w:t>Content: पुणे : भाजपचे नेते आमदार पडळकर यांनी जतमध्ये बोलताना शरद पवार गटाचे जेष्ठ नेते आमदार जयंत पाटील यांच्याबाबत काही दिवसापूर्वी आक्षेपार्ह विधान केल्याची घटना घडली होती.त्या विधानावर अनेक राजकीय प्रतिक्रिया उमटण्यास सुरुवात झाली आहे.त्या विधानाबाबत भाजपचे नेते मंत्री चंद्रकांत पाटील यांना विचारले असता ते म्हणाले,गोपीचंद पडळकर यांच्या विधानाच माझ्यासह मुख्यमंत्री देवेंद्र फडणवीस,चंद्रशेखर बावनकुळे,सदाभाऊ खोत तसेच यांच्यासह कोणत्याही नेत्यांनी समर्थन केलेल नाही. त्या विधानानंतर गोपीचंद पडळकर म्हणाले आहेत की, पंतप्रधान नरेंद्र मोदी,त्यांची आई, तसेच मुख्यमंत्री देवेंद्र फडणवीस यांची पत्नी आणि त्यांची मुलगी या सर्वावर तुम्ही बोलता,हे तुम्हाला चालत का ? त्यावेळी तुम्ही फिल्डवर का नाही उतरला असा सवाल देखील त्यांनी यावेळी उपस्थित केला. तसेच ते पुढे म्हणाले, मी गोपीचंद पडळकर यांच् समर्थन करीत नाही.त्यांनी ती भाषा वापरु नये,महाराष्ट्राची ही संस्कृती नाही.गोपीचंद हा आमचा अज्ञानधारक कार्यकर्ता आहे.देवेंद्र फडणवीस यांनी केलेल्या सूचनांमुळे उद्यापासून गोपीचंद पडळकर यांच्या देहबोली आणि भाषेमध्ये फरक दिसेल,अशी भूमिका मांडत.आता यापुढील काळात अशी कोणीच भाषा वापरु नये असे आवाहन देखील त्यांनी यावेळी केले. अमेरिकेचे राष्ट्राध्यक्ष डोनाल्ड ट्रम्प आणि भारताचे पंतप्रधान नरेंद्र मोदी यांच्यातील मैत्री असूनही, सध्या टॅरिफबाबत ट्रम्प यांनी घेतलेल्या भारतविरोधी भूमिकेमुळे तणाव निर्माण झाला आहे. दुसरीकडे, ट्रम्प पाकिस्तानशी सख्य वाढवत आहेत. पाकिस्तानचे पंतप्रधान शाहबाज शरीफ आणि लष्कर प्रमुखांनी व्हाईट हाऊसमध्ये ट्रम्प यांच्याशी चर्चा केली. पाकिस्तानशी व्यापारविषयक करार आणि रशियाशी जवळीक वाढू नये म्हणून ट्रम्प पाकिस्तानला चुचकारत असल्याचे दिसते.</w:t>
+      </w:r>
+    </w:p>
+    <w:p>
+      <w:pPr>
+        <w:pStyle w:val="Heading3"/>
+      </w:pPr>
+      <w:r>
+        <w:t>Article 29</w:t>
+      </w:r>
+    </w:p>
+    <w:p>
+      <w:r>
+        <w:t>Title: विद्यार्थ्यांना मोठा दिलासा, प्रवेशाच्या वेळी दिलेली माहितीच अभ्यासक्रम पूर्ण होईपर्यंत शिष्यवृत्तीसाठी ग्राह्य…</w:t>
+      </w:r>
+    </w:p>
+    <w:p>
+      <w:r>
+        <w:t xml:space="preserve">URL: </w:t>
+      </w:r>
+      <w:hyperlink r:id="rId37">
+        <w:r>
+          <w:rPr>
+            <w:color w:val="0000FF"/>
+          </w:rPr>
+          <w:t>https://www.loksatta.com/mumbai/maharashtra-student-mahadbt-scholarship-simplified-chandrakant-patil-mumbai-print-news-ocd-94-5381828/</w:t>
+        </w:r>
+      </w:hyperlink>
+    </w:p>
+    <w:p>
+      <w:r>
+        <w:t>Content: मुंबई : व्यावसायिक अभ्यासक्रमांच्या प्रवेश प्रक्रियेदरम्यान विद्यार्थी उत्पन्नांचा दाखला, वैयक्तिक माहिती व कागदपत्रे राज्य सामाईक प्रवेश परीक्षा कक्ष व तंत्रशिक्षण संचालनालया सादर करातात. या कागदपत्रांची पडताळणी प्रक्रिया पूर्णतः ऑनलाइन व ऑफलाइन पद्धतीने करण्यात येते. त्यामुळे विद्यार्थ्यांनी एकदा उत्पन्नाचा दाखला दिल्यानंतर अभ्यासक्रम पूर्ण होईपर्यत शिष्यवृत्तीसाठी वारंवार माहिती देण्याची आवश्यकता नाही. प्रवेशाच्या वेळी दिलेली माहिती ग्राह्य धरावी, असे निर्देश उच्च व तंत्र शिक्षणमंत्री चंद्रकांत पाटील यांनी दिले आहेत. यामुळे व्यावसायिक अभ्यासक्रमांना प्रवेश घेणाऱ्या विद्यार्थ्यांना मोठा दिलासा मिळाला आहे. अनुसूचित जाती, अनुसूचित जमाती, इतर मागासवर्ग,आर्थिक दुर्बल घटक, सामाजिक व शैक्षणिकदृष्ट्या मागास वर्ग आणि इतर सर्व प्रवर्गातील विद्यार्थ्यांच्या शिष्यवृत्तीची रक्कम शैक्षणिक संस्थांना आणि विद्यार्थ्यांना वेळेत मिळावी यासाठी कार्यपद्धतीत सुधारणा करण्यासाठी उच्च व तंत्र शिक्षण मंत्री चंद्रकांत पाटील यांच्या अध्यक्षतेखाली आढावा बैठक आयोजित करण्यात आली होती. यावेळी केंद्रीभूत प्रवेश प्रक्रियेशिवाय अन्य अभ्यासक्रमांच्या प्रवेशित विद्यार्थ्यांना शिष्यवृत्तीसाठी महाडीबीटी पोर्टलवर कागदपत्रे अपलोड करावी लागतात. शिष्यवृत्तीसाठी एकदा विद्यार्थ्यांकडून माहिती अपलोड केल्यानंतर नव्याने माहिती घेण्याची आवश्यकता नाही, यासाठी संबंधित विभागांनी सुक्ष्म नियोजन करावे. यामुळे शिष्यवृत्ती अर्जाच्या छाननीसाठी लागणाऱ्या वेळेची बचत होण्याबरोबरच प्रवेशित विद्यार्थ्यांचा अचूक डेटाही उपलब्ध होईल. परिणामी, विद्यार्थ्यांनाही वांरवार तीच माहिती द्यावी लागणार नाही. त्यामुळे त्यांच्या शिष्यवृत्ती मिळण्यातील टप्पे कमी होतील, असे चंद्रकांत पाटील यांनी सांगितले. विद्यार्थ्यांच्या बँक खात्यात शिष्यवृत्ती योजनेतील केंद्र शासनाच्या हिस्यापोटी येणाऱ्या ६० टक्के रक्कमेची माहिती संबंधित महाविद्यालयांना वेळेत मिळावी. यासाठी सर्व अंमलबाजवणी यंत्रणांनी विशिष्ट कार्यप्रणाली तयार करावी. तसेच सर्व संबंधित विभागांनी याबाबत तातडीने कार्यवाही करावी. उच्च शिक्षण घेणाऱ्या विद्यार्थ्यांना शिष्यवृत्ती वेळेत मिळाली पाहिजे, यासाठी सामाजिक न्याय, इतर मागास बहुजन कल्याण, आदिवासी विकास विभागाने संबंधित आर्थिक वर्षाची तरतूद आणि वितरणाचे कालबद्ध नियोजन करावे. शिक्षण शुल्क नियामक प्राधिकरण यांनी केंद्रीभूत प्रवेश प्रक्रिया सुरू होण्यापूर्वी शिक्षण शुल्क निश्चिती करावी, अशा सूचनाही त्यांनी दिल्या. विद्यार्थ्यांना प्रत्येक वर्षाची शिष्यवृत्ती वेळेत मिळावी, यासाठी राज्य सरकारच्या वेतन वितरण प्रणालीच्या धर्तीवर शिष्यवृत्ती वितरण प्रणाली ‘ऑटो सिस्टम’वर विकसित करण्याच्या दृष्टीकोनातून कार्यवाही गतीने पूर्ण करावी. शिष्यवृत्ती वेळेत मिळाल्यास विद्यार्थ्यांच्या शैक्षणिक खर्चाचा भार कुटुंबावर येणार नाही. विद्यार्थ्यांचे शैक्षणिक हित लक्षात घेता संबंधित विभागांनी हे काम प्राधान्य करावे, अशा सूचनाही उच्च व तंत्र शिक्षण मंत्री चंद्रकांत पाटील यांनी दिल्या. Skin Cancer Symptoms Nails: जेव्हा शरीर आतून अस्वस्थ असतं, तेव्हा बाहेरून त्याचे काही संकेत दिसू लागतात. हे वेळेवर ओळखणे खूप गरजेचे आहे. लोक कायम आपली नखं कापणे, ती साफ ठेवणे याकडे लक्ष देतात. पण, तुम्हाला माहीत आहे का, नखं पाहिल्यावर गंभीर आजार कळतात? डॉक्टर्स सांगतात की, नखं शरीराच्या आतल्या आरोग्याचे प्रतिबिंब दाखवतात. नखांमध्ये होणारे छोटे बदल कधी कधी मोठ्या आजारांची सुरुवातीची लक्षणे असतात.</w:t>
+      </w:r>
+    </w:p>
+    <w:p>
+      <w:pPr>
+        <w:pStyle w:val="Heading3"/>
+      </w:pPr>
+      <w:r>
+        <w:t>Article 30</w:t>
       </w:r>
     </w:p>
     <w:p>
@@ -732,7 +918,7 @@
       <w:r>
         <w:t xml:space="preserve">URL: </w:t>
       </w:r>
-      <w:hyperlink r:id="rId32">
+      <w:hyperlink r:id="rId38">
         <w:r>
           <w:rPr>
             <w:color w:val="0000FF"/>
@@ -743,7 +929,7 @@
     </w:p>
     <w:p>
       <w:r>
-        <w:t>Content: हिंदी | English सोमवार २९ सप्टेंबर २०२५ FOLLOW US : शहरं व्हिडीओ सखी आणखी By ऑनलाइन लोकमत | Updated: September 21, 2025 18:27 IST2025-09-21T18:26:51+5:302025-09-21T18:27:34+5:30 पुणे : भाजप आमदार गोपीचंद पडळकर यांनी वापरलेल्या भाषेचे समर्थन मुख्यमंत्री देवेंद्र फडणवीस यांच्यासह मी किंवा भाजपचा अन्य कोणताही नेता करणार नाही. मात्र, टाळी एका हाताने वाजत नाही हेदेखील खरे आहे. विरोधकांनी पंतप्रधान नरेंद्र मोदींवर आणि त्यांच्या आईंवर बोललेले चालते, त्यासोबतच देवेंद्र फडणवीस यांच्या पत्नीवर देखील ते बोलतात, तेव्हा विरोधकांनीदेखील तारतम्य बाळगणं आवश्यक आहे, असे राज्याचे उच्च व तंत्र शिक्षण मंत्री चंद्रकांत पाटील यांनी सांगितले. विरोधक आणि सत्ताधारी या दोघांकडूनही तारतम्य बाळगण्याची आवश्यकता असल्याचेही ते म्हणाले.भाजपचे आमदार पडळकर यांनी जतमध्ये बोलताना राष्ट्रवादी काँग्रेस शरदचंद्र पवार पक्षाचे नेते जयंत पाटील यांच्याबाबत आक्षेपार्ह वक्तव्य केले. याचे तीव्र पडसाद गेल्या दोन दिवसांपासून राज्यभर उमटत आहेत. याबाबत चंद्रकांत पाटील म्हणाले, राजकारणामध्ये शिवराळ भाषेचा ट्रेंड गेल्या चार-पाच वर्षांमध्ये पडला असल्याचे पाहायला मिळत आहे. शिवराळ भाषा वापरायला लोकांना काही वाटेना झाले आहे. शिवराळ भाषा वापरली म्हणजे आपल्या म्हणण्याला जोर येतो, असे काहीसे त्यांना वाटतेय का? असा प्रश्न पडत आहे. या गोष्टीतून पडळकर यांचे मला समर्थन करायचे नाही. मात्र, गोपीचंद पडळकर यांच्याबरोबर विरोधकांनीही आपल्या बोलण्यावरती कंट्रोल करणे आवश्यक आहे. पडळकर यांना अशी भाषा वापरू नये असे सांगण्यात आले आहे. गोपीचंद पडळकर हे आमचे आज्ञाधारक कार्यकर्ते असून, मुख्यमंत्री फडणवीस यांनी त्यांना सूचना दिल्यानंतर आता त्यांच्या ध्येयबोली आणि भाषेमध्ये फरक पडेल, असे देखील चंद्रकांत पाटील यांनी सांगितले. FOLLOW US : Copyright © 2025 Lokmat Media Pvt Ltd</w:t>
+        <w:t>Content: हिंदी | English सोमवार ६ ऑक्टोबर २०२५ FOLLOW US : शहरं व्हिडीओ सखी आणखी By ऑनलाइन लोकमत | Updated: September 21, 2025 18:27 IST2025-09-21T18:26:51+5:302025-09-21T18:27:34+5:30 पुणे : भाजप आमदार गोपीचंद पडळकर यांनी वापरलेल्या भाषेचे समर्थन मुख्यमंत्री देवेंद्र फडणवीस यांच्यासह मी किंवा भाजपचा अन्य कोणताही नेता करणार नाही. मात्र, टाळी एका हाताने वाजत नाही हेदेखील खरे आहे. विरोधकांनी पंतप्रधान नरेंद्र मोदींवर आणि त्यांच्या आईंवर बोललेले चालते, त्यासोबतच देवेंद्र फडणवीस यांच्या पत्नीवर देखील ते बोलतात, तेव्हा विरोधकांनीदेखील तारतम्य बाळगणं आवश्यक आहे, असे राज्याचे उच्च व तंत्र शिक्षण मंत्री चंद्रकांत पाटील यांनी सांगितले. विरोधक आणि सत्ताधारी या दोघांकडूनही तारतम्य बाळगण्याची आवश्यकता असल्याचेही ते म्हणाले.भाजपचे आमदार पडळकर यांनी जतमध्ये बोलताना राष्ट्रवादी काँग्रेस शरदचंद्र पवार पक्षाचे नेते जयंत पाटील यांच्याबाबत आक्षेपार्ह वक्तव्य केले. याचे तीव्र पडसाद गेल्या दोन दिवसांपासून राज्यभर उमटत आहेत. याबाबत चंद्रकांत पाटील म्हणाले, राजकारणामध्ये शिवराळ भाषेचा ट्रेंड गेल्या चार-पाच वर्षांमध्ये पडला असल्याचे पाहायला मिळत आहे. शिवराळ भाषा वापरायला लोकांना काही वाटेना झाले आहे. शिवराळ भाषा वापरली म्हणजे आपल्या म्हणण्याला जोर येतो, असे काहीसे त्यांना वाटतेय का? असा प्रश्न पडत आहे. या गोष्टीतून पडळकर यांचे मला समर्थन करायचे नाही. मात्र, गोपीचंद पडळकर यांच्याबरोबर विरोधकांनीही आपल्या बोलण्यावरती कंट्रोल करणे आवश्यक आहे. पडळकर यांना अशी भाषा वापरू नये असे सांगण्यात आले आहे. गोपीचंद पडळकर हे आमचे आज्ञाधारक कार्यकर्ते असून, मुख्यमंत्री फडणवीस यांनी त्यांना सूचना दिल्यानंतर आता त्यांच्या ध्येयबोली आणि भाषेमध्ये फरक पडेल, असे देखील चंद्रकांत पाटील यांनी सांगितले. FOLLOW US : Copyright © 2025 Lokmat Media Pvt Ltd</w:t>
       </w:r>
     </w:p>
     <w:p>
@@ -751,30 +937,30 @@
         <w:pStyle w:val="Heading3"/>
       </w:pPr>
       <w:r>
-        <w:t>Article 25</w:t>
-      </w:r>
-    </w:p>
-    <w:p>
-      <w:r>
-        <w:t>Title: देवेंद्र फडणवीस यांनी केलेल्या सूचनांमुळे गोपीचंद पडळकर यांच्या देहबोली आणि भाषेमध्ये फरक दिसेल : भाजप नेते मंत्री चंद्रकांत पाटील</w:t>
+        <w:t>Article 31</w:t>
+      </w:r>
+    </w:p>
+    <w:p>
+      <w:r>
+        <w:t>Title: Top 10 News : चंद्रकांत पाटलांचे स्पष्टीकरण ते धनंजय मुंडे यांची तटकरेंकडे मागणी आणि गुणरत्न सदावर्ते ते शिंदेंच्या माजी आमदाराला खिरापत यासह वाचा वाचा Top Ten राजकीय घडामोडी...</w:t>
       </w:r>
     </w:p>
     <w:p>
       <w:r>
         <w:t xml:space="preserve">URL: </w:t>
       </w:r>
-      <w:hyperlink r:id="rId33">
+      <w:hyperlink r:id="rId39">
         <w:r>
           <w:rPr>
             <w:color w:val="0000FF"/>
           </w:rPr>
-          <w:t>https://www.loksatta.com/pune/ncp-sharad-pawar-leader-offensive-statement-about-jayant-patil-fadnavis-advice-change-padalkars-language-svk-88-sud-02-5388686/</w:t>
+          <w:t>https://sarkarnama.esakal.com/maharashtra/marathi-news-political-news-maharashtra-marathi-news-update-21-sept-2025-pm-modi-mallikarjun-kharge-mahayuti-mva-maharashtra-politics-chandrakant-patil-gopichand-padalkar-dhananjay-munde-sunil-tatkare-gunratna-sadavarte-babasaheb-deshmukh-sushma-andhare-anjali-damania-as11</w:t>
         </w:r>
       </w:hyperlink>
     </w:p>
     <w:p>
       <w:r>
-        <w:t>Content: पुणे : भाजपचे नेते आमदार पडळकर यांनी जतमध्ये बोलताना शरद पवार गटाचे जेष्ठ नेते आमदार जयंत पाटील यांच्याबाबत काही दिवसापूर्वी आक्षेपार्ह विधान केल्याची घटना घडली होती.त्या विधानावर अनेक राजकीय प्रतिक्रिया उमटण्यास सुरुवात झाली आहे.त्या विधानाबाबत भाजपचे नेते मंत्री चंद्रकांत पाटील यांना विचारले असता ते म्हणाले,गोपीचंद पडळकर यांच्या विधानाच माझ्यासह मुख्यमंत्री देवेंद्र फडणवीस,चंद्रशेखर बावनकुळे,सदाभाऊ खोत तसेच यांच्यासह कोणत्याही नेत्यांनी समर्थन केलेल नाही. त्या विधानानंतर गोपीचंद पडळकर म्हणाले आहेत की, पंतप्रधान नरेंद्र मोदी,त्यांची आई, तसेच मुख्यमंत्री देवेंद्र फडणवीस यांची पत्नी आणि त्यांची मुलगी या सर्वावर तुम्ही बोलता,हे तुम्हाला चालत का ? त्यावेळी तुम्ही फिल्डवर का नाही उतरला असा सवाल देखील त्यांनी यावेळी उपस्थित केला. तसेच ते पुढे म्हणाले, मी गोपीचंद पडळकर यांच् समर्थन करीत नाही.त्यांनी ती भाषा वापरु नये,महाराष्ट्राची ही संस्कृती नाही.गोपीचंद हा आमचा अज्ञानधारक कार्यकर्ता आहे.देवेंद्र फडणवीस यांनी केलेल्या सूचनांमुळे उद्यापासून गोपीचंद पडळकर यांच्या देहबोली आणि भाषेमध्ये फरक दिसेल,अशी भूमिका मांडत.आता यापुढील काळात अशी कोणीच भाषा वापरु नये असे आवाहन देखील त्यांनी यावेळी केले. How to clean Stomach in Morning: बद्धकोष्ठता आजकाल खूप सामान्य समस्या झाली आहे. ही जास्त काळ राहिल्यास गंभीर आजारही होऊ शकतात. त्यामागचे मुख्य कारण म्हणजे चुकीचे जेवण, पाणी कमी पिणे, ताण, अन्नात तंतू कमी असणे आणि अनियमित दिनचर्या. बद्धकोष्ठता असल्यास शौच करणे कठीण होते, ज्यामुळे पोट जड वाटणे, गॅस, पित्त आणि अपचन यांसारख्या समस्या होतात. ही अवस्था जास्त काळ राहिल्यास मूळव्याध (पाईल्स) सारखे गंभीर आजार होण्याचा धोका वाढतो.</w:t>
+        <w:t>Content: Sarkarnama Headlines : सरकारनामा हा महाराष्ट्रातला राजकारण या विषयावरचा एकमेव आणि आघाडीचा डिजिटल प्लॅटफॉर्म आहे. दिवसभरात राज्य, देश आणि जागतिक पातळीवरच्या ताज्या घडामोडी, विश्लेषणे देण्याचा सरकारनामाचा कायमच प्रयत्न असतो. जाणून घेऊयात आज ता. 21 Sept 2025 च्या रात्री 9 पर्यंतच्या Top Ten राजकीय घडामोडी... Chandrakant Patil statement: मोदींच्या आईंवर, फडणवीसांच्या बायकोवर बोलतात तेव्हा...; पडळकर यांच्या वक्तव्यावर चंद्रकांत पाटलांनी स्पष्टच सांगितले मंत्रिपद गेलेल्या धनंजय मुंडे यांच्या हालचाली वाढल्या; थेट तटकरेंच्या कार्यक्रमात भर स्टेजवर केली मोठी मागणी; म्हणाले, 'मी रिकामा बसलोय...' Gunratna Sadavarte : आता पुढची भेट अंतरवाली सराटीतच! गुणरत्न सदावर्ते यांचे मनोज जरांगे पाटील यांना आव्हान! Maharashtra Government : एकनाथ शिंदेंच्या माजी आमदाराला 20 कोटींची खिरापत; ही कबुली फडणवीस, अजितदादांना गोत्यात आणणार? Dr. Babasaheb Deshmukh : माझ्या कार्यपद्धतीत दमदाटी नाही, तर कायदेशीर मार्ग असतो’ : आमदार बाबासाहेब देशमुखांचे सूचक विधान NCP SP MLA News : पवारांच्या आमदाराची मागणी एकनाथ शिंदेंनी तातडीने मान्य केली; मतदारसंघात मंत्र्यालाही पाठविण्याचा निर्णय PM announcement Fadnavis reaction : पंतप्रधानांच्या घोषणेनंतर, सीएम फडणवीसांची पहिली प्रतिक्रिया; 'आत्मनिर्भर भारता'चा नारा देत विरोधकांवर हल्लाबोल Mallikarjun Kharge on PM Modi : पंतप्रधान मोदी 2.5 लाख कोटींच्या बचतीवर बोलले, खर्गेंनी 55 लाख कोटींच्या वसुलीचा आकडाच दाखवला... Sushma Andhare taunts Anjali Damania : 'पुढचं टार्गेट गडकरी, तसे ते मोदी अन् फडणवीसांना नकोच आहेत!' अंधारे-दमानिया 'ट्विटर वॉर' Dhananjay Munde : करुणा शर्मा यांचा पुन्हा एकदा मोठा दावा; 'आता धनंजय मुंडेंची आमदारकीही जाणार, ती फक्त ४ महिनेच?' Follow Us Copyright © 2025 Sakal Media Group – All Rights Reserved Powered by Quintype वेबसाईटवर ब्राउझिंगचा अनुभव सर्वोत्तम असावा, यासाठी आम्ही कुकीजचा वापर करतो. कुकीजमुळे तुम्हाला तुमच्या आवडत्या मजकुराची शिफारस करता येते. आमचे गोपनीयता आणि कुकीजसंदर्भातील धोरण तुम्हाला मान्य आहे.</w:t>
       </w:r>
     </w:p>
     <w:p>
@@ -782,50 +968,19 @@
         <w:pStyle w:val="Heading3"/>
       </w:pPr>
       <w:r>
-        <w:t>Article 26</w:t>
-      </w:r>
-    </w:p>
-    <w:p>
-      <w:r>
-        <w:t>Title: विद्यार्थ्यांना मोठा दिलासा, प्रवेशाच्या वेळी दिलेली माहितीच अभ्यासक्रम पूर्ण होईपर्यंत शिष्यवृत्तीसाठी ग्राह्य…</w:t>
+        <w:t>Article 32</w:t>
+      </w:r>
+    </w:p>
+    <w:p>
+      <w:r>
+        <w:t>Title: Minister Chandrakant Patil: समृद्ध पंचायतराज अभियानात जिल्हा अव्वल राहील: पालकमंत्री चंद्रकांत पाटील; सांगली जिल्ह्यात ६९६ गावांत अभियानाचा प्रारंभ</w:t>
       </w:r>
     </w:p>
     <w:p>
       <w:r>
         <w:t xml:space="preserve">URL: </w:t>
       </w:r>
-      <w:hyperlink r:id="rId34">
-        <w:r>
-          <w:rPr>
-            <w:color w:val="0000FF"/>
-          </w:rPr>
-          <w:t>https://www.loksatta.com/mumbai/maharashtra-student-mahadbt-scholarship-simplified-chandrakant-patil-mumbai-print-news-ocd-94-5381828/</w:t>
-        </w:r>
-      </w:hyperlink>
-    </w:p>
-    <w:p>
-      <w:r>
-        <w:t>Content: मुंबई : व्यावसायिक अभ्यासक्रमांच्या प्रवेश प्रक्रियेदरम्यान विद्यार्थी उत्पन्नांचा दाखला, वैयक्तिक माहिती व कागदपत्रे राज्य सामाईक प्रवेश परीक्षा कक्ष व तंत्रशिक्षण संचालनालया सादर करातात. या कागदपत्रांची पडताळणी प्रक्रिया पूर्णतः ऑनलाइन व ऑफलाइन पद्धतीने करण्यात येते. त्यामुळे विद्यार्थ्यांनी एकदा उत्पन्नाचा दाखला दिल्यानंतर अभ्यासक्रम पूर्ण होईपर्यत शिष्यवृत्तीसाठी वारंवार माहिती देण्याची आवश्यकता नाही. प्रवेशाच्या वेळी दिलेली माहिती ग्राह्य धरावी, असे निर्देश उच्च व तंत्र शिक्षणमंत्री चंद्रकांत पाटील यांनी दिले आहेत. यामुळे व्यावसायिक अभ्यासक्रमांना प्रवेश घेणाऱ्या विद्यार्थ्यांना मोठा दिलासा मिळाला आहे. अनुसूचित जाती, अनुसूचित जमाती, इतर मागासवर्ग,आर्थिक दुर्बल घटक, सामाजिक व शैक्षणिकदृष्ट्या मागास वर्ग आणि इतर सर्व प्रवर्गातील विद्यार्थ्यांच्या शिष्यवृत्तीची रक्कम शैक्षणिक संस्थांना आणि विद्यार्थ्यांना वेळेत मिळावी यासाठी कार्यपद्धतीत सुधारणा करण्यासाठी उच्च व तंत्र शिक्षण मंत्री चंद्रकांत पाटील यांच्या अध्यक्षतेखाली आढावा बैठक आयोजित करण्यात आली होती. यावेळी केंद्रीभूत प्रवेश प्रक्रियेशिवाय अन्य अभ्यासक्रमांच्या प्रवेशित विद्यार्थ्यांना शिष्यवृत्तीसाठी महाडीबीटी पोर्टलवर कागदपत्रे अपलोड करावी लागतात. शिष्यवृत्तीसाठी एकदा विद्यार्थ्यांकडून माहिती अपलोड केल्यानंतर नव्याने माहिती घेण्याची आवश्यकता नाही, यासाठी संबंधित विभागांनी सुक्ष्म नियोजन करावे. यामुळे शिष्यवृत्ती अर्जाच्या छाननीसाठी लागणाऱ्या वेळेची बचत होण्याबरोबरच प्रवेशित विद्यार्थ्यांचा अचूक डेटाही उपलब्ध होईल. परिणामी, विद्यार्थ्यांनाही वांरवार तीच माहिती द्यावी लागणार नाही. त्यामुळे त्यांच्या शिष्यवृत्ती मिळण्यातील टप्पे कमी होतील, असे चंद्रकांत पाटील यांनी सांगितले. विद्यार्थ्यांच्या बँक खात्यात शिष्यवृत्ती योजनेतील केंद्र शासनाच्या हिस्यापोटी येणाऱ्या ६० टक्के रक्कमेची माहिती संबंधित महाविद्यालयांना वेळेत मिळावी. यासाठी सर्व अंमलबाजवणी यंत्रणांनी विशिष्ट कार्यप्रणाली तयार करावी. तसेच सर्व संबंधित विभागांनी याबाबत तातडीने कार्यवाही करावी. उच्च शिक्षण घेणाऱ्या विद्यार्थ्यांना शिष्यवृत्ती वेळेत मिळाली पाहिजे, यासाठी सामाजिक न्याय, इतर मागास बहुजन कल्याण, आदिवासी विकास विभागाने संबंधित आर्थिक वर्षाची तरतूद आणि वितरणाचे कालबद्ध नियोजन करावे. शिक्षण शुल्क नियामक प्राधिकरण यांनी केंद्रीभूत प्रवेश प्रक्रिया सुरू होण्यापूर्वी शिक्षण शुल्क निश्चिती करावी, अशा सूचनाही त्यांनी दिल्या. विद्यार्थ्यांना प्रत्येक वर्षाची शिष्यवृत्ती वेळेत मिळावी, यासाठी राज्य सरकारच्या वेतन वितरण प्रणालीच्या धर्तीवर शिष्यवृत्ती वितरण प्रणाली ‘ऑटो सिस्टम’वर विकसित करण्याच्या दृष्टीकोनातून कार्यवाही गतीने पूर्ण करावी. शिष्यवृत्ती वेळेत मिळाल्यास विद्यार्थ्यांच्या शैक्षणिक खर्चाचा भार कुटुंबावर येणार नाही. विद्यार्थ्यांचे शैक्षणिक हित लक्षात घेता संबंधित विभागांनी हे काम प्राधान्य करावे, अशा सूचनाही उच्च व तंत्र शिक्षण मंत्री चंद्रकांत पाटील यांनी दिल्या. Skin Cancer Symptoms Nails: जेव्हा शरीर आतून अस्वस्थ असतं, तेव्हा बाहेरून त्याचे काही संकेत दिसू लागतात. हे वेळेवर ओळखणे खूप गरजेचे आहे. लोक कायम आपली नखं कापणे, ती साफ ठेवणे याकडे लक्ष देतात. पण, तुम्हाला माहीत आहे का, नखं पाहिल्यावर गंभीर आजार कळतात? डॉक्टर्स सांगतात की, नखं शरीराच्या आतल्या आरोग्याचे प्रतिबिंब दाखवतात. नखांमध्ये होणारे छोटे बदल कधी कधी मोठ्या आजारांची सुरुवातीची लक्षणे असतात.</w:t>
-      </w:r>
-    </w:p>
-    <w:p>
-      <w:pPr>
-        <w:pStyle w:val="Heading3"/>
-      </w:pPr>
-      <w:r>
-        <w:t>Article 27</w:t>
-      </w:r>
-    </w:p>
-    <w:p>
-      <w:r>
-        <w:t>Title: Minister Chandrakant Patil: समृद्ध पंचायतराज अभियानात जिल्हा अव्वल राहील: पालकमंत्री चंद्रकांत पाटील; सांगली जिल्ह्यात ६९६ गावांत अभियानाचा प्रारंभ</w:t>
-      </w:r>
-    </w:p>
-    <w:p>
-      <w:r>
-        <w:t xml:space="preserve">URL: </w:t>
-      </w:r>
-      <w:hyperlink r:id="rId35">
+      <w:hyperlink r:id="rId40">
         <w:r>
           <w:rPr>
             <w:color w:val="0000FF"/>
@@ -844,7 +999,69 @@
         <w:pStyle w:val="Heading3"/>
       </w:pPr>
       <w:r>
-        <w:t>Article 28</w:t>
+        <w:t>Article 33</w:t>
+      </w:r>
+    </w:p>
+    <w:p>
+      <w:r>
+        <w:t>Title: प्रभाकर घार्गे यांनी काळाची गरज ओळखून योग्य निर्णय घ्यावा; नितीन पाटील यांचे आवाहन</w:t>
+      </w:r>
+    </w:p>
+    <w:p>
+      <w:r>
+        <w:t xml:space="preserve">URL: </w:t>
+      </w:r>
+      <w:hyperlink r:id="rId41">
+        <w:r>
+          <w:rPr>
+            <w:color w:val="0000FF"/>
+          </w:rPr>
+          <w:t>https://www.loksatta.com/maharashtra/future-of-maharashtra-politics-depends-on-wise-decisions-urges-nitin-patil-to-formar-mla-prabhakar-gharge-rds-00-5387645/</w:t>
+        </w:r>
+      </w:hyperlink>
+    </w:p>
+    <w:p>
+      <w:r>
+        <w:t>Content: सातारा : राज्यात आगामी २० ते २५ वर्षांच्या काळात कोणाचे राजकारण चालणार याचा विचार करून माजी आमदार प्रभाकर घार्गे यांनी काळाची गरज ओळखून योग्य निर्णय घ्यावा, असे आवाहन सातारा जिल्हा बँकेचे अध्यक्ष खासदार नितीन पाटील यांनी केले. पळशी (ता. खटाव) येथे खटाव माण ॲग्रो साखर कारखान्याचे अध्यक्ष, माजी आमदार प्रभाकर घार्गे यांच्या वाढदिवसानिमित्त आयोजित शेतकरी मेळाव्यात ते बोलत होते. या वेळी आमदार मनोज घोरपडे, जिल्हा बँकेचे उपाध्यक्ष अनिल देसाई, संचालक प्रदीप विधाते,राजेश पाटील, राजेंद्र राजपुरे, मुख्य सर व्यवस्थापक डॉ. राजेंद्र सरकाळे, जितेंद्र पवार, संदीप मांडवे, पृथ्वीराज गोडसे, सी. एम. पाटील, प्रा. अर्जुन खाडे, चंद्रकांत पाटील, सुभाष नरळे, अर्जुन वलेकर, युवा नेते योगेश फडतरे, सभापती दत्तात्रय पवार, बबन कदम, संजीव साळुंखे, राहुल पाटील, श्रीराम पाटील, सुनील फडतरे, प्रा. सदाशिव खाडे, अभय देशमुख, मंगेश फडतरे, अशोक कुदळे, संभाजी फडतरे, सुहास पिसाळ, तानाजी मगर, हिंमत माने, महेश घार्गे, इंदिरा घार्गे, प्रीती घार्गे, प्रिया यांची प्रमुख उपस्थिती होती. खासदार पाटील म्हणाले, की आपण सर्वजण काँग्रेस संस्कृतीत वाढलेले लोक आहोत. शाहू, फुले विचार जोपासणाऱ्या नेत्याचा विचार जोपासणे हे आपले काम आहे. सद्य:स्थितीत ही विचारधारा जोपासणारे उपमुख्यमंत्री अजित पवार यांच्याशिवाय दुसरे नाव नाही. आगामी काळात तेच राजकारणात टिकून राहू शकतात. राजकारणाबरोबर जिल्ह्यातील साखर कारखान्याची स्थिती, प्रत्येक कारखान्याने वाढवलेली गाळपक्षमता याचा विचार करून ऊस उत्पादन वाढवण्याची गरज आहे, त्यासाठी शेतीमध्ये कृत्रिम बुद्धिमत्ता तंत्रज्ञानाचा वापर करणे आवश्यक आहे. घार्गे यांनी अडचणीच्या काळात सुरुवात करून यशस्वी उद्योजक म्हणून जिल्ह्यात आपली वेगळी प्रतिमा निर्माण केली आहे. खटाव तालुक्यात सहा लाख टन क्षमतेचा कारखाना उभारल्यामुळे शेतकऱ्यांना योग्य भाव, तसेच वेळेत तोड मिळत असल्याबद्दल त्यांनी समाधान व्यक्त केले. बदलत्या काळात शेतीमध्ये बदल करणे गरजेचे आहे, त्यासाठी शेतकऱ्यांनी कृत्रिम बुद्धिमत्ता तंत्रज्ञानाचा वापर करावा, असे आवाहनही नितीन पाटील यांनी केले. या वेळी आमदार मनोज घोरपडे, जिल्हा बँकेचे उपाध्यक्ष अनिल देसाई, राजेंद्र सरकाळे यांचेही भाषण झाले. 30 September Horoscope Durga Ashtami: दुर्गा अष्टमीचा पवित्र सण ३० सप्टेंबर, मंगळवार रोजी आहे. दुर्गा अष्टमीच्या दिवशी दुर्गामातेचं आठवं रूप, महागौरीची पूजा केली जाते. या वर्षी दुर्गा अष्टमी ५ राशींच्या लोकांसाठी खूप शुभ ठरू शकते. या दिवशी या लोकांवर महागौरीची कृपा होईल, ज्यामुळे त्यांना करिअरमध्ये नवीन संधी मिळेल आणि त्यांचे यश व कीर्ती वाढेल. चला तर मग पाहूया, दुर्गा अष्टमी कोणत्या ५ राशींच्या लोकांसाठी शुभ ठरेल.</w:t>
+      </w:r>
+    </w:p>
+    <w:p>
+      <w:pPr>
+        <w:pStyle w:val="Heading3"/>
+      </w:pPr>
+      <w:r>
+        <w:t>Article 34</w:t>
+      </w:r>
+    </w:p>
+    <w:p>
+      <w:r>
+        <w:t>Title: Maharashtra Scholarship Documents: शिष्यवृत्तीसाठी आता कागदपत्रांची फरफट थांबणार, उच्च व तंत्रशिक्षण मंत्र्यांनी दिले निर्देश</w:t>
+      </w:r>
+    </w:p>
+    <w:p>
+      <w:r>
+        <w:t xml:space="preserve">URL: </w:t>
+      </w:r>
+      <w:hyperlink r:id="rId42">
+        <w:r>
+          <w:rPr>
+            <w:color w:val="0000FF"/>
+          </w:rPr>
+          <w:t>https://pudhari.news/maharashtra/pune/maharashtra-scholarship-document-verification-simplified-sp96</w:t>
+        </w:r>
+      </w:hyperlink>
+    </w:p>
+    <w:p>
+      <w:r>
+        <w:t>Content: Scholarship Application पुणे : राज्य सामाईक प्रवेश परीक्षा कक्ष व तंत्रशिक्षण संचालनालयामार्फत व्यवसायिक अभ्यासक्रमांच्या प्रवेश प्रक्रियेदरम्यान उत्पन्नांचा दाखला, वैयक्तिक माहिती व कागदपत्रे सादर केलेली असतात ही प्रक्रिया पूर्णतः ऑनलाइन व ऑफलाइन पद्धतीने पडताळणी केलेली असते. त्यामुळे विद्यार्थ्यांनी एकदा उत्पन्नाचा दाखला दिल्यानंतर पुन्हा अभ्यासक्रम पूर्ण होईपर्यंत शिष्यवृत्तीसाठी तीच माहिती देण्याची आवश्यकता नसून हीच माहिती ग्राह्य धरावी, असे निर्देश उच्च व तंत्र शिक्षण मंत्री चंद्रकांत पाटील यांनी प्रशासनाला देत विद्यार्थ्यांना मोठा दिलासा दिला आहे. सामाजिक न्याय राज्यमंत्री माधुरीताई मिसाळ यांच्या मागणीवरून ही आढावा बैठक आयोजित करण्यात आली होती. यावेळी सामाजिक न्याय विभागाच्या वतीने दिल्या जाणाऱ्या शिष्यवृत्ती योजनांचा आढावा घेण्यात आला. विद्यार्थ्यांना लवकर व सुलभ पद्धतीने शिष्यवृत्ती मिळावी यासाठी शासन स्तरावरून उपाययोजना व सूचना कराव्यात, अशा सुचनाही राज्यमंत्री मिसाळ यांनी दिल्या. मंत्रालयात उच्च व तंत्रशिक्षण मंत्री चंद्रकांत पाटील यांच्या अध्यक्षतेखाली शिष्यवृत्तीची रक्कम शैक्षणिक संस्थांना आणि विद्यार्थ्यांना वेळेत मिळावी यासाठी कार्यपद्धतीत सुधारणा करण्यासाठी ही बैठक संपन्न झाली. या बैठकीला राज्यमंत्री माधुरी मिसाळ, उच्च व तंत्रशिक्षण विभागाचे अपर मुख्य सचिव बी. वेणुगोपाल रेड्डी, इतर मागास बहुजन कल्याण विभागाचे सचिव ए.बी. धुळाज, तंत्रशिक्षण विभागाचे संचालक डॉ. विनोद मोहितकर, उच्च शिक्षण विभागाचे उपसचिव अशोक मांडे, उपसचिव प्रताप लुबाळ, सहसचिव संतोष खोरगडे, सामाजिक न्याय विभागाच्या उपसचिव वर्षा देशमुख तसेच संबंधित अधिकारी उपस्थित होते. पाटील म्हणाले, केंद्रीभूत प्रवेश प्रक्रियेशिवाय अन्य अभ्यासक्रमांच्या प्रवेशित विद्यार्थ्यांना शिष्यवृत्तीसाठी महाडीबीटी पोर्टलवर कागदपत्रे अपलोड करावी लागतात. शिष्यवृत्तीसाठी एकदा विद्यार्थ्यांकडून माहिती अपलोड केल्यानंतर नव्याने माहिती घेण्याची आवश्यकता राहणार नाही, यासाठी संबंधित विभागांनी सूक्ष्म नियोजन करावे. त्यामुळे शिष्यवृत्ती अर्जाच्या छाननीसाठी लागणाऱ्या वेळेची बचत होईल. तसेच प्रवेशीत विद्यार्थ्यांचा अचूक माहितीही उपलब्ध होईल. विद्यापीठांनीसुद्धा शिष्यवृत्तीसाठी आवश्यक असणारी कागदपत्रे पुन्हा तपासावी लागणार नाहीत. विद्यार्थ्यांनाही वारंवार तीच माहिती द्यावी लागणार नसल्याने त्यांच्या शिष्यवृत्ती मिळण्यातील टप्पे कमी होतील. शिष्यवृत्ती वेळेत मिळाल्यास विद्यार्थ्यांच्या शैक्षणिक खर्चाचा भार कुटुंबावर येत नाही. मानवीय दृष्टीकोनातून विद्यार्थ्यांचे शैक्षणिक हित लक्षात घेता या कार्यवाहीला संबंधित विभागांनी प्राधान्य द्यावे, असेही पाटील यांनी यावेळी स्पष्ट केले. 'Pudhari' is excited to announce the relaunch of its Android and iOS apps. Stay updated with the latest news at your fingertips. Android and iOS Download now and stay updated, anytime, anywhere. Pudhari Publications Private Limited</w:t>
+      </w:r>
+    </w:p>
+    <w:p>
+      <w:pPr>
+        <w:pStyle w:val="Heading3"/>
+      </w:pPr>
+      <w:r>
+        <w:t>Article 35</w:t>
       </w:r>
     </w:p>
     <w:p>
@@ -856,7 +1073,7 @@
       <w:r>
         <w:t xml:space="preserve">URL: </w:t>
       </w:r>
-      <w:hyperlink r:id="rId36">
+      <w:hyperlink r:id="rId43">
         <w:r>
           <w:rPr>
             <w:color w:val="0000FF"/>
@@ -875,7 +1092,7 @@
         <w:pStyle w:val="Heading3"/>
       </w:pPr>
       <w:r>
-        <w:t>Article 29</w:t>
+        <w:t>Article 36</w:t>
       </w:r>
     </w:p>
     <w:p>
@@ -887,7 +1104,7 @@
       <w:r>
         <w:t xml:space="preserve">URL: </w:t>
       </w:r>
-      <w:hyperlink r:id="rId37">
+      <w:hyperlink r:id="rId44">
         <w:r>
           <w:rPr>
             <w:color w:val="0000FF"/>
@@ -898,7 +1115,7 @@
     </w:p>
     <w:p>
       <w:r>
-        <w:t>Content: First Educational Webportal eduvarta@gmail.com Sep 28, 2025 0 eduvarta@gmail.com Sep 28, 2025 0 eduvarta@gmail.com Sep 28, 2025 0 eduvarta@gmail.com Sep 27, 2025 0 eduvarta@gmail.com Sep 27, 2025 0 eduvarta@gmail.com Sep 28, 2025 0 eduvarta@gmail.com Sep 26, 2025 0 eduvarta@gmail.com Sep 25, 2025 0 eduvarta@gmail.com Sep 24, 2025 0 eduvarta@gmail.com Sep 20, 2025 0 eduvarta@gmail.com Aug 30, 2025 0 eduvarta@gmail.com Jun 28, 2025 0 eduvarta@gmail.com Jun 28, 2025 0 eduvarta@gmail.com Jun 26, 2025 0 eduvarta@gmail.com Jun 25, 2025 0 eduvarta@gmail.com Sep 8, 2025 0 eduvarta@gmail.com Aug 30, 2025 0 eduvarta@gmail.com Jun 16, 2025 0 eduvarta@gmail.com Jun 5, 2025 0 eduvarta@gmail.com May 20, 2025 0 eduvarta@gmail.com Sep 14, 2025 0 eduvarta@gmail.com Sep 13, 2025 0 eduvarta@gmail.com Sep 6, 2025 0 eduvarta@gmail.com Aug 20, 2025 0 eduvarta@gmail.com Jul 7, 2025 0 eduvarta@gmail.com Mar 8, 2025 0 eduvarta@gmail.com Jan 18, 2025 0 eduvarta@gmail.com Jan 4, 2025 0 eduvarta@gmail.com Dec 3, 2024 0 eduvarta@gmail.com May 12, 2024 0 eduvarta@gmail.com Aug 16, 2025 0 eduvarta@gmail.com Jun 11, 2025 0 eduvarta@gmail.com Jun 10, 2025 0 eduvarta@gmail.com Jun 3, 2025 0 eduvarta@gmail.com May 31, 2025 0 eduvarta@gmail.com Sep 8, 2025 0 eduvarta@gmail.com Jul 5, 2025 0 eduvarta@gmail.com Jun 30, 2025 0 eduvarta@gmail.com Dec 16, 2024 0 eduvarta@gmail.com Jul 18, 2024 0 First Educational Webportal शिक्षण स्पर्धा परीक्षा युथ संशोधन /लेख शिक्षण एज्युवार्ता न्यूज नेटवर्क PHD विद्यार्थ्यांच्या फेलोशीपच्या मागणीसाठी आंदोलन करणाऱ्या संशोधक विद्यार्थ्यांनी राज्याचे उच्च व तंत्र शिक्षण मंत्री चंद्रकांत पाटील (Chandrakant patil, higher and technical education minister of maharashtra)यांच्याशी चर्चा केल्यानंतर पुण्यातील गुडलक चौक येथे सुरू केलेले आंदोलन स्थगित करण्याचा निर्णय घेतला.मात्र,सध्या आंदोलन स्थगित झाले असले तरी शासनाकडून संशोधक विद्यार्थ्यांना पीएचडी साठी निधी उपलब्ध करून दिला जाणार का? असा प्रश्न उपस्थित होत आहे. सारथी, बार्टी, महाज्योती, अमृत, आर्टी (Sarthi, Barti, Mahajyoti, Amrut, Arti)आदी संस्थांच्या शिष्यवृत्तीसाठी संशोधक विद्यार्थी समन्वय कृती समितीच्या वतीने डेक्कन चौकात आंदोलन सुरु होते. त्यावर मार्ग काढण्यासाठी समितीच्या शिष्टमंडाळाने चंद्रकांत पाटील यांची भेट घेऊन त्यांच्याशी चर्चा केली. सकारात्मक चर्चेनंतर विद्यार्थ्यांच्या मागण्यांबाबत त्यांनी मंत्रालय स्तरावर पाठपुरावा करण्याचे आश्वासन कृती समितीला दिले. या आश्वासनानंतर आंदोलन मागे घेण्याचा निर्णय समन्वय कृती समितीने घेतला. या प्रसंगी उपमुख्यमंत्री एकनाथ शिंदे यांच्याशी दूरध्वनीवरुन संपर्क साधून मंत्रालयात मुख्य सचिवांसोबत बैठक घेऊन मार्ग काढण्याबाबत चर्चा झाली. यावेळी युवासेना नेते किरण साळी, नितीन आंधळे, पूजा झोळे, विद्यार्थी भारत पवार, अंकुश चौगुले, परिमल कुंभार, अभाविपचे राधेय बाहेगव्हाणकर, अलोक पवार, सई थोपटे आदी विद्यार्थी उपस्थित होते. येत्या २३ सप्टेंबर २०२५ रोजी मंत्री मंडळाच्या बैठकीसाठी कृषी संशोधक विद्यार्थी समन्वय कृती समितीच्या वतीने काही प्रतिनिधी सोबत चर्चा करून अंतिम सकारात्मक निर्णय कृषी संशोधकांच्या अधिछात्रवृत्ती संदर्भात घेण्यात येईल,असे उप मुख्यमंत्री एकनाथ शिंदे व उच्च शिक्षण मंत्री चंद्रकांत पाटील यांनी आश्वासित केले. कृषी संशोधक विद्यार्थ्यांनी सरकारकडून सकारात्मकपणे त्यांच्या मागण्या पूर्ण होतील,अशी आशा व्यक्त केली. कृषी साठी प्रत्येकी १०० जागा प्रत्येक संस्थेसाठी राखीव ठेवाव्यात. संस्थेमार्फत जर मागण्या मान्य झाल्या नाही तर बुधवारी 24 सप्टेंबर पासून विद्यार्थी पुन्हा उपोषणाला बसतील, असा सर्वानुमते निर्णय घेण्यात आला असल्याचे कृषी संशोधक विद्यार्थी समन्वय कृती समितीतर्फे कळाव्यात आले आहे. पीएचडी संशोधक विद्यार्थ्यांच्या काय आहेत भावना पाहा व्हीडिओ - Previous Article Next Article eduvarta@gmail.com eduvarta@gmail.com Oct 6, 2023 0 eduvarta@gmail.com Sep 12, 2023 0 eduvarta@gmail.com Aug 7, 2023 0 eduvarta@gmail.com May 9, 2023 0 eduvarta@gmail.com Mar 24, 2023 0 eduvarta@gmail.com Sep 18, 2023 0 eduvarta@gmail.com Sep 23, 2025 0 eduvarta@gmail.com Sep 23, 2025 0 eduvarta@gmail.com Sep 20, 2025 0 eduvarta@gmail.com Sep 21, 2025 0 eduvarta@gmail.com Sep 23, 2025 0 eduvarta@gmail.com Sep 28, 2025 0 eduvarta@gmail.com Sep 28, 2025 0 eduvarta@gmail.com Sep 28, 2025 0 eduvarta@gmail.com Sep 28, 2025 0 eduvarta@gmail.com Sep 27, 2025 0 eduvarta@gmail.com Jun 20, 2025 0 निकाल लागल्यानंतर, ज्या उमेदवारांचा रोल नंबर निकाल यादीत आहे त्यांना शारीरिक कार्यक्षमता... eduvarta@gmail.com Jun 16, 2025 0 वेळेचे भान ठेवून नव्या शिक्षणदृष्टीचा स्वीकार करूनच आपण ५० ट्रिलियन डॉलर अर्थव्यवस्थेचे... eduvarta@gmail.com Sep 28, 2025 0 डॉ. बाबासाहेब आंबेडकर संशोधन व प्रशिक्षण संस्थेच्या (बार्टी) धर्तीवर राज्यात छत्रपती... eduvarta@gmail.com Sep 26, 2025 0 प्रस्तुत परीक्षा दिनांक २८ सप्टेंबर, २०२५ रोजी राज्यातील ३७ जिल्हाकेंद्रांवरील ५२४... eduvarta@gmail.com Apr 18, 2025 0 रूशील कौल याने ४०० मीटर झोनल स्पर्धेत सुवर्ण पदक तर ६०० मीटर झोनल स्पर्धेत कांस्यपदक... eduvarta@gmail.com Jun 23, 2025 0 एजन्सीने २५ ते २८ जूनच्या परीक्षांसाठी परीक्षा शहर सूचना स्लिप देखील प्रसिद्ध केल्या... eduvarta@gmail.com Jun 21, 2025 0 अधिकृत सूचनेनुसार, तिसऱ्या फेरीच्या वाटपाचा निकाल २७ जून २०२५ रोजी जाहीर केला जाणार... eduvarta@gmail.com Sep 28, 2025 0 सावित्रीबाई फुले पुणे विद्यापीठाने प्रथम वर्ष नापास झालेल्या विद्यार्थ्यांना तिसऱ्या... eduvarta@gmail.com Sep 27, 2025 0 संकटाच्या काळात समाजातील विचारवंत व मार्गदर्शक वर्ग म्हणून शिक्षकांनी समाजाच्या... eduvarta@gmail.com Sep 26, 2025 0 मोफत दिले जात असताना कस्तुरी शिक्षण संस्थेकडून एकूण शुल्काच्या सुमारे 19 हजार रुपये... हो नाही सांगता येत नाही Vote View Results Total Vote: 3892 View Options Eduvarta News एज्युवार्ता न्यूज २०२३</w:t>
+        <w:t>Content: First Educational Webportal eduvarta@gmail.com Oct 5, 2025 0 eduvarta@gmail.com Oct 5, 2025 0 eduvarta@gmail.com Oct 5, 2025 0 eduvarta@gmail.com Oct 5, 2025 0 eduvarta@gmail.com Oct 5, 2025 0 eduvarta@gmail.com Oct 5, 2025 0 eduvarta@gmail.com Oct 4, 2025 0 eduvarta@gmail.com Oct 4, 2025 0 eduvarta@gmail.com Oct 4, 2025 0 eduvarta@gmail.com Oct 4, 2025 0 eduvarta@gmail.com Aug 30, 2025 0 eduvarta@gmail.com Jun 28, 2025 0 eduvarta@gmail.com Jun 28, 2025 0 eduvarta@gmail.com Jun 26, 2025 0 eduvarta@gmail.com Jun 25, 2025 0 eduvarta@gmail.com Sep 30, 2025 0 eduvarta@gmail.com Sep 8, 2025 0 eduvarta@gmail.com Aug 30, 2025 0 eduvarta@gmail.com Jun 16, 2025 0 eduvarta@gmail.com Jun 5, 2025 0 eduvarta@gmail.com Oct 2, 2025 0 eduvarta@gmail.com Sep 14, 2025 0 eduvarta@gmail.com Sep 13, 2025 0 eduvarta@gmail.com Sep 6, 2025 0 eduvarta@gmail.com Aug 20, 2025 0 eduvarta@gmail.com Mar 8, 2025 0 eduvarta@gmail.com Jan 18, 2025 0 eduvarta@gmail.com Jan 4, 2025 0 eduvarta@gmail.com Dec 3, 2024 0 eduvarta@gmail.com May 12, 2024 0 eduvarta@gmail.com Aug 16, 2025 0 eduvarta@gmail.com Jun 11, 2025 0 eduvarta@gmail.com Jun 10, 2025 0 eduvarta@gmail.com Jun 3, 2025 0 eduvarta@gmail.com May 31, 2025 0 eduvarta@gmail.com Sep 8, 2025 0 eduvarta@gmail.com Jul 5, 2025 0 eduvarta@gmail.com Jun 30, 2025 0 eduvarta@gmail.com Dec 16, 2024 0 eduvarta@gmail.com Jul 18, 2024 0 First Educational Webportal शिक्षण स्पर्धा परीक्षा युथ संशोधन /लेख शिक्षण एज्युवार्ता न्यूज नेटवर्क PHD विद्यार्थ्यांच्या फेलोशीपच्या मागणीसाठी आंदोलन करणाऱ्या संशोधक विद्यार्थ्यांनी राज्याचे उच्च व तंत्र शिक्षण मंत्री चंद्रकांत पाटील (Chandrakant patil, higher and technical education minister of maharashtra)यांच्याशी चर्चा केल्यानंतर पुण्यातील गुडलक चौक येथे सुरू केलेले आंदोलन स्थगित करण्याचा निर्णय घेतला.मात्र,सध्या आंदोलन स्थगित झाले असले तरी शासनाकडून संशोधक विद्यार्थ्यांना पीएचडी साठी निधी उपलब्ध करून दिला जाणार का? असा प्रश्न उपस्थित होत आहे. सारथी, बार्टी, महाज्योती, अमृत, आर्टी (Sarthi, Barti, Mahajyoti, Amrut, Arti)आदी संस्थांच्या शिष्यवृत्तीसाठी संशोधक विद्यार्थी समन्वय कृती समितीच्या वतीने डेक्कन चौकात आंदोलन सुरु होते. त्यावर मार्ग काढण्यासाठी समितीच्या शिष्टमंडाळाने चंद्रकांत पाटील यांची भेट घेऊन त्यांच्याशी चर्चा केली. सकारात्मक चर्चेनंतर विद्यार्थ्यांच्या मागण्यांबाबत त्यांनी मंत्रालय स्तरावर पाठपुरावा करण्याचे आश्वासन कृती समितीला दिले. या आश्वासनानंतर आंदोलन मागे घेण्याचा निर्णय समन्वय कृती समितीने घेतला. या प्रसंगी उपमुख्यमंत्री एकनाथ शिंदे यांच्याशी दूरध्वनीवरुन संपर्क साधून मंत्रालयात मुख्य सचिवांसोबत बैठक घेऊन मार्ग काढण्याबाबत चर्चा झाली. यावेळी युवासेना नेते किरण साळी, नितीन आंधळे, पूजा झोळे, विद्यार्थी भारत पवार, अंकुश चौगुले, परिमल कुंभार, अभाविपचे राधेय बाहेगव्हाणकर, अलोक पवार, सई थोपटे आदी विद्यार्थी उपस्थित होते. येत्या २३ सप्टेंबर २०२५ रोजी मंत्री मंडळाच्या बैठकीसाठी कृषी संशोधक विद्यार्थी समन्वय कृती समितीच्या वतीने काही प्रतिनिधी सोबत चर्चा करून अंतिम सकारात्मक निर्णय कृषी संशोधकांच्या अधिछात्रवृत्ती संदर्भात घेण्यात येईल,असे उप मुख्यमंत्री एकनाथ शिंदे व उच्च शिक्षण मंत्री चंद्रकांत पाटील यांनी आश्वासित केले. कृषी संशोधक विद्यार्थ्यांनी सरकारकडून सकारात्मकपणे त्यांच्या मागण्या पूर्ण होतील,अशी आशा व्यक्त केली. कृषी साठी प्रत्येकी १०० जागा प्रत्येक संस्थेसाठी राखीव ठेवाव्यात. संस्थेमार्फत जर मागण्या मान्य झाल्या नाही तर बुधवारी 24 सप्टेंबर पासून विद्यार्थी पुन्हा उपोषणाला बसतील, असा सर्वानुमते निर्णय घेण्यात आला असल्याचे कृषी संशोधक विद्यार्थी समन्वय कृती समितीतर्फे कळाव्यात आले आहे. पीएचडी संशोधक विद्यार्थ्यांच्या काय आहेत भावना पाहा व्हीडिओ - Previous Article Next Article eduvarta@gmail.com eduvarta@gmail.com Jul 8, 2023 0 eduvarta@gmail.com Jun 21, 2023 0 eduvarta@gmail.com May 11, 2023 0 eduvarta@gmail.com Jun 16, 2023 0 eduvarta@gmail.com Aug 21, 2023 0 eduvarta@gmail.com Oct 7, 2023 0 eduvarta@gmail.com Sep 30, 2025 0 eduvarta@gmail.com Sep 28, 2025 0 eduvarta@gmail.com Sep 29, 2025 0 eduvarta@gmail.com Sep 28, 2025 0 eduvarta@gmail.com Sep 29, 2025 0 eduvarta@gmail.com Oct 5, 2025 0 eduvarta@gmail.com Oct 5, 2025 0 eduvarta@gmail.com Oct 5, 2025 0 eduvarta@gmail.com Oct 5, 2025 0 eduvarta@gmail.com Oct 5, 2025 0 eduvarta@gmail.com Sep 8, 2025 0 स्त्री साक्षर झाली की ती केवळ आपले आयुष्य उजळवत नाही, तर कुटुंबाचा पाया मजबूत करते,... eduvarta@gmail.com Jul 18, 2024 0 eduvarta@gmail.com Oct 4, 2025 0 ही भरती प्रक्रिया भरती प्रक्रिया सुरू झाली असून यासाठी अर्ज करण्याची अंतिम मुदत... eduvarta@gmail.com May 19, 2023 0 पुण्यातील अण्णासाहेब मगर महाविद्यालयात ‘ए. एम. एम. स्पोर्ट्स कार्निवल २०२३’ अंतर्गत... eduvarta@gmail.com May 15, 2025 0 ही जत्रा २२ ते २५ मे या कालावधीत गणेश कला क्रीडा मंच, स्वारगेट येथे अनुभवता येणार... eduvarta@gmail.com Jun 26, 2025 0 निकाल डाउनलोड करण्यायोग्य PDF म्हणून उपलब्ध आहे आणि निकाल पाहण्यासाठी लॉगिन क्रेडेन्शियल्सची... eduvarta@gmail.com Oct 4, 2025 0 हा एक प्रकारचा माहिती चोरण्याचा प्रयत्न असू शकतो उमेदवारांनी अशा ठिकाणी वैयक्तिक... eduvarta@gmail.com Nov 3, 2023 0 छत्रपती संभाजीनगर येथे क्रीडा विद्यापीठ स्थापन करण्याचा निर्णय राज्य सरकारने घेतला... eduvarta@gmail.com Aug 30, 2025 0 केंद्र शासनाने २०२२-२७ या कालावधीसाठी सुरू केलेल्या या उपक्रमाने महाराष्ट्रात २०२३-२४... eduvarta@gmail.com Mar 28, 2024 0 २००० सालच्या तुलनेत २०२२ साली सुशिक्षित बेरोजगारांची संख्या जवळजवळ दुपटीने वाढून... हो नाही सांगता येत नाही Vote View Results Total Vote: 3911 View Options Eduvarta News एज्युवार्ता न्यूज २०२३</w:t>
       </w:r>
     </w:p>
     <w:p>
@@ -906,112 +1123,19 @@
         <w:pStyle w:val="Heading3"/>
       </w:pPr>
       <w:r>
-        <w:t>Article 30</w:t>
-      </w:r>
-    </w:p>
-    <w:p>
-      <w:r>
-        <w:t>Title: Maharashtra Govt Job: महाराष्ट्र सरकारची मोठी घोषणा; राज्यात 5,500 शिक्षकांची होणार नियुक्ती</w:t>
+        <w:t>Article 37</w:t>
+      </w:r>
+    </w:p>
+    <w:p>
+      <w:r>
+        <w:t>Title: पुणेकरांसाठी आनंदाची बातमी ! ‘या’ मार्गावर प्रवास करणाऱ्या प्रवाशांना आता स्टेशनपासून घरापर्यंत मोफत बससेवा</w:t>
       </w:r>
     </w:p>
     <w:p>
       <w:r>
         <w:t xml:space="preserve">URL: </w:t>
       </w:r>
-      <w:hyperlink r:id="rId38">
-        <w:r>
-          <w:rPr>
-            <w:color w:val="0000FF"/>
-          </w:rPr>
-          <w:t>https://deshonnati.com/maharashtra-govt-job-5500-teachers-will-be-appointed/</w:t>
-        </w:r>
-      </w:hyperlink>
-    </w:p>
-    <w:p>
-      <w:r>
-        <w:t>Content: मुंबई (Maharashtra Govt Job) : नवरात्री उत्सवात महाराष्ट्र सरकारने महत्त्वाची बातमी जाहीर केली आहे. सरकारने महाराष्ट्रातील वैद्यकीय महाविद्यालयांसाठी एक महत्त्वपूर्ण भरती मोहीम जाहीर केली आहे. 2026 च्या अखेरीस राज्यातील वरिष्ठ महाविद्यालयांमध्ये 5500 सहाय्यक प्राध्यापकांची भरती पूर्ण करण्याचे लक्ष्य आहे. नांदेड येथील स्वामी रामानंद तीर्थ मराठवाडा विद्यापीठाच्या 28 व्या दीक्षांत समारंभात उच्च आणि तंत्रशिक्षण मंत्री चंद्रकांत पाटील (Chandrakant Patil) यांनी ही घोषणा केली. (Maharashtra Govt Job) राज्यातील उच्च शिक्षणाला बळकटी देण्याचे या उपक्रमाचे उद्दिष्ट आहे. मंत्री पाटील (Chandrakant Patil) यांनी सांगितले की, सरकारने सहाय्यक प्राध्यापक पदांसह 2900 शिक्षकेतर पदांना मान्यता दिली आहे. वित्त आणि नियोजन विभागाने या नियुक्त्यांना मान्यता दिली आहे आणि लवकरच एक सरकारी ठराव (GR) जारी केला जाईल. विद्यापीठांमध्ये 700 सहाय्यक प्राध्यापकांची भरती Maharashtra Govt Job) करण्याचा आदेश पूर्वी होता, परंतु तत्कालीन राज्यपाल सी.पी. राधाकृष्णन यांनी वेगळी प्रक्रिया सुचविल्यामुळे तो पूर्ण होऊ शकला नाही. आता, राधाकृष्णन यांची उपराष्ट्रपती म्हणून नियुक्ती झाल्यामुळे, हा विषय नवीन राज्यपाल आचार्य देवव्रत यांच्याकडे उपस्थित केला जाईल. पाटील यांनी परदेशी विद्यार्थ्यांना आकर्षित करण्यासाठी विद्यापीठांना सक्षम करण्याची गरज यावर भर दिला. त्यांनी सांगितले की, यावर्षी 65 देशांतील 4000 विद्यार्थ्यांनी एका एजन्सीद्वारे नोंदणी केली. परंतु त्यापैकी बहुतेकांनी पुणे आणि मुंबई सारख्या शहरांना पसंती दिली. महाराष्ट्र सरकारने ‘स्टार्टअप इंडिया’, ‘मेक इन इंडिया’ आणि ‘डिजिटल इंडिया’ सारख्या उपक्रमांद्वारे (Maharashtra Govt Job) तरुणांसाठी नवीन संधी उघडल्या आहेत. पाटील यांनी विद्यार्थ्यांना नवीन मार्ग शोधण्यास, प्रयोग करण्यास आणि नवोन्मेष करण्यास प्रोत्साहित केले. परंतु नेहमीच त्यांच्या कृती नैतिक मूल्यांवर आणि सामाजिक जबाबदारीवर आधारित असल्याचे सांगितले. Confirmed 0 Death 0 Sign in to your account Username or Email Address Password Remember Me</w:t>
-      </w:r>
-    </w:p>
-    <w:p>
-      <w:pPr>
-        <w:pStyle w:val="Heading3"/>
-      </w:pPr>
-      <w:r>
-        <w:t>Article 31</w:t>
-      </w:r>
-    </w:p>
-    <w:p>
-      <w:r>
-        <w:t>Title: प्रभाकर घार्गे यांनी काळाची गरज ओळखून योग्य निर्णय घ्यावा; नितीन पाटील यांचे आवाहन</w:t>
-      </w:r>
-    </w:p>
-    <w:p>
-      <w:r>
-        <w:t xml:space="preserve">URL: </w:t>
-      </w:r>
-      <w:hyperlink r:id="rId39">
-        <w:r>
-          <w:rPr>
-            <w:color w:val="0000FF"/>
-          </w:rPr>
-          <w:t>https://www.loksatta.com/maharashtra/future-of-maharashtra-politics-depends-on-wise-decisions-urges-nitin-patil-to-formar-mla-prabhakar-gharge-rds-00-5387645/</w:t>
-        </w:r>
-      </w:hyperlink>
-    </w:p>
-    <w:p>
-      <w:r>
-        <w:t>Content: सातारा : राज्यात आगामी २० ते २५ वर्षांच्या काळात कोणाचे राजकारण चालणार याचा विचार करून माजी आमदार प्रभाकर घार्गे यांनी काळाची गरज ओळखून योग्य निर्णय घ्यावा, असे आवाहन सातारा जिल्हा बँकेचे अध्यक्ष खासदार नितीन पाटील यांनी केले. पळशी (ता. खटाव) येथे खटाव माण ॲग्रो साखर कारखान्याचे अध्यक्ष, माजी आमदार प्रभाकर घार्गे यांच्या वाढदिवसानिमित्त आयोजित शेतकरी मेळाव्यात ते बोलत होते. या वेळी आमदार मनोज घोरपडे, जिल्हा बँकेचे उपाध्यक्ष अनिल देसाई, संचालक प्रदीप विधाते,राजेश पाटील, राजेंद्र राजपुरे, मुख्य सर व्यवस्थापक डॉ. राजेंद्र सरकाळे, जितेंद्र पवार, संदीप मांडवे, पृथ्वीराज गोडसे, सी. एम. पाटील, प्रा. अर्जुन खाडे, चंद्रकांत पाटील, सुभाष नरळे, अर्जुन वलेकर, युवा नेते योगेश फडतरे, सभापती दत्तात्रय पवार, बबन कदम, संजीव साळुंखे, राहुल पाटील, श्रीराम पाटील, सुनील फडतरे, प्रा. सदाशिव खाडे, अभय देशमुख, मंगेश फडतरे, अशोक कुदळे, संभाजी फडतरे, सुहास पिसाळ, तानाजी मगर, हिंमत माने, महेश घार्गे, इंदिरा घार्गे, प्रीती घार्गे, प्रिया यांची प्रमुख उपस्थिती होती. खासदार पाटील म्हणाले, की आपण सर्वजण काँग्रेस संस्कृतीत वाढलेले लोक आहोत. शाहू, फुले विचार जोपासणाऱ्या नेत्याचा विचार जोपासणे हे आपले काम आहे. सद्य:स्थितीत ही विचारधारा जोपासणारे उपमुख्यमंत्री अजित पवार यांच्याशिवाय दुसरे नाव नाही. आगामी काळात तेच राजकारणात टिकून राहू शकतात. राजकारणाबरोबर जिल्ह्यातील साखर कारखान्याची स्थिती, प्रत्येक कारखान्याने वाढवलेली गाळपक्षमता याचा विचार करून ऊस उत्पादन वाढवण्याची गरज आहे, त्यासाठी शेतीमध्ये कृत्रिम बुद्धिमत्ता तंत्रज्ञानाचा वापर करणे आवश्यक आहे. घार्गे यांनी अडचणीच्या काळात सुरुवात करून यशस्वी उद्योजक म्हणून जिल्ह्यात आपली वेगळी प्रतिमा निर्माण केली आहे. खटाव तालुक्यात सहा लाख टन क्षमतेचा कारखाना उभारल्यामुळे शेतकऱ्यांना योग्य भाव, तसेच वेळेत तोड मिळत असल्याबद्दल त्यांनी समाधान व्यक्त केले. बदलत्या काळात शेतीमध्ये बदल करणे गरजेचे आहे, त्यासाठी शेतकऱ्यांनी कृत्रिम बुद्धिमत्ता तंत्रज्ञानाचा वापर करावा, असे आवाहनही नितीन पाटील यांनी केले. या वेळी आमदार मनोज घोरपडे, जिल्हा बँकेचे उपाध्यक्ष अनिल देसाई, राजेंद्र सरकाळे यांचेही भाषण झाले. देशभरात शारदीय नवरात्री उत्सवाला सुरुवात झाली आहे. या नऊ दिवसांत देवीच्या नऊ रूपांची पूजा केली जाते आणि गरबा-दांडियांचे आयोजन होते. स्त्रीशक्तीचा जागर होत असून, कर्तृत्ववान महिलांचा सन्मान केला जातो. मराठी अभिनेत्री अपूर्वा गोरे हिनं सोशल मीडियावर पुरुषांसाठी पोस्ट शेअर करत, स्त्रियांना त्रास देणाऱ्यांनी नवरात्रोत्सवाच्या शुभेच्छा देऊ नयेत, असं म्हटलं आहे. अपूर्वा 'आई कुठे काय करते' मालिकेत ईशा म्हणून ओळखली जाते.</w:t>
-      </w:r>
-    </w:p>
-    <w:p>
-      <w:pPr>
-        <w:pStyle w:val="Heading3"/>
-      </w:pPr>
-      <w:r>
-        <w:t>Article 32</w:t>
-      </w:r>
-    </w:p>
-    <w:p>
-      <w:r>
-        <w:t>Title: Maharashtra Scholarship Documents: शिष्यवृत्तीसाठी आता कागदपत्रांची फरफट थांबणार, उच्च व तंत्रशिक्षण मंत्र्यांनी दिले निर्देश</w:t>
-      </w:r>
-    </w:p>
-    <w:p>
-      <w:r>
-        <w:t xml:space="preserve">URL: </w:t>
-      </w:r>
-      <w:hyperlink r:id="rId40">
-        <w:r>
-          <w:rPr>
-            <w:color w:val="0000FF"/>
-          </w:rPr>
-          <w:t>https://pudhari.news/maharashtra/pune/maharashtra-scholarship-document-verification-simplified-sp96</w:t>
-        </w:r>
-      </w:hyperlink>
-    </w:p>
-    <w:p>
-      <w:r>
-        <w:t>Content: Scholarship Application पुणे : राज्य सामाईक प्रवेश परीक्षा कक्ष व तंत्रशिक्षण संचालनालयामार्फत व्यवसायिक अभ्यासक्रमांच्या प्रवेश प्रक्रियेदरम्यान उत्पन्नांचा दाखला, वैयक्तिक माहिती व कागदपत्रे सादर केलेली असतात ही प्रक्रिया पूर्णतः ऑनलाइन व ऑफलाइन पद्धतीने पडताळणी केलेली असते. त्यामुळे विद्यार्थ्यांनी एकदा उत्पन्नाचा दाखला दिल्यानंतर पुन्हा अभ्यासक्रम पूर्ण होईपर्यंत शिष्यवृत्तीसाठी तीच माहिती देण्याची आवश्यकता नसून हीच माहिती ग्राह्य धरावी, असे निर्देश उच्च व तंत्र शिक्षण मंत्री चंद्रकांत पाटील यांनी प्रशासनाला देत विद्यार्थ्यांना मोठा दिलासा दिला आहे. सामाजिक न्याय राज्यमंत्री माधुरीताई मिसाळ यांच्या मागणीवरून ही आढावा बैठक आयोजित करण्यात आली होती. यावेळी सामाजिक न्याय विभागाच्या वतीने दिल्या जाणाऱ्या शिष्यवृत्ती योजनांचा आढावा घेण्यात आला. विद्यार्थ्यांना लवकर व सुलभ पद्धतीने शिष्यवृत्ती मिळावी यासाठी शासन स्तरावरून उपाययोजना व सूचना कराव्यात, अशा सुचनाही राज्यमंत्री मिसाळ यांनी दिल्या. मंत्रालयात उच्च व तंत्रशिक्षण मंत्री चंद्रकांत पाटील यांच्या अध्यक्षतेखाली शिष्यवृत्तीची रक्कम शैक्षणिक संस्थांना आणि विद्यार्थ्यांना वेळेत मिळावी यासाठी कार्यपद्धतीत सुधारणा करण्यासाठी ही बैठक संपन्न झाली. या बैठकीला राज्यमंत्री माधुरी मिसाळ, उच्च व तंत्रशिक्षण विभागाचे अपर मुख्य सचिव बी. वेणुगोपाल रेड्डी, इतर मागास बहुजन कल्याण विभागाचे सचिव ए.बी. धुळाज, तंत्रशिक्षण विभागाचे संचालक डॉ. विनोद मोहितकर, उच्च शिक्षण विभागाचे उपसचिव अशोक मांडे, उपसचिव प्रताप लुबाळ, सहसचिव संतोष खोरगडे, सामाजिक न्याय विभागाच्या उपसचिव वर्षा देशमुख तसेच संबंधित अधिकारी उपस्थित होते. पाटील म्हणाले, केंद्रीभूत प्रवेश प्रक्रियेशिवाय अन्य अभ्यासक्रमांच्या प्रवेशित विद्यार्थ्यांना शिष्यवृत्तीसाठी महाडीबीटी पोर्टलवर कागदपत्रे अपलोड करावी लागतात. शिष्यवृत्तीसाठी एकदा विद्यार्थ्यांकडून माहिती अपलोड केल्यानंतर नव्याने माहिती घेण्याची आवश्यकता राहणार नाही, यासाठी संबंधित विभागांनी सूक्ष्म नियोजन करावे. त्यामुळे शिष्यवृत्ती अर्जाच्या छाननीसाठी लागणाऱ्या वेळेची बचत होईल. तसेच प्रवेशीत विद्यार्थ्यांचा अचूक माहितीही उपलब्ध होईल. विद्यापीठांनीसुद्धा शिष्यवृत्तीसाठी आवश्यक असणारी कागदपत्रे पुन्हा तपासावी लागणार नाहीत. विद्यार्थ्यांनाही वारंवार तीच माहिती द्यावी लागणार नसल्याने त्यांच्या शिष्यवृत्ती मिळण्यातील टप्पे कमी होतील. शिष्यवृत्ती वेळेत मिळाल्यास विद्यार्थ्यांच्या शैक्षणिक खर्चाचा भार कुटुंबावर येत नाही. मानवीय दृष्टीकोनातून विद्यार्थ्यांचे शैक्षणिक हित लक्षात घेता या कार्यवाहीला संबंधित विभागांनी प्राधान्य द्यावे, असेही पाटील यांनी यावेळी स्पष्ट केले. 'Pudhari' is excited to announce the relaunch of its Android and iOS apps. Stay updated with the latest news at your fingertips. Android and iOS Download now and stay updated, anytime, anywhere. Pudhari Publications Private Limited</w:t>
-      </w:r>
-    </w:p>
-    <w:p>
-      <w:pPr>
-        <w:pStyle w:val="Heading3"/>
-      </w:pPr>
-      <w:r>
-        <w:t>Article 33</w:t>
-      </w:r>
-    </w:p>
-    <w:p>
-      <w:r>
-        <w:t>Title: पुणेकरांसाठी आनंदाची बातमी ! ‘या’ मार्गावर प्रवास करणाऱ्या प्रवाशांना आता स्टेशनपासून घरापर्यंत मोफत बससेवा</w:t>
-      </w:r>
-    </w:p>
-    <w:p>
-      <w:r>
-        <w:t xml:space="preserve">URL: </w:t>
-      </w:r>
-      <w:hyperlink r:id="rId41">
+      <w:hyperlink r:id="rId45">
         <w:r>
           <w:rPr>
             <w:color w:val="0000FF"/>
@@ -1030,7 +1154,1092 @@
         <w:pStyle w:val="Heading3"/>
       </w:pPr>
       <w:r>
-        <w:t>Article 34</w:t>
+        <w:t>Article 38</w:t>
+      </w:r>
+    </w:p>
+    <w:p>
+      <w:r>
+        <w:t>Title: महाराष्ट्र राज्य सरकारचा मोठा निर्णय ! आता विद्यार्थ्यांना फक्त एकदा द्यावा लागणार उत्पन्नाचा दाखला, वाचा सविस्तर</w:t>
+      </w:r>
+    </w:p>
+    <w:p>
+      <w:r>
+        <w:t xml:space="preserve">URL: </w:t>
+      </w:r>
+      <w:hyperlink r:id="rId46">
+        <w:r>
+          <w:rPr>
+            <w:color w:val="0000FF"/>
+          </w:rPr>
+          <w:t>https://ahmednagarlive24.com/spacial/educational-news-now-students-will-have-to-provide-income-proof-only-once/</w:t>
+        </w:r>
+      </w:hyperlink>
+    </w:p>
+    <w:p>
+      <w:r>
+        <w:t>Content: Educational News : केंद्र आणि राज्य शासनाच्या माध्यमातून विद्यार्थ्यांसाठी वेगवेगळ्या योजना राबवल्या जात आहेत. सरकार विद्यार्थ्यांना शिष्यवृत्ती सुद्धा पूरवत आहे. पण शिष्यवृत्ती मिळवण्यासाठी विद्यार्थ्यांना दरवर्षी अर्ज करावा लागतो आणि प्रत्येक वेळी अर्ज करताना उत्पन्नाचा दाखला द्यावाच लागतो. यामुळे विद्यार्थ्यांची मोठी हेळसांड होते. दरवर्षी कागदपत्रांची जमवाजमव करताना त्यांची दमछाक होते. यामुळे अनेक विद्यार्थी शिष्यवृत्ती चा अर्ज सुद्धा भरत नाहीत ही वास्तविकता आहे. याच कारणाने आता महाराष्ट्र राज्य शासनाने विद्यार्थ्यांना दिलासा देणारा एक मोठा निर्णय घेतला आहे. Educational News आता शिष्यवृत्तीसाठी विद्यार्थ्यांना दरवर्षी उत्पन्नाचा दाखला द्यावा लागणार नाही. या आधी शासनाचा असा नियम होता की अभ्यासक्रमाच्या प्रत्येक वर्षी उत्पन्नाचा दाखला आणि इतर कागदपत्रं द्यावी लागायची. पण त्यामुळे विद्यार्थ्यांना त्रासाचा सामना करावा लागत होतो. उत्पन्न दाखला काढण्यासाठी व इतर कागदपत्रांची जमवाजमव करण्यासाठी वारंवार तहसील कार्यालयात जावे लागत. पण आता एकदाच कागदपत्र दिली तर पूर्ण अभ्यासक्रम होईपर्यंत शिष्यवृत्ती सुरू राहणार आहे. महाडीबीटी पोर्टल वर एकदाच अपलोड करण्यात आलेली माहिती आता ग्राह्य धरण्यात येणार आहे. नव्या निर्णयामुळे ऑटो सिस्टीम द्वारे विद्यार्थ्यांच्या खात्यात वेळेत शिष्यवृत्तीची रक्कम जमा होईल अशी आशा आहे. अलीकडेच उच्च व तंत्र शिक्षण मंत्री चंद्रकांत दादा पाटील यांच्या उपस्थितीत मंत्रालयात आढावा बैठक घेण्यात आली होती. यात CET Cell आणि DTE द्वारे व्यावसायिक अभ्यासक्रमांच्या प्रवेश प्रक्रियेत विद्यार्थी एकदाच उत्पन्नाचा दाखला आणि इतर आवश्यक कागदपत्रे सादर करतात. ही प्रक्रिया पूर्णपणे ऑनलाइन व ऑफलाइन पडताळणी करून केली जात असते. त्यामुळे अभ्यासक्रम पूर्ण होईपर्यंत शिष्यवृत्तीसाठी पुन्हा तीच माहिती मागवू नये अशा सूचना आता देण्यात आल्या आहेत. मंत्री चंद्रकांत पाटील यांनी याबाबतचे निर्देश दिले आहेत. या आढावा बैठकीत विद्यार्थ्यांना वेळेवर शिष्यवृत्ती मिळावी यासाठी सखोल चर्चा झाली आहे. नव्या निर्णयानुसार आता विद्यार्थ्यांना वारंवार उत्पन्न दाखला व इतर कागदपत्रे अपलोड करावे लागणार नाहीत. त्यामुळे विद्यापीठांना सुद्धा सातत्याने कागदपत्रे तपासावे लागणार नाहीत. यामुळे वेळेची बचत होणार आहे आणि विद्यार्थ्यांना वेळेतच शिष्यवृत्तीचा लाभ मिळेल. यामुळे विद्यार्थ्यांवरील आर्थिक भार कमी होणार आहे. Read Latest Marathi News Of Politics, Agriculture, Money, Health, Automobile, Technology, Lifestyle, Jobs, India, Entertainment, And Sports, Watch Live Marathi News From Maharashtra And Ahmednagar All Rights Reserved. This Website Is Part Of TBS Media Group About Us Contact Us Advertising Privacy Policy Code of Ethics Disclaimer Copyright Notice Corrections Policy Fact-Checking Policy © 2025 Ahmednagarlive24</w:t>
+      </w:r>
+    </w:p>
+    <w:p>
+      <w:pPr>
+        <w:pStyle w:val="Heading3"/>
+      </w:pPr>
+      <w:r>
+        <w:t>Article 39</w:t>
+      </w:r>
+    </w:p>
+    <w:p>
+      <w:r>
+        <w:t>Title: भारत- अमेरिका संबंध निर्णायक टप्यावर, काय असणार अजेंडा?</w:t>
+      </w:r>
+    </w:p>
+    <w:p>
+      <w:r>
+        <w:t xml:space="preserve">URL: </w:t>
+      </w:r>
+      <w:hyperlink r:id="rId47">
+        <w:r>
+          <w:rPr>
+            <w:color w:val="0000FF"/>
+          </w:rPr>
+          <w:t>https://www.navarashtra.com/maharashtra/marathi-breaking-news-today-live-updates-on-22-september-2025-breaking-marathi-batmya-997787.html</w:t>
+        </w:r>
+      </w:hyperlink>
+    </w:p>
+    <w:p>
+      <w:r>
+        <w:t>Content: आजच्या घडामोडी जाणून घ्या एका क्लिकवर गेल्या काही महिन्यांत भारत-अमेरिका संबंधांमध्ये थोडीशी दरी निर्माण झाली आहे. दोन्ही देशांतील व्यापारी तणाव, शुल्कवाढ, तसेच व्हिसा धोरणांवरून वाढलेला असंतोष याच्या पार्श्वभूमीवर ही भेट विशेष महत्त्वाची ठरणार आहे. सूत्रांच्या माहितीनुसार, दोन्ही देशांतील वाढलेली मतभेदांची दरी भरून काढण्याचा हा एक टप्पा असेल. वाचा अधिक सविस्तर बातमी 22 Sep 2025 07:33 PM (IST) 22 Sep 2025 07:33 PM (IST) Metro 3 चे बांधकाम पूर्ण, सीएसएमटी, चर्चगेट, मंत्रालयही जोडलं जाणार, कुठून आणि कसा असेल मार्ग? बहुचर्चित मेट्रो ३ पूर्ण झाल्यानंतर पश्चिम मुंबईत उत्तर-दक्षिण जोडणी दृश्यमान झाली आहे. हा मार्ग पूर्ण झाला आहे, जो प्रवाशांना मेट्रो अंडरग्राउंडद्वारे थेट दक्षिण टोकावर घेऊन जाईल. यामुळे दक्षिण मुंबईतील रहिवाशांना प्रवास सोपा होईल. याव्यतिरिक्त, उत्तर-मध्य मुंबईहून दक्षिण मुंबईला जाणाऱ्यांनाही याचा फायदा होईल. सुरुवातीला SEEPZ-BKC-Collab लाईन म्हणून ओळखली जाणारी ही मेट्रो सध्या जोगेश्वरी-विक्रोळी लिंक रोडवरून JVLR-SEEPZ आरे कॉलनी-विमानतळ-BKC-दादर-सिद्धिविनायक मंदिर-वरळी पर्यंत धावते आणि आता, तिच्या अंतिम टप्प्यात, ती नेहरू विज्ञान केंद्र-महालक्ष्मी-कालबादेवी-CSMT-चर्चगेट-मंत्रालय-कफ परेड या मार्गावरून धावेल. हा टप्पा लवकरच सुरू होणार आहे. हे उत्तर-मध्य मुंबईतील आरे आणि SEEPZ ला दक्षिण मुंबईतील कफ परेडशी जोडेल, ज्यामुळे अनेक मार्गांवर प्रवास करणे अधिक सोयीस्कर होणार आहे. बहुचर्चित मेट्रो ३ पूर्ण झाल्यानंतर पश्चिम मुंबईत उत्तर-दक्षिण जोडणी दृश्यमान झाली आहे. हा मार्ग पूर्ण झाला आहे, जो प्रवाशांना मेट्रो अंडरग्राउंडद्वारे थेट दक्षिण टोकावर घेऊन जाईल. यामुळे दक्षिण मुंबईतील रहिवाशांना प्रवास सोपा होईल. याव्यतिरिक्त, उत्तर-मध्य मुंबईहून दक्षिण मुंबईला जाणाऱ्यांनाही याचा फायदा होईल. सुरुवातीला SEEPZ-BKC-Collab लाईन म्हणून ओळखली जाणारी ही मेट्रो सध्या जोगेश्वरी-विक्रोळी लिंक रोडवरून JVLR-SEEPZ आरे कॉलनी-विमानतळ-BKC-दादर-सिद्धिविनायक मंदिर-वरळी पर्यंत धावते आणि आता, तिच्या अंतिम टप्प्यात, ती नेहरू विज्ञान केंद्र-महालक्ष्मी-कालबादेवी-CSMT-चर्चगेट-मंत्रालय-कफ परेड या मार्गावरून धावेल. हा टप्पा लवकरच सुरू होणार आहे. हे उत्तर-मध्य मुंबईतील आरे आणि SEEPZ ला दक्षिण मुंबईतील कफ परेडशी जोडेल, ज्यामुळे अनेक मार्गांवर प्रवास करणे अधिक सोयीस्कर होणार आहे. बहुचर्चित मेट्रो ३ पूर्ण झाल्यानंतर पश्चिम मुंबईत उत्तर-दक्षिण जोडणी दृश्यमान झाली आहे. हा मार्ग पूर्ण झाला आहे, जो प्रवाशांना मेट्रो अंडरग्राउंडद्वारे थेट दक्षिण टोकावर घेऊन जाईल. यामुळे दक्षिण मुंबईतील रहिवाशांना प्रवास सोपा होईल. याव्यतिरिक्त, उत्तर-मध्य मुंबईहून दक्षिण मुंबईला जाणाऱ्यांनाही याचा फायदा होईल. सुरुवातीला SEEPZ-BKC-Collab लाईन म्हणून ओळखली जाणारी ही मेट्रो सध्या जोगेश्वरी-विक्रोळी लिंक रोडवरून JVLR-SEEPZ आरे कॉलनी-विमानतळ-BKC-दादर-सिद्धिविनायक मंदिर-वरळी पर्यंत धावते आणि आता, तिच्या अंतिम टप्प्यात, ती नेहरू विज्ञान केंद्र-महालक्ष्मी-कालबादेवी-CSMT-चर्चगेट-मंत्रालय-कफ परेड या मार्गावरून धावेल. हा टप्पा लवकरच सुरू होणार आहे. हे उत्तर-मध्य मुंबईतील आरे आणि SEEPZ ला दक्षिण मुंबईतील कफ परेडशी जोडेल, ज्यामुळे अनेक मार्गांवर प्रवास करणे अधिक सोयीस्कर होणार आहे. 22 Sep 2025 07:23 PM (IST) 22 Sep 2025 07:23 PM (IST) PM Modi’s Letter: जीएसटी २.० लागू झाल्यावर पंतप्रधान मोदींचे जनतेला पत्र; देशाला संबोधनानंतर केले ‘हे’ खास आवाहन PM Modi’s Letter: देशभरात आज, २२ सप्टेंबरपासून, नवरात्रीच्या पहिल्या दिवसाच्या मुहूर्तावर जीएसटीचे नवीन दर लागू झाले आहेत. या नवीन बदलांमध्ये पूर्वीचे दोन टॅक्स स्लॅब हटवण्यात आले असून, अनेक वस्तूंच्या दरांमध्ये मोठी कपात करण्यात आली आहे. पंतप्रधान नरेंद्र मोदींनी या बदलांना ‘जीएसटी बचत उत्सव’ असे संबोधले असून, हे सर्वसामान्यांसाठी ‘दुहेरी धमाका’ असल्याचे म्हटले आहे. या संदर्भात त्यांनी आज देशाला उद्देशून एक पत्रही लिहिले आहे. PM Modi’s Letter: देशभरात आज, २२ सप्टेंबरपासून, नवरात्रीच्या पहिल्या दिवसाच्या मुहूर्तावर जीएसटीचे नवीन दर लागू झाले आहेत. या नवीन बदलांमध्ये पूर्वीचे दोन टॅक्स स्लॅब हटवण्यात आले असून, अनेक वस्तूंच्या दरांमध्ये मोठी कपात करण्यात आली आहे. पंतप्रधान नरेंद्र मोदींनी या बदलांना ‘जीएसटी बचत उत्सव’ असे संबोधले असून, हे सर्वसामान्यांसाठी ‘दुहेरी धमाका’ असल्याचे म्हटले आहे. या संदर्भात त्यांनी आज देशाला उद्देशून एक पत्रही लिहिले आहे. PM Modi’s Letter: देशभरात आज, २२ सप्टेंबरपासून, नवरात्रीच्या पहिल्या दिवसाच्या मुहूर्तावर जीएसटीचे नवीन दर लागू झाले आहेत. या नवीन बदलांमध्ये पूर्वीचे दोन टॅक्स स्लॅब हटवण्यात आले असून, अनेक वस्तूंच्या दरांमध्ये मोठी कपात करण्यात आली आहे. पंतप्रधान नरेंद्र मोदींनी या बदलांना ‘जीएसटी बचत उत्सव’ असे संबोधले असून, हे सर्वसामान्यांसाठी ‘दुहेरी धमाका’ असल्याचे म्हटले आहे. या संदर्भात त्यांनी आज देशाला उद्देशून एक पत्रही लिहिले आहे. 22 Sep 2025 06:59 PM (IST) 22 Sep 2025 06:59 PM (IST) VHP च्या ‘त्या’ गरबा विधानाने पेटला वाद; NCP प्रवक्ते म्हणाले, “मुस्लिमांचे असे अनेक सण…” Ajit Pawar NCP On VHP: ‘गरबा’ कार्यक्रमांमध्ये फक्त हिंदूंनाच प्रवेश दिला जावा. ‘लव्ह जिहाद’सारख्या घटना टाळण्यासाठी प्रवेश करणाऱ्या लोकांची ओळख पटवण्यासाठी आधार कार्ड तपासणी करण्याचा सल्लाही आयोजकांना देण्यात आला होता. गरबा हा पूजेचाच एक भाग असून तो केवळ नृत्य किंवा सांस्कृतिक कार्यक्रम नाही, असेही VHP ने म्हटले होते. यावर आता राष्ट्रवादी कॉँग्रेसने आपली प्रतिक्रिया दिली आहे. पक्षाचे प्रवक्ते आनंद परांजपे यांनी यावर भाष्य केले आहे. धर्माच्या नावाखाली कोणाला त्रास योग्य नाही, असे परांजपे म्हणाले आहेत. Ajit Pawar NCP On VHP: ‘गरबा’ कार्यक्रमांमध्ये फक्त हिंदूंनाच प्रवेश दिला जावा. ‘लव्ह जिहाद’सारख्या घटना टाळण्यासाठी प्रवेश करणाऱ्या लोकांची ओळख पटवण्यासाठी आधार कार्ड तपासणी करण्याचा सल्लाही आयोजकांना देण्यात आला होता. गरबा हा पूजेचाच एक भाग असून तो केवळ नृत्य किंवा सांस्कृतिक कार्यक्रम नाही, असेही VHP ने म्हटले होते. यावर आता राष्ट्रवादी कॉँग्रेसने आपली प्रतिक्रिया दिली आहे. पक्षाचे प्रवक्ते आनंद परांजपे यांनी यावर भाष्य केले आहे. धर्माच्या नावाखाली कोणाला त्रास योग्य नाही, असे परांजपे म्हणाले आहेत. Ajit Pawar NCP On VHP: ‘गरबा’ कार्यक्रमांमध्ये फक्त हिंदूंनाच प्रवेश दिला जावा. ‘लव्ह जिहाद’सारख्या घटना टाळण्यासाठी प्रवेश करणाऱ्या लोकांची ओळख पटवण्यासाठी आधार कार्ड तपासणी करण्याचा सल्लाही आयोजकांना देण्यात आला होता. गरबा हा पूजेचाच एक भाग असून तो केवळ नृत्य किंवा सांस्कृतिक कार्यक्रम नाही, असेही VHP ने म्हटले होते. यावर आता राष्ट्रवादी कॉँग्रेसने आपली प्रतिक्रिया दिली आहे. पक्षाचे प्रवक्ते आनंद परांजपे यांनी यावर भाष्य केले आहे. धर्माच्या नावाखाली कोणाला त्रास योग्य नाही, असे परांजपे म्हणाले आहेत. 22 Sep 2025 06:11 PM (IST) 22 Sep 2025 06:11 PM (IST) “त्यांना रोजगार हमीचं काम…; धनंजय मुंडेंनी कामाची मागणी करताच जरांगे पाटलांचे टीकास्त्र Dhananjay Munde : मराठवाडा : अजित पवार गटाचे आमदार आणि माजी मंत्री धनंजय मुंडे हे जोरदार चर्चेमध्ये आले आहेत. धनंजय मुंडे यांनी भर मंचावरुन थेट कामाची मागणी केली आहे. मंत्री छगन भुजबळ यांच्याकडे मंत्री धनंजय मुंडे यांनी काहीतरी जबाबदारी द्या अशी मागणी केली. यामुळे राजकीय वर्तुळामध्ये चर्चांना उधाण आले आहे. बीडमध्ये संतोष देशमुख यांची हत्या झाल्यानंतर धनंजय मुंडेंच्या अडचणींमध्ये झाली. मुख्य आरोपी असलेल्या वाल्मिक कराडसोबत असलेल्या संबंधांमुळे त्यांना मंत्रिपदाचा राजीनामा द्यावा लागला. यावरुन मराठा नेते मनोज जरांगे पाटील यांनी धनंजय मुंडे यांच्यावर जोरदार निशाणा साधला आहे. Dhananjay Munde : मराठवाडा : अजित पवार गटाचे आमदार आणि माजी मंत्री धनंजय मुंडे हे जोरदार चर्चेमध्ये आले आहेत. धनंजय मुंडे यांनी भर मंचावरुन थेट कामाची मागणी केली आहे. मंत्री छगन भुजबळ यांच्याकडे मंत्री धनंजय मुंडे यांनी काहीतरी जबाबदारी द्या अशी मागणी केली. यामुळे राजकीय वर्तुळामध्ये चर्चांना उधाण आले आहे. बीडमध्ये संतोष देशमुख यांची हत्या झाल्यानंतर धनंजय मुंडेंच्या अडचणींमध्ये झाली. मुख्य आरोपी असलेल्या वाल्मिक कराडसोबत असलेल्या संबंधांमुळे त्यांना मंत्रिपदाचा राजीनामा द्यावा लागला. यावरुन मराठा नेते मनोज जरांगे पाटील यांनी धनंजय मुंडे यांच्यावर जोरदार निशाणा साधला आहे. Dhananjay Munde : मराठवाडा : अजित पवार गटाचे आमदार आणि माजी मंत्री धनंजय मुंडे हे जोरदार चर्चेमध्ये आले आहेत. धनंजय मुंडे यांनी भर मंचावरुन थेट कामाची मागणी केली आहे. मंत्री छगन भुजबळ यांच्याकडे मंत्री धनंजय मुंडे यांनी काहीतरी जबाबदारी द्या अशी मागणी केली. यामुळे राजकीय वर्तुळामध्ये चर्चांना उधाण आले आहे. बीडमध्ये संतोष देशमुख यांची हत्या झाल्यानंतर धनंजय मुंडेंच्या अडचणींमध्ये झाली. मुख्य आरोपी असलेल्या वाल्मिक कराडसोबत असलेल्या संबंधांमुळे त्यांना मंत्रिपदाचा राजीनामा द्यावा लागला. यावरुन मराठा नेते मनोज जरांगे पाटील यांनी धनंजय मुंडे यांच्यावर जोरदार निशाणा साधला आहे. 22 Sep 2025 05:56 PM (IST) 22 Sep 2025 05:56 PM (IST) विद्यार्थिनीवर नृत्य शिक्षकाने केला वारंवार बलात्कार दिल्लीतील जहांगीरपुरी येथील एका नृत्य अकादमीत एका शिक्षकाने बारावीच्या विद्यार्थिनीवर बलात्कार केल्याचा प्रकार उघडकीस आला आहे. पोलिसांनी १४ सप्टेंबर रोजी बलात्कार आणि पोक्सो कायद्यांतर्गत गुन्हा दाखल केला आणि आरोपी नृत्य शिक्षक अमन याला अटक केली. दिल्लीतील जहांगीरपुरी येथील एका नृत्य अकादमीत एका शिक्षकाने बारावीच्या विद्यार्थिनीवर बलात्कार केल्याचा प्रकार उघडकीस आला आहे. पोलिसांनी १४ सप्टेंबर रोजी बलात्कार आणि पोक्सो कायद्यांतर्गत गुन्हा दाखल केला आणि आरोपी नृत्य शिक्षक अमन याला अटक केली. दिल्लीतील जहांगीरपुरी येथील एका नृत्य अकादमीत एका शिक्षकाने बारावीच्या विद्यार्थिनीवर बलात्कार केल्याचा प्रकार उघडकीस आला आहे. पोलिसांनी १४ सप्टेंबर रोजी बलात्कार आणि पोक्सो कायद्यांतर्गत गुन्हा दाखल केला आणि आरोपी नृत्य शिक्षक अमन याला अटक केली. 22 Sep 2025 05:55 PM (IST) 22 Sep 2025 05:55 PM (IST) Mumbra Bypass Accident: थरकाप उडवणारा अपघात; बाईकवरून जाणारी तरुण मुले थेट कंटेनरच्या… Accident News: ठाणे जिल्ह्यातून एक मोठी बातमी समोर येत आहे. ठाणे जिल्ह्यातील मुंब्य्रात एक भीषण अपघात झाला आहे. या अपघातामध्ये तीन तरुणांचा मृत्यू झाला आहे. भरधाव वेगाने जाणाऱ्या कंटेनरने एका दुचाकीला धडक दिली आहे. यामध्ये तीन तरुणांचा मृत्यू झाला आहे. 3 मुलांचा जीव गेल्याने परिसरात हळहळ व्यक्त केली जात आहे. Accident News: ठाणे जिल्ह्यातून एक मोठी बातमी समोर येत आहे. ठाणे जिल्ह्यातील मुंब्य्रात एक भीषण अपघात झाला आहे. या अपघातामध्ये तीन तरुणांचा मृत्यू झाला आहे. भरधाव वेगाने जाणाऱ्या कंटेनरने एका दुचाकीला धडक दिली आहे. यामध्ये तीन तरुणांचा मृत्यू झाला आहे. 3 मुलांचा जीव गेल्याने परिसरात हळहळ व्यक्त केली जात आहे. Accident News: ठाणे जिल्ह्यातून एक मोठी बातमी समोर येत आहे. ठाणे जिल्ह्यातील मुंब्य्रात एक भीषण अपघात झाला आहे. या अपघातामध्ये तीन तरुणांचा मृत्यू झाला आहे. भरधाव वेगाने जाणाऱ्या कंटेनरने एका दुचाकीला धडक दिली आहे. यामध्ये तीन तरुणांचा मृत्यू झाला आहे. 3 मुलांचा जीव गेल्याने परिसरात हळहळ व्यक्त केली जात आहे. 22 Sep 2025 05:39 PM (IST) 22 Sep 2025 05:39 PM (IST) विमान अपहरणाचा कट? कॉकपिटचे दार उघडण्याचा प्रयत्न करणाऱ्या ९ प्रवाशांना अटक वाराणसीहून एक धक्कादायक घटना समोर आली आहे. एअर इंडिया एक्सप्रेसच्या एका विमानातील प्रवाशांनी चक्क कॉकपिटचे दार उघडण्याचा प्रयत्न केला. हे पाहून विमानात बसलेले सर्व प्रवासी हादरले. परंतु, वैमानिकाला (पायलट) विमानाचे अपहरण होत असल्याचा संशय आल्याने त्याने प्रसंगावधान राखत कॉकपिटचे दार उघडले नाही आणि विमानाचे वाराणसीमध्ये सुरक्षित लँडिंग केले. सविस्तर बातमीसाठी येथे क्लिक करा वाराणसीहून एक धक्कादायक घटना समोर आली आहे. एअर इंडिया एक्सप्रेसच्या एका विमानातील प्रवाशांनी चक्क कॉकपिटचे दार उघडण्याचा प्रयत्न केला. हे पाहून विमानात बसलेले सर्व प्रवासी हादरले. परंतु, वैमानिकाला (पायलट) विमानाचे अपहरण होत असल्याचा संशय आल्याने त्याने प्रसंगावधान राखत कॉकपिटचे दार उघडले नाही आणि विमानाचे वाराणसीमध्ये सुरक्षित लँडिंग केले. सविस्तर बातमीसाठी येथे क्लिक करा वाराणसीहून एक धक्कादायक घटना समोर आली आहे. एअर इंडिया एक्सप्रेसच्या एका विमानातील प्रवाशांनी चक्क कॉकपिटचे दार उघडण्याचा प्रयत्न केला. हे पाहून विमानात बसलेले सर्व प्रवासी हादरले. परंतु, वैमानिकाला (पायलट) विमानाचे अपहरण होत असल्याचा संशय आल्याने त्याने प्रसंगावधान राखत कॉकपिटचे दार उघडले नाही आणि विमानाचे वाराणसीमध्ये सुरक्षित लँडिंग केले. सविस्तर बातमीसाठी येथे क्लिक करा 22 Sep 2025 05:25 PM (IST) 22 Sep 2025 05:25 PM (IST) साबर बोंडं पाहिल्यावर मुक्ता बर्वे काय म्हणाली? मराठी सिनेसृष्टीतील एक वेगळा आणि संवेदनशील दृष्टिकोन मांडणारा ‘साबर बोंड’ हा चित्रपट सध्या चर्चेत आहे. हा चित्रपट अलिकडेच रिलीज झाला आहे. या चित्रपटाने ‘सनडान्स फेस्टिव्हल’मध्ये ‘ग्रँड ज्युरी प्राइझ’ हा पुरस्कार मिळवला आहे. रोहन कानवडे दिग्दर्शित या सिनेमासाठी निर्माते म्हणून मनोरंजन विश्वातील अनेक दिग्गजही एकवटले आहेत. प्रेक्षक आणि अनेक कलाकार मंडळींनी या सिनेमाचे कौतुक केलं आहे. अभिनेत्री मुक्ता बर्वै हिने या सिनेमाविषयी आणि यामध्ये काम करणाऱ्या तिच्या जवळच्या मैत्रिणीबद्दल खास पोस्ट इन्स्टाग्रामवर शेअर केली आहे. मराठी सिनेसृष्टीतील एक वेगळा आणि संवेदनशील दृष्टिकोन मांडणारा ‘साबर बोंड’ हा चित्रपट सध्या चर्चेत आहे. हा चित्रपट अलिकडेच रिलीज झाला आहे. या चित्रपटाने ‘सनडान्स फेस्टिव्हल’मध्ये ‘ग्रँड ज्युरी प्राइझ’ हा पुरस्कार मिळवला आहे. रोहन कानवडे दिग्दर्शित या सिनेमासाठी निर्माते म्हणून मनोरंजन विश्वातील अनेक दिग्गजही एकवटले आहेत. प्रेक्षक आणि अनेक कलाकार मंडळींनी या सिनेमाचे कौतुक केलं आहे. अभिनेत्री मुक्ता बर्वै हिने या सिनेमाविषयी आणि यामध्ये काम करणाऱ्या तिच्या जवळच्या मैत्रिणीबद्दल खास पोस्ट इन्स्टाग्रामवर शेअर केली आहे. मराठी सिनेसृष्टीतील एक वेगळा आणि संवेदनशील दृष्टिकोन मांडणारा ‘साबर बोंड’ हा चित्रपट सध्या चर्चेत आहे. हा चित्रपट अलिकडेच रिलीज झाला आहे. या चित्रपटाने ‘सनडान्स फेस्टिव्हल’मध्ये ‘ग्रँड ज्युरी प्राइझ’ हा पुरस्कार मिळवला आहे. रोहन कानवडे दिग्दर्शित या सिनेमासाठी निर्माते म्हणून मनोरंजन विश्वातील अनेक दिग्गजही एकवटले आहेत. प्रेक्षक आणि अनेक कलाकार मंडळींनी या सिनेमाचे कौतुक केलं आहे. अभिनेत्री मुक्ता बर्वै हिने या सिनेमाविषयी आणि यामध्ये काम करणाऱ्या तिच्या जवळच्या मैत्रिणीबद्दल खास पोस्ट इन्स्टाग्रामवर शेअर केली आहे. 22 Sep 2025 05:05 PM (IST) 22 Sep 2025 05:05 PM (IST) महाराष्ट्रावर घोंघावतेय मोठं संकट! राज्यात पाऊस थैमान घालणार; कृषी विभागाचे शेतकऱ्यांना ‘हे’ आवाहन मुंबई: सप्टेंबरमध्ये बंगालच्या उपसागरावर एक कमी दाबाचा पट्टा निर्माण होणार असून 28 तारखेपर्यंत तो राज्यात येण्याची शक्यता आहे. या कमी दाबाच्या पट्ट्याच्या प्रभावामुळे राज्यातील विविध भागांमध्ये 26 ते 28 सप्टेंबर दरम्यान ढगाळ हवामान आणि पावसात वाढ होण्याची शक्यता वर्तविण्यात आली आहे. मुंबई: सप्टेंबरमध्ये बंगालच्या उपसागरावर एक कमी दाबाचा पट्टा निर्माण होणार असून 28 तारखेपर्यंत तो राज्यात येण्याची शक्यता आहे. या कमी दाबाच्या पट्ट्याच्या प्रभावामुळे राज्यातील विविध भागांमध्ये 26 ते 28 सप्टेंबर दरम्यान ढगाळ हवामान आणि पावसात वाढ होण्याची शक्यता वर्तविण्यात आली आहे. मुंबई: सप्टेंबरमध्ये बंगालच्या उपसागरावर एक कमी दाबाचा पट्टा निर्माण होणार असून 28 तारखेपर्यंत तो राज्यात येण्याची शक्यता आहे. या कमी दाबाच्या पट्ट्याच्या प्रभावामुळे राज्यातील विविध भागांमध्ये 26 ते 28 सप्टेंबर दरम्यान ढगाळ हवामान आणि पावसात वाढ होण्याची शक्यता वर्तविण्यात आली आहे. 22 Sep 2025 05:05 PM (IST) 22 Sep 2025 05:05 PM (IST) पुण्यात 1 वर्षात 280 कोटींची फसवणूक पुणे जिल्ह्यामध्ये गेल्या एक वर्षांमध्ये ऑनलाईनद्वारे २८० कोटी रुपयांची फसवणूक करण्यात आल्याचे स्पष्ट झाले आहे. यातील निव्वळ दोन कोटी रुपये अर्थात ०.७% रक्कम प्राप्त झाली असून फसवणुकीमध्ये बळी पडलेल्या नागरिकांमध्ये ज्येष्ठ नागरिकांची संख्या लक्षणीय आहे. ज्येष्ठ नागरिकांना याबाबत मार्गदर्शन होणे काळाची गरज बनले आहे. पुणे जिल्ह्यामध्ये गेल्या एक वर्षांमध्ये ऑनलाईनद्वारे २८० कोटी रुपयांची फसवणूक करण्यात आल्याचे स्पष्ट झाले आहे. यातील निव्वळ दोन कोटी रुपये अर्थात ०.७% रक्कम प्राप्त झाली असून फसवणुकीमध्ये बळी पडलेल्या नागरिकांमध्ये ज्येष्ठ नागरिकांची संख्या लक्षणीय आहे. ज्येष्ठ नागरिकांना याबाबत मार्गदर्शन होणे काळाची गरज बनले आहे. पुणे जिल्ह्यामध्ये गेल्या एक वर्षांमध्ये ऑनलाईनद्वारे २८० कोटी रुपयांची फसवणूक करण्यात आल्याचे स्पष्ट झाले आहे. यातील निव्वळ दोन कोटी रुपये अर्थात ०.७% रक्कम प्राप्त झाली असून फसवणुकीमध्ये बळी पडलेल्या नागरिकांमध्ये ज्येष्ठ नागरिकांची संख्या लक्षणीय आहे. ज्येष्ठ नागरिकांना याबाबत मार्गदर्शन होणे काळाची गरज बनले आहे. 22 Sep 2025 04:55 PM (IST) 22 Sep 2025 04:55 PM (IST) चंद्रकांत पाटील यांनी लोणेरे अभियांत्रिकी विद्यापीठाचा घेतला आढावा उच्च व तंत्र शिक्षण मंत्री चंद्रकांत पाटील यांनी रायगड जिल्ह्यातील लोणेरे येथील डॉ. बाबासाहेब आंबेडकर तंत्रज्ञान विद्यापीठाला भेट देऊन सर्व डिपार्टमेंट्स आणि विद्यार्थीकक्षांचे निरीक्षण केले. त्यांनी प्राध्यापक आणि विद्यार्थ्यांशी संवाद साधत विद्यापीठाच्या कामकाजाचा आढावा घेतला. उच्च व तंत्र शिक्षण मंत्री चंद्रकांत पाटील यांनी रायगड जिल्ह्यातील लोणेरे येथील डॉ. बाबासाहेब आंबेडकर तंत्रज्ञान विद्यापीठाला भेट देऊन सर्व डिपार्टमेंट्स आणि विद्यार्थीकक्षांचे निरीक्षण केले. त्यांनी प्राध्यापक आणि विद्यार्थ्यांशी संवाद साधत विद्यापीठाच्या कामकाजाचा आढावा घेतला. उच्च व तंत्र शिक्षण मंत्री चंद्रकांत पाटील यांनी रायगड जिल्ह्यातील लोणेरे येथील डॉ. बाबासाहेब आंबेडकर तंत्रज्ञान विद्यापीठाला भेट देऊन सर्व डिपार्टमेंट्स आणि विद्यार्थीकक्षांचे निरीक्षण केले. त्यांनी प्राध्यापक आणि विद्यार्थ्यांशी संवाद साधत विद्यापीठाच्या कामकाजाचा आढावा घेतला. 22 Sep 2025 04:50 PM (IST) 22 Sep 2025 04:50 PM (IST) राजकारणात खळबळ उडवून देणाऱ्या विधानावर अखेर सदा सरवणकरांच स्पष्टीकरण आज शिवाजी पार्क जिमखान्याच्या नव्या वास्तूच उद्घाटन झालं. त्या प्रसंगी ते बोलत होते. विधानसभा निवडणुकीत सदा सरवणकर यांनी माघार घेण्यास नकार दिला. अमित ठाकरे दादरमधून मनसेचे उमेदवार होते. त्यामुळे सदा सरवणकर आणि राज ठाकरे यांच्या संबंधात कटुता निर्माण झालेली. आज शिवाजी पार्क जिमखान्याच्या नव्या वास्तूच उद्घाटन झालं. त्या प्रसंगी ते बोलत होते. विधानसभा निवडणुकीत सदा सरवणकर यांनी माघार घेण्यास नकार दिला. अमित ठाकरे दादरमधून मनसेचे उमेदवार होते. त्यामुळे सदा सरवणकर आणि राज ठाकरे यांच्या संबंधात कटुता निर्माण झालेली. आज शिवाजी पार्क जिमखान्याच्या नव्या वास्तूच उद्घाटन झालं. त्या प्रसंगी ते बोलत होते. विधानसभा निवडणुकीत सदा सरवणकर यांनी माघार घेण्यास नकार दिला. अमित ठाकरे दादरमधून मनसेचे उमेदवार होते. त्यामुळे सदा सरवणकर आणि राज ठाकरे यांच्या संबंधात कटुता निर्माण झालेली. 22 Sep 2025 04:45 PM (IST) 22 Sep 2025 04:45 PM (IST) अमरावतीत सोयाबीन, कापूस, तूर आणि ज्वारीवर पावसाचा फटका अमरावती तालुक्यातील शेतकऱ्यांना अतिवृष्टीमुळे मोठ्या प्रमाणात पिकांचे नुकसान सहन करावे लागत आहे. सोयाबीन, कापूस, तूर, ज्वारी आणि भुईमूग यांसह इतर पिकांवर पावसाचा तडाखा बसला असून शेतकऱ्यांनी नुकसान भरपाईसाठी तातडीने उपाययोजना करण्याची मागणी केली आहे. अमरावती तालुक्यातील शेतकऱ्यांना अतिवृष्टीमुळे मोठ्या प्रमाणात पिकांचे नुकसान सहन करावे लागत आहे. सोयाबीन, कापूस, तूर, ज्वारी आणि भुईमूग यांसह इतर पिकांवर पावसाचा तडाखा बसला असून शेतकऱ्यांनी नुकसान भरपाईसाठी तातडीने उपाययोजना करण्याची मागणी केली आहे. अमरावती तालुक्यातील शेतकऱ्यांना अतिवृष्टीमुळे मोठ्या प्रमाणात पिकांचे नुकसान सहन करावे लागत आहे. सोयाबीन, कापूस, तूर, ज्वारी आणि भुईमूग यांसह इतर पिकांवर पावसाचा तडाखा बसला असून शेतकऱ्यांनी नुकसान भरपाईसाठी तातडीने उपाययोजना करण्याची मागणी केली आहे. 22 Sep 2025 04:40 PM (IST) 22 Sep 2025 04:40 PM (IST) खासदार सुनील तटकरे यांच्याकडून माणगाव शहरातील व्यापाऱ्यांची भेट देशाचे पंतप्रधान नरेंद्र मोदी यांनी देशात एक देश एक प्रणाली नंतर जी एस टी दराबाबत घेतलेल्या निर्णयाचे देशभरात सर्वत्र कौतुक होत आहे. देशभरात हा घेतलेल्या निर्णयाचा जी एस टी बचत उत्सव सुरू करण्यात आला आहे. याबाबत देशातील सर्व खासदारांना आपापल्या व्यावसायिक दुकानदारांना भेटी देऊन या बाबत जनजागृती करण्याचे आदेश देण्यात आल्यानंतर आज रायगड लोकसभेचे खासदार सुनील तटकरे यांनी माणगाव बाजारपेठेत फेरफटका मारत दुकानदारांची भेट घेतली आणि नवीन जी एस टी दराबाबत माहिती दिली यावेळी व्यापारी वर्गांची सुनील तटकरे यांचे स्वागत केले. देशाचे पंतप्रधान नरेंद्र मोदी यांनी देशात एक देश एक प्रणाली नंतर जी एस टी दराबाबत घेतलेल्या निर्णयाचे देशभरात सर्वत्र कौतुक होत आहे. देशभरात हा घेतलेल्या निर्णयाचा जी एस टी बचत उत्सव सुरू करण्यात आला आहे. याबाबत देशातील सर्व खासदारांना आपापल्या व्यावसायिक दुकानदारांना भेटी देऊन या बाबत जनजागृती करण्याचे आदेश देण्यात आल्यानंतर आज रायगड लोकसभेचे खासदार सुनील तटकरे यांनी माणगाव बाजारपेठेत फेरफटका मारत दुकानदारांची भेट घेतली आणि नवीन जी एस टी दराबाबत माहिती दिली यावेळी व्यापारी वर्गांची सुनील तटकरे यांचे स्वागत केले. देशाचे पंतप्रधान नरेंद्र मोदी यांनी देशात एक देश एक प्रणाली नंतर जी एस टी दराबाबत घेतलेल्या निर्णयाचे देशभरात सर्वत्र कौतुक होत आहे. देशभरात हा घेतलेल्या निर्णयाचा जी एस टी बचत उत्सव सुरू करण्यात आला आहे. याबाबत देशातील सर्व खासदारांना आपापल्या व्यावसायिक दुकानदारांना भेटी देऊन या बाबत जनजागृती करण्याचे आदेश देण्यात आल्यानंतर आज रायगड लोकसभेचे खासदार सुनील तटकरे यांनी माणगाव बाजारपेठेत फेरफटका मारत दुकानदारांची भेट घेतली आणि नवीन जी एस टी दराबाबत माहिती दिली यावेळी व्यापारी वर्गांची सुनील तटकरे यांचे स्वागत केले. 22 Sep 2025 04:35 PM (IST) 22 Sep 2025 04:35 PM (IST) जी एस टी दरात कपात झाल्यानंतर खा.सुनील तटकरे थेट बाजारपेठेत Anchor - देशाचे पंतप्रधान नरेंद्र मोदी यांनी देशात एक देश एक प्रणाली नंतर जी एस टी दराबाबत घेतलेल्या निर्णयाचे देशभरात सर्वत्र कौतुक होत आहे. देशभरात हा घेतलेल्या निर्णयाचा जी एस टी बचत उत्सव सुरू करण्यात आला आहे. याबाबत देशातील सर्व खासदारांना आपापल्या व्यावसायिक दुकानदारांना भेटी देऊन या बाबत जनजागृती करण्याचे आदेश देण्यात आल्यानंतर आज रायगड लोकसभेचे खासदार सुनील तटकरे यांनी माणगाव बाजारपेठेत फेरफटका मारत दुकानदारांची भेट घेतली आणि नवीन जी एस टी दराबाबत माहिती दिली यावेळी व्यापारी वर्गांची सुनील तटकरे यांचे स्वागत केले. Anchor - देशाचे पंतप्रधान नरेंद्र मोदी यांनी देशात एक देश एक प्रणाली नंतर जी एस टी दराबाबत घेतलेल्या निर्णयाचे देशभरात सर्वत्र कौतुक होत आहे. देशभरात हा घेतलेल्या निर्णयाचा जी एस टी बचत उत्सव सुरू करण्यात आला आहे. याबाबत देशातील सर्व खासदारांना आपापल्या व्यावसायिक दुकानदारांना भेटी देऊन या बाबत जनजागृती करण्याचे आदेश देण्यात आल्यानंतर आज रायगड लोकसभेचे खासदार सुनील तटकरे यांनी माणगाव बाजारपेठेत फेरफटका मारत दुकानदारांची भेट घेतली आणि नवीन जी एस टी दराबाबत माहिती दिली यावेळी व्यापारी वर्गांची सुनील तटकरे यांचे स्वागत केले. Anchor - देशाचे पंतप्रधान नरेंद्र मोदी यांनी देशात एक देश एक प्रणाली नंतर जी एस टी दराबाबत घेतलेल्या निर्णयाचे देशभरात सर्वत्र कौतुक होत आहे. देशभरात हा घेतलेल्या निर्णयाचा जी एस टी बचत उत्सव सुरू करण्यात आला आहे. याबाबत देशातील सर्व खासदारांना आपापल्या व्यावसायिक दुकानदारांना भेटी देऊन या बाबत जनजागृती करण्याचे आदेश देण्यात आल्यानंतर आज रायगड लोकसभेचे खासदार सुनील तटकरे यांनी माणगाव बाजारपेठेत फेरफटका मारत दुकानदारांची भेट घेतली आणि नवीन जी एस टी दराबाबत माहिती दिली यावेळी व्यापारी वर्गांची सुनील तटकरे यांचे स्वागत केले. 22 Sep 2025 04:30 PM (IST) 22 Sep 2025 04:30 PM (IST) १० मिनिटांच्या डिलीव्हरी शर्यतीत जीव धोक्यात भाईंदरमध्ये तरुण डिलीव्हरी कर्मचाऱ्याचा डंपरखाली चिरडून मृत्यू झाला. चुकीच्या पद्धतीने ओव्हरटेक करताना हा अपघात घडला. घटनास्थळीच त्याचा मृत्यू झाला असून परिसरात हळहळ व्यक्त केली जात आहे. भाईंदरमध्ये तरुण डिलीव्हरी कर्मचाऱ्याचा डंपरखाली चिरडून मृत्यू झाला. चुकीच्या पद्धतीने ओव्हरटेक करताना हा अपघात घडला. घटनास्थळीच त्याचा मृत्यू झाला असून परिसरात हळहळ व्यक्त केली जात आहे. भाईंदरमध्ये तरुण डिलीव्हरी कर्मचाऱ्याचा डंपरखाली चिरडून मृत्यू झाला. चुकीच्या पद्धतीने ओव्हरटेक करताना हा अपघात घडला. घटनास्थळीच त्याचा मृत्यू झाला असून परिसरात हळहळ व्यक्त केली जात आहे. 22 Sep 2025 04:25 PM (IST) 22 Sep 2025 04:25 PM (IST) मुख्यमंत्र्यांनी ठाणे मेट्रो दिरंगाईचे खापर फोडले ठाकरे सरकारवर ठाणेकरांसाठी अत्यंत महत्त्वाचा ठरणारा मेट्रो ४अ प्रकल्पाच्या पहिल्या टप्प्याची चाचणी सोमवारी करण्यात आली. उपमुख्यमंत्री देवेंद्र फडणवीस आणि मुख्यमंत्री एकनाथ शिंदे यांच्या उपस्थितीत ही चाचणी पार पडली. यावेळी मुख्यमंत्री फडणवीस आणि उपमुख्यमंत्री एकनाथ शिंदे यांनी पत्रकारांशी बोलताना ठाणे मेट्रो दिरंगाईबाबत महा विकास आघाडीवर खापर फोडले. ठाणेकरांसाठी अत्यंत महत्त्वाचा ठरणारा मेट्रो ४अ प्रकल्पाच्या पहिल्या टप्प्याची चाचणी सोमवारी करण्यात आली. उपमुख्यमंत्री देवेंद्र फडणवीस आणि मुख्यमंत्री एकनाथ शिंदे यांच्या उपस्थितीत ही चाचणी पार पडली. यावेळी मुख्यमंत्री फडणवीस आणि उपमुख्यमंत्री एकनाथ शिंदे यांनी पत्रकारांशी बोलताना ठाणे मेट्रो दिरंगाईबाबत महा विकास आघाडीवर खापर फोडले. ठाणेकरांसाठी अत्यंत महत्त्वाचा ठरणारा मेट्रो ४अ प्रकल्पाच्या पहिल्या टप्प्याची चाचणी सोमवारी करण्यात आली. उपमुख्यमंत्री देवेंद्र फडणवीस आणि मुख्यमंत्री एकनाथ शिंदे यांच्या उपस्थितीत ही चाचणी पार पडली. यावेळी मुख्यमंत्री फडणवीस आणि उपमुख्यमंत्री एकनाथ शिंदे यांनी पत्रकारांशी बोलताना ठाणे मेट्रो दिरंगाईबाबत महा विकास आघाडीवर खापर फोडले. 22 Sep 2025 04:23 PM (IST) 22 Sep 2025 04:23 PM (IST) Maratha Reservation: मराठा आरक्षणावर टांगती तलवार? GR वर हायकोर्टाचा मोठा निर्णय Maratha Vs OBC Reservation: मराठा समाजाला आरक्षण मिळावे यासाठी मनोज जरांगे पाटील यांनी मोठे आंदोलन उभे केले होते. त्यांच्या आंदोलनाला अखेर यश आले. राज्य सरकारने मनोज जरांगे पाटील यांच्या 8 पैकी 6 मागण्या मान्य करत मराठा आरक्षणाचा जीआर काढला. मात्र या मराठा आरक्षणाच्या जीआरला मुंबई हायकोर्टात आव्हान देण्यात आले होते. त्याबाबत आता महत्वाची माहिती समोर येत आहे. Maratha Vs OBC Reservation: मराठा समाजाला आरक्षण मिळावे यासाठी मनोज जरांगे पाटील यांनी मोठे आंदोलन उभे केले होते. त्यांच्या आंदोलनाला अखेर यश आले. राज्य सरकारने मनोज जरांगे पाटील यांच्या 8 पैकी 6 मागण्या मान्य करत मराठा आरक्षणाचा जीआर काढला. मात्र या मराठा आरक्षणाच्या जीआरला मुंबई हायकोर्टात आव्हान देण्यात आले होते. त्याबाबत आता महत्वाची माहिती समोर येत आहे. Maratha Vs OBC Reservation: मराठा समाजाला आरक्षण मिळावे यासाठी मनोज जरांगे पाटील यांनी मोठे आंदोलन उभे केले होते. त्यांच्या आंदोलनाला अखेर यश आले. राज्य सरकारने मनोज जरांगे पाटील यांच्या 8 पैकी 6 मागण्या मान्य करत मराठा आरक्षणाचा जीआर काढला. मात्र या मराठा आरक्षणाच्या जीआरला मुंबई हायकोर्टात आव्हान देण्यात आले होते. त्याबाबत आता महत्वाची माहिती समोर येत आहे. 22 Sep 2025 04:20 PM (IST) 22 Sep 2025 04:20 PM (IST) कर्जत तालुक्यातील तरुणाने बनवले लंपी आजारावर औषध शेतकऱ्यांना भेडसावत असलेल्या लंपी या आजारापासून जनावरे यांना वाचविण्यासाठी कर्जत तालुक्यातील बार्डी या गावातील हेमंत नामदेव कोंडीलकर या तरुणाने गुरांना होणाऱ्या लंपि या आजारावर औषध तयार करून त्याचा वापर केला असून त्याचा रिझल्टही चांगला आला आहे.कर्जत तालुक्यातील जनावरे यात बैल गाई यांच्या वर हेमंत कोंडीलकर यांनी तयार केलेल्या औषधाचा वापर केला असता. त्यांची तयार केलेल्या औषधे यांच्यामुळे लंपि या आजारापासून मुक्तता झालेली दिसून आलेली आहे. हेमंत कोंडिलकर यांनी स्वतः तयार केलेले औषध गुरांच्या वरती वापर केल्यानंतर त्यांना लंपि या आजारापासून मुक्त करण्याचे काम केले आहे. त्यांच्या या कार्याबद्दल अनेक शेतकऱ्यांनी कौतुक केले आहे. शेतकऱ्यांना भेडसावत असलेल्या लंपी या आजारापासून जनावरे यांना वाचविण्यासाठी कर्जत तालुक्यातील बार्डी या गावातील हेमंत नामदेव कोंडीलकर या तरुणाने गुरांना होणाऱ्या लंपि या आजारावर औषध तयार करून त्याचा वापर केला असून त्याचा रिझल्टही चांगला आला आहे.कर्जत तालुक्यातील जनावरे यात बैल गाई यांच्या वर हेमंत कोंडीलकर यांनी तयार केलेल्या औषधाचा वापर केला असता. त्यांची तयार केलेल्या औषधे यांच्यामुळे लंपि या आजारापासून मुक्तता झालेली दिसून आलेली आहे. हेमंत कोंडिलकर यांनी स्वतः तयार केलेले औषध गुरांच्या वरती वापर केल्यानंतर त्यांना लंपि या आजारापासून मुक्त करण्याचे काम केले आहे. त्यांच्या या कार्याबद्दल अनेक शेतकऱ्यांनी कौतुक केले आहे. शेतकऱ्यांना भेडसावत असलेल्या लंपी या आजारापासून जनावरे यांना वाचविण्यासाठी कर्जत तालुक्यातील बार्डी या गावातील हेमंत नामदेव कोंडीलकर या तरुणाने गुरांना होणाऱ्या लंपि या आजारावर औषध तयार करून त्याचा वापर केला असून त्याचा रिझल्टही चांगला आला आहे.कर्जत तालुक्यातील जनावरे यात बैल गाई यांच्या वर हेमंत कोंडीलकर यांनी तयार केलेल्या औषधाचा वापर केला असता. त्यांची तयार केलेल्या औषधे यांच्यामुळे लंपि या आजारापासून मुक्तता झालेली दिसून आलेली आहे. हेमंत कोंडिलकर यांनी स्वतः तयार केलेले औषध गुरांच्या वरती वापर केल्यानंतर त्यांना लंपि या आजारापासून मुक्त करण्याचे काम केले आहे. त्यांच्या या कार्याबद्दल अनेक शेतकऱ्यांनी कौतुक केले आहे. 22 Sep 2025 04:16 PM (IST) 22 Sep 2025 04:16 PM (IST) सिंधुदुर्गातील ९२ विद्यार्थ्यांची जर्मनीत नोकरी देण्यावरून फसवणूक सिंधुदुर्ग जिल्ह्यातील १२०० तरुणांना जर्मनीमध्ये रोजगार मिळणार असल्याची घोषणा विधानसभा आणि लोकसभेच्या निवडणुकीदरम्यान केंद्रीय मंत्री नारायण राणे आणि तत्कालीन मंत्री दीपक केसरकर यांनी केली होती. त्या घोषणेप्रमाणे जिल्ह्यातील ९२ तरुणांना जर्मनीमध्ये नोकरी देण्यासंदर्भातील ऑफर लेटरही देण्यात आली. या बाबतचा शासकीय कार्यक्रम "डाएट" या शासनाच्या प्रशिक्षण संस्थेच्या माध्यमातून मागील वर्षी सावंतवाडी येथे घेण्यात आला होता. मागील वर्षभर या ९२ विद्यार्थ्यांची हेळसांड होत असल्याचा आरोप ठाकरे शिवसेनेचे माजी आमदार वैभव नाईक यांनी केला आहे. सिंधुदुर्ग जिल्ह्यातील १२०० तरुणांना जर्मनीमध्ये रोजगार मिळणार असल्याची घोषणा विधानसभा आणि लोकसभेच्या निवडणुकीदरम्यान केंद्रीय मंत्री नारायण राणे आणि तत्कालीन मंत्री दीपक केसरकर यांनी केली होती. त्या घोषणेप्रमाणे जिल्ह्यातील ९२ तरुणांना जर्मनीमध्ये नोकरी देण्यासंदर्भातील ऑफर लेटरही देण्यात आली. या बाबतचा शासकीय कार्यक्रम "डाएट" या शासनाच्या प्रशिक्षण संस्थेच्या माध्यमातून मागील वर्षी सावंतवाडी येथे घेण्यात आला होता. मागील वर्षभर या ९२ विद्यार्थ्यांची हेळसांड होत असल्याचा आरोप ठाकरे शिवसेनेचे माजी आमदार वैभव नाईक यांनी केला आहे. सिंधुदुर्ग जिल्ह्यातील १२०० तरुणांना जर्मनीमध्ये रोजगार मिळणार असल्याची घोषणा विधानसभा आणि लोकसभेच्या निवडणुकीदरम्यान केंद्रीय मंत्री नारायण राणे आणि तत्कालीन मंत्री दीपक केसरकर यांनी केली होती. त्या घोषणेप्रमाणे जिल्ह्यातील ९२ तरुणांना जर्मनीमध्ये नोकरी देण्यासंदर्भातील ऑफर लेटरही देण्यात आली. या बाबतचा शासकीय कार्यक्रम "डाएट" या शासनाच्या प्रशिक्षण संस्थेच्या माध्यमातून मागील वर्षी सावंतवाडी येथे घेण्यात आला होता. मागील वर्षभर या ९२ विद्यार्थ्यांची हेळसांड होत असल्याचा आरोप ठाकरे शिवसेनेचे माजी आमदार वैभव नाईक यांनी केला आहे. 22 Sep 2025 03:51 PM (IST) 22 Sep 2025 03:51 PM (IST) हिरोगिरी नडली! फोटोसाठी कॉन्स्टेबलने कोब्राला तोंडात धरला अन्…; सोशल मीडियावर रोज काही ना काही व्हायरल होत असते. कधी मजेशीर, कधी चित्र-विचित्र तर कधी भयावह व्हिडिओ पाहायला मिळतात. अलीकडे सोशल मीडियावर तुम्ही सापांना रेस्क्यू करणाऱ्यांचे व्हिडिओ देखील पाहिले असतील. सोशल मीडियावर रोज काही ना काही व्हायरल होत असते. कधी मजेशीर, कधी चित्र-विचित्र तर कधी भयावह व्हिडिओ पाहायला मिळतात. अलीकडे सोशल मीडियावर तुम्ही सापांना रेस्क्यू करणाऱ्यांचे व्हिडिओ देखील पाहिले असतील. सोशल मीडियावर रोज काही ना काही व्हायरल होत असते. कधी मजेशीर, कधी चित्र-विचित्र तर कधी भयावह व्हिडिओ पाहायला मिळतात. अलीकडे सोशल मीडियावर तुम्ही सापांना रेस्क्यू करणाऱ्यांचे व्हिडिओ देखील पाहिले असतील. 22 Sep 2025 03:41 PM (IST) 22 Sep 2025 03:41 PM (IST) सायबर चोरांचा नवा फंडा, ई-चालान पाठवून ५ लाख लुटले आजकाल सायबर चोर कशा पद्धतीने नागरिकांना गंडा घालतील याचा नेम नाही. अशीच काहीशी घटना ही गोंदियामध्ये घडल्याचं पाहायला मिळाल. सायबर चोरट्यांनी आरटी ओ ई-चालानच्या माध्यमातून ५ लाखाला गंडा घातला आहे. आजकाल सायबर चोर कशा पद्धतीने नागरिकांना गंडा घालतील याचा नेम नाही. अशीच काहीशी घटना ही गोंदियामध्ये घडल्याचं पाहायला मिळाल. सायबर चोरट्यांनी आरटी ओ ई-चालानच्या माध्यमातून ५ लाखाला गंडा घातला आहे. आजकाल सायबर चोर कशा पद्धतीने नागरिकांना गंडा घालतील याचा नेम नाही. अशीच काहीशी घटना ही गोंदियामध्ये घडल्याचं पाहायला मिळाल. सायबर चोरट्यांनी आरटी ओ ई-चालानच्या माध्यमातून ५ लाखाला गंडा घातला आहे. 22 Sep 2025 03:32 PM (IST) 22 Sep 2025 03:32 PM (IST) अहमदाबाद विमान अपघाताच्या अहवालावर प्रश्नचिन्ह Ahmedabad Plane Crash: जून महिन्यात अहमदाबाद विमानतळावर झालेल्या भीषण विमान अपघाताप्रकरणी सर्वोच्च न्यायालयाने मोठे पाऊल उचलले आहे. Ahmedabad Plane Crash: जून महिन्यात अहमदाबाद विमानतळावर झालेल्या भीषण विमान अपघाताप्रकरणी सर्वोच्च न्यायालयाने मोठे पाऊल उचलले आहे. Ahmedabad Plane Crash: जून महिन्यात अहमदाबाद विमानतळावर झालेल्या भीषण विमान अपघाताप्रकरणी सर्वोच्च न्यायालयाने मोठे पाऊल उचलले आहे. 22 Sep 2025 03:23 PM (IST) 22 Sep 2025 03:23 PM (IST) सरकारी नोकरी ईच्छुकांसाठी खुश खबर! सरकारी नौकरीच्या शोधात असणाऱ्या तरुणांसाठी आनंदाची बातमी समोर आली आहे. राष्ट्रीय आदिवासी विद्यार्थ्यांसाठी शिक्षण संस्था (NESTS) ने देशभरातील एकलव्य मॉडेल निवासी शाळांमध्ये (EMRS) प्राचार्य, TGT, PGT आणि शिक्षकेतर पदांसाठी अर्ज मागवले आहेत. सरकारी नौकरीच्या शोधात असणाऱ्या तरुणांसाठी आनंदाची बातमी समोर आली आहे. राष्ट्रीय आदिवासी विद्यार्थ्यांसाठी शिक्षण संस्था (NESTS) ने देशभरातील एकलव्य मॉडेल निवासी शाळांमध्ये (EMRS) प्राचार्य, TGT, PGT आणि शिक्षकेतर पदांसाठी अर्ज मागवले आहेत. सरकारी नौकरीच्या शोधात असणाऱ्या तरुणांसाठी आनंदाची बातमी समोर आली आहे. राष्ट्रीय आदिवासी विद्यार्थ्यांसाठी शिक्षण संस्था (NESTS) ने देशभरातील एकलव्य मॉडेल निवासी शाळांमध्ये (EMRS) प्राचार्य, TGT, PGT आणि शिक्षकेतर पदांसाठी अर्ज मागवले आहेत. 22 Sep 2025 03:12 PM (IST) 22 Sep 2025 03:12 PM (IST) साऊथ स्टार मोहनलाल ‘दृश्यम 3’ साठी सज्ज मल्याळम अभिनेता मोहनलाल यांनी त्यांच्या आगामी “दृश्यम ३” चित्रपटाच्या निर्मितीपूर्वी सेटवर पूजा केली आहे. त्यांनी सोशल मीडिया प्लॅटफॉर्म फेसबुकवर या सोहळ्याचे फोटो शेअर केले आहेत. मल्याळम अभिनेता मोहनलाल यांनी त्यांच्या आगामी “दृश्यम ३” चित्रपटाच्या निर्मितीपूर्वी सेटवर पूजा केली आहे. त्यांनी सोशल मीडिया प्लॅटफॉर्म फेसबुकवर या सोहळ्याचे फोटो शेअर केले आहेत. मल्याळम अभिनेता मोहनलाल यांनी त्यांच्या आगामी “दृश्यम ३” चित्रपटाच्या निर्मितीपूर्वी सेटवर पूजा केली आहे. त्यांनी सोशल मीडिया प्लॅटफॉर्म फेसबुकवर या सोहळ्याचे फोटो शेअर केले आहेत. 22 Sep 2025 03:01 PM (IST) 22 Sep 2025 03:01 PM (IST) IMD Rain Alert: हा खेळ पावसाचा! अनेक भागात विश्रांती; तर ‘या’ राज्यांमध्ये वरूणराजा करणार कहर India Heavy Rain Alert: देशभरात हवामान सातत्याने बदलत आहे. त्यामुळे काही ठिकाणी उकाडा तर काही ठिकाणी गार हवा जाणवत आहे. दरम्यान आज भारतीय हवामान विभागाने कोणत्या राज्यात पावसाचा इशारा दिला आहे, ते जाणून घेऊयात. उतर प्रदेशमध्ये हवामान एकदम मोकळे आहे. तर अन्य राज्यांची स्थिती जाणून घेऊयात. India Heavy Rain Alert: देशभरात हवामान सातत्याने बदलत आहे. त्यामुळे काही ठिकाणी उकाडा तर काही ठिकाणी गार हवा जाणवत आहे. दरम्यान आज भारतीय हवामान विभागाने कोणत्या राज्यात पावसाचा इशारा दिला आहे, ते जाणून घेऊयात. उतर प्रदेशमध्ये हवामान एकदम मोकळे आहे. तर अन्य राज्यांची स्थिती जाणून घेऊयात. India Heavy Rain Alert: देशभरात हवामान सातत्याने बदलत आहे. त्यामुळे काही ठिकाणी उकाडा तर काही ठिकाणी गार हवा जाणवत आहे. दरम्यान आज भारतीय हवामान विभागाने कोणत्या राज्यात पावसाचा इशारा दिला आहे, ते जाणून घेऊयात. उतर प्रदेशमध्ये हवामान एकदम मोकळे आहे. तर अन्य राज्यांची स्थिती जाणून घेऊयात. 22 Sep 2025 02:45 PM (IST) 22 Sep 2025 02:45 PM (IST) “लोकसभेच्या दोनच जागा असल्याने…”; नरेंद्र मोदींची कॉँग्रेसवर जहरी टीका PM Modi visit Arunachal Pradesh: आज पंतप्रधान नरेंद्र मोदी पूर्वोत्तर राज्यांच्या दौऱ्यावर होते. पंतप्रधान नरेंद्र मोदी अरुणाचल प्रदेश राज्याच्या दौऱ्यावर होते. अरुणाचल प्रदेशमध्ये नरेंद्र मोदी यांनी दोन महत्वाच्या जलविद्युत प्रकल्पांचे लोकार्पण केले. यावेळी मोदी यांनी नागरिकांना संबोधित देखील केले. त्यावेळी तयांनी कॉँग्रेसवर जोरदार टीका केली. PM Modi visit Arunachal Pradesh: आज पंतप्रधान नरेंद्र मोदी पूर्वोत्तर राज्यांच्या दौऱ्यावर होते. पंतप्रधान नरेंद्र मोदी अरुणाचल प्रदेश राज्याच्या दौऱ्यावर होते. अरुणाचल प्रदेशमध्ये नरेंद्र मोदी यांनी दोन महत्वाच्या जलविद्युत प्रकल्पांचे लोकार्पण केले. यावेळी मोदी यांनी नागरिकांना संबोधित देखील केले. त्यावेळी तयांनी कॉँग्रेसवर जोरदार टीका केली. PM Modi visit Arunachal Pradesh: आज पंतप्रधान नरेंद्र मोदी पूर्वोत्तर राज्यांच्या दौऱ्यावर होते. पंतप्रधान नरेंद्र मोदी अरुणाचल प्रदेश राज्याच्या दौऱ्यावर होते. अरुणाचल प्रदेशमध्ये नरेंद्र मोदी यांनी दोन महत्वाच्या जलविद्युत प्रकल्पांचे लोकार्पण केले. यावेळी मोदी यांनी नागरिकांना संबोधित देखील केले. त्यावेळी तयांनी कॉँग्रेसवर जोरदार टीका केली. 22 Sep 2025 02:40 PM (IST) 22 Sep 2025 02:40 PM (IST) चार्ली कर्कच्या पत्नी एरिकाने केले त्याच्या हल्लेखोराला माफ Charlie Kirk Murder Case Update in Marathi : वॉशिंग्टन : चार्ली कर्क (Charlie Kirk) यांच्या मृत्यूने अमेरिकेचे राष्ट्राध्यक्ष डोनाल्ड ट्रम्प (Donald Trump) यांच्यासह संपूर्ण अमेरिकेला हादरुन टाकले आहे. त्यांच्या खूनात सामील असलेल्या आरोपीला अटक करण्यात आली असून त्याची चौकशी सुरु आहे. 10 सप्टेंबर रोजी युटा व्हॅली विद्यापीठात सुरु असलेल्या कार्यक्रमादरम्यान भर दिवसा त्यांची हत्या झाली होती. Charlie Kirk Murder Case Update in Marathi : वॉशिंग्टन : चार्ली कर्क (Charlie Kirk) यांच्या मृत्यूने अमेरिकेचे राष्ट्राध्यक्ष डोनाल्ड ट्रम्प (Donald Trump) यांच्यासह संपूर्ण अमेरिकेला हादरुन टाकले आहे. त्यांच्या खूनात सामील असलेल्या आरोपीला अटक करण्यात आली असून त्याची चौकशी सुरु आहे. 10 सप्टेंबर रोजी युटा व्हॅली विद्यापीठात सुरु असलेल्या कार्यक्रमादरम्यान भर दिवसा त्यांची हत्या झाली होती. Charlie Kirk Murder Case Update in Marathi : वॉशिंग्टन : चार्ली कर्क (Charlie Kirk) यांच्या मृत्यूने अमेरिकेचे राष्ट्राध्यक्ष डोनाल्ड ट्रम्प (Donald Trump) यांच्यासह संपूर्ण अमेरिकेला हादरुन टाकले आहे. त्यांच्या खूनात सामील असलेल्या आरोपीला अटक करण्यात आली असून त्याची चौकशी सुरु आहे. 10 सप्टेंबर रोजी युटा व्हॅली विद्यापीठात सुरु असलेल्या कार्यक्रमादरम्यान भर दिवसा त्यांची हत्या झाली होती. 22 Sep 2025 02:36 PM (IST) 22 Sep 2025 02:36 PM (IST) चिरंजीवी यांचा ४७ वर्षांचा मेगास्टारचा प्रवास टॉलीवूड मेगास्टार चिरंजीवी यांनी अभिनेता म्हणून ४७ गौरवशाली वर्ष पूर्ण केली आहेत.त्यांचा पहिला चित्रपट, प्रणम खरेदू, बरोबर ४७ वर्षांपूर्वी २२ सप्टेंबर १९७८ रोजी प्रदर्शित झाला होता. पार्श्वभूमी नसलेल्या चिरंजीवी यांनी एन.टी. रामा राव, अक्किनेनी नागेश्वर राव आणि कृष्णा यांसारख्या दिग्गज कलाकारांच्या काळात तेलुगू चित्रपटसृष्टीत प्रवेश केला.१९८३ मध्ये आलेला खैदी हा चित्रपट चिरंजीवी यांच्या कारकिर्दीत क्रांतीकारी ठरला. त्यानंतर त्यांनी व्यावसायिक सिनेमांमध्ये आपलं वर्चस्व सिद्ध केलं. गँग लीडर, जगदेका वीरुडु अतिलोका सुंदरी, घराना मोगुडु, कोदमा सिम्हम यांसारख्या यशस्वी चित्रपटांनी त्यांची लोकप्रियता आणखीनच वाढवली. टॉलीवूड मेगास्टार चिरंजीवी यांनी अभिनेता म्हणून ४७ गौरवशाली वर्ष पूर्ण केली आहेत.त्यांचा पहिला चित्रपट, प्रणम खरेदू, बरोबर ४७ वर्षांपूर्वी २२ सप्टेंबर १९७८ रोजी प्रदर्शित झाला होता. पार्श्वभूमी नसलेल्या चिरंजीवी यांनी एन.टी. रामा राव, अक्किनेनी नागेश्वर राव आणि कृष्णा यांसारख्या दिग्गज कलाकारांच्या काळात तेलुगू चित्रपटसृष्टीत प्रवेश केला.१९८३ मध्ये आलेला खैदी हा चित्रपट चिरंजीवी यांच्या कारकिर्दीत क्रांतीकारी ठरला. त्यानंतर त्यांनी व्यावसायिक सिनेमांमध्ये आपलं वर्चस्व सिद्ध केलं. गँग लीडर, जगदेका वीरुडु अतिलोका सुंदरी, घराना मोगुडु, कोदमा सिम्हम यांसारख्या यशस्वी चित्रपटांनी त्यांची लोकप्रियता आणखीनच वाढवली. टॉलीवूड मेगास्टार चिरंजीवी यांनी अभिनेता म्हणून ४७ गौरवशाली वर्ष पूर्ण केली आहेत.त्यांचा पहिला चित्रपट, प्रणम खरेदू, बरोबर ४७ वर्षांपूर्वी २२ सप्टेंबर १९७८ रोजी प्रदर्शित झाला होता. पार्श्वभूमी नसलेल्या चिरंजीवी यांनी एन.टी. रामा राव, अक्किनेनी नागेश्वर राव आणि कृष्णा यांसारख्या दिग्गज कलाकारांच्या काळात तेलुगू चित्रपटसृष्टीत प्रवेश केला.१९८३ मध्ये आलेला खैदी हा चित्रपट चिरंजीवी यांच्या कारकिर्दीत क्रांतीकारी ठरला. त्यानंतर त्यांनी व्यावसायिक सिनेमांमध्ये आपलं वर्चस्व सिद्ध केलं. गँग लीडर, जगदेका वीरुडु अतिलोका सुंदरी, घराना मोगुडु, कोदमा सिम्हम यांसारख्या यशस्वी चित्रपटांनी त्यांची लोकप्रियता आणखीनच वाढवली. 22 Sep 2025 02:35 PM (IST) 22 Sep 2025 02:35 PM (IST) PM Modi On Congress: "लोकसभेच्या दोनच जागा असल्याने..."; नरेंद्र मोदींची कॉँग्रेसवर जहरी टीका PM Modi visit Arunachal Pradesh: आज पंतप्रधान नरेंद्र मोदी पूर्वोत्तर राज्यांच्या दौऱ्यावर होते. पंतप्रधान नरेंद्र मोदी अरुणाचल प्रदेश राज्याच्या दौऱ्यावर होते. अरुणाचल प्रदेशमध्ये नरेंद्र मोदी यांनी दोन महत्वाच्या जलविद्युत प्रकल्पांचे लोकार्पण केले. यावेळी मोदी यांनी नागरिकांना संबोधित देखील केले. त्यावेळी तयांनी कॉँग्रेसवर जोरदार टीका केली. PM Modi visit Arunachal Pradesh: आज पंतप्रधान नरेंद्र मोदी पूर्वोत्तर राज्यांच्या दौऱ्यावर होते. पंतप्रधान नरेंद्र मोदी अरुणाचल प्रदेश राज्याच्या दौऱ्यावर होते. अरुणाचल प्रदेशमध्ये नरेंद्र मोदी यांनी दोन महत्वाच्या जलविद्युत प्रकल्पांचे लोकार्पण केले. यावेळी मोदी यांनी नागरिकांना संबोधित देखील केले. त्यावेळी तयांनी कॉँग्रेसवर जोरदार टीका केली. PM Modi visit Arunachal Pradesh: आज पंतप्रधान नरेंद्र मोदी पूर्वोत्तर राज्यांच्या दौऱ्यावर होते. पंतप्रधान नरेंद्र मोदी अरुणाचल प्रदेश राज्याच्या दौऱ्यावर होते. अरुणाचल प्रदेशमध्ये नरेंद्र मोदी यांनी दोन महत्वाच्या जलविद्युत प्रकल्पांचे लोकार्पण केले. यावेळी मोदी यांनी नागरिकांना संबोधित देखील केले. त्यावेळी तयांनी कॉँग्रेसवर जोरदार टीका केली. 22 Sep 2025 02:30 PM (IST) 22 Sep 2025 02:30 PM (IST) बड्या अधिकाऱ्याकडून महिला डॉक्टरकडे शरीरसुखाची मागणी जळगाव : राज्यासह देशभरात महिलांवरील अत्याचाराच्या घटना वाढल्या आहेत. वाढत्या घटनांमुळे महिलांच्या सुरक्षेचा प्रश्न ऐरणीवर आला आहे. अशातच आता जळगावमधून एक संतापजनक प्रकार उघडकीस आला आहे. जळगाव महानगरपालिकेत कार्यरत असलेल्या एका महिला डॉक्टरचा विनयभंग केल्याच्या गंभीर आरोपावरून निलंबित प्रमुख वैद्यकीय अधिकारी डॉ. विजय घोलप याला अखेर शहर पोलिसांनी अटक केली आहे. या घटनेमुळे महापालिकेच्या वर्तुळात प्रचंड खळबळ उडाली आहे. जळगाव : राज्यासह देशभरात महिलांवरील अत्याचाराच्या घटना वाढल्या आहेत. वाढत्या घटनांमुळे महिलांच्या सुरक्षेचा प्रश्न ऐरणीवर आला आहे. अशातच आता जळगावमधून एक संतापजनक प्रकार उघडकीस आला आहे. जळगाव महानगरपालिकेत कार्यरत असलेल्या एका महिला डॉक्टरचा विनयभंग केल्याच्या गंभीर आरोपावरून निलंबित प्रमुख वैद्यकीय अधिकारी डॉ. विजय घोलप याला अखेर शहर पोलिसांनी अटक केली आहे. या घटनेमुळे महापालिकेच्या वर्तुळात प्रचंड खळबळ उडाली आहे. जळगाव : राज्यासह देशभरात महिलांवरील अत्याचाराच्या घटना वाढल्या आहेत. वाढत्या घटनांमुळे महिलांच्या सुरक्षेचा प्रश्न ऐरणीवर आला आहे. अशातच आता जळगावमधून एक संतापजनक प्रकार उघडकीस आला आहे. जळगाव महानगरपालिकेत कार्यरत असलेल्या एका महिला डॉक्टरचा विनयभंग केल्याच्या गंभीर आरोपावरून निलंबित प्रमुख वैद्यकीय अधिकारी डॉ. विजय घोलप याला अखेर शहर पोलिसांनी अटक केली आहे. या घटनेमुळे महापालिकेच्या वर्तुळात प्रचंड खळबळ उडाली आहे. 22 Sep 2025 02:25 PM (IST) 22 Sep 2025 02:25 PM (IST) भारताची दमदार सुरुवात, बांग्लादेशला टाकल मागे! आशिया कप 2025 मध्ये सुपर 4 चे दोन सामने खेळवण्यात आले. या सामन्यामध्ये दोन्ही दमदार सामने पाहायला मिळाले आहेत, पहिला सामना बांग्लादेश विरुद्ध श्रीलंका यांच्यामध्ये पार पडला. या सामन्यात बांग्लादेशच्या संघाने बाजी मारली आणि पहिल्या सुपर 4 मध्ये विजय मिळवून विजयी सुरुवात केली आहे. काल दुसरा सामना भारत विरुद्ध पाकिस्तान यांच्यामध्ये पार पडला. या सामन्यात भारताच्या संघाने 6 विकेट्सने विजय मिळवला आहे. सूर्यकुमार यादवच्या नेतृत्वाखालील टीम इंडिया ग्रुप स्टेजनंतर सुपर-४ च्या पॉइंट्स टेबलवरही वर्चस्व गाजवत आहे. आशिया कप 2025 मध्ये सुपर 4 चे दोन सामने खेळवण्यात आले. या सामन्यामध्ये दोन्ही दमदार सामने पाहायला मिळाले आहेत, पहिला सामना बांग्लादेश विरुद्ध श्रीलंका यांच्यामध्ये पार पडला. या सामन्यात बांग्लादेशच्या संघाने बाजी मारली आणि पहिल्या सुपर 4 मध्ये विजय मिळवून विजयी सुरुवात केली आहे. काल दुसरा सामना भारत विरुद्ध पाकिस्तान यांच्यामध्ये पार पडला. या सामन्यात भारताच्या संघाने 6 विकेट्सने विजय मिळवला आहे. सूर्यकुमार यादवच्या नेतृत्वाखालील टीम इंडिया ग्रुप स्टेजनंतर सुपर-४ च्या पॉइंट्स टेबलवरही वर्चस्व गाजवत आहे. आशिया कप 2025 मध्ये सुपर 4 चे दोन सामने खेळवण्यात आले. या सामन्यामध्ये दोन्ही दमदार सामने पाहायला मिळाले आहेत, पहिला सामना बांग्लादेश विरुद्ध श्रीलंका यांच्यामध्ये पार पडला. या सामन्यात बांग्लादेशच्या संघाने बाजी मारली आणि पहिल्या सुपर 4 मध्ये विजय मिळवून विजयी सुरुवात केली आहे. काल दुसरा सामना भारत विरुद्ध पाकिस्तान यांच्यामध्ये पार पडला. या सामन्यात भारताच्या संघाने 6 विकेट्सने विजय मिळवला आहे. सूर्यकुमार यादवच्या नेतृत्वाखालील टीम इंडिया ग्रुप स्टेजनंतर सुपर-४ च्या पॉइंट्स टेबलवरही वर्चस्व गाजवत आहे. 22 Sep 2025 02:13 PM (IST) 22 Sep 2025 02:13 PM (IST) आनंद राठी यांच्या शेअर्सचा IPO 23 सप्टेंबर रोजी लाँच होणार Anand Rathi Share IPO Marathi News: डिसेंबर २०२१ मध्ये जेव्हा आनंद राठी वेल्थ शेअर बाजारात सूचीबद्ध झाले तेव्हा कोणीही कल्पना केली नव्हती की कंपनीला इतके मोठे यश मिळेल. चार वर्षांपेक्षा कमी कालावधीत, कंपनीने गुंतवणूकदारांना जवळजवळ १०००% परतावा दिला आहे. याचा अर्थ असा की ₹१०,००० ची गुंतवणूक आता ₹१ लाख झाली आहे. Anand Rathi Share IPO Marathi News: डिसेंबर २०२१ मध्ये जेव्हा आनंद राठी वेल्थ शेअर बाजारात सूचीबद्ध झाले तेव्हा कोणीही कल्पना केली नव्हती की कंपनीला इतके मोठे यश मिळेल. चार वर्षांपेक्षा कमी कालावधीत, कंपनीने गुंतवणूकदारांना जवळजवळ १०००% परतावा दिला आहे. याचा अर्थ असा की ₹१०,००० ची गुंतवणूक आता ₹१ लाख झाली आहे. Anand Rathi Share IPO Marathi News: डिसेंबर २०२१ मध्ये जेव्हा आनंद राठी वेल्थ शेअर बाजारात सूचीबद्ध झाले तेव्हा कोणीही कल्पना केली नव्हती की कंपनीला इतके मोठे यश मिळेल. चार वर्षांपेक्षा कमी कालावधीत, कंपनीने गुंतवणूकदारांना जवळजवळ १०००% परतावा दिला आहे. याचा अर्थ असा की ₹१०,००० ची गुंतवणूक आता ₹१ लाख झाली आहे. 22 Sep 2025 02:06 PM (IST) 22 Sep 2025 02:06 PM (IST) भारताची दमदार सुरुवात, बांग्लादेशला टाकल मागे! आशिया कप 2025 मध्ये सुपर 4 चे दोन सामने खेळवण्यात आले. या सामन्यामध्ये दोन्ही दमदार सामने पाहायला मिळाले आहेत, पहिला सामना बांग्लादेश विरुद्ध श्रीलंका यांच्यामध्ये पार पडला. या सामन्यात बांग्लादेशच्या संघाने बाजी मारली आणि पहिल्या सुपर 4 मध्ये विजय मिळवून विजयी सुरुवात केली आहे. काल दुसरा सामना भारत विरुद्ध पाकिस्तान यांच्यामध्ये पार पडला. या सामन्यात भारताच्या संघाने 6 विकेट्सने विजय मिळवला आहे. सूर्यकुमार यादवच्या नेतृत्वाखालील टीम इंडिया ग्रुप स्टेजनंतर सुपर-४ च्या पॉइंट्स टेबलवरही वर्चस्व गाजवत आहे. आशिया कप 2025 मध्ये सुपर 4 चे दोन सामने खेळवण्यात आले. या सामन्यामध्ये दोन्ही दमदार सामने पाहायला मिळाले आहेत, पहिला सामना बांग्लादेश विरुद्ध श्रीलंका यांच्यामध्ये पार पडला. या सामन्यात बांग्लादेशच्या संघाने बाजी मारली आणि पहिल्या सुपर 4 मध्ये विजय मिळवून विजयी सुरुवात केली आहे. काल दुसरा सामना भारत विरुद्ध पाकिस्तान यांच्यामध्ये पार पडला. या सामन्यात भारताच्या संघाने 6 विकेट्सने विजय मिळवला आहे. सूर्यकुमार यादवच्या नेतृत्वाखालील टीम इंडिया ग्रुप स्टेजनंतर सुपर-४ च्या पॉइंट्स टेबलवरही वर्चस्व गाजवत आहे. आशिया कप 2025 मध्ये सुपर 4 चे दोन सामने खेळवण्यात आले. या सामन्यामध्ये दोन्ही दमदार सामने पाहायला मिळाले आहेत, पहिला सामना बांग्लादेश विरुद्ध श्रीलंका यांच्यामध्ये पार पडला. या सामन्यात बांग्लादेशच्या संघाने बाजी मारली आणि पहिल्या सुपर 4 मध्ये विजय मिळवून विजयी सुरुवात केली आहे. काल दुसरा सामना भारत विरुद्ध पाकिस्तान यांच्यामध्ये पार पडला. या सामन्यात भारताच्या संघाने 6 विकेट्सने विजय मिळवला आहे. सूर्यकुमार यादवच्या नेतृत्वाखालील टीम इंडिया ग्रुप स्टेजनंतर सुपर-४ च्या पॉइंट्स टेबलवरही वर्चस्व गाजवत आहे. 22 Sep 2025 02:00 PM (IST) 22 Sep 2025 02:00 PM (IST) आनंद राठी यांच्या शेअर्सचा IPO 23 सप्टेंबर रोजी लाँच होणार डिसेंबर २०२१ मध्ये जेव्हा आनंद राठी वेल्थ शेअर बाजारात सूचीबद्ध झाले तेव्हा कोणीही कल्पना केली नव्हती की कंपनीला इतके मोठे यश मिळेल. चार वर्षांपेक्षा कमी कालावधीत, कंपनीने गुंतवणूकदारांना जवळजवळ १०००% परतावा दिला आहे. याचा अर्थ असा की ₹१०,००० ची गुंतवणूक आता ₹१ लाख झाली आहे.ही प्रभावी वाढ सततच्या व्यवसाय विस्तारामुळे आणि मजबूत आर्थिक कामगिरीमुळे झाली. आर्थिक वर्ष २१ ते आर्थिक वर्ष २५ दरम्यान, कंपनीचा महसूल ३७% च्या CAGR ने वाढून ₹९८१ कोटींवर पोहोचला. AUM (मॅनेजमेंट अंतर्गत मालमत्ता) ३०% च्या CAGR ने वाढून ₹७७,१०३ कोटींवर पोहोचला. डिसेंबर २०२१ मध्ये जेव्हा आनंद राठी वेल्थ शेअर बाजारात सूचीबद्ध झाले तेव्हा कोणीही कल्पना केली नव्हती की कंपनीला इतके मोठे यश मिळेल. चार वर्षांपेक्षा कमी कालावधीत, कंपनीने गुंतवणूकदारांना जवळजवळ १०००% परतावा दिला आहे. याचा अर्थ असा की ₹१०,००० ची गुंतवणूक आता ₹१ लाख झाली आहे.ही प्रभावी वाढ सततच्या व्यवसाय विस्तारामुळे आणि मजबूत आर्थिक कामगिरीमुळे झाली. आर्थिक वर्ष २१ ते आर्थिक वर्ष २५ दरम्यान, कंपनीचा महसूल ३७% च्या CAGR ने वाढून ₹९८१ कोटींवर पोहोचला. AUM (मॅनेजमेंट अंतर्गत मालमत्ता) ३०% च्या CAGR ने वाढून ₹७७,१०३ कोटींवर पोहोचला. डिसेंबर २०२१ मध्ये जेव्हा आनंद राठी वेल्थ शेअर बाजारात सूचीबद्ध झाले तेव्हा कोणीही कल्पना केली नव्हती की कंपनीला इतके मोठे यश मिळेल. चार वर्षांपेक्षा कमी कालावधीत, कंपनीने गुंतवणूकदारांना जवळजवळ १०००% परतावा दिला आहे. याचा अर्थ असा की ₹१०,००० ची गुंतवणूक आता ₹१ लाख झाली आहे.ही प्रभावी वाढ सततच्या व्यवसाय विस्तारामुळे आणि मजबूत आर्थिक कामगिरीमुळे झाली. आर्थिक वर्ष २१ ते आर्थिक वर्ष २५ दरम्यान, कंपनीचा महसूल ३७% च्या CAGR ने वाढून ₹९८१ कोटींवर पोहोचला. AUM (मॅनेजमेंट अंतर्गत मालमत्ता) ३०% च्या CAGR ने वाढून ₹७७,१०३ कोटींवर पोहोचला. 22 Sep 2025 01:50 PM (IST) 22 Sep 2025 01:50 PM (IST) बड्या अधिकाऱ्याकडून महिला डॉक्टरकडे शरीरसुखाची मागणी; केबिनमध्ये बोलावलं अन्… राज्यासह देशभरात महिलांवरील अत्याचाराच्या घटना वाढल्या आहेत. वाढत्या घटनांमुळे महिलांच्या सुरक्षेचा प्रश्न ऐरणीवर आला आहे. अशातच आता जळगावमधून एक संतापजनक प्रकार उघडकीस आला आहे. जळगाव महानगरपालिकेत कार्यरत असलेल्या एका महिला डॉक्टरचा विनयभंग केल्याच्या गंभीर आरोपावरून निलंबित प्रमुख वैद्यकीय अधिकारी डॉ. विजय घोलप याला अखेर शहर पोलिसांनी अटक केली आहे. या घटनेमुळे महापालिकेच्या वर्तुळात प्रचंड खळबळ उडाली आहे. राज्यासह देशभरात महिलांवरील अत्याचाराच्या घटना वाढल्या आहेत. वाढत्या घटनांमुळे महिलांच्या सुरक्षेचा प्रश्न ऐरणीवर आला आहे. अशातच आता जळगावमधून एक संतापजनक प्रकार उघडकीस आला आहे. जळगाव महानगरपालिकेत कार्यरत असलेल्या एका महिला डॉक्टरचा विनयभंग केल्याच्या गंभीर आरोपावरून निलंबित प्रमुख वैद्यकीय अधिकारी डॉ. विजय घोलप याला अखेर शहर पोलिसांनी अटक केली आहे. या घटनेमुळे महापालिकेच्या वर्तुळात प्रचंड खळबळ उडाली आहे. राज्यासह देशभरात महिलांवरील अत्याचाराच्या घटना वाढल्या आहेत. वाढत्या घटनांमुळे महिलांच्या सुरक्षेचा प्रश्न ऐरणीवर आला आहे. अशातच आता जळगावमधून एक संतापजनक प्रकार उघडकीस आला आहे. जळगाव महानगरपालिकेत कार्यरत असलेल्या एका महिला डॉक्टरचा विनयभंग केल्याच्या गंभीर आरोपावरून निलंबित प्रमुख वैद्यकीय अधिकारी डॉ. विजय घोलप याला अखेर शहर पोलिसांनी अटक केली आहे. या घटनेमुळे महापालिकेच्या वर्तुळात प्रचंड खळबळ उडाली आहे. 22 Sep 2025 01:45 PM (IST) 22 Sep 2025 01:45 PM (IST) अखेर चाहत्यांची प्रतीक्षा संपली! ऋषभ शेट्टीच्या ‘कांतारा चॅप्टर १’ चा ट्रेलर प्रदर्शित ऋषभ शेट्टीच्या या वर्षातील सर्वात चर्चेत असलेला चित्रपट “कांतारा चॅप्टर १” चा ट्रेलर आज प्रदर्शित झाला आहे. या चित्रपटाच्या ट्रेलरसाठी चाहते आधीच उत्सुक होते आणि ट्रेलरची आतुरतेने वाट पाहत होते. आता, ट्रेलर प्रदर्शित होताच तो व्हायरल झाला आहे आणि सोशल मीडियावर ट्रेंड झाला आहे. ट्रेलर पाहिल्यानंतर, चित्रपटाबद्दल लोकांची उत्सुकता आणखी वाढली आहे. जबरदस्त ट्रेलरने चाहत्यांना थक्क केलं आहे. ऋषभ शेट्टीच्या या वर्षातील सर्वात चर्चेत असलेला चित्रपट “कांतारा चॅप्टर १” चा ट्रेलर आज प्रदर्शित झाला आहे. या चित्रपटाच्या ट्रेलरसाठी चाहते आधीच उत्सुक होते आणि ट्रेलरची आतुरतेने वाट पाहत होते. आता, ट्रेलर प्रदर्शित होताच तो व्हायरल झाला आहे आणि सोशल मीडियावर ट्रेंड झाला आहे. ट्रेलर पाहिल्यानंतर, चित्रपटाबद्दल लोकांची उत्सुकता आणखी वाढली आहे. जबरदस्त ट्रेलरने चाहत्यांना थक्क केलं आहे. ऋषभ शेट्टीच्या या वर्षातील सर्वात चर्चेत असलेला चित्रपट “कांतारा चॅप्टर १” चा ट्रेलर आज प्रदर्शित झाला आहे. या चित्रपटाच्या ट्रेलरसाठी चाहते आधीच उत्सुक होते आणि ट्रेलरची आतुरतेने वाट पाहत होते. आता, ट्रेलर प्रदर्शित होताच तो व्हायरल झाला आहे आणि सोशल मीडियावर ट्रेंड झाला आहे. ट्रेलर पाहिल्यानंतर, चित्रपटाबद्दल लोकांची उत्सुकता आणखी वाढली आहे. जबरदस्त ट्रेलरने चाहत्यांना थक्क केलं आहे. 22 Sep 2025 01:40 PM (IST) 22 Sep 2025 01:40 PM (IST) UN चा मोठा खुलासा, AI मुळे पुरूष की महिला कोणाच्या नोकऱ्यांवर येणार गदा संयुक्त राष्ट्रांच्या (UN) नवीन अहवाल “जेंडर स्नॅपशॉट २०२५” मध्ये AI ची क्षमता उघड झाली आहे, ज्यामध्ये जगभरातील महिलांना त्यांच्या नोकऱ्यांबद्दल इशारा देण्यात आला आहे. अहवालानुसार, आर्टिफिशियल इंटेलिजेंस (एआय) मुळे अंदाजे २८% महिलांच्या नोकऱ्या धोक्यात आहेत, तर केवळ २१% पुरुषांच्या नोकऱ्यांवर याचा परिणाम होईल. हे आकडे दर्शवितात की वेगाने प्रगती करणाऱ्या तंत्रज्ञानाच्या जगात, “जेंडर डिजिटल डिव्हाइड” किंवा डिजिटल असमानता आणखी वाढू शकते. संयुक्त राष्ट्रांच्या (UN) नवीन अहवाल “जेंडर स्नॅपशॉट २०२५” मध्ये AI ची क्षमता उघड झाली आहे, ज्यामध्ये जगभरातील महिलांना त्यांच्या नोकऱ्यांबद्दल इशारा देण्यात आला आहे. अहवालानुसार, आर्टिफिशियल इंटेलिजेंस (एआय) मुळे अंदाजे २८% महिलांच्या नोकऱ्या धोक्यात आहेत, तर केवळ २१% पुरुषांच्या नोकऱ्यांवर याचा परिणाम होईल. हे आकडे दर्शवितात की वेगाने प्रगती करणाऱ्या तंत्रज्ञानाच्या जगात, “जेंडर डिजिटल डिव्हाइड” किंवा डिजिटल असमानता आणखी वाढू शकते. संयुक्त राष्ट्रांच्या (UN) नवीन अहवाल “जेंडर स्नॅपशॉट २०२५” मध्ये AI ची क्षमता उघड झाली आहे, ज्यामध्ये जगभरातील महिलांना त्यांच्या नोकऱ्यांबद्दल इशारा देण्यात आला आहे. अहवालानुसार, आर्टिफिशियल इंटेलिजेंस (एआय) मुळे अंदाजे २८% महिलांच्या नोकऱ्या धोक्यात आहेत, तर केवळ २१% पुरुषांच्या नोकऱ्यांवर याचा परिणाम होईल. हे आकडे दर्शवितात की वेगाने प्रगती करणाऱ्या तंत्रज्ञानाच्या जगात, “जेंडर डिजिटल डिव्हाइड” किंवा डिजिटल असमानता आणखी वाढू शकते. 22 Sep 2025 01:35 PM (IST) 22 Sep 2025 01:35 PM (IST) 50-50 की 60-40? शिवसेना-मनसे युतीत जागा वाटप फॉर्म्युला ठरला महाराष्ट्रातील स्थानिक स्वराज्य संस्थांच्या निवडणुका (BMC Election 2025) रखडल्या असून ही निवडणूक पुढच्या वर्षी 31 जानेवारीच्या आत घेण्यात यावे, असे आदेश सर्वोच्च न्यायालयाने दिले आहे. त्यामुळे यंदा दिवाळानंतर निवडणुकांच्या प्रचाराचा धूमधडाका सुरू होईल, अशी अपेक्षा व्यक्त करण्यात येत आहे.ठाकरे बंधू एकाच व्यासपीठावर एकत्र आल्यापासून महाराष्ट्रात ठाकरे बंधूंमधील युतीची बऱ्याच काळापासून प्रतीक्षा होती. विजयादशमीच्या निमित्ताने होणारी रॅली महत्त्वाची मानली जात आहे. याचदरम्यान आता ठाकरेंची शिवसेना आणि महाराष्ट्र निवनिर्माण सेना या दोन पक्षांनी किती जागा लढवाव्यात यासाठीचा फॉर्म्युलाही निश्चित झाला आहे. मिळालेल्या माहितीनुसार या युतीची घोषणा दसरा मेळाव्यात होणार नसून दिवाळीच्या मुहुर्तावर ती होण्याची शक्यता आहे. महाराष्ट्रातील स्थानिक स्वराज्य संस्थांच्या निवडणुका (BMC Election 2025) रखडल्या असून ही निवडणूक पुढच्या वर्षी 31 जानेवारीच्या आत घेण्यात यावे, असे आदेश सर्वोच्च न्यायालयाने दिले आहे. त्यामुळे यंदा दिवाळानंतर निवडणुकांच्या प्रचाराचा धूमधडाका सुरू होईल, अशी अपेक्षा व्यक्त करण्यात येत आहे.ठाकरे बंधू एकाच व्यासपीठावर एकत्र आल्यापासून महाराष्ट्रात ठाकरे बंधूंमधील युतीची बऱ्याच काळापासून प्रतीक्षा होती. विजयादशमीच्या निमित्ताने होणारी रॅली महत्त्वाची मानली जात आहे. याचदरम्यान आता ठाकरेंची शिवसेना आणि महाराष्ट्र निवनिर्माण सेना या दोन पक्षांनी किती जागा लढवाव्यात यासाठीचा फॉर्म्युलाही निश्चित झाला आहे. मिळालेल्या माहितीनुसार या युतीची घोषणा दसरा मेळाव्यात होणार नसून दिवाळीच्या मुहुर्तावर ती होण्याची शक्यता आहे. महाराष्ट्रातील स्थानिक स्वराज्य संस्थांच्या निवडणुका (BMC Election 2025) रखडल्या असून ही निवडणूक पुढच्या वर्षी 31 जानेवारीच्या आत घेण्यात यावे, असे आदेश सर्वोच्च न्यायालयाने दिले आहे. त्यामुळे यंदा दिवाळानंतर निवडणुकांच्या प्रचाराचा धूमधडाका सुरू होईल, अशी अपेक्षा व्यक्त करण्यात येत आहे.ठाकरे बंधू एकाच व्यासपीठावर एकत्र आल्यापासून महाराष्ट्रात ठाकरे बंधूंमधील युतीची बऱ्याच काळापासून प्रतीक्षा होती. विजयादशमीच्या निमित्ताने होणारी रॅली महत्त्वाची मानली जात आहे. याचदरम्यान आता ठाकरेंची शिवसेना आणि महाराष्ट्र निवनिर्माण सेना या दोन पक्षांनी किती जागा लढवाव्यात यासाठीचा फॉर्म्युलाही निश्चित झाला आहे. मिळालेल्या माहितीनुसार या युतीची घोषणा दसरा मेळाव्यात होणार नसून दिवाळीच्या मुहुर्तावर ती होण्याची शक्यता आहे. 22 Sep 2025 01:25 PM (IST) 22 Sep 2025 01:25 PM (IST) पाकिस्तानच्या पराभवानंतर शोएब अख्तर संतापला, अंपायरवर लावला चिटींगचा आरोप! भारत विरुद्ध पाकिस्तान यांच्यामध्ये झालेल्या सामन्यामध्ये गरमागरमीचे वातावरण पाहायला मिळाले आहे. यामध्ये दोन्ही संघाच्या खेळाडूंमध्ये मैदानावर सामन्यादरम्यान बाचाबाची पाहायला मिळाली. टीम इंडियाने सुपर 4 मध्ये पहिल्या सामन्यात विजय मिळवून गुणतालिकेमध्ये अव्वल स्थानावर विराजमान आहे. संघाने या सामन्यात कमालीची कामगिरी केली, भारतीय संघाचा पुढील सामना हा बांग्लादेश विरुद्ध होणार आहे. त्याआधी भारत पाक सामन्यात अनेक चर्चेचे विषय आहेत यावर आता शोएब अख्तरने अनेक आरोप केले आहेत. भारत विरुद्ध पाकिस्तान यांच्यामध्ये झालेल्या सामन्यामध्ये गरमागरमीचे वातावरण पाहायला मिळाले आहे. यामध्ये दोन्ही संघाच्या खेळाडूंमध्ये मैदानावर सामन्यादरम्यान बाचाबाची पाहायला मिळाली. टीम इंडियाने सुपर 4 मध्ये पहिल्या सामन्यात विजय मिळवून गुणतालिकेमध्ये अव्वल स्थानावर विराजमान आहे. संघाने या सामन्यात कमालीची कामगिरी केली, भारतीय संघाचा पुढील सामना हा बांग्लादेश विरुद्ध होणार आहे. त्याआधी भारत पाक सामन्यात अनेक चर्चेचे विषय आहेत यावर आता शोएब अख्तरने अनेक आरोप केले आहेत. भारत विरुद्ध पाकिस्तान यांच्यामध्ये झालेल्या सामन्यामध्ये गरमागरमीचे वातावरण पाहायला मिळाले आहे. यामध्ये दोन्ही संघाच्या खेळाडूंमध्ये मैदानावर सामन्यादरम्यान बाचाबाची पाहायला मिळाली. टीम इंडियाने सुपर 4 मध्ये पहिल्या सामन्यात विजय मिळवून गुणतालिकेमध्ये अव्वल स्थानावर विराजमान आहे. संघाने या सामन्यात कमालीची कामगिरी केली, भारतीय संघाचा पुढील सामना हा बांग्लादेश विरुद्ध होणार आहे. त्याआधी भारत पाक सामन्यात अनेक चर्चेचे विषय आहेत यावर आता शोएब अख्तरने अनेक आरोप केले आहेत. 22 Sep 2025 01:15 PM (IST) 22 Sep 2025 01:15 PM (IST) एटीएसकडून तीन संशयित दहशतवादी ताब्यात उत्तर प्रदेश एटीएसकडून २७ ऑगस्टच्या तपासात उत्तर प्रदेशातून रक्कम ही फिलिस्तीन या देशात पाठवली जात असल्याचे तपासात समोर आले. ३ लाख रुपये पाठवल्याचा संशय एटीएसला होता. यूपी एटीएस तपास करत आली असता भिवंडीतील तीन जणांवर पाळत ठेवली आणि संशयित दहशतवादी म्हणून त्यांना ताब्यात घेण्यात आला आहे. मोहम्मद अयान मोहम्मद हुसेन (२२ वर्ष ) सहारा अपार्टमेंट तहेरा मॅरेज हॉल जवळ, अबू सुफियान ताजम्मूल अन्सारी, (वय २२) जैद नेटियार अब्दुल कादिर (वय २२) रा. वेताळ पाडा भिवंडी या तीन जणांना ताब्यात घेतल आहे. महत्वाचे म्हणजे या तीन जणांवर दहशतवादी कारवाईमध्ये सहभाग असल्याचा संशय आहे. उत्तर प्रदेश एटीएसकडून २७ ऑगस्टच्या तपासात उत्तर प्रदेशातून रक्कम ही फिलिस्तीन या देशात पाठवली जात असल्याचे तपासात समोर आले. ३ लाख रुपये पाठवल्याचा संशय एटीएसला होता. यूपी एटीएस तपास करत आली असता भिवंडीतील तीन जणांवर पाळत ठेवली आणि संशयित दहशतवादी म्हणून त्यांना ताब्यात घेण्यात आला आहे. मोहम्मद अयान मोहम्मद हुसेन (२२ वर्ष ) सहारा अपार्टमेंट तहेरा मॅरेज हॉल जवळ, अबू सुफियान ताजम्मूल अन्सारी, (वय २२) जैद नेटियार अब्दुल कादिर (वय २२) रा. वेताळ पाडा भिवंडी या तीन जणांना ताब्यात घेतल आहे. महत्वाचे म्हणजे या तीन जणांवर दहशतवादी कारवाईमध्ये सहभाग असल्याचा संशय आहे. उत्तर प्रदेश एटीएसकडून २७ ऑगस्टच्या तपासात उत्तर प्रदेशातून रक्कम ही फिलिस्तीन या देशात पाठवली जात असल्याचे तपासात समोर आले. ३ लाख रुपये पाठवल्याचा संशय एटीएसला होता. यूपी एटीएस तपास करत आली असता भिवंडीतील तीन जणांवर पाळत ठेवली आणि संशयित दहशतवादी म्हणून त्यांना ताब्यात घेण्यात आला आहे. मोहम्मद अयान मोहम्मद हुसेन (२२ वर्ष ) सहारा अपार्टमेंट तहेरा मॅरेज हॉल जवळ, अबू सुफियान ताजम्मूल अन्सारी, (वय २२) जैद नेटियार अब्दुल कादिर (वय २२) रा. वेताळ पाडा भिवंडी या तीन जणांना ताब्यात घेतल आहे. महत्वाचे म्हणजे या तीन जणांवर दहशतवादी कारवाईमध्ये सहभाग असल्याचा संशय आहे. 22 Sep 2025 01:15 PM (IST) 22 Sep 2025 01:15 PM (IST) रितेश देशमुखच्या ‘राजा शिवाजी’मध्ये झळकणार ‘हा’ TV अभिनेता आजपासून सर्वत्र नवरात्रोत्सवाला सुरुवात झाली आहे. अनेकांनी देवीचं दर्शन घेत आपल्या दिवसाची सुरुवात केली आहे. तसेच ‘सुख म्हणजे नक्की काय असतं’ या मालिकेतील प्रसिद्ध अभिनेता कपिल होनराव. ज्याला प्रेक्षकांचं भरभरून मिळालं. त्यांनी चाहत्यांना आनंदाची बातमी शेअर केली आहे. अभिनेत्याने त्याच्या आगामी चित्रपटाबद्दल चाहत्यांना माहिती दिली आहे. त्याची वर्णी थेट रितेश देशमुखच्या सिनेमात लागली आहे. अभिनेता ‘राजा शिवाजी’ या रितेशच्या आगामी चित्रपटामध्ये महत्वाच्या भूमिकेत दिसणार आहे. अभिनेत्याचा नवरात्री मधील पहिलाच दिवस आनंद ठरला आहे आणि त्याने त्याच्या चाहत्यांना देखील खुश केलं आहे. सिनेमाच्या क्लॅपबोर्डसोबतचे फोटो शेअर करत खास नोटही लिहिली. आजपासून सर्वत्र नवरात्रोत्सवाला सुरुवात झाली आहे. अनेकांनी देवीचं दर्शन घेत आपल्या दिवसाची सुरुवात केली आहे. तसेच ‘सुख म्हणजे नक्की काय असतं’ या मालिकेतील प्रसिद्ध अभिनेता कपिल होनराव. ज्याला प्रेक्षकांचं भरभरून मिळालं. त्यांनी चाहत्यांना आनंदाची बातमी शेअर केली आहे. अभिनेत्याने त्याच्या आगामी चित्रपटाबद्दल चाहत्यांना माहिती दिली आहे. त्याची वर्णी थेट रितेश देशमुखच्या सिनेमात लागली आहे. अभिनेता ‘राजा शिवाजी’ या रितेशच्या आगामी चित्रपटामध्ये महत्वाच्या भूमिकेत दिसणार आहे. अभिनेत्याचा नवरात्री मधील पहिलाच दिवस आनंद ठरला आहे आणि त्याने त्याच्या चाहत्यांना देखील खुश केलं आहे. सिनेमाच्या क्लॅपबोर्डसोबतचे फोटो शेअर करत खास नोटही लिहिली. आजपासून सर्वत्र नवरात्रोत्सवाला सुरुवात झाली आहे. अनेकांनी देवीचं दर्शन घेत आपल्या दिवसाची सुरुवात केली आहे. तसेच ‘सुख म्हणजे नक्की काय असतं’ या मालिकेतील प्रसिद्ध अभिनेता कपिल होनराव. ज्याला प्रेक्षकांचं भरभरून मिळालं. त्यांनी चाहत्यांना आनंदाची बातमी शेअर केली आहे. अभिनेत्याने त्याच्या आगामी चित्रपटाबद्दल चाहत्यांना माहिती दिली आहे. त्याची वर्णी थेट रितेश देशमुखच्या सिनेमात लागली आहे. अभिनेता ‘राजा शिवाजी’ या रितेशच्या आगामी चित्रपटामध्ये महत्वाच्या भूमिकेत दिसणार आहे. अभिनेत्याचा नवरात्री मधील पहिलाच दिवस आनंद ठरला आहे आणि त्याने त्याच्या चाहत्यांना देखील खुश केलं आहे. सिनेमाच्या क्लॅपबोर्डसोबतचे फोटो शेअर करत खास नोटही लिहिली. 22 Sep 2025 01:05 PM (IST) 22 Sep 2025 01:05 PM (IST) आंतरराष्ट्रीय सागरी किनारा स्वच्छता दिन 2025 निमित्त HCL फाउंडेशनने देशव्यापी स्वच्छता मोहिमेचे केले नेतृत्व जागतिक तंत्रज्ञान कंपनी असलेल्या HCLटेक च्या कंपनी सामाजिक जबाबदारीचा अजेंडा चालवणाऱ्या HCLफाऊंडेशन ने भारतात आंतरराष्ट्रीय सागरी किनारा स्वच्छता दिन 2025 (International Coastal Cleanup Day 2025) साजरा करण्यासाठी आंध्रप्रदेश, कर्नाटक, केरळ, तामिळनाडू, ओडिशा आणि पश्चिम बंगाल या सहा भारतीय राज्यांमध्ये सागरी किनारा स्वच्छता मोहिमेचे नेतृत्व केले.या उपक्रमामुळे स्थानिक समुदाय, HCLटेक कर्मचारी आणि भागीदार संस्थांना एकत्रित करण्यात आले, ज्यामुळे सुमारे XXX किलोग्रॅम सागरी कचरा XXX पेक्षा जास्त स्वयंसेवकांनी काढून टाकला, ज्यामुळे भारताच्या किनारी आणि सागरी परिसंस्थांचे संरक्षण करण्यासाठी HCLफाउंडेशनची वचनबद्धता पुन्हा एकदा ठळकपणे दिसून आली. जागतिक तंत्रज्ञान कंपनी असलेल्या HCLटेक च्या कंपनी सामाजिक जबाबदारीचा अजेंडा चालवणाऱ्या HCLफाऊंडेशन ने भारतात आंतरराष्ट्रीय सागरी किनारा स्वच्छता दिन 2025 (International Coastal Cleanup Day 2025) साजरा करण्यासाठी आंध्रप्रदेश, कर्नाटक, केरळ, तामिळनाडू, ओडिशा आणि पश्चिम बंगाल या सहा भारतीय राज्यांमध्ये सागरी किनारा स्वच्छता मोहिमेचे नेतृत्व केले.या उपक्रमामुळे स्थानिक समुदाय, HCLटेक कर्मचारी आणि भागीदार संस्थांना एकत्रित करण्यात आले, ज्यामुळे सुमारे XXX किलोग्रॅम सागरी कचरा XXX पेक्षा जास्त स्वयंसेवकांनी काढून टाकला, ज्यामुळे भारताच्या किनारी आणि सागरी परिसंस्थांचे संरक्षण करण्यासाठी HCLफाउंडेशनची वचनबद्धता पुन्हा एकदा ठळकपणे दिसून आली. जागतिक तंत्रज्ञान कंपनी असलेल्या HCLटेक च्या कंपनी सामाजिक जबाबदारीचा अजेंडा चालवणाऱ्या HCLफाऊंडेशन ने भारतात आंतरराष्ट्रीय सागरी किनारा स्वच्छता दिन 2025 (International Coastal Cleanup Day 2025) साजरा करण्यासाठी आंध्रप्रदेश, कर्नाटक, केरळ, तामिळनाडू, ओडिशा आणि पश्चिम बंगाल या सहा भारतीय राज्यांमध्ये सागरी किनारा स्वच्छता मोहिमेचे नेतृत्व केले.या उपक्रमामुळे स्थानिक समुदाय, HCLटेक कर्मचारी आणि भागीदार संस्थांना एकत्रित करण्यात आले, ज्यामुळे सुमारे XXX किलोग्रॅम सागरी कचरा XXX पेक्षा जास्त स्वयंसेवकांनी काढून टाकला, ज्यामुळे भारताच्या किनारी आणि सागरी परिसंस्थांचे संरक्षण करण्यासाठी HCLफाउंडेशनची वचनबद्धता पुन्हा एकदा ठळकपणे दिसून आली. 22 Sep 2025 01:01 PM (IST) 22 Sep 2025 01:01 PM (IST) GST दर कपातीमुळे सोन्याच्या किमती कमी होतील? आज नवीन जीएसटी दर लागू झाल्यामुळे सर्वसामान्यांना मोठा दिलासा मिळाला आहे. अनेक दैनंदिन वस्तूंच्या किमती कमी झाल्या आहेत. सरकारने १२% आणि १८% स्लॅब काढून टाकले आहेत. या जीएसटी दर कपातीमुळे सोन्याच्या किमतीही कमी होतील का? सोन्याच्या विक्रमी किमतींपासून जनतेला दिलासा मिळेल का? असे अनेक प्रश्न जनतेच्या मनात रेंगाळत आहेत. या सर्व प्रश्नांची उत्तरे सविस्तरपणे जाणून घेऊया. आज नवीन जीएसटी दर लागू झाल्यामुळे सर्वसामान्यांना मोठा दिलासा मिळाला आहे. अनेक दैनंदिन वस्तूंच्या किमती कमी झाल्या आहेत. सरकारने १२% आणि १८% स्लॅब काढून टाकले आहेत. या जीएसटी दर कपातीमुळे सोन्याच्या किमतीही कमी होतील का? सोन्याच्या विक्रमी किमतींपासून जनतेला दिलासा मिळेल का? असे अनेक प्रश्न जनतेच्या मनात रेंगाळत आहेत. या सर्व प्रश्नांची उत्तरे सविस्तरपणे जाणून घेऊया. आज नवीन जीएसटी दर लागू झाल्यामुळे सर्वसामान्यांना मोठा दिलासा मिळाला आहे. अनेक दैनंदिन वस्तूंच्या किमती कमी झाल्या आहेत. सरकारने १२% आणि १८% स्लॅब काढून टाकले आहेत. या जीएसटी दर कपातीमुळे सोन्याच्या किमतीही कमी होतील का? सोन्याच्या विक्रमी किमतींपासून जनतेला दिलासा मिळेल का? असे अनेक प्रश्न जनतेच्या मनात रेंगाळत आहेत. या सर्व प्रश्नांची उत्तरे सविस्तरपणे जाणून घेऊया. 22 Sep 2025 01:00 PM (IST) 22 Sep 2025 01:00 PM (IST) पुजाऱ्यानेच केला तरुणीचा विनयभंग; गुन्हा दाखल होताच देवासमोरच घेतला फास मुंबईतल्या कांदिवली पश्चिम भागात एक धक्कादायक घटना घडली आहे. मंदिराच्यापुजाऱ्यानेच मुलीचा विनयभंग केल्याची घटना उघडकीस आली. एवढेच नाही तर तरुणीच्या घरच्यांनी तक्रार दाखल केली तेव्हा आरोपी पुजाऱ्याने देवासमोरच दोर लावत फास घेतला आणि आत्महत्या केली. ही घटना आहे कांदिवली पश्चिम भागातील लालजीपाडा परिसरात तारकेश्वर महादेव मंदिर आहे. मुंबईतल्या कांदिवली पश्चिम भागात एक धक्कादायक घटना घडली आहे. मंदिराच्यापुजाऱ्यानेच मुलीचा विनयभंग केल्याची घटना उघडकीस आली. एवढेच नाही तर तरुणीच्या घरच्यांनी तक्रार दाखल केली तेव्हा आरोपी पुजाऱ्याने देवासमोरच दोर लावत फास घेतला आणि आत्महत्या केली. ही घटना आहे कांदिवली पश्चिम भागातील लालजीपाडा परिसरात तारकेश्वर महादेव मंदिर आहे. मुंबईतल्या कांदिवली पश्चिम भागात एक धक्कादायक घटना घडली आहे. मंदिराच्यापुजाऱ्यानेच मुलीचा विनयभंग केल्याची घटना उघडकीस आली. एवढेच नाही तर तरुणीच्या घरच्यांनी तक्रार दाखल केली तेव्हा आरोपी पुजाऱ्याने देवासमोरच दोर लावत फास घेतला आणि आत्महत्या केली. ही घटना आहे कांदिवली पश्चिम भागातील लालजीपाडा परिसरात तारकेश्वर महादेव मंदिर आहे. 22 Sep 2025 12:50 PM (IST) 22 Sep 2025 12:50 PM (IST) जन्मदात्या आईची पोटच्या मुलाने केली निर्घृण हत्या बीडच्या परळीमधून एक धक्कदायक घटना समोर आली आहे. पोरानेच आपल्या जन्मदात्या आईची डोक्यात दगड घालून हत्या केल्याची घटना समोर आली आहे. राहते घर नावावर करायला नकार दिल्याने मुलानेच आपल्या आईच्या डोक्यात दगड घालून हत्या केल्याने खळबळ उडाली आहे. सुनंदा ज्ञानोबा कांगणे असे मृत आईचे नाव असून आरोपीचे नाव चंद्रकांत कांगणे याला परळी ग्रामीण पोलिसांनी अटक केले आहे. ही घटना परळी तालुक्यातील भोजनाकवाडी गावात घडली आहे. बीडच्या परळीमधून एक धक्कदायक घटना समोर आली आहे. पोरानेच आपल्या जन्मदात्या आईची डोक्यात दगड घालून हत्या केल्याची घटना समोर आली आहे. राहते घर नावावर करायला नकार दिल्याने मुलानेच आपल्या आईच्या डोक्यात दगड घालून हत्या केल्याने खळबळ उडाली आहे. सुनंदा ज्ञानोबा कांगणे असे मृत आईचे नाव असून आरोपीचे नाव चंद्रकांत कांगणे याला परळी ग्रामीण पोलिसांनी अटक केले आहे. ही घटना परळी तालुक्यातील भोजनाकवाडी गावात घडली आहे. बीडच्या परळीमधून एक धक्कदायक घटना समोर आली आहे. पोरानेच आपल्या जन्मदात्या आईची डोक्यात दगड घालून हत्या केल्याची घटना समोर आली आहे. राहते घर नावावर करायला नकार दिल्याने मुलानेच आपल्या आईच्या डोक्यात दगड घालून हत्या केल्याने खळबळ उडाली आहे. सुनंदा ज्ञानोबा कांगणे असे मृत आईचे नाव असून आरोपीचे नाव चंद्रकांत कांगणे याला परळी ग्रामीण पोलिसांनी अटक केले आहे. ही घटना परळी तालुक्यातील भोजनाकवाडी गावात घडली आहे. 22 Sep 2025 12:40 PM (IST) 22 Sep 2025 12:40 PM (IST) ओबीसी आंदोलक नवनाथ वाघमारे यांची गाडी अज्ञातांनी पेटवली राज्य सरकारच्या विरोधात ओबीसीची मोट बांधण्यासाठी राज्यभरात लक्ष्मण हाके आणि नवनाथ वाघमारे सभा घेत आहेत. सभा घेवून आव्हान देण्याचा प्रयत्न होत असताना काल त्यांची जालन्यातील नीलमनगर भागात गाडी पेटवण्याचा प्रयत्न अज्ञातांकडून करण्यात आला आहे. या घटनेने जालन्यात खळबळ उडाली आहे. नवनाथ वाघमारे हे लक्ष्मण हाके यांच्यासोबत राज्यभरात दौरा करत आहेत आणि हैदराबाद गॅझेटला विरोध करत आहेत. राज्य सरकारच्या विरोधात ओबीसीची मोट बांधण्यासाठी राज्यभरात लक्ष्मण हाके आणि नवनाथ वाघमारे सभा घेत आहेत. सभा घेवून आव्हान देण्याचा प्रयत्न होत असताना काल त्यांची जालन्यातील नीलमनगर भागात गाडी पेटवण्याचा प्रयत्न अज्ञातांकडून करण्यात आला आहे. या घटनेने जालन्यात खळबळ उडाली आहे. नवनाथ वाघमारे हे लक्ष्मण हाके यांच्यासोबत राज्यभरात दौरा करत आहेत आणि हैदराबाद गॅझेटला विरोध करत आहेत. राज्य सरकारच्या विरोधात ओबीसीची मोट बांधण्यासाठी राज्यभरात लक्ष्मण हाके आणि नवनाथ वाघमारे सभा घेत आहेत. सभा घेवून आव्हान देण्याचा प्रयत्न होत असताना काल त्यांची जालन्यातील नीलमनगर भागात गाडी पेटवण्याचा प्रयत्न अज्ञातांकडून करण्यात आला आहे. या घटनेने जालन्यात खळबळ उडाली आहे. नवनाथ वाघमारे हे लक्ष्मण हाके यांच्यासोबत राज्यभरात दौरा करत आहेत आणि हैदराबाद गॅझेटला विरोध करत आहेत. 22 Sep 2025 12:30 PM (IST) 22 Sep 2025 12:30 PM (IST) मीरा भाईंदरमध्ये डिलिव्हरी बॉयचा अपघाती मृत्यू मीरा भाईंदर पश्चिमेला डंपरखाली येऊन झेपटो डिलिव्हरी बॉयचा जागीच मृत्यू झाल्याची घटना रविवारी दुपारी सुमारे 3 वाजण्याच्या सुमारास घडली. हा अपघात भाईंदर पूर्वेकडून पश्चिमेकडे जाणाऱ्या उड्डाणपुलावर हा अपघात घडला. मृतक हा झेपटो या ऑनलाईन डिलिव्हरी सेवेसाठी काम करत होता. मीरा भाईंदर पश्चिमेला डंपरखाली येऊन झेपटो डिलिव्हरी बॉयचा जागीच मृत्यू झाल्याची घटना रविवारी दुपारी सुमारे 3 वाजण्याच्या सुमारास घडली. हा अपघात भाईंदर पूर्वेकडून पश्चिमेकडे जाणाऱ्या उड्डाणपुलावर हा अपघात घडला. मृतक हा झेपटो या ऑनलाईन डिलिव्हरी सेवेसाठी काम करत होता. मीरा भाईंदर पश्चिमेला डंपरखाली येऊन झेपटो डिलिव्हरी बॉयचा जागीच मृत्यू झाल्याची घटना रविवारी दुपारी सुमारे 3 वाजण्याच्या सुमारास घडली. हा अपघात भाईंदर पूर्वेकडून पश्चिमेकडे जाणाऱ्या उड्डाणपुलावर हा अपघात घडला. मृतक हा झेपटो या ऑनलाईन डिलिव्हरी सेवेसाठी काम करत होता. 22 Sep 2025 12:23 PM (IST) 22 Sep 2025 12:23 PM (IST) नालासोपाऱ्यात नायजेरियन युवकाची हत्या नालासोपाऱ्यातून एक धक्कदायक घटना समोर आली आहे.क्षुल्लक वादातून एका नायजेरियन नागरिकाच्या डोक्यात काचेची बाटली फोडून हत्या करण्यात आली आहे. शनिवारी मध्यरात्रीच्या सुमारास नालासोपारा पूर्वेचा प्रगतीनगरमध्ये ही घटना घडली आहे. हत्या झालेल्या व्यक्तीचे नाव लकी इकेचकव उईजे (32)असे आहे. नालासोपाऱ्यातून एक धक्कदायक घटना समोर आली आहे.क्षुल्लक वादातून एका नायजेरियन नागरिकाच्या डोक्यात काचेची बाटली फोडून हत्या करण्यात आली आहे. शनिवारी मध्यरात्रीच्या सुमारास नालासोपारा पूर्वेचा प्रगतीनगरमध्ये ही घटना घडली आहे. हत्या झालेल्या व्यक्तीचे नाव लकी इकेचकव उईजे (32)असे आहे. नालासोपाऱ्यातून एक धक्कदायक घटना समोर आली आहे.क्षुल्लक वादातून एका नायजेरियन नागरिकाच्या डोक्यात काचेची बाटली फोडून हत्या करण्यात आली आहे. शनिवारी मध्यरात्रीच्या सुमारास नालासोपारा पूर्वेचा प्रगतीनगरमध्ये ही घटना घडली आहे. हत्या झालेल्या व्यक्तीचे नाव लकी इकेचकव उईजे (32)असे आहे. 22 Sep 2025 11:56 AM (IST) 22 Sep 2025 11:56 AM (IST) भारतीय संरक्षण मंत्र्यांचा पाकिस्तानला कडक इशारा भारतीयांना संबंधोति करताना राजनाथ सिंह यांनी म्हटले की, ‘भारतीय म्हणून आपली ओळख तुम्ही विसरु नका. जगाच्या कुठल्याही कोपऱ्यात आपण असतो तरी आप्यात भारतीयपणा ठेवा, हा आपला स्वाभिवक स्वभाव आहे. भारतीय म्हणून जबाबदाऱ्या इतरांपक्षे वेगळ्या आहेत.’ यामुळे आपल्या जबाबदाऱ्या पाळा आणि मोरोक्कोशी निष्ठावान राहा असे आवाहन त्यांनी तेथील भारतीयांना केले. हेच भारताचे खरे यश असेल असे राजनाथ सिंह यांनी म्हटले. भारतीयांना संबंधोति करताना राजनाथ सिंह यांनी म्हटले की, ‘भारतीय म्हणून आपली ओळख तुम्ही विसरु नका. जगाच्या कुठल्याही कोपऱ्यात आपण असतो तरी आप्यात भारतीयपणा ठेवा, हा आपला स्वाभिवक स्वभाव आहे. भारतीय म्हणून जबाबदाऱ्या इतरांपक्षे वेगळ्या आहेत.’ यामुळे आपल्या जबाबदाऱ्या पाळा आणि मोरोक्कोशी निष्ठावान राहा असे आवाहन त्यांनी तेथील भारतीयांना केले. हेच भारताचे खरे यश असेल असे राजनाथ सिंह यांनी म्हटले. भारतीयांना संबंधोति करताना राजनाथ सिंह यांनी म्हटले की, ‘भारतीय म्हणून आपली ओळख तुम्ही विसरु नका. जगाच्या कुठल्याही कोपऱ्यात आपण असतो तरी आप्यात भारतीयपणा ठेवा, हा आपला स्वाभिवक स्वभाव आहे. भारतीय म्हणून जबाबदाऱ्या इतरांपक्षे वेगळ्या आहेत.’ यामुळे आपल्या जबाबदाऱ्या पाळा आणि मोरोक्कोशी निष्ठावान राहा असे आवाहन त्यांनी तेथील भारतीयांना केले. हेच भारताचे खरे यश असेल असे राजनाथ सिंह यांनी म्हटले. Follow Us On © Copyright Navarashtra 2025 All rights reserved.</w:t>
+      </w:r>
+    </w:p>
+    <w:p>
+      <w:pPr>
+        <w:pStyle w:val="Heading3"/>
+      </w:pPr>
+      <w:r>
+        <w:t>Article 40</w:t>
+      </w:r>
+    </w:p>
+    <w:p>
+      <w:r>
+        <w:t>Title: विद्यार्थ्यांना शिष्यवृत्ती वेळेत मिळण्यासाठी अर्ज स्वीकृती प्रक्रियेत सुलभता</w:t>
+      </w:r>
+    </w:p>
+    <w:p>
+      <w:r>
+        <w:t xml:space="preserve">URL: </w:t>
+      </w:r>
+      <w:hyperlink r:id="rId48">
+        <w:r>
+          <w:rPr>
+            <w:color w:val="0000FF"/>
+          </w:rPr>
+          <w:t>https://deshdoot.com/17-september-2025-students-scholarship-minister-of-higher-and-technical-education-chandrakant-patil/</w:t>
+        </w:r>
+      </w:hyperlink>
+    </w:p>
+    <w:p>
+      <w:r>
+        <w:t>Content: उच्च व तंत्र शिक्षण मंत्री चंद्रकांत पाटील यांचा विद्यार्थ्यांना दिलासा मुंबई | वृत्तसंस्था Mumbai राज्य सामाईक प्रवेश परीक्षा कक्ष व तंत्रशिक्षण संचालनालयामार्फत व्यावसायिक अभ्यासक्रमांच्या प्रवेश प्रक्रियेदरम्यान उत्पन्नांचा दाखला, वैयक्तिक माहिती व कागदपत्रे सादर केलेली असतात. ही प्रक्रिया पूर्णतः ऑनलाईन व ऑफलाईन पद्धतीने पडताळणी केलेली असते. त्यामुळे विद्यार्थ्यांनी एकदा उत्पन्नाचा दाखला दिल्यानंतर पुन्हा अभ्यासक्रम पूर्ण होईपर्यत शिष्यवृत्तीसाठी तीच माहिती देण्याची आवश्यकता नसून हीच माहिती ग्राह्य धरावी, असे निर्देश उच्च व तंत्र शिक्षणमंत्री चंद्रकांत पाटील यांनी प्रशासनाला देत विद्यार्थ्यांना मोठा दिलासा दिला आहे. 📍१७ सप्टेंबर २०२५ | मंत्रालय, मुंबईआज मंत्रालयात माझ्या अध्यक्षतेखाली अनुसूचित जाती (SC), अनुसूचित जमाती (ST), इतर मागासवर्ग (OBC), आर्थिक दुर्बल घटक (EWS), सामाजिक व शैक्षणिकदृष्ट्या मागास वर्ग (SEBC) आणि इतर सर्व प्रवर्गातील विद्यार्थ्यांच्या शिष्यवृत्तीची रक्कम वेळेवर… pic.twitter.com/PXsWogklrz मंत्रालयात उच्च व तंत्रशिक्षण मंत्री चंद्रकांत पाटील यांच्या अध्यक्षतेखाली अनुसूचित जाती (SC), अनुसूचित जमाती (ST), इतर मागासवर्ग (OBC),आर्थिक दुर्बल घटक (EWS) सामाजिक व शैक्षणिकदृष्ट्या मागास वर्ग (SEBC) आणि इतर सर्व प्रवर्गातील विद्यार्थ्यांच्या शिष्यवृत्तीची रक्कम शैक्षणिक संस्थांना आणि विद्यार्थ्यांना वेळेत मिळावी यासाठी कार्यपद्धतीत सुधारणा करण्यासाठी आढावा बैठक पार पडली. बैठकीला राज्यमंत्री माधुरी मिसाळ, उच्च व तंत्रशिक्षण विभागाचे अपर मुख्य सचिव बी. वेणुगोपाल रेड्डी, इतर मागास बहुजन कल्याण विभागाचे सचिव ए.बी. धुळाज, तंत्रशिक्षण विभागाचे संचालक डॉ. विनोद मोहितकर, उच्च शिक्षण विभागाचे उपसचिव अशोक मांडे, उपसचिव प्रताप लुबाळ, सहसचिव संतोष खोरगडे, सामाजिक न्याय विभागाच्या उपसचिव वर्षा देशमुख तसेच संबंधित अधिकारी उपस्थित होते. मंत्री पाटील म्हणाले, केंद्रीभूत प्रवेश प्रक्रियेशिवाय अन्य अभ्यासक्रमांच्या प्रवेशित विद्यार्थ्यांना शिष्यवृत्तीसाठी महाडीबीटी पोर्टलवर कागदपत्रे अपलोड करावी लागतात. शिष्यवृत्तीसाठी एकदा विद्यार्थ्यांकडून माहिती अपलोड केल्यानंतर नव्याने माहिती घेण्याची आवश्यकता राहणार नाही, यासाठी संबंधित विभागांनी सूक्ष्म नियोजन करावे. त्यामुळे शिष्यवृत्ती अर्जाच्या छाननीसाठी लागणाऱ्या वेळेची बचत होईल. तसेच प्रवेशीत विद्यार्थ्यांचा अचूक डेटाही उपलब्ध होईल. विद्यापीठांनीसुद्धा शिष्यवृत्तीसाठी आवश्यक असणारी कागदपत्रे पुन्हा तपासावी लागणार नाही. विद्यार्थ्यांनाही वांरवार तीच माहिती द्यावी लागणार नसल्याने त्यांच्या शिष्यवृत्ती मिळण्यातील टप्पे कमी होतील. विद्यार्थ्यांच्या बँक खात्यात शिष्यवृत्ती योजनेतील केंद्र सरकारच्या हिश्श्यापोटी येणाऱ्या 60 टक्के रक्कमेची माहिती संबंधित महाविद्यालयांना वेळेत मिळावी. यासाठी सर्व अंमलबाजवणी यंत्रणांनी विशिष्ट कार्यप्रणाली तयार करण्याच्या सूचना देत मंत्री पाटील म्हणाले की, सर्व संबंधीत विभागांनी याबाबत तातडीने कार्यवाही करावी. उच्च शिक्षण घेणाऱ्या विद्यार्थ्यांना शिष्यवृत्ती वेळेत मिळाली पाहिजे, यासाठी सामाजिक न्याय, इतर मागास बहुजन कल्याण, आदिवासी विकास विभागाने संबंधित आर्थिक वर्षाची तरतूद आणि वितरणाचे कालबद्ध नियोजन करावे. शिक्षण शुल्क नियामक प्राधिकरण यांनी केंद्रीभूत प्रवेश प्रक्रिया सुरू होण्यापूर्वी शिक्षण शुल्क निश्चिती करावी, अशा सूचनाही त्यांनी दिल्या. मुख्यमंत्री देवेंद्र फडणवीस यांनी विद्यार्थ्यांना प्रत्येक वर्षाची शिष्यवृत्ती वेळेत मिळावी, यासाठी राज्य सरकारच्या वेतन वितरण प्रणालीच्या धर्तीवर शिष्यवृत्ती वितरण प्रणाली ‘ऑटो सिस्टम’वर विकसित करावी, अशा सूचनाही मंत्री पाटील यांनी दिल्या. त्यानुसार ही कार्यवाही गतीने पूर्ण करावी आणि विद्यार्थ्यांना प्रत्येक वर्षाची शिष्यवृत्ती वेळेत मिळावी, यासाठी सूक्ष्म नियोजन करावे. शिष्यवृत्ती वेळेत मिळाल्यास विद्यार्थ्यांच्या शैक्षणिक खर्चाचा भार कुटुंबावर येत नाही. मानवीय दृष्टीकोनातून विद्यार्थ्यांचे शैक्षणिक हित लक्षात घेता या कार्यवाहीला संबंधित विभागांनी प्राधान्य द्यावे, असेही मंत्री पाटील यावेळी म्हणाले.</w:t>
+      </w:r>
+    </w:p>
+    <w:p>
+      <w:pPr>
+        <w:pStyle w:val="Heading3"/>
+      </w:pPr>
+      <w:r>
+        <w:t>Article 41</w:t>
+      </w:r>
+    </w:p>
+    <w:p>
+      <w:r>
+        <w:t>Title: Pune: घर ते मेट्रो स्थानक प्रवास होणार मोफत; शटल बससेवा सुरू, थांबे अन् कोणत्या वेळेत धावणार?</w:t>
+      </w:r>
+    </w:p>
+    <w:p>
+      <w:r>
+        <w:t xml:space="preserve">URL: </w:t>
+      </w:r>
+      <w:hyperlink r:id="rId49">
+        <w:r>
+          <w:rPr>
+            <w:color w:val="0000FF"/>
+          </w:rPr>
+          <w:t>https://saamtv.esakal.com/mumbai-pune/pune-kothrud-gets-free-metro-shuttle-smooth-travel-from-station-to-home-bdk97</w:t>
+        </w:r>
+      </w:hyperlink>
+    </w:p>
+    <w:p>
+      <w:r>
+        <w:t>Content: कोथरूडमध्ये मेट्रो स्थानक ते घर मोफत शटल बससेवा सुरू. मंत्री चंद्रकांत पाटील यांच्या पुढाकारातून हा उपक्रम राबवला. सोमवार ते शनिवार सकाळ-संध्याकाळ ठराविक वेळेत बससेवा उपलब्ध. नागरिकांना आरामदायी प्रवास आणि सार्वजनिक वाहतुकीला चालना मिळणार. आता पुणेकरांचा प्रवास अधिक सुखकर होणार आहे. कारण कोथरूडमध्ये मेट्रो स्थानक ते घर प्रवास करणाऱ्यांना मोफत बससेवेचा लाभ मिळणार आहे. राज्याचे उच्च व तंत्रशिक्षण मंत्री चंद्रकांत पाटील यांच्या पुढाकारातून कोथरूडमध्ये मोफत शटल बससेवा सुरु करण्यात आली आहे. यामुळे नागरिकांना नक्कीच याचा फायदा होईल. मेट्रो स्थानक ते घर हा प्रवास अधिक सुखकर व्हावा आणि सार्वजनिक वाहतुकीचा प्रसार व्हावा, या उद्देशानं मंत्री चंद्रकांत पाटील यांच्या पुढाकारानं नवीन शटल बससेवा सुरू करण्यात आली आहे. ही बससेवा कोथरूडमध्ये सुरू कऱण्यात आली आहे. या बससेवेचे लोकार्पण चंद्रकांत पाटील आणि पुणे मेट्रोचे व्यवस्थापकीय संचालक श्रावण हर्डीकर यांच्या उपस्थितीत करण्यात आले. सोमवार ते शनिवार ही सेवा सुरू राहणार असून, नागरिकांच्या मागणीनुसार बसचे थांबे निश्चित करण्यात आले आहे. या सेवेमुळे कोथरूडकरांना आधुनिक, सुरक्षित आणि आरामदायी सार्वजनिक वाहतूक उपलब्ध होईल, असं पुणे मेट्रोचे व्यवस्थापकीय संचालक श्रावण हर्डीकर यांनी सांगितले. पुणे आणि पिंपरी-चिंचवड शहरात मेट्रो सेवा सुरू झाल्यामुळे वेळ आणि पैशांमध्ये बचत होऊ लागली. घरापासून मेट्रोस्थानकापर्यंत ये-जा करण्यासाठी आवश्यक सुविधा उपलब्ध नसल्यामुळे अनेकजण या सुविधेकडे दुर्लक्ष करीत होते. त्यामुळे मेट्रोचा वापर अधिकाधिक व्हावा, सार्वजनिक वाहतुकीला प्राधान्य मिळावे आणि खासगी वाहने रस्त्यावर येऊ नये आणि वाहतूक कोंडी होऊ नये या उद्देशाने चंद्रकांत पाटील यांनी लोकसहभागातून मोफत शटल बससेवा सुरू केली आहे. अशी असेल मोफत शटल बससेवा राजाराम पूल-माळवे चौक, वनदेवी- कर्वेनगर, डहाणूकर- कर्वे पुतळा- करिश्मा चौक- एसएनडीटी मार्गावर रोज सकाळी ८.३० ते १ आणि सायंकाळी ४ ते ८ वेळेत सुरु असणार आहे. सकाळ+चे सदस्य व्हा शॉपिंगसाठी 'सकाळ प्राईम डील्स'च्या भन्नाट ऑफर्स पाहण्यासाठी क्लिक करा. Read Marathi news and watch Live TV. Breaking news from Maharashtra, India, Pune, Mumbai, Politics, Entertainment, Sports, Lifestyle at SaamTV. Get Live Marathi news on Mobile. Download the Saam Tv app for Android and IOS. Follow Us Copyright © 2025 Sakal Media Group – All Rights Reserved Powered by Quintype</w:t>
+      </w:r>
+    </w:p>
+    <w:p>
+      <w:pPr>
+        <w:pStyle w:val="Heading3"/>
+      </w:pPr>
+      <w:r>
+        <w:t>Article 42</w:t>
+      </w:r>
+    </w:p>
+    <w:p>
+      <w:r>
+        <w:t>Title: भाजपच्या तीन नेत्यांपुढे कोथरुड ‘शांत’ करण्याचे आव्हान</w:t>
+      </w:r>
+    </w:p>
+    <w:p>
+      <w:r>
+        <w:t xml:space="preserve">URL: </w:t>
+      </w:r>
+      <w:hyperlink r:id="rId50">
+        <w:r>
+          <w:rPr>
+            <w:color w:val="0000FF"/>
+          </w:rPr>
+          <w:t>https://www.loksatta.com/politics/crime-developments-in-kothrud-pune-and-challenge-before-murlidhar-mohol-megha-kulkarni-chandrakant-patil-print-politics-news-asj-82-5383787/</w:t>
+        </w:r>
+      </w:hyperlink>
+    </w:p>
+    <w:p>
+      <w:r>
+        <w:t>Content: पुणे : केंद्रीय राज्यमंत्री मुरलीधर मोहोळ, राज्याचे उच्च व तंत्रशिक्षण मंत्री चंद्रकांत पाटील आणि राज्यसभेच्या खासदार मेधा कुलकर्णी हे तीन भाजपचे महत्त्वाचे नेते असतानाही पुण्यातील कोथरुड परिसर गुन्हेगारी टोळ्यांच्या कारवायांमुळे अशांत झाले आहे. महापालिकेच्या निवडणुका जवळ आल्या असताना या टोळ्या भरदिवसा गोळीबार करत जीवघेणे हल्ले करत असल्याने कोथरूड शांत करण्याचे आव्हान या तिन्ही नेत्यांपुढे उभे राहिले आहे. मोहोळ, पाटील आणि कुलकर्णी या तिघांचेही कार्यक्षेत्र हे कोथरुड आहे. कुख्यात गुंड निलेश घायवळ याच्या टोळीतील गुंडांनी कोथरुडमध्ये एकावर गोळीबार आणि दुसऱ्यावर कोयत्याने वार करून दहशत निर्माण केल्याचा प्रकार घडल्याने शांत कोथरुडमधील वातावरण पुन्हा अशांत झाले आहे. पुण्याच्या गुन्हेगारी क्षेत्रात काही नावे सातत्याने चर्चेत राहिली आहेत. त्यामध्ये कुख्यात गुंड निलेश घायवळ आणि कुख्यात गुंड गजानन मारणे हे दोघे आहेत. दोघांचेही कार्यक्षेत्र हे कोथरुड आहे. घायवळ हा ‘बॉस’ म्हणून ओळखला जातो , तर मारणे हा ‘महाराज’ या नावांने ओळखला जातो. २००० सालापासून म्हणजे २५ वर्षांपूर्वी त्यांनी कोथरुडमध्ये गुन्हेगारी कारवायांना सुरुवात झाली. तेव्हा घायवळ आणि मारणे हे दोघेही एकत्र होते. त्यांना एकाच्या खून प्रकरणात सात वर्षांची शिक्षा झाली. तुरुंगातून सुटका झाल्यानंतर त्यांच्यात दरी निर्माण झाली आणि कोथरुड भागात टोळीयुद्ध सुरू झाले. या संघर्षाला २००९ मध्ये सुरुवात झाली. मारणे टोळीने घायवळच्या खुनाचा प्रयत्न केला आणि सूडाची साखळी सुरू झाली. घायवळ टोळीतील गुंड पप्पू गावडे याचा खून मारणे टोळीने केला, तर गावडेच्या खुनाचा सूड घेण्यासाठी सचिन कुडले याचा खून घायवळ टोळीने केला. हे टोळीयुद्ध सुरू असताना पुण्यातील सर्वच राजकीय पक्ष आणि नेत्यांनी त्यांच्याकडे तटस्थपणे पाहण्याची भूमिका घेतल्याचे दिसून येते. दोघांच्या टोळ्यांविरुद्ध महाराष्ट्र संघटित गुन्हेगारी नियंत्रण कायद्यानुसार (मकोका) कारवाई करण्यात आली. मात्र, निवडणुका आल्या की, त्यांच्या ताकदीचा वापर काही राजकीय पक्षांच्या नेत्यांनी करून घेतला. त्यामुळे त्यांचे राजकीय क्षेत्रात वजन वाढत गेलेले दिसते. मारणे याची पत्नी जयश्री मारणे या महाराष्ट्र नवनिर्माण सेनेच्या तिकिटावर पुणे महापालिकेच्या २०१२ च्या निवडणुकीत निवडून आल्या. २०१७ च्या निवडणुकीत त्यांचा पराभव झाला. त्यानंतर मारणे याचे राजकीय क्षेत्रातील लागेबांधेही वाढत गेले. त्यामुळे त्याची तळोजा कारागृहातून सुटल्यानंतर पुणे-मुंबई द्रूतगती महामार्गावरून मोटार रॅली काढण्यापर्यंत मजल गेली. मारणेला १९९० आणि २०१२ असे दोन वेळा पुणे जिल्ह्यातून तडीपार करण्यात आले. घायवळ यालाही सध्या तडीपार करण्यात आले आहे. मात्र, या दोन टोळ्यांनी कोथरुडमध्ये वर्चस्व निर्माण केले असताना राजकीय पक्षांनी बघ्याची भूमिका घेतल्याचे दिसून येते. पुणे महापालिकेच्या निवडणुका जवळ आल्या असताना शांत म्हणून ओळख असलेले कोथरुड अशांत झाले आहे. दोन मंत्री आणि एक खासदारांचे कार्यक्षेत्र असलेल्या कोथरुडला मूळ पदावर आणण्यासाठी पावले उचलली जाणार का? अशी चर्चा राजकीय वर्तुळात सुरू झाली आहे. भाऊ कदम यांनी 'चला हवा येऊ द्या' या शोमधून प्रचंड लोकप्रियता मिळवली आहे. त्यांनी नुकत्याच एका पॉडकास्टमध्ये त्यांच्या एका चाहतीचा किस्सा सांगितला. ती बाई भाऊ कदम यांची मोठी फॅन होती आणि तिने देवाच्या बाजूला भाऊ कदम यांचा फोटो लावला होता. भाऊ कदम यांनी तिच्याशी संपर्क साधून तिला शोच्या हजाराव्या एपिसोडला बोलावलं. त्यांच्या या लोकप्रियतेमुळे त्यांना महाराष्ट्रभरात चाहतावर्ग आहे.</w:t>
+      </w:r>
+    </w:p>
+    <w:p>
+      <w:pPr>
+        <w:pStyle w:val="Heading3"/>
+      </w:pPr>
+      <w:r>
+        <w:t>Article 43</w:t>
+      </w:r>
+    </w:p>
+    <w:p>
+      <w:r>
+        <w:t>Title: Kolhapur BJP: इचलकरंजीत भाजपच्या गुप्त बैठकीत नेमके घडले काय? वरिष्ठांनी खडसावताच नेत्यांची भूमिका मवाळ</w:t>
+      </w:r>
+    </w:p>
+    <w:p>
+      <w:r>
+        <w:t xml:space="preserve">URL: </w:t>
+      </w:r>
+      <w:hyperlink r:id="rId51">
+        <w:r>
+          <w:rPr>
+            <w:color w:val="0000FF"/>
+          </w:rPr>
+          <w:t>https://sarkarnama.esakal.com/maharashtra/paschim-maharashtra/kolhapur-bjp-what-exactly-happened-in-secret-meeting-in-ichalkaranji-leaders-soften-after-being-reprimanded-by-seniors-rg93-aau85</w:t>
+        </w:r>
+      </w:hyperlink>
+    </w:p>
+    <w:p>
+      <w:r>
+        <w:t>Content: इचलकरंजी शहरात सर्वाधिक मजबूत असलेल्या भाजपकडून स्थानिक स्वराज्य संस्थेच्या निवडणुकीत सातत्याने स्वबळाचा नारा देण्यात येत होता. आमदार राहुल आवाडे यांच्यासह प्रकाश आवाडे, सुरेश हाळवणकर गट प्रबळ असल्याने महापालिकेत स्वबळाचा फायदा होण्याचा विश्वास भाजपच्या स्थानिक प्रमुख नेत्यांना होता. त्यामुळे सुरुवातीपासून पहिला महापौर भाजपचाच होणार, असा दावा करण्यात येत होता. त्यामुळे भाजप स्वबळ आजमावण्याची शक्यता राजकीय वर्तुळातून व्यक्त करण्यात येत होती. मात्र, वरिष्ठ मंत्र्यांनी महायुतीत मिठाचा खडा पडू याची खबरदारी घेत हस्तक्षेप करत भाजपच्याच नेत्यांचा चांगलाच समाचार घेतल्याची चर्चा इचलकरंजी शहरात आहे. त्यानंतर झालेल्या घडामोडीत मात्र आता नव्या राजकीय घडामोडीनंतर भाजपचा स्वबळाचा नारा घेवून मागे पडल्याची ठोस माहिती समोर येत आहे. पक्षाच्या एका उच्चस्तरीय बैठकीत यावर शिक्कामोर्तब करण्यात आले आहे. त्यामुळे महाविकास आघाडी विरुध्द महायुती अशीच लढत होणार असल्याचे चित्र स्पष्ट होत आहे. महायुती झाल्यानंतर घटक पक्षात भाजप हाच मोठा भाऊ असणार आहे. दरम्यान, या गुप्त बैठकीत नेमके काय झाले याची दबक्या आवाजात भाजपच्या वर्तुळात चर्चा सुरू आहे. ही बैठक राज्याचे उच्च शिक्षण तंत्र मंत्री चंद्रकांत पाटील यांच्या नेतृत्वाखाली गुप्त पद्धतीने पार पडली. या बैठकीला इचलकरंजी शहरातील भाजपचे वरिष्ठ आणि प्रमुख नेते उपस्थित होते. भाजपने सातत्याने स्वबळाचा नारा दिल्यानंतर महायुती मधील शिवसेना आणि राष्ट्रवादी गोटामध्ये देखील भाजपच्या नेत्यांबाबत नाराजी होती. राज्यस्तरावर आगामी स्थानिक स्वराज्य संस्थेच्या निवडणुका महायुती म्हणून लढत असताना एकट्या इचलकरंजी शहरात भाजप तो बाळाचा नारा कसा काय देऊ शकते? सवाल महायुतीमधील इतर पक्षांकडून विचारला जात होता. त्यावर भाजपच्या वरिष्ठ मंत्र्यांनी स्थानिक प्रमुख नेत्यांना चांगलाच जाब विचारण्याची माहिती समोर येत आहे. मंत्री पाटील यांच्या उपस्थितीत झालेल्या बैठकीनंतर मात्र भाजपच्या स्थानिक नेत्यांची भूमिका मात्र मवाळ झाली. विधानसभा निवडणुकीनंतर भाजपमध्येच अंतर्गत मतभेद असल्याचे समोर येत होते. आमदार राहुल आवारे आणि माजी आमदार सुरेश हळवणकर यांची दोन स्वतंत्र कार्यालय पाहायला मिळाले. चित्र स्थानिक स्वराज्य संस्थेच्या निवडणुकीत भाजपने दिलेला स्वबळाचा नारा हा महायुतीला पोषक नसल्याचा अंदाज येताच वरिष्ठांनी यात हस्तक्षेप करत स्थानिक स्वराज्य संस्थेच्या निवडणुका महायुती म्हणून लढा असे स्पष्ट आदेश दिले आहेत. सरकारनामाचे सदस्य व्हा शॉपिंगसाठी 'सकाळ प्राईम डील्स'च्या भन्नाट ऑफर्स पाहण्यासाठी क्लिक करा. Read Latest Marathi Political News, Breaking Political News from Maharashtra, India, Pune &amp; Mumbai at Sarkarnama. To Get Live Political Marathi News on Mobile, Download the Sarkarnama Mobile App for Android and IOS. सरकारनामा आता सर्व सोशल मीडिया प्लॅटफॉर्मवर. ताज्या राजकीय घडामोडींसाठी फेसबुक, ट्विटर, इन्स्टाग्राम, शेअर चॅट, टेलिग्रामवर आणि व्हॉट्सॲप आम्हाला फॉलो करा. तसेच, सरकारनामा यूट्यूब चॅनेलला आजच सबस्क्राइब करा. Follow Us Copyright © 2025 Sakal Media Group – All Rights Reserved Powered by Quintype वेबसाईटवर ब्राउझिंगचा अनुभव सर्वोत्तम असावा, यासाठी आम्ही कुकीजचा वापर करतो. कुकीजमुळे तुम्हाला तुमच्या आवडत्या मजकुराची शिफारस करता येते. आमचे गोपनीयता आणि कुकीजसंदर्भातील धोरण तुम्हाला मान्य आहे.</w:t>
+      </w:r>
+    </w:p>
+    <w:p>
+      <w:pPr>
+        <w:pStyle w:val="Heading3"/>
+      </w:pPr>
+      <w:r>
+        <w:t>Article 44</w:t>
+      </w:r>
+    </w:p>
+    <w:p>
+      <w:r>
+        <w:t>Title: ‘नाम फाऊंडेशन’चा दशकपूर्ती सोहळा उत्साहात संपन्न, ”नाना पाटेकर आणि मकरंद अनासपुरे यांच्या कार्याला सलाम”</w:t>
+      </w:r>
+    </w:p>
+    <w:p>
+      <w:r>
+        <w:t xml:space="preserve">URL: </w:t>
+      </w:r>
+      <w:hyperlink r:id="rId52">
+        <w:r>
+          <w:rPr>
+            <w:color w:val="0000FF"/>
+          </w:rPr>
+          <w:t>https://www.navarashtra.com/movies/bollywood/nana-patekar-and-makrand-anaspure-naam-foundation-decade-long-journey-of-social-service-naam-foundation-celebrated-its-decade-anniversary-990653.html</w:t>
+        </w:r>
+      </w:hyperlink>
+    </w:p>
+    <w:p>
+      <w:r>
+        <w:t>Content: (फोटो सौजन्य -इन्स्टाग्राम) “जे जे जगी जगते तया, माझे म्हणा, करुणाकरा” या भावनेशी प्रामाणिक राहून ‘नाम फाऊंडेशन’ ही नामांकित संस्था गेली १० वर्षे पर्यावरण आणि विविध शाश्वत विकास क्षेत्रांमध्ये अविरत कार्यरत आहे. संस्थेचा दशकपूर्ती समारंभ नुकताच पुण्यात उत्साहात संपन्न झाला. पालखी नृत्याने तसेच मान्यवरांच्या हस्ते दीपप्रज्वलन करीत या सोहळ्याची सुरुवात झाली. नाम फाऊंडेशनच्या दशकपूर्तीनिमित्त आयोजित या स्नेहमेळाव्यात माननीय श्री. नितीनजी गडकरी (केंद्रीय रस्ते परिवहन आणि राज्यमार्ग मंत्री), चंद्रकांतदादा पाटील (उच्च व तंत्रशिक्षण मंत्री, महाराष्ट्र राज्य), पद्मभूषण डॉ. विजय भटकर (संगणक शास्त्रज्ञ), माननीय श्री. उदय सामंत (उद्योग/मराठी भाषा मंत्री, महाराष्ट्र राज ) आदि मान्यवर मंडळी उपस्थित होती. ‘दिवसाढवळ्या तो प्रायव्हेट पार्ट …’ सोहा अली खानसोबत धक्कादायक प्रकार, अभिनेत्रीने आता केला खुलासा ‘नाना पाटेकर आणि मकरंद अनासपुरे यांच्या कार्याला सलाम करण्यासाठी मी या ठिकाणी उपस्थित असून त्यांच्या या कार्यातून प्रत्येकाने प्रेरणा घेत सामाजिक कामासाठी पुढाकार घेतला तर ही सामाजिक चळवळ नक्कीच समाजात, देशात बदल घडवू शकते’, असा विश्वास नितीन गडकरी यांनी व्यक्त केला. समस्यांचे रूपांतर संधीत करणाऱ्यांच्या यादीत आपले नाव असायला हवे, असे सांगताना चांगल्या सामाजिक कार्यासाठी राजकीय प्रचाराची गरज नसते त्यासाठी इच्छाशक्ती महत्त्वाची असे सांगताना ‘नाम’ने केलेल्या कार्याचे आणि त्यांच्या निष्ठेचे कौतुक केले. ‘देणारे हात होण्यापेक्षा मदत करणारे हात होता आलं पाहिजे’. जेवढ्या जास्त प्रमाणात आपण स्किल निर्माण करू तेवढे आपण प्रगतीच्या दिशेने वाटचाल करत राहू त्यासाठी समाजासाठी संवेदनशील असणाऱ्या प्रत्येकाने आपला खारीचा वाटा आवर्जून उचलायला हवा, असे प्रतिपादन नितीनजी यांनी केले. असे विविध प्रयोग वेगवेगळ्या माध्यमांतून होणे महत्त्वाचे असून या प्रयोगांना सरकारी साखळीत सामावून घेणे गरजेचे असल्याचे चंद्रकांत दादा पाटील यांनी म्हटलं आहे. महिला वर्गासाठी ५ ते ६ तासांचे वर्क मॉड्युल तयार करत अधिकाधिक महिलांसाठी रोजगार उपलब्ध करून देण्याची गरज चंद्रकांत पाटील यांनी यावेळी बोलून दाखविली. “हा मराठी चित्रपटाचा विजय…”, अमराठी प्रेक्षकांनी केले ‘दशावतार’चं कौतुक; सिनेमागृहात अश्रू अनावर, पाहा VIDEO ‘नाम’ या संस्थेचे कामच त्यांच्या यशाची पावती आहे. अशा संस्थांचा नावलौकिक सर्वत्र व्हावा यासाठी मी नेहमीच प्रयत्नशील राहिलो आहे. शासनसोबतही अनेक कार्यक्रमांतून आणि योजनांतून आम्ही नाम संस्थेला समाविष्ट केले आहे. याअंतर्गत अनेक चांगली कामे आजवर झाली आहेत. ज्याचा मी स्वतः साक्षीदार असल्याचे उदयजी सामंत यांनी यावेळी सांगितले. सप्टेंबर २०१५ साली ‘नाम फाऊंडेशनची’ स्थापना झाली. आज फाऊंडेशनची दशकपूर्ती होत आहे. या वाटचालीत आजवर असंख्य हातांनी माणूसकीच्या या यज्ञात मोठे योगदान दिले. मानवतेचा हा यज्ञ यापुढेही असाच अखंडपणे चालत राहील, यासाठी ‘नाम फाऊंडेशन’ कटिबद्ध असल्याचे प्रतिपादन नाम चे संस्थापक-अध्यक्ष नाना पाटेकर आणि संस्थापक-सचिव मकरंद अनासपुरे यांनी यावेळी केले. Follow Us On © Copyright Navarashtra 2025 All rights reserved.</w:t>
+      </w:r>
+    </w:p>
+    <w:p>
+      <w:pPr>
+        <w:pStyle w:val="Heading3"/>
+      </w:pPr>
+      <w:r>
+        <w:t>Article 45</w:t>
+      </w:r>
+    </w:p>
+    <w:p>
+      <w:r>
+        <w:t>Title: Dhananjay Munde: आता रिकामं ठेवू नका, काहीतरी काम द्या...; धनंजय मुंडेंची सुनील तटकरेंकडे मागणी, भर मंचावर काय घडलं?</w:t>
+      </w:r>
+    </w:p>
+    <w:p>
+      <w:r>
+        <w:t xml:space="preserve">URL: </w:t>
+      </w:r>
+      <w:hyperlink r:id="rId53">
+        <w:r>
+          <w:rPr>
+            <w:color w:val="0000FF"/>
+          </w:rPr>
+          <w:t>https://marathi.abplive.com/news/politics/dhananjay-munde-demand-to-sunil-tatkare-for-some-work-ncp-ajit-pawar-maharashtra-politics-marathi-news-1385972</w:t>
+        </w:r>
+      </w:hyperlink>
+    </w:p>
+    <w:p>
+      <w:r>
+        <w:t>Content: Dhananjay Munde: माजी मंत्री आणि राष्ट्रवादी काँग्रेस अजित पवार गटाचे नेते धनंजय मुंडे (Dhananjay Munde) यांनी पक्षाचे प्रदेशाध्यक्ष सुनील तटकरे (Sunil Tatkare) यांच्याकडे काही महत्वाची जबाबदारी द्या, अशी मागणी केली आहे. रायगडमधील एका कार्यक्रमात धनंजय मुंडे यांनी ही मागणी केली. सुनील तटकरेंनी आम्हाला कायम मार्गदर्शन करत राहावं. चुकले तर कान धरावा...नाही चुकलं तर चालतं का?...पण आता रिकामं ठेवू नका...काहीतरी जबाबदारी द्या...अशी मागणी धनंजय मुंडे यांनी भर मंचावरुन केली. धनंजय मुंडेंच्या या विधानाची सध्या राजकीय वर्तुळात चांगलीच चर्चा आहे. यावर सुनील तटकरेंनी दिली प्रतिक्रिया दिली आहे. धनंजय मुंडेंनी काहीतरी काम द्या, अशी मागणी केलीय. वरिष्ठ याबाबत योग्य निर्णय घेतील, असं सुनील तटकरे म्हणाले. मला वडिलांचा आधार सुनील तटकरे यांनी दिला. सुनिल तटकरे यांनी अनेक दिग्गज नेत्यांपासून घनिष्ठ सबंध ठेवले. महाराष्ट्राच्या मातीत काय चालले आहे? त्यामधील जाणणारे सुनील तटकरे आहेत. कोकणाचा विकासपुरुष म्हणून सुनील तटकरे यांच्याकडे पाहिले जाते. सुनील तटकरे यांना कागद लागत नाही. मात्र महाराष्ट्रात काय सुरू आहे हे जाणणारे ते आहेत. त्यांचे वय आमच्यापेक्षा अजून तरुण आहे. मी सुनील तटकरे यांच्यामुळे उभा आहे, असंही धनंजय मुंडे यावेळी म्हणाले. कोकणचे विकास पुरुष म्हणून दमदार कामगिरी करणाऱ्या सुनील तटकरेंनी पक्ष नेतृत्वात देखील आपल्या कार्याचा एक वेगळा ठसा निर्माण करत प्रेरणादायी वाटचाल आजवर केली आहे. माझ्या राजकीय व सामाजिक जडणघडणीत देखील तटकरे साहेबांची वडिलकीची साथ व भक्कम पाठबळ मला लाभले आहे. देशाच्या संसदेत काम करताना देश हिताला ज्या प्रमाणे सर्वोच्च प्राधान्य देऊन सुनील तटकरेंनी आजवर काम केले, त्याच हिरीरीने आणि विश्वासाने पक्षात देखील नवतरुण चेहऱ्यांना संधी देत पक्षाला देखील एका उंचीवर नेण्याचे काम सुनील तटकरेंनी केल्याचं धनंजय मुंडेंनी सांगितले. राज्याचे उच्च आणि तंत्र शिक्षण मंत्री चंद्रकांत पाटील यांनी आज रायगड जिल्ह्यातल्या माणगाव तालुक्यात असणाऱ्या डॉक्टर बाबासाहेब आंबेडकर तंत्रशास्त्र विद्यापीठाची पाहणी केली. यावेळी त्यांनी माध्यमांशी संवाद साधताना धनंजय मुंडे यांनी काल सुनील तटकरे यांच्याकडे मला काहीतरी काम द्या या वक्तव्यावर भाष्य केले. धनंजय मुंडे हा चळवळीतला माणूस आहे त्यामुळे तो स्वस्त बसू शकत नाही. त्यामुळेच त्यांनी कामासाठी मागणी केली असावी, असं वक्तव्य करत चंद्रकांत पाटील यांनी धनंजय मुंडेंची बाजू घेतली. 📌 कर्जत, जि. रायगडराष्ट्रवादी काँग्रेस पक्षाचे प्रदेशाध्यक्ष आदरणीय खा. सुनील तटकरे साहेब यांना नुकताच लंडन येथे लोकमत समूहाच्या वतीने आयोजित ग्लोबल इकॉनॉमिक कन्व्हेंशन या समारंभात मानाचा भारत भूषण पुरस्कार प्रदान करण्यात आला होता, त्या पार्श्वभूमीवर कर्जत (जि. रायगड) येथे… pic.twitter.com/1RX5FYv9Sr Dhananjay Munde: 4 मार्चला राजीनामा, धनंजय मुंडे 30 सप्टेंबरपर्यंत सातपुडा बंगला सोडणार? छगन भुजबळ अद्याप वेटिंगवर एबीपी माझा ऑनलाईनमध्ये कॉपी एडिटर म्हणून कार्यरत. 2019 पासून लोकमत ऑनलाईनमधून पत्रकारितेची सुरुवात. राजकीय बातम्यांमध्ये हातखंडा, क्राईम, क्रीडा, निवडणूक विषयक बातम्यांमध्ये रस. We use cookies to improve your experience, analyze traffic, and personalize content. By clicking "Allow All Cookies", you agree to our use of cookies.</w:t>
+      </w:r>
+    </w:p>
+    <w:p>
+      <w:pPr>
+        <w:pStyle w:val="Heading3"/>
+      </w:pPr>
+      <w:r>
+        <w:t>Article 46</w:t>
+      </w:r>
+    </w:p>
+    <w:p>
+      <w:r>
+        <w:t>Title: अतिवृष्टीने ११ हजार हेक्टरवरील पिकांचे नुकसान; १४ हजार शेतकरी बाधित…</w:t>
+      </w:r>
+    </w:p>
+    <w:p>
+      <w:r>
+        <w:t xml:space="preserve">URL: </w:t>
+      </w:r>
+      <w:hyperlink r:id="rId54">
+        <w:r>
+          <w:rPr>
+            <w:color w:val="0000FF"/>
+          </w:rPr>
+          <w:t>https://www.loksatta.com/nashik/jalgaon-floods-damage-crops-ocd-94-5390192/</w:t>
+        </w:r>
+      </w:hyperlink>
+    </w:p>
+    <w:p>
+      <w:r>
+        <w:t>Content: जळगाव – जिल्हा प्रशासनाने गेल्या आठवड्यातील अतिवृष्टी आणि पुरामुळे झालेल्या नुकसानीचा अंतिम अहवाल नाशिक विभागीय आयुक्तांकडे सादर केला आहे. त्यानुसार, एकूण ७७ गावांतील १४ हजारांहून अधिक शेतकरी नैसर्गिक आपत्तीने बाधित होऊन ११ हजार हेक्टरहून अधिक क्षेत्रावरील पिकांचे नुकसान झाल्याचे निदर्शनास आले आहे. दरम्यान, अतिवृष्टीग्रस्त भागात तत्काळ मदत व बचाव कार्य सुरू करून बाधित नागरिकांना तात्पुरता निवारा उपलब्ध करून सुरक्षित स्थळी हलविण्यात आले आहे. नैसर्गिक आपत्तीमुळे विस्कळीत झालेले जनजीवन आता पूर्वपदावर आल्याचा दावा प्रशासनाकडून करण्यात आला आहे. जिल्हा प्रशासनाने आपत्तीग्रस्त भागातील नुकसानीचा अंतिम प्राथमिक अहवाल तयार करून तो बुधवारी नाशिक येथील विभागीय आयुक्तांकडे सादर केला. या अहवालानुसार ११ हजार ३७० हेक्टरवरील पिकांचे नुकसान होऊन तब्बल १४ हजार ४० शेतकरी बाधित झाल्याचे दिसून आले आहे. पैकी कपाशीचे सर्वाधिक ६९०३ हेक्टरचे नुकसान झाले आहे. याशिवाय, केळीचे १०३९ हेक्टर, मक्याचे १७७३ हेक्टर, सोयाबीनचे २३७ हेक्टर आणि इतर पिकांचे ५४० हेक्टरचे नुकसान झाले झाले आहे. अतिवृष्टी आणि पूरस्थितीच्या घटनेनंतर जिल्हा प्रशासनाने तातडीने राज्य आपत्ती प्रतिसाद दलाच्या ३५ जवानांचे पथक बाधित भागात पाठवले होते. त्यांनी दोन दिवसांत शेकडो नागरिकांना सुरक्षित स्थळी हलवून आवश्यक ती सर्व मदत उपलब्ध करून दिली. ई-पंचनामे ॲपच्या माध्यमातून कृषी व महसूल विभागाकडून नुकसान झालेली पिके आणि जनावरांचे बहुतांश पंचनामे पूर्ण करण्यात आले आहेत. उर्वरित पंचनामे आता अंतिम टप्प्यात आहेत. आपत्तीग्रस्त भागांचा प्रत्यक्ष आढावा घेण्यासाठी केंद्रीय राज्यमंत्री रक्षा खडसे, राज्याचे आपत्ती व्यवस्थापन मंत्री गिरीश महाजन, पालकमंत्री गुलाबराव पाटील, वस्त्रोद्योग मंत्री संजय सावकारे तसेच आमदार चंद्रकांत पाटील, आमदार किशोर पाटील आणि जिल्हाधिकारी आयुष प्रसाद यांनीही बाधित गावांना भेटी दिल्या. अतिवृष्टीने निर्माण झालेल्या पूरस्थितीमुळे जिल्ह्यात एकूण तीन जणांचा मृत्यू झाल्याचे उघडकीस आहे. पैकी मुक्ताईनगर तालुक्यातील काकोडा येथील किरण सावळे या तरूणाचा पुराच्या पाण्यात वाहुन गेल्याने मृत्यू झाला होता. सावळे कुटुंबियांना पालकमंत्री पाटील आणि मंत्री सावकारे यांच्या उपस्थितीत चार लाख रूपयांचा धनादेश सुपूर्त करण्यात आला. या व्यतिरिक्त भुसावळ तालुक्यातील साकेगाव येथील लक्ष्मण ठाकरे (३०), पाचोरा तालुक्यातील खाजोळा येथील आबा पिंगळे (३५) आणि वडगाव टेक येथील नीता भालेराव (१४) या मुलीचा नदीच्या पाण्यात वाहुन गेल्याने मृत्यू झाला आहे. तिघांच्या कुटुंबियांना शासन नियमाप्रमाणे आर्थिक मदतीची प्रतीक्षा आहे. सलमान खान, बॉलीवूडचा 'दबंग', आपल्या फिटनेससाठी ओळखला जातो. मात्र, त्याने 'ट्रायजेमिनल न्युराल्जिया' या गंभीर आजाराचा सामना केला आहे. या आजारामुळे सलमानला सात वर्षांहून अधिक काळ असह्य वेदना सहन कराव्या लागल्या. 'टू मच विथ काजोल अँड ट्विंकल' शोमध्ये त्याने या वेदनांबद्दल सांगितले. सध्या तो बरा आहे, पण या आजारामुळे जगभरात सर्वाधिक आत्महत्या होतात. सलमान लवकरच 'बॅटल ऑफ गलवान' सिनेमातून प्रेक्षकांच्या भेटीला येणार आहे.</w:t>
+      </w:r>
+    </w:p>
+    <w:p>
+      <w:pPr>
+        <w:pStyle w:val="Heading3"/>
+      </w:pPr>
+      <w:r>
+        <w:t>Article 47</w:t>
+      </w:r>
+    </w:p>
+    <w:p>
+      <w:r>
+        <w:t>Title: तासगावमध्ये बस्तान बसवण्यासाठी भाजपचा खटाटोप</w:t>
+      </w:r>
+    </w:p>
+    <w:p>
+      <w:r>
+        <w:t xml:space="preserve">URL: </w:t>
+      </w:r>
+      <w:hyperlink r:id="rId55">
+        <w:r>
+          <w:rPr>
+            <w:color w:val="0000FF"/>
+          </w:rPr>
+          <w:t>https://www.loksatta.com/politics/bjp-plan-zilla-parishad-panchayat-samiti-and-municipal-elections-in-the-tasgaon-print-politics-news-zws-70-5380765/</w:t>
+        </w:r>
+      </w:hyperlink>
+    </w:p>
+    <w:p>
+      <w:r>
+        <w:t>Content: सांगली : तासगाव-कवठेमहांकाळ विधानसभा मतदार संघात जिल्हा परिषद, पंचायत समिती व नगरपालिका निवडणुकीत भाजप नव्याने बस्तान बसविण्याच्या तयारीत आहे. माजी खासदार संजयकाका पाटील यांचा लोकसभा निवडणुकीत पराभव झाल्यानंतर विधानसभा निवडणुकीतही त्यांना पराभवाला सामोरे जावे लागले. यानंतर राजकीय पुनर्वसनासाठी त्यांनी भाजपमध्ये घर वापसी करण्याचे केलेले प्रयत्न अयशस्वी ठरले. त्यांच्या भाजप प्रवेशाला खुद्द पालकमंत्री चंद्रकांत पाटील यांनीच अप्रत्यक्ष विरोध दर्शवला असला तरी प्रदेशाध्यक्ष रविंद्र चव्हाण यांनी सकारात्मकता दर्शवली आहे. या मतदार संघात पक्षिय स्तरापेक्षा काका-आबा म्हणजेच संजयकाका पाटील आणि आरआर आबांचे चिरंजीव आमदार रोहित पाटील असे दोनच गट अधिक सक्षम आहेत. या गटांना वगळून भाजपची ताकद निर्माण करण्याचा प्रयत्न सध्या सुरू असून यासाठी स्वप्नील पाटील व किसान मोर्चाचे पदाधिकारी संदीप गिड्डे पाटील यांना पक्षाकडून आणि पक्ष नेतृत्वाकडून ताकद देण्याचा प्रयत्न सुरू आहे. एकेकाळी तासगावचे राजकारण म्हणजे काका-आबांची गटबाजी असेच समिकरण होते. माजी खासदार पाटील यांना एकसंघ राष्ट्रवादीत घेउन विधानपरिषदेचे सदस्यत्वही देण्यात आले. यातून तासगावचा संघर्ष संपुष्टात येईल अशी अपेक्षा होती. मात्र, काही काळच राजकीय वातावरण शांत राहिले. मात्र, तासगाव कारखान्याच्या विषयावरून अंतर्गत कुरघोडीचे राजकारण सुरूच राहिले. यातच मोदी लाटेमध्ये काकांनी भाजपमध्ये प्रवेश करत खासदारकीची उमेदवारी मिळवली. यानंतर सलग दोन निवडणुकीमध्ये ते विजयी झाले. यामुळे भाजपमध्ये त्यांची चलती होती. निष्ठावंत भाजप नेतृत्वाकडून त्यांना डावलण्याचे प्रयत्न झाले असले तरी पक्षाकडे जनमाणसात मिसळणारे नेतृत्वच नसल्याने भाजपकडेही पर्याय उरलेला नव्हता. मात्र, लोकसभा निवडणुकीत त्यांचा पराभव झाल्यानंतर पक्षानेही त्यांची फारसी तमा बाळगली नाही. यातूनच विधानसभा निवडणुकीवेळी त्यांनी उमेदवारीसाठी प्रयत्न केले. तथापि, जागा वाटपात तासगावची जागा राष्ट्रवादी कॉग्रेस (अजित पवार) पक्षाला सोडण्यात आली. यामुळे त्यांनी घड्याळ चिन्हावर निवडणूक लढवली. पक्ष फुटीनंतर दोन्ही राष्ट्रवादी काँग्रेसमध्ये झालेली ही एकमेव लढत होती. रोहिेत पाटील यांनी ती जिंकली. यानंतर माजी खासदार पाटील राजकीय विजनवासातच गेले आहेत. महायुतीतील घटक पक्ष असलेल्या राष्ट्रवादी काँग्रेसच्या पक्षीय कार्यातही ते सक्रिय असल्याचे दिसत नाहीत. यामुळे त्यांची नेमकी भूमिका काय हे अस्पष्ट आहे. मध्यंतरी त्यांनी भाजपमध्ये घरवापसी करण्याचे प्रयत्न वरिष्ठ पातळीवरून केले. मात्र, पक्षाकडून अपेक्षित प्रतिसाद मिळाला नाही. पालकमंत्री पाटील यांनी तर त्यांचे राजकीय पूनर्वसन करण्याची जबाबदारी उपमुख्यमंत्री अजित पवार यांची असल्याचे सांगून त्यांच्या भाजप प्रवेशाला खो घातला. विधानसभा निवडणुकीत त्यांच्यासोबत असलेले कवठेमहांकाळचे अजितराव घोरपडे हे राष्ट्रवादी काँग्रेस (अजित पवार) पक्षात सक्रिय आहेत. त्यांनी स्थानिक स्वराज्य संस्थांच्या निवडणुकीची तयारी सुरू केली असली तरी तासगावमध्ये या पक्षाकडून फारसे प्रयत्न दिसत नाहीत. डॉ. प्रताप पाटील हे सक्रिय असले तरी पक्षाला त्यांचा फारसा लाभ होईलच अशी स्थिती सध्या तरी दिसत नाही. माजी खासदारांना उणे करून तासगावमध्ये पक्ष बाळसे धरेल असे वाटत नाही. या राजकीय परिस्थितीत भाजप मात्र नव्याने पक्षाची बांधणी करण्यासाठी प्रयत्नशील असल्याचे दिसते. संदीप गिड्डे पाटील यांच्या माध्यमातून बैलगाडी शर्यती, दहीहंडी या माध्यमातून तरूणाईला साद घालण्याचे प्रयत्न झाले. तसेच पवनउर्जा प्रकल्पासाठी खासगी खरेदी करण्यात आलेल्या जमिनी मूळ शेतकर्‍यांनाच मिळाव्यात यासाठीही प्रयत्न भाजपने गिड्डे यांच्या माध्यमातून सुरू केले आहेत. वाघोली येथे झालेल्या प्रकल्पग्रस्त शेतकर्‍यांची बैठक होउन या प्रयत्नांना संघटित स्वरूप देउन घाटमाथ्यावर आणि तासगावमध्ये स्वप्नील पाटील यांच्या माध्यमातून भाजपची ताकद संघटित करण्याचे प्रयत्न सुरू आहेत. यामुळे या मतदार संघात होणार्‍या स्थानिक स्वराज्य संस्थांच्या निवडणुकीत भाजप विरूध्द राष्ट्रवादी (शरद पवार) पक्ष यांच्यात होतील असे दिसत असले तरी माजी खासदार पाटील यांची भूमिका निर्णायक ठरण्याची शक्यताही नाकारता येणार नाही. भारतीय चित्रपटसृष्टीतील सर्वोच्च मानाचा समजला जाणारा राष्ट्रीय चित्रपट पुरस्कार यंदा वादाच्या भोवऱ्यात अडकला आहे. जवान या चित्रपटासाठी शाहरुख खानला सर्वोत्तम अभिनेत्याचा राष्ट्रीय पुरस्कार मिळाल्यानंतर त्याच्या चाहत्यांमध्ये जल्लोष साजरा झाला, मात्र या निर्णयावर शंका उपस्थित करत अनेकांनी मनोज बाजपेयीचा अभिनय अधिक प्रभावी असल्याचं सांगितलं. स्वतः मनोज बाजपेयी यांनीही या पार्श्वभूमीवर मौन सोडत पुरस्कारांचा दर्जा आणि त्यामागील प्रक्रियेवर थेट बोट ठेवत, प्रश्नचिन्हच उपस्थित केलं आहे.</w:t>
+      </w:r>
+    </w:p>
+    <w:p>
+      <w:pPr>
+        <w:pStyle w:val="Heading3"/>
+      </w:pPr>
+      <w:r>
+        <w:t>Article 48</w:t>
+      </w:r>
+    </w:p>
+    <w:p>
+      <w:r>
+        <w:t>Title: Nitin Gadkari: सरकारला दूर ठेवून लोकांच्या सहभागातूनच शाश्वत विकास साधता येतो – नितीन गडकरी</w:t>
+      </w:r>
+    </w:p>
+    <w:p>
+      <w:r>
+        <w:t xml:space="preserve">URL: </w:t>
+      </w:r>
+      <w:hyperlink r:id="rId56">
+        <w:r>
+          <w:rPr>
+            <w:color w:val="0000FF"/>
+          </w:rPr>
+          <w:t>https://ratnagirikhabardar.com/news/79158/</w:t>
+        </w:r>
+      </w:hyperlink>
+    </w:p>
+    <w:p>
+      <w:r>
+        <w:t>Content: पुणे: सामाजिक कार्य हे केवळ सरकारी मदतीवर अवलंबून न ठेवता लोकशक्तीच्या जोरावर करणे गरजेचे आहे. सरकारला दूर ठेवून लोकांच्या सहभागातूनच शाश्वत विकास साधता येतो, असे प्रतिपादन केंद्रीय मंत्री नितीन गडकरी यांनी केले. नाम फाउंडेशनचा रविवारी (दि. १४) दशकपूर्ती समारंभ स्वारगेट येथील गणेश कला मंच येथे पार पडला. त्यावेळी ते बोलत होते. शेतकरी आत्महत्या, दुष्काळग्रस्त भागातील पुनरुत्थान, पर्यावरण संवर्धन, पाणी अडवा पाणी जिरवा यांसारख्या विविध उपक्रमांतून फाउंडेशनने गेल्या दहा वर्षांत ग्रामीण भागात केलेले कार्य कौतुकास्पद आहे, असेही ते म्हणाले. यावेळी उच्च व तंत्रशिक्षण मंत्री चंद्रकांत पाटील, पद्मभूषण डॉ. विजय भटकर, मराठी भाषा मंत्री उदय सामंत, आमदार भीमराव तापकीर, ‘नाम’चे संस्थापक-अध्यक्ष अभिनेता नाना पाटेकर, संस्थापक-सचिव मकरंद अनासपुरे उपस्थित होते. गडकरी म्हणाले, चांगल्या सामाजिक कार्यासाठी राजकीय प्रचाराची गरज नसते. त्यासाठी इच्छाशक्ती महत्त्वाची असते. ‘नाम’ने केलेले कार्य महत्त्वाचे असून ‘देणारे हात होण्यापेक्षा मदत करणारे हात होता आलं पाहिजे. जेवढ्या जास्त प्रमाणात आपण कौशल्य निर्माण करू तेवढे आपण प्रगतीच्या दिशेने वाटचाल करत राहू. त्यासाठी समाजासाठी संवेदनशील काम करणे गरजेचे आहे. उच्च व तंत्रशिक्षण मंत्री चंद्रकांत पाटील म्हणाले, महिला वर्गासाठी ५ तासांचे काम वर्क मॉड्युल राबवणे गरजेचे आहे. यातून अधिकाधिक महिलांसाठी रोजगार उपलब्ध होऊ शकतो. सप्टेंबर २०१५ साली ‘नाम फाउंडेशन’ची स्थापना झाली आणि त्याची दशकपूर्ती होत आहे. या वाटचालीत आजवर असंख्य हातांनी माणुसकीच्या या यज्ञात मोठे योगदान दिले. मानवतेचा हा यज्ञ यापुढेही असाच अखंडपणे चालत राहील, यासाठी ‘नाम फाउंडेशन’ कटिबद्ध असल्याचे ‘नाम’चे संस्थापक-अध्यक्ष नाना पाटेकर आणि संस्थापक-सचिव मकरंद अनासपुरे यांनी सांगितले. दैनिक रत्नागिरी खबरदारISO 9001:2015 CERTIFIED(RNI NO. MAHMAR/2013/57411)शासनमान्य रजिस्टर न्यूजपेपर15:38 15-09-2025</w:t>
+      </w:r>
+    </w:p>
+    <w:p>
+      <w:pPr>
+        <w:pStyle w:val="Heading3"/>
+      </w:pPr>
+      <w:r>
+        <w:t>Article 49</w:t>
+      </w:r>
+    </w:p>
+    <w:p>
+      <w:r>
+        <w:t>Title: The fight for Pune’s green heart: A city’s soul vs 6 minutes of saved commute</w:t>
+      </w:r>
+    </w:p>
+    <w:p>
+      <w:r>
+        <w:t xml:space="preserve">URL: </w:t>
+      </w:r>
+      <w:hyperlink r:id="rId57">
+        <w:r>
+          <w:rPr>
+            <w:color w:val="0000FF"/>
+          </w:rPr>
+          <w:t>https://www.newslaundry.com/2025/09/22/the-fight-for-punes-green-heart-a-citys-soul-vs-6-minutes-of-saved-commute</w:t>
+        </w:r>
+      </w:hyperlink>
+    </w:p>
+    <w:p>
+      <w:r>
+        <w:t>Content: Report Once rescued by citizen’s protest in the 1980s, Pune’s beloved Vetal Tekdi faces its gravest threat yet from state-backed infrastructure plans. For more than 40 years, Punekars have rallied to save Vetal Tekdi – the city’s highest hill, a green lung thick with trees, birdsong, and clean air. It’s where thousands walk and birds find rest. Each time the hill has faced the axe of development, citizens have risen in protest, forcing authorities to step back. Now, that legacy of resistance is being tested again. Three projects – the Bal Bharati–Paud Phata (BBPP) road, twin tunnels, and a high capacity mass transit route – threaten to slice through this fragile urban forest. Experts warn of irreversible damage: at least 7,000 trees will be lost, groundwater recharge zones disrupted, and wildlife corridors fragmented. But the Pune Municipal Corporation has pushed tenders and revised plans. A long-standing struggle for Vetal Tekdi On July 14, 1982, Pune resident Lata Shrikhande received a pivotal letter from DP Gupta, then Director General of Road Development, confirming that plans to build a highway across Law College Hill – part of the beloved Vetal Tekdi – had been scrapped following widespread public opposition. Punekars saw this as proof that civic voices could protect their green heritage, named after Vetal Baba, seen as a form of Lord Shiva. But decades later, the same battle returned under harsher terms. On April 10, 2023, a group of citizens were even mocked by BJP leader and Pune Guardian Minister Chandrakant Patil over their concerns. “If you love jungles so much, I will build you homes in Gadchiroli,” he reportedly told them, the group alleged. The project never died. It had been renewed in 1996 by a general body resolution of PMC; formalised in the 2007-27 Development Plan, with environmental and traffic studies prepared between 2017-2021. Now, concerns have only deepened with recent reports of PMC’s plans to fast-track the tunnel project. The Bal Bharati–Paud Phata (BBPP) road project had first appeared in Pune’s 1982 draft development plan for 1987–2007. Such plans, prepared by municipal corporations and approved by the state government, usually cover 20 years. However, because the proposed road cut across the Vetal Tekdi hill complex, it immediately faced opposition. The citizen campaign succeeded when DP Gupta confirmed the project would be scrapped. The road was removed from the 1987 plan. However, in 1996, PMC revived the project through a general body resolution. By 2000, the forest department began warning PMC and the district administration that the proposed road passed through forest land and could not proceed without central government permission. There were several letters informing that parts of the land were forest areas. A letter from the Deputy Conservator of Forests on March 31, 2000, stated that Survey Nos. 49 to 53 qualified as forest under a 1996 Supreme Court ruling. Another letter on July 16, 2001, reiterated that Plot No. 97 in Survey No. 53, near the Indian Law Society College, was forest land, and no non-forest activity could take place without central approval. In 2003, Assistant Conservator of Forests Hanmant Dhumal told the Bombay High Court that Survey Nos. 96 and 97 were reserve forests and warned that building a road through dense forest would lead to large-scale ecological damage, including the felling of thousands of trees. Despite these warnings, PMC began construction at Paud Phata in March 2006. Later that year, the Central Empowered Committee (CEC), constituted by the Supreme Court, also wrote to the Chief Secretary of Maharashtra objecting to the project, stating that constructing a road on forest land would violate Supreme Court orders. But construction continued until the citizen group Nagrik Chetna Manch, led by retired Army Major General Sudhir Jathar, approached the Bombay High Court, which issued a stay order. The project resurfaced in PMC’s 2007–2027 development plan. But in 2015, the planning committee members appointed by the state government rejected any construction on hills. Committee members Sarang Yadwadkar and Sachin Punekar wrote that hilltops and slopes should be left “open and virgin” with no roads or development of any kind. Speaking to Newslaundry, Yadwadkar explained that roads on hill slopes cause “irreversible damage” without solving traffic congestion. “Within a few years, the road will be as choked as any other, but the damage to the hills and environment will be permanent,” he said. In January 2016, the Bombay High Court struck down the BBPP road project, observing that before destroying a man-made forest, an Environmental Impact Assessment (EIA) must be carried out and reviewed by a committee of experts. Unless such a study proved the destruction of the forest was truly in the public interest, the road could not proceed. So in June 2018, PMC formed a six-member expert committee, including municipal officials and two independent members – Major General Sudhir Jathar and Prashant Inamdar. The committee was tasked with studying the project’s environmental and traffic impact. PMC also appointed two consultancy firms – VKe Environmental for the EIA and Sustainancy for the traffic survey. Both the firms favoured the project. There is no record of opinions by four PMC expert committee members. However, Jathar and Inamdar, in their review of the EIA and traffic study report, concluded that the road would cause irreversible ecological damage, and would not serve the intended purpose of easing traffic congestion or diversion. In his final review report of June 2021, Jathar pointed out that VKe Environmental downplayed the area’s ecological value by calling it a “man-made plantation” with little wildlife. This, he said, despite the consultancy’s own annexure contradicting this, documenting native species like Khair, Moi, Medshingi and Kadulimb, along with 45 bird species, 13 butterflies, five reptiles, and mammals. His report identified 52 percent of the road alignment as areas of high or moderate conservation priority, critical for wildlife corridors, cooling stands, and groundwater recharge. He warned of habitat fragmentation, loss of nesting and feeding sites, and the felling of nearly 1,440 trees, along with losses in ecosystem services such as soil stability, seed dispersal, pollination and carbon sequestration. When Jathar asked whether the road would serve as a long-term traffic solution, the consultants admitted that the BBPP road was only a medium-term fix for around 12 years. Jathar also pointed out that VKe Environmental made no mention of groundwater recharge in its “summary and conclusion,” despite their own hydro-geology report in the annexure admitting that “this area is a useful groundwater recharge zone due to favourable geological formations”. The hydrology report had also warned that work in this zone should be limited only to the road, as any additional construction could affect groundwater recharge and reduce water availability downstream. Prashant Inamdar, a transportation expert, told Newslaundry that the Expert Committee was mandated to oversee the Environmental Impact Assessment and traffic studies, scrutinise consultants’ reports, and submit a final report with recommendations to PMC. Inamdar said after their reviews were submitted to the Additional Commissioner of PMC, who chaired the Expert Committee, a meeting should have been convened to discuss these findings. This meeting should have been followed by a joint session with the consultants. However, Inamdar reported that PMC “never convened a full committee meeting, preventing preparation and submission of the final report”. Instead, PMC held internal discussions with officers and consultants, deliberately excluding the independent members. In August 2021, PMC even floated tenders for a Detailed Project Report without informing Jathar and Inamdar. The move was opposed by Jathar’s Nagrik Chetna Manch in the Bombay High Court. Still, consultancy Enviro Safe was awarded the contract to prepare the DPR and oversee pre- and post-construction work. The DPR was completed by November 2022 with an estimated cost of Rs 252 crore. And what the DPR suggested was a “completely altered project” – including two elevated roads on pillars along the hill slope, a flyover and underpass at one end, and a large commercial centre and township flanking the road. “None of this was part of the original plan assessed in the EIA and traffic studies,” said Inamdar. “It was evident that PMC had already pre-decided the course of action, without giving any regard to the expert committee.” The DPR pointed to far more construction on the hill than initially disclosed. According to the DPR consultant EnviroSafe, erecting these pillars would require flattening slopes to build access roads. The plan even shows HCMTR project pillars standing in the middle of the BBPP road. Yet none of this construction impact is reflected in the Environmental and Social Impact Statement, which limits its scope to 500 metres on either side of the grade road. The report even claims that elevated roads will protect the hill from environmental damage, despite the DPR clearly showing widespread construction. Citizen groups have alleged that PMC is deliberately complicating reports and procedures to obscure the scale of the project, fearing public opposition once the full picture emerges. In October 2021, the PMC general body also approved the alignment of the High Capacity Mass Transit Route – a ring road – with the BBMP. The Maharashtra government granted approval in 2024. The other blow Meanwhile, the other blow was feared from twin tunnels proposed through the hill, connecting Panchvati to Sutardhara and Panchvati to Gokhale Nagar. The tunnel idea had first appeared in PMC’s City Development Plan 2013–2041. Responding to pressure, PMC’s Development Plan Committee – then led by Congress and NCP– rejected the proposals in February 2015. The report highlighted that vehicular emissions in tunnels pose serious environmental risks, including the release of harmful pollutants, elevated tunnel temperatures from vehicle heat, and noise and vibration exceeding permissible limits. It also warned that tunnel construction could disrupt underground aquifers, damage crucial groundwater recharge zones, and threaten the habitat of Jatropha Nana (Nana Erand), a critically endangered plant found only on the Pachgaon-Parvati and Vetal Hills. The committee concluded that no development should be permitted on hilltops and slopes and recommended cancelling the proposed tunnel between Panchvati and Gokhale Nagar through Vetal Tekdi. But after BJP came to power in 2014, the state government took over the Development Plan in March 2015. A committee headed by Divisional Commissioner S Chockalingam revised it, and in January 2017, the Urban Development Department reintroduced the tunnel project. In April 2018, BJP-led PMC passed a resolution for a feasibility study, floating tenders for the first time. The 2019 shift to the Maha Vikas Aghadi (MVA) stalled progress, with feasibility retendered six times until October 2021. The project revived in June 2022 when BJP returned to power, and by February 2023 it was expedited and finalised. It is significant that the 2022 pre-feasibility and Environmental Impact Assessment report for the Panchvati–Kothrud and Gokhale Nagar tunnel, prepared by the PMC itself, revealed strong local opposition to the project. Surveys were conducted at five locations – Pashan Panchvati, Gokhale Nagar, Sutardhara, Janwadi, and Wadarwadi – at the proposed tunnel’s entry and exit points. The report found that only 21 percent of residents supported the tunnel, while 79 percent opposed it. A 2022 study by the Pune-based Advanced Centre for Water Resources Development and Management highlighted the crucial role of Vetal Hill catchments as aquifers. According to the report, Pune’s annual urban groundwater footprint exceeds 100 million cubic meters, sustained largely by a network of 14 basalt aquifers of varying extent and thickness. The study identified the Vetal Hill catchments – particularly the stretch between Nal Stop and the Bhandarkar Oriental Research Institute – as hosting seven aquifers, four of which are shallow and located between Law College Road and the lower to middle slopes of the hill. Any physical infrastructure in this zone, the study warned, would disrupt the recharge, storage, and flow functions of these aquifers. Despite its ecological importance, official recognition of Vetal Hill has been inconsistent. In September 2000, the Government of Maharashtra passed a resolution directing PMC to prepare a list of the city’s urban and natural heritage sites, including Vetal Hill. Yet, when PMC issued a public notice on heritage sites in 2018, none of the natural heritage sites, including Vetal Hill, were listed. It is important to note that, despite these environmental and civic concerns, projects like the proposed tunnels continue to be pushed forward. But opposition has continued In March 2024, members of the citizen group Vetal Tekdi Bachao Kruti Samiti approached the Central Empowered Committee (CEC) seeking a halt to the BBPP road project. A year later, in February 2025, the Bombay High Court disposed of a petition filed by Nagrik Chetna Manch, ruling that if the project required Forest or Environment Department clearance, the PMC must obtain permissions. The court further directed the competent authority to decide whether the land qualifies as “deemed forest” and whether the road truly serves public interest. In April 2025, citizen activists Sumita Kale and Sushma Daate filed a Special Leave Petition in the Supreme Court against this order. The matter is still pending. Meanwhile, in May 2025, acting on the March 2024 application and a site visit by a CEC member in April 2024, the committee had written to the Maharashtra Chief Secretary instructing that no work be undertaken in “deemed forest” areas along the 2.1 km proposed alignment. It warned that construction there would violate the Supreme Court’s landmark 1996 T N Godavarman v Union of India judgment and the Van (Sanrakshan Evam Samvardhan) Rules, 2023. Pradeep Ghumare, a resident of Panchvati said, “This entire tunnel project is nothing short of a sham. Far from easing traffic congestion or making commuting faster, it threatens to destroy Vetal Tekdi… Over the past 35 years, tens of thousands of trees have been planted here by citizens, schoolchildren, the forest department, and even the PMC itself. All of this effort will be undone if the project goes ahead.” Usha Rangarajan, a resident of Pashan, said Vetal Tekdi is “critical” for Pune’s ecology. “It sustains one of the city’s largest aquifers, supplying groundwater to surrounding areas such as Pashan, Senapati Bapat Road, Deccan, and Kothrud. It is also one of the largest natural amenities available to citizens in western Pune, serving as a vital green lung and biodiversity hotspot.” Prajakta Divekar, heritage advocate and member of Vetal Tekdi Bachav Kruti Samiti, said the crux is simple: “People do not want these projects.” She pointed out that the only public input was the 2013 Development Plan hearing, when few realised how massive and costly the projects would become. She criticised the pre-feasibility and project studies for downplaying damage, calling mitigation measures a “magic wand” solution. Worse, she said, many politicians did not understand the projects were interconnected. “Some thought there was a choice between road, tunnel, or elevated road. In reality, all are separate projects, all aimed at the same thing.” At the core, she said, over 2,000 acres of natural land on Vetal Tekdi are viewed as real estate and that it’s “pure greed”. “Roads are just entry points to open up hills for future development.” Divekar warned that with projects like the ring road already destroying hills, Pune faces ecological disaster. “We are heading towards a water crisis. These hills are natural water tanks, part of our water infrastructure. We cannot recreate them. Despite repeated representations to PMC, Vetal Tekdi is still not formally protected.” Madhavi Rahirkar, a lawyer and Deccan resident, alleged that PMC’s push for the BBPP road is less about easing traffic and more about benefiting a private township on Paud Road. “Its map surfaced in PMC’s detailed project report…raising eyebrows,” she claimed. “What troubles citizens are the selective omissions. Environment Clearance has not been obtained for road projects on the hill. The EIA report for BBPP was completed in 2021, but the township approved in 2019 was neither included in the EIA nor shared with the expert committee. Authorities keep pushing the road project, disregarding expert recommendations, altering surveys when errors are flagged, and keeping major alignment changes under wraps. Costs have already shot past Rs 300 crore.” Madhavi Rahirkar, a lawyer and a resident of Deccan area, said, “Many citizens suspect that the real reason behind PMC’s push for the BBPP road on Vetal Tekdi slopes is to benefit a private township on Paud Road side, whose map surfaced in PMC’s detailed project report for the BBPP road project.” “The project was approved by the Deputy Director of Town Planning (SRA) in February 2019 along with residential and commercial complexes. At present, the only entry to this project is via the narrow ARAI road. Main roads that are Karve Road and Paud Road lie at much lower gradients. For developers, the proposed BBPP road connecting to Senapati Bapat Road would provide direct access. Adding to the suspicion is an application filed on November 11, 2020, by the project’s architect, asking PMC to realign the BBPP road to merge with the proposed High Capacity Mass Transit Route in the same portion of land. This was approved in 2023 by the PMC Commissioner, at an additional cost of Rs 16 crore.” She added, “What troubles citizens is the selective omissions. Environment Clearance has not been obtained for the road projects on the hill. The Environment Impact Assessment (EIA) report for the BBPP project was completed in 2021. Even then, the township, approved in 2019, was neither included in the EIA nor shared with the expert committee members. The point is that despite legitimate concerns, authorities seem intent on pushing the road project, disregarding Expert Committee members' recommendations, repeatedly altering surveys when errors are flagged, and keeping major alignment changes under wraps. This project has crossed Rs 300 crore now when the EIA had done cost-benefit analysis using Rs 50 crore estimate for this 2.1 km road. It looks like they just want to do it at any cost.” When Newslaundry reached out to Naval Kishore Ram, Pune Municipal Commissioner. “We will also speak to the people and will understand their concerns. Their point of view will surely be taken into consideration.” Our latest Sena project tracks how elites take over public spaces in urban India, and the price that’s paid by you. Click here to contribute. © Newslaundry Media Private Limited. All Rights Reserved.</w:t>
+      </w:r>
+    </w:p>
+    <w:p>
+      <w:pPr>
+        <w:pStyle w:val="Heading3"/>
+      </w:pPr>
+      <w:r>
+        <w:t>Article 50</w:t>
+      </w:r>
+    </w:p>
+    <w:p>
+      <w:r>
+        <w:t>Title: Govt Jobs: इस राज्य में मार्च 2026 तक भरे जाएंगे सहायक प्रोफेसर के 5,500 पद; वित्त और योजना विभाग ने दी सहमति</w:t>
+      </w:r>
+    </w:p>
+    <w:p>
+      <w:r>
+        <w:t xml:space="preserve">URL: </w:t>
+      </w:r>
+      <w:hyperlink r:id="rId58">
+        <w:r>
+          <w:rPr>
+            <w:color w:val="0000FF"/>
+          </w:rPr>
+          <w:t>https://www.amarujala.com/jobs/government-jobs/5-500-assistant-professors-to-be-recruited-before-march-2026-says-minister-chandrakant-patil-2025-09-21</w:t>
+        </w:r>
+      </w:hyperlink>
+    </w:p>
+    <w:p>
+      <w:r>
+        <w:t>Content: मेरा शहर Link Copied Govt Jobs 2026: महाराष्ट्र के उच्च एवं तकनीकी शिक्षा मंत्री चंद्रकांत पाटिल ने शनिवार को कहा कि राज्य के वरिष्ठ महाविद्यालयों में मार्च 2026 से पहले 5,500 सहायक प्राध्यापकों की भर्ती की जाएगी। वह नांदेड़ स्थित स्वामी रामानंद तीर्थ मराठवाड़ा विश्वविद्यालय के 28वें दीक्षांत समारोह में बोल रहे थे। पाटिल ने कहा कि सरकार ने वरिष्ठ महाविद्यालयों के लिए 5,500 सहायक प्राध्यापकों और 2,900 गैर-शिक्षण पदों को मंजूरी दे दी है। मंत्री ने बताया कि वित्त और योजना विभाग दोनों ने अपनी सहमति दे दी है। उन्होंने कहा कि जल्द ही एक सरकारी प्रस्ताव (GR) जारी किया जाएगा और अगले साल मार्च से पहले 5,500 सहायक प्राध्यापकों के रिक्त पदों को भरा जाएगा। पाटिल ने कहा कि विश्वविद्यालयों में 700 सहायक प्रोफेसरों की भर्ती के लिए पहले ही मंजूरी दे दी गई थी, लेकिन तत्कालीन राज्यपाल सी. पी. राधाकृष्णन द्वारा एक अलग तरीका सुझाए जाने के कारण यह प्रक्रिया पूरी नहीं हो सकी। उन्होंने कहा कि चूंकि राधाकृष्णन उपराष्ट्रपति नियुक्त हो चुके हैं, इसलिए यह मामला नए राज्यपाल आचार्य देवव्रत के समक्ष उठाया जाएगा। मंत्री ने कहा कि विदेशी छात्रों को आकर्षित करने के लिए विश्वविद्यालयों को मजबूत बनाया जाना चाहिए। उन्होंने कहा कि इस वर्ष एक एजेंसी नियुक्त की गई जिसके माध्यम से 65 देशों के 4,000 छात्रों ने नामांकन कराया, लेकिन ज्यादातर छात्रों ने पुणे और मुंबई को प्राथमिकता दी। उन्होंने कहा कि आज के युवाओं में समाज को बदलने की अपार क्षमता है। उन्होंने कहा, "महाराष्ट्र सरकार ने स्टार्टअप इंडिया, मेक इन इंडिया और डिजिटल इंडिया जैसी पहलों के जरिए अवसरों के द्वार खोले हैं। आपके पास प्रयोग करने, नवाचार करने और नए रास्ते बनाने की शक्ति है। लेकिन याद रखें, उद्यमिता और करियर हमेशा मूल्यों और सामाजिक जिम्मेदारी पर आधारित होने चाहिए।" रहें हर खबर से अपडेट, डाउनलोड करें अमर उजाला हिंदी न्यूज़ APP अपने मोबाइल पर। Next Article Please wait... Please wait... Delete All Cookies Followed</w:t>
+      </w:r>
+    </w:p>
+    <w:p>
+      <w:pPr>
+        <w:pStyle w:val="Heading3"/>
+      </w:pPr>
+      <w:r>
+        <w:t>Article 51</w:t>
+      </w:r>
+    </w:p>
+    <w:p>
+      <w:r>
+        <w:t>Title: Nashik: Hindi Poet Kumar Ambuj Wins YCMOU’s Kusumagraj National Literary Award 2024</w:t>
+      </w:r>
+    </w:p>
+    <w:p>
+      <w:r>
+        <w:t xml:space="preserve">URL: </w:t>
+      </w:r>
+      <w:hyperlink r:id="rId59">
+        <w:r>
+          <w:rPr>
+            <w:color w:val="0000FF"/>
+          </w:rPr>
+          <w:t>https://www.freepressjournal.in/pune/nashik-hindi-poet-kumar-ambuj-wins-ycmous-kusumagraj-national-literary-award-2024</w:t>
+        </w:r>
+      </w:hyperlink>
+    </w:p>
+    <w:p>
+      <w:r>
+        <w:t>Content: Nashik: The Kusumagraj National Literary Award (2024), given by Yashwantrao Chavan Maharashtra Open University (YCMOU), has been awarded this year to the renowned Hindi poet Kumar Ambuj. The award will be presented by the university’s Vice Chancellor, Prof. Sanjeev Sonawane, on Wednesday at 6 pm at the Visakha Auditorium in the Kusumagraj Memorial, Nashik. This award, started in 2010, is given annually to a selected non-Marathi poet by the university’s Kusumagraj Adhyasana. It carries a cash prize of one lakh rupees, along with a citation and a certificate. Previously, well-known poets such as Chandrakant Devtale (Hindi), K. Sachchidanandan (Malayalam), Sitanshu Yashachandra (Gujarati), Surjit Patar (Punjabi), Temsula Ao (English), Vishnu Khare (Hindi), H.S. Shivprakash (Kannada), Amitabh Gupta (Bengali), and Neelim Kumar (Assamese) have been honoured with this award. For this year’s award, the selection committee, headed by the Vice Chancellor Prof. Sanjeev Sonawane, unanimously recommended the name of poet Kumar Ambuj. The committee included renowned poets and translators Prof. Chandrakant Patil, Dr. Gorakh Thorat and Dr. Rajshekhar Shinde. Dr. Dilip Dhondge, Head of Kusumagraj Adhyasana, served as the coordinator of the committee, according to information provided by the university’s Registrar, Dilip Bharad. Who is Kumar Ambuj? Kumar Ambuj, a poet from Guna, Madhya Pradesh, is well-known as a powerful poet, story writer, and critic of the post-nineties generation. Five of his poetry collections have been published so far, and one collection of edited poems has also been released. He has previously been honored with several awards, including the Madhya Pradesh Sahitya Akademi Award.</w:t>
+      </w:r>
+    </w:p>
+    <w:p>
+      <w:pPr>
+        <w:pStyle w:val="Heading3"/>
+      </w:pPr>
+      <w:r>
+        <w:t>Article 52</w:t>
+      </w:r>
+    </w:p>
+    <w:p>
+      <w:r>
+        <w:t>Title: हिंदी कवी कुमार अंबुज यांना यंदाचा कुसुमाग्रज राष्ट्रीय साहित्य पुरस्कार</w:t>
+      </w:r>
+    </w:p>
+    <w:p>
+      <w:r>
+        <w:t xml:space="preserve">URL: </w:t>
+      </w:r>
+      <w:hyperlink r:id="rId60">
+        <w:r>
+          <w:rPr>
+            <w:color w:val="0000FF"/>
+          </w:rPr>
+          <w:t>https://prahaar.in/2025/09/20/hindi-poet-kumar-ambuj-wins-kusumagraj-national-literary-award/</w:t>
+        </w:r>
+      </w:hyperlink>
+    </w:p>
+    <w:p>
+      <w:r>
+        <w:t>Content: महाराष्ट्रताज्या घडामोडी September 20, 2025 06:39 PM नाशिक (प्रतिनिधी): यशवंतराव चव्हाण महाराष्ट्र मुक्त विद्यापीठातर्फे दिल्या जाणाऱ्या कुसुमाग्रज राष्ट्रीय साहित्य या प्रतिष्ठित पुरस्कारासाठी हिंदी कवी कुमार अंबुज यांची निवड करण्यात आली आहे. पुरस्कार वितरण समारंभ बुधवारी (ता. २४) सायंकाळी सहाला गंगापूर रोडवरील कुसुमाग्रज स्मारक येथे होणार असून, विद्यापीठाचे कुलगुरू डॉ. संजीव सोनवणे यांच्या हस्ते हा पुरस्कार प्रदान केला जाईल. २०१० पासून सुरू झालेला हा पुरस्कार विद्यापीठाच्या कुसुमाग्रज अध्यासनामार्फत दर वर्षी एका निवडक अमराठी कवीला दिला जातो. या पुरस्कारात रोख एक लाख रुपये, मानचिन्ह व मानपत्राचा समावेश आहे. यापूर्वी कवी चंद्रकांत देवताले (हिंदी), के. सच्चिदानंदन (मल्याळम), सीतांशू यशश्चंद्र (गुजराती), सुरजीत पातर (पंजाबी), टेमसुला आओ (इंग्रजी), विष्णू खरे (हिंदी), एच. एस. शिवप्रकाश (कन्नड), अमिताभ गुप्ता (बंगाली), नीलिमकुमार (आसामी) या दिग्गजांना या पुरस्काराने गौरविण्यात आले आहे. यंदाच्या पुरस्कारासाठी निवड समितीने एकमताने कुमार अंबुज यांच्या नावाची शिफारस केली. या समितीत कवी व अनुवादक प्रा. चंद्रकांत पाटील, डॉ. गोरख थोरात, डॉ. राजशेखर शिंदे यांचा समावेश होता, तर समितीचे समन्वयक म्हणून कुसुमाग्रज अध्यासनाचे प्रमुख डॉ. दिलीप धोंडगे यांनी काम पहिले. मध्य प्रदेशातील गुना येथील कवी कुमार अंबुज हे नव्वदनंतरच्या पिढीतील दमदार कवी, कथालेखक व समीक्षक म्हणून सुपरिचित आहेत. त्यांची ओळख प्रामुख्याने कवी म्हणून अधिक ठळक आहे. त्यांच्या पाच काव्यसंग्रहांसह कवितांचे एक संकलन व संपादन प्रकाशित झाले आहे. यापूर्वी त्यांना मध्य प्रदेश साहित्य अकादमीसह अनेक पुरस्कारांनी गौरविण्यात आले आहे. Prahaar is a Marathi language Newspaper, printed in India with regional editions in Mumbai, Thane, palghar, Ratnagiri, Nashik and Sindhudurg. Contact us: contact@prahaar.co.in October 6, 2025 02:00 AM October 6, 2025 01:30 AM October 6, 2025 01:00 AM October 6, 2025 07:05 AM October 6, 2025 06:22 AM October 6, 2025 06:03 AM</w:t>
+      </w:r>
+    </w:p>
+    <w:p>
+      <w:pPr>
+        <w:pStyle w:val="Heading3"/>
+      </w:pPr>
+      <w:r>
+        <w:t>Article 53</w:t>
+      </w:r>
+    </w:p>
+    <w:p>
+      <w:r>
+        <w:t>Title: How Women In Politics Are Still Excluded From India's POSH Act And Left Vulnerable To Sexual Harassment</w:t>
+      </w:r>
+    </w:p>
+    <w:p>
+      <w:r>
+        <w:t xml:space="preserve">URL: </w:t>
+      </w:r>
+      <w:hyperlink r:id="rId61">
+        <w:r>
+          <w:rPr>
+            <w:color w:val="0000FF"/>
+          </w:rPr>
+          <w:t>https://www.etvbharat.com/en/!lifestyle/why-women-in-politics-are-still-excluded-from-indias-posh-act-and-left-vulnerable-to-sexual-harassment-enn25092002732</w:t>
+        </w:r>
+      </w:hyperlink>
+    </w:p>
+    <w:p>
+      <w:r>
+        <w:t>Content: National ETV Bharat / lifestyle By Priyanka Chandani Published : September 20, 2025 at 2:59 PM IST On Monday, the Supreme Court declined to entertain a plea seeking to expand the scope of the Protection of Women from Sexual Harassment at Workplace (POSH) Act, 2013, to include political parties. The court observed that such organisations cannot be classified as workplaces under the law. The plea was filed by Advocate Yogamaya M G, seeking recognition of political parties as workplaces in order to bring them under the POSH framework. “How can you include political parties as a workplace? Joining a party is not a place of employment,” remarked Chief Justice Gavai during the hearing. The bench further stated that "It will open a Pandora's box... there will be blackmail." The CJI further added that political engagement does not constitute employment as there is "no payment." No Legal Shield This is absurd! Political parties aren't voluntary bodies of sympathisers. They have membership cards, enforce discipline, collect funds, maintain offices, and operate with strict hierarchies. They have a state headquarters with female employees. "When it comes to women's safety, it is a Pandora's box. What about women who are harassed by male political members? " asks Ranjana Kumari, a Women's Rights Activist and Director of the Centre for Social Research. "Don't we know that sexual favours are rampant in political parties. It's like an ostrich, you want to bury your head in the sand and say there's no attack on me. You are just trying to ignore it and put a curtain to cover all the mischief that political workers do with other political women workers," says the activist. Member of Parliament Satabdi Roy agrees that the lawmakers should be more considerate toward women. "Law is above all, but as a woman, I feel women are unsafe, and people who are making it unsafe are everywhere. There should have been more consideration by the Supreme Court," says Roy. Women Reduced To 'Items' Women workers share the same work burden as men everywhere, including the political workplaces. They are also vulnerable to exploitation, especially verbal remarks. The past is witness to some blatant political misogyny and patriarchal instances. Not so long ago, Tamil Nadu's Dravida Munnetra Kazhagam, DMK leader Saidai Sadiq, made misogynistic remarks against women BJP leaders Gayathri Raghuram, Gowthami, Namitha Gauthami, and Khushboo Sundar. He called the women leaders 'items’. In his speech, he had said, "All four leaders are items. Khushboo says that lotus will bloom in Tamil Nadu. I say that even hair will grow back in Amit Shah’s head, but lotus has no chance of blooming in Tamil Nadu.” He further said, “Do you all know how many times my brother Ilaya Aruna did Khushboo? I mean, he had meetings with her when she was in DMK. Nearly six times, he took Khushboo and had meetings in RA Puram.” The DMK functionary also commented that, unlike the DMK, the BJP depended on the 'actresses' to make inroads into Tamil Nadu. The DMK leader apologised when things got out of his hands and his derogatory speech went viral. There are multiple instances like these. In May 2022, Maharashtra BJP president Chandrakant Patil passed remarks on Nationalist Congress Party MP Supriya Sule. he had said, "If you don't understand politics, go home and cook." In December 2021, senior Congress leader Ramesh Kumar, during an Assembly meeting, was heard saying, "There is a saying. When rape is inevitable, lie back and enjoy it." March 2021, Uttarakhand's Tirath Singh Rawat's comments on women wearing gripped jeans. October 2021, Karnataka Health Minister Dr K Sudhakar's contentious remarks on Indian women "wanting to stay single and not wanting to give birth after marriage." In the same month, BJP's national general secretary CT Ravi's controversial remark, "Western influence and the culture of micro families are the reason why women want to stay single." April 2019, BJP's Gopal Shetty's comments on actor Urmila Matondkar, "Urmila ji has been brought to politics because she is a celebrity and due to how she looks. She is a bholi bhali ladki who is zero in politics." October 2020, UP BJP leader Surendra Singh's provocative statement about "rape crimes can be stopped only with sanskar (values), not governance." In January 2019, BJP leader Kailash Vijayvargiya called Priyanka Gandhi 'Chocolaty Face." In July 2013, Congress Leader Digvijaya Singh called Rahul Gandhi's aide Meenakshi Natarajan "Sau tunch maal" – a common slang used to objectify and tease women. Politics Still Boy's Club Leaders post their remarks, send out an apology, and get away with anything. This reflects patriarchy and shows how women can be objectified and subjected to character assassination by men without any consequence. Therefore, political parties should be included in POSH. Political workers are working for a party; the least they expect is protection under the Law. Denying them this protection on the grounds that they are not "employees" dismisses their labour as inconsequential and exposes them to sexual discrimination. Moreover, parties hiding behind the 'voluntary association' veil are funny. "They are working and they are taking salaries from the taxpayers' money, so there's nothing voluntary. The exploitation is on another level. Even the smallest and biggest parties of the country are exploiting women. It should open Pandora's box," says noted Anti-Rape Activist Yogita Bhayana. She points out that the fault lies in the decision makers, as they are all men. "Unfortunately, the decision makers are men, even in the Supreme Court or in political parties. They are the harassers," she notes. Justice, But Not For Women The bigger question is where should a woman party worker facing internal harassment turn for help? A woman can report harrasment to the Lower Court; however, it cannot replace an internal mechanism that extends safety, confidentiality, and redress. This leaves women exposed to harassment in political spaces that are dominated by men. And this is not anticipation. In this petition as well, the Advocate Yogamaya M G had cited alarming statistics indicating that 45 per cent of women in Indian politics reported experiencing physical abuse, while 49 per cent faced verbal abuse from colleagues and political workers. A UN Women study noted the prevalence of sexual favours demanded within political parties a decade ago. An Inter-Parliamentary Union survey found that 82 per cent of women parliamentarians had faced psychological violence, including sexual threats and derogatory remarks. "Being a woman in politics is a difficult task. When POSH comes, they know they cannot lay their hands on women. It's a very dirty scene. We blame Bollywood, but political parties are worse. They are trying to cover their own ambitions. They know it is very prevalent at the block level. The higher it goes, the bigger the harassment becomes. Even the Supreme Court has its hands in gloves," remarks Bhayana. And Ranjana Kumari agrees, "They have completely ignored that there is a lot of sexual harassment in the political parties, and that's why there are not many women joining politics." Unfortunately, the decision for women's safety is given into the hands of men. It is the misogynistic and patriarchal mindset that's ruling the decision against women's interests. "It's like you scratch my back, I scratch your back. Nobody wants women to be safe. They take suo motu action on animal cases but not on real issues," opines the activist. Read More: For All Latest Updates TAGGED: Women's WC: India Crush Pakistan By 88 Runs To Extend Unbeaten Streak Gaza Peace Plan: Negotiators In Egypt For Talks Today As Trump Urges 'Everyone To Move Fast' Devastation In Darjeeling: 23 Killed As Torrential Rains Trigger Worst Landslide In The Hills Since 2015 Six Patients Killed, As Many Critical After Fire Breaks Out At Trauma Centre Of Jaipur's SMS Hospital Dalit Youth's Lynching In Raebareli Heartbreaking, Rahul Gandhi Spoke To Victim's Family: Congress Japanese Disciple And Kerala Guru Keep Spirit Of Kalaripayattu Alive Western Ghats Species Thrive In Chhattisgarh's Udanti Sitanadi Tiger Reserve; Forest Dept Releases Pictures Back To School | Cracking The Code Of Lightning &amp; Thunderstorms: Facts We Hold, Forecasts We Can't Make Fertility In Rural India Is At Its Lowest, What Does This Mean For The Future? Copyright © 2025 Ushodaya Enterprises Pvt. Ltd., All Rights Reserved.</w:t>
+      </w:r>
+    </w:p>
+    <w:p>
+      <w:pPr>
+        <w:pStyle w:val="Heading3"/>
+      </w:pPr>
+      <w:r>
+        <w:t>Article 54</w:t>
+      </w:r>
+    </w:p>
+    <w:p>
+      <w:r>
+        <w:t>Title: Who Is Gopichand Padalkar, The Sangli BJP MLA Constantly Making Headlines For Fiery Speeches &amp; Controversial Remarks?</w:t>
+      </w:r>
+    </w:p>
+    <w:p>
+      <w:r>
+        <w:t xml:space="preserve">URL: </w:t>
+      </w:r>
+      <w:hyperlink r:id="rId62">
+        <w:r>
+          <w:rPr>
+            <w:color w:val="0000FF"/>
+          </w:rPr>
+          <w:t>https://www.freepressjournal.in/pune/who-is-gopichand-padalkar-the-sangli-bjp-mla-constantly-making-headlines-for-fiery-speeches-controversial-remarks</w:t>
+        </w:r>
+      </w:hyperlink>
+    </w:p>
+    <w:p>
+      <w:r>
+        <w:t>Content: Sangli: Bharatiya Janata Party MLA from Jat Constituency in Sangli District, Gopichand Padalkar, has constantly been making headlines for the past few months due to his aggressive, fierce speeches and controversial remarks against multiple religions, political parties, and senior leaders. A post shared by The Free Press Journal (@freepressjournal) Padalkar made headlines after his recent remark about former Maharashtra Home Minister and Islampur Constituency MLA Jayant Patil from the Nationalist Congress Party - Sharadchandra Pawar (NCP-SP). Padalkar was also involved in his infamous fight with Mumbra MLA Jitendra Awhad. The topic became a national issue after workers from both sides got involved in a physical fight in the Mantralaya in Mumbai. Padalkar, who has a cult-based following in the northern and eastern parts of Sangli District, has a career of over a decade in politics. He is seen as a firebrand politician and the next big thing in BJP. Known for his direct and no-filter remarks, Padalkar is currently a trending topic in state and national politics. A post shared by The Free Press Journal (@freepressjournal) Who is Gopichand Padalkar? Gopichand Padalkar was born on 1 October 1982 in Atpati Taluka of Sangli District. Based in Atpadi, Padalkar started social work in his youth, criticising the established politicians of Sangli and Satara Districts. Before he got elected in the 2024 Maharashtra Legislative Assembly Elections, Padalkar fought against many notable leaders and went head-to-head. Prominent among these contests are his Baramati Legislative Assembly contest against Maharashtra Deputy Chief Minister Ajit Pawar and the Sangli Lok Sabha seat against former BJP MP Sanjay Patil, both in 2019. Padalkar joined BJP in 2019, and before that, he was a part of Rashtriya Samaj Paksha (till 2014) and Vanchit Bahujan Aghadi (in 2019) and had other stints as a political leader for local political parties and independents. Padalkar was also a BJP MLC from 2020 to 2024 before he became an MLA from Jat. Despite being from Khanapur Assembly Constituency, Padalkar contested from the drought-prone area of Jat in 2024 and defeated the incumbent MLA Vikram Singh Sawant from Congress by a huge margin. Surprisingly, MLA Padalkar also has a background in filmmaking alongside his political career. He is not only a politician but also a film actor and producer. Notably, he produced and starred in the Marathi film "Dhumas" in 2019. This film contributed to his popular image in rural Maharashtra. His involvement in films forms part of his creative and public persona, complementing his political identity as a fiery leader representing the Dhangar community in the state. In a noteworthy moment, Padalkar also lip-syncs a song sung by Bollywood legend Sonu Nigam in Marathi in the film "Dhumas". The song is titled "Man Bharun Alaya". "Hota Gopi Mhanun Vachli Topi" For years, Padalkar was known as the dummy candidate, who used to make sure that he ate into the votes of opponents so the incumbents would secure a seat. This was seen in the 2009 and 2014 elections, in which Padalkar contested the Khanapur Assembly Constituency both times as an independent. He was defeated but managed to gain votes from the main opponent, ensuring that the then-incumbent Shiv Sena MLA Anil Babar won the elections. The same was seen in the 2019 Sangli Lok Sabha elections, where Padalkar's votes ensured that the then-incumbent BJP MP Sanjay Patil retained the seat. Locals within Sangli recognised this pattern and came up with a saying: "Hota Gopi Mhanun Vachli Topi," which translates to "Due to Gopichand Padalkar, the seat was saved." Recent Remarks About Jayant Patil A junior engineer named Avdhoot Wadar was found dead in Sangli near the Krishna riverside earlier this month. His family alleged that he was pressured by BJP MLA Gopichand Padalkar, claiming particularly that his personal assistant threatened him and that his death was not suicide or accidental but murder. Local politicians picked this up and started speaking against MLA Padalkar. MLA Padalkar, at an event, targeted NCP-SP MLA Jayant Patil and said he is a reckless person and his only work is to defame him. Making matters worse, Padalkar further said, "I have the courage to organise a 'programme'. I do not think he is Rajaram Patil's son at all. There is something wrong for sure." These statements were widely criticised. BJP Maharashtra Chief Minister Devendra Fadnavis said he does not support them but defended Padalkar, saying he is a man from a village area, his political statements are aggressive, and he would talk with him. Cabinet Minister Chandrakant Patil also said that from now on, Padalkar's speeches would be different. Padalkar, however, refused to apologise and said he would speak on it in the future. Padalkar and Controversies: A Summary - After the April 2025 Pahalgam attack, Padalkar made communal remarks blaming Kashmiri Muslims and spreading theories like land jihad and love jihad. It sparked outrage and criticism from opposition parties and members of the Muslim community.- In April 2025, he again made headlines by demanding that names of Muslim-sounding villages be changed. This was viewed as communal and provocative.- In July 2025, Padalkar faced criticism for his remarks regarding alleged forced conversions by the Christian community in Sangli. Statewide protests demanded his suspension as MLA.- In July 2025, during the Monsoon Session of the Maharashtra Assembly, a heated exchange occurred between MLA Padalkar and NCP Mumbra MLA Jitendra Awhad. It escalated into a physical altercation among their supporters inside the Assembly premises, leading to a huge uproar and regret expressed by political leaders.- Time and again, he has targeted veteran leaders Sharad Pawar, Ajit Pawar, Jayant Patil, and others, criticising them using inappropriate language. These remarks have also caused wide outrage.</w:t>
+      </w:r>
+    </w:p>
+    <w:p>
+      <w:pPr>
+        <w:pStyle w:val="Heading3"/>
+      </w:pPr>
+      <w:r>
+        <w:t>Article 55</w:t>
+      </w:r>
+    </w:p>
+    <w:p>
+      <w:r>
+        <w:t>Title: Maharashtra Revenue Minister Chandrashekhar Bawankule To Inaugurate The 31st Pune Navratri Festival On September 22</w:t>
+      </w:r>
+    </w:p>
+    <w:p>
+      <w:r>
+        <w:t xml:space="preserve">URL: </w:t>
+      </w:r>
+      <w:hyperlink r:id="rId63">
+        <w:r>
+          <w:rPr>
+            <w:color w:val="0000FF"/>
+          </w:rPr>
+          <w:t>https://www.freepressjournal.in/pune/maharashtra-revenue-minister-chandrashekhar-bawankule-to-inaugurate-the-31st-pune-navratri-festival-on-september-22</w:t>
+        </w:r>
+      </w:hyperlink>
+    </w:p>
+    <w:p>
+      <w:r>
+        <w:t>Content: Pune: Pune Navratri Festival, which is a beautiful confluence of art, culture, singing, playing, bhajans, dance and music, is celebrating its 31st year this year. The festival will be inaugurated on Monday, September 22, at 4.30 pm by Maharashtra Revenue Minister Chandrashekhar Bawankule at Shri Ganesh Kala Krida Rangmanch. On this occasion, Union Minister of State for Civil Aviation and Cooperation Muralidhar Mohal, State Minister of Higher and Technical Education Chandrakant Patil, senior Gandhian thinker and former MLA Ulhas Pawar, State Minister of State for Urban Development Madhuri Misal, Rajya Sabha MP Dr Medha Kulkarni, MLA Dr Vishwajit Kadam, BJP City President Dheeraj Ghate, Former Minister of State for Home Ramesh Bagwe, Pune Municipal Commissioner Naval Kishore Ram, Pune City Police Commissioner Amitesh Kumar, and Additional Police Commissioner Sanjay Patil will be present as the chief guests. Special attraction of the inauguration The special presence of film stars Bhargavi Chirmule, Teja Devkar, Sania Chaudhary, Sheetal Ahirrao, Radha Sagar, Siya Patil, Rujuta Junnarkar, Amrita Dhongde, and Vaishnavi Patil will be a highlight in this inaugural ceremony. All the programmes of this festival are free for the fans. This information was given by the organising president of the Pune Navratri Festival, Aba Bagul, in a press conference. Bagul said, "On Monday, September 22, the day of Ghatsthapana, the installation of the idol will be done at the auspicious time of 6.41 am by Aba Bagul and Jayashree Bagul at Shri Laxmi Mata Temple in Shivdarshan. This year, a grand scene of the 72-foot-high Meenakshi Temple from Madurai is being created in this temple, and about 80 artists from the south are working on this scene." Maharshi – Lakshmi Mata Lifetime Achievement Award given annually Bagul further said that every year, a distinguished person who has performed exceptionally well in this inaugural ceremony is honoured with the 'Maharshi Award'. This year, Padma Shri Girish Prabhune, a social worker who has worked tirelessly for the upbringing, education and culture of children from the nomadic community, will be honoured with the Maharshi Award, said Aba Bagul. Similarly, individuals who have consistently contributed in various fields are honoured with the Shri Laxmi Mata Jeevan Gaurav Award at this inaugural ceremony. This year's awardees are Dr Parag Kalkar (Pro-Vice Chancellor of Savitribai Phule Pune University), State Director of Higher Education Dr Shailendra Devlankar, social activist Dr Megha Purav Samant, co-founder of Buldhana Cooperative Bank Shirish Deshpande and folk artist Pramila Lodgekar. Apart from this, Dr Mayur Kardile and Dr Arvind Khomane will also be specially honoured. Grand Opening Ceremony Cultural Programme The inauguration ceremony will be grand and spectacular, like every year. In this, the programme 'Anand Tarang', which is a jugglery of sitar, violin, flute and tabla, will be presented by Dr Neelima Radkar and Madhavi Karandikar and group. Dance guru Pt Shama Bhate and colleagues 'Sharanye Rudra Chandike' will present the Kathak programme. Vinod Dhokte, Swati Dhokte and co-stars of 'Jagar Shakti Pithancha' will present the programme Devicha Gondal. The attraction of the inauguration ceremony will be the dance performance 'Jallosh' by Marathi film stars Bhargavi Chirmule, Teja Devkar, Sania Chaudhary, Sheetal Ahirrao, Radha Sagar, Siya Patil, Rujuta Junnarkar, Amrita Dhongde, and Vaishnavi Patil, which will enchant the audience. It has been choreographed by Nikita Moghe. Cultural programmes at the festival After the inauguration, various cultural programmes will be presented at Shri Ganesh Kala Krida Rangmanch, the only one in Pune, every day at 7 pm till Vijayadashami for 11 consecutive days. On Tuesday, the 23rd, Abhijit Saraf, Kalyani Deshpande and Akshay Ghanekar will present the programme 'Nineties Melody', a collection of melodious songs from the 1990s. On Wednesday, the 24th, the programme 'Ishq Sufiyana' will be presented by Sandeep Panchwatkar, Praveen Avchar, Sandeep Ubale and Vinal Deshmukh. On Thursday, the 25th, 'Swar Samragnyiyaan', a programme of unique duet songs, will be presented by Radhika Atre, Rajeshwari Pawar, Kavita Sengar and Charulata Patankar. On Friday, the 26th, the 'Musical Masters' LP &amp; RD programme will be presented by Pallavi Patki Dhole, Sanjay Hivarale, Rafi Habib, Vinod Narwade and Bhagyashree Dumbare. On Saturday, the 27th, Prithviraj Nagwade, Ankita Shivtare and Saugandh Kapse will present the programme 'Asmita Maharashtraachi' with 50 artists simultaneously. On Sunday, the 28th, from 12 noon to 12 midnight, the only grand festival to preserve the folk art of Maharashtra will run for 12 consecutive hours, and the 'Lavani Festival', which is a must-see for women, will be a special attraction like every year. Lavani artists Seema Pote, Bhagyashree Baramatikar, Raksha Punekar, Kavya Punekar, Reel Star Kuku, and Varsha Mumbaikar and film actresses Archana Sawant, Jyoti Mumbaikar, Shalaka Punekar, and Sonali Shinde will perform in this festival. On Monday the 29th, 'Total Music Dhamaka' will be performed by Mukesh Dedhia, Tejaswini Pahuja, Chandrasekhar Mahamuni, Madhuri Bhosekar and Akash Solanki. On Tuesday, the 30th, the programme 'Bemisal Rafi' will be hosted by Aali Hussain, Anand Mhaswade and Kalyani Deshpande. On October 1, 'Hrudayat Waje Something', a romantic song programme, will be presented by Tanvi Dataye, A Saraf, Avantika Dhumane and RJ Bandya. On October 2, Vijayadashami, the vibrant programme 'Soulful Kishore Kumar' will be presented by veteran singers Jitendra Bhuruk, Rupali Ghogre and group, and this joyous musical celebration that has been going on for 11 consecutive days will conclude. Treasurer Nandkumar Bangude, Vice President Ghansham Sawant, Secretary Nandkumar Kondhalkar, Member Ramesh Bhandari, Member Amit Bagul and Member Hemant Bagul were present.</w:t>
+      </w:r>
+    </w:p>
+    <w:p>
+      <w:pPr>
+        <w:pStyle w:val="Heading3"/>
+      </w:pPr>
+      <w:r>
+        <w:t>Article 56</w:t>
+      </w:r>
+    </w:p>
+    <w:p>
+      <w:r>
+        <w:t>Title: Dhananjay Mahadik : धनंजय महाडिकांनी वाढवला महायुतीमधील गुंता; म्हणाले ‘त्या 29 जागांवरच चर्चा होईल’</w:t>
+      </w:r>
+    </w:p>
+    <w:p>
+      <w:r>
+        <w:t xml:space="preserve">URL: </w:t>
+      </w:r>
+      <w:hyperlink r:id="rId64">
+        <w:r>
+          <w:rPr>
+            <w:color w:val="0000FF"/>
+          </w:rPr>
+          <w:t>https://sarkarnama.esakal.com/maharashtra/paschim-maharashtra/dhananjay-mahadik-increased-tension-in-mahayuti-said-there-will-be-discussions-on-those-29-seats-vd83-rg93</w:t>
+        </w:r>
+      </w:hyperlink>
+    </w:p>
+    <w:p>
+      <w:r>
+        <w:t>Content: कोल्हापूर महापालिका निवडणुकीत महाविकास आघाडी विरुद्ध महायुती असा थेट सामना होणार असून महायुतीतच जागावाटपावरून तणाव वाढला आहे. भाजपने मागील वेळी जिंकलेल्या 34 जागांवर हक्क सांगितला असताना शिवसेनेचे राजेश क्षीरसागर 30 जागांचा दावा करतात, तर खासदार धनंजय महाडिक यांनी 35 जागांवर हक्क मागून आणखी 12 जागांची मागणी केली. महाडिक यांनी स्पष्ट केले की मागणी स्वाभाविक आहे; अंतिम निर्णय भाजपच्या वरिष्ठ नेत्यांनी महायुतीतील इतर पक्षांसोबत चर्चा करून घ्यावा लागेल. Kolhapur, 22 September : कोल्हापूर महानगरपालिका निवडणुकीच्या प्रक्रियेला वेग आल्यानंतर राजकीय पक्षांनी आतापासूनच मैदानात शड्डू ठोकायला सुरुवात केली आहे. महाविकास आघााडी आणि महायुती असा सामना महापालिकेच्या निवडणुकीत होण्याचे संकेत दिसत असताना महायुतीमध्ये आतापासूनच जागा वाटपावरून तणावाचे वातावरण निर्माण झाले आहे. राज्याचे उच्च आणि तंत्र शिक्षण मंत्री चंद्रकांत पाटील यांनी कोल्हापूर महापालिकेत भाजपसाठी 34 जागांच्या पुढे जागा वाटपाची निर्णय होईल, असे स्पष्ट केले होते. त्याला प्रत्युत्तर म्हणून शिवसेनेकडून राज्य नियोजन मंडळाचे अध्यक्ष राजेश क्षीरसागर यांनी आतापासूनच तीस जागांवर दावा केला आहे. त्यावर आता राज्यसभेचे खासदार धनंजय महाडिक (Dhananjay Mahadik) यांनीही प्रतिक्रिया देत महायुतीमधील जागा वाटपाचा गुंता आणखीन वाढवला आहे. कोल्हापूरमध्ये (Kolhapur) भाजप, शिवसेना आणि राष्ट्रवादी काँग्रेस महायुती म्हणूनच महापालिका निवडणुकांना सामोरे जाणार आहे. मागील निवडणुकीत 34 भाजप आणि ताराराणीचे उमेदवार निवडून आले होते. त्या जागा आम्ही लढवणारच आहोत. आमच्यासोबत असणाऱ्या राष्ट्रवादीच्या 14 जागा निवडून आल्या होत्या, त्या जागांवर राष्ट्रवादीचा दावा असणार आहे. शिवसेनेच्या 4 जागा निवडून आल्या होत्या. निवडून आलेल्या सर्व जागांवर ज्या त्या पक्षांचा दावा असणारच आहे. त्या जागा जे ते पक्ष लढवणारच आहेत, असे खासदार धनंजय महाडिक यांनी सांगितले. ज्या जागांचं वाटप होणार आहे. त्या 29 जागा काँग्रेसने जिंकल्या होत्या. त्या जागांवर महायुतीमध्ये जागा वाटपाचा निर्णय होणार आहे. या जागा वाटप होत असताना परसेंटेजनुसार जागावाटप होणे अपेक्षित आहे. राजेश क्षीरसागर जर तीस जागा मागत असतील, तर आमच्या मागील वेळी 35 जागा आहेत. मग आम्ही किती जागांवर दावा करायला पाहिजे, असा खोचक सवाल महाडिक यांनी केला आमच्या (भारतीय जनता पक्ष) 35 जागा सोडून राहिलेल्या 29 जागांमधील आम्हाला 12 जागा आणखीन हव्या आहेत, असा खळबळजनक दावाही खासदार धनंजय महाडिक यांनी केला आहे. भाजपमधील वरिष्ठ नेते बसून त्यावर निर्णय घेतला जाईल. मात्र, सध्याच्या घडीला कोणताही निर्णय झालेला नाही. मागणी करणे हे स्वाभाविक आहे. पण, महायुतीच्या वरिष्ठ नेत्यांमध्ये जे सूत्र ठरेल, ते इतर नेत्यांनाही मान्य करावे लागेल. भाजप 34 राष्ट्रवादी 14 जागा सोडणार नाही, हे सूत्र मान्य करावेच लागेल, असेही महाडिक म्हणाले. प्र: कोल्हापूर महापालिकेत मागील निवडणुकीत भाजप किती जागा जिंकला होता?उ: भाजपने 34 जागा जिंकल्या होत्या. प्र: शिवसेनेने किती जागांवर दावा केला आहे?उ: शिवसेनेने 30 जागांवर दावा केला आहे. प्र: धनंजय महाडिक यांनी अतिरिक्त किती जागांची मागणी केली?उ: त्यांनी 35 जागांवर हक्क सांगून त्याव्यतिरिक्त 12 अतिरिक्त जागांची मागणी केली. प्र: अंतिम जागावाटपाचा निर्णय कोण घेणार?उ: महायुतीतील वरिष्ठ नेते एकत्र बसून चर्चा करून अंतिम निर्णय घेणार आहेत. सरकारनामाचे सदस्य व्हा शॉपिंगसाठी 'सकाळ प्राईम डील्स'च्या भन्नाट ऑफर्स पाहण्यासाठी क्लिक करा. Read Latest Marathi Political News, Breaking Political News from Maharashtra, India, Pune &amp; Mumbai at Sarkarnama. To Get Live Political Marathi News on Mobile, Download the Sarkarnama Mobile App for Android and IOS. सरकारनामा आता सर्व सोशल मीडिया प्लॅटफॉर्मवर. ताज्या राजकीय घडामोडींसाठी फेसबुक, ट्विटर, इन्स्टाग्राम, शेअर चॅट, टेलिग्रामवर आणि व्हॉट्सॲप आम्हाला फॉलो करा. तसेच, सरकारनामा यूट्यूब चॅनेलला आजच सबस्क्राइब करा. Follow Us Copyright © 2025 Sakal Media Group – All Rights Reserved Powered by Quintype वेबसाईटवर ब्राउझिंगचा अनुभव सर्वोत्तम असावा, यासाठी आम्ही कुकीजचा वापर करतो. कुकीजमुळे तुम्हाला तुमच्या आवडत्या मजकुराची शिफारस करता येते. आमचे गोपनीयता आणि कुकीजसंदर्भातील धोरण तुम्हाला मान्य आहे.</w:t>
+      </w:r>
+    </w:p>
+    <w:p>
+      <w:pPr>
+        <w:pStyle w:val="Heading3"/>
+      </w:pPr>
+      <w:r>
+        <w:t>Article 57</w:t>
+      </w:r>
+    </w:p>
+    <w:p>
+      <w:r>
+        <w:t>Title: भाजप सांगली जिल्हा ग्रामीणची ६२ सदस्यांची जंबो कार्यकारिणी जाहीर</w:t>
+      </w:r>
+    </w:p>
+    <w:p>
+      <w:r>
+        <w:t xml:space="preserve">URL: </w:t>
+      </w:r>
+      <w:hyperlink r:id="rId65">
+        <w:r>
+          <w:rPr>
+            <w:color w:val="0000FF"/>
+          </w:rPr>
+          <w:t>https://www.loksatta.com/maharashtra/bjp-sangli-district-rural-executive-committee-of-62-members-declared-5380186/</w:t>
+        </w:r>
+      </w:hyperlink>
+    </w:p>
+    <w:p>
+      <w:r>
+        <w:t>Content: सांगली : जिल्हा परिषद, पंचायत समिती निवडणुकीच्या पार्श्वभूमीवर जिल्ह्यातील ग्रामीण भागाची ६२ सदस्यांची जंबो कार्यकारिणी भाजपचे ग्रामीण जिल्हाध्यक्ष सम्राट महाडिक यांनी जाहीर केली. युवा, जिल्हा किसान, ओबीसी, अल्पसंख्याक मोर्चा अध्यक्षांच्या निवडीही जाहीर करण्यात आल्या आहेत. याबाबत बोलताना जिल्हाध्यक्ष श्री. महाडिक म्हणाले, की पक्ष संघटन अधिक सक्षम व जनाभिमुख करण्यासाठी ही कार्यकारिणी निश्चित करण्यात आली आहे. प्रदेशाध्यक्ष रवींद्र चव्हाण यांच्या सुचनेनुसार व पालकमंत्री चंद्रकांत पाटील, प्रदेश सरचिटणीस राजेश पांडे, संघटन मंत्री मकरंद देशपांडे, प्रदेश उपाध्यक्ष विक्रम पावसकर तसेच आमदार, माजी आमदार व प्रमुख नेते यांच्या मार्गदर्शनाखाली कार्यकारिणी व मोर्चा अध्यक्षांच्या निवडी जाहीर करण्यात आल्या आहेत. त्यांनी पुढे सांगितले, या कार्यकारिणीत व मोर्चात अनुभवी नेते, ज्येष्ठ कार्यकर्ते, महिला, युवा, शेतकरी तसेच विविध समाजघटकांचे प्रतिनिधी यांचा समावेश करून पक्ष संघटनेला नवी ऊर्जा देण्याचा प्रयत्न करण्यात आला आहे. जिल्ह्यातील प्रत्येक तालुका, गाव आणि बूथ स्तरावर पक्षाची बांधणी मजबूत करणे, जनतेच्या प्रश्नांसाठी ठोस भूमिका घेणे आणि भाजपच्या विकासाभिमुख धोरणांची अंमलबजावणी करणे हा नवा कार्यकारिणीचा ध्यास असेल. या कार्यकारिणीची उद्दिष्टे प्रत्येक गावापर्यंत संघटनाचा विस्तार करून सर्वसामान्य कार्यकर्त्यांचा सहभाग वाढवणे. शेतकरी, कामगार, महिला, युवा, व्यापारी व उद्योगपती यांच्या प्रश्नांवर प्रभावीपणे लढा देणे. शासनाच्या योजना शेवटच्या घटकापर्यंत पोहोचवणे गरजेचे आहे. युवकांना नेतृत्वाच्या संधी देत डिजिटल माध्यमातून पक्षाची विचारधारा व उपक्रम लोकांपर्यंत पोहोचवणे. सर्व समाजघटकांचा समावेश करून सामाजिक ऐक्य व विकास साधणे. आगामी निवडणुकांसाठी सशक्त संघटन उभारून जिल्ह्यात भारतीय जनता पार्टीला बळकट करणे. यावर भर देण्यात आला आहे. नव्या कार्यकारिणीत उपाध्यक्ष, सरचिटणीस, चिटणीस यांच्यासह ६२ सदस्यांचा समावेश करण्यात आला आहे. या कार्यकारिणीत नवीन नावांचा समावेश प्रदेशाच्या सुचनेनुसार करण्यात येईल, असे महाडिक यांनी सांगितले. तसेच उर्वरित प्रकोष्ठ, सेलची कार्यकारिणी येत्या काही दिवसांत जाहीर करण्यात येईल, असेही महाडिक यांनी सांगितले. दरम्यान, सांगली ग्रामीण जिल्हा कार्यकारिणी जाहीर करण्यात आली असली तरी अद्याप शहर कार्यकारिणी जाहीर करण्यात आलेली नाही. महापालिका निवडणुकीच्या पार्श्वभूमीवर शहर कार्यकारिणीमध्ये कुणाला संधी मिळते याकडे कार्यकर्त्यांचे लक्ष आहे. शेअर विभाजन म्हणजे कंपनीच्या शेअरच्या दर्शनी किमतीचे विभाजन करणे, ज्यामुळे शेअरची संख्या वाढते पण एकूण भागभांडवलात फरक पडत नाही. उदाहरणार्थ, एचडीएफसी बँकेने दोन वेळा शेअर विभाजन केले आहे. शेअर विभाजनाचा उद्देश शेअरची तरलता वाढवणे हा असतो. शेअर विभाजन आणि बोनस शेअर्समध्ये फरक आहे; बोनस शेअर्समध्ये दर्शनी किंमत बदलत नाही. रेकॉर्ड डेटनुसार शेअर्सचे वितरण होते, ज्यामुळे त्या काळात शेअरची मागणी आणि किंमत वाढते.</w:t>
+      </w:r>
+    </w:p>
+    <w:p>
+      <w:pPr>
+        <w:pStyle w:val="Heading3"/>
+      </w:pPr>
+      <w:r>
+        <w:t>Article 58</w:t>
+      </w:r>
+    </w:p>
+    <w:p>
+      <w:r>
+        <w:t>Title: सोलापूर : दीक्षांत समारंभात 11 हजार पदवी प्रदान</w:t>
+      </w:r>
+    </w:p>
+    <w:p>
+      <w:r>
+        <w:t xml:space="preserve">URL: </w:t>
+      </w:r>
+      <w:hyperlink r:id="rId66">
+        <w:r>
+          <w:rPr>
+            <w:color w:val="0000FF"/>
+          </w:rPr>
+          <w:t>https://pudhari.news/maharashtra/solapur/over-11000-degrees-conferred-at-21st-convocation-of-punes-ahilyadevi-holkar-solapur-university-sk95</w:t>
+        </w:r>
+      </w:hyperlink>
+    </w:p>
+    <w:p>
+      <w:r>
+        <w:t>Content: सोलापूर : पुण्यश्लोक अहिल्यादेवी होळकर सोलापूर विद्यापीठाच्या 21 व्या दीक्षांत समारंभात महाराष्ट्राचे उच्च व तंत्र शिक्षण मंत्री चंद्रकांत पाटील यांनी विद्यार्थ्यांना ज्ञानाचा उपयोग राष्ट्राच्या वैभवासाठी करण्याचे आवाहन केले. ज्ञान ही सर्वात मोठी संपत्ती असल्याचे ते म्हणाले. दि. 18 रोजी दीक्षांत समारंभ विद्यापीठाच्या मैदानात उत्साहात पार पडला. यावेळी 11 हजार विद्यार्थ्यांना पदवी प्रदान करण्यात आली. या कार्यक्रमाला कुलगुरू प्रा. डॉ. प्रकाश महानवर अध्यक्षस्थानी होते. तसेच गोवा उच्च शिक्षण परिषदेचे उपाध्यक्ष डॉ. गोपाल मुगेराया यांचीही प्रमुख उपस्थिती होती. समारंभाची सुरुवात दीक्षांत मिरवणुकीने झाली. यात परीक्षा व मूल्यमापन मंडळाचे संचालक डॉ. श्रीकांत अंधारे यांच्यासह विविध विद्याशाखेचे सदस्य आणि मोठ्या संख्येने पदवीधारक विद्यार्थी सहभागी झाले होते. या कार्यक्रमास आ. श्रीकांत भारतीय, भाजप शहर अध्यष प्रा. रोहिणी तडवळकर, व्यवस्थापन परिषदेचे सदस्य राजाभाऊ सरवदे, प्रा. देवानंद चिलवंत, प्रा. सचिन गायकवाड, माजी कुलगुरू इरेश स्वामी, यांच्यासह अधिकारी कर्मचारी विद्यार्थी नागरिक मोठ्या संख्येने उपस्थित होते. या कार्यक्रमाचे सूत्रसंचालन डॉ. यशपाल खेडकर व डॉ. तेजस्विनी कांबळे यांनी केले. नोकरी मागणारे नव्हे, तर देणारे व्हा : डॉ. मुगेराया शिक्षण हे जीवन बदलून टाकते. त्यातूनच प्रगती साधता येते, असे गोवा उच्च शिक्षण परिषदेचे उपाध्यक्ष डॉ. गोपाल मुगेराया म्हणाले. त्यांनी विद्यार्थ्यांना कौशल्य व व्यावसायिक शिक्षण घेऊन नोकरी देणारे बनण्याचे आवाहन केले. देशात तब्बल 33 वर्षांनी नवीन शैक्षणिक धोरण लागू झाल्याचेही त्यांनी सांगितले विद्यापीठाचे शिक्षण आणि सामाजिक योगदान : कुलगुरू कुलगुरू डॉ. प्रकाश महानवर यांनी सोलापूर विद्यापीठाचे योगदान सांगितले तसेच पारंपारिक शिक्षणासोबतच कौशल्य आणि व्यवसायिकभिमुख शिक्षक देऊन विद्यापीठ रोजगारक्षम पिढी तयार करत आहे. पाच लाख व्रक्ष लागवडीचा संकल्प करत सव्वा लाख व्रक्ष लावली असून समाज आणि शिक्षण क्षेत्राचे नाते दूढ करण्यासाठी काही गावे दत्तक घेतल्याचेही यावेळी सांगितले 89 संशोधकांना पीएच.डी. या दीक्षांत समारंभात एकूण 10,955 विद्यार्थ्यांना पदवी प्रदान करण्यात आली. यात 89 संशोधक विद्यार्थ्यांना पीएच.डी. पदवी आणि 59 विद्यार्थ्यांना सुवर्णपदके देऊन गौरवण्यात आले. 'Pudhari' is excited to announce the relaunch of its Android and iOS apps. Stay updated with the latest news at your fingertips. Android and iOS Download now and stay updated, anytime, anywhere. Pudhari Publications Private Limited</w:t>
+      </w:r>
+    </w:p>
+    <w:p>
+      <w:pPr>
+        <w:pStyle w:val="Heading3"/>
+      </w:pPr>
+      <w:r>
+        <w:t>Article 59</w:t>
+      </w:r>
+    </w:p>
+    <w:p>
+      <w:r>
+        <w:t>Title: पुढील दहा वर्षांत एक लाख ब्राह्मण उद्योजक</w:t>
+      </w:r>
+    </w:p>
+    <w:p>
+      <w:r>
+        <w:t xml:space="preserve">URL: </w:t>
+      </w:r>
+      <w:hyperlink r:id="rId67">
+        <w:r>
+          <w:rPr>
+            <w:color w:val="0000FF"/>
+          </w:rPr>
+          <w:t>https://www.esakal.com/pimpri-chinchwad/todays-latest-marathi-news-pne25l40929-txt-pc-today-20250920015330</w:t>
+        </w:r>
+      </w:hyperlink>
+    </w:p>
+    <w:p>
+      <w:r>
+        <w:t>Content: पिंपरी, ता. २० ः ब्राह्मण समाजाने नोकरीच्या मागे न लागता नोकऱ्या देणारे बनावे, असे आवाहन अखिल भारतीय ब्राह्मण महासंघाचे राष्ट्रीय अध्यक्ष डॉ. गोविंद कुलकर्णी यांनी केले. पुढील दहा वर्षांत एक लाख ब्राह्मण उद्योजक निर्माण करण्याचा संकल्पही त्यांनी केला.अखिल भारतीय ब्राह्मण महासंघ उद्योजकता विकास आघाडी आणि ब्रह्मोद्योग फाउंडेशन यांच्यातर्फे पिंपरीत आयोजित ‘ब्रह्मोद्योग स्टार्ट अप कान्क्लेव’च्या उद्‍घाटनप्रसंगी ते बोलत होते. उद्योजकता विकास आघाडीचे राष्ट्रीय अध्यक्ष सत्यजित कुलकर्णी, महासंघाच्या ब्रह्मद्योग आघाडीचे अध्यक्ष त्रिविक्रम जोशी, उद्योग आघाडीचे अध्यक्ष तसेच उद्योजक प्रसन्न देशपांडे यावेळी उपस्थित होते.सत्यजित कुलकर्णी म्हणाले, ‘‘ब्राह्मण समाज सक्षम होण्यासाठी समाजात जास्तीत जास्त उद्योजक घडले पाहिजेत.’’ महासंघाद्वारे उद्योजकांना दिल्या जाणाऱ्या मदतीची माहिती देऊन त्यांनी पुढील काळात मार्गदर्शन आणि आर्थिक मदत देऊन अधिकाधिक उद्योजक कसे घडवले जातील याबाबत त्यांनी मार्गदर्शन केले.चंद्रशेखर चिंचोळकर, अविनाश चाबुकस्वार आणि सौमित्र घोटेकर यांच्या अध्यक्षतेखाली विविध तज्ज्ञांनी आयात-निर्यात शासकीय कर्ज योजना, मार्केटिंग, एआय आदी विषयांवर मार्गदर्शन केले.त्रिविक्रम जोशी यांनी महासंघातर्फे पुढील वर्षी फेब्रुवारीत बंगळूरला होणाऱ्या ब्रह्मोद्योग परिषदेबाबत माहिती दिली. देशपांडे यांनी निर्यातीबाबत मार्गदर्शन केले. उद्योजकता विकास आघाडीचे प्रदेशाध्यक्ष प्रसाद गिजरे यांनी आभार मानले. निखिल लातूरकर, जिल्हाध्यक्ष राजीव देशपांडे यांनी शुभेच्छा दिल्या. दिलीप सातभाई, सचिन कुलकर्णी, मंदार रेडे, केतकी कुलकर्णी, नीता कुलकर्णी, संध्या कुलकर्णी, सुषमा वैद्य, आरती कोशे, वैशाली कुलकर्णी, सुशांत पाठक, किरण प्रभुणे, मकरंद कुलकर्णी, भालचंद्र जोशी, अश्विन इनामदार, सुनील कुलकर्णी, प्रशांत कुलकर्णी, अभय कुलकर्णी आदींनी संयोजन केले. ब्रह्मोद्योग पिंपरी-चिंचवडचे अध्यक्ष मुकुंद कुलकर्णी यांनी आभार मानले. स्मिता कुलकर्णी यांनी सूत्रसंचालन केले. युवा उद्योजकांचा सन्मानउच्च व तंत्र शिक्षण मंत्री चंद्रकांत पाटील यांच्या उपस्‍थितीत परिषदेचा समारोप झाला. त्यांच्या हस्ते ब्राह्मण समाजातील युवा उद्योजक अभिषेक तिळगुळकर, पूर्वा गुंफेकर, विशाल देशपांडे, विवान कारूळकर, ओंकार बाजी, सौरभ घाटणेकर आणि अजिंक्य इनामदार यांना सन्मानित करण्यात आले. ---शासकीय नोकऱ्या पुढील काळात सर्वांनाच मिळणे अवघड आहे. कौशल्यवृद्धीद्वारा नावीन्यपूर्ण विचार करून जास्तीत जास्त उद्योजक घडणे ही काळाची गरज आहे.- चंद्रकांत पाटील, उच्च व तंत्र शिक्षण मंत्री--- सकाळ+ चे सदस्य व्हा ब्रेक घ्या, डोकं चालवा, कोडे सोडवा! शॉपिंगसाठी 'सकाळ प्राईम डील्स'च्या भन्नाट ऑफर्स पाहण्यासाठी क्लिक करा. Read latest Marathi news, Watch Live Streaming on Esakal and Maharashtra News. Breaking news from India, Pune, Mumbai. Get the Politics, Entertainment, Sports, Lifestyle, Jobs, and Education updates. And Live taja batmya on Esakal Mobile App. Download the Esakal Marathi news Channel app for Android and IOS. Follow Us Copyright © 2025 - Sakal Media Pvt Ltd - All rights reserved. Powered by Quintype</w:t>
+      </w:r>
+    </w:p>
+    <w:p>
+      <w:pPr>
+        <w:pStyle w:val="Heading3"/>
+      </w:pPr>
+      <w:r>
+        <w:t>Article 60</w:t>
+      </w:r>
+    </w:p>
+    <w:p>
+      <w:r>
+        <w:t>Title: लोकशाहीर अण्णा भाऊ साठे साहित्य संमेलन उद्या पुण्यात</w:t>
+      </w:r>
+    </w:p>
+    <w:p>
+      <w:r>
+        <w:t xml:space="preserve">URL: </w:t>
+      </w:r>
+      <w:hyperlink r:id="rId68">
+        <w:r>
+          <w:rPr>
+            <w:color w:val="0000FF"/>
+          </w:rPr>
+          <w:t>https://www.esakal.com/pune/todays-latest-marathi-news-pne25l41674-txt-pune-today-20250921045421</w:t>
+        </w:r>
+      </w:hyperlink>
+    </w:p>
+    <w:p>
+      <w:r>
+        <w:t>Content: पुणे, ता. २१ : लोकशाहीर अण्णा भाऊ साठे यांच्या साहित्यिक कार्याचा गौरव आणि अभ्यासासाठी लोकशाहीर अण्णाभाऊ साठे साहित्य संमेलनाचे आयोजन मंगळवारी (ता. २३) जंगली महाराज रस्त्यावरील बालगंधर्व रंगमंदिरात करण्यात आले आहे. या संमेलनाचे उद्‍घाटन मंगळवारी सकाळी १०.३० वाजता केंद्रीय नागरी हवाई वाहतूक राज्यमंत्री मुरलीधर मोहोळ यांच्या हस्ते होणार आहे. याप्रसंगी उच्च व तंत्र शिक्षण मंत्री चंद्रकांत पाटील, सामाजिक न्यायमंत्री संजय शिरसाट आदी उपस्थित राहणार आहेत. उद्‍घाटन सत्राला डॉ. विनय सहस्रबुद्धे बीजभाषण करणार असून संमेलनाध्यक्ष म्हणून ज्येष्ठ साहित्यिक संपत जाधव मार्गदर्शन करणार आहेत.हे संमेलन राज्य सरकारचा सामाजिक न्याय व विशेष साहाय्य विभाग, सांस्कृतिक कार्य विभाग, पुणे महापालिका व सावित्रीबाई फुले पुणे विद्यापीठ यांच्या संयुक्त विद्यमाने आयोजित केले आहे. या आयोजनात अण्णा भाऊ साठे संशोधन व प्रशिक्षण संस्थेची (आर्टी) प्रमुख भूमिका आहे, अशी माहिती संस्थेचे व्यवस्थापकीय संचालक सुनील वारे यांनी दिली. या संमेलनात ग्रंथदिंडी, शाहिरी वंदना व सांस्कृतिक कार्यक्रम, अण्णा भाऊ साठे छायाचित्र प्रदर्शन आदी कार्यक्रम होणार आहे. तसेच दुपारी १२ ते १.३० वाजता ‘अण्णा भाऊंच्या कथा, कादंबरीतील अभिव्यक्ती’ यावर परिसंवाद होईल. दुपारी २.३० ते ३.३० वाजता ‘अण्णाभाऊंचे राष्ट्रीय योगदान व संयुक्त महाराष्ट्र चळवळ’ यावर परिसंवाद होईल. या संमेलनात डॉ. उज्ज्वला मोरे, डॉ. चांगदेव कांबळे, डॉ. मच्छिंद्र सकटे, डॉ. विजय रोडे आदी साहित्यिक मार्गदर्शन करणार आहेत.या संमेलनात सहभागी होऊन अण्णा भाऊंच्या साहित्यिक आणि सामाजिक कार्याची परंपरा पुढे नेण्याचे आवाहन संस्थेचे संचालक सुनील वारे व निबंधक इंदिरा आस्वार यांनी केले आहे. सकाळ+ चे सदस्य व्हा ब्रेक घ्या, डोकं चालवा, कोडे सोडवा! शॉपिंगसाठी 'सकाळ प्राईम डील्स'च्या भन्नाट ऑफर्स पाहण्यासाठी क्लिक करा. Read latest Marathi news, Watch Live Streaming on Esakal and Maharashtra News. Breaking news from India, Pune, Mumbai. Get the Politics, Entertainment, Sports, Lifestyle, Jobs, and Education updates. And Live taja batmya on Esakal Mobile App. Download the Esakal Marathi news Channel app for Android and IOS. Follow Us Copyright © 2025 - Sakal Media Pvt Ltd - All rights reserved. Powered by Quintype</w:t>
+      </w:r>
+    </w:p>
+    <w:p>
+      <w:pPr>
+        <w:pStyle w:val="Heading3"/>
+      </w:pPr>
+      <w:r>
+        <w:t>Article 61</w:t>
+      </w:r>
+    </w:p>
+    <w:p>
+      <w:r>
+        <w:t>Title: भाजपा प्रदेश अध्यक्ष चंद्रकांत पाटिल बोले- भाजपा-शिवसेना का खून एक, हम 30 साल तक अच्छे दोस्त रहे</w:t>
+      </w:r>
+    </w:p>
+    <w:p>
+      <w:r>
+        <w:t xml:space="preserve">URL: </w:t>
+      </w:r>
+      <w:hyperlink r:id="rId69">
+        <w:r>
+          <w:rPr>
+            <w:color w:val="0000FF"/>
+          </w:rPr>
+          <w:t>https://www.bhaskar.com/amp/maharashtra/mumbai/bjp-maharashtra-president-chandrakant-patil-on-30-year-old-bjp-shiv-sena-alliance-126264710.html</w:t>
+        </w:r>
+      </w:hyperlink>
+    </w:p>
+    <w:p>
+      <w:r>
+        <w:t>Content: पुणे. महाराष्ट्र की राजनीति में 30 साल तक एक-दूसरे के साथ खड़ी रही शिवसेना और भाजपा आज अलग-अलग राह पर है, लेकिन उनके नेता आज भी चाहते हैं कि दोनों पार्टियां फिर एक बार साथ आएं। भाजपा प्रदेश अध्यक्ष चंद्रकांत पाटिल ने बुधवार को पुणे में कहा कि भाजपा-शिवसेना में 'हिंदुत्व' का समान खून है। दोनों पार्टियां एक साथ 30 साल तक रही हैं। जनता ने दोनों को जनादेश दिया था। हम आशावादी हैं कि हम फिर एक साथ आएंगे।' इससे पहले मंगलवार को शिवसेना के वरिष्ठ नेता और पूर्व मुख्यमंत्री मनोहर जोशी ने कहा था कि भाजपा और शिवसेना निकट भविष्य में एक साथ आ सकते हैं। पार्टी अध्यक्ष उद्धव ठाकरे सही समय पर इस पर फैसला करेंगे। कुछ बातों को बर्दाश्त करना बेहतर: जोशी महाराष्ट्र के पूर्व सीएम जोशी ने मंगलवार को कहा- 'छोटे मुद्दों पर लड़ने की जगह बेहतर है कि कुछ बातों को बर्दाश्त किया जाए। जिन मुद्दों को आप दृढ़ता के साथ महसूस करते हैं, उसे साझा करना अच्छा है। अगर दोनों दल साथ में काम करते हैं तो यह दोनों के लिए बेहतर होगा।' जोशी ने कहा- 'ऐसा नहीं है कि शिवसेना अब कभी भाजपा के साथ नहीं जाएगी। उद्धव ठाकरे सही समय पर सही निर्णय लेंगे।' इधर, दोनों दलों के बीच चर्चा के दरवाजे खुले होने के मुद्दे पर चंद्रकांत पाटिल ने कहा- 'हमने कभी दरवाजे बंद नहीं किए, दरवाजे पहले भी खुले हुए थे। हमारे अंदर कोई अहम नहीं है। अगर आप आते हैं तो आपका स्वागत है।' खडसे की शिकायत पर कार्रवाई होगी इससे पहले महाराष्ट्र भाजपा ने पार्टी के अंदर चल रहे कलह को खत्म करने की ओर बड़ा कदम बढ़ाया। भारतीय जनता पार्टी की कोर कमेटी की बैठक में भाजपा नेता एकनाथ खड़से की शिकायत पर चर्चा हुई। बैठक में फैसला लिया गया कि पार्टी के खिलाफ काम करने वालों को पार्टी से निष्कासित किया जाएगा। मंगलवार को हुई बैठक में पूर्व मुख्यमंत्री देवेंद्र फडणवीस, राज्य में पार्टी के अध्यक्ष चंद्रकांत पाटिल और अन्य नेता मौजूद रहे। बैठक में पंकजा मुंडे नहीं पहुंचीं भाजपा नेता सुधीर मुंगतीवाड़ ने कहा- 'आज की बैठक में एकनाथ खड़से से बातचीत करने का फैसला लिया गया। उनकी चिंताओं का निराकरण किया जाएगा। खड़से ने कुछ सबूत दिए थे, जिसने भी पार्टी के खिलाफ काम किया है उसे पार्टी से निष्कासित किया जाएगा।' वहीं, पंकजा मुंडे बैठक में मौजूद नहीं रहीं। इसे लेकर मुंगतीवाड़ ने कहा कि मुंडे पार्टी अध्यक्ष की अनुमति लेकर गैरहाजिर रही हैं। Copyright © 2024-25 DB Corp ltd., All Rights Reserved This website follows the DNPA Code of Ethics.</w:t>
+      </w:r>
+    </w:p>
+    <w:p>
+      <w:pPr>
+        <w:pStyle w:val="Heading3"/>
+      </w:pPr>
+      <w:r>
+        <w:t>Article 62</w:t>
+      </w:r>
+    </w:p>
+    <w:p>
+      <w:r>
+        <w:t>Title: सोलापुर विश्वविद्यालय के दीक्षांत समारोह में 11 हजार डिग्रियां प्रदान, मंत्री चंद्रकांत पाटिल मौजूद</w:t>
+      </w:r>
+    </w:p>
+    <w:p>
+      <w:r>
+        <w:t xml:space="preserve">URL: </w:t>
+      </w:r>
+      <w:hyperlink r:id="rId70">
+        <w:r>
+          <w:rPr>
+            <w:color w:val="0000FF"/>
+          </w:rPr>
+          <w:t>https://navbharatlive.com/maharashtra/solapur/11000-degrees-awarded-at-convocation-in-solapur-1360498.html</w:t>
+        </w:r>
+      </w:hyperlink>
+    </w:p>
+    <w:p>
+      <w:r>
+        <w:t>Content: सोलापुर विश्वविद्यालय के 21वें दीक्षांत समारोह (सौजन्यः सोशल मीडिया) Solapur News: पुण्यश्लोक अहिल्यादेवी होल्कर, सोलापुर विश्वविद्यालय के 21वें दीक्षांत समारोह में, महाराष्ट्र के उच्च एवं तकनीकी शिक्षा मंत्री चंद्रकांत पाटिल ने विद्यार्थियों से राष्ट्र के गौरव के लिए ज्ञान का उपयोग करने की अपील की। ​​उन्होंने कहा कि ज्ञान सबसे बड़ी संपत्ति है। 18 तारीख को विश्वविद्यालय प्रांगण में दीक्षांत समारोह उत्साहपूर्वक आयोजित किया गया। इस अवसर पर 11 हज़ार विद्यार्थियों को उपाधियाँ प्रदान की गईं। कार्यक्रम की अध्यक्षता कुलपति प्रो. डॉ. प्रकाश महानवर ने की। गोवा उच्च शिक्षा परिषद के उपाध्यक्ष डॉ. गोपाल मुगेरया भी उपस्थित थे। समारोह की शुरुआत दीक्षांत समारोह के साथ हुई। इसमें परीक्षा एवं मूल्यांकन मंडल के निदेशक डॉ. श्रीकांत अंधारे, विभिन्न संकायों के सदस्य और बड़ी संख्या में उपाधि प्राप्त छात्र शामिल हुए। कार्यक्रम में ए. श्रीकांत भारतीय, भाजपा नगर अध्यक्ष प्रो. रोहिणी तडावलकर, प्रबंधन परिषद सदस्य राजाभाऊ सर्वदे, प्रो. देवानंद चिलवंत, प्रो. सचिन गायकवाड़, पूर्व कुलपति इरेश स्वामी सहित बड़ी संख्या में अधिकारी, कर्मचारी, छात्र, नागरिक उपस्थित थे। कार्यक्रम का संचालन डॉ. यशपाल खेडकर और डॉ. तेजस्विनी कांबले ने किया। शिक्षा जीवन बदलती है। गोवा उच्च शिक्षा परिषद के उपाध्यक्ष डॉ. गोपाल मुगेरया ने कहा कि इसी के माध्यम से प्रगति हासिल की जा सकती है। उन्होंने छात्रों से कौशल और व्यावसायिक शिक्षा प्राप्त करके नौकरी देने वाले बनने की अपील की। ​​उन्होंने यह भी कहा कि देश में 33 साल बाद नई शिक्षा नीति लागू की गई है। कुलपति डॉ. प्रकाश महांवर ने सोलापुर विश्वविद्यालय के योगदान की चर्चा करते हुए कहा कि विश्वविद्यालय पारंपरिक शिक्षा के साथ-साथ कुशल और पेशेवर शिक्षक प्रदान करके एक रोज़गार-योग्य पीढ़ी का निर्माण कर रहा है। उन्होंने यह भी बताया कि उन्होंने डेढ़ लाख पेड़ लगाए हैं और पाँच लाख पेड़ लगाने का संकल्प लिया है। उन्होंने समाज और शिक्षा क्षेत्र के बीच संबंधों को मज़बूत करने के लिए कुछ गाँवों को गोद भी लिया है। ये भी पढ़े: भंडारा में अंतरजातीय विवाह योजना: 193 जोड़ों को 96 लाख रुपये के अनुदान का इंतजार दीक्षांत समारोह में कुल 10,955 विद्यार्थियों को उपाधियाँ प्रदान की गईं। इनमें से 89 शोधार्थियों को पीएचडी की उपाधियाँ और 59 विद्यार्थियों को स्वर्ण पदक प्रदान किए गए। Follow Us On © Copyright Navbharatlive 2025 All rights reserved.</w:t>
+      </w:r>
+    </w:p>
+    <w:p>
+      <w:pPr>
+        <w:pStyle w:val="Heading3"/>
+      </w:pPr>
+      <w:r>
+        <w:t>Article 63</w:t>
+      </w:r>
+    </w:p>
+    <w:p>
+      <w:r>
+        <w:t>Title: 31st Pune Navratra Mahotsav To Open On Sept 22 With Grand Inauguration</w:t>
+      </w:r>
+    </w:p>
+    <w:p>
+      <w:r>
+        <w:t xml:space="preserve">URL: </w:t>
+      </w:r>
+      <w:hyperlink r:id="rId71">
+        <w:r>
+          <w:rPr>
+            <w:color w:val="0000FF"/>
+          </w:rPr>
+          <w:t>https://www.mypunepulse.com/31st-pune-navratra-mahotsav-to-open-on-sept-22-with-grand-inauguration/</w:t>
+        </w:r>
+      </w:hyperlink>
+    </w:p>
+    <w:p>
+      <w:r>
+        <w:t>Content: PUNE PULSE Trusted-Connected-Targeted PUNE PULSE 31st Pune Navratra Mahotsav To Open On Sept 22 With Grand Inauguration Pune, September 16, 2025: The Pune Navratri Mahotsav, which presents a delightful confluence of art, culture, singing, instrumental music, devotional songs, dance, and traditional music, proudly celebrates its 31st year this year. The festival will be inaugurated on Monday, 22 September at 4.30 pm at the Shri Ganesh Kala Krida Rangmanch, at the hands of the Hon. Revenue Minister of Maharashtra, Chandrashekhar Bawankule. On this occasion, Union Minister of State for Civil Aviation and Cooperation Murlidhar Mohol, State Higher and Technical Education Minister Chandrakant Patil, senior Gandhian thinker and former MLC Ulhas Pawar, State Minister of Urban Development Madhuri Misal, MP Medha Kulkarni, MLA Dr. Vishwajeet Kadam, BJP City President Dheeraj Ghate, former Minister of State for Home Ramesh Bagwe, Pune Municipal Commissioner Naval Kishore Ram, Pune Police Commissioner Amitesh Kumar and Additional Police Commissioner Sanjay Patil will grace the function as chief guests. Special Attraction of the Inauguration The special presence of film stars Bhargavi Chirmule, Teja Devkar, Sania Choudhari, Shital Ahirrao, Radha Sagar, Siya Patil, Rujuta Junnarkar, Amruta Dhome, and Vaishnavi Patil will be a highlight of the inauguration ceremony. All programmes of the festival are free for the citizens, said Aba Bagul, President of the Pune Navratra Festival, during a press conference. On the same day, Monday, 22nd September, being the day of Ghatasthapana, a ritual installation will be conducted at Shivdarshan’s Shri Lakshmimata Temple at 6.41 am at the auspicious muhurta by Aba Bagul and Smt. Jayashri Bagul. This year, at this temple, a grand spectacle of the 72-feet tall Meenakshi Temple replica from Madurai is being created, with nearly 80 artists from the South working on this magnificent presentation. Maharshi – Lakshmimata Lifetime Achievement Awards At the inauguration, every year the Maharshi Award is presented to a distinguished individual for outstanding contribution. This year, the award will be conferred upon Padmashri Girish Prabhune, a social worker who has tirelessly dedicated himself to the upbringing, education, and value-building of children from nomadic and de-notified tribes. Similarly, the Shri Lakshmimata Lifetime Achievement Award is given to personalities with consistent contributions in different fields. This year’s awardees are: In addition, Dr. Mayur Kardile and Dr. Arvind Khomne will also be specially felicitated. Grand Cultural Inauguration Programme As every year, the inaugural cultural programme will be splendid and eye-catching. Highlights include: Cultural Programmes of the Festival After the inauguration, a series of unique cultural programmes will be presented daily at 7.00 pm at Shri Ganesh Kala Krida Rangmanch until Vijayadashami: Treasurer Nandkumar Bangude, Vice President Ghanshyam Sawant, Secretary Nandkumar Kondhalkar, members Ramesh Bhandari, Amit Bagul, and Hemant Bagul were present at the press briefing.</w:t>
+      </w:r>
+    </w:p>
+    <w:p>
+      <w:pPr>
+        <w:pStyle w:val="Heading3"/>
+      </w:pPr>
+      <w:r>
+        <w:t>Article 64</w:t>
+      </w:r>
+    </w:p>
+    <w:p>
+      <w:r>
+        <w:t>Title: Eknath Shinde On Rahul Gandhi: “मनमोहन सिंग PM असताना ईव्हीएम…”; शिंदेंचे राहुल गांधींना चोख प्रत्युत्तर</w:t>
+      </w:r>
+    </w:p>
+    <w:p>
+      <w:r>
+        <w:t xml:space="preserve">URL: </w:t>
+      </w:r>
+      <w:hyperlink r:id="rId72">
+        <w:r>
+          <w:rPr>
+            <w:color w:val="0000FF"/>
+          </w:rPr>
+          <w:t>https://www.navarashtra.com/politics/dcm-eknath-shinde-criticizes-to-rahul-gandhi-evm-vote-chori-case-politics-bihar-election-marathi-news-994377.html</w:t>
+        </w:r>
+      </w:hyperlink>
+    </w:p>
+    <w:p>
+      <w:r>
+        <w:t>Content: एकनाथ शिंदेंची राहुल गांधींवर टीका (फोटो- ani) एकनाथ शिंदेंचे राहुल गांधी यांना प्रत्युत्तर कोर्टात जाण्याचा दिला सल्ला राहुल गांधी यांनी फोडला हायड्रोजन बॉम्ब Rahul Gandhi On Election Comission: काँग्रेस नेते आणि विरोधी पक्षनेते राहुल गांधी यांच्या पत्रकार परिषद घेत असून यावेळी त्यांनी निवडणूक आयोगावर गंभीर आरोप केला. काही ठिकाणी काँग्रेसच्या समर्थनार्थ जाणारी मतं जाणीवपूर्वक वगळल्याचं राहुल गांधींनी यावेळी सांगितलं. या आरोपांना आता राज्याचे उपमुख्यमंत्री एकनाथ शिंदे यांनी सडेतोड प्रत्युत्तर दिले आहे. एकनाथ शिंदे यांनी राहुल गांधी यांना कोर्टात जाण्याचा सल्ला दिला आहे. राहुल गांधी यांनी निवडणूक आयोगावर केलेल्या आरोपांवर बोलताना उपमुख्यमंत्री एकनाथ शिंदे म्हणाले, “निवडणूक आयोगाने राहुल गांधी यांचे ऐकले नाही तर त्यांनी कोर्टात गेले पाहिजे. निवडणूक आयोगाने यावर स्पष्टीकरण दिले आहे. ते जिंकतात तेव्हा ते आरोप करत नाहीत. हरतात तेव्हाच ते आरोप करतात. ईव्हीएमवर आरोप करतात. मात्र हे मशीन मनमोहन सिंग पंतप्रधान असताना सुरू झाले होते.” चंद्रकांत पाटलांनी Rahul Gandhi यांना दिला कोल्हापुरी ‘झटका’; म्हणाले, “उठसूट इलेक्ट्रॉनिक मीडियाचा…” पुढे बोलताना एकनाथ शिंदे म्हणाले, “मनमोहन सिंग पंतप्रधान असताना ईव्हीएमवर मतदान सुरू झाले. आता यांना त्यांच्या काळात सुरू झालेली प्रक्रिया चुकीची आहे असे म्हणायचे आहे का? ते म्हणतात हे सगळे १० ते १५ वर्षांपासून सुरू आहे. १५ वर्षांपूर्वी कोण सतेत होते? यूपीए सरकार होते. म्हणजे ते त्यांच्याच सरकारवर आरोप करायचे आहेत का? आरोप करून चालणार नाही. पुरावे दिले पाहिजेत. कर्नाटक, तेलंगणामध्ये जिंकल्यावर त्यांनी आरोप केले नाहीत. लोकसभेत आम्ही हरलो तेव्हा आम्ही आरोप केले नाहीत.” चंद्रकांत पाटलांनी Rahul Gandhi यांना दिला कोल्हापुरी ‘झटका’ राहुल गांधी यांनी केलेल्या आरोपांवर बोलताना चंद्रकांत पाटील म्हणाले, “त्यांना काही काम धंदा उरलेला नाही. ते लोकसभेचे विरोधी पक्षनेते आहेत. कॉँग्रेसचा चेहरा आहेत. त्यांना रोज काहीतरी बोलले पाहिजे. जर ते सरळ बोलले तर, त्याची दखल कोणी घेणार नाही.राहुल गांधी यांनी इतक्या वेळेस मांडणी करून ते अजून एकही गोष्ट सिद्ध करू शकले नाहीत. 6 हजारपेक्षा मतांची चोरी, पुराव्यासह राहुल गांधीचा भाजपवर थेट वार! निवडणुकीपूर्वी टाकला ‘बॉम्ब’, बिकट परिस्थिती उद्भवणार? लोकसभा निवडणुकीत तुम्हाला महाराष्ट्र आणि उत्तर प्रदेशमध्ये जास्त जागा मिळाल्या. मग तुम्ही त्या ठिकाणी मत चोरी केली का? तुमच्या बाजूने निकाल अलया की ईव्हीएम मशीन चांगले आणि विरोधात निकाल लागला की त्याच मशीनला चुकीचे म्हणणे योग्य नाही. इतकेसे न समजायला लोक काय वेडी नाहीत. राहुल गांधींकडे पुरावे असतील तर त्यांनी थेट सुप्रीम कोर्टात जावे. निवडणूक आयोगाने दखल घेतली नसेल तर सुप्रीम कोर्टात दाद मागता येते. तिथेही दखल नाही घेतली तर डिव्हिजनमध्ये जाता येते. त्यामुळे रोज उठून इलेक्ट्रॉनिक मीडियाचा स्पेस खाऊ नये. Follow Us On © Copyright Navarashtra 2025 All rights reserved.</w:t>
+      </w:r>
+    </w:p>
+    <w:p>
+      <w:pPr>
+        <w:pStyle w:val="Heading3"/>
+      </w:pPr>
+      <w:r>
+        <w:t>Article 65</w:t>
+      </w:r>
+    </w:p>
+    <w:p>
+      <w:r>
+        <w:t>Title: COEP Alumni Celebrate Engineers’ Day, CM Fadnavis Calls for Greater Research Autonomy</w:t>
+      </w:r>
+    </w:p>
+    <w:p>
+      <w:r>
+        <w:t xml:space="preserve">URL: </w:t>
+      </w:r>
+      <w:hyperlink r:id="rId73">
+        <w:r>
+          <w:rPr>
+            <w:color w:val="0000FF"/>
+          </w:rPr>
+          <w:t>https://www.thebridgechronicle.com/news/coep-alumni-celebrate-engineers-day-cm-fadnavis-calls-for-research-autonomy-agn97</w:t>
+        </w:r>
+      </w:hyperlink>
+    </w:p>
+    <w:p>
+      <w:r>
+        <w:t>Content: CM Fadnavis urges more autonomy for COEP and other institutions to boost research. Education Minister Patil stresses India’s knowledge tradition and innovation ownership. COEP celebrates Engineers’ Day, inaugurates new facilities, and honors distinguished alumni. Pune, 15 September 2025: The College of Engineering, Pune (COEP) hosted its Engineers’ Day celebrations along with the COEP Pride Awards 2025, where Chief Minister Devendra Fadnavis urged giving more autonomy to premier educational institutions to strengthen research that benefits society. He said researchers need freedom to explore ideas openly, and with autonomy, research outcomes become more fruitful. Join our WhatsApp Channel to Stay Updated! Speaking at the event, Fadnavis reflected on past technological revolutions, noting how COEP and other Indian institutions produced skilled talent that drove the IT and digital boom globally. “Today, we face the era of AI and quantum computing, and I am confident Indian students will rise to these challenges using their natural intelligence,” he said. Education Minister Chandrakant Patil highlighted India’s rich knowledge heritage, noting that while Western countries have dominated research through patents and commercialization, India is increasingly taking ownership under initiatives led by Prime Minister Narendra Modi, which could bring future prosperity. The event also marked the inauguration of COEP’s newly constructed library and computer engineering building. COEP alumni association released its commemorative magazine, and several prominent alumni were honoured. Life Achievement Awards went to former ARDE scientist Vasantha Ramaswamy, while the COEP Pride Awards recognized leaders including Vilas Javdekar, Dr. Mahantesh Hiremath, Jayant Inamdar, Umesh Wagh, Tushar Mehendl, and Shravan Herdikar for their outstanding contributions in engineering and industry. COEP Chancellor Prof. Sunil Bhirud shared his thoughts on the institution’s growth, with alumni association president Bharat Geete and honorary secretary Dr. Sujitkumar Pardeshi expressing their greetings and gratitude. Join our WhatsApp Channel to Stay Updated! Help Us Create the Content You Love Take Survey Now! Enjoyed reading The Bridge Chronicle?Your support motivates us to do better. Follow us on Facebook, Instagram, Twitter and Whatsapp to stay updated with the latest stories.You can also read on the go with our Android and iOS mobile app. Follow Us Copyright © 2025 Sakal Media Group – All Rights Reserved Powered by Quintype</w:t>
+      </w:r>
+    </w:p>
+    <w:p>
+      <w:pPr>
+        <w:pStyle w:val="Heading3"/>
+      </w:pPr>
+      <w:r>
+        <w:t>Article 66</w:t>
+      </w:r>
+    </w:p>
+    <w:p>
+      <w:r>
+        <w:t>Title: BMC Election 2025: निवडणुकीपूर्वीची मोर्चेबांधणी! ठाकरे बंधूंकडून युतीची घोषणा कधी?</w:t>
+      </w:r>
+    </w:p>
+    <w:p>
+      <w:r>
+        <w:t xml:space="preserve">URL: </w:t>
+      </w:r>
+      <w:hyperlink r:id="rId74">
+        <w:r>
+          <w:rPr>
+            <w:color w:val="0000FF"/>
+          </w:rPr>
+          <w:t>https://sarkarnama.esakal.com/mumbai/mumbai-bmc-election-2025-shinde-fadnavis-uddhav-raj-thackeray-mm76</w:t>
+        </w:r>
+      </w:hyperlink>
+    </w:p>
+    <w:p>
+      <w:r>
+        <w:t>Content: मुंबई महापालिकेची निवडणूक जवळ येत आहे, तशी दोन्ही शिवसेनेमध्ये मोर्चेबांधणी सुरू आहे. उद्धव ठाकरे यांच्या शिवसेनेतील कार्यकर्त्यांचे लक्ष मनसेबरोबरील युतीकडे लागले आहे. त्याचबरोबर त्यांना पक्षाची संघटनाही नव्याने बांधावी लागणार आहे. तर, एकनाथ शिंदे यांच्या पक्षातील मंत्री-आमदारांचा मुख्यमंत्री देवेंद्र फडणवीसांकडील ओढा अस्वस्थ करणारा आहे. त्यामुळे या दोन्ही पक्षांना निवडणुकीपूर्वीच्या सज्जतेसाठी कसून तयार व्हावे लागणार आहे. तीन वर्षांपूर्वी पक्षात उभी फूट पडून पक्षाची अगदी वाताहत झाल्याच्या घटनेनंतर उद्धव ठाकरे यांच्या शिवसेना पक्षाने आगामी मुंबई महापालिका निवडणुकीसाठी जोरदार मोर्चेबांधणी सुरू केली आहे. मात्र, देशाच्या सर्वांत श्रीमंत अशा मुंबई महापालिकेत तब्बल २५ वर्षे सत्ता उपभोगलेल्या या पक्षाला याच शहरात शाखांची नव्याने बांधणी करताना नाकीनऊ आले आहे. एकनाथ शिंदे यांच्या शिवसेनेने मुंबई महापालिकेतील आजी-माजी अशा जवळपास शंभरपेक्षा अधिक नगरसेवकांना गळाला लावल्याने ठाकरे यांच्या शिवसेनेची मजबूत यंत्रणा विस्कळित झाल्याचे दिसते. पक्षाची नव्याने बांधणी करण्यासोबतच निवडणुकीला सामोरे जाताना भक्कम साथ देणारा एक राजकीय पक्ष सोबत असावा, याची उद्धव ठाकरे यांना गरज वाटत आहे. त्यामुळेच त्यांनी मनसेच्या दिशेने हात पुढे केला. मनसेप्रमुख राज ठाकरे यांनीही उद्धव ठाकरे यांना साथ देण्याची तयारी दर्शवल्याने ठाकरे सेनेची मनसेसोबत युती होण्याचे जवळपास निश्चित झाल्याचे दिसते. गणेशोत्सवादरम्यान उद्धव ठाकरे यांनी सहकुटुंब राज यांच्या दादर येथील ‘शिवतीर्थ’ निवासस्थानी जाऊन गणपतीचे दर्शन घेतले. मात्र त्यानंतर काही तासांतच मुख्यमंत्री देवेंद्र फडणवीस आणि उपमुख्यमंत्री एकनाथ शिंदेही राज ठाकरे यांच्याकडे गणेश दर्शनाला जाऊन आले. फडणवीस आणि शिंदेसोबत राज ठाकरे यांची असणारी मैत्री उद्धव ठाकरेंना मात्र अस्वस्थ करणारी आहे. शिवाय फडणवीस आणि राज ठाकरे यांच्यातील मैत्रीपूर्ण संबंधांमुळे या दोघांदरम्यान अधूनमधून भेटीगाठी होत असतात. उद्धव यांना कोंडीत पकडण्यासाठी फडणवीस यांनी यापूर्वी राजकीय कूटनीतीचे जबरदस्त प्रयोग केले असल्याने उद्धव हे ताकही फुंकून पिण्यात शहाणपण समजतील. दोन ठाकरे बंधूंच्या युतीसाठीची पायाभरणी गेले तीन-चार महिने सुरू आहे. त्यातूनच पुढचे पाऊल टाकण्याचा बहुधा निर्णय झाला असावा. दोन भावांमधली कटुता कमी झाली, तरच राजकीय युती घडण्याचा मार्ग मोकळा असेल. यासाठी या दोघांनीही मागील काही दिवसांत युती करण्यासाठी स्वत:ला आणि कार्यकर्त्यांनाही पुरेसा वेळ दिला आहे. येत्या दसरा मेळाव्याला या युतीची घोषणा होण्याची शक्यता वर्तवली जात आहे. मात्र, या मेळाव्याला राज ठाकरे उपस्थित राहण्याची शक्यता ठाकरे सेनेचे नेते खासदार संजय राऊत यांनी फेटाळली आहे. शिवाजी पार्कात उद्धव ठाकरे यांची शिवसेना दसरा मेळावा आयोजित करते, तर याच मैदानात मनसे गुढीपाडव्याला मेळावा आयोजित करत असते. त्यामुळे हे दोन्ही नेते एकमेकांच्या व्यासपीठावर जाण्याची शक्यता तूर्तास तरी शक्य नाही. शिवाय महापालिका निवडणुका जानेवारी-फेब्रुवारीमध्ये होण्याची शक्यता असल्याने युतीची घोषणा इतक्या लवकर होण्याची शक्यता नसल्याचेही सांगितले जात आहे. उद्धव आणि राज ठाकरे एकत्र येण्याचा परिणाम महाविकास आघाडीवरही पडण्याची शक्यता आहे. महाविकास आघाडीचे सरकार सत्तेत असताना मशिदींवरील भोंगे, परप्रांतीय यावरून राज ठाकरेंनी घेतलेली भूमिका काँग्रेससाठी अडचणीची ठरणारी आहे. शिवाय बिहार निवडणुकांचे वारे वाहत असल्याने काँग्रेसला मनसेचा वाराही लागलेला चालणारा नाही. या पार्श्वभूमीवर, काँग्रेस नेत्यांनी उद्धव ठाकरे यांची भेट घेतली. दोन भाऊ एकत्र येत असतील, तर आम्ही अडवणार नाही; पण राज ठाकरे यांनी विविध विषयांवर घेतलेल्या वादग्रस्त भूमिका मात्र इंडिया आघाडीला मानवणाऱ्या नसल्याचेही उद्धव ठाकरेंच्या कानावर घालण्यात आले आहे. राज्यात २०१९मध्ये अस्तित्वात आलेल्या महाविकास आघाडीला राज ठाकरे यांच्या निमित्ताने बिघाडी होणार का, हा प्रश्न आहे. काँग्रेसलाही महापालिका निवडणुकीत ठाकरे यांच्यासोबत जाण्यापेक्षा खात्रीशीर जिंकून येतील, अशा मुंबईतील २५ ते ३० जागांवर लक्ष केंद्रित करायचे आहे. शिवाय उद्धव आणि राज ठाकरे यांच्यात युती होणार असेल, तर उद्धव ठाकरेंच्या बदललेल्या भूमिकेमुळे आकर्षित झालेला आणि मूलतः काँग्रेसचा पारंपरिक मतदार पक्षाकडे परतण्याची शक्यता वाढेल. राज ठाकरेंसोबतच्या युतीमुळे उद्धव ठाकरेंच्या सेनेला मुस्लिम मते मिळण्याची शक्यता कमी आहे, असा अंदाज काँग्रेसकडून वर्तवला जात आहे. तरीही महाविकास आघाडीच्या निमित्ताने काँग्रेस आणि उद्धव ठाकरे यांच्या शिवसेनेशी निर्माण झालेले सौहार्दाचे संबंध पुढच्या काळात कायम राहावेत, असा प्रयत्न काँग्रेसकडून केला जाण्याची शक्यता आहे. त्यामुळे जागावाटपात काँग्रेसच्या पारंपरिक जागांवर ठाकरेंकडून समझोता व्हावा, अशा प्रयत्नात काँग्रेस दिसते. मुंबईतील जरांगे यांच्या मराठा आंदोलनादरम्यान उद्धव ठाकरे यांची शिवसेना कार्यकर्त्याच्या भूमिकेत होते. मराठा-ओबीसी अशा वादापासून कायम दूर राहणाऱ्या शिवसेनेने यावेळी मात्र मुंबईत धडकलेल्या मराठा आंदोलकांना सक्रिय मदत करण्याची भूमिका घेतली. उद्धव ठाकरे यांनी मराठा आंदोलकांना मदत करण्याचे आवाहन केल्यानंतर पक्षाचे आमदार, खासदार, शाखाप्रमुख आणि सर्वसामान्य शिवसैनिक मदतीसाठी रस्त्यावर उतरला होता. यानिमित्ताने ठाकरे यांनी शिवसैनिकांना चालना देण्याचा प्रयत्न केला असला, तरी शिवसैनिकांमध्ये नेहमीचा उत्साह मात्र दिसून आला नाही. शिवसेनेचा दसरा मेळावा हा शिवसैनिकांमध्ये नेहमी स्फुल्लिंग पेटवणारा असतो. उद्धव ठाकरे दसरा मेळाव्यात मनसेसोबतच्या युतीची घोषणा करण्याची दाट शक्यता व्यक्त केली जात आहे. तसे झाल्यास शिवसैनिकांमध्ये चेतना निर्माण करण्याची किमया राज ठाकरे साधू शकतात. उभ्या फुटीमुळे पडझड झालेल्या ठाकरे यांच्या शिवसेनेला मुंबई महापालिका निवडणुकीला सामोरे जाण्यापूर्वी एका जोरदार बूस्टरची गरज आहे. राज यांच्या निमित्ताने कदाचित ती मिळू शकते. एकाच विचारधारेच्या दोन पक्षांतील युतीमुळे दोन नेते एकत्र आल्यानंतर सामूहिक नेतृत्वाबद्दलची सुप्त स्पर्धा सुरू होण्याची शक्यता नाकारता येत नाही. त्यामुळेच शिवसेना-मनसे एका व्यासपीठावर आले तरी दोन्ही पक्षांना आपापले सुभे राखूनच एकत्र येण्याचे नियोजन करावे लागणार आहे. मुंबईत धडकलेल्या मराठा आंदोलन मोर्चाच्या आठ दिवस आधी राज्य सरकारने मराठा आरक्षण मंत्रिमंडळ उपसमितीची पुनर्स्थापना केली. यापूर्वी या समितीचे अध्यक्ष, उच्चशिक्षण मंत्री चंद्रकांत पाटील होते. त्यांच्या जागी जलसंपदा मंत्री राधाकृष्ण विखे पाटील यांच्या अध्यक्षतेखाली नवी समितीचा स्थापना केली. या समितीचे अध्यक्षपद भाजपने पुन्हा स्वत:कडे ठेवल्याने उपमुख्यमंत्री एकनाथ शिंदे नाराज असल्याची चर्चा होती. महायुतीमध्ये मराठा नेता म्हणून आपल्याला उपसमितीचे अध्यक्षपद मिळावे, अशी शिंदे यांची इच्छा होती. मुख्यमंत्री देवेंद्र फडणवीस यांनी शिंदे यांची इच्छा पूर्ण होऊ दिली नाही. राधाकृष्ण विखे यांच्या समितीला मंत्रिमंडळाचे पूर्ण अधिकार देत आंदोलकांशी चर्चा करून मार्ग काढण्याची मुभा देण्यात आली होती. त्यामुळे नाराज असलेले शिंदे या आंदोलनापासून लांब राहिल्याचे दिसले. सरकारनेही नंतर जरांगे यांच्याशी वाटाघाटी करताना शिंदे यांना जाणीवपूर्वक दूर ठेवल्याची चर्चा आहे. शिंदे यांच्यासोबतच राष्ट्रवादी काँग्रेसचे नेते, उपमुख्यमंत्री अजित पवारही मराठा आंदोलनापासून दूर होते. मात्र त्यांच्याविषयी फार चर्चा रंगली नाही. मराठा आंदोलकांनी दक्षिण मुंबईत पाच दिवस ठिय्या मांडलेला असताना एकनाथ शिंदे गणेशोत्सवाचे निमित्त काढून पाचही दिवस सातारा जिल्ह्यातील दरे या मूळगावी पोहोचले. आंदोलकांनी दक्षिण मुंबईला जवळपास घेरले असताना सत्ताधारी महायुतीतील मराठा नेत्यांनी मात्र मौन राखून बघ्याची भूमिका घेणे पसंत केले होते. त्यामध्ये शिंदे यांचे नाव आघाडीवर होते. मराठा आंदोलनापासून अंतर राखणारे शिंदे यांचीच या आंदोलनाला फूस असल्याची चर्चा जोरदार रंगली होती. दोन वर्षांपूर्वी जरांगे यांनी मुंबईच्या दिशेने मोर्चा आणला होता. त्यावेळी तो मोर्चा नवी मुंबईत रोखण्यात तेव्हा मुख्यमंत्रिपदी असलेल्या एकनाथ शिंदे यांना यश आले होते. त्यांनी जरांगेंसोबतची शिष्टाई यशस्वी पार पाडली होती. आझाद मैदानातील आंदोलनादरम्यान जरांगे यांनी आपल्या तिखट वाणीने फडणवीस यांचा यथेच्छ समाचार घेतला. तेच जरांगे शिंदे यांचे मात्र तोंडभरून कौतुक करताना दिसले. सरसकट कुणबी प्रमाणपत्रावर जरांगे अडून बसतील आणि सरकारची कोंडी झाल्यावर मराठा नेता म्हणून चर्चेसाठी आपल्याला बोलावले जाईल, असा शिंदेंचा मनसुबा होता. मात्र तोही फडणवीसांनी उधळून लावला. फडणवीसांनी चर्चेची सर्व सूत्रे विखे यांच्याकडे दिली. आंदोलकांची मुंबईत येऊन आंदोलन करण्याची ऊर्मी पार पडल्यानंतर उत्साह थंड होण्यासाठीचा भरपूर वेळ सरकारने उपलब्ध करून दिला. त्यानंतर न्यायालयाकडून दबाव आल्यानंतर सरकारने जरांगे यांच्यासोबत चर्चेला सुरुवात केली. आंदोलन कधीही हाताबाहेर जाण्यासारखी परिस्थिती निर्माण झाल्यावर जरांगे यांनी आलेल्या प्रस्तावावर फार घासाघीस न करता दुजोरा दिला. जरांगे एवढ्यावरच थांबले नाहीत, तर फडणवीस यांच्या उपस्थितीत उपोषण सोडण्याची इच्छाही बोलून दाखवली. फडणवीसांवर स्तुतिसुमने उधळली आणि ‘तुमचे आमचे वैर संपले’ अशी घोषणा केली. त्यानंतर जल्लोष करत आंदोलक माघारी परतले. आंदोलकांच्या पदरात काय आणि किती पडले, हा स्वतंत्र चर्चेचा विषय असला तरी महायुतीमध्ये विशेषत: शिंदे सेनेत यानंतर मोठी हालचाल सुरू झाल्याची चर्चा आहे. वर्तमानपत्रांच्या पहिल्या पानापासून राज्याच्या सर्व चौकाचौकांत छत्रपती शिवाजी महाराजांच्या प्रतिमेसमोर ‘देवाभाऊ’ अशा जाहिराती आणि मोठमोठे बॅनर झळकले आहेत. मराठा समाजाला फडणवीसांनी न्याय दिला, असा या जाहिरात मोहिमेमागचा अर्थ आहे. ही जाहिरात कुणी दिली, याची सर्वत्र चर्चा असताना ते नाव मात्र अद्याप गुलदस्तातच आहे. मुख्यमंत्री फडणवीस यांना अंधारात ठेवून इतक्या मोठ्या प्रमाणात अशी राज्यभर जाहिरात मोहीम करण्यास कुणीही धजावणार नाही, हे स्पष्ट आहे. भाजपने अधिकृतपणे ही जाहिरात मोहीम राबवली असती तर त्यात आश्चर्य वाटण्याचे काही कारण नव्हते. मात्र, या जाहिरात मोहिमेमागचा कर्ताधर्ता हा एकनाथ शिंदे यांच्या पक्षातीलच एक मंत्री असल्याची जोरदार चर्चा आहे. शिंदे यांच्या पक्षातील मंत्री, आमदारांचा फडणवीसांकडे वाढलेला ओढा ही एकनाथ शिंदे यांच्यासाठी डोकेदुखी ठरणारी आहे. एकूणच जरांगे यांच्या आंदोलनानंतर सत्ताधारी महायुतीतील अंतर्गत कलहासोबतच बड्या नेत्यांच्या आपसातील कुरघोडीचे राजकारण उघड्यावर आल्याचे दिसून आले. (Edited by: Mangesh Mahale) सरकारनामाचे सदस्य व्हा शॉपिंगसाठी 'सकाळ प्राईम डील्स'च्या भन्नाट ऑफर्स पाहण्यासाठी क्लिक करा. Read Latest Marathi Political News, Breaking Political News from Maharashtra, India, Pune &amp; Mumbai at Sarkarnama. To Get Live Political Marathi News on Mobile, Download the Sarkarnama Mobile App for Android and IOS. सरकारनामा आता सर्व सोशल मीडिया प्लॅटफॉर्मवर. ताज्या राजकीय घडामोडींसाठी फेसबुक, ट्विटर, इन्स्टाग्राम, शेअर चॅट, टेलिग्रामवर आणि व्हॉट्सॲप आम्हाला फॉलो करा. तसेच, सरकारनामा यूट्यूब चॅनेलला आजच सबस्क्राइब करा. Follow Us Copyright © 2025 Sakal Media Group – All Rights Reserved Powered by Quintype वेबसाईटवर ब्राउझिंगचा अनुभव सर्वोत्तम असावा, यासाठी आम्ही कुकीजचा वापर करतो. कुकीजमुळे तुम्हाला तुमच्या आवडत्या मजकुराची शिफारस करता येते. आमचे गोपनीयता आणि कुकीजसंदर्भातील धोरण तुम्हाला मान्य आहे.</w:t>
+      </w:r>
+    </w:p>
+    <w:p>
+      <w:pPr>
+        <w:pStyle w:val="Heading3"/>
+      </w:pPr>
+      <w:r>
+        <w:t>Article 67</w:t>
+      </w:r>
+    </w:p>
+    <w:p>
+      <w:r>
+        <w:t>Title: “शासन नुकसानग्रस्त शेतकऱ्यांच्या पाठीशी…” जळगावचे पालकमंत्री गुलाबराव पाटील</w:t>
+      </w:r>
+    </w:p>
+    <w:p>
+      <w:r>
+        <w:t xml:space="preserve">URL: </w:t>
+      </w:r>
+      <w:hyperlink r:id="rId75">
+        <w:r>
+          <w:rPr>
+            <w:color w:val="0000FF"/>
+          </w:rPr>
+          <w:t>https://www.loksatta.com/nashik/guardian-minister-gulabrao-patil-assured-help-in-muktainagar-phm-00-5382384/</w:t>
+        </w:r>
+      </w:hyperlink>
+    </w:p>
+    <w:p>
+      <w:r>
+        <w:t>Content: जळगाव : शासन जिल्ह्यातील अतिवृष्टीसह नदी-नाल्यांच्या पुरामुळे अतोनात नुकसान सोसणाऱ्या शेतकऱ्यांच्या पाठीशी खंबीरपणे उभे आहे. शासनातर्फे नुकसानग्रस्तांना आवश्यक ती सर्व मदत केली जाईल, अशी ग्वाही पालकमंत्री गुलाबराव पाटील यांनी मुक्ताईनगरात गुरूवारी दिली. जिल्ह्यात सोमवारी रात्री झालेल्या जोरदार पावसानंतर मुक्ताईनगर तालुक्यातील एक तरूण पुराच्या पाण्यात वाहून गेला. तसेच पाचोरा तालुक्यातील २०० जनावरे आणि ट्रॅक्टर वाहून गेले. जामनेर तालुक्यातील तीन जनावरे मृत्युमुखी पावली. नद्यांच्या काठावरील घरांमध्ये पाणी शिरले. केळी, कापसासह इतर पिके पाण्याखाली गेल्याने ४४ गावांमधील ४३२७ हेक्टरवरील पिकांचे नुकसान होऊन ५४८५ शेतकरी बाधित झाले. मुक्ताईनगर तालुक्यातही कुऱ्हा काकोडा, जुने बोरखेडा, राजूर, जोंधनखेडा, चिंचखेडा काही या गावांमध्ये दोन दिवसांपूर्वी अतिवृष्टीसह नदी-नाल्यांना पूर आल्याने कपाशी, मका ,सोयाबीन आदी पिकांचे मोठ्या प्रमाणावर नुकसान झाले. यापार्श्वभूमीवर, पालकमंत्री गुलाबराव पाटील आणि वस्त्रोद्योग मंत्री सावकारे यांनी थेट शेतात जाऊन नुकसानीची पाहणी केली. नुकसानग्रस्त शेतकऱ्यांशी संवाद साधून त्यांना धीर दिला. मुक्ताईनगर तालुक्यातील ज्या गावांमध्ये अतिवृष्टीमुळे पिकांचे तसेच घरांचे मोठ्या प्रमाणावर नुकसान झाले आहे, त्यांचे पंचनामे तातडीने पूर्ण करावे. आणि त्या संदर्भात अहवाल तत्काळ सादर करावा, अशा सूचना यावेळी मंत्री पाटील आणि सावकारे यांनी स्थानिक अधिकाऱ्यांना दिल्या. कुऱ्हा गावातील गोरक्षगंगा नदीवरील पूल अतिवृष्टीनंतर खचून गेला आहे, त्याचे नव्याने बांधकाम करण्यासाठी जिल्हा वार्षिक योजनेतून निधी उपलब्ध करण्यात येईल, असेही पालकमंत्री पाटील म्हणाले. नाले खोलीकरण आणि संरक्षण भिंती उभारण्यासाठी २०० कोटी रुपयांच्या निधीचा प्रस्ताव शासनाकडे यापूर्वीच पाठविला आहे, अशी माहिती मुक्ताईनगरचे आमदार चंद्रकांत पाटील यांनी दिली. यावेळी जिल्हा परिषदेचे माजी अध्यक्ष अशोक कांडेलकर, जिल्हाधिकारी आयुष प्रसाद, तहसीलदार गिरीश वखारे, शिवसेना उपजिल्हप्रमुख छोटू भोई, तालुका प्रमुख नवनीत पाटील, शिवसेना जिल्हा संघटक सुनील पाटील, पोलीस निरीक्षक आशिष अडसूळ तसेच कृषी, आरोग्य, सार्वजनिक बांधकाम विभागाचे अधिकारी, सरपंच, तलाठी, ग्रामसेवक उपस्थित होते. मृताच्या वारसांना चार लाखांची मदत कुऱ्हा काकोडा (ता. मुक्ताईनगर) येथील रहिवासी किरण सावळे या तरूणाचा मंगळवारी पुराच्या पाण्यात वाहून गेल्यामुळे मृत्यू झाला होता. पालकमंत्री गुलाबराव पाटील यांनी सावळे परिवाराची भेट घेऊन विचारपूस केली. तसेच शासनातर्फे तातडीची आर्थिक मदत म्हणून किरण सावळे यांच्या पत्नीला चार लाख रूपयांचा धनादेश सुपूर्त केला. संगीतकार-गायक अमाल मलिकने बिग बॉस 19 मध्ये आपल्या काकांबद्दल, अनू मलिक, आणि वडिलांबद्दलच्या आठवणी शेअर केल्या. त्याने सांगितले की, अनू मलिक यांनी त्याच्या वडिलांचे करिअर उध्वस्त केले. एकदा वडिलांचे गाणे त्यांच्या नकळत वापरले गेले होते. अमालने काकांना स्वार्थी म्हटले आणि त्यांच्या वागणुकीमुळे वडिलांना मोठा धक्का बसल्याचे सांगितले. त्याने वडिलांच्या दिलदारपणाचे कौतुक केले.</w:t>
+      </w:r>
+    </w:p>
+    <w:p>
+      <w:pPr>
+        <w:pStyle w:val="Heading3"/>
+      </w:pPr>
+      <w:r>
+        <w:t>Article 68</w:t>
+      </w:r>
+    </w:p>
+    <w:p>
+      <w:r>
+        <w:t>Title: Mumbai News : ‘पानिपत’कार विश्वास पाटील यांच्या साहित्य संमेलनाच्या अध्यक्षपदी</w:t>
+      </w:r>
+    </w:p>
+    <w:p>
+      <w:r>
+        <w:t xml:space="preserve">URL: </w:t>
+      </w:r>
+      <w:hyperlink r:id="rId76">
+        <w:r>
+          <w:rPr>
+            <w:color w:val="0000FF"/>
+          </w:rPr>
+          <w:t>https://maharashtramirror.com/mumbai-news-panipat-writer-vishwas-patil-to-be-the-president-of-sahitya-sammelan/</w:t>
+        </w:r>
+      </w:hyperlink>
+    </w:p>
+    <w:p>
+      <w:r>
+        <w:t>Content: go to Home - मुंबई - Mumbai News : ‘पानिपत’कार विश्वास पाटील यांच्या साहित्य संमेलनाच्या अध्यक्षपदी • निवडीचे मुख्यमंत्र्यांकडून अभिनंदन; अभिनंदन करताना देवेंद्र फडणवीस म्हणाले, ‘ही निवड यथार्थ, पाटील यांची लेखणी प्रेरणादायी’ मुंबई: 99 व्या अखिल भारतीय मराठी साहित्य संमेलनाच्या अध्यक्षपदी निवड झाल्याबद्दल ज्येष्ठ साहित्यिक विश्वास पाटील यांचे मुख्यमंत्री देवेंद्र फडणवीस यांनी अभिनंदन केले आहे. साहित्य संमेलनाचे यजमानपद मिळालेल्या सातारा जिल्ह्यालाही त्यांनी आयोजनासाठी शुभेच्छा दिल्या. मुख्यमंत्र्यांचे अभिनंदन मुख्यमंत्री फडणवीस म्हणाले, “साहित्य संमेलन म्हणजे अभिजात मराठीचा मानबिंदू आणि वैभवशाली मराठीच्या वाटचालीतील समृद्ध दालन आहे. अशा या संमेलनाची शतकपूर्तीकडे वाटचाल सुरू आहे. या महत्त्वाच्या टप्प्यावर सातारा येथे नियोजित 99 व्या साहित्य संमेलनाच्या अध्यक्षपदी ‘पानिपत’कार विश्वास पाटील यांची निवड यथार्थ अशीच आहे.” पाटील यांच्या लेखणीचे कौतुक करताना ते म्हणाले, “पाटील यांनी आपल्या दमदार लेखणीतून विविध आणि कसदार साहित्यकृतींची निर्मिती केली आहे. त्यांच्या लेखणीमुळे मराठी साहित्यात मोलाची भर पडली असून, ही बाब मराठी साहित्य क्षेत्रातील होतकरू लेखकांसाठी प्रेरणादायी ठरेल.” पाटील यांनी ‘पानिपत’ या कादंबरीसह अनेक ऐतिहासिक आणि सामाजिक विषयांवर लेखन केले आहे. त्यांच्या निवडीमुळे साहित्य वर्तुळात आनंदाचे वातावरण आहे. Your email address will not be published. Required fields are marked * Comment * Name * Email * Website Save my name, email, and website in this browser for the next time I comment. Δ</w:t>
+      </w:r>
+    </w:p>
+    <w:p>
+      <w:pPr>
+        <w:pStyle w:val="Heading3"/>
+      </w:pPr>
+      <w:r>
+        <w:t>Article 69</w:t>
+      </w:r>
+    </w:p>
+    <w:p>
+      <w:r>
+        <w:t>Title: ग्रामविकासात ग्रामपंचायत अधिकाऱ्यांचे योगदान उल्लेखनीय; सीईओ गजानन पाटील</w:t>
+      </w:r>
+    </w:p>
+    <w:p>
+      <w:r>
+        <w:t xml:space="preserve">URL: </w:t>
+      </w:r>
+      <w:hyperlink r:id="rId77">
+        <w:r>
+          <w:rPr>
+            <w:color w:val="0000FF"/>
+          </w:rPr>
+          <w:t>https://puneprimenews.com/pune/ceo-gajanan-patil-the-contribution-of-gram-panchayat-officers-in-rural-development-is-remarkable-ceo-gajanan-patil/</w:t>
+        </w:r>
+      </w:hyperlink>
+    </w:p>
+    <w:p>
+      <w:r>
+        <w:t>Content: Photo- Pune Prime News पुणे, ता. 21: शासनाच्या योजना ग्रामपंचायतीच्या माध्यमातून पायाभूत सुविधा आणि कल्याणकारी योजना गाव खेड्यात पोहचल्या आहेत. यामध्ये गावातील रस्ते, गटारी, पथदिवे, पिण्याच्या पाण्याची सोय, आरोग्य आणि शिक्षणाच्या सुविधांचा विकास होऊ लागला आहे. सर्व नोंदी आणि दस्तऐवज सुस्थितीत ठेवून विविध शासकीय योजनांची अंमलबजावणी ग्रामपंचायत अधिकाऱ्यांनी प्रभावीपणे राबवली आहे. एकंदरीत जिल्ह्यातील ग्रामपंचायत अधिकारी संवर्गाचे काम अत्यंत उत्कृष्ट चालले आहे. असे प्रतिपादन पुणे जिल्हा परिषदेचे मुख्य कार्यकारी अधिकारी गजानन पाटील (CEO Gajanan Patil) यांनी केले आहे. पुणे जिल्हा ग्रामपंचायत अधिकारी सहकारी पतसंस्थेच्या 47 व्या सर्वसाधारण नुकतीच पुण्यात पार पडली. यासभेत बोलताना वरील प्रतिपादन मुख्य कार्यकारी अधिकारी गजानन पाटील यांनी केले. यावेळी अतिरिक्त मुख्य कार्यकारी अधिकारी चंद्रकांत वाघमारे, उपमुख्य कार्यकारी अधिकारी (सा. प्र.) श्रीकांत खरात, उपमुख्य कार्यकारी अधिकारी (पंचायत) भूषण जोशी, संस्थेचे अध्यक्ष विठ्ठल साकोरे, सचिव विलास बडदे, उपाध्यक्षा प्रज्ञा चव्हाण, राज्य संघटक महाराष्ट्र राज्य जिल्हा परिषद कर्मचारी महासंघ श्रीकांत वाव्हळ, अलका रहाणे, पुणे जिल्हा ग्रामपंचायत अधिकारी युनियनचे अध्यक्ष अमोल घोळवे, सरचिटणीस अनिल बगाटे, संदीप ठवाळ, संतोष भोसले, सोमनाथ नवले, अनिल कुंभार, पुंडलिक मस्के आदी मान्यवर उपस्थित होते. पुढे बोलताना गजानन पाटील म्हणाले, पुणे जिल्हा ग्रामसेवक पतसंस्थेचे कामकाज अत्यंत पारदर्शक व काटकसरीने चालू असून पतसंस्थेचे रूपांतर लवकरच बँकेत करावे. त्यासाठी सर्व आवश्यक ती मदत करणार आहे. जिल्ह्यातील सर्व ग्रामपंचायत अधिकाऱ्यांना जिल्हा परिषद सेस फंडातून बिनव्याजी रक्कम देऊन पंधरा दिवसाच्या आत मध्ये सर्वांना लॅपटॉप देण्यात येणार आहेत. मुख्यमंत्री समृद्ध पंचायत राज अभियान या योजनेमध्ये जिल्ह्यातील सर्व गावांनी सहभागी होऊन राज्यांमध्ये एक ग्रामपंचायत एक पंचायत समिती व जिल्हा परिषद प्रथम क्रमांक आणण्यासाठी सर्वांनी काम करावे. दरम्यान, सभेच्या पहिल्या सत्रात विषय पत्रिकेवरील सर्व विषयांवर मुद्देसूद चर्चा होऊन अनेक निर्णय घेण्यात आले. यात आम सभासदांनी मोठ्या प्रमाणात सहभाग घेऊन पतसंस्थेच्या कामकाजाविषयी समाधान व्यक्त करीत काही अंशी सर्वानुमते सकारात्मक सूचना केल्या. तर दुसऱ्या सत्रात पुष्पराज झोळ यांनी गुणवंत विद्यार्थ्यांच्या वतीने स्पर्धेच्या युगात टिकण्यासाठी आवश्यक मनोबल व संयम संहिता याविषयी समर्पक मनोगत व्यक्त केले. तदनंतर आदर्श ग्रामपंचायत अधिकारी नेहरकर व संचालक मदन ( मामा ) शेलार यांनी आदर्श कामकाज करण्यासाठी गावातील लोकांचा लोकसहभाग आणि वरिष्ठ अधिकाऱ्यांची साथ घेऊन गावाचा सर्वांगीण विकास कसा करावा याचे मार्गदर्शन केले. जिल्हा परिषद शाळेसाठी सायकल बँक इयत्ता चौथी ते आठवीच्या विद्यार्थ्यांना सायकल वाटप अभियान राबवले आहे. त्यामध्ये ग्रामपंचायत अधिकारी युनियन मार्फत 200 सायकल मोफत देण्यात आल्या आहेत. मुख्य कार्यकारी अधिकारी गजानन पाटील हे कॉपी विथ सीईओ हा उपक्रम निवडक ग्रामपंचायत अधिकारी यांच्या सोबत राबवून लवकरच मुक्त संवाद साधणार आहेत. तर हा कार्यक्रम यशस्वी पार पाडण्यासाठी पतसंस्थेच्या शितल जगताप व ऋत्विक मांढरे यांनी बहुमूल्य योगदान दिले. पत्रकारिता क्षेत्रात गत ५ वर्षांपासून कार्यरत. संशोधनात्मक लेखनात विशेष प्राविण्य. राजकारण, उद्योग जगत, आर्थिक घडामोडी, स्टार्टअप, आंतरराष्ट्रीय घडामोडींचे विश्‍लेषण तज्ञ. दैनिक पुण्यनगरी , दैनिक राष्ट्रसह्याद्री मधील कामासह गेल्या दीड वर्षांपासून पुणे प्राईम न्यूज मध्ये बातमीदार म्हणून कार्यरत आहे. © 2022 ContentOcean Infotech Pvt Ltd. Login to your account below Remember Me Please enter your username or email address to reset your password. © 2022 ContentOcean Infotech Pvt Ltd.</w:t>
+      </w:r>
+    </w:p>
+    <w:p>
+      <w:pPr>
+        <w:pStyle w:val="Heading3"/>
+      </w:pPr>
+      <w:r>
+        <w:t>Article 70</w:t>
+      </w:r>
+    </w:p>
+    <w:p>
+      <w:r>
+        <w:t>Title: PM Modi lays foundation stone for SJVN’s 200 MW Khavda Solar Project in Gujarat</w:t>
+      </w:r>
+    </w:p>
+    <w:p>
+      <w:r>
+        <w:t xml:space="preserve">URL: </w:t>
+      </w:r>
+      <w:hyperlink r:id="rId78">
+        <w:r>
+          <w:rPr>
+            <w:color w:val="0000FF"/>
+          </w:rPr>
+          <w:t>https://www.businessupturn.com/business/corporates/pm-modi-lays-foundation-stone-for-sjvns-200-mw-khavda-solar-project-in-gujarat/</w:t>
+        </w:r>
+      </w:hyperlink>
+    </w:p>
+    <w:p>
+      <w:r>
+        <w:t>Content: Prime Minister Narendra Modi virtually laid the foundation stone for SJVN Limited’s 200 MW Solar Power Project at Khavda Solar Park, Gujarat, on September 20, 2025. The project falls under GUVNL Phase–XVII. The event was attended by Gujarat Chief Minister Bhupendrabhai Patel, Union Minister of Ports, Shipping and Waterways Sarbananda Sonowal, Union Minister of Labour and Employment and Youth Affairs and Sports Mansukh Mandaviya, Union Minister of Jal Shakti Chandrakant Raghunath Patil, Union MoS for Ports, Shipping and Waterways Shantanu Thakur, and Union MoS for Consumer Affairs, Food and Public Distribution Nimuben Jayantibhai Bambhaniya, along with other dignitaries. SJVN CMD Bhupender Gupta, Director (Personnel) Ajay Kumar Sharma, Director (Finance – Addl. Charge) Sipan Kumar Garg, and SGEL CEO Ajay Singh joined virtually. The Khavda Solar Power Project is being developed within Khavda Solar Park in Kachchh district, set up by Gujarat State Electricity Corporation Limited (GSECL). The power generated will be supplied to Gujarat Urja Vikas Nigam Limited (GUVNL) for 25 years at a tariff of ₹2.88 per unit. The project will require an estimated investment of ₹866.8 crore. It is expected to generate 504.92 million units of electricity in the first year and a cumulative 11,620 million units over 25 years. During this period, it is projected to reduce carbon emissions by 5,69,250 tonnes. The commissioning deadline has been set for December 31, 2026. The installation will contribute to renewable energy generation targets, employment opportunities in the region, and effective utilization of Kachchh’s arid land for power generation. Get real-time market updates on the go Exclusive insights and ad-free experience Get the latest business news delivered to your inbox © 2025 Business Upturn. All rights reserved. The information provided on this website is for general informational purposes only. Business Upturn does not provide investment, financial, or legal advice. Readers are advised to conduct their own research before making any financial decisions.</w:t>
+      </w:r>
+    </w:p>
+    <w:p>
+      <w:pPr>
+        <w:pStyle w:val="Heading3"/>
+      </w:pPr>
+      <w:r>
+        <w:t>Article 71</w:t>
+      </w:r>
+    </w:p>
+    <w:p>
+      <w:r>
+        <w:t>Title: Power play over water</w:t>
+      </w:r>
+    </w:p>
+    <w:p>
+      <w:r>
+        <w:t xml:space="preserve">URL: </w:t>
+      </w:r>
+      <w:hyperlink r:id="rId79">
+        <w:r>
+          <w:rPr>
+            <w:color w:val="0000FF"/>
+          </w:rPr>
+          <w:t>https://punemirror.com/city/power-play-over-water/</w:t>
+        </w:r>
+      </w:hyperlink>
+    </w:p>
+    <w:p>
+      <w:r>
+        <w:t>Content: Share PMC stunned as state dept threatens to slash Pune’s water supply With the Pune Municipal Corporation (PMC) struggling to supply adequate water from its sanctioned quota, a cold war has erupted between the civic body and the State’s Water Resources Department over water, leaving residents at the receiving end.Escalating the crisis further, the department has moved to cut the PMC’s existing water allocation by 10 percent and assert control over key water centres, sparking outrage among citizens who are asking burning questions: Who is really behind the pressure tactics? And who stands to gain from choking the city’s water supply? ‘Fix leakages first’Pune’s water demand has soared due to the merger of surrounding villages and a sharp surge in population. Yet, rather than addressing the water woes, the state department has coldly asked the civic body to first stop leakages and fully utilise treated water before even considering an increase in the city’s water quota, ignoring the urgency of a growing city thirsting for solutions. 3 ministers from the city, none step inPune has three powerful ministers, including Deputy Chief Minister and Guardian Minister Ajit Pawar, Cabinet Minister Chandrakant Patil, and Minister of State Madhuri Misal. Yet, none of them have taken a firm stand on the city’s worsening water woes.While political leaders were quick to hold flashy meetings with municipal officials, not a single one has openly supported Pune’s repeated requests for increased quota. The result? The PMC is left high and dry, while water politics brews behind closed doors. Deepening crisisAs the city’s population skyrockets and newly merged villages lack basic water infrastructure, PMC has been forced to deploy water tankers, leading to alarming reports of water theft. And yet, the state continues to refuse additional water unless PMC meets a barrage of conditions.It has also served PMC a notice demanding Rs 714 crore in dues, including Rs 174 crore for the current year. An immediate payment of Rs 200 crore has been sought. The move has reignited debate over whether water is being used as a political tool in Pune.Tensions between PMC and the Water Resources department are expected to escalate. The department has accused the corporation of drawing more water than its sanctioned quota from the Khadakwasla dam and proposed a 10 per cent cut to enforce conservation. PMC has rejected the proposal, averting an immediate crisis, but officials warn that the issue could flare up again. How much water does PMC use?The PMC is consuming more than 21 TMC of water annually, far exceeding its sanctioned quota. According to official figures, PMC is allotted 11.6 TMC from the Khadakwasla project, 0.34 TMC from the Pavana river basin, 2.67 TMC from the Bhama Askhed project, and 1.75 TMC for newly merged villages, totalling 16.36 TMC. For a projected population of 76.16 lakh by 2031, excluding the merged villages, the approved quota stands at 14.61 TMC. But actual usage has already crossed the 21 TMC mark.With demand rising sharply, the civic body is now exploring alternatives beyond dams. The civic body has proposed using water from local lakes for drinking purposes. The PMC water supply department has formally requested control of Jambhulwadi and Bhilarewadi lakes from the Water Resources Department, aiming to use them as supplementary sources for residential supply.Last month, Water Resources Minister Radhakrishna Vikhe Patil held a meeting at PMC headquarters, where the proposal was discussed. He reportedly expressed no objection to the plan, paving the way for official clearance. If approved, the move could resolve water issues for at least 30,000 residents living around each lake.Despite this, PMC officials allege that the state department is more focused on undermining the corporation than resolving the crisis. Treated water remains unusedThe Pune Municipal Corporation has spent over Rs 100 crore to treat wastewater for agricultural reuse, but the Water Resources Department has failed to lift even half the available supply. While the state government insists PMC must recycle 30 to 40 per cent of its water and bear the cost of reserving dam water for non-irrigation use, data obtained under the Right to Information Act shows the department has used just 35 per cent of the treated water over nine years.Between 2016 and December 2024, only 22.5 TMC of recycled water was used for farming, far below capacity. Since January 2025, the department has not lifted even 10 percent of the available supply. Activists say this is a major failure on the part of the state department, especially when the state’s own minister, Radhakrishna Vikhe Patil, has made additional water contingent on PMC’s recycling performance.With civic elections approaching, the timing of the proposed water cuts has raised eyebrows. The political silence surrounding the issue has only fuelled speculation that water is being weaponised for electoral gain. An attempt to undermine Dada’s power?In political circles, whispers have turned into roars—is the Water Resources Department plotting to undermine Deputy CM Ajit Pawar’s clout in Pune? Known as the city’s political strongman or ‘Dada’, Pawar has often claimed he calls the shots. But the state department’s ‘bold’ actions suggest a challenge to his authority.Water Resources Minister Radhakrishna Vikhe Patil has clearly stated: “No extra water unless leakage is fixed and wastewater is reused.” Since then, the department has intensified pressure on PMC, leading many to suspect a deliberate campaign to strip Ajit Pawar of his Pune dominance. Is this a political ploy disguised as water management?The timing and tone of the Water Resources Department’s actions have led many to ask whether a larger power play is unfolding behind the scenes. Political puppeteering?According to Vivek Velankar, President of Sajag Nagrik Manch, the situation reeks of deliberate sabotage. “Water Resources Department officials are acting at the behest of their political bosses. Without high-level blessings, they wouldn’t dare to push PMC around like this,” Velankar said. A calculated movePrashant Jagtap, city president of the Nationalist Congress Party (Sharad Pawar faction), has accused the ruling alliance of hatching a plan to win the civic polls.“The Mahayuti is orchestrating a devious plan to win the upcoming municipal elections. It is through the Chief Minister and the Water Resources Minister that officials of the Water Resources Department are being instructed to propose water cuts,” Jagtap said“Once this proposal is put forward, BJP ministers and political leaders in Pune will try to take credit by claiming they prevented the decision. Puneites have already seen through this ploy. Efforts are also being made to ensure that their alliance partners, Ajit Pawar and the Shinde faction, do not get any credit. This entire move is being carried out by the BJP to steal the spotlight,” the NCP (SP) leader claimed. Read more Latest Town Talk - Where voices unite, stories flourish, and community thrives through open dialogue and meaningful connections. Company Trending Tags © Pune Times Mirror</w:t>
+      </w:r>
+    </w:p>
+    <w:p>
+      <w:pPr>
+        <w:pStyle w:val="Heading3"/>
+      </w:pPr>
+      <w:r>
+        <w:t>Article 72</w:t>
+      </w:r>
+    </w:p>
+    <w:p>
+      <w:r>
+        <w:t>Title: “जरांगे पाटलांनी आधी इंग्रजी शिकून Reservation चं स्पेलिंग लिहून दाखवावं”, लक्ष्मण हाकेंची बोचरी टीका</w:t>
+      </w:r>
+    </w:p>
+    <w:p>
+      <w:r>
+        <w:t xml:space="preserve">URL: </w:t>
+      </w:r>
+      <w:hyperlink r:id="rId80">
+        <w:r>
+          <w:rPr>
+            <w:color w:val="0000FF"/>
+          </w:rPr>
+          <w:t>https://thodkyaat.com/laxman-hake-challenges-manoj-jarange-learn-english-spell-reservation-dont-go-to-delhi-go-to-america-or-africa/</w:t>
+        </w:r>
+      </w:hyperlink>
+    </w:p>
+    <w:p>
+      <w:r>
+        <w:t>Content: Laxman Hake vs Manoj Jarange | बीड जिल्ह्यातील केज आणि गेवराई येथे आयोजित महाएल्गार सभेत ओबीसी नेते लक्ष्मण हाके (Laxman Hake) यांनी मराठा आरक्षण आंदोलनाचे नेते मनोज जरांगे पाटील यांच्यावर जोरदार टीका केली. हाके यांनी थेट आव्हान देत म्हटलं – “जरांगे पाटील यांनी आधी इंग्रजी शिकून Reservation चं स्पेलिंग लिहून दाखवावं. दिल्लीला न जाता अमेरिका किंवा आफ्रिकन देशात जावं आणि तिथे आरक्षणाचं ज्ञान पाजळावं.” (Laxman Hake vs Manoj Jarange) लक्ष्मण हाके म्हणाले, “ज्या भूमीतून ओबीसींचं आरक्षण संपवलं, त्याच भूमीत आम्ही सभा घेत आहोत. दिल्लीला जाऊन अगरबत्ती कुठे लावणार? इथल्या कारखानदारांनी जरांगे यांना गुळाचा गणपती केला आहे. आम्हाला अंडरस्टिमेट करू नका. माझ्यासाठी अकराशे जणांची टीम तयार करा, मी प्रत्युत्तर द्यायला तयार आहे.” हाके यांनी पुढे सांगितले की, गेली दोन वर्षे त्यांनी संविधानाची भाषा बोलली, मात्र आता विद्रोहाची भाषा बोलत असल्याचे स्पष्ट केले. ते दसऱ्यानंतर मुंबईत मोठं आंदोलन करण्याच्या तयारीत आहेत. आठवडाभरापूर्वी लक्ष्मण हाके (Laxman Hake) यांनी जरांगे पाटलांसमोर एक वादग्रस्त प्रस्ताव मांडला होता. त्यांनी जाहीर सभेतून म्हटलं होतं की, “कुणबी प्रमाणपत्राद्वारे मराठा समाज ओबीसींमध्ये आला असल्याने पहिले 11 विवाह ओबीसी समाजातील तरुणांसोबत लावून देऊया.” या विधानावर मोठा वाद झाला होता. (Laxman Hake vs Manoj Jarange) मात्र आता हाके यांनी यू-टर्न घेत, “मी तसे काही बोललो नाही” असं सांगितलं आहे. तरीही हा विषय राजकीय आणि सामाजिक वर्तुळात चर्चेचा ठरला आहे. राजकीय भूकंप! लक्ष्मण हाके चळवळीतून बाहेर पडणार? ओबीसी आरक्षण अडचणीत लक्ष्मण हाकेंच्या नव्या मागणीने राज्यातलं वातावरण तापलं! जाणून घ्या नेमकी मागणी काय? मोठी बातमी! मराठ्यांचं वादळं दिल्लीत धडकणार, मनोज जरांगे पाटलांनी केली घोषणा Thodkyaat is your source for concise, accurate, and impactful news, delivered quickly &amp; efficiently. We are the leading destination for staying informed about the latest happenings in Maharashtra, India. Providing essence of each story without unnecessary length. Politics Sports Entertainment Health About Us Contact Us Disclaimer Privacy policy Maharashtra India Technology Crime News © Implant Media Pvt. Ltd. | All rights reserved Batmi Mahasatta Lokrajya</w:t>
+      </w:r>
+    </w:p>
+    <w:p>
+      <w:pPr>
+        <w:pStyle w:val="Heading3"/>
+      </w:pPr>
+      <w:r>
+        <w:t>Article 73</w:t>
       </w:r>
     </w:p>
     <w:p>
@@ -1042,7 +2251,7 @@
       <w:r>
         <w:t xml:space="preserve">URL: </w:t>
       </w:r>
-      <w:hyperlink r:id="rId42">
+      <w:hyperlink r:id="rId81">
         <w:r>
           <w:rPr>
             <w:color w:val="0000FF"/>
@@ -1061,918 +2270,19 @@
         <w:pStyle w:val="Heading3"/>
       </w:pPr>
       <w:r>
-        <w:t>Article 35</w:t>
-      </w:r>
-    </w:p>
-    <w:p>
-      <w:r>
-        <w:t>Title: विद्यार्थ्यांना शिष्यवृत्ती वेळेत मिळण्यासाठी अर्ज स्वीकृती प्रक्रियेत सुलभता</w:t>
+        <w:t>Article 74</w:t>
+      </w:r>
+    </w:p>
+    <w:p>
+      <w:r>
+        <w:t>Title: Teachers Recruitment: सुवर्णसंधी! राज्यात ६२०० प्राध्यापक आणि २९०० शिक्षकेतर कर्मचाऱ्यांसाठी भरती, अर्ज करण्याची मुदत काय?</w:t>
       </w:r>
     </w:p>
     <w:p>
       <w:r>
         <w:t xml:space="preserve">URL: </w:t>
       </w:r>
-      <w:hyperlink r:id="rId43">
-        <w:r>
-          <w:rPr>
-            <w:color w:val="0000FF"/>
-          </w:rPr>
-          <w:t>https://deshdoot.com/17-september-2025-students-scholarship-minister-of-higher-and-technical-education-chandrakant-patil/</w:t>
-        </w:r>
-      </w:hyperlink>
-    </w:p>
-    <w:p>
-      <w:r>
-        <w:t>Content: उच्च व तंत्र शिक्षण मंत्री चंद्रकांत पाटील यांचा विद्यार्थ्यांना दिलासा मुंबई | वृत्तसंस्था Mumbai राज्य सामाईक प्रवेश परीक्षा कक्ष व तंत्रशिक्षण संचालनालयामार्फत व्यावसायिक अभ्यासक्रमांच्या प्रवेश प्रक्रियेदरम्यान उत्पन्नांचा दाखला, वैयक्तिक माहिती व कागदपत्रे सादर केलेली असतात. ही प्रक्रिया पूर्णतः ऑनलाईन व ऑफलाईन पद्धतीने पडताळणी केलेली असते. त्यामुळे विद्यार्थ्यांनी एकदा उत्पन्नाचा दाखला दिल्यानंतर पुन्हा अभ्यासक्रम पूर्ण होईपर्यत शिष्यवृत्तीसाठी तीच माहिती देण्याची आवश्यकता नसून हीच माहिती ग्राह्य धरावी, असे निर्देश उच्च व तंत्र शिक्षणमंत्री चंद्रकांत पाटील यांनी प्रशासनाला देत विद्यार्थ्यांना मोठा दिलासा दिला आहे. 📍१७ सप्टेंबर २०२५ | मंत्रालय, मुंबईआज मंत्रालयात माझ्या अध्यक्षतेखाली अनुसूचित जाती (SC), अनुसूचित जमाती (ST), इतर मागासवर्ग (OBC), आर्थिक दुर्बल घटक (EWS), सामाजिक व शैक्षणिकदृष्ट्या मागास वर्ग (SEBC) आणि इतर सर्व प्रवर्गातील विद्यार्थ्यांच्या शिष्यवृत्तीची रक्कम वेळेवर… pic.twitter.com/PXsWogklrz मंत्रालयात उच्च व तंत्रशिक्षण मंत्री चंद्रकांत पाटील यांच्या अध्यक्षतेखाली अनुसूचित जाती (SC), अनुसूचित जमाती (ST), इतर मागासवर्ग (OBC),आर्थिक दुर्बल घटक (EWS) सामाजिक व शैक्षणिकदृष्ट्या मागास वर्ग (SEBC) आणि इतर सर्व प्रवर्गातील विद्यार्थ्यांच्या शिष्यवृत्तीची रक्कम शैक्षणिक संस्थांना आणि विद्यार्थ्यांना वेळेत मिळावी यासाठी कार्यपद्धतीत सुधारणा करण्यासाठी आढावा बैठक पार पडली. बैठकीला राज्यमंत्री माधुरी मिसाळ, उच्च व तंत्रशिक्षण विभागाचे अपर मुख्य सचिव बी. वेणुगोपाल रेड्डी, इतर मागास बहुजन कल्याण विभागाचे सचिव ए.बी. धुळाज, तंत्रशिक्षण विभागाचे संचालक डॉ. विनोद मोहितकर, उच्च शिक्षण विभागाचे उपसचिव अशोक मांडे, उपसचिव प्रताप लुबाळ, सहसचिव संतोष खोरगडे, सामाजिक न्याय विभागाच्या उपसचिव वर्षा देशमुख तसेच संबंधित अधिकारी उपस्थित होते. मंत्री पाटील म्हणाले, केंद्रीभूत प्रवेश प्रक्रियेशिवाय अन्य अभ्यासक्रमांच्या प्रवेशित विद्यार्थ्यांना शिष्यवृत्तीसाठी महाडीबीटी पोर्टलवर कागदपत्रे अपलोड करावी लागतात. शिष्यवृत्तीसाठी एकदा विद्यार्थ्यांकडून माहिती अपलोड केल्यानंतर नव्याने माहिती घेण्याची आवश्यकता राहणार नाही, यासाठी संबंधित विभागांनी सूक्ष्म नियोजन करावे. त्यामुळे शिष्यवृत्ती अर्जाच्या छाननीसाठी लागणाऱ्या वेळेची बचत होईल. तसेच प्रवेशीत विद्यार्थ्यांचा अचूक डेटाही उपलब्ध होईल. विद्यापीठांनीसुद्धा शिष्यवृत्तीसाठी आवश्यक असणारी कागदपत्रे पुन्हा तपासावी लागणार नाही. विद्यार्थ्यांनाही वांरवार तीच माहिती द्यावी लागणार नसल्याने त्यांच्या शिष्यवृत्ती मिळण्यातील टप्पे कमी होतील. विद्यार्थ्यांच्या बँक खात्यात शिष्यवृत्ती योजनेतील केंद्र सरकारच्या हिश्श्यापोटी येणाऱ्या 60 टक्के रक्कमेची माहिती संबंधित महाविद्यालयांना वेळेत मिळावी. यासाठी सर्व अंमलबाजवणी यंत्रणांनी विशिष्ट कार्यप्रणाली तयार करण्याच्या सूचना देत मंत्री पाटील म्हणाले की, सर्व संबंधीत विभागांनी याबाबत तातडीने कार्यवाही करावी. उच्च शिक्षण घेणाऱ्या विद्यार्थ्यांना शिष्यवृत्ती वेळेत मिळाली पाहिजे, यासाठी सामाजिक न्याय, इतर मागास बहुजन कल्याण, आदिवासी विकास विभागाने संबंधित आर्थिक वर्षाची तरतूद आणि वितरणाचे कालबद्ध नियोजन करावे. शिक्षण शुल्क नियामक प्राधिकरण यांनी केंद्रीभूत प्रवेश प्रक्रिया सुरू होण्यापूर्वी शिक्षण शुल्क निश्चिती करावी, अशा सूचनाही त्यांनी दिल्या. मुख्यमंत्री देवेंद्र फडणवीस यांनी विद्यार्थ्यांना प्रत्येक वर्षाची शिष्यवृत्ती वेळेत मिळावी, यासाठी राज्य सरकारच्या वेतन वितरण प्रणालीच्या धर्तीवर शिष्यवृत्ती वितरण प्रणाली ‘ऑटो सिस्टम’वर विकसित करावी, अशा सूचनाही मंत्री पाटील यांनी दिल्या. त्यानुसार ही कार्यवाही गतीने पूर्ण करावी आणि विद्यार्थ्यांना प्रत्येक वर्षाची शिष्यवृत्ती वेळेत मिळावी, यासाठी सूक्ष्म नियोजन करावे. शिष्यवृत्ती वेळेत मिळाल्यास विद्यार्थ्यांच्या शैक्षणिक खर्चाचा भार कुटुंबावर येत नाही. मानवीय दृष्टीकोनातून विद्यार्थ्यांचे शैक्षणिक हित लक्षात घेता या कार्यवाहीला संबंधित विभागांनी प्राधान्य द्यावे, असेही मंत्री पाटील यावेळी म्हणाले.</w:t>
-      </w:r>
-    </w:p>
-    <w:p>
-      <w:pPr>
-        <w:pStyle w:val="Heading3"/>
-      </w:pPr>
-      <w:r>
-        <w:t>Article 36</w:t>
-      </w:r>
-    </w:p>
-    <w:p>
-      <w:r>
-        <w:t>Title: भाजपच्या तीन नेत्यांपुढे कोथरुड ‘शांत’ करण्याचे आव्हान</w:t>
-      </w:r>
-    </w:p>
-    <w:p>
-      <w:r>
-        <w:t xml:space="preserve">URL: </w:t>
-      </w:r>
-      <w:hyperlink r:id="rId44">
-        <w:r>
-          <w:rPr>
-            <w:color w:val="0000FF"/>
-          </w:rPr>
-          <w:t>https://www.loksatta.com/politics/crime-developments-in-kothrud-pune-and-challenge-before-murlidhar-mohol-megha-kulkarni-chandrakant-patil-print-politics-news-asj-82-5383787/</w:t>
-        </w:r>
-      </w:hyperlink>
-    </w:p>
-    <w:p>
-      <w:r>
-        <w:t>Content: पुणे : केंद्रीय राज्यमंत्री मुरलीधर मोहोळ, राज्याचे उच्च व तंत्रशिक्षण मंत्री चंद्रकांत पाटील आणि राज्यसभेच्या खासदार मेधा कुलकर्णी हे तीन भाजपचे महत्त्वाचे नेते असतानाही पुण्यातील कोथरुड परिसर गुन्हेगारी टोळ्यांच्या कारवायांमुळे अशांत झाले आहे. महापालिकेच्या निवडणुका जवळ आल्या असताना या टोळ्या भरदिवसा गोळीबार करत जीवघेणे हल्ले करत असल्याने कोथरूड शांत करण्याचे आव्हान या तिन्ही नेत्यांपुढे उभे राहिले आहे. मोहोळ, पाटील आणि कुलकर्णी या तिघांचेही कार्यक्षेत्र हे कोथरुड आहे. कुख्यात गुंड निलेश घायवळ याच्या टोळीतील गुंडांनी कोथरुडमध्ये एकावर गोळीबार आणि दुसऱ्यावर कोयत्याने वार करून दहशत निर्माण केल्याचा प्रकार घडल्याने शांत कोथरुडमधील वातावरण पुन्हा अशांत झाले आहे. पुण्याच्या गुन्हेगारी क्षेत्रात काही नावे सातत्याने चर्चेत राहिली आहेत. त्यामध्ये कुख्यात गुंड निलेश घायवळ आणि कुख्यात गुंड गजानन मारणे हे दोघे आहेत. दोघांचेही कार्यक्षेत्र हे कोथरुड आहे. घायवळ हा ‘बॉस’ म्हणून ओळखला जातो , तर मारणे हा ‘महाराज’ या नावांने ओळखला जातो. २००० सालापासून म्हणजे २५ वर्षांपूर्वी त्यांनी कोथरुडमध्ये गुन्हेगारी कारवायांना सुरुवात झाली. तेव्हा घायवळ आणि मारणे हे दोघेही एकत्र होते. त्यांना एकाच्या खून प्रकरणात सात वर्षांची शिक्षा झाली. तुरुंगातून सुटका झाल्यानंतर त्यांच्यात दरी निर्माण झाली आणि कोथरुड भागात टोळीयुद्ध सुरू झाले. या संघर्षाला २००९ मध्ये सुरुवात झाली. मारणे टोळीने घायवळच्या खुनाचा प्रयत्न केला आणि सूडाची साखळी सुरू झाली. घायवळ टोळीतील गुंड पप्पू गावडे याचा खून मारणे टोळीने केला, तर गावडेच्या खुनाचा सूड घेण्यासाठी सचिन कुडले याचा खून घायवळ टोळीने केला. हे टोळीयुद्ध सुरू असताना पुण्यातील सर्वच राजकीय पक्ष आणि नेत्यांनी त्यांच्याकडे तटस्थपणे पाहण्याची भूमिका घेतल्याचे दिसून येते. दोघांच्या टोळ्यांविरुद्ध महाराष्ट्र संघटित गुन्हेगारी नियंत्रण कायद्यानुसार (मकोका) कारवाई करण्यात आली. मात्र, निवडणुका आल्या की, त्यांच्या ताकदीचा वापर काही राजकीय पक्षांच्या नेत्यांनी करून घेतला. त्यामुळे त्यांचे राजकीय क्षेत्रात वजन वाढत गेलेले दिसते. मारणे याची पत्नी जयश्री मारणे या महाराष्ट्र नवनिर्माण सेनेच्या तिकिटावर पुणे महापालिकेच्या २०१२ च्या निवडणुकीत निवडून आल्या. २०१७ च्या निवडणुकीत त्यांचा पराभव झाला. त्यानंतर मारणे याचे राजकीय क्षेत्रातील लागेबांधेही वाढत गेले. त्यामुळे त्याची तळोजा कारागृहातून सुटल्यानंतर पुणे-मुंबई द्रूतगती महामार्गावरून मोटार रॅली काढण्यापर्यंत मजल गेली. मारणेला १९९० आणि २०१२ असे दोन वेळा पुणे जिल्ह्यातून तडीपार करण्यात आले. घायवळ यालाही सध्या तडीपार करण्यात आले आहे. मात्र, या दोन टोळ्यांनी कोथरुडमध्ये वर्चस्व निर्माण केले असताना राजकीय पक्षांनी बघ्याची भूमिका घेतल्याचे दिसून येते. पुणे महापालिकेच्या निवडणुका जवळ आल्या असताना शांत म्हणून ओळख असलेले कोथरुड अशांत झाले आहे. दोन मंत्री आणि एक खासदारांचे कार्यक्षेत्र असलेल्या कोथरुडला मूळ पदावर आणण्यासाठी पावले उचलली जाणार का? अशी चर्चा राजकीय वर्तुळात सुरू झाली आहे. भाऊ कदम यांनी 'चला हवा येऊ द्या' या शोमधून प्रचंड लोकप्रियता मिळवली आहे. त्यांनी नुकत्याच एका पॉडकास्टमध्ये त्यांच्या एका चाहतीचा किस्सा सांगितला. ती बाई भाऊ कदम यांची मोठी फॅन होती आणि तिने देवाच्या बाजूला भाऊ कदम यांचा फोटो लावला होता. भाऊ कदम यांनी तिच्याशी संपर्क साधून तिला शोच्या हजाराव्या एपिसोडला बोलावलं. त्यांच्या या लोकप्रियतेमुळे त्यांना महाराष्ट्रभरात चाहतावर्ग आहे.</w:t>
-      </w:r>
-    </w:p>
-    <w:p>
-      <w:pPr>
-        <w:pStyle w:val="Heading3"/>
-      </w:pPr>
-      <w:r>
-        <w:t>Article 37</w:t>
-      </w:r>
-    </w:p>
-    <w:p>
-      <w:r>
-        <w:t>Title: Maharashtra News LIVE : धाराशीवमध्ये तुळजाभवानी नवरात्र महोत्सवात वापरले जाणार एआय कॅमेरे</w:t>
-      </w:r>
-    </w:p>
-    <w:p>
-      <w:r>
-        <w:t xml:space="preserve">URL: </w:t>
-      </w:r>
-      <w:hyperlink r:id="rId45">
-        <w:r>
-          <w:rPr>
-            <w:color w:val="0000FF"/>
-          </w:rPr>
-          <w:t>https://www.tv9marathi.com/maharashtra/tv9-marathi-live-coverage-latest-live-updates-manoj-jaranage-patil-chhagan-bhujbal-maratha-obc-reservation-rain-updates-thursday-18-september-2025-1494993.html</w:t>
-        </w:r>
-      </w:hyperlink>
-    </w:p>
-    <w:p>
-      <w:r>
-        <w:t>Content: By signing in or creating an account, you agree with Associated Broadcasting Company's Terms &amp; Conditions and Privacy Policy. गोंदिया पोलिसांची मोठी कारवाई. कुख्यात गुंड शाहरुख पठाण MPDA अंतर्गत बुलढाणा कारागृहात स्थानबद्ध. MPDA अंतर्गत गुन्हेगारीवर गोंदिया पोलिसांचा धडक प्रहार. जिल्हा दंडाधिकाऱ्यांचा मोठा निर्णय. सात गंभीर गुन्ह्यांमध्ये अडकलेला सराईत गुंड बुलढाणा कारागृहात. धाराशिव -उमरगा तालुक्यातील कदेर परिसरात पहाटेपासूनच मुसळधार पाऊसाला सुरूवात झालीय. सततच्या मुसळधार पावसामुळे सखल भागात पाणी साचले आहे. मागील दोन दिवसापासून या भागात जोरदार पाऊस पडत असल्याने शेती पिकांचेही मोठे नुकसान झाले आहे.सरकार विरोधी भूमिका घेतल्याने माझे व्हाट्सअप बंद केल्याचा खासदार ओमराजे निंबाळकर यांचा आरोप. सोशल मीडियावरील व्हाट्सअप अकाउंट बंद झाल्याने जनतेच्या समस्या सोडवायला अडचणी येत असल्याचे खासदार यांनी म्हटलं. गेल्या पाच दिवसापासून खासदार ओमराजे निंबाळकर यांचे व्हाट्सअप बंद असून त्यांनी पोलीस व प्रशासन दरबारी याची तक्रार केली आहे. जळगावच्या पाचोर्‍याच्या सातगाव डोंगरी परिसरात धरण फुटल्याची अफवा पसरल्याने ग्रामस्थांमध्ये भीतीचे वातावरण धरण फुटल्याची अफवा पसरताच गावातील ग्रामस्थ सैरावैरा धावू लागले, काहींनी गावच सोडलं… सुज्ञ तरुणाने प्रत्यक्ष धरणावर जाऊन चित्रीकरण करत धरण फुटले नसल्याची ग्रामस्थांना माहिती दिल्यानंतर ग्रामस्थांना दिलासा बीड जिल्ह्यात गेल्या पाच दिवसांपासून झालेल्या मुसळधार पावसाने शेती पिकांचं अतोनात नुकसान झालं आहे. गेवराई तालुक्यातील तांदळा गावातील तरुण शेतकऱ्याने आपलं सोयाबीन पाण्यात करपून गेल्याचं पाहून टाहो फोडला. सरकार मायबाप पन्नास हजार रुपये तरी मदत द्या. मेल्यावर आम्हाला दीड लाख रुपये देणाऱ्या मायबाप सरकारला विनंती आहे असं म्हणत टाहो फोडला. तुमची लेकरं बाळं, लोकांची कुत्री मांजरं आहेत का? असा सवाल मंत्री आणि ओबीसी नेते छगन भुजबळ यांनी मनोज जरांगे पाटील यांना केला आहे. तसेच आमचीही लेकरंबाळं आहेत, असंही भुजबळ यांनी म्हटलं. धाराशिवमधील तुळजाभवानी नवरात्र महोत्सवात एआय कॅमेरे वापरले जाणार आहेत. नवरात्र उत्सवात होणाऱ्या चोऱ्यांना आळा घालण्यासाठी पहिल्यांदाच एआय कॅमेऱ्याचा वापर केला जाणार आहे. तुळजापूर आणि आजूबाजूच्या परिसरातील रेकॉर्डवरील गुन्हेगारांच्या फोटोसह इतर माहिती एआय सॉफ्टवेअरमध्ये अपलोड करण्यात आल्याची माहिती देण्यात आली. त्यामुळे चेहऱ्याची ओळख पटवण्यासह, गर्दीच्या नियोजनासाठीही एआय कॅमेऱ्याचा वापर होणार आहे. तसेच नवरात्र महोत्सवात किती भाविकांनी दर्शन घेतले याचीही नोंद होणार आहे. तृतीयपंथी कल्याणकारी महामंडळाचे अध्यक्ष संजय शिरसाठ यांची अध्यक्षपदावरून हकालपट्टी करावी, अशी मागणी तृतीयपंथी संघटनांकडून करण्यात आली आहे. ज्याप्रमाणे महिला आयोगच्या अध्यक्ष एक महिला असतात, त्याचप्रमाणे तृतीयपंथी कल्याणकारी महामंडळाचे अध्यक्ष तृतीयपंथी का नाही? असा प्रश्न संघटनांकडून विचारण्यात आला. एकतर तृतीयपंथी कल्याणकारी महामंडळाच्या अध्यक्षपदी एक तृतीयपंथीच बसवावा किंवा संजय शिरसाठ हे तृतीयपंथी आहेत का याचे प्रमाणपत्र द्यावे, अशी तृतीयपंथी कल्याणकारी महामंडळाचे सदस्य ऍडव्होकेट पवन यादव यांनी मागणी केली आहे. तसेच येत्या मंगळवारी याच मागणीचे निवेदन मुख्यमंत्री देवेंद्र फडणवीस यांना देणार, अशी माहितीही पवन यादव यांनी दिली. गोंदियाच्या देवरी तालुक्यातील उच्चेपूर गावकऱ्यांचा बिअर-बार विरोधात जोरदार एल्गार गावात सुरू होत असलेल्या बियर बारच्या विरोधात एकवटले शेकडो ग्रामस्थ बिअर बारचा परवाना तात्काळ रद्द करा राज्य उत्पादन शुल्क अधीक्षकांना ग्रामस्थांनी दिले निवेदन नांदेडच्या लोहा तालुक्यातील रिसनगाव येथे दोन गटात वाद वादानंतर दोन गटात तुंबळ हाणामारी जोरदार हाणामारीमध्ये सहा जण जखमी जखमींवर नांदेडच्या शासकीय रुग्णालयात उपचार सुरू वादाचं कारण अद्याप अस्पष्ट निलंबित प्रशिक्षणार्थी आयएएस पूजा खेडकर यांच्या आई मनोरमा खेडकर यांच्या पुण्यातील बाणेर येथील बंगल्यावर आज सकाळपासून पोलिसांची झाडाझडती सुरू आहे. सकाळी साडेअकरा वाजता नवी मुंबईतील रबाळे पोलिस स्टेशन आणि पुण्यातील चतुर्श्रृंगी पोलिस स्टेशन येथील अधिकारी आणि कर्मचारी या बंगल्यात दाखल झाले, तेव्हापासून तपासणी सुरूच आहे. नांदेडच्या लोहा तालुक्यातील रिसनगाव गाव येथे दोन गटात हाणामारी झाली असून यात सहा जण जखमी झाले असून त्यांच्यावर – नांदेडच्या शासकीय रुग्णालयात उपचार सुरू आहे. वादाचे कारण आतापर्यंत समजलेले नाही. अतिवृष्टीमुळे अक्कलकोट तालुक्यात झालेल्या नुकसानीची पाहणी मंत्री जयकुमार गोरे यांनी केली असून अक्कलकोटमध्ये ओला दुष्काळ जाहीर करण्यासारखी परिस्थिती असल्याचे त्यांनी म्हटले आहे. हैदराबाद गॅझेट विरोधातील जनहित याचिका मुंबई हायकोर्टाने फेटाळली आहे. विनित धोत्रे यांनी हैदराबाद गॅझेट विरोधात याचिका केली होती. ही याचिका मुंबई हायकोर्टाने फेटाळली आहे.. गोंदियाच्या देवरी तालुक्यातील उच्चेपूर येथील गावकऱ्यांचा बिअरबार विरोधात जोरदार आंदोलन केले आहे. बिअर बारचा परवाना तात्काळ रद्द करण्यासाठी गावकऱ्यांनी राज्य उत्पादन शुल्क अधीक्षकांना निवेदन दिले आहे. म्हाडाने MhadaSathi या अ‍ॅप लाँच केले असून याद्वारे घरासाठी तुम्ही ऑनलाइन अर्ज करू शकतात.ऑनलाइन निविदा पाहू शकतात आणि एनओसी पाहू शकतात. जमीन भाडेपट्ट्याशी संबंधित माहिती देखील यावर उपलब्ध असेल. कांद्याला पंधराशे रुपये प्रति क्विंटल प्रमाणे अनुदान द्या असा एकमताने टाळ्या वाजवत ठराव मंजूर करण्यात आला. येवला तालुक्यातील सोमठाणा देश ग्रामपंचायतच्या ग्रामसभेत महाराष्ट्र राज्य कांदा उत्पादक शेतकरी संघटनेच्या वतीने ठराव मांडला होता.ठरावाची प्रत राज्य सरकारला पाठवण्यात येणार आहे. सततच्या पावसामुळे शेतीचे मोठे आणि न भरून येणारे नुकसान झाले, मुसळधार पाऊस झाल्याने अनेकांची शेत आणि शेतातील पिके वाहून गेली, आणि आज छत्रपती संभाजीनगरचे पालकमंत्री संजय शिरसाट यांनी पैठण तालुक्यातील कातपुर येथील अतिवृष्टीमुळे नुकसान झालेल्या शेताची ट्रॅक्टर मध्ये बसून पाहणी केली. अक्कलकोट तालुक्यातील खैराट गावात एक तरुण पुराच्या पाण्यात वाहून गेला. खैराट गावात मागील आठवडाभरापासून मुसळधार पावसामुळे गावात अनेक भागात पाणी शिरले आहे. शिवराज रोडगे असे या वाहून गेलेल्या तरुणाचे नाव आहे. त्यामुळे शेतीसह घरातील अन्न धान्याचे मोठे नुकसान झालेय. त्यातच ओढ्याला आलेल्या पुरामुळे पाण्यातून वाट काढत जाणारा व्यक्ती पाण्यात वाहून गेला. मात्र असं असलं तरी अद्याप गावात प्रशासन पोहीचलेले नाही. त्यामुळे गावकरी शिवराज रोडगे या व्यक्तीचा शोध घेत आहेत. शेतकरयांच्या विविध मागण्यांसाठी सांगलीच्या इस्लामपूर मध्ये आमदार सदाभाऊ खोत यांच्या रयत क्रांती संघटनेच्या वतीने आंदोलन करण्यात आले आहे.गोवंश हत्या बंदी कायद्यातून संकरित जनावरांना वगळण्यात यावे,तसेच शेतकऱ्यांवर हल्ले करणाऱ्या गोरक्षकांच्यावर कडक कारवाई करावी,तसेच गायीच्या दुधाला प्रति लिटर 40 रुपये याचा विविध मागण्यांसाठी रयत क्रांती संघटनेचे प्रदेशाध्यक्ष सागर खोत यांच्या नेतृत्वाखाली गाईला घेऊन तहसील कार्यालयावर धडक मोर्चा काढण्यात आला. राहुल गांधी यांच्या नावे डिलीट केल्याच्या आरोपावर मंत्री चंद्रकांत पाटील यांनी टीका केली. लोकसभेला तुम्हाला महाराष्ट्र आणि उत्तर प्रदेशात चांगल्या जागा मिळाल्या मग तिथे तुम्ही मत चोरी केली का? असा सवाल त्यांनी केला. तर इतक्या वेळा त्यांनी मांडणी करून ते एकही गोष्ट ते प्रूव्ह करू शकले नाहीत, असे पाटील म्हणाले. “लोकसभेला तुम्हाला महाराष्ट्र आणि उत्तर प्रदेशात चांगल्या जागा मिळाल्या होत्या, मग तिथे तुम्ही मत चोरी केली का? त्यांना काही कामंधंदा राहिलेला नाही. त्यांना रोज काहीतरी बोलायला पाहिजे. कारण ते लोकसभेचा विरोधी पक्षनेता आहे. काँग्रेसचा चेहरा आहे. मग ते सरळ बोलले की तुम्ही छापणार नाही, दाखवणार नाही. कारण इतक्या वेळा त्यांनी मांडणी करून ते एकही गोष्ट ते प्रूव्ह करू शकले नाहीत,” अशी प्रतिक्रिया चंद्रकांत पाटलांनी राहुल गांधींच्या आरोपांवर दिली आहे. लासलगाव रेल्वे स्टेशन परिसरात एकतर्फी प्रेमाच्या संशयातून तरुणावर कोयत्याने हल्ला करण्यात आला आहे. गंभीर जखमी झालेल्या कुंदन नरेश पावरीय (वय २०) याचा उपचारादरम्यान मृत्यू झाला. याप्रकरणी मनमाड लोहमार्ग पोलिस ठाण्यात गुन्हा दाखल करण्यात आला आहे. तर तीन आरोपींना अटक करण्यात आली आहे. थेऊर इथल्या पूरपरिस्थितीस कारणीभूत ठरल्याप्रकरणी शिक्षण सम्राट प्रसादराव पाटील यांच्यासह 6 जणांवर गुन्हा दाखल करण्यात आला आहे. महसूल विभागाने मोठा दणका दिला आहे. थेऊर इथं मुसळधार पाऊस पडला होता. या पावसामुळे परिसरात पूरस्थिती निर्माण झाली होती. तर या पुरात शेतमालाचं आणि पशुधनाचं मोठ्या प्रमाणात नुकसान झालं होतं. ओढे, नाले, मोऱ्या बुजवून नैसर्गिक स्त्रोत कायमस्वरूपी बंद केल्याने पूरपरिस्थिती निर्माण झाली होती. या पूरपरिस्थितीस कारणीभूत ठरल्याप्रकरणी शिक्षण सम्राट प्रसादराव पाटील यांच्यासह 6 जणांवर गुन्हे दाखल करण्यात आले आहेत. शिक्षक आमदार किरण सरनाईक यांच्या गाडीचा बुलढाण्यात अपघात झाला आहे. अपघातात जखमी झालेला युवक कोमात गेल्याची माहिती समोर येत आहे. कृष्णा लष्कर असं युवकाचं नाव असून तो 25 वर्षांचा आहे. चिखली शहरातील ही घटना आहे. परळी तालुक्यातील लोकांसाठी पंकजा मुंडे यांचा जनता दरबार भरला आहे. पंकजा मुंडे सध्या बीड जिल्हा दौऱ्यावर आहेत. यावेळी पंकजा मुंडे यांना भेटण्यासाठी लोकांनी मोठी गर्दी केली आहे. मतदार संघातील लोक मोठ्या अपेक्षेने त्यांच्याकडे कामं घेऊन येत आहेत. निवडणुकीत मला पाडण्याचे प्रयत्न झाले. माझ्या मतदारसंघात मतं कमी झाली. मतचोरी पूर्ण देशात झालीये, असे आरोप कर्नाटकच्या आळंदचे आमदार बी. आर. पाटील यांनी केले आहेत. बुलढाण्यात कारला ट्रेलरची धडक बसून झालेल्या भीषण अपघाता 4 जणांनी जीव गमावला. नागपूर ते धुळे राष्ट्रीय महामार्गावर ही दुर्दैवी घटना घडली असून अपघातात 5 जण जखमी झाले आहेत. त्यांच्यावर नजीकच्या रुग्णालयात उपचार सुरू आहेत. राहुल गांधी मतचोरीचे बादशाह, प्रेझेंटेशन करून मतचोरी झाल्याची आरडाओरड करण्याची त्यांना सवय आहे, अशी टीका भाजपचे केशव उपाध्ये यांनी केली आहे. आयुष कोमकर हत्याप्रकरणातील आरोपी मुनाफ पठाणला गुन्हे शाखेकडून अटक करण्यात आली आहे. मुनाफ पठाणला आज कोर्टात हजर केलं जाणार आहे. मराठा आरक्षणासंदर्भातील याचिकेवर हायकोर्टात आज सुनावणी होणार आहे. मुख्य न्यायाधीश सी. चंद्रशेखर यांच्यासमोर दुपारी 3 वाजता पुन्हा एकदा सुनावणी पार पडणार आहे. याचिकाकर्ते विनित धोत्रे यांच्या याचिकेवर आज सुनावणी होणार असून सरकारकडून महाधिवक्ता बिरेंद्र सराफ युक्तिवाद करणार आहेत. हैदराबाद गॅझेटच्या शासकीय निर्णयाविरोधात हायकोर्टात अनेक याचिका दाखल आहेत. सीसीएमपी नोंदणीविरोधात डॉक्टराचा राज्यभर बंद! कल्याणमध्ये शंभरहून अधिक रुग्णालये बंद – 500 हून अधिक डॉक्टर रस्त्यावर उतरलेत. आपत्कालीन सेवाही ठप्प झाल्याने रुग्णांचे हाल होत आहेत. उग्र आंदोलनाचा देखील इशारा देण्यात आला आहे. नाशिकच्या मखमलाबाद रोड परिसरात नागरिकांचा रस्ता रोको आंदोलन… अनेक दिवसांपासून पडलेल्या खड्ड्यांविरोधात नाशिककर रस्त्यावर… शहरातील खड्ड्यांमुळे नाशिककर त्रस्त… महापालिके विरोधात घोषणाबाजी आणि फलकबाजी.. “मी असा माणूस आहे जो माझ्या देशावर प्रेम करतो, माझ्या संविधानावर प्रेम करतो, लोकशाही प्रक्रियेवर प्रेम करतो आणि मी त्या प्रक्रियेचे समर्थन करतो. मी येथे असे काहीही बोलणार नाही जे १०० टक्के पुराव्यांवर आधारित नसेल… असं देखील राहुल गांधी म्हणाले… निवडणूक आयुक्त ज्ञानेश कुमार व्होटचोरांना वाचवत आहे… महाराष्ट्रातल्या राजुरा मतदारसंघात 6850 मतं वाढवण्यात आली… UQ, JJW अशी नावं मतदारयादीत आहेत – राहुल गांधी भारताचे मुख्य निवडणूक आयुक्त भारतीय लोकशाही उद्ध्वस्त करणाऱ्यांना संरक्षण देत आहेत… मी या व्यासपीठावरून फक्त सत्य बोलेल.. असं वक्तव्य देखील राहुल गांधी यांनी केलं आहे… अलांड हा कर्नाटकातील एक विधानसभा मतदारसंघ आहे. तिथली 6,018 मते कोणीतरी वगळण्याचा प्रयत्न केला. 2023 च्या निवडणुकीत वगळण्यात आलेल्या एकूण मतांची संख्या आम्हाला माहिती नाही, परंतु ही संख्या 6,018 पेक्षा खूपच जास्त असण्याची शक्यता आहे – राहुल गांधी कर्नाटक सीआयडीनं याविरोधात एफआयआर केली… कर्नाटक सीआयडीनं 18 महिन्यात 18 पत्र निवडणूक आयोगाला लिहिली आहेत… सॉफ्टवेअरद्वारे कर्नाटकातील मतं डिलीट करण्यात आली… असा खुलासा राहुल गंधी यांनी केला आहे. 10 पैकी 8 जागी काँग्रेस जिंकली होती, तिथं मतं डिलीट केली…. मतं डिलीट करण्यासाठी कर्नाटकच्या बाहेरचे मोबाईल नंबर वापरल्याचा आरोप राहुल गांधी यांनी केला आहे… माझ्या नावानं मत डिलीट केली पण मी केली नाहीत… राहुल गांधींनी पत्रकार परिषदेत आणलेल्या व्यक्तीचा दावा व्होट कसे बदलले मी दाखवणार… हे मोबाईल नंबर कोणारे आहेत? ओटीपी कुणी दिले? – राहुल गांधी काँग्रेसची मतं डिलीट करण्यात आली… असा आरोप राहुल गांधी यांनी केला आहे. कर्नाटकच्या बाहेरचे मोबाईल नंबर मतं डिलीट करण्यासाठी वापरले… असं वक्तव्य राहुल गांधी यांनी केलं आहे. मालेगाव शहरात पुन्हा एकदा ठेकेदारीच्या निष्काळजीपणामुळे एक दुर्दैवी घटना घडली आहे. भुयारी गटार योजनेच्या अर्धवट आणि असुरक्षित कामामुळे २५ वर्षीय तरुण जिया उर रहमान याचा भीषण अपघातात मृत्यू झाला. मोटारसायकलवरून जात असताना तो उघड्या चेंबरमध्ये कोसळला, ज्यामुळे हा अपघात घडला. या घटनेनंतर मालेगावकरांमध्ये तीव्र संतापाची लाट उसळली आहे. संतप्त नागरिकांनी महानगरपालिका आणि संबंधित ठेकेदारांविरोधात जोरदार निदर्शने केली. संपूर्ण शहरात अशाच प्रकारे पाईपलाईन टाकण्याचे काम बेजबाबदारपणे सुरू असल्यामुळे नागरिकांमध्ये प्रचंड भीतीचे वातावरण आहे. या घटनेला जबाबदार असलेल्यांवर तात्काळ गुन्हा दाखल करण्याची मागणी नागरिकांनी केली असून, जर ही बेफिकिरी थांबवली नाही तर आणखी बळी जातील, असा इशाराही त्यांनी दिला आहे. यामुळे, प्रशासनाच्या कामकाजावर आणि संबंधित ठेकेदारांच्या सुरक्षिततेच्या मानकांवर गंभीर प्रश्नचिन्ह निर्माण झाले आहे. मोबाईलवर अश्लिल व्हिडीओ पाठवणाऱ्या खाजगी बस चालकास महिलेने गाठून चोप दिला. ही घटना कणकवली शहरातील तिकीट बुकींग सेंटरनजीक घडली. मात्र या प्रकाराची पोलीस स्थानकात कोणतीही नोंद झालेली नाही. एक महिला जेव्हा मुंबईला जायची, तेव्हा ती नामांकित कंपनीच्या बसने प्रवास करायची. दरम्यान मंगळवारी त्या खाजगी बस चालकाने तिकीट बुकींगच्या आधारे महिलेचा मोबाईल नंबर घेऊन त्यावर अश्लील विडिओ पाठवले. हा प्रकार त्याने दोन वेळा केला. त्यामुळे संतप्त झालेल्या त्या महिलेने कणकवली शहरातील भर रस्त्यावरच सर्वांसमोर त्या चालकाला चांगलाच प्रसाद दिला. बीड जिल्ह्यातील माजलगाव तालुक्यात रात्री झालेल्या मुसळधार पावसामुळे जनजीवन विस्कळीत झाले आहे. या पावसामुळे माळेवाडी ते पुरुषोत्तमपुरी या गावांना जोडणारा मुख्य रस्ता पाण्याखाली गेल्याने वाहतूक पूर्णपणे ठप्प झाली आहे. या पावसामुळे माजलगाव तालुक्यातील माळेवाडी, सुलतानपूर, किट्टी आडगाव, वाघोरा, शहाजापूर, माली पारगाव आणि गोविंदवाडी यांसारख्या गावांमध्ये शेतीचे मोठ्या प्रमाणात नुकसान झाले आहे. गेल्या पाच दिवसांतील ही दुसरी वेळ आहे, जेव्हा अतिवृष्टीमुळे शेतकऱ्यांच्या पिकांना मोठा फटका बसला आहे. या नैसर्गिक संकटामुळे शेतकऱ्यांचे झालेले नुकसान आणि त्यांना आवश्यक असलेल्या मदतीसाठी प्रशासनाने तात्काळ पावले उचलावीत, अशी मागणी आता जोर धरत आहे. मुंबईतील नरीमन पॉईंटवरील बहुचर्चित फ्लोटेल व मरीना प्रकल्पाला गती मिळणार आहे. राज्याचे बंदर व मत्स्यव्यवसाय मंत्री नितेश राणे यांनी महाराष्ट्र मेरीटाइम बोर्डाला ३० सप्टेंबरपर्यंत सविस्तर प्रकल्प अहवाल (DPR) तयार करण्याचे आदेश दिले आहेत. त्यानंतर हा प्रकल्प पुढे नेण्यात येईल. एनसीपीएलगत सागरी किनाऱ्यावर उभारण्यात येणाऱ्या या फ्लोटेल व मरीनासाठी आढावा बैठक घेण्यात आली. “मुंबईसाठी हा महत्त्वाचा प्रकल्प असल्याने सर्व संबंधित विभागांना यावर लवकरात लवकर काम सुरू करण्याचे निर्देश दिले आहेत.” असे नितेश राणे म्हणाले. गोदावरी नदी पात्रात 1 लाख 45 हजार 528 विसर्ग क्यूसेक वेगाने विसर्ग सुरू. गोदावरी नदीने ओलांडली धोक्याची पातळी. वसरणी परिसरातील नाव घाट पूल पाण्याखाली वाहतूक बंद. गोदावरी नदीकाठच्या गावांना सतर्कतेचा इशारा. दक्षिण सोलापुरातील शेतांना तळ्याचे स्वरूप प्राप्त झालेय. हातातोंडांशी आलेले खरीप पिक पूर्णतः पाण्याखाली गेल्यामुळे शेतकऱ्याचे अतोनात नुकसान. सततच्या पावसामुळे उडीद, तूर, सोयाबीन, मूगात गुडघाभर पाण्याखाली असल्याने पिक लागले सडायला नुकताच शरद पवार यांनी मोठे आरोप केले असून निवडणूक आयोगाबद्दल सर्व गोष्टी राहुल गांधींनी स्पष्ट दाखवल्याचे त्यांनी म्हटले. “पंचाहत्तरीनंतर मी थांबलो नाही.मोदींनाही सांगू शकत नाही. माझ्या 75 व्या वाढदिवसाला मोदी स्वत: आले होते. राजकारणात संस्कृतपणाच दर्शन दाखवलं पाहिजे. सरकारीपेक्षा खासगी जाहीराती जास्त दिसतात” असं शरद पवार म्हणाले. दरोडा टाकण्याच्या तयारीत असलेल्या रावण टोळीला बेड्या. गुंडा विरोधी पथकाची कारवाई. ज्वेलर्सच्या दुकानावर दरोडा टाकण्याच्या तयारीत असणाऱ्या रावण टोळीला गुंडा विरोधी पथकाने बेड्या ठोकल्या आहेत. यात धक्कादायक म्हणजे तीन अल्पवयीन मुलांचा देखील यात समावेश आहे. रावण टोळीकडून पिस्तुल, जिवंत काडतुसे, लोखंडी कोयता, गुप्ती, मिर्ची पूड, बांबू, रस्सी असा दरोडा टाकण्यासाठी लागण्यात येणार साहित्य जप्त केलं आहे. मुंबई बेंगलोर हायवेवर आज पहाटे ५:३० वाजण्याच्या सुमारास भीषण अपघात झाला. मुंबईहून पुण्याकडे जाणाऱ्या भरधाव स्विफ्ट डिझायर कारने पुढे जाणाऱ्या ट्रकला जोरदार धडक दिली. वाहनाचा वेग जास्त असल्याने वाहनाचा चक्काचुर झाला तर वाहनामधील चार जणापैकी दोघांचा अपघात दुर्देवी मृत्यु झाला आहे. निहाल तांबोळी,हर्षवर्धन मिश्रा हे दोघे किरकोळ जखमी झाले आहेत तर सिद्धांत आनंद,दिव्यराज सिंग राठोड यांना गंभीर दुखापत झाल्याने त्यांचा अपघातात मृत्यू झाला आहे. रस्ता नसल्याने मृतदेह झोळीतून नेण्याची वेळ. जव्हार तालुक्यातील चांभारशेत पैकी नारनोली गावातील धक्कादायक घटना. रुग्णवाहिका भुसार पाडा गावापुढे जाऊ न शकल्याने महेंद्र यांचा मृतदेह डोलीतून सुमारे तीन किलोमीटर नेण्यात आला. रेल्वे स्थानकातून प्रवास करणारे अनेक प्रवासी आणि व्यापारी कडून कबुतरांना खाद्य आणि दाणे टाकण्याचा प्रकार. खाद्य टाकत असल्याने कबुतरांची संख्या वाढू लागली. आज सकाळी स्थानकालगतच्या दुकानांवरील छतावर सर्रासपणे कबुतरांना टाकले खाद्य. महापालिका या खाद्य टाकणाऱ्यांवर काय कारवाई करणार?. निवडणुकीत मला पाडण्याचे प्रयत्न झाले. माझ्या मतदारसंघात मतं कमी झाली. मतचोरी पूर्ण देशात झालीये, असे आरोप कर्नाटकच्या आळंदचे आमदार बी. आर. पाटील यांनी केले आहेत. Published On - Sep 18,2025 7:59 AM</w:t>
-      </w:r>
-    </w:p>
-    <w:p>
-      <w:pPr>
-        <w:pStyle w:val="Heading3"/>
-      </w:pPr>
-      <w:r>
-        <w:t>Article 38</w:t>
-      </w:r>
-    </w:p>
-    <w:p>
-      <w:r>
-        <w:t>Title: Kolhapur BJP: इचलकरंजीत भाजपच्या गुप्त बैठकीत नेमके घडले काय? वरिष्ठांनी खडसावताच नेत्यांची भूमिका मवाळ</w:t>
-      </w:r>
-    </w:p>
-    <w:p>
-      <w:r>
-        <w:t xml:space="preserve">URL: </w:t>
-      </w:r>
-      <w:hyperlink r:id="rId46">
-        <w:r>
-          <w:rPr>
-            <w:color w:val="0000FF"/>
-          </w:rPr>
-          <w:t>https://sarkarnama.esakal.com/maharashtra/paschim-maharashtra/kolhapur-bjp-what-exactly-happened-in-secret-meeting-in-ichalkaranji-leaders-soften-after-being-reprimanded-by-seniors-rg93-aau85</w:t>
-        </w:r>
-      </w:hyperlink>
-    </w:p>
-    <w:p>
-      <w:r>
-        <w:t>Content: इचलकरंजी शहरात सर्वाधिक मजबूत असलेल्या भाजपकडून स्थानिक स्वराज्य संस्थेच्या निवडणुकीत सातत्याने स्वबळाचा नारा देण्यात येत होता. आमदार राहुल आवाडे यांच्यासह प्रकाश आवाडे, सुरेश हाळवणकर गट प्रबळ असल्याने महापालिकेत स्वबळाचा फायदा होण्याचा विश्वास भाजपच्या स्थानिक प्रमुख नेत्यांना होता. त्यामुळे सुरुवातीपासून पहिला महापौर भाजपचाच होणार, असा दावा करण्यात येत होता. त्यामुळे भाजप स्वबळ आजमावण्याची शक्यता राजकीय वर्तुळातून व्यक्त करण्यात येत होती. मात्र, वरिष्ठ मंत्र्यांनी महायुतीत मिठाचा खडा पडू याची खबरदारी घेत हस्तक्षेप करत भाजपच्याच नेत्यांचा चांगलाच समाचार घेतल्याची चर्चा इचलकरंजी शहरात आहे. त्यानंतर झालेल्या घडामोडीत मात्र आता नव्या राजकीय घडामोडीनंतर भाजपचा स्वबळाचा नारा घेवून मागे पडल्याची ठोस माहिती समोर येत आहे. पक्षाच्या एका उच्चस्तरीय बैठकीत यावर शिक्कामोर्तब करण्यात आले आहे. त्यामुळे महाविकास आघाडी विरुध्द महायुती अशीच लढत होणार असल्याचे चित्र स्पष्ट होत आहे. महायुती झाल्यानंतर घटक पक्षात भाजप हाच मोठा भाऊ असणार आहे. दरम्यान, या गुप्त बैठकीत नेमके काय झाले याची दबक्या आवाजात भाजपच्या वर्तुळात चर्चा सुरू आहे. ही बैठक राज्याचे उच्च शिक्षण तंत्र मंत्री चंद्रकांत पाटील यांच्या नेतृत्वाखाली गुप्त पद्धतीने पार पडली. या बैठकीला इचलकरंजी शहरातील भाजपचे वरिष्ठ आणि प्रमुख नेते उपस्थित होते. भाजपने सातत्याने स्वबळाचा नारा दिल्यानंतर महायुती मधील शिवसेना आणि राष्ट्रवादी गोटामध्ये देखील भाजपच्या नेत्यांबाबत नाराजी होती. राज्यस्तरावर आगामी स्थानिक स्वराज्य संस्थेच्या निवडणुका महायुती म्हणून लढत असताना एकट्या इचलकरंजी शहरात भाजप तो बाळाचा नारा कसा काय देऊ शकते? सवाल महायुतीमधील इतर पक्षांकडून विचारला जात होता. त्यावर भाजपच्या वरिष्ठ मंत्र्यांनी स्थानिक प्रमुख नेत्यांना चांगलाच जाब विचारण्याची माहिती समोर येत आहे. मंत्री पाटील यांच्या उपस्थितीत झालेल्या बैठकीनंतर मात्र भाजपच्या स्थानिक नेत्यांची भूमिका मात्र मवाळ झाली. विधानसभा निवडणुकीनंतर भाजपमध्येच अंतर्गत मतभेद असल्याचे समोर येत होते. आमदार राहुल आवारे आणि माजी आमदार सुरेश हळवणकर यांची दोन स्वतंत्र कार्यालय पाहायला मिळाले. चित्र स्थानिक स्वराज्य संस्थेच्या निवडणुकीत भाजपने दिलेला स्वबळाचा नारा हा महायुतीला पोषक नसल्याचा अंदाज येताच वरिष्ठांनी यात हस्तक्षेप करत स्थानिक स्वराज्य संस्थेच्या निवडणुका महायुती म्हणून लढा असे स्पष्ट आदेश दिले आहेत. सरकारनामाचे सदस्य व्हा शॉपिंगसाठी 'सकाळ प्राईम डील्स'च्या भन्नाट ऑफर्स पाहण्यासाठी क्लिक करा. Read Latest Marathi Political News, Breaking Political News from Maharashtra, India, Pune &amp; Mumbai at Sarkarnama. To Get Live Political Marathi News on Mobile, Download the Sarkarnama Mobile App for Android and IOS. सरकारनामा आता सर्व सोशल मीडिया प्लॅटफॉर्मवर. ताज्या राजकीय घडामोडींसाठी फेसबुक, ट्विटर, इन्स्टाग्राम, शेअर चॅट, टेलिग्रामवर आणि व्हॉट्सॲप आम्हाला फॉलो करा. तसेच, सरकारनामा यूट्यूब चॅनेलला आजच सबस्क्राइब करा. Follow Us Copyright © 2025 Sakal Media Group – All Rights Reserved Powered by Quintype वेबसाईटवर ब्राउझिंगचा अनुभव सर्वोत्तम असावा, यासाठी आम्ही कुकीजचा वापर करतो. कुकीजमुळे तुम्हाला तुमच्या आवडत्या मजकुराची शिफारस करता येते. आमचे गोपनीयता आणि कुकीजसंदर्भातील धोरण तुम्हाला मान्य आहे.</w:t>
-      </w:r>
-    </w:p>
-    <w:p>
-      <w:pPr>
-        <w:pStyle w:val="Heading3"/>
-      </w:pPr>
-      <w:r>
-        <w:t>Article 39</w:t>
-      </w:r>
-    </w:p>
-    <w:p>
-      <w:r>
-        <w:t>Title: तासगावमध्ये बस्तान बसवण्यासाठी भाजपचा खटाटोप</w:t>
-      </w:r>
-    </w:p>
-    <w:p>
-      <w:r>
-        <w:t xml:space="preserve">URL: </w:t>
-      </w:r>
-      <w:hyperlink r:id="rId47">
-        <w:r>
-          <w:rPr>
-            <w:color w:val="0000FF"/>
-          </w:rPr>
-          <w:t>https://www.loksatta.com/politics/bjp-plan-zilla-parishad-panchayat-samiti-and-municipal-elections-in-the-tasgaon-print-politics-news-zws-70-5380765/</w:t>
-        </w:r>
-      </w:hyperlink>
-    </w:p>
-    <w:p>
-      <w:r>
-        <w:t>Content: सांगली : तासगाव-कवठेमहांकाळ विधानसभा मतदार संघात जिल्हा परिषद, पंचायत समिती व नगरपालिका निवडणुकीत भाजप नव्याने बस्तान बसविण्याच्या तयारीत आहे. माजी खासदार संजयकाका पाटील यांचा लोकसभा निवडणुकीत पराभव झाल्यानंतर विधानसभा निवडणुकीतही त्यांना पराभवाला सामोरे जावे लागले. यानंतर राजकीय पुनर्वसनासाठी त्यांनी भाजपमध्ये घर वापसी करण्याचे केलेले प्रयत्न अयशस्वी ठरले. त्यांच्या भाजप प्रवेशाला खुद्द पालकमंत्री चंद्रकांत पाटील यांनीच अप्रत्यक्ष विरोध दर्शवला असला तरी प्रदेशाध्यक्ष रविंद्र चव्हाण यांनी सकारात्मकता दर्शवली आहे. या मतदार संघात पक्षिय स्तरापेक्षा काका-आबा म्हणजेच संजयकाका पाटील आणि आरआर आबांचे चिरंजीव आमदार रोहित पाटील असे दोनच गट अधिक सक्षम आहेत. या गटांना वगळून भाजपची ताकद निर्माण करण्याचा प्रयत्न सध्या सुरू असून यासाठी स्वप्नील पाटील व किसान मोर्चाचे पदाधिकारी संदीप गिड्डे पाटील यांना पक्षाकडून आणि पक्ष नेतृत्वाकडून ताकद देण्याचा प्रयत्न सुरू आहे. एकेकाळी तासगावचे राजकारण म्हणजे काका-आबांची गटबाजी असेच समिकरण होते. माजी खासदार पाटील यांना एकसंघ राष्ट्रवादीत घेउन विधानपरिषदेचे सदस्यत्वही देण्यात आले. यातून तासगावचा संघर्ष संपुष्टात येईल अशी अपेक्षा होती. मात्र, काही काळच राजकीय वातावरण शांत राहिले. मात्र, तासगाव कारखान्याच्या विषयावरून अंतर्गत कुरघोडीचे राजकारण सुरूच राहिले. यातच मोदी लाटेमध्ये काकांनी भाजपमध्ये प्रवेश करत खासदारकीची उमेदवारी मिळवली. यानंतर सलग दोन निवडणुकीमध्ये ते विजयी झाले. यामुळे भाजपमध्ये त्यांची चलती होती. निष्ठावंत भाजप नेतृत्वाकडून त्यांना डावलण्याचे प्रयत्न झाले असले तरी पक्षाकडे जनमाणसात मिसळणारे नेतृत्वच नसल्याने भाजपकडेही पर्याय उरलेला नव्हता. मात्र, लोकसभा निवडणुकीत त्यांचा पराभव झाल्यानंतर पक्षानेही त्यांची फारसी तमा बाळगली नाही. यातूनच विधानसभा निवडणुकीवेळी त्यांनी उमेदवारीसाठी प्रयत्न केले. तथापि, जागा वाटपात तासगावची जागा राष्ट्रवादी कॉग्रेस (अजित पवार) पक्षाला सोडण्यात आली. यामुळे त्यांनी घड्याळ चिन्हावर निवडणूक लढवली. पक्ष फुटीनंतर दोन्ही राष्ट्रवादी काँग्रेसमध्ये झालेली ही एकमेव लढत होती. रोहिेत पाटील यांनी ती जिंकली. यानंतर माजी खासदार पाटील राजकीय विजनवासातच गेले आहेत. महायुतीतील घटक पक्ष असलेल्या राष्ट्रवादी काँग्रेसच्या पक्षीय कार्यातही ते सक्रिय असल्याचे दिसत नाहीत. यामुळे त्यांची नेमकी भूमिका काय हे अस्पष्ट आहे. मध्यंतरी त्यांनी भाजपमध्ये घरवापसी करण्याचे प्रयत्न वरिष्ठ पातळीवरून केले. मात्र, पक्षाकडून अपेक्षित प्रतिसाद मिळाला नाही. पालकमंत्री पाटील यांनी तर त्यांचे राजकीय पूनर्वसन करण्याची जबाबदारी उपमुख्यमंत्री अजित पवार यांची असल्याचे सांगून त्यांच्या भाजप प्रवेशाला खो घातला. विधानसभा निवडणुकीत त्यांच्यासोबत असलेले कवठेमहांकाळचे अजितराव घोरपडे हे राष्ट्रवादी काँग्रेस (अजित पवार) पक्षात सक्रिय आहेत. त्यांनी स्थानिक स्वराज्य संस्थांच्या निवडणुकीची तयारी सुरू केली असली तरी तासगावमध्ये या पक्षाकडून फारसे प्रयत्न दिसत नाहीत. डॉ. प्रताप पाटील हे सक्रिय असले तरी पक्षाला त्यांचा फारसा लाभ होईलच अशी स्थिती सध्या तरी दिसत नाही. माजी खासदारांना उणे करून तासगावमध्ये पक्ष बाळसे धरेल असे वाटत नाही. या राजकीय परिस्थितीत भाजप मात्र नव्याने पक्षाची बांधणी करण्यासाठी प्रयत्नशील असल्याचे दिसते. संदीप गिड्डे पाटील यांच्या माध्यमातून बैलगाडी शर्यती, दहीहंडी या माध्यमातून तरूणाईला साद घालण्याचे प्रयत्न झाले. तसेच पवनउर्जा प्रकल्पासाठी खासगी खरेदी करण्यात आलेल्या जमिनी मूळ शेतकर्‍यांनाच मिळाव्यात यासाठीही प्रयत्न भाजपने गिड्डे यांच्या माध्यमातून सुरू केले आहेत. वाघोली येथे झालेल्या प्रकल्पग्रस्त शेतकर्‍यांची बैठक होउन या प्रयत्नांना संघटित स्वरूप देउन घाटमाथ्यावर आणि तासगावमध्ये स्वप्नील पाटील यांच्या माध्यमातून भाजपची ताकद संघटित करण्याचे प्रयत्न सुरू आहेत. यामुळे या मतदार संघात होणार्‍या स्थानिक स्वराज्य संस्थांच्या निवडणुकीत भाजप विरूध्द राष्ट्रवादी (शरद पवार) पक्ष यांच्यात होतील असे दिसत असले तरी माजी खासदार पाटील यांची भूमिका निर्णायक ठरण्याची शक्यताही नाकारता येणार नाही. भारतीय चित्रपटसृष्टीतील सर्वोच्च मानाचा समजला जाणारा राष्ट्रीय चित्रपट पुरस्कार यंदा वादाच्या भोवऱ्यात अडकला आहे. जवान या चित्रपटासाठी शाहरुख खानला सर्वोत्तम अभिनेत्याचा राष्ट्रीय पुरस्कार मिळाल्यानंतर त्याच्या चाहत्यांमध्ये जल्लोष साजरा झाला, मात्र या निर्णयावर शंका उपस्थित करत अनेकांनी मनोज बाजपेयीचा अभिनय अधिक प्रभावी असल्याचं सांगितलं. स्वतः मनोज बाजपेयी यांनीही या पार्श्वभूमीवर मौन सोडत पुरस्कारांचा दर्जा आणि त्यामागील प्रक्रियेवर थेट बोट ठेवत, प्रश्नचिन्हच उपस्थित केलं आहे.</w:t>
-      </w:r>
-    </w:p>
-    <w:p>
-      <w:pPr>
-        <w:pStyle w:val="Heading3"/>
-      </w:pPr>
-      <w:r>
-        <w:t>Article 40</w:t>
-      </w:r>
-    </w:p>
-    <w:p>
-      <w:r>
-        <w:t>Title: अतिवृष्टीने ११ हजार हेक्टरवरील पिकांचे नुकसान; १४ हजार शेतकरी बाधित…</w:t>
-      </w:r>
-    </w:p>
-    <w:p>
-      <w:r>
-        <w:t xml:space="preserve">URL: </w:t>
-      </w:r>
-      <w:hyperlink r:id="rId48">
-        <w:r>
-          <w:rPr>
-            <w:color w:val="0000FF"/>
-          </w:rPr>
-          <w:t>https://www.loksatta.com/nashik/jalgaon-floods-damage-crops-ocd-94-5390192/</w:t>
-        </w:r>
-      </w:hyperlink>
-    </w:p>
-    <w:p>
-      <w:r>
-        <w:t>Content: जळगाव – जिल्हा प्रशासनाने गेल्या आठवड्यातील अतिवृष्टी आणि पुरामुळे झालेल्या नुकसानीचा अंतिम अहवाल नाशिक विभागीय आयुक्तांकडे सादर केला आहे. त्यानुसार, एकूण ७७ गावांतील १४ हजारांहून अधिक शेतकरी नैसर्गिक आपत्तीने बाधित होऊन ११ हजार हेक्टरहून अधिक क्षेत्रावरील पिकांचे नुकसान झाल्याचे निदर्शनास आले आहे. दरम्यान, अतिवृष्टीग्रस्त भागात तत्काळ मदत व बचाव कार्य सुरू करून बाधित नागरिकांना तात्पुरता निवारा उपलब्ध करून सुरक्षित स्थळी हलविण्यात आले आहे. नैसर्गिक आपत्तीमुळे विस्कळीत झालेले जनजीवन आता पूर्वपदावर आल्याचा दावा प्रशासनाकडून करण्यात आला आहे. जिल्हा प्रशासनाने आपत्तीग्रस्त भागातील नुकसानीचा अंतिम प्राथमिक अहवाल तयार करून तो बुधवारी नाशिक येथील विभागीय आयुक्तांकडे सादर केला. या अहवालानुसार ११ हजार ३७० हेक्टरवरील पिकांचे नुकसान होऊन तब्बल १४ हजार ४० शेतकरी बाधित झाल्याचे दिसून आले आहे. पैकी कपाशीचे सर्वाधिक ६९०३ हेक्टरचे नुकसान झाले आहे. याशिवाय, केळीचे १०३९ हेक्टर, मक्याचे १७७३ हेक्टर, सोयाबीनचे २३७ हेक्टर आणि इतर पिकांचे ५४० हेक्टरचे नुकसान झाले झाले आहे. अतिवृष्टी आणि पूरस्थितीच्या घटनेनंतर जिल्हा प्रशासनाने तातडीने राज्य आपत्ती प्रतिसाद दलाच्या ३५ जवानांचे पथक बाधित भागात पाठवले होते. त्यांनी दोन दिवसांत शेकडो नागरिकांना सुरक्षित स्थळी हलवून आवश्यक ती सर्व मदत उपलब्ध करून दिली. ई-पंचनामे ॲपच्या माध्यमातून कृषी व महसूल विभागाकडून नुकसान झालेली पिके आणि जनावरांचे बहुतांश पंचनामे पूर्ण करण्यात आले आहेत. उर्वरित पंचनामे आता अंतिम टप्प्यात आहेत. आपत्तीग्रस्त भागांचा प्रत्यक्ष आढावा घेण्यासाठी केंद्रीय राज्यमंत्री रक्षा खडसे, राज्याचे आपत्ती व्यवस्थापन मंत्री गिरीश महाजन, पालकमंत्री गुलाबराव पाटील, वस्त्रोद्योग मंत्री संजय सावकारे तसेच आमदार चंद्रकांत पाटील, आमदार किशोर पाटील आणि जिल्हाधिकारी आयुष प्रसाद यांनीही बाधित गावांना भेटी दिल्या. अतिवृष्टीने निर्माण झालेल्या पूरस्थितीमुळे जिल्ह्यात एकूण तीन जणांचा मृत्यू झाल्याचे उघडकीस आहे. पैकी मुक्ताईनगर तालुक्यातील काकोडा येथील किरण सावळे या तरूणाचा पुराच्या पाण्यात वाहुन गेल्याने मृत्यू झाला होता. सावळे कुटुंबियांना पालकमंत्री पाटील आणि मंत्री सावकारे यांच्या उपस्थितीत चार लाख रूपयांचा धनादेश सुपूर्त करण्यात आला. या व्यतिरिक्त भुसावळ तालुक्यातील साकेगाव येथील लक्ष्मण ठाकरे (३०), पाचोरा तालुक्यातील खाजोळा येथील आबा पिंगळे (३५) आणि वडगाव टेक येथील नीता भालेराव (१४) या मुलीचा नदीच्या पाण्यात वाहुन गेल्याने मृत्यू झाला आहे. तिघांच्या कुटुंबियांना शासन नियमाप्रमाणे आर्थिक मदतीची प्रतीक्षा आहे. सलमान खान, बॉलीवूडचा 'दबंग', आपल्या फिटनेससाठी ओळखला जातो. मात्र, त्याने 'ट्रायजेमिनल न्युराल्जिया' या गंभीर आजाराचा सामना केला आहे. या आजारामुळे सलमानला सात वर्षांहून अधिक काळ असह्य वेदना सहन कराव्या लागल्या. 'टू मच विथ काजोल अँड ट्विंकल' शोमध्ये त्याने या वेदनांबद्दल सांगितले. सध्या तो बरा आहे, पण या आजारामुळे जगभरात सर्वाधिक आत्महत्या होतात. सलमान लवकरच 'बॅटल ऑफ गलवान' सिनेमातून प्रेक्षकांच्या भेटीला येणार आहे.</w:t>
-      </w:r>
-    </w:p>
-    <w:p>
-      <w:pPr>
-        <w:pStyle w:val="Heading3"/>
-      </w:pPr>
-      <w:r>
-        <w:t>Article 41</w:t>
-      </w:r>
-    </w:p>
-    <w:p>
-      <w:r>
-        <w:t>Title: Dhananjay Munde: आता रिकामं ठेवू नका, काहीतरी काम द्या...; धनंजय मुंडेंची सुनील तटकरेंकडे मागणी, भर मंचावर काय घडलं?</w:t>
-      </w:r>
-    </w:p>
-    <w:p>
-      <w:r>
-        <w:t xml:space="preserve">URL: </w:t>
-      </w:r>
-      <w:hyperlink r:id="rId49">
-        <w:r>
-          <w:rPr>
-            <w:color w:val="0000FF"/>
-          </w:rPr>
-          <w:t>https://marathi.abplive.com/news/politics/dhananjay-munde-demand-to-sunil-tatkare-for-some-work-ncp-ajit-pawar-maharashtra-politics-marathi-news-1385972</w:t>
-        </w:r>
-      </w:hyperlink>
-    </w:p>
-    <w:p>
-      <w:r>
-        <w:t>Content: Dhananjay Munde: माजी मंत्री आणि राष्ट्रवादी काँग्रेस अजित पवार गटाचे नेते धनंजय मुंडे (Dhananjay Munde) यांनी पक्षाचे प्रदेशाध्यक्ष सुनील तटकरे (Sunil Tatkare) यांच्याकडे काही महत्वाची जबाबदारी द्या, अशी मागणी केली आहे. रायगडमधील एका कार्यक्रमात धनंजय मुंडे यांनी ही मागणी केली. सुनील तटकरेंनी आम्हाला कायम मार्गदर्शन करत राहावं. चुकले तर कान धरावा...नाही चुकलं तर चालतं का?...पण आता रिकामं ठेवू नका...काहीतरी जबाबदारी द्या...अशी मागणी धनंजय मुंडे यांनी भर मंचावरुन केली. धनंजय मुंडेंच्या या विधानाची सध्या राजकीय वर्तुळात चांगलीच चर्चा आहे. यावर सुनील तटकरेंनी दिली प्रतिक्रिया दिली आहे. धनंजय मुंडेंनी काहीतरी काम द्या, अशी मागणी केलीय. वरिष्ठ याबाबत योग्य निर्णय घेतील, असं सुनील तटकरे म्हणाले. मला वडिलांचा आधार सुनील तटकरे यांनी दिला. सुनिल तटकरे यांनी अनेक दिग्गज नेत्यांपासून घनिष्ठ सबंध ठेवले. महाराष्ट्राच्या मातीत काय चालले आहे? त्यामधील जाणणारे सुनील तटकरे आहेत. कोकणाचा विकासपुरुष म्हणून सुनील तटकरे यांच्याकडे पाहिले जाते. सुनील तटकरे यांना कागद लागत नाही. मात्र महाराष्ट्रात काय सुरू आहे हे जाणणारे ते आहेत. त्यांचे वय आमच्यापेक्षा अजून तरुण आहे. मी सुनील तटकरे यांच्यामुळे उभा आहे, असंही धनंजय मुंडे यावेळी म्हणाले. कोकणचे विकास पुरुष म्हणून दमदार कामगिरी करणाऱ्या सुनील तटकरेंनी पक्ष नेतृत्वात देखील आपल्या कार्याचा एक वेगळा ठसा निर्माण करत प्रेरणादायी वाटचाल आजवर केली आहे. माझ्या राजकीय व सामाजिक जडणघडणीत देखील तटकरे साहेबांची वडिलकीची साथ व भक्कम पाठबळ मला लाभले आहे. देशाच्या संसदेत काम करताना देश हिताला ज्या प्रमाणे सर्वोच्च प्राधान्य देऊन सुनील तटकरेंनी आजवर काम केले, त्याच हिरीरीने आणि विश्वासाने पक्षात देखील नवतरुण चेहऱ्यांना संधी देत पक्षाला देखील एका उंचीवर नेण्याचे काम सुनील तटकरेंनी केल्याचं धनंजय मुंडेंनी सांगितले. राज्याचे उच्च आणि तंत्र शिक्षण मंत्री चंद्रकांत पाटील यांनी आज रायगड जिल्ह्यातल्या माणगाव तालुक्यात असणाऱ्या डॉक्टर बाबासाहेब आंबेडकर तंत्रशास्त्र विद्यापीठाची पाहणी केली. यावेळी त्यांनी माध्यमांशी संवाद साधताना धनंजय मुंडे यांनी काल सुनील तटकरे यांच्याकडे मला काहीतरी काम द्या या वक्तव्यावर भाष्य केले. धनंजय मुंडे हा चळवळीतला माणूस आहे त्यामुळे तो स्वस्त बसू शकत नाही. त्यामुळेच त्यांनी कामासाठी मागणी केली असावी, असं वक्तव्य करत चंद्रकांत पाटील यांनी धनंजय मुंडेंची बाजू घेतली. 📌 कर्जत, जि. रायगडराष्ट्रवादी काँग्रेस पक्षाचे प्रदेशाध्यक्ष आदरणीय खा. सुनील तटकरे साहेब यांना नुकताच लंडन येथे लोकमत समूहाच्या वतीने आयोजित ग्लोबल इकॉनॉमिक कन्व्हेंशन या समारंभात मानाचा भारत भूषण पुरस्कार प्रदान करण्यात आला होता, त्या पार्श्वभूमीवर कर्जत (जि. रायगड) येथे… pic.twitter.com/1RX5FYv9Sr Dhananjay Munde: 4 मार्चला राजीनामा, धनंजय मुंडे 30 सप्टेंबरपर्यंत सातपुडा बंगला सोडणार? छगन भुजबळ अद्याप वेटिंगवर एबीपी माझा ऑनलाईनमध्ये कॉपी एडिटर म्हणून कार्यरत. 2019 पासून लोकमत ऑनलाईनमधून पत्रकारितेची सुरुवात. राजकीय बातम्यांमध्ये हातखंडा, क्राईम, क्रीडा, निवडणूक विषयक बातम्यांमध्ये रस. We use cookies to improve your experience, analyze traffic, and personalize content. By clicking "Allow All Cookies", you agree to our use of cookies.</w:t>
-      </w:r>
-    </w:p>
-    <w:p>
-      <w:pPr>
-        <w:pStyle w:val="Heading3"/>
-      </w:pPr>
-      <w:r>
-        <w:t>Article 42</w:t>
-      </w:r>
-    </w:p>
-    <w:p>
-      <w:r>
-        <w:t>Title: Eknath Shinde On Rahul Gandhi: “मनमोहन सिंग PM असताना ईव्हीएम…”; शिंदेंचे राहुल गांधींना चोख प्रत्युत्तर</w:t>
-      </w:r>
-    </w:p>
-    <w:p>
-      <w:r>
-        <w:t xml:space="preserve">URL: </w:t>
-      </w:r>
-      <w:hyperlink r:id="rId50">
-        <w:r>
-          <w:rPr>
-            <w:color w:val="0000FF"/>
-          </w:rPr>
-          <w:t>https://www.navarashtra.com/politics/dcm-eknath-shinde-criticizes-to-rahul-gandhi-evm-vote-chori-case-politics-bihar-election-marathi-news-994377.html</w:t>
-        </w:r>
-      </w:hyperlink>
-    </w:p>
-    <w:p>
-      <w:r>
-        <w:t>Content: एकनाथ शिंदेंची राहुल गांधींवर टीका (फोटो- ani) एकनाथ शिंदेंचे राहुल गांधी यांना प्रत्युत्तर कोर्टात जाण्याचा दिला सल्ला राहुल गांधी यांनी फोडला हायड्रोजन बॉम्ब Rahul Gandhi On Election Comission: काँग्रेस नेते आणि विरोधी पक्षनेते राहुल गांधी यांच्या पत्रकार परिषद घेत असून यावेळी त्यांनी निवडणूक आयोगावर गंभीर आरोप केला. काही ठिकाणी काँग्रेसच्या समर्थनार्थ जाणारी मतं जाणीवपूर्वक वगळल्याचं राहुल गांधींनी यावेळी सांगितलं. या आरोपांना आता राज्याचे उपमुख्यमंत्री एकनाथ शिंदे यांनी सडेतोड प्रत्युत्तर दिले आहे. एकनाथ शिंदे यांनी राहुल गांधी यांना कोर्टात जाण्याचा सल्ला दिला आहे. राहुल गांधी यांनी निवडणूक आयोगावर केलेल्या आरोपांवर बोलताना उपमुख्यमंत्री एकनाथ शिंदे म्हणाले, “निवडणूक आयोगाने राहुल गांधी यांचे ऐकले नाही तर त्यांनी कोर्टात गेले पाहिजे. निवडणूक आयोगाने यावर स्पष्टीकरण दिले आहे. ते जिंकतात तेव्हा ते आरोप करत नाहीत. हरतात तेव्हाच ते आरोप करतात. ईव्हीएमवर आरोप करतात. मात्र हे मशीन मनमोहन सिंग पंतप्रधान असताना सुरू झाले होते.” चंद्रकांत पाटलांनी Rahul Gandhi यांना दिला कोल्हापुरी ‘झटका’; म्हणाले, “उठसूट इलेक्ट्रॉनिक मीडियाचा…” पुढे बोलताना एकनाथ शिंदे म्हणाले, “मनमोहन सिंग पंतप्रधान असताना ईव्हीएमवर मतदान सुरू झाले. आता यांना त्यांच्या काळात सुरू झालेली प्रक्रिया चुकीची आहे असे म्हणायचे आहे का? ते म्हणतात हे सगळे १० ते १५ वर्षांपासून सुरू आहे. १५ वर्षांपूर्वी कोण सतेत होते? यूपीए सरकार होते. म्हणजे ते त्यांच्याच सरकारवर आरोप करायचे आहेत का? आरोप करून चालणार नाही. पुरावे दिले पाहिजेत. कर्नाटक, तेलंगणामध्ये जिंकल्यावर त्यांनी आरोप केले नाहीत. लोकसभेत आम्ही हरलो तेव्हा आम्ही आरोप केले नाहीत.” चंद्रकांत पाटलांनी Rahul Gandhi यांना दिला कोल्हापुरी ‘झटका’ राहुल गांधी यांनी केलेल्या आरोपांवर बोलताना चंद्रकांत पाटील म्हणाले, “त्यांना काही काम धंदा उरलेला नाही. ते लोकसभेचे विरोधी पक्षनेते आहेत. कॉँग्रेसचा चेहरा आहेत. त्यांना रोज काहीतरी बोलले पाहिजे. जर ते सरळ बोलले तर, त्याची दखल कोणी घेणार नाही.राहुल गांधी यांनी इतक्या वेळेस मांडणी करून ते अजून एकही गोष्ट सिद्ध करू शकले नाहीत. 6 हजारपेक्षा मतांची चोरी, पुराव्यासह राहुल गांधीचा भाजपवर थेट वार! निवडणुकीपूर्वी टाकला ‘बॉम्ब’, बिकट परिस्थिती उद्भवणार? लोकसभा निवडणुकीत तुम्हाला महाराष्ट्र आणि उत्तर प्रदेशमध्ये जास्त जागा मिळाल्या. मग तुम्ही त्या ठिकाणी मत चोरी केली का? तुमच्या बाजूने निकाल अलया की ईव्हीएम मशीन चांगले आणि विरोधात निकाल लागला की त्याच मशीनला चुकीचे म्हणणे योग्य नाही. इतकेसे न समजायला लोक काय वेडी नाहीत. राहुल गांधींकडे पुरावे असतील तर त्यांनी थेट सुप्रीम कोर्टात जावे. निवडणूक आयोगाने दखल घेतली नसेल तर सुप्रीम कोर्टात दाद मागता येते. तिथेही दखल नाही घेतली तर डिव्हिजनमध्ये जाता येते. त्यामुळे रोज उठून इलेक्ट्रॉनिक मीडियाचा स्पेस खाऊ नये. Follow Us On © Copyright Navarashtra 2025 All rights reserved.</w:t>
-      </w:r>
-    </w:p>
-    <w:p>
-      <w:pPr>
-        <w:pStyle w:val="Heading3"/>
-      </w:pPr>
-      <w:r>
-        <w:t>Article 43</w:t>
-      </w:r>
-    </w:p>
-    <w:p>
-      <w:r>
-        <w:t>Title: Nitin Gadkari: सरकारला दूर ठेवून लोकांच्या सहभागातूनच शाश्वत विकास साधता येतो – नितीन गडकरी</w:t>
-      </w:r>
-    </w:p>
-    <w:p>
-      <w:r>
-        <w:t xml:space="preserve">URL: </w:t>
-      </w:r>
-      <w:hyperlink r:id="rId51">
-        <w:r>
-          <w:rPr>
-            <w:color w:val="0000FF"/>
-          </w:rPr>
-          <w:t>https://ratnagirikhabardar.com/news/79158/</w:t>
-        </w:r>
-      </w:hyperlink>
-    </w:p>
-    <w:p>
-      <w:r>
-        <w:t>Content: पुणे: सामाजिक कार्य हे केवळ सरकारी मदतीवर अवलंबून न ठेवता लोकशक्तीच्या जोरावर करणे गरजेचे आहे. सरकारला दूर ठेवून लोकांच्या सहभागातूनच शाश्वत विकास साधता येतो, असे प्रतिपादन केंद्रीय मंत्री नितीन गडकरी यांनी केले. नाम फाउंडेशनचा रविवारी (दि. १४) दशकपूर्ती समारंभ स्वारगेट येथील गणेश कला मंच येथे पार पडला. त्यावेळी ते बोलत होते. शेतकरी आत्महत्या, दुष्काळग्रस्त भागातील पुनरुत्थान, पर्यावरण संवर्धन, पाणी अडवा पाणी जिरवा यांसारख्या विविध उपक्रमांतून फाउंडेशनने गेल्या दहा वर्षांत ग्रामीण भागात केलेले कार्य कौतुकास्पद आहे, असेही ते म्हणाले. यावेळी उच्च व तंत्रशिक्षण मंत्री चंद्रकांत पाटील, पद्मभूषण डॉ. विजय भटकर, मराठी भाषा मंत्री उदय सामंत, आमदार भीमराव तापकीर, ‘नाम’चे संस्थापक-अध्यक्ष अभिनेता नाना पाटेकर, संस्थापक-सचिव मकरंद अनासपुरे उपस्थित होते. गडकरी म्हणाले, चांगल्या सामाजिक कार्यासाठी राजकीय प्रचाराची गरज नसते. त्यासाठी इच्छाशक्ती महत्त्वाची असते. ‘नाम’ने केलेले कार्य महत्त्वाचे असून ‘देणारे हात होण्यापेक्षा मदत करणारे हात होता आलं पाहिजे. जेवढ्या जास्त प्रमाणात आपण कौशल्य निर्माण करू तेवढे आपण प्रगतीच्या दिशेने वाटचाल करत राहू. त्यासाठी समाजासाठी संवेदनशील काम करणे गरजेचे आहे. उच्च व तंत्रशिक्षण मंत्री चंद्रकांत पाटील म्हणाले, महिला वर्गासाठी ५ तासांचे काम वर्क मॉड्युल राबवणे गरजेचे आहे. यातून अधिकाधिक महिलांसाठी रोजगार उपलब्ध होऊ शकतो. सप्टेंबर २०१५ साली ‘नाम फाउंडेशन’ची स्थापना झाली आणि त्याची दशकपूर्ती होत आहे. या वाटचालीत आजवर असंख्य हातांनी माणुसकीच्या या यज्ञात मोठे योगदान दिले. मानवतेचा हा यज्ञ यापुढेही असाच अखंडपणे चालत राहील, यासाठी ‘नाम फाउंडेशन’ कटिबद्ध असल्याचे ‘नाम’चे संस्थापक-अध्यक्ष नाना पाटेकर आणि संस्थापक-सचिव मकरंद अनासपुरे यांनी सांगितले. दैनिक रत्नागिरी खबरदारISO 9001:2015 CERTIFIED(RNI NO. MAHMAR/2013/57411)शासनमान्य रजिस्टर न्यूजपेपर15:38 15-09-2025</w:t>
-      </w:r>
-    </w:p>
-    <w:p>
-      <w:pPr>
-        <w:pStyle w:val="Heading3"/>
-      </w:pPr>
-      <w:r>
-        <w:t>Article 44</w:t>
-      </w:r>
-    </w:p>
-    <w:p>
-      <w:r>
-        <w:t>Title: The fight for Pune’s green heart: A city’s soul vs 6 minutes of saved commute</w:t>
-      </w:r>
-    </w:p>
-    <w:p>
-      <w:r>
-        <w:t xml:space="preserve">URL: </w:t>
-      </w:r>
-      <w:hyperlink r:id="rId52">
-        <w:r>
-          <w:rPr>
-            <w:color w:val="0000FF"/>
-          </w:rPr>
-          <w:t>https://www.newslaundry.com/2025/09/22/the-fight-for-punes-green-heart-a-citys-soul-vs-6-minutes-of-saved-commute</w:t>
-        </w:r>
-      </w:hyperlink>
-    </w:p>
-    <w:p>
-      <w:r>
-        <w:t>Content: Report Once rescued by citizen’s protest in the 1980s, Pune’s beloved Vetal Tekdi faces its gravest threat yet from state-backed infrastructure plans. For more than 40 years, Punekars have rallied to save Vetal Tekdi – the city’s highest hill, a green lung thick with trees, birdsong, and clean air. It’s where thousands walk and birds find rest. Each time the hill has faced the axe of development, citizens have risen in protest, forcing authorities to step back. Now, that legacy of resistance is being tested again. Three projects – the Bal Bharati–Paud Phata (BBPP) road, twin tunnels, and a high capacity mass transit route – threaten to slice through this fragile urban forest. Experts warn of irreversible damage: at least 7,000 trees will be lost, groundwater recharge zones disrupted, and wildlife corridors fragmented. But the Pune Municipal Corporation has pushed tenders and revised plans. A long-standing struggle for Vetal Tekdi On July 14, 1982, Pune resident Lata Shrikhande received a pivotal letter from DP Gupta, then Director General of Road Development, confirming that plans to build a highway across Law College Hill – part of the beloved Vetal Tekdi – had been scrapped following widespread public opposition. Punekars saw this as proof that civic voices could protect their green heritage, named after Vetal Baba, seen as a form of Lord Shiva. But decades later, the same battle returned under harsher terms. On April 10, 2023, a group of citizens were even mocked by BJP leader and Pune Guardian Minister Chandrakant Patil over their concerns. “If you love jungles so much, I will build you homes in Gadchiroli,” he reportedly told them, the group alleged. The project never died. It had been renewed in 1996 by a general body resolution of PMC; formalised in the 2007-27 Development Plan, with environmental and traffic studies prepared between 2017-2021. Now, concerns have only deepened with recent reports of PMC’s plans to fast-track the tunnel project. The Bal Bharati–Paud Phata (BBPP) road project had first appeared in Pune’s 1982 draft development plan for 1987–2007. Such plans, prepared by municipal corporations and approved by the state government, usually cover 20 years. However, because the proposed road cut across the Vetal Tekdi hill complex, it immediately faced opposition. The citizen campaign succeeded when DP Gupta confirmed the project would be scrapped. The road was removed from the 1987 plan. However, in 1996, PMC revived the project through a general body resolution. By 2000, the forest department began warning PMC and the district administration that the proposed road passed through forest land and could not proceed without central government permission. There were several letters informing that parts of the land were forest areas. A letter from the Deputy Conservator of Forests on March 31, 2000, stated that Survey Nos. 49 to 53 qualified as forest under a 1996 Supreme Court ruling. Another letter on July 16, 2001, reiterated that Plot No. 97 in Survey No. 53, near the Indian Law Society College, was forest land, and no non-forest activity could take place without central approval. In 2003, Assistant Conservator of Forests Hanmant Dhumal told the Bombay High Court that Survey Nos. 96 and 97 were reserve forests and warned that building a road through dense forest would lead to large-scale ecological damage, including the felling of thousands of trees. Despite these warnings, PMC began construction at Paud Phata in March 2006. Later that year, the Central Empowered Committee (CEC), constituted by the Supreme Court, also wrote to the Chief Secretary of Maharashtra objecting to the project, stating that constructing a road on forest land would violate Supreme Court orders. But construction continued until the citizen group Nagrik Chetna Manch, led by retired Army Major General Sudhir Jathar, approached the Bombay High Court, which issued a stay order. The project resurfaced in PMC’s 2007–2027 development plan. But in 2015, the planning committee members appointed by the state government rejected any construction on hills. Committee members Sarang Yadwadkar and Sachin Punekar wrote that hilltops and slopes should be left “open and virgin” with no roads or development of any kind. Speaking to Newslaundry, Yadwadkar explained that roads on hill slopes cause “irreversible damage” without solving traffic congestion. “Within a few years, the road will be as choked as any other, but the damage to the hills and environment will be permanent,” he said. In January 2016, the Bombay High Court struck down the BBPP road project, observing that before destroying a man-made forest, an Environmental Impact Assessment (EIA) must be carried out and reviewed by a committee of experts. Unless such a study proved the destruction of the forest was truly in the public interest, the road could not proceed. So in June 2018, PMC formed a six-member expert committee, including municipal officials and two independent members – Major General Sudhir Jathar and Prashant Inamdar. The committee was tasked with studying the project’s environmental and traffic impact. PMC also appointed two consultancy firms – VKe Environmental for the EIA and Sustainancy for the traffic survey. Both the firms favoured the project. There is no record of opinions by four PMC expert committee members. However, Jathar and Inamdar, in their review of the EIA and traffic study report, concluded that the road would cause irreversible ecological damage, and would not serve the intended purpose of easing traffic congestion or diversion. In his final review report of June 2021, Jathar pointed out that VKe Environmental downplayed the area’s ecological value by calling it a “man-made plantation” with little wildlife. This, he said, despite the consultancy’s own annexure contradicting this, documenting native species like Khair, Moi, Medshingi and Kadulimb, along with 45 bird species, 13 butterflies, five reptiles, and mammals. His report identified 52 percent of the road alignment as areas of high or moderate conservation priority, critical for wildlife corridors, cooling stands, and groundwater recharge. He warned of habitat fragmentation, loss of nesting and feeding sites, and the felling of nearly 1,440 trees, along with losses in ecosystem services such as soil stability, seed dispersal, pollination and carbon sequestration. When Jathar asked whether the road would serve as a long-term traffic solution, the consultants admitted that the BBPP road was only a medium-term fix for around 12 years. Jathar also pointed out that VKe Environmental made no mention of groundwater recharge in its “summary and conclusion,” despite their own hydro-geology report in the annexure admitting that “this area is a useful groundwater recharge zone due to favourable geological formations”. The hydrology report had also warned that work in this zone should be limited only to the road, as any additional construction could affect groundwater recharge and reduce water availability downstream. Prashant Inamdar, a transportation expert, told Newslaundry that the Expert Committee was mandated to oversee the Environmental Impact Assessment and traffic studies, scrutinise consultants’ reports, and submit a final report with recommendations to PMC. Inamdar said after their reviews were submitted to the Additional Commissioner of PMC, who chaired the Expert Committee, a meeting should have been convened to discuss these findings. This meeting should have been followed by a joint session with the consultants. However, Inamdar reported that PMC “never convened a full committee meeting, preventing preparation and submission of the final report”. Instead, PMC held internal discussions with officers and consultants, deliberately excluding the independent members. In August 2021, PMC even floated tenders for a Detailed Project Report without informing Jathar and Inamdar. The move was opposed by Jathar’s Nagrik Chetna Manch in the Bombay High Court. Still, consultancy Enviro Safe was awarded the contract to prepare the DPR and oversee pre- and post-construction work. The DPR was completed by November 2022 with an estimated cost of Rs 252 crore. And what the DPR suggested was a “completely altered project” – including two elevated roads on pillars along the hill slope, a flyover and underpass at one end, and a large commercial centre and township flanking the road. “None of this was part of the original plan assessed in the EIA and traffic studies,” said Inamdar. “It was evident that PMC had already pre-decided the course of action, without giving any regard to the expert committee.” The DPR pointed to far more construction on the hill than initially disclosed. According to the DPR consultant EnviroSafe, erecting these pillars would require flattening slopes to build access roads. The plan even shows HCMTR project pillars standing in the middle of the BBPP road. Yet none of this construction impact is reflected in the Environmental and Social Impact Statement, which limits its scope to 500 metres on either side of the grade road. The report even claims that elevated roads will protect the hill from environmental damage, despite the DPR clearly showing widespread construction. Citizen groups have alleged that PMC is deliberately complicating reports and procedures to obscure the scale of the project, fearing public opposition once the full picture emerges. In October 2021, the PMC general body also approved the alignment of the High Capacity Mass Transit Route – a ring road – with the BBMP. The Maharashtra government granted approval in 2024. The other blow Meanwhile, the other blow was feared from twin tunnels proposed through the hill, connecting Panchvati to Sutardhara and Panchvati to Gokhale Nagar. The tunnel idea had first appeared in PMC’s City Development Plan 2013–2041. Responding to pressure, PMC’s Development Plan Committee – then led by Congress and NCP– rejected the proposals in February 2015. The report highlighted that vehicular emissions in tunnels pose serious environmental risks, including the release of harmful pollutants, elevated tunnel temperatures from vehicle heat, and noise and vibration exceeding permissible limits. It also warned that tunnel construction could disrupt underground aquifers, damage crucial groundwater recharge zones, and threaten the habitat of Jatropha Nana (Nana Erand), a critically endangered plant found only on the Pachgaon-Parvati and Vetal Hills. The committee concluded that no development should be permitted on hilltops and slopes and recommended cancelling the proposed tunnel between Panchvati and Gokhale Nagar through Vetal Tekdi. But after BJP came to power in 2014, the state government took over the Development Plan in March 2015. A committee headed by Divisional Commissioner S Chockalingam revised it, and in January 2017, the Urban Development Department reintroduced the tunnel project. In April 2018, BJP-led PMC passed a resolution for a feasibility study, floating tenders for the first time. The 2019 shift to the Maha Vikas Aghadi (MVA) stalled progress, with feasibility retendered six times until October 2021. The project revived in June 2022 when BJP returned to power, and by February 2023 it was expedited and finalised. It is significant that the 2022 pre-feasibility and Environmental Impact Assessment report for the Panchvati–Kothrud and Gokhale Nagar tunnel, prepared by the PMC itself, revealed strong local opposition to the project. Surveys were conducted at five locations – Pashan Panchvati, Gokhale Nagar, Sutardhara, Janwadi, and Wadarwadi – at the proposed tunnel’s entry and exit points. The report found that only 21 percent of residents supported the tunnel, while 79 percent opposed it. A 2022 study by the Pune-based Advanced Centre for Water Resources Development and Management highlighted the crucial role of Vetal Hill catchments as aquifers. According to the report, Pune’s annual urban groundwater footprint exceeds 100 million cubic meters, sustained largely by a network of 14 basalt aquifers of varying extent and thickness. The study identified the Vetal Hill catchments – particularly the stretch between Nal Stop and the Bhandarkar Oriental Research Institute – as hosting seven aquifers, four of which are shallow and located between Law College Road and the lower to middle slopes of the hill. Any physical infrastructure in this zone, the study warned, would disrupt the recharge, storage, and flow functions of these aquifers. Despite its ecological importance, official recognition of Vetal Hill has been inconsistent. In September 2000, the Government of Maharashtra passed a resolution directing PMC to prepare a list of the city’s urban and natural heritage sites, including Vetal Hill. Yet, when PMC issued a public notice on heritage sites in 2018, none of the natural heritage sites, including Vetal Hill, were listed. It is important to note that, despite these environmental and civic concerns, projects like the proposed tunnels continue to be pushed forward. But opposition has continued In March 2024, members of the citizen group Vetal Tekdi Bachao Kruti Samiti approached the Central Empowered Committee (CEC) seeking a halt to the BBPP road project. A year later, in February 2025, the Bombay High Court disposed of a petition filed by Nagrik Chetna Manch, ruling that if the project required Forest or Environment Department clearance, the PMC must obtain permissions. The court further directed the competent authority to decide whether the land qualifies as “deemed forest” and whether the road truly serves public interest. In April 2025, citizen activists Sumita Kale and Sushma Daate filed a Special Leave Petition in the Supreme Court against this order. The matter is still pending. Meanwhile, in May 2025, acting on the March 2024 application and a site visit by a CEC member in April 2024, the committee had written to the Maharashtra Chief Secretary instructing that no work be undertaken in “deemed forest” areas along the 2.1 km proposed alignment. It warned that construction there would violate the Supreme Court’s landmark 1996 T N Godavarman v Union of India judgment and the Van (Sanrakshan Evam Samvardhan) Rules, 2023. Pradeep Ghumare, a resident of Panchvati said, “This entire tunnel project is nothing short of a sham. Far from easing traffic congestion or making commuting faster, it threatens to destroy Vetal Tekdi… Over the past 35 years, tens of thousands of trees have been planted here by citizens, schoolchildren, the forest department, and even the PMC itself. All of this effort will be undone if the project goes ahead.” Usha Rangarajan, a resident of Pashan, said Vetal Tekdi is “critical” for Pune’s ecology. “It sustains one of the city’s largest aquifers, supplying groundwater to surrounding areas such as Pashan, Senapati Bapat Road, Deccan, and Kothrud. It is also one of the largest natural amenities available to citizens in western Pune, serving as a vital green lung and biodiversity hotspot.” Prajakta Divekar, heritage advocate and member of Vetal Tekdi Bachav Kruti Samiti, said the crux is simple: “People do not want these projects.” She pointed out that the only public input was the 2013 Development Plan hearing, when few realised how massive and costly the projects would become. She criticised the pre-feasibility and project studies for downplaying damage, calling mitigation measures a “magic wand” solution. Worse, she said, many politicians did not understand the projects were interconnected. “Some thought there was a choice between road, tunnel, or elevated road. In reality, all are separate projects, all aimed at the same thing.” At the core, she said, over 2,000 acres of natural land on Vetal Tekdi are viewed as real estate and that it’s “pure greed”. “Roads are just entry points to open up hills for future development.” Divekar warned that with projects like the ring road already destroying hills, Pune faces ecological disaster. “We are heading towards a water crisis. These hills are natural water tanks, part of our water infrastructure. We cannot recreate them. Despite repeated representations to PMC, Vetal Tekdi is still not formally protected.” Madhavi Rahirkar, a lawyer and Deccan resident, alleged that PMC’s push for the BBPP road is less about easing traffic and more about benefiting a private township on Paud Road. “Its map surfaced in PMC’s detailed project report…raising eyebrows,” she claimed. “What troubles citizens are the selective omissions. Environment Clearance has not been obtained for road projects on the hill. The EIA report for BBPP was completed in 2021, but the township approved in 2019 was neither included in the EIA nor shared with the expert committee. Authorities keep pushing the road project, disregarding expert recommendations, altering surveys when errors are flagged, and keeping major alignment changes under wraps. Costs have already shot past Rs 300 crore.” Madhavi Rahirkar, a lawyer and a resident of Deccan area, said, “Many citizens suspect that the real reason behind PMC’s push for the BBPP road on Vetal Tekdi slopes is to benefit a private township on Paud Road side, whose map surfaced in PMC’s detailed project report for the BBPP road project.” “The project was approved by the Deputy Director of Town Planning (SRA) in February 2019 along with residential and commercial complexes. At present, the only entry to this project is via the narrow ARAI road. Main roads that are Karve Road and Paud Road lie at much lower gradients. For developers, the proposed BBPP road connecting to Senapati Bapat Road would provide direct access. Adding to the suspicion is an application filed on November 11, 2020, by the project’s architect, asking PMC to realign the BBPP road to merge with the proposed High Capacity Mass Transit Route in the same portion of land. This was approved in 2023 by the PMC Commissioner, at an additional cost of Rs 16 crore.” She added, “What troubles citizens is the selective omissions. Environment Clearance has not been obtained for the road projects on the hill. The Environment Impact Assessment (EIA) report for the BBPP project was completed in 2021. Even then, the township, approved in 2019, was neither included in the EIA nor shared with the expert committee members. The point is that despite legitimate concerns, authorities seem intent on pushing the road project, disregarding Expert Committee members' recommendations, repeatedly altering surveys when errors are flagged, and keeping major alignment changes under wraps. This project has crossed Rs 300 crore now when the EIA had done cost-benefit analysis using Rs 50 crore estimate for this 2.1 km road. It looks like they just want to do it at any cost.” When Newslaundry reached out to Naval Kishore Ram, Pune Municipal Commissioner. “We will also speak to the people and will understand their concerns. Their point of view will surely be taken into consideration.” Our latest Sena project tracks how elites take over public spaces in urban India, and the price that’s paid by you. Click here to contribute. © Newslaundry Media Private Limited. All Rights Reserved.</w:t>
-      </w:r>
-    </w:p>
-    <w:p>
-      <w:pPr>
-        <w:pStyle w:val="Heading3"/>
-      </w:pPr>
-      <w:r>
-        <w:t>Article 45</w:t>
-      </w:r>
-    </w:p>
-    <w:p>
-      <w:r>
-        <w:t>Title: Govt Jobs: इस राज्य में मार्च 2026 तक भरे जाएंगे सहायक प्रोफेसर के 5,500 पद; वित्त और योजना विभाग ने दी सहमति</w:t>
-      </w:r>
-    </w:p>
-    <w:p>
-      <w:r>
-        <w:t xml:space="preserve">URL: </w:t>
-      </w:r>
-      <w:hyperlink r:id="rId53">
-        <w:r>
-          <w:rPr>
-            <w:color w:val="0000FF"/>
-          </w:rPr>
-          <w:t>https://www.amarujala.com/jobs/government-jobs/5-500-assistant-professors-to-be-recruited-before-march-2026-says-minister-chandrakant-patil-2025-09-21</w:t>
-        </w:r>
-      </w:hyperlink>
-    </w:p>
-    <w:p>
-      <w:r>
-        <w:t>Content: मेरा शहर Link Copied Govt Jobs 2026: महाराष्ट्र के उच्च एवं तकनीकी शिक्षा मंत्री चंद्रकांत पाटिल ने शनिवार को कहा कि राज्य के वरिष्ठ महाविद्यालयों में मार्च 2026 से पहले 5,500 सहायक प्राध्यापकों की भर्ती की जाएगी। वह नांदेड़ स्थित स्वामी रामानंद तीर्थ मराठवाड़ा विश्वविद्यालय के 28वें दीक्षांत समारोह में बोल रहे थे। पाटिल ने कहा कि सरकार ने वरिष्ठ महाविद्यालयों के लिए 5,500 सहायक प्राध्यापकों और 2,900 गैर-शिक्षण पदों को मंजूरी दे दी है। मंत्री ने बताया कि वित्त और योजना विभाग दोनों ने अपनी सहमति दे दी है। उन्होंने कहा कि जल्द ही एक सरकारी प्रस्ताव (GR) जारी किया जाएगा और अगले साल मार्च से पहले 5,500 सहायक प्राध्यापकों के रिक्त पदों को भरा जाएगा। पाटिल ने कहा कि विश्वविद्यालयों में 700 सहायक प्रोफेसरों की भर्ती के लिए पहले ही मंजूरी दे दी गई थी, लेकिन तत्कालीन राज्यपाल सी. पी. राधाकृष्णन द्वारा एक अलग तरीका सुझाए जाने के कारण यह प्रक्रिया पूरी नहीं हो सकी। उन्होंने कहा कि चूंकि राधाकृष्णन उपराष्ट्रपति नियुक्त हो चुके हैं, इसलिए यह मामला नए राज्यपाल आचार्य देवव्रत के समक्ष उठाया जाएगा। मंत्री ने कहा कि विदेशी छात्रों को आकर्षित करने के लिए विश्वविद्यालयों को मजबूत बनाया जाना चाहिए। उन्होंने कहा कि इस वर्ष एक एजेंसी नियुक्त की गई जिसके माध्यम से 65 देशों के 4,000 छात्रों ने नामांकन कराया, लेकिन ज्यादातर छात्रों ने पुणे और मुंबई को प्राथमिकता दी। उन्होंने कहा कि आज के युवाओं में समाज को बदलने की अपार क्षमता है। उन्होंने कहा, "महाराष्ट्र सरकार ने स्टार्टअप इंडिया, मेक इन इंडिया और डिजिटल इंडिया जैसी पहलों के जरिए अवसरों के द्वार खोले हैं। आपके पास प्रयोग करने, नवाचार करने और नए रास्ते बनाने की शक्ति है। लेकिन याद रखें, उद्यमिता और करियर हमेशा मूल्यों और सामाजिक जिम्मेदारी पर आधारित होने चाहिए।" रहें हर खबर से अपडेट, डाउनलोड करें अमर उजाला हिंदी न्यूज़ APP अपने मोबाइल पर। Next Article Please wait... Please wait... Delete All Cookies Followed</w:t>
-      </w:r>
-    </w:p>
-    <w:p>
-      <w:pPr>
-        <w:pStyle w:val="Heading3"/>
-      </w:pPr>
-      <w:r>
-        <w:t>Article 46</w:t>
-      </w:r>
-    </w:p>
-    <w:p>
-      <w:r>
-        <w:t>Title: महाराष्ट्र: शिक्षा क्षेत्र में बड़ा बदलाव! मार्च 2026 तक भरें जाएंगे 5500 पद, सरकार का ऐलान</w:t>
-      </w:r>
-    </w:p>
-    <w:p>
-      <w:r>
-        <w:t xml:space="preserve">URL: </w:t>
-      </w:r>
-      <w:hyperlink r:id="rId54">
-        <w:r>
-          <w:rPr>
-            <w:color w:val="0000FF"/>
-          </w:rPr>
-          <w:t>https://www.abplive.com/states/maharashtra/chandrakant-patil-said-5500-assistant-professors-to-be-recruited-before-march-2026-3016077</w:t>
-        </w:r>
-      </w:hyperlink>
-    </w:p>
-    <w:p>
-      <w:r>
-        <w:t>Content: महाराष्ट्र के उच्च और तकनीकी शिक्षा मंत्री चंद्रकांत पाटिल ने सहायक प्रोफेसरों की भर्ती को लेकर बड़ी घोषणा कर दी है. 20 सितंबर को नांदेड में स्वामी रामानंद तीर्थ मराठवाड़ा विश्वविद्यालय के 28वें दीक्षांत समारोह में घोषणा की कि राज्य के वरिष्ठ कॉलेजों में 5,500 सहायक प्रोफेसरों की भर्ती मार्च 2026 से पहले पूरी कर दी जाएगी. उन्होंने बताया कि सरकार ने इस भर्ती के साथ-साथ 2,900 गैर-शिक्षण पदों को भी मंजूरी दी है, और वित्त व योजना विभाग ने इसकी सहमति दे दी है. पाटिल ने कहा कि जल्द ही सरकारी प्रस्ताव (GR) जारी किया जाएगा और इसके तहत सभी 5,500 पद भरे जाएंग. उन्होंने यह भी स्पष्ट किया कि पहले विश्वविद्यालयों में 700 सहायक प्रोफेसरों की भर्ती का आदेश था, लेकिन उस समय के राज्यपाल C P राधाकृष्णन द्वारा भिन्न प्रक्रिया सुझाए जाने के कारण यह पूरा नहीं हो पाया. अब चूंकि राधाकृष्णन उपराष्ट्रपति नियुक्त हो चुके हैं, यह मामला नए राज्यपाल आचार्य देवव्रत के साथ उठाया जाएगा. मंत्री ने कहा कि विश्वविद्यालयों को विदेशी छात्रों को आकर्षित करने के लिए मजबूत बनाना आवश्यक है. इस साल एक एजेंसी के माध्यम से 65 देशों से 4,000 छात्रों ने नामांकन कराया, लेकिन अधिकांश छात्रों ने पुणे और मुंबई को प्राथमिकता दी. उन्होंने छात्रों को यह भी याद दिलाया कि युवाओं में समाज को बदलने की अपार क्षमता है, और उन्हें न केवल करियर बल्कि सामाजिक जिम्मेदारी और मूल्यों के साथ उद्यमिता और नवाचार पर ध्यान देना चाहिए. पाटिल ने अंत में कहा कि महाराष्ट्र सरकार ने स्टार्टअप इंडिया, मेक इन इंडिया और डिजिटल इंडिया जैसी पहलों के माध्यम से युवाओं के लिए अवसरों के दरवाजे खोल दिए हैं. उन्होंने छात्रों को प्रोत्साहित किया कि वे नए रास्ते खोजें, प्रयोग करें और नवाचार करें, लेकिन हमेशा अपने कदमों को मूल्यों और सामाजिक जिम्मेदारी के आधार पर रखें. यह घोषणा राज्य के शिक्षा क्षेत्र और युवाओं के लिए बड़ी उम्मीदों का संकेत है. Source: IOCL We use cookies to improve your experience, analyze traffic, and personalize content. By clicking "Allow All Cookies", you agree to our use of cookies.</w:t>
-      </w:r>
-    </w:p>
-    <w:p>
-      <w:pPr>
-        <w:pStyle w:val="Heading3"/>
-      </w:pPr>
-      <w:r>
-        <w:t>Article 47</w:t>
-      </w:r>
-    </w:p>
-    <w:p>
-      <w:r>
-        <w:t>Title: Nashik: Hindi Poet Kumar Ambuj Wins YCMOU’s Kusumagraj National Literary Award 2024</w:t>
-      </w:r>
-    </w:p>
-    <w:p>
-      <w:r>
-        <w:t xml:space="preserve">URL: </w:t>
-      </w:r>
-      <w:hyperlink r:id="rId55">
-        <w:r>
-          <w:rPr>
-            <w:color w:val="0000FF"/>
-          </w:rPr>
-          <w:t>https://www.freepressjournal.in/pune/nashik-hindi-poet-kumar-ambuj-wins-ycmous-kusumagraj-national-literary-award-2024</w:t>
-        </w:r>
-      </w:hyperlink>
-    </w:p>
-    <w:p>
-      <w:r>
-        <w:t>Content: Nashik: The Kusumagraj National Literary Award (2024), given by Yashwantrao Chavan Maharashtra Open University (YCMOU), has been awarded this year to the renowned Hindi poet Kumar Ambuj. The award will be presented by the university’s Vice Chancellor, Prof. Sanjeev Sonawane, on Wednesday at 6 pm at the Visakha Auditorium in the Kusumagraj Memorial, Nashik. This award, started in 2010, is given annually to a selected non-Marathi poet by the university’s Kusumagraj Adhyasana. It carries a cash prize of one lakh rupees, along with a citation and a certificate. Previously, well-known poets such as Chandrakant Devtale (Hindi), K. Sachchidanandan (Malayalam), Sitanshu Yashachandra (Gujarati), Surjit Patar (Punjabi), Temsula Ao (English), Vishnu Khare (Hindi), H.S. Shivprakash (Kannada), Amitabh Gupta (Bengali), and Neelim Kumar (Assamese) have been honoured with this award. For this year’s award, the selection committee, headed by the Vice Chancellor Prof. Sanjeev Sonawane, unanimously recommended the name of poet Kumar Ambuj. The committee included renowned poets and translators Prof. Chandrakant Patil, Dr. Gorakh Thorat and Dr. Rajshekhar Shinde. Dr. Dilip Dhondge, Head of Kusumagraj Adhyasana, served as the coordinator of the committee, according to information provided by the university’s Registrar, Dilip Bharad. Who is Kumar Ambuj? Kumar Ambuj, a poet from Guna, Madhya Pradesh, is well-known as a powerful poet, story writer, and critic of the post-nineties generation. Five of his poetry collections have been published so far, and one collection of edited poems has also been released. He has previously been honored with several awards, including the Madhya Pradesh Sahitya Akademi Award.</w:t>
-      </w:r>
-    </w:p>
-    <w:p>
-      <w:pPr>
-        <w:pStyle w:val="Heading3"/>
-      </w:pPr>
-      <w:r>
-        <w:t>Article 48</w:t>
-      </w:r>
-    </w:p>
-    <w:p>
-      <w:r>
-        <w:t>Title: Pune News: चंद्रकांत पाटिल का बयान – पडलकर की भाषा से सहमत नहीं, समर्थन नहीं करेंगे</w:t>
-      </w:r>
-    </w:p>
-    <w:p>
-      <w:r>
-        <w:t xml:space="preserve">URL: </w:t>
-      </w:r>
-      <w:hyperlink r:id="rId56">
-        <w:r>
-          <w:rPr>
-            <w:color w:val="0000FF"/>
-          </w:rPr>
-          <w:t>https://navbharatlive.com/maharashtra/pune/minister-chandrakant-patil-on-gopichand-padalkars-statement-1363502.html</w:t>
-        </w:r>
-      </w:hyperlink>
-    </w:p>
-    <w:p>
-      <w:r>
-        <w:t>Content: चंद्रकांत पाटिल (सौ. सोशल मीडिया ) Pune News In Hindi: हाल ही में जत में आयोजित कार्यक्रम के दौरान भाजपा नेता और विधायक गोपीचंद पडलकर ने शरद पवार गुट के वरिष्ठ नेता और विधायक जयंत पाटिल को लेकर आपत्तिजनक बयान दिया था। इस बयान के बाद राज्य की राजनीति गरमा गई है। इसे लेकर भाजपा नेता एवं मंत्री चंद्रकांत पाटिल से सवाल पूछा गया तो उन्होंने स्पष्ट कहा कि गोपीचंद पडलकर के इस बयान का न तो मैंने और न ही मुख्यमंत्री देवेंद्र फडणवीस, चंद्रशेखर बावनकुले, सदाभाऊ खोत समेत किसी भी नेता ने समर्थन किया है। इस बीच बयान को लेकर हो रही आलोचना पर गोपीचंद पडलकर ने कहा कि प्रधानमंत्री नरेंद्र मोदी, उनकी माता, मुख्यमंत्री देवेंद्र फडणवीस की पत्नी और बेटी पर लगातार टिप्पणी की जाती है, तब कोई सामने क्यों नहीं आता? उस समय सवाल उठाने वाले नेता फील्ड में क्यों नहीं उतरते? मंत्री पाटिल ने कहा कि मैं गोपीचंद पडलकर का समर्थन नहीं करता हूं। उन्हें ऐसी भाषा का उपयोग नहीं करना चाहिए। ये भी पढें :- Pune News: नवरात्रि 22 सितंबर से, Pune Police ने बदली ट्रैफिक व्यवस्था राज्य के उच्च एवं तकनीकी शिक्षा मंत्री चंद्रकांत पाटिल ने आश्वासन दिया है कि शोध छात्रों की लंबित मांगों का मंत्रालय स्तर पर विचार किया जाएगा। इस संबंध में संशोधक समन्वय क्रांति समिति के शिष्टमंडल ने रविवार को मंत्री पाटिल से मुलाकात की। पाटिल के आश्वासन के बाद समिति ने अपना आंदोलन वापस ले लिया। सारथी, बार्टी, महाज्योति, अमृत और आर्टी जैसी संस्थाओं से छात्रवृत्ति प्राप्त करने के मुद्दे पर शोध छात्र डेक्कन चौक पर आंदोलन कर रहे थे। Follow Us On © Copyright Navbharatlive 2025 All rights reserved.</w:t>
-      </w:r>
-    </w:p>
-    <w:p>
-      <w:pPr>
-        <w:pStyle w:val="Heading3"/>
-      </w:pPr>
-      <w:r>
-        <w:t>Article 49</w:t>
-      </w:r>
-    </w:p>
-    <w:p>
-      <w:r>
-        <w:t>Title: हिंदी कवी कुमार अंबुज यांना यंदाचा कुसुमाग्रज राष्ट्रीय साहित्य पुरस्कार</w:t>
-      </w:r>
-    </w:p>
-    <w:p>
-      <w:r>
-        <w:t xml:space="preserve">URL: </w:t>
-      </w:r>
-      <w:hyperlink r:id="rId57">
-        <w:r>
-          <w:rPr>
-            <w:color w:val="0000FF"/>
-          </w:rPr>
-          <w:t>https://prahaar.in/2025/09/20/hindi-poet-kumar-ambuj-wins-kusumagraj-national-literary-award/amp/</w:t>
-        </w:r>
-      </w:hyperlink>
-    </w:p>
-    <w:p>
-      <w:r>
-        <w:t>Content: महाराष्ट्रताज्या घडामोडी September 20, 2025 06:39 PM नाशिक (प्रतिनिधी): यशवंतराव चव्हाण महाराष्ट्र मुक्त विद्यापीठातर्फे दिल्या जाणाऱ्या कुसुमाग्रज राष्ट्रीय साहित्य या प्रतिष्ठित पुरस्कारासाठी हिंदी कवी कुमार अंबुज यांची निवड करण्यात आली आहे. पुरस्कार वितरण समारंभ बुधवारी (ता. २४) सायंकाळी सहाला गंगापूर रोडवरील कुसुमाग्रज स्मारक येथे होणार असून, विद्यापीठाचे कुलगुरू डॉ. संजीव सोनवणे यांच्या हस्ते हा पुरस्कार प्रदान केला जाईल. २०१० पासून सुरू झालेला हा पुरस्कार विद्यापीठाच्या कुसुमाग्रज अध्यासनामार्फत दर वर्षी एका निवडक अमराठी कवीला दिला जातो. या पुरस्कारात रोख एक लाख रुपये, मानचिन्ह व मानपत्राचा समावेश आहे. यापूर्वी कवी चंद्रकांत देवताले (हिंदी), के. सच्चिदानंदन (मल्याळम), सीतांशू यशश्चंद्र (गुजराती), सुरजीत पातर (पंजाबी), टेमसुला आओ (इंग्रजी), विष्णू खरे (हिंदी), एच. एस. शिवप्रकाश (कन्नड), अमिताभ गुप्ता (बंगाली), नीलिमकुमार (आसामी) या दिग्गजांना या पुरस्काराने गौरविण्यात आले आहे. यंदाच्या पुरस्कारासाठी निवड समितीने एकमताने कुमार अंबुज यांच्या नावाची शिफारस केली. या समितीत कवी व अनुवादक प्रा. चंद्रकांत पाटील, डॉ. गोरख थोरात, डॉ. राजशेखर शिंदे यांचा समावेश होता, तर समितीचे समन्वयक म्हणून कुसुमाग्रज अध्यासनाचे प्रमुख डॉ. दिलीप धोंडगे यांनी काम पहिले. मध्य प्रदेशातील गुना येथील कवी कुमार अंबुज हे नव्वदनंतरच्या पिढीतील दमदार कवी, कथालेखक व समीक्षक म्हणून सुपरिचित आहेत. त्यांची ओळख प्रामुख्याने कवी म्हणून अधिक ठळक आहे. त्यांच्या पाच काव्यसंग्रहांसह कवितांचे एक संकलन व संपादन प्रकाशित झाले आहे. यापूर्वी त्यांना मध्य प्रदेश साहित्य अकादमीसह अनेक पुरस्कारांनी गौरविण्यात आले आहे. महाराष्ट्रमहत्वाची बातमी September 28, 2025 07:59 PM ठाणे : प्रादेशिक हवामान विभागाने दिलेल्या अंदाजानुसार, ठाणे जिल्ह्यात दि.२८ सप्टेंबर २०२५ रोजी 'रेड अलर्ट' (Red Alert) महाराष्ट्रब्रेकिंग न्यूजमहत्वाची बातमी September 28, 2025 01:12 PM भोXXXX सरकार कोणाचं आहे? हXXXX लोक आहेत, संजय राऊतांची जीभ घसरली मुंबई : उद्धव ठाकरेंच्या टीकेला मुख्यमंत्री देवेंद्र महाराष्ट्रताज्या घडामोडी September 28, 2025 12:51 PM ​पुराच्या पाण्यात अडकलेल्या नागरिकांना दिला आधार! लातूर : अहमदपूर तालुक्यात सुरु झालेल्या मुसळधार पावसाने महाराष्ट्रब्रेकिंग न्यूजमहत्वाची बातमी September 28, 2025 12:36 PM मुंबई : मराठवाड्यासह राज्यातील अनेक जिल्ह्यांत पावसाने पुन्हा धुमाकू निर्देशळ घातला आहे. नद्या-नाले तुडुंब भरून महाराष्ट्रमहत्वाची बातमी September 28, 2025 12:19 PM छत्रपती संभाजीनगर : फुलंब्री तालुक्यातील आळंद गावात घडलेल्या दुर्दैवी घटनेनं परिसरात हळहळ व्यक्त होत आहे. एका महाराष्ट्रब्रेकिंग न्यूजमहत्वाची बातमी September 28, 2025 11:36 AM मुंबई : महाराष्ट्रात पुन्हा एकदा पावसाने धुमाकूळ घातला असून, बहुतांश जिल्ह्यांमध्ये मुसळधार ते अतिमुसळधार All Rights Reserved View Non-AMP Version</w:t>
-      </w:r>
-    </w:p>
-    <w:p>
-      <w:pPr>
-        <w:pStyle w:val="Heading3"/>
-      </w:pPr>
-      <w:r>
-        <w:t>Article 50</w:t>
-      </w:r>
-    </w:p>
-    <w:p>
-      <w:r>
-        <w:t>Title: How Women In Politics Are Still Excluded From India's POSH Act And Left Vulnerable To Sexual Harassment</w:t>
-      </w:r>
-    </w:p>
-    <w:p>
-      <w:r>
-        <w:t xml:space="preserve">URL: </w:t>
-      </w:r>
-      <w:hyperlink r:id="rId58">
-        <w:r>
-          <w:rPr>
-            <w:color w:val="0000FF"/>
-          </w:rPr>
-          <w:t>https://www.etvbharat.com/en/!lifestyle/why-women-in-politics-are-still-excluded-from-indias-posh-act-and-left-vulnerable-to-sexual-harassment-enn25092002732</w:t>
-        </w:r>
-      </w:hyperlink>
-    </w:p>
-    <w:p>
-      <w:r>
-        <w:t>Content: National ETV Bharat / lifestyle By Priyanka Chandani Published : September 20, 2025 at 2:59 PM IST On Monday, the Supreme Court declined to entertain a plea seeking to expand the scope of the Protection of Women from Sexual Harassment at Workplace (POSH) Act, 2013, to include political parties. The court observed that such organisations cannot be classified as workplaces under the law. The plea was filed by Advocate Yogamaya M G, seeking recognition of political parties as workplaces in order to bring them under the POSH framework. “How can you include political parties as a workplace? Joining a party is not a place of employment,” remarked Chief Justice Gavai during the hearing. The bench further stated that "It will open a Pandora's box... there will be blackmail." The CJI further added that political engagement does not constitute employment as there is "no payment." No Legal Shield This is absurd! Political parties aren't voluntary bodies of sympathisers. They have membership cards, enforce discipline, collect funds, maintain offices, and operate with strict hierarchies. They have a state headquarters with female employees. "When it comes to women's safety, it is a Pandora's box. What about women who are harassed by male political members? " asks Ranjana Kumari, a Women's Rights Activist and Director of the Centre for Social Research. "Don't we know that sexual favours are rampant in political parties. It's like an ostrich, you want to bury your head in the sand and say there's no attack on me. You are just trying to ignore it and put a curtain to cover all the mischief that political workers do with other political women workers," says the activist. Member of Parliament Satabdi Roy agrees that the lawmakers should be more considerate toward women. "Law is above all, but as a woman, I feel women are unsafe, and people who are making it unsafe are everywhere. There should have been more consideration by the Supreme Court," says Roy. Women Reduced To 'Items' Women workers share the same work burden as men everywhere, including the political workplaces. They are also vulnerable to exploitation, especially verbal remarks. The past is witness to some blatant political misogyny and patriarchal instances. Not so long ago, Tamil Nadu's Dravida Munnetra Kazhagam, DMK leader Saidai Sadiq, made misogynistic remarks against women BJP leaders Gayathri Raghuram, Gowthami, Namitha Gauthami, and Khushboo Sundar. He called the women leaders 'items’. In his speech, he had said, "All four leaders are items. Khushboo says that lotus will bloom in Tamil Nadu. I say that even hair will grow back in Amit Shah’s head, but lotus has no chance of blooming in Tamil Nadu.” He further said, “Do you all know how many times my brother Ilaya Aruna did Khushboo? I mean, he had meetings with her when she was in DMK. Nearly six times, he took Khushboo and had meetings in RA Puram.” The DMK functionary also commented that, unlike the DMK, the BJP depended on the 'actresses' to make inroads into Tamil Nadu. The DMK leader apologised when things got out of his hands and his derogatory speech went viral. There are multiple instances like these. In May 2022, Maharashtra BJP president Chandrakant Patil passed remarks on Nationalist Congress Party MP Supriya Sule. he had said, "If you don't understand politics, go home and cook." In December 2021, senior Congress leader Ramesh Kumar, during an Assembly meeting, was heard saying, "There is a saying. When rape is inevitable, lie back and enjoy it." March 2021, Uttarakhand's Tirath Singh Rawat's comments on women wearing gripped jeans. October 2021, Karnataka Health Minister Dr K Sudhakar's contentious remarks on Indian women "wanting to stay single and not wanting to give birth after marriage." In the same month, BJP's national general secretary CT Ravi's controversial remark, "Western influence and the culture of micro families are the reason why women want to stay single." April 2019, BJP's Gopal Shetty's comments on actor Urmila Matondkar, "Urmila ji has been brought to politics because she is a celebrity and due to how she looks. She is a bholi bhali ladki who is zero in politics." October 2020, UP BJP leader Surendra Singh's provocative statement about "rape crimes can be stopped only with sanskar (values), not governance." In January 2019, BJP leader Kailash Vijayvargiya called Priyanka Gandhi 'Chocolaty Face." In July 2013, Congress Leader Digvijaya Singh called Rahul Gandhi's aide Meenakshi Natarajan "Sau tunch maal" – a common slang used to objectify and tease women. Politics Still Boy's Club Leaders post their remarks, send out an apology, and get away with anything. This reflects patriarchy and shows how women can be objectified and subjected to character assassination by men without any consequence. Therefore, political parties should be included in POSH. Political workers are working for a party; the least they expect is protection under the Law. Denying them this protection on the grounds that they are not "employees" dismisses their labour as inconsequential and exposes them to sexual discrimination. Moreover, parties hiding behind the 'voluntary association' veil are funny. "They are working and they are taking salaries from the taxpayers' money, so there's nothing voluntary. The exploitation is on another level. Even the smallest and biggest parties of the country are exploiting women. It should open Pandora's box," says noted Anti-Rape Activist Yogita Bhayana. She points out that the fault lies in the decision makers, as they are all men. "Unfortunately, the decision makers are men, even in the Supreme Court or in political parties. They are the harassers," she notes. Justice, But Not For Women The bigger question is where should a woman party worker facing internal harassment turn for help? A woman can report harrasment to the Lower Court; however, it cannot replace an internal mechanism that extends safety, confidentiality, and redress. This leaves women exposed to harassment in political spaces that are dominated by men. And this is not anticipation. In this petition as well, the Advocate Yogamaya M G had cited alarming statistics indicating that 45 per cent of women in Indian politics reported experiencing physical abuse, while 49 per cent faced verbal abuse from colleagues and political workers. A UN Women study noted the prevalence of sexual favours demanded within political parties a decade ago. An Inter-Parliamentary Union survey found that 82 per cent of women parliamentarians had faced psychological violence, including sexual threats and derogatory remarks. "Being a woman in politics is a difficult task. When POSH comes, they know they cannot lay their hands on women. It's a very dirty scene. We blame Bollywood, but political parties are worse. They are trying to cover their own ambitions. They know it is very prevalent at the block level. The higher it goes, the bigger the harassment becomes. Even the Supreme Court has its hands in gloves," remarks Bhayana. And Ranjana Kumari agrees, "They have completely ignored that there is a lot of sexual harassment in the political parties, and that's why there are not many women joining politics." Unfortunately, the decision for women's safety is given into the hands of men. It is the misogynistic and patriarchal mindset that's ruling the decision against women's interests. "It's like you scratch my back, I scratch your back. Nobody wants women to be safe. They take suo motu action on animal cases but not on real issues," opines the activist. Read More: For All Latest Updates TAGGED: Netanyahu's Remark That Israel 'Must Finish The Job' Dangerous: Palestinian Ambassador Gunman In Truck Smashes Into Michigan Church And Opens Fire, Killing At Least 4 And Injuring 8 IND Vs PAK Final: PCB Chief 'Ran Away With Asia Cup Trophy', SKY Says 'Never Seen This Before...' Netanyahu Says Israel Working On Ceasefire Plan On Eve Of Trump Meeting; Gaza Death Toll Tops 66,000 The Taliban Release A US Citizen From Afghan Prison On A Bed Of Nails: The Story Of Kataro’s Kunwari Mata &amp; Extraordinary Navratri Devotion In Durg ‘MiG-21 Signifies Friendship Between India &amp; Russia’: Def Min Rajnath Singh At The Decommissioning Ceremony Of Fighter Jets Explained: Prophylaxis, The Preventive Treatment That Cuts Down Bleeding Episodes In Hemophilia Sufferers Sowing &amp; Preserving Seeds Of Change: How Pushpanjali Is Leading Organic Rice Farming In Sambalpur Copyright © 2025 Ushodaya Enterprises Pvt. Ltd., All Rights Reserved.</w:t>
-      </w:r>
-    </w:p>
-    <w:p>
-      <w:pPr>
-        <w:pStyle w:val="Heading3"/>
-      </w:pPr>
-      <w:r>
-        <w:t>Article 51</w:t>
-      </w:r>
-    </w:p>
-    <w:p>
-      <w:r>
-        <w:t>Title: Who Is Gopichand Padalkar, The Sangli BJP MLA Constantly Making Headlines For Fiery Speeches &amp; Controversial Remarks?</w:t>
-      </w:r>
-    </w:p>
-    <w:p>
-      <w:r>
-        <w:t xml:space="preserve">URL: </w:t>
-      </w:r>
-      <w:hyperlink r:id="rId59">
-        <w:r>
-          <w:rPr>
-            <w:color w:val="0000FF"/>
-          </w:rPr>
-          <w:t>https://www.freepressjournal.in/pune/who-is-gopichand-padalkar-the-sangli-bjp-mla-constantly-making-headlines-for-fiery-speeches-controversial-remarks</w:t>
-        </w:r>
-      </w:hyperlink>
-    </w:p>
-    <w:p>
-      <w:r>
-        <w:t>Content: Sangli: Bharatiya Janata Party MLA from Jat Constituency in Sangli District, Gopichand Padalkar, has constantly been making headlines for the past few months due to his aggressive, fierce speeches and controversial remarks against multiple religions, political parties, and senior leaders. A post shared by The Free Press Journal (@freepressjournal) Padalkar made headlines after his recent remark about former Maharashtra Home Minister and Islampur Constituency MLA Jayant Patil from the Nationalist Congress Party - Sharadchandra Pawar (NCP-SP). Padalkar was also involved in his infamous fight with Mumbra MLA Jitendra Awhad. The topic became a national issue after workers from both sides got involved in a physical fight in the Mantralaya in Mumbai. Padalkar, who has a cult-based following in the northern and eastern parts of Sangli District, has a career of over a decade in politics. He is seen as a firebrand politician and the next big thing in BJP. Known for his direct and no-filter remarks, Padalkar is currently a trending topic in state and national politics. A post shared by The Free Press Journal (@freepressjournal) Who is Gopichand Padalkar? Gopichand Padalkar was born on 1 October 1982 in Atpati Taluka of Sangli District. Based in Atpadi, Padalkar started social work in his youth, criticising the established politicians of Sangli and Satara Districts. Before he got elected in the 2024 Maharashtra Legislative Assembly Elections, Padalkar fought against many notable leaders and went head-to-head. Prominent among these contests are his Baramati Legislative Assembly contest against Maharashtra Deputy Chief Minister Ajit Pawar and the Sangli Lok Sabha seat against former BJP MP Sanjay Patil, both in 2019. Padalkar joined BJP in 2019, and before that, he was a part of Rashtriya Samaj Paksha (till 2014) and Vanchit Bahujan Aghadi (in 2019) and had other stints as a political leader for local political parties and independents. Padalkar was also a BJP MLC from 2020 to 2024 before he became an MLA from Jat. Despite being from Khanapur Assembly Constituency, Padalkar contested from the drought-prone area of Jat in 2024 and defeated the incumbent MLA Vikram Singh Sawant from Congress by a huge margin. Surprisingly, MLA Padalkar also has a background in filmmaking alongside his political career. He is not only a politician but also a film actor and producer. Notably, he produced and starred in the Marathi film "Dhumas" in 2019. This film contributed to his popular image in rural Maharashtra. His involvement in films forms part of his creative and public persona, complementing his political identity as a fiery leader representing the Dhangar community in the state. In a noteworthy moment, Padalkar also lip-syncs a song sung by Bollywood legend Sonu Nigam in Marathi in the film "Dhumas". The song is titled "Man Bharun Alaya". "Hota Gopi Mhanun Vachli Topi" For years, Padalkar was known as the dummy candidate, who used to make sure that he ate into the votes of opponents so the incumbents would secure a seat. This was seen in the 2009 and 2014 elections, in which Padalkar contested the Khanapur Assembly Constituency both times as an independent. He was defeated but managed to gain votes from the main opponent, ensuring that the then-incumbent Shiv Sena MLA Anil Babar won the elections. The same was seen in the 2019 Sangli Lok Sabha elections, where Padalkar's votes ensured that the then-incumbent BJP MP Sanjay Patil retained the seat. Locals within Sangli recognised this pattern and came up with a saying: "Hota Gopi Mhanun Vachli Topi," which translates to "Due to Gopichand Padalkar, the seat was saved." Recent Remarks About Jayant Patil A junior engineer named Avdhoot Wadar was found dead in Sangli near the Krishna riverside earlier this month. His family alleged that he was pressured by BJP MLA Gopichand Padalkar, claiming particularly that his personal assistant threatened him and that his death was not suicide or accidental but murder. Local politicians picked this up and started speaking against MLA Padalkar. MLA Padalkar, at an event, targeted NCP-SP MLA Jayant Patil and said he is a reckless person and his only work is to defame him. Making matters worse, Padalkar further said, "I have the courage to organise a 'programme'. I do not think he is Rajaram Patil's son at all. There is something wrong for sure." These statements were widely criticised. BJP Maharashtra Chief Minister Devendra Fadnavis said he does not support them but defended Padalkar, saying he is a man from a village area, his political statements are aggressive, and he would talk with him. Cabinet Minister Chandrakant Patil also said that from now on, Padalkar's speeches would be different. Padalkar, however, refused to apologise and said he would speak on it in the future. Padalkar and Controversies: A Summary - After the April 2025 Pahalgam attack, Padalkar made communal remarks blaming Kashmiri Muslims and spreading theories like land jihad and love jihad. It sparked outrage and criticism from opposition parties and members of the Muslim community.- In April 2025, he again made headlines by demanding that names of Muslim-sounding villages be changed. This was viewed as communal and provocative.- In July 2025, Padalkar faced criticism for his remarks regarding alleged forced conversions by the Christian community in Sangli. Statewide protests demanded his suspension as MLA.- In July 2025, during the Monsoon Session of the Maharashtra Assembly, a heated exchange occurred between MLA Padalkar and NCP Mumbra MLA Jitendra Awhad. It escalated into a physical altercation among their supporters inside the Assembly premises, leading to a huge uproar and regret expressed by political leaders.- Time and again, he has targeted veteran leaders Sharad Pawar, Ajit Pawar, Jayant Patil, and others, criticising them using inappropriate language. These remarks have also caused wide outrage.</w:t>
-      </w:r>
-    </w:p>
-    <w:p>
-      <w:pPr>
-        <w:pStyle w:val="Heading3"/>
-      </w:pPr>
-      <w:r>
-        <w:t>Article 52</w:t>
-      </w:r>
-    </w:p>
-    <w:p>
-      <w:r>
-        <w:t>Title: Maharashtra Revenue Minister Chandrashekhar Bawankule To Inaugurate The 31st Pune Navratri Festival On September 22</w:t>
-      </w:r>
-    </w:p>
-    <w:p>
-      <w:r>
-        <w:t xml:space="preserve">URL: </w:t>
-      </w:r>
-      <w:hyperlink r:id="rId60">
-        <w:r>
-          <w:rPr>
-            <w:color w:val="0000FF"/>
-          </w:rPr>
-          <w:t>https://www.freepressjournal.in/pune/maharashtra-revenue-minister-chandrashekhar-bawankule-to-inaugurate-the-31st-pune-navratri-festival-on-september-22</w:t>
-        </w:r>
-      </w:hyperlink>
-    </w:p>
-    <w:p>
-      <w:r>
-        <w:t>Content: Pune: Pune Navratri Festival, which is a beautiful confluence of art, culture, singing, playing, bhajans, dance and music, is celebrating its 31st year this year. The festival will be inaugurated on Monday, September 22, at 4.30 pm by Maharashtra Revenue Minister Chandrashekhar Bawankule at Shri Ganesh Kala Krida Rangmanch. On this occasion, Union Minister of State for Civil Aviation and Cooperation Muralidhar Mohal, State Minister of Higher and Technical Education Chandrakant Patil, senior Gandhian thinker and former MLA Ulhas Pawar, State Minister of State for Urban Development Madhuri Misal, Rajya Sabha MP Dr Medha Kulkarni, MLA Dr Vishwajit Kadam, BJP City President Dheeraj Ghate, Former Minister of State for Home Ramesh Bagwe, Pune Municipal Commissioner Naval Kishore Ram, Pune City Police Commissioner Amitesh Kumar, and Additional Police Commissioner Sanjay Patil will be present as the chief guests. Special attraction of the inauguration The special presence of film stars Bhargavi Chirmule, Teja Devkar, Sania Chaudhary, Sheetal Ahirrao, Radha Sagar, Siya Patil, Rujuta Junnarkar, Amrita Dhongde, and Vaishnavi Patil will be a highlight in this inaugural ceremony. All the programmes of this festival are free for the fans. This information was given by the organising president of the Pune Navratri Festival, Aba Bagul, in a press conference. Bagul said, "On Monday, September 22, the day of Ghatsthapana, the installation of the idol will be done at the auspicious time of 6.41 am by Aba Bagul and Jayashree Bagul at Shri Laxmi Mata Temple in Shivdarshan. This year, a grand scene of the 72-foot-high Meenakshi Temple from Madurai is being created in this temple, and about 80 artists from the south are working on this scene." Maharshi – Lakshmi Mata Lifetime Achievement Award given annually Bagul further said that every year, a distinguished person who has performed exceptionally well in this inaugural ceremony is honoured with the 'Maharshi Award'. This year, Padma Shri Girish Prabhune, a social worker who has worked tirelessly for the upbringing, education and culture of children from the nomadic community, will be honoured with the Maharshi Award, said Aba Bagul. Similarly, individuals who have consistently contributed in various fields are honoured with the Shri Laxmi Mata Jeevan Gaurav Award at this inaugural ceremony. This year's awardees are Dr Parag Kalkar (Pro-Vice Chancellor of Savitribai Phule Pune University), State Director of Higher Education Dr Shailendra Devlankar, social activist Dr Megha Purav Samant, co-founder of Buldhana Cooperative Bank Shirish Deshpande and folk artist Pramila Lodgekar. Apart from this, Dr Mayur Kardile and Dr Arvind Khomane will also be specially honoured. Grand Opening Ceremony Cultural Programme The inauguration ceremony will be grand and spectacular, like every year. In this, the programme 'Anand Tarang', which is a jugglery of sitar, violin, flute and tabla, will be presented by Dr Neelima Radkar and Madhavi Karandikar and group. Dance guru Pt Shama Bhate and colleagues 'Sharanye Rudra Chandike' will present the Kathak programme. Vinod Dhokte, Swati Dhokte and co-stars of 'Jagar Shakti Pithancha' will present the programme Devicha Gondal. The attraction of the inauguration ceremony will be the dance performance 'Jallosh' by Marathi film stars Bhargavi Chirmule, Teja Devkar, Sania Chaudhary, Sheetal Ahirrao, Radha Sagar, Siya Patil, Rujuta Junnarkar, Amrita Dhongde, and Vaishnavi Patil, which will enchant the audience. It has been choreographed by Nikita Moghe. Cultural programmes at the festival After the inauguration, various cultural programmes will be presented at Shri Ganesh Kala Krida Rangmanch, the only one in Pune, every day at 7 pm till Vijayadashami for 11 consecutive days. On Tuesday, the 23rd, Abhijit Saraf, Kalyani Deshpande and Akshay Ghanekar will present the programme 'Nineties Melody', a collection of melodious songs from the 1990s. On Wednesday, the 24th, the programme 'Ishq Sufiyana' will be presented by Sandeep Panchwatkar, Praveen Avchar, Sandeep Ubale and Vinal Deshmukh. On Thursday, the 25th, 'Swar Samragnyiyaan', a programme of unique duet songs, will be presented by Radhika Atre, Rajeshwari Pawar, Kavita Sengar and Charulata Patankar. On Friday, the 26th, the 'Musical Masters' LP &amp; RD programme will be presented by Pallavi Patki Dhole, Sanjay Hivarale, Rafi Habib, Vinod Narwade and Bhagyashree Dumbare. On Saturday, the 27th, Prithviraj Nagwade, Ankita Shivtare and Saugandh Kapse will present the programme 'Asmita Maharashtraachi' with 50 artists simultaneously. On Sunday, the 28th, from 12 noon to 12 midnight, the only grand festival to preserve the folk art of Maharashtra will run for 12 consecutive hours, and the 'Lavani Festival', which is a must-see for women, will be a special attraction like every year. Lavani artists Seema Pote, Bhagyashree Baramatikar, Raksha Punekar, Kavya Punekar, Reel Star Kuku, and Varsha Mumbaikar and film actresses Archana Sawant, Jyoti Mumbaikar, Shalaka Punekar, and Sonali Shinde will perform in this festival. On Monday the 29th, 'Total Music Dhamaka' will be performed by Mukesh Dedhia, Tejaswini Pahuja, Chandrasekhar Mahamuni, Madhuri Bhosekar and Akash Solanki. On Tuesday, the 30th, the programme 'Bemisal Rafi' will be hosted by Aali Hussain, Anand Mhaswade and Kalyani Deshpande. On October 1, 'Hrudayat Waje Something', a romantic song programme, will be presented by Tanvi Dataye, A Saraf, Avantika Dhumane and RJ Bandya. On October 2, Vijayadashami, the vibrant programme 'Soulful Kishore Kumar' will be presented by veteran singers Jitendra Bhuruk, Rupali Ghogre and group, and this joyous musical celebration that has been going on for 11 consecutive days will conclude. Treasurer Nandkumar Bangude, Vice President Ghansham Sawant, Secretary Nandkumar Kondhalkar, Member Ramesh Bhandari, Member Amit Bagul and Member Hemant Bagul were present.</w:t>
-      </w:r>
-    </w:p>
-    <w:p>
-      <w:pPr>
-        <w:pStyle w:val="Heading3"/>
-      </w:pPr>
-      <w:r>
-        <w:t>Article 53</w:t>
-      </w:r>
-    </w:p>
-    <w:p>
-      <w:r>
-        <w:t>Title: Pune Road Work: बाणेर येथे श्रेयवादाची लढाई; मिसिंग लिंक रस्त्याचे काम भाजप, राष्ट्रवादी काँग्रेसच्या पदाधिकाऱ्यांकडून सुरू</w:t>
-      </w:r>
-    </w:p>
-    <w:p>
-      <w:r>
-        <w:t xml:space="preserve">URL: </w:t>
-      </w:r>
-      <w:hyperlink r:id="rId61">
-        <w:r>
-          <w:rPr>
-            <w:color w:val="0000FF"/>
-          </w:rPr>
-          <w:t>https://pudhari.news/maharashtra/pune/pune-baner-missing-link-road-work-bjp-ncp-clash-sb97</w:t>
-        </w:r>
-      </w:hyperlink>
-    </w:p>
-    <w:p>
-      <w:r>
-        <w:t>Content: मोहसीन शेख बाणेर: गेल्या अनेक वर्षांपासून बाणेर येथे रखडलेल्या ननवरे चौक ते पॅन कार्ड क्लब रस्त्याच्या कामाला ‌‘मिसिंग लिंक‌’ प्रकल्पांतर्गत सुरुवात झाल्याचे सांगत भाजपच्या पदाधिकाऱ्यांनी नुकतेच हे काम सुरू केले. तर राष्ट्रवादी काँग्रेसच्या (अजित पवार गट) माजी नगरसेवकांनी देखील तेथूनच या कामाला सुरुवात केली. एकंदरीत महापालिकेच्या निवडणुकीचे पडघम वाजू लागल्याने भाजप आणि राष्ट्रवादी काँग्रेसमध्ये श्रेयवादाची लढाई सुरू झाल्याचे चित्र यानिमित्ताने समोर आले आहे. दरम्यान, प्रशासनाकडून हे काम अद्याप सुरू करण्यात आले नसल्याचे महापालिकेच्या अधिकाऱ्यांनी सांगितले. (Latest Pune News) कोथरूड विधानसभा मतदार संघाचे आमदार, उच्च तंत्रशिक्षण मंत्री चंद्रकांत पाटील यांच्या माध्यमातून बाणेर, बालेवाडी परिसरातील मिसिंग लिंक प्रकल्पांतर्गत विकास आराखड्यातील अपूर्ण रस्ते पूर्ण करण्याचे काम हाती घेण्यात आले आहे. या रस्त्यांबाबत महापालिका आयुक्तांनी जागा मालक अविनाश मुरकुटे आणि बांधकाम व्यावसायिकासोबत नुकतेच बैठकीचे आयोजन केले होते. राज्य सरकारने ‌‘मिसिंग लिंक‌’ प्रकल्पांसाठी सुमारे दीडशे कोटीहून अधिक रुपयांचा निधी मंजूर केला आहे. यासाठी चंद्रकांत पाटील यांनी पाठपुरावा केला आहे. या अंतर्गत या रस्त्याचे काम सुरू करण्यात आले असून, बाणेर येथील ननवरे बिज येथील 24 मीटर डीपी रस्ता पूर्ण झाल्यानंतर बिटवाईज चौकातील वाहतूक कोंडी कमी होण्यास मदत होणार असल्याचे भाजपच्या पदाधिकाऱ्यांनी सांगितले. राष्ट्रवादी काँग््रेासने या संदर्भात स्थानिक सोसायट्यांच्या वतीने गेल्या 17 मे रोजी स्थायी समितीच्या माजी अध्यक्षांच्या माध्यमातून उपमुख्यमंत्री अजित पवार यांच्याकडे या रस्त्याचे काम मार्गी लावण्याची मागणी केली होती. त्यानुसार 8 जुलै रोजी महापालिकेचे आयुक्त नवल किशोर राम यांच्यासोबत याबाबत चर्चा झाली. त्यानंतर 12 जुलै रोजी महापालिकेच्या अधिकाऱ्यांनी या रस्त्याची पाहणी केली. या पाठपुराव्यानंतर अखेर ननवरे चौकातील प्रलंबित रस्त्याच्या कामाला प्रत्यक्ष सुरुवात झाली असल्याचे पक्षाच्या पदाधिकाऱ्यांनी सांगितले. दरम्यान, हे काम सुरू करण्यासाठी महापालिकेला निवेदन दिल्याचे मनसेनेच्याही पदाधिकाऱ्यांनी सांगितले. यामुळे पुढील काळात या कामाचे श्रेय जनता नेमके कोणाला देणार याकडे सर्वांचे लक्ष लागले आहे. महापालिकेकडून अद्याप वर्क ऑर्डर नाही या रस्त्याच्या कामाचे श्रेय घेण्यासाठी भाजप आणि राष्ट्रवादी काँग्रेसचे पदाधिकारी सरसावले असून, त्यांनी आपापल्या परीने या कामाला सुरुवात केली आहेत. मात्र प्रत्यक्षात प्रशासनाकडून या कामाची अद्याप वर्क ऑर्डर निघाली नाही. काही ठेकेदारांना हाताशी धरून राजकीय पक्षांकडून या कामाला सुरूवात करण्यात आली आहे. 'Pudhari' is excited to announce the relaunch of its Android and iOS apps. Stay updated with the latest news at your fingertips. Android and iOS Download now and stay updated, anytime, anywhere. Pudhari Publications Private Limited</w:t>
-      </w:r>
-    </w:p>
-    <w:p>
-      <w:pPr>
-        <w:pStyle w:val="Heading3"/>
-      </w:pPr>
-      <w:r>
-        <w:t>Article 54</w:t>
-      </w:r>
-    </w:p>
-    <w:p>
-      <w:r>
-        <w:t>Title: भाजप सांगली जिल्हा ग्रामीणची ६२ सदस्यांची जंबो कार्यकारिणी जाहीर</w:t>
-      </w:r>
-    </w:p>
-    <w:p>
-      <w:r>
-        <w:t xml:space="preserve">URL: </w:t>
-      </w:r>
-      <w:hyperlink r:id="rId62">
-        <w:r>
-          <w:rPr>
-            <w:color w:val="0000FF"/>
-          </w:rPr>
-          <w:t>https://www.loksatta.com/maharashtra/bjp-sangli-district-rural-executive-committee-of-62-members-declared-5380186/</w:t>
-        </w:r>
-      </w:hyperlink>
-    </w:p>
-    <w:p>
-      <w:r>
-        <w:t>Content: सांगली : जिल्हा परिषद, पंचायत समिती निवडणुकीच्या पार्श्वभूमीवर जिल्ह्यातील ग्रामीण भागाची ६२ सदस्यांची जंबो कार्यकारिणी भाजपचे ग्रामीण जिल्हाध्यक्ष सम्राट महाडिक यांनी जाहीर केली. युवा, जिल्हा किसान, ओबीसी, अल्पसंख्याक मोर्चा अध्यक्षांच्या निवडीही जाहीर करण्यात आल्या आहेत. याबाबत बोलताना जिल्हाध्यक्ष श्री. महाडिक म्हणाले, की पक्ष संघटन अधिक सक्षम व जनाभिमुख करण्यासाठी ही कार्यकारिणी निश्चित करण्यात आली आहे. प्रदेशाध्यक्ष रवींद्र चव्हाण यांच्या सुचनेनुसार व पालकमंत्री चंद्रकांत पाटील, प्रदेश सरचिटणीस राजेश पांडे, संघटन मंत्री मकरंद देशपांडे, प्रदेश उपाध्यक्ष विक्रम पावसकर तसेच आमदार, माजी आमदार व प्रमुख नेते यांच्या मार्गदर्शनाखाली कार्यकारिणी व मोर्चा अध्यक्षांच्या निवडी जाहीर करण्यात आल्या आहेत. त्यांनी पुढे सांगितले, या कार्यकारिणीत व मोर्चात अनुभवी नेते, ज्येष्ठ कार्यकर्ते, महिला, युवा, शेतकरी तसेच विविध समाजघटकांचे प्रतिनिधी यांचा समावेश करून पक्ष संघटनेला नवी ऊर्जा देण्याचा प्रयत्न करण्यात आला आहे. जिल्ह्यातील प्रत्येक तालुका, गाव आणि बूथ स्तरावर पक्षाची बांधणी मजबूत करणे, जनतेच्या प्रश्नांसाठी ठोस भूमिका घेणे आणि भाजपच्या विकासाभिमुख धोरणांची अंमलबजावणी करणे हा नवा कार्यकारिणीचा ध्यास असेल. या कार्यकारिणीची उद्दिष्टे प्रत्येक गावापर्यंत संघटनाचा विस्तार करून सर्वसामान्य कार्यकर्त्यांचा सहभाग वाढवणे. शेतकरी, कामगार, महिला, युवा, व्यापारी व उद्योगपती यांच्या प्रश्नांवर प्रभावीपणे लढा देणे. शासनाच्या योजना शेवटच्या घटकापर्यंत पोहोचवणे गरजेचे आहे. युवकांना नेतृत्वाच्या संधी देत डिजिटल माध्यमातून पक्षाची विचारधारा व उपक्रम लोकांपर्यंत पोहोचवणे. सर्व समाजघटकांचा समावेश करून सामाजिक ऐक्य व विकास साधणे. आगामी निवडणुकांसाठी सशक्त संघटन उभारून जिल्ह्यात भारतीय जनता पार्टीला बळकट करणे. यावर भर देण्यात आला आहे. नव्या कार्यकारिणीत उपाध्यक्ष, सरचिटणीस, चिटणीस यांच्यासह ६२ सदस्यांचा समावेश करण्यात आला आहे. या कार्यकारिणीत नवीन नावांचा समावेश प्रदेशाच्या सुचनेनुसार करण्यात येईल, असे महाडिक यांनी सांगितले. तसेच उर्वरित प्रकोष्ठ, सेलची कार्यकारिणी येत्या काही दिवसांत जाहीर करण्यात येईल, असेही महाडिक यांनी सांगितले. दरम्यान, सांगली ग्रामीण जिल्हा कार्यकारिणी जाहीर करण्यात आली असली तरी अद्याप शहर कार्यकारिणी जाहीर करण्यात आलेली नाही. महापालिका निवडणुकीच्या पार्श्वभूमीवर शहर कार्यकारिणीमध्ये कुणाला संधी मिळते याकडे कार्यकर्त्यांचे लक्ष आहे. शेअर विभाजन म्हणजे कंपनीच्या शेअरच्या दर्शनी किमतीचे विभाजन करणे, ज्यामुळे शेअरची संख्या वाढते पण एकूण भागभांडवलात फरक पडत नाही. उदाहरणार्थ, एचडीएफसी बँकेने दोन वेळा शेअर विभाजन केले आहे. शेअर विभाजनाचा उद्देश शेअरची तरलता वाढवणे हा असतो. शेअर विभाजन आणि बोनस शेअर्समध्ये फरक आहे; बोनस शेअर्समध्ये दर्शनी किंमत बदलत नाही. रेकॉर्ड डेटनुसार शेअर्सचे वितरण होते, ज्यामुळे त्या काळात शेअरची मागणी आणि किंमत वाढते.</w:t>
-      </w:r>
-    </w:p>
-    <w:p>
-      <w:pPr>
-        <w:pStyle w:val="Heading3"/>
-      </w:pPr>
-      <w:r>
-        <w:t>Article 55</w:t>
-      </w:r>
-    </w:p>
-    <w:p>
-      <w:r>
-        <w:t>Title: दिल्लीत हालचालींना वेग; देवेंद्र फडणवीस भाजपचे पुढील राष्ट्रीय अध्यक्ष? राजकारणात भूकंपाची शक्यता</w:t>
-      </w:r>
-    </w:p>
-    <w:p>
-      <w:r>
-        <w:t xml:space="preserve">URL: </w:t>
-      </w:r>
-      <w:hyperlink r:id="rId63">
-        <w:r>
-          <w:rPr>
-            <w:color w:val="0000FF"/>
-          </w:rPr>
-          <w:t>https://marathi.oneindia.com/maharashtra/devendra-fadnavis-bjp-national-president-maharashtra-political-earthquake-037687.html</w:t>
-        </w:r>
-      </w:hyperlink>
-    </w:p>
-    <w:p>
-      <w:r>
-        <w:t>Content: भाजपच्या राष्ट्रीय अध्यक्षपदाच्या निवडीवरून दिल्लीत सुरू असलेल्या घडामोडींनी महाराष्ट्राच्या राजकारणात मोठा भूकंप होण्याची शक्यता आहे. विद्यमान राष्ट्रीय अध्यक्ष जे. पी. नड्डा यांचा कार्यकाळ संपलेला असून, त्यांच्या जागी नवीन अध्यक्षांची निवड लवकरात लवकर होणे अपेक्षित आहे. या पदासाठी अनेक नावांची चर्चा सुरू असली तरी, यामध्ये महाराष्ट्राचे मुख्यमंत्री देवेंद्र फडणवीस यांचे नाव आघाडीवर असल्याचे राजकीय वर्तुळात बोलले जात आहे. फडणवीस यांना राष्ट्रीय स्तरावर मोठी जबाबदारी मिळाल्यास महाराष्ट्राच्या मुख्यमंत्रीपदाची सूत्रे कोण सांभाळणार, हा प्रश्न निर्माण झाला आहे. अध्यक्षपदाच्या शर्यतीत फडणवीसांचे नाव आघाडीवर भाजपमध्ये 'एक व्यक्ती, एक पद' हा नियम असला तरी, सध्या जे. पी. नड्डा हे भाजप अध्यक्ष आणि केंद्रीय मंत्री अशा दोन महत्त्वाच्या जबाबदाऱ्या सांभाळत आहेत. नड्डा यांचा कार्यकाळ संपून दीड वर्षांपेक्षा जास्त कालावधी लोटला असूनही नवीन अध्यक्षाची निवड झालेली नाही. यामागे भाजप आणि राष्ट्रीय स्वयंसेवक संघ (RSS) यांच्यात असलेली मतभिन्नता कारणीभूत असल्याचे म्हटले जाते. उपराष्ट्रपतीपदाच्या निवडणुकीत एनडीएचे उमेदवार सी. पी. राधाकृष्णन यांच्या विजयानंतर सामाजिक समीकरणांवरून अनेक तर्क लावले जात आहेत. विद्यमान राष्ट्रपती आदिवासी समाजाच्या, पंतप्रधान ओबीसी समाजातून येतात. त्यामुळे आता भाजपच्या अध्यक्षपदी ब्राह्मण चेहऱ्याला संधी दिली जाऊ शकते, अशी शक्यता वर्तवली जात आहे. या पार्श्वभूमीवर, भाजप आणि संघाच्या जवळच्या सूत्रांनी दिलेल्या माहितीनुसार, संघाचा आग्रह ब्राह्मण चेहऱ्यासाठी आहे. या शर्यतीत महाराष्ट्राचे मुख्यमंत्री देवेंद्र फडणवीस यांचे नाव सर्वात पुढे आहे. संघ नेहमीच फडणवीस यांच्या पाठीशी राहिला आहे आणि भाजपमध्ये पुढील पिढीचे नेतृत्व घडवण्यासाठी त्यांना संधी दिली जाऊ शकते, असा विचार सुरू असल्याचे सांगितले जाते. गुजरातला पुन्हा अध्यक्षपद नको? राष्ट्रीय अध्यक्षपदाच्या निवडीवरून भाजप आणि संघ यांच्यात एकमत होत नसल्याने हा निर्णय लांबला आहे. संघाचा पुन्हा एकदा गुजराती चेहऱ्याला अध्यक्षपद देण्यास विरोध आहे. त्यामुळे गुजरात भाजपचे प्रदेशाध्यक्ष चंद्रकांत पाटील आणि केंद्रीय मंत्री पुरुषोत्तम रुपाला यांच्या नावांना संघाकडून विरोध होत आहे. नड्डा यांच्या आधी अमित शहा भाजपचे अध्यक्ष होते, त्यामुळे पुन्हा त्याच राज्यातून अध्यक्ष नको, अशी संघाची भूमिका असल्याचे समजते. दुसरीकडे, संघाने संजय जोशी यांचे नाव सुचवले आहे, परंतु भाजपमधील काही नेत्यांचा त्यांच्या नावाला विरोध आहे. पंतप्रधान मोदी आणि संजय जोशी यांनी 90 च्या दशकात गुजरातमध्ये एकत्र काम केले होते, परंतु त्यांच्या कामाच्या पद्धती वेगळ्या असल्याने त्यांच्यात मतभेद झाले होते. त्यामुळे जोशी यांना अध्यक्षपद देण्यास भाजप श्रेष्ठींचा विरोध असल्याचे म्हटले जाते. महाराष्ट्राच्या राजकारणात भूकंप अटळ? जर देवेंद्र फडणवीस यांना भाजपचे राष्ट्रीय अध्यक्षपद मिळाले, तर महाराष्ट्राच्या राजकारणात मोठा बदल अटळ आहे. मुख्यमंत्रीपदाची सूत्रे कोणाकडे सोपवली जाणार, हा प्रश्न समोर येईल. महाराष्ट्रातील सध्याच्या महायुती सरकारचे नेतृत्व करण्यासाठी भाजप कोणाला संधी देणार, हे पाहणे महत्त्वाचे ठरेल. या सर्व घडामोडींमुळे महाराष्ट्रातील राजकीय वर्तुळात चर्चेला उधाण आले आहे. फडणवीस हे राज्याच्या राजकारणात एक मजबूत पकड असलेले नेते आहेत. त्यांच्या दिल्लीवारीमुळे राज्यात नवीन नेतृत्वाची गरज भासू शकते. तसेच, भाजप, शिवसेना आणि राष्ट्रवादी काँग्रेस यांच्यातील सत्तेचे समीकरण कसे बदलेल, याबद्दलही तर्कवितर्क लावले जात आहेत.</w:t>
-      </w:r>
-    </w:p>
-    <w:p>
-      <w:pPr>
-        <w:pStyle w:val="Heading3"/>
-      </w:pPr>
-      <w:r>
-        <w:t>Article 56</w:t>
-      </w:r>
-    </w:p>
-    <w:p>
-      <w:r>
-        <w:t>Title: Zilla Parishad Elections | जि. प. : महायुतीच्या मंत्र्यांतील ईर्ष्या टोकाला</w:t>
-      </w:r>
-    </w:p>
-    <w:p>
-      <w:r>
-        <w:t xml:space="preserve">URL: </w:t>
-      </w:r>
-      <w:hyperlink r:id="rId64">
-        <w:r>
-          <w:rPr>
-            <w:color w:val="0000FF"/>
-          </w:rPr>
-          <w:t>https://pudhari.news/maharashtra/kolhapur/jealousy-among-mahayuti-ministers-peaks-over-zilla-parishad-ap84</w:t>
-        </w:r>
-      </w:hyperlink>
-    </w:p>
-    <w:p>
-      <w:r>
-        <w:t>Content: चंद्रशेखर माताडे कोल्हापूर : जिल्हा परिषद व पंचायत समित्यांच्या निवडणुकीसाठी उपलब्ध जागा, तीन वर्षांनी लांबलेल्या निवडणुका त्यामुळे इच्छुकांची वाढलेली संख्या या पार्श्वभूमीवर महायुतीतील घटक पक्ष बहुतेक स्वतंत्र लढतील, अशी अपेक्षा आहे. त्यादृष्टीने घटक पक्षातील नेत्यांनी आपल्या पक्षाच्या जास्तीत जास्त जााग जिंकून जिल्हा परिषदेवरील वर्चस्वासाठी जोरदार प्रयत्न सुरू केले आहेत. भाजपकडून चंद्रकांत पाटील व माधुरी मिसाळ, शिंदे शिवसेनेकडून पालकमंत्री प्रकाश आबिटकर व अजित पवार राष्ट्रवादीकडून वैद्यकीय शिक्षणमंत्री हसन मुश्रीफ यांच्यातील ईर्ष्या टोकाला गेली आहे. भाजपची जिल्ह्यातील सूत्रे कोणाच्या हाती असणार याची चर्चा सुरू असतानाच उच्च व तंत्रशिक्षण मंत्री चंद्रकांत पाटील यांनी पक्ष कार्यकर्त्यांची बैठक घेऊन मुख्यमंत्र्यांच्या आदेशावरून आपण येथे आल्याचे सांगत भाजपची सूत्रे कोणाच्या हाती या प्रश्नाचे परस्पर उत्तर देऊन टाकले. पाटील दौर्‍यावर येत कार्यकर्त्यांना भेटत असतानाच माधुरी मिसाळ यांनीही जिल्ह्यात सहपालकमंत्री म्हणून लक्ष घातले आहे. अंबाबाई व जोतिबा देवस्थान विकास आराखडा, जिल्ह्यातील विकासकामांचा आढावा, प्रशासनाला दिलेले आदेश यातून त्यांनी योग्य तो संदेश प्रशासनाला दिला आहे. त्याचबरोबर जनतेशी थेट संबंधित असलेल्या योजना पक्ष कार्यकर्त्यांमार्फत राबविण्यास सांगून पक्ष कार्यकर्त्यांना पक्ष कार्यात गुंतविले आहे. घरगुती गणेशोत्सव स्पर्धा घेऊन भाजपने घरोघरी संपर्क मोहीम राबविली आहे. शिंदे शिवसेनेची सगळी मदार ही पालकमंत्री प्रकाश आबिटकर यांच्यावर आहे. जिल्ह्यात शिंदे शिवसेनेचे तीन व सहयोगी एक असे चार आमदार आहेत. या चार आमदारांच्या संख्याबळावरच आबिटकर यांच्याकडे जिल्ह्याचे पालकमंत्रिपद चालून आले आहे. पालकमंत्री म्हणून जिल्ह्यच्या विकासकामात त्यांनी लक्ष घातले आहे. प्रशासनाबरोबर बैठका घेऊन ते आदेश देत आहेत. मात्र त्यांनी दिलेल्या आदेशाच्या अंमलबजावणीवर बरेच काही अवलंबून आहे. अजून निवडणुकीला वेळ आहे, तोवर विकासकामांचे आदेश प्रत्यक्षात येताना दिसायला हवेत. अजित पवार राष्ट्रवादीचा किल्ला हसन मुश्रीफ लढवत आहेत. केडीसीसी व गोकुळ या दोन बलाढ्य आर्थिक गडांची सत्ता हसन मुश्रीफ यांच्याकडे आहे. नव्या राजकीय जुळणीत त्यांनी काँग्रेसचे राहुल पाटील यांना पक्षात घेत करवीर या राजकीयदृष्ट्या मातब्बर तालुक्यात पक्षाची ताकद वाढविण्याचा प्रयत्न केला आहे. प्रशासनाला आदेश देत त्याची अंमलबजावणी होते की नाही याकडे ते कटाक्षाने पाहतात. जिल्हाभर विविध कार्यक्रमांचा धडाका लावत मुश्रीफ यांनी संपर्कमोहीम व्यापक केली आहे. 'Pudhari' is excited to announce the relaunch of its Android and iOS apps. Stay updated with the latest news at your fingertips. Android and iOS Download now and stay updated, anytime, anywhere. Pudhari Publications Private Limited</w:t>
-      </w:r>
-    </w:p>
-    <w:p>
-      <w:pPr>
-        <w:pStyle w:val="Heading3"/>
-      </w:pPr>
-      <w:r>
-        <w:t>Article 57</w:t>
-      </w:r>
-    </w:p>
-    <w:p>
-      <w:r>
-        <w:t>Title: सोलापुर विश्वविद्यालय के दीक्षांत समारोह में 11 हजार डिग्रियां प्रदान, मंत्री चंद्रकांत पाटिल मौजूद</w:t>
-      </w:r>
-    </w:p>
-    <w:p>
-      <w:r>
-        <w:t xml:space="preserve">URL: </w:t>
-      </w:r>
-      <w:hyperlink r:id="rId65">
-        <w:r>
-          <w:rPr>
-            <w:color w:val="0000FF"/>
-          </w:rPr>
-          <w:t>https://navbharatlive.com/maharashtra/solapur/11000-degrees-awarded-at-convocation-in-solapur-1360498.html</w:t>
-        </w:r>
-      </w:hyperlink>
-    </w:p>
-    <w:p>
-      <w:r>
-        <w:t>Content: सोलापुर विश्वविद्यालय के 21वें दीक्षांत समारोह (सौजन्यः सोशल मीडिया) Solapur News: पुण्यश्लोक अहिल्यादेवी होल्कर, सोलापुर विश्वविद्यालय के 21वें दीक्षांत समारोह में, महाराष्ट्र के उच्च एवं तकनीकी शिक्षा मंत्री चंद्रकांत पाटिल ने विद्यार्थियों से राष्ट्र के गौरव के लिए ज्ञान का उपयोग करने की अपील की। ​​उन्होंने कहा कि ज्ञान सबसे बड़ी संपत्ति है। 18 तारीख को विश्वविद्यालय प्रांगण में दीक्षांत समारोह उत्साहपूर्वक आयोजित किया गया। इस अवसर पर 11 हज़ार विद्यार्थियों को उपाधियाँ प्रदान की गईं। कार्यक्रम की अध्यक्षता कुलपति प्रो. डॉ. प्रकाश महानवर ने की। गोवा उच्च शिक्षा परिषद के उपाध्यक्ष डॉ. गोपाल मुगेरया भी उपस्थित थे। समारोह की शुरुआत दीक्षांत समारोह के साथ हुई। इसमें परीक्षा एवं मूल्यांकन मंडल के निदेशक डॉ. श्रीकांत अंधारे, विभिन्न संकायों के सदस्य और बड़ी संख्या में उपाधि प्राप्त छात्र शामिल हुए। कार्यक्रम में ए. श्रीकांत भारतीय, भाजपा नगर अध्यक्ष प्रो. रोहिणी तडावलकर, प्रबंधन परिषद सदस्य राजाभाऊ सर्वदे, प्रो. देवानंद चिलवंत, प्रो. सचिन गायकवाड़, पूर्व कुलपति इरेश स्वामी सहित बड़ी संख्या में अधिकारी, कर्मचारी, छात्र, नागरिक उपस्थित थे। कार्यक्रम का संचालन डॉ. यशपाल खेडकर और डॉ. तेजस्विनी कांबले ने किया। शिक्षा जीवन बदलती है। गोवा उच्च शिक्षा परिषद के उपाध्यक्ष डॉ. गोपाल मुगेरया ने कहा कि इसी के माध्यम से प्रगति हासिल की जा सकती है। उन्होंने छात्रों से कौशल और व्यावसायिक शिक्षा प्राप्त करके नौकरी देने वाले बनने की अपील की। ​​उन्होंने यह भी कहा कि देश में 33 साल बाद नई शिक्षा नीति लागू की गई है। कुलपति डॉ. प्रकाश महांवर ने सोलापुर विश्वविद्यालय के योगदान की चर्चा करते हुए कहा कि विश्वविद्यालय पारंपरिक शिक्षा के साथ-साथ कुशल और पेशेवर शिक्षक प्रदान करके एक रोज़गार-योग्य पीढ़ी का निर्माण कर रहा है। उन्होंने यह भी बताया कि उन्होंने डेढ़ लाख पेड़ लगाए हैं और पाँच लाख पेड़ लगाने का संकल्प लिया है। उन्होंने समाज और शिक्षा क्षेत्र के बीच संबंधों को मज़बूत करने के लिए कुछ गाँवों को गोद भी लिया है। ये भी पढ़े: भंडारा में अंतरजातीय विवाह योजना: 193 जोड़ों को 96 लाख रुपये के अनुदान का इंतजार दीक्षांत समारोह में कुल 10,955 विद्यार्थियों को उपाधियाँ प्रदान की गईं। इनमें से 89 शोधार्थियों को पीएचडी की उपाधियाँ और 59 विद्यार्थियों को स्वर्ण पदक प्रदान किए गए। Follow Us On © Copyright Navbharatlive 2025 All rights reserved.</w:t>
-      </w:r>
-    </w:p>
-    <w:p>
-      <w:pPr>
-        <w:pStyle w:val="Heading3"/>
-      </w:pPr>
-      <w:r>
-        <w:t>Article 58</w:t>
-      </w:r>
-    </w:p>
-    <w:p>
-      <w:r>
-        <w:t>Title: एकाच उत्पन्नाच्या दाखल्यावर पदवीचे होणार पूर्ण शिक्षण ;</w:t>
-      </w:r>
-    </w:p>
-    <w:p>
-      <w:r>
-        <w:t xml:space="preserve">URL: </w:t>
-      </w:r>
-      <w:hyperlink r:id="rId66">
-        <w:r>
-          <w:rPr>
-            <w:color w:val="0000FF"/>
-          </w:rPr>
-          <w:t>https://www.esakal.com/mumbai/todays-latest-marathi-news-mum25i35121-txt-mumbai-20250918041719</w:t>
-        </w:r>
-      </w:hyperlink>
-    </w:p>
-    <w:p>
-      <w:r>
-        <w:t>Content: एकाच उत्पन्नाच्या दाखल्यावर पदवीचे शिक्षण विद्यार्थ्यांच्या शिष्यवृत्तीच्या अडचणी होणार कमीमुंबई, ता. १८ : प्रवेशावेळी एकदाच उत्पन्नाचा दाखला सादर केल्यानंतर राज्यातील विद्यार्थ्यांना व्यावसायिक, पारंपरिक अभ्यासक्रम पूर्ण करता येणार आहे. यामुळे शैक्षणिक शुल्क, शिष्यवृत्ती आदींसाठी वारंवार दाखला द्यावा लागणार नसल्याने विद्यार्थ्यांना दिलासा मिळणार असल्याची माहिती उच्च व तंत्रशिक्षणमंत्री चंद्रकांत पाटील यांनी दिली.चंद्रकांत पाटील यांच्या अध्यक्षतेत आज मंत्रालयात अनुसूचित जाती, जमाती, इतर मागासवर्ग, आर्थिक दुर्बल घटक, सामाजिक व शैक्षणिकदृष्ट्या मागास वर्ग आणि इतर सर्व प्रवर्गातील विद्यार्थ्यांच्या शिष्यवृत्तीची रक्कम शैक्षणिक संस्थांना आणि विद्यार्थ्यांना वेळेत मिळावी, यासाठी कार्यपद्धतीत सुधारणा करण्यासाठी नुकतीच आढावा बैठक झाली. त्या वेळी हा निर्णय घेण्यात आला. सरकारच्या या निर्णयामुळे विद्यार्थ्यांना शिष्यवृत्तीसाठी एकदा विद्यार्थ्यांकडून माहिती अपलोड केल्यानंतर नव्याने माहिती घेण्याची आवश्यकता राहणार नाही, यासाठी संबंधित विभागांनी सूक्ष्म नियोजन करावे, अशी सूचना पाटील यांनी केली.-- असे होतील फायदे- शिष्यवृत्ती अर्जाच्या छाननीसाठी वेळेची बचत होईल. - प्रवेशित विद्यार्थ्यांचा अचूक डेटाही उपलब्ध होईल. - विद्यापीठांनीसुद्धा कागदपत्रे पुन्हा तपासावी लागणार नाही. - विद्यार्थ्यांनाही वारंवार तीच माहिती द्यावी लागणार नाही.- विद्यार्थ्यांना शिष्यवृत्ती मिळण्यातील टप्पे कमी होतील. सकाळ+ चे सदस्य व्हा ब्रेक घ्या, डोकं चालवा, कोडे सोडवा! शॉपिंगसाठी 'सकाळ प्राईम डील्स'च्या भन्नाट ऑफर्स पाहण्यासाठी क्लिक करा. Read latest Marathi news, Watch Live Streaming on Esakal and Maharashtra News. Breaking news from India, Pune, Mumbai. Get the Politics, Entertainment, Sports, Lifestyle, Jobs, and Education updates. And Live taja batmya on Esakal Mobile App. Download the Esakal Marathi news Channel app for Android and IOS. Follow Us Copyright © 2025 - Sakal Media Pvt Ltd - All rights reserved. Powered by Quintype</w:t>
-      </w:r>
-    </w:p>
-    <w:p>
-      <w:pPr>
-        <w:pStyle w:val="Heading3"/>
-      </w:pPr>
-      <w:r>
-        <w:t>Article 59</w:t>
-      </w:r>
-    </w:p>
-    <w:p>
-      <w:r>
-        <w:t>Title: Dhananjay Mahadik : धनंजय महाडिकांनी वाढवला महायुतीमधील गुंता; म्हणाले ‘त्या 29 जागांवरच चर्चा होईल’</w:t>
-      </w:r>
-    </w:p>
-    <w:p>
-      <w:r>
-        <w:t xml:space="preserve">URL: </w:t>
-      </w:r>
-      <w:hyperlink r:id="rId67">
-        <w:r>
-          <w:rPr>
-            <w:color w:val="0000FF"/>
-          </w:rPr>
-          <w:t>https://sarkarnama.esakal.com/maharashtra/paschim-maharashtra/dhananjay-mahadik-increased-tension-in-mahayuti-said-there-will-be-discussions-on-those-29-seats-vd83-rg93</w:t>
-        </w:r>
-      </w:hyperlink>
-    </w:p>
-    <w:p>
-      <w:r>
-        <w:t>Content: कोल्हापूर महापालिका निवडणुकीत महाविकास आघाडी विरुद्ध महायुती असा थेट सामना होणार असून महायुतीतच जागावाटपावरून तणाव वाढला आहे. भाजपने मागील वेळी जिंकलेल्या 34 जागांवर हक्क सांगितला असताना शिवसेनेचे राजेश क्षीरसागर 30 जागांचा दावा करतात, तर खासदार धनंजय महाडिक यांनी 35 जागांवर हक्क मागून आणखी 12 जागांची मागणी केली. महाडिक यांनी स्पष्ट केले की मागणी स्वाभाविक आहे; अंतिम निर्णय भाजपच्या वरिष्ठ नेत्यांनी महायुतीतील इतर पक्षांसोबत चर्चा करून घ्यावा लागेल. Kolhapur, 22 September : कोल्हापूर महानगरपालिका निवडणुकीच्या प्रक्रियेला वेग आल्यानंतर राजकीय पक्षांनी आतापासूनच मैदानात शड्डू ठोकायला सुरुवात केली आहे. महाविकास आघााडी आणि महायुती असा सामना महापालिकेच्या निवडणुकीत होण्याचे संकेत दिसत असताना महायुतीमध्ये आतापासूनच जागा वाटपावरून तणावाचे वातावरण निर्माण झाले आहे. राज्याचे उच्च आणि तंत्र शिक्षण मंत्री चंद्रकांत पाटील यांनी कोल्हापूर महापालिकेत भाजपसाठी 34 जागांच्या पुढे जागा वाटपाची निर्णय होईल, असे स्पष्ट केले होते. त्याला प्रत्युत्तर म्हणून शिवसेनेकडून राज्य नियोजन मंडळाचे अध्यक्ष राजेश क्षीरसागर यांनी आतापासूनच तीस जागांवर दावा केला आहे. त्यावर आता राज्यसभेचे खासदार धनंजय महाडिक (Dhananjay Mahadik) यांनीही प्रतिक्रिया देत महायुतीमधील जागा वाटपाचा गुंता आणखीन वाढवला आहे. कोल्हापूरमध्ये (Kolhapur) भाजप, शिवसेना आणि राष्ट्रवादी काँग्रेस महायुती म्हणूनच महापालिका निवडणुकांना सामोरे जाणार आहे. मागील निवडणुकीत 34 भाजप आणि ताराराणीचे उमेदवार निवडून आले होते. त्या जागा आम्ही लढवणारच आहोत. आमच्यासोबत असणाऱ्या राष्ट्रवादीच्या 14 जागा निवडून आल्या होत्या, त्या जागांवर राष्ट्रवादीचा दावा असणार आहे. शिवसेनेच्या 4 जागा निवडून आल्या होत्या. निवडून आलेल्या सर्व जागांवर ज्या त्या पक्षांचा दावा असणारच आहे. त्या जागा जे ते पक्ष लढवणारच आहेत, असे खासदार धनंजय महाडिक यांनी सांगितले. ज्या जागांचं वाटप होणार आहे. त्या 29 जागा काँग्रेसने जिंकल्या होत्या. त्या जागांवर महायुतीमध्ये जागा वाटपाचा निर्णय होणार आहे. या जागा वाटप होत असताना परसेंटेजनुसार जागावाटप होणे अपेक्षित आहे. राजेश क्षीरसागर जर तीस जागा मागत असतील, तर आमच्या मागील वेळी 35 जागा आहेत. मग आम्ही किती जागांवर दावा करायला पाहिजे, असा खोचक सवाल महाडिक यांनी केला आमच्या (भारतीय जनता पक्ष) 35 जागा सोडून राहिलेल्या 29 जागांमधील आम्हाला 12 जागा आणखीन हव्या आहेत, असा खळबळजनक दावाही खासदार धनंजय महाडिक यांनी केला आहे. भाजपमधील वरिष्ठ नेते बसून त्यावर निर्णय घेतला जाईल. मात्र, सध्याच्या घडीला कोणताही निर्णय झालेला नाही. मागणी करणे हे स्वाभाविक आहे. पण, महायुतीच्या वरिष्ठ नेत्यांमध्ये जे सूत्र ठरेल, ते इतर नेत्यांनाही मान्य करावे लागेल. भाजप 34 राष्ट्रवादी 14 जागा सोडणार नाही, हे सूत्र मान्य करावेच लागेल, असेही महाडिक म्हणाले. प्र: कोल्हापूर महापालिकेत मागील निवडणुकीत भाजप किती जागा जिंकला होता?उ: भाजपने 34 जागा जिंकल्या होत्या. प्र: शिवसेनेने किती जागांवर दावा केला आहे?उ: शिवसेनेने 30 जागांवर दावा केला आहे. प्र: धनंजय महाडिक यांनी अतिरिक्त किती जागांची मागणी केली?उ: त्यांनी 35 जागांवर हक्क सांगून त्याव्यतिरिक्त 12 अतिरिक्त जागांची मागणी केली. प्र: अंतिम जागावाटपाचा निर्णय कोण घेणार?उ: महायुतीतील वरिष्ठ नेते एकत्र बसून चर्चा करून अंतिम निर्णय घेणार आहेत. सरकारनामाचे सदस्य व्हा शॉपिंगसाठी 'सकाळ प्राईम डील्स'च्या भन्नाट ऑफर्स पाहण्यासाठी क्लिक करा. Read Latest Marathi Political News, Breaking Political News from Maharashtra, India, Pune &amp; Mumbai at Sarkarnama. To Get Live Political Marathi News on Mobile, Download the Sarkarnama Mobile App for Android and IOS. सरकारनामा आता सर्व सोशल मीडिया प्लॅटफॉर्मवर. ताज्या राजकीय घडामोडींसाठी फेसबुक, ट्विटर, इन्स्टाग्राम, शेअर चॅट, टेलिग्रामवर आणि व्हॉट्सॲप आम्हाला फॉलो करा. तसेच, सरकारनामा यूट्यूब चॅनेलला आजच सबस्क्राइब करा. Follow Us Copyright © 2025 Sakal Media Group – All Rights Reserved Powered by Quintype वेबसाईटवर ब्राउझिंगचा अनुभव सर्वोत्तम असावा, यासाठी आम्ही कुकीजचा वापर करतो. कुकीजमुळे तुम्हाला तुमच्या आवडत्या मजकुराची शिफारस करता येते. आमचे गोपनीयता आणि कुकीजसंदर्भातील धोरण तुम्हाला मान्य आहे.</w:t>
-      </w:r>
-    </w:p>
-    <w:p>
-      <w:pPr>
-        <w:pStyle w:val="Heading3"/>
-      </w:pPr>
-      <w:r>
-        <w:t>Article 60</w:t>
-      </w:r>
-    </w:p>
-    <w:p>
-      <w:r>
-        <w:t>Title: मुख्यमंत्री देवेंद्र फडणवीस यांचे पुणे दौरे का वाढले?</w:t>
-      </w:r>
-    </w:p>
-    <w:p>
-      <w:r>
-        <w:t xml:space="preserve">URL: </w:t>
-      </w:r>
-      <w:hyperlink r:id="rId68">
-        <w:r>
-          <w:rPr>
-            <w:color w:val="0000FF"/>
-          </w:rPr>
-          <w:t>https://www.loksatta.com/pune/why-cm-devendra-fadnavis-visiting-pune-frequently-pmc-local-body-elections-print-politics-news-css-98-5392812/</w:t>
-        </w:r>
-      </w:hyperlink>
-    </w:p>
-    <w:p>
-      <w:r>
-        <w:t>Content: पुणे : पुण्यात भाजपचे केंद्रीय राज्यमंत्री मुरलीधर मोहोळ, राज्याचे उच्च आणि तंत्रशिक्षण मंत्री चंद्रकांत पाटील हे प्रमुख नेते असतानाही मुख्यमंत्री देवेंद्र फडणवीस यांचे पुणे दौरे वाढत चालले आहेत. स्थानिक स्वराज्य संस्थांच्या निवडणुका जवळ येऊ लागल्या असताना मुख्यमंत्री फडणवीस हे पुण्यात सातत्याने येत असून, पदाधिकाऱ्यांशी संवाद साधत आहेत. मुंबईनंतर पुणे आणि पिंपरी महापालिका पुन्हा काबीज करण्यासाठी स्थानिक नेत्यांकडून करण्यात येणाऱ्या तयारीच्या आढावा घेण्याबरोबरच उपमुख्यमंत्री अजित पवार यांची हुकूमत असलेल्या पुणे जिल्हा परिषदेवर कब्जा मिळविण्यासाठी महायुतीतील मित्रपक्षांबरोबरच महाविकास आघाडीतील किती स्थानिक नेते गळाला लागतील, याचा अंदाज मुख्यमंत्री फडणवीस हे घेत असल्याची चर्चा राजकीय वर्तुळात आहे. मुख्यमंत्री फडणवीस यांनी मुंबईनंतर पुण्याकडे विशेष लक्ष दिले आहे. त्यामुळे दर महिन्याला त्यांच्या पुणे भेटी ठरलेल्या आहेत. या वर्षाच्या सुरुवातीपासून फडणवीस यांचे पुणे दौरे हे वाढत चालले आहेत. पक्षाचा किंवा एखाद्या संस्थेचा कार्यक्रम, सरकारी कार्यक्रम आणि विकासकामांचा आढावा घेण्याच्या निमित्ताने ते पुण्यात येत आहेत. पुण्यात आल्यानंतर रात्रीच्या मुक्कामात ते प्रमुख पदाधिकाऱ्यांशी चर्चा करून पक्षाच्या सद्य:स्थितीबरोबरच आगामी निवडणुकांसाठी पक्षवाढीसाठी करायच्या व्यूहरचनेचा आढावा घेत असल्याचे भाजपच्या गोटातून सांगण्यात आले. पुणे आणि पिंपरी-चिंचवड महापालिका या भाजपच्या ताब्यात आहेत. त्यावर पुन्हा सत्ता मिळविण्याबरोबरच उपमुख्यमंत्री अजित पवार यांचे प्राबल्य असलेली पुणे जिल्हा परिषद आगामी काळात ताब्यात घेण्यासाठी कोणते स्थानिक नेते गळाला लावता येतील, याचाही अंदाज मुख्यमंत्री फडणीवीस हे स्थानिक नेत्यांकडून घेत असतात. त्यासाठी कार्यक्रमांच्या निमित्ताने ते पुण्यात येत असून, प्रत्यक्ष आढावा घेत असल्याने त्यांचे पुणे दौरे हे वाढत चालले असल्याची चर्चा राजकीय वर्तुळात आहे. मुख्यंमत्री देवेंद्र फडणवीस यांनी यावर्षी जानेवारी महिन्यात झालेल्या विश्व मराठी संमेलनाच्या उद्घाटनाच्या निमित्ताने पुण्यात उपस्थिती लावली. त्यानंतर फेब्रुवारी महिन्यात पुणे पोलिसांचा ‘तरंग २०२५’ हा कार्यक्रम झाला. त्यासाठी मुख्यमंत्री फडणवीस हे हजर होते. एप्रिल महिन्यात महसूल विभागाची कार्यशाळा घेण्यात आली. त्यानिमित्ताने दोन दिवस पुण्यात तळ ठोकून महसूल विभागाच्या आढाव्याबरोबर पक्षाच्या तयारीचाही अंदाज घेतला. त्या महिन्यात केंद्रीय गृहमंत्री अमित शहा यांचा पुण्यात कार्यक्रम होता. त्या कार्यक्रमाच्या तयारीसाठी स्वत: त्यांनी लक्ष घातले. या प्रमुख कार्यक्रमांबरोबरच प्रत्येक पुणे भेटीत ते कार्यक्रम झाल्यावर रात्री मुक्कामात पुण्यातील स्थानिक नेत्यांबरोबरच बैठक घेऊन सातत्याने आढावा घेत असल्याचे भाजपच्या नेत्यांकडून सांगण्यात आले. सरासरी आठवड्यातून एकदा पुण्यात स्थानिक स्वराज्य संस्थांच्या निवडणुका जवळ आल्याने मुख्यमंत्री फडणवीस यांचे पुणे दौरे हे आणखी वाढले आहेत. गेल्या महिन्यात तर आठवड्यातून सरासरी एकदा पुण्यात तळ ठोकून असल्याचे दिसून येते. एक ऑगस्ट रोजी साहित्यरत्न, लोकशाहीर अण्णा भाऊ साठे यांच्या साहित्यखंडांचे प्रकाशन, तसेच लोकमान्य टिळक स्मारक ट्रस्टच्या वतीने देण्यात येणाऱ्या‘लोकमान्य टिळक पुरस्कार’ कार्यक्रमाला ते उपस्थित होते. तसेच पुणे महानगर प्रदेश ग्रोथहबचे उद्घाटन त्यांच्या हस्ते झाले. पुणे शहर पोलीस आयुक्तालयाअंतर्गत विविध प्रकल्पांचे उद्घाटनही त्यांनी केले. त्यानंतर महाराष्ट्र ज्ञान महामंडळाच्या(एमकेसीएल) रौप्य महोत्सवी दिनानिमित्त कार्यक्रमाला त्यांनी उपस्थिती लावली. गणेश खिंड रस्त्यावरील दुमजली उड्डाणपूल आणि सिंहगड रस्त्यावरील उड्डाणपुलाच्या उद्घाटनाच्या निमित्ताने धावती भेट देत त्यांनी पुण्याच्या स्थितीचा आढावा घेतला. या महिन्यात गेल्या आठवड्यात पंतप्रधान नरेंद्र मोदी यांच्या वाढदिवसानिमित्त छत्रपती शिवाजी महाराज महाराजस्व अभियानाअंतर्गत आयोजित सेवा पंधरवडा राज्यस्तरीय शुभारंभ त्यांच्या उपस्थित झाला. तसेच ‘नाम फाऊंडेशन’च्या कार्यक्रमाला हजर राहून त्यांनी पुणेकरांशी संवाद साधला. सलमान खान, बॉलीवूडचा 'दबंग', आपल्या फिटनेससाठी ओळखला जातो. मात्र, त्याने 'ट्रायजेमिनल न्युराल्जिया' या गंभीर आजाराचा सामना केला आहे. या आजारामुळे सलमानला सात वर्षांहून अधिक काळ असह्य वेदना सहन कराव्या लागल्या. 'टू मच विथ काजोल अँड ट्विंकल' शोमध्ये त्याने या वेदनांबद्दल सांगितले. सध्या तो बरा आहे, पण या आजारामुळे जगभरात सर्वाधिक आत्महत्या होतात. सलमान लवकरच 'बॅटल ऑफ गलवान' सिनेमातून प्रेक्षकांच्या भेटीला येणार आहे.</w:t>
-      </w:r>
-    </w:p>
-    <w:p>
-      <w:pPr>
-        <w:pStyle w:val="Heading3"/>
-      </w:pPr>
-      <w:r>
-        <w:t>Article 61</w:t>
-      </w:r>
-    </w:p>
-    <w:p>
-      <w:r>
-        <w:t>Title: Maharashtra Politics : महायुतीचा निर्णय की राजकीय डाव? अर्थ खात्याचा आक्षेप डावलून भाजपा आमदाराच्या गिरणीसाठी ३६.४ कोटींची मंजुरी</w:t>
-      </w:r>
-    </w:p>
-    <w:p>
-      <w:r>
-        <w:t xml:space="preserve">URL: </w:t>
-      </w:r>
-      <w:hyperlink r:id="rId69">
-        <w:r>
-          <w:rPr>
-            <w:color w:val="0000FF"/>
-          </w:rPr>
-          <w:t>https://www.loksatta.com/politics/bjp-mla-randhir-savarkar-akola-nilkanth-cooperative-mill-gets-36-4-crore-grant-from-mahayuti-government-sdp-92-5381028/</w:t>
-        </w:r>
-      </w:hyperlink>
-    </w:p>
-    <w:p>
-      <w:r>
-        <w:t>Content: Akola Nilkanth Cooperative Mill Funding : कापसाची पंढरी म्हणून ओळखल्या जाणाऱ्या अकोला जिल्ह्यातील निळकंठ सहकारी सूतगिरणीसाठी राज्य सरकारने तब्बल ३६.४ कोटी रुपयांची मदत जाहीर केली. उपमुख्यमंत्री अजित पवार यांच्या नेतृत्वाखालील अर्थ मंत्रालयाचा आक्षेप असूनही या सूतगिरणीला मदत जाहीर करण्यात आल्याने अनेकांच्या भुवया उंचावल्या आहेत. अकोला पूर्वचे भाजपा आमदार रणधीर सावरकर यांच्याकडे या सूतगिरणीचे उपाध्यक्षपद आहे. विशेष बाब म्हणजे हा निर्णय बंद पडलेल्या गिरण्यांना निधी देण्याच्या राज्याच्या सध्याच्या धोरणाच्या विरोधातील आहे. मंत्रिमंडळाच्या बैठकीत सूतगिरणीला मदत मिळाल्यानंतर आमदार सावरकर यांनी या निर्णयाचे स्वागत केले. “सूतगिरण्यांच्या पुनरुज्जीवनासाठी शासनाची मदत अत्यावश्यक आहे. आतापर्यंत तमिळनाडूतील सूतगिरण्यांना कापूस विकावा लागत होता. आता तो राज्यातच विकला जाईल,” असे ते म्हणाले. निळकंठ सहकारी सूतगिरणीला ३६.४ कोटी रुपयांची मदत मंजूर करण्याच्या निर्णयावर अर्थ मंत्रालयाच्या एका अधिकाऱ्याने तीव्र आक्षेप घेतला आहे. ही मदत ‘विशेष प्रकरण’ मानून देण्यात आली असली तरी हे राज्याच्या नियमांचे उल्लंघन असल्याचे मंत्रालयाने निदर्शनास आणून दिले आहे. सहभाग भांडवल देण्याचे धोरण बंद पडलेल्या गिरण्यांना लागू होत नाही. निळकंठ गिरणीला विशेष प्रकरण मानून मदत जाहीर करणे हे नियमांचे उल्लंघन आहे, असे अर्थ मंत्रालयातील एका वरिष्ठ अधिकाऱ्याने दी इंडियन एक्स्प्रेसला सांगितले. त्यावर अधिक भाष्य करताना ते म्हणाले, “एकदा तुम्ही विशेष प्रकरणासाठी मदत दिली, तर इतर बंद पडलेल्या गिरण्यांकडूनही असेच प्रस्ताव सादर केले जातील. प्रत्येक जण शेतकऱ्यांच्या समस्या किंवा प्रादेशिक मागासलेपणाचे कारण देईल. सरकारला एक तर सगळ्यांना मान्यता द्यावी लागेल किंवा धोरण राजकीय विचारांना अनुसरून बदलावे लागेल; पण मूळ मुद्दा हा आर्थिक शिस्तीचा आहे. आधीच अर्थ मंत्रालयावर ९.८ लाख कोटी रुपयांचे कर्ज असून, लोकप्रिय योजनांना निधी देण्याचा दबाव आहे.” आणखी वाचा : भाजपाचा पराभूत उमेदवार पुन्हा विजयी होणार? काँग्रेसला मोठा धक्का; उच्च न्यायालयाचा आदेश काय? दरम्यान, अर्थ खात्याच्या आक्षेपांकडे दुर्लक्ष करून, सूतगिरणीला मदत देण्याचा राज्य सरकारचा निर्णय हा एक अपवाद नाही. यापूर्वी मे महिन्यात मुख्यमंत्री देवेंद्र फडणवीस यांच्या मंत्रिमंडळाने भोर येथील राजगड सहकारी साखर कारखान्याला राष्ट्रीय सहकारी विकास महामंडळाकडून (NCDC) ४०३ कोटी रुपयांचे कर्ज मंजूर केले होते. हा निर्णय भाजपामध्ये प्रवेश केलेल्या आणि कारखान्यावर नियंत्रण असलेल्या काँग्रेसचे माजी आमदार संग्राम थोपटे यांना राजकीय आधार देण्यासाठी घेण्यात आल्याची चर्चा रंगली होती. त्यावेळीही उपमुख्यमंत्री अजित पवार यांनी त्या निर्णयावर तीव्र प्रतिक्रिया दिली होती. सरकारने मात्र हा निर्णय शेतकऱ्यांना पाठिंबा देण्यासाठी आणि रोजगार निर्मितीसाठी घेण्यात आल्याचे सांगितले आहे. महायुती सरकारमधील एका वरिष्ठ मंत्र्याने नाव न सांगण्याच्या अटीवर सांगितले की, अशा प्रस्तावांवर अर्थ खात्याकडून नियमांचं कारण देऊन हरकती घेतल्या जातात. त्यांची कारणं योग्य असली तरी सरकारला अनेक बाबींचा विचार करायला लागतो. या निधीमुळे अकोल्यातील सूतगिरणी पुन्हा सुरू होईल आणि पश्चिम विदर्भातील कापूस उत्पादक शेतकऱ्यांना मोठा फायदा होईल. पश्चिम विदर्भातील शेतकरी देशातील तब्बल ३०% कापसाचे उत्पादन घेतात. केंद्र सरकारनं ऑगस्टमध्ये कापसावरील आयात शुल्क डिसेंबरपर्यंत कमी करण्याचा निर्णय घेतला होता. या निर्णयामुळे शेतकऱ्यांमधून नाराजीचा सूर उमटला. त्यांचा असंतोष शांत करण्याचा प्रयत्न म्हणूनही मंत्रिमंडळाच्या या निर्णयाकडे पाहिलं जात आहे. अकोला येथील निळकंठ सहकारी सूतगिरणीची स्थापना १९६५ मध्ये तत्कालीन राज्यमंत्री निळकंठ सपकाळ यांनी केली होती. १९७० मध्ये या सूतगिरणीचे कामकाज सुरू झाले; मात्र २००८ मध्ये तांत्रिक कारणं देत ही गिरणी बंद पडली. अंतर्गत सूत्रांच्या माहितीनुसार, प्रत्यक्षात कामगारांना उशिराने पगार मिळणे, प्रचंड उत्पादन खर्च, वाढते तोटे व कामगार संघटनांचे आंदोलन ही यामागची मुख्य कारणे होती. “निळकंठ सूतगिरणीकडे स्वत:च्या मालकीची तब्बल १५० एकर जमीन आहे. असे असूनही व्यवस्थापनाने त्या जमिनीची विक्री करून, निधी उभारण्याची तयारी दाखवली नाही; उलट सरकारी मदतीचीच अपेक्षा ठेवली,” असे एका सूत्राने सांगितले. हेही वाचा : Visual Storytelling : राहुल गांधींच्या दौऱ्यामुळे भाजपात खळबळ? रायबरेलीत असं काय घडलं? २०१४ मध्ये मुख्यमंत्री देवेंद्र फडणवीस यांच्या नेतृत्वाखालील महायुतीने राज्यात सत्ता स्थापन केल्यानंतर भाजपा आमदार रणधीर सावरकर यांनी प्रथमच हा मुद्दा पुढे आणला. त्यांनी तत्कालीन सहकारमंत्री चंद्रकांत पाटील आणि वस्त्रोद्योगमंत्री संजय सावकारे यांच्याकडे हा विषय मांडला. त्यावेळी महायुती सरकारने गिरणीच्या पुनरुज्जीवनासाठी ५०:४५:५ असे सूत्र मांडले होते. (आवश्यक निधीपैकी ५०% रक्कम सरकारकडून कर्ज, ४५% रक्कम थेट शासनाकडून आणि फक्त ५% भांडवल गिरणी चालक मंडळाकडून) प्रस्तावित केला होता. मात्र, हा प्रस्ताव कधीही अमलात आला नाही. आता निळकंठ सूतगिरणीला मिळालेली मदत ही याच ५०:४५:५ सूत्रानुसार मंजूर करण्यात आली आहे. मुख्यमंत्री देवेंद्र फडणवीस यांचे निकटवर्तीय मानले जाणारे ५२ वर्षीय रणधीर सावरकर हे अकोला पूर्व मतदारसंघातून तीन वेळा आमदार म्हणून निवडून आलेले आहेत. त्यांनी आपल्या कारकीर्दीची सुरुवात विद्यार्थी नेता म्हणून शेतकरी प्रश्नांवर आंदोलन करीत केली. त्यानंतर ते राजू शेट्टी यांच्या स्वाभिमानी शेतकरी संघटनेशी जोडले गेले. १९९० च्या रणधीर यांनी भाजपाचे कमळ हाती घेतले. भाजपामध्ये प्रवेश केल्यानंतर त्यांच्याकडे अकोल्याचे जिल्हाध्यक्ष आणि नंतर राज्य सरचिटणीस पदाची जबाबदारी सोपवण्यात आली. २०१४ साली त्यांनी अकोला पश्चिम मतदारसंघातून पहिल्यांदा विधानसभा निवडणूक जिंकली. त्यानंतर या मतदारसंघातून सलग तीन वेळा ते निवडून आले. फेब्रुवारी २०२४ मध्ये भाजपाचे मुख्य शिस्तपाल म्हणून विधानसभेत त्यांची नियुक्ती झाली. विदर्भातील शेतकऱ्यांच्या समस्यांवर आमदार सावरकर सतत आवाज उठवत आले आहेत. त्यामुळे त्यांच्या गिरणीला मिळालेली मदत ही त्यांच्यासाठी राजकीयदृष्ट्याही महत्त्वाची मानली जात आहे. लोकसभा विरोधी पक्षनेते राहुल गांधींनी पत्रकार परिषदेत मतदान प्रक्रियेतील घोटाळ्याचा दावा केला. त्यांनी कर्नाटकच्या आलंद मतदारसंघातील ६०१८ मतदारांची नावं वगळण्याचा प्रयत्न झाल्याचे पुरावे सादर केले. काही व्यक्तींच्या नावाने बनावट अर्ज सॉफ्टवेअरद्वारे भरले गेले. राहुल गांधींनी हे घोटाळे दलित, आदिवासी, ओबीसी, अल्पसंख्याकांना लक्ष्य करून काँग्रेसची मतं कमी करण्यासाठी केले असल्याचा आरोप केला.</w:t>
-      </w:r>
-    </w:p>
-    <w:p>
-      <w:pPr>
-        <w:pStyle w:val="Heading3"/>
-      </w:pPr>
-      <w:r>
-        <w:t>Article 62</w:t>
-      </w:r>
-    </w:p>
-    <w:p>
-      <w:r>
-        <w:t>Title: ग्रामविकासात ग्रामपंचायत अधिकाऱ्यांचे योगदान उल्लेखनीय; सीईओ गजानन पाटील</w:t>
-      </w:r>
-    </w:p>
-    <w:p>
-      <w:r>
-        <w:t xml:space="preserve">URL: </w:t>
-      </w:r>
-      <w:hyperlink r:id="rId70">
-        <w:r>
-          <w:rPr>
-            <w:color w:val="0000FF"/>
-          </w:rPr>
-          <w:t>https://puneprimenews.com/pune/ceo-gajanan-patil-the-contribution-of-gram-panchayat-officers-in-rural-development-is-remarkable-ceo-gajanan-patil/</w:t>
-        </w:r>
-      </w:hyperlink>
-    </w:p>
-    <w:p>
-      <w:r>
-        <w:t>Content: Photo- Pune Prime News पुणे, ता. 21: शासनाच्या योजना ग्रामपंचायतीच्या माध्यमातून पायाभूत सुविधा आणि कल्याणकारी योजना गाव खेड्यात पोहचल्या आहेत. यामध्ये गावातील रस्ते, गटारी, पथदिवे, पिण्याच्या पाण्याची सोय, आरोग्य आणि शिक्षणाच्या सुविधांचा विकास होऊ लागला आहे. सर्व नोंदी आणि दस्तऐवज सुस्थितीत ठेवून विविध शासकीय योजनांची अंमलबजावणी ग्रामपंचायत अधिकाऱ्यांनी प्रभावीपणे राबवली आहे. एकंदरीत जिल्ह्यातील ग्रामपंचायत अधिकारी संवर्गाचे काम अत्यंत उत्कृष्ट चालले आहे. असे प्रतिपादन पुणे जिल्हा परिषदेचे मुख्य कार्यकारी अधिकारी गजानन पाटील (CEO Gajanan Patil) यांनी केले आहे. पुणे जिल्हा ग्रामपंचायत अधिकारी सहकारी पतसंस्थेच्या 47 व्या सर्वसाधारण नुकतीच पुण्यात पार पडली. यासभेत बोलताना वरील प्रतिपादन मुख्य कार्यकारी अधिकारी गजानन पाटील यांनी केले. यावेळी अतिरिक्त मुख्य कार्यकारी अधिकारी चंद्रकांत वाघमारे, उपमुख्य कार्यकारी अधिकारी (सा. प्र.) श्रीकांत खरात, उपमुख्य कार्यकारी अधिकारी (पंचायत) भूषण जोशी, संस्थेचे अध्यक्ष विठ्ठल साकोरे, सचिव विलास बडदे, उपाध्यक्षा प्रज्ञा चव्हाण, राज्य संघटक महाराष्ट्र राज्य जिल्हा परिषद कर्मचारी महासंघ श्रीकांत वाव्हळ, अलका रहाणे, पुणे जिल्हा ग्रामपंचायत अधिकारी युनियनचे अध्यक्ष अमोल घोळवे, सरचिटणीस अनिल बगाटे, संदीप ठवाळ, संतोष भोसले, सोमनाथ नवले, अनिल कुंभार, पुंडलिक मस्के आदी मान्यवर उपस्थित होते. पुढे बोलताना गजानन पाटील म्हणाले, पुणे जिल्हा ग्रामसेवक पतसंस्थेचे कामकाज अत्यंत पारदर्शक व काटकसरीने चालू असून पतसंस्थेचे रूपांतर लवकरच बँकेत करावे. त्यासाठी सर्व आवश्यक ती मदत करणार आहे. जिल्ह्यातील सर्व ग्रामपंचायत अधिकाऱ्यांना जिल्हा परिषद सेस फंडातून बिनव्याजी रक्कम देऊन पंधरा दिवसाच्या आत मध्ये सर्वांना लॅपटॉप देण्यात येणार आहेत. मुख्यमंत्री समृद्ध पंचायत राज अभियान या योजनेमध्ये जिल्ह्यातील सर्व गावांनी सहभागी होऊन राज्यांमध्ये एक ग्रामपंचायत एक पंचायत समिती व जिल्हा परिषद प्रथम क्रमांक आणण्यासाठी सर्वांनी काम करावे. दरम्यान, सभेच्या पहिल्या सत्रात विषय पत्रिकेवरील सर्व विषयांवर मुद्देसूद चर्चा होऊन अनेक निर्णय घेण्यात आले. यात आम सभासदांनी मोठ्या प्रमाणात सहभाग घेऊन पतसंस्थेच्या कामकाजाविषयी समाधान व्यक्त करीत काही अंशी सर्वानुमते सकारात्मक सूचना केल्या. तर दुसऱ्या सत्रात पुष्पराज झोळ यांनी गुणवंत विद्यार्थ्यांच्या वतीने स्पर्धेच्या युगात टिकण्यासाठी आवश्यक मनोबल व संयम संहिता याविषयी समर्पक मनोगत व्यक्त केले. तदनंतर आदर्श ग्रामपंचायत अधिकारी नेहरकर व संचालक मदन ( मामा ) शेलार यांनी आदर्श कामकाज करण्यासाठी गावातील लोकांचा लोकसहभाग आणि वरिष्ठ अधिकाऱ्यांची साथ घेऊन गावाचा सर्वांगीण विकास कसा करावा याचे मार्गदर्शन केले. जिल्हा परिषद शाळेसाठी सायकल बँक इयत्ता चौथी ते आठवीच्या विद्यार्थ्यांना सायकल वाटप अभियान राबवले आहे. त्यामध्ये ग्रामपंचायत अधिकारी युनियन मार्फत 200 सायकल मोफत देण्यात आल्या आहेत. मुख्य कार्यकारी अधिकारी गजानन पाटील हे कॉपी विथ सीईओ हा उपक्रम निवडक ग्रामपंचायत अधिकारी यांच्या सोबत राबवून लवकरच मुक्त संवाद साधणार आहेत. तर हा कार्यक्रम यशस्वी पार पाडण्यासाठी पतसंस्थेच्या शितल जगताप व ऋत्विक मांढरे यांनी बहुमूल्य योगदान दिले. पत्रकारिता क्षेत्रात गत ५ वर्षांपासून कार्यरत. संशोधनात्मक लेखनात विशेष प्राविण्य. राजकारण, उद्योग जगत, आर्थिक घडामोडी, स्टार्टअप, आंतरराष्ट्रीय घडामोडींचे विश्‍लेषण तज्ञ. दैनिक पुण्यनगरी , दैनिक राष्ट्रसह्याद्री मधील कामासह गेल्या दीड वर्षांपासून पुणे प्राईम न्यूज मध्ये बातमीदार म्हणून कार्यरत आहे. © 2022 ContentOcean Infotech Pvt Ltd. Login to your account below Remember Me Please enter your username or email address to reset your password. © 2022 ContentOcean Infotech Pvt Ltd.</w:t>
-      </w:r>
-    </w:p>
-    <w:p>
-      <w:pPr>
-        <w:pStyle w:val="Heading3"/>
-      </w:pPr>
-      <w:r>
-        <w:t>Article 63</w:t>
-      </w:r>
-    </w:p>
-    <w:p>
-      <w:r>
-        <w:t>Title: सोलापूर : दीक्षांत समारंभात 11 हजार पदवी प्रदान</w:t>
-      </w:r>
-    </w:p>
-    <w:p>
-      <w:r>
-        <w:t xml:space="preserve">URL: </w:t>
-      </w:r>
-      <w:hyperlink r:id="rId71">
-        <w:r>
-          <w:rPr>
-            <w:color w:val="0000FF"/>
-          </w:rPr>
-          <w:t>https://pudhari.news/maharashtra/solapur/over-11000-degrees-conferred-at-21st-convocation-of-punes-ahilyadevi-holkar-solapur-university-sk95</w:t>
-        </w:r>
-      </w:hyperlink>
-    </w:p>
-    <w:p>
-      <w:r>
-        <w:t>Content: सोलापूर : पुण्यश्लोक अहिल्यादेवी होळकर सोलापूर विद्यापीठाच्या 21 व्या दीक्षांत समारंभात महाराष्ट्राचे उच्च व तंत्र शिक्षण मंत्री चंद्रकांत पाटील यांनी विद्यार्थ्यांना ज्ञानाचा उपयोग राष्ट्राच्या वैभवासाठी करण्याचे आवाहन केले. ज्ञान ही सर्वात मोठी संपत्ती असल्याचे ते म्हणाले. दि. 18 रोजी दीक्षांत समारंभ विद्यापीठाच्या मैदानात उत्साहात पार पडला. यावेळी 11 हजार विद्यार्थ्यांना पदवी प्रदान करण्यात आली. या कार्यक्रमाला कुलगुरू प्रा. डॉ. प्रकाश महानवर अध्यक्षस्थानी होते. तसेच गोवा उच्च शिक्षण परिषदेचे उपाध्यक्ष डॉ. गोपाल मुगेराया यांचीही प्रमुख उपस्थिती होती. समारंभाची सुरुवात दीक्षांत मिरवणुकीने झाली. यात परीक्षा व मूल्यमापन मंडळाचे संचालक डॉ. श्रीकांत अंधारे यांच्यासह विविध विद्याशाखेचे सदस्य आणि मोठ्या संख्येने पदवीधारक विद्यार्थी सहभागी झाले होते. या कार्यक्रमास आ. श्रीकांत भारतीय, भाजप शहर अध्यष प्रा. रोहिणी तडवळकर, व्यवस्थापन परिषदेचे सदस्य राजाभाऊ सरवदे, प्रा. देवानंद चिलवंत, प्रा. सचिन गायकवाड, माजी कुलगुरू इरेश स्वामी, यांच्यासह अधिकारी कर्मचारी विद्यार्थी नागरिक मोठ्या संख्येने उपस्थित होते. या कार्यक्रमाचे सूत्रसंचालन डॉ. यशपाल खेडकर व डॉ. तेजस्विनी कांबळे यांनी केले. नोकरी मागणारे नव्हे, तर देणारे व्हा : डॉ. मुगेराया शिक्षण हे जीवन बदलून टाकते. त्यातूनच प्रगती साधता येते, असे गोवा उच्च शिक्षण परिषदेचे उपाध्यक्ष डॉ. गोपाल मुगेराया म्हणाले. त्यांनी विद्यार्थ्यांना कौशल्य व व्यावसायिक शिक्षण घेऊन नोकरी देणारे बनण्याचे आवाहन केले. देशात तब्बल 33 वर्षांनी नवीन शैक्षणिक धोरण लागू झाल्याचेही त्यांनी सांगितले विद्यापीठाचे शिक्षण आणि सामाजिक योगदान : कुलगुरू कुलगुरू डॉ. प्रकाश महानवर यांनी सोलापूर विद्यापीठाचे योगदान सांगितले तसेच पारंपारिक शिक्षणासोबतच कौशल्य आणि व्यवसायिकभिमुख शिक्षक देऊन विद्यापीठ रोजगारक्षम पिढी तयार करत आहे. पाच लाख व्रक्ष लागवडीचा संकल्प करत सव्वा लाख व्रक्ष लावली असून समाज आणि शिक्षण क्षेत्राचे नाते दूढ करण्यासाठी काही गावे दत्तक घेतल्याचेही यावेळी सांगितले 89 संशोधकांना पीएच.डी. या दीक्षांत समारंभात एकूण 10,955 विद्यार्थ्यांना पदवी प्रदान करण्यात आली. यात 89 संशोधक विद्यार्थ्यांना पीएच.डी. पदवी आणि 59 विद्यार्थ्यांना सुवर्णपदके देऊन गौरवण्यात आले. 'Pudhari' is excited to announce the relaunch of its Android and iOS apps. Stay updated with the latest news at your fingertips. Android and iOS Download now and stay updated, anytime, anywhere. Pudhari Publications Private Limited</w:t>
-      </w:r>
-    </w:p>
-    <w:p>
-      <w:pPr>
-        <w:pStyle w:val="Heading3"/>
-      </w:pPr>
-      <w:r>
-        <w:t>Article 64</w:t>
-      </w:r>
-    </w:p>
-    <w:p>
-      <w:r>
-        <w:t>Title: Teachers Recruitment: सुवर्णसंधी! राज्यात ६२०० प्राध्यापक आणि २९०० शिक्षकेतर कर्मचाऱ्यांसाठी भरती, अर्ज करण्याची मुदत काय?</w:t>
-      </w:r>
-    </w:p>
-    <w:p>
-      <w:r>
-        <w:t xml:space="preserve">URL: </w:t>
-      </w:r>
-      <w:hyperlink r:id="rId72">
+      <w:hyperlink r:id="rId82">
         <w:r>
           <w:rPr>
             <w:color w:val="0000FF"/>
@@ -1991,7 +2301,7 @@
         <w:pStyle w:val="Heading3"/>
       </w:pPr>
       <w:r>
-        <w:t>Article 65</w:t>
+        <w:t>Article 75</w:t>
       </w:r>
     </w:p>
     <w:p>
@@ -2003,7 +2313,7 @@
       <w:r>
         <w:t xml:space="preserve">URL: </w:t>
       </w:r>
-      <w:hyperlink r:id="rId73">
+      <w:hyperlink r:id="rId83">
         <w:r>
           <w:rPr>
             <w:color w:val="0000FF"/>

--- a/Output/Chandrakant Patil/extracted_links_Chandrakant Patil_News_Content.docx
+++ b/Output/Chandrakant Patil/extracted_links_Chandrakant Patil_News_Content.docx
@@ -92,7 +92,7 @@
     </w:p>
     <w:p>
       <w:r>
-        <w:t>Content: My Account Follow us on: Powered By See the top gainers, losers, invest and get updated what's happening in the crypto market Invest Now Powered By This functionality will provide users with ease of access navigation and enable create a new revenue line by generating leads of potential customers for brokers in a more integrated manner. Invest Now The Maharashtra government has announced a massive faculty recruitment drive. The state's Higher and Technical Education Minister, Chandrakant Patil, declared on Saturday that the process to recruit 5,500 assistant professors for senior colleges across Maharashtra will be completed before March 2026. The announcement, made during the 28th convocation of Swami Ramanand Teerth Marathwada University in Nanded, signals a major push to address faculty shortages and enhance the quality of education in state-run institutions. Minister Patil provided a detailed breakdown of the government's plan, offering hope to thousands of aspiring academics awaiting job opportunities. He confirmed that the initiative will see 5,500 vacancies for assistant professors filled in senior colleges. Additionally, the government has also approved 2,900 non-teaching posts to support the academic ecosystem. Patil confirmed that the necessary financial and administrative clearances are in place, stating that both the Finance and Planning departments have given their consent, indicating that the proposal has moved beyond the planning stage. The minister set a firm deadline, assuring that all appointments will be finalized before the end of the 2025-26 financial year. A formal Government Resolution (GR) is expected to be issued shortly to outline the detailed procedure, eligibility criteria, and application process. Minister Patil also addressed previous delays in recruitment for university positions, a concern for many in the academic community. He revealed that a sanction to recruit 700 assistant professors specifically for universities had been stalled. The delay was attributed to a suggestion for a different method of recruitment put forward by the then Governor of Maharashtra, C. P. Radhakrishnan. As the Chancellor of state universities, the Governor's approval is crucial for such processes. With Radhakrishnan’s appointment as the Vice President of India, the state government now plans to re-initiate the discussion with the new Governor, Acharya Devvrat, to expedite the university recruitments. The recruitment drive is not an isolated event but part of a larger strategy to elevate the stature of Maharashtra's higher education on the global stage. Minister Patil emphasized the need to strengthen universities to attract international students. He cited a successful pilot initiative this year where a single agency was appointed to handle international enrollments. The effort brought 4,000 students from 65 countries to Maharashtra, though he noted a concentration in major hubs like Pune and Mumbai. The new faculty appointments are expected to improve educational quality and research output, making institutions across the state more attractive to a global audience. Addressing the convocation gathering, Minister Patil lauded the potential of the youth to transform society. He connected the dots between education, government initiatives, and ethical entrepreneurship. "The Maharashtra government has opened doors of opportunities through initiatives like Startup India, Make in India, and Digital India," Patil said. "You have the power to experiment, to innovate, and to carve out new paths. But remember, entrepreneurship and career should always be rooted in values and social responsibility." Candidates are advised to monitor the official websites of the Maharashtra Higher and Technical Education Department and the Maharashtra Public Service Commission (MPSC) or respective university boards for the official GR and subsequent advertisements. (With inputs from PTI) Discover the latest Business News, Sensex, and Nifty updates. Obtain Personal Finance insights, tax queries, and expert opinions on Moneycontrol or download the Moneycontrol App to stay updated! Find the best of Al News in one place, specially curated for you every weekend. Stay on top of the latest tech trends and biggest startup news. Tata Capital IPO Bitcoin Price Prashant Kishor ITR Filing Jyotiraditya Scindia Darjeeling Rains Steve Jobs Cough syrup deaths Harmanpreet Kaur Sridhar Vembu Business Markets Stocks India News City News Economy Mutual Funds Personal Finance IPO News Startups Home Currencies Commodities Pre-Market IPO Global Market Bonds Home Loans up to 50 Lakhs Credit Cards Lifetime Free Finance TrackerNew Fixed Deposits Fixed Deposit Comparison Fixed Income Home MC 30 Top Ranked Funds ETFs Mutual Fund Screener Income Tax Calculator EMI Calculator Retirement Planning Gratuity Calculator Petrol Price in India Diesel Price in India IFSC Code Stock Markets News18 Firstpost CNBC TV18 News18 Hindi Cricketnext Overdrive About Us Contact Us Advisory Alert Advertise with Us SupportDisclaimer Privacy Policy Cookie Policy Terms &amp; Conditions Financial Terms (Glossary) Sitemap Investors Copyright © Network18 Media &amp; Investments Limited. All rights reserved. Reproduction of news articles, photos, videos or any other content in whole or in part in any form or medium without express written permission of moneycontrol.com is prohibited. You are already a Moneycontrol Pro user.</w:t>
+        <w:t>Content: My Account Follow us on: Powered By See the top gainers, losers, invest and get updated what's happening in the crypto market Invest Now Powered By This functionality will provide users with ease of access navigation and enable create a new revenue line by generating leads of potential customers for brokers in a more integrated manner. Invest Now The Maharashtra government has announced a massive faculty recruitment drive. The state's Higher and Technical Education Minister, Chandrakant Patil, declared on Saturday that the process to recruit 5,500 assistant professors for senior colleges across Maharashtra will be completed before March 2026. The announcement, made during the 28th convocation of Swami Ramanand Teerth Marathwada University in Nanded, signals a major push to address faculty shortages and enhance the quality of education in state-run institutions. Minister Patil provided a detailed breakdown of the government's plan, offering hope to thousands of aspiring academics awaiting job opportunities. He confirmed that the initiative will see 5,500 vacancies for assistant professors filled in senior colleges. Additionally, the government has also approved 2,900 non-teaching posts to support the academic ecosystem. Patil confirmed that the necessary financial and administrative clearances are in place, stating that both the Finance and Planning departments have given their consent, indicating that the proposal has moved beyond the planning stage. The minister set a firm deadline, assuring that all appointments will be finalized before the end of the 2025-26 financial year. A formal Government Resolution (GR) is expected to be issued shortly to outline the detailed procedure, eligibility criteria, and application process. Minister Patil also addressed previous delays in recruitment for university positions, a concern for many in the academic community. He revealed that a sanction to recruit 700 assistant professors specifically for universities had been stalled. The delay was attributed to a suggestion for a different method of recruitment put forward by the then Governor of Maharashtra, C. P. Radhakrishnan. As the Chancellor of state universities, the Governor's approval is crucial for such processes. With Radhakrishnan’s appointment as the Vice President of India, the state government now plans to re-initiate the discussion with the new Governor, Acharya Devvrat, to expedite the university recruitments. The recruitment drive is not an isolated event but part of a larger strategy to elevate the stature of Maharashtra's higher education on the global stage. Minister Patil emphasized the need to strengthen universities to attract international students. He cited a successful pilot initiative this year where a single agency was appointed to handle international enrollments. The effort brought 4,000 students from 65 countries to Maharashtra, though he noted a concentration in major hubs like Pune and Mumbai. The new faculty appointments are expected to improve educational quality and research output, making institutions across the state more attractive to a global audience. Addressing the convocation gathering, Minister Patil lauded the potential of the youth to transform society. He connected the dots between education, government initiatives, and ethical entrepreneurship. "The Maharashtra government has opened doors of opportunities through initiatives like Startup India, Make in India, and Digital India," Patil said. "You have the power to experiment, to innovate, and to carve out new paths. But remember, entrepreneurship and career should always be rooted in values and social responsibility." Candidates are advised to monitor the official websites of the Maharashtra Higher and Technical Education Department and the Maharashtra Public Service Commission (MPSC) or respective university boards for the official GR and subsequent advertisements. (With inputs from PTI) Discover the latest Business News, Sensex, and Nifty updates. Obtain Personal Finance insights, tax queries, and expert opinions on Moneycontrol or download the Moneycontrol App to stay updated! Find the best of Al News in one place, specially curated for you every weekend. Stay on top of the latest tech trends and biggest startup news. Sensex Today LG Electronics IPO Allotment Status Canara HSBC Life IPO Tata Motors Demerger Maria Corina Machado Moon Time Today Live Silver ETF Tata Trusts Meet Israel Gaza Ceasefire Jan Suraaj candidate list Business Markets Stocks India News City News Economy Mutual Funds Personal Finance IPO News Startups Home Currencies Commodities Pre-Market IPO Global Market Bonds Home Loans up to 50 Lakhs Credit Cards Lifetime Free Finance TrackerNew Fixed Deposits Fixed Deposit Comparison Fixed Income Home MC 30 Top Ranked Funds ETFs Mutual Fund Screener Income Tax Calculator EMI Calculator Retirement Planning Gratuity Calculator Petrol Price in India Diesel Price in India IFSC Code Stock Markets News18 Firstpost CNBC TV18 News18 Hindi Cricketnext Overdrive About Us Contact Us Advisory Alert Advertise with Us SupportDisclaimer Privacy Policy Cookie Policy Terms &amp; Conditions Financial Terms (Glossary) Sitemap Investors Copyright © Network18 Media &amp; Investments Limited. All rights reserved. Reproduction of news articles, photos, videos or any other content in whole or in part in any form or medium without express written permission of moneycontrol.com is prohibited. You are already a Moneycontrol Pro user.</w:t>
       </w:r>
     </w:p>
     <w:p>
@@ -105,7 +105,7 @@
     </w:p>
     <w:p>
       <w:r>
-        <w:t>Title: Maharashtra Government to Recruit 5,500 Assistant Professors for Colleges by March 2026</w:t>
+        <w:t>Title: Maharashtra starts direct transfer of grants to over 10,000 public libraries</w:t>
       </w:r>
     </w:p>
     <w:p>
@@ -113,37 +113,6 @@
         <w:t xml:space="preserve">URL: </w:t>
       </w:r>
       <w:hyperlink r:id="rId12">
-        <w:r>
-          <w:rPr>
-            <w:color w:val="0000FF"/>
-          </w:rPr>
-          <w:t>https://www.oneindia.com/india/5500-assistant-professors-recruited-maharashtra-011-7866581.html</w:t>
-        </w:r>
-      </w:hyperlink>
-    </w:p>
-    <w:p>
-      <w:r>
-        <w:t>Content: Maharashtra's Higher and Technical Education Minister, Chandrakant Patil, announced the recruitment of 5,500 assistant professors for senior colleges by March 2026. This announcement was made during the 28th convocation ceremony at Swami Ramanand Teerth Marathwada University in Nanded. AI-generated summary, reviewed by editors Patil mentioned that both the Finance and Planning departments have approved the recruitment of 5,500 assistant professors and 2,900 non-teaching staff. A Government Resolution will soon be issued to facilitate this process. The aim is to fill these positions before March next year. Previously, approval was granted to hire 700 assistant professors in universities. However, the process was stalled due to a suggestion from the then Governor C P Radhakrishnan for a different approach. With Radhakrishnan now serving as Vice President, discussions will continue with the new Governor, Acharya Devvrat. The minister emphasised the importance of strengthening universities to attract international students. An agency helped enroll 4,000 students from 65 countries this year, with most choosing Pune and Mumbai as their preferred locations. Patil highlighted the potential of today's youth to bring about societal change. He stated, "The Maharashtra government has opened doors of opportunities through initiatives like Startup India, Make in India, and Digital India. You have the power to experiment, to innovate, and to carve out new paths. But remember, entrepreneurship and career should always be rooted in values and social responsibility." The minister's remarks underscore the government's commitment to enhancing educational infrastructure and creating opportunities for young people in Maharashtra. By focusing on both teaching staff recruitment and international student attraction, the state aims to improve its educational landscape significantly. With inputs from PTI</w:t>
-      </w:r>
-    </w:p>
-    <w:p>
-      <w:pPr>
-        <w:pStyle w:val="Heading3"/>
-      </w:pPr>
-      <w:r>
-        <w:t>Article 5</w:t>
-      </w:r>
-    </w:p>
-    <w:p>
-      <w:r>
-        <w:t>Title: Maharashtra starts direct transfer of grants to over 10,000 public libraries</w:t>
-      </w:r>
-    </w:p>
-    <w:p>
-      <w:r>
-        <w:t xml:space="preserve">URL: </w:t>
-      </w:r>
-      <w:hyperlink r:id="rId13">
         <w:r>
           <w:rPr>
             <w:color w:val="0000FF"/>
@@ -162,7 +131,7 @@
         <w:pStyle w:val="Heading3"/>
       </w:pPr>
       <w:r>
-        <w:t>Article 6</w:t>
+        <w:t>Article 5</w:t>
       </w:r>
     </w:p>
     <w:p>
@@ -174,7 +143,7 @@
       <w:r>
         <w:t xml:space="preserve">URL: </w:t>
       </w:r>
-      <w:hyperlink r:id="rId14">
+      <w:hyperlink r:id="rId13">
         <w:r>
           <w:rPr>
             <w:color w:val="0000FF"/>
@@ -185,7 +154,38 @@
     </w:p>
     <w:p>
       <w:r>
-        <w:t>Content: Nanded: Maharashtra Higher and Technical Education Minister Chandrakant Patil said on Saturday that 5,500 assistant professors will be recruited for senior colleges in the state before March 2026. He was speaking at the 28th convocation ceremony of Swami Ramanand Teerth Marathwada University in Nanded. 📍२० सप्टेंबर २०२५ | नांदेडआज स्वामी रामानंद तीर्थ मराठवाडा विद्यापीठ, नांदेड येथे झालेल्या २८ व्या दीक्षांत समारंभास उपस्थित राहून विद्यार्थ्यांना शुभेच्छा दिल्या. आजच्या काळात विद्यापीठांनी एनआयआरएफ रँकिंगकडे विशेष लक्ष देणे गरजेचे आहे. स्वामी रामानंद तीर्थ विद्यापीठ यात… pic.twitter.com/6MNONQ3OJv Patil said the government has approved 5,500 assistant professors for senior colleges and 2,900 non-teaching posts. Both Finance and Planning departments have given their consent, said the minister. A Government Resolution (GR) will be issued soon, and 5,500 assistant professor vacancies will be filled before March next year, he said. Patil said earlier sanction had been given to recruit 700 assistant professors in universities, but the process could not be completed as the then Governor C P Radhakrishnan had suggested a different method. Since Radhakrishnan has been appointed as the Vice President, the matter would be taken up with the new Governor Acharya Devvrat, he said. The minister said universities should be strengthened to attract foreign students. This year, one agency was appointed through which 4,000 students from 65 countries were enrolled, but most preferred Pune and Mumbai, he said. The youth of today have immense potential to transform society, he said. "The Maharashtra government has opened doors of opportunities through initiatives like Startup India, Make in India, and Digital India. You have the power to experiment, to innovate, and to carve out new paths. But remember, entrepreneurship and career should always be rooted in values and social responsibility," he said. To get details on exclusive and budget-friendly property deals in Mumbai &amp; surrounding regions, do visit: https://budgetproperties.in/ (Except for the headline, this article has not been edited by FPJ's editorial team and is auto-generated from an agency feed.)</w:t>
+        <w:t>Content: Nanded: Maharashtra Higher and Technical Education Minister Chandrakant Patil said on Saturday that 5,500 assistant professors will be recruited for senior colleges in the state before March 2026. He was speaking at the 28th convocation ceremony of Swami Ramanand Teerth Marathwada University in Nanded. 📍२० सप्टेंबर २०२५ | नांदेडआज स्वामी रामानंद तीर्थ मराठवाडा विद्यापीठ, नांदेड येथे झालेल्या २८ व्या दीक्षांत समारंभास उपस्थित राहून विद्यार्थ्यांना शुभेच्छा दिल्या. आजच्या काळात विद्यापीठांनी एनआयआरएफ रँकिंगकडे विशेष लक्ष देणे गरजेचे आहे. स्वामी रामानंद तीर्थ विद्यापीठ यात… pic.twitter.com/6MNONQ3OJv Patil said the government has approved 5,500 assistant professors for senior colleges and 2,900 non-teaching posts. Both Finance and Planning departments have given their consent, said the minister. A Government Resolution (GR) will be issued soon, and 5,500 assistant professor vacancies will be filled before March next year, he said. Patil said earlier sanction had been given to recruit 700 assistant professors in universities, but the process could not be completed as the then Governor C P Radhakrishnan had suggested a different method. Since Radhakrishnan has been appointed as the Vice President, the matter would be taken up with the new Governor Acharya Devvrat, he said. The minister said universities should be strengthened to attract foreign students. This year, one agency was appointed through which 4,000 students from 65 countries were enrolled, but most preferred Pune and Mumbai, he said. The youth of today have immense potential to transform society, he said. "The Maharashtra government has opened doors of opportunities through initiatives like Startup India, Make in India, and Digital India. You have the power to experiment, to innovate, and to carve out new paths. But remember, entrepreneurship and career should always be rooted in values and social responsibility," he said. To get details on exclusive and budget-friendly property deals in Mumbai &amp; surrounding regions, do visit: https://budgetproperties.in/ (Except for the headline, this article has not been edited by FPJ's editorial team and is auto-generated from an agency feed.) RECENT STORIES</w:t>
+      </w:r>
+    </w:p>
+    <w:p>
+      <w:pPr>
+        <w:pStyle w:val="Heading3"/>
+      </w:pPr>
+      <w:r>
+        <w:t>Article 6</w:t>
+      </w:r>
+    </w:p>
+    <w:p>
+      <w:r>
+        <w:t>Title: Maharashtra to Recruit 5,500 Assistant Professors by March 2026</w:t>
+      </w:r>
+    </w:p>
+    <w:p>
+      <w:r>
+        <w:t xml:space="preserve">URL: </w:t>
+      </w:r>
+      <w:hyperlink r:id="rId14">
+        <w:r>
+          <w:rPr>
+            <w:color w:val="0000FF"/>
+          </w:rPr>
+          <w:t>https://www.devdiscourse.com/article/education/3635112-maharashtra-to-recruit-5500-assistant-professors-by-march-2026</w:t>
+        </w:r>
+      </w:hyperlink>
+    </w:p>
+    <w:p>
+      <w:r>
+        <w:t>Content: Maharashtra's Higher and Technical Education Minister Chandrakant Patil announced Saturday the recruitment of 5,500 assistant professors for senior colleges by March 2026. The announcement came during the 28th convocation ceremony at Swami Ramanand Teerth Marathwada University in Nanded. The government has approved these positions along with 2,900 non-teaching posts, receiving consent from both the Finance and Planning departments, confirmed Patil. A Government Resolution (GR) regarding this will be issued soon to fill vacancies as promised. Challenges previously stalled earlier recruitment plans due to different recommendations by former Governor C P Radhakrishnan. As part of efforts to attract foreign students, Patil highlighted the enrollment of 4,000 students from 65 countries this year. The minister emphasized the youth's potential in societal transformation, encouraging involvement in government initiatives like Startup India, while underscoring the need for entrepreneurship to align with social values. (With inputs from agencies.) Email: info@devdiscourse.com Phone: +91-720-6444012, +91-7027739813, 14, 15 © Copyright 2025</w:t>
       </w:r>
     </w:p>
     <w:p>
@@ -216,7 +216,7 @@
     </w:p>
     <w:p>
       <w:r>
-        <w:t>Content: Heavy rains have caused severe damage in Jamner, Pachora and Muktainagar talukas of Jalgaon district, disrupting normal life and damaging crops on 4,327 hectares. Officials said 5,485 farmers have been affected—4,393 in Pachora and 1,092 in Jamner. In all, 23 villages in Pachora and 21 in Jamner have been hit. During an inspection on September 18, Guardian Minister Gulabrao Patil visited flood-hit areas and met families of the affected. He visited the home of Kiran Madhukar Sawale of Kakoda village in Muktainagar taluka, who died after being swept away in floodwaters. Patil consoled the family and handed over a cheque of Rs 4 lakh as government assistance. Patil visited the home of Kiran Madhukar Sawale of Kakoda village in Muktainagar taluka, who died after being swept away in floodwaters | The minister, along with Textile Minister Sanjay Savkare, Muktainagar MLA Chandrakant Patil, District Collector Ayush Prasad, Tehsildar Girish Wakhare, and officials from Agriculture, Public Health, and Public Works departments, also inspected crop damage in villages such as Kura-Kakoda, Juna Borkheda, Rajur, Jodhankheda, and Chinchkheda. Patil assured farmers and villagers that the government would provide all possible support. He instructed officials to immediately submit reports of the affected areas where crops and houses were damaged. “I have come here to help you. The government is standing firmly behind you,” Patil told villagers.</w:t>
+        <w:t>Content: Heavy rains have caused severe damage in Jamner, Pachora and Muktainagar talukas of Jalgaon district, disrupting normal life and damaging crops on 4,327 hectares. Officials said 5,485 farmers have been affected—4,393 in Pachora and 1,092 in Jamner. In all, 23 villages in Pachora and 21 in Jamner have been hit. During an inspection on September 18, Guardian Minister Gulabrao Patil visited flood-hit areas and met families of the affected. He visited the home of Kiran Madhukar Sawale of Kakoda village in Muktainagar taluka, who died after being swept away in floodwaters. Patil consoled the family and handed over a cheque of Rs 4 lakh as government assistance. Patil visited the home of Kiran Madhukar Sawale of Kakoda village in Muktainagar taluka, who died after being swept away in floodwaters | The minister, along with Textile Minister Sanjay Savkare, Muktainagar MLA Chandrakant Patil, District Collector Ayush Prasad, Tehsildar Girish Wakhare, and officials from Agriculture, Public Health, and Public Works departments, also inspected crop damage in villages such as Kura-Kakoda, Juna Borkheda, Rajur, Jodhankheda, and Chinchkheda. Patil assured farmers and villagers that the government would provide all possible support. He instructed officials to immediately submit reports of the affected areas where crops and houses were damaged. “I have come here to help you. The government is standing firmly behind you,” Patil told villagers. RECENT STORIES</w:t>
       </w:r>
     </w:p>
     <w:p>
@@ -247,7 +247,7 @@
     </w:p>
     <w:p>
       <w:r>
-        <w:t>Content: Maharashtra will recruit 5,500 assistant professors for senior colleges before. Education Minister Chandrakant Patil announced this at a university event in Nanded. The government has also approved 2,900 non-teaching posts. A Government Resolution will be issued soon. Earlier, 700 university assistant professor posts were delayed due to the Governor's suggestion. The state aims to attract more foreign students, with 4,000 from 65 countries enrolled this year. Patil urged youth to use government initiatives like Startup India for innovation. To apply for these positions, candidates should check the official Maharashtra government website for updates. (Updated 21 Sep 2025, 13:26 IST; source: link) Contact Us Brand Recent Posts Sikkim Shri NAR BAHADUR BHANDARI.A celebration of leadership and legacy | Government of Sikkim FA Faiz • 5th October 2025, 03:31:50 AM NCR News ₹25 Lakh Theft at Odisha Society Office in Delhi AN Anurag • 5th October 2025, 02:26:28 AM NCR News Contaminated Water Supply Plagues East Delhi Residents AN Anurag • 5th October 2025, 02:26:07 AM NCR News Bishnoi Gang Weakens as Key Members Split AN Anurag • 5th October 2025, 01:30:06 AM NCR News DDA to Revive Yamuna Floodplains with Biodiversity Park AN Anurag • 5th October 2025, 01:29:47 AM NCR News Man Arrested for Disrupting Delhi Court’s Virtual Hearing AN Anurag • 5th October 2025, 01:27:06 AM NCR News Dhaba Worker Killed in Greater Noida Over Food Dispute AN Anurag • 5th October 2025, 01:26:43 AM NCR News 2-Year-Old Kidnapped and Killed in East Delhi AN Anurag • 4th October 2025, 09:24:55 PM NCR News 10% Higher Cancer Risk in Young Patients from Excess X-Rays AN Anurag • 4th October 2025, 09:24:34 PM NCR News Fake Swami Arrested for Harassing Students in Delhi AN Anurag • 4th October 2025, 06:24:18 PM NCR News Delhi Police Conduct Anti-Riot Mock Drill Before Festivals AN Anurag • 4th October 2025, 05:24:43 PM NCR News Wife Accuses UP Police SI of Affair with Female Constable AN Anurag • 4th October 2025, 05:24:25 PM NCR News Thieves Steal Scorpio Car in Shivaji Nagar, Caught on CCTV AN Anurag • 4th October 2025, 04:28:17 PM NCR News लॉरेंस बिश्नोई के बुरे दिन शुरू: गैंग के ही सदस्य बना रहे अलग अपना गिरोह, जानें क्या है पूरा मामला AN Anurag • 4th October 2025, 04:27:16 PM NCR News दिल्ली में बड़ा हादसा: यमुना में डूबने से भाजपा नेता की मौत, मछलियों को दाना खिलाने पहुंचे थे नदी किनारे AN Anurag • 4th October 2025, 04:26:52 PM Education Delhi Schools to Celebrate Grandparents’ Day for First Time NI Nishi • 4th October 2025, 03:44:56 PM IMTS MIT Institute MIT University SIKKIM MIT SIKKIM MIT University SIKKIM Hindi News Site Navigation Neve | Powered by WordPress</w:t>
+        <w:t>Content: Maharashtra will recruit 5,500 assistant professors for senior colleges before. Education Minister Chandrakant Patil announced this at a university event in Nanded. The government has also approved 2,900 non-teaching posts. A Government Resolution will be issued soon. Earlier, 700 university assistant professor posts were delayed due to the Governor's suggestion. The state aims to attract more foreign students, with 4,000 from 65 countries enrolled this year. Patil urged youth to use government initiatives like Startup India for innovation. To apply for these positions, candidates should check the official Maharashtra government website for updates. (Updated 21 Sep 2025, 13:26 IST; source: link) Contact Us Brand Recent Posts World News 16 Dead in Tennessee Explosion: Town Mourns Tragic Loss CH Chandni • 12th October 2025, 07:03:54 PM World News 13 Houses Destroyed in Massive Lima Fire CH Chandni • 12th October 2025, 06:48:29 PM World News Gaza City Clashes: 27 Dead in Hamas-Clan Fighting CH Chandni • 12th October 2025, 06:48:02 PM Cricket India’s World Cup 2025 Hopes: 3 Games Left to Qualify UT Utkarsh • 12th October 2025, 05:42:25 PM Cricket Healy’s Century Powers Australia’s Record Chase vs India UT Utkarsh • 12th October 2025, 05:16:21 PM World News Mali imposes $10,000 visa bond on US visitors in reciprocal move CH Chandni • 12th October 2025, 05:15:55 PM World News 4 Dead, 20 Injured in South Carolina Bar Shooting CH Chandni • 12th October 2025, 05:01:24 PM Cricket Kuldeep Yadav’s 5-Wicket Haul Stuns West Indies in Delhi Test UT Utkarsh • 12th October 2025, 04:47:30 PM Sarkari Result RBI Officer Grade B Prelims Admit Card 2025: Dates and Details AN Anurag • 12th October 2025, 04:22:33 PM Cricket India’s Bowling Challenge in 2nd Test vs West Indies UT Utkarsh • 12th October 2025, 03:40:58 PM Election NDA Finalizes Bihar Seat-Sharing: BJP, JD(U) Get 101 Each SH Shivani • 12th October 2025, 03:33:10 PM Health Bollywood Stars Debate Morning vs Night Productivity RI Riya • 12th October 2025, 03:17:33 PM Cricket [WATCH] PAK vs SA 2025: Ramiz Raja's shocking 'Drama Karega' comment on Babar Azam in Lahore Test goes viral UT Utkarsh • 12th October 2025, 02:57:20 PM Cricket Ex-SA Captain’s Commentary Blunder: Calls Shan Masood India’s Captain UT Utkarsh • 12th October 2025, 02:43:52 PM Cricket Watch: Brian Lara’s Funny Request to Yashasvi Jaiswal UT Utkarsh • 12th October 2025, 02:43:31 PM Cricket MS Dhoni’s Cricket Awards: A Glittering Career UT Utkarsh • 12th October 2025, 02:27:28 PM IMTS MIT Institute MIT University SIKKIM MIT SIKKIM MIT University SIKKIM Hindi News Site Navigation Neve | Powered by WordPress</w:t>
       </w:r>
     </w:p>
     <w:p>
@@ -260,7 +260,7 @@
     </w:p>
     <w:p>
       <w:r>
-        <w:t>Title: चंद्रकांत पाटील आले; पुस्तके आणि ‘परिवारा’त रमले…!</w:t>
+        <w:t>Title: PhD Students: पीएच.डी.च्या विद्यार्थ्यांचे आंदोलन मागे; मागण्यांबाबत पाठपुरावा करण्याचे मंत्री चंद्रकांत पाटील यांचे आश्वासन</w:t>
       </w:r>
     </w:p>
     <w:p>
@@ -268,68 +268,6 @@
         <w:t xml:space="preserve">URL: </w:t>
       </w:r>
       <w:hyperlink r:id="rId17">
-        <w:r>
-          <w:rPr>
-            <w:color w:val="0000FF"/>
-          </w:rPr>
-          <w:t>https://www.loksatta.com/maharashtra/nanded-chandrakant-patil-book-reading-abhang-library-student-council-activists-meet-ssb-93-5386464/</w:t>
-        </w:r>
-      </w:hyperlink>
-    </w:p>
-    <w:p>
-      <w:r>
-        <w:t>Content: नांदेड : भाजपाचे एक नेते आणि राज्याचे ज्येष्ठ मंत्री या नात्याने नांदेडमध्ये आलेले चंद्रकांत पाटील यांनी शुक्रवारची सायंकाळ आधी पुस्तकांच्या आणि मग विद्यार्थी परिषदेेत काम केलेल्या कार्यकर्त्यांच्या सहवासात घालवली. यानिमित्ताने मागील काळातील अनेक संस्मरणीय क्षणांची आठवण ताजी झाली, अशी भावना त्यांनी या भेटीवर समाजमाध्यमांतून व्यक्त केली. ‘स्वाराती’ मराठवाडा विद्यापीठातील शनिवारचा दीक्षांत समारंभ आणि इतर काही कार्यक्रमांना उपस्थित राहण्यासाठी मंत्री पाटील एक दिवस आधीच शहरात आले. येथील अभंग पुस्तकालयात भरविण्यात आलेल्या विशेष ग्रंथ प्रदर्शनाला भेट द्यावी, असे पाटील यांना अमरनाथ राजूरकर, संजय कौडगे या पदाधिकार्‍यांनी आधीच सुचविले होते. त्यानुसार शहरात आल्यावर ते थेट ‘अभंग’मध्ये पोहोचले. प्रदर्शनातील पुस्तकांची त्यांनी पाहणी केलीच; तसेच काही पुस्तके खरेदी करून आपल्या ग्रंथसंग्रहाची माहितीही सर्वांना दिली. त्यानंतर मंत्री पाटील विश्रामगृहामध्ये दाखल झाले तेव्हा त्यांच्या स्वागतार्थ भाजपाचे आजी-माजी पदाधिकारी आणि प्रमुख कार्यकर्ते उपस्थित होते. पण खा.अशोक चव्हाण यांच्या माध्यमातून भाजपात आलेल्या चमूतील कोणीही तेथे हजर नव्हते. पदाधिकार्‍यांनी केलेले स्वागत आणि काहींसमवेतच्या चर्चा आटोपल्यानंतर पाटील यांनी विश्रामगृहातल्या सभागृहात निमंत्रित कार्यकर्त्यांशी मुक्त संवाद साधला. निमंत्रितांत प्रामुख्याने विद्यार्थी परिषदेत, संघामध्ये काम केलेल्यांचा समावेश होता. भाजपा पदाधिकारी किंवा अचानक घुसखोरी करणार्‍यांस वरील बैठकीत प्रवेश नव्हता. त्याचा अंदाज आल्यावर दोन्ही जिल्हाध्यक्ष आणि अन्य कार्यकर्ते विश्रामगृहातून बाहेर पडले. सुमारे ३०/३५ उपस्थितांशी पाटील यांनी तास-सव्वातास संवाद साधला. विद्यार्थी परिषदेने दिलेल्या मूल्यांचा आणि संघटन कौशल्याचा आजच्या कार्यात खूप उपयोग होत असल्याचे त्यांनी नमूद केले. सामान्य कुटुंबातून पढे आलेला आणि नंतर संघटनकुशल बनलेला कार्यकतार्र्, ही चंद्रकांत पाटील यांची ओळख आहे. मागील काही वर्षांपासून कोल्हापूर-पुण्यात सुरू केलेल्या नव्या कामांची, वेगवेगळ्या उपक्रमांची माहिती त्यांनी उपस्थितांना दिली. शक्य तेथे रचनात्मक, मानवतावादी कामे करा, चांगल्या उपक्रमांशी जोडून घ्या, असा कानमंत्र पाटील यांनी दिला. नांदेडमध्ये कोणतेही विधायक-संस्थात्मक काम उभे राहणार असेल, तर त्यास मदत करण्याची ग्वाही त्यांनी दिली. वरील बैठकीस विभागीय संघटनमंत्री संजय कौडगे, सनतकुमार महाजन, सुधाकर भोयर, कृष्णा उमरीकर, डॉ.दि.भा.जोशी, डॉ.प्रशांत पेशकार, अ‍ॅड.केदार जाधव, अरुंधती पुरंदरे, कृष्णा जोशी, संजय पेकमवार, तेजोमई राऊत, नरेश दंडवते, माणिक भोसले, प्रवीण साले प्रभृती उपस्थित होते. अभंग पुस्तकालयाच्या भेटीमध्ये मंत्री चंद्रकांत पाटील यांनी अभिप्राय नोंदवहीत आपली पुस्तकांविषयीची भावना व्यक्त केली. त्यानंतर फेसबुक पोस्टमध्येही त्यांनी वरील भेटीचा उल्लेख केला. पंतप्रधान नरेन्द्र मोदी यांच्यावरील पुस्तकांची प्रदर्शनात पाहणी केली. अशा प्रदर्शनांमुळे वाचनसंस्कृतीचा प्रसार होऊन समाजात प्रबोधनाचा दीप अधिक तेजाने प्रज्ज्वलित होईल, असा विश्वास त्यांनी व्यक्त केला. मुंबईतील आपल्या निवासस्थानी आलेल्या अभ्यागतांना वाचनासाठी पुस्तके उपलब्ध असल्याचे त्यांनी नमूद केले. उपमुख्यमंत्री अजित पवार यांनी मुख्यमंत्रीपदाची इच्छा व्यक्त केली आहे, तर मुख्यमंत्री देवेंद्र फडणवीस यांनी भाजपाच प्रमुख पक्ष असल्याचं नमूद केलं आहे. २०२९ च्या विधानसभा निवडणुका सेना-राष्ट्रवादीसोबत लढणार असल्याचं त्यांनी स्पष्ट केलं. फडणवीसांनी युतीतील संबंधांवर भाष्य करताना, तिघांनाही राजकारणातील सीमांची जाणीव असल्याचं सांगितलं. तसेच, युतीमध्ये नव्या भिडूसाठी स्कोप नसल्याचंही त्यांनी स्पष्ट केलं.</w:t>
-      </w:r>
-    </w:p>
-    <w:p>
-      <w:pPr>
-        <w:pStyle w:val="Heading3"/>
-      </w:pPr>
-      <w:r>
-        <w:t>Article 10</w:t>
-      </w:r>
-    </w:p>
-    <w:p>
-      <w:r>
-        <w:t>Title: Chandrakant Patil: पाचशेच्या कोऱ्या करकरीत नोटांचं बंडल बाहेर काढलं अन्...चंद्रकांत पाटील नांदेड विश्रामगृहाच्या आदरातिथ्यावर खुश, पाच हजारांचं दिलं बक्षिस, पाहा व्हिडीओ</w:t>
-      </w:r>
-    </w:p>
-    <w:p>
-      <w:r>
-        <w:t xml:space="preserve">URL: </w:t>
-      </w:r>
-      <w:hyperlink r:id="rId18">
-        <w:r>
-          <w:rPr>
-            <w:color w:val="0000FF"/>
-          </w:rPr>
-          <w:t>https://marathi.abplive.com/news/nanded/he-took-out-a-bundle-of-five-hundred-rupee-notes-chandrakant-patil-was-happy-with-the-hospitality-of-the-nanded-rest-house-was-given-a-reward-of-five-thousand-rupees-watch-the-video-1385379</w:t>
-        </w:r>
-      </w:hyperlink>
-    </w:p>
-    <w:p>
-      <w:r>
-        <w:t>Content: नांदेड: राज्याचे उच्च व तंत्र शिक्षण मंत्री चंद्रकांत दादा पाटील (Chandrakant Patil) आपल्या साधेपणासाठी आणि वेगळ्या शैलीसाठी ओळखले जातात. काल रात्री नांदेडच्या शासकीय विश्रामगृहात मुक्काम करून सकाळी ते नियोजित कार्यक्रमासाठी निघाले. मात्र गाडीत बसताच त्यांनी अचानक ड्रायव्हरला थांबण्यास सांगितले. त्यानंतर विश्रामगृह व्यवस्थापकांना बोलावून घेत त्यांनी केलेल्या व्यवस्थेचं कौतुक केलं. राज्याचे उच्च व तंत्र शिक्षण मंत्री चंद्रकांत दादा पाटील हे नांदेड दौऱ्यावर आहेत. काल रात्री ते नांदेडच्या शासकीय विश्रामगृहावर पोहोचले. रात्री आराम पूर्ण झाल्यावर सकाळी ते नियोजित कार्यक्रमासाठी निघाले. गाडीत बसल्यावर त्यांनी अचानक ड्रायव्हरला थांबण्याचा इशारा केला. विश्रामगृह व्यवस्थापकांना बोलवून घेतले त्यांनी केलेल्या व्यवस्थेचे कौतुक केलं अन् टीप म्हणून संपूर्ण टीमला एकूण 5 हजार रुपयांची बक्षिसी दिली. महत्वाचे म्हणजे मंत्री चंद्रकांत दादा पाटील यांनी स्वतःच्या खिशातून ही पैसे काढून दिले. यामुळे विश्रामगृह कर्मचारी मात्र चकित होत खुश झाले. याचा व्हिडीओ देखील समोर आला आहे. नांदेडच्या शासकीय विश्रामगृहाच्या बाहेर ते गाडीत बसलेले असताना त्यांनी पाचशे रूपयांच्या नव्या करकरीत नोटा मोजल्या आणि त्या विश्रामगृह व्यवस्थापकांना बोलवून घेतले त्यांनी केलेल्या व्यवस्थेचे कौतुक केलं आणि ते पैसे त्यांना दिले. मंत्री चंद्रकांत पाटील कोणाच्या लग्नाला गेले, किंवा कोणाला वाढदिवसाच्या शुभेच्छा देण्यासाठी गेले तर ते नेहमी अमूलचे मोठे चॉकलेट (कॅडबरी) देताना दिसतात. मात्र त्यांनी यावेळी व्यवस्थेचे कौतुक केलं अन् टीप म्हणून संपूर्ण टीमला एकूण 5 हजार रुपयांची बक्षिसी दिल्याचं दिसून आलं. या प्रसंगाचा व्हिडिओही सोशल मीडियावर व्हायरल झाला आहे. नांदेडच्या विश्रामगृहाच्या बाहेर गाडीत बसलेले असतानाच दादा व्यवस्थापकांना नोटा देताना दिसत आहेत. गमतीशीर बाब म्हणजे चंद्रकांत पाटील यांना अनेकदा कोणत्याही लग्नसमारंभात किंवा वाढदिवसाला गेले तर ते अमूलचे मोठे कॅडबरी चॉकलेट भेट देतात. मात्र यावेळी त्यांनी चॉकलेटऐवजी रोख बक्षिस देत कर्मचाऱ्यांचा सन्मान केला. चंद्रकांत दादा विश्रामगृहाच्या कर्मचाऱ्यांवर खुश झाले आणि खिशातून पाचशेच्या नोटांचं बंडल काढून मॅनेजरला दिलं, याचा व्हिडीओ समोर आला आहे.#Chandrakantpatil #video #nanded pic.twitter.com/DEOZG7lXlo We use cookies to improve your experience, analyze traffic, and personalize content. By clicking "Allow All Cookies", you agree to our use of cookies.</w:t>
-      </w:r>
-    </w:p>
-    <w:p>
-      <w:pPr>
-        <w:pStyle w:val="Heading3"/>
-      </w:pPr>
-      <w:r>
-        <w:t>Article 11</w:t>
-      </w:r>
-    </w:p>
-    <w:p>
-      <w:r>
-        <w:t>Title: PhD Students: पीएच.डी.च्या विद्यार्थ्यांचे आंदोलन मागे; मागण्यांबाबत पाठपुरावा करण्याचे मंत्री चंद्रकांत पाटील यांचे आश्वासन</w:t>
-      </w:r>
-    </w:p>
-    <w:p>
-      <w:r>
-        <w:t xml:space="preserve">URL: </w:t>
-      </w:r>
-      <w:hyperlink r:id="rId19">
         <w:r>
           <w:rPr>
             <w:color w:val="0000FF"/>
@@ -348,12 +286,74 @@
         <w:pStyle w:val="Heading3"/>
       </w:pPr>
       <w:r>
+        <w:t>Article 10</w:t>
+      </w:r>
+    </w:p>
+    <w:p>
+      <w:r>
+        <w:t>Title: Raigad : चंद्रकांत पाटील यांनी लोणेरे अभियांत्रिकी विद्यापीठाचा घेतला आढावा</w:t>
+      </w:r>
+    </w:p>
+    <w:p>
+      <w:r>
+        <w:t xml:space="preserve">URL: </w:t>
+      </w:r>
+      <w:hyperlink r:id="rId18">
+        <w:r>
+          <w:rPr>
+            <w:color w:val="0000FF"/>
+          </w:rPr>
+          <w:t>https://www.navarashtra.com/videos/chandrakant-patil-reviews-lonere-engineering-university-998287.html</w:t>
+        </w:r>
+      </w:hyperlink>
+    </w:p>
+    <w:p>
+      <w:r>
+        <w:t>Content: उच्च व तंत्र शिक्षण मंत्री चंद्रकांत पाटील यांनी रायगड जिल्ह्यातील लोणेरे येथील डॉ. बाबासाहेब आंबेडकर तंत्रज्ञान विद्यापीठाला भेट देऊन सर्व डिपार्टमेंट्स आणि विद्यार्थीकक्षांचे निरीक्षण केले. त्यांनी प्राध्यापक आणि विद्यार्थ्यांशी संवाद साधत विद्यापीठाच्या कामकाजाचा आढावा घेतला. उच्च व तंत्र शिक्षण मंत्री चंद्रकांत पाटील यांनी रायगड जिल्ह्यातील लोणेरे येथील डॉ. बाबासाहेब आंबेडकर तंत्रज्ञान विद्यापीठाला भेट देऊन सर्व डिपार्टमेंट्स आणि विद्यार्थीकक्षांचे निरीक्षण केले. त्यांनी प्राध्यापक आणि विद्यार्थ्यांशी संवाद साधत विद्यापीठाच्या कामकाजाचा आढावा घेतला. Follow Us On © Copyright Navarashtra 2025 All rights reserved.</w:t>
+      </w:r>
+    </w:p>
+    <w:p>
+      <w:pPr>
+        <w:pStyle w:val="Heading3"/>
+      </w:pPr>
+      <w:r>
+        <w:t>Article 11</w:t>
+      </w:r>
+    </w:p>
+    <w:p>
+      <w:r>
+        <w:t>Title: पडळकरांच्या भाषेचे समर्थन कोणीही करणार नाही; चंद्रकांत पाटलांनी स्पष्टच सांगितले</w:t>
+      </w:r>
+    </w:p>
+    <w:p>
+      <w:r>
+        <w:t xml:space="preserve">URL: </w:t>
+      </w:r>
+      <w:hyperlink r:id="rId19">
+        <w:r>
+          <w:rPr>
+            <w:color w:val="0000FF"/>
+          </w:rPr>
+          <w:t>https://www.lokmat.com/pimpri-chinchwad/pune-news-no-one-will-support-padalkars-language-chandrakant-patil-a-a1008/</w:t>
+        </w:r>
+      </w:hyperlink>
+    </w:p>
+    <w:p>
+      <w:r>
+        <w:t>Content: हिंदी | English सोमवार १३ ऑक्टोबर २०२५ FOLLOW US : शहरं व्हिडीओ सखी आणखी By ऑनलाइन लोकमत | Updated: September 21, 2025 18:27 IST2025-09-21T18:26:51+5:302025-09-21T18:27:34+5:30 पुणे : भाजप आमदार गोपीचंद पडळकर यांनी वापरलेल्या भाषेचे समर्थन मुख्यमंत्री देवेंद्र फडणवीस यांच्यासह मी किंवा भाजपचा अन्य कोणताही नेता करणार नाही. मात्र, टाळी एका हाताने वाजत नाही हेदेखील खरे आहे. विरोधकांनी पंतप्रधान नरेंद्र मोदींवर आणि त्यांच्या आईंवर बोललेले चालते, त्यासोबतच देवेंद्र फडणवीस यांच्या पत्नीवर देखील ते बोलतात, तेव्हा विरोधकांनीदेखील तारतम्य बाळगणं आवश्यक आहे, असे राज्याचे उच्च व तंत्र शिक्षण मंत्री चंद्रकांत पाटील यांनी सांगितले. विरोधक आणि सत्ताधारी या दोघांकडूनही तारतम्य बाळगण्याची आवश्यकता असल्याचेही ते म्हणाले.भाजपचे आमदार पडळकर यांनी जतमध्ये बोलताना राष्ट्रवादी काँग्रेस शरदचंद्र पवार पक्षाचे नेते जयंत पाटील यांच्याबाबत आक्षेपार्ह वक्तव्य केले. याचे तीव्र पडसाद गेल्या दोन दिवसांपासून राज्यभर उमटत आहेत. याबाबत चंद्रकांत पाटील म्हणाले, राजकारणामध्ये शिवराळ भाषेचा ट्रेंड गेल्या चार-पाच वर्षांमध्ये पडला असल्याचे पाहायला मिळत आहे. शिवराळ भाषा वापरायला लोकांना काही वाटेना झाले आहे. शिवराळ भाषा वापरली म्हणजे आपल्या म्हणण्याला जोर येतो, असे काहीसे त्यांना वाटतेय का? असा प्रश्न पडत आहे. या गोष्टीतून पडळकर यांचे मला समर्थन करायचे नाही. मात्र, गोपीचंद पडळकर यांच्याबरोबर विरोधकांनीही आपल्या बोलण्यावरती कंट्रोल करणे आवश्यक आहे. पडळकर यांना अशी भाषा वापरू नये असे सांगण्यात आले आहे. गोपीचंद पडळकर हे आमचे आज्ञाधारक कार्यकर्ते असून, मुख्यमंत्री फडणवीस यांनी त्यांना सूचना दिल्यानंतर आता त्यांच्या ध्येयबोली आणि भाषेमध्ये फरक पडेल, असे देखील चंद्रकांत पाटील यांनी सांगितले. FOLLOW US : Copyright © 2025 Lokmat Media Pvt Ltd</w:t>
+      </w:r>
+    </w:p>
+    <w:p>
+      <w:pPr>
+        <w:pStyle w:val="Heading3"/>
+      </w:pPr>
+      <w:r>
         <w:t>Article 12</w:t>
       </w:r>
     </w:p>
     <w:p>
       <w:r>
-        <w:t>Title: Chandrakant Patil | राज्यात महाविद्यालयीन शिक्षकांचीही भरती लवकरच : मंत्री चंद्रकांत पाटील</w:t>
+        <w:t>Title: Free Bus Service: कोथरूडकरांसाठी घर ते मेट्रो स्थानकापर्यंत आता मोफत बस; चंद्रकांत पाटील यांच्या हस्ते फीडर बससेवेचे लोकार्पण</w:t>
       </w:r>
     </w:p>
     <w:p>
@@ -365,13 +365,13 @@
           <w:rPr>
             <w:color w:val="0000FF"/>
           </w:rPr>
-          <w:t>https://pudhari.news/maharashtra/solapur/state-to-soon-recruit-college-teachers-announces-minister-chandrakant-patil-sk95</w:t>
+          <w:t>https://pudhari.news/maharashtra/pune/free-feeder-bus-service-kothrud-metro-chandrakant-patil-sb97</w:t>
         </w:r>
       </w:hyperlink>
     </w:p>
     <w:p>
       <w:r>
-        <w:t>Content: सोलापूर : अधिकाधिक संशोधनातून नवीन ज्ञान मिळवणे आवश्यक आहे. राज्यात महाविद्यालयीन शिक्षकांची भरतीही लवकरच सुरू होईल, विद्यार्थ्यांनी पदवीचा उपयोग केवळ नोकरीसाठी न करता त्याचा समाज व देशाच्या वैभवासाठी करणे महत्त्वाचे आहे. ज्ञान हीच फार मोठी संपत्ती आहे. त्या बळावरच राष्ट्राचे नाव उंचावू शकतो, असे प्रतिपादन उच्च व तंत्र शिक्षण मंत्री चंद्रकांत पाटील यांनी केले. पुण्यश्लोक अहिल्यादेवी होळकर सोलापूर विद्यापीठाचा 21 वा दीक्षांत समारंभ विद्यापीठाच्या मैदानावर गुरुवारी पार पडला. यावेळी प्रमुख पाहुणे म्हणून ते बोलत होते. अध्यक्षस्थानी कुलगुरू प्रा. डॉ. प्रकाश महानवर हे होते. गोवा उच्च शिक्षण परिषदेचे उपाध्यक्ष डॉ. गोपाल मुगेराया प्रमुख उपस्थित होते. प्रभारी कुलसचिव डॉ. अतुल लकडे यांनी विद्यापीठाच्या प्रगतीचा आढावा सादर केला. प्रारंभी दीक्षांत मिरवणुकीत परीक्षा व मूल्यमापन मंडळाचे संचालक डॉ. श्रीकांत अंधारे हे ज्ञानदंड हाती घेऊन अग्रभागी होते. विविध विद्याशाखेचे अधिष्ठाता, व्यवस्थापन परिषद, विद्या परिषद, अधिसभेचे सदस्य तसेच विद्यार्थी सहभागी झाले. कार्यक्रमास आमदार श्रीकांत भारतीय, भाजप शहर अध्यक्ष प्रा. रोहिणी तडवळकर, राजाभाऊ सरवदे, प्रा. देवानंद चिलवंत, प्रा. सचिन गायकवाड, माजी कुलगुरू डॉ. इरेश स्वामी, मोहन डांगरे, उदयशंकर पाटील, माजी मंत्री प्रा. लक्ष्मण ढोबळे, महेश चोप्रा, डॉ. बी. पी. रोंगे आदी उपस्थित होते. 10,955 विद्यार्थ्यांना पदवी प्रदान एकूण 10,955 विद्यार्थ्यांना पदवी प्रदान करण्यात आली. 89 संशोधकांना पीएचडी तर 59 विद्यार्थ्यांना सुवर्णपदक मिळाले. 'Pudhari' is excited to announce the relaunch of its Android and iOS apps. Stay updated with the latest news at your fingertips. Android and iOS Download now and stay updated, anytime, anywhere. Pudhari Publications Private Limited</w:t>
+        <w:t>Content: पुणे: कोथरूडकरांना मेट्रोने प्रवास करणे अजून सोपे आणि सुरक्षित होणार आहे. कारण, कोथरूडचे आमदार आणि राज्याचे उच्च व तंत्र शिक्षणमंत्री चंद्रकांत पाटील यांच्या प्रयत्नातून कोथरूडकरांसाठी घर ते मेट्रो स्थानक विशेष बससेवा सुरू करण्यात आली आहे. पाटील आणि मेट्रोचे व्यवस्थापकीय संचालक श्रावण हर्डीकर यांच्या उपस्थितीत या बसचे रविवारी (दि.14) लोकार्पण करण्यात आले. ‌‘लास्ट माईल कनेक्टिव्हिटी‌’ साठी रिक्षासेवा देखील उपलब्ध करून देण्याचा प्रयत्न असल्याची घोषणाही पाटील यांनी या वेळी केली. (Latest Pune News) या वेळी भाजप पुणे शहर सरचिटणीस पुनीत जोशी, विठ्ठल बराटे, पुणे जिल्हा नियोजन समिती सदस्य डॉ. संदीप बुटाला, भाजप कोथरूड दक्षिण मंडल अध्यक्ष कुलदीप सावळेकर, मतदारसंघ समन्वयक नवनाथ जाधव, माजी नगरसेवक दीपक पोटे, नगरसेविका माधुरी सहस्रबुद्धे, मंजुश्री खर्डेकर, वृषाली चौधरी, नगरसेवक जयंत भावे, रिक्षावाला संघटनेचे केशव क्षीरसागर यांच्यासह उपस्थित होते. चंद्रकांत पाटील म्हणाले, लोकप्रतिनिधी हा लोकाभिमुख काम करण्यासाठी नागरिकांना सोयीसुविधा उपलब्ध करून देण्यासाठी निवडून दिला जातो. त्यामुळे लोकाभिमुख सेवेची शिकवण असल्याने जनतेच्या सेवेसाठी सदैव तत्पर आहे. मेट्रोसाठी लास्ट माइल कनेक्टिव्हिटी निर्माण करण्यासाठी आणि मेट्रो प्रवाशांची संख्या वाढविण्यासाठी रिक्षासेवा देखील सुरू करण्याचा प्रयत्न असल्याचे त्यांनी या वेळी सांगितले. अशी उपलब्ध असणार सेवा... ही फीडर सेवा सोमवार ते शनिवार सुरू राहणार असून, नागरिकांच्या मागणीनुसार, बसचे थांबे निश्चित करण्यात आले आहेत. पाटील यांच्या संकल्पनेतून सुरू झालेली पहिली शटल बससेवा राजाराम पूल-माळवे चौक, वनदेवी-कर्वेनगर, डहाणूकर-कर्वे पुतळा-करिश्मा चौक-एसएनडीटी मार्गावर रोज सकाळी 8.30 ते 1 आणि सायंकाळी 4 ते 8 वेळेत सुरू असणार आहे. 'Pudhari' is excited to announce the relaunch of its Android and iOS apps. Stay updated with the latest news at your fingertips. Android and iOS Download now and stay updated, anytime, anywhere. Pudhari Publications Private Limited</w:t>
       </w:r>
     </w:p>
     <w:p>
@@ -384,7 +384,7 @@
     </w:p>
     <w:p>
       <w:r>
-        <w:t>Title: Raigad : चंद्रकांत पाटील यांनी लोणेरे अभियांत्रिकी विद्यापीठाचा घेतला आढावा</w:t>
+        <w:t>Title: देवेंद्र फडणवीसांमध्ये पंतप्रधानपदासाठी लागणारे आवश्यक गुण; चंद्रकांत पाटील यांचे विधान</w:t>
       </w:r>
     </w:p>
     <w:p>
@@ -396,13 +396,13 @@
           <w:rPr>
             <w:color w:val="0000FF"/>
           </w:rPr>
-          <w:t>https://www.navarashtra.com/videos/chandrakant-patil-reviews-lonere-engineering-university-998287.html</w:t>
+          <w:t>https://www.nagpurtoday.in/devendra-fadnavis-has-qualities-of-prime-minister-says-chandrakant-patil/09221309</w:t>
         </w:r>
       </w:hyperlink>
     </w:p>
     <w:p>
       <w:r>
-        <w:t>Content: उच्च व तंत्र शिक्षण मंत्री चंद्रकांत पाटील यांनी रायगड जिल्ह्यातील लोणेरे येथील डॉ. बाबासाहेब आंबेडकर तंत्रज्ञान विद्यापीठाला भेट देऊन सर्व डिपार्टमेंट्स आणि विद्यार्थीकक्षांचे निरीक्षण केले. त्यांनी प्राध्यापक आणि विद्यार्थ्यांशी संवाद साधत विद्यापीठाच्या कामकाजाचा आढावा घेतला. उच्च व तंत्र शिक्षण मंत्री चंद्रकांत पाटील यांनी रायगड जिल्ह्यातील लोणेरे येथील डॉ. बाबासाहेब आंबेडकर तंत्रज्ञान विद्यापीठाला भेट देऊन सर्व डिपार्टमेंट्स आणि विद्यार्थीकक्षांचे निरीक्षण केले. त्यांनी प्राध्यापक आणि विद्यार्थ्यांशी संवाद साधत विद्यापीठाच्या कामकाजाचा आढावा घेतला. Follow Us On © Copyright Navarashtra 2025 All rights reserved.</w:t>
+        <w:t>Content: मुंबई : महाराष्ट्राचे मुख्यमंत्री देवेंद्र फडणवीस यांच्यात पंतप्रधानपदासाठी लागणारे गुण आणि क्षमता आहे, असे मत राज्याचे उच्च व तंत्रशिक्षण मंत्री चंद्रकांत पाटील यांनी व्यक्त केले. “फडणवीस पंतप्रधान होतील का आणि केव्हा होतील, हे काळच सांगेल; पण त्यांच्यात त्या पदासाठी आवश्यक गट्स, व्हिजन आणि कार्यक्षमता आहे,” असे ते म्हणाले. काँग्रेस प्रदेशाध्यक्ष हर्षवर्धन सपकाळ यांनी केलेल्या टीकेला उत्तर देताना पाटील यांनी हे वक्तव्य केले. सपकाळ यांनी फडणवीस दिवसरात्र पंतप्रधान होण्याची स्वप्ने पाहतात, असा टोला लगावला होता. फडणवीस यांच्या राजकीय प्रवासाकडे पाहिले तर २०१४ ते २०१९ दरम्यान ते महाराष्ट्राचे मुख्यमंत्री होते. त्यांच्या कार्यकाळात मुंबई मेट्रो, जलसंधारण प्रकल्प, शेतकरी कल्याण योजना असे अनेक महत्त्वाचे प्रकल्प राबवले गेले. २०२४ च्या निवडणुकीनंतर ते पुन्हा मुख्यमंत्री झाले असून, केंद्रातील भाजप नेतृत्वाशी त्यांचे घनिष्ठ संबंध आहेत. पंतप्रधान नरेंद्र मोदी यांचे विश्वासू सहकारी म्हणूनही फडणवीस यांची ओळख आहे. चंद्रकांत पाटील यांनी मात्र स्पष्ट केले की, “अंतिम निर्णय हा पक्षाचाच असेल.” दरम्यान, पाटील यांच्या वक्तव्यामुळे महाराष्ट्राच्या राजकीय वर्तुळात चर्चांना चांगलाच ऊत आला आहे. विरोधक याला फडणवीस यांच्या ‘महत्त्वाकांक्षा’शी जोडत आहेत, तर राजकीय जाणकारांच्या मते त्यांच्या कार्यशैलीमुळे ते भविष्यात राष्ट्रीय पातळीवर महत्त्वाची भूमिका बजावू शकतात.</w:t>
       </w:r>
     </w:p>
     <w:p>
@@ -477,7 +477,7 @@
     </w:p>
     <w:p>
       <w:r>
-        <w:t>Title: Free Bus Service: कोथरूडकरांसाठी घर ते मेट्रो स्थानकापर्यंत आता मोफत बस; चंद्रकांत पाटील यांच्या हस्ते फीडर बससेवेचे लोकार्पण</w:t>
+        <w:t>Title: अपंगत्व मर्यादा नसून नवी संधी – चंद्रकांत पाटील</w:t>
       </w:r>
     </w:p>
     <w:p>
@@ -489,13 +489,13 @@
           <w:rPr>
             <w:color w:val="0000FF"/>
           </w:rPr>
-          <w:t>https://pudhari.news/maharashtra/pune/free-feeder-bus-service-kothrud-metro-chandrakant-patil-sb97</w:t>
+          <w:t>https://www.loksatta.com/maharashtra/physical-disability-is-a-new-opportunity-says-bjp-leader-chandrakant-patil-in-sangli-css-98-5379119/</w:t>
         </w:r>
       </w:hyperlink>
     </w:p>
     <w:p>
       <w:r>
-        <w:t>Content: पुणे: कोथरूडकरांना मेट्रोने प्रवास करणे अजून सोपे आणि सुरक्षित होणार आहे. कारण, कोथरूडचे आमदार आणि राज्याचे उच्च व तंत्र शिक्षणमंत्री चंद्रकांत पाटील यांच्या प्रयत्नातून कोथरूडकरांसाठी घर ते मेट्रो स्थानक विशेष बससेवा सुरू करण्यात आली आहे. पाटील आणि मेट्रोचे व्यवस्थापकीय संचालक श्रावण हर्डीकर यांच्या उपस्थितीत या बसचे रविवारी (दि.14) लोकार्पण करण्यात आले. ‌‘लास्ट माईल कनेक्टिव्हिटी‌’ साठी रिक्षासेवा देखील उपलब्ध करून देण्याचा प्रयत्न असल्याची घोषणाही पाटील यांनी या वेळी केली. (Latest Pune News) या वेळी भाजप पुणे शहर सरचिटणीस पुनीत जोशी, विठ्ठल बराटे, पुणे जिल्हा नियोजन समिती सदस्य डॉ. संदीप बुटाला, भाजप कोथरूड दक्षिण मंडल अध्यक्ष कुलदीप सावळेकर, मतदारसंघ समन्वयक नवनाथ जाधव, माजी नगरसेवक दीपक पोटे, नगरसेविका माधुरी सहस्रबुद्धे, मंजुश्री खर्डेकर, वृषाली चौधरी, नगरसेवक जयंत भावे, रिक्षावाला संघटनेचे केशव क्षीरसागर यांच्यासह उपस्थित होते. चंद्रकांत पाटील म्हणाले, लोकप्रतिनिधी हा लोकाभिमुख काम करण्यासाठी नागरिकांना सोयीसुविधा उपलब्ध करून देण्यासाठी निवडून दिला जातो. त्यामुळे लोकाभिमुख सेवेची शिकवण असल्याने जनतेच्या सेवेसाठी सदैव तत्पर आहे. मेट्रोसाठी लास्ट माइल कनेक्टिव्हिटी निर्माण करण्यासाठी आणि मेट्रो प्रवाशांची संख्या वाढविण्यासाठी रिक्षासेवा देखील सुरू करण्याचा प्रयत्न असल्याचे त्यांनी या वेळी सांगितले. अशी उपलब्ध असणार सेवा... ही फीडर सेवा सोमवार ते शनिवार सुरू राहणार असून, नागरिकांच्या मागणीनुसार, बसचे थांबे निश्चित करण्यात आले आहेत. पाटील यांच्या संकल्पनेतून सुरू झालेली पहिली शटल बससेवा राजाराम पूल-माळवे चौक, वनदेवी-कर्वेनगर, डहाणूकर-कर्वे पुतळा-करिश्मा चौक-एसएनडीटी मार्गावर रोज सकाळी 8.30 ते 1 आणि सायंकाळी 4 ते 8 वेळेत सुरू असणार आहे. 'Pudhari' is excited to announce the relaunch of its Android and iOS apps. Stay updated with the latest news at your fingertips. Android and iOS Download now and stay updated, anytime, anywhere. Pudhari Publications Private Limited</w:t>
+        <w:t>Content: सांगली : अपंगत्व ही मर्यादा नसून, ती नवी संधी आहे. अपंगांनी आपल्यात दडलेले कलागुण समाजासमोर आणून आत्मविश्वासाने आणि सकारात्मकतेने जीवन जगावे, असा संदेश राज्याचे उच्च व तंत्र शिक्षण, संसदीय कार्य मंत्री तथा सांगली जिल्ह्याचे पालकमंत्री चंद्रकांत पाटील यांनी दिला. अपंगांना युनिफाईड डिसॅबिलिटी आयडी प्रमाणपत्र वितरण सोहळ्याच्या अध्यक्षस्थानावरून ते बोलत होते. जिल्हाधिकारी कार्यालयातील जिल्हा नियोजन समिती सभागृहात आयोजित या कार्यक्रमास जिल्हाधिकारी अशोक काकडे, शासकीय वैद्यकीय महाविद्यालयाचे अधिष्ठाता डॉ. प्रकाश गुरव, जिल्हा शल्य चिकित्सक डॉ. विक्रमसिंह कदम यांच्यासह दिव्यांग शाळेतील शिक्षक, विद्यार्थी, लाभार्थी उपस्थित होते. जिल्ह्यात ४२ हजारांहून अधिक व्यक्तिंनी दिव्यांग प्रमाणपत्रासाठी ऑनलाईन अर्ज सादर केले आहेत. त्यापैकी ३० हजार ५२१ दिव्यांग व्यक्तींना युडीआयडी प्रमाणपत्र मंजूर करण्यात आले आहे. यामधील काही दिव्यांगांना प्रातिनिधीक स्वरूपात युडीआयडी प्रमाणपत्र वाटप करण्यात आले. दिव्यांग व्यक्तिंना या प्रमाणपत्रामुळे शासनाच्या योजनांचा लाभ मिळणार असल्याचे सांगून पालकमंत्री पाटील म्हणाले, शासकीय नोकरीमध्ये दिव्यांग व्यक्तींना ५ टक्के आरक्षण, एसटी व रेल्वेमध्ये सवलत यासह अनेक योजना दिव्यांगांसाठी आहेत. या योजनांची सर्वसमावेशक माहिती दिव्यांगांना उपलब्ध करून द्यावी. शासन व प्रशासन दिव्यांगांच्या पाठिशी असून, यंत्रणांनी दिव्यांगांना शासकीय योजनांचा लाभ देण्यासाठी सर्वतोपरी प्रयत्न करावेत, असे ते म्हणाले. दिव्यांगांनी कसलाही न्यूनगंड न बाळगता, शारीरिक उणिवांची खंत न बाळगता आत्मविडासाने जगावे, असा मूलमंत्र देताना पालकमंत्री पाटील यांनी केंद्र व राज्य लोकसेवा आयोगात दिव्यांगांनी मिळवलेल्या यशाची माहिती देत उपस्थितांना प्रेरणा दिली. जिल्हाधिकारी काकडे म्हणाले, दिव्यांग व्यक्तिंना युडीआयडी कार्डमुळे सर्व लाभ मिळणार आहे. या कार्डचा डेटा देशपातळीवर असून, देशातील कोणत्याही राज्यात दिव्यांग व्यक्तींना लाभ मिळणार आहे. जिल्ह्यात यासाठी शिबिरे घेण्यात आली असून, ज्या व्यक्तिचे किमान ४० टक्के अपंगत्व आहे अशांना दिव्यांग प्रमाणपत्र देण्यात आले आहे. याबरोबरच सामाजिक सहाय्य योजनांचा लाभ दिव्यांगांना देण्यासाठी प्रयत्नरत असल्याचे त्यांनी यावेळी सांगितले. यावेळी पालकमंत्री चंद्रकांत पाटील यांच्याहस्ते ४० दिव्यांगांना प्रातिनिधीक स्वरूपात युडीआयडी वाटप करण्यात आले. प्रारंभी मान्यवरांच्या हस्ते रोपास जल अर्पण करण्यात आले.यावेळी रामदास कोळी व अमोल चंदनशिवे यांनी मनोगत व्यक्त केले दिव्यांगांना युडीआयडी प्रमाणपत्र देण्याच्या अनुषंगाने सहकार्य केल्याबद्दल पालकमंत्री पाटील यांच्या हस्ते वुई फौंडेशनचे दिनेश कदम यांचा सत्कार करण्यात आला. शेअर विभाजन म्हणजे कंपनीच्या शेअरच्या दर्शनी किमतीचे विभाजन करणे, ज्यामुळे शेअरची संख्या वाढते पण एकूण भागभांडवलात फरक पडत नाही. उदाहरणार्थ, एचडीएफसी बँकेने दोन वेळा शेअर विभाजन केले आहे. शेअर विभाजनाचा उद्देश शेअरची तरलता वाढवणे हा असतो. शेअर विभाजन आणि बोनस शेअर्समध्ये फरक आहे; बोनस शेअर्समध्ये दर्शनी किंमत बदलत नाही. रेकॉर्ड डेटनुसार शेअर्सचे वितरण होते, ज्यामुळे त्या काळात शेअरची मागणी आणि किंमत वाढते.</w:t>
       </w:r>
     </w:p>
     <w:p>
@@ -508,7 +508,7 @@
     </w:p>
     <w:p>
       <w:r>
-        <w:t>Title: अपंगत्व मर्यादा नसून नवी संधी – चंद्रकांत पाटील</w:t>
+        <w:t>Title: Minister Chandrakant Patil: ज्ञानाचा उपयोग राष्ट्रहितासाठी करा: उच्च शिक्षणमंत्री चंद्रकांत पाटील; विद्यापीठाचा दीक्षांत समारंभ</w:t>
       </w:r>
     </w:p>
     <w:p>
@@ -516,37 +516,6 @@
         <w:t xml:space="preserve">URL: </w:t>
       </w:r>
       <w:hyperlink r:id="rId25">
-        <w:r>
-          <w:rPr>
-            <w:color w:val="0000FF"/>
-          </w:rPr>
-          <w:t>https://www.loksatta.com/maharashtra/physical-disability-is-a-new-opportunity-says-bjp-leader-chandrakant-patil-in-sangli-css-98-5379119/</w:t>
-        </w:r>
-      </w:hyperlink>
-    </w:p>
-    <w:p>
-      <w:r>
-        <w:t>Content: सांगली : अपंगत्व ही मर्यादा नसून, ती नवी संधी आहे. अपंगांनी आपल्यात दडलेले कलागुण समाजासमोर आणून आत्मविश्वासाने आणि सकारात्मकतेने जीवन जगावे, असा संदेश राज्याचे उच्च व तंत्र शिक्षण, संसदीय कार्य मंत्री तथा सांगली जिल्ह्याचे पालकमंत्री चंद्रकांत पाटील यांनी दिला. अपंगांना युनिफाईड डिसॅबिलिटी आयडी प्रमाणपत्र वितरण सोहळ्याच्या अध्यक्षस्थानावरून ते बोलत होते. जिल्हाधिकारी कार्यालयातील जिल्हा नियोजन समिती सभागृहात आयोजित या कार्यक्रमास जिल्हाधिकारी अशोक काकडे, शासकीय वैद्यकीय महाविद्यालयाचे अधिष्ठाता डॉ. प्रकाश गुरव, जिल्हा शल्य चिकित्सक डॉ. विक्रमसिंह कदम यांच्यासह दिव्यांग शाळेतील शिक्षक, विद्यार्थी, लाभार्थी उपस्थित होते. जिल्ह्यात ४२ हजारांहून अधिक व्यक्तिंनी दिव्यांग प्रमाणपत्रासाठी ऑनलाईन अर्ज सादर केले आहेत. त्यापैकी ३० हजार ५२१ दिव्यांग व्यक्तींना युडीआयडी प्रमाणपत्र मंजूर करण्यात आले आहे. यामधील काही दिव्यांगांना प्रातिनिधीक स्वरूपात युडीआयडी प्रमाणपत्र वाटप करण्यात आले. दिव्यांग व्यक्तिंना या प्रमाणपत्रामुळे शासनाच्या योजनांचा लाभ मिळणार असल्याचे सांगून पालकमंत्री पाटील म्हणाले, शासकीय नोकरीमध्ये दिव्यांग व्यक्तींना ५ टक्के आरक्षण, एसटी व रेल्वेमध्ये सवलत यासह अनेक योजना दिव्यांगांसाठी आहेत. या योजनांची सर्वसमावेशक माहिती दिव्यांगांना उपलब्ध करून द्यावी. शासन व प्रशासन दिव्यांगांच्या पाठिशी असून, यंत्रणांनी दिव्यांगांना शासकीय योजनांचा लाभ देण्यासाठी सर्वतोपरी प्रयत्न करावेत, असे ते म्हणाले. दिव्यांगांनी कसलाही न्यूनगंड न बाळगता, शारीरिक उणिवांची खंत न बाळगता आत्मविडासाने जगावे, असा मूलमंत्र देताना पालकमंत्री पाटील यांनी केंद्र व राज्य लोकसेवा आयोगात दिव्यांगांनी मिळवलेल्या यशाची माहिती देत उपस्थितांना प्रेरणा दिली. जिल्हाधिकारी काकडे म्हणाले, दिव्यांग व्यक्तिंना युडीआयडी कार्डमुळे सर्व लाभ मिळणार आहे. या कार्डचा डेटा देशपातळीवर असून, देशातील कोणत्याही राज्यात दिव्यांग व्यक्तींना लाभ मिळणार आहे. जिल्ह्यात यासाठी शिबिरे घेण्यात आली असून, ज्या व्यक्तिचे किमान ४० टक्के अपंगत्व आहे अशांना दिव्यांग प्रमाणपत्र देण्यात आले आहे. याबरोबरच सामाजिक सहाय्य योजनांचा लाभ दिव्यांगांना देण्यासाठी प्रयत्नरत असल्याचे त्यांनी यावेळी सांगितले. यावेळी पालकमंत्री चंद्रकांत पाटील यांच्याहस्ते ४० दिव्यांगांना प्रातिनिधीक स्वरूपात युडीआयडी वाटप करण्यात आले. प्रारंभी मान्यवरांच्या हस्ते रोपास जल अर्पण करण्यात आले.यावेळी रामदास कोळी व अमोल चंदनशिवे यांनी मनोगत व्यक्त केले दिव्यांगांना युडीआयडी प्रमाणपत्र देण्याच्या अनुषंगाने सहकार्य केल्याबद्दल पालकमंत्री पाटील यांच्या हस्ते वुई फौंडेशनचे दिनेश कदम यांचा सत्कार करण्यात आला. दिलीप प्रभावळकर यांच्या 'दशावतार' चित्रपटाची सर्वत्र चर्चा असून, बॉक्स ऑफिसवरही विक्रमी कमाई करत आहे. मात्र, या यशाला पायरसीचं ग्रहण लागलं आहे. अभिनेत्री प्रियदर्शिनी इंदलकरने सोशल मीडियावर पायरसीविरोधात नाराजी व्यक्त केली आहे. तिने प्रेक्षकांना चित्रपटगृहातच चित्रपट पाहण्याची विनंती केली आहे. 'दशावतार'मधून कोकणातील संस्कृती आणि निसर्ग अनुभवायला मिळत असून, सिनेमाने आतापर्यंत सात कोटींची कमाई केली आहे.</w:t>
-      </w:r>
-    </w:p>
-    <w:p>
-      <w:pPr>
-        <w:pStyle w:val="Heading3"/>
-      </w:pPr>
-      <w:r>
-        <w:t>Article 18</w:t>
-      </w:r>
-    </w:p>
-    <w:p>
-      <w:r>
-        <w:t>Title: Minister Chandrakant Patil: ज्ञानाचा उपयोग राष्ट्रहितासाठी करा: उच्च शिक्षणमंत्री चंद्रकांत पाटील; विद्यापीठाचा दीक्षांत समारंभ</w:t>
-      </w:r>
-    </w:p>
-    <w:p>
-      <w:r>
-        <w:t xml:space="preserve">URL: </w:t>
-      </w:r>
-      <w:hyperlink r:id="rId26">
         <w:r>
           <w:rPr>
             <w:color w:val="0000FF"/>
@@ -565,7 +534,7 @@
         <w:pStyle w:val="Heading3"/>
       </w:pPr>
       <w:r>
-        <w:t>Article 19</w:t>
+        <w:t>Article 18</w:t>
       </w:r>
     </w:p>
     <w:p>
@@ -577,7 +546,7 @@
       <w:r>
         <w:t xml:space="preserve">URL: </w:t>
       </w:r>
-      <w:hyperlink r:id="rId27">
+      <w:hyperlink r:id="rId26">
         <w:r>
           <w:rPr>
             <w:color w:val="0000FF"/>
@@ -588,7 +557,38 @@
     </w:p>
     <w:p>
       <w:r>
-        <w:t>Content: पुणे : ‘गेल्या ७० वर्षांच्या नेहरू-गांधी युगात देशाची अस्मिता रसातळाला गेली होती. आपल्या संस्कृतीविषयीची हीन भावना घालवून संस्कृतीच्या अभिमानाची भावना निर्माण करण्याचे श्रेय नरेंद्र मोदी यांना जाते. शंभर वर्षांच्या प्रचारकांच्या अनेक पिढ्यांतून एक युगप्रवर्तक मोदी निर्माण झाले,’ असे मत स्वामी गोविंददेव गिरी यांनी मांडले.गोखले संस्थेच्या काळे सभागृहात भाजपचे राज्य प्रवक्ता प्रा. विनायक आंबेकर यांनी लिहिलेल्या ‘युगप्रवर्तक नरेंद्र मोदी : ७५ वर्षांची राष्ट्र समर्पित जीवनकथा’ या पुस्तकाचे प्रकाशन गिरी यांच्या हस्ते झाले, त्यावेळी ते बोलत होते. उच्च व तंत्रशिक्षणमंत्री चंद्रकांत पाटील, भाजपचे शहराध्यक्ष धीरज घाटे, पुनीत जोशी या वेळी उपस्थित होते. संघप्रचारकांची जीवनकथा कधी प्रसिद्ध होत नव्हती. ती चरित्रे प्रेरणेचे स्थान आहे. त्यामुळे ती लोकांपुढे येणे आवश्यक असल्याचे सांगून गिरी म्हणाले, ‘छत्रपती शिवाजी महाराज, स्वामी विवेकानंद, स्वातंत्र्यवीर सावरकर यांच्या जीवनातून नरेंद्र मोदी यांनी प्रेरणा घेतली. किती तरी प्रचारकांना जवळून पाहिले आहे. छत्रपती शिवाजी महाराज स्वराज्याच्या सिंहासनावर बसले तो सुवर्णक्षण होता. हिंदुत्वाची महान भावना त्यांनी जागृत केली. त्यानंतर राम मंदिराची स्थापना हा सुवर्णक्षण होता. मोदी पंतप्रधानपदी विराजमान झाल्यावर राम मंदिराचे स्वप्न साकार झाले. एकही दिवस सुटी न घेता वर्षानुवर्षे काम करणारा पंतप्रधान देशाला लाभावा, हे या देशाचे भाग्य आहे. नरेंद्र मोदी यांच्या अंतःकरणात शिवाजी महाराज आहेत. नेतृत्त्वासाठीचे गुण त्यांनी कमावले.’ ‘पंतप्रधान नरेंद्र मोदी यांच्या ७५व्या वाढदिवसानिमित्त सेवा पंधरवडा साजरा करण्यात येत आहे. स्वच्छता, आरोग्य अशा वेगवेगळ्या विषयांवर कार्यक्रम होत आहे. १९८२ ते ९५ अशी १३ वर्षे मी प्रचारक म्हणून गुजरातमध्ये काम केले. त्या काळात मोदी यांचा सहवास लाभला. मोदी यांना कोणतीही राजकीय पार्श्वभूमी नाही. मुख्यमंत्री झाल्यावर आमदार होण्याचे ते वेगळे उदाहरण ठरले. त्यानंतर ते तीन वेळा पंतप्रधान झाले. आतापर्यंतच्या तीन टप्प्यात वेगवेगळे काम केले. पहिल्या टप्प्यात मुलभूत गरजा, दुसऱ्या टप्प्यात राम मंदिर, कलम ३७० असे अनेक वर्षे प्रलंबित विषय मार्गी लावले. आता २०४७ पर्यंत देशाला पुन्हा वैभवाकडे नेण्याचा प्रयत्न आहे. काय करायचे आहे ते मोदी यांना अगदी स्पष्ट आहे,’ असे चंद्रकांत पाटील यांनी सांगितले. सलमान खान, बॉलीवूडचा 'दबंग', आपल्या फिटनेससाठी ओळखला जातो. मात्र, त्याने 'ट्रायजेमिनल न्युराल्जिया' या गंभीर आजाराचा सामना केला आहे. या आजारामुळे सलमानला सात वर्षांहून अधिक काळ असह्य वेदना सहन कराव्या लागल्या. 'टू मच विथ काजोल अँड ट्विंकल' शोमध्ये त्याने या वेदनांबद्दल सांगितले. सध्या तो बरा आहे, पण या आजारामुळे जगभरात सर्वाधिक आत्महत्या होतात. सलमान लवकरच 'बॅटल ऑफ गलवान' सिनेमातून प्रेक्षकांच्या भेटीला येणार आहे.</w:t>
+        <w:t>Content: पुणे : ‘गेल्या ७० वर्षांच्या नेहरू-गांधी युगात देशाची अस्मिता रसातळाला गेली होती. आपल्या संस्कृतीविषयीची हीन भावना घालवून संस्कृतीच्या अभिमानाची भावना निर्माण करण्याचे श्रेय नरेंद्र मोदी यांना जाते. शंभर वर्षांच्या प्रचारकांच्या अनेक पिढ्यांतून एक युगप्रवर्तक मोदी निर्माण झाले,’ असे मत स्वामी गोविंददेव गिरी यांनी मांडले.गोखले संस्थेच्या काळे सभागृहात भाजपचे राज्य प्रवक्ता प्रा. विनायक आंबेकर यांनी लिहिलेल्या ‘युगप्रवर्तक नरेंद्र मोदी : ७५ वर्षांची राष्ट्र समर्पित जीवनकथा’ या पुस्तकाचे प्रकाशन गिरी यांच्या हस्ते झाले, त्यावेळी ते बोलत होते. उच्च व तंत्रशिक्षणमंत्री चंद्रकांत पाटील, भाजपचे शहराध्यक्ष धीरज घाटे, पुनीत जोशी या वेळी उपस्थित होते. संघप्रचारकांची जीवनकथा कधी प्रसिद्ध होत नव्हती. ती चरित्रे प्रेरणेचे स्थान आहे. त्यामुळे ती लोकांपुढे येणे आवश्यक असल्याचे सांगून गिरी म्हणाले, ‘छत्रपती शिवाजी महाराज, स्वामी विवेकानंद, स्वातंत्र्यवीर सावरकर यांच्या जीवनातून नरेंद्र मोदी यांनी प्रेरणा घेतली. किती तरी प्रचारकांना जवळून पाहिले आहे. छत्रपती शिवाजी महाराज स्वराज्याच्या सिंहासनावर बसले तो सुवर्णक्षण होता. हिंदुत्वाची महान भावना त्यांनी जागृत केली. त्यानंतर राम मंदिराची स्थापना हा सुवर्णक्षण होता. मोदी पंतप्रधानपदी विराजमान झाल्यावर राम मंदिराचे स्वप्न साकार झाले. एकही दिवस सुटी न घेता वर्षानुवर्षे काम करणारा पंतप्रधान देशाला लाभावा, हे या देशाचे भाग्य आहे. नरेंद्र मोदी यांच्या अंतःकरणात शिवाजी महाराज आहेत. नेतृत्त्वासाठीचे गुण त्यांनी कमावले.’ ‘पंतप्रधान नरेंद्र मोदी यांच्या ७५व्या वाढदिवसानिमित्त सेवा पंधरवडा साजरा करण्यात येत आहे. स्वच्छता, आरोग्य अशा वेगवेगळ्या विषयांवर कार्यक्रम होत आहे. १९८२ ते ९५ अशी १३ वर्षे मी प्रचारक म्हणून गुजरातमध्ये काम केले. त्या काळात मोदी यांचा सहवास लाभला. मोदी यांना कोणतीही राजकीय पार्श्वभूमी नाही. मुख्यमंत्री झाल्यावर आमदार होण्याचे ते वेगळे उदाहरण ठरले. त्यानंतर ते तीन वेळा पंतप्रधान झाले. आतापर्यंतच्या तीन टप्प्यात वेगवेगळे काम केले. पहिल्या टप्प्यात मुलभूत गरजा, दुसऱ्या टप्प्यात राम मंदिर, कलम ३७० असे अनेक वर्षे प्रलंबित विषय मार्गी लावले. आता २०४७ पर्यंत देशाला पुन्हा वैभवाकडे नेण्याचा प्रयत्न आहे. काय करायचे आहे ते मोदी यांना अगदी स्पष्ट आहे,’ असे चंद्रकांत पाटील यांनी सांगितले. How to clean Stomach in Morning: बद्धकोष्ठता आजकाल खूप सामान्य समस्या झाली आहे. ही जास्त काळ राहिल्यास गंभीर आजारही होऊ शकतात. त्यामागचे मुख्य कारण म्हणजे चुकीचे जेवण, पाणी कमी पिणे, ताण, अन्नात तंतू कमी असणे आणि अनियमित दिनचर्या. बद्धकोष्ठता असल्यास शौच करणे कठीण होते, ज्यामुळे पोट जड वाटणे, गॅस, पित्त आणि अपचन यांसारख्या समस्या होतात. ही अवस्था जास्त काळ राहिल्यास मूळव्याध (पाईल्स) सारखे गंभीर आजार होण्याचा धोका वाढतो.</w:t>
+      </w:r>
+    </w:p>
+    <w:p>
+      <w:pPr>
+        <w:pStyle w:val="Heading3"/>
+      </w:pPr>
+      <w:r>
+        <w:t>Article 19</w:t>
+      </w:r>
+    </w:p>
+    <w:p>
+      <w:r>
+        <w:t>Title: Chandrakant Patil statement: मोदींच्या आईंवर, फडणवीसांच्या बायकोवर बोलतात तेव्हा...; पडळकर यांच्या वक्तव्यावर चंद्रकांत पाटलांनी स्पष्टच सांगितले</w:t>
+      </w:r>
+    </w:p>
+    <w:p>
+      <w:r>
+        <w:t xml:space="preserve">URL: </w:t>
+      </w:r>
+      <w:hyperlink r:id="rId27">
+        <w:r>
+          <w:rPr>
+            <w:color w:val="0000FF"/>
+          </w:rPr>
+          <w:t>https://sarkarnama.esakal.com/pune/chandrakant-patil-statement-padalekar-remarks-sw79-sm89</w:t>
+        </w:r>
+      </w:hyperlink>
+    </w:p>
+    <w:p>
+      <w:r>
+        <w:t>Content: Pune News : भाजपचे आमदार पडळकर यांनी जतमध्ये बोलताना राष्ट्रवादी काँग्रेस शरदचंद्र पवार पक्षाचे नेते जयंत पाटील यांच्याबाबत आक्षेपार्ह वक्तव्य केले. याचे तीव्र पडसाद गेल्या दोन दिवसापासून राज्यभर उमटत असून, राज्यातील नेते मंडळीतून याबाबत प्रतिक्रिया देखील येताना पाहायला मिळत आहेत. याबाबत राज्याचे मंत्री चंद्रकांत पाटील यांनी प्रतिक्रिया देत विरोधकांना सुनावले आहे. पुण्यामध्ये बोलताना चंद्रकांत पाटील (Chandrakant Patil) म्हणाले, राजकारणामध्ये शिवराळ भाषेचा ट्रेंड गेल्या चार-पाच वर्षांमध्ये पडला असल्याचे पाहायला मिळत आहे. शिवराळ भाषा वापरायला लोकांना काही वाटेना झाले आहे. शिवराळ भाषा वापरली म्हणजे आपल्या म्हणायला जोर येतो, असे काहीसे त्यांना वाटतेय का ?असा प्रश्न पडत आहे. भाजप (Bjp) आमदार गोपीचंद पडळकर यांनी वापरलेला भाषेचे समर्थन मुख्यमंत्री देवेंद्र फडणवीस यांनी केलेले नाही. तसंच मी अथवा भाजपचा इतर कोणताही नेता करणार नाही. मात्र, टाळी एका हाताने वाजत नाही हे देखील खरे आहे. विरोधकांनी पंतप्रधान मोदींवर आणि त्यांच्या आईंवर बोललेले चालते त्यासोबतच देवेंद्र फडणवीस यांच्या पत्नीवर देखील ते बोलतात तेव्हा विरोधकांनी देखील तारतम्य बाळगणं आवश्यक आहे. या गोष्टीतून पडळकर यांचे मला समर्थन करायचे नाही. मात्र गोपीचंद पडळकर यांबरोबर विरोधकांनीही आपल्या बोलण्यावरती कंट्रोल करणे आवश्यक असल्याचं चंद्रकांत पाटील म्हणाले. गोपीचंद पडळकर यांना अशी भाषा वापरू नये असे सांगण्यात आले असून गोपीचंद पडळकर हे आमचे आज्ञाधारक कार्यकर्ते असून फडणवीसांनी त्यांना सूचना दिल्यानंतर आता त्यांच्या ध्येयबोली आणि भाषेमध्ये फरक पडेल, असे देखील चंद्रकांत पाटील म्हणाले. त्यामुळे विरोधक आणि सत्ताधारी या दोघांकडूनही तारतम्य बाळगण्याची आवश्यकता असल्याचे चंद्रकांत पाटील यांनी सांगितले. सरकारनामाचे सदस्य व्हा शॉपिंगसाठी 'सकाळ प्राईम डील्स'च्या भन्नाट ऑफर्स पाहण्यासाठी क्लिक करा. Read Latest Marathi Political News, Breaking Political News from Maharashtra, India, Pune &amp; Mumbai at Sarkarnama. To Get Live Political Marathi News on Mobile, Download the Sarkarnama Mobile App for Android and IOS. सरकारनामा आता सर्व सोशल मीडिया प्लॅटफॉर्मवर. ताज्या राजकीय घडामोडींसाठी फेसबुक, ट्विटर, इन्स्टाग्राम, शेअर चॅट, टेलिग्रामवर आणि व्हॉट्सॲप आम्हाला फॉलो करा. तसेच, सरकारनामा यूट्यूब चॅनेलला आजच सबस्क्राइब करा. Follow Us Copyright © 2025 Sakal Media Group – All Rights Reserved Powered by Quintype वेबसाईटवर ब्राउझिंगचा अनुभव सर्वोत्तम असावा, यासाठी आम्ही कुकीजचा वापर करतो. कुकीजमुळे तुम्हाला तुमच्या आवडत्या मजकुराची शिफारस करता येते. आमचे गोपनीयता आणि कुकीजसंदर्भातील धोरण तुम्हाला मान्य आहे.</w:t>
       </w:r>
     </w:p>
     <w:p>
@@ -601,7 +601,7 @@
     </w:p>
     <w:p>
       <w:r>
-        <w:t>Title: Chandrakantdada on Vote Chori : महाराष्ट्र अन्‌ यूपीत त्यावेळी तुम्ही मतचोरी केली होती का?; चंद्रकांतदादांचा राहुल गांधींना सवाल</w:t>
+        <w:t>Title: Devendra Fadnavis: चंद्रकांत पाटील यांना वित्त विभागाचा झटका… देवेंद्र फडणवीस असे का म्हणाले?</w:t>
       </w:r>
     </w:p>
     <w:p>
@@ -609,37 +609,6 @@
         <w:t xml:space="preserve">URL: </w:t>
       </w:r>
       <w:hyperlink r:id="rId28">
-        <w:r>
-          <w:rPr>
-            <w:color w:val="0000FF"/>
-          </w:rPr>
-          <w:t>https://sarkarnama.esakal.com/maharashtra/paschim-maharashtra/did-you-steal-votes-in-maharashtra-and-up-at-loksabha-election-chandrakant-patil-question-to-rahul-gandhi-vd83</w:t>
-        </w:r>
-      </w:hyperlink>
-    </w:p>
-    <w:p>
-      <w:r>
-        <w:t>Content: राहुल गांधींवर ईव्हीएम मुद्द्यावर टीका – मंत्री चंद्रकांत पाटील म्हणाले की निकाल अनुकूल असतील तेव्हा ईव्हीएम चांगली आणि विरोधात लागल्यास वाईट असे म्हणणे योग्य नाही; राहुल गांधींनी पुरावे असतील तर सुप्रीम कोर्टात जावे. सोलापूर विद्यापीठाचा पदवीदान समारंभ – पाटील यांनी मुलींचे यश पाहून कौतुक केले आणि पुरुष अधिक निवांत होत आहेत का, असा प्रश्न उपस्थित केला. प्राध्यापक भरतीवर माहिती – राज्यातील 700 प्राध्यापक भरतीला मंजुरी मिळाली असून विद्यापीठांना गरजेनुसार स्वनिधीतून किंवा CSR निधीच्या साहाय्याने कॉन्ट्रॅक्टवर प्राध्यापक नेमण्याचा सल्ला दिला. Solapur, 18 September : लोकसभेला तुम्हाला महाराष्ट्र आणि उत्तर प्रदेशात चांगल्या जागा मिळाल्या मग तिथे तुम्ही मत चोरी केली का? जेव्हा रिझल्ट तुमच्या बाजूने लागतात, तेव्हा ईव्हीएम चांगलं. जेव्हा निकाल तुमच्या विरोधात लागतात तेव्हा ईव्हीएम वाईट. हे न कळण्याइतकं माणसं वेडी राहिली नाहीत. राहुल गांधींनी आता सुप्रीम कोर्टात जावं, उगीच मीडियाची स्पेस खाऊ नये, असा टोला राज्याचे उच्च व तंत्रशिक्षण मंत्री चंद्रकांत पाटील यांनी लोकसभेतील विरोधी पक्षनेते राहुल गांधी यांना लगावला. अहिल्यादेवी होळकर सोलापूर विद्यापीठाच्या पदवीदान समारंभाच्या कार्यक्रमासाठी राज्याचे उच्च आणि तंत्र शिक्षणमंत्री चंद्रकांत पाटील आज जिल्ह्याच्या दौऱ्यावर आले होते. त्यानंतर माध्यमांशी बोलताना चंद्रकांत पाटील यांनी मतचोरीच्या मुद्यावरून राहुल गांधी (Rahul Gandhi) यांना सुनावले. चंद्रकांत पाटील (Chandrakant patil ) म्हणाले, राहुल गांधी यांना आता काही कामंधंदा राहिलेला नाही. त्यांना रोज काहीतरी बोलायला पाहिजे. कारण ते लोकसभेचे विरोधी पक्षनेते आहेत. काँग्रेसचा चेहरा आहेत. ते सरळ बोलले की तुम्ही छापणार नाही आणि दाखवणार नाही. कारण, इतक्या वेळा त्यांनी मांडणी करूनही ते एकही गोष्ट प्रूव्ह करू शकले नाहीत. राहुल गांधींनी आता सुप्रीम कोर्टात जावं. निवडणूक आयोगाने त्यांच्या पुराव्याची दखल घेतली नसेल. त्यांना सुप्रीम कोर्टात जाता येते. त्या ठिकाणीही दखल घेतली नाही तर पुन्हा डिव्हीजनमध्ये जाता येते. त्यामुळे त्यांनी कोर्टात जावे. रोज उठून इलेक्ट्रॉनिक मीडियाचा स्पेस खाऊ नका, असा सल्लाही चंद्रकांतदादांनी राहुल गांधींना दिला. चंद्रकांत पाटील म्हणाले, सोलापूर विद्यापीठाचा पदवीदान समारंभ पार पडला, यामध्ये मुलींचे प्रमाण मोठ्या प्रमाणात आहे. अहिल्यादेवी यांचे नाव विद्यापीठाला असल्याने कदाचित मुलींनी जास्त कर्तृत्व दाखवलं, असे मी म्हणालो. पण मी ही चिंताही व्यक्त केली की पुरुषांना नेमकं काय झालं? ते थोडे निवांत झालेत का? जवळपास 700 प्राध्यापकांची भरती प्रक्रिया प्रश्न होता ते देखील सुरळीत होईल. प्राध्यापक भरतीबाबत चंद्रकांत पाटील म्हणाले, राज्यातील 700 प्राध्यापक भरतीचा विषय तांत्रिक कारणामुळे पेंडिंग होता. पण आता ही भरती भरणार आहे, सुमारे 100 statutory पोस्ट भरायच्या राहिल्या होत्या, त्याही भरल्या जातील. साडेपाच हजार प्राध्यापक भरतीला देखील अर्थ खात्याने मंजुरी दिली आहे, ती ही प्रक्रिया होईल. तरीही आणखी 20 टक्के भरती गरजेची आहे, त्यासाठी विद्यापीठ स्वनिधीतून कॉन्ट्रॅक्ट पद्धतीने प्राध्यापक घेतात. विद्यापीठाने 200 प्राध्यापक घेतलं आणि आणखी 100 लागणार असतील तर ते घ्या, आम्ही सामाजिक उत्तरदायित्व निधी सीएसआर निधी मिळवून देऊ, असा प्रस्ताव मी ठेवला आहे. याचा अर्थ सरकार आपल्या जबाबदारीतून पळ काढतंय, असा नाही. विद्यापीठ जर स्वनिधीतून कॉन्टॅक्टवर प्राध्यापक घेत असेल जर त्याला CSR जोडला तर स्वनिधी मोठा होईल. यामध्ये माझं काय चुकलं? एक प्राध्यापक माझ्यावर खूप लिहितायत, त्यांना म्हणा तुम्ही खिशातून कधी एक पैसा तरी दिलात का? व्यवस्थापन बदनाम करणे चुकीचे आहे, हे बरोबर नाही, असे मंत्री पाटील म्हणाले. प्र.1: चंद्रकांत पाटील यांनी राहुल गांधींना काय सल्ला दिला?उ. – ईव्हीएम संदर्भात शंका असल्यास सुप्रीम कोर्टात जाण्याचा सल्ला दिला. प्र.2: विद्यापीठ समारंभात पाटील यांनी कोणता मुद्दा मांडला?उ. – मुलींच्या अधिक यशामुळे पुरुष निवांत तर झाले नाहीत ना, असा प्रश्न विचारला. प्र.3: राज्यात किती प्राध्यापक भरतीला मंजुरी मिळाली आहे?उ. – सुमारे 700 प्राध्यापक पदांसह 100 statutory पोस्ट भरतीला मंजुरी मिळाली. प्र.4: CSR निधीबाबत त्यांनी काय सुचवले?उ. – विद्यापीठांनी स्वनिधी आणि CSR निधी एकत्र वापरून कॉन्ट्रॅक्ट पद्धतीने प्राध्यापक नेमावेत, असा सल्ला दिला. सरकारनामाचे सदस्य व्हा शॉपिंगसाठी 'सकाळ प्राईम डील्स'च्या भन्नाट ऑफर्स पाहण्यासाठी क्लिक करा. Read Latest Marathi Political News, Breaking Political News from Maharashtra, India, Pune &amp; Mumbai at Sarkarnama. To Get Live Political Marathi News on Mobile, Download the Sarkarnama Mobile App for Android and IOS. सरकारनामा आता सर्व सोशल मीडिया प्लॅटफॉर्मवर. ताज्या राजकीय घडामोडींसाठी फेसबुक, ट्विटर, इन्स्टाग्राम, शेअर चॅट, टेलिग्रामवर आणि व्हॉट्सॲप आम्हाला फॉलो करा. तसेच, सरकारनामा यूट्यूब चॅनेलला आजच सबस्क्राइब करा. Follow Us Copyright © 2025 Sakal Media Group – All Rights Reserved Powered by Quintype वेबसाईटवर ब्राउझिंगचा अनुभव सर्वोत्तम असावा, यासाठी आम्ही कुकीजचा वापर करतो. कुकीजमुळे तुम्हाला तुमच्या आवडत्या मजकुराची शिफारस करता येते. आमचे गोपनीयता आणि कुकीजसंदर्भातील धोरण तुम्हाला मान्य आहे.</w:t>
-      </w:r>
-    </w:p>
-    <w:p>
-      <w:pPr>
-        <w:pStyle w:val="Heading3"/>
-      </w:pPr>
-      <w:r>
-        <w:t>Article 21</w:t>
-      </w:r>
-    </w:p>
-    <w:p>
-      <w:r>
-        <w:t>Title: Devendra Fadnavis: चंद्रकांत पाटील यांना वित्त विभागाचा झटका… देवेंद्र फडणवीस असे का म्हणाले?</w:t>
-      </w:r>
-    </w:p>
-    <w:p>
-      <w:r>
-        <w:t xml:space="preserve">URL: </w:t>
-      </w:r>
-      <w:hyperlink r:id="rId29">
         <w:r>
           <w:rPr>
             <w:color w:val="0000FF"/>
@@ -658,12 +627,43 @@
         <w:pStyle w:val="Heading3"/>
       </w:pPr>
       <w:r>
+        <w:t>Article 21</w:t>
+      </w:r>
+    </w:p>
+    <w:p>
+      <w:r>
+        <w:t>Title: Devendra Fadnavis : 'देवेंद्र फडणवीस पंतप्रधान कधी होतील...', विश्वासू मंत्र्याने सगळं काय सांगून टाकलं!</w:t>
+      </w:r>
+    </w:p>
+    <w:p>
+      <w:r>
+        <w:t xml:space="preserve">URL: </w:t>
+      </w:r>
+      <w:hyperlink r:id="rId29">
+        <w:r>
+          <w:rPr>
+            <w:color w:val="0000FF"/>
+          </w:rPr>
+          <w:t>https://sarkarnama.esakal.com/pune/devendra-fadnavis-becomes-prime-minister-time-will-decide-chandrakant-pati-rm89-sm89</w:t>
+        </w:r>
+      </w:hyperlink>
+    </w:p>
+    <w:p>
+      <w:r>
+        <w:t>Content: Pune News : देशाचे पंतप्रधान नरेंद्र मोदी यांचा नुकताच 75 वा वाढदिवस देशभरात साजरा करण्यात आला. त्यानंतर मोदी यांच्या निवृत्तीच्या चर्चा सुरू आहेत. त्यांच्यानंतर देशाचा पंतप्रधान कोण असणारे याबाबतच्या राजकीय वर्तुळात चर्चांची खल सुरू आहेत. अशातच काँग्रेसचे प्रदेशाध्यक्ष हर्षवर्धन सपकाळ यांनी मुख्यमंत्री देवेंद्र फडणवीस यांना दिवसा आणि रात्री पंतप्रधानपदाची स्वप्न पडत असल्याची टीका केली होती. त्या टीकेला मंत्री चंद्रकांत पाटील यांनी उत्तर दिले आहे. चंद्रकांत पाटील म्हणाले, 'देवेंद्र फडणवीस हे पंतप्रधान कधी होतील हे काळ ठरवेल मात्र देवेंद्र फडणवीस यांच्यामध्ये पंतप्रधान होण्याचे गट्स आणि गुण आणि त्या पदासाठी आवश्यक असणारी इफेशनसी आहे. तसंच रात्रंदिवस काम करण्याचं व्हिजन देखील त्यांच्याकडे आहे.' 'देवेंद्र फडणवीस हे पंतप्रधान पदाचे उमेदवार कधी असतील हे आमचा पक्ष ठरवेल. मात्र देवेंद्र फडणवीस यांच्यामध्ये पंतप्रधान पदाचे गुण आहेत. आणि फडणवीस जेव्हा पंतप्रधान होतील तेव्हा तुम्ही अभिनंदन करण्यासाठी अपॉइंटमेंट मागत बसाल', असा टोलाही सपकाळ यांना पाटील यांनी लगावला. 'हर्षवर्धन सपकाळ हे कालपर्यंत एक पडलेले आमदार होते.आता प्रदेशाध्यक्ष झालेत म्हणून त्यांनी इतकं बोलू नये. काँग्रेस हा आमच्या विरोधातला पक्ष असला तरी पृथ्वीराज चव्हाण, बाळासाहेब थोरात आणि आधी काँग्रेसचे होते आणि आता आमच्याकडे आहेत असे राधाकृष्ण विखे पाटील तसेच हर्षवर्धन पाटील असे वेलकल्चर आणि खानदानी माणसं असं काँग्रेसचं वैशिष्ट्य आहे.', असे ते म्हणाले 'हर्षवर्धन सपकाळ हे देखील त्या परंपरेतील आहेत. त्यामुळे आम्हाला बोलायला लावू नका जर आम्ही बोलायला लागलो तर मग वाईट वाटून घेऊ नका.देवेंद्र फडणवीस आम्हा सर्वांना अशा बाबतीत दाबून ठेवतात. मात्र, जर त्यांनी आम्हाला सुटा म्हणून सांगितलं तर ते तुम्हाला फार महागात पडेल.', असा इशारा देखील सपकाळ यांना त्यांनी दिला. फडणवीसन वर जेव्हा तुम्ही बोलतात तेव्हा आमच्यासारखा लोकांचाही संयम सुटण्याची शक्यता आहे. त्यामुळे असं वारंवार झाल्यास आम्हालाही अंगावरती जावं लागेल, असे देखील ते म्हणाले, सरकारनामाचे सदस्य व्हा शॉपिंगसाठी 'सकाळ प्राईम डील्स'च्या भन्नाट ऑफर्स पाहण्यासाठी क्लिक करा. Read Latest Marathi Political News, Breaking Political News from Maharashtra, India, Pune &amp; Mumbai at Sarkarnama. To Get Live Political Marathi News on Mobile, Download the Sarkarnama Mobile App for Android and IOS. सरकारनामा आता सर्व सोशल मीडिया प्लॅटफॉर्मवर. ताज्या राजकीय घडामोडींसाठी फेसबुक, ट्विटर, इन्स्टाग्राम, शेअर चॅट, टेलिग्रामवर आणि व्हॉट्सॲप आम्हाला फॉलो करा. तसेच, सरकारनामा यूट्यूब चॅनेलला आजच सबस्क्राइब करा. Follow Us Copyright © 2025 Sakal Media Group – All Rights Reserved Powered by Quintype वेबसाईटवर ब्राउझिंगचा अनुभव सर्वोत्तम असावा, यासाठी आम्ही कुकीजचा वापर करतो. कुकीजमुळे तुम्हाला तुमच्या आवडत्या मजकुराची शिफारस करता येते. आमचे गोपनीयता आणि कुकीजसंदर्भातील धोरण तुम्हाला मान्य आहे.</w:t>
+      </w:r>
+    </w:p>
+    <w:p>
+      <w:pPr>
+        <w:pStyle w:val="Heading3"/>
+      </w:pPr>
+      <w:r>
         <w:t>Article 22</w:t>
       </w:r>
     </w:p>
     <w:p>
       <w:r>
-        <w:t>Title: Chandrakant Patil: “मी गोपीचंदचं समर्थन करत नाही, पण…”; चंद्रकांत पाटील म्हणाले?</w:t>
+        <w:t>Title: शिष्यवृत्तीसाठी एकदा दिलेला उत्पन्नाचा दाखला कॉलेज संपेपर्यंत ग्राह्य; उच्च आणि तंत्र शिक्षण विभागाचा विद्यार्थ्यांना दिलासा</w:t>
       </w:r>
     </w:p>
     <w:p>
@@ -675,13 +675,13 @@
           <w:rPr>
             <w:color w:val="0000FF"/>
           </w:rPr>
-          <w:t>https://www.loksatta.com/videos/vishesh-vartankan/5388917/what-did-chandrakant-patil-say-about-gopichand-padalkars-controversial-statements/</w:t>
+          <w:t>https://www.etvbharat.com/mr/!state/income-certificate-once-submitted-for-scholarship-is-valid-till-the-end-of-college-relief-for-students-of-higher-and-technical-education-department-maharashtra-news-mhs25091705299</w:t>
         </w:r>
       </w:hyperlink>
     </w:p>
     <w:p>
       <w:r>
-        <w:t>Content: Loksatta Chandrakant Patil: भाजपचे नेते आमदार पडळकर यांनी जतमध्ये बोलताना शरद पवार गटाचे जेष्ठ नेते आमदार जयंत पाटील यांच्याबाबत काही दिवसापूर्वी आक्षेपार्ह विधान केल्याची घटना घडली होती.त्या विधानावर अनेक राजकीय प्रतिक्रिया उमटण्यास सुरुवात झाली आहे. त्या विधानाबाबत भाजपचे नेते मंत्री चंद्रकांत पाटील यांना विचारले असता ते म्हणाले,गोपीचंद पडळकर यांच्या विधानाच माझ्यासह मुख्यमंत्री देवेंद्र फडणवीस,चंद्रशेखर बावनकुळे,सदाभाऊ खोत तसेच यांच्यासह कोणत्याही नेत्यांनी समर्थन केलेल नाही.त्या विधानानंतर गोपीचंद पडळकर म्हणाले आहेत की, पंतप्रधान नरेंद्र मोदी,त्यांची आई, तसेच मुख्यमंत्री देवेंद्र फडणवीस यांची पत्नी आणि त्यांची मुलगी या सर्वावर तुम्ही बोलता,हे तुम्हाला चालत का ? त्यावेळी तुम्ही फिल्डवर का नाही उतरला असा सवाल देखील त्यांनी यावेळी उपस्थित केला. Loading… Something went wrong. Please refresh the page and/or try again.</w:t>
+        <w:t>Content: महाराष्ट्र maharashtra ETV Bharat / state By ETV Bharat Marathi Team Published : September 17, 2025 at 7:14 PM IST Updated : September 17, 2025 at 7:45 PM IST मुंबई : उच्च आणि तंत्र शिक्षण घेणाऱ्या विद्यार्थ्यांना शिष्यवृत्ती मिळवण्यासाठी दरवर्षी उत्पन्नाचा दाखला सादर करावा लागतो. त्यामुळं विद्यार्थ्यांना अभ्यास सोडून शासकीय कार्यालयांत खेटा माराव्या लागतात. ही बाब ध्यानात घेऊन उच्च व तंत्र शिक्षण विभागानं विद्यार्थ्यांसाठी दिलासादायक निर्णय घेतला आहे. त्यानुसार, एकदा प्रवेशप्रक्रियेदरम्यान दिलेला उत्पन्नाचा दाखला हा अभ्यासक्रम पूर्ण होईपर्यंत ग्राह्य धरला जाणार आहे. उच्च आणि तंत्र शिक्षणमंत्री चंद्रकांत पाटील यांनी बुधवारी (16 सप्टेंबर) प्रशासनाला याबाबतचे निर्देश दिले. वेळ आणि श्रम वाचणार : राज्य सामाईक प्रवेश परीक्षा कक्ष आणि तंत्रशिक्षण संचालनालयामार्फत व्यावसायिक अभ्यासक्रमांच्या प्रवेश प्रक्रियेदरम्यान विद्यार्थ्यांकडून उत्पन्नाचा दाखला, वैयक्तिक माहिती आणि इतर कागदपत्रं ऑनलाइन आणि ऑफलाइन पद्धतीनं सादर केली जातात. ही कागदपत्रं पडताळणीनंतर ग्राह्य धरली जातात. त्यामुळं विद्यार्थ्यांना शिष्यवृत्तीसाठी पुन्हा तीच माहिती सादर करण्याची गरज नाही. यामुळं शिष्यवृत्ती अर्ज तपासणीचा वेळ वाचणार असून, विद्यार्थ्यांचा अचूक डेटा उपलब्ध होण्यास मदत होईल. मंत्रालयात मंत्री चंद्रकांत पाटील यांच्या अध्यक्षतेखाली झालेल्या आढावा बैठकीत हा निर्णय घेण्यात आला. अनुसूचित जाती (SC), अनुसूचित जमाती (ST), इतर मागासवर्ग (OBC), आर्थिक दुर्बल घटक (EWS) आणि सामाजिक व शैक्षणिकदृष्ट्या मागास वर्ग (SEBC) यांसह सर्व प्रवर्गातील विद्यार्थ्यांना शिष्यवृत्ती वेळेत मिळावी, यासाठी कार्यपद्धती सुधारण्यावर चर्चा झाली. शिष्यवृत्ती वितरणासाठी 'ऑटो सिस्टम' - चंद्रकांत पाटील हेही वाचा : For All Latest Updates TAGGED: आज कुणाला मिळणार शुभफल, कुणाला लागणार चिंता? वाचा राशीभविष्य कबुतराची सुटका करताना विजेचा झटका बसून अग्निशमन जवानाचा मृत्यू, एक जवान जखमी नाशिक रिपाइंचे जिल्हाध्यक्ष प्रकाश लोंढे यांच्या कार्यालयात सापडलं भुयार आणि हत्यारे साताऱ्यातील भाजपा नेता अडचणीत, 112 कोटीच्यावर अपहार प्रकरणी शेखर चरेगावकर यांच्यासह ५० जणांवर गुन्हा दाखल फराळ निघाला लंडन, अमेरिका, युरोपला; महागाईमुळं फराळाच्या किंमतीत ४० टक्के वाढ, तरी पारंपरिक फराळाला मोठी मागणी ओप्पो फाइंड X9 सीरिज भारतात नोव्हेंबरमध्ये लाँच होणार; मीडियाटेक डायमेंसिटी 9500 सोबत भागीदारी मेटाचं इन्स्टाग्राम आणि फेसबुक रील्ससाठी हिंदी डबिंगसह AI फीचर लाँच सॅमसंगचा दिवाळीपूर्वीच धमाका : भारतात नवीन मिड-रेंज स्मार्टफोन गॅलक्सी M17 5G लाँच; जाणून घ्या, किंमत, वैशिष्ट्ये आणि ऑफर दिवाळी 2025 तारीख; जाणून घ्या पूजेची वेळ, पद्धत आणि नियम Copyright © 2025 Ushodaya Enterprises Pvt. Ltd., All Rights Reserved.</w:t>
       </w:r>
     </w:p>
     <w:p>
@@ -694,7 +694,7 @@
     </w:p>
     <w:p>
       <w:r>
-        <w:t>Title: Chandrakant Patil statement: मोदींच्या आईंवर, फडणवीसांच्या बायकोवर बोलतात तेव्हा...; पडळकर यांच्या वक्तव्यावर चंद्रकांत पाटलांनी स्पष्टच सांगितले</w:t>
+        <w:t>Title: देवेंद्र फडणवीस यांनी केलेल्या सूचनांमुळे गोपीचंद पडळकर यांच्या देहबोली आणि भाषेमध्ये फरक दिसेल : भाजप नेते मंत्री चंद्रकांत पाटील</w:t>
       </w:r>
     </w:p>
     <w:p>
@@ -706,13 +706,13 @@
           <w:rPr>
             <w:color w:val="0000FF"/>
           </w:rPr>
-          <w:t>https://sarkarnama.esakal.com/pune/chandrakant-patil-statement-padalekar-remarks-sw79-sm89</w:t>
+          <w:t>https://www.loksatta.com/pune/ncp-sharad-pawar-leader-offensive-statement-about-jayant-patil-fadnavis-advice-change-padalkars-language-svk-88-sud-02-5388686/</w:t>
         </w:r>
       </w:hyperlink>
     </w:p>
     <w:p>
       <w:r>
-        <w:t>Content: Pune News : भाजपचे आमदार पडळकर यांनी जतमध्ये बोलताना राष्ट्रवादी काँग्रेस शरदचंद्र पवार पक्षाचे नेते जयंत पाटील यांच्याबाबत आक्षेपार्ह वक्तव्य केले. याचे तीव्र पडसाद गेल्या दोन दिवसापासून राज्यभर उमटत असून, राज्यातील नेते मंडळीतून याबाबत प्रतिक्रिया देखील येताना पाहायला मिळत आहेत. याबाबत राज्याचे मंत्री चंद्रकांत पाटील यांनी प्रतिक्रिया देत विरोधकांना सुनावले आहे. पुण्यामध्ये बोलताना चंद्रकांत पाटील (Chandrakant Patil) म्हणाले, राजकारणामध्ये शिवराळ भाषेचा ट्रेंड गेल्या चार-पाच वर्षांमध्ये पडला असल्याचे पाहायला मिळत आहे. शिवराळ भाषा वापरायला लोकांना काही वाटेना झाले आहे. शिवराळ भाषा वापरली म्हणजे आपल्या म्हणायला जोर येतो, असे काहीसे त्यांना वाटतेय का ?असा प्रश्न पडत आहे. भाजप (Bjp) आमदार गोपीचंद पडळकर यांनी वापरलेला भाषेचे समर्थन मुख्यमंत्री देवेंद्र फडणवीस यांनी केलेले नाही. तसंच मी अथवा भाजपचा इतर कोणताही नेता करणार नाही. मात्र, टाळी एका हाताने वाजत नाही हे देखील खरे आहे. विरोधकांनी पंतप्रधान मोदींवर आणि त्यांच्या आईंवर बोललेले चालते त्यासोबतच देवेंद्र फडणवीस यांच्या पत्नीवर देखील ते बोलतात तेव्हा विरोधकांनी देखील तारतम्य बाळगणं आवश्यक आहे. या गोष्टीतून पडळकर यांचे मला समर्थन करायचे नाही. मात्र गोपीचंद पडळकर यांबरोबर विरोधकांनीही आपल्या बोलण्यावरती कंट्रोल करणे आवश्यक असल्याचं चंद्रकांत पाटील म्हणाले. गोपीचंद पडळकर यांना अशी भाषा वापरू नये असे सांगण्यात आले असून गोपीचंद पडळकर हे आमचे आज्ञाधारक कार्यकर्ते असून फडणवीसांनी त्यांना सूचना दिल्यानंतर आता त्यांच्या ध्येयबोली आणि भाषेमध्ये फरक पडेल, असे देखील चंद्रकांत पाटील म्हणाले. त्यामुळे विरोधक आणि सत्ताधारी या दोघांकडूनही तारतम्य बाळगण्याची आवश्यकता असल्याचे चंद्रकांत पाटील यांनी सांगितले. सरकारनामाचे सदस्य व्हा शॉपिंगसाठी 'सकाळ प्राईम डील्स'च्या भन्नाट ऑफर्स पाहण्यासाठी क्लिक करा. Read Latest Marathi Political News, Breaking Political News from Maharashtra, India, Pune &amp; Mumbai at Sarkarnama. To Get Live Political Marathi News on Mobile, Download the Sarkarnama Mobile App for Android and IOS. सरकारनामा आता सर्व सोशल मीडिया प्लॅटफॉर्मवर. ताज्या राजकीय घडामोडींसाठी फेसबुक, ट्विटर, इन्स्टाग्राम, शेअर चॅट, टेलिग्रामवर आणि व्हॉट्सॲप आम्हाला फॉलो करा. तसेच, सरकारनामा यूट्यूब चॅनेलला आजच सबस्क्राइब करा. Follow Us Copyright © 2025 Sakal Media Group – All Rights Reserved Powered by Quintype वेबसाईटवर ब्राउझिंगचा अनुभव सर्वोत्तम असावा, यासाठी आम्ही कुकीजचा वापर करतो. कुकीजमुळे तुम्हाला तुमच्या आवडत्या मजकुराची शिफारस करता येते. आमचे गोपनीयता आणि कुकीजसंदर्भातील धोरण तुम्हाला मान्य आहे.</w:t>
+        <w:t>Content: पुणे : भाजपचे नेते आमदार पडळकर यांनी जतमध्ये बोलताना शरद पवार गटाचे जेष्ठ नेते आमदार जयंत पाटील यांच्याबाबत काही दिवसापूर्वी आक्षेपार्ह विधान केल्याची घटना घडली होती.त्या विधानावर अनेक राजकीय प्रतिक्रिया उमटण्यास सुरुवात झाली आहे.त्या विधानाबाबत भाजपचे नेते मंत्री चंद्रकांत पाटील यांना विचारले असता ते म्हणाले,गोपीचंद पडळकर यांच्या विधानाच माझ्यासह मुख्यमंत्री देवेंद्र फडणवीस,चंद्रशेखर बावनकुळे,सदाभाऊ खोत तसेच यांच्यासह कोणत्याही नेत्यांनी समर्थन केलेल नाही. त्या विधानानंतर गोपीचंद पडळकर म्हणाले आहेत की, पंतप्रधान नरेंद्र मोदी,त्यांची आई, तसेच मुख्यमंत्री देवेंद्र फडणवीस यांची पत्नी आणि त्यांची मुलगी या सर्वावर तुम्ही बोलता,हे तुम्हाला चालत का ? त्यावेळी तुम्ही फिल्डवर का नाही उतरला असा सवाल देखील त्यांनी यावेळी उपस्थित केला. तसेच ते पुढे म्हणाले, मी गोपीचंद पडळकर यांच् समर्थन करीत नाही.त्यांनी ती भाषा वापरु नये,महाराष्ट्राची ही संस्कृती नाही.गोपीचंद हा आमचा अज्ञानधारक कार्यकर्ता आहे.देवेंद्र फडणवीस यांनी केलेल्या सूचनांमुळे उद्यापासून गोपीचंद पडळकर यांच्या देहबोली आणि भाषेमध्ये फरक दिसेल,अशी भूमिका मांडत.आता यापुढील काळात अशी कोणीच भाषा वापरु नये असे आवाहन देखील त्यांनी यावेळी केले. How to clean Stomach in Morning: बद्धकोष्ठता आजकाल खूप सामान्य समस्या झाली आहे. ही जास्त काळ राहिल्यास गंभीर आजारही होऊ शकतात. त्यामागचे मुख्य कारण म्हणजे चुकीचे जेवण, पाणी कमी पिणे, ताण, अन्नात तंतू कमी असणे आणि अनियमित दिनचर्या. बद्धकोष्ठता असल्यास शौच करणे कठीण होते, ज्यामुळे पोट जड वाटणे, गॅस, पित्त आणि अपचन यांसारख्या समस्या होतात. ही अवस्था जास्त काळ राहिल्यास मूळव्याध (पाईल्स) सारखे गंभीर आजार होण्याचा धोका वाढतो.</w:t>
       </w:r>
     </w:p>
     <w:p>
@@ -725,7 +725,7 @@
     </w:p>
     <w:p>
       <w:r>
-        <w:t>Title: Chandrakant Patil: हवं ते मिळालं मग आता कसला अल्टिमेटम? मंत्री चंद्रकांत पाटील यांचा मनोज जरांगेंना सवाल|VIDEO</w:t>
+        <w:t>Title: चंद्रकांत पाटलांनी Rahul Gandhi यांना दिला कोल्हापुरी ‘झटका’; म्हणाले, “उठसूट इलेक्ट्रॉनिक मीडियाचा…”</w:t>
       </w:r>
     </w:p>
     <w:p>
@@ -733,37 +733,6 @@
         <w:t xml:space="preserve">URL: </w:t>
       </w:r>
       <w:hyperlink r:id="rId32">
-        <w:r>
-          <w:rPr>
-            <w:color w:val="0000FF"/>
-          </w:rPr>
-          <w:t>https://saamtv.esakal.com/video/chandrakant-patil-questions-manoj-jarange-ultimatum-on-certificate-distribution-after-gr-gazette-issued-om0906</w:t>
-        </w:r>
-      </w:hyperlink>
-    </w:p>
-    <w:p>
-      <w:r>
-        <w:t>Content: हैद्राबाद गॅझेट प्रमाणे प्रमाणपत्र वाटपासाठी मनोज जरांगे यांनी सरकारला दसऱ्यापर्यंतचा अल्टिमेटम दिला आहे. यावर मंत्री चंद्रकांत पाटील यांनी प्रतिक्रिया देताना " जरांगे पाटील हे पूर्ण समाधानी होऊन मुंबईतून परत गेले, मग आता कशाचा अल्टिमेटम? असा सवाल चंद्रकांत पाटलांनी उपस्थित केला आहे. त्यांना GR दिला, हैदराबाद आणि सातारा गॅझेटियर मान्य केलं. मराठवाड्यातच 48 हजार सर्टिफिकेट मिळाली आणि ८ लाख नोंदी सापडल्या आहेत. त्यावरून लगेच सर्टिफिकेट मिळत नाही, त्याची एक प्रकिया असते त्यानुसार सर्टिफिकेट मिळतील असं चंद्रकांत पाटील म्हणाले. सकाळ+चे सदस्य व्हा शॉपिंगसाठी 'सकाळ प्राईम डील्स'च्या भन्नाट ऑफर्स पाहण्यासाठी क्लिक करा. Read Marathi news and watch Live TV. Breaking news from Maharashtra, India, Pune, Mumbai, Politics, Entertainment, Sports, Lifestyle at SaamTV. Get Live Marathi news on Mobile. Download the Saam Tv app for Android and IOS. Follow Us Copyright © 2025 Sakal Media Group – All Rights Reserved Powered by Quintype</w:t>
-      </w:r>
-    </w:p>
-    <w:p>
-      <w:pPr>
-        <w:pStyle w:val="Heading3"/>
-      </w:pPr>
-      <w:r>
-        <w:t>Article 25</w:t>
-      </w:r>
-    </w:p>
-    <w:p>
-      <w:r>
-        <w:t>Title: चंद्रकांत पाटलांनी Rahul Gandhi यांना दिला कोल्हापुरी ‘झटका’; म्हणाले, “उठसूट इलेक्ट्रॉनिक मीडियाचा…”</w:t>
-      </w:r>
-    </w:p>
-    <w:p>
-      <w:r>
-        <w:t xml:space="preserve">URL: </w:t>
-      </w:r>
-      <w:hyperlink r:id="rId33">
         <w:r>
           <w:rPr>
             <w:color w:val="0000FF"/>
@@ -782,100 +751,7 @@
         <w:pStyle w:val="Heading3"/>
       </w:pPr>
       <w:r>
-        <w:t>Article 26</w:t>
-      </w:r>
-    </w:p>
-    <w:p>
-      <w:r>
-        <w:t>Title: देवेंद्र फडणवीसांमध्ये पंतप्रधानपदासाठी लागणारे आवश्यक गुण; चंद्रकांत पाटील यांचे विधान</w:t>
-      </w:r>
-    </w:p>
-    <w:p>
-      <w:r>
-        <w:t xml:space="preserve">URL: </w:t>
-      </w:r>
-      <w:hyperlink r:id="rId34">
-        <w:r>
-          <w:rPr>
-            <w:color w:val="0000FF"/>
-          </w:rPr>
-          <w:t>https://www.nagpurtoday.in/devendra-fadnavis-has-qualities-of-prime-minister-says-chandrakant-patil/09221309</w:t>
-        </w:r>
-      </w:hyperlink>
-    </w:p>
-    <w:p>
-      <w:r>
-        <w:t>Content: मुंबई : महाराष्ट्राचे मुख्यमंत्री देवेंद्र फडणवीस यांच्यात पंतप्रधानपदासाठी लागणारे गुण आणि क्षमता आहे, असे मत राज्याचे उच्च व तंत्रशिक्षण मंत्री चंद्रकांत पाटील यांनी व्यक्त केले. “फडणवीस पंतप्रधान होतील का आणि केव्हा होतील, हे काळच सांगेल; पण त्यांच्यात त्या पदासाठी आवश्यक गट्स, व्हिजन आणि कार्यक्षमता आहे,” असे ते म्हणाले. काँग्रेस प्रदेशाध्यक्ष हर्षवर्धन सपकाळ यांनी केलेल्या टीकेला उत्तर देताना पाटील यांनी हे वक्तव्य केले. सपकाळ यांनी फडणवीस दिवसरात्र पंतप्रधान होण्याची स्वप्ने पाहतात, असा टोला लगावला होता. फडणवीस यांच्या राजकीय प्रवासाकडे पाहिले तर २०१४ ते २०१९ दरम्यान ते महाराष्ट्राचे मुख्यमंत्री होते. त्यांच्या कार्यकाळात मुंबई मेट्रो, जलसंधारण प्रकल्प, शेतकरी कल्याण योजना असे अनेक महत्त्वाचे प्रकल्प राबवले गेले. २०२४ च्या निवडणुकीनंतर ते पुन्हा मुख्यमंत्री झाले असून, केंद्रातील भाजप नेतृत्वाशी त्यांचे घनिष्ठ संबंध आहेत. पंतप्रधान नरेंद्र मोदी यांचे विश्वासू सहकारी म्हणूनही फडणवीस यांची ओळख आहे. चंद्रकांत पाटील यांनी मात्र स्पष्ट केले की, “अंतिम निर्णय हा पक्षाचाच असेल.” दरम्यान, पाटील यांच्या वक्तव्यामुळे महाराष्ट्राच्या राजकीय वर्तुळात चर्चांना चांगलाच ऊत आला आहे. विरोधक याला फडणवीस यांच्या ‘महत्त्वाकांक्षा’शी जोडत आहेत, तर राजकीय जाणकारांच्या मते त्यांच्या कार्यशैलीमुळे ते भविष्यात राष्ट्रीय पातळीवर महत्त्वाची भूमिका बजावू शकतात.</w:t>
-      </w:r>
-    </w:p>
-    <w:p>
-      <w:pPr>
-        <w:pStyle w:val="Heading3"/>
-      </w:pPr>
-      <w:r>
-        <w:t>Article 27</w:t>
-      </w:r>
-    </w:p>
-    <w:p>
-      <w:r>
-        <w:t>Title: Devendra Fadnavis : 'देवेंद्र फडणवीस पंतप्रधान कधी होतील...', विश्वासू मंत्र्याने सगळं काय सांगून टाकलं!</w:t>
-      </w:r>
-    </w:p>
-    <w:p>
-      <w:r>
-        <w:t xml:space="preserve">URL: </w:t>
-      </w:r>
-      <w:hyperlink r:id="rId35">
-        <w:r>
-          <w:rPr>
-            <w:color w:val="0000FF"/>
-          </w:rPr>
-          <w:t>https://sarkarnama.esakal.com/pune/devendra-fadnavis-becomes-prime-minister-time-will-decide-chandrakant-pati-rm89-sm89</w:t>
-        </w:r>
-      </w:hyperlink>
-    </w:p>
-    <w:p>
-      <w:r>
-        <w:t>Content: Pune News : देशाचे पंतप्रधान नरेंद्र मोदी यांचा नुकताच 75 वा वाढदिवस देशभरात साजरा करण्यात आला. त्यानंतर मोदी यांच्या निवृत्तीच्या चर्चा सुरू आहेत. त्यांच्यानंतर देशाचा पंतप्रधान कोण असणारे याबाबतच्या राजकीय वर्तुळात चर्चांची खल सुरू आहेत. अशातच काँग्रेसचे प्रदेशाध्यक्ष हर्षवर्धन सपकाळ यांनी मुख्यमंत्री देवेंद्र फडणवीस यांना दिवसा आणि रात्री पंतप्रधानपदाची स्वप्न पडत असल्याची टीका केली होती. त्या टीकेला मंत्री चंद्रकांत पाटील यांनी उत्तर दिले आहे. चंद्रकांत पाटील म्हणाले, 'देवेंद्र फडणवीस हे पंतप्रधान कधी होतील हे काळ ठरवेल मात्र देवेंद्र फडणवीस यांच्यामध्ये पंतप्रधान होण्याचे गट्स आणि गुण आणि त्या पदासाठी आवश्यक असणारी इफेशनसी आहे. तसंच रात्रंदिवस काम करण्याचं व्हिजन देखील त्यांच्याकडे आहे.' 'देवेंद्र फडणवीस हे पंतप्रधान पदाचे उमेदवार कधी असतील हे आमचा पक्ष ठरवेल. मात्र देवेंद्र फडणवीस यांच्यामध्ये पंतप्रधान पदाचे गुण आहेत. आणि फडणवीस जेव्हा पंतप्रधान होतील तेव्हा तुम्ही अभिनंदन करण्यासाठी अपॉइंटमेंट मागत बसाल', असा टोलाही सपकाळ यांना पाटील यांनी लगावला. 'हर्षवर्धन सपकाळ हे कालपर्यंत एक पडलेले आमदार होते.आता प्रदेशाध्यक्ष झालेत म्हणून त्यांनी इतकं बोलू नये. काँग्रेस हा आमच्या विरोधातला पक्ष असला तरी पृथ्वीराज चव्हाण, बाळासाहेब थोरात आणि आधी काँग्रेसचे होते आणि आता आमच्याकडे आहेत असे राधाकृष्ण विखे पाटील तसेच हर्षवर्धन पाटील असे वेलकल्चर आणि खानदानी माणसं असं काँग्रेसचं वैशिष्ट्य आहे.', असे ते म्हणाले 'हर्षवर्धन सपकाळ हे देखील त्या परंपरेतील आहेत. त्यामुळे आम्हाला बोलायला लावू नका जर आम्ही बोलायला लागलो तर मग वाईट वाटून घेऊ नका.देवेंद्र फडणवीस आम्हा सर्वांना अशा बाबतीत दाबून ठेवतात. मात्र, जर त्यांनी आम्हाला सुटा म्हणून सांगितलं तर ते तुम्हाला फार महागात पडेल.', असा इशारा देखील सपकाळ यांना त्यांनी दिला. फडणवीसन वर जेव्हा तुम्ही बोलतात तेव्हा आमच्यासारखा लोकांचाही संयम सुटण्याची शक्यता आहे. त्यामुळे असं वारंवार झाल्यास आम्हालाही अंगावरती जावं लागेल, असे देखील ते म्हणाले, सरकारनामाचे सदस्य व्हा शॉपिंगसाठी 'सकाळ प्राईम डील्स'च्या भन्नाट ऑफर्स पाहण्यासाठी क्लिक करा. Read Latest Marathi Political News, Breaking Political News from Maharashtra, India, Pune &amp; Mumbai at Sarkarnama. To Get Live Political Marathi News on Mobile, Download the Sarkarnama Mobile App for Android and IOS. सरकारनामा आता सर्व सोशल मीडिया प्लॅटफॉर्मवर. ताज्या राजकीय घडामोडींसाठी फेसबुक, ट्विटर, इन्स्टाग्राम, शेअर चॅट, टेलिग्रामवर आणि व्हॉट्सॲप आम्हाला फॉलो करा. तसेच, सरकारनामा यूट्यूब चॅनेलला आजच सबस्क्राइब करा. Follow Us Copyright © 2025 Sakal Media Group – All Rights Reserved Powered by Quintype वेबसाईटवर ब्राउझिंगचा अनुभव सर्वोत्तम असावा, यासाठी आम्ही कुकीजचा वापर करतो. कुकीजमुळे तुम्हाला तुमच्या आवडत्या मजकुराची शिफारस करता येते. आमचे गोपनीयता आणि कुकीजसंदर्भातील धोरण तुम्हाला मान्य आहे.</w:t>
-      </w:r>
-    </w:p>
-    <w:p>
-      <w:pPr>
-        <w:pStyle w:val="Heading3"/>
-      </w:pPr>
-      <w:r>
-        <w:t>Article 28</w:t>
-      </w:r>
-    </w:p>
-    <w:p>
-      <w:r>
-        <w:t>Title: देवेंद्र फडणवीस यांनी केलेल्या सूचनांमुळे गोपीचंद पडळकर यांच्या देहबोली आणि भाषेमध्ये फरक दिसेल : भाजप नेते मंत्री चंद्रकांत पाटील</w:t>
-      </w:r>
-    </w:p>
-    <w:p>
-      <w:r>
-        <w:t xml:space="preserve">URL: </w:t>
-      </w:r>
-      <w:hyperlink r:id="rId36">
-        <w:r>
-          <w:rPr>
-            <w:color w:val="0000FF"/>
-          </w:rPr>
-          <w:t>https://www.loksatta.com/pune/ncp-sharad-pawar-leader-offensive-statement-about-jayant-patil-fadnavis-advice-change-padalkars-language-svk-88-sud-02-5388686/</w:t>
-        </w:r>
-      </w:hyperlink>
-    </w:p>
-    <w:p>
-      <w:r>
-        <w:t>Content: पुणे : भाजपचे नेते आमदार पडळकर यांनी जतमध्ये बोलताना शरद पवार गटाचे जेष्ठ नेते आमदार जयंत पाटील यांच्याबाबत काही दिवसापूर्वी आक्षेपार्ह विधान केल्याची घटना घडली होती.त्या विधानावर अनेक राजकीय प्रतिक्रिया उमटण्यास सुरुवात झाली आहे.त्या विधानाबाबत भाजपचे नेते मंत्री चंद्रकांत पाटील यांना विचारले असता ते म्हणाले,गोपीचंद पडळकर यांच्या विधानाच माझ्यासह मुख्यमंत्री देवेंद्र फडणवीस,चंद्रशेखर बावनकुळे,सदाभाऊ खोत तसेच यांच्यासह कोणत्याही नेत्यांनी समर्थन केलेल नाही. त्या विधानानंतर गोपीचंद पडळकर म्हणाले आहेत की, पंतप्रधान नरेंद्र मोदी,त्यांची आई, तसेच मुख्यमंत्री देवेंद्र फडणवीस यांची पत्नी आणि त्यांची मुलगी या सर्वावर तुम्ही बोलता,हे तुम्हाला चालत का ? त्यावेळी तुम्ही फिल्डवर का नाही उतरला असा सवाल देखील त्यांनी यावेळी उपस्थित केला. तसेच ते पुढे म्हणाले, मी गोपीचंद पडळकर यांच् समर्थन करीत नाही.त्यांनी ती भाषा वापरु नये,महाराष्ट्राची ही संस्कृती नाही.गोपीचंद हा आमचा अज्ञानधारक कार्यकर्ता आहे.देवेंद्र फडणवीस यांनी केलेल्या सूचनांमुळे उद्यापासून गोपीचंद पडळकर यांच्या देहबोली आणि भाषेमध्ये फरक दिसेल,अशी भूमिका मांडत.आता यापुढील काळात अशी कोणीच भाषा वापरु नये असे आवाहन देखील त्यांनी यावेळी केले. अमेरिकेचे राष्ट्राध्यक्ष डोनाल्ड ट्रम्प आणि भारताचे पंतप्रधान नरेंद्र मोदी यांच्यातील मैत्री असूनही, सध्या टॅरिफबाबत ट्रम्प यांनी घेतलेल्या भारतविरोधी भूमिकेमुळे तणाव निर्माण झाला आहे. दुसरीकडे, ट्रम्प पाकिस्तानशी सख्य वाढवत आहेत. पाकिस्तानचे पंतप्रधान शाहबाज शरीफ आणि लष्कर प्रमुखांनी व्हाईट हाऊसमध्ये ट्रम्प यांच्याशी चर्चा केली. पाकिस्तानशी व्यापारविषयक करार आणि रशियाशी जवळीक वाढू नये म्हणून ट्रम्प पाकिस्तानला चुचकारत असल्याचे दिसते.</w:t>
-      </w:r>
-    </w:p>
-    <w:p>
-      <w:pPr>
-        <w:pStyle w:val="Heading3"/>
-      </w:pPr>
-      <w:r>
-        <w:t>Article 29</w:t>
+        <w:t>Article 25</w:t>
       </w:r>
     </w:p>
     <w:p>
@@ -887,7 +763,7 @@
       <w:r>
         <w:t xml:space="preserve">URL: </w:t>
       </w:r>
-      <w:hyperlink r:id="rId37">
+      <w:hyperlink r:id="rId33">
         <w:r>
           <w:rPr>
             <w:color w:val="0000FF"/>
@@ -906,38 +782,7 @@
         <w:pStyle w:val="Heading3"/>
       </w:pPr>
       <w:r>
-        <w:t>Article 30</w:t>
-      </w:r>
-    </w:p>
-    <w:p>
-      <w:r>
-        <w:t>Title: पडळकरांच्या भाषेचे समर्थन कोणीही करणार नाही; चंद्रकांत पाटलांनी स्पष्टच सांगितले</w:t>
-      </w:r>
-    </w:p>
-    <w:p>
-      <w:r>
-        <w:t xml:space="preserve">URL: </w:t>
-      </w:r>
-      <w:hyperlink r:id="rId38">
-        <w:r>
-          <w:rPr>
-            <w:color w:val="0000FF"/>
-          </w:rPr>
-          <w:t>https://www.lokmat.com/pimpri-chinchwad/pune-news-no-one-will-support-padalkars-language-chandrakant-patil-a-a1008/</w:t>
-        </w:r>
-      </w:hyperlink>
-    </w:p>
-    <w:p>
-      <w:r>
-        <w:t>Content: हिंदी | English सोमवार ६ ऑक्टोबर २०२५ FOLLOW US : शहरं व्हिडीओ सखी आणखी By ऑनलाइन लोकमत | Updated: September 21, 2025 18:27 IST2025-09-21T18:26:51+5:302025-09-21T18:27:34+5:30 पुणे : भाजप आमदार गोपीचंद पडळकर यांनी वापरलेल्या भाषेचे समर्थन मुख्यमंत्री देवेंद्र फडणवीस यांच्यासह मी किंवा भाजपचा अन्य कोणताही नेता करणार नाही. मात्र, टाळी एका हाताने वाजत नाही हेदेखील खरे आहे. विरोधकांनी पंतप्रधान नरेंद्र मोदींवर आणि त्यांच्या आईंवर बोललेले चालते, त्यासोबतच देवेंद्र फडणवीस यांच्या पत्नीवर देखील ते बोलतात, तेव्हा विरोधकांनीदेखील तारतम्य बाळगणं आवश्यक आहे, असे राज्याचे उच्च व तंत्र शिक्षण मंत्री चंद्रकांत पाटील यांनी सांगितले. विरोधक आणि सत्ताधारी या दोघांकडूनही तारतम्य बाळगण्याची आवश्यकता असल्याचेही ते म्हणाले.भाजपचे आमदार पडळकर यांनी जतमध्ये बोलताना राष्ट्रवादी काँग्रेस शरदचंद्र पवार पक्षाचे नेते जयंत पाटील यांच्याबाबत आक्षेपार्ह वक्तव्य केले. याचे तीव्र पडसाद गेल्या दोन दिवसांपासून राज्यभर उमटत आहेत. याबाबत चंद्रकांत पाटील म्हणाले, राजकारणामध्ये शिवराळ भाषेचा ट्रेंड गेल्या चार-पाच वर्षांमध्ये पडला असल्याचे पाहायला मिळत आहे. शिवराळ भाषा वापरायला लोकांना काही वाटेना झाले आहे. शिवराळ भाषा वापरली म्हणजे आपल्या म्हणण्याला जोर येतो, असे काहीसे त्यांना वाटतेय का? असा प्रश्न पडत आहे. या गोष्टीतून पडळकर यांचे मला समर्थन करायचे नाही. मात्र, गोपीचंद पडळकर यांच्याबरोबर विरोधकांनीही आपल्या बोलण्यावरती कंट्रोल करणे आवश्यक आहे. पडळकर यांना अशी भाषा वापरू नये असे सांगण्यात आले आहे. गोपीचंद पडळकर हे आमचे आज्ञाधारक कार्यकर्ते असून, मुख्यमंत्री फडणवीस यांनी त्यांना सूचना दिल्यानंतर आता त्यांच्या ध्येयबोली आणि भाषेमध्ये फरक पडेल, असे देखील चंद्रकांत पाटील यांनी सांगितले. FOLLOW US : Copyright © 2025 Lokmat Media Pvt Ltd</w:t>
-      </w:r>
-    </w:p>
-    <w:p>
-      <w:pPr>
-        <w:pStyle w:val="Heading3"/>
-      </w:pPr>
-      <w:r>
-        <w:t>Article 31</w:t>
+        <w:t>Article 26</w:t>
       </w:r>
     </w:p>
     <w:p>
@@ -949,7 +794,7 @@
       <w:r>
         <w:t xml:space="preserve">URL: </w:t>
       </w:r>
-      <w:hyperlink r:id="rId39">
+      <w:hyperlink r:id="rId34">
         <w:r>
           <w:rPr>
             <w:color w:val="0000FF"/>
@@ -968,7 +813,7 @@
         <w:pStyle w:val="Heading3"/>
       </w:pPr>
       <w:r>
-        <w:t>Article 32</w:t>
+        <w:t>Article 27</w:t>
       </w:r>
     </w:p>
     <w:p>
@@ -980,7 +825,7 @@
       <w:r>
         <w:t xml:space="preserve">URL: </w:t>
       </w:r>
-      <w:hyperlink r:id="rId40">
+      <w:hyperlink r:id="rId35">
         <w:r>
           <w:rPr>
             <w:color w:val="0000FF"/>
@@ -999,7 +844,38 @@
         <w:pStyle w:val="Heading3"/>
       </w:pPr>
       <w:r>
-        <w:t>Article 33</w:t>
+        <w:t>Article 28</w:t>
+      </w:r>
+    </w:p>
+    <w:p>
+      <w:r>
+        <w:t>Title: Kolhpur News: भाजप, शिवसेना अन् ठाकरेंच्या सेनेत गटबाजी संपेना, इच्छुकांची मुस्कटदाबी; कोल्हापुरच्या राजकारणात नेमकं काय सुरु?</w:t>
+      </w:r>
+    </w:p>
+    <w:p>
+      <w:r>
+        <w:t xml:space="preserve">URL: </w:t>
+      </w:r>
+      <w:hyperlink r:id="rId36">
+        <w:r>
+          <w:rPr>
+            <w:color w:val="0000FF"/>
+          </w:rPr>
+          <w:t>https://sarkarnama.esakal.com/maharashtra/paschim-maharashtra/kolhpur-news-factionalism-in-bjp-shiv-sena-and-thackeray-sena-is-not-over-what-exactly-is-going-on-in-kolhapur-politics-rg93-aau85</w:t>
+        </w:r>
+      </w:hyperlink>
+    </w:p>
+    <w:p>
+      <w:r>
+        <w:t>Content: Kolhpur News: कोल्हापूर महानगरपालिका निवडणूक प्रक्रियेला वेग आला आहे. नुकतीच प्रारूप प्रभाग रचना जाहीर झाल्यानंतर अनेक इच्छुकांनी पत्ते खोलायला सुरुवात केली आहे. त्यासाठी अनेकांचे पक्षप्रवेश, प्रबळ असलेला पक्ष, आर्थिक दृष्ट्या सक्षम असणाऱ्या नेत्यांकडे इच्छुकांनी संपर्क ठेवला आहे. निवडणूक ही चार सदस्य पद्धतीनं होणार असल्याने आजूबाजूच्या मतदारसंघातील इच्छुकांना हाताशी धरण्याचं काम सुरू आहे. मात्र या इच्छुकांची पक्षातील अंतर्गत गटबाजीमुळे घालमेल वाढली आहे. भाजप, शिवसेना आणि ठाकरे यांची शिवसेना यांच्यातील अंतर्गत गटबाजीचे ग्रहण दिवसेंदिवस निवडणुकीच्या निमित्ताने वाढत आहे. त्यामुळे दोन्हीही गटांना धरून राहण्यासाठी इच्छुकांना कसरत करावी लागत आहे. शिवाय त्यांची मुस्कटदाबी देखील होताना दिसत आहे. कोल्हापूर भाजपमधील परिस्थिती पाहता यापूर्वी राज्याचे उच्च आणि तंत्र शिक्षण मंत्री चंद्रकांत पाटील यांच्या मार्गदर्शनाखाली कोल्हापूर महानगरपालिका निवडणूक झाली होती. त्यानंतर भाजपमध्ये राज्यसभेचे खासदार धनंजय महाडिक यांनी पक्ष प्रवेश केल्यानंतर आणि मंत्री चंद्रकांत पाटील यांनी पुण्यातून निवडणूक लढवल्यानंतर कोल्हापूर जिल्ह्यातील असलेला त्यांचा संपर्क कमी झाला. तर अप्रत्यक्षपणे राज्यसभेचे खासदार धनंजय महाडिक यांच्याकडे आगामी निवडणुकातील सूत्रे गेली आहेत. महाडिक यांची ताराराणी आघाडी भाजपमध्ये विलीन झाली असली तरी मूळ भाजप पक्ष आणि ताराराणी आघाडी असे दोन्ही गटात विभागल्याचं सध्याचं चित्र आहे. मंत्री पाटील कोल्हापूर दौऱ्यावर आल्यानंतर मूळ भाजपचे कार्यकर्ते आणि महाडिक गट यांच्यातील मतभेद ही वेळोवेळी दिसतात. आगामी कोल्हापूर महानगरपालिकेच्या निवडणुकीत आपल्या कार्यकर्त्यांना उमेदवारी देण्यासाठी या दोन्ही गटाची कसरत पहावी लागणार आहे. मूळ भाजपला आणि महाडिक गटांच्या कार्यकर्त्यांना किती संधी मिळणार हे देखील पहावे लागणार आहे. तर शिवसेनेची परिस्थिती पाहता भाजपच्या ताराराणी आघाडीतून गटनेते सत्यजित उर्फ नाना कदम हे शिवसेनेत आले आहेत. यापूर्वी राज्य नियोजन मंडळाचे अध्यक्ष राजेश क्षीरसागर यांचा निर्णय अंतिम समजला जात होता. मात्र कदम यांचा शिवसेनेत पक्षप्रवेश झाल्यानंतर शारंगधर देशमुख यांनी देखील शिवसेनेत पक्ष प्रवेश केला. कोल्हापूर महानगरपालिकेच्या राजकारणात कदम आणि देशमुख यांची मोठी राजकीय ताकद आहे. शिवाय पालकमंत्री प्रकाश आबिटकर आणि क्षीरसागर यांचे देखील सुत सध्या तरी जुळलेले नाही. तर दुसरीकडे माजी खासदार संजय मंडलिक त्यांनी माजी नगरसेवक रमेश पुरेकर यांना हाताशी धरून महापालिकेच्या राजकारणात रस दाखवला आहे. क्षीरसागर, कदम, देशमुख आणि मंडलिक असे तीन घटक शिवसेनेत निर्माण झाले आहेत. त्यामुळं प्रत्येकजण आपापल्याच पदाधिकाऱ्याला संधी कशी मिळणार? यासाठी प्रयत्न केले जात आहेत. शिवाय पालकमंत्री आबिटकर यांच्याशी जवळीकता केल्यास एका गटाकडून त्या इच्छुकाला रात्रीतून समज दिली जाते. त्यामुळे इच्छुकांची चांगलीच मुस्कटदाबी शिवसेनेत होताना दिसत आहे. ठाकरेंच्या शिवसेनेत देखील अंतर्गत गटबाजीचे ग्रहण संपलेले नाही. जिल्हाप्रमुख रविकिरण इंगवले यांच्यासह उपनेते संजय पवार, विजय देवणे यांच्यातील मतभेद आज देखील कायम आहेत. कोल्हापूर महानगरपालिकेच्या निवडणुकीत रविकरण इंगवले यांना अधिकार दिले असले तरी उपनेते संजय पवार यांनी देखील काही जागांवर आपला दावा सांगितला आहे. त्यामुळे समन्वयाची मूठ या ठिकाणी कशी बांधली जाणार? हे देखील पाहणे महत्त्वाचे आहे. तर दुसरीकडे महाविकास आघाडीतील काँग्रेसची परिस्थिती पाहता सध्यातरी भक्कम आहे. त्यापाठोपाठ राष्ट्रवादी शरदचंद्र पवार पक्ष आणि ठाकरे यांची शिवसेनेत उमेदवारीसाठी कसरत करावी लागणार आहे. महाविकास आघाडी म्हणून काँग्रेस सर्वाधिक जागांवर दावा सांगण्याच्या तयारीत आहे. मात्र हे करत असताना मित्रपक्ष कोठेही दुखावणार नाही. याची काळजी काँग्रेसला घ्यावी लागणार आहे. सरकारनामाचे सदस्य व्हा शॉपिंगसाठी 'सकाळ प्राईम डील्स'च्या भन्नाट ऑफर्स पाहण्यासाठी क्लिक करा. Read Latest Marathi Political News, Breaking Political News from Maharashtra, India, Pune &amp; Mumbai at Sarkarnama. To Get Live Political Marathi News on Mobile, Download the Sarkarnama Mobile App for Android and IOS. सरकारनामा आता सर्व सोशल मीडिया प्लॅटफॉर्मवर. ताज्या राजकीय घडामोडींसाठी फेसबुक, ट्विटर, इन्स्टाग्राम, शेअर चॅट, टेलिग्रामवर आणि व्हॉट्सॲप आम्हाला फॉलो करा. तसेच, सरकारनामा यूट्यूब चॅनेलला आजच सबस्क्राइब करा. Follow Us Copyright © 2025 Sakal Media Group – All Rights Reserved Powered by Quintype वेबसाईटवर ब्राउझिंगचा अनुभव सर्वोत्तम असावा, यासाठी आम्ही कुकीजचा वापर करतो. कुकीजमुळे तुम्हाला तुमच्या आवडत्या मजकुराची शिफारस करता येते. आमचे गोपनीयता आणि कुकीजसंदर्भातील धोरण तुम्हाला मान्य आहे.</w:t>
+      </w:r>
+    </w:p>
+    <w:p>
+      <w:pPr>
+        <w:pStyle w:val="Heading3"/>
+      </w:pPr>
+      <w:r>
+        <w:t>Article 29</w:t>
       </w:r>
     </w:p>
     <w:p>
@@ -1011,7 +887,7 @@
       <w:r>
         <w:t xml:space="preserve">URL: </w:t>
       </w:r>
-      <w:hyperlink r:id="rId41">
+      <w:hyperlink r:id="rId37">
         <w:r>
           <w:rPr>
             <w:color w:val="0000FF"/>
@@ -1022,7 +898,7 @@
     </w:p>
     <w:p>
       <w:r>
-        <w:t>Content: सातारा : राज्यात आगामी २० ते २५ वर्षांच्या काळात कोणाचे राजकारण चालणार याचा विचार करून माजी आमदार प्रभाकर घार्गे यांनी काळाची गरज ओळखून योग्य निर्णय घ्यावा, असे आवाहन सातारा जिल्हा बँकेचे अध्यक्ष खासदार नितीन पाटील यांनी केले. पळशी (ता. खटाव) येथे खटाव माण ॲग्रो साखर कारखान्याचे अध्यक्ष, माजी आमदार प्रभाकर घार्गे यांच्या वाढदिवसानिमित्त आयोजित शेतकरी मेळाव्यात ते बोलत होते. या वेळी आमदार मनोज घोरपडे, जिल्हा बँकेचे उपाध्यक्ष अनिल देसाई, संचालक प्रदीप विधाते,राजेश पाटील, राजेंद्र राजपुरे, मुख्य सर व्यवस्थापक डॉ. राजेंद्र सरकाळे, जितेंद्र पवार, संदीप मांडवे, पृथ्वीराज गोडसे, सी. एम. पाटील, प्रा. अर्जुन खाडे, चंद्रकांत पाटील, सुभाष नरळे, अर्जुन वलेकर, युवा नेते योगेश फडतरे, सभापती दत्तात्रय पवार, बबन कदम, संजीव साळुंखे, राहुल पाटील, श्रीराम पाटील, सुनील फडतरे, प्रा. सदाशिव खाडे, अभय देशमुख, मंगेश फडतरे, अशोक कुदळे, संभाजी फडतरे, सुहास पिसाळ, तानाजी मगर, हिंमत माने, महेश घार्गे, इंदिरा घार्गे, प्रीती घार्गे, प्रिया यांची प्रमुख उपस्थिती होती. खासदार पाटील म्हणाले, की आपण सर्वजण काँग्रेस संस्कृतीत वाढलेले लोक आहोत. शाहू, फुले विचार जोपासणाऱ्या नेत्याचा विचार जोपासणे हे आपले काम आहे. सद्य:स्थितीत ही विचारधारा जोपासणारे उपमुख्यमंत्री अजित पवार यांच्याशिवाय दुसरे नाव नाही. आगामी काळात तेच राजकारणात टिकून राहू शकतात. राजकारणाबरोबर जिल्ह्यातील साखर कारखान्याची स्थिती, प्रत्येक कारखान्याने वाढवलेली गाळपक्षमता याचा विचार करून ऊस उत्पादन वाढवण्याची गरज आहे, त्यासाठी शेतीमध्ये कृत्रिम बुद्धिमत्ता तंत्रज्ञानाचा वापर करणे आवश्यक आहे. घार्गे यांनी अडचणीच्या काळात सुरुवात करून यशस्वी उद्योजक म्हणून जिल्ह्यात आपली वेगळी प्रतिमा निर्माण केली आहे. खटाव तालुक्यात सहा लाख टन क्षमतेचा कारखाना उभारल्यामुळे शेतकऱ्यांना योग्य भाव, तसेच वेळेत तोड मिळत असल्याबद्दल त्यांनी समाधान व्यक्त केले. बदलत्या काळात शेतीमध्ये बदल करणे गरजेचे आहे, त्यासाठी शेतकऱ्यांनी कृत्रिम बुद्धिमत्ता तंत्रज्ञानाचा वापर करावा, असे आवाहनही नितीन पाटील यांनी केले. या वेळी आमदार मनोज घोरपडे, जिल्हा बँकेचे उपाध्यक्ष अनिल देसाई, राजेंद्र सरकाळे यांचेही भाषण झाले. 30 September Horoscope Durga Ashtami: दुर्गा अष्टमीचा पवित्र सण ३० सप्टेंबर, मंगळवार रोजी आहे. दुर्गा अष्टमीच्या दिवशी दुर्गामातेचं आठवं रूप, महागौरीची पूजा केली जाते. या वर्षी दुर्गा अष्टमी ५ राशींच्या लोकांसाठी खूप शुभ ठरू शकते. या दिवशी या लोकांवर महागौरीची कृपा होईल, ज्यामुळे त्यांना करिअरमध्ये नवीन संधी मिळेल आणि त्यांचे यश व कीर्ती वाढेल. चला तर मग पाहूया, दुर्गा अष्टमी कोणत्या ५ राशींच्या लोकांसाठी शुभ ठरेल.</w:t>
+        <w:t>Content: सातारा : राज्यात आगामी २० ते २५ वर्षांच्या काळात कोणाचे राजकारण चालणार याचा विचार करून माजी आमदार प्रभाकर घार्गे यांनी काळाची गरज ओळखून योग्य निर्णय घ्यावा, असे आवाहन सातारा जिल्हा बँकेचे अध्यक्ष खासदार नितीन पाटील यांनी केले. पळशी (ता. खटाव) येथे खटाव माण ॲग्रो साखर कारखान्याचे अध्यक्ष, माजी आमदार प्रभाकर घार्गे यांच्या वाढदिवसानिमित्त आयोजित शेतकरी मेळाव्यात ते बोलत होते. या वेळी आमदार मनोज घोरपडे, जिल्हा बँकेचे उपाध्यक्ष अनिल देसाई, संचालक प्रदीप विधाते,राजेश पाटील, राजेंद्र राजपुरे, मुख्य सर व्यवस्थापक डॉ. राजेंद्र सरकाळे, जितेंद्र पवार, संदीप मांडवे, पृथ्वीराज गोडसे, सी. एम. पाटील, प्रा. अर्जुन खाडे, चंद्रकांत पाटील, सुभाष नरळे, अर्जुन वलेकर, युवा नेते योगेश फडतरे, सभापती दत्तात्रय पवार, बबन कदम, संजीव साळुंखे, राहुल पाटील, श्रीराम पाटील, सुनील फडतरे, प्रा. सदाशिव खाडे, अभय देशमुख, मंगेश फडतरे, अशोक कुदळे, संभाजी फडतरे, सुहास पिसाळ, तानाजी मगर, हिंमत माने, महेश घार्गे, इंदिरा घार्गे, प्रीती घार्गे, प्रिया यांची प्रमुख उपस्थिती होती. खासदार पाटील म्हणाले, की आपण सर्वजण काँग्रेस संस्कृतीत वाढलेले लोक आहोत. शाहू, फुले विचार जोपासणाऱ्या नेत्याचा विचार जोपासणे हे आपले काम आहे. सद्य:स्थितीत ही विचारधारा जोपासणारे उपमुख्यमंत्री अजित पवार यांच्याशिवाय दुसरे नाव नाही. आगामी काळात तेच राजकारणात टिकून राहू शकतात. राजकारणाबरोबर जिल्ह्यातील साखर कारखान्याची स्थिती, प्रत्येक कारखान्याने वाढवलेली गाळपक्षमता याचा विचार करून ऊस उत्पादन वाढवण्याची गरज आहे, त्यासाठी शेतीमध्ये कृत्रिम बुद्धिमत्ता तंत्रज्ञानाचा वापर करणे आवश्यक आहे. घार्गे यांनी अडचणीच्या काळात सुरुवात करून यशस्वी उद्योजक म्हणून जिल्ह्यात आपली वेगळी प्रतिमा निर्माण केली आहे. खटाव तालुक्यात सहा लाख टन क्षमतेचा कारखाना उभारल्यामुळे शेतकऱ्यांना योग्य भाव, तसेच वेळेत तोड मिळत असल्याबद्दल त्यांनी समाधान व्यक्त केले. बदलत्या काळात शेतीमध्ये बदल करणे गरजेचे आहे, त्यासाठी शेतकऱ्यांनी कृत्रिम बुद्धिमत्ता तंत्रज्ञानाचा वापर करावा, असे आवाहनही नितीन पाटील यांनी केले. या वेळी आमदार मनोज घोरपडे, जिल्हा बँकेचे उपाध्यक्ष अनिल देसाई, राजेंद्र सरकाळे यांचेही भाषण झाले. देशभरात शारदीय नवरात्री उत्सवाला सुरुवात झाली आहे. या नऊ दिवसांत देवीच्या नऊ रूपांची पूजा केली जाते आणि गरबा-दांडियांचे आयोजन होते. स्त्रीशक्तीचा जागर होत असून, कर्तृत्ववान महिलांचा सन्मान केला जातो. मराठी अभिनेत्री अपूर्वा गोरे हिनं सोशल मीडियावर पुरुषांसाठी पोस्ट शेअर करत, स्त्रियांना त्रास देणाऱ्यांनी नवरात्रोत्सवाच्या शुभेच्छा देऊ नयेत, असं म्हटलं आहे. अपूर्वा 'आई कुठे काय करते' मालिकेत ईशा म्हणून ओळखली जाते.</w:t>
       </w:r>
     </w:p>
     <w:p>
@@ -1030,7 +906,69 @@
         <w:pStyle w:val="Heading3"/>
       </w:pPr>
       <w:r>
-        <w:t>Article 34</w:t>
+        <w:t>Article 30</w:t>
+      </w:r>
+    </w:p>
+    <w:p>
+      <w:r>
+        <w:t>Title: विद्यार्थ्यांना शिष्यवृत्ती वेळेत मिळण्यासाठी अर्ज स्वीकृती प्रक्रियेत सुलभता</w:t>
+      </w:r>
+    </w:p>
+    <w:p>
+      <w:r>
+        <w:t xml:space="preserve">URL: </w:t>
+      </w:r>
+      <w:hyperlink r:id="rId38">
+        <w:r>
+          <w:rPr>
+            <w:color w:val="0000FF"/>
+          </w:rPr>
+          <w:t>https://deshdoot.com/17-september-2025-students-scholarship-minister-of-higher-and-technical-education-chandrakant-patil/</w:t>
+        </w:r>
+      </w:hyperlink>
+    </w:p>
+    <w:p>
+      <w:r>
+        <w:t>Content: उच्च व तंत्र शिक्षण मंत्री चंद्रकांत पाटील यांचा विद्यार्थ्यांना दिलासा मुंबई | वृत्तसंस्था Mumbai राज्य सामाईक प्रवेश परीक्षा कक्ष व तंत्रशिक्षण संचालनालयामार्फत व्यावसायिक अभ्यासक्रमांच्या प्रवेश प्रक्रियेदरम्यान उत्पन्नांचा दाखला, वैयक्तिक माहिती व कागदपत्रे सादर केलेली असतात. ही प्रक्रिया पूर्णतः ऑनलाईन व ऑफलाईन पद्धतीने पडताळणी केलेली असते. त्यामुळे विद्यार्थ्यांनी एकदा उत्पन्नाचा दाखला दिल्यानंतर पुन्हा अभ्यासक्रम पूर्ण होईपर्यत शिष्यवृत्तीसाठी तीच माहिती देण्याची आवश्यकता नसून हीच माहिती ग्राह्य धरावी, असे निर्देश उच्च व तंत्र शिक्षणमंत्री चंद्रकांत पाटील यांनी प्रशासनाला देत विद्यार्थ्यांना मोठा दिलासा दिला आहे. 📍१७ सप्टेंबर २०२५ | मंत्रालय, मुंबईआज मंत्रालयात माझ्या अध्यक्षतेखाली अनुसूचित जाती (SC), अनुसूचित जमाती (ST), इतर मागासवर्ग (OBC), आर्थिक दुर्बल घटक (EWS), सामाजिक व शैक्षणिकदृष्ट्या मागास वर्ग (SEBC) आणि इतर सर्व प्रवर्गातील विद्यार्थ्यांच्या शिष्यवृत्तीची रक्कम वेळेवर… pic.twitter.com/PXsWogklrz मंत्रालयात उच्च व तंत्रशिक्षण मंत्री चंद्रकांत पाटील यांच्या अध्यक्षतेखाली अनुसूचित जाती (SC), अनुसूचित जमाती (ST), इतर मागासवर्ग (OBC),आर्थिक दुर्बल घटक (EWS) सामाजिक व शैक्षणिकदृष्ट्या मागास वर्ग (SEBC) आणि इतर सर्व प्रवर्गातील विद्यार्थ्यांच्या शिष्यवृत्तीची रक्कम शैक्षणिक संस्थांना आणि विद्यार्थ्यांना वेळेत मिळावी यासाठी कार्यपद्धतीत सुधारणा करण्यासाठी आढावा बैठक पार पडली. बैठकीला राज्यमंत्री माधुरी मिसाळ, उच्च व तंत्रशिक्षण विभागाचे अपर मुख्य सचिव बी. वेणुगोपाल रेड्डी, इतर मागास बहुजन कल्याण विभागाचे सचिव ए.बी. धुळाज, तंत्रशिक्षण विभागाचे संचालक डॉ. विनोद मोहितकर, उच्च शिक्षण विभागाचे उपसचिव अशोक मांडे, उपसचिव प्रताप लुबाळ, सहसचिव संतोष खोरगडे, सामाजिक न्याय विभागाच्या उपसचिव वर्षा देशमुख तसेच संबंधित अधिकारी उपस्थित होते. मंत्री पाटील म्हणाले, केंद्रीभूत प्रवेश प्रक्रियेशिवाय अन्य अभ्यासक्रमांच्या प्रवेशित विद्यार्थ्यांना शिष्यवृत्तीसाठी महाडीबीटी पोर्टलवर कागदपत्रे अपलोड करावी लागतात. शिष्यवृत्तीसाठी एकदा विद्यार्थ्यांकडून माहिती अपलोड केल्यानंतर नव्याने माहिती घेण्याची आवश्यकता राहणार नाही, यासाठी संबंधित विभागांनी सूक्ष्म नियोजन करावे. त्यामुळे शिष्यवृत्ती अर्जाच्या छाननीसाठी लागणाऱ्या वेळेची बचत होईल. तसेच प्रवेशीत विद्यार्थ्यांचा अचूक डेटाही उपलब्ध होईल. विद्यापीठांनीसुद्धा शिष्यवृत्तीसाठी आवश्यक असणारी कागदपत्रे पुन्हा तपासावी लागणार नाही. विद्यार्थ्यांनाही वांरवार तीच माहिती द्यावी लागणार नसल्याने त्यांच्या शिष्यवृत्ती मिळण्यातील टप्पे कमी होतील. विद्यार्थ्यांच्या बँक खात्यात शिष्यवृत्ती योजनेतील केंद्र सरकारच्या हिश्श्यापोटी येणाऱ्या 60 टक्के रक्कमेची माहिती संबंधित महाविद्यालयांना वेळेत मिळावी. यासाठी सर्व अंमलबाजवणी यंत्रणांनी विशिष्ट कार्यप्रणाली तयार करण्याच्या सूचना देत मंत्री पाटील म्हणाले की, सर्व संबंधीत विभागांनी याबाबत तातडीने कार्यवाही करावी. उच्च शिक्षण घेणाऱ्या विद्यार्थ्यांना शिष्यवृत्ती वेळेत मिळाली पाहिजे, यासाठी सामाजिक न्याय, इतर मागास बहुजन कल्याण, आदिवासी विकास विभागाने संबंधित आर्थिक वर्षाची तरतूद आणि वितरणाचे कालबद्ध नियोजन करावे. शिक्षण शुल्क नियामक प्राधिकरण यांनी केंद्रीभूत प्रवेश प्रक्रिया सुरू होण्यापूर्वी शिक्षण शुल्क निश्चिती करावी, अशा सूचनाही त्यांनी दिल्या. मुख्यमंत्री देवेंद्र फडणवीस यांनी विद्यार्थ्यांना प्रत्येक वर्षाची शिष्यवृत्ती वेळेत मिळावी, यासाठी राज्य सरकारच्या वेतन वितरण प्रणालीच्या धर्तीवर शिष्यवृत्ती वितरण प्रणाली ‘ऑटो सिस्टम’वर विकसित करावी, अशा सूचनाही मंत्री पाटील यांनी दिल्या. त्यानुसार ही कार्यवाही गतीने पूर्ण करावी आणि विद्यार्थ्यांना प्रत्येक वर्षाची शिष्यवृत्ती वेळेत मिळावी, यासाठी सूक्ष्म नियोजन करावे. शिष्यवृत्ती वेळेत मिळाल्यास विद्यार्थ्यांच्या शैक्षणिक खर्चाचा भार कुटुंबावर येत नाही. मानवीय दृष्टीकोनातून विद्यार्थ्यांचे शैक्षणिक हित लक्षात घेता या कार्यवाहीला संबंधित विभागांनी प्राधान्य द्यावे, असेही मंत्री पाटील यावेळी म्हणाले.</w:t>
+      </w:r>
+    </w:p>
+    <w:p>
+      <w:pPr>
+        <w:pStyle w:val="Heading3"/>
+      </w:pPr>
+      <w:r>
+        <w:t>Article 31</w:t>
+      </w:r>
+    </w:p>
+    <w:p>
+      <w:r>
+        <w:t>Title: महाराष्ट्रातील शासनमान्य ग्रंथालयांचे अनुदान थेट बँक खात्यात जमा करण्याची प्रक्रिया सुरू!</w:t>
+      </w:r>
+    </w:p>
+    <w:p>
+      <w:r>
+        <w:t xml:space="preserve">URL: </w:t>
+      </w:r>
+      <w:hyperlink r:id="rId39">
+        <w:r>
+          <w:rPr>
+            <w:color w:val="0000FF"/>
+          </w:rPr>
+          <w:t>https://www.lokmat.com/maharashtra/the-process-of-depositing-grants-of-government-approved-libraries-in-maharashtra-directly-into-bank-accounts-has-begun-a-a747/</w:t>
+        </w:r>
+      </w:hyperlink>
+    </w:p>
+    <w:p>
+      <w:r>
+        <w:t>Content: हिंदी | English सोमवार १३ ऑक्टोबर २०२५ FOLLOW US : शहरं व्हिडीओ सखी आणखी By ऑनलाइन लोकमत | Updated: September 19, 2025 17:36 IST2025-09-19T17:35:52+5:302025-09-19T17:36:47+5:30 राज्यातील शासनमान्य सार्वजनिक ग्रंथालयांच्या विकासासाठी शासनाकडून दिल्या जाणाऱ्या सहाय्यक परिक्षण अनुदानाचा पहिला हप्ता थेट ग्रंथालयांच्या बँक खात्यात जमा करण्याची प्रक्रिया सुरू करण्यात आली आहे, अशी माहिती उच्च व तंत्र शिक्षण मंत्री चंद्रकांत पाटील यांनी दिली. "सार्वजनिक ग्रंथालये केवळ पुस्तके ठेवण्याची ठिकाणे नसून समाजातील वाचनसंस्कृती जोपासणारी प्रेरणास्थळे आहेत.या ग्रंथालयांना वेळेवर अनुदान उपलब्ध करून देणे महत्वाचे असते.दरवर्षी सार्वजनिक ग्रंथालयांना दोन हप्त्यांमध्ये अनुदान वितरित केले जाते. यापूर्वी जिल्हा ग्रंथालय अधिकारी कार्यालयामार्फत पारंपरिक पद्धतीने अनुदान वितरण केले जात असल्याने वेळेत निधी मिळण्यात विलंब होत असे. या पार्श्वभूमीवर उच्च व तंत्र शिक्षण विभाग व ग्रंथालय संचालनालयाने संगणकाधारित “ग्रंथालय अनुदान व्यवस्थापन प्रणाली” (Library Grant Management System) विकसित करण्यात आली आहे," असे चंद्रकांत पाटील म्हणाले. या प्रणालीद्वारे अनुदानाचे वितरण प्रक्रिया पारदर्शक झाली आहे. यावर्षी पहिल्या हप्त्यासाठी शासनाने १२ सप्टेंबर २०२५ रोजीच्या शासन निर्णयानुसार निधी मंजूर केला होता. त्याअंतर्गत एकूण ८० कोटी ५३ लाख ६७ हजार इतकी देयके मंजूर करून राज्यातील १० हजार ५४६ शासनमान्य सार्वजनिक ग्रंथालयांना थेट त्यांच्या बँक खात्यात अनुदान जमा करण्यात येत आहे. या उपक्रमामुळे सर्व ग्रंथालयांना एकाचवेळी आणि वेळेत निधी उपलब्ध होत आहे. त्यामुळे ग्रंथालयांच्या विकासकामांना गती मिळेल असल्याचेही मंत्री चंद्रकांत पाटील यांनी सांगितले. FOLLOW US : Copyright © 2025 Lokmat Media Pvt Ltd</w:t>
+      </w:r>
+    </w:p>
+    <w:p>
+      <w:pPr>
+        <w:pStyle w:val="Heading3"/>
+      </w:pPr>
+      <w:r>
+        <w:t>Article 32</w:t>
       </w:r>
     </w:p>
     <w:p>
@@ -1042,7 +980,7 @@
       <w:r>
         <w:t xml:space="preserve">URL: </w:t>
       </w:r>
-      <w:hyperlink r:id="rId42">
+      <w:hyperlink r:id="rId40">
         <w:r>
           <w:rPr>
             <w:color w:val="0000FF"/>
@@ -1061,7 +999,7 @@
         <w:pStyle w:val="Heading3"/>
       </w:pPr>
       <w:r>
-        <w:t>Article 35</w:t>
+        <w:t>Article 33</w:t>
       </w:r>
     </w:p>
     <w:p>
@@ -1073,7 +1011,7 @@
       <w:r>
         <w:t xml:space="preserve">URL: </w:t>
       </w:r>
-      <w:hyperlink r:id="rId43">
+      <w:hyperlink r:id="rId41">
         <w:r>
           <w:rPr>
             <w:color w:val="0000FF"/>
@@ -1084,7 +1022,69 @@
     </w:p>
     <w:p>
       <w:r>
-        <w:t>Content: तात्या लांडगे सोलापूर : राज्यातील उच्च महाविद्यालयांमध्ये साडेपाच हजार तर विद्यापीठांमध्ये ७०० प्राध्यापकांच्या भरतीला वित्त विभागाने मान्यता दिली आहे. त्यासोबत दोन हजार ९०० शिक्षकेतर कर्मचाऱ्यांचीही भरती होईल. पुढील महिनाभरात ही संपूर्ण भरती प्रक्रिया मार्गी लागेल, अशी माहिती उच्च व तंत्रशिक्षण मंत्री चंद्रकांत पाटील यांनी ‘सकाळ’शी बोलताना दिली. महाराष्ट्राचे राज्यपाल सी. विद्यासागर राव यांनी प्राध्यापकांची भरती ‘एमपीएससी’च्या माध्यमातून व्हावी, अशी भूमिका घेतली होती. पण, विद्यापीठ अनुदान आयोगाच्या निकषांनुसार तसा कोणताही नियम नाही. दरम्यान, ८० टक्के शैक्षणिक पात्रतेनुसार व २० टक्के मुलाखतीतून पदभरतीचाही मुद्दा आला, पण त्यानुसार प्रक्रिया झाली नाही. आता सी.विद्यासागर राव उपराष्ट्रपती झाल्यानंतर आचार्य देवव्रत यांनी प्रभारी म्हणून शपथ घेतली आहे. प्राध्यापकांची भरती कशी करायची, यातील मतप्रवाहामुळे दोन वर्षे भरती प्रक्रिया लांबली. पण, आता वित्त विभागाच्या मान्यतेनंतर विद्यापीठासह उच्च महाविद्यालयांमधील प्राध्यापक व शिक्षकेतर कर्मचाऱ्यांच्या भरतीचा मार्ग मोकळा झाला आहे. अकृषिक विद्यापीठांमधील २९०० प्राध्यापकांपैकी २२०० प्राध्यापकांची भरती यापूर्वीच झाली असून उर्वरित ७०० प्राध्यापक देखील महिनाभरात भरले जाणार असल्याचे मंत्री चंद्रकांत पाटील यांनी यावेळी सांगितले. पुणे व अन्य विद्यापीठांमधील प्राध्यापक भरतीची प्रक्रिया अंतिम टप्प्यात असून पुढील १५ दिवसांत मुलाखती होऊन त्यांची भरती पूर्ण होईल, असेही ते म्हणाले. त्यातून पुण्यश्लोक अहिल्यादेवी होळकर सोलापूर विद्यापीठ व संलग्नित १०९ उच्च महाविद्यालयांमधील प्राध्यापकांची रिक्त पदे भरली जातील. कंत्राटी प्राध्यापकांसाठी ‘सीएसआर’मधून निधी अनुदानित प्राध्यापकांची भरती करूनही विद्यापीठातील विविध कॅम्पसला मनुष्यबळ कमी पडत असल्यास विनाअनुदानित तत्वावर प्राध्यापक घेतले जातात. त्यांच्या पगारासाठी विद्यापीठाने स्वनिधी वापरावा, त्यांना ५० हजार रुपयांपर्यंत फिक्स पगार असतो. तरीदेखील, विद्यापीठाला त्या कंत्राटी प्राध्यापकांच्या पगारासाठी निधी कमी पडल्यास ‘सीएसआर’ किंवा अन्य माध्यमातून फंड उभारुन मदत केली जाईल, असेही उच्च शिक्षणमंत्री श्री. पाटील यांनी स्पष्ट केले. सकाळ+ चे सदस्य व्हा ब्रेक घ्या, डोकं चालवा, कोडे सोडवा! शॉपिंगसाठी 'सकाळ प्राईम डील्स'च्या भन्नाट ऑफर्स पाहण्यासाठी क्लिक करा. Read latest Marathi news, Watch Live Streaming on Esakal and Maharashtra News. Breaking news from India, Pune, Mumbai. Get the Politics, Entertainment, Sports, Lifestyle, Jobs, and Education updates. And Live taja batmya on Esakal Mobile App. Download the Esakal Marathi news Channel app for Android and IOS. Follow Us Copyright © 2025 - Sakal Media Pvt Ltd - All rights reserved. Powered by Quintype</w:t>
+        <w:t>Content: तात्या लांडगे सोलापूर : राज्यातील उच्च महाविद्यालयांमध्ये साडेपाच हजार तर विद्यापीठांमध्ये ७०० प्राध्यापकांच्या भरतीला वित्त विभागाने मान्यता दिली आहे. त्यासोबत दोन हजार ९०० शिक्षकेतर कर्मचाऱ्यांचीही भरती होईल. पुढील महिनाभरात ही संपूर्ण भरती प्रक्रिया मार्गी लागेल, अशी माहिती उच्च व तंत्रशिक्षण मंत्री चंद्रकांत पाटील यांनी ‘सकाळ’शी बोलताना दिली. महाराष्ट्राचे राज्यपाल सी. विद्यासागर राव यांनी प्राध्यापकांची भरती ‘एमपीएससी’च्या माध्यमातून व्हावी, अशी भूमिका घेतली होती. पण, विद्यापीठ अनुदान आयोगाच्या निकषांनुसार तसा कोणताही नियम नाही. दरम्यान, ८० टक्के शैक्षणिक पात्रतेनुसार व २० टक्के मुलाखतीतून पदभरतीचाही मुद्दा आला, पण त्यानुसार प्रक्रिया झाली नाही. आता सी.विद्यासागर राव उपराष्ट्रपती झाल्यानंतर आचार्य देवव्रत यांनी प्रभारी म्हणून शपथ घेतली आहे. प्राध्यापकांची भरती कशी करायची, यातील मतप्रवाहामुळे दोन वर्षे भरती प्रक्रिया लांबली. पण, आता वित्त विभागाच्या मान्यतेनंतर विद्यापीठासह उच्च महाविद्यालयांमधील प्राध्यापक व शिक्षकेतर कर्मचाऱ्यांच्या भरतीचा मार्ग मोकळा झाला आहे. अकृषिक विद्यापीठांमधील २९०० प्राध्यापकांपैकी २२०० प्राध्यापकांची भरती यापूर्वीच झाली असून उर्वरित ७०० प्राध्यापक देखील महिनाभरात भरले जाणार असल्याचे मंत्री चंद्रकांत पाटील यांनी यावेळी सांगितले. पुणे व अन्य विद्यापीठांमधील प्राध्यापक भरतीची प्रक्रिया अंतिम टप्प्यात असून पुढील १५ दिवसांत मुलाखती होऊन त्यांची भरती पूर्ण होईल, असेही ते म्हणाले. त्यातून पुण्यश्लोक अहिल्यादेवी होळकर सोलापूर विद्यापीठ व संलग्नित १०९ उच्च महाविद्यालयांमधील प्राध्यापकांची रिक्त पदे भरली जातील. कंत्राटी प्राध्यापकांसाठी ‘सीएसआर’मधून निधी अनुदानित प्राध्यापकांची भरती करूनही विद्यापीठातील विविध कॅम्पसला मनुष्यबळ कमी पडत असल्यास विनाअनुदानित तत्वावर प्राध्यापक घेतले जातात. त्यांच्या पगारासाठी विद्यापीठाने स्वनिधी वापरावा, त्यांना ५० हजार रुपयांपर्यंत फिक्स पगार असतो. तरीदेखील, विद्यापीठाला त्या कंत्राटी प्राध्यापकांच्या पगारासाठी निधी कमी पडल्यास ‘सीएसआर’ किंवा अन्य माध्यमातून फंड उभारुन मदत केली जाईल, असेही उच्च शिक्षणमंत्री श्री. पाटील यांनी स्पष्ट केले. सकाळ+ चे सदस्य व्हा ब्रेक घ्या, डोकं चालवा, कोडे सोडवा! शॉपिंगसाठी 'सकाळ प्राईम डील्स'च्या भन्नाट ऑफर्स पाहण्यासाठी क्लिक करा. Read latest Marathi news, Watch Live Streaming on Esakal and Maharashtra News. Breaking news from India, Pune, Mumbai. Get the Politics, Entertainment, Sports, Lifestyle, Jobs, and Education updates, मराठी ताज्या बातम्या, मराठी ब्रेकिंग न्यूज, मराठी ताज्या घडामोडी. And Live taja batmya on Esakal Mobile App. Download the Esakal Marathi news Channel app for Android and IOS. Follow Us Copyright © 2025 - Sakal Media Pvt Ltd - All rights reserved. Powered by Quintype</w:t>
+      </w:r>
+    </w:p>
+    <w:p>
+      <w:pPr>
+        <w:pStyle w:val="Heading3"/>
+      </w:pPr>
+      <w:r>
+        <w:t>Article 34</w:t>
+      </w:r>
+    </w:p>
+    <w:p>
+      <w:r>
+        <w:t>Title: Pune: घर ते मेट्रो स्थानक प्रवास होणार मोफत; शटल बससेवा सुरू, थांबे अन् कोणत्या वेळेत धावणार?</w:t>
+      </w:r>
+    </w:p>
+    <w:p>
+      <w:r>
+        <w:t xml:space="preserve">URL: </w:t>
+      </w:r>
+      <w:hyperlink r:id="rId42">
+        <w:r>
+          <w:rPr>
+            <w:color w:val="0000FF"/>
+          </w:rPr>
+          <w:t>https://saamtv.esakal.com/mumbai-pune/pune-kothrud-gets-free-metro-shuttle-smooth-travel-from-station-to-home-bdk97</w:t>
+        </w:r>
+      </w:hyperlink>
+    </w:p>
+    <w:p>
+      <w:r>
+        <w:t>Content: कोथरूडमध्ये मेट्रो स्थानक ते घर मोफत शटल बससेवा सुरू. मंत्री चंद्रकांत पाटील यांच्या पुढाकारातून हा उपक्रम राबवला. सोमवार ते शनिवार सकाळ-संध्याकाळ ठराविक वेळेत बससेवा उपलब्ध. नागरिकांना आरामदायी प्रवास आणि सार्वजनिक वाहतुकीला चालना मिळणार. आता पुणेकरांचा प्रवास अधिक सुखकर होणार आहे. कारण कोथरूडमध्ये मेट्रो स्थानक ते घर प्रवास करणाऱ्यांना मोफत बससेवेचा लाभ मिळणार आहे. राज्याचे उच्च व तंत्रशिक्षण मंत्री चंद्रकांत पाटील यांच्या पुढाकारातून कोथरूडमध्ये मोफत शटल बससेवा सुरु करण्यात आली आहे. यामुळे नागरिकांना नक्कीच याचा फायदा होईल. मेट्रो स्थानक ते घर हा प्रवास अधिक सुखकर व्हावा आणि सार्वजनिक वाहतुकीचा प्रसार व्हावा, या उद्देशानं मंत्री चंद्रकांत पाटील यांच्या पुढाकारानं नवीन शटल बससेवा सुरू करण्यात आली आहे. ही बससेवा कोथरूडमध्ये सुरू कऱण्यात आली आहे. या बससेवेचे लोकार्पण चंद्रकांत पाटील आणि पुणे मेट्रोचे व्यवस्थापकीय संचालक श्रावण हर्डीकर यांच्या उपस्थितीत करण्यात आले. सोमवार ते शनिवार ही सेवा सुरू राहणार असून, नागरिकांच्या मागणीनुसार बसचे थांबे निश्चित करण्यात आले आहे. या सेवेमुळे कोथरूडकरांना आधुनिक, सुरक्षित आणि आरामदायी सार्वजनिक वाहतूक उपलब्ध होईल, असं पुणे मेट्रोचे व्यवस्थापकीय संचालक श्रावण हर्डीकर यांनी सांगितले. पुणे आणि पिंपरी-चिंचवड शहरात मेट्रो सेवा सुरू झाल्यामुळे वेळ आणि पैशांमध्ये बचत होऊ लागली. घरापासून मेट्रोस्थानकापर्यंत ये-जा करण्यासाठी आवश्यक सुविधा उपलब्ध नसल्यामुळे अनेकजण या सुविधेकडे दुर्लक्ष करीत होते. त्यामुळे मेट्रोचा वापर अधिकाधिक व्हावा, सार्वजनिक वाहतुकीला प्राधान्य मिळावे आणि खासगी वाहने रस्त्यावर येऊ नये आणि वाहतूक कोंडी होऊ नये या उद्देशाने चंद्रकांत पाटील यांनी लोकसहभागातून मोफत शटल बससेवा सुरू केली आहे. अशी असेल मोफत शटल बससेवा राजाराम पूल-माळवे चौक, वनदेवी- कर्वेनगर, डहाणूकर- कर्वे पुतळा- करिश्मा चौक- एसएनडीटी मार्गावर रोज सकाळी ८.३० ते १ आणि सायंकाळी ४ ते ८ वेळेत सुरु असणार आहे. सकाळ+चे सदस्य व्हा शॉपिंगसाठी 'सकाळ प्राईम डील्स'च्या भन्नाट ऑफर्स पाहण्यासाठी क्लिक करा. Read Marathi news and watch Live TV. Breaking news from Maharashtra, India, Pune, Mumbai, Politics, Entertainment, Sports, Lifestyle at SaamTV. Get Live Marathi news on Mobile. Download the Saam Tv app for Android and IOS. Follow Us Copyright © 2025 Sakal Media Group – All Rights Reserved Powered by Quintype</w:t>
+      </w:r>
+    </w:p>
+    <w:p>
+      <w:pPr>
+        <w:pStyle w:val="Heading3"/>
+      </w:pPr>
+      <w:r>
+        <w:t>Article 35</w:t>
+      </w:r>
+    </w:p>
+    <w:p>
+      <w:r>
+        <w:t>Title: Dada Bhuse : उर्दू शाळांचा सर्वांगीण विकास करणार</w:t>
+      </w:r>
+    </w:p>
+    <w:p>
+      <w:r>
+        <w:t xml:space="preserve">URL: </w:t>
+      </w:r>
+      <w:hyperlink r:id="rId43">
+        <w:r>
+          <w:rPr>
+            <w:color w:val="0000FF"/>
+          </w:rPr>
+          <w:t>https://pudhari.news/maharashtra/north-maharashtra/nashik/malegaon-development-of-urdu-schools-dada-bhuse-np88</w:t>
+        </w:r>
+      </w:hyperlink>
+    </w:p>
+    <w:p>
+      <w:r>
+        <w:t>Content: Malegaon development of Urdu schools Dada Bhuse मालेगाव : पुढारी वृत्तसेवा विद्यार्थ्यांना आनंददायी, गुणवत्तापूर्ण व रोजगाराभिमुख शिक्षण देण्याबरोबरच विद्यार्थ्यांच्या आरोग्याला प्राधान्य देण्यात येत आहे. यासाठी शिक्षण विभागाच्या माध्यमातून विविध योजना व उपक्रम राबविण्यात येत आहेत. विविध योजना व उपक्रमांच्या माध्यमातून विद्यार्थ्यांचा व उर्दू शाळांच्या सर्वांगीण विकासासाठी प्रयत्न करणार असल्याचे प्रतिपादन शालेय शिक्षणमंत्री दादा भुसे यांनी केले. महानगरपालिकेच्या सभागृहामध्ये उर्दू शाळांबाबत आयोजित आढावा बैठकीत ते बोलत होते. यावेळी आमदार मुफ्ती मोहम्मद इस्माईल, आयुक्त रवींद्र जाधव, अतिरिक्त आयुक्त नूतन खाडे, उपायुक्त गणेश शिंदे, प्रशासनाधिकारी चंद्रकांत पाटील यांच्यासह सर्व मुख्याध्यापक, शिक्षक व शिक्षिका उपस्थित होत्या. या बैठकीत उर्दू शाळांच्या वर्तमान स्थितीचा आढावा घेण्यात आला. विद्यार्थ्यांना आवडीच्या क्षेत्रात प्रोत्साहन देण्यासाठी शिक्षकांनी कलागुणांना वाव देणाऱ्या उपाययोजना कराव्यात. स्पर्धेच्या युगात टिकण्यासाठी अत्याधुनिक शिक्षण, ई- सुविधा आणि कौशल्यपूर्ण शिक्षण देण्यात येईल. शाळेतील विद्यार्थ्यांची आरोग्य तपासणी वेळोवेळी करावी. स्वच्छतेचे महत्त्व पटवून देण्यासाठी परिसर स्वच्छ ठेवावा. स्वतंत्र स्वच्छतागृह, पिण्याचे पाणी, आरोग्य सुविधा आदी सोयी-सुविधा उपलब्ध कराव्यात. शाळेच्या परिसरातील अतिक्रमणे काढण्यासाठी तत्काळ कारवाई करावी. शाळा इमारतींचे ऑडिट करून आवश्यक सोयी-सुविधांसाठी प्रस्ताव सादर करावेत. पालकांशी समन्वय ठेवून विद्यार्थ्यांच्या समस्यांचे निराकरण करावे. नियमित संवादासाठी विद्यार्थी पालक शिक्षक मेळावे आणि वार्षिक स्नेहसंमेलन आयोजित करावे. पालकांनी मुलांशी नियमित संवाद साधावा, अशा सूचना मंत्री भुसे यांनी संबंधित अधिकाऱ्यांना दिल्या. शिक्षक हे विद्यार्थ्यांना ज्ञानदानाचे काम समर्पित भावनेने करतात. शाळेतील शिक्षक, शाळा व विद्यार्थ्यांना आवश्यक त्या सुविधा देण्यासाठी महानगरपालिकेच्या माध्यमातून उपाययोजना करण्यात येत असल्याचे आमदार मुफ्ती मोहम्मद इस्माईल यांनी स्पष्ट केले. महानगरपालिका आयुक्त रवींद्र जाधव यांनी शिक्षक व शाळेच्या विविध समस्या जाणून घेतल्या व त्या सोडविण्यासाठी आवश्यक त्या उपाययोजना करण्यात येतील, असे त्यांनी सांगितले. प्रास्ताविकात प्रशासनाधिकारी चंद्रकांत पाटील यांनी महानगरपालिका क्षेत्रातील शाळांसाठी राबविले जात असलेले उपक्रम, विविध योजना व शाळांना देण्यात येणाऱ्या विविध सुविधांची माहिती दिली. आढावा बैठकीपूर्वी झालेल्या पालक मेळाव्यात भुसे यांनी पालकांशी संवाद साधला. त्यांच्या अडचणी जाणून घेतल्या. यावेळी विद्यार्थ्यांना शैक्षणिक साहित्य वाटप करण्यात आले. मुख्याध्यापक व शिक्षकांकडून शिष्यवृत्ती, सेवानिवृत्त शिक्षकांच्या समस्या, युनिफॉर्म (युडाईस), वीज-पाणी, इमारत, सीसीटीव्ही, शाळा कंपाउंड, शिक्षकांच्या पदोन्नती, पदे भरणे आदी समस्या जाणून घेतल्या. या सर्व समस्या सोडविण्यासाठी प्रयत्न करण्यात येतील, असे आश्वासन मंत्री भुसे यांनी दिले. 'Pudhari' is excited to announce the relaunch of its Android and iOS apps. Stay updated with the latest news at your fingertips. Android and iOS Download now and stay updated, anytime, anywhere. Pudhari Publications Private Limited</w:t>
       </w:r>
     </w:p>
     <w:p>
@@ -1115,7 +1115,7 @@
     </w:p>
     <w:p>
       <w:r>
-        <w:t>Content: First Educational Webportal eduvarta@gmail.com Oct 5, 2025 0 eduvarta@gmail.com Oct 5, 2025 0 eduvarta@gmail.com Oct 5, 2025 0 eduvarta@gmail.com Oct 5, 2025 0 eduvarta@gmail.com Oct 5, 2025 0 eduvarta@gmail.com Oct 5, 2025 0 eduvarta@gmail.com Oct 4, 2025 0 eduvarta@gmail.com Oct 4, 2025 0 eduvarta@gmail.com Oct 4, 2025 0 eduvarta@gmail.com Oct 4, 2025 0 eduvarta@gmail.com Aug 30, 2025 0 eduvarta@gmail.com Jun 28, 2025 0 eduvarta@gmail.com Jun 28, 2025 0 eduvarta@gmail.com Jun 26, 2025 0 eduvarta@gmail.com Jun 25, 2025 0 eduvarta@gmail.com Sep 30, 2025 0 eduvarta@gmail.com Sep 8, 2025 0 eduvarta@gmail.com Aug 30, 2025 0 eduvarta@gmail.com Jun 16, 2025 0 eduvarta@gmail.com Jun 5, 2025 0 eduvarta@gmail.com Oct 2, 2025 0 eduvarta@gmail.com Sep 14, 2025 0 eduvarta@gmail.com Sep 13, 2025 0 eduvarta@gmail.com Sep 6, 2025 0 eduvarta@gmail.com Aug 20, 2025 0 eduvarta@gmail.com Mar 8, 2025 0 eduvarta@gmail.com Jan 18, 2025 0 eduvarta@gmail.com Jan 4, 2025 0 eduvarta@gmail.com Dec 3, 2024 0 eduvarta@gmail.com May 12, 2024 0 eduvarta@gmail.com Aug 16, 2025 0 eduvarta@gmail.com Jun 11, 2025 0 eduvarta@gmail.com Jun 10, 2025 0 eduvarta@gmail.com Jun 3, 2025 0 eduvarta@gmail.com May 31, 2025 0 eduvarta@gmail.com Sep 8, 2025 0 eduvarta@gmail.com Jul 5, 2025 0 eduvarta@gmail.com Jun 30, 2025 0 eduvarta@gmail.com Dec 16, 2024 0 eduvarta@gmail.com Jul 18, 2024 0 First Educational Webportal शिक्षण स्पर्धा परीक्षा युथ संशोधन /लेख शिक्षण एज्युवार्ता न्यूज नेटवर्क PHD विद्यार्थ्यांच्या फेलोशीपच्या मागणीसाठी आंदोलन करणाऱ्या संशोधक विद्यार्थ्यांनी राज्याचे उच्च व तंत्र शिक्षण मंत्री चंद्रकांत पाटील (Chandrakant patil, higher and technical education minister of maharashtra)यांच्याशी चर्चा केल्यानंतर पुण्यातील गुडलक चौक येथे सुरू केलेले आंदोलन स्थगित करण्याचा निर्णय घेतला.मात्र,सध्या आंदोलन स्थगित झाले असले तरी शासनाकडून संशोधक विद्यार्थ्यांना पीएचडी साठी निधी उपलब्ध करून दिला जाणार का? असा प्रश्न उपस्थित होत आहे. सारथी, बार्टी, महाज्योती, अमृत, आर्टी (Sarthi, Barti, Mahajyoti, Amrut, Arti)आदी संस्थांच्या शिष्यवृत्तीसाठी संशोधक विद्यार्थी समन्वय कृती समितीच्या वतीने डेक्कन चौकात आंदोलन सुरु होते. त्यावर मार्ग काढण्यासाठी समितीच्या शिष्टमंडाळाने चंद्रकांत पाटील यांची भेट घेऊन त्यांच्याशी चर्चा केली. सकारात्मक चर्चेनंतर विद्यार्थ्यांच्या मागण्यांबाबत त्यांनी मंत्रालय स्तरावर पाठपुरावा करण्याचे आश्वासन कृती समितीला दिले. या आश्वासनानंतर आंदोलन मागे घेण्याचा निर्णय समन्वय कृती समितीने घेतला. या प्रसंगी उपमुख्यमंत्री एकनाथ शिंदे यांच्याशी दूरध्वनीवरुन संपर्क साधून मंत्रालयात मुख्य सचिवांसोबत बैठक घेऊन मार्ग काढण्याबाबत चर्चा झाली. यावेळी युवासेना नेते किरण साळी, नितीन आंधळे, पूजा झोळे, विद्यार्थी भारत पवार, अंकुश चौगुले, परिमल कुंभार, अभाविपचे राधेय बाहेगव्हाणकर, अलोक पवार, सई थोपटे आदी विद्यार्थी उपस्थित होते. येत्या २३ सप्टेंबर २०२५ रोजी मंत्री मंडळाच्या बैठकीसाठी कृषी संशोधक विद्यार्थी समन्वय कृती समितीच्या वतीने काही प्रतिनिधी सोबत चर्चा करून अंतिम सकारात्मक निर्णय कृषी संशोधकांच्या अधिछात्रवृत्ती संदर्भात घेण्यात येईल,असे उप मुख्यमंत्री एकनाथ शिंदे व उच्च शिक्षण मंत्री चंद्रकांत पाटील यांनी आश्वासित केले. कृषी संशोधक विद्यार्थ्यांनी सरकारकडून सकारात्मकपणे त्यांच्या मागण्या पूर्ण होतील,अशी आशा व्यक्त केली. कृषी साठी प्रत्येकी १०० जागा प्रत्येक संस्थेसाठी राखीव ठेवाव्यात. संस्थेमार्फत जर मागण्या मान्य झाल्या नाही तर बुधवारी 24 सप्टेंबर पासून विद्यार्थी पुन्हा उपोषणाला बसतील, असा सर्वानुमते निर्णय घेण्यात आला असल्याचे कृषी संशोधक विद्यार्थी समन्वय कृती समितीतर्फे कळाव्यात आले आहे. पीएचडी संशोधक विद्यार्थ्यांच्या काय आहेत भावना पाहा व्हीडिओ - Previous Article Next Article eduvarta@gmail.com eduvarta@gmail.com Jul 8, 2023 0 eduvarta@gmail.com Jun 21, 2023 0 eduvarta@gmail.com May 11, 2023 0 eduvarta@gmail.com Jun 16, 2023 0 eduvarta@gmail.com Aug 21, 2023 0 eduvarta@gmail.com Oct 7, 2023 0 eduvarta@gmail.com Sep 30, 2025 0 eduvarta@gmail.com Sep 28, 2025 0 eduvarta@gmail.com Sep 29, 2025 0 eduvarta@gmail.com Sep 28, 2025 0 eduvarta@gmail.com Sep 29, 2025 0 eduvarta@gmail.com Oct 5, 2025 0 eduvarta@gmail.com Oct 5, 2025 0 eduvarta@gmail.com Oct 5, 2025 0 eduvarta@gmail.com Oct 5, 2025 0 eduvarta@gmail.com Oct 5, 2025 0 eduvarta@gmail.com Sep 8, 2025 0 स्त्री साक्षर झाली की ती केवळ आपले आयुष्य उजळवत नाही, तर कुटुंबाचा पाया मजबूत करते,... eduvarta@gmail.com Jul 18, 2024 0 eduvarta@gmail.com Oct 4, 2025 0 ही भरती प्रक्रिया भरती प्रक्रिया सुरू झाली असून यासाठी अर्ज करण्याची अंतिम मुदत... eduvarta@gmail.com May 19, 2023 0 पुण्यातील अण्णासाहेब मगर महाविद्यालयात ‘ए. एम. एम. स्पोर्ट्स कार्निवल २०२३’ अंतर्गत... eduvarta@gmail.com May 15, 2025 0 ही जत्रा २२ ते २५ मे या कालावधीत गणेश कला क्रीडा मंच, स्वारगेट येथे अनुभवता येणार... eduvarta@gmail.com Jun 26, 2025 0 निकाल डाउनलोड करण्यायोग्य PDF म्हणून उपलब्ध आहे आणि निकाल पाहण्यासाठी लॉगिन क्रेडेन्शियल्सची... eduvarta@gmail.com Oct 4, 2025 0 हा एक प्रकारचा माहिती चोरण्याचा प्रयत्न असू शकतो उमेदवारांनी अशा ठिकाणी वैयक्तिक... eduvarta@gmail.com Nov 3, 2023 0 छत्रपती संभाजीनगर येथे क्रीडा विद्यापीठ स्थापन करण्याचा निर्णय राज्य सरकारने घेतला... eduvarta@gmail.com Aug 30, 2025 0 केंद्र शासनाने २०२२-२७ या कालावधीसाठी सुरू केलेल्या या उपक्रमाने महाराष्ट्रात २०२३-२४... eduvarta@gmail.com Mar 28, 2024 0 २००० सालच्या तुलनेत २०२२ साली सुशिक्षित बेरोजगारांची संख्या जवळजवळ दुपटीने वाढून... हो नाही सांगता येत नाही Vote View Results Total Vote: 3911 View Options Eduvarta News एज्युवार्ता न्यूज २०२३</w:t>
+        <w:t>Content: First Educational Webportal eduvarta@gmail.com Oct 12, 2025 0 eduvarta@gmail.com Oct 12, 2025 0 eduvarta@gmail.com Oct 12, 2025 0 eduvarta@gmail.com Oct 12, 2025 0 eduvarta@gmail.com Oct 11, 2025 0 eduvarta@gmail.com Oct 12, 2025 0 eduvarta@gmail.com Oct 11, 2025 0 eduvarta@gmail.com Oct 11, 2025 0 eduvarta@gmail.com Oct 10, 2025 0 eduvarta@gmail.com Oct 10, 2025 0 eduvarta@gmail.com Oct 6, 2025 0 eduvarta@gmail.com Aug 30, 2025 0 eduvarta@gmail.com Jun 28, 2025 0 eduvarta@gmail.com Jun 28, 2025 0 eduvarta@gmail.com Jun 26, 2025 0 eduvarta@gmail.com Sep 30, 2025 0 eduvarta@gmail.com Sep 8, 2025 0 eduvarta@gmail.com Aug 30, 2025 0 eduvarta@gmail.com Jun 16, 2025 0 eduvarta@gmail.com Jun 5, 2025 0 eduvarta@gmail.com Oct 2, 2025 0 eduvarta@gmail.com Sep 14, 2025 0 eduvarta@gmail.com Sep 13, 2025 0 eduvarta@gmail.com Sep 6, 2025 0 eduvarta@gmail.com Aug 20, 2025 0 eduvarta@gmail.com Mar 8, 2025 0 eduvarta@gmail.com Jan 18, 2025 0 eduvarta@gmail.com Jan 4, 2025 0 eduvarta@gmail.com Dec 3, 2024 0 eduvarta@gmail.com May 12, 2024 0 eduvarta@gmail.com Aug 16, 2025 0 eduvarta@gmail.com Jun 11, 2025 0 eduvarta@gmail.com Jun 10, 2025 0 eduvarta@gmail.com Jun 3, 2025 0 eduvarta@gmail.com May 31, 2025 0 eduvarta@gmail.com Sep 8, 2025 0 eduvarta@gmail.com Jul 5, 2025 0 eduvarta@gmail.com Jun 30, 2025 0 eduvarta@gmail.com Dec 16, 2024 0 eduvarta@gmail.com Jul 18, 2024 0 First Educational Webportal शिक्षण स्पर्धा परीक्षा युथ संशोधन /लेख शिक्षण एज्युवार्ता न्यूज नेटवर्क PHD विद्यार्थ्यांच्या फेलोशीपच्या मागणीसाठी आंदोलन करणाऱ्या संशोधक विद्यार्थ्यांनी राज्याचे उच्च व तंत्र शिक्षण मंत्री चंद्रकांत पाटील (Chandrakant patil, higher and technical education minister of maharashtra)यांच्याशी चर्चा केल्यानंतर पुण्यातील गुडलक चौक येथे सुरू केलेले आंदोलन स्थगित करण्याचा निर्णय घेतला.मात्र,सध्या आंदोलन स्थगित झाले असले तरी शासनाकडून संशोधक विद्यार्थ्यांना पीएचडी साठी निधी उपलब्ध करून दिला जाणार का? असा प्रश्न उपस्थित होत आहे. सारथी, बार्टी, महाज्योती, अमृत, आर्टी (Sarthi, Barti, Mahajyoti, Amrut, Arti)आदी संस्थांच्या शिष्यवृत्तीसाठी संशोधक विद्यार्थी समन्वय कृती समितीच्या वतीने डेक्कन चौकात आंदोलन सुरु होते. त्यावर मार्ग काढण्यासाठी समितीच्या शिष्टमंडाळाने चंद्रकांत पाटील यांची भेट घेऊन त्यांच्याशी चर्चा केली. सकारात्मक चर्चेनंतर विद्यार्थ्यांच्या मागण्यांबाबत त्यांनी मंत्रालय स्तरावर पाठपुरावा करण्याचे आश्वासन कृती समितीला दिले. या आश्वासनानंतर आंदोलन मागे घेण्याचा निर्णय समन्वय कृती समितीने घेतला. या प्रसंगी उपमुख्यमंत्री एकनाथ शिंदे यांच्याशी दूरध्वनीवरुन संपर्क साधून मंत्रालयात मुख्य सचिवांसोबत बैठक घेऊन मार्ग काढण्याबाबत चर्चा झाली. यावेळी युवासेना नेते किरण साळी, नितीन आंधळे, पूजा झोळे, विद्यार्थी भारत पवार, अंकुश चौगुले, परिमल कुंभार, अभाविपचे राधेय बाहेगव्हाणकर, अलोक पवार, सई थोपटे आदी विद्यार्थी उपस्थित होते. येत्या २३ सप्टेंबर २०२५ रोजी मंत्री मंडळाच्या बैठकीसाठी कृषी संशोधक विद्यार्थी समन्वय कृती समितीच्या वतीने काही प्रतिनिधी सोबत चर्चा करून अंतिम सकारात्मक निर्णय कृषी संशोधकांच्या अधिछात्रवृत्ती संदर्भात घेण्यात येईल,असे उप मुख्यमंत्री एकनाथ शिंदे व उच्च शिक्षण मंत्री चंद्रकांत पाटील यांनी आश्वासित केले. कृषी संशोधक विद्यार्थ्यांनी सरकारकडून सकारात्मकपणे त्यांच्या मागण्या पूर्ण होतील,अशी आशा व्यक्त केली. कृषी साठी प्रत्येकी १०० जागा प्रत्येक संस्थेसाठी राखीव ठेवाव्यात. संस्थेमार्फत जर मागण्या मान्य झाल्या नाही तर बुधवारी 24 सप्टेंबर पासून विद्यार्थी पुन्हा उपोषणाला बसतील, असा सर्वानुमते निर्णय घेण्यात आला असल्याचे कृषी संशोधक विद्यार्थी समन्वय कृती समितीतर्फे कळाव्यात आले आहे. पीएचडी संशोधक विद्यार्थ्यांच्या काय आहेत भावना पाहा व्हीडिओ - Previous Article Next Article eduvarta@gmail.com eduvarta@gmail.com Aug 11, 2023 0 eduvarta@gmail.com Feb 11, 2023 0 eduvarta@gmail.com Apr 19, 2023 0 eduvarta@gmail.com Aug 24, 2023 0 eduvarta@gmail.com Aug 9, 2023 0 eduvarta@gmail.com Jun 26, 2023 0 eduvarta@gmail.com Oct 11, 2025 0 eduvarta@gmail.com Oct 6, 2025 0 eduvarta@gmail.com Oct 10, 2025 0 eduvarta@gmail.com Oct 11, 2025 0 eduvarta@gmail.com Oct 6, 2025 0 eduvarta@gmail.com Oct 12, 2025 0 eduvarta@gmail.com Oct 12, 2025 0 eduvarta@gmail.com Oct 12, 2025 0 eduvarta@gmail.com Oct 12, 2025 0 eduvarta@gmail.com Oct 12, 2025 0 eduvarta@gmail.com Jun 13, 2025 0 "देशात पारदर्शकता, आर्थिक शिस्त आणि विकासाच्या मूलभूत गोष्टी रुजविण्याचे काम सीए... eduvarta@gmail.com Oct 10, 2025 0 युपीएससी मेन्स दिलीय नीट बोला.. तु शहानपणा करू नको जास्त, सातबारा दाखव, कॅरेक्टर... eduvarta@gmail.com Aug 20, 2025 0 विद्यापीठाच्या व्यवस्थापन परिषद सदस्य प्रा. डॉ. धोंडीराम पवार यांच्या अध्यक्षतेखाली... eduvarta@gmail.com May 10, 2023 0 राज्यात फुटबॉल खेळाचा प्रचार व प्रसार करण्यासाठी राज्य शासन पावले उचलत आहे. याचाच... eduvarta@gmail.com Mar 28, 2024 0 २००० सालच्या तुलनेत २०२२ साली सुशिक्षित बेरोजगारांची संख्या जवळजवळ दुपटीने वाढून... eduvarta@gmail.com May 29, 2025 0 परराष्ट्र मंत्री मार्को रुबियो यांनी एका आदेशात म्हटले आहे की सर्व दूतावासांनी पुढील... eduvarta@gmail.com Jul 18, 2024 0 eduvarta@gmail.com May 17, 2025 0 eduvarta@gmail.com Jun 3, 2025 0 परराष्ट्र मंत्री रुबियो यांनी हार्वर्ड विद्यापीठात शिक्षण घेण्यासाठी येणाऱ्या कोणत्याही... eduvarta@gmail.com Jun 28, 2025 0 RRB तंत्रज्ञ अर्जासाठी ऑनलाइन नोंदणीकरिता उमेदवारांना अलीकडील पासपोर्ट आकाराच्या... हो नाही सांगता येत नाही Vote View Results Total Vote: 3920 View Options Eduvarta News एज्युवार्ता न्यूज २०२३</w:t>
       </w:r>
     </w:p>
     <w:p>
@@ -1190,7 +1190,7 @@
     </w:p>
     <w:p>
       <w:r>
-        <w:t>Title: भारत- अमेरिका संबंध निर्णायक टप्यावर, काय असणार अजेंडा?</w:t>
+        <w:t>Title: Maharashtra Govt Job: महाराष्ट्र सरकारची मोठी घोषणा; राज्यात 5,500 शिक्षकांची होणार नियुक्ती</w:t>
       </w:r>
     </w:p>
     <w:p>
@@ -1202,13 +1202,13 @@
           <w:rPr>
             <w:color w:val="0000FF"/>
           </w:rPr>
-          <w:t>https://www.navarashtra.com/maharashtra/marathi-breaking-news-today-live-updates-on-22-september-2025-breaking-marathi-batmya-997787.html</w:t>
+          <w:t>https://deshonnati.com/maharashtra-govt-job-5500-teachers-will-be-appointed/</w:t>
         </w:r>
       </w:hyperlink>
     </w:p>
     <w:p>
       <w:r>
-        <w:t>Content: आजच्या घडामोडी जाणून घ्या एका क्लिकवर गेल्या काही महिन्यांत भारत-अमेरिका संबंधांमध्ये थोडीशी दरी निर्माण झाली आहे. दोन्ही देशांतील व्यापारी तणाव, शुल्कवाढ, तसेच व्हिसा धोरणांवरून वाढलेला असंतोष याच्या पार्श्वभूमीवर ही भेट विशेष महत्त्वाची ठरणार आहे. सूत्रांच्या माहितीनुसार, दोन्ही देशांतील वाढलेली मतभेदांची दरी भरून काढण्याचा हा एक टप्पा असेल. वाचा अधिक सविस्तर बातमी 22 Sep 2025 07:33 PM (IST) 22 Sep 2025 07:33 PM (IST) Metro 3 चे बांधकाम पूर्ण, सीएसएमटी, चर्चगेट, मंत्रालयही जोडलं जाणार, कुठून आणि कसा असेल मार्ग? बहुचर्चित मेट्रो ३ पूर्ण झाल्यानंतर पश्चिम मुंबईत उत्तर-दक्षिण जोडणी दृश्यमान झाली आहे. हा मार्ग पूर्ण झाला आहे, जो प्रवाशांना मेट्रो अंडरग्राउंडद्वारे थेट दक्षिण टोकावर घेऊन जाईल. यामुळे दक्षिण मुंबईतील रहिवाशांना प्रवास सोपा होईल. याव्यतिरिक्त, उत्तर-मध्य मुंबईहून दक्षिण मुंबईला जाणाऱ्यांनाही याचा फायदा होईल. सुरुवातीला SEEPZ-BKC-Collab लाईन म्हणून ओळखली जाणारी ही मेट्रो सध्या जोगेश्वरी-विक्रोळी लिंक रोडवरून JVLR-SEEPZ आरे कॉलनी-विमानतळ-BKC-दादर-सिद्धिविनायक मंदिर-वरळी पर्यंत धावते आणि आता, तिच्या अंतिम टप्प्यात, ती नेहरू विज्ञान केंद्र-महालक्ष्मी-कालबादेवी-CSMT-चर्चगेट-मंत्रालय-कफ परेड या मार्गावरून धावेल. हा टप्पा लवकरच सुरू होणार आहे. हे उत्तर-मध्य मुंबईतील आरे आणि SEEPZ ला दक्षिण मुंबईतील कफ परेडशी जोडेल, ज्यामुळे अनेक मार्गांवर प्रवास करणे अधिक सोयीस्कर होणार आहे. बहुचर्चित मेट्रो ३ पूर्ण झाल्यानंतर पश्चिम मुंबईत उत्तर-दक्षिण जोडणी दृश्यमान झाली आहे. हा मार्ग पूर्ण झाला आहे, जो प्रवाशांना मेट्रो अंडरग्राउंडद्वारे थेट दक्षिण टोकावर घेऊन जाईल. यामुळे दक्षिण मुंबईतील रहिवाशांना प्रवास सोपा होईल. याव्यतिरिक्त, उत्तर-मध्य मुंबईहून दक्षिण मुंबईला जाणाऱ्यांनाही याचा फायदा होईल. सुरुवातीला SEEPZ-BKC-Collab लाईन म्हणून ओळखली जाणारी ही मेट्रो सध्या जोगेश्वरी-विक्रोळी लिंक रोडवरून JVLR-SEEPZ आरे कॉलनी-विमानतळ-BKC-दादर-सिद्धिविनायक मंदिर-वरळी पर्यंत धावते आणि आता, तिच्या अंतिम टप्प्यात, ती नेहरू विज्ञान केंद्र-महालक्ष्मी-कालबादेवी-CSMT-चर्चगेट-मंत्रालय-कफ परेड या मार्गावरून धावेल. हा टप्पा लवकरच सुरू होणार आहे. हे उत्तर-मध्य मुंबईतील आरे आणि SEEPZ ला दक्षिण मुंबईतील कफ परेडशी जोडेल, ज्यामुळे अनेक मार्गांवर प्रवास करणे अधिक सोयीस्कर होणार आहे. बहुचर्चित मेट्रो ३ पूर्ण झाल्यानंतर पश्चिम मुंबईत उत्तर-दक्षिण जोडणी दृश्यमान झाली आहे. हा मार्ग पूर्ण झाला आहे, जो प्रवाशांना मेट्रो अंडरग्राउंडद्वारे थेट दक्षिण टोकावर घेऊन जाईल. यामुळे दक्षिण मुंबईतील रहिवाशांना प्रवास सोपा होईल. याव्यतिरिक्त, उत्तर-मध्य मुंबईहून दक्षिण मुंबईला जाणाऱ्यांनाही याचा फायदा होईल. सुरुवातीला SEEPZ-BKC-Collab लाईन म्हणून ओळखली जाणारी ही मेट्रो सध्या जोगेश्वरी-विक्रोळी लिंक रोडवरून JVLR-SEEPZ आरे कॉलनी-विमानतळ-BKC-दादर-सिद्धिविनायक मंदिर-वरळी पर्यंत धावते आणि आता, तिच्या अंतिम टप्प्यात, ती नेहरू विज्ञान केंद्र-महालक्ष्मी-कालबादेवी-CSMT-चर्चगेट-मंत्रालय-कफ परेड या मार्गावरून धावेल. हा टप्पा लवकरच सुरू होणार आहे. हे उत्तर-मध्य मुंबईतील आरे आणि SEEPZ ला दक्षिण मुंबईतील कफ परेडशी जोडेल, ज्यामुळे अनेक मार्गांवर प्रवास करणे अधिक सोयीस्कर होणार आहे. 22 Sep 2025 07:23 PM (IST) 22 Sep 2025 07:23 PM (IST) PM Modi’s Letter: जीएसटी २.० लागू झाल्यावर पंतप्रधान मोदींचे जनतेला पत्र; देशाला संबोधनानंतर केले ‘हे’ खास आवाहन PM Modi’s Letter: देशभरात आज, २२ सप्टेंबरपासून, नवरात्रीच्या पहिल्या दिवसाच्या मुहूर्तावर जीएसटीचे नवीन दर लागू झाले आहेत. या नवीन बदलांमध्ये पूर्वीचे दोन टॅक्स स्लॅब हटवण्यात आले असून, अनेक वस्तूंच्या दरांमध्ये मोठी कपात करण्यात आली आहे. पंतप्रधान नरेंद्र मोदींनी या बदलांना ‘जीएसटी बचत उत्सव’ असे संबोधले असून, हे सर्वसामान्यांसाठी ‘दुहेरी धमाका’ असल्याचे म्हटले आहे. या संदर्भात त्यांनी आज देशाला उद्देशून एक पत्रही लिहिले आहे. PM Modi’s Letter: देशभरात आज, २२ सप्टेंबरपासून, नवरात्रीच्या पहिल्या दिवसाच्या मुहूर्तावर जीएसटीचे नवीन दर लागू झाले आहेत. या नवीन बदलांमध्ये पूर्वीचे दोन टॅक्स स्लॅब हटवण्यात आले असून, अनेक वस्तूंच्या दरांमध्ये मोठी कपात करण्यात आली आहे. पंतप्रधान नरेंद्र मोदींनी या बदलांना ‘जीएसटी बचत उत्सव’ असे संबोधले असून, हे सर्वसामान्यांसाठी ‘दुहेरी धमाका’ असल्याचे म्हटले आहे. या संदर्भात त्यांनी आज देशाला उद्देशून एक पत्रही लिहिले आहे. PM Modi’s Letter: देशभरात आज, २२ सप्टेंबरपासून, नवरात्रीच्या पहिल्या दिवसाच्या मुहूर्तावर जीएसटीचे नवीन दर लागू झाले आहेत. या नवीन बदलांमध्ये पूर्वीचे दोन टॅक्स स्लॅब हटवण्यात आले असून, अनेक वस्तूंच्या दरांमध्ये मोठी कपात करण्यात आली आहे. पंतप्रधान नरेंद्र मोदींनी या बदलांना ‘जीएसटी बचत उत्सव’ असे संबोधले असून, हे सर्वसामान्यांसाठी ‘दुहेरी धमाका’ असल्याचे म्हटले आहे. या संदर्भात त्यांनी आज देशाला उद्देशून एक पत्रही लिहिले आहे. 22 Sep 2025 06:59 PM (IST) 22 Sep 2025 06:59 PM (IST) VHP च्या ‘त्या’ गरबा विधानाने पेटला वाद; NCP प्रवक्ते म्हणाले, “मुस्लिमांचे असे अनेक सण…” Ajit Pawar NCP On VHP: ‘गरबा’ कार्यक्रमांमध्ये फक्त हिंदूंनाच प्रवेश दिला जावा. ‘लव्ह जिहाद’सारख्या घटना टाळण्यासाठी प्रवेश करणाऱ्या लोकांची ओळख पटवण्यासाठी आधार कार्ड तपासणी करण्याचा सल्लाही आयोजकांना देण्यात आला होता. गरबा हा पूजेचाच एक भाग असून तो केवळ नृत्य किंवा सांस्कृतिक कार्यक्रम नाही, असेही VHP ने म्हटले होते. यावर आता राष्ट्रवादी कॉँग्रेसने आपली प्रतिक्रिया दिली आहे. पक्षाचे प्रवक्ते आनंद परांजपे यांनी यावर भाष्य केले आहे. धर्माच्या नावाखाली कोणाला त्रास योग्य नाही, असे परांजपे म्हणाले आहेत. Ajit Pawar NCP On VHP: ‘गरबा’ कार्यक्रमांमध्ये फक्त हिंदूंनाच प्रवेश दिला जावा. ‘लव्ह जिहाद’सारख्या घटना टाळण्यासाठी प्रवेश करणाऱ्या लोकांची ओळख पटवण्यासाठी आधार कार्ड तपासणी करण्याचा सल्लाही आयोजकांना देण्यात आला होता. गरबा हा पूजेचाच एक भाग असून तो केवळ नृत्य किंवा सांस्कृतिक कार्यक्रम नाही, असेही VHP ने म्हटले होते. यावर आता राष्ट्रवादी कॉँग्रेसने आपली प्रतिक्रिया दिली आहे. पक्षाचे प्रवक्ते आनंद परांजपे यांनी यावर भाष्य केले आहे. धर्माच्या नावाखाली कोणाला त्रास योग्य नाही, असे परांजपे म्हणाले आहेत. Ajit Pawar NCP On VHP: ‘गरबा’ कार्यक्रमांमध्ये फक्त हिंदूंनाच प्रवेश दिला जावा. ‘लव्ह जिहाद’सारख्या घटना टाळण्यासाठी प्रवेश करणाऱ्या लोकांची ओळख पटवण्यासाठी आधार कार्ड तपासणी करण्याचा सल्लाही आयोजकांना देण्यात आला होता. गरबा हा पूजेचाच एक भाग असून तो केवळ नृत्य किंवा सांस्कृतिक कार्यक्रम नाही, असेही VHP ने म्हटले होते. यावर आता राष्ट्रवादी कॉँग्रेसने आपली प्रतिक्रिया दिली आहे. पक्षाचे प्रवक्ते आनंद परांजपे यांनी यावर भाष्य केले आहे. धर्माच्या नावाखाली कोणाला त्रास योग्य नाही, असे परांजपे म्हणाले आहेत. 22 Sep 2025 06:11 PM (IST) 22 Sep 2025 06:11 PM (IST) “त्यांना रोजगार हमीचं काम…; धनंजय मुंडेंनी कामाची मागणी करताच जरांगे पाटलांचे टीकास्त्र Dhananjay Munde : मराठवाडा : अजित पवार गटाचे आमदार आणि माजी मंत्री धनंजय मुंडे हे जोरदार चर्चेमध्ये आले आहेत. धनंजय मुंडे यांनी भर मंचावरुन थेट कामाची मागणी केली आहे. मंत्री छगन भुजबळ यांच्याकडे मंत्री धनंजय मुंडे यांनी काहीतरी जबाबदारी द्या अशी मागणी केली. यामुळे राजकीय वर्तुळामध्ये चर्चांना उधाण आले आहे. बीडमध्ये संतोष देशमुख यांची हत्या झाल्यानंतर धनंजय मुंडेंच्या अडचणींमध्ये झाली. मुख्य आरोपी असलेल्या वाल्मिक कराडसोबत असलेल्या संबंधांमुळे त्यांना मंत्रिपदाचा राजीनामा द्यावा लागला. यावरुन मराठा नेते मनोज जरांगे पाटील यांनी धनंजय मुंडे यांच्यावर जोरदार निशाणा साधला आहे. Dhananjay Munde : मराठवाडा : अजित पवार गटाचे आमदार आणि माजी मंत्री धनंजय मुंडे हे जोरदार चर्चेमध्ये आले आहेत. धनंजय मुंडे यांनी भर मंचावरुन थेट कामाची मागणी केली आहे. मंत्री छगन भुजबळ यांच्याकडे मंत्री धनंजय मुंडे यांनी काहीतरी जबाबदारी द्या अशी मागणी केली. यामुळे राजकीय वर्तुळामध्ये चर्चांना उधाण आले आहे. बीडमध्ये संतोष देशमुख यांची हत्या झाल्यानंतर धनंजय मुंडेंच्या अडचणींमध्ये झाली. मुख्य आरोपी असलेल्या वाल्मिक कराडसोबत असलेल्या संबंधांमुळे त्यांना मंत्रिपदाचा राजीनामा द्यावा लागला. यावरुन मराठा नेते मनोज जरांगे पाटील यांनी धनंजय मुंडे यांच्यावर जोरदार निशाणा साधला आहे. Dhananjay Munde : मराठवाडा : अजित पवार गटाचे आमदार आणि माजी मंत्री धनंजय मुंडे हे जोरदार चर्चेमध्ये आले आहेत. धनंजय मुंडे यांनी भर मंचावरुन थेट कामाची मागणी केली आहे. मंत्री छगन भुजबळ यांच्याकडे मंत्री धनंजय मुंडे यांनी काहीतरी जबाबदारी द्या अशी मागणी केली. यामुळे राजकीय वर्तुळामध्ये चर्चांना उधाण आले आहे. बीडमध्ये संतोष देशमुख यांची हत्या झाल्यानंतर धनंजय मुंडेंच्या अडचणींमध्ये झाली. मुख्य आरोपी असलेल्या वाल्मिक कराडसोबत असलेल्या संबंधांमुळे त्यांना मंत्रिपदाचा राजीनामा द्यावा लागला. यावरुन मराठा नेते मनोज जरांगे पाटील यांनी धनंजय मुंडे यांच्यावर जोरदार निशाणा साधला आहे. 22 Sep 2025 05:56 PM (IST) 22 Sep 2025 05:56 PM (IST) विद्यार्थिनीवर नृत्य शिक्षकाने केला वारंवार बलात्कार दिल्लीतील जहांगीरपुरी येथील एका नृत्य अकादमीत एका शिक्षकाने बारावीच्या विद्यार्थिनीवर बलात्कार केल्याचा प्रकार उघडकीस आला आहे. पोलिसांनी १४ सप्टेंबर रोजी बलात्कार आणि पोक्सो कायद्यांतर्गत गुन्हा दाखल केला आणि आरोपी नृत्य शिक्षक अमन याला अटक केली. दिल्लीतील जहांगीरपुरी येथील एका नृत्य अकादमीत एका शिक्षकाने बारावीच्या विद्यार्थिनीवर बलात्कार केल्याचा प्रकार उघडकीस आला आहे. पोलिसांनी १४ सप्टेंबर रोजी बलात्कार आणि पोक्सो कायद्यांतर्गत गुन्हा दाखल केला आणि आरोपी नृत्य शिक्षक अमन याला अटक केली. दिल्लीतील जहांगीरपुरी येथील एका नृत्य अकादमीत एका शिक्षकाने बारावीच्या विद्यार्थिनीवर बलात्कार केल्याचा प्रकार उघडकीस आला आहे. पोलिसांनी १४ सप्टेंबर रोजी बलात्कार आणि पोक्सो कायद्यांतर्गत गुन्हा दाखल केला आणि आरोपी नृत्य शिक्षक अमन याला अटक केली. 22 Sep 2025 05:55 PM (IST) 22 Sep 2025 05:55 PM (IST) Mumbra Bypass Accident: थरकाप उडवणारा अपघात; बाईकवरून जाणारी तरुण मुले थेट कंटेनरच्या… Accident News: ठाणे जिल्ह्यातून एक मोठी बातमी समोर येत आहे. ठाणे जिल्ह्यातील मुंब्य्रात एक भीषण अपघात झाला आहे. या अपघातामध्ये तीन तरुणांचा मृत्यू झाला आहे. भरधाव वेगाने जाणाऱ्या कंटेनरने एका दुचाकीला धडक दिली आहे. यामध्ये तीन तरुणांचा मृत्यू झाला आहे. 3 मुलांचा जीव गेल्याने परिसरात हळहळ व्यक्त केली जात आहे. Accident News: ठाणे जिल्ह्यातून एक मोठी बातमी समोर येत आहे. ठाणे जिल्ह्यातील मुंब्य्रात एक भीषण अपघात झाला आहे. या अपघातामध्ये तीन तरुणांचा मृत्यू झाला आहे. भरधाव वेगाने जाणाऱ्या कंटेनरने एका दुचाकीला धडक दिली आहे. यामध्ये तीन तरुणांचा मृत्यू झाला आहे. 3 मुलांचा जीव गेल्याने परिसरात हळहळ व्यक्त केली जात आहे. Accident News: ठाणे जिल्ह्यातून एक मोठी बातमी समोर येत आहे. ठाणे जिल्ह्यातील मुंब्य्रात एक भीषण अपघात झाला आहे. या अपघातामध्ये तीन तरुणांचा मृत्यू झाला आहे. भरधाव वेगाने जाणाऱ्या कंटेनरने एका दुचाकीला धडक दिली आहे. यामध्ये तीन तरुणांचा मृत्यू झाला आहे. 3 मुलांचा जीव गेल्याने परिसरात हळहळ व्यक्त केली जात आहे. 22 Sep 2025 05:39 PM (IST) 22 Sep 2025 05:39 PM (IST) विमान अपहरणाचा कट? कॉकपिटचे दार उघडण्याचा प्रयत्न करणाऱ्या ९ प्रवाशांना अटक वाराणसीहून एक धक्कादायक घटना समोर आली आहे. एअर इंडिया एक्सप्रेसच्या एका विमानातील प्रवाशांनी चक्क कॉकपिटचे दार उघडण्याचा प्रयत्न केला. हे पाहून विमानात बसलेले सर्व प्रवासी हादरले. परंतु, वैमानिकाला (पायलट) विमानाचे अपहरण होत असल्याचा संशय आल्याने त्याने प्रसंगावधान राखत कॉकपिटचे दार उघडले नाही आणि विमानाचे वाराणसीमध्ये सुरक्षित लँडिंग केले. सविस्तर बातमीसाठी येथे क्लिक करा वाराणसीहून एक धक्कादायक घटना समोर आली आहे. एअर इंडिया एक्सप्रेसच्या एका विमानातील प्रवाशांनी चक्क कॉकपिटचे दार उघडण्याचा प्रयत्न केला. हे पाहून विमानात बसलेले सर्व प्रवासी हादरले. परंतु, वैमानिकाला (पायलट) विमानाचे अपहरण होत असल्याचा संशय आल्याने त्याने प्रसंगावधान राखत कॉकपिटचे दार उघडले नाही आणि विमानाचे वाराणसीमध्ये सुरक्षित लँडिंग केले. सविस्तर बातमीसाठी येथे क्लिक करा वाराणसीहून एक धक्कादायक घटना समोर आली आहे. एअर इंडिया एक्सप्रेसच्या एका विमानातील प्रवाशांनी चक्क कॉकपिटचे दार उघडण्याचा प्रयत्न केला. हे पाहून विमानात बसलेले सर्व प्रवासी हादरले. परंतु, वैमानिकाला (पायलट) विमानाचे अपहरण होत असल्याचा संशय आल्याने त्याने प्रसंगावधान राखत कॉकपिटचे दार उघडले नाही आणि विमानाचे वाराणसीमध्ये सुरक्षित लँडिंग केले. सविस्तर बातमीसाठी येथे क्लिक करा 22 Sep 2025 05:25 PM (IST) 22 Sep 2025 05:25 PM (IST) साबर बोंडं पाहिल्यावर मुक्ता बर्वे काय म्हणाली? मराठी सिनेसृष्टीतील एक वेगळा आणि संवेदनशील दृष्टिकोन मांडणारा ‘साबर बोंड’ हा चित्रपट सध्या चर्चेत आहे. हा चित्रपट अलिकडेच रिलीज झाला आहे. या चित्रपटाने ‘सनडान्स फेस्टिव्हल’मध्ये ‘ग्रँड ज्युरी प्राइझ’ हा पुरस्कार मिळवला आहे. रोहन कानवडे दिग्दर्शित या सिनेमासाठी निर्माते म्हणून मनोरंजन विश्वातील अनेक दिग्गजही एकवटले आहेत. प्रेक्षक आणि अनेक कलाकार मंडळींनी या सिनेमाचे कौतुक केलं आहे. अभिनेत्री मुक्ता बर्वै हिने या सिनेमाविषयी आणि यामध्ये काम करणाऱ्या तिच्या जवळच्या मैत्रिणीबद्दल खास पोस्ट इन्स्टाग्रामवर शेअर केली आहे. मराठी सिनेसृष्टीतील एक वेगळा आणि संवेदनशील दृष्टिकोन मांडणारा ‘साबर बोंड’ हा चित्रपट सध्या चर्चेत आहे. हा चित्रपट अलिकडेच रिलीज झाला आहे. या चित्रपटाने ‘सनडान्स फेस्टिव्हल’मध्ये ‘ग्रँड ज्युरी प्राइझ’ हा पुरस्कार मिळवला आहे. रोहन कानवडे दिग्दर्शित या सिनेमासाठी निर्माते म्हणून मनोरंजन विश्वातील अनेक दिग्गजही एकवटले आहेत. प्रेक्षक आणि अनेक कलाकार मंडळींनी या सिनेमाचे कौतुक केलं आहे. अभिनेत्री मुक्ता बर्वै हिने या सिनेमाविषयी आणि यामध्ये काम करणाऱ्या तिच्या जवळच्या मैत्रिणीबद्दल खास पोस्ट इन्स्टाग्रामवर शेअर केली आहे. मराठी सिनेसृष्टीतील एक वेगळा आणि संवेदनशील दृष्टिकोन मांडणारा ‘साबर बोंड’ हा चित्रपट सध्या चर्चेत आहे. हा चित्रपट अलिकडेच रिलीज झाला आहे. या चित्रपटाने ‘सनडान्स फेस्टिव्हल’मध्ये ‘ग्रँड ज्युरी प्राइझ’ हा पुरस्कार मिळवला आहे. रोहन कानवडे दिग्दर्शित या सिनेमासाठी निर्माते म्हणून मनोरंजन विश्वातील अनेक दिग्गजही एकवटले आहेत. प्रेक्षक आणि अनेक कलाकार मंडळींनी या सिनेमाचे कौतुक केलं आहे. अभिनेत्री मुक्ता बर्वै हिने या सिनेमाविषयी आणि यामध्ये काम करणाऱ्या तिच्या जवळच्या मैत्रिणीबद्दल खास पोस्ट इन्स्टाग्रामवर शेअर केली आहे. 22 Sep 2025 05:05 PM (IST) 22 Sep 2025 05:05 PM (IST) महाराष्ट्रावर घोंघावतेय मोठं संकट! राज्यात पाऊस थैमान घालणार; कृषी विभागाचे शेतकऱ्यांना ‘हे’ आवाहन मुंबई: सप्टेंबरमध्ये बंगालच्या उपसागरावर एक कमी दाबाचा पट्टा निर्माण होणार असून 28 तारखेपर्यंत तो राज्यात येण्याची शक्यता आहे. या कमी दाबाच्या पट्ट्याच्या प्रभावामुळे राज्यातील विविध भागांमध्ये 26 ते 28 सप्टेंबर दरम्यान ढगाळ हवामान आणि पावसात वाढ होण्याची शक्यता वर्तविण्यात आली आहे. मुंबई: सप्टेंबरमध्ये बंगालच्या उपसागरावर एक कमी दाबाचा पट्टा निर्माण होणार असून 28 तारखेपर्यंत तो राज्यात येण्याची शक्यता आहे. या कमी दाबाच्या पट्ट्याच्या प्रभावामुळे राज्यातील विविध भागांमध्ये 26 ते 28 सप्टेंबर दरम्यान ढगाळ हवामान आणि पावसात वाढ होण्याची शक्यता वर्तविण्यात आली आहे. मुंबई: सप्टेंबरमध्ये बंगालच्या उपसागरावर एक कमी दाबाचा पट्टा निर्माण होणार असून 28 तारखेपर्यंत तो राज्यात येण्याची शक्यता आहे. या कमी दाबाच्या पट्ट्याच्या प्रभावामुळे राज्यातील विविध भागांमध्ये 26 ते 28 सप्टेंबर दरम्यान ढगाळ हवामान आणि पावसात वाढ होण्याची शक्यता वर्तविण्यात आली आहे. 22 Sep 2025 05:05 PM (IST) 22 Sep 2025 05:05 PM (IST) पुण्यात 1 वर्षात 280 कोटींची फसवणूक पुणे जिल्ह्यामध्ये गेल्या एक वर्षांमध्ये ऑनलाईनद्वारे २८० कोटी रुपयांची फसवणूक करण्यात आल्याचे स्पष्ट झाले आहे. यातील निव्वळ दोन कोटी रुपये अर्थात ०.७% रक्कम प्राप्त झाली असून फसवणुकीमध्ये बळी पडलेल्या नागरिकांमध्ये ज्येष्ठ नागरिकांची संख्या लक्षणीय आहे. ज्येष्ठ नागरिकांना याबाबत मार्गदर्शन होणे काळाची गरज बनले आहे. पुणे जिल्ह्यामध्ये गेल्या एक वर्षांमध्ये ऑनलाईनद्वारे २८० कोटी रुपयांची फसवणूक करण्यात आल्याचे स्पष्ट झाले आहे. यातील निव्वळ दोन कोटी रुपये अर्थात ०.७% रक्कम प्राप्त झाली असून फसवणुकीमध्ये बळी पडलेल्या नागरिकांमध्ये ज्येष्ठ नागरिकांची संख्या लक्षणीय आहे. ज्येष्ठ नागरिकांना याबाबत मार्गदर्शन होणे काळाची गरज बनले आहे. पुणे जिल्ह्यामध्ये गेल्या एक वर्षांमध्ये ऑनलाईनद्वारे २८० कोटी रुपयांची फसवणूक करण्यात आल्याचे स्पष्ट झाले आहे. यातील निव्वळ दोन कोटी रुपये अर्थात ०.७% रक्कम प्राप्त झाली असून फसवणुकीमध्ये बळी पडलेल्या नागरिकांमध्ये ज्येष्ठ नागरिकांची संख्या लक्षणीय आहे. ज्येष्ठ नागरिकांना याबाबत मार्गदर्शन होणे काळाची गरज बनले आहे. 22 Sep 2025 04:55 PM (IST) 22 Sep 2025 04:55 PM (IST) चंद्रकांत पाटील यांनी लोणेरे अभियांत्रिकी विद्यापीठाचा घेतला आढावा उच्च व तंत्र शिक्षण मंत्री चंद्रकांत पाटील यांनी रायगड जिल्ह्यातील लोणेरे येथील डॉ. बाबासाहेब आंबेडकर तंत्रज्ञान विद्यापीठाला भेट देऊन सर्व डिपार्टमेंट्स आणि विद्यार्थीकक्षांचे निरीक्षण केले. त्यांनी प्राध्यापक आणि विद्यार्थ्यांशी संवाद साधत विद्यापीठाच्या कामकाजाचा आढावा घेतला. उच्च व तंत्र शिक्षण मंत्री चंद्रकांत पाटील यांनी रायगड जिल्ह्यातील लोणेरे येथील डॉ. बाबासाहेब आंबेडकर तंत्रज्ञान विद्यापीठाला भेट देऊन सर्व डिपार्टमेंट्स आणि विद्यार्थीकक्षांचे निरीक्षण केले. त्यांनी प्राध्यापक आणि विद्यार्थ्यांशी संवाद साधत विद्यापीठाच्या कामकाजाचा आढावा घेतला. उच्च व तंत्र शिक्षण मंत्री चंद्रकांत पाटील यांनी रायगड जिल्ह्यातील लोणेरे येथील डॉ. बाबासाहेब आंबेडकर तंत्रज्ञान विद्यापीठाला भेट देऊन सर्व डिपार्टमेंट्स आणि विद्यार्थीकक्षांचे निरीक्षण केले. त्यांनी प्राध्यापक आणि विद्यार्थ्यांशी संवाद साधत विद्यापीठाच्या कामकाजाचा आढावा घेतला. 22 Sep 2025 04:50 PM (IST) 22 Sep 2025 04:50 PM (IST) राजकारणात खळबळ उडवून देणाऱ्या विधानावर अखेर सदा सरवणकरांच स्पष्टीकरण आज शिवाजी पार्क जिमखान्याच्या नव्या वास्तूच उद्घाटन झालं. त्या प्रसंगी ते बोलत होते. विधानसभा निवडणुकीत सदा सरवणकर यांनी माघार घेण्यास नकार दिला. अमित ठाकरे दादरमधून मनसेचे उमेदवार होते. त्यामुळे सदा सरवणकर आणि राज ठाकरे यांच्या संबंधात कटुता निर्माण झालेली. आज शिवाजी पार्क जिमखान्याच्या नव्या वास्तूच उद्घाटन झालं. त्या प्रसंगी ते बोलत होते. विधानसभा निवडणुकीत सदा सरवणकर यांनी माघार घेण्यास नकार दिला. अमित ठाकरे दादरमधून मनसेचे उमेदवार होते. त्यामुळे सदा सरवणकर आणि राज ठाकरे यांच्या संबंधात कटुता निर्माण झालेली. आज शिवाजी पार्क जिमखान्याच्या नव्या वास्तूच उद्घाटन झालं. त्या प्रसंगी ते बोलत होते. विधानसभा निवडणुकीत सदा सरवणकर यांनी माघार घेण्यास नकार दिला. अमित ठाकरे दादरमधून मनसेचे उमेदवार होते. त्यामुळे सदा सरवणकर आणि राज ठाकरे यांच्या संबंधात कटुता निर्माण झालेली. 22 Sep 2025 04:45 PM (IST) 22 Sep 2025 04:45 PM (IST) अमरावतीत सोयाबीन, कापूस, तूर आणि ज्वारीवर पावसाचा फटका अमरावती तालुक्यातील शेतकऱ्यांना अतिवृष्टीमुळे मोठ्या प्रमाणात पिकांचे नुकसान सहन करावे लागत आहे. सोयाबीन, कापूस, तूर, ज्वारी आणि भुईमूग यांसह इतर पिकांवर पावसाचा तडाखा बसला असून शेतकऱ्यांनी नुकसान भरपाईसाठी तातडीने उपाययोजना करण्याची मागणी केली आहे. अमरावती तालुक्यातील शेतकऱ्यांना अतिवृष्टीमुळे मोठ्या प्रमाणात पिकांचे नुकसान सहन करावे लागत आहे. सोयाबीन, कापूस, तूर, ज्वारी आणि भुईमूग यांसह इतर पिकांवर पावसाचा तडाखा बसला असून शेतकऱ्यांनी नुकसान भरपाईसाठी तातडीने उपाययोजना करण्याची मागणी केली आहे. अमरावती तालुक्यातील शेतकऱ्यांना अतिवृष्टीमुळे मोठ्या प्रमाणात पिकांचे नुकसान सहन करावे लागत आहे. सोयाबीन, कापूस, तूर, ज्वारी आणि भुईमूग यांसह इतर पिकांवर पावसाचा तडाखा बसला असून शेतकऱ्यांनी नुकसान भरपाईसाठी तातडीने उपाययोजना करण्याची मागणी केली आहे. 22 Sep 2025 04:40 PM (IST) 22 Sep 2025 04:40 PM (IST) खासदार सुनील तटकरे यांच्याकडून माणगाव शहरातील व्यापाऱ्यांची भेट देशाचे पंतप्रधान नरेंद्र मोदी यांनी देशात एक देश एक प्रणाली नंतर जी एस टी दराबाबत घेतलेल्या निर्णयाचे देशभरात सर्वत्र कौतुक होत आहे. देशभरात हा घेतलेल्या निर्णयाचा जी एस टी बचत उत्सव सुरू करण्यात आला आहे. याबाबत देशातील सर्व खासदारांना आपापल्या व्यावसायिक दुकानदारांना भेटी देऊन या बाबत जनजागृती करण्याचे आदेश देण्यात आल्यानंतर आज रायगड लोकसभेचे खासदार सुनील तटकरे यांनी माणगाव बाजारपेठेत फेरफटका मारत दुकानदारांची भेट घेतली आणि नवीन जी एस टी दराबाबत माहिती दिली यावेळी व्यापारी वर्गांची सुनील तटकरे यांचे स्वागत केले. देशाचे पंतप्रधान नरेंद्र मोदी यांनी देशात एक देश एक प्रणाली नंतर जी एस टी दराबाबत घेतलेल्या निर्णयाचे देशभरात सर्वत्र कौतुक होत आहे. देशभरात हा घेतलेल्या निर्णयाचा जी एस टी बचत उत्सव सुरू करण्यात आला आहे. याबाबत देशातील सर्व खासदारांना आपापल्या व्यावसायिक दुकानदारांना भेटी देऊन या बाबत जनजागृती करण्याचे आदेश देण्यात आल्यानंतर आज रायगड लोकसभेचे खासदार सुनील तटकरे यांनी माणगाव बाजारपेठेत फेरफटका मारत दुकानदारांची भेट घेतली आणि नवीन जी एस टी दराबाबत माहिती दिली यावेळी व्यापारी वर्गांची सुनील तटकरे यांचे स्वागत केले. देशाचे पंतप्रधान नरेंद्र मोदी यांनी देशात एक देश एक प्रणाली नंतर जी एस टी दराबाबत घेतलेल्या निर्णयाचे देशभरात सर्वत्र कौतुक होत आहे. देशभरात हा घेतलेल्या निर्णयाचा जी एस टी बचत उत्सव सुरू करण्यात आला आहे. याबाबत देशातील सर्व खासदारांना आपापल्या व्यावसायिक दुकानदारांना भेटी देऊन या बाबत जनजागृती करण्याचे आदेश देण्यात आल्यानंतर आज रायगड लोकसभेचे खासदार सुनील तटकरे यांनी माणगाव बाजारपेठेत फेरफटका मारत दुकानदारांची भेट घेतली आणि नवीन जी एस टी दराबाबत माहिती दिली यावेळी व्यापारी वर्गांची सुनील तटकरे यांचे स्वागत केले. 22 Sep 2025 04:35 PM (IST) 22 Sep 2025 04:35 PM (IST) जी एस टी दरात कपात झाल्यानंतर खा.सुनील तटकरे थेट बाजारपेठेत Anchor - देशाचे पंतप्रधान नरेंद्र मोदी यांनी देशात एक देश एक प्रणाली नंतर जी एस टी दराबाबत घेतलेल्या निर्णयाचे देशभरात सर्वत्र कौतुक होत आहे. देशभरात हा घेतलेल्या निर्णयाचा जी एस टी बचत उत्सव सुरू करण्यात आला आहे. याबाबत देशातील सर्व खासदारांना आपापल्या व्यावसायिक दुकानदारांना भेटी देऊन या बाबत जनजागृती करण्याचे आदेश देण्यात आल्यानंतर आज रायगड लोकसभेचे खासदार सुनील तटकरे यांनी माणगाव बाजारपेठेत फेरफटका मारत दुकानदारांची भेट घेतली आणि नवीन जी एस टी दराबाबत माहिती दिली यावेळी व्यापारी वर्गांची सुनील तटकरे यांचे स्वागत केले. Anchor - देशाचे पंतप्रधान नरेंद्र मोदी यांनी देशात एक देश एक प्रणाली नंतर जी एस टी दराबाबत घेतलेल्या निर्णयाचे देशभरात सर्वत्र कौतुक होत आहे. देशभरात हा घेतलेल्या निर्णयाचा जी एस टी बचत उत्सव सुरू करण्यात आला आहे. याबाबत देशातील सर्व खासदारांना आपापल्या व्यावसायिक दुकानदारांना भेटी देऊन या बाबत जनजागृती करण्याचे आदेश देण्यात आल्यानंतर आज रायगड लोकसभेचे खासदार सुनील तटकरे यांनी माणगाव बाजारपेठेत फेरफटका मारत दुकानदारांची भेट घेतली आणि नवीन जी एस टी दराबाबत माहिती दिली यावेळी व्यापारी वर्गांची सुनील तटकरे यांचे स्वागत केले. Anchor - देशाचे पंतप्रधान नरेंद्र मोदी यांनी देशात एक देश एक प्रणाली नंतर जी एस टी दराबाबत घेतलेल्या निर्णयाचे देशभरात सर्वत्र कौतुक होत आहे. देशभरात हा घेतलेल्या निर्णयाचा जी एस टी बचत उत्सव सुरू करण्यात आला आहे. याबाबत देशातील सर्व खासदारांना आपापल्या व्यावसायिक दुकानदारांना भेटी देऊन या बाबत जनजागृती करण्याचे आदेश देण्यात आल्यानंतर आज रायगड लोकसभेचे खासदार सुनील तटकरे यांनी माणगाव बाजारपेठेत फेरफटका मारत दुकानदारांची भेट घेतली आणि नवीन जी एस टी दराबाबत माहिती दिली यावेळी व्यापारी वर्गांची सुनील तटकरे यांचे स्वागत केले. 22 Sep 2025 04:30 PM (IST) 22 Sep 2025 04:30 PM (IST) १० मिनिटांच्या डिलीव्हरी शर्यतीत जीव धोक्यात भाईंदरमध्ये तरुण डिलीव्हरी कर्मचाऱ्याचा डंपरखाली चिरडून मृत्यू झाला. चुकीच्या पद्धतीने ओव्हरटेक करताना हा अपघात घडला. घटनास्थळीच त्याचा मृत्यू झाला असून परिसरात हळहळ व्यक्त केली जात आहे. भाईंदरमध्ये तरुण डिलीव्हरी कर्मचाऱ्याचा डंपरखाली चिरडून मृत्यू झाला. चुकीच्या पद्धतीने ओव्हरटेक करताना हा अपघात घडला. घटनास्थळीच त्याचा मृत्यू झाला असून परिसरात हळहळ व्यक्त केली जात आहे. भाईंदरमध्ये तरुण डिलीव्हरी कर्मचाऱ्याचा डंपरखाली चिरडून मृत्यू झाला. चुकीच्या पद्धतीने ओव्हरटेक करताना हा अपघात घडला. घटनास्थळीच त्याचा मृत्यू झाला असून परिसरात हळहळ व्यक्त केली जात आहे. 22 Sep 2025 04:25 PM (IST) 22 Sep 2025 04:25 PM (IST) मुख्यमंत्र्यांनी ठाणे मेट्रो दिरंगाईचे खापर फोडले ठाकरे सरकारवर ठाणेकरांसाठी अत्यंत महत्त्वाचा ठरणारा मेट्रो ४अ प्रकल्पाच्या पहिल्या टप्प्याची चाचणी सोमवारी करण्यात आली. उपमुख्यमंत्री देवेंद्र फडणवीस आणि मुख्यमंत्री एकनाथ शिंदे यांच्या उपस्थितीत ही चाचणी पार पडली. यावेळी मुख्यमंत्री फडणवीस आणि उपमुख्यमंत्री एकनाथ शिंदे यांनी पत्रकारांशी बोलताना ठाणे मेट्रो दिरंगाईबाबत महा विकास आघाडीवर खापर फोडले. ठाणेकरांसाठी अत्यंत महत्त्वाचा ठरणारा मेट्रो ४अ प्रकल्पाच्या पहिल्या टप्प्याची चाचणी सोमवारी करण्यात आली. उपमुख्यमंत्री देवेंद्र फडणवीस आणि मुख्यमंत्री एकनाथ शिंदे यांच्या उपस्थितीत ही चाचणी पार पडली. यावेळी मुख्यमंत्री फडणवीस आणि उपमुख्यमंत्री एकनाथ शिंदे यांनी पत्रकारांशी बोलताना ठाणे मेट्रो दिरंगाईबाबत महा विकास आघाडीवर खापर फोडले. ठाणेकरांसाठी अत्यंत महत्त्वाचा ठरणारा मेट्रो ४अ प्रकल्पाच्या पहिल्या टप्प्याची चाचणी सोमवारी करण्यात आली. उपमुख्यमंत्री देवेंद्र फडणवीस आणि मुख्यमंत्री एकनाथ शिंदे यांच्या उपस्थितीत ही चाचणी पार पडली. यावेळी मुख्यमंत्री फडणवीस आणि उपमुख्यमंत्री एकनाथ शिंदे यांनी पत्रकारांशी बोलताना ठाणे मेट्रो दिरंगाईबाबत महा विकास आघाडीवर खापर फोडले. 22 Sep 2025 04:23 PM (IST) 22 Sep 2025 04:23 PM (IST) Maratha Reservation: मराठा आरक्षणावर टांगती तलवार? GR वर हायकोर्टाचा मोठा निर्णय Maratha Vs OBC Reservation: मराठा समाजाला आरक्षण मिळावे यासाठी मनोज जरांगे पाटील यांनी मोठे आंदोलन उभे केले होते. त्यांच्या आंदोलनाला अखेर यश आले. राज्य सरकारने मनोज जरांगे पाटील यांच्या 8 पैकी 6 मागण्या मान्य करत मराठा आरक्षणाचा जीआर काढला. मात्र या मराठा आरक्षणाच्या जीआरला मुंबई हायकोर्टात आव्हान देण्यात आले होते. त्याबाबत आता महत्वाची माहिती समोर येत आहे. Maratha Vs OBC Reservation: मराठा समाजाला आरक्षण मिळावे यासाठी मनोज जरांगे पाटील यांनी मोठे आंदोलन उभे केले होते. त्यांच्या आंदोलनाला अखेर यश आले. राज्य सरकारने मनोज जरांगे पाटील यांच्या 8 पैकी 6 मागण्या मान्य करत मराठा आरक्षणाचा जीआर काढला. मात्र या मराठा आरक्षणाच्या जीआरला मुंबई हायकोर्टात आव्हान देण्यात आले होते. त्याबाबत आता महत्वाची माहिती समोर येत आहे. Maratha Vs OBC Reservation: मराठा समाजाला आरक्षण मिळावे यासाठी मनोज जरांगे पाटील यांनी मोठे आंदोलन उभे केले होते. त्यांच्या आंदोलनाला अखेर यश आले. राज्य सरकारने मनोज जरांगे पाटील यांच्या 8 पैकी 6 मागण्या मान्य करत मराठा आरक्षणाचा जीआर काढला. मात्र या मराठा आरक्षणाच्या जीआरला मुंबई हायकोर्टात आव्हान देण्यात आले होते. त्याबाबत आता महत्वाची माहिती समोर येत आहे. 22 Sep 2025 04:20 PM (IST) 22 Sep 2025 04:20 PM (IST) कर्जत तालुक्यातील तरुणाने बनवले लंपी आजारावर औषध शेतकऱ्यांना भेडसावत असलेल्या लंपी या आजारापासून जनावरे यांना वाचविण्यासाठी कर्जत तालुक्यातील बार्डी या गावातील हेमंत नामदेव कोंडीलकर या तरुणाने गुरांना होणाऱ्या लंपि या आजारावर औषध तयार करून त्याचा वापर केला असून त्याचा रिझल्टही चांगला आला आहे.कर्जत तालुक्यातील जनावरे यात बैल गाई यांच्या वर हेमंत कोंडीलकर यांनी तयार केलेल्या औषधाचा वापर केला असता. त्यांची तयार केलेल्या औषधे यांच्यामुळे लंपि या आजारापासून मुक्तता झालेली दिसून आलेली आहे. हेमंत कोंडिलकर यांनी स्वतः तयार केलेले औषध गुरांच्या वरती वापर केल्यानंतर त्यांना लंपि या आजारापासून मुक्त करण्याचे काम केले आहे. त्यांच्या या कार्याबद्दल अनेक शेतकऱ्यांनी कौतुक केले आहे. शेतकऱ्यांना भेडसावत असलेल्या लंपी या आजारापासून जनावरे यांना वाचविण्यासाठी कर्जत तालुक्यातील बार्डी या गावातील हेमंत नामदेव कोंडीलकर या तरुणाने गुरांना होणाऱ्या लंपि या आजारावर औषध तयार करून त्याचा वापर केला असून त्याचा रिझल्टही चांगला आला आहे.कर्जत तालुक्यातील जनावरे यात बैल गाई यांच्या वर हेमंत कोंडीलकर यांनी तयार केलेल्या औषधाचा वापर केला असता. त्यांची तयार केलेल्या औषधे यांच्यामुळे लंपि या आजारापासून मुक्तता झालेली दिसून आलेली आहे. हेमंत कोंडिलकर यांनी स्वतः तयार केलेले औषध गुरांच्या वरती वापर केल्यानंतर त्यांना लंपि या आजारापासून मुक्त करण्याचे काम केले आहे. त्यांच्या या कार्याबद्दल अनेक शेतकऱ्यांनी कौतुक केले आहे. शेतकऱ्यांना भेडसावत असलेल्या लंपी या आजारापासून जनावरे यांना वाचविण्यासाठी कर्जत तालुक्यातील बार्डी या गावातील हेमंत नामदेव कोंडीलकर या तरुणाने गुरांना होणाऱ्या लंपि या आजारावर औषध तयार करून त्याचा वापर केला असून त्याचा रिझल्टही चांगला आला आहे.कर्जत तालुक्यातील जनावरे यात बैल गाई यांच्या वर हेमंत कोंडीलकर यांनी तयार केलेल्या औषधाचा वापर केला असता. त्यांची तयार केलेल्या औषधे यांच्यामुळे लंपि या आजारापासून मुक्तता झालेली दिसून आलेली आहे. हेमंत कोंडिलकर यांनी स्वतः तयार केलेले औषध गुरांच्या वरती वापर केल्यानंतर त्यांना लंपि या आजारापासून मुक्त करण्याचे काम केले आहे. त्यांच्या या कार्याबद्दल अनेक शेतकऱ्यांनी कौतुक केले आहे. 22 Sep 2025 04:16 PM (IST) 22 Sep 2025 04:16 PM (IST) सिंधुदुर्गातील ९२ विद्यार्थ्यांची जर्मनीत नोकरी देण्यावरून फसवणूक सिंधुदुर्ग जिल्ह्यातील १२०० तरुणांना जर्मनीमध्ये रोजगार मिळणार असल्याची घोषणा विधानसभा आणि लोकसभेच्या निवडणुकीदरम्यान केंद्रीय मंत्री नारायण राणे आणि तत्कालीन मंत्री दीपक केसरकर यांनी केली होती. त्या घोषणेप्रमाणे जिल्ह्यातील ९२ तरुणांना जर्मनीमध्ये नोकरी देण्यासंदर्भातील ऑफर लेटरही देण्यात आली. या बाबतचा शासकीय कार्यक्रम "डाएट" या शासनाच्या प्रशिक्षण संस्थेच्या माध्यमातून मागील वर्षी सावंतवाडी येथे घेण्यात आला होता. मागील वर्षभर या ९२ विद्यार्थ्यांची हेळसांड होत असल्याचा आरोप ठाकरे शिवसेनेचे माजी आमदार वैभव नाईक यांनी केला आहे. सिंधुदुर्ग जिल्ह्यातील १२०० तरुणांना जर्मनीमध्ये रोजगार मिळणार असल्याची घोषणा विधानसभा आणि लोकसभेच्या निवडणुकीदरम्यान केंद्रीय मंत्री नारायण राणे आणि तत्कालीन मंत्री दीपक केसरकर यांनी केली होती. त्या घोषणेप्रमाणे जिल्ह्यातील ९२ तरुणांना जर्मनीमध्ये नोकरी देण्यासंदर्भातील ऑफर लेटरही देण्यात आली. या बाबतचा शासकीय कार्यक्रम "डाएट" या शासनाच्या प्रशिक्षण संस्थेच्या माध्यमातून मागील वर्षी सावंतवाडी येथे घेण्यात आला होता. मागील वर्षभर या ९२ विद्यार्थ्यांची हेळसांड होत असल्याचा आरोप ठाकरे शिवसेनेचे माजी आमदार वैभव नाईक यांनी केला आहे. सिंधुदुर्ग जिल्ह्यातील १२०० तरुणांना जर्मनीमध्ये रोजगार मिळणार असल्याची घोषणा विधानसभा आणि लोकसभेच्या निवडणुकीदरम्यान केंद्रीय मंत्री नारायण राणे आणि तत्कालीन मंत्री दीपक केसरकर यांनी केली होती. त्या घोषणेप्रमाणे जिल्ह्यातील ९२ तरुणांना जर्मनीमध्ये नोकरी देण्यासंदर्भातील ऑफर लेटरही देण्यात आली. या बाबतचा शासकीय कार्यक्रम "डाएट" या शासनाच्या प्रशिक्षण संस्थेच्या माध्यमातून मागील वर्षी सावंतवाडी येथे घेण्यात आला होता. मागील वर्षभर या ९२ विद्यार्थ्यांची हेळसांड होत असल्याचा आरोप ठाकरे शिवसेनेचे माजी आमदार वैभव नाईक यांनी केला आहे. 22 Sep 2025 03:51 PM (IST) 22 Sep 2025 03:51 PM (IST) हिरोगिरी नडली! फोटोसाठी कॉन्स्टेबलने कोब्राला तोंडात धरला अन्…; सोशल मीडियावर रोज काही ना काही व्हायरल होत असते. कधी मजेशीर, कधी चित्र-विचित्र तर कधी भयावह व्हिडिओ पाहायला मिळतात. अलीकडे सोशल मीडियावर तुम्ही सापांना रेस्क्यू करणाऱ्यांचे व्हिडिओ देखील पाहिले असतील. सोशल मीडियावर रोज काही ना काही व्हायरल होत असते. कधी मजेशीर, कधी चित्र-विचित्र तर कधी भयावह व्हिडिओ पाहायला मिळतात. अलीकडे सोशल मीडियावर तुम्ही सापांना रेस्क्यू करणाऱ्यांचे व्हिडिओ देखील पाहिले असतील. सोशल मीडियावर रोज काही ना काही व्हायरल होत असते. कधी मजेशीर, कधी चित्र-विचित्र तर कधी भयावह व्हिडिओ पाहायला मिळतात. अलीकडे सोशल मीडियावर तुम्ही सापांना रेस्क्यू करणाऱ्यांचे व्हिडिओ देखील पाहिले असतील. 22 Sep 2025 03:41 PM (IST) 22 Sep 2025 03:41 PM (IST) सायबर चोरांचा नवा फंडा, ई-चालान पाठवून ५ लाख लुटले आजकाल सायबर चोर कशा पद्धतीने नागरिकांना गंडा घालतील याचा नेम नाही. अशीच काहीशी घटना ही गोंदियामध्ये घडल्याचं पाहायला मिळाल. सायबर चोरट्यांनी आरटी ओ ई-चालानच्या माध्यमातून ५ लाखाला गंडा घातला आहे. आजकाल सायबर चोर कशा पद्धतीने नागरिकांना गंडा घालतील याचा नेम नाही. अशीच काहीशी घटना ही गोंदियामध्ये घडल्याचं पाहायला मिळाल. सायबर चोरट्यांनी आरटी ओ ई-चालानच्या माध्यमातून ५ लाखाला गंडा घातला आहे. आजकाल सायबर चोर कशा पद्धतीने नागरिकांना गंडा घालतील याचा नेम नाही. अशीच काहीशी घटना ही गोंदियामध्ये घडल्याचं पाहायला मिळाल. सायबर चोरट्यांनी आरटी ओ ई-चालानच्या माध्यमातून ५ लाखाला गंडा घातला आहे. 22 Sep 2025 03:32 PM (IST) 22 Sep 2025 03:32 PM (IST) अहमदाबाद विमान अपघाताच्या अहवालावर प्रश्नचिन्ह Ahmedabad Plane Crash: जून महिन्यात अहमदाबाद विमानतळावर झालेल्या भीषण विमान अपघाताप्रकरणी सर्वोच्च न्यायालयाने मोठे पाऊल उचलले आहे. Ahmedabad Plane Crash: जून महिन्यात अहमदाबाद विमानतळावर झालेल्या भीषण विमान अपघाताप्रकरणी सर्वोच्च न्यायालयाने मोठे पाऊल उचलले आहे. Ahmedabad Plane Crash: जून महिन्यात अहमदाबाद विमानतळावर झालेल्या भीषण विमान अपघाताप्रकरणी सर्वोच्च न्यायालयाने मोठे पाऊल उचलले आहे. 22 Sep 2025 03:23 PM (IST) 22 Sep 2025 03:23 PM (IST) सरकारी नोकरी ईच्छुकांसाठी खुश खबर! सरकारी नौकरीच्या शोधात असणाऱ्या तरुणांसाठी आनंदाची बातमी समोर आली आहे. राष्ट्रीय आदिवासी विद्यार्थ्यांसाठी शिक्षण संस्था (NESTS) ने देशभरातील एकलव्य मॉडेल निवासी शाळांमध्ये (EMRS) प्राचार्य, TGT, PGT आणि शिक्षकेतर पदांसाठी अर्ज मागवले आहेत. सरकारी नौकरीच्या शोधात असणाऱ्या तरुणांसाठी आनंदाची बातमी समोर आली आहे. राष्ट्रीय आदिवासी विद्यार्थ्यांसाठी शिक्षण संस्था (NESTS) ने देशभरातील एकलव्य मॉडेल निवासी शाळांमध्ये (EMRS) प्राचार्य, TGT, PGT आणि शिक्षकेतर पदांसाठी अर्ज मागवले आहेत. सरकारी नौकरीच्या शोधात असणाऱ्या तरुणांसाठी आनंदाची बातमी समोर आली आहे. राष्ट्रीय आदिवासी विद्यार्थ्यांसाठी शिक्षण संस्था (NESTS) ने देशभरातील एकलव्य मॉडेल निवासी शाळांमध्ये (EMRS) प्राचार्य, TGT, PGT आणि शिक्षकेतर पदांसाठी अर्ज मागवले आहेत. 22 Sep 2025 03:12 PM (IST) 22 Sep 2025 03:12 PM (IST) साऊथ स्टार मोहनलाल ‘दृश्यम 3’ साठी सज्ज मल्याळम अभिनेता मोहनलाल यांनी त्यांच्या आगामी “दृश्यम ३” चित्रपटाच्या निर्मितीपूर्वी सेटवर पूजा केली आहे. त्यांनी सोशल मीडिया प्लॅटफॉर्म फेसबुकवर या सोहळ्याचे फोटो शेअर केले आहेत. मल्याळम अभिनेता मोहनलाल यांनी त्यांच्या आगामी “दृश्यम ३” चित्रपटाच्या निर्मितीपूर्वी सेटवर पूजा केली आहे. त्यांनी सोशल मीडिया प्लॅटफॉर्म फेसबुकवर या सोहळ्याचे फोटो शेअर केले आहेत. मल्याळम अभिनेता मोहनलाल यांनी त्यांच्या आगामी “दृश्यम ३” चित्रपटाच्या निर्मितीपूर्वी सेटवर पूजा केली आहे. त्यांनी सोशल मीडिया प्लॅटफॉर्म फेसबुकवर या सोहळ्याचे फोटो शेअर केले आहेत. 22 Sep 2025 03:01 PM (IST) 22 Sep 2025 03:01 PM (IST) IMD Rain Alert: हा खेळ पावसाचा! अनेक भागात विश्रांती; तर ‘या’ राज्यांमध्ये वरूणराजा करणार कहर India Heavy Rain Alert: देशभरात हवामान सातत्याने बदलत आहे. त्यामुळे काही ठिकाणी उकाडा तर काही ठिकाणी गार हवा जाणवत आहे. दरम्यान आज भारतीय हवामान विभागाने कोणत्या राज्यात पावसाचा इशारा दिला आहे, ते जाणून घेऊयात. उतर प्रदेशमध्ये हवामान एकदम मोकळे आहे. तर अन्य राज्यांची स्थिती जाणून घेऊयात. India Heavy Rain Alert: देशभरात हवामान सातत्याने बदलत आहे. त्यामुळे काही ठिकाणी उकाडा तर काही ठिकाणी गार हवा जाणवत आहे. दरम्यान आज भारतीय हवामान विभागाने कोणत्या राज्यात पावसाचा इशारा दिला आहे, ते जाणून घेऊयात. उतर प्रदेशमध्ये हवामान एकदम मोकळे आहे. तर अन्य राज्यांची स्थिती जाणून घेऊयात. India Heavy Rain Alert: देशभरात हवामान सातत्याने बदलत आहे. त्यामुळे काही ठिकाणी उकाडा तर काही ठिकाणी गार हवा जाणवत आहे. दरम्यान आज भारतीय हवामान विभागाने कोणत्या राज्यात पावसाचा इशारा दिला आहे, ते जाणून घेऊयात. उतर प्रदेशमध्ये हवामान एकदम मोकळे आहे. तर अन्य राज्यांची स्थिती जाणून घेऊयात. 22 Sep 2025 02:45 PM (IST) 22 Sep 2025 02:45 PM (IST) “लोकसभेच्या दोनच जागा असल्याने…”; नरेंद्र मोदींची कॉँग्रेसवर जहरी टीका PM Modi visit Arunachal Pradesh: आज पंतप्रधान नरेंद्र मोदी पूर्वोत्तर राज्यांच्या दौऱ्यावर होते. पंतप्रधान नरेंद्र मोदी अरुणाचल प्रदेश राज्याच्या दौऱ्यावर होते. अरुणाचल प्रदेशमध्ये नरेंद्र मोदी यांनी दोन महत्वाच्या जलविद्युत प्रकल्पांचे लोकार्पण केले. यावेळी मोदी यांनी नागरिकांना संबोधित देखील केले. त्यावेळी तयांनी कॉँग्रेसवर जोरदार टीका केली. PM Modi visit Arunachal Pradesh: आज पंतप्रधान नरेंद्र मोदी पूर्वोत्तर राज्यांच्या दौऱ्यावर होते. पंतप्रधान नरेंद्र मोदी अरुणाचल प्रदेश राज्याच्या दौऱ्यावर होते. अरुणाचल प्रदेशमध्ये नरेंद्र मोदी यांनी दोन महत्वाच्या जलविद्युत प्रकल्पांचे लोकार्पण केले. यावेळी मोदी यांनी नागरिकांना संबोधित देखील केले. त्यावेळी तयांनी कॉँग्रेसवर जोरदार टीका केली. PM Modi visit Arunachal Pradesh: आज पंतप्रधान नरेंद्र मोदी पूर्वोत्तर राज्यांच्या दौऱ्यावर होते. पंतप्रधान नरेंद्र मोदी अरुणाचल प्रदेश राज्याच्या दौऱ्यावर होते. अरुणाचल प्रदेशमध्ये नरेंद्र मोदी यांनी दोन महत्वाच्या जलविद्युत प्रकल्पांचे लोकार्पण केले. यावेळी मोदी यांनी नागरिकांना संबोधित देखील केले. त्यावेळी तयांनी कॉँग्रेसवर जोरदार टीका केली. 22 Sep 2025 02:40 PM (IST) 22 Sep 2025 02:40 PM (IST) चार्ली कर्कच्या पत्नी एरिकाने केले त्याच्या हल्लेखोराला माफ Charlie Kirk Murder Case Update in Marathi : वॉशिंग्टन : चार्ली कर्क (Charlie Kirk) यांच्या मृत्यूने अमेरिकेचे राष्ट्राध्यक्ष डोनाल्ड ट्रम्प (Donald Trump) यांच्यासह संपूर्ण अमेरिकेला हादरुन टाकले आहे. त्यांच्या खूनात सामील असलेल्या आरोपीला अटक करण्यात आली असून त्याची चौकशी सुरु आहे. 10 सप्टेंबर रोजी युटा व्हॅली विद्यापीठात सुरु असलेल्या कार्यक्रमादरम्यान भर दिवसा त्यांची हत्या झाली होती. Charlie Kirk Murder Case Update in Marathi : वॉशिंग्टन : चार्ली कर्क (Charlie Kirk) यांच्या मृत्यूने अमेरिकेचे राष्ट्राध्यक्ष डोनाल्ड ट्रम्प (Donald Trump) यांच्यासह संपूर्ण अमेरिकेला हादरुन टाकले आहे. त्यांच्या खूनात सामील असलेल्या आरोपीला अटक करण्यात आली असून त्याची चौकशी सुरु आहे. 10 सप्टेंबर रोजी युटा व्हॅली विद्यापीठात सुरु असलेल्या कार्यक्रमादरम्यान भर दिवसा त्यांची हत्या झाली होती. Charlie Kirk Murder Case Update in Marathi : वॉशिंग्टन : चार्ली कर्क (Charlie Kirk) यांच्या मृत्यूने अमेरिकेचे राष्ट्राध्यक्ष डोनाल्ड ट्रम्प (Donald Trump) यांच्यासह संपूर्ण अमेरिकेला हादरुन टाकले आहे. त्यांच्या खूनात सामील असलेल्या आरोपीला अटक करण्यात आली असून त्याची चौकशी सुरु आहे. 10 सप्टेंबर रोजी युटा व्हॅली विद्यापीठात सुरु असलेल्या कार्यक्रमादरम्यान भर दिवसा त्यांची हत्या झाली होती. 22 Sep 2025 02:36 PM (IST) 22 Sep 2025 02:36 PM (IST) चिरंजीवी यांचा ४७ वर्षांचा मेगास्टारचा प्रवास टॉलीवूड मेगास्टार चिरंजीवी यांनी अभिनेता म्हणून ४७ गौरवशाली वर्ष पूर्ण केली आहेत.त्यांचा पहिला चित्रपट, प्रणम खरेदू, बरोबर ४७ वर्षांपूर्वी २२ सप्टेंबर १९७८ रोजी प्रदर्शित झाला होता. पार्श्वभूमी नसलेल्या चिरंजीवी यांनी एन.टी. रामा राव, अक्किनेनी नागेश्वर राव आणि कृष्णा यांसारख्या दिग्गज कलाकारांच्या काळात तेलुगू चित्रपटसृष्टीत प्रवेश केला.१९८३ मध्ये आलेला खैदी हा चित्रपट चिरंजीवी यांच्या कारकिर्दीत क्रांतीकारी ठरला. त्यानंतर त्यांनी व्यावसायिक सिनेमांमध्ये आपलं वर्चस्व सिद्ध केलं. गँग लीडर, जगदेका वीरुडु अतिलोका सुंदरी, घराना मोगुडु, कोदमा सिम्हम यांसारख्या यशस्वी चित्रपटांनी त्यांची लोकप्रियता आणखीनच वाढवली. टॉलीवूड मेगास्टार चिरंजीवी यांनी अभिनेता म्हणून ४७ गौरवशाली वर्ष पूर्ण केली आहेत.त्यांचा पहिला चित्रपट, प्रणम खरेदू, बरोबर ४७ वर्षांपूर्वी २२ सप्टेंबर १९७८ रोजी प्रदर्शित झाला होता. पार्श्वभूमी नसलेल्या चिरंजीवी यांनी एन.टी. रामा राव, अक्किनेनी नागेश्वर राव आणि कृष्णा यांसारख्या दिग्गज कलाकारांच्या काळात तेलुगू चित्रपटसृष्टीत प्रवेश केला.१९८३ मध्ये आलेला खैदी हा चित्रपट चिरंजीवी यांच्या कारकिर्दीत क्रांतीकारी ठरला. त्यानंतर त्यांनी व्यावसायिक सिनेमांमध्ये आपलं वर्चस्व सिद्ध केलं. गँग लीडर, जगदेका वीरुडु अतिलोका सुंदरी, घराना मोगुडु, कोदमा सिम्हम यांसारख्या यशस्वी चित्रपटांनी त्यांची लोकप्रियता आणखीनच वाढवली. टॉलीवूड मेगास्टार चिरंजीवी यांनी अभिनेता म्हणून ४७ गौरवशाली वर्ष पूर्ण केली आहेत.त्यांचा पहिला चित्रपट, प्रणम खरेदू, बरोबर ४७ वर्षांपूर्वी २२ सप्टेंबर १९७८ रोजी प्रदर्शित झाला होता. पार्श्वभूमी नसलेल्या चिरंजीवी यांनी एन.टी. रामा राव, अक्किनेनी नागेश्वर राव आणि कृष्णा यांसारख्या दिग्गज कलाकारांच्या काळात तेलुगू चित्रपटसृष्टीत प्रवेश केला.१९८३ मध्ये आलेला खैदी हा चित्रपट चिरंजीवी यांच्या कारकिर्दीत क्रांतीकारी ठरला. त्यानंतर त्यांनी व्यावसायिक सिनेमांमध्ये आपलं वर्चस्व सिद्ध केलं. गँग लीडर, जगदेका वीरुडु अतिलोका सुंदरी, घराना मोगुडु, कोदमा सिम्हम यांसारख्या यशस्वी चित्रपटांनी त्यांची लोकप्रियता आणखीनच वाढवली. 22 Sep 2025 02:35 PM (IST) 22 Sep 2025 02:35 PM (IST) PM Modi On Congress: "लोकसभेच्या दोनच जागा असल्याने..."; नरेंद्र मोदींची कॉँग्रेसवर जहरी टीका PM Modi visit Arunachal Pradesh: आज पंतप्रधान नरेंद्र मोदी पूर्वोत्तर राज्यांच्या दौऱ्यावर होते. पंतप्रधान नरेंद्र मोदी अरुणाचल प्रदेश राज्याच्या दौऱ्यावर होते. अरुणाचल प्रदेशमध्ये नरेंद्र मोदी यांनी दोन महत्वाच्या जलविद्युत प्रकल्पांचे लोकार्पण केले. यावेळी मोदी यांनी नागरिकांना संबोधित देखील केले. त्यावेळी तयांनी कॉँग्रेसवर जोरदार टीका केली. PM Modi visit Arunachal Pradesh: आज पंतप्रधान नरेंद्र मोदी पूर्वोत्तर राज्यांच्या दौऱ्यावर होते. पंतप्रधान नरेंद्र मोदी अरुणाचल प्रदेश राज्याच्या दौऱ्यावर होते. अरुणाचल प्रदेशमध्ये नरेंद्र मोदी यांनी दोन महत्वाच्या जलविद्युत प्रकल्पांचे लोकार्पण केले. यावेळी मोदी यांनी नागरिकांना संबोधित देखील केले. त्यावेळी तयांनी कॉँग्रेसवर जोरदार टीका केली. PM Modi visit Arunachal Pradesh: आज पंतप्रधान नरेंद्र मोदी पूर्वोत्तर राज्यांच्या दौऱ्यावर होते. पंतप्रधान नरेंद्र मोदी अरुणाचल प्रदेश राज्याच्या दौऱ्यावर होते. अरुणाचल प्रदेशमध्ये नरेंद्र मोदी यांनी दोन महत्वाच्या जलविद्युत प्रकल्पांचे लोकार्पण केले. यावेळी मोदी यांनी नागरिकांना संबोधित देखील केले. त्यावेळी तयांनी कॉँग्रेसवर जोरदार टीका केली. 22 Sep 2025 02:30 PM (IST) 22 Sep 2025 02:30 PM (IST) बड्या अधिकाऱ्याकडून महिला डॉक्टरकडे शरीरसुखाची मागणी जळगाव : राज्यासह देशभरात महिलांवरील अत्याचाराच्या घटना वाढल्या आहेत. वाढत्या घटनांमुळे महिलांच्या सुरक्षेचा प्रश्न ऐरणीवर आला आहे. अशातच आता जळगावमधून एक संतापजनक प्रकार उघडकीस आला आहे. जळगाव महानगरपालिकेत कार्यरत असलेल्या एका महिला डॉक्टरचा विनयभंग केल्याच्या गंभीर आरोपावरून निलंबित प्रमुख वैद्यकीय अधिकारी डॉ. विजय घोलप याला अखेर शहर पोलिसांनी अटक केली आहे. या घटनेमुळे महापालिकेच्या वर्तुळात प्रचंड खळबळ उडाली आहे. जळगाव : राज्यासह देशभरात महिलांवरील अत्याचाराच्या घटना वाढल्या आहेत. वाढत्या घटनांमुळे महिलांच्या सुरक्षेचा प्रश्न ऐरणीवर आला आहे. अशातच आता जळगावमधून एक संतापजनक प्रकार उघडकीस आला आहे. जळगाव महानगरपालिकेत कार्यरत असलेल्या एका महिला डॉक्टरचा विनयभंग केल्याच्या गंभीर आरोपावरून निलंबित प्रमुख वैद्यकीय अधिकारी डॉ. विजय घोलप याला अखेर शहर पोलिसांनी अटक केली आहे. या घटनेमुळे महापालिकेच्या वर्तुळात प्रचंड खळबळ उडाली आहे. जळगाव : राज्यासह देशभरात महिलांवरील अत्याचाराच्या घटना वाढल्या आहेत. वाढत्या घटनांमुळे महिलांच्या सुरक्षेचा प्रश्न ऐरणीवर आला आहे. अशातच आता जळगावमधून एक संतापजनक प्रकार उघडकीस आला आहे. जळगाव महानगरपालिकेत कार्यरत असलेल्या एका महिला डॉक्टरचा विनयभंग केल्याच्या गंभीर आरोपावरून निलंबित प्रमुख वैद्यकीय अधिकारी डॉ. विजय घोलप याला अखेर शहर पोलिसांनी अटक केली आहे. या घटनेमुळे महापालिकेच्या वर्तुळात प्रचंड खळबळ उडाली आहे. 22 Sep 2025 02:25 PM (IST) 22 Sep 2025 02:25 PM (IST) भारताची दमदार सुरुवात, बांग्लादेशला टाकल मागे! आशिया कप 2025 मध्ये सुपर 4 चे दोन सामने खेळवण्यात आले. या सामन्यामध्ये दोन्ही दमदार सामने पाहायला मिळाले आहेत, पहिला सामना बांग्लादेश विरुद्ध श्रीलंका यांच्यामध्ये पार पडला. या सामन्यात बांग्लादेशच्या संघाने बाजी मारली आणि पहिल्या सुपर 4 मध्ये विजय मिळवून विजयी सुरुवात केली आहे. काल दुसरा सामना भारत विरुद्ध पाकिस्तान यांच्यामध्ये पार पडला. या सामन्यात भारताच्या संघाने 6 विकेट्सने विजय मिळवला आहे. सूर्यकुमार यादवच्या नेतृत्वाखालील टीम इंडिया ग्रुप स्टेजनंतर सुपर-४ च्या पॉइंट्स टेबलवरही वर्चस्व गाजवत आहे. आशिया कप 2025 मध्ये सुपर 4 चे दोन सामने खेळवण्यात आले. या सामन्यामध्ये दोन्ही दमदार सामने पाहायला मिळाले आहेत, पहिला सामना बांग्लादेश विरुद्ध श्रीलंका यांच्यामध्ये पार पडला. या सामन्यात बांग्लादेशच्या संघाने बाजी मारली आणि पहिल्या सुपर 4 मध्ये विजय मिळवून विजयी सुरुवात केली आहे. काल दुसरा सामना भारत विरुद्ध पाकिस्तान यांच्यामध्ये पार पडला. या सामन्यात भारताच्या संघाने 6 विकेट्सने विजय मिळवला आहे. सूर्यकुमार यादवच्या नेतृत्वाखालील टीम इंडिया ग्रुप स्टेजनंतर सुपर-४ च्या पॉइंट्स टेबलवरही वर्चस्व गाजवत आहे. आशिया कप 2025 मध्ये सुपर 4 चे दोन सामने खेळवण्यात आले. या सामन्यामध्ये दोन्ही दमदार सामने पाहायला मिळाले आहेत, पहिला सामना बांग्लादेश विरुद्ध श्रीलंका यांच्यामध्ये पार पडला. या सामन्यात बांग्लादेशच्या संघाने बाजी मारली आणि पहिल्या सुपर 4 मध्ये विजय मिळवून विजयी सुरुवात केली आहे. काल दुसरा सामना भारत विरुद्ध पाकिस्तान यांच्यामध्ये पार पडला. या सामन्यात भारताच्या संघाने 6 विकेट्सने विजय मिळवला आहे. सूर्यकुमार यादवच्या नेतृत्वाखालील टीम इंडिया ग्रुप स्टेजनंतर सुपर-४ च्या पॉइंट्स टेबलवरही वर्चस्व गाजवत आहे. 22 Sep 2025 02:13 PM (IST) 22 Sep 2025 02:13 PM (IST) आनंद राठी यांच्या शेअर्सचा IPO 23 सप्टेंबर रोजी लाँच होणार Anand Rathi Share IPO Marathi News: डिसेंबर २०२१ मध्ये जेव्हा आनंद राठी वेल्थ शेअर बाजारात सूचीबद्ध झाले तेव्हा कोणीही कल्पना केली नव्हती की कंपनीला इतके मोठे यश मिळेल. चार वर्षांपेक्षा कमी कालावधीत, कंपनीने गुंतवणूकदारांना जवळजवळ १०००% परतावा दिला आहे. याचा अर्थ असा की ₹१०,००० ची गुंतवणूक आता ₹१ लाख झाली आहे. Anand Rathi Share IPO Marathi News: डिसेंबर २०२१ मध्ये जेव्हा आनंद राठी वेल्थ शेअर बाजारात सूचीबद्ध झाले तेव्हा कोणीही कल्पना केली नव्हती की कंपनीला इतके मोठे यश मिळेल. चार वर्षांपेक्षा कमी कालावधीत, कंपनीने गुंतवणूकदारांना जवळजवळ १०००% परतावा दिला आहे. याचा अर्थ असा की ₹१०,००० ची गुंतवणूक आता ₹१ लाख झाली आहे. Anand Rathi Share IPO Marathi News: डिसेंबर २०२१ मध्ये जेव्हा आनंद राठी वेल्थ शेअर बाजारात सूचीबद्ध झाले तेव्हा कोणीही कल्पना केली नव्हती की कंपनीला इतके मोठे यश मिळेल. चार वर्षांपेक्षा कमी कालावधीत, कंपनीने गुंतवणूकदारांना जवळजवळ १०००% परतावा दिला आहे. याचा अर्थ असा की ₹१०,००० ची गुंतवणूक आता ₹१ लाख झाली आहे. 22 Sep 2025 02:06 PM (IST) 22 Sep 2025 02:06 PM (IST) भारताची दमदार सुरुवात, बांग्लादेशला टाकल मागे! आशिया कप 2025 मध्ये सुपर 4 चे दोन सामने खेळवण्यात आले. या सामन्यामध्ये दोन्ही दमदार सामने पाहायला मिळाले आहेत, पहिला सामना बांग्लादेश विरुद्ध श्रीलंका यांच्यामध्ये पार पडला. या सामन्यात बांग्लादेशच्या संघाने बाजी मारली आणि पहिल्या सुपर 4 मध्ये विजय मिळवून विजयी सुरुवात केली आहे. काल दुसरा सामना भारत विरुद्ध पाकिस्तान यांच्यामध्ये पार पडला. या सामन्यात भारताच्या संघाने 6 विकेट्सने विजय मिळवला आहे. सूर्यकुमार यादवच्या नेतृत्वाखालील टीम इंडिया ग्रुप स्टेजनंतर सुपर-४ च्या पॉइंट्स टेबलवरही वर्चस्व गाजवत आहे. आशिया कप 2025 मध्ये सुपर 4 चे दोन सामने खेळवण्यात आले. या सामन्यामध्ये दोन्ही दमदार सामने पाहायला मिळाले आहेत, पहिला सामना बांग्लादेश विरुद्ध श्रीलंका यांच्यामध्ये पार पडला. या सामन्यात बांग्लादेशच्या संघाने बाजी मारली आणि पहिल्या सुपर 4 मध्ये विजय मिळवून विजयी सुरुवात केली आहे. काल दुसरा सामना भारत विरुद्ध पाकिस्तान यांच्यामध्ये पार पडला. या सामन्यात भारताच्या संघाने 6 विकेट्सने विजय मिळवला आहे. सूर्यकुमार यादवच्या नेतृत्वाखालील टीम इंडिया ग्रुप स्टेजनंतर सुपर-४ च्या पॉइंट्स टेबलवरही वर्चस्व गाजवत आहे. आशिया कप 2025 मध्ये सुपर 4 चे दोन सामने खेळवण्यात आले. या सामन्यामध्ये दोन्ही दमदार सामने पाहायला मिळाले आहेत, पहिला सामना बांग्लादेश विरुद्ध श्रीलंका यांच्यामध्ये पार पडला. या सामन्यात बांग्लादेशच्या संघाने बाजी मारली आणि पहिल्या सुपर 4 मध्ये विजय मिळवून विजयी सुरुवात केली आहे. काल दुसरा सामना भारत विरुद्ध पाकिस्तान यांच्यामध्ये पार पडला. या सामन्यात भारताच्या संघाने 6 विकेट्सने विजय मिळवला आहे. सूर्यकुमार यादवच्या नेतृत्वाखालील टीम इंडिया ग्रुप स्टेजनंतर सुपर-४ च्या पॉइंट्स टेबलवरही वर्चस्व गाजवत आहे. 22 Sep 2025 02:00 PM (IST) 22 Sep 2025 02:00 PM (IST) आनंद राठी यांच्या शेअर्सचा IPO 23 सप्टेंबर रोजी लाँच होणार डिसेंबर २०२१ मध्ये जेव्हा आनंद राठी वेल्थ शेअर बाजारात सूचीबद्ध झाले तेव्हा कोणीही कल्पना केली नव्हती की कंपनीला इतके मोठे यश मिळेल. चार वर्षांपेक्षा कमी कालावधीत, कंपनीने गुंतवणूकदारांना जवळजवळ १०००% परतावा दिला आहे. याचा अर्थ असा की ₹१०,००० ची गुंतवणूक आता ₹१ लाख झाली आहे.ही प्रभावी वाढ सततच्या व्यवसाय विस्तारामुळे आणि मजबूत आर्थिक कामगिरीमुळे झाली. आर्थिक वर्ष २१ ते आर्थिक वर्ष २५ दरम्यान, कंपनीचा महसूल ३७% च्या CAGR ने वाढून ₹९८१ कोटींवर पोहोचला. AUM (मॅनेजमेंट अंतर्गत मालमत्ता) ३०% च्या CAGR ने वाढून ₹७७,१०३ कोटींवर पोहोचला. डिसेंबर २०२१ मध्ये जेव्हा आनंद राठी वेल्थ शेअर बाजारात सूचीबद्ध झाले तेव्हा कोणीही कल्पना केली नव्हती की कंपनीला इतके मोठे यश मिळेल. चार वर्षांपेक्षा कमी कालावधीत, कंपनीने गुंतवणूकदारांना जवळजवळ १०००% परतावा दिला आहे. याचा अर्थ असा की ₹१०,००० ची गुंतवणूक आता ₹१ लाख झाली आहे.ही प्रभावी वाढ सततच्या व्यवसाय विस्तारामुळे आणि मजबूत आर्थिक कामगिरीमुळे झाली. आर्थिक वर्ष २१ ते आर्थिक वर्ष २५ दरम्यान, कंपनीचा महसूल ३७% च्या CAGR ने वाढून ₹९८१ कोटींवर पोहोचला. AUM (मॅनेजमेंट अंतर्गत मालमत्ता) ३०% च्या CAGR ने वाढून ₹७७,१०३ कोटींवर पोहोचला. डिसेंबर २०२१ मध्ये जेव्हा आनंद राठी वेल्थ शेअर बाजारात सूचीबद्ध झाले तेव्हा कोणीही कल्पना केली नव्हती की कंपनीला इतके मोठे यश मिळेल. चार वर्षांपेक्षा कमी कालावधीत, कंपनीने गुंतवणूकदारांना जवळजवळ १०००% परतावा दिला आहे. याचा अर्थ असा की ₹१०,००० ची गुंतवणूक आता ₹१ लाख झाली आहे.ही प्रभावी वाढ सततच्या व्यवसाय विस्तारामुळे आणि मजबूत आर्थिक कामगिरीमुळे झाली. आर्थिक वर्ष २१ ते आर्थिक वर्ष २५ दरम्यान, कंपनीचा महसूल ३७% च्या CAGR ने वाढून ₹९८१ कोटींवर पोहोचला. AUM (मॅनेजमेंट अंतर्गत मालमत्ता) ३०% च्या CAGR ने वाढून ₹७७,१०३ कोटींवर पोहोचला. 22 Sep 2025 01:50 PM (IST) 22 Sep 2025 01:50 PM (IST) बड्या अधिकाऱ्याकडून महिला डॉक्टरकडे शरीरसुखाची मागणी; केबिनमध्ये बोलावलं अन्… राज्यासह देशभरात महिलांवरील अत्याचाराच्या घटना वाढल्या आहेत. वाढत्या घटनांमुळे महिलांच्या सुरक्षेचा प्रश्न ऐरणीवर आला आहे. अशातच आता जळगावमधून एक संतापजनक प्रकार उघडकीस आला आहे. जळगाव महानगरपालिकेत कार्यरत असलेल्या एका महिला डॉक्टरचा विनयभंग केल्याच्या गंभीर आरोपावरून निलंबित प्रमुख वैद्यकीय अधिकारी डॉ. विजय घोलप याला अखेर शहर पोलिसांनी अटक केली आहे. या घटनेमुळे महापालिकेच्या वर्तुळात प्रचंड खळबळ उडाली आहे. राज्यासह देशभरात महिलांवरील अत्याचाराच्या घटना वाढल्या आहेत. वाढत्या घटनांमुळे महिलांच्या सुरक्षेचा प्रश्न ऐरणीवर आला आहे. अशातच आता जळगावमधून एक संतापजनक प्रकार उघडकीस आला आहे. जळगाव महानगरपालिकेत कार्यरत असलेल्या एका महिला डॉक्टरचा विनयभंग केल्याच्या गंभीर आरोपावरून निलंबित प्रमुख वैद्यकीय अधिकारी डॉ. विजय घोलप याला अखेर शहर पोलिसांनी अटक केली आहे. या घटनेमुळे महापालिकेच्या वर्तुळात प्रचंड खळबळ उडाली आहे. राज्यासह देशभरात महिलांवरील अत्याचाराच्या घटना वाढल्या आहेत. वाढत्या घटनांमुळे महिलांच्या सुरक्षेचा प्रश्न ऐरणीवर आला आहे. अशातच आता जळगावमधून एक संतापजनक प्रकार उघडकीस आला आहे. जळगाव महानगरपालिकेत कार्यरत असलेल्या एका महिला डॉक्टरचा विनयभंग केल्याच्या गंभीर आरोपावरून निलंबित प्रमुख वैद्यकीय अधिकारी डॉ. विजय घोलप याला अखेर शहर पोलिसांनी अटक केली आहे. या घटनेमुळे महापालिकेच्या वर्तुळात प्रचंड खळबळ उडाली आहे. 22 Sep 2025 01:45 PM (IST) 22 Sep 2025 01:45 PM (IST) अखेर चाहत्यांची प्रतीक्षा संपली! ऋषभ शेट्टीच्या ‘कांतारा चॅप्टर १’ चा ट्रेलर प्रदर्शित ऋषभ शेट्टीच्या या वर्षातील सर्वात चर्चेत असलेला चित्रपट “कांतारा चॅप्टर १” चा ट्रेलर आज प्रदर्शित झाला आहे. या चित्रपटाच्या ट्रेलरसाठी चाहते आधीच उत्सुक होते आणि ट्रेलरची आतुरतेने वाट पाहत होते. आता, ट्रेलर प्रदर्शित होताच तो व्हायरल झाला आहे आणि सोशल मीडियावर ट्रेंड झाला आहे. ट्रेलर पाहिल्यानंतर, चित्रपटाबद्दल लोकांची उत्सुकता आणखी वाढली आहे. जबरदस्त ट्रेलरने चाहत्यांना थक्क केलं आहे. ऋषभ शेट्टीच्या या वर्षातील सर्वात चर्चेत असलेला चित्रपट “कांतारा चॅप्टर १” चा ट्रेलर आज प्रदर्शित झाला आहे. या चित्रपटाच्या ट्रेलरसाठी चाहते आधीच उत्सुक होते आणि ट्रेलरची आतुरतेने वाट पाहत होते. आता, ट्रेलर प्रदर्शित होताच तो व्हायरल झाला आहे आणि सोशल मीडियावर ट्रेंड झाला आहे. ट्रेलर पाहिल्यानंतर, चित्रपटाबद्दल लोकांची उत्सुकता आणखी वाढली आहे. जबरदस्त ट्रेलरने चाहत्यांना थक्क केलं आहे. ऋषभ शेट्टीच्या या वर्षातील सर्वात चर्चेत असलेला चित्रपट “कांतारा चॅप्टर १” चा ट्रेलर आज प्रदर्शित झाला आहे. या चित्रपटाच्या ट्रेलरसाठी चाहते आधीच उत्सुक होते आणि ट्रेलरची आतुरतेने वाट पाहत होते. आता, ट्रेलर प्रदर्शित होताच तो व्हायरल झाला आहे आणि सोशल मीडियावर ट्रेंड झाला आहे. ट्रेलर पाहिल्यानंतर, चित्रपटाबद्दल लोकांची उत्सुकता आणखी वाढली आहे. जबरदस्त ट्रेलरने चाहत्यांना थक्क केलं आहे. 22 Sep 2025 01:40 PM (IST) 22 Sep 2025 01:40 PM (IST) UN चा मोठा खुलासा, AI मुळे पुरूष की महिला कोणाच्या नोकऱ्यांवर येणार गदा संयुक्त राष्ट्रांच्या (UN) नवीन अहवाल “जेंडर स्नॅपशॉट २०२५” मध्ये AI ची क्षमता उघड झाली आहे, ज्यामध्ये जगभरातील महिलांना त्यांच्या नोकऱ्यांबद्दल इशारा देण्यात आला आहे. अहवालानुसार, आर्टिफिशियल इंटेलिजेंस (एआय) मुळे अंदाजे २८% महिलांच्या नोकऱ्या धोक्यात आहेत, तर केवळ २१% पुरुषांच्या नोकऱ्यांवर याचा परिणाम होईल. हे आकडे दर्शवितात की वेगाने प्रगती करणाऱ्या तंत्रज्ञानाच्या जगात, “जेंडर डिजिटल डिव्हाइड” किंवा डिजिटल असमानता आणखी वाढू शकते. संयुक्त राष्ट्रांच्या (UN) नवीन अहवाल “जेंडर स्नॅपशॉट २०२५” मध्ये AI ची क्षमता उघड झाली आहे, ज्यामध्ये जगभरातील महिलांना त्यांच्या नोकऱ्यांबद्दल इशारा देण्यात आला आहे. अहवालानुसार, आर्टिफिशियल इंटेलिजेंस (एआय) मुळे अंदाजे २८% महिलांच्या नोकऱ्या धोक्यात आहेत, तर केवळ २१% पुरुषांच्या नोकऱ्यांवर याचा परिणाम होईल. हे आकडे दर्शवितात की वेगाने प्रगती करणाऱ्या तंत्रज्ञानाच्या जगात, “जेंडर डिजिटल डिव्हाइड” किंवा डिजिटल असमानता आणखी वाढू शकते. संयुक्त राष्ट्रांच्या (UN) नवीन अहवाल “जेंडर स्नॅपशॉट २०२५” मध्ये AI ची क्षमता उघड झाली आहे, ज्यामध्ये जगभरातील महिलांना त्यांच्या नोकऱ्यांबद्दल इशारा देण्यात आला आहे. अहवालानुसार, आर्टिफिशियल इंटेलिजेंस (एआय) मुळे अंदाजे २८% महिलांच्या नोकऱ्या धोक्यात आहेत, तर केवळ २१% पुरुषांच्या नोकऱ्यांवर याचा परिणाम होईल. हे आकडे दर्शवितात की वेगाने प्रगती करणाऱ्या तंत्रज्ञानाच्या जगात, “जेंडर डिजिटल डिव्हाइड” किंवा डिजिटल असमानता आणखी वाढू शकते. 22 Sep 2025 01:35 PM (IST) 22 Sep 2025 01:35 PM (IST) 50-50 की 60-40? शिवसेना-मनसे युतीत जागा वाटप फॉर्म्युला ठरला महाराष्ट्रातील स्थानिक स्वराज्य संस्थांच्या निवडणुका (BMC Election 2025) रखडल्या असून ही निवडणूक पुढच्या वर्षी 31 जानेवारीच्या आत घेण्यात यावे, असे आदेश सर्वोच्च न्यायालयाने दिले आहे. त्यामुळे यंदा दिवाळानंतर निवडणुकांच्या प्रचाराचा धूमधडाका सुरू होईल, अशी अपेक्षा व्यक्त करण्यात येत आहे.ठाकरे बंधू एकाच व्यासपीठावर एकत्र आल्यापासून महाराष्ट्रात ठाकरे बंधूंमधील युतीची बऱ्याच काळापासून प्रतीक्षा होती. विजयादशमीच्या निमित्ताने होणारी रॅली महत्त्वाची मानली जात आहे. याचदरम्यान आता ठाकरेंची शिवसेना आणि महाराष्ट्र निवनिर्माण सेना या दोन पक्षांनी किती जागा लढवाव्यात यासाठीचा फॉर्म्युलाही निश्चित झाला आहे. मिळालेल्या माहितीनुसार या युतीची घोषणा दसरा मेळाव्यात होणार नसून दिवाळीच्या मुहुर्तावर ती होण्याची शक्यता आहे. महाराष्ट्रातील स्थानिक स्वराज्य संस्थांच्या निवडणुका (BMC Election 2025) रखडल्या असून ही निवडणूक पुढच्या वर्षी 31 जानेवारीच्या आत घेण्यात यावे, असे आदेश सर्वोच्च न्यायालयाने दिले आहे. त्यामुळे यंदा दिवाळानंतर निवडणुकांच्या प्रचाराचा धूमधडाका सुरू होईल, अशी अपेक्षा व्यक्त करण्यात येत आहे.ठाकरे बंधू एकाच व्यासपीठावर एकत्र आल्यापासून महाराष्ट्रात ठाकरे बंधूंमधील युतीची बऱ्याच काळापासून प्रतीक्षा होती. विजयादशमीच्या निमित्ताने होणारी रॅली महत्त्वाची मानली जात आहे. याचदरम्यान आता ठाकरेंची शिवसेना आणि महाराष्ट्र निवनिर्माण सेना या दोन पक्षांनी किती जागा लढवाव्यात यासाठीचा फॉर्म्युलाही निश्चित झाला आहे. मिळालेल्या माहितीनुसार या युतीची घोषणा दसरा मेळाव्यात होणार नसून दिवाळीच्या मुहुर्तावर ती होण्याची शक्यता आहे. महाराष्ट्रातील स्थानिक स्वराज्य संस्थांच्या निवडणुका (BMC Election 2025) रखडल्या असून ही निवडणूक पुढच्या वर्षी 31 जानेवारीच्या आत घेण्यात यावे, असे आदेश सर्वोच्च न्यायालयाने दिले आहे. त्यामुळे यंदा दिवाळानंतर निवडणुकांच्या प्रचाराचा धूमधडाका सुरू होईल, अशी अपेक्षा व्यक्त करण्यात येत आहे.ठाकरे बंधू एकाच व्यासपीठावर एकत्र आल्यापासून महाराष्ट्रात ठाकरे बंधूंमधील युतीची बऱ्याच काळापासून प्रतीक्षा होती. विजयादशमीच्या निमित्ताने होणारी रॅली महत्त्वाची मानली जात आहे. याचदरम्यान आता ठाकरेंची शिवसेना आणि महाराष्ट्र निवनिर्माण सेना या दोन पक्षांनी किती जागा लढवाव्यात यासाठीचा फॉर्म्युलाही निश्चित झाला आहे. मिळालेल्या माहितीनुसार या युतीची घोषणा दसरा मेळाव्यात होणार नसून दिवाळीच्या मुहुर्तावर ती होण्याची शक्यता आहे. 22 Sep 2025 01:25 PM (IST) 22 Sep 2025 01:25 PM (IST) पाकिस्तानच्या पराभवानंतर शोएब अख्तर संतापला, अंपायरवर लावला चिटींगचा आरोप! भारत विरुद्ध पाकिस्तान यांच्यामध्ये झालेल्या सामन्यामध्ये गरमागरमीचे वातावरण पाहायला मिळाले आहे. यामध्ये दोन्ही संघाच्या खेळाडूंमध्ये मैदानावर सामन्यादरम्यान बाचाबाची पाहायला मिळाली. टीम इंडियाने सुपर 4 मध्ये पहिल्या सामन्यात विजय मिळवून गुणतालिकेमध्ये अव्वल स्थानावर विराजमान आहे. संघाने या सामन्यात कमालीची कामगिरी केली, भारतीय संघाचा पुढील सामना हा बांग्लादेश विरुद्ध होणार आहे. त्याआधी भारत पाक सामन्यात अनेक चर्चेचे विषय आहेत यावर आता शोएब अख्तरने अनेक आरोप केले आहेत. भारत विरुद्ध पाकिस्तान यांच्यामध्ये झालेल्या सामन्यामध्ये गरमागरमीचे वातावरण पाहायला मिळाले आहे. यामध्ये दोन्ही संघाच्या खेळाडूंमध्ये मैदानावर सामन्यादरम्यान बाचाबाची पाहायला मिळाली. टीम इंडियाने सुपर 4 मध्ये पहिल्या सामन्यात विजय मिळवून गुणतालिकेमध्ये अव्वल स्थानावर विराजमान आहे. संघाने या सामन्यात कमालीची कामगिरी केली, भारतीय संघाचा पुढील सामना हा बांग्लादेश विरुद्ध होणार आहे. त्याआधी भारत पाक सामन्यात अनेक चर्चेचे विषय आहेत यावर आता शोएब अख्तरने अनेक आरोप केले आहेत. भारत विरुद्ध पाकिस्तान यांच्यामध्ये झालेल्या सामन्यामध्ये गरमागरमीचे वातावरण पाहायला मिळाले आहे. यामध्ये दोन्ही संघाच्या खेळाडूंमध्ये मैदानावर सामन्यादरम्यान बाचाबाची पाहायला मिळाली. टीम इंडियाने सुपर 4 मध्ये पहिल्या सामन्यात विजय मिळवून गुणतालिकेमध्ये अव्वल स्थानावर विराजमान आहे. संघाने या सामन्यात कमालीची कामगिरी केली, भारतीय संघाचा पुढील सामना हा बांग्लादेश विरुद्ध होणार आहे. त्याआधी भारत पाक सामन्यात अनेक चर्चेचे विषय आहेत यावर आता शोएब अख्तरने अनेक आरोप केले आहेत. 22 Sep 2025 01:15 PM (IST) 22 Sep 2025 01:15 PM (IST) एटीएसकडून तीन संशयित दहशतवादी ताब्यात उत्तर प्रदेश एटीएसकडून २७ ऑगस्टच्या तपासात उत्तर प्रदेशातून रक्कम ही फिलिस्तीन या देशात पाठवली जात असल्याचे तपासात समोर आले. ३ लाख रुपये पाठवल्याचा संशय एटीएसला होता. यूपी एटीएस तपास करत आली असता भिवंडीतील तीन जणांवर पाळत ठेवली आणि संशयित दहशतवादी म्हणून त्यांना ताब्यात घेण्यात आला आहे. मोहम्मद अयान मोहम्मद हुसेन (२२ वर्ष ) सहारा अपार्टमेंट तहेरा मॅरेज हॉल जवळ, अबू सुफियान ताजम्मूल अन्सारी, (वय २२) जैद नेटियार अब्दुल कादिर (वय २२) रा. वेताळ पाडा भिवंडी या तीन जणांना ताब्यात घेतल आहे. महत्वाचे म्हणजे या तीन जणांवर दहशतवादी कारवाईमध्ये सहभाग असल्याचा संशय आहे. उत्तर प्रदेश एटीएसकडून २७ ऑगस्टच्या तपासात उत्तर प्रदेशातून रक्कम ही फिलिस्तीन या देशात पाठवली जात असल्याचे तपासात समोर आले. ३ लाख रुपये पाठवल्याचा संशय एटीएसला होता. यूपी एटीएस तपास करत आली असता भिवंडीतील तीन जणांवर पाळत ठेवली आणि संशयित दहशतवादी म्हणून त्यांना ताब्यात घेण्यात आला आहे. मोहम्मद अयान मोहम्मद हुसेन (२२ वर्ष ) सहारा अपार्टमेंट तहेरा मॅरेज हॉल जवळ, अबू सुफियान ताजम्मूल अन्सारी, (वय २२) जैद नेटियार अब्दुल कादिर (वय २२) रा. वेताळ पाडा भिवंडी या तीन जणांना ताब्यात घेतल आहे. महत्वाचे म्हणजे या तीन जणांवर दहशतवादी कारवाईमध्ये सहभाग असल्याचा संशय आहे. उत्तर प्रदेश एटीएसकडून २७ ऑगस्टच्या तपासात उत्तर प्रदेशातून रक्कम ही फिलिस्तीन या देशात पाठवली जात असल्याचे तपासात समोर आले. ३ लाख रुपये पाठवल्याचा संशय एटीएसला होता. यूपी एटीएस तपास करत आली असता भिवंडीतील तीन जणांवर पाळत ठेवली आणि संशयित दहशतवादी म्हणून त्यांना ताब्यात घेण्यात आला आहे. मोहम्मद अयान मोहम्मद हुसेन (२२ वर्ष ) सहारा अपार्टमेंट तहेरा मॅरेज हॉल जवळ, अबू सुफियान ताजम्मूल अन्सारी, (वय २२) जैद नेटियार अब्दुल कादिर (वय २२) रा. वेताळ पाडा भिवंडी या तीन जणांना ताब्यात घेतल आहे. महत्वाचे म्हणजे या तीन जणांवर दहशतवादी कारवाईमध्ये सहभाग असल्याचा संशय आहे. 22 Sep 2025 01:15 PM (IST) 22 Sep 2025 01:15 PM (IST) रितेश देशमुखच्या ‘राजा शिवाजी’मध्ये झळकणार ‘हा’ TV अभिनेता आजपासून सर्वत्र नवरात्रोत्सवाला सुरुवात झाली आहे. अनेकांनी देवीचं दर्शन घेत आपल्या दिवसाची सुरुवात केली आहे. तसेच ‘सुख म्हणजे नक्की काय असतं’ या मालिकेतील प्रसिद्ध अभिनेता कपिल होनराव. ज्याला प्रेक्षकांचं भरभरून मिळालं. त्यांनी चाहत्यांना आनंदाची बातमी शेअर केली आहे. अभिनेत्याने त्याच्या आगामी चित्रपटाबद्दल चाहत्यांना माहिती दिली आहे. त्याची वर्णी थेट रितेश देशमुखच्या सिनेमात लागली आहे. अभिनेता ‘राजा शिवाजी’ या रितेशच्या आगामी चित्रपटामध्ये महत्वाच्या भूमिकेत दिसणार आहे. अभिनेत्याचा नवरात्री मधील पहिलाच दिवस आनंद ठरला आहे आणि त्याने त्याच्या चाहत्यांना देखील खुश केलं आहे. सिनेमाच्या क्लॅपबोर्डसोबतचे फोटो शेअर करत खास नोटही लिहिली. आजपासून सर्वत्र नवरात्रोत्सवाला सुरुवात झाली आहे. अनेकांनी देवीचं दर्शन घेत आपल्या दिवसाची सुरुवात केली आहे. तसेच ‘सुख म्हणजे नक्की काय असतं’ या मालिकेतील प्रसिद्ध अभिनेता कपिल होनराव. ज्याला प्रेक्षकांचं भरभरून मिळालं. त्यांनी चाहत्यांना आनंदाची बातमी शेअर केली आहे. अभिनेत्याने त्याच्या आगामी चित्रपटाबद्दल चाहत्यांना माहिती दिली आहे. त्याची वर्णी थेट रितेश देशमुखच्या सिनेमात लागली आहे. अभिनेता ‘राजा शिवाजी’ या रितेशच्या आगामी चित्रपटामध्ये महत्वाच्या भूमिकेत दिसणार आहे. अभिनेत्याचा नवरात्री मधील पहिलाच दिवस आनंद ठरला आहे आणि त्याने त्याच्या चाहत्यांना देखील खुश केलं आहे. सिनेमाच्या क्लॅपबोर्डसोबतचे फोटो शेअर करत खास नोटही लिहिली. आजपासून सर्वत्र नवरात्रोत्सवाला सुरुवात झाली आहे. अनेकांनी देवीचं दर्शन घेत आपल्या दिवसाची सुरुवात केली आहे. तसेच ‘सुख म्हणजे नक्की काय असतं’ या मालिकेतील प्रसिद्ध अभिनेता कपिल होनराव. ज्याला प्रेक्षकांचं भरभरून मिळालं. त्यांनी चाहत्यांना आनंदाची बातमी शेअर केली आहे. अभिनेत्याने त्याच्या आगामी चित्रपटाबद्दल चाहत्यांना माहिती दिली आहे. त्याची वर्णी थेट रितेश देशमुखच्या सिनेमात लागली आहे. अभिनेता ‘राजा शिवाजी’ या रितेशच्या आगामी चित्रपटामध्ये महत्वाच्या भूमिकेत दिसणार आहे. अभिनेत्याचा नवरात्री मधील पहिलाच दिवस आनंद ठरला आहे आणि त्याने त्याच्या चाहत्यांना देखील खुश केलं आहे. सिनेमाच्या क्लॅपबोर्डसोबतचे फोटो शेअर करत खास नोटही लिहिली. 22 Sep 2025 01:05 PM (IST) 22 Sep 2025 01:05 PM (IST) आंतरराष्ट्रीय सागरी किनारा स्वच्छता दिन 2025 निमित्त HCL फाउंडेशनने देशव्यापी स्वच्छता मोहिमेचे केले नेतृत्व जागतिक तंत्रज्ञान कंपनी असलेल्या HCLटेक च्या कंपनी सामाजिक जबाबदारीचा अजेंडा चालवणाऱ्या HCLफाऊंडेशन ने भारतात आंतरराष्ट्रीय सागरी किनारा स्वच्छता दिन 2025 (International Coastal Cleanup Day 2025) साजरा करण्यासाठी आंध्रप्रदेश, कर्नाटक, केरळ, तामिळनाडू, ओडिशा आणि पश्चिम बंगाल या सहा भारतीय राज्यांमध्ये सागरी किनारा स्वच्छता मोहिमेचे नेतृत्व केले.या उपक्रमामुळे स्थानिक समुदाय, HCLटेक कर्मचारी आणि भागीदार संस्थांना एकत्रित करण्यात आले, ज्यामुळे सुमारे XXX किलोग्रॅम सागरी कचरा XXX पेक्षा जास्त स्वयंसेवकांनी काढून टाकला, ज्यामुळे भारताच्या किनारी आणि सागरी परिसंस्थांचे संरक्षण करण्यासाठी HCLफाउंडेशनची वचनबद्धता पुन्हा एकदा ठळकपणे दिसून आली. जागतिक तंत्रज्ञान कंपनी असलेल्या HCLटेक च्या कंपनी सामाजिक जबाबदारीचा अजेंडा चालवणाऱ्या HCLफाऊंडेशन ने भारतात आंतरराष्ट्रीय सागरी किनारा स्वच्छता दिन 2025 (International Coastal Cleanup Day 2025) साजरा करण्यासाठी आंध्रप्रदेश, कर्नाटक, केरळ, तामिळनाडू, ओडिशा आणि पश्चिम बंगाल या सहा भारतीय राज्यांमध्ये सागरी किनारा स्वच्छता मोहिमेचे नेतृत्व केले.या उपक्रमामुळे स्थानिक समुदाय, HCLटेक कर्मचारी आणि भागीदार संस्थांना एकत्रित करण्यात आले, ज्यामुळे सुमारे XXX किलोग्रॅम सागरी कचरा XXX पेक्षा जास्त स्वयंसेवकांनी काढून टाकला, ज्यामुळे भारताच्या किनारी आणि सागरी परिसंस्थांचे संरक्षण करण्यासाठी HCLफाउंडेशनची वचनबद्धता पुन्हा एकदा ठळकपणे दिसून आली. जागतिक तंत्रज्ञान कंपनी असलेल्या HCLटेक च्या कंपनी सामाजिक जबाबदारीचा अजेंडा चालवणाऱ्या HCLफाऊंडेशन ने भारतात आंतरराष्ट्रीय सागरी किनारा स्वच्छता दिन 2025 (International Coastal Cleanup Day 2025) साजरा करण्यासाठी आंध्रप्रदेश, कर्नाटक, केरळ, तामिळनाडू, ओडिशा आणि पश्चिम बंगाल या सहा भारतीय राज्यांमध्ये सागरी किनारा स्वच्छता मोहिमेचे नेतृत्व केले.या उपक्रमामुळे स्थानिक समुदाय, HCLटेक कर्मचारी आणि भागीदार संस्थांना एकत्रित करण्यात आले, ज्यामुळे सुमारे XXX किलोग्रॅम सागरी कचरा XXX पेक्षा जास्त स्वयंसेवकांनी काढून टाकला, ज्यामुळे भारताच्या किनारी आणि सागरी परिसंस्थांचे संरक्षण करण्यासाठी HCLफाउंडेशनची वचनबद्धता पुन्हा एकदा ठळकपणे दिसून आली. 22 Sep 2025 01:01 PM (IST) 22 Sep 2025 01:01 PM (IST) GST दर कपातीमुळे सोन्याच्या किमती कमी होतील? आज नवीन जीएसटी दर लागू झाल्यामुळे सर्वसामान्यांना मोठा दिलासा मिळाला आहे. अनेक दैनंदिन वस्तूंच्या किमती कमी झाल्या आहेत. सरकारने १२% आणि १८% स्लॅब काढून टाकले आहेत. या जीएसटी दर कपातीमुळे सोन्याच्या किमतीही कमी होतील का? सोन्याच्या विक्रमी किमतींपासून जनतेला दिलासा मिळेल का? असे अनेक प्रश्न जनतेच्या मनात रेंगाळत आहेत. या सर्व प्रश्नांची उत्तरे सविस्तरपणे जाणून घेऊया. आज नवीन जीएसटी दर लागू झाल्यामुळे सर्वसामान्यांना मोठा दिलासा मिळाला आहे. अनेक दैनंदिन वस्तूंच्या किमती कमी झाल्या आहेत. सरकारने १२% आणि १८% स्लॅब काढून टाकले आहेत. या जीएसटी दर कपातीमुळे सोन्याच्या किमतीही कमी होतील का? सोन्याच्या विक्रमी किमतींपासून जनतेला दिलासा मिळेल का? असे अनेक प्रश्न जनतेच्या मनात रेंगाळत आहेत. या सर्व प्रश्नांची उत्तरे सविस्तरपणे जाणून घेऊया. आज नवीन जीएसटी दर लागू झाल्यामुळे सर्वसामान्यांना मोठा दिलासा मिळाला आहे. अनेक दैनंदिन वस्तूंच्या किमती कमी झाल्या आहेत. सरकारने १२% आणि १८% स्लॅब काढून टाकले आहेत. या जीएसटी दर कपातीमुळे सोन्याच्या किमतीही कमी होतील का? सोन्याच्या विक्रमी किमतींपासून जनतेला दिलासा मिळेल का? असे अनेक प्रश्न जनतेच्या मनात रेंगाळत आहेत. या सर्व प्रश्नांची उत्तरे सविस्तरपणे जाणून घेऊया. 22 Sep 2025 01:00 PM (IST) 22 Sep 2025 01:00 PM (IST) पुजाऱ्यानेच केला तरुणीचा विनयभंग; गुन्हा दाखल होताच देवासमोरच घेतला फास मुंबईतल्या कांदिवली पश्चिम भागात एक धक्कादायक घटना घडली आहे. मंदिराच्यापुजाऱ्यानेच मुलीचा विनयभंग केल्याची घटना उघडकीस आली. एवढेच नाही तर तरुणीच्या घरच्यांनी तक्रार दाखल केली तेव्हा आरोपी पुजाऱ्याने देवासमोरच दोर लावत फास घेतला आणि आत्महत्या केली. ही घटना आहे कांदिवली पश्चिम भागातील लालजीपाडा परिसरात तारकेश्वर महादेव मंदिर आहे. मुंबईतल्या कांदिवली पश्चिम भागात एक धक्कादायक घटना घडली आहे. मंदिराच्यापुजाऱ्यानेच मुलीचा विनयभंग केल्याची घटना उघडकीस आली. एवढेच नाही तर तरुणीच्या घरच्यांनी तक्रार दाखल केली तेव्हा आरोपी पुजाऱ्याने देवासमोरच दोर लावत फास घेतला आणि आत्महत्या केली. ही घटना आहे कांदिवली पश्चिम भागातील लालजीपाडा परिसरात तारकेश्वर महादेव मंदिर आहे. मुंबईतल्या कांदिवली पश्चिम भागात एक धक्कादायक घटना घडली आहे. मंदिराच्यापुजाऱ्यानेच मुलीचा विनयभंग केल्याची घटना उघडकीस आली. एवढेच नाही तर तरुणीच्या घरच्यांनी तक्रार दाखल केली तेव्हा आरोपी पुजाऱ्याने देवासमोरच दोर लावत फास घेतला आणि आत्महत्या केली. ही घटना आहे कांदिवली पश्चिम भागातील लालजीपाडा परिसरात तारकेश्वर महादेव मंदिर आहे. 22 Sep 2025 12:50 PM (IST) 22 Sep 2025 12:50 PM (IST) जन्मदात्या आईची पोटच्या मुलाने केली निर्घृण हत्या बीडच्या परळीमधून एक धक्कदायक घटना समोर आली आहे. पोरानेच आपल्या जन्मदात्या आईची डोक्यात दगड घालून हत्या केल्याची घटना समोर आली आहे. राहते घर नावावर करायला नकार दिल्याने मुलानेच आपल्या आईच्या डोक्यात दगड घालून हत्या केल्याने खळबळ उडाली आहे. सुनंदा ज्ञानोबा कांगणे असे मृत आईचे नाव असून आरोपीचे नाव चंद्रकांत कांगणे याला परळी ग्रामीण पोलिसांनी अटक केले आहे. ही घटना परळी तालुक्यातील भोजनाकवाडी गावात घडली आहे. बीडच्या परळीमधून एक धक्कदायक घटना समोर आली आहे. पोरानेच आपल्या जन्मदात्या आईची डोक्यात दगड घालून हत्या केल्याची घटना समोर आली आहे. राहते घर नावावर करायला नकार दिल्याने मुलानेच आपल्या आईच्या डोक्यात दगड घालून हत्या केल्याने खळबळ उडाली आहे. सुनंदा ज्ञानोबा कांगणे असे मृत आईचे नाव असून आरोपीचे नाव चंद्रकांत कांगणे याला परळी ग्रामीण पोलिसांनी अटक केले आहे. ही घटना परळी तालुक्यातील भोजनाकवाडी गावात घडली आहे. बीडच्या परळीमधून एक धक्कदायक घटना समोर आली आहे. पोरानेच आपल्या जन्मदात्या आईची डोक्यात दगड घालून हत्या केल्याची घटना समोर आली आहे. राहते घर नावावर करायला नकार दिल्याने मुलानेच आपल्या आईच्या डोक्यात दगड घालून हत्या केल्याने खळबळ उडाली आहे. सुनंदा ज्ञानोबा कांगणे असे मृत आईचे नाव असून आरोपीचे नाव चंद्रकांत कांगणे याला परळी ग्रामीण पोलिसांनी अटक केले आहे. ही घटना परळी तालुक्यातील भोजनाकवाडी गावात घडली आहे. 22 Sep 2025 12:40 PM (IST) 22 Sep 2025 12:40 PM (IST) ओबीसी आंदोलक नवनाथ वाघमारे यांची गाडी अज्ञातांनी पेटवली राज्य सरकारच्या विरोधात ओबीसीची मोट बांधण्यासाठी राज्यभरात लक्ष्मण हाके आणि नवनाथ वाघमारे सभा घेत आहेत. सभा घेवून आव्हान देण्याचा प्रयत्न होत असताना काल त्यांची जालन्यातील नीलमनगर भागात गाडी पेटवण्याचा प्रयत्न अज्ञातांकडून करण्यात आला आहे. या घटनेने जालन्यात खळबळ उडाली आहे. नवनाथ वाघमारे हे लक्ष्मण हाके यांच्यासोबत राज्यभरात दौरा करत आहेत आणि हैदराबाद गॅझेटला विरोध करत आहेत. राज्य सरकारच्या विरोधात ओबीसीची मोट बांधण्यासाठी राज्यभरात लक्ष्मण हाके आणि नवनाथ वाघमारे सभा घेत आहेत. सभा घेवून आव्हान देण्याचा प्रयत्न होत असताना काल त्यांची जालन्यातील नीलमनगर भागात गाडी पेटवण्याचा प्रयत्न अज्ञातांकडून करण्यात आला आहे. या घटनेने जालन्यात खळबळ उडाली आहे. नवनाथ वाघमारे हे लक्ष्मण हाके यांच्यासोबत राज्यभरात दौरा करत आहेत आणि हैदराबाद गॅझेटला विरोध करत आहेत. राज्य सरकारच्या विरोधात ओबीसीची मोट बांधण्यासाठी राज्यभरात लक्ष्मण हाके आणि नवनाथ वाघमारे सभा घेत आहेत. सभा घेवून आव्हान देण्याचा प्रयत्न होत असताना काल त्यांची जालन्यातील नीलमनगर भागात गाडी पेटवण्याचा प्रयत्न अज्ञातांकडून करण्यात आला आहे. या घटनेने जालन्यात खळबळ उडाली आहे. नवनाथ वाघमारे हे लक्ष्मण हाके यांच्यासोबत राज्यभरात दौरा करत आहेत आणि हैदराबाद गॅझेटला विरोध करत आहेत. 22 Sep 2025 12:30 PM (IST) 22 Sep 2025 12:30 PM (IST) मीरा भाईंदरमध्ये डिलिव्हरी बॉयचा अपघाती मृत्यू मीरा भाईंदर पश्चिमेला डंपरखाली येऊन झेपटो डिलिव्हरी बॉयचा जागीच मृत्यू झाल्याची घटना रविवारी दुपारी सुमारे 3 वाजण्याच्या सुमारास घडली. हा अपघात भाईंदर पूर्वेकडून पश्चिमेकडे जाणाऱ्या उड्डाणपुलावर हा अपघात घडला. मृतक हा झेपटो या ऑनलाईन डिलिव्हरी सेवेसाठी काम करत होता. मीरा भाईंदर पश्चिमेला डंपरखाली येऊन झेपटो डिलिव्हरी बॉयचा जागीच मृत्यू झाल्याची घटना रविवारी दुपारी सुमारे 3 वाजण्याच्या सुमारास घडली. हा अपघात भाईंदर पूर्वेकडून पश्चिमेकडे जाणाऱ्या उड्डाणपुलावर हा अपघात घडला. मृतक हा झेपटो या ऑनलाईन डिलिव्हरी सेवेसाठी काम करत होता. मीरा भाईंदर पश्चिमेला डंपरखाली येऊन झेपटो डिलिव्हरी बॉयचा जागीच मृत्यू झाल्याची घटना रविवारी दुपारी सुमारे 3 वाजण्याच्या सुमारास घडली. हा अपघात भाईंदर पूर्वेकडून पश्चिमेकडे जाणाऱ्या उड्डाणपुलावर हा अपघात घडला. मृतक हा झेपटो या ऑनलाईन डिलिव्हरी सेवेसाठी काम करत होता. 22 Sep 2025 12:23 PM (IST) 22 Sep 2025 12:23 PM (IST) नालासोपाऱ्यात नायजेरियन युवकाची हत्या नालासोपाऱ्यातून एक धक्कदायक घटना समोर आली आहे.क्षुल्लक वादातून एका नायजेरियन नागरिकाच्या डोक्यात काचेची बाटली फोडून हत्या करण्यात आली आहे. शनिवारी मध्यरात्रीच्या सुमारास नालासोपारा पूर्वेचा प्रगतीनगरमध्ये ही घटना घडली आहे. हत्या झालेल्या व्यक्तीचे नाव लकी इकेचकव उईजे (32)असे आहे. नालासोपाऱ्यातून एक धक्कदायक घटना समोर आली आहे.क्षुल्लक वादातून एका नायजेरियन नागरिकाच्या डोक्यात काचेची बाटली फोडून हत्या करण्यात आली आहे. शनिवारी मध्यरात्रीच्या सुमारास नालासोपारा पूर्वेचा प्रगतीनगरमध्ये ही घटना घडली आहे. हत्या झालेल्या व्यक्तीचे नाव लकी इकेचकव उईजे (32)असे आहे. नालासोपाऱ्यातून एक धक्कदायक घटना समोर आली आहे.क्षुल्लक वादातून एका नायजेरियन नागरिकाच्या डोक्यात काचेची बाटली फोडून हत्या करण्यात आली आहे. शनिवारी मध्यरात्रीच्या सुमारास नालासोपारा पूर्वेचा प्रगतीनगरमध्ये ही घटना घडली आहे. हत्या झालेल्या व्यक्तीचे नाव लकी इकेचकव उईजे (32)असे आहे. 22 Sep 2025 11:56 AM (IST) 22 Sep 2025 11:56 AM (IST) भारतीय संरक्षण मंत्र्यांचा पाकिस्तानला कडक इशारा भारतीयांना संबंधोति करताना राजनाथ सिंह यांनी म्हटले की, ‘भारतीय म्हणून आपली ओळख तुम्ही विसरु नका. जगाच्या कुठल्याही कोपऱ्यात आपण असतो तरी आप्यात भारतीयपणा ठेवा, हा आपला स्वाभिवक स्वभाव आहे. भारतीय म्हणून जबाबदाऱ्या इतरांपक्षे वेगळ्या आहेत.’ यामुळे आपल्या जबाबदाऱ्या पाळा आणि मोरोक्कोशी निष्ठावान राहा असे आवाहन त्यांनी तेथील भारतीयांना केले. हेच भारताचे खरे यश असेल असे राजनाथ सिंह यांनी म्हटले. भारतीयांना संबंधोति करताना राजनाथ सिंह यांनी म्हटले की, ‘भारतीय म्हणून आपली ओळख तुम्ही विसरु नका. जगाच्या कुठल्याही कोपऱ्यात आपण असतो तरी आप्यात भारतीयपणा ठेवा, हा आपला स्वाभिवक स्वभाव आहे. भारतीय म्हणून जबाबदाऱ्या इतरांपक्षे वेगळ्या आहेत.’ यामुळे आपल्या जबाबदाऱ्या पाळा आणि मोरोक्कोशी निष्ठावान राहा असे आवाहन त्यांनी तेथील भारतीयांना केले. हेच भारताचे खरे यश असेल असे राजनाथ सिंह यांनी म्हटले. भारतीयांना संबंधोति करताना राजनाथ सिंह यांनी म्हटले की, ‘भारतीय म्हणून आपली ओळख तुम्ही विसरु नका. जगाच्या कुठल्याही कोपऱ्यात आपण असतो तरी आप्यात भारतीयपणा ठेवा, हा आपला स्वाभिवक स्वभाव आहे. भारतीय म्हणून जबाबदाऱ्या इतरांपक्षे वेगळ्या आहेत.’ यामुळे आपल्या जबाबदाऱ्या पाळा आणि मोरोक्कोशी निष्ठावान राहा असे आवाहन त्यांनी तेथील भारतीयांना केले. हेच भारताचे खरे यश असेल असे राजनाथ सिंह यांनी म्हटले. Follow Us On © Copyright Navarashtra 2025 All rights reserved.</w:t>
+        <w:t>Content: मुंबई (Maharashtra Govt Job) : नवरात्री उत्सवात महाराष्ट्र सरकारने महत्त्वाची बातमी जाहीर केली आहे. सरकारने महाराष्ट्रातील वैद्यकीय महाविद्यालयांसाठी एक महत्त्वपूर्ण भरती मोहीम जाहीर केली आहे. 2026 च्या अखेरीस राज्यातील वरिष्ठ महाविद्यालयांमध्ये 5500 सहाय्यक प्राध्यापकांची भरती पूर्ण करण्याचे लक्ष्य आहे. नांदेड येथील स्वामी रामानंद तीर्थ मराठवाडा विद्यापीठाच्या 28 व्या दीक्षांत समारंभात उच्च आणि तंत्रशिक्षण मंत्री चंद्रकांत पाटील (Chandrakant Patil) यांनी ही घोषणा केली. (Maharashtra Govt Job) राज्यातील उच्च शिक्षणाला बळकटी देण्याचे या उपक्रमाचे उद्दिष्ट आहे. मंत्री पाटील (Chandrakant Patil) यांनी सांगितले की, सरकारने सहाय्यक प्राध्यापक पदांसह 2900 शिक्षकेतर पदांना मान्यता दिली आहे. वित्त आणि नियोजन विभागाने या नियुक्त्यांना मान्यता दिली आहे आणि लवकरच एक सरकारी ठराव (GR) जारी केला जाईल. विद्यापीठांमध्ये 700 सहाय्यक प्राध्यापकांची भरती Maharashtra Govt Job) करण्याचा आदेश पूर्वी होता, परंतु तत्कालीन राज्यपाल सी.पी. राधाकृष्णन यांनी वेगळी प्रक्रिया सुचविल्यामुळे तो पूर्ण होऊ शकला नाही. आता, राधाकृष्णन यांची उपराष्ट्रपती म्हणून नियुक्ती झाल्यामुळे, हा विषय नवीन राज्यपाल आचार्य देवव्रत यांच्याकडे उपस्थित केला जाईल. पाटील यांनी परदेशी विद्यार्थ्यांना आकर्षित करण्यासाठी विद्यापीठांना सक्षम करण्याची गरज यावर भर दिला. त्यांनी सांगितले की, यावर्षी 65 देशांतील 4000 विद्यार्थ्यांनी एका एजन्सीद्वारे नोंदणी केली. परंतु त्यापैकी बहुतेकांनी पुणे आणि मुंबई सारख्या शहरांना पसंती दिली. महाराष्ट्र सरकारने ‘स्टार्टअप इंडिया’, ‘मेक इन इंडिया’ आणि ‘डिजिटल इंडिया’ सारख्या उपक्रमांद्वारे (Maharashtra Govt Job) तरुणांसाठी नवीन संधी उघडल्या आहेत. पाटील यांनी विद्यार्थ्यांना नवीन मार्ग शोधण्यास, प्रयोग करण्यास आणि नवोन्मेष करण्यास प्रोत्साहित केले. परंतु नेहमीच त्यांच्या कृती नैतिक मूल्यांवर आणि सामाजिक जबाबदारीवर आधारित असल्याचे सांगितले. Confirmed 0 Death 0 Sign in to your account Username or Email Address Password Remember Me</w:t>
       </w:r>
     </w:p>
     <w:p>
@@ -1221,7 +1221,7 @@
     </w:p>
     <w:p>
       <w:r>
-        <w:t>Title: विद्यार्थ्यांना शिष्यवृत्ती वेळेत मिळण्यासाठी अर्ज स्वीकृती प्रक्रियेत सुलभता</w:t>
+        <w:t>Title: भाजपच्या तीन नेत्यांपुढे कोथरुड ‘शांत’ करण्याचे आव्हान</w:t>
       </w:r>
     </w:p>
     <w:p>
@@ -1229,68 +1229,6 @@
         <w:t xml:space="preserve">URL: </w:t>
       </w:r>
       <w:hyperlink r:id="rId48">
-        <w:r>
-          <w:rPr>
-            <w:color w:val="0000FF"/>
-          </w:rPr>
-          <w:t>https://deshdoot.com/17-september-2025-students-scholarship-minister-of-higher-and-technical-education-chandrakant-patil/</w:t>
-        </w:r>
-      </w:hyperlink>
-    </w:p>
-    <w:p>
-      <w:r>
-        <w:t>Content: उच्च व तंत्र शिक्षण मंत्री चंद्रकांत पाटील यांचा विद्यार्थ्यांना दिलासा मुंबई | वृत्तसंस्था Mumbai राज्य सामाईक प्रवेश परीक्षा कक्ष व तंत्रशिक्षण संचालनालयामार्फत व्यावसायिक अभ्यासक्रमांच्या प्रवेश प्रक्रियेदरम्यान उत्पन्नांचा दाखला, वैयक्तिक माहिती व कागदपत्रे सादर केलेली असतात. ही प्रक्रिया पूर्णतः ऑनलाईन व ऑफलाईन पद्धतीने पडताळणी केलेली असते. त्यामुळे विद्यार्थ्यांनी एकदा उत्पन्नाचा दाखला दिल्यानंतर पुन्हा अभ्यासक्रम पूर्ण होईपर्यत शिष्यवृत्तीसाठी तीच माहिती देण्याची आवश्यकता नसून हीच माहिती ग्राह्य धरावी, असे निर्देश उच्च व तंत्र शिक्षणमंत्री चंद्रकांत पाटील यांनी प्रशासनाला देत विद्यार्थ्यांना मोठा दिलासा दिला आहे. 📍१७ सप्टेंबर २०२५ | मंत्रालय, मुंबईआज मंत्रालयात माझ्या अध्यक्षतेखाली अनुसूचित जाती (SC), अनुसूचित जमाती (ST), इतर मागासवर्ग (OBC), आर्थिक दुर्बल घटक (EWS), सामाजिक व शैक्षणिकदृष्ट्या मागास वर्ग (SEBC) आणि इतर सर्व प्रवर्गातील विद्यार्थ्यांच्या शिष्यवृत्तीची रक्कम वेळेवर… pic.twitter.com/PXsWogklrz मंत्रालयात उच्च व तंत्रशिक्षण मंत्री चंद्रकांत पाटील यांच्या अध्यक्षतेखाली अनुसूचित जाती (SC), अनुसूचित जमाती (ST), इतर मागासवर्ग (OBC),आर्थिक दुर्बल घटक (EWS) सामाजिक व शैक्षणिकदृष्ट्या मागास वर्ग (SEBC) आणि इतर सर्व प्रवर्गातील विद्यार्थ्यांच्या शिष्यवृत्तीची रक्कम शैक्षणिक संस्थांना आणि विद्यार्थ्यांना वेळेत मिळावी यासाठी कार्यपद्धतीत सुधारणा करण्यासाठी आढावा बैठक पार पडली. बैठकीला राज्यमंत्री माधुरी मिसाळ, उच्च व तंत्रशिक्षण विभागाचे अपर मुख्य सचिव बी. वेणुगोपाल रेड्डी, इतर मागास बहुजन कल्याण विभागाचे सचिव ए.बी. धुळाज, तंत्रशिक्षण विभागाचे संचालक डॉ. विनोद मोहितकर, उच्च शिक्षण विभागाचे उपसचिव अशोक मांडे, उपसचिव प्रताप लुबाळ, सहसचिव संतोष खोरगडे, सामाजिक न्याय विभागाच्या उपसचिव वर्षा देशमुख तसेच संबंधित अधिकारी उपस्थित होते. मंत्री पाटील म्हणाले, केंद्रीभूत प्रवेश प्रक्रियेशिवाय अन्य अभ्यासक्रमांच्या प्रवेशित विद्यार्थ्यांना शिष्यवृत्तीसाठी महाडीबीटी पोर्टलवर कागदपत्रे अपलोड करावी लागतात. शिष्यवृत्तीसाठी एकदा विद्यार्थ्यांकडून माहिती अपलोड केल्यानंतर नव्याने माहिती घेण्याची आवश्यकता राहणार नाही, यासाठी संबंधित विभागांनी सूक्ष्म नियोजन करावे. त्यामुळे शिष्यवृत्ती अर्जाच्या छाननीसाठी लागणाऱ्या वेळेची बचत होईल. तसेच प्रवेशीत विद्यार्थ्यांचा अचूक डेटाही उपलब्ध होईल. विद्यापीठांनीसुद्धा शिष्यवृत्तीसाठी आवश्यक असणारी कागदपत्रे पुन्हा तपासावी लागणार नाही. विद्यार्थ्यांनाही वांरवार तीच माहिती द्यावी लागणार नसल्याने त्यांच्या शिष्यवृत्ती मिळण्यातील टप्पे कमी होतील. विद्यार्थ्यांच्या बँक खात्यात शिष्यवृत्ती योजनेतील केंद्र सरकारच्या हिश्श्यापोटी येणाऱ्या 60 टक्के रक्कमेची माहिती संबंधित महाविद्यालयांना वेळेत मिळावी. यासाठी सर्व अंमलबाजवणी यंत्रणांनी विशिष्ट कार्यप्रणाली तयार करण्याच्या सूचना देत मंत्री पाटील म्हणाले की, सर्व संबंधीत विभागांनी याबाबत तातडीने कार्यवाही करावी. उच्च शिक्षण घेणाऱ्या विद्यार्थ्यांना शिष्यवृत्ती वेळेत मिळाली पाहिजे, यासाठी सामाजिक न्याय, इतर मागास बहुजन कल्याण, आदिवासी विकास विभागाने संबंधित आर्थिक वर्षाची तरतूद आणि वितरणाचे कालबद्ध नियोजन करावे. शिक्षण शुल्क नियामक प्राधिकरण यांनी केंद्रीभूत प्रवेश प्रक्रिया सुरू होण्यापूर्वी शिक्षण शुल्क निश्चिती करावी, अशा सूचनाही त्यांनी दिल्या. मुख्यमंत्री देवेंद्र फडणवीस यांनी विद्यार्थ्यांना प्रत्येक वर्षाची शिष्यवृत्ती वेळेत मिळावी, यासाठी राज्य सरकारच्या वेतन वितरण प्रणालीच्या धर्तीवर शिष्यवृत्ती वितरण प्रणाली ‘ऑटो सिस्टम’वर विकसित करावी, अशा सूचनाही मंत्री पाटील यांनी दिल्या. त्यानुसार ही कार्यवाही गतीने पूर्ण करावी आणि विद्यार्थ्यांना प्रत्येक वर्षाची शिष्यवृत्ती वेळेत मिळावी, यासाठी सूक्ष्म नियोजन करावे. शिष्यवृत्ती वेळेत मिळाल्यास विद्यार्थ्यांच्या शैक्षणिक खर्चाचा भार कुटुंबावर येत नाही. मानवीय दृष्टीकोनातून विद्यार्थ्यांचे शैक्षणिक हित लक्षात घेता या कार्यवाहीला संबंधित विभागांनी प्राधान्य द्यावे, असेही मंत्री पाटील यावेळी म्हणाले.</w:t>
-      </w:r>
-    </w:p>
-    <w:p>
-      <w:pPr>
-        <w:pStyle w:val="Heading3"/>
-      </w:pPr>
-      <w:r>
-        <w:t>Article 41</w:t>
-      </w:r>
-    </w:p>
-    <w:p>
-      <w:r>
-        <w:t>Title: Pune: घर ते मेट्रो स्थानक प्रवास होणार मोफत; शटल बससेवा सुरू, थांबे अन् कोणत्या वेळेत धावणार?</w:t>
-      </w:r>
-    </w:p>
-    <w:p>
-      <w:r>
-        <w:t xml:space="preserve">URL: </w:t>
-      </w:r>
-      <w:hyperlink r:id="rId49">
-        <w:r>
-          <w:rPr>
-            <w:color w:val="0000FF"/>
-          </w:rPr>
-          <w:t>https://saamtv.esakal.com/mumbai-pune/pune-kothrud-gets-free-metro-shuttle-smooth-travel-from-station-to-home-bdk97</w:t>
-        </w:r>
-      </w:hyperlink>
-    </w:p>
-    <w:p>
-      <w:r>
-        <w:t>Content: कोथरूडमध्ये मेट्रो स्थानक ते घर मोफत शटल बससेवा सुरू. मंत्री चंद्रकांत पाटील यांच्या पुढाकारातून हा उपक्रम राबवला. सोमवार ते शनिवार सकाळ-संध्याकाळ ठराविक वेळेत बससेवा उपलब्ध. नागरिकांना आरामदायी प्रवास आणि सार्वजनिक वाहतुकीला चालना मिळणार. आता पुणेकरांचा प्रवास अधिक सुखकर होणार आहे. कारण कोथरूडमध्ये मेट्रो स्थानक ते घर प्रवास करणाऱ्यांना मोफत बससेवेचा लाभ मिळणार आहे. राज्याचे उच्च व तंत्रशिक्षण मंत्री चंद्रकांत पाटील यांच्या पुढाकारातून कोथरूडमध्ये मोफत शटल बससेवा सुरु करण्यात आली आहे. यामुळे नागरिकांना नक्कीच याचा फायदा होईल. मेट्रो स्थानक ते घर हा प्रवास अधिक सुखकर व्हावा आणि सार्वजनिक वाहतुकीचा प्रसार व्हावा, या उद्देशानं मंत्री चंद्रकांत पाटील यांच्या पुढाकारानं नवीन शटल बससेवा सुरू करण्यात आली आहे. ही बससेवा कोथरूडमध्ये सुरू कऱण्यात आली आहे. या बससेवेचे लोकार्पण चंद्रकांत पाटील आणि पुणे मेट्रोचे व्यवस्थापकीय संचालक श्रावण हर्डीकर यांच्या उपस्थितीत करण्यात आले. सोमवार ते शनिवार ही सेवा सुरू राहणार असून, नागरिकांच्या मागणीनुसार बसचे थांबे निश्चित करण्यात आले आहे. या सेवेमुळे कोथरूडकरांना आधुनिक, सुरक्षित आणि आरामदायी सार्वजनिक वाहतूक उपलब्ध होईल, असं पुणे मेट्रोचे व्यवस्थापकीय संचालक श्रावण हर्डीकर यांनी सांगितले. पुणे आणि पिंपरी-चिंचवड शहरात मेट्रो सेवा सुरू झाल्यामुळे वेळ आणि पैशांमध्ये बचत होऊ लागली. घरापासून मेट्रोस्थानकापर्यंत ये-जा करण्यासाठी आवश्यक सुविधा उपलब्ध नसल्यामुळे अनेकजण या सुविधेकडे दुर्लक्ष करीत होते. त्यामुळे मेट्रोचा वापर अधिकाधिक व्हावा, सार्वजनिक वाहतुकीला प्राधान्य मिळावे आणि खासगी वाहने रस्त्यावर येऊ नये आणि वाहतूक कोंडी होऊ नये या उद्देशाने चंद्रकांत पाटील यांनी लोकसहभागातून मोफत शटल बससेवा सुरू केली आहे. अशी असेल मोफत शटल बससेवा राजाराम पूल-माळवे चौक, वनदेवी- कर्वेनगर, डहाणूकर- कर्वे पुतळा- करिश्मा चौक- एसएनडीटी मार्गावर रोज सकाळी ८.३० ते १ आणि सायंकाळी ४ ते ८ वेळेत सुरु असणार आहे. सकाळ+चे सदस्य व्हा शॉपिंगसाठी 'सकाळ प्राईम डील्स'च्या भन्नाट ऑफर्स पाहण्यासाठी क्लिक करा. Read Marathi news and watch Live TV. Breaking news from Maharashtra, India, Pune, Mumbai, Politics, Entertainment, Sports, Lifestyle at SaamTV. Get Live Marathi news on Mobile. Download the Saam Tv app for Android and IOS. Follow Us Copyright © 2025 Sakal Media Group – All Rights Reserved Powered by Quintype</w:t>
-      </w:r>
-    </w:p>
-    <w:p>
-      <w:pPr>
-        <w:pStyle w:val="Heading3"/>
-      </w:pPr>
-      <w:r>
-        <w:t>Article 42</w:t>
-      </w:r>
-    </w:p>
-    <w:p>
-      <w:r>
-        <w:t>Title: भाजपच्या तीन नेत्यांपुढे कोथरुड ‘शांत’ करण्याचे आव्हान</w:t>
-      </w:r>
-    </w:p>
-    <w:p>
-      <w:r>
-        <w:t xml:space="preserve">URL: </w:t>
-      </w:r>
-      <w:hyperlink r:id="rId50">
         <w:r>
           <w:rPr>
             <w:color w:val="0000FF"/>
@@ -1309,7 +1247,7 @@
         <w:pStyle w:val="Heading3"/>
       </w:pPr>
       <w:r>
-        <w:t>Article 43</w:t>
+        <w:t>Article 41</w:t>
       </w:r>
     </w:p>
     <w:p>
@@ -1321,7 +1259,7 @@
       <w:r>
         <w:t xml:space="preserve">URL: </w:t>
       </w:r>
-      <w:hyperlink r:id="rId51">
+      <w:hyperlink r:id="rId49">
         <w:r>
           <w:rPr>
             <w:color w:val="0000FF"/>
@@ -1340,69 +1278,7 @@
         <w:pStyle w:val="Heading3"/>
       </w:pPr>
       <w:r>
-        <w:t>Article 44</w:t>
-      </w:r>
-    </w:p>
-    <w:p>
-      <w:r>
-        <w:t>Title: ‘नाम फाऊंडेशन’चा दशकपूर्ती सोहळा उत्साहात संपन्न, ”नाना पाटेकर आणि मकरंद अनासपुरे यांच्या कार्याला सलाम”</w:t>
-      </w:r>
-    </w:p>
-    <w:p>
-      <w:r>
-        <w:t xml:space="preserve">URL: </w:t>
-      </w:r>
-      <w:hyperlink r:id="rId52">
-        <w:r>
-          <w:rPr>
-            <w:color w:val="0000FF"/>
-          </w:rPr>
-          <w:t>https://www.navarashtra.com/movies/bollywood/nana-patekar-and-makrand-anaspure-naam-foundation-decade-long-journey-of-social-service-naam-foundation-celebrated-its-decade-anniversary-990653.html</w:t>
-        </w:r>
-      </w:hyperlink>
-    </w:p>
-    <w:p>
-      <w:r>
-        <w:t>Content: (फोटो सौजन्य -इन्स्टाग्राम) “जे जे जगी जगते तया, माझे म्हणा, करुणाकरा” या भावनेशी प्रामाणिक राहून ‘नाम फाऊंडेशन’ ही नामांकित संस्था गेली १० वर्षे पर्यावरण आणि विविध शाश्वत विकास क्षेत्रांमध्ये अविरत कार्यरत आहे. संस्थेचा दशकपूर्ती समारंभ नुकताच पुण्यात उत्साहात संपन्न झाला. पालखी नृत्याने तसेच मान्यवरांच्या हस्ते दीपप्रज्वलन करीत या सोहळ्याची सुरुवात झाली. नाम फाऊंडेशनच्या दशकपूर्तीनिमित्त आयोजित या स्नेहमेळाव्यात माननीय श्री. नितीनजी गडकरी (केंद्रीय रस्ते परिवहन आणि राज्यमार्ग मंत्री), चंद्रकांतदादा पाटील (उच्च व तंत्रशिक्षण मंत्री, महाराष्ट्र राज्य), पद्मभूषण डॉ. विजय भटकर (संगणक शास्त्रज्ञ), माननीय श्री. उदय सामंत (उद्योग/मराठी भाषा मंत्री, महाराष्ट्र राज ) आदि मान्यवर मंडळी उपस्थित होती. ‘दिवसाढवळ्या तो प्रायव्हेट पार्ट …’ सोहा अली खानसोबत धक्कादायक प्रकार, अभिनेत्रीने आता केला खुलासा ‘नाना पाटेकर आणि मकरंद अनासपुरे यांच्या कार्याला सलाम करण्यासाठी मी या ठिकाणी उपस्थित असून त्यांच्या या कार्यातून प्रत्येकाने प्रेरणा घेत सामाजिक कामासाठी पुढाकार घेतला तर ही सामाजिक चळवळ नक्कीच समाजात, देशात बदल घडवू शकते’, असा विश्वास नितीन गडकरी यांनी व्यक्त केला. समस्यांचे रूपांतर संधीत करणाऱ्यांच्या यादीत आपले नाव असायला हवे, असे सांगताना चांगल्या सामाजिक कार्यासाठी राजकीय प्रचाराची गरज नसते त्यासाठी इच्छाशक्ती महत्त्वाची असे सांगताना ‘नाम’ने केलेल्या कार्याचे आणि त्यांच्या निष्ठेचे कौतुक केले. ‘देणारे हात होण्यापेक्षा मदत करणारे हात होता आलं पाहिजे’. जेवढ्या जास्त प्रमाणात आपण स्किल निर्माण करू तेवढे आपण प्रगतीच्या दिशेने वाटचाल करत राहू त्यासाठी समाजासाठी संवेदनशील असणाऱ्या प्रत्येकाने आपला खारीचा वाटा आवर्जून उचलायला हवा, असे प्रतिपादन नितीनजी यांनी केले. असे विविध प्रयोग वेगवेगळ्या माध्यमांतून होणे महत्त्वाचे असून या प्रयोगांना सरकारी साखळीत सामावून घेणे गरजेचे असल्याचे चंद्रकांत दादा पाटील यांनी म्हटलं आहे. महिला वर्गासाठी ५ ते ६ तासांचे वर्क मॉड्युल तयार करत अधिकाधिक महिलांसाठी रोजगार उपलब्ध करून देण्याची गरज चंद्रकांत पाटील यांनी यावेळी बोलून दाखविली. “हा मराठी चित्रपटाचा विजय…”, अमराठी प्रेक्षकांनी केले ‘दशावतार’चं कौतुक; सिनेमागृहात अश्रू अनावर, पाहा VIDEO ‘नाम’ या संस्थेचे कामच त्यांच्या यशाची पावती आहे. अशा संस्थांचा नावलौकिक सर्वत्र व्हावा यासाठी मी नेहमीच प्रयत्नशील राहिलो आहे. शासनसोबतही अनेक कार्यक्रमांतून आणि योजनांतून आम्ही नाम संस्थेला समाविष्ट केले आहे. याअंतर्गत अनेक चांगली कामे आजवर झाली आहेत. ज्याचा मी स्वतः साक्षीदार असल्याचे उदयजी सामंत यांनी यावेळी सांगितले. सप्टेंबर २०१५ साली ‘नाम फाऊंडेशनची’ स्थापना झाली. आज फाऊंडेशनची दशकपूर्ती होत आहे. या वाटचालीत आजवर असंख्य हातांनी माणूसकीच्या या यज्ञात मोठे योगदान दिले. मानवतेचा हा यज्ञ यापुढेही असाच अखंडपणे चालत राहील, यासाठी ‘नाम फाऊंडेशन’ कटिबद्ध असल्याचे प्रतिपादन नाम चे संस्थापक-अध्यक्ष नाना पाटेकर आणि संस्थापक-सचिव मकरंद अनासपुरे यांनी यावेळी केले. Follow Us On © Copyright Navarashtra 2025 All rights reserved.</w:t>
-      </w:r>
-    </w:p>
-    <w:p>
-      <w:pPr>
-        <w:pStyle w:val="Heading3"/>
-      </w:pPr>
-      <w:r>
-        <w:t>Article 45</w:t>
-      </w:r>
-    </w:p>
-    <w:p>
-      <w:r>
-        <w:t>Title: Dhananjay Munde: आता रिकामं ठेवू नका, काहीतरी काम द्या...; धनंजय मुंडेंची सुनील तटकरेंकडे मागणी, भर मंचावर काय घडलं?</w:t>
-      </w:r>
-    </w:p>
-    <w:p>
-      <w:r>
-        <w:t xml:space="preserve">URL: </w:t>
-      </w:r>
-      <w:hyperlink r:id="rId53">
-        <w:r>
-          <w:rPr>
-            <w:color w:val="0000FF"/>
-          </w:rPr>
-          <w:t>https://marathi.abplive.com/news/politics/dhananjay-munde-demand-to-sunil-tatkare-for-some-work-ncp-ajit-pawar-maharashtra-politics-marathi-news-1385972</w:t>
-        </w:r>
-      </w:hyperlink>
-    </w:p>
-    <w:p>
-      <w:r>
-        <w:t>Content: Dhananjay Munde: माजी मंत्री आणि राष्ट्रवादी काँग्रेस अजित पवार गटाचे नेते धनंजय मुंडे (Dhananjay Munde) यांनी पक्षाचे प्रदेशाध्यक्ष सुनील तटकरे (Sunil Tatkare) यांच्याकडे काही महत्वाची जबाबदारी द्या, अशी मागणी केली आहे. रायगडमधील एका कार्यक्रमात धनंजय मुंडे यांनी ही मागणी केली. सुनील तटकरेंनी आम्हाला कायम मार्गदर्शन करत राहावं. चुकले तर कान धरावा...नाही चुकलं तर चालतं का?...पण आता रिकामं ठेवू नका...काहीतरी जबाबदारी द्या...अशी मागणी धनंजय मुंडे यांनी भर मंचावरुन केली. धनंजय मुंडेंच्या या विधानाची सध्या राजकीय वर्तुळात चांगलीच चर्चा आहे. यावर सुनील तटकरेंनी दिली प्रतिक्रिया दिली आहे. धनंजय मुंडेंनी काहीतरी काम द्या, अशी मागणी केलीय. वरिष्ठ याबाबत योग्य निर्णय घेतील, असं सुनील तटकरे म्हणाले. मला वडिलांचा आधार सुनील तटकरे यांनी दिला. सुनिल तटकरे यांनी अनेक दिग्गज नेत्यांपासून घनिष्ठ सबंध ठेवले. महाराष्ट्राच्या मातीत काय चालले आहे? त्यामधील जाणणारे सुनील तटकरे आहेत. कोकणाचा विकासपुरुष म्हणून सुनील तटकरे यांच्याकडे पाहिले जाते. सुनील तटकरे यांना कागद लागत नाही. मात्र महाराष्ट्रात काय सुरू आहे हे जाणणारे ते आहेत. त्यांचे वय आमच्यापेक्षा अजून तरुण आहे. मी सुनील तटकरे यांच्यामुळे उभा आहे, असंही धनंजय मुंडे यावेळी म्हणाले. कोकणचे विकास पुरुष म्हणून दमदार कामगिरी करणाऱ्या सुनील तटकरेंनी पक्ष नेतृत्वात देखील आपल्या कार्याचा एक वेगळा ठसा निर्माण करत प्रेरणादायी वाटचाल आजवर केली आहे. माझ्या राजकीय व सामाजिक जडणघडणीत देखील तटकरे साहेबांची वडिलकीची साथ व भक्कम पाठबळ मला लाभले आहे. देशाच्या संसदेत काम करताना देश हिताला ज्या प्रमाणे सर्वोच्च प्राधान्य देऊन सुनील तटकरेंनी आजवर काम केले, त्याच हिरीरीने आणि विश्वासाने पक्षात देखील नवतरुण चेहऱ्यांना संधी देत पक्षाला देखील एका उंचीवर नेण्याचे काम सुनील तटकरेंनी केल्याचं धनंजय मुंडेंनी सांगितले. राज्याचे उच्च आणि तंत्र शिक्षण मंत्री चंद्रकांत पाटील यांनी आज रायगड जिल्ह्यातल्या माणगाव तालुक्यात असणाऱ्या डॉक्टर बाबासाहेब आंबेडकर तंत्रशास्त्र विद्यापीठाची पाहणी केली. यावेळी त्यांनी माध्यमांशी संवाद साधताना धनंजय मुंडे यांनी काल सुनील तटकरे यांच्याकडे मला काहीतरी काम द्या या वक्तव्यावर भाष्य केले. धनंजय मुंडे हा चळवळीतला माणूस आहे त्यामुळे तो स्वस्त बसू शकत नाही. त्यामुळेच त्यांनी कामासाठी मागणी केली असावी, असं वक्तव्य करत चंद्रकांत पाटील यांनी धनंजय मुंडेंची बाजू घेतली. 📌 कर्जत, जि. रायगडराष्ट्रवादी काँग्रेस पक्षाचे प्रदेशाध्यक्ष आदरणीय खा. सुनील तटकरे साहेब यांना नुकताच लंडन येथे लोकमत समूहाच्या वतीने आयोजित ग्लोबल इकॉनॉमिक कन्व्हेंशन या समारंभात मानाचा भारत भूषण पुरस्कार प्रदान करण्यात आला होता, त्या पार्श्वभूमीवर कर्जत (जि. रायगड) येथे… pic.twitter.com/1RX5FYv9Sr Dhananjay Munde: 4 मार्चला राजीनामा, धनंजय मुंडे 30 सप्टेंबरपर्यंत सातपुडा बंगला सोडणार? छगन भुजबळ अद्याप वेटिंगवर एबीपी माझा ऑनलाईनमध्ये कॉपी एडिटर म्हणून कार्यरत. 2019 पासून लोकमत ऑनलाईनमधून पत्रकारितेची सुरुवात. राजकीय बातम्यांमध्ये हातखंडा, क्राईम, क्रीडा, निवडणूक विषयक बातम्यांमध्ये रस. We use cookies to improve your experience, analyze traffic, and personalize content. By clicking "Allow All Cookies", you agree to our use of cookies.</w:t>
-      </w:r>
-    </w:p>
-    <w:p>
-      <w:pPr>
-        <w:pStyle w:val="Heading3"/>
-      </w:pPr>
-      <w:r>
-        <w:t>Article 46</w:t>
+        <w:t>Article 42</w:t>
       </w:r>
     </w:p>
     <w:p>
@@ -1414,7 +1290,7 @@
       <w:r>
         <w:t xml:space="preserve">URL: </w:t>
       </w:r>
-      <w:hyperlink r:id="rId54">
+      <w:hyperlink r:id="rId50">
         <w:r>
           <w:rPr>
             <w:color w:val="0000FF"/>
@@ -1433,7 +1309,7 @@
         <w:pStyle w:val="Heading3"/>
       </w:pPr>
       <w:r>
-        <w:t>Article 47</w:t>
+        <w:t>Article 43</w:t>
       </w:r>
     </w:p>
     <w:p>
@@ -1445,7 +1321,7 @@
       <w:r>
         <w:t xml:space="preserve">URL: </w:t>
       </w:r>
-      <w:hyperlink r:id="rId55">
+      <w:hyperlink r:id="rId51">
         <w:r>
           <w:rPr>
             <w:color w:val="0000FF"/>
@@ -1464,30 +1340,30 @@
         <w:pStyle w:val="Heading3"/>
       </w:pPr>
       <w:r>
-        <w:t>Article 48</w:t>
+        <w:t>Article 44</w:t>
       </w:r>
     </w:p>
     <w:p>
       <w:r>
-        <w:t>Title: Nitin Gadkari: सरकारला दूर ठेवून लोकांच्या सहभागातूनच शाश्वत विकास साधता येतो – नितीन गडकरी</w:t>
+        <w:t>Title: Two Face Calf Born : निसर्गाचा अद्भुत चमत्कारच! कोल्हापुरात म्हशीने जन्माला घातलं दोन तोंडी रेडकू, दुर्मिळ घटनेने नेटकऱ्यांमध्ये चर्चा</w:t>
       </w:r>
     </w:p>
     <w:p>
       <w:r>
         <w:t xml:space="preserve">URL: </w:t>
       </w:r>
-      <w:hyperlink r:id="rId56">
+      <w:hyperlink r:id="rId52">
         <w:r>
           <w:rPr>
             <w:color w:val="0000FF"/>
           </w:rPr>
-          <w:t>https://ratnagirikhabardar.com/news/79158/</w:t>
+          <w:t>https://maharashtratimes.com/maharashtra/kolhapur/buffalo-gives-birth-to-miraculous-two-faced-calf-in-kolhapur-sparking-discussion-on-social-media/articleshow/123928719.cms</w:t>
         </w:r>
       </w:hyperlink>
     </w:p>
     <w:p>
       <w:r>
-        <w:t>Content: पुणे: सामाजिक कार्य हे केवळ सरकारी मदतीवर अवलंबून न ठेवता लोकशक्तीच्या जोरावर करणे गरजेचे आहे. सरकारला दूर ठेवून लोकांच्या सहभागातूनच शाश्वत विकास साधता येतो, असे प्रतिपादन केंद्रीय मंत्री नितीन गडकरी यांनी केले. नाम फाउंडेशनचा रविवारी (दि. १४) दशकपूर्ती समारंभ स्वारगेट येथील गणेश कला मंच येथे पार पडला. त्यावेळी ते बोलत होते. शेतकरी आत्महत्या, दुष्काळग्रस्त भागातील पुनरुत्थान, पर्यावरण संवर्धन, पाणी अडवा पाणी जिरवा यांसारख्या विविध उपक्रमांतून फाउंडेशनने गेल्या दहा वर्षांत ग्रामीण भागात केलेले कार्य कौतुकास्पद आहे, असेही ते म्हणाले. यावेळी उच्च व तंत्रशिक्षण मंत्री चंद्रकांत पाटील, पद्मभूषण डॉ. विजय भटकर, मराठी भाषा मंत्री उदय सामंत, आमदार भीमराव तापकीर, ‘नाम’चे संस्थापक-अध्यक्ष अभिनेता नाना पाटेकर, संस्थापक-सचिव मकरंद अनासपुरे उपस्थित होते. गडकरी म्हणाले, चांगल्या सामाजिक कार्यासाठी राजकीय प्रचाराची गरज नसते. त्यासाठी इच्छाशक्ती महत्त्वाची असते. ‘नाम’ने केलेले कार्य महत्त्वाचे असून ‘देणारे हात होण्यापेक्षा मदत करणारे हात होता आलं पाहिजे. जेवढ्या जास्त प्रमाणात आपण कौशल्य निर्माण करू तेवढे आपण प्रगतीच्या दिशेने वाटचाल करत राहू. त्यासाठी समाजासाठी संवेदनशील काम करणे गरजेचे आहे. उच्च व तंत्रशिक्षण मंत्री चंद्रकांत पाटील म्हणाले, महिला वर्गासाठी ५ तासांचे काम वर्क मॉड्युल राबवणे गरजेचे आहे. यातून अधिकाधिक महिलांसाठी रोजगार उपलब्ध होऊ शकतो. सप्टेंबर २०१५ साली ‘नाम फाउंडेशन’ची स्थापना झाली आणि त्याची दशकपूर्ती होत आहे. या वाटचालीत आजवर असंख्य हातांनी माणुसकीच्या या यज्ञात मोठे योगदान दिले. मानवतेचा हा यज्ञ यापुढेही असाच अखंडपणे चालत राहील, यासाठी ‘नाम फाउंडेशन’ कटिबद्ध असल्याचे ‘नाम’चे संस्थापक-अध्यक्ष नाना पाटेकर आणि संस्थापक-सचिव मकरंद अनासपुरे यांनी सांगितले. दैनिक रत्नागिरी खबरदारISO 9001:2015 CERTIFIED(RNI NO. MAHMAR/2013/57411)शासनमान्य रजिस्टर न्यूजपेपर15:38 15-09-2025</w:t>
+        <w:t>Content: लेखकाबद्दलविमल पाटीलविमल पाटील, महाराष्ट्र टाइम्समधून वेब पत्रकारितेला सुरुवात केली, गेले एक वर्ष कन्सलटन्ट म्हणून काम करत आहे. डिजिटल पत्रकारितेत वृत्त संकलन, सोशल मीडियाचे व्यवस्थापन आणि फिल्ड रिपोर्टिंगचा अनुभव आहे. याआधी त्यांनी आर. एन. ओ. वृत्तसंस्थेसाठी फिल्ड रिपोर्टर म्हणून कार्य करत असताना विविध सामाजिक, राजकीय व स्थानिक विषयांवर रिपोर्टिंग केले आहे. तसेच, त्यांनी सामना आणि लयभारी या माध्यमांमध्ये सोशल मीडिया हँडलर म्हणूनही काम पाहिले आहे. त्या मुंबई विद्यापीठाच्या पत्रकारिता विभागातून पत्रकारितेची पदव्युत्तर प्राप्त आहे.... आणखी वाचा</w:t>
       </w:r>
     </w:p>
     <w:p>
@@ -1495,7 +1371,38 @@
         <w:pStyle w:val="Heading3"/>
       </w:pPr>
       <w:r>
-        <w:t>Article 49</w:t>
+        <w:t>Article 45</w:t>
+      </w:r>
+    </w:p>
+    <w:p>
+      <w:r>
+        <w:t>Title: Govt Jobs: इस राज्य में मार्च 2026 तक भरे जाएंगे सहायक प्रोफेसर के 5,500 पद; वित्त और योजना विभाग ने दी सहमति</w:t>
+      </w:r>
+    </w:p>
+    <w:p>
+      <w:r>
+        <w:t xml:space="preserve">URL: </w:t>
+      </w:r>
+      <w:hyperlink r:id="rId53">
+        <w:r>
+          <w:rPr>
+            <w:color w:val="0000FF"/>
+          </w:rPr>
+          <w:t>https://www.amarujala.com/jobs/government-jobs/5-500-assistant-professors-to-be-recruited-before-march-2026-says-minister-chandrakant-patil-2025-09-21</w:t>
+        </w:r>
+      </w:hyperlink>
+    </w:p>
+    <w:p>
+      <w:r>
+        <w:t>Content: मेरा शहर Link Copied Govt Jobs 2026: महाराष्ट्र के उच्च एवं तकनीकी शिक्षा मंत्री चंद्रकांत पाटिल ने शनिवार को कहा कि राज्य के वरिष्ठ महाविद्यालयों में मार्च 2026 से पहले 5,500 सहायक प्राध्यापकों की भर्ती की जाएगी। वह नांदेड़ स्थित स्वामी रामानंद तीर्थ मराठवाड़ा विश्वविद्यालय के 28वें दीक्षांत समारोह में बोल रहे थे। पाटिल ने कहा कि सरकार ने वरिष्ठ महाविद्यालयों के लिए 5,500 सहायक प्राध्यापकों और 2,900 गैर-शिक्षण पदों को मंजूरी दे दी है। मंत्री ने बताया कि वित्त और योजना विभाग दोनों ने अपनी सहमति दे दी है। उन्होंने कहा कि जल्द ही एक सरकारी प्रस्ताव (GR) जारी किया जाएगा और अगले साल मार्च से पहले 5,500 सहायक प्राध्यापकों के रिक्त पदों को भरा जाएगा। पाटिल ने कहा कि विश्वविद्यालयों में 700 सहायक प्रोफेसरों की भर्ती के लिए पहले ही मंजूरी दे दी गई थी, लेकिन तत्कालीन राज्यपाल सी. पी. राधाकृष्णन द्वारा एक अलग तरीका सुझाए जाने के कारण यह प्रक्रिया पूरी नहीं हो सकी। उन्होंने कहा कि चूंकि राधाकृष्णन उपराष्ट्रपति नियुक्त हो चुके हैं, इसलिए यह मामला नए राज्यपाल आचार्य देवव्रत के समक्ष उठाया जाएगा। मंत्री ने कहा कि विदेशी छात्रों को आकर्षित करने के लिए विश्वविद्यालयों को मजबूत बनाया जाना चाहिए। उन्होंने कहा कि इस वर्ष एक एजेंसी नियुक्त की गई जिसके माध्यम से 65 देशों के 4,000 छात्रों ने नामांकन कराया, लेकिन ज्यादातर छात्रों ने पुणे और मुंबई को प्राथमिकता दी। उन्होंने कहा कि आज के युवाओं में समाज को बदलने की अपार क्षमता है। उन्होंने कहा, "महाराष्ट्र सरकार ने स्टार्टअप इंडिया, मेक इन इंडिया और डिजिटल इंडिया जैसी पहलों के जरिए अवसरों के द्वार खोले हैं। आपके पास प्रयोग करने, नवाचार करने और नए रास्ते बनाने की शक्ति है। लेकिन याद रखें, उद्यमिता और करियर हमेशा मूल्यों और सामाजिक जिम्मेदारी पर आधारित होने चाहिए।" रहें हर खबर से अपडेट, डाउनलोड करें अमर उजाला हिंदी न्यूज़ APP अपने मोबाइल पर। Next Article Please wait... Please wait... Delete All Cookies Followed</w:t>
+      </w:r>
+    </w:p>
+    <w:p>
+      <w:pPr>
+        <w:pStyle w:val="Heading3"/>
+      </w:pPr>
+      <w:r>
+        <w:t>Article 46</w:t>
       </w:r>
     </w:p>
     <w:p>
@@ -1507,7 +1414,7 @@
       <w:r>
         <w:t xml:space="preserve">URL: </w:t>
       </w:r>
-      <w:hyperlink r:id="rId57">
+      <w:hyperlink r:id="rId54">
         <w:r>
           <w:rPr>
             <w:color w:val="0000FF"/>
@@ -1526,12 +1433,105 @@
         <w:pStyle w:val="Heading3"/>
       </w:pPr>
       <w:r>
+        <w:t>Article 47</w:t>
+      </w:r>
+    </w:p>
+    <w:p>
+      <w:r>
+        <w:t>Title: Nashik: Hindi Poet Kumar Ambuj Wins YCMOU’s Kusumagraj National Literary Award 2024</w:t>
+      </w:r>
+    </w:p>
+    <w:p>
+      <w:r>
+        <w:t xml:space="preserve">URL: </w:t>
+      </w:r>
+      <w:hyperlink r:id="rId55">
+        <w:r>
+          <w:rPr>
+            <w:color w:val="0000FF"/>
+          </w:rPr>
+          <w:t>https://www.freepressjournal.in/pune/nashik-hindi-poet-kumar-ambuj-wins-ycmous-kusumagraj-national-literary-award-2024</w:t>
+        </w:r>
+      </w:hyperlink>
+    </w:p>
+    <w:p>
+      <w:r>
+        <w:t>Content: Nashik: The Kusumagraj National Literary Award (2024), given by Yashwantrao Chavan Maharashtra Open University (YCMOU), has been awarded this year to the renowned Hindi poet Kumar Ambuj. The award will be presented by the university’s Vice Chancellor, Prof. Sanjeev Sonawane, on Wednesday at 6 pm at the Visakha Auditorium in the Kusumagraj Memorial, Nashik. This award, started in 2010, is given annually to a selected non-Marathi poet by the university’s Kusumagraj Adhyasana. It carries a cash prize of one lakh rupees, along with a citation and a certificate. Previously, well-known poets such as Chandrakant Devtale (Hindi), K. Sachchidanandan (Malayalam), Sitanshu Yashachandra (Gujarati), Surjit Patar (Punjabi), Temsula Ao (English), Vishnu Khare (Hindi), H.S. Shivprakash (Kannada), Amitabh Gupta (Bengali), and Neelim Kumar (Assamese) have been honoured with this award. For this year’s award, the selection committee, headed by the Vice Chancellor Prof. Sanjeev Sonawane, unanimously recommended the name of poet Kumar Ambuj. The committee included renowned poets and translators Prof. Chandrakant Patil, Dr. Gorakh Thorat and Dr. Rajshekhar Shinde. Dr. Dilip Dhondge, Head of Kusumagraj Adhyasana, served as the coordinator of the committee, according to information provided by the university’s Registrar, Dilip Bharad. Who is Kumar Ambuj? Kumar Ambuj, a poet from Guna, Madhya Pradesh, is well-known as a powerful poet, story writer, and critic of the post-nineties generation. Five of his poetry collections have been published so far, and one collection of edited poems has also been released. He has previously been honored with several awards, including the Madhya Pradesh Sahitya Akademi Award. RECENT STORIES</w:t>
+      </w:r>
+    </w:p>
+    <w:p>
+      <w:pPr>
+        <w:pStyle w:val="Heading3"/>
+      </w:pPr>
+      <w:r>
+        <w:t>Article 48</w:t>
+      </w:r>
+    </w:p>
+    <w:p>
+      <w:r>
+        <w:t>Title: हिंदी कवी कुमार अंबुज यांना यंदाचा कुसुमाग्रज राष्ट्रीय साहित्य पुरस्कार</w:t>
+      </w:r>
+    </w:p>
+    <w:p>
+      <w:r>
+        <w:t xml:space="preserve">URL: </w:t>
+      </w:r>
+      <w:hyperlink r:id="rId56">
+        <w:r>
+          <w:rPr>
+            <w:color w:val="0000FF"/>
+          </w:rPr>
+          <w:t>https://prahaar.in/2025/09/20/hindi-poet-kumar-ambuj-wins-kusumagraj-national-literary-award//</w:t>
+        </w:r>
+      </w:hyperlink>
+    </w:p>
+    <w:p>
+      <w:r>
+        <w:t>Content: महाराष्ट्रताज्या घडामोडी September 20, 2025 06:39 PM नाशिक (प्रतिनिधी): यशवंतराव चव्हाण महाराष्ट्र मुक्त विद्यापीठातर्फे दिल्या जाणाऱ्या कुसुमाग्रज राष्ट्रीय साहित्य या प्रतिष्ठित पुरस्कारासाठी हिंदी कवी कुमार अंबुज यांची निवड करण्यात आली आहे. पुरस्कार वितरण समारंभ बुधवारी (ता. २४) सायंकाळी सहाला गंगापूर रोडवरील कुसुमाग्रज स्मारक येथे होणार असून, विद्यापीठाचे कुलगुरू डॉ. संजीव सोनवणे यांच्या हस्ते हा पुरस्कार प्रदान केला जाईल. २०१० पासून सुरू झालेला हा पुरस्कार विद्यापीठाच्या कुसुमाग्रज अध्यासनामार्फत दर वर्षी एका निवडक अमराठी कवीला दिला जातो. या पुरस्कारात रोख एक लाख रुपये, मानचिन्ह व मानपत्राचा समावेश आहे. यापूर्वी कवी चंद्रकांत देवताले (हिंदी), के. सच्चिदानंदन (मल्याळम), सीतांशू यशश्चंद्र (गुजराती), सुरजीत पातर (पंजाबी), टेमसुला आओ (इंग्रजी), विष्णू खरे (हिंदी), एच. एस. शिवप्रकाश (कन्नड), अमिताभ गुप्ता (बंगाली), नीलिमकुमार (आसामी) या दिग्गजांना या पुरस्काराने गौरविण्यात आले आहे. यंदाच्या पुरस्कारासाठी निवड समितीने एकमताने कुमार अंबुज यांच्या नावाची शिफारस केली. या समितीत कवी व अनुवादक प्रा. चंद्रकांत पाटील, डॉ. गोरख थोरात, डॉ. राजशेखर शिंदे यांचा समावेश होता, तर समितीचे समन्वयक म्हणून कुसुमाग्रज अध्यासनाचे प्रमुख डॉ. दिलीप धोंडगे यांनी काम पहिले. मध्य प्रदेशातील गुना येथील कवी कुमार अंबुज हे नव्वदनंतरच्या पिढीतील दमदार कवी, कथालेखक व समीक्षक म्हणून सुपरिचित आहेत. त्यांची ओळख प्रामुख्याने कवी म्हणून अधिक ठळक आहे. त्यांच्या पाच काव्यसंग्रहांसह कवितांचे एक संकलन व संपादन प्रकाशित झाले आहे. यापूर्वी त्यांना मध्य प्रदेश साहित्य अकादमीसह अनेक पुरस्कारांनी गौरविण्यात आले आहे. Prahaar is a Marathi language Newspaper, printed in India with regional editions in Mumbai, Thane, palghar, Ratnagiri, Nashik and Sindhudurg. Contact us: contact@prahaar.co.in October 13, 2025 02:00 AM October 13, 2025 01:30 AM October 13, 2025 01:00 AM October 13, 2025 07:20 AM October 13, 2025 06:20 AM October 13, 2025 04:45 AM</w:t>
+      </w:r>
+    </w:p>
+    <w:p>
+      <w:pPr>
+        <w:pStyle w:val="Heading3"/>
+      </w:pPr>
+      <w:r>
+        <w:t>Article 49</w:t>
+      </w:r>
+    </w:p>
+    <w:p>
+      <w:r>
+        <w:t>Title: How Women In Politics Are Still Excluded From India's POSH Act And Left Vulnerable To Sexual Harassment</w:t>
+      </w:r>
+    </w:p>
+    <w:p>
+      <w:r>
+        <w:t xml:space="preserve">URL: </w:t>
+      </w:r>
+      <w:hyperlink r:id="rId57">
+        <w:r>
+          <w:rPr>
+            <w:color w:val="0000FF"/>
+          </w:rPr>
+          <w:t>https://www.etvbharat.com/en/!lifestyle/why-women-in-politics-are-still-excluded-from-indias-posh-act-and-left-vulnerable-to-sexual-harassment-enn25092002732</w:t>
+        </w:r>
+      </w:hyperlink>
+    </w:p>
+    <w:p>
+      <w:r>
+        <w:t>Content: National ETV Bharat / lifestyle By Priyanka Chandani Published : September 20, 2025 at 2:59 PM IST On Monday, the Supreme Court declined to entertain a plea seeking to expand the scope of the Protection of Women from Sexual Harassment at Workplace (POSH) Act, 2013, to include political parties. The court observed that such organisations cannot be classified as workplaces under the law. The plea was filed by Advocate Yogamaya M G, seeking recognition of political parties as workplaces in order to bring them under the POSH framework. “How can you include political parties as a workplace? Joining a party is not a place of employment,” remarked Chief Justice Gavai during the hearing. The bench further stated that "It will open a Pandora's box... there will be blackmail." The CJI further added that political engagement does not constitute employment as there is "no payment." No Legal Shield This is absurd! Political parties aren't voluntary bodies of sympathisers. They have membership cards, enforce discipline, collect funds, maintain offices, and operate with strict hierarchies. They have a state headquarters with female employees. "When it comes to women's safety, it is a Pandora's box. What about women who are harassed by male political members? " asks Ranjana Kumari, a Women's Rights Activist and Director of the Centre for Social Research. "Don't we know that sexual favours are rampant in political parties. It's like an ostrich, you want to bury your head in the sand and say there's no attack on me. You are just trying to ignore it and put a curtain to cover all the mischief that political workers do with other political women workers," says the activist. Member of Parliament Satabdi Roy agrees that the lawmakers should be more considerate toward women. "Law is above all, but as a woman, I feel women are unsafe, and people who are making it unsafe are everywhere. There should have been more consideration by the Supreme Court," says Roy. Women Reduced To 'Items' Women workers share the same work burden as men everywhere, including the political workplaces. They are also vulnerable to exploitation, especially verbal remarks. The past is witness to some blatant political misogyny and patriarchal instances. Not so long ago, Tamil Nadu's Dravida Munnetra Kazhagam, DMK leader Saidai Sadiq, made misogynistic remarks against women BJP leaders Gayathri Raghuram, Gowthami, Namitha Gauthami, and Khushboo Sundar. He called the women leaders 'items’. In his speech, he had said, "All four leaders are items. Khushboo says that lotus will bloom in Tamil Nadu. I say that even hair will grow back in Amit Shah’s head, but lotus has no chance of blooming in Tamil Nadu.” He further said, “Do you all know how many times my brother Ilaya Aruna did Khushboo? I mean, he had meetings with her when she was in DMK. Nearly six times, he took Khushboo and had meetings in RA Puram.” The DMK functionary also commented that, unlike the DMK, the BJP depended on the 'actresses' to make inroads into Tamil Nadu. The DMK leader apologised when things got out of his hands and his derogatory speech went viral. There are multiple instances like these. In May 2022, Maharashtra BJP president Chandrakant Patil passed remarks on Nationalist Congress Party MP Supriya Sule. he had said, "If you don't understand politics, go home and cook." In December 2021, senior Congress leader Ramesh Kumar, during an Assembly meeting, was heard saying, "There is a saying. When rape is inevitable, lie back and enjoy it." March 2021, Uttarakhand's Tirath Singh Rawat's comments on women wearing gripped jeans. October 2021, Karnataka Health Minister Dr K Sudhakar's contentious remarks on Indian women "wanting to stay single and not wanting to give birth after marriage." In the same month, BJP's national general secretary CT Ravi's controversial remark, "Western influence and the culture of micro families are the reason why women want to stay single." April 2019, BJP's Gopal Shetty's comments on actor Urmila Matondkar, "Urmila ji has been brought to politics because she is a celebrity and due to how she looks. She is a bholi bhali ladki who is zero in politics." October 2020, UP BJP leader Surendra Singh's provocative statement about "rape crimes can be stopped only with sanskar (values), not governance." In January 2019, BJP leader Kailash Vijayvargiya called Priyanka Gandhi 'Chocolaty Face." In July 2013, Congress Leader Digvijaya Singh called Rahul Gandhi's aide Meenakshi Natarajan "Sau tunch maal" – a common slang used to objectify and tease women. Politics Still Boy's Club Leaders post their remarks, send out an apology, and get away with anything. This reflects patriarchy and shows how women can be objectified and subjected to character assassination by men without any consequence. Therefore, political parties should be included in POSH. Political workers are working for a party; the least they expect is protection under the Law. Denying them this protection on the grounds that they are not "employees" dismisses their labour as inconsequential and exposes them to sexual discrimination. Moreover, parties hiding behind the 'voluntary association' veil are funny. "They are working and they are taking salaries from the taxpayers' money, so there's nothing voluntary. The exploitation is on another level. Even the smallest and biggest parties of the country are exploiting women. It should open Pandora's box," says noted Anti-Rape Activist Yogita Bhayana. She points out that the fault lies in the decision makers, as they are all men. "Unfortunately, the decision makers are men, even in the Supreme Court or in political parties. They are the harassers," she notes. Justice, But Not For Women The bigger question is where should a woman party worker facing internal harassment turn for help? A woman can report harrasment to the Lower Court; however, it cannot replace an internal mechanism that extends safety, confidentiality, and redress. This leaves women exposed to harassment in political spaces that are dominated by men. And this is not anticipation. In this petition as well, the Advocate Yogamaya M G had cited alarming statistics indicating that 45 per cent of women in Indian politics reported experiencing physical abuse, while 49 per cent faced verbal abuse from colleagues and political workers. A UN Women study noted the prevalence of sexual favours demanded within political parties a decade ago. An Inter-Parliamentary Union survey found that 82 per cent of women parliamentarians had faced psychological violence, including sexual threats and derogatory remarks. "Being a woman in politics is a difficult task. When POSH comes, they know they cannot lay their hands on women. It's a very dirty scene. We blame Bollywood, but political parties are worse. They are trying to cover their own ambitions. They know it is very prevalent at the block level. The higher it goes, the bigger the harassment becomes. Even the Supreme Court has its hands in gloves," remarks Bhayana. And Ranjana Kumari agrees, "They have completely ignored that there is a lot of sexual harassment in the political parties, and that's why there are not many women joining politics." Unfortunately, the decision for women's safety is given into the hands of men. It is the misogynistic and patriarchal mindset that's ruling the decision against women's interests. "It's like you scratch my back, I scratch your back. Nobody wants women to be safe. They take suo motu action on animal cases but not on real issues," opines the activist. Read More: For All Latest Updates TAGGED: What To Know As Israel And Gaza Await The Release Of Hostages, Prisoners Union Minister KV Singh Arrives In Cairo, To Represent PM Modi At Gaza 'Peace Summit' Officials Say Food Sites Run By Controversial US-Israeli-Backed Group In Gaza Are Being Shut Down Trump Warns Russia He May Send Ukraine Long-Range Tomahawks If Moscow Doesn't Settle War Soon Trump Declares Gaza War 'Over' As He Heads To Egypt For 'Peace Summit' Japanese Disciple And Kerala Guru Keep Spirit Of Kalaripayattu Alive Western Ghats Species Thrive In Chhattisgarh's Udanti Sitanadi Tiger Reserve; Forest Dept Releases Pictures Back To School | Cracking The Code Of Lightning &amp; Thunderstorms: Facts We Hold, Forecasts We Can't Make Fertility In Rural India Is At Its Lowest, What Does This Mean For The Future? Copyright © 2025 Ushodaya Enterprises Pvt. Ltd., All Rights Reserved.</w:t>
+      </w:r>
+    </w:p>
+    <w:p>
+      <w:pPr>
+        <w:pStyle w:val="Heading3"/>
+      </w:pPr>
+      <w:r>
         <w:t>Article 50</w:t>
       </w:r>
     </w:p>
     <w:p>
       <w:r>
-        <w:t>Title: Govt Jobs: इस राज्य में मार्च 2026 तक भरे जाएंगे सहायक प्रोफेसर के 5,500 पद; वित्त और योजना विभाग ने दी सहमति</w:t>
+        <w:t>Title: Who Is Gopichand Padalkar, The Sangli BJP MLA Constantly Making Headlines For Fiery Speeches &amp; Controversial Remarks?</w:t>
       </w:r>
     </w:p>
     <w:p>
@@ -1543,13 +1543,13 @@
           <w:rPr>
             <w:color w:val="0000FF"/>
           </w:rPr>
-          <w:t>https://www.amarujala.com/jobs/government-jobs/5-500-assistant-professors-to-be-recruited-before-march-2026-says-minister-chandrakant-patil-2025-09-21</w:t>
+          <w:t>https://www.freepressjournal.in/pune/who-is-gopichand-padalkar-the-sangli-bjp-mla-constantly-making-headlines-for-fiery-speeches-controversial-remarks</w:t>
         </w:r>
       </w:hyperlink>
     </w:p>
     <w:p>
       <w:r>
-        <w:t>Content: मेरा शहर Link Copied Govt Jobs 2026: महाराष्ट्र के उच्च एवं तकनीकी शिक्षा मंत्री चंद्रकांत पाटिल ने शनिवार को कहा कि राज्य के वरिष्ठ महाविद्यालयों में मार्च 2026 से पहले 5,500 सहायक प्राध्यापकों की भर्ती की जाएगी। वह नांदेड़ स्थित स्वामी रामानंद तीर्थ मराठवाड़ा विश्वविद्यालय के 28वें दीक्षांत समारोह में बोल रहे थे। पाटिल ने कहा कि सरकार ने वरिष्ठ महाविद्यालयों के लिए 5,500 सहायक प्राध्यापकों और 2,900 गैर-शिक्षण पदों को मंजूरी दे दी है। मंत्री ने बताया कि वित्त और योजना विभाग दोनों ने अपनी सहमति दे दी है। उन्होंने कहा कि जल्द ही एक सरकारी प्रस्ताव (GR) जारी किया जाएगा और अगले साल मार्च से पहले 5,500 सहायक प्राध्यापकों के रिक्त पदों को भरा जाएगा। पाटिल ने कहा कि विश्वविद्यालयों में 700 सहायक प्रोफेसरों की भर्ती के लिए पहले ही मंजूरी दे दी गई थी, लेकिन तत्कालीन राज्यपाल सी. पी. राधाकृष्णन द्वारा एक अलग तरीका सुझाए जाने के कारण यह प्रक्रिया पूरी नहीं हो सकी। उन्होंने कहा कि चूंकि राधाकृष्णन उपराष्ट्रपति नियुक्त हो चुके हैं, इसलिए यह मामला नए राज्यपाल आचार्य देवव्रत के समक्ष उठाया जाएगा। मंत्री ने कहा कि विदेशी छात्रों को आकर्षित करने के लिए विश्वविद्यालयों को मजबूत बनाया जाना चाहिए। उन्होंने कहा कि इस वर्ष एक एजेंसी नियुक्त की गई जिसके माध्यम से 65 देशों के 4,000 छात्रों ने नामांकन कराया, लेकिन ज्यादातर छात्रों ने पुणे और मुंबई को प्राथमिकता दी। उन्होंने कहा कि आज के युवाओं में समाज को बदलने की अपार क्षमता है। उन्होंने कहा, "महाराष्ट्र सरकार ने स्टार्टअप इंडिया, मेक इन इंडिया और डिजिटल इंडिया जैसी पहलों के जरिए अवसरों के द्वार खोले हैं। आपके पास प्रयोग करने, नवाचार करने और नए रास्ते बनाने की शक्ति है। लेकिन याद रखें, उद्यमिता और करियर हमेशा मूल्यों और सामाजिक जिम्मेदारी पर आधारित होने चाहिए।" रहें हर खबर से अपडेट, डाउनलोड करें अमर उजाला हिंदी न्यूज़ APP अपने मोबाइल पर। Next Article Please wait... Please wait... Delete All Cookies Followed</w:t>
+        <w:t>Content: Sangli: Bharatiya Janata Party MLA from Jat Constituency in Sangli District, Gopichand Padalkar, has constantly been making headlines for the past few months due to his aggressive, fierce speeches and controversial remarks against multiple religions, political parties, and senior leaders. A post shared by The Free Press Journal (@freepressjournal) Padalkar made headlines after his recent remark about former Maharashtra Home Minister and Islampur Constituency MLA Jayant Patil from the Nationalist Congress Party - Sharadchandra Pawar (NCP-SP). Padalkar was also involved in his infamous fight with Mumbra MLA Jitendra Awhad. The topic became a national issue after workers from both sides got involved in a physical fight in the Mantralaya in Mumbai. Padalkar, who has a cult-based following in the northern and eastern parts of Sangli District, has a career of over a decade in politics. He is seen as a firebrand politician and the next big thing in BJP. Known for his direct and no-filter remarks, Padalkar is currently a trending topic in state and national politics. A post shared by The Free Press Journal (@freepressjournal) Who is Gopichand Padalkar? Gopichand Padalkar was born on 1 October 1982 in Atpati Taluka of Sangli District. Based in Atpadi, Padalkar started social work in his youth, criticising the established politicians of Sangli and Satara Districts. Before he got elected in the 2024 Maharashtra Legislative Assembly Elections, Padalkar fought against many notable leaders and went head-to-head. Prominent among these contests are his Baramati Legislative Assembly contest against Maharashtra Deputy Chief Minister Ajit Pawar and the Sangli Lok Sabha seat against former BJP MP Sanjay Patil, both in 2019. Padalkar joined BJP in 2019, and before that, he was a part of Rashtriya Samaj Paksha (till 2014) and Vanchit Bahujan Aghadi (in 2019) and had other stints as a political leader for local political parties and independents. Padalkar was also a BJP MLC from 2020 to 2024 before he became an MLA from Jat. Despite being from Khanapur Assembly Constituency, Padalkar contested from the drought-prone area of Jat in 2024 and defeated the incumbent MLA Vikram Singh Sawant from Congress by a huge margin. Surprisingly, MLA Padalkar also has a background in filmmaking alongside his political career. He is not only a politician but also a film actor and producer. Notably, he produced and starred in the Marathi film "Dhumas" in 2019. This film contributed to his popular image in rural Maharashtra. His involvement in films forms part of his creative and public persona, complementing his political identity as a fiery leader representing the Dhangar community in the state. In a noteworthy moment, Padalkar also lip-syncs a song sung by Bollywood legend Sonu Nigam in Marathi in the film "Dhumas". The song is titled "Man Bharun Alaya". "Hota Gopi Mhanun Vachli Topi" For years, Padalkar was known as the dummy candidate, who used to make sure that he ate into the votes of opponents so the incumbents would secure a seat. This was seen in the 2009 and 2014 elections, in which Padalkar contested the Khanapur Assembly Constituency both times as an independent. He was defeated but managed to gain votes from the main opponent, ensuring that the then-incumbent Shiv Sena MLA Anil Babar won the elections. The same was seen in the 2019 Sangli Lok Sabha elections, where Padalkar's votes ensured that the then-incumbent BJP MP Sanjay Patil retained the seat. Locals within Sangli recognised this pattern and came up with a saying: "Hota Gopi Mhanun Vachli Topi," which translates to "Due to Gopichand Padalkar, the seat was saved." Recent Remarks About Jayant Patil A junior engineer named Avdhoot Wadar was found dead in Sangli near the Krishna riverside earlier this month. His family alleged that he was pressured by BJP MLA Gopichand Padalkar, claiming particularly that his personal assistant threatened him and that his death was not suicide or accidental but murder. Local politicians picked this up and started speaking against MLA Padalkar. MLA Padalkar, at an event, targeted NCP-SP MLA Jayant Patil and said he is a reckless person and his only work is to defame him. Making matters worse, Padalkar further said, "I have the courage to organise a 'programme'. I do not think he is Rajaram Patil's son at all. There is something wrong for sure." These statements were widely criticised. BJP Maharashtra Chief Minister Devendra Fadnavis said he does not support them but defended Padalkar, saying he is a man from a village area, his political statements are aggressive, and he would talk with him. Cabinet Minister Chandrakant Patil also said that from now on, Padalkar's speeches would be different. Padalkar, however, refused to apologise and said he would speak on it in the future. Padalkar and Controversies: A Summary - After the April 2025 Pahalgam attack, Padalkar made communal remarks blaming Kashmiri Muslims and spreading theories like land jihad and love jihad. It sparked outrage and criticism from opposition parties and members of the Muslim community.- In April 2025, he again made headlines by demanding that names of Muslim-sounding villages be changed. This was viewed as communal and provocative.- In July 2025, Padalkar faced criticism for his remarks regarding alleged forced conversions by the Christian community in Sangli. Statewide protests demanded his suspension as MLA.- In July 2025, during the Monsoon Session of the Maharashtra Assembly, a heated exchange occurred between MLA Padalkar and NCP Mumbra MLA Jitendra Awhad. It escalated into a physical altercation among their supporters inside the Assembly premises, leading to a huge uproar and regret expressed by political leaders.- Time and again, he has targeted veteran leaders Sharad Pawar, Ajit Pawar, Jayant Patil, and others, criticising them using inappropriate language. These remarks have also caused wide outrage. RECENT STORIES</w:t>
       </w:r>
     </w:p>
     <w:p>
@@ -1562,7 +1562,7 @@
     </w:p>
     <w:p>
       <w:r>
-        <w:t>Title: Nashik: Hindi Poet Kumar Ambuj Wins YCMOU’s Kusumagraj National Literary Award 2024</w:t>
+        <w:t>Title: Maharashtra Revenue Minister Chandrashekhar Bawankule To Inaugurate The 31st Pune Navratri Festival On September 22</w:t>
       </w:r>
     </w:p>
     <w:p>
@@ -1574,13 +1574,13 @@
           <w:rPr>
             <w:color w:val="0000FF"/>
           </w:rPr>
-          <w:t>https://www.freepressjournal.in/pune/nashik-hindi-poet-kumar-ambuj-wins-ycmous-kusumagraj-national-literary-award-2024</w:t>
+          <w:t>https://www.freepressjournal.in/pune/maharashtra-revenue-minister-chandrashekhar-bawankule-to-inaugurate-the-31st-pune-navratri-festival-on-september-22</w:t>
         </w:r>
       </w:hyperlink>
     </w:p>
     <w:p>
       <w:r>
-        <w:t>Content: Nashik: The Kusumagraj National Literary Award (2024), given by Yashwantrao Chavan Maharashtra Open University (YCMOU), has been awarded this year to the renowned Hindi poet Kumar Ambuj. The award will be presented by the university’s Vice Chancellor, Prof. Sanjeev Sonawane, on Wednesday at 6 pm at the Visakha Auditorium in the Kusumagraj Memorial, Nashik. This award, started in 2010, is given annually to a selected non-Marathi poet by the university’s Kusumagraj Adhyasana. It carries a cash prize of one lakh rupees, along with a citation and a certificate. Previously, well-known poets such as Chandrakant Devtale (Hindi), K. Sachchidanandan (Malayalam), Sitanshu Yashachandra (Gujarati), Surjit Patar (Punjabi), Temsula Ao (English), Vishnu Khare (Hindi), H.S. Shivprakash (Kannada), Amitabh Gupta (Bengali), and Neelim Kumar (Assamese) have been honoured with this award. For this year’s award, the selection committee, headed by the Vice Chancellor Prof. Sanjeev Sonawane, unanimously recommended the name of poet Kumar Ambuj. The committee included renowned poets and translators Prof. Chandrakant Patil, Dr. Gorakh Thorat and Dr. Rajshekhar Shinde. Dr. Dilip Dhondge, Head of Kusumagraj Adhyasana, served as the coordinator of the committee, according to information provided by the university’s Registrar, Dilip Bharad. Who is Kumar Ambuj? Kumar Ambuj, a poet from Guna, Madhya Pradesh, is well-known as a powerful poet, story writer, and critic of the post-nineties generation. Five of his poetry collections have been published so far, and one collection of edited poems has also been released. He has previously been honored with several awards, including the Madhya Pradesh Sahitya Akademi Award.</w:t>
+        <w:t>Content: Pune: Pune Navratri Festival, which is a beautiful confluence of art, culture, singing, playing, bhajans, dance and music, is celebrating its 31st year this year. The festival will be inaugurated on Monday, September 22, at 4.30 pm by Maharashtra Revenue Minister Chandrashekhar Bawankule at Shri Ganesh Kala Krida Rangmanch. On this occasion, Union Minister of State for Civil Aviation and Cooperation Muralidhar Mohal, State Minister of Higher and Technical Education Chandrakant Patil, senior Gandhian thinker and former MLA Ulhas Pawar, State Minister of State for Urban Development Madhuri Misal, Rajya Sabha MP Dr Medha Kulkarni, MLA Dr Vishwajit Kadam, BJP City President Dheeraj Ghate, Former Minister of State for Home Ramesh Bagwe, Pune Municipal Commissioner Naval Kishore Ram, Pune City Police Commissioner Amitesh Kumar, and Additional Police Commissioner Sanjay Patil will be present as the chief guests. Special attraction of the inauguration The special presence of film stars Bhargavi Chirmule, Teja Devkar, Sania Chaudhary, Sheetal Ahirrao, Radha Sagar, Siya Patil, Rujuta Junnarkar, Amrita Dhongde, and Vaishnavi Patil will be a highlight in this inaugural ceremony. All the programmes of this festival are free for the fans. This information was given by the organising president of the Pune Navratri Festival, Aba Bagul, in a press conference. Bagul said, "On Monday, September 22, the day of Ghatsthapana, the installation of the idol will be done at the auspicious time of 6.41 am by Aba Bagul and Jayashree Bagul at Shri Laxmi Mata Temple in Shivdarshan. This year, a grand scene of the 72-foot-high Meenakshi Temple from Madurai is being created in this temple, and about 80 artists from the south are working on this scene." Maharshi – Lakshmi Mata Lifetime Achievement Award given annually Bagul further said that every year, a distinguished person who has performed exceptionally well in this inaugural ceremony is honoured with the 'Maharshi Award'. This year, Padma Shri Girish Prabhune, a social worker who has worked tirelessly for the upbringing, education and culture of children from the nomadic community, will be honoured with the Maharshi Award, said Aba Bagul. Similarly, individuals who have consistently contributed in various fields are honoured with the Shri Laxmi Mata Jeevan Gaurav Award at this inaugural ceremony. This year's awardees are Dr Parag Kalkar (Pro-Vice Chancellor of Savitribai Phule Pune University), State Director of Higher Education Dr Shailendra Devlankar, social activist Dr Megha Purav Samant, co-founder of Buldhana Cooperative Bank Shirish Deshpande and folk artist Pramila Lodgekar. Apart from this, Dr Mayur Kardile and Dr Arvind Khomane will also be specially honoured. Grand Opening Ceremony Cultural Programme The inauguration ceremony will be grand and spectacular, like every year. In this, the programme 'Anand Tarang', which is a jugglery of sitar, violin, flute and tabla, will be presented by Dr Neelima Radkar and Madhavi Karandikar and group. Dance guru Pt Shama Bhate and colleagues 'Sharanye Rudra Chandike' will present the Kathak programme. Vinod Dhokte, Swati Dhokte and co-stars of 'Jagar Shakti Pithancha' will present the programme Devicha Gondal. The attraction of the inauguration ceremony will be the dance performance 'Jallosh' by Marathi film stars Bhargavi Chirmule, Teja Devkar, Sania Chaudhary, Sheetal Ahirrao, Radha Sagar, Siya Patil, Rujuta Junnarkar, Amrita Dhongde, and Vaishnavi Patil, which will enchant the audience. It has been choreographed by Nikita Moghe. Cultural programmes at the festival After the inauguration, various cultural programmes will be presented at Shri Ganesh Kala Krida Rangmanch, the only one in Pune, every day at 7 pm till Vijayadashami for 11 consecutive days. On Tuesday, the 23rd, Abhijit Saraf, Kalyani Deshpande and Akshay Ghanekar will present the programme 'Nineties Melody', a collection of melodious songs from the 1990s. On Wednesday, the 24th, the programme 'Ishq Sufiyana' will be presented by Sandeep Panchwatkar, Praveen Avchar, Sandeep Ubale and Vinal Deshmukh. On Thursday, the 25th, 'Swar Samragnyiyaan', a programme of unique duet songs, will be presented by Radhika Atre, Rajeshwari Pawar, Kavita Sengar and Charulata Patankar. On Friday, the 26th, the 'Musical Masters' LP &amp; RD programme will be presented by Pallavi Patki Dhole, Sanjay Hivarale, Rafi Habib, Vinod Narwade and Bhagyashree Dumbare. On Saturday, the 27th, Prithviraj Nagwade, Ankita Shivtare and Saugandh Kapse will present the programme 'Asmita Maharashtraachi' with 50 artists simultaneously. On Sunday, the 28th, from 12 noon to 12 midnight, the only grand festival to preserve the folk art of Maharashtra will run for 12 consecutive hours, and the 'Lavani Festival', which is a must-see for women, will be a special attraction like every year. Lavani artists Seema Pote, Bhagyashree Baramatikar, Raksha Punekar, Kavya Punekar, Reel Star Kuku, and Varsha Mumbaikar and film actresses Archana Sawant, Jyoti Mumbaikar, Shalaka Punekar, and Sonali Shinde will perform in this festival. On Monday the 29th, 'Total Music Dhamaka' will be performed by Mukesh Dedhia, Tejaswini Pahuja, Chandrasekhar Mahamuni, Madhuri Bhosekar and Akash Solanki. On Tuesday, the 30th, the programme 'Bemisal Rafi' will be hosted by Aali Hussain, Anand Mhaswade and Kalyani Deshpande. On October 1, 'Hrudayat Waje Something', a romantic song programme, will be presented by Tanvi Dataye, A Saraf, Avantika Dhumane and RJ Bandya. On October 2, Vijayadashami, the vibrant programme 'Soulful Kishore Kumar' will be presented by veteran singers Jitendra Bhuruk, Rupali Ghogre and group, and this joyous musical celebration that has been going on for 11 consecutive days will conclude. Treasurer Nandkumar Bangude, Vice President Ghansham Sawant, Secretary Nandkumar Kondhalkar, Member Ramesh Bhandari, Member Amit Bagul and Member Hemant Bagul were present. RECENT STORIES</w:t>
       </w:r>
     </w:p>
     <w:p>
@@ -1593,7 +1593,7 @@
     </w:p>
     <w:p>
       <w:r>
-        <w:t>Title: हिंदी कवी कुमार अंबुज यांना यंदाचा कुसुमाग्रज राष्ट्रीय साहित्य पुरस्कार</w:t>
+        <w:t>Title: भाजप सांगली जिल्हा ग्रामीणची ६२ सदस्यांची जंबो कार्यकारिणी जाहीर</w:t>
       </w:r>
     </w:p>
     <w:p>
@@ -1605,13 +1605,13 @@
           <w:rPr>
             <w:color w:val="0000FF"/>
           </w:rPr>
-          <w:t>https://prahaar.in/2025/09/20/hindi-poet-kumar-ambuj-wins-kusumagraj-national-literary-award/</w:t>
+          <w:t>https://www.loksatta.com/maharashtra/bjp-sangli-district-rural-executive-committee-of-62-members-declared-5380186/</w:t>
         </w:r>
       </w:hyperlink>
     </w:p>
     <w:p>
       <w:r>
-        <w:t>Content: महाराष्ट्रताज्या घडामोडी September 20, 2025 06:39 PM नाशिक (प्रतिनिधी): यशवंतराव चव्हाण महाराष्ट्र मुक्त विद्यापीठातर्फे दिल्या जाणाऱ्या कुसुमाग्रज राष्ट्रीय साहित्य या प्रतिष्ठित पुरस्कारासाठी हिंदी कवी कुमार अंबुज यांची निवड करण्यात आली आहे. पुरस्कार वितरण समारंभ बुधवारी (ता. २४) सायंकाळी सहाला गंगापूर रोडवरील कुसुमाग्रज स्मारक येथे होणार असून, विद्यापीठाचे कुलगुरू डॉ. संजीव सोनवणे यांच्या हस्ते हा पुरस्कार प्रदान केला जाईल. २०१० पासून सुरू झालेला हा पुरस्कार विद्यापीठाच्या कुसुमाग्रज अध्यासनामार्फत दर वर्षी एका निवडक अमराठी कवीला दिला जातो. या पुरस्कारात रोख एक लाख रुपये, मानचिन्ह व मानपत्राचा समावेश आहे. यापूर्वी कवी चंद्रकांत देवताले (हिंदी), के. सच्चिदानंदन (मल्याळम), सीतांशू यशश्चंद्र (गुजराती), सुरजीत पातर (पंजाबी), टेमसुला आओ (इंग्रजी), विष्णू खरे (हिंदी), एच. एस. शिवप्रकाश (कन्नड), अमिताभ गुप्ता (बंगाली), नीलिमकुमार (आसामी) या दिग्गजांना या पुरस्काराने गौरविण्यात आले आहे. यंदाच्या पुरस्कारासाठी निवड समितीने एकमताने कुमार अंबुज यांच्या नावाची शिफारस केली. या समितीत कवी व अनुवादक प्रा. चंद्रकांत पाटील, डॉ. गोरख थोरात, डॉ. राजशेखर शिंदे यांचा समावेश होता, तर समितीचे समन्वयक म्हणून कुसुमाग्रज अध्यासनाचे प्रमुख डॉ. दिलीप धोंडगे यांनी काम पहिले. मध्य प्रदेशातील गुना येथील कवी कुमार अंबुज हे नव्वदनंतरच्या पिढीतील दमदार कवी, कथालेखक व समीक्षक म्हणून सुपरिचित आहेत. त्यांची ओळख प्रामुख्याने कवी म्हणून अधिक ठळक आहे. त्यांच्या पाच काव्यसंग्रहांसह कवितांचे एक संकलन व संपादन प्रकाशित झाले आहे. यापूर्वी त्यांना मध्य प्रदेश साहित्य अकादमीसह अनेक पुरस्कारांनी गौरविण्यात आले आहे. Prahaar is a Marathi language Newspaper, printed in India with regional editions in Mumbai, Thane, palghar, Ratnagiri, Nashik and Sindhudurg. Contact us: contact@prahaar.co.in October 6, 2025 02:00 AM October 6, 2025 01:30 AM October 6, 2025 01:00 AM October 6, 2025 07:05 AM October 6, 2025 06:22 AM October 6, 2025 06:03 AM</w:t>
+        <w:t>Content: सांगली : जिल्हा परिषद, पंचायत समिती निवडणुकीच्या पार्श्वभूमीवर जिल्ह्यातील ग्रामीण भागाची ६२ सदस्यांची जंबो कार्यकारिणी भाजपचे ग्रामीण जिल्हाध्यक्ष सम्राट महाडिक यांनी जाहीर केली. युवा, जिल्हा किसान, ओबीसी, अल्पसंख्याक मोर्चा अध्यक्षांच्या निवडीही जाहीर करण्यात आल्या आहेत. याबाबत बोलताना जिल्हाध्यक्ष श्री. महाडिक म्हणाले, की पक्ष संघटन अधिक सक्षम व जनाभिमुख करण्यासाठी ही कार्यकारिणी निश्चित करण्यात आली आहे. प्रदेशाध्यक्ष रवींद्र चव्हाण यांच्या सुचनेनुसार व पालकमंत्री चंद्रकांत पाटील, प्रदेश सरचिटणीस राजेश पांडे, संघटन मंत्री मकरंद देशपांडे, प्रदेश उपाध्यक्ष विक्रम पावसकर तसेच आमदार, माजी आमदार व प्रमुख नेते यांच्या मार्गदर्शनाखाली कार्यकारिणी व मोर्चा अध्यक्षांच्या निवडी जाहीर करण्यात आल्या आहेत. त्यांनी पुढे सांगितले, या कार्यकारिणीत व मोर्चात अनुभवी नेते, ज्येष्ठ कार्यकर्ते, महिला, युवा, शेतकरी तसेच विविध समाजघटकांचे प्रतिनिधी यांचा समावेश करून पक्ष संघटनेला नवी ऊर्जा देण्याचा प्रयत्न करण्यात आला आहे. जिल्ह्यातील प्रत्येक तालुका, गाव आणि बूथ स्तरावर पक्षाची बांधणी मजबूत करणे, जनतेच्या प्रश्नांसाठी ठोस भूमिका घेणे आणि भाजपच्या विकासाभिमुख धोरणांची अंमलबजावणी करणे हा नवा कार्यकारिणीचा ध्यास असेल. या कार्यकारिणीची उद्दिष्टे प्रत्येक गावापर्यंत संघटनाचा विस्तार करून सर्वसामान्य कार्यकर्त्यांचा सहभाग वाढवणे. शेतकरी, कामगार, महिला, युवा, व्यापारी व उद्योगपती यांच्या प्रश्नांवर प्रभावीपणे लढा देणे. शासनाच्या योजना शेवटच्या घटकापर्यंत पोहोचवणे गरजेचे आहे. युवकांना नेतृत्वाच्या संधी देत डिजिटल माध्यमातून पक्षाची विचारधारा व उपक्रम लोकांपर्यंत पोहोचवणे. सर्व समाजघटकांचा समावेश करून सामाजिक ऐक्य व विकास साधणे. आगामी निवडणुकांसाठी सशक्त संघटन उभारून जिल्ह्यात भारतीय जनता पार्टीला बळकट करणे. यावर भर देण्यात आला आहे. नव्या कार्यकारिणीत उपाध्यक्ष, सरचिटणीस, चिटणीस यांच्यासह ६२ सदस्यांचा समावेश करण्यात आला आहे. या कार्यकारिणीत नवीन नावांचा समावेश प्रदेशाच्या सुचनेनुसार करण्यात येईल, असे महाडिक यांनी सांगितले. तसेच उर्वरित प्रकोष्ठ, सेलची कार्यकारिणी येत्या काही दिवसांत जाहीर करण्यात येईल, असेही महाडिक यांनी सांगितले. दरम्यान, सांगली ग्रामीण जिल्हा कार्यकारिणी जाहीर करण्यात आली असली तरी अद्याप शहर कार्यकारिणी जाहीर करण्यात आलेली नाही. महापालिका निवडणुकीच्या पार्श्वभूमीवर शहर कार्यकारिणीमध्ये कुणाला संधी मिळते याकडे कार्यकर्त्यांचे लक्ष आहे. शेअर विभाजन म्हणजे कंपनीच्या शेअरच्या दर्शनी किमतीचे विभाजन करणे, ज्यामुळे शेअरची संख्या वाढते पण एकूण भागभांडवलात फरक पडत नाही. उदाहरणार्थ, एचडीएफसी बँकेने दोन वेळा शेअर विभाजन केले आहे. शेअर विभाजनाचा उद्देश शेअरची तरलता वाढवणे हा असतो. शेअर विभाजन आणि बोनस शेअर्समध्ये फरक आहे; बोनस शेअर्समध्ये दर्शनी किंमत बदलत नाही. रेकॉर्ड डेटनुसार शेअर्सचे वितरण होते, ज्यामुळे त्या काळात शेअरची मागणी आणि किंमत वाढते.</w:t>
       </w:r>
     </w:p>
     <w:p>
@@ -1624,7 +1624,7 @@
     </w:p>
     <w:p>
       <w:r>
-        <w:t>Title: How Women In Politics Are Still Excluded From India's POSH Act And Left Vulnerable To Sexual Harassment</w:t>
+        <w:t>Title: Dhananjay Mahadik : धनंजय महाडिकांनी वाढवला महायुतीमधील गुंता; म्हणाले ‘त्या 29 जागांवरच चर्चा होईल’</w:t>
       </w:r>
     </w:p>
     <w:p>
@@ -1632,99 +1632,6 @@
         <w:t xml:space="preserve">URL: </w:t>
       </w:r>
       <w:hyperlink r:id="rId61">
-        <w:r>
-          <w:rPr>
-            <w:color w:val="0000FF"/>
-          </w:rPr>
-          <w:t>https://www.etvbharat.com/en/!lifestyle/why-women-in-politics-are-still-excluded-from-indias-posh-act-and-left-vulnerable-to-sexual-harassment-enn25092002732</w:t>
-        </w:r>
-      </w:hyperlink>
-    </w:p>
-    <w:p>
-      <w:r>
-        <w:t>Content: National ETV Bharat / lifestyle By Priyanka Chandani Published : September 20, 2025 at 2:59 PM IST On Monday, the Supreme Court declined to entertain a plea seeking to expand the scope of the Protection of Women from Sexual Harassment at Workplace (POSH) Act, 2013, to include political parties. The court observed that such organisations cannot be classified as workplaces under the law. The plea was filed by Advocate Yogamaya M G, seeking recognition of political parties as workplaces in order to bring them under the POSH framework. “How can you include political parties as a workplace? Joining a party is not a place of employment,” remarked Chief Justice Gavai during the hearing. The bench further stated that "It will open a Pandora's box... there will be blackmail." The CJI further added that political engagement does not constitute employment as there is "no payment." No Legal Shield This is absurd! Political parties aren't voluntary bodies of sympathisers. They have membership cards, enforce discipline, collect funds, maintain offices, and operate with strict hierarchies. They have a state headquarters with female employees. "When it comes to women's safety, it is a Pandora's box. What about women who are harassed by male political members? " asks Ranjana Kumari, a Women's Rights Activist and Director of the Centre for Social Research. "Don't we know that sexual favours are rampant in political parties. It's like an ostrich, you want to bury your head in the sand and say there's no attack on me. You are just trying to ignore it and put a curtain to cover all the mischief that political workers do with other political women workers," says the activist. Member of Parliament Satabdi Roy agrees that the lawmakers should be more considerate toward women. "Law is above all, but as a woman, I feel women are unsafe, and people who are making it unsafe are everywhere. There should have been more consideration by the Supreme Court," says Roy. Women Reduced To 'Items' Women workers share the same work burden as men everywhere, including the political workplaces. They are also vulnerable to exploitation, especially verbal remarks. The past is witness to some blatant political misogyny and patriarchal instances. Not so long ago, Tamil Nadu's Dravida Munnetra Kazhagam, DMK leader Saidai Sadiq, made misogynistic remarks against women BJP leaders Gayathri Raghuram, Gowthami, Namitha Gauthami, and Khushboo Sundar. He called the women leaders 'items’. In his speech, he had said, "All four leaders are items. Khushboo says that lotus will bloom in Tamil Nadu. I say that even hair will grow back in Amit Shah’s head, but lotus has no chance of blooming in Tamil Nadu.” He further said, “Do you all know how many times my brother Ilaya Aruna did Khushboo? I mean, he had meetings with her when she was in DMK. Nearly six times, he took Khushboo and had meetings in RA Puram.” The DMK functionary also commented that, unlike the DMK, the BJP depended on the 'actresses' to make inroads into Tamil Nadu. The DMK leader apologised when things got out of his hands and his derogatory speech went viral. There are multiple instances like these. In May 2022, Maharashtra BJP president Chandrakant Patil passed remarks on Nationalist Congress Party MP Supriya Sule. he had said, "If you don't understand politics, go home and cook." In December 2021, senior Congress leader Ramesh Kumar, during an Assembly meeting, was heard saying, "There is a saying. When rape is inevitable, lie back and enjoy it." March 2021, Uttarakhand's Tirath Singh Rawat's comments on women wearing gripped jeans. October 2021, Karnataka Health Minister Dr K Sudhakar's contentious remarks on Indian women "wanting to stay single and not wanting to give birth after marriage." In the same month, BJP's national general secretary CT Ravi's controversial remark, "Western influence and the culture of micro families are the reason why women want to stay single." April 2019, BJP's Gopal Shetty's comments on actor Urmila Matondkar, "Urmila ji has been brought to politics because she is a celebrity and due to how she looks. She is a bholi bhali ladki who is zero in politics." October 2020, UP BJP leader Surendra Singh's provocative statement about "rape crimes can be stopped only with sanskar (values), not governance." In January 2019, BJP leader Kailash Vijayvargiya called Priyanka Gandhi 'Chocolaty Face." In July 2013, Congress Leader Digvijaya Singh called Rahul Gandhi's aide Meenakshi Natarajan "Sau tunch maal" – a common slang used to objectify and tease women. Politics Still Boy's Club Leaders post their remarks, send out an apology, and get away with anything. This reflects patriarchy and shows how women can be objectified and subjected to character assassination by men without any consequence. Therefore, political parties should be included in POSH. Political workers are working for a party; the least they expect is protection under the Law. Denying them this protection on the grounds that they are not "employees" dismisses their labour as inconsequential and exposes them to sexual discrimination. Moreover, parties hiding behind the 'voluntary association' veil are funny. "They are working and they are taking salaries from the taxpayers' money, so there's nothing voluntary. The exploitation is on another level. Even the smallest and biggest parties of the country are exploiting women. It should open Pandora's box," says noted Anti-Rape Activist Yogita Bhayana. She points out that the fault lies in the decision makers, as they are all men. "Unfortunately, the decision makers are men, even in the Supreme Court or in political parties. They are the harassers," she notes. Justice, But Not For Women The bigger question is where should a woman party worker facing internal harassment turn for help? A woman can report harrasment to the Lower Court; however, it cannot replace an internal mechanism that extends safety, confidentiality, and redress. This leaves women exposed to harassment in political spaces that are dominated by men. And this is not anticipation. In this petition as well, the Advocate Yogamaya M G had cited alarming statistics indicating that 45 per cent of women in Indian politics reported experiencing physical abuse, while 49 per cent faced verbal abuse from colleagues and political workers. A UN Women study noted the prevalence of sexual favours demanded within political parties a decade ago. An Inter-Parliamentary Union survey found that 82 per cent of women parliamentarians had faced psychological violence, including sexual threats and derogatory remarks. "Being a woman in politics is a difficult task. When POSH comes, they know they cannot lay their hands on women. It's a very dirty scene. We blame Bollywood, but political parties are worse. They are trying to cover their own ambitions. They know it is very prevalent at the block level. The higher it goes, the bigger the harassment becomes. Even the Supreme Court has its hands in gloves," remarks Bhayana. And Ranjana Kumari agrees, "They have completely ignored that there is a lot of sexual harassment in the political parties, and that's why there are not many women joining politics." Unfortunately, the decision for women's safety is given into the hands of men. It is the misogynistic and patriarchal mindset that's ruling the decision against women's interests. "It's like you scratch my back, I scratch your back. Nobody wants women to be safe. They take suo motu action on animal cases but not on real issues," opines the activist. Read More: For All Latest Updates TAGGED: Women's WC: India Crush Pakistan By 88 Runs To Extend Unbeaten Streak Gaza Peace Plan: Negotiators In Egypt For Talks Today As Trump Urges 'Everyone To Move Fast' Devastation In Darjeeling: 23 Killed As Torrential Rains Trigger Worst Landslide In The Hills Since 2015 Six Patients Killed, As Many Critical After Fire Breaks Out At Trauma Centre Of Jaipur's SMS Hospital Dalit Youth's Lynching In Raebareli Heartbreaking, Rahul Gandhi Spoke To Victim's Family: Congress Japanese Disciple And Kerala Guru Keep Spirit Of Kalaripayattu Alive Western Ghats Species Thrive In Chhattisgarh's Udanti Sitanadi Tiger Reserve; Forest Dept Releases Pictures Back To School | Cracking The Code Of Lightning &amp; Thunderstorms: Facts We Hold, Forecasts We Can't Make Fertility In Rural India Is At Its Lowest, What Does This Mean For The Future? Copyright © 2025 Ushodaya Enterprises Pvt. Ltd., All Rights Reserved.</w:t>
-      </w:r>
-    </w:p>
-    <w:p>
-      <w:pPr>
-        <w:pStyle w:val="Heading3"/>
-      </w:pPr>
-      <w:r>
-        <w:t>Article 54</w:t>
-      </w:r>
-    </w:p>
-    <w:p>
-      <w:r>
-        <w:t>Title: Who Is Gopichand Padalkar, The Sangli BJP MLA Constantly Making Headlines For Fiery Speeches &amp; Controversial Remarks?</w:t>
-      </w:r>
-    </w:p>
-    <w:p>
-      <w:r>
-        <w:t xml:space="preserve">URL: </w:t>
-      </w:r>
-      <w:hyperlink r:id="rId62">
-        <w:r>
-          <w:rPr>
-            <w:color w:val="0000FF"/>
-          </w:rPr>
-          <w:t>https://www.freepressjournal.in/pune/who-is-gopichand-padalkar-the-sangli-bjp-mla-constantly-making-headlines-for-fiery-speeches-controversial-remarks</w:t>
-        </w:r>
-      </w:hyperlink>
-    </w:p>
-    <w:p>
-      <w:r>
-        <w:t>Content: Sangli: Bharatiya Janata Party MLA from Jat Constituency in Sangli District, Gopichand Padalkar, has constantly been making headlines for the past few months due to his aggressive, fierce speeches and controversial remarks against multiple religions, political parties, and senior leaders. A post shared by The Free Press Journal (@freepressjournal) Padalkar made headlines after his recent remark about former Maharashtra Home Minister and Islampur Constituency MLA Jayant Patil from the Nationalist Congress Party - Sharadchandra Pawar (NCP-SP). Padalkar was also involved in his infamous fight with Mumbra MLA Jitendra Awhad. The topic became a national issue after workers from both sides got involved in a physical fight in the Mantralaya in Mumbai. Padalkar, who has a cult-based following in the northern and eastern parts of Sangli District, has a career of over a decade in politics. He is seen as a firebrand politician and the next big thing in BJP. Known for his direct and no-filter remarks, Padalkar is currently a trending topic in state and national politics. A post shared by The Free Press Journal (@freepressjournal) Who is Gopichand Padalkar? Gopichand Padalkar was born on 1 October 1982 in Atpati Taluka of Sangli District. Based in Atpadi, Padalkar started social work in his youth, criticising the established politicians of Sangli and Satara Districts. Before he got elected in the 2024 Maharashtra Legislative Assembly Elections, Padalkar fought against many notable leaders and went head-to-head. Prominent among these contests are his Baramati Legislative Assembly contest against Maharashtra Deputy Chief Minister Ajit Pawar and the Sangli Lok Sabha seat against former BJP MP Sanjay Patil, both in 2019. Padalkar joined BJP in 2019, and before that, he was a part of Rashtriya Samaj Paksha (till 2014) and Vanchit Bahujan Aghadi (in 2019) and had other stints as a political leader for local political parties and independents. Padalkar was also a BJP MLC from 2020 to 2024 before he became an MLA from Jat. Despite being from Khanapur Assembly Constituency, Padalkar contested from the drought-prone area of Jat in 2024 and defeated the incumbent MLA Vikram Singh Sawant from Congress by a huge margin. Surprisingly, MLA Padalkar also has a background in filmmaking alongside his political career. He is not only a politician but also a film actor and producer. Notably, he produced and starred in the Marathi film "Dhumas" in 2019. This film contributed to his popular image in rural Maharashtra. His involvement in films forms part of his creative and public persona, complementing his political identity as a fiery leader representing the Dhangar community in the state. In a noteworthy moment, Padalkar also lip-syncs a song sung by Bollywood legend Sonu Nigam in Marathi in the film "Dhumas". The song is titled "Man Bharun Alaya". "Hota Gopi Mhanun Vachli Topi" For years, Padalkar was known as the dummy candidate, who used to make sure that he ate into the votes of opponents so the incumbents would secure a seat. This was seen in the 2009 and 2014 elections, in which Padalkar contested the Khanapur Assembly Constituency both times as an independent. He was defeated but managed to gain votes from the main opponent, ensuring that the then-incumbent Shiv Sena MLA Anil Babar won the elections. The same was seen in the 2019 Sangli Lok Sabha elections, where Padalkar's votes ensured that the then-incumbent BJP MP Sanjay Patil retained the seat. Locals within Sangli recognised this pattern and came up with a saying: "Hota Gopi Mhanun Vachli Topi," which translates to "Due to Gopichand Padalkar, the seat was saved." Recent Remarks About Jayant Patil A junior engineer named Avdhoot Wadar was found dead in Sangli near the Krishna riverside earlier this month. His family alleged that he was pressured by BJP MLA Gopichand Padalkar, claiming particularly that his personal assistant threatened him and that his death was not suicide or accidental but murder. Local politicians picked this up and started speaking against MLA Padalkar. MLA Padalkar, at an event, targeted NCP-SP MLA Jayant Patil and said he is a reckless person and his only work is to defame him. Making matters worse, Padalkar further said, "I have the courage to organise a 'programme'. I do not think he is Rajaram Patil's son at all. There is something wrong for sure." These statements were widely criticised. BJP Maharashtra Chief Minister Devendra Fadnavis said he does not support them but defended Padalkar, saying he is a man from a village area, his political statements are aggressive, and he would talk with him. Cabinet Minister Chandrakant Patil also said that from now on, Padalkar's speeches would be different. Padalkar, however, refused to apologise and said he would speak on it in the future. Padalkar and Controversies: A Summary - After the April 2025 Pahalgam attack, Padalkar made communal remarks blaming Kashmiri Muslims and spreading theories like land jihad and love jihad. It sparked outrage and criticism from opposition parties and members of the Muslim community.- In April 2025, he again made headlines by demanding that names of Muslim-sounding villages be changed. This was viewed as communal and provocative.- In July 2025, Padalkar faced criticism for his remarks regarding alleged forced conversions by the Christian community in Sangli. Statewide protests demanded his suspension as MLA.- In July 2025, during the Monsoon Session of the Maharashtra Assembly, a heated exchange occurred between MLA Padalkar and NCP Mumbra MLA Jitendra Awhad. It escalated into a physical altercation among their supporters inside the Assembly premises, leading to a huge uproar and regret expressed by political leaders.- Time and again, he has targeted veteran leaders Sharad Pawar, Ajit Pawar, Jayant Patil, and others, criticising them using inappropriate language. These remarks have also caused wide outrage.</w:t>
-      </w:r>
-    </w:p>
-    <w:p>
-      <w:pPr>
-        <w:pStyle w:val="Heading3"/>
-      </w:pPr>
-      <w:r>
-        <w:t>Article 55</w:t>
-      </w:r>
-    </w:p>
-    <w:p>
-      <w:r>
-        <w:t>Title: Maharashtra Revenue Minister Chandrashekhar Bawankule To Inaugurate The 31st Pune Navratri Festival On September 22</w:t>
-      </w:r>
-    </w:p>
-    <w:p>
-      <w:r>
-        <w:t xml:space="preserve">URL: </w:t>
-      </w:r>
-      <w:hyperlink r:id="rId63">
-        <w:r>
-          <w:rPr>
-            <w:color w:val="0000FF"/>
-          </w:rPr>
-          <w:t>https://www.freepressjournal.in/pune/maharashtra-revenue-minister-chandrashekhar-bawankule-to-inaugurate-the-31st-pune-navratri-festival-on-september-22</w:t>
-        </w:r>
-      </w:hyperlink>
-    </w:p>
-    <w:p>
-      <w:r>
-        <w:t>Content: Pune: Pune Navratri Festival, which is a beautiful confluence of art, culture, singing, playing, bhajans, dance and music, is celebrating its 31st year this year. The festival will be inaugurated on Monday, September 22, at 4.30 pm by Maharashtra Revenue Minister Chandrashekhar Bawankule at Shri Ganesh Kala Krida Rangmanch. On this occasion, Union Minister of State for Civil Aviation and Cooperation Muralidhar Mohal, State Minister of Higher and Technical Education Chandrakant Patil, senior Gandhian thinker and former MLA Ulhas Pawar, State Minister of State for Urban Development Madhuri Misal, Rajya Sabha MP Dr Medha Kulkarni, MLA Dr Vishwajit Kadam, BJP City President Dheeraj Ghate, Former Minister of State for Home Ramesh Bagwe, Pune Municipal Commissioner Naval Kishore Ram, Pune City Police Commissioner Amitesh Kumar, and Additional Police Commissioner Sanjay Patil will be present as the chief guests. Special attraction of the inauguration The special presence of film stars Bhargavi Chirmule, Teja Devkar, Sania Chaudhary, Sheetal Ahirrao, Radha Sagar, Siya Patil, Rujuta Junnarkar, Amrita Dhongde, and Vaishnavi Patil will be a highlight in this inaugural ceremony. All the programmes of this festival are free for the fans. This information was given by the organising president of the Pune Navratri Festival, Aba Bagul, in a press conference. Bagul said, "On Monday, September 22, the day of Ghatsthapana, the installation of the idol will be done at the auspicious time of 6.41 am by Aba Bagul and Jayashree Bagul at Shri Laxmi Mata Temple in Shivdarshan. This year, a grand scene of the 72-foot-high Meenakshi Temple from Madurai is being created in this temple, and about 80 artists from the south are working on this scene." Maharshi – Lakshmi Mata Lifetime Achievement Award given annually Bagul further said that every year, a distinguished person who has performed exceptionally well in this inaugural ceremony is honoured with the 'Maharshi Award'. This year, Padma Shri Girish Prabhune, a social worker who has worked tirelessly for the upbringing, education and culture of children from the nomadic community, will be honoured with the Maharshi Award, said Aba Bagul. Similarly, individuals who have consistently contributed in various fields are honoured with the Shri Laxmi Mata Jeevan Gaurav Award at this inaugural ceremony. This year's awardees are Dr Parag Kalkar (Pro-Vice Chancellor of Savitribai Phule Pune University), State Director of Higher Education Dr Shailendra Devlankar, social activist Dr Megha Purav Samant, co-founder of Buldhana Cooperative Bank Shirish Deshpande and folk artist Pramila Lodgekar. Apart from this, Dr Mayur Kardile and Dr Arvind Khomane will also be specially honoured. Grand Opening Ceremony Cultural Programme The inauguration ceremony will be grand and spectacular, like every year. In this, the programme 'Anand Tarang', which is a jugglery of sitar, violin, flute and tabla, will be presented by Dr Neelima Radkar and Madhavi Karandikar and group. Dance guru Pt Shama Bhate and colleagues 'Sharanye Rudra Chandike' will present the Kathak programme. Vinod Dhokte, Swati Dhokte and co-stars of 'Jagar Shakti Pithancha' will present the programme Devicha Gondal. The attraction of the inauguration ceremony will be the dance performance 'Jallosh' by Marathi film stars Bhargavi Chirmule, Teja Devkar, Sania Chaudhary, Sheetal Ahirrao, Radha Sagar, Siya Patil, Rujuta Junnarkar, Amrita Dhongde, and Vaishnavi Patil, which will enchant the audience. It has been choreographed by Nikita Moghe. Cultural programmes at the festival After the inauguration, various cultural programmes will be presented at Shri Ganesh Kala Krida Rangmanch, the only one in Pune, every day at 7 pm till Vijayadashami for 11 consecutive days. On Tuesday, the 23rd, Abhijit Saraf, Kalyani Deshpande and Akshay Ghanekar will present the programme 'Nineties Melody', a collection of melodious songs from the 1990s. On Wednesday, the 24th, the programme 'Ishq Sufiyana' will be presented by Sandeep Panchwatkar, Praveen Avchar, Sandeep Ubale and Vinal Deshmukh. On Thursday, the 25th, 'Swar Samragnyiyaan', a programme of unique duet songs, will be presented by Radhika Atre, Rajeshwari Pawar, Kavita Sengar and Charulata Patankar. On Friday, the 26th, the 'Musical Masters' LP &amp; RD programme will be presented by Pallavi Patki Dhole, Sanjay Hivarale, Rafi Habib, Vinod Narwade and Bhagyashree Dumbare. On Saturday, the 27th, Prithviraj Nagwade, Ankita Shivtare and Saugandh Kapse will present the programme 'Asmita Maharashtraachi' with 50 artists simultaneously. On Sunday, the 28th, from 12 noon to 12 midnight, the only grand festival to preserve the folk art of Maharashtra will run for 12 consecutive hours, and the 'Lavani Festival', which is a must-see for women, will be a special attraction like every year. Lavani artists Seema Pote, Bhagyashree Baramatikar, Raksha Punekar, Kavya Punekar, Reel Star Kuku, and Varsha Mumbaikar and film actresses Archana Sawant, Jyoti Mumbaikar, Shalaka Punekar, and Sonali Shinde will perform in this festival. On Monday the 29th, 'Total Music Dhamaka' will be performed by Mukesh Dedhia, Tejaswini Pahuja, Chandrasekhar Mahamuni, Madhuri Bhosekar and Akash Solanki. On Tuesday, the 30th, the programme 'Bemisal Rafi' will be hosted by Aali Hussain, Anand Mhaswade and Kalyani Deshpande. On October 1, 'Hrudayat Waje Something', a romantic song programme, will be presented by Tanvi Dataye, A Saraf, Avantika Dhumane and RJ Bandya. On October 2, Vijayadashami, the vibrant programme 'Soulful Kishore Kumar' will be presented by veteran singers Jitendra Bhuruk, Rupali Ghogre and group, and this joyous musical celebration that has been going on for 11 consecutive days will conclude. Treasurer Nandkumar Bangude, Vice President Ghansham Sawant, Secretary Nandkumar Kondhalkar, Member Ramesh Bhandari, Member Amit Bagul and Member Hemant Bagul were present.</w:t>
-      </w:r>
-    </w:p>
-    <w:p>
-      <w:pPr>
-        <w:pStyle w:val="Heading3"/>
-      </w:pPr>
-      <w:r>
-        <w:t>Article 56</w:t>
-      </w:r>
-    </w:p>
-    <w:p>
-      <w:r>
-        <w:t>Title: Dhananjay Mahadik : धनंजय महाडिकांनी वाढवला महायुतीमधील गुंता; म्हणाले ‘त्या 29 जागांवरच चर्चा होईल’</w:t>
-      </w:r>
-    </w:p>
-    <w:p>
-      <w:r>
-        <w:t xml:space="preserve">URL: </w:t>
-      </w:r>
-      <w:hyperlink r:id="rId64">
         <w:r>
           <w:rPr>
             <w:color w:val="0000FF"/>
@@ -1743,12 +1650,105 @@
         <w:pStyle w:val="Heading3"/>
       </w:pPr>
       <w:r>
+        <w:t>Article 54</w:t>
+      </w:r>
+    </w:p>
+    <w:p>
+      <w:r>
+        <w:t>Title: दिल्लीत हालचालींना वेग; देवेंद्र फडणवीस भाजपचे पुढील राष्ट्रीय अध्यक्ष? राजकारणात भूकंपाची शक्यता</w:t>
+      </w:r>
+    </w:p>
+    <w:p>
+      <w:r>
+        <w:t xml:space="preserve">URL: </w:t>
+      </w:r>
+      <w:hyperlink r:id="rId62">
+        <w:r>
+          <w:rPr>
+            <w:color w:val="0000FF"/>
+          </w:rPr>
+          <w:t>https://marathi.oneindia.com/maharashtra/devendra-fadnavis-bjp-national-president-maharashtra-political-earthquake-037687.html</w:t>
+        </w:r>
+      </w:hyperlink>
+    </w:p>
+    <w:p>
+      <w:r>
+        <w:t>Content: भाजपच्या राष्ट्रीय अध्यक्षपदाच्या निवडीवरून दिल्लीत सुरू असलेल्या घडामोडींनी महाराष्ट्राच्या राजकारणात मोठा भूकंप होण्याची शक्यता आहे. विद्यमान राष्ट्रीय अध्यक्ष जे. पी. नड्डा यांचा कार्यकाळ संपलेला असून, त्यांच्या जागी नवीन अध्यक्षांची निवड लवकरात लवकर होणे अपेक्षित आहे. या पदासाठी अनेक नावांची चर्चा सुरू असली तरी, यामध्ये महाराष्ट्राचे मुख्यमंत्री देवेंद्र फडणवीस यांचे नाव आघाडीवर असल्याचे राजकीय वर्तुळात बोलले जात आहे. फडणवीस यांना राष्ट्रीय स्तरावर मोठी जबाबदारी मिळाल्यास महाराष्ट्राच्या मुख्यमंत्रीपदाची सूत्रे कोण सांभाळणार, हा प्रश्न निर्माण झाला आहे. अध्यक्षपदाच्या शर्यतीत फडणवीसांचे नाव आघाडीवर भाजपमध्ये 'एक व्यक्ती, एक पद' हा नियम असला तरी, सध्या जे. पी. नड्डा हे भाजप अध्यक्ष आणि केंद्रीय मंत्री अशा दोन महत्त्वाच्या जबाबदाऱ्या सांभाळत आहेत. नड्डा यांचा कार्यकाळ संपून दीड वर्षांपेक्षा जास्त कालावधी लोटला असूनही नवीन अध्यक्षाची निवड झालेली नाही. यामागे भाजप आणि राष्ट्रीय स्वयंसेवक संघ (RSS) यांच्यात असलेली मतभिन्नता कारणीभूत असल्याचे म्हटले जाते. उपराष्ट्रपतीपदाच्या निवडणुकीत एनडीएचे उमेदवार सी. पी. राधाकृष्णन यांच्या विजयानंतर सामाजिक समीकरणांवरून अनेक तर्क लावले जात आहेत. विद्यमान राष्ट्रपती आदिवासी समाजाच्या, पंतप्रधान ओबीसी समाजातून येतात. त्यामुळे आता भाजपच्या अध्यक्षपदी ब्राह्मण चेहऱ्याला संधी दिली जाऊ शकते, अशी शक्यता वर्तवली जात आहे. या पार्श्वभूमीवर, भाजप आणि संघाच्या जवळच्या सूत्रांनी दिलेल्या माहितीनुसार, संघाचा आग्रह ब्राह्मण चेहऱ्यासाठी आहे. या शर्यतीत महाराष्ट्राचे मुख्यमंत्री देवेंद्र फडणवीस यांचे नाव सर्वात पुढे आहे. संघ नेहमीच फडणवीस यांच्या पाठीशी राहिला आहे आणि भाजपमध्ये पुढील पिढीचे नेतृत्व घडवण्यासाठी त्यांना संधी दिली जाऊ शकते, असा विचार सुरू असल्याचे सांगितले जाते. गुजरातला पुन्हा अध्यक्षपद नको? राष्ट्रीय अध्यक्षपदाच्या निवडीवरून भाजप आणि संघ यांच्यात एकमत होत नसल्याने हा निर्णय लांबला आहे. संघाचा पुन्हा एकदा गुजराती चेहऱ्याला अध्यक्षपद देण्यास विरोध आहे. त्यामुळे गुजरात भाजपचे प्रदेशाध्यक्ष चंद्रकांत पाटील आणि केंद्रीय मंत्री पुरुषोत्तम रुपाला यांच्या नावांना संघाकडून विरोध होत आहे. नड्डा यांच्या आधी अमित शहा भाजपचे अध्यक्ष होते, त्यामुळे पुन्हा त्याच राज्यातून अध्यक्ष नको, अशी संघाची भूमिका असल्याचे समजते. दुसरीकडे, संघाने संजय जोशी यांचे नाव सुचवले आहे, परंतु भाजपमधील काही नेत्यांचा त्यांच्या नावाला विरोध आहे. पंतप्रधान मोदी आणि संजय जोशी यांनी 90 च्या दशकात गुजरातमध्ये एकत्र काम केले होते, परंतु त्यांच्या कामाच्या पद्धती वेगळ्या असल्याने त्यांच्यात मतभेद झाले होते. त्यामुळे जोशी यांना अध्यक्षपद देण्यास भाजप श्रेष्ठींचा विरोध असल्याचे म्हटले जाते. महाराष्ट्राच्या राजकारणात भूकंप अटळ? जर देवेंद्र फडणवीस यांना भाजपचे राष्ट्रीय अध्यक्षपद मिळाले, तर महाराष्ट्राच्या राजकारणात मोठा बदल अटळ आहे. मुख्यमंत्रीपदाची सूत्रे कोणाकडे सोपवली जाणार, हा प्रश्न समोर येईल. महाराष्ट्रातील सध्याच्या महायुती सरकारचे नेतृत्व करण्यासाठी भाजप कोणाला संधी देणार, हे पाहणे महत्त्वाचे ठरेल. या सर्व घडामोडींमुळे महाराष्ट्रातील राजकीय वर्तुळात चर्चेला उधाण आले आहे. फडणवीस हे राज्याच्या राजकारणात एक मजबूत पकड असलेले नेते आहेत. त्यांच्या दिल्लीवारीमुळे राज्यात नवीन नेतृत्वाची गरज भासू शकते. तसेच, भाजप, शिवसेना आणि राष्ट्रवादी काँग्रेस यांच्यातील सत्तेचे समीकरण कसे बदलेल, याबद्दलही तर्कवितर्क लावले जात आहेत.</w:t>
+      </w:r>
+    </w:p>
+    <w:p>
+      <w:pPr>
+        <w:pStyle w:val="Heading3"/>
+      </w:pPr>
+      <w:r>
+        <w:t>Article 55</w:t>
+      </w:r>
+    </w:p>
+    <w:p>
+      <w:r>
+        <w:t>Title: Maharashtra to recruit 5,500 assistant professors by March 2026, says minister Chandrakant Patil</w:t>
+      </w:r>
+    </w:p>
+    <w:p>
+      <w:r>
+        <w:t xml:space="preserve">URL: </w:t>
+      </w:r>
+      <w:hyperlink r:id="rId63">
+        <w:r>
+          <w:rPr>
+            <w:color w:val="0000FF"/>
+          </w:rPr>
+          <w:t>https://news.careers360.com/maharashtra-to-recruit-5500-assistant-professors-by-march-2026-says-minister-chandrakant-patil</w:t>
+        </w:r>
+      </w:hyperlink>
+    </w:p>
+    <w:p>
+      <w:r>
+        <w:t>Content: Press Trust of India | September 21, 2025 | 10:09 AM IST | 1 min read The state has also approved 2,900 non-teaching posts. Universities will be strengthened to attract foreign students. This year, 4,000 students from 65 countries enrolled, mostly choosing Pune and Mumbai campuses. NEW DELHI: Maharashtra Higher and Technical Education Minister Chandrakant Patil said on Saturday that 5,500 assistant professors will be recruited for senior colleges in the state before March 2026. He was speaking at the 28th convocation ceremony of Swami Ramanand Teerth Marathwada University in Nanded. Patil said the government has approved 5,500 assistant professors for senior colleges and 2,900 non-teaching posts. Both Finance and Planning departments have given their consent, said the minister. A Government Resolution (GR) will be issued soon, and 5,500 assistant professor vacancies will be filled before March next year, he said. Patil said earlier sanction had been given to recruit 700 assistant professors in universities, but the process could not be completed as the then Governor C P Radhakrishnan had suggested a different method. Also readUttarakhand police arrest two in Rs 12-15 lakh recruitment exam paper leak case Since Radhakrishnan has been appointed as the Vice President, the matter would be taken up with the new Governor Acharya Devvrat, he said. The minister said universities should be strengthened to attract foreign students. This year, one agency was appointed through which 4,000 students from 65 countries were enrolled, but most preferred Pune and Mumbai, he said. The youth of today have immense potential to transform society, he said. “The Maharashtra government has opened doors of opportunities through initiatives like Startup India, Make in India, and Digital India. You have the power to experiment, to innovate, and to carve out new paths. But remember, entrepreneurship and career should always be rooted in values and social responsibility,” he said. Follow us for the latest education news on colleges and universities, admission, courses, exams, research, education policies, study abroad and more.. To get in touch, write to us at news@careers360.com. Only candidates who will qualify the IBPS PO 2025 prelims will be eligible to appear for the Mains exam, which will be followed by an interview round for those who clear the mains. Start you preparation journey for JEE / NEET for free today with our APP</w:t>
+      </w:r>
+    </w:p>
+    <w:p>
+      <w:pPr>
+        <w:pStyle w:val="Heading3"/>
+      </w:pPr>
+      <w:r>
+        <w:t>Article 56</w:t>
+      </w:r>
+    </w:p>
+    <w:p>
+      <w:r>
+        <w:t>Title: भाजपा प्रदेश अध्यक्ष चंद्रकांत पाटिल बोले- भाजपा-शिवसेना का खून एक, हम 30 साल तक अच्छे दोस्त रहे</w:t>
+      </w:r>
+    </w:p>
+    <w:p>
+      <w:r>
+        <w:t xml:space="preserve">URL: </w:t>
+      </w:r>
+      <w:hyperlink r:id="rId64">
+        <w:r>
+          <w:rPr>
+            <w:color w:val="0000FF"/>
+          </w:rPr>
+          <w:t>https://www.bhaskar.com/amp/maharashtra/mumbai/bjp-maharashtra-president-chandrakant-patil-on-30-year-old-bjp-shiv-sena-alliance-126264710.html</w:t>
+        </w:r>
+      </w:hyperlink>
+    </w:p>
+    <w:p>
+      <w:r>
+        <w:t>Content: पुणे. महाराष्ट्र की राजनीति में 30 साल तक एक-दूसरे के साथ खड़ी रही शिवसेना और भाजपा आज अलग-अलग राह पर है, लेकिन उनके नेता आज भी चाहते हैं कि दोनों पार्टियां फिर एक बार साथ आएं। भाजपा प्रदेश अध्यक्ष चंद्रकांत पाटिल ने बुधवार को पुणे में कहा कि भाजपा-शिवसेना में 'हिंदुत्व' का समान खून है। दोनों पार्टियां एक साथ 30 साल तक रही हैं। जनता ने दोनों को जनादेश दिया था। हम आशावादी हैं कि हम फिर एक साथ आएंगे।' इससे पहले मंगलवार को शिवसेना के वरिष्ठ नेता और पूर्व मुख्यमंत्री मनोहर जोशी ने कहा था कि भाजपा और शिवसेना निकट भविष्य में एक साथ आ सकते हैं। पार्टी अध्यक्ष उद्धव ठाकरे सही समय पर इस पर फैसला करेंगे। कुछ बातों को बर्दाश्त करना बेहतर: जोशी महाराष्ट्र के पूर्व सीएम जोशी ने मंगलवार को कहा- 'छोटे मुद्दों पर लड़ने की जगह बेहतर है कि कुछ बातों को बर्दाश्त किया जाए। जिन मुद्दों को आप दृढ़ता के साथ महसूस करते हैं, उसे साझा करना अच्छा है। अगर दोनों दल साथ में काम करते हैं तो यह दोनों के लिए बेहतर होगा।' जोशी ने कहा- 'ऐसा नहीं है कि शिवसेना अब कभी भाजपा के साथ नहीं जाएगी। उद्धव ठाकरे सही समय पर सही निर्णय लेंगे।' इधर, दोनों दलों के बीच चर्चा के दरवाजे खुले होने के मुद्दे पर चंद्रकांत पाटिल ने कहा- 'हमने कभी दरवाजे बंद नहीं किए, दरवाजे पहले भी खुले हुए थे। हमारे अंदर कोई अहम नहीं है। अगर आप आते हैं तो आपका स्वागत है।' खडसे की शिकायत पर कार्रवाई होगी इससे पहले महाराष्ट्र भाजपा ने पार्टी के अंदर चल रहे कलह को खत्म करने की ओर बड़ा कदम बढ़ाया। भारतीय जनता पार्टी की कोर कमेटी की बैठक में भाजपा नेता एकनाथ खड़से की शिकायत पर चर्चा हुई। बैठक में फैसला लिया गया कि पार्टी के खिलाफ काम करने वालों को पार्टी से निष्कासित किया जाएगा। मंगलवार को हुई बैठक में पूर्व मुख्यमंत्री देवेंद्र फडणवीस, राज्य में पार्टी के अध्यक्ष चंद्रकांत पाटिल और अन्य नेता मौजूद रहे। बैठक में पंकजा मुंडे नहीं पहुंचीं भाजपा नेता सुधीर मुंगतीवाड़ ने कहा- 'आज की बैठक में एकनाथ खड़से से बातचीत करने का फैसला लिया गया। उनकी चिंताओं का निराकरण किया जाएगा। खड़से ने कुछ सबूत दिए थे, जिसने भी पार्टी के खिलाफ काम किया है उसे पार्टी से निष्कासित किया जाएगा।' वहीं, पंकजा मुंडे बैठक में मौजूद नहीं रहीं। इसे लेकर मुंगतीवाड़ ने कहा कि मुंडे पार्टी अध्यक्ष की अनुमति लेकर गैरहाजिर रही हैं। Copyright © 2024-25 DB Corp ltd., All Rights Reserved This website follows the DNPA Code of Ethics.</w:t>
+      </w:r>
+    </w:p>
+    <w:p>
+      <w:pPr>
+        <w:pStyle w:val="Heading3"/>
+      </w:pPr>
+      <w:r>
         <w:t>Article 57</w:t>
       </w:r>
     </w:p>
     <w:p>
       <w:r>
-        <w:t>Title: भाजप सांगली जिल्हा ग्रामीणची ६२ सदस्यांची जंबो कार्यकारिणी जाहीर</w:t>
+        <w:t>Title: सोलापुर विश्वविद्यालय के दीक्षांत समारोह में 11 हजार डिग्रियां प्रदान, मंत्री चंद्रकांत पाटिल मौजूद</w:t>
       </w:r>
     </w:p>
     <w:p>
@@ -1760,13 +1760,13 @@
           <w:rPr>
             <w:color w:val="0000FF"/>
           </w:rPr>
-          <w:t>https://www.loksatta.com/maharashtra/bjp-sangli-district-rural-executive-committee-of-62-members-declared-5380186/</w:t>
+          <w:t>https://navbharatlive.com/maharashtra/solapur/11000-degrees-awarded-at-convocation-in-solapur-1360498.html</w:t>
         </w:r>
       </w:hyperlink>
     </w:p>
     <w:p>
       <w:r>
-        <w:t>Content: सांगली : जिल्हा परिषद, पंचायत समिती निवडणुकीच्या पार्श्वभूमीवर जिल्ह्यातील ग्रामीण भागाची ६२ सदस्यांची जंबो कार्यकारिणी भाजपचे ग्रामीण जिल्हाध्यक्ष सम्राट महाडिक यांनी जाहीर केली. युवा, जिल्हा किसान, ओबीसी, अल्पसंख्याक मोर्चा अध्यक्षांच्या निवडीही जाहीर करण्यात आल्या आहेत. याबाबत बोलताना जिल्हाध्यक्ष श्री. महाडिक म्हणाले, की पक्ष संघटन अधिक सक्षम व जनाभिमुख करण्यासाठी ही कार्यकारिणी निश्चित करण्यात आली आहे. प्रदेशाध्यक्ष रवींद्र चव्हाण यांच्या सुचनेनुसार व पालकमंत्री चंद्रकांत पाटील, प्रदेश सरचिटणीस राजेश पांडे, संघटन मंत्री मकरंद देशपांडे, प्रदेश उपाध्यक्ष विक्रम पावसकर तसेच आमदार, माजी आमदार व प्रमुख नेते यांच्या मार्गदर्शनाखाली कार्यकारिणी व मोर्चा अध्यक्षांच्या निवडी जाहीर करण्यात आल्या आहेत. त्यांनी पुढे सांगितले, या कार्यकारिणीत व मोर्चात अनुभवी नेते, ज्येष्ठ कार्यकर्ते, महिला, युवा, शेतकरी तसेच विविध समाजघटकांचे प्रतिनिधी यांचा समावेश करून पक्ष संघटनेला नवी ऊर्जा देण्याचा प्रयत्न करण्यात आला आहे. जिल्ह्यातील प्रत्येक तालुका, गाव आणि बूथ स्तरावर पक्षाची बांधणी मजबूत करणे, जनतेच्या प्रश्नांसाठी ठोस भूमिका घेणे आणि भाजपच्या विकासाभिमुख धोरणांची अंमलबजावणी करणे हा नवा कार्यकारिणीचा ध्यास असेल. या कार्यकारिणीची उद्दिष्टे प्रत्येक गावापर्यंत संघटनाचा विस्तार करून सर्वसामान्य कार्यकर्त्यांचा सहभाग वाढवणे. शेतकरी, कामगार, महिला, युवा, व्यापारी व उद्योगपती यांच्या प्रश्नांवर प्रभावीपणे लढा देणे. शासनाच्या योजना शेवटच्या घटकापर्यंत पोहोचवणे गरजेचे आहे. युवकांना नेतृत्वाच्या संधी देत डिजिटल माध्यमातून पक्षाची विचारधारा व उपक्रम लोकांपर्यंत पोहोचवणे. सर्व समाजघटकांचा समावेश करून सामाजिक ऐक्य व विकास साधणे. आगामी निवडणुकांसाठी सशक्त संघटन उभारून जिल्ह्यात भारतीय जनता पार्टीला बळकट करणे. यावर भर देण्यात आला आहे. नव्या कार्यकारिणीत उपाध्यक्ष, सरचिटणीस, चिटणीस यांच्यासह ६२ सदस्यांचा समावेश करण्यात आला आहे. या कार्यकारिणीत नवीन नावांचा समावेश प्रदेशाच्या सुचनेनुसार करण्यात येईल, असे महाडिक यांनी सांगितले. तसेच उर्वरित प्रकोष्ठ, सेलची कार्यकारिणी येत्या काही दिवसांत जाहीर करण्यात येईल, असेही महाडिक यांनी सांगितले. दरम्यान, सांगली ग्रामीण जिल्हा कार्यकारिणी जाहीर करण्यात आली असली तरी अद्याप शहर कार्यकारिणी जाहीर करण्यात आलेली नाही. महापालिका निवडणुकीच्या पार्श्वभूमीवर शहर कार्यकारिणीमध्ये कुणाला संधी मिळते याकडे कार्यकर्त्यांचे लक्ष आहे. शेअर विभाजन म्हणजे कंपनीच्या शेअरच्या दर्शनी किमतीचे विभाजन करणे, ज्यामुळे शेअरची संख्या वाढते पण एकूण भागभांडवलात फरक पडत नाही. उदाहरणार्थ, एचडीएफसी बँकेने दोन वेळा शेअर विभाजन केले आहे. शेअर विभाजनाचा उद्देश शेअरची तरलता वाढवणे हा असतो. शेअर विभाजन आणि बोनस शेअर्समध्ये फरक आहे; बोनस शेअर्समध्ये दर्शनी किंमत बदलत नाही. रेकॉर्ड डेटनुसार शेअर्सचे वितरण होते, ज्यामुळे त्या काळात शेअरची मागणी आणि किंमत वाढते.</w:t>
+        <w:t>Content: सोलापुर विश्वविद्यालय के 21वें दीक्षांत समारोह (सौजन्यः सोशल मीडिया) Solapur News: पुण्यश्लोक अहिल्यादेवी होल्कर, सोलापुर विश्वविद्यालय के 21वें दीक्षांत समारोह में, महाराष्ट्र के उच्च एवं तकनीकी शिक्षा मंत्री चंद्रकांत पाटिल ने विद्यार्थियों से राष्ट्र के गौरव के लिए ज्ञान का उपयोग करने की अपील की। ​​उन्होंने कहा कि ज्ञान सबसे बड़ी संपत्ति है। 18 तारीख को विश्वविद्यालय प्रांगण में दीक्षांत समारोह उत्साहपूर्वक आयोजित किया गया। इस अवसर पर 11 हज़ार विद्यार्थियों को उपाधियाँ प्रदान की गईं। कार्यक्रम की अध्यक्षता कुलपति प्रो. डॉ. प्रकाश महानवर ने की। गोवा उच्च शिक्षा परिषद के उपाध्यक्ष डॉ. गोपाल मुगेरया भी उपस्थित थे। समारोह की शुरुआत दीक्षांत समारोह के साथ हुई। इसमें परीक्षा एवं मूल्यांकन मंडल के निदेशक डॉ. श्रीकांत अंधारे, विभिन्न संकायों के सदस्य और बड़ी संख्या में उपाधि प्राप्त छात्र शामिल हुए। कार्यक्रम में ए. श्रीकांत भारतीय, भाजपा नगर अध्यक्ष प्रो. रोहिणी तडावलकर, प्रबंधन परिषद सदस्य राजाभाऊ सर्वदे, प्रो. देवानंद चिलवंत, प्रो. सचिन गायकवाड़, पूर्व कुलपति इरेश स्वामी सहित बड़ी संख्या में अधिकारी, कर्मचारी, छात्र, नागरिक उपस्थित थे। कार्यक्रम का संचालन डॉ. यशपाल खेडकर और डॉ. तेजस्विनी कांबले ने किया। शिक्षा जीवन बदलती है। गोवा उच्च शिक्षा परिषद के उपाध्यक्ष डॉ. गोपाल मुगेरया ने कहा कि इसी के माध्यम से प्रगति हासिल की जा सकती है। उन्होंने छात्रों से कौशल और व्यावसायिक शिक्षा प्राप्त करके नौकरी देने वाले बनने की अपील की। ​​उन्होंने यह भी कहा कि देश में 33 साल बाद नई शिक्षा नीति लागू की गई है। कुलपति डॉ. प्रकाश महांवर ने सोलापुर विश्वविद्यालय के योगदान की चर्चा करते हुए कहा कि विश्वविद्यालय पारंपरिक शिक्षा के साथ-साथ कुशल और पेशेवर शिक्षक प्रदान करके एक रोज़गार-योग्य पीढ़ी का निर्माण कर रहा है। उन्होंने यह भी बताया कि उन्होंने डेढ़ लाख पेड़ लगाए हैं और पाँच लाख पेड़ लगाने का संकल्प लिया है। उन्होंने समाज और शिक्षा क्षेत्र के बीच संबंधों को मज़बूत करने के लिए कुछ गाँवों को गोद भी लिया है। ये भी पढ़े: भंडारा में अंतरजातीय विवाह योजना: 193 जोड़ों को 96 लाख रुपये के अनुदान का इंतजार दीक्षांत समारोह में कुल 10,955 विद्यार्थियों को उपाधियाँ प्रदान की गईं। इनमें से 89 शोधार्थियों को पीएचडी की उपाधियाँ और 59 विद्यार्थियों को स्वर्ण पदक प्रदान किए गए। Follow Us On © Copyright Navbharatlive 2025 All rights reserved.</w:t>
       </w:r>
     </w:p>
     <w:p>
@@ -1779,6 +1779,130 @@
     </w:p>
     <w:p>
       <w:r>
+        <w:t>Title: 31st Pune Navratra Mahotsav To Open On Sept 22 With Grand Inauguration</w:t>
+      </w:r>
+    </w:p>
+    <w:p>
+      <w:r>
+        <w:t xml:space="preserve">URL: </w:t>
+      </w:r>
+      <w:hyperlink r:id="rId66">
+        <w:r>
+          <w:rPr>
+            <w:color w:val="0000FF"/>
+          </w:rPr>
+          <w:t>https://www.mypunepulse.com/31st-pune-navratra-mahotsav-to-open-on-sept-22-with-grand-inauguration/</w:t>
+        </w:r>
+      </w:hyperlink>
+    </w:p>
+    <w:p>
+      <w:r>
+        <w:t>Content: PUNE PULSE Trusted-Connected-Targeted PUNE PULSE 31st Pune Navratra Mahotsav To Open On Sept 22 With Grand Inauguration Pune, September 16, 2025: The Pune Navratri Mahotsav, which presents a delightful confluence of art, culture, singing, instrumental music, devotional songs, dance, and traditional music, proudly celebrates its 31st year this year. The festival will be inaugurated on Monday, 22 September at 4.30 pm at the Shri Ganesh Kala Krida Rangmanch, at the hands of the Hon. Revenue Minister of Maharashtra, Chandrashekhar Bawankule. On this occasion, Union Minister of State for Civil Aviation and Cooperation Murlidhar Mohol, State Higher and Technical Education Minister Chandrakant Patil, senior Gandhian thinker and former MLC Ulhas Pawar, State Minister of Urban Development Madhuri Misal, MP Medha Kulkarni, MLA Dr. Vishwajeet Kadam, BJP City President Dheeraj Ghate, former Minister of State for Home Ramesh Bagwe, Pune Municipal Commissioner Naval Kishore Ram, Pune Police Commissioner Amitesh Kumar and Additional Police Commissioner Sanjay Patil will grace the function as chief guests. Special Attraction of the Inauguration The special presence of film stars Bhargavi Chirmule, Teja Devkar, Sania Choudhari, Shital Ahirrao, Radha Sagar, Siya Patil, Rujuta Junnarkar, Amruta Dhome, and Vaishnavi Patil will be a highlight of the inauguration ceremony. All programmes of the festival are free for the citizens, said Aba Bagul, President of the Pune Navratra Festival, during a press conference. On the same day, Monday, 22nd September, being the day of Ghatasthapana, a ritual installation will be conducted at Shivdarshan’s Shri Lakshmimata Temple at 6.41 am at the auspicious muhurta by Aba Bagul and Smt. Jayashri Bagul. This year, at this temple, a grand spectacle of the 72-feet tall Meenakshi Temple replica from Madurai is being created, with nearly 80 artists from the South working on this magnificent presentation. Maharshi – Lakshmimata Lifetime Achievement Awards At the inauguration, every year the Maharshi Award is presented to a distinguished individual for outstanding contribution. This year, the award will be conferred upon Padmashri Girish Prabhune, a social worker who has tirelessly dedicated himself to the upbringing, education, and value-building of children from nomadic and de-notified tribes. Similarly, the Shri Lakshmimata Lifetime Achievement Award is given to personalities with consistent contributions in different fields. This year’s awardees are: In addition, Dr. Mayur Kardile and Dr. Arvind Khomne will also be specially felicitated. Grand Cultural Inauguration Programme As every year, the inaugural cultural programme will be splendid and eye-catching. Highlights include: Cultural Programmes of the Festival After the inauguration, a series of unique cultural programmes will be presented daily at 7.00 pm at Shri Ganesh Kala Krida Rangmanch until Vijayadashami: Treasurer Nandkumar Bangude, Vice President Ghanshyam Sawant, Secretary Nandkumar Kondhalkar, members Ramesh Bhandari, Amit Bagul, and Hemant Bagul were present at the press briefing.</w:t>
+      </w:r>
+    </w:p>
+    <w:p>
+      <w:pPr>
+        <w:pStyle w:val="Heading3"/>
+      </w:pPr>
+      <w:r>
+        <w:t>Article 59</w:t>
+      </w:r>
+    </w:p>
+    <w:p>
+      <w:r>
+        <w:t>Title: COEP Alumni Celebrate Engineers’ Day, CM Fadnavis Calls for Greater Research Autonomy</w:t>
+      </w:r>
+    </w:p>
+    <w:p>
+      <w:r>
+        <w:t xml:space="preserve">URL: </w:t>
+      </w:r>
+      <w:hyperlink r:id="rId67">
+        <w:r>
+          <w:rPr>
+            <w:color w:val="0000FF"/>
+          </w:rPr>
+          <w:t>https://www.thebridgechronicle.com/news/coep-alumni-celebrate-engineers-day-cm-fadnavis-calls-for-research-autonomy-agn97</w:t>
+        </w:r>
+      </w:hyperlink>
+    </w:p>
+    <w:p>
+      <w:r>
+        <w:t>Content: CM Fadnavis urges more autonomy for COEP and other institutions to boost research. Education Minister Patil stresses India’s knowledge tradition and innovation ownership. COEP celebrates Engineers’ Day, inaugurates new facilities, and honors distinguished alumni. Pune, 15 September 2025: The College of Engineering, Pune (COEP) hosted its Engineers’ Day celebrations along with the COEP Pride Awards 2025, where Chief Minister Devendra Fadnavis urged giving more autonomy to premier educational institutions to strengthen research that benefits society. He said researchers need freedom to explore ideas openly, and with autonomy, research outcomes become more fruitful. Join our WhatsApp Channel to Stay Updated! Speaking at the event, Fadnavis reflected on past technological revolutions, noting how COEP and other Indian institutions produced skilled talent that drove the IT and digital boom globally. “Today, we face the era of AI and quantum computing, and I am confident Indian students will rise to these challenges using their natural intelligence,” he said. Education Minister Chandrakant Patil highlighted India’s rich knowledge heritage, noting that while Western countries have dominated research through patents and commercialization, India is increasingly taking ownership under initiatives led by Prime Minister Narendra Modi, which could bring future prosperity. The event also marked the inauguration of COEP’s newly constructed library and computer engineering building. COEP alumni association released its commemorative magazine, and several prominent alumni were honoured. Life Achievement Awards went to former ARDE scientist Vasantha Ramaswamy, while the COEP Pride Awards recognized leaders including Vilas Javdekar, Dr. Mahantesh Hiremath, Jayant Inamdar, Umesh Wagh, Tushar Mehendl, and Shravan Herdikar for their outstanding contributions in engineering and industry. COEP Chancellor Prof. Sunil Bhirud shared his thoughts on the institution’s growth, with alumni association president Bharat Geete and honorary secretary Dr. Sujitkumar Pardeshi expressing their greetings and gratitude. Join our WhatsApp Channel to Stay Updated! Help Us Create the Content You Love Take Survey Now! Enjoyed reading The Bridge Chronicle?Your support motivates us to do better. Follow us on Facebook, Instagram, Twitter and Whatsapp to stay updated with the latest stories.You can also read on the go with our Android and iOS mobile app. Follow Us Copyright © 2025 Sakal Media Group – All Rights Reserved Powered by Quintype</w:t>
+      </w:r>
+    </w:p>
+    <w:p>
+      <w:pPr>
+        <w:pStyle w:val="Heading3"/>
+      </w:pPr>
+      <w:r>
+        <w:t>Article 60</w:t>
+      </w:r>
+    </w:p>
+    <w:p>
+      <w:r>
+        <w:t>Title: Decode Politics: Why Maharashtra govt grant to a BJP MLA’s spinning mill has left loose threads</w:t>
+      </w:r>
+    </w:p>
+    <w:p>
+      <w:r>
+        <w:t xml:space="preserve">URL: </w:t>
+      </w:r>
+      <w:hyperlink r:id="rId68">
+        <w:r>
+          <w:rPr>
+            <w:color w:val="0000FF"/>
+          </w:rPr>
+          <w:t>https://indianexpress.com/article/political-pulse/decode-politics-maharashtra-govt-grant-bjp-mlas-spinning-mill-left-loose-threads-10256680/</w:t>
+        </w:r>
+      </w:hyperlink>
+    </w:p>
+    <w:p>
+      <w:r>
+        <w:t>Content: Shubhangi Khapre The Maharashtra government’s decision to sanction Rs 36.4 crore for Nilkanth Cooperative Spinning Mill in Akola, whose vice-chairman is BJP Akola East MLA Randhir Savarkar, has raised eyebrows not just for the fact that this was done despite objections by the Ajit Pawar-helmed Finance Ministry. It also went against the existing state policy requiring assistance to closed mills. Savarkar has hailed the Cabinet’s approval, saying government assistance was crucial for the revival of cotton mills. “Cotton farmers who were forced to sell their produce to spinning mills in Tamil Nadu will now sell it within the state,” he said. A Finance Ministry official pointed out that the policy to provide shared capital does not apply to closed mills, and treating Nilkanth Spinning Mill as a “special case” was a violation of norms. “Once you grant funds for a special case, similar proposals will be submitted. Each will cite farmer issues or regional backwardness. The government will either have to heed all such cases or tweak its policy to accommodate political considerations. However, the core issue is fiscal discipline, especially when the department is stretched with a Rs 9.8 lakh crore debt and populist schemes,” the official said. In May, the Devendra Fadnavis Cabinet had approved a Rs 403 crore loan from National Cooperative Development Corporation (NCDC) to Bhor-based Rajgad Cooperative Sugar Factory. The decision was widely seen as the BJP accommodating former Congress MLA Sangram Thopte, who had crossed over to the BJP and controlled the factory. It had then, too, prompted a sharp response from Ajit Pawar. The government has defended the move as one aimed at supporting farmers and creating jobs. A senior minister, requesting anonymity, said, “The Finance Ministry always raises objections citing rules and regulations whenever such a proposal is placed before it. While the reasons are valid, the government needs to consider multiple aspects. The funds will help revive the (Akola) mill and will hugely benefit cotton farmers in western Vidarbha.” Vidarbha’s farmers produce nearly 30% of India’s cotton, and the Cabinet decision is also being viewed as an attempt to quell discontent after the Centre in August reduced import duty on cotton till December. The mill was set up in 1965 by former minister of state Nilkanth Sapkal and began operations in 1970. It shut down in 2008 citing “technical reasons”. Insiders, however, point to delayed wages, mounting losses, union protests, and high operating costs as reasons. “Though the mill is spread across 150 acres, the management was unwilling to monetise the land and instead sought funds to sustain operations,” a source said. In 2014, after the BJP came to power in Maharashtra, Savarkar first took up the matter, raising it with then Cooperatives Minister Chandrakant Patil and Textiles Minister Sanjay Savkare. The government at the time proposed a 50:45:5 formula to revive the mill (where the state arranges 50% of the amount needed as loan, provides 45% of the total funds needed, and allows the mill promoter to put in just 5% investment as seed capital). The proposal never saw the light of day. However the assistance to the Nilkant mill now has been cleared as per the same formula. Seen as close to Chief Minister Devendra Fadnavis, 52-year-old Savarkar is a three-time MLA from Akola East. He began as a student leader raising farmer issues, and went on to be associated with Raju Shetti’s Swabhimani Shetkari Sanghatana before joining the BJP in the late 1990s. He rose through the BJP ranks as district chief and state general secretary, and won his first Assembly election in 2014 from Akola West. He has retained the seat since. In February 2024, he was made the BJP’s chief whip in the Assembly. Since Savarkar has often raised the plight of Vidarbha’s farmers, aid to his mill also helps his political clause.</w:t>
+      </w:r>
+    </w:p>
+    <w:p>
+      <w:pPr>
+        <w:pStyle w:val="Heading3"/>
+      </w:pPr>
+      <w:r>
+        <w:t>Article 61</w:t>
+      </w:r>
+    </w:p>
+    <w:p>
+      <w:r>
+        <w:t>Title: Pune Crime: गुन्हेगार आणि पोलिसांना सत्ताधाऱ्यांचा धाक आहे की नाही? पुण्याला गुन्हेगारीचा विळखा</w:t>
+      </w:r>
+    </w:p>
+    <w:p>
+      <w:r>
+        <w:t xml:space="preserve">URL: </w:t>
+      </w:r>
+      <w:hyperlink r:id="rId69">
+        <w:r>
+          <w:rPr>
+            <w:color w:val="0000FF"/>
+          </w:rPr>
+          <w:t>https://www.lokmat.com/pune/are-criminals-and-police-afraid-of-the-rulers-pune-is-plagued-by-crime-a-a727/</w:t>
+        </w:r>
+      </w:hyperlink>
+    </w:p>
+    <w:p>
+      <w:r>
+        <w:t>Content: हिंदी | English सोमवार १३ ऑक्टोबर २०२५ FOLLOW US : शहरं व्हिडीओ सखी आणखी By ऑनलाइन लोकमत | Updated: September 22, 2025 17:31 IST2025-09-22T17:31:07+5:302025-09-22T17:31:33+5:30 पुणे: उपमुख्यमंत्री असलेले पालकमंत्री, केंद्रीय मंत्रीमंडळातील राज्यमंत्री, राज्यातील मंत्री मंडळात १ कॅबिनेट, १ राज्यमंत्री, त्याशिवाय मुख्यमंत्ऱ्यांचा महिन्यातून चार वेळा शहराचा दौरा! असा सगळा ‘बायोडेटा’ असलेल्या पुणे शहरात, पेठेत दिवसाढवळ्या खून होतो, कोथरूडमध्ये फायरिंग केले जाते, उपनगरांमध्ये अपहरणाचे प्रकार घडतात, सरकारी रुग्णालयातून अमलीपदार्थांची तस्करी तर खुलेआम चालते, दारू पिऊन बड्या धेंडांची मुले रात्रीतून एखाद्या गरिबाला ठोकून पळून जातात असे घडत असेल यावर कोण विश्वास ठेवेल? पण हे घडते आहे व त्यामुळेच सत्ताधाऱ्यांचा गुन्हेगार व पोलिसांवर काही वचक राहिला आहे की नाही असा प्रश्न पुणेकरांकडून जाहीरपणे विचारला जात आहे. आम्हाला कोणी वाली आहे की नाही? असा त्यांचा प्रश्न आहे. शांत, निवांत इतकेच नव्हे तर पेन्शनरांचे शहर असा पुण्याचा लौकिकच या गुन्हेगारीने इतिहासजमा केला आहे. नामचिन गुन्हेगारांच्या दिवसाढवळ्या मिरवणूका निघतात. रात्री १२ वाजले की त्यांच्या वाढदिवसाचे बार सोसायट्यांमधल्या रस्त्यांवर फुटतात. यावरून गुन्हेगार आणि पोलिस हातात हात घालून चालतात की काय? अशी शंका यावी असे चित्र शहरात निर्माण झाले आहे. वर जंत्री दिली आहे ते सगळे जबाबदार पदाधिकारी शहरात असताना या सर्व गोष्टी होतात याची पुणेकरांना आता धडकी बसली आहे. मुंबईत म्हणे घरातून सकाळी बाहेर पडलेला माणूस संध्याकाळी घरी येतो की नाही अशी भीती असते. तिथे ती निदान दहशतवादी घटनांमुळे अनाठायी आहे असे म्हणता येत नाही. पुण्यात मात्र सकाळी घराबाहेर गेलेला माणूस भांडणात सापडेल का?, गाडीची धडक बसली म्हणून कोणी त्याला मारहाण करेल का? अशी भीती जोर धरत आहे. सरकारमध्ये काम करणारा मंत्री म्हणजे केवढा मोठा माणूस! उपमुख्यमंत्री असलेले अजित पवार भऱ बैठकीत सरकारी अधिकाऱ्याला झापतात, मग स्वपक्षाचे काम करणाऱ्या गुन्हेगार व्यक्तीसमोर का शांत होतात? केंद्रीय राज्यमंत्री म्हणजे केवढा रूबाब!, राज्य सरकारात कॅबिनेट मंत्री म्हणजे केवढा रूतबा! पण ही पदे असणाऱ्या मुरलीधऱ मोहोळ व चंद्रकांत पाटील रहिवासी असलेल्या कोथरूडातच गोळीबार होतो, एखाद्या गुंडाचे पंटर कोणाला तरी पुलाखाली जबर मारहाण करतात, काहीजण भर रस्त्यात गोळीबार करतात असे होते तरी कसे? मुख्यमंत्री देवेंद्र फडणवीस गेल्या जवळपास वर्षभरात सातत्याने पुणे शहराचा दौरा करतात. महिन्यात किमान चार वेळा व कधीकधी तर एका आठवड्यात दोन वेळा असा त्यांचा वेग आहे. ते गृहमंत्री आहेत. पुण्यावर माझे प्रेम आहे असे जाहीरपणे सांगतात. मग तरीही त्यांचा पोलिसांवर व पोलिसांचा गुन्हेगारांवर धाक का निर्माण होत नाही? एकदा नव्हे, दोन वेळा, तीन वेळा व आता तर कधीही काहीही घडेल असे धास्ती कोथरूडकरांमध्ये निर्माण झाली आहे याची माहिती तरी या महनीय व्यक्तींना आहे की नाही? ‘ गुन्हेगारांचा आमच्याशी, आमच्या पक्षाशी काहीही संबध नाही’ असा खुलासा केल्याने पुणेकर नागरिकांमध्ये विश्वास निर्माण होईल असे त्यांना वाटते का? सध्या तरी हा विश्वास नाही हे वास्तव आहे. तो निर्माण करण्याची, घाबरलेल्या सर्वसामान्य पुणेकरांना दिलासा देण्याची जबाबदारी सर्वस्वी त्यांचीच आहे. ते ती पार पाडणार की नाही? याकडे पुणेकरांचे लक्ष आहे. गुन्हे घडतात, पोलिस कारवाई करतात, गुन्हेगारांना तुरूंगात डांबतात हे खरे असले तरी गुन्हेगारी घटनांमध्ये जे सातत्य पुणे शहरात निर्माण झाले आहे ते थांबणार की नाही? हा पुणेकरांचा प्रश्न आहे. या आहेत पुणे शहरातील धडकी भरवणाऱ्या गुन्हेगारी घटना १) १ ऑक्टोबर २०२३ मध्ये ससून रुग्णालयातून ड्रग रॅकेट चालवणारा ललित पाटील प्रकरणाचा भांडाफोड.२) ५ जानेवारी २०२४ रोजी कुख्यात गुंड शरद मोहोळचा गोळ्या झाडून खून.३) १९ मे २०२४ रोजी पोर्शे कार अपघातात एका युवकासह युवतीचा मृत्यू.४) १ सप्टेंबर २०२४ रोजी माजी नगरसेवक वनराज आंदेकर यांच्यावर गोळ्या झाडून आणि कोयत्याने वार करून खून.५) २१ फेब्रुवारी २०२५ रोजी गजा मारणे टोळीतील सदस्यांनी एका तरुणाला जबरी मारहाण केली.६) ५ सप्टेंबर २०२५ रोजी आयुष कोमकरवर बंडू आंदेकर टोळीने गोळीबार करत खून.७) १८ सप्टेंबर २०२५ रोजी गुंड नीलेश घायवळ टोळीतील सदस्यांनी एकावर गोळीबार. FOLLOW US : Copyright © 2025 Lokmat Media Pvt Ltd</w:t>
+      </w:r>
+    </w:p>
+    <w:p>
+      <w:pPr>
+        <w:pStyle w:val="Heading3"/>
+      </w:pPr>
+      <w:r>
+        <w:t>Article 62</w:t>
+      </w:r>
+    </w:p>
+    <w:p>
+      <w:r>
         <w:t>Title: सोलापूर : दीक्षांत समारंभात 11 हजार पदवी प्रदान</w:t>
       </w:r>
     </w:p>
@@ -1786,7 +1910,7 @@
       <w:r>
         <w:t xml:space="preserve">URL: </w:t>
       </w:r>
-      <w:hyperlink r:id="rId66">
+      <w:hyperlink r:id="rId70">
         <w:r>
           <w:rPr>
             <w:color w:val="0000FF"/>
@@ -1805,136 +1929,12 @@
         <w:pStyle w:val="Heading3"/>
       </w:pPr>
       <w:r>
-        <w:t>Article 59</w:t>
-      </w:r>
-    </w:p>
-    <w:p>
-      <w:r>
-        <w:t>Title: पुढील दहा वर्षांत एक लाख ब्राह्मण उद्योजक</w:t>
-      </w:r>
-    </w:p>
-    <w:p>
-      <w:r>
-        <w:t xml:space="preserve">URL: </w:t>
-      </w:r>
-      <w:hyperlink r:id="rId67">
-        <w:r>
-          <w:rPr>
-            <w:color w:val="0000FF"/>
-          </w:rPr>
-          <w:t>https://www.esakal.com/pimpri-chinchwad/todays-latest-marathi-news-pne25l40929-txt-pc-today-20250920015330</w:t>
-        </w:r>
-      </w:hyperlink>
-    </w:p>
-    <w:p>
-      <w:r>
-        <w:t>Content: पिंपरी, ता. २० ः ब्राह्मण समाजाने नोकरीच्या मागे न लागता नोकऱ्या देणारे बनावे, असे आवाहन अखिल भारतीय ब्राह्मण महासंघाचे राष्ट्रीय अध्यक्ष डॉ. गोविंद कुलकर्णी यांनी केले. पुढील दहा वर्षांत एक लाख ब्राह्मण उद्योजक निर्माण करण्याचा संकल्पही त्यांनी केला.अखिल भारतीय ब्राह्मण महासंघ उद्योजकता विकास आघाडी आणि ब्रह्मोद्योग फाउंडेशन यांच्यातर्फे पिंपरीत आयोजित ‘ब्रह्मोद्योग स्टार्ट अप कान्क्लेव’च्या उद्‍घाटनप्रसंगी ते बोलत होते. उद्योजकता विकास आघाडीचे राष्ट्रीय अध्यक्ष सत्यजित कुलकर्णी, महासंघाच्या ब्रह्मद्योग आघाडीचे अध्यक्ष त्रिविक्रम जोशी, उद्योग आघाडीचे अध्यक्ष तसेच उद्योजक प्रसन्न देशपांडे यावेळी उपस्थित होते.सत्यजित कुलकर्णी म्हणाले, ‘‘ब्राह्मण समाज सक्षम होण्यासाठी समाजात जास्तीत जास्त उद्योजक घडले पाहिजेत.’’ महासंघाद्वारे उद्योजकांना दिल्या जाणाऱ्या मदतीची माहिती देऊन त्यांनी पुढील काळात मार्गदर्शन आणि आर्थिक मदत देऊन अधिकाधिक उद्योजक कसे घडवले जातील याबाबत त्यांनी मार्गदर्शन केले.चंद्रशेखर चिंचोळकर, अविनाश चाबुकस्वार आणि सौमित्र घोटेकर यांच्या अध्यक्षतेखाली विविध तज्ज्ञांनी आयात-निर्यात शासकीय कर्ज योजना, मार्केटिंग, एआय आदी विषयांवर मार्गदर्शन केले.त्रिविक्रम जोशी यांनी महासंघातर्फे पुढील वर्षी फेब्रुवारीत बंगळूरला होणाऱ्या ब्रह्मोद्योग परिषदेबाबत माहिती दिली. देशपांडे यांनी निर्यातीबाबत मार्गदर्शन केले. उद्योजकता विकास आघाडीचे प्रदेशाध्यक्ष प्रसाद गिजरे यांनी आभार मानले. निखिल लातूरकर, जिल्हाध्यक्ष राजीव देशपांडे यांनी शुभेच्छा दिल्या. दिलीप सातभाई, सचिन कुलकर्णी, मंदार रेडे, केतकी कुलकर्णी, नीता कुलकर्णी, संध्या कुलकर्णी, सुषमा वैद्य, आरती कोशे, वैशाली कुलकर्णी, सुशांत पाठक, किरण प्रभुणे, मकरंद कुलकर्णी, भालचंद्र जोशी, अश्विन इनामदार, सुनील कुलकर्णी, प्रशांत कुलकर्णी, अभय कुलकर्णी आदींनी संयोजन केले. ब्रह्मोद्योग पिंपरी-चिंचवडचे अध्यक्ष मुकुंद कुलकर्णी यांनी आभार मानले. स्मिता कुलकर्णी यांनी सूत्रसंचालन केले. युवा उद्योजकांचा सन्मानउच्च व तंत्र शिक्षण मंत्री चंद्रकांत पाटील यांच्या उपस्‍थितीत परिषदेचा समारोप झाला. त्यांच्या हस्ते ब्राह्मण समाजातील युवा उद्योजक अभिषेक तिळगुळकर, पूर्वा गुंफेकर, विशाल देशपांडे, विवान कारूळकर, ओंकार बाजी, सौरभ घाटणेकर आणि अजिंक्य इनामदार यांना सन्मानित करण्यात आले. ---शासकीय नोकऱ्या पुढील काळात सर्वांनाच मिळणे अवघड आहे. कौशल्यवृद्धीद्वारा नावीन्यपूर्ण विचार करून जास्तीत जास्त उद्योजक घडणे ही काळाची गरज आहे.- चंद्रकांत पाटील, उच्च व तंत्र शिक्षण मंत्री--- सकाळ+ चे सदस्य व्हा ब्रेक घ्या, डोकं चालवा, कोडे सोडवा! शॉपिंगसाठी 'सकाळ प्राईम डील्स'च्या भन्नाट ऑफर्स पाहण्यासाठी क्लिक करा. Read latest Marathi news, Watch Live Streaming on Esakal and Maharashtra News. Breaking news from India, Pune, Mumbai. Get the Politics, Entertainment, Sports, Lifestyle, Jobs, and Education updates. And Live taja batmya on Esakal Mobile App. Download the Esakal Marathi news Channel app for Android and IOS. Follow Us Copyright © 2025 - Sakal Media Pvt Ltd - All rights reserved. Powered by Quintype</w:t>
-      </w:r>
-    </w:p>
-    <w:p>
-      <w:pPr>
-        <w:pStyle w:val="Heading3"/>
-      </w:pPr>
-      <w:r>
-        <w:t>Article 60</w:t>
-      </w:r>
-    </w:p>
-    <w:p>
-      <w:r>
-        <w:t>Title: लोकशाहीर अण्णा भाऊ साठे साहित्य संमेलन उद्या पुण्यात</w:t>
-      </w:r>
-    </w:p>
-    <w:p>
-      <w:r>
-        <w:t xml:space="preserve">URL: </w:t>
-      </w:r>
-      <w:hyperlink r:id="rId68">
-        <w:r>
-          <w:rPr>
-            <w:color w:val="0000FF"/>
-          </w:rPr>
-          <w:t>https://www.esakal.com/pune/todays-latest-marathi-news-pne25l41674-txt-pune-today-20250921045421</w:t>
-        </w:r>
-      </w:hyperlink>
-    </w:p>
-    <w:p>
-      <w:r>
-        <w:t>Content: पुणे, ता. २१ : लोकशाहीर अण्णा भाऊ साठे यांच्या साहित्यिक कार्याचा गौरव आणि अभ्यासासाठी लोकशाहीर अण्णाभाऊ साठे साहित्य संमेलनाचे आयोजन मंगळवारी (ता. २३) जंगली महाराज रस्त्यावरील बालगंधर्व रंगमंदिरात करण्यात आले आहे. या संमेलनाचे उद्‍घाटन मंगळवारी सकाळी १०.३० वाजता केंद्रीय नागरी हवाई वाहतूक राज्यमंत्री मुरलीधर मोहोळ यांच्या हस्ते होणार आहे. याप्रसंगी उच्च व तंत्र शिक्षण मंत्री चंद्रकांत पाटील, सामाजिक न्यायमंत्री संजय शिरसाट आदी उपस्थित राहणार आहेत. उद्‍घाटन सत्राला डॉ. विनय सहस्रबुद्धे बीजभाषण करणार असून संमेलनाध्यक्ष म्हणून ज्येष्ठ साहित्यिक संपत जाधव मार्गदर्शन करणार आहेत.हे संमेलन राज्य सरकारचा सामाजिक न्याय व विशेष साहाय्य विभाग, सांस्कृतिक कार्य विभाग, पुणे महापालिका व सावित्रीबाई फुले पुणे विद्यापीठ यांच्या संयुक्त विद्यमाने आयोजित केले आहे. या आयोजनात अण्णा भाऊ साठे संशोधन व प्रशिक्षण संस्थेची (आर्टी) प्रमुख भूमिका आहे, अशी माहिती संस्थेचे व्यवस्थापकीय संचालक सुनील वारे यांनी दिली. या संमेलनात ग्रंथदिंडी, शाहिरी वंदना व सांस्कृतिक कार्यक्रम, अण्णा भाऊ साठे छायाचित्र प्रदर्शन आदी कार्यक्रम होणार आहे. तसेच दुपारी १२ ते १.३० वाजता ‘अण्णा भाऊंच्या कथा, कादंबरीतील अभिव्यक्ती’ यावर परिसंवाद होईल. दुपारी २.३० ते ३.३० वाजता ‘अण्णाभाऊंचे राष्ट्रीय योगदान व संयुक्त महाराष्ट्र चळवळ’ यावर परिसंवाद होईल. या संमेलनात डॉ. उज्ज्वला मोरे, डॉ. चांगदेव कांबळे, डॉ. मच्छिंद्र सकटे, डॉ. विजय रोडे आदी साहित्यिक मार्गदर्शन करणार आहेत.या संमेलनात सहभागी होऊन अण्णा भाऊंच्या साहित्यिक आणि सामाजिक कार्याची परंपरा पुढे नेण्याचे आवाहन संस्थेचे संचालक सुनील वारे व निबंधक इंदिरा आस्वार यांनी केले आहे. सकाळ+ चे सदस्य व्हा ब्रेक घ्या, डोकं चालवा, कोडे सोडवा! शॉपिंगसाठी 'सकाळ प्राईम डील्स'च्या भन्नाट ऑफर्स पाहण्यासाठी क्लिक करा. Read latest Marathi news, Watch Live Streaming on Esakal and Maharashtra News. Breaking news from India, Pune, Mumbai. Get the Politics, Entertainment, Sports, Lifestyle, Jobs, and Education updates. And Live taja batmya on Esakal Mobile App. Download the Esakal Marathi news Channel app for Android and IOS. Follow Us Copyright © 2025 - Sakal Media Pvt Ltd - All rights reserved. Powered by Quintype</w:t>
-      </w:r>
-    </w:p>
-    <w:p>
-      <w:pPr>
-        <w:pStyle w:val="Heading3"/>
-      </w:pPr>
-      <w:r>
-        <w:t>Article 61</w:t>
-      </w:r>
-    </w:p>
-    <w:p>
-      <w:r>
-        <w:t>Title: भाजपा प्रदेश अध्यक्ष चंद्रकांत पाटिल बोले- भाजपा-शिवसेना का खून एक, हम 30 साल तक अच्छे दोस्त रहे</w:t>
-      </w:r>
-    </w:p>
-    <w:p>
-      <w:r>
-        <w:t xml:space="preserve">URL: </w:t>
-      </w:r>
-      <w:hyperlink r:id="rId69">
-        <w:r>
-          <w:rPr>
-            <w:color w:val="0000FF"/>
-          </w:rPr>
-          <w:t>https://www.bhaskar.com/amp/maharashtra/mumbai/bjp-maharashtra-president-chandrakant-patil-on-30-year-old-bjp-shiv-sena-alliance-126264710.html</w:t>
-        </w:r>
-      </w:hyperlink>
-    </w:p>
-    <w:p>
-      <w:r>
-        <w:t>Content: पुणे. महाराष्ट्र की राजनीति में 30 साल तक एक-दूसरे के साथ खड़ी रही शिवसेना और भाजपा आज अलग-अलग राह पर है, लेकिन उनके नेता आज भी चाहते हैं कि दोनों पार्टियां फिर एक बार साथ आएं। भाजपा प्रदेश अध्यक्ष चंद्रकांत पाटिल ने बुधवार को पुणे में कहा कि भाजपा-शिवसेना में 'हिंदुत्व' का समान खून है। दोनों पार्टियां एक साथ 30 साल तक रही हैं। जनता ने दोनों को जनादेश दिया था। हम आशावादी हैं कि हम फिर एक साथ आएंगे।' इससे पहले मंगलवार को शिवसेना के वरिष्ठ नेता और पूर्व मुख्यमंत्री मनोहर जोशी ने कहा था कि भाजपा और शिवसेना निकट भविष्य में एक साथ आ सकते हैं। पार्टी अध्यक्ष उद्धव ठाकरे सही समय पर इस पर फैसला करेंगे। कुछ बातों को बर्दाश्त करना बेहतर: जोशी महाराष्ट्र के पूर्व सीएम जोशी ने मंगलवार को कहा- 'छोटे मुद्दों पर लड़ने की जगह बेहतर है कि कुछ बातों को बर्दाश्त किया जाए। जिन मुद्दों को आप दृढ़ता के साथ महसूस करते हैं, उसे साझा करना अच्छा है। अगर दोनों दल साथ में काम करते हैं तो यह दोनों के लिए बेहतर होगा।' जोशी ने कहा- 'ऐसा नहीं है कि शिवसेना अब कभी भाजपा के साथ नहीं जाएगी। उद्धव ठाकरे सही समय पर सही निर्णय लेंगे।' इधर, दोनों दलों के बीच चर्चा के दरवाजे खुले होने के मुद्दे पर चंद्रकांत पाटिल ने कहा- 'हमने कभी दरवाजे बंद नहीं किए, दरवाजे पहले भी खुले हुए थे। हमारे अंदर कोई अहम नहीं है। अगर आप आते हैं तो आपका स्वागत है।' खडसे की शिकायत पर कार्रवाई होगी इससे पहले महाराष्ट्र भाजपा ने पार्टी के अंदर चल रहे कलह को खत्म करने की ओर बड़ा कदम बढ़ाया। भारतीय जनता पार्टी की कोर कमेटी की बैठक में भाजपा नेता एकनाथ खड़से की शिकायत पर चर्चा हुई। बैठक में फैसला लिया गया कि पार्टी के खिलाफ काम करने वालों को पार्टी से निष्कासित किया जाएगा। मंगलवार को हुई बैठक में पूर्व मुख्यमंत्री देवेंद्र फडणवीस, राज्य में पार्टी के अध्यक्ष चंद्रकांत पाटिल और अन्य नेता मौजूद रहे। बैठक में पंकजा मुंडे नहीं पहुंचीं भाजपा नेता सुधीर मुंगतीवाड़ ने कहा- 'आज की बैठक में एकनाथ खड़से से बातचीत करने का फैसला लिया गया। उनकी चिंताओं का निराकरण किया जाएगा। खड़से ने कुछ सबूत दिए थे, जिसने भी पार्टी के खिलाफ काम किया है उसे पार्टी से निष्कासित किया जाएगा।' वहीं, पंकजा मुंडे बैठक में मौजूद नहीं रहीं। इसे लेकर मुंगतीवाड़ ने कहा कि मुंडे पार्टी अध्यक्ष की अनुमति लेकर गैरहाजिर रही हैं। Copyright © 2024-25 DB Corp ltd., All Rights Reserved This website follows the DNPA Code of Ethics.</w:t>
-      </w:r>
-    </w:p>
-    <w:p>
-      <w:pPr>
-        <w:pStyle w:val="Heading3"/>
-      </w:pPr>
-      <w:r>
-        <w:t>Article 62</w:t>
-      </w:r>
-    </w:p>
-    <w:p>
-      <w:r>
-        <w:t>Title: सोलापुर विश्वविद्यालय के दीक्षांत समारोह में 11 हजार डिग्रियां प्रदान, मंत्री चंद्रकांत पाटिल मौजूद</w:t>
-      </w:r>
-    </w:p>
-    <w:p>
-      <w:r>
-        <w:t xml:space="preserve">URL: </w:t>
-      </w:r>
-      <w:hyperlink r:id="rId70">
-        <w:r>
-          <w:rPr>
-            <w:color w:val="0000FF"/>
-          </w:rPr>
-          <w:t>https://navbharatlive.com/maharashtra/solapur/11000-degrees-awarded-at-convocation-in-solapur-1360498.html</w:t>
-        </w:r>
-      </w:hyperlink>
-    </w:p>
-    <w:p>
-      <w:r>
-        <w:t>Content: सोलापुर विश्वविद्यालय के 21वें दीक्षांत समारोह (सौजन्यः सोशल मीडिया) Solapur News: पुण्यश्लोक अहिल्यादेवी होल्कर, सोलापुर विश्वविद्यालय के 21वें दीक्षांत समारोह में, महाराष्ट्र के उच्च एवं तकनीकी शिक्षा मंत्री चंद्रकांत पाटिल ने विद्यार्थियों से राष्ट्र के गौरव के लिए ज्ञान का उपयोग करने की अपील की। ​​उन्होंने कहा कि ज्ञान सबसे बड़ी संपत्ति है। 18 तारीख को विश्वविद्यालय प्रांगण में दीक्षांत समारोह उत्साहपूर्वक आयोजित किया गया। इस अवसर पर 11 हज़ार विद्यार्थियों को उपाधियाँ प्रदान की गईं। कार्यक्रम की अध्यक्षता कुलपति प्रो. डॉ. प्रकाश महानवर ने की। गोवा उच्च शिक्षा परिषद के उपाध्यक्ष डॉ. गोपाल मुगेरया भी उपस्थित थे। समारोह की शुरुआत दीक्षांत समारोह के साथ हुई। इसमें परीक्षा एवं मूल्यांकन मंडल के निदेशक डॉ. श्रीकांत अंधारे, विभिन्न संकायों के सदस्य और बड़ी संख्या में उपाधि प्राप्त छात्र शामिल हुए। कार्यक्रम में ए. श्रीकांत भारतीय, भाजपा नगर अध्यक्ष प्रो. रोहिणी तडावलकर, प्रबंधन परिषद सदस्य राजाभाऊ सर्वदे, प्रो. देवानंद चिलवंत, प्रो. सचिन गायकवाड़, पूर्व कुलपति इरेश स्वामी सहित बड़ी संख्या में अधिकारी, कर्मचारी, छात्र, नागरिक उपस्थित थे। कार्यक्रम का संचालन डॉ. यशपाल खेडकर और डॉ. तेजस्विनी कांबले ने किया। शिक्षा जीवन बदलती है। गोवा उच्च शिक्षा परिषद के उपाध्यक्ष डॉ. गोपाल मुगेरया ने कहा कि इसी के माध्यम से प्रगति हासिल की जा सकती है। उन्होंने छात्रों से कौशल और व्यावसायिक शिक्षा प्राप्त करके नौकरी देने वाले बनने की अपील की। ​​उन्होंने यह भी कहा कि देश में 33 साल बाद नई शिक्षा नीति लागू की गई है। कुलपति डॉ. प्रकाश महांवर ने सोलापुर विश्वविद्यालय के योगदान की चर्चा करते हुए कहा कि विश्वविद्यालय पारंपरिक शिक्षा के साथ-साथ कुशल और पेशेवर शिक्षक प्रदान करके एक रोज़गार-योग्य पीढ़ी का निर्माण कर रहा है। उन्होंने यह भी बताया कि उन्होंने डेढ़ लाख पेड़ लगाए हैं और पाँच लाख पेड़ लगाने का संकल्प लिया है। उन्होंने समाज और शिक्षा क्षेत्र के बीच संबंधों को मज़बूत करने के लिए कुछ गाँवों को गोद भी लिया है। ये भी पढ़े: भंडारा में अंतरजातीय विवाह योजना: 193 जोड़ों को 96 लाख रुपये के अनुदान का इंतजार दीक्षांत समारोह में कुल 10,955 विद्यार्थियों को उपाधियाँ प्रदान की गईं। इनमें से 89 शोधार्थियों को पीएचडी की उपाधियाँ और 59 विद्यार्थियों को स्वर्ण पदक प्रदान किए गए। Follow Us On © Copyright Navbharatlive 2025 All rights reserved.</w:t>
-      </w:r>
-    </w:p>
-    <w:p>
-      <w:pPr>
-        <w:pStyle w:val="Heading3"/>
-      </w:pPr>
-      <w:r>
         <w:t>Article 63</w:t>
       </w:r>
     </w:p>
     <w:p>
       <w:r>
-        <w:t>Title: 31st Pune Navratra Mahotsav To Open On Sept 22 With Grand Inauguration</w:t>
+        <w:t>Title: Teachers Recruitment: सुवर्णसंधी! राज्यात ६२०० प्राध्यापक आणि २९०० शिक्षकेतर कर्मचाऱ्यांसाठी भरती, अर्ज करण्याची मुदत काय?</w:t>
       </w:r>
     </w:p>
     <w:p>
@@ -1946,13 +1946,13 @@
           <w:rPr>
             <w:color w:val="0000FF"/>
           </w:rPr>
-          <w:t>https://www.mypunepulse.com/31st-pune-navratra-mahotsav-to-open-on-sept-22-with-grand-inauguration/</w:t>
+          <w:t>https://saamtv.esakal.com/naukri-jobs-news/teachers-recruitment-6200-professor-and-2900-non-teaching-staff-vacancies-apply-now-sh04</w:t>
         </w:r>
       </w:hyperlink>
     </w:p>
     <w:p>
       <w:r>
-        <w:t>Content: PUNE PULSE Trusted-Connected-Targeted PUNE PULSE 31st Pune Navratra Mahotsav To Open On Sept 22 With Grand Inauguration Pune, September 16, 2025: The Pune Navratri Mahotsav, which presents a delightful confluence of art, culture, singing, instrumental music, devotional songs, dance, and traditional music, proudly celebrates its 31st year this year. The festival will be inaugurated on Monday, 22 September at 4.30 pm at the Shri Ganesh Kala Krida Rangmanch, at the hands of the Hon. Revenue Minister of Maharashtra, Chandrashekhar Bawankule. On this occasion, Union Minister of State for Civil Aviation and Cooperation Murlidhar Mohol, State Higher and Technical Education Minister Chandrakant Patil, senior Gandhian thinker and former MLC Ulhas Pawar, State Minister of Urban Development Madhuri Misal, MP Medha Kulkarni, MLA Dr. Vishwajeet Kadam, BJP City President Dheeraj Ghate, former Minister of State for Home Ramesh Bagwe, Pune Municipal Commissioner Naval Kishore Ram, Pune Police Commissioner Amitesh Kumar and Additional Police Commissioner Sanjay Patil will grace the function as chief guests. Special Attraction of the Inauguration The special presence of film stars Bhargavi Chirmule, Teja Devkar, Sania Choudhari, Shital Ahirrao, Radha Sagar, Siya Patil, Rujuta Junnarkar, Amruta Dhome, and Vaishnavi Patil will be a highlight of the inauguration ceremony. All programmes of the festival are free for the citizens, said Aba Bagul, President of the Pune Navratra Festival, during a press conference. On the same day, Monday, 22nd September, being the day of Ghatasthapana, a ritual installation will be conducted at Shivdarshan’s Shri Lakshmimata Temple at 6.41 am at the auspicious muhurta by Aba Bagul and Smt. Jayashri Bagul. This year, at this temple, a grand spectacle of the 72-feet tall Meenakshi Temple replica from Madurai is being created, with nearly 80 artists from the South working on this magnificent presentation. Maharshi – Lakshmimata Lifetime Achievement Awards At the inauguration, every year the Maharshi Award is presented to a distinguished individual for outstanding contribution. This year, the award will be conferred upon Padmashri Girish Prabhune, a social worker who has tirelessly dedicated himself to the upbringing, education, and value-building of children from nomadic and de-notified tribes. Similarly, the Shri Lakshmimata Lifetime Achievement Award is given to personalities with consistent contributions in different fields. This year’s awardees are: In addition, Dr. Mayur Kardile and Dr. Arvind Khomne will also be specially felicitated. Grand Cultural Inauguration Programme As every year, the inaugural cultural programme will be splendid and eye-catching. Highlights include: Cultural Programmes of the Festival After the inauguration, a series of unique cultural programmes will be presented daily at 7.00 pm at Shri Ganesh Kala Krida Rangmanch until Vijayadashami: Treasurer Nandkumar Bangude, Vice President Ghanshyam Sawant, Secretary Nandkumar Kondhalkar, members Ramesh Bhandari, Amit Bagul, and Hemant Bagul were present at the press briefing.</w:t>
+        <w:t>Content: राज्यातील विद्यापीठ आणि महाविद्यालयांमध्ये भरती प्राध्यापक आणि शिक्षकेतर कर्मचाऱ्यांसाठी भरती ६२०० पदांसाठी होणार भरती राज्य सरकारने मोठा निर्णय घेतला आहे. राज्यातील उच्च महाविद्यालयांमध्ये साडेपाच हजार पदांसाठी भरती जाहीर करण्यात आली आहे. तर विद्यापीठांमध्ये ७०० प्राध्यापकांसाठी भरतीसाठी मान्यता देण्यात आली आहे. याचसोबत शिक्षकेतर कर्मचाऱ्यांसाठीही भरती होणार आहे. (Teacher and Professor Recruitment) उच्च व तंत्रशिक्षण मंत्री चंद्रकांत पाटील यांनी याबाबत माहिती दिली आहे. अकृषिक विद्यापीठांमध्ये २९०० प्राध्यांपकापैकी २२०० प्राध्यापकांची भरती याआधीच झाली आहे. उर्वरीत ७०० प्राध्यापकांची भरती पुढच्या महिन्याभरात केली जाईल, असं चंद्रकांत पाटील यांनी सांगितले. पुणे आणि इतर अनेक विद्यापीठांमधील प्राध्यापक भरतीची प्रक्रिया सुरु आहे. ही प्रक्रिया अंतिम टप्प्यात आहे. १५ दिवसांत मुलाखती घेऊन त्यांची भरतीदेखील पूर्ण होईल, असंही त्यांनी सांगितले. यामध्ये पुण्यश्लोक अहिल्यादेवी होळकर सोलापूर विद्यापीठ व १०९ उच्च महाविद्यालयांमध्ये प्राध्यापकांची रिक्त पदे भरली जाणार आहेत.प्राध्यापकांची भरती कशी करायची, यातील मतप्रवाहामुळे २ वर्षे भरती प्रक्रिया लांबली. त्यानंतर आता वित्त विभागाची परवानगी मिळाली आहे. त्यानंतर विद्यापीठासह महाविद्यालयांमध्ये प्राध्यापक आणि शिक्षकेतर कर्मचाऱ्यांच्या भरतीचा मार्ग मोकळा झाला आहे. महिन्याभरात ही भरती केली जाणार आहे. विद्यापीठ आणि महाविद्यालयांमधील या भरतीबाबत लवकरच अपडेट समोर येईल. विद्यापीठ आणि उच्च महाविद्यालये याबाबत अधिसूचना जाहीर करतील. त्यानंतरच भरती प्रक्रिया पूर्णपणे सुरु केली जाईल. ही भरती कशी होणार याबाबतही माहिती देण्यात येईल. प्राध्यापक आणि शिक्षकेतर कर्मचाऱ्यांसाठी भरती जाहीर करण्यात येणार आहे. सकाळ+चे सदस्य व्हा शॉपिंगसाठी 'सकाळ प्राईम डील्स'च्या भन्नाट ऑफर्स पाहण्यासाठी क्लिक करा. Read Marathi news and watch Live TV. Breaking news from Maharashtra, India, Pune, Mumbai, Politics, Entertainment, Sports, Lifestyle at SaamTV. Get Live Marathi news on Mobile. Download the Saam Tv app for Android and IOS. Follow Us Copyright © 2025 Sakal Media Group – All Rights Reserved Powered by Quintype</w:t>
       </w:r>
     </w:p>
     <w:p>
@@ -1965,7 +1965,7 @@
     </w:p>
     <w:p>
       <w:r>
-        <w:t>Title: Eknath Shinde On Rahul Gandhi: “मनमोहन सिंग PM असताना ईव्हीएम…”; शिंदेंचे राहुल गांधींना चोख प्रत्युत्तर</w:t>
+        <w:t>Title: Government Job: शिक्षण क्षेत्रात मोठे बदल होणार! महाराष्ट्र सरकार ५,५०० पदे भरणार, सहाय्यक प्राध्यापक भरतीबाबत मोठी अपडेट</w:t>
       </w:r>
     </w:p>
     <w:p>
@@ -1973,285 +1973,6 @@
         <w:t xml:space="preserve">URL: </w:t>
       </w:r>
       <w:hyperlink r:id="rId72">
-        <w:r>
-          <w:rPr>
-            <w:color w:val="0000FF"/>
-          </w:rPr>
-          <w:t>https://www.navarashtra.com/politics/dcm-eknath-shinde-criticizes-to-rahul-gandhi-evm-vote-chori-case-politics-bihar-election-marathi-news-994377.html</w:t>
-        </w:r>
-      </w:hyperlink>
-    </w:p>
-    <w:p>
-      <w:r>
-        <w:t>Content: एकनाथ शिंदेंची राहुल गांधींवर टीका (फोटो- ani) एकनाथ शिंदेंचे राहुल गांधी यांना प्रत्युत्तर कोर्टात जाण्याचा दिला सल्ला राहुल गांधी यांनी फोडला हायड्रोजन बॉम्ब Rahul Gandhi On Election Comission: काँग्रेस नेते आणि विरोधी पक्षनेते राहुल गांधी यांच्या पत्रकार परिषद घेत असून यावेळी त्यांनी निवडणूक आयोगावर गंभीर आरोप केला. काही ठिकाणी काँग्रेसच्या समर्थनार्थ जाणारी मतं जाणीवपूर्वक वगळल्याचं राहुल गांधींनी यावेळी सांगितलं. या आरोपांना आता राज्याचे उपमुख्यमंत्री एकनाथ शिंदे यांनी सडेतोड प्रत्युत्तर दिले आहे. एकनाथ शिंदे यांनी राहुल गांधी यांना कोर्टात जाण्याचा सल्ला दिला आहे. राहुल गांधी यांनी निवडणूक आयोगावर केलेल्या आरोपांवर बोलताना उपमुख्यमंत्री एकनाथ शिंदे म्हणाले, “निवडणूक आयोगाने राहुल गांधी यांचे ऐकले नाही तर त्यांनी कोर्टात गेले पाहिजे. निवडणूक आयोगाने यावर स्पष्टीकरण दिले आहे. ते जिंकतात तेव्हा ते आरोप करत नाहीत. हरतात तेव्हाच ते आरोप करतात. ईव्हीएमवर आरोप करतात. मात्र हे मशीन मनमोहन सिंग पंतप्रधान असताना सुरू झाले होते.” चंद्रकांत पाटलांनी Rahul Gandhi यांना दिला कोल्हापुरी ‘झटका’; म्हणाले, “उठसूट इलेक्ट्रॉनिक मीडियाचा…” पुढे बोलताना एकनाथ शिंदे म्हणाले, “मनमोहन सिंग पंतप्रधान असताना ईव्हीएमवर मतदान सुरू झाले. आता यांना त्यांच्या काळात सुरू झालेली प्रक्रिया चुकीची आहे असे म्हणायचे आहे का? ते म्हणतात हे सगळे १० ते १५ वर्षांपासून सुरू आहे. १५ वर्षांपूर्वी कोण सतेत होते? यूपीए सरकार होते. म्हणजे ते त्यांच्याच सरकारवर आरोप करायचे आहेत का? आरोप करून चालणार नाही. पुरावे दिले पाहिजेत. कर्नाटक, तेलंगणामध्ये जिंकल्यावर त्यांनी आरोप केले नाहीत. लोकसभेत आम्ही हरलो तेव्हा आम्ही आरोप केले नाहीत.” चंद्रकांत पाटलांनी Rahul Gandhi यांना दिला कोल्हापुरी ‘झटका’ राहुल गांधी यांनी केलेल्या आरोपांवर बोलताना चंद्रकांत पाटील म्हणाले, “त्यांना काही काम धंदा उरलेला नाही. ते लोकसभेचे विरोधी पक्षनेते आहेत. कॉँग्रेसचा चेहरा आहेत. त्यांना रोज काहीतरी बोलले पाहिजे. जर ते सरळ बोलले तर, त्याची दखल कोणी घेणार नाही.राहुल गांधी यांनी इतक्या वेळेस मांडणी करून ते अजून एकही गोष्ट सिद्ध करू शकले नाहीत. 6 हजारपेक्षा मतांची चोरी, पुराव्यासह राहुल गांधीचा भाजपवर थेट वार! निवडणुकीपूर्वी टाकला ‘बॉम्ब’, बिकट परिस्थिती उद्भवणार? लोकसभा निवडणुकीत तुम्हाला महाराष्ट्र आणि उत्तर प्रदेशमध्ये जास्त जागा मिळाल्या. मग तुम्ही त्या ठिकाणी मत चोरी केली का? तुमच्या बाजूने निकाल अलया की ईव्हीएम मशीन चांगले आणि विरोधात निकाल लागला की त्याच मशीनला चुकीचे म्हणणे योग्य नाही. इतकेसे न समजायला लोक काय वेडी नाहीत. राहुल गांधींकडे पुरावे असतील तर त्यांनी थेट सुप्रीम कोर्टात जावे. निवडणूक आयोगाने दखल घेतली नसेल तर सुप्रीम कोर्टात दाद मागता येते. तिथेही दखल नाही घेतली तर डिव्हिजनमध्ये जाता येते. त्यामुळे रोज उठून इलेक्ट्रॉनिक मीडियाचा स्पेस खाऊ नये. Follow Us On © Copyright Navarashtra 2025 All rights reserved.</w:t>
-      </w:r>
-    </w:p>
-    <w:p>
-      <w:pPr>
-        <w:pStyle w:val="Heading3"/>
-      </w:pPr>
-      <w:r>
-        <w:t>Article 65</w:t>
-      </w:r>
-    </w:p>
-    <w:p>
-      <w:r>
-        <w:t>Title: COEP Alumni Celebrate Engineers’ Day, CM Fadnavis Calls for Greater Research Autonomy</w:t>
-      </w:r>
-    </w:p>
-    <w:p>
-      <w:r>
-        <w:t xml:space="preserve">URL: </w:t>
-      </w:r>
-      <w:hyperlink r:id="rId73">
-        <w:r>
-          <w:rPr>
-            <w:color w:val="0000FF"/>
-          </w:rPr>
-          <w:t>https://www.thebridgechronicle.com/news/coep-alumni-celebrate-engineers-day-cm-fadnavis-calls-for-research-autonomy-agn97</w:t>
-        </w:r>
-      </w:hyperlink>
-    </w:p>
-    <w:p>
-      <w:r>
-        <w:t>Content: CM Fadnavis urges more autonomy for COEP and other institutions to boost research. Education Minister Patil stresses India’s knowledge tradition and innovation ownership. COEP celebrates Engineers’ Day, inaugurates new facilities, and honors distinguished alumni. Pune, 15 September 2025: The College of Engineering, Pune (COEP) hosted its Engineers’ Day celebrations along with the COEP Pride Awards 2025, where Chief Minister Devendra Fadnavis urged giving more autonomy to premier educational institutions to strengthen research that benefits society. He said researchers need freedom to explore ideas openly, and with autonomy, research outcomes become more fruitful. Join our WhatsApp Channel to Stay Updated! Speaking at the event, Fadnavis reflected on past technological revolutions, noting how COEP and other Indian institutions produced skilled talent that drove the IT and digital boom globally. “Today, we face the era of AI and quantum computing, and I am confident Indian students will rise to these challenges using their natural intelligence,” he said. Education Minister Chandrakant Patil highlighted India’s rich knowledge heritage, noting that while Western countries have dominated research through patents and commercialization, India is increasingly taking ownership under initiatives led by Prime Minister Narendra Modi, which could bring future prosperity. The event also marked the inauguration of COEP’s newly constructed library and computer engineering building. COEP alumni association released its commemorative magazine, and several prominent alumni were honoured. Life Achievement Awards went to former ARDE scientist Vasantha Ramaswamy, while the COEP Pride Awards recognized leaders including Vilas Javdekar, Dr. Mahantesh Hiremath, Jayant Inamdar, Umesh Wagh, Tushar Mehendl, and Shravan Herdikar for their outstanding contributions in engineering and industry. COEP Chancellor Prof. Sunil Bhirud shared his thoughts on the institution’s growth, with alumni association president Bharat Geete and honorary secretary Dr. Sujitkumar Pardeshi expressing their greetings and gratitude. Join our WhatsApp Channel to Stay Updated! Help Us Create the Content You Love Take Survey Now! Enjoyed reading The Bridge Chronicle?Your support motivates us to do better. Follow us on Facebook, Instagram, Twitter and Whatsapp to stay updated with the latest stories.You can also read on the go with our Android and iOS mobile app. Follow Us Copyright © 2025 Sakal Media Group – All Rights Reserved Powered by Quintype</w:t>
-      </w:r>
-    </w:p>
-    <w:p>
-      <w:pPr>
-        <w:pStyle w:val="Heading3"/>
-      </w:pPr>
-      <w:r>
-        <w:t>Article 66</w:t>
-      </w:r>
-    </w:p>
-    <w:p>
-      <w:r>
-        <w:t>Title: BMC Election 2025: निवडणुकीपूर्वीची मोर्चेबांधणी! ठाकरे बंधूंकडून युतीची घोषणा कधी?</w:t>
-      </w:r>
-    </w:p>
-    <w:p>
-      <w:r>
-        <w:t xml:space="preserve">URL: </w:t>
-      </w:r>
-      <w:hyperlink r:id="rId74">
-        <w:r>
-          <w:rPr>
-            <w:color w:val="0000FF"/>
-          </w:rPr>
-          <w:t>https://sarkarnama.esakal.com/mumbai/mumbai-bmc-election-2025-shinde-fadnavis-uddhav-raj-thackeray-mm76</w:t>
-        </w:r>
-      </w:hyperlink>
-    </w:p>
-    <w:p>
-      <w:r>
-        <w:t>Content: मुंबई महापालिकेची निवडणूक जवळ येत आहे, तशी दोन्ही शिवसेनेमध्ये मोर्चेबांधणी सुरू आहे. उद्धव ठाकरे यांच्या शिवसेनेतील कार्यकर्त्यांचे लक्ष मनसेबरोबरील युतीकडे लागले आहे. त्याचबरोबर त्यांना पक्षाची संघटनाही नव्याने बांधावी लागणार आहे. तर, एकनाथ शिंदे यांच्या पक्षातील मंत्री-आमदारांचा मुख्यमंत्री देवेंद्र फडणवीसांकडील ओढा अस्वस्थ करणारा आहे. त्यामुळे या दोन्ही पक्षांना निवडणुकीपूर्वीच्या सज्जतेसाठी कसून तयार व्हावे लागणार आहे. तीन वर्षांपूर्वी पक्षात उभी फूट पडून पक्षाची अगदी वाताहत झाल्याच्या घटनेनंतर उद्धव ठाकरे यांच्या शिवसेना पक्षाने आगामी मुंबई महापालिका निवडणुकीसाठी जोरदार मोर्चेबांधणी सुरू केली आहे. मात्र, देशाच्या सर्वांत श्रीमंत अशा मुंबई महापालिकेत तब्बल २५ वर्षे सत्ता उपभोगलेल्या या पक्षाला याच शहरात शाखांची नव्याने बांधणी करताना नाकीनऊ आले आहे. एकनाथ शिंदे यांच्या शिवसेनेने मुंबई महापालिकेतील आजी-माजी अशा जवळपास शंभरपेक्षा अधिक नगरसेवकांना गळाला लावल्याने ठाकरे यांच्या शिवसेनेची मजबूत यंत्रणा विस्कळित झाल्याचे दिसते. पक्षाची नव्याने बांधणी करण्यासोबतच निवडणुकीला सामोरे जाताना भक्कम साथ देणारा एक राजकीय पक्ष सोबत असावा, याची उद्धव ठाकरे यांना गरज वाटत आहे. त्यामुळेच त्यांनी मनसेच्या दिशेने हात पुढे केला. मनसेप्रमुख राज ठाकरे यांनीही उद्धव ठाकरे यांना साथ देण्याची तयारी दर्शवल्याने ठाकरे सेनेची मनसेसोबत युती होण्याचे जवळपास निश्चित झाल्याचे दिसते. गणेशोत्सवादरम्यान उद्धव ठाकरे यांनी सहकुटुंब राज यांच्या दादर येथील ‘शिवतीर्थ’ निवासस्थानी जाऊन गणपतीचे दर्शन घेतले. मात्र त्यानंतर काही तासांतच मुख्यमंत्री देवेंद्र फडणवीस आणि उपमुख्यमंत्री एकनाथ शिंदेही राज ठाकरे यांच्याकडे गणेश दर्शनाला जाऊन आले. फडणवीस आणि शिंदेसोबत राज ठाकरे यांची असणारी मैत्री उद्धव ठाकरेंना मात्र अस्वस्थ करणारी आहे. शिवाय फडणवीस आणि राज ठाकरे यांच्यातील मैत्रीपूर्ण संबंधांमुळे या दोघांदरम्यान अधूनमधून भेटीगाठी होत असतात. उद्धव यांना कोंडीत पकडण्यासाठी फडणवीस यांनी यापूर्वी राजकीय कूटनीतीचे जबरदस्त प्रयोग केले असल्याने उद्धव हे ताकही फुंकून पिण्यात शहाणपण समजतील. दोन ठाकरे बंधूंच्या युतीसाठीची पायाभरणी गेले तीन-चार महिने सुरू आहे. त्यातूनच पुढचे पाऊल टाकण्याचा बहुधा निर्णय झाला असावा. दोन भावांमधली कटुता कमी झाली, तरच राजकीय युती घडण्याचा मार्ग मोकळा असेल. यासाठी या दोघांनीही मागील काही दिवसांत युती करण्यासाठी स्वत:ला आणि कार्यकर्त्यांनाही पुरेसा वेळ दिला आहे. येत्या दसरा मेळाव्याला या युतीची घोषणा होण्याची शक्यता वर्तवली जात आहे. मात्र, या मेळाव्याला राज ठाकरे उपस्थित राहण्याची शक्यता ठाकरे सेनेचे नेते खासदार संजय राऊत यांनी फेटाळली आहे. शिवाजी पार्कात उद्धव ठाकरे यांची शिवसेना दसरा मेळावा आयोजित करते, तर याच मैदानात मनसे गुढीपाडव्याला मेळावा आयोजित करत असते. त्यामुळे हे दोन्ही नेते एकमेकांच्या व्यासपीठावर जाण्याची शक्यता तूर्तास तरी शक्य नाही. शिवाय महापालिका निवडणुका जानेवारी-फेब्रुवारीमध्ये होण्याची शक्यता असल्याने युतीची घोषणा इतक्या लवकर होण्याची शक्यता नसल्याचेही सांगितले जात आहे. उद्धव आणि राज ठाकरे एकत्र येण्याचा परिणाम महाविकास आघाडीवरही पडण्याची शक्यता आहे. महाविकास आघाडीचे सरकार सत्तेत असताना मशिदींवरील भोंगे, परप्रांतीय यावरून राज ठाकरेंनी घेतलेली भूमिका काँग्रेससाठी अडचणीची ठरणारी आहे. शिवाय बिहार निवडणुकांचे वारे वाहत असल्याने काँग्रेसला मनसेचा वाराही लागलेला चालणारा नाही. या पार्श्वभूमीवर, काँग्रेस नेत्यांनी उद्धव ठाकरे यांची भेट घेतली. दोन भाऊ एकत्र येत असतील, तर आम्ही अडवणार नाही; पण राज ठाकरे यांनी विविध विषयांवर घेतलेल्या वादग्रस्त भूमिका मात्र इंडिया आघाडीला मानवणाऱ्या नसल्याचेही उद्धव ठाकरेंच्या कानावर घालण्यात आले आहे. राज्यात २०१९मध्ये अस्तित्वात आलेल्या महाविकास आघाडीला राज ठाकरे यांच्या निमित्ताने बिघाडी होणार का, हा प्रश्न आहे. काँग्रेसलाही महापालिका निवडणुकीत ठाकरे यांच्यासोबत जाण्यापेक्षा खात्रीशीर जिंकून येतील, अशा मुंबईतील २५ ते ३० जागांवर लक्ष केंद्रित करायचे आहे. शिवाय उद्धव आणि राज ठाकरे यांच्यात युती होणार असेल, तर उद्धव ठाकरेंच्या बदललेल्या भूमिकेमुळे आकर्षित झालेला आणि मूलतः काँग्रेसचा पारंपरिक मतदार पक्षाकडे परतण्याची शक्यता वाढेल. राज ठाकरेंसोबतच्या युतीमुळे उद्धव ठाकरेंच्या सेनेला मुस्लिम मते मिळण्याची शक्यता कमी आहे, असा अंदाज काँग्रेसकडून वर्तवला जात आहे. तरीही महाविकास आघाडीच्या निमित्ताने काँग्रेस आणि उद्धव ठाकरे यांच्या शिवसेनेशी निर्माण झालेले सौहार्दाचे संबंध पुढच्या काळात कायम राहावेत, असा प्रयत्न काँग्रेसकडून केला जाण्याची शक्यता आहे. त्यामुळे जागावाटपात काँग्रेसच्या पारंपरिक जागांवर ठाकरेंकडून समझोता व्हावा, अशा प्रयत्नात काँग्रेस दिसते. मुंबईतील जरांगे यांच्या मराठा आंदोलनादरम्यान उद्धव ठाकरे यांची शिवसेना कार्यकर्त्याच्या भूमिकेत होते. मराठा-ओबीसी अशा वादापासून कायम दूर राहणाऱ्या शिवसेनेने यावेळी मात्र मुंबईत धडकलेल्या मराठा आंदोलकांना सक्रिय मदत करण्याची भूमिका घेतली. उद्धव ठाकरे यांनी मराठा आंदोलकांना मदत करण्याचे आवाहन केल्यानंतर पक्षाचे आमदार, खासदार, शाखाप्रमुख आणि सर्वसामान्य शिवसैनिक मदतीसाठी रस्त्यावर उतरला होता. यानिमित्ताने ठाकरे यांनी शिवसैनिकांना चालना देण्याचा प्रयत्न केला असला, तरी शिवसैनिकांमध्ये नेहमीचा उत्साह मात्र दिसून आला नाही. शिवसेनेचा दसरा मेळावा हा शिवसैनिकांमध्ये नेहमी स्फुल्लिंग पेटवणारा असतो. उद्धव ठाकरे दसरा मेळाव्यात मनसेसोबतच्या युतीची घोषणा करण्याची दाट शक्यता व्यक्त केली जात आहे. तसे झाल्यास शिवसैनिकांमध्ये चेतना निर्माण करण्याची किमया राज ठाकरे साधू शकतात. उभ्या फुटीमुळे पडझड झालेल्या ठाकरे यांच्या शिवसेनेला मुंबई महापालिका निवडणुकीला सामोरे जाण्यापूर्वी एका जोरदार बूस्टरची गरज आहे. राज यांच्या निमित्ताने कदाचित ती मिळू शकते. एकाच विचारधारेच्या दोन पक्षांतील युतीमुळे दोन नेते एकत्र आल्यानंतर सामूहिक नेतृत्वाबद्दलची सुप्त स्पर्धा सुरू होण्याची शक्यता नाकारता येत नाही. त्यामुळेच शिवसेना-मनसे एका व्यासपीठावर आले तरी दोन्ही पक्षांना आपापले सुभे राखूनच एकत्र येण्याचे नियोजन करावे लागणार आहे. मुंबईत धडकलेल्या मराठा आंदोलन मोर्चाच्या आठ दिवस आधी राज्य सरकारने मराठा आरक्षण मंत्रिमंडळ उपसमितीची पुनर्स्थापना केली. यापूर्वी या समितीचे अध्यक्ष, उच्चशिक्षण मंत्री चंद्रकांत पाटील होते. त्यांच्या जागी जलसंपदा मंत्री राधाकृष्ण विखे पाटील यांच्या अध्यक्षतेखाली नवी समितीचा स्थापना केली. या समितीचे अध्यक्षपद भाजपने पुन्हा स्वत:कडे ठेवल्याने उपमुख्यमंत्री एकनाथ शिंदे नाराज असल्याची चर्चा होती. महायुतीमध्ये मराठा नेता म्हणून आपल्याला उपसमितीचे अध्यक्षपद मिळावे, अशी शिंदे यांची इच्छा होती. मुख्यमंत्री देवेंद्र फडणवीस यांनी शिंदे यांची इच्छा पूर्ण होऊ दिली नाही. राधाकृष्ण विखे यांच्या समितीला मंत्रिमंडळाचे पूर्ण अधिकार देत आंदोलकांशी चर्चा करून मार्ग काढण्याची मुभा देण्यात आली होती. त्यामुळे नाराज असलेले शिंदे या आंदोलनापासून लांब राहिल्याचे दिसले. सरकारनेही नंतर जरांगे यांच्याशी वाटाघाटी करताना शिंदे यांना जाणीवपूर्वक दूर ठेवल्याची चर्चा आहे. शिंदे यांच्यासोबतच राष्ट्रवादी काँग्रेसचे नेते, उपमुख्यमंत्री अजित पवारही मराठा आंदोलनापासून दूर होते. मात्र त्यांच्याविषयी फार चर्चा रंगली नाही. मराठा आंदोलकांनी दक्षिण मुंबईत पाच दिवस ठिय्या मांडलेला असताना एकनाथ शिंदे गणेशोत्सवाचे निमित्त काढून पाचही दिवस सातारा जिल्ह्यातील दरे या मूळगावी पोहोचले. आंदोलकांनी दक्षिण मुंबईला जवळपास घेरले असताना सत्ताधारी महायुतीतील मराठा नेत्यांनी मात्र मौन राखून बघ्याची भूमिका घेणे पसंत केले होते. त्यामध्ये शिंदे यांचे नाव आघाडीवर होते. मराठा आंदोलनापासून अंतर राखणारे शिंदे यांचीच या आंदोलनाला फूस असल्याची चर्चा जोरदार रंगली होती. दोन वर्षांपूर्वी जरांगे यांनी मुंबईच्या दिशेने मोर्चा आणला होता. त्यावेळी तो मोर्चा नवी मुंबईत रोखण्यात तेव्हा मुख्यमंत्रिपदी असलेल्या एकनाथ शिंदे यांना यश आले होते. त्यांनी जरांगेंसोबतची शिष्टाई यशस्वी पार पाडली होती. आझाद मैदानातील आंदोलनादरम्यान जरांगे यांनी आपल्या तिखट वाणीने फडणवीस यांचा यथेच्छ समाचार घेतला. तेच जरांगे शिंदे यांचे मात्र तोंडभरून कौतुक करताना दिसले. सरसकट कुणबी प्रमाणपत्रावर जरांगे अडून बसतील आणि सरकारची कोंडी झाल्यावर मराठा नेता म्हणून चर्चेसाठी आपल्याला बोलावले जाईल, असा शिंदेंचा मनसुबा होता. मात्र तोही फडणवीसांनी उधळून लावला. फडणवीसांनी चर्चेची सर्व सूत्रे विखे यांच्याकडे दिली. आंदोलकांची मुंबईत येऊन आंदोलन करण्याची ऊर्मी पार पडल्यानंतर उत्साह थंड होण्यासाठीचा भरपूर वेळ सरकारने उपलब्ध करून दिला. त्यानंतर न्यायालयाकडून दबाव आल्यानंतर सरकारने जरांगे यांच्यासोबत चर्चेला सुरुवात केली. आंदोलन कधीही हाताबाहेर जाण्यासारखी परिस्थिती निर्माण झाल्यावर जरांगे यांनी आलेल्या प्रस्तावावर फार घासाघीस न करता दुजोरा दिला. जरांगे एवढ्यावरच थांबले नाहीत, तर फडणवीस यांच्या उपस्थितीत उपोषण सोडण्याची इच्छाही बोलून दाखवली. फडणवीसांवर स्तुतिसुमने उधळली आणि ‘तुमचे आमचे वैर संपले’ अशी घोषणा केली. त्यानंतर जल्लोष करत आंदोलक माघारी परतले. आंदोलकांच्या पदरात काय आणि किती पडले, हा स्वतंत्र चर्चेचा विषय असला तरी महायुतीमध्ये विशेषत: शिंदे सेनेत यानंतर मोठी हालचाल सुरू झाल्याची चर्चा आहे. वर्तमानपत्रांच्या पहिल्या पानापासून राज्याच्या सर्व चौकाचौकांत छत्रपती शिवाजी महाराजांच्या प्रतिमेसमोर ‘देवाभाऊ’ अशा जाहिराती आणि मोठमोठे बॅनर झळकले आहेत. मराठा समाजाला फडणवीसांनी न्याय दिला, असा या जाहिरात मोहिमेमागचा अर्थ आहे. ही जाहिरात कुणी दिली, याची सर्वत्र चर्चा असताना ते नाव मात्र अद्याप गुलदस्तातच आहे. मुख्यमंत्री फडणवीस यांना अंधारात ठेवून इतक्या मोठ्या प्रमाणात अशी राज्यभर जाहिरात मोहीम करण्यास कुणीही धजावणार नाही, हे स्पष्ट आहे. भाजपने अधिकृतपणे ही जाहिरात मोहीम राबवली असती तर त्यात आश्चर्य वाटण्याचे काही कारण नव्हते. मात्र, या जाहिरात मोहिमेमागचा कर्ताधर्ता हा एकनाथ शिंदे यांच्या पक्षातीलच एक मंत्री असल्याची जोरदार चर्चा आहे. शिंदे यांच्या पक्षातील मंत्री, आमदारांचा फडणवीसांकडे वाढलेला ओढा ही एकनाथ शिंदे यांच्यासाठी डोकेदुखी ठरणारी आहे. एकूणच जरांगे यांच्या आंदोलनानंतर सत्ताधारी महायुतीतील अंतर्गत कलहासोबतच बड्या नेत्यांच्या आपसातील कुरघोडीचे राजकारण उघड्यावर आल्याचे दिसून आले. (Edited by: Mangesh Mahale) सरकारनामाचे सदस्य व्हा शॉपिंगसाठी 'सकाळ प्राईम डील्स'च्या भन्नाट ऑफर्स पाहण्यासाठी क्लिक करा. Read Latest Marathi Political News, Breaking Political News from Maharashtra, India, Pune &amp; Mumbai at Sarkarnama. To Get Live Political Marathi News on Mobile, Download the Sarkarnama Mobile App for Android and IOS. सरकारनामा आता सर्व सोशल मीडिया प्लॅटफॉर्मवर. ताज्या राजकीय घडामोडींसाठी फेसबुक, ट्विटर, इन्स्टाग्राम, शेअर चॅट, टेलिग्रामवर आणि व्हॉट्सॲप आम्हाला फॉलो करा. तसेच, सरकारनामा यूट्यूब चॅनेलला आजच सबस्क्राइब करा. Follow Us Copyright © 2025 Sakal Media Group – All Rights Reserved Powered by Quintype वेबसाईटवर ब्राउझिंगचा अनुभव सर्वोत्तम असावा, यासाठी आम्ही कुकीजचा वापर करतो. कुकीजमुळे तुम्हाला तुमच्या आवडत्या मजकुराची शिफारस करता येते. आमचे गोपनीयता आणि कुकीजसंदर्भातील धोरण तुम्हाला मान्य आहे.</w:t>
-      </w:r>
-    </w:p>
-    <w:p>
-      <w:pPr>
-        <w:pStyle w:val="Heading3"/>
-      </w:pPr>
-      <w:r>
-        <w:t>Article 67</w:t>
-      </w:r>
-    </w:p>
-    <w:p>
-      <w:r>
-        <w:t>Title: “शासन नुकसानग्रस्त शेतकऱ्यांच्या पाठीशी…” जळगावचे पालकमंत्री गुलाबराव पाटील</w:t>
-      </w:r>
-    </w:p>
-    <w:p>
-      <w:r>
-        <w:t xml:space="preserve">URL: </w:t>
-      </w:r>
-      <w:hyperlink r:id="rId75">
-        <w:r>
-          <w:rPr>
-            <w:color w:val="0000FF"/>
-          </w:rPr>
-          <w:t>https://www.loksatta.com/nashik/guardian-minister-gulabrao-patil-assured-help-in-muktainagar-phm-00-5382384/</w:t>
-        </w:r>
-      </w:hyperlink>
-    </w:p>
-    <w:p>
-      <w:r>
-        <w:t>Content: जळगाव : शासन जिल्ह्यातील अतिवृष्टीसह नदी-नाल्यांच्या पुरामुळे अतोनात नुकसान सोसणाऱ्या शेतकऱ्यांच्या पाठीशी खंबीरपणे उभे आहे. शासनातर्फे नुकसानग्रस्तांना आवश्यक ती सर्व मदत केली जाईल, अशी ग्वाही पालकमंत्री गुलाबराव पाटील यांनी मुक्ताईनगरात गुरूवारी दिली. जिल्ह्यात सोमवारी रात्री झालेल्या जोरदार पावसानंतर मुक्ताईनगर तालुक्यातील एक तरूण पुराच्या पाण्यात वाहून गेला. तसेच पाचोरा तालुक्यातील २०० जनावरे आणि ट्रॅक्टर वाहून गेले. जामनेर तालुक्यातील तीन जनावरे मृत्युमुखी पावली. नद्यांच्या काठावरील घरांमध्ये पाणी शिरले. केळी, कापसासह इतर पिके पाण्याखाली गेल्याने ४४ गावांमधील ४३२७ हेक्टरवरील पिकांचे नुकसान होऊन ५४८५ शेतकरी बाधित झाले. मुक्ताईनगर तालुक्यातही कुऱ्हा काकोडा, जुने बोरखेडा, राजूर, जोंधनखेडा, चिंचखेडा काही या गावांमध्ये दोन दिवसांपूर्वी अतिवृष्टीसह नदी-नाल्यांना पूर आल्याने कपाशी, मका ,सोयाबीन आदी पिकांचे मोठ्या प्रमाणावर नुकसान झाले. यापार्श्वभूमीवर, पालकमंत्री गुलाबराव पाटील आणि वस्त्रोद्योग मंत्री सावकारे यांनी थेट शेतात जाऊन नुकसानीची पाहणी केली. नुकसानग्रस्त शेतकऱ्यांशी संवाद साधून त्यांना धीर दिला. मुक्ताईनगर तालुक्यातील ज्या गावांमध्ये अतिवृष्टीमुळे पिकांचे तसेच घरांचे मोठ्या प्रमाणावर नुकसान झाले आहे, त्यांचे पंचनामे तातडीने पूर्ण करावे. आणि त्या संदर्भात अहवाल तत्काळ सादर करावा, अशा सूचना यावेळी मंत्री पाटील आणि सावकारे यांनी स्थानिक अधिकाऱ्यांना दिल्या. कुऱ्हा गावातील गोरक्षगंगा नदीवरील पूल अतिवृष्टीनंतर खचून गेला आहे, त्याचे नव्याने बांधकाम करण्यासाठी जिल्हा वार्षिक योजनेतून निधी उपलब्ध करण्यात येईल, असेही पालकमंत्री पाटील म्हणाले. नाले खोलीकरण आणि संरक्षण भिंती उभारण्यासाठी २०० कोटी रुपयांच्या निधीचा प्रस्ताव शासनाकडे यापूर्वीच पाठविला आहे, अशी माहिती मुक्ताईनगरचे आमदार चंद्रकांत पाटील यांनी दिली. यावेळी जिल्हा परिषदेचे माजी अध्यक्ष अशोक कांडेलकर, जिल्हाधिकारी आयुष प्रसाद, तहसीलदार गिरीश वखारे, शिवसेना उपजिल्हप्रमुख छोटू भोई, तालुका प्रमुख नवनीत पाटील, शिवसेना जिल्हा संघटक सुनील पाटील, पोलीस निरीक्षक आशिष अडसूळ तसेच कृषी, आरोग्य, सार्वजनिक बांधकाम विभागाचे अधिकारी, सरपंच, तलाठी, ग्रामसेवक उपस्थित होते. मृताच्या वारसांना चार लाखांची मदत कुऱ्हा काकोडा (ता. मुक्ताईनगर) येथील रहिवासी किरण सावळे या तरूणाचा मंगळवारी पुराच्या पाण्यात वाहून गेल्यामुळे मृत्यू झाला होता. पालकमंत्री गुलाबराव पाटील यांनी सावळे परिवाराची भेट घेऊन विचारपूस केली. तसेच शासनातर्फे तातडीची आर्थिक मदत म्हणून किरण सावळे यांच्या पत्नीला चार लाख रूपयांचा धनादेश सुपूर्त केला. संगीतकार-गायक अमाल मलिकने बिग बॉस 19 मध्ये आपल्या काकांबद्दल, अनू मलिक, आणि वडिलांबद्दलच्या आठवणी शेअर केल्या. त्याने सांगितले की, अनू मलिक यांनी त्याच्या वडिलांचे करिअर उध्वस्त केले. एकदा वडिलांचे गाणे त्यांच्या नकळत वापरले गेले होते. अमालने काकांना स्वार्थी म्हटले आणि त्यांच्या वागणुकीमुळे वडिलांना मोठा धक्का बसल्याचे सांगितले. त्याने वडिलांच्या दिलदारपणाचे कौतुक केले.</w:t>
-      </w:r>
-    </w:p>
-    <w:p>
-      <w:pPr>
-        <w:pStyle w:val="Heading3"/>
-      </w:pPr>
-      <w:r>
-        <w:t>Article 68</w:t>
-      </w:r>
-    </w:p>
-    <w:p>
-      <w:r>
-        <w:t>Title: Mumbai News : ‘पानिपत’कार विश्वास पाटील यांच्या साहित्य संमेलनाच्या अध्यक्षपदी</w:t>
-      </w:r>
-    </w:p>
-    <w:p>
-      <w:r>
-        <w:t xml:space="preserve">URL: </w:t>
-      </w:r>
-      <w:hyperlink r:id="rId76">
-        <w:r>
-          <w:rPr>
-            <w:color w:val="0000FF"/>
-          </w:rPr>
-          <w:t>https://maharashtramirror.com/mumbai-news-panipat-writer-vishwas-patil-to-be-the-president-of-sahitya-sammelan/</w:t>
-        </w:r>
-      </w:hyperlink>
-    </w:p>
-    <w:p>
-      <w:r>
-        <w:t>Content: go to Home - मुंबई - Mumbai News : ‘पानिपत’कार विश्वास पाटील यांच्या साहित्य संमेलनाच्या अध्यक्षपदी • निवडीचे मुख्यमंत्र्यांकडून अभिनंदन; अभिनंदन करताना देवेंद्र फडणवीस म्हणाले, ‘ही निवड यथार्थ, पाटील यांची लेखणी प्रेरणादायी’ मुंबई: 99 व्या अखिल भारतीय मराठी साहित्य संमेलनाच्या अध्यक्षपदी निवड झाल्याबद्दल ज्येष्ठ साहित्यिक विश्वास पाटील यांचे मुख्यमंत्री देवेंद्र फडणवीस यांनी अभिनंदन केले आहे. साहित्य संमेलनाचे यजमानपद मिळालेल्या सातारा जिल्ह्यालाही त्यांनी आयोजनासाठी शुभेच्छा दिल्या. मुख्यमंत्र्यांचे अभिनंदन मुख्यमंत्री फडणवीस म्हणाले, “साहित्य संमेलन म्हणजे अभिजात मराठीचा मानबिंदू आणि वैभवशाली मराठीच्या वाटचालीतील समृद्ध दालन आहे. अशा या संमेलनाची शतकपूर्तीकडे वाटचाल सुरू आहे. या महत्त्वाच्या टप्प्यावर सातारा येथे नियोजित 99 व्या साहित्य संमेलनाच्या अध्यक्षपदी ‘पानिपत’कार विश्वास पाटील यांची निवड यथार्थ अशीच आहे.” पाटील यांच्या लेखणीचे कौतुक करताना ते म्हणाले, “पाटील यांनी आपल्या दमदार लेखणीतून विविध आणि कसदार साहित्यकृतींची निर्मिती केली आहे. त्यांच्या लेखणीमुळे मराठी साहित्यात मोलाची भर पडली असून, ही बाब मराठी साहित्य क्षेत्रातील होतकरू लेखकांसाठी प्रेरणादायी ठरेल.” पाटील यांनी ‘पानिपत’ या कादंबरीसह अनेक ऐतिहासिक आणि सामाजिक विषयांवर लेखन केले आहे. त्यांच्या निवडीमुळे साहित्य वर्तुळात आनंदाचे वातावरण आहे. Your email address will not be published. Required fields are marked * Comment * Name * Email * Website Save my name, email, and website in this browser for the next time I comment. Δ</w:t>
-      </w:r>
-    </w:p>
-    <w:p>
-      <w:pPr>
-        <w:pStyle w:val="Heading3"/>
-      </w:pPr>
-      <w:r>
-        <w:t>Article 69</w:t>
-      </w:r>
-    </w:p>
-    <w:p>
-      <w:r>
-        <w:t>Title: ग्रामविकासात ग्रामपंचायत अधिकाऱ्यांचे योगदान उल्लेखनीय; सीईओ गजानन पाटील</w:t>
-      </w:r>
-    </w:p>
-    <w:p>
-      <w:r>
-        <w:t xml:space="preserve">URL: </w:t>
-      </w:r>
-      <w:hyperlink r:id="rId77">
-        <w:r>
-          <w:rPr>
-            <w:color w:val="0000FF"/>
-          </w:rPr>
-          <w:t>https://puneprimenews.com/pune/ceo-gajanan-patil-the-contribution-of-gram-panchayat-officers-in-rural-development-is-remarkable-ceo-gajanan-patil/</w:t>
-        </w:r>
-      </w:hyperlink>
-    </w:p>
-    <w:p>
-      <w:r>
-        <w:t>Content: Photo- Pune Prime News पुणे, ता. 21: शासनाच्या योजना ग्रामपंचायतीच्या माध्यमातून पायाभूत सुविधा आणि कल्याणकारी योजना गाव खेड्यात पोहचल्या आहेत. यामध्ये गावातील रस्ते, गटारी, पथदिवे, पिण्याच्या पाण्याची सोय, आरोग्य आणि शिक्षणाच्या सुविधांचा विकास होऊ लागला आहे. सर्व नोंदी आणि दस्तऐवज सुस्थितीत ठेवून विविध शासकीय योजनांची अंमलबजावणी ग्रामपंचायत अधिकाऱ्यांनी प्रभावीपणे राबवली आहे. एकंदरीत जिल्ह्यातील ग्रामपंचायत अधिकारी संवर्गाचे काम अत्यंत उत्कृष्ट चालले आहे. असे प्रतिपादन पुणे जिल्हा परिषदेचे मुख्य कार्यकारी अधिकारी गजानन पाटील (CEO Gajanan Patil) यांनी केले आहे. पुणे जिल्हा ग्रामपंचायत अधिकारी सहकारी पतसंस्थेच्या 47 व्या सर्वसाधारण नुकतीच पुण्यात पार पडली. यासभेत बोलताना वरील प्रतिपादन मुख्य कार्यकारी अधिकारी गजानन पाटील यांनी केले. यावेळी अतिरिक्त मुख्य कार्यकारी अधिकारी चंद्रकांत वाघमारे, उपमुख्य कार्यकारी अधिकारी (सा. प्र.) श्रीकांत खरात, उपमुख्य कार्यकारी अधिकारी (पंचायत) भूषण जोशी, संस्थेचे अध्यक्ष विठ्ठल साकोरे, सचिव विलास बडदे, उपाध्यक्षा प्रज्ञा चव्हाण, राज्य संघटक महाराष्ट्र राज्य जिल्हा परिषद कर्मचारी महासंघ श्रीकांत वाव्हळ, अलका रहाणे, पुणे जिल्हा ग्रामपंचायत अधिकारी युनियनचे अध्यक्ष अमोल घोळवे, सरचिटणीस अनिल बगाटे, संदीप ठवाळ, संतोष भोसले, सोमनाथ नवले, अनिल कुंभार, पुंडलिक मस्के आदी मान्यवर उपस्थित होते. पुढे बोलताना गजानन पाटील म्हणाले, पुणे जिल्हा ग्रामसेवक पतसंस्थेचे कामकाज अत्यंत पारदर्शक व काटकसरीने चालू असून पतसंस्थेचे रूपांतर लवकरच बँकेत करावे. त्यासाठी सर्व आवश्यक ती मदत करणार आहे. जिल्ह्यातील सर्व ग्रामपंचायत अधिकाऱ्यांना जिल्हा परिषद सेस फंडातून बिनव्याजी रक्कम देऊन पंधरा दिवसाच्या आत मध्ये सर्वांना लॅपटॉप देण्यात येणार आहेत. मुख्यमंत्री समृद्ध पंचायत राज अभियान या योजनेमध्ये जिल्ह्यातील सर्व गावांनी सहभागी होऊन राज्यांमध्ये एक ग्रामपंचायत एक पंचायत समिती व जिल्हा परिषद प्रथम क्रमांक आणण्यासाठी सर्वांनी काम करावे. दरम्यान, सभेच्या पहिल्या सत्रात विषय पत्रिकेवरील सर्व विषयांवर मुद्देसूद चर्चा होऊन अनेक निर्णय घेण्यात आले. यात आम सभासदांनी मोठ्या प्रमाणात सहभाग घेऊन पतसंस्थेच्या कामकाजाविषयी समाधान व्यक्त करीत काही अंशी सर्वानुमते सकारात्मक सूचना केल्या. तर दुसऱ्या सत्रात पुष्पराज झोळ यांनी गुणवंत विद्यार्थ्यांच्या वतीने स्पर्धेच्या युगात टिकण्यासाठी आवश्यक मनोबल व संयम संहिता याविषयी समर्पक मनोगत व्यक्त केले. तदनंतर आदर्श ग्रामपंचायत अधिकारी नेहरकर व संचालक मदन ( मामा ) शेलार यांनी आदर्श कामकाज करण्यासाठी गावातील लोकांचा लोकसहभाग आणि वरिष्ठ अधिकाऱ्यांची साथ घेऊन गावाचा सर्वांगीण विकास कसा करावा याचे मार्गदर्शन केले. जिल्हा परिषद शाळेसाठी सायकल बँक इयत्ता चौथी ते आठवीच्या विद्यार्थ्यांना सायकल वाटप अभियान राबवले आहे. त्यामध्ये ग्रामपंचायत अधिकारी युनियन मार्फत 200 सायकल मोफत देण्यात आल्या आहेत. मुख्य कार्यकारी अधिकारी गजानन पाटील हे कॉपी विथ सीईओ हा उपक्रम निवडक ग्रामपंचायत अधिकारी यांच्या सोबत राबवून लवकरच मुक्त संवाद साधणार आहेत. तर हा कार्यक्रम यशस्वी पार पाडण्यासाठी पतसंस्थेच्या शितल जगताप व ऋत्विक मांढरे यांनी बहुमूल्य योगदान दिले. पत्रकारिता क्षेत्रात गत ५ वर्षांपासून कार्यरत. संशोधनात्मक लेखनात विशेष प्राविण्य. राजकारण, उद्योग जगत, आर्थिक घडामोडी, स्टार्टअप, आंतरराष्ट्रीय घडामोडींचे विश्‍लेषण तज्ञ. दैनिक पुण्यनगरी , दैनिक राष्ट्रसह्याद्री मधील कामासह गेल्या दीड वर्षांपासून पुणे प्राईम न्यूज मध्ये बातमीदार म्हणून कार्यरत आहे. © 2022 ContentOcean Infotech Pvt Ltd. Login to your account below Remember Me Please enter your username or email address to reset your password. © 2022 ContentOcean Infotech Pvt Ltd.</w:t>
-      </w:r>
-    </w:p>
-    <w:p>
-      <w:pPr>
-        <w:pStyle w:val="Heading3"/>
-      </w:pPr>
-      <w:r>
-        <w:t>Article 70</w:t>
-      </w:r>
-    </w:p>
-    <w:p>
-      <w:r>
-        <w:t>Title: PM Modi lays foundation stone for SJVN’s 200 MW Khavda Solar Project in Gujarat</w:t>
-      </w:r>
-    </w:p>
-    <w:p>
-      <w:r>
-        <w:t xml:space="preserve">URL: </w:t>
-      </w:r>
-      <w:hyperlink r:id="rId78">
-        <w:r>
-          <w:rPr>
-            <w:color w:val="0000FF"/>
-          </w:rPr>
-          <w:t>https://www.businessupturn.com/business/corporates/pm-modi-lays-foundation-stone-for-sjvns-200-mw-khavda-solar-project-in-gujarat/</w:t>
-        </w:r>
-      </w:hyperlink>
-    </w:p>
-    <w:p>
-      <w:r>
-        <w:t>Content: Prime Minister Narendra Modi virtually laid the foundation stone for SJVN Limited’s 200 MW Solar Power Project at Khavda Solar Park, Gujarat, on September 20, 2025. The project falls under GUVNL Phase–XVII. The event was attended by Gujarat Chief Minister Bhupendrabhai Patel, Union Minister of Ports, Shipping and Waterways Sarbananda Sonowal, Union Minister of Labour and Employment and Youth Affairs and Sports Mansukh Mandaviya, Union Minister of Jal Shakti Chandrakant Raghunath Patil, Union MoS for Ports, Shipping and Waterways Shantanu Thakur, and Union MoS for Consumer Affairs, Food and Public Distribution Nimuben Jayantibhai Bambhaniya, along with other dignitaries. SJVN CMD Bhupender Gupta, Director (Personnel) Ajay Kumar Sharma, Director (Finance – Addl. Charge) Sipan Kumar Garg, and SGEL CEO Ajay Singh joined virtually. The Khavda Solar Power Project is being developed within Khavda Solar Park in Kachchh district, set up by Gujarat State Electricity Corporation Limited (GSECL). The power generated will be supplied to Gujarat Urja Vikas Nigam Limited (GUVNL) for 25 years at a tariff of ₹2.88 per unit. The project will require an estimated investment of ₹866.8 crore. It is expected to generate 504.92 million units of electricity in the first year and a cumulative 11,620 million units over 25 years. During this period, it is projected to reduce carbon emissions by 5,69,250 tonnes. The commissioning deadline has been set for December 31, 2026. The installation will contribute to renewable energy generation targets, employment opportunities in the region, and effective utilization of Kachchh’s arid land for power generation. Get real-time market updates on the go Exclusive insights and ad-free experience Get the latest business news delivered to your inbox © 2025 Business Upturn. All rights reserved. The information provided on this website is for general informational purposes only. Business Upturn does not provide investment, financial, or legal advice. Readers are advised to conduct their own research before making any financial decisions.</w:t>
-      </w:r>
-    </w:p>
-    <w:p>
-      <w:pPr>
-        <w:pStyle w:val="Heading3"/>
-      </w:pPr>
-      <w:r>
-        <w:t>Article 71</w:t>
-      </w:r>
-    </w:p>
-    <w:p>
-      <w:r>
-        <w:t>Title: Power play over water</w:t>
-      </w:r>
-    </w:p>
-    <w:p>
-      <w:r>
-        <w:t xml:space="preserve">URL: </w:t>
-      </w:r>
-      <w:hyperlink r:id="rId79">
-        <w:r>
-          <w:rPr>
-            <w:color w:val="0000FF"/>
-          </w:rPr>
-          <w:t>https://punemirror.com/city/power-play-over-water/</w:t>
-        </w:r>
-      </w:hyperlink>
-    </w:p>
-    <w:p>
-      <w:r>
-        <w:t>Content: Share PMC stunned as state dept threatens to slash Pune’s water supply With the Pune Municipal Corporation (PMC) struggling to supply adequate water from its sanctioned quota, a cold war has erupted between the civic body and the State’s Water Resources Department over water, leaving residents at the receiving end.Escalating the crisis further, the department has moved to cut the PMC’s existing water allocation by 10 percent and assert control over key water centres, sparking outrage among citizens who are asking burning questions: Who is really behind the pressure tactics? And who stands to gain from choking the city’s water supply? ‘Fix leakages first’Pune’s water demand has soared due to the merger of surrounding villages and a sharp surge in population. Yet, rather than addressing the water woes, the state department has coldly asked the civic body to first stop leakages and fully utilise treated water before even considering an increase in the city’s water quota, ignoring the urgency of a growing city thirsting for solutions. 3 ministers from the city, none step inPune has three powerful ministers, including Deputy Chief Minister and Guardian Minister Ajit Pawar, Cabinet Minister Chandrakant Patil, and Minister of State Madhuri Misal. Yet, none of them have taken a firm stand on the city’s worsening water woes.While political leaders were quick to hold flashy meetings with municipal officials, not a single one has openly supported Pune’s repeated requests for increased quota. The result? The PMC is left high and dry, while water politics brews behind closed doors. Deepening crisisAs the city’s population skyrockets and newly merged villages lack basic water infrastructure, PMC has been forced to deploy water tankers, leading to alarming reports of water theft. And yet, the state continues to refuse additional water unless PMC meets a barrage of conditions.It has also served PMC a notice demanding Rs 714 crore in dues, including Rs 174 crore for the current year. An immediate payment of Rs 200 crore has been sought. The move has reignited debate over whether water is being used as a political tool in Pune.Tensions between PMC and the Water Resources department are expected to escalate. The department has accused the corporation of drawing more water than its sanctioned quota from the Khadakwasla dam and proposed a 10 per cent cut to enforce conservation. PMC has rejected the proposal, averting an immediate crisis, but officials warn that the issue could flare up again. How much water does PMC use?The PMC is consuming more than 21 TMC of water annually, far exceeding its sanctioned quota. According to official figures, PMC is allotted 11.6 TMC from the Khadakwasla project, 0.34 TMC from the Pavana river basin, 2.67 TMC from the Bhama Askhed project, and 1.75 TMC for newly merged villages, totalling 16.36 TMC. For a projected population of 76.16 lakh by 2031, excluding the merged villages, the approved quota stands at 14.61 TMC. But actual usage has already crossed the 21 TMC mark.With demand rising sharply, the civic body is now exploring alternatives beyond dams. The civic body has proposed using water from local lakes for drinking purposes. The PMC water supply department has formally requested control of Jambhulwadi and Bhilarewadi lakes from the Water Resources Department, aiming to use them as supplementary sources for residential supply.Last month, Water Resources Minister Radhakrishna Vikhe Patil held a meeting at PMC headquarters, where the proposal was discussed. He reportedly expressed no objection to the plan, paving the way for official clearance. If approved, the move could resolve water issues for at least 30,000 residents living around each lake.Despite this, PMC officials allege that the state department is more focused on undermining the corporation than resolving the crisis. Treated water remains unusedThe Pune Municipal Corporation has spent over Rs 100 crore to treat wastewater for agricultural reuse, but the Water Resources Department has failed to lift even half the available supply. While the state government insists PMC must recycle 30 to 40 per cent of its water and bear the cost of reserving dam water for non-irrigation use, data obtained under the Right to Information Act shows the department has used just 35 per cent of the treated water over nine years.Between 2016 and December 2024, only 22.5 TMC of recycled water was used for farming, far below capacity. Since January 2025, the department has not lifted even 10 percent of the available supply. Activists say this is a major failure on the part of the state department, especially when the state’s own minister, Radhakrishna Vikhe Patil, has made additional water contingent on PMC’s recycling performance.With civic elections approaching, the timing of the proposed water cuts has raised eyebrows. The political silence surrounding the issue has only fuelled speculation that water is being weaponised for electoral gain. An attempt to undermine Dada’s power?In political circles, whispers have turned into roars—is the Water Resources Department plotting to undermine Deputy CM Ajit Pawar’s clout in Pune? Known as the city’s political strongman or ‘Dada’, Pawar has often claimed he calls the shots. But the state department’s ‘bold’ actions suggest a challenge to his authority.Water Resources Minister Radhakrishna Vikhe Patil has clearly stated: “No extra water unless leakage is fixed and wastewater is reused.” Since then, the department has intensified pressure on PMC, leading many to suspect a deliberate campaign to strip Ajit Pawar of his Pune dominance. Is this a political ploy disguised as water management?The timing and tone of the Water Resources Department’s actions have led many to ask whether a larger power play is unfolding behind the scenes. Political puppeteering?According to Vivek Velankar, President of Sajag Nagrik Manch, the situation reeks of deliberate sabotage. “Water Resources Department officials are acting at the behest of their political bosses. Without high-level blessings, they wouldn’t dare to push PMC around like this,” Velankar said. A calculated movePrashant Jagtap, city president of the Nationalist Congress Party (Sharad Pawar faction), has accused the ruling alliance of hatching a plan to win the civic polls.“The Mahayuti is orchestrating a devious plan to win the upcoming municipal elections. It is through the Chief Minister and the Water Resources Minister that officials of the Water Resources Department are being instructed to propose water cuts,” Jagtap said“Once this proposal is put forward, BJP ministers and political leaders in Pune will try to take credit by claiming they prevented the decision. Puneites have already seen through this ploy. Efforts are also being made to ensure that their alliance partners, Ajit Pawar and the Shinde faction, do not get any credit. This entire move is being carried out by the BJP to steal the spotlight,” the NCP (SP) leader claimed. Read more Latest Town Talk - Where voices unite, stories flourish, and community thrives through open dialogue and meaningful connections. Company Trending Tags © Pune Times Mirror</w:t>
-      </w:r>
-    </w:p>
-    <w:p>
-      <w:pPr>
-        <w:pStyle w:val="Heading3"/>
-      </w:pPr>
-      <w:r>
-        <w:t>Article 72</w:t>
-      </w:r>
-    </w:p>
-    <w:p>
-      <w:r>
-        <w:t>Title: “जरांगे पाटलांनी आधी इंग्रजी शिकून Reservation चं स्पेलिंग लिहून दाखवावं”, लक्ष्मण हाकेंची बोचरी टीका</w:t>
-      </w:r>
-    </w:p>
-    <w:p>
-      <w:r>
-        <w:t xml:space="preserve">URL: </w:t>
-      </w:r>
-      <w:hyperlink r:id="rId80">
-        <w:r>
-          <w:rPr>
-            <w:color w:val="0000FF"/>
-          </w:rPr>
-          <w:t>https://thodkyaat.com/laxman-hake-challenges-manoj-jarange-learn-english-spell-reservation-dont-go-to-delhi-go-to-america-or-africa/</w:t>
-        </w:r>
-      </w:hyperlink>
-    </w:p>
-    <w:p>
-      <w:r>
-        <w:t>Content: Laxman Hake vs Manoj Jarange | बीड जिल्ह्यातील केज आणि गेवराई येथे आयोजित महाएल्गार सभेत ओबीसी नेते लक्ष्मण हाके (Laxman Hake) यांनी मराठा आरक्षण आंदोलनाचे नेते मनोज जरांगे पाटील यांच्यावर जोरदार टीका केली. हाके यांनी थेट आव्हान देत म्हटलं – “जरांगे पाटील यांनी आधी इंग्रजी शिकून Reservation चं स्पेलिंग लिहून दाखवावं. दिल्लीला न जाता अमेरिका किंवा आफ्रिकन देशात जावं आणि तिथे आरक्षणाचं ज्ञान पाजळावं.” (Laxman Hake vs Manoj Jarange) लक्ष्मण हाके म्हणाले, “ज्या भूमीतून ओबीसींचं आरक्षण संपवलं, त्याच भूमीत आम्ही सभा घेत आहोत. दिल्लीला जाऊन अगरबत्ती कुठे लावणार? इथल्या कारखानदारांनी जरांगे यांना गुळाचा गणपती केला आहे. आम्हाला अंडरस्टिमेट करू नका. माझ्यासाठी अकराशे जणांची टीम तयार करा, मी प्रत्युत्तर द्यायला तयार आहे.” हाके यांनी पुढे सांगितले की, गेली दोन वर्षे त्यांनी संविधानाची भाषा बोलली, मात्र आता विद्रोहाची भाषा बोलत असल्याचे स्पष्ट केले. ते दसऱ्यानंतर मुंबईत मोठं आंदोलन करण्याच्या तयारीत आहेत. आठवडाभरापूर्वी लक्ष्मण हाके (Laxman Hake) यांनी जरांगे पाटलांसमोर एक वादग्रस्त प्रस्ताव मांडला होता. त्यांनी जाहीर सभेतून म्हटलं होतं की, “कुणबी प्रमाणपत्राद्वारे मराठा समाज ओबीसींमध्ये आला असल्याने पहिले 11 विवाह ओबीसी समाजातील तरुणांसोबत लावून देऊया.” या विधानावर मोठा वाद झाला होता. (Laxman Hake vs Manoj Jarange) मात्र आता हाके यांनी यू-टर्न घेत, “मी तसे काही बोललो नाही” असं सांगितलं आहे. तरीही हा विषय राजकीय आणि सामाजिक वर्तुळात चर्चेचा ठरला आहे. राजकीय भूकंप! लक्ष्मण हाके चळवळीतून बाहेर पडणार? ओबीसी आरक्षण अडचणीत लक्ष्मण हाकेंच्या नव्या मागणीने राज्यातलं वातावरण तापलं! जाणून घ्या नेमकी मागणी काय? मोठी बातमी! मराठ्यांचं वादळं दिल्लीत धडकणार, मनोज जरांगे पाटलांनी केली घोषणा Thodkyaat is your source for concise, accurate, and impactful news, delivered quickly &amp; efficiently. We are the leading destination for staying informed about the latest happenings in Maharashtra, India. Providing essence of each story without unnecessary length. Politics Sports Entertainment Health About Us Contact Us Disclaimer Privacy policy Maharashtra India Technology Crime News © Implant Media Pvt. Ltd. | All rights reserved Batmi Mahasatta Lokrajya</w:t>
-      </w:r>
-    </w:p>
-    <w:p>
-      <w:pPr>
-        <w:pStyle w:val="Heading3"/>
-      </w:pPr>
-      <w:r>
-        <w:t>Article 73</w:t>
-      </w:r>
-    </w:p>
-    <w:p>
-      <w:r>
-        <w:t>Title: Government Job: शिक्षण क्षेत्रात मोठे बदल होणार! महाराष्ट्र सरकार ५,५०० पदे भरणार, सहाय्यक प्राध्यापक भरतीबाबत मोठी अपडेट</w:t>
-      </w:r>
-    </w:p>
-    <w:p>
-      <w:r>
-        <w:t xml:space="preserve">URL: </w:t>
-      </w:r>
-      <w:hyperlink r:id="rId81">
         <w:r>
           <w:rPr>
             <w:color w:val="0000FF"/>
@@ -2270,61 +1991,30 @@
         <w:pStyle w:val="Heading3"/>
       </w:pPr>
       <w:r>
-        <w:t>Article 74</w:t>
+        <w:t>Article 65</w:t>
       </w:r>
     </w:p>
     <w:p>
       <w:r>
-        <w:t>Title: Teachers Recruitment: सुवर्णसंधी! राज्यात ६२०० प्राध्यापक आणि २९०० शिक्षकेतर कर्मचाऱ्यांसाठी भरती, अर्ज करण्याची मुदत काय?</w:t>
+        <w:t>Title: Nitin Gadkari: सरकारला दूर ठेवून लोकांच्या सहभागातूनच शाश्वत विकास साधता येतो – नितीन गडकरी</w:t>
       </w:r>
     </w:p>
     <w:p>
       <w:r>
         <w:t xml:space="preserve">URL: </w:t>
       </w:r>
-      <w:hyperlink r:id="rId82">
+      <w:hyperlink r:id="rId73">
         <w:r>
           <w:rPr>
             <w:color w:val="0000FF"/>
           </w:rPr>
-          <w:t>https://saamtv.esakal.com/naukri-jobs-news/teachers-recruitment-6200-professor-and-2900-non-teaching-staff-vacancies-apply-now-sh04</w:t>
+          <w:t>https://ratnagirikhabardar.com/news/79158/</w:t>
         </w:r>
       </w:hyperlink>
     </w:p>
     <w:p>
       <w:r>
-        <w:t>Content: राज्यातील विद्यापीठ आणि महाविद्यालयांमध्ये भरती प्राध्यापक आणि शिक्षकेतर कर्मचाऱ्यांसाठी भरती ६२०० पदांसाठी होणार भरती राज्य सरकारने मोठा निर्णय घेतला आहे. राज्यातील उच्च महाविद्यालयांमध्ये साडेपाच हजार पदांसाठी भरती जाहीर करण्यात आली आहे. तर विद्यापीठांमध्ये ७०० प्राध्यापकांसाठी भरतीसाठी मान्यता देण्यात आली आहे. याचसोबत शिक्षकेतर कर्मचाऱ्यांसाठीही भरती होणार आहे. (Teacher and Professor Recruitment) उच्च व तंत्रशिक्षण मंत्री चंद्रकांत पाटील यांनी याबाबत माहिती दिली आहे. अकृषिक विद्यापीठांमध्ये २९०० प्राध्यांपकापैकी २२०० प्राध्यापकांची भरती याआधीच झाली आहे. उर्वरीत ७०० प्राध्यापकांची भरती पुढच्या महिन्याभरात केली जाईल, असं चंद्रकांत पाटील यांनी सांगितले. पुणे आणि इतर अनेक विद्यापीठांमधील प्राध्यापक भरतीची प्रक्रिया सुरु आहे. ही प्रक्रिया अंतिम टप्प्यात आहे. १५ दिवसांत मुलाखती घेऊन त्यांची भरतीदेखील पूर्ण होईल, असंही त्यांनी सांगितले. यामध्ये पुण्यश्लोक अहिल्यादेवी होळकर सोलापूर विद्यापीठ व १०९ उच्च महाविद्यालयांमध्ये प्राध्यापकांची रिक्त पदे भरली जाणार आहेत.प्राध्यापकांची भरती कशी करायची, यातील मतप्रवाहामुळे २ वर्षे भरती प्रक्रिया लांबली. त्यानंतर आता वित्त विभागाची परवानगी मिळाली आहे. त्यानंतर विद्यापीठासह महाविद्यालयांमध्ये प्राध्यापक आणि शिक्षकेतर कर्मचाऱ्यांच्या भरतीचा मार्ग मोकळा झाला आहे. महिन्याभरात ही भरती केली जाणार आहे. विद्यापीठ आणि महाविद्यालयांमधील या भरतीबाबत लवकरच अपडेट समोर येईल. विद्यापीठ आणि उच्च महाविद्यालये याबाबत अधिसूचना जाहीर करतील. त्यानंतरच भरती प्रक्रिया पूर्णपणे सुरु केली जाईल. ही भरती कशी होणार याबाबतही माहिती देण्यात येईल. प्राध्यापक आणि शिक्षकेतर कर्मचाऱ्यांसाठी भरती जाहीर करण्यात येणार आहे. सकाळ+चे सदस्य व्हा शॉपिंगसाठी 'सकाळ प्राईम डील्स'च्या भन्नाट ऑफर्स पाहण्यासाठी क्लिक करा. Read Marathi news and watch Live TV. Breaking news from Maharashtra, India, Pune, Mumbai, Politics, Entertainment, Sports, Lifestyle at SaamTV. Get Live Marathi news on Mobile. Download the Saam Tv app for Android and IOS. Follow Us Copyright © 2025 Sakal Media Group – All Rights Reserved Powered by Quintype</w:t>
-      </w:r>
-    </w:p>
-    <w:p>
-      <w:pPr>
-        <w:pStyle w:val="Heading3"/>
-      </w:pPr>
-      <w:r>
-        <w:t>Article 75</w:t>
-      </w:r>
-    </w:p>
-    <w:p>
-      <w:r>
-        <w:t>Title: Maharashtra starts direct transfer of grants to over 10,000 public libraries</w:t>
-      </w:r>
-    </w:p>
-    <w:p>
-      <w:r>
-        <w:t xml:space="preserve">URL: </w:t>
-      </w:r>
-      <w:hyperlink r:id="rId83">
-        <w:r>
-          <w:rPr>
-            <w:color w:val="0000FF"/>
-          </w:rPr>
-          <w:t>https://www.newsdrum.in/national/maharashtra-starts-direct-transfer-of-grants-to-over-10000-public-libraries-10480148</w:t>
-        </w:r>
-      </w:hyperlink>
-    </w:p>
-    <w:p>
-      <w:r>
-        <w:t>Content: Follow Us Mumbai, Sep 19 (PTI) The Maharashtra government has started depositing the first installment of grants for more than 10,000 recognised public libraries directly into their bank accounts, Higher and Technical Education Minister Chandrakant Patil said on Friday. Public libraries are not just repositories of books but they nurture reading culture in society, he said. Until now, grants were released in two installments every year through district library officers, but it often led to delays. To deal with this issue, his department and the Directorate of Libraries have developed a computerised Library Grant Management System for transparent disbursal, the minister said in a statement. As per a government resolution dated September 12, 2025, the first installment was sanctioned, and grants of Rs 80.53 crore were being credited directly into the accounts of 10,546 public libraries, he said. PTI MR KRK Subscribe to our Newsletter! Share this article If you liked this article share it with your friends.they will thank you later</w:t>
+        <w:t>Content: पुणे: सामाजिक कार्य हे केवळ सरकारी मदतीवर अवलंबून न ठेवता लोकशक्तीच्या जोरावर करणे गरजेचे आहे. सरकारला दूर ठेवून लोकांच्या सहभागातूनच शाश्वत विकास साधता येतो, असे प्रतिपादन केंद्रीय मंत्री नितीन गडकरी यांनी केले. नाम फाउंडेशनचा रविवारी (दि. १४) दशकपूर्ती समारंभ स्वारगेट येथील गणेश कला मंच येथे पार पडला. त्यावेळी ते बोलत होते. शेतकरी आत्महत्या, दुष्काळग्रस्त भागातील पुनरुत्थान, पर्यावरण संवर्धन, पाणी अडवा पाणी जिरवा यांसारख्या विविध उपक्रमांतून फाउंडेशनने गेल्या दहा वर्षांत ग्रामीण भागात केलेले कार्य कौतुकास्पद आहे, असेही ते म्हणाले. यावेळी उच्च व तंत्रशिक्षण मंत्री चंद्रकांत पाटील, पद्मभूषण डॉ. विजय भटकर, मराठी भाषा मंत्री उदय सामंत, आमदार भीमराव तापकीर, ‘नाम’चे संस्थापक-अध्यक्ष अभिनेता नाना पाटेकर, संस्थापक-सचिव मकरंद अनासपुरे उपस्थित होते. गडकरी म्हणाले, चांगल्या सामाजिक कार्यासाठी राजकीय प्रचाराची गरज नसते. त्यासाठी इच्छाशक्ती महत्त्वाची असते. ‘नाम’ने केलेले कार्य महत्त्वाचे असून ‘देणारे हात होण्यापेक्षा मदत करणारे हात होता आलं पाहिजे. जेवढ्या जास्त प्रमाणात आपण कौशल्य निर्माण करू तेवढे आपण प्रगतीच्या दिशेने वाटचाल करत राहू. त्यासाठी समाजासाठी संवेदनशील काम करणे गरजेचे आहे. उच्च व तंत्रशिक्षण मंत्री चंद्रकांत पाटील म्हणाले, महिला वर्गासाठी ५ तासांचे काम वर्क मॉड्युल राबवणे गरजेचे आहे. यातून अधिकाधिक महिलांसाठी रोजगार उपलब्ध होऊ शकतो. सप्टेंबर २०१५ साली ‘नाम फाउंडेशन’ची स्थापना झाली आणि त्याची दशकपूर्ती होत आहे. या वाटचालीत आजवर असंख्य हातांनी माणुसकीच्या या यज्ञात मोठे योगदान दिले. मानवतेचा हा यज्ञ यापुढेही असाच अखंडपणे चालत राहील, यासाठी ‘नाम फाउंडेशन’ कटिबद्ध असल्याचे ‘नाम’चे संस्थापक-अध्यक्ष नाना पाटेकर आणि संस्थापक-सचिव मकरंद अनासपुरे यांनी सांगितले. दैनिक रत्नागिरी खबरदारISO 9001:2015 CERTIFIED(RNI NO. MAHMAR/2013/57411)शासनमान्य रजिस्टर न्यूजपेपर15:38 15-09-2025</w:t>
       </w:r>
     </w:p>
     <w:sectPr>

--- a/Output/Chandrakant Patil/extracted_links_Chandrakant Patil_News_Content.docx
+++ b/Output/Chandrakant Patil/extracted_links_Chandrakant Patil_News_Content.docx
@@ -92,7 +92,7 @@
     </w:p>
     <w:p>
       <w:r>
-        <w:t>Content: My Account Follow us on: Powered By See the top gainers, losers, invest and get updated what's happening in the crypto market Invest Now Powered By This functionality will provide users with ease of access navigation and enable create a new revenue line by generating leads of potential customers for brokers in a more integrated manner. Invest Now The Maharashtra government has announced a massive faculty recruitment drive. The state's Higher and Technical Education Minister, Chandrakant Patil, declared on Saturday that the process to recruit 5,500 assistant professors for senior colleges across Maharashtra will be completed before March 2026. The announcement, made during the 28th convocation of Swami Ramanand Teerth Marathwada University in Nanded, signals a major push to address faculty shortages and enhance the quality of education in state-run institutions. Minister Patil provided a detailed breakdown of the government's plan, offering hope to thousands of aspiring academics awaiting job opportunities. He confirmed that the initiative will see 5,500 vacancies for assistant professors filled in senior colleges. Additionally, the government has also approved 2,900 non-teaching posts to support the academic ecosystem. Patil confirmed that the necessary financial and administrative clearances are in place, stating that both the Finance and Planning departments have given their consent, indicating that the proposal has moved beyond the planning stage. The minister set a firm deadline, assuring that all appointments will be finalized before the end of the 2025-26 financial year. A formal Government Resolution (GR) is expected to be issued shortly to outline the detailed procedure, eligibility criteria, and application process. Minister Patil also addressed previous delays in recruitment for university positions, a concern for many in the academic community. He revealed that a sanction to recruit 700 assistant professors specifically for universities had been stalled. The delay was attributed to a suggestion for a different method of recruitment put forward by the then Governor of Maharashtra, C. P. Radhakrishnan. As the Chancellor of state universities, the Governor's approval is crucial for such processes. With Radhakrishnan’s appointment as the Vice President of India, the state government now plans to re-initiate the discussion with the new Governor, Acharya Devvrat, to expedite the university recruitments. The recruitment drive is not an isolated event but part of a larger strategy to elevate the stature of Maharashtra's higher education on the global stage. Minister Patil emphasized the need to strengthen universities to attract international students. He cited a successful pilot initiative this year where a single agency was appointed to handle international enrollments. The effort brought 4,000 students from 65 countries to Maharashtra, though he noted a concentration in major hubs like Pune and Mumbai. The new faculty appointments are expected to improve educational quality and research output, making institutions across the state more attractive to a global audience. Addressing the convocation gathering, Minister Patil lauded the potential of the youth to transform society. He connected the dots between education, government initiatives, and ethical entrepreneurship. "The Maharashtra government has opened doors of opportunities through initiatives like Startup India, Make in India, and Digital India," Patil said. "You have the power to experiment, to innovate, and to carve out new paths. But remember, entrepreneurship and career should always be rooted in values and social responsibility." Candidates are advised to monitor the official websites of the Maharashtra Higher and Technical Education Department and the Maharashtra Public Service Commission (MPSC) or respective university boards for the official GR and subsequent advertisements. (With inputs from PTI) Discover the latest Business News, Sensex, and Nifty updates. Obtain Personal Finance insights, tax queries, and expert opinions on Moneycontrol or download the Moneycontrol App to stay updated! Find the best of Al News in one place, specially curated for you every weekend. Stay on top of the latest tech trends and biggest startup news. Sensex Today LG Electronics IPO Allotment Status Canara HSBC Life IPO Tata Motors Demerger Maria Corina Machado Moon Time Today Live Silver ETF Tata Trusts Meet Israel Gaza Ceasefire Jan Suraaj candidate list Business Markets Stocks India News City News Economy Mutual Funds Personal Finance IPO News Startups Home Currencies Commodities Pre-Market IPO Global Market Bonds Home Loans up to 50 Lakhs Credit Cards Lifetime Free Finance TrackerNew Fixed Deposits Fixed Deposit Comparison Fixed Income Home MC 30 Top Ranked Funds ETFs Mutual Fund Screener Income Tax Calculator EMI Calculator Retirement Planning Gratuity Calculator Petrol Price in India Diesel Price in India IFSC Code Stock Markets News18 Firstpost CNBC TV18 News18 Hindi Cricketnext Overdrive About Us Contact Us Advisory Alert Advertise with Us SupportDisclaimer Privacy Policy Cookie Policy Terms &amp; Conditions Financial Terms (Glossary) Sitemap Investors Copyright © Network18 Media &amp; Investments Limited. All rights reserved. Reproduction of news articles, photos, videos or any other content in whole or in part in any form or medium without express written permission of moneycontrol.com is prohibited. You are already a Moneycontrol Pro user.</w:t>
+        <w:t>Content: My Account Follow us on: Powered By See the top gainers, losers, invest and get updated what's happening in the crypto market Invest Now Powered By This functionality will provide users with ease of access navigation and enable create a new revenue line by generating leads of potential customers for brokers in a more integrated manner. Invest Now The Maharashtra government has announced a massive faculty recruitment drive. The state's Higher and Technical Education Minister, Chandrakant Patil, declared on Saturday that the process to recruit 5,500 assistant professors for senior colleges across Maharashtra will be completed before March 2026. The announcement, made during the 28th convocation of Swami Ramanand Teerth Marathwada University in Nanded, signals a major push to address faculty shortages and enhance the quality of education in state-run institutions. Minister Patil provided a detailed breakdown of the government's plan, offering hope to thousands of aspiring academics awaiting job opportunities. He confirmed that the initiative will see 5,500 vacancies for assistant professors filled in senior colleges. Additionally, the government has also approved 2,900 non-teaching posts to support the academic ecosystem. Patil confirmed that the necessary financial and administrative clearances are in place, stating that both the Finance and Planning departments have given their consent, indicating that the proposal has moved beyond the planning stage. The minister set a firm deadline, assuring that all appointments will be finalized before the end of the 2025-26 financial year. A formal Government Resolution (GR) is expected to be issued shortly to outline the detailed procedure, eligibility criteria, and application process. Minister Patil also addressed previous delays in recruitment for university positions, a concern for many in the academic community. He revealed that a sanction to recruit 700 assistant professors specifically for universities had been stalled. The delay was attributed to a suggestion for a different method of recruitment put forward by the then Governor of Maharashtra, C. P. Radhakrishnan. As the Chancellor of state universities, the Governor's approval is crucial for such processes. With Radhakrishnan’s appointment as the Vice President of India, the state government now plans to re-initiate the discussion with the new Governor, Acharya Devvrat, to expedite the university recruitments. The recruitment drive is not an isolated event but part of a larger strategy to elevate the stature of Maharashtra's higher education on the global stage. Minister Patil emphasized the need to strengthen universities to attract international students. He cited a successful pilot initiative this year where a single agency was appointed to handle international enrollments. The effort brought 4,000 students from 65 countries to Maharashtra, though he noted a concentration in major hubs like Pune and Mumbai. The new faculty appointments are expected to improve educational quality and research output, making institutions across the state more attractive to a global audience. Addressing the convocation gathering, Minister Patil lauded the potential of the youth to transform society. He connected the dots between education, government initiatives, and ethical entrepreneurship. "The Maharashtra government has opened doors of opportunities through initiatives like Startup India, Make in India, and Digital India," Patil said. "You have the power to experiment, to innovate, and to carve out new paths. But remember, entrepreneurship and career should always be rooted in values and social responsibility." Candidates are advised to monitor the official websites of the Maharashtra Higher and Technical Education Department and the Maharashtra Public Service Commission (MPSC) or respective university boards for the official GR and subsequent advertisements. (With inputs from PTI) Discover the latest Business News, Sensex, and Nifty updates. Obtain Personal Finance insights, tax queries, and expert opinions on Moneycontrol or download the Moneycontrol App to stay updated! Find the best of Al News in one place, specially curated for you every weekend. Stay on top of the latest tech trends and biggest startup news. Sensex Today RIL Q2 Results Live Diwali Stock Picks 2025 Gold Price Live Mary Millben Punjab DIG Khawaja Asif Happy Deepawali Wishes Happy Diwali Wishes Diwali 2025 Date Business Markets Stocks India News City News Economy Mutual Funds Personal Finance IPO News Startups Home Currencies Commodities Pre-Market IPO Global Market Bonds Home Loans up to 50 Lakhs Credit Cards Lifetime Free Finance TrackerNew Fixed Deposits Fixed Deposit Comparison Fixed Income Home MC 30 Top Ranked Funds ETFs Mutual Fund Screener Income Tax Calculator EMI Calculator Retirement Planning Gratuity Calculator Petrol Price in India Diesel Price in India IFSC Code Stock Markets News18 Firstpost CNBC TV18 News18 Hindi Cricketnext Overdrive About Us Contact Us Advisory Alert Advertise with Us SupportDisclaimer Privacy Policy Cookie Policy Terms &amp; Conditions Financial Terms (Glossary) Sitemap Investors Copyright © Network18 Media &amp; Investments Limited. All rights reserved. Reproduction of news articles, photos, videos or any other content in whole or in part in any form or medium without express written permission of moneycontrol.com is prohibited. You are already a Moneycontrol Pro user.</w:t>
       </w:r>
     </w:p>
     <w:p>
@@ -105,6 +105,37 @@
     </w:p>
     <w:p>
       <w:r>
+        <w:t>Title: Maharashtra Government to Recruit 5,500 Assistant Professors for Colleges by March 2026</w:t>
+      </w:r>
+    </w:p>
+    <w:p>
+      <w:r>
+        <w:t xml:space="preserve">URL: </w:t>
+      </w:r>
+      <w:hyperlink r:id="rId12">
+        <w:r>
+          <w:rPr>
+            <w:color w:val="0000FF"/>
+          </w:rPr>
+          <w:t>https://www.oneindia.com/india/5500-assistant-professors-recruited-maharashtra-011-7866581.html</w:t>
+        </w:r>
+      </w:hyperlink>
+    </w:p>
+    <w:p>
+      <w:r>
+        <w:t>Content: Maharashtra's Higher and Technical Education Minister, Chandrakant Patil, announced the recruitment of 5,500 assistant professors for senior colleges by March 2026. This announcement was made during the 28th convocation ceremony at Swami Ramanand Teerth Marathwada University in Nanded. AI-generated summary, reviewed by editors Patil mentioned that both the Finance and Planning departments have approved the recruitment of 5,500 assistant professors and 2,900 non-teaching staff. A Government Resolution will soon be issued to facilitate this process. The aim is to fill these positions before March next year. Previously, approval was granted to hire 700 assistant professors in universities. However, the process was stalled due to a suggestion from the then Governor C P Radhakrishnan for a different approach. With Radhakrishnan now serving as Vice President, discussions will continue with the new Governor, Acharya Devvrat. The minister emphasised the importance of strengthening universities to attract international students. An agency helped enroll 4,000 students from 65 countries this year, with most choosing Pune and Mumbai as their preferred locations. Patil highlighted the potential of today's youth to bring about societal change. He stated, "The Maharashtra government has opened doors of opportunities through initiatives like Startup India, Make in India, and Digital India. You have the power to experiment, to innovate, and to carve out new paths. But remember, entrepreneurship and career should always be rooted in values and social responsibility." The minister's remarks underscore the government's commitment to enhancing educational infrastructure and creating opportunities for young people in Maharashtra. By focusing on both teaching staff recruitment and international student attraction, the state aims to improve its educational landscape significantly. With inputs from PTI</w:t>
+      </w:r>
+    </w:p>
+    <w:p>
+      <w:pPr>
+        <w:pStyle w:val="Heading3"/>
+      </w:pPr>
+      <w:r>
+        <w:t>Article 5</w:t>
+      </w:r>
+    </w:p>
+    <w:p>
+      <w:r>
         <w:t>Title: Maharashtra starts direct transfer of grants to over 10,000 public libraries</w:t>
       </w:r>
     </w:p>
@@ -112,7 +143,7 @@
       <w:r>
         <w:t xml:space="preserve">URL: </w:t>
       </w:r>
-      <w:hyperlink r:id="rId12">
+      <w:hyperlink r:id="rId13">
         <w:r>
           <w:rPr>
             <w:color w:val="0000FF"/>
@@ -131,7 +162,7 @@
         <w:pStyle w:val="Heading3"/>
       </w:pPr>
       <w:r>
-        <w:t>Article 5</w:t>
+        <w:t>Article 6</w:t>
       </w:r>
     </w:p>
     <w:p>
@@ -143,7 +174,7 @@
       <w:r>
         <w:t xml:space="preserve">URL: </w:t>
       </w:r>
-      <w:hyperlink r:id="rId13">
+      <w:hyperlink r:id="rId14">
         <w:r>
           <w:rPr>
             <w:color w:val="0000FF"/>
@@ -162,7 +193,7 @@
         <w:pStyle w:val="Heading3"/>
       </w:pPr>
       <w:r>
-        <w:t>Article 6</w:t>
+        <w:t>Article 7</w:t>
       </w:r>
     </w:p>
     <w:p>
@@ -174,7 +205,7 @@
       <w:r>
         <w:t xml:space="preserve">URL: </w:t>
       </w:r>
-      <w:hyperlink r:id="rId14">
+      <w:hyperlink r:id="rId15">
         <w:r>
           <w:rPr>
             <w:color w:val="0000FF"/>
@@ -193,7 +224,38 @@
         <w:pStyle w:val="Heading3"/>
       </w:pPr>
       <w:r>
-        <w:t>Article 7</w:t>
+        <w:t>Article 8</w:t>
+      </w:r>
+    </w:p>
+    <w:p>
+      <w:r>
+        <w:t>Title: 5,500 Assistant Professor &amp; 2,900 Non-Teaching Posts in Maharashtra Medical Colleges</w:t>
+      </w:r>
+    </w:p>
+    <w:p>
+      <w:r>
+        <w:t xml:space="preserve">URL: </w:t>
+      </w:r>
+      <w:hyperlink r:id="rId16">
+        <w:r>
+          <w:rPr>
+            <w:color w:val="0000FF"/>
+          </w:rPr>
+          <w:t>https://www.patrika.com/en/education-news/maharashtra-announces-massive-recruitment-5500-assistant-professor-2900-non-teaching-posts-19963995</w:t>
+        </w:r>
+      </w:hyperlink>
+    </w:p>
+    <w:p>
+      <w:r>
+        <w:t>Content: Latest News State news Weather Women's World Cup 2025 Bihar Election 2025 Kulish 100th Patrika Special National Entertainment Astro Health Sports Religion Politics International OTT Education Opinion Automobile Tech Gadgets Lifestyle Beauty Women Business Crime Jobs My News Shorts Epaper Bharat • Patrika Desk • Sep 21, 2025 Assistant Professors Vacancy 2025 (Image: Gemini) Youth aspiring for careers in the medical field have received great news from Maharashtra. The state government plans to recruit 5500 Assistant Professors and 2900 non-teaching positions, strengthening the teaching and administrative infrastructure of medical colleges. This move will not only increase employment opportunities for young people but also help raise the standard of higher education in the state. This recruitment drive will address the shortage of faculty and support staff in government medical colleges. The recruitment process will be completed before March 2026, benefiting both students and colleges. If you are a medical student and dream of a government job, this opportunity could prove significant. Maharashtra's Minister of Higher and Technical Education, Chandrakant Patil, announced the recruitment of medical faculty and non-teaching staff on Saturday. He stated that 5500 vacant Assistant Professor positions in higher education colleges will be filled before March 2026. Minister Patil, speaking at the 28th convocation ceremony of Swami Ramanand Teerth Marathwada University in Nanded, announced government approval for 2900 non-teaching staff positions. Both the finance and planning departments have given their consent. The minister also mentioned that previously, approval was given for the recruitment of 700 Assistant Professors in universities. Still, the recruitment could not be completed due to a different procedure suggested by the then-Governor, C. P. Radhakrishnan. This matter will now be raised with the new Governor, Acharya Devvrat. Minister Patil stated that strengthening universities can attract foreign students. This year, through an agency, 4,000 students from 65 countries enrolled, but most prioritised Pune and Mumbai. Share the news: Related Topics Education News Published on: 21 Sept 2025 05:26 pm Big News Education News Trending ONGC Recruitment 2025: Over 2700 Vacancies Announced, Opportunity for Jobs Without Exams ISRO Recruitment 2025: Vacancies for Multiple Technical Posts, Salary Exceeding ₹1.50 Lakh CMAT 2026: Registration Open for MBA Admissions, Know the Details BEL Recruitment 2025: Opportunity for Fresher Engineers at Bharat Electronics Limited, Salary up to ₹90,000 Delhi University’s 12 Colleges Receive ₹108 Crore Fund, Education Minister Calls it ‘Diwali Gift’ from CM DOWNLOAD ON Play Store DOWNLOAD ON App Store Trending Topics Women's World Cup 2025 PM Modi Bihar Elections 2025 Top Categories National Bollywood Health Rajasthan Madhya Pradesh Legal Grievance Policy This website follows the DNPA’s code of conduct Statutory provisions on reporting (sexual offenses) Privacy Policy About Us Code of Conduct RSS Copyright © 2025 Patrika Group. All Rights Reserved.</w:t>
+      </w:r>
+    </w:p>
+    <w:p>
+      <w:pPr>
+        <w:pStyle w:val="Heading3"/>
+      </w:pPr>
+      <w:r>
+        <w:t>Article 9</w:t>
       </w:r>
     </w:p>
     <w:p>
@@ -205,7 +267,7 @@
       <w:r>
         <w:t xml:space="preserve">URL: </w:t>
       </w:r>
-      <w:hyperlink r:id="rId15">
+      <w:hyperlink r:id="rId17">
         <w:r>
           <w:rPr>
             <w:color w:val="0000FF"/>
@@ -224,30 +286,30 @@
         <w:pStyle w:val="Heading3"/>
       </w:pPr>
       <w:r>
-        <w:t>Article 8</w:t>
+        <w:t>Article 10</w:t>
       </w:r>
     </w:p>
     <w:p>
       <w:r>
-        <w:t>Title: Maharashtra to Hire 5,500 Assistant Professors by March 2026</w:t>
+        <w:t>Title: चंद्रकांत पाटील आले; पुस्तके आणि ‘परिवारा’त रमले…!</w:t>
       </w:r>
     </w:p>
     <w:p>
       <w:r>
         <w:t xml:space="preserve">URL: </w:t>
       </w:r>
-      <w:hyperlink r:id="rId16">
+      <w:hyperlink r:id="rId18">
         <w:r>
           <w:rPr>
             <w:color w:val="0000FF"/>
           </w:rPr>
-          <w:t>https://saralnama.in/education/16002/maharashtra-to-hire-5-500-assistant-professors-by-march-2026/</w:t>
+          <w:t>https://www.loksatta.com/maharashtra/nanded-chandrakant-patil-book-reading-abhang-library-student-council-activists-meet-ssb-93-5386464/</w:t>
         </w:r>
       </w:hyperlink>
     </w:p>
     <w:p>
       <w:r>
-        <w:t>Content: Maharashtra will recruit 5,500 assistant professors for senior colleges before. Education Minister Chandrakant Patil announced this at a university event in Nanded. The government has also approved 2,900 non-teaching posts. A Government Resolution will be issued soon. Earlier, 700 university assistant professor posts were delayed due to the Governor's suggestion. The state aims to attract more foreign students, with 4,000 from 65 countries enrolled this year. Patil urged youth to use government initiatives like Startup India for innovation. To apply for these positions, candidates should check the official Maharashtra government website for updates. (Updated 21 Sep 2025, 13:26 IST; source: link) Contact Us Brand Recent Posts World News 16 Dead in Tennessee Explosion: Town Mourns Tragic Loss CH Chandni • 12th October 2025, 07:03:54 PM World News 13 Houses Destroyed in Massive Lima Fire CH Chandni • 12th October 2025, 06:48:29 PM World News Gaza City Clashes: 27 Dead in Hamas-Clan Fighting CH Chandni • 12th October 2025, 06:48:02 PM Cricket India’s World Cup 2025 Hopes: 3 Games Left to Qualify UT Utkarsh • 12th October 2025, 05:42:25 PM Cricket Healy’s Century Powers Australia’s Record Chase vs India UT Utkarsh • 12th October 2025, 05:16:21 PM World News Mali imposes $10,000 visa bond on US visitors in reciprocal move CH Chandni • 12th October 2025, 05:15:55 PM World News 4 Dead, 20 Injured in South Carolina Bar Shooting CH Chandni • 12th October 2025, 05:01:24 PM Cricket Kuldeep Yadav’s 5-Wicket Haul Stuns West Indies in Delhi Test UT Utkarsh • 12th October 2025, 04:47:30 PM Sarkari Result RBI Officer Grade B Prelims Admit Card 2025: Dates and Details AN Anurag • 12th October 2025, 04:22:33 PM Cricket India’s Bowling Challenge in 2nd Test vs West Indies UT Utkarsh • 12th October 2025, 03:40:58 PM Election NDA Finalizes Bihar Seat-Sharing: BJP, JD(U) Get 101 Each SH Shivani • 12th October 2025, 03:33:10 PM Health Bollywood Stars Debate Morning vs Night Productivity RI Riya • 12th October 2025, 03:17:33 PM Cricket [WATCH] PAK vs SA 2025: Ramiz Raja's shocking 'Drama Karega' comment on Babar Azam in Lahore Test goes viral UT Utkarsh • 12th October 2025, 02:57:20 PM Cricket Ex-SA Captain’s Commentary Blunder: Calls Shan Masood India’s Captain UT Utkarsh • 12th October 2025, 02:43:52 PM Cricket Watch: Brian Lara’s Funny Request to Yashasvi Jaiswal UT Utkarsh • 12th October 2025, 02:43:31 PM Cricket MS Dhoni’s Cricket Awards: A Glittering Career UT Utkarsh • 12th October 2025, 02:27:28 PM IMTS MIT Institute MIT University SIKKIM MIT SIKKIM MIT University SIKKIM Hindi News Site Navigation Neve | Powered by WordPress</w:t>
+        <w:t>Content: नांदेड : भाजपाचे एक नेते आणि राज्याचे ज्येष्ठ मंत्री या नात्याने नांदेडमध्ये आलेले चंद्रकांत पाटील यांनी शुक्रवारची सायंकाळ आधी पुस्तकांच्या आणि मग विद्यार्थी परिषदेेत काम केलेल्या कार्यकर्त्यांच्या सहवासात घालवली. यानिमित्ताने मागील काळातील अनेक संस्मरणीय क्षणांची आठवण ताजी झाली, अशी भावना त्यांनी या भेटीवर समाजमाध्यमांतून व्यक्त केली. ‘स्वाराती’ मराठवाडा विद्यापीठातील शनिवारचा दीक्षांत समारंभ आणि इतर काही कार्यक्रमांना उपस्थित राहण्यासाठी मंत्री पाटील एक दिवस आधीच शहरात आले. येथील अभंग पुस्तकालयात भरविण्यात आलेल्या विशेष ग्रंथ प्रदर्शनाला भेट द्यावी, असे पाटील यांना अमरनाथ राजूरकर, संजय कौडगे या पदाधिकार्‍यांनी आधीच सुचविले होते. त्यानुसार शहरात आल्यावर ते थेट ‘अभंग’मध्ये पोहोचले. प्रदर्शनातील पुस्तकांची त्यांनी पाहणी केलीच; तसेच काही पुस्तके खरेदी करून आपल्या ग्रंथसंग्रहाची माहितीही सर्वांना दिली. त्यानंतर मंत्री पाटील विश्रामगृहामध्ये दाखल झाले तेव्हा त्यांच्या स्वागतार्थ भाजपाचे आजी-माजी पदाधिकारी आणि प्रमुख कार्यकर्ते उपस्थित होते. पण खा.अशोक चव्हाण यांच्या माध्यमातून भाजपात आलेल्या चमूतील कोणीही तेथे हजर नव्हते. पदाधिकार्‍यांनी केलेले स्वागत आणि काहींसमवेतच्या चर्चा आटोपल्यानंतर पाटील यांनी विश्रामगृहातल्या सभागृहात निमंत्रित कार्यकर्त्यांशी मुक्त संवाद साधला. निमंत्रितांत प्रामुख्याने विद्यार्थी परिषदेत, संघामध्ये काम केलेल्यांचा समावेश होता. भाजपा पदाधिकारी किंवा अचानक घुसखोरी करणार्‍यांस वरील बैठकीत प्रवेश नव्हता. त्याचा अंदाज आल्यावर दोन्ही जिल्हाध्यक्ष आणि अन्य कार्यकर्ते विश्रामगृहातून बाहेर पडले. सुमारे ३०/३५ उपस्थितांशी पाटील यांनी तास-सव्वातास संवाद साधला. विद्यार्थी परिषदेने दिलेल्या मूल्यांचा आणि संघटन कौशल्याचा आजच्या कार्यात खूप उपयोग होत असल्याचे त्यांनी नमूद केले. सामान्य कुटुंबातून पढे आलेला आणि नंतर संघटनकुशल बनलेला कार्यकतार्र्, ही चंद्रकांत पाटील यांची ओळख आहे. मागील काही वर्षांपासून कोल्हापूर-पुण्यात सुरू केलेल्या नव्या कामांची, वेगवेगळ्या उपक्रमांची माहिती त्यांनी उपस्थितांना दिली. शक्य तेथे रचनात्मक, मानवतावादी कामे करा, चांगल्या उपक्रमांशी जोडून घ्या, असा कानमंत्र पाटील यांनी दिला. नांदेडमध्ये कोणतेही विधायक-संस्थात्मक काम उभे राहणार असेल, तर त्यास मदत करण्याची ग्वाही त्यांनी दिली. वरील बैठकीस विभागीय संघटनमंत्री संजय कौडगे, सनतकुमार महाजन, सुधाकर भोयर, कृष्णा उमरीकर, डॉ.दि.भा.जोशी, डॉ.प्रशांत पेशकार, अ‍ॅड.केदार जाधव, अरुंधती पुरंदरे, कृष्णा जोशी, संजय पेकमवार, तेजोमई राऊत, नरेश दंडवते, माणिक भोसले, प्रवीण साले प्रभृती उपस्थित होते. अभंग पुस्तकालयाच्या भेटीमध्ये मंत्री चंद्रकांत पाटील यांनी अभिप्राय नोंदवहीत आपली पुस्तकांविषयीची भावना व्यक्त केली. त्यानंतर फेसबुक पोस्टमध्येही त्यांनी वरील भेटीचा उल्लेख केला. पंतप्रधान नरेन्द्र मोदी यांच्यावरील पुस्तकांची प्रदर्शनात पाहणी केली. अशा प्रदर्शनांमुळे वाचनसंस्कृतीचा प्रसार होऊन समाजात प्रबोधनाचा दीप अधिक तेजाने प्रज्ज्वलित होईल, असा विश्वास त्यांनी व्यक्त केला. मुंबईतील आपल्या निवासस्थानी आलेल्या अभ्यागतांना वाचनासाठी पुस्तके उपलब्ध असल्याचे त्यांनी नमूद केले. उपमुख्यमंत्री अजित पवार यांनी मुख्यमंत्रीपदाची इच्छा व्यक्त केली आहे, तर मुख्यमंत्री देवेंद्र फडणवीस यांनी भाजपाच प्रमुख पक्ष असल्याचं नमूद केलं आहे. २०२९ च्या विधानसभा निवडणुका सेना-राष्ट्रवादीसोबत लढणार असल्याचं त्यांनी स्पष्ट केलं. फडणवीसांनी युतीतील संबंधांवर भाष्य करताना, तिघांनाही राजकारणातील सीमांची जाणीव असल्याचं सांगितलं. तसेच, युतीमध्ये नव्या भिडूसाठी स्कोप नसल्याचंही त्यांनी स्पष्ट केलं.</w:t>
       </w:r>
     </w:p>
     <w:p>
@@ -255,30 +317,30 @@
         <w:pStyle w:val="Heading3"/>
       </w:pPr>
       <w:r>
-        <w:t>Article 9</w:t>
+        <w:t>Article 11</w:t>
       </w:r>
     </w:p>
     <w:p>
       <w:r>
-        <w:t>Title: PhD Students: पीएच.डी.च्या विद्यार्थ्यांचे आंदोलन मागे; मागण्यांबाबत पाठपुरावा करण्याचे मंत्री चंद्रकांत पाटील यांचे आश्वासन</w:t>
+        <w:t>Title: फडणवीसांमध्ये पंतप्रधान होण्याचे गुण, पण...; काँग्रेसच्या नेत्याच्या वक्तव्यावर चंद्रकांत पाटील नेमकं काय म्हणाले?</w:t>
       </w:r>
     </w:p>
     <w:p>
       <w:r>
         <w:t xml:space="preserve">URL: </w:t>
       </w:r>
-      <w:hyperlink r:id="rId17">
+      <w:hyperlink r:id="rId19">
         <w:r>
           <w:rPr>
             <w:color w:val="0000FF"/>
           </w:rPr>
-          <w:t>https://www.esakal.com/pune/phd-students-end-protest-after-assurance-from-minister-chandrakant-patil-vsb99</w:t>
+          <w:t>https://saamtv.esakal.com/maharashtra/chandrakant-patil-criticized-congress-leader-harshwardhan-sapkal-after-he-taunt-cm-devendra-fadnavis-vvg94</w:t>
         </w:r>
       </w:hyperlink>
     </w:p>
     <w:p>
       <w:r>
-        <w:t>Content: PhD Students sakal पुणे : गेल्या सात दिवसांपासून संशोधक शिष्यवृत्ती जाहिरातीच्या मागणीसाठी गोपाळकृष्ण गोखले चौकात सुरू असलेल्या संशोधक विद्यार्थ्यांच्या (पीएच.डी.) आंदोलनाला शेवटी यश आले आहे. राज्याचे उच्च व तंत्रशिक्षणमंत्री चंद्रकांत पाटील यांनी संशोधक विद्यार्थी समन्वय कृती समितीच्या मागण्यांचा मंत्रालय स्तरावर पाठपुरावा करू, असे आश्वासन दिल्यानंतर विद्यार्थ्यांनी आंदोलन मागे घेतले आहे. Follow Us Copyright © 2025 - Sakal Media Pvt Ltd - All rights reserved. Powered by Quintype</w:t>
+        <w:t>Content: काँग्रेसचे प्रदेशाध्यक्ष हर्षवर्धन सपकाळ यांच्या वक्तव्याचा समाचार मंत्री चंद्रकांत पाटील यांनी घेतला. खासदार प्रणिती शिंदे यांचा उल्लेख करत मंत्री चंद्रकांत पाटील यांनी काँग्रेस नेते हर्षवर्धन सपकाळ यांच्यावर टीका केली. देवेंद्र फडणवीसांकडे पंतप्रधान होण्याचे गुण आहेत. पण त्याबाबत आमचा पक्ष ठरवेल, अशा शब्दात मंत्री चंद्रकांत पाटील यांनी काँग्रेस नेते हर्षवर्धन सपकाळ यांना प्रत्युत्तर दिलं. पंतप्रधान नरेंद्र मोदी यांच्या ७५ व्या वाढदिवसानिमित्त बाणेर बालेवाडी येथील भाजपचे माजी नगरसेवक अमोल बालवडकर यांनी पॅनकार्ड रोड येथे मिशन निर्मल स्वच्छता अभियानचे आयोजन केले होते. त्या अभियानचे भाजपचे नेते मंत्री चंद्रकांत पाटील यांच्या हस्ते उदघाटन झाले. त्यानंतर माध्यमांशी संवाद साधताना मंत्री चंद्रकांत पाटील यांनी काँग्रेसवर टीका केली. मंत्री चंद्रकांत पाटील म्हणाले, 'देवेंद्र फडणवीस पंतप्रधान झाले तर अभिनंदनासाठी अपॉइंटमेंट घ्यावी लागेल, असं वक्तव्य हर्षवर्धन सपकाळ यांनी केलं होतं. हर्षवर्धन सपकाळ यांच्यावर टीका करताना मंत्री चंद्रकांत पाटील म्हणाले, 'देवेंद्र फडणवीसांमध्ये पंतप्रधान होण्याचे गट्स आणि गुण आहेत.त्यांच्याकडे रात्रंदिवस काम करण्याचं व्हिजन आहे. आमचा पक्ष ठरवेल. देवेंद्र फडणवीसांना पंतप्रधान व्हायचं का नाही, पण त्यांच्याकडे ते गुण आहेत'. 'हर्षवर्धन सपकाळ कालपर्यंत तुम्ही पडलेले आमदार होतात. राज्याचे अध्यक्ष झाल्यावर इतके बोलू नका. वेल कल्चरल, खानदानी माणसं ही काँग्रेसचं वैशिष्ट्य आहे. तुम्ही त्या परंपरेमधले आहेत. असं एकदम नका बोलू, त्याकडे देवेंद्र फडणवीस दाबून ठेवतात म्हणून बरे. आम्हाला पण बोलता येतं. देवेंद्र फडणवीसांबद्दल बोलला तर आम्हाला पण अंगावर जावे लागेल. खासदार प्रणिती शिंदे यांनीही नरेंद्र मोदी यांच्या वाढदिवसाच्या दिवशी काळा दिवस म्हटलं. कुठे चालली आपली संस्कृती, असेही मंत्री चंद्रकांत पाटील म्हणाले. 'गोपीचंद पडळकर यांच्या विधानाचं माझ्यासह मुख्यमंत्री देवेंद्र फडणवीस,चंद्रशेखर बावनकुळे, सदाभाऊ खोत यांच्यासह कोणत्याही नेत्यांनी समर्थन केलेल नाही. त्या विधानानंतर गोपीचंद पडळकर म्हणाले आहेत की, पंतप्रधान नरेंद्र मोदी,त्यांची आई, मुख्यमंत्री देवेंद्र फडणवीस यांची पत्नी आणि त्यांची मुलगी या सर्वावर तुम्ही बोलता. तुम्हाला हे चालत का? त्यावेळी तुम्ही रस्त्यावर का उतरला नाही, असे मंत्री चंद्रकांत पाटील पुढे म्हणाले. 'मी गोपीचंद पडळकर यांचं समर्थन करीत नाही. त्यांनी ती भाषा वापरु नये. महाराष्ट्राची ही संस्कृती नाही. गोपीचंद हा आमचा अज्ञानधारक कार्यकर्ता आहे. देवेंद्र फडणवीस यांनी केलेल्या सूचनांमुळे उद्यापासून गोपीचंद पडळकर यांच्या देहबोली आणि भाषेमध्ये फरक दिसेल. तसेच आता यापुढील काळात अशी कोणीच भाषा वापरु नये, असेही चंद्रकांत पाटील म्हणाले. सकाळ+चे सदस्य व्हा शॉपिंगसाठी 'सकाळ प्राईम डील्स'च्या भन्नाट ऑफर्स पाहण्यासाठी क्लिक करा. Read Marathi news and watch Live TV. Breaking news from Maharashtra, India, Pune, Mumbai, Politics, Entertainment, Sports, Lifestyle at SaamTV. Get Live Marathi news on Mobile. Download the Saam Tv app for Android and IOS. Follow Us Copyright © 2025 Sakal Media Group – All Rights Reserved Powered by Quintype</w:t>
       </w:r>
     </w:p>
     <w:p>
@@ -286,7 +348,7 @@
         <w:pStyle w:val="Heading3"/>
       </w:pPr>
       <w:r>
-        <w:t>Article 10</w:t>
+        <w:t>Article 12</w:t>
       </w:r>
     </w:p>
     <w:p>
@@ -298,7 +360,7 @@
       <w:r>
         <w:t xml:space="preserve">URL: </w:t>
       </w:r>
-      <w:hyperlink r:id="rId18">
+      <w:hyperlink r:id="rId20">
         <w:r>
           <w:rPr>
             <w:color w:val="0000FF"/>
@@ -317,7 +379,7 @@
         <w:pStyle w:val="Heading3"/>
       </w:pPr>
       <w:r>
-        <w:t>Article 11</w:t>
+        <w:t>Article 13</w:t>
       </w:r>
     </w:p>
     <w:p>
@@ -329,7 +391,7 @@
       <w:r>
         <w:t xml:space="preserve">URL: </w:t>
       </w:r>
-      <w:hyperlink r:id="rId19">
+      <w:hyperlink r:id="rId21">
         <w:r>
           <w:rPr>
             <w:color w:val="0000FF"/>
@@ -340,7 +402,7 @@
     </w:p>
     <w:p>
       <w:r>
-        <w:t>Content: हिंदी | English सोमवार १३ ऑक्टोबर २०२५ FOLLOW US : शहरं व्हिडीओ सखी आणखी By ऑनलाइन लोकमत | Updated: September 21, 2025 18:27 IST2025-09-21T18:26:51+5:302025-09-21T18:27:34+5:30 पुणे : भाजप आमदार गोपीचंद पडळकर यांनी वापरलेल्या भाषेचे समर्थन मुख्यमंत्री देवेंद्र फडणवीस यांच्यासह मी किंवा भाजपचा अन्य कोणताही नेता करणार नाही. मात्र, टाळी एका हाताने वाजत नाही हेदेखील खरे आहे. विरोधकांनी पंतप्रधान नरेंद्र मोदींवर आणि त्यांच्या आईंवर बोललेले चालते, त्यासोबतच देवेंद्र फडणवीस यांच्या पत्नीवर देखील ते बोलतात, तेव्हा विरोधकांनीदेखील तारतम्य बाळगणं आवश्यक आहे, असे राज्याचे उच्च व तंत्र शिक्षण मंत्री चंद्रकांत पाटील यांनी सांगितले. विरोधक आणि सत्ताधारी या दोघांकडूनही तारतम्य बाळगण्याची आवश्यकता असल्याचेही ते म्हणाले.भाजपचे आमदार पडळकर यांनी जतमध्ये बोलताना राष्ट्रवादी काँग्रेस शरदचंद्र पवार पक्षाचे नेते जयंत पाटील यांच्याबाबत आक्षेपार्ह वक्तव्य केले. याचे तीव्र पडसाद गेल्या दोन दिवसांपासून राज्यभर उमटत आहेत. याबाबत चंद्रकांत पाटील म्हणाले, राजकारणामध्ये शिवराळ भाषेचा ट्रेंड गेल्या चार-पाच वर्षांमध्ये पडला असल्याचे पाहायला मिळत आहे. शिवराळ भाषा वापरायला लोकांना काही वाटेना झाले आहे. शिवराळ भाषा वापरली म्हणजे आपल्या म्हणण्याला जोर येतो, असे काहीसे त्यांना वाटतेय का? असा प्रश्न पडत आहे. या गोष्टीतून पडळकर यांचे मला समर्थन करायचे नाही. मात्र, गोपीचंद पडळकर यांच्याबरोबर विरोधकांनीही आपल्या बोलण्यावरती कंट्रोल करणे आवश्यक आहे. पडळकर यांना अशी भाषा वापरू नये असे सांगण्यात आले आहे. गोपीचंद पडळकर हे आमचे आज्ञाधारक कार्यकर्ते असून, मुख्यमंत्री फडणवीस यांनी त्यांना सूचना दिल्यानंतर आता त्यांच्या ध्येयबोली आणि भाषेमध्ये फरक पडेल, असे देखील चंद्रकांत पाटील यांनी सांगितले. FOLLOW US : Copyright © 2025 Lokmat Media Pvt Ltd</w:t>
+        <w:t>Content: हिंदी | English सोमवार २० ऑक्टोबर २०२५ FOLLOW US : शहरं व्हिडीओ सखी आणखी By ऑनलाइन लोकमत | Updated: September 21, 2025 18:27 IST2025-09-21T18:26:51+5:302025-09-21T18:27:34+5:30 पुणे : भाजप आमदार गोपीचंद पडळकर यांनी वापरलेल्या भाषेचे समर्थन मुख्यमंत्री देवेंद्र फडणवीस यांच्यासह मी किंवा भाजपचा अन्य कोणताही नेता करणार नाही. मात्र, टाळी एका हाताने वाजत नाही हेदेखील खरे आहे. विरोधकांनी पंतप्रधान नरेंद्र मोदींवर आणि त्यांच्या आईंवर बोललेले चालते, त्यासोबतच देवेंद्र फडणवीस यांच्या पत्नीवर देखील ते बोलतात, तेव्हा विरोधकांनीदेखील तारतम्य बाळगणं आवश्यक आहे, असे राज्याचे उच्च व तंत्र शिक्षण मंत्री चंद्रकांत पाटील यांनी सांगितले. विरोधक आणि सत्ताधारी या दोघांकडूनही तारतम्य बाळगण्याची आवश्यकता असल्याचेही ते म्हणाले.भाजपचे आमदार पडळकर यांनी जतमध्ये बोलताना राष्ट्रवादी काँग्रेस शरदचंद्र पवार पक्षाचे नेते जयंत पाटील यांच्याबाबत आक्षेपार्ह वक्तव्य केले. याचे तीव्र पडसाद गेल्या दोन दिवसांपासून राज्यभर उमटत आहेत. याबाबत चंद्रकांत पाटील म्हणाले, राजकारणामध्ये शिवराळ भाषेचा ट्रेंड गेल्या चार-पाच वर्षांमध्ये पडला असल्याचे पाहायला मिळत आहे. शिवराळ भाषा वापरायला लोकांना काही वाटेना झाले आहे. शिवराळ भाषा वापरली म्हणजे आपल्या म्हणण्याला जोर येतो, असे काहीसे त्यांना वाटतेय का? असा प्रश्न पडत आहे. या गोष्टीतून पडळकर यांचे मला समर्थन करायचे नाही. मात्र, गोपीचंद पडळकर यांच्याबरोबर विरोधकांनीही आपल्या बोलण्यावरती कंट्रोल करणे आवश्यक आहे. पडळकर यांना अशी भाषा वापरू नये असे सांगण्यात आले आहे. गोपीचंद पडळकर हे आमचे आज्ञाधारक कार्यकर्ते असून, मुख्यमंत्री फडणवीस यांनी त्यांना सूचना दिल्यानंतर आता त्यांच्या ध्येयबोली आणि भाषेमध्ये फरक पडेल, असे देखील चंद्रकांत पाटील यांनी सांगितले. FOLLOW US : Copyright © 2025 Lokmat Media Pvt Ltd</w:t>
       </w:r>
     </w:p>
     <w:p>
@@ -348,7 +410,7 @@
         <w:pStyle w:val="Heading3"/>
       </w:pPr>
       <w:r>
-        <w:t>Article 12</w:t>
+        <w:t>Article 14</w:t>
       </w:r>
     </w:p>
     <w:p>
@@ -360,7 +422,7 @@
       <w:r>
         <w:t xml:space="preserve">URL: </w:t>
       </w:r>
-      <w:hyperlink r:id="rId20">
+      <w:hyperlink r:id="rId22">
         <w:r>
           <w:rPr>
             <w:color w:val="0000FF"/>
@@ -379,38 +441,7 @@
         <w:pStyle w:val="Heading3"/>
       </w:pPr>
       <w:r>
-        <w:t>Article 13</w:t>
-      </w:r>
-    </w:p>
-    <w:p>
-      <w:r>
-        <w:t>Title: देवेंद्र फडणवीसांमध्ये पंतप्रधानपदासाठी लागणारे आवश्यक गुण; चंद्रकांत पाटील यांचे विधान</w:t>
-      </w:r>
-    </w:p>
-    <w:p>
-      <w:r>
-        <w:t xml:space="preserve">URL: </w:t>
-      </w:r>
-      <w:hyperlink r:id="rId21">
-        <w:r>
-          <w:rPr>
-            <w:color w:val="0000FF"/>
-          </w:rPr>
-          <w:t>https://www.nagpurtoday.in/devendra-fadnavis-has-qualities-of-prime-minister-says-chandrakant-patil/09221309</w:t>
-        </w:r>
-      </w:hyperlink>
-    </w:p>
-    <w:p>
-      <w:r>
-        <w:t>Content: मुंबई : महाराष्ट्राचे मुख्यमंत्री देवेंद्र फडणवीस यांच्यात पंतप्रधानपदासाठी लागणारे गुण आणि क्षमता आहे, असे मत राज्याचे उच्च व तंत्रशिक्षण मंत्री चंद्रकांत पाटील यांनी व्यक्त केले. “फडणवीस पंतप्रधान होतील का आणि केव्हा होतील, हे काळच सांगेल; पण त्यांच्यात त्या पदासाठी आवश्यक गट्स, व्हिजन आणि कार्यक्षमता आहे,” असे ते म्हणाले. काँग्रेस प्रदेशाध्यक्ष हर्षवर्धन सपकाळ यांनी केलेल्या टीकेला उत्तर देताना पाटील यांनी हे वक्तव्य केले. सपकाळ यांनी फडणवीस दिवसरात्र पंतप्रधान होण्याची स्वप्ने पाहतात, असा टोला लगावला होता. फडणवीस यांच्या राजकीय प्रवासाकडे पाहिले तर २०१४ ते २०१९ दरम्यान ते महाराष्ट्राचे मुख्यमंत्री होते. त्यांच्या कार्यकाळात मुंबई मेट्रो, जलसंधारण प्रकल्प, शेतकरी कल्याण योजना असे अनेक महत्त्वाचे प्रकल्प राबवले गेले. २०२४ च्या निवडणुकीनंतर ते पुन्हा मुख्यमंत्री झाले असून, केंद्रातील भाजप नेतृत्वाशी त्यांचे घनिष्ठ संबंध आहेत. पंतप्रधान नरेंद्र मोदी यांचे विश्वासू सहकारी म्हणूनही फडणवीस यांची ओळख आहे. चंद्रकांत पाटील यांनी मात्र स्पष्ट केले की, “अंतिम निर्णय हा पक्षाचाच असेल.” दरम्यान, पाटील यांच्या वक्तव्यामुळे महाराष्ट्राच्या राजकीय वर्तुळात चर्चांना चांगलाच ऊत आला आहे. विरोधक याला फडणवीस यांच्या ‘महत्त्वाकांक्षा’शी जोडत आहेत, तर राजकीय जाणकारांच्या मते त्यांच्या कार्यशैलीमुळे ते भविष्यात राष्ट्रीय पातळीवर महत्त्वाची भूमिका बजावू शकतात.</w:t>
-      </w:r>
-    </w:p>
-    <w:p>
-      <w:pPr>
-        <w:pStyle w:val="Heading3"/>
-      </w:pPr>
-      <w:r>
-        <w:t>Article 14</w:t>
+        <w:t>Article 15</w:t>
       </w:r>
     </w:p>
     <w:p>
@@ -422,7 +453,7 @@
       <w:r>
         <w:t xml:space="preserve">URL: </w:t>
       </w:r>
-      <w:hyperlink r:id="rId22">
+      <w:hyperlink r:id="rId23">
         <w:r>
           <w:rPr>
             <w:color w:val="0000FF"/>
@@ -441,43 +472,12 @@
         <w:pStyle w:val="Heading3"/>
       </w:pPr>
       <w:r>
-        <w:t>Article 15</w:t>
-      </w:r>
-    </w:p>
-    <w:p>
-      <w:r>
-        <w:t>Title: फडणवीसांमध्ये पंतप्रधान होण्याचे गुण, पण...; काँग्रेसच्या नेत्याच्या वक्तव्यावर चंद्रकांत पाटील नेमकं काय म्हणाले?</w:t>
-      </w:r>
-    </w:p>
-    <w:p>
-      <w:r>
-        <w:t xml:space="preserve">URL: </w:t>
-      </w:r>
-      <w:hyperlink r:id="rId23">
-        <w:r>
-          <w:rPr>
-            <w:color w:val="0000FF"/>
-          </w:rPr>
-          <w:t>https://saamtv.esakal.com/maharashtra/chandrakant-patil-criticized-congress-leader-harshwardhan-sapkal-after-he-taunt-cm-devendra-fadnavis-vvg94</w:t>
-        </w:r>
-      </w:hyperlink>
-    </w:p>
-    <w:p>
-      <w:r>
-        <w:t>Content: काँग्रेसचे प्रदेशाध्यक्ष हर्षवर्धन सपकाळ यांच्या वक्तव्याचा समाचार मंत्री चंद्रकांत पाटील यांनी घेतला. खासदार प्रणिती शिंदे यांचा उल्लेख करत मंत्री चंद्रकांत पाटील यांनी काँग्रेस नेते हर्षवर्धन सपकाळ यांच्यावर टीका केली. देवेंद्र फडणवीसांकडे पंतप्रधान होण्याचे गुण आहेत. पण त्याबाबत आमचा पक्ष ठरवेल, अशा शब्दात मंत्री चंद्रकांत पाटील यांनी काँग्रेस नेते हर्षवर्धन सपकाळ यांना प्रत्युत्तर दिलं. पंतप्रधान नरेंद्र मोदी यांच्या ७५ व्या वाढदिवसानिमित्त बाणेर बालेवाडी येथील भाजपचे माजी नगरसेवक अमोल बालवडकर यांनी पॅनकार्ड रोड येथे मिशन निर्मल स्वच्छता अभियानचे आयोजन केले होते. त्या अभियानचे भाजपचे नेते मंत्री चंद्रकांत पाटील यांच्या हस्ते उदघाटन झाले. त्यानंतर माध्यमांशी संवाद साधताना मंत्री चंद्रकांत पाटील यांनी काँग्रेसवर टीका केली. मंत्री चंद्रकांत पाटील म्हणाले, 'देवेंद्र फडणवीस पंतप्रधान झाले तर अभिनंदनासाठी अपॉइंटमेंट घ्यावी लागेल, असं वक्तव्य हर्षवर्धन सपकाळ यांनी केलं होतं. हर्षवर्धन सपकाळ यांच्यावर टीका करताना मंत्री चंद्रकांत पाटील म्हणाले, 'देवेंद्र फडणवीसांमध्ये पंतप्रधान होण्याचे गट्स आणि गुण आहेत.त्यांच्याकडे रात्रंदिवस काम करण्याचं व्हिजन आहे. आमचा पक्ष ठरवेल. देवेंद्र फडणवीसांना पंतप्रधान व्हायचं का नाही, पण त्यांच्याकडे ते गुण आहेत'. 'हर्षवर्धन सपकाळ कालपर्यंत तुम्ही पडलेले आमदार होतात. राज्याचे अध्यक्ष झाल्यावर इतके बोलू नका. वेल कल्चरल, खानदानी माणसं ही काँग्रेसचं वैशिष्ट्य आहे. तुम्ही त्या परंपरेमधले आहेत. असं एकदम नका बोलू, त्याकडे देवेंद्र फडणवीस दाबून ठेवतात म्हणून बरे. आम्हाला पण बोलता येतं. देवेंद्र फडणवीसांबद्दल बोलला तर आम्हाला पण अंगावर जावे लागेल. खासदार प्रणिती शिंदे यांनीही नरेंद्र मोदी यांच्या वाढदिवसाच्या दिवशी काळा दिवस म्हटलं. कुठे चालली आपली संस्कृती, असेही मंत्री चंद्रकांत पाटील म्हणाले. 'गोपीचंद पडळकर यांच्या विधानाचं माझ्यासह मुख्यमंत्री देवेंद्र फडणवीस,चंद्रशेखर बावनकुळे, सदाभाऊ खोत यांच्यासह कोणत्याही नेत्यांनी समर्थन केलेल नाही. त्या विधानानंतर गोपीचंद पडळकर म्हणाले आहेत की, पंतप्रधान नरेंद्र मोदी,त्यांची आई, मुख्यमंत्री देवेंद्र फडणवीस यांची पत्नी आणि त्यांची मुलगी या सर्वावर तुम्ही बोलता. तुम्हाला हे चालत का? त्यावेळी तुम्ही रस्त्यावर का उतरला नाही, असे मंत्री चंद्रकांत पाटील पुढे म्हणाले. 'मी गोपीचंद पडळकर यांचं समर्थन करीत नाही. त्यांनी ती भाषा वापरु नये. महाराष्ट्राची ही संस्कृती नाही. गोपीचंद हा आमचा अज्ञानधारक कार्यकर्ता आहे. देवेंद्र फडणवीस यांनी केलेल्या सूचनांमुळे उद्यापासून गोपीचंद पडळकर यांच्या देहबोली आणि भाषेमध्ये फरक दिसेल. तसेच आता यापुढील काळात अशी कोणीच भाषा वापरु नये, असेही चंद्रकांत पाटील म्हणाले. सकाळ+चे सदस्य व्हा शॉपिंगसाठी 'सकाळ प्राईम डील्स'च्या भन्नाट ऑफर्स पाहण्यासाठी क्लिक करा. Read Marathi news and watch Live TV. Breaking news from Maharashtra, India, Pune, Mumbai, Politics, Entertainment, Sports, Lifestyle at SaamTV. Get Live Marathi news on Mobile. Download the Saam Tv app for Android and IOS. Follow Us Copyright © 2025 Sakal Media Group – All Rights Reserved Powered by Quintype</w:t>
-      </w:r>
-    </w:p>
-    <w:p>
-      <w:pPr>
-        <w:pStyle w:val="Heading3"/>
-      </w:pPr>
-      <w:r>
         <w:t>Article 16</w:t>
       </w:r>
     </w:p>
     <w:p>
       <w:r>
-        <w:t>Title: अपंगत्व मर्यादा नसून नवी संधी – चंद्रकांत पाटील</w:t>
+        <w:t>Title: Chandrakant Patil statement: मोदींच्या आईंवर, फडणवीसांच्या बायकोवर बोलतात तेव्हा...; पडळकर यांच्या वक्तव्यावर चंद्रकांत पाटलांनी स्पष्टच सांगितले</w:t>
       </w:r>
     </w:p>
     <w:p>
@@ -489,13 +489,13 @@
           <w:rPr>
             <w:color w:val="0000FF"/>
           </w:rPr>
-          <w:t>https://www.loksatta.com/maharashtra/physical-disability-is-a-new-opportunity-says-bjp-leader-chandrakant-patil-in-sangli-css-98-5379119/</w:t>
+          <w:t>https://sarkarnama.esakal.com/pune/chandrakant-patil-statement-padalekar-remarks-sw79-sm89</w:t>
         </w:r>
       </w:hyperlink>
     </w:p>
     <w:p>
       <w:r>
-        <w:t>Content: सांगली : अपंगत्व ही मर्यादा नसून, ती नवी संधी आहे. अपंगांनी आपल्यात दडलेले कलागुण समाजासमोर आणून आत्मविश्वासाने आणि सकारात्मकतेने जीवन जगावे, असा संदेश राज्याचे उच्च व तंत्र शिक्षण, संसदीय कार्य मंत्री तथा सांगली जिल्ह्याचे पालकमंत्री चंद्रकांत पाटील यांनी दिला. अपंगांना युनिफाईड डिसॅबिलिटी आयडी प्रमाणपत्र वितरण सोहळ्याच्या अध्यक्षस्थानावरून ते बोलत होते. जिल्हाधिकारी कार्यालयातील जिल्हा नियोजन समिती सभागृहात आयोजित या कार्यक्रमास जिल्हाधिकारी अशोक काकडे, शासकीय वैद्यकीय महाविद्यालयाचे अधिष्ठाता डॉ. प्रकाश गुरव, जिल्हा शल्य चिकित्सक डॉ. विक्रमसिंह कदम यांच्यासह दिव्यांग शाळेतील शिक्षक, विद्यार्थी, लाभार्थी उपस्थित होते. जिल्ह्यात ४२ हजारांहून अधिक व्यक्तिंनी दिव्यांग प्रमाणपत्रासाठी ऑनलाईन अर्ज सादर केले आहेत. त्यापैकी ३० हजार ५२१ दिव्यांग व्यक्तींना युडीआयडी प्रमाणपत्र मंजूर करण्यात आले आहे. यामधील काही दिव्यांगांना प्रातिनिधीक स्वरूपात युडीआयडी प्रमाणपत्र वाटप करण्यात आले. दिव्यांग व्यक्तिंना या प्रमाणपत्रामुळे शासनाच्या योजनांचा लाभ मिळणार असल्याचे सांगून पालकमंत्री पाटील म्हणाले, शासकीय नोकरीमध्ये दिव्यांग व्यक्तींना ५ टक्के आरक्षण, एसटी व रेल्वेमध्ये सवलत यासह अनेक योजना दिव्यांगांसाठी आहेत. या योजनांची सर्वसमावेशक माहिती दिव्यांगांना उपलब्ध करून द्यावी. शासन व प्रशासन दिव्यांगांच्या पाठिशी असून, यंत्रणांनी दिव्यांगांना शासकीय योजनांचा लाभ देण्यासाठी सर्वतोपरी प्रयत्न करावेत, असे ते म्हणाले. दिव्यांगांनी कसलाही न्यूनगंड न बाळगता, शारीरिक उणिवांची खंत न बाळगता आत्मविडासाने जगावे, असा मूलमंत्र देताना पालकमंत्री पाटील यांनी केंद्र व राज्य लोकसेवा आयोगात दिव्यांगांनी मिळवलेल्या यशाची माहिती देत उपस्थितांना प्रेरणा दिली. जिल्हाधिकारी काकडे म्हणाले, दिव्यांग व्यक्तिंना युडीआयडी कार्डमुळे सर्व लाभ मिळणार आहे. या कार्डचा डेटा देशपातळीवर असून, देशातील कोणत्याही राज्यात दिव्यांग व्यक्तींना लाभ मिळणार आहे. जिल्ह्यात यासाठी शिबिरे घेण्यात आली असून, ज्या व्यक्तिचे किमान ४० टक्के अपंगत्व आहे अशांना दिव्यांग प्रमाणपत्र देण्यात आले आहे. याबरोबरच सामाजिक सहाय्य योजनांचा लाभ दिव्यांगांना देण्यासाठी प्रयत्नरत असल्याचे त्यांनी यावेळी सांगितले. यावेळी पालकमंत्री चंद्रकांत पाटील यांच्याहस्ते ४० दिव्यांगांना प्रातिनिधीक स्वरूपात युडीआयडी वाटप करण्यात आले. प्रारंभी मान्यवरांच्या हस्ते रोपास जल अर्पण करण्यात आले.यावेळी रामदास कोळी व अमोल चंदनशिवे यांनी मनोगत व्यक्त केले दिव्यांगांना युडीआयडी प्रमाणपत्र देण्याच्या अनुषंगाने सहकार्य केल्याबद्दल पालकमंत्री पाटील यांच्या हस्ते वुई फौंडेशनचे दिनेश कदम यांचा सत्कार करण्यात आला. शेअर विभाजन म्हणजे कंपनीच्या शेअरच्या दर्शनी किमतीचे विभाजन करणे, ज्यामुळे शेअरची संख्या वाढते पण एकूण भागभांडवलात फरक पडत नाही. उदाहरणार्थ, एचडीएफसी बँकेने दोन वेळा शेअर विभाजन केले आहे. शेअर विभाजनाचा उद्देश शेअरची तरलता वाढवणे हा असतो. शेअर विभाजन आणि बोनस शेअर्समध्ये फरक आहे; बोनस शेअर्समध्ये दर्शनी किंमत बदलत नाही. रेकॉर्ड डेटनुसार शेअर्सचे वितरण होते, ज्यामुळे त्या काळात शेअरची मागणी आणि किंमत वाढते.</w:t>
+        <w:t>Content: Pune News : भाजपचे आमदार पडळकर यांनी जतमध्ये बोलताना राष्ट्रवादी काँग्रेस शरदचंद्र पवार पक्षाचे नेते जयंत पाटील यांच्याबाबत आक्षेपार्ह वक्तव्य केले. याचे तीव्र पडसाद गेल्या दोन दिवसापासून राज्यभर उमटत असून, राज्यातील नेते मंडळीतून याबाबत प्रतिक्रिया देखील येताना पाहायला मिळत आहेत. याबाबत राज्याचे मंत्री चंद्रकांत पाटील यांनी प्रतिक्रिया देत विरोधकांना सुनावले आहे. पुण्यामध्ये बोलताना चंद्रकांत पाटील (Chandrakant Patil) म्हणाले, राजकारणामध्ये शिवराळ भाषेचा ट्रेंड गेल्या चार-पाच वर्षांमध्ये पडला असल्याचे पाहायला मिळत आहे. शिवराळ भाषा वापरायला लोकांना काही वाटेना झाले आहे. शिवराळ भाषा वापरली म्हणजे आपल्या म्हणायला जोर येतो, असे काहीसे त्यांना वाटतेय का ?असा प्रश्न पडत आहे. भाजप (Bjp) आमदार गोपीचंद पडळकर यांनी वापरलेला भाषेचे समर्थन मुख्यमंत्री देवेंद्र फडणवीस यांनी केलेले नाही. तसंच मी अथवा भाजपचा इतर कोणताही नेता करणार नाही. मात्र, टाळी एका हाताने वाजत नाही हे देखील खरे आहे. विरोधकांनी पंतप्रधान मोदींवर आणि त्यांच्या आईंवर बोललेले चालते त्यासोबतच देवेंद्र फडणवीस यांच्या पत्नीवर देखील ते बोलतात तेव्हा विरोधकांनी देखील तारतम्य बाळगणं आवश्यक आहे. या गोष्टीतून पडळकर यांचे मला समर्थन करायचे नाही. मात्र गोपीचंद पडळकर यांबरोबर विरोधकांनीही आपल्या बोलण्यावरती कंट्रोल करणे आवश्यक असल्याचं चंद्रकांत पाटील म्हणाले. गोपीचंद पडळकर यांना अशी भाषा वापरू नये असे सांगण्यात आले असून गोपीचंद पडळकर हे आमचे आज्ञाधारक कार्यकर्ते असून फडणवीसांनी त्यांना सूचना दिल्यानंतर आता त्यांच्या ध्येयबोली आणि भाषेमध्ये फरक पडेल, असे देखील चंद्रकांत पाटील म्हणाले. त्यामुळे विरोधक आणि सत्ताधारी या दोघांकडूनही तारतम्य बाळगण्याची आवश्यकता असल्याचे चंद्रकांत पाटील यांनी सांगितले. सरकारनामाचे सदस्य व्हा शॉपिंगसाठी 'सकाळ प्राईम डील्स'च्या भन्नाट ऑफर्स पाहण्यासाठी क्लिक करा. Read Latest Marathi Political News, Breaking Political News from Maharashtra, India, Pune &amp; Mumbai at Sarkarnama. To Get Live Political Marathi News on Mobile, Download the Sarkarnama Mobile App for Android and IOS. सरकारनामा आता सर्व सोशल मीडिया प्लॅटफॉर्मवर. ताज्या राजकीय घडामोडींसाठी फेसबुक, ट्विटर, इन्स्टाग्राम, शेअर चॅट, टेलिग्रामवर आणि व्हॉट्सॲप आम्हाला फॉलो करा. तसेच, सरकारनामा यूट्यूब चॅनेलला आजच सबस्क्राइब करा. Follow Us Copyright © 2025 Sakal Media Group – All Rights Reserved Powered by Quintype वेबसाईटवर ब्राउझिंगचा अनुभव सर्वोत्तम असावा, यासाठी आम्ही कुकीजचा वापर करतो. कुकीजमुळे तुम्हाला तुमच्या आवडत्या मजकुराची शिफारस करता येते. आमचे गोपनीयता आणि कुकीजसंदर्भातील धोरण तुम्हाला मान्य आहे.</w:t>
       </w:r>
     </w:p>
     <w:p>
@@ -508,7 +508,7 @@
     </w:p>
     <w:p>
       <w:r>
-        <w:t>Title: Minister Chandrakant Patil: ज्ञानाचा उपयोग राष्ट्रहितासाठी करा: उच्च शिक्षणमंत्री चंद्रकांत पाटील; विद्यापीठाचा दीक्षांत समारंभ</w:t>
+        <w:t>Title: चंद्रकांत पाटलांनी Rahul Gandhi यांना दिला कोल्हापुरी ‘झटका’; म्हणाले, “उठसूट इलेक्ट्रॉनिक मीडियाचा…”</w:t>
       </w:r>
     </w:p>
     <w:p>
@@ -520,13 +520,13 @@
           <w:rPr>
             <w:color w:val="0000FF"/>
           </w:rPr>
-          <w:t>https://www.esakal.com/paschim-maharashtra/solapur/use-knowledge-for-nations-interest-higher-education-minister-chandrakant-patil-at-convocation-sdj87</w:t>
+          <w:t>https://www.navarashtra.com/india/chandrakant-patil-criticizes-to-rahul-gandhi-vote-chori-evm-election-comission-political-marathi-news-994302.html</w:t>
         </w:r>
       </w:hyperlink>
     </w:p>
     <w:p>
       <w:r>
-        <w:t>Content: Higher Education Minister Chandrakant Patil guiding students at university convocation: “Use your knowledge for the nation’s service.” esakal Chandrakant Patil Speech : ज्ञान ही सर्वांत मोठी संपत्ती असून विद्यार्थ्यांनी पदवी व पदविकेच्या माध्यमातून मिळवलेल्या ज्ञानाचा, शिक्षणाचा उपयोग राष्ट्राच्या हितासाठी तथा वैभवासाठी करावा, असे आवाहन राज्याचे उच्च व तंत्र शिक्षण मंत्री चंद्रकांत पाटील यांनी केले. Follow Us Copyright © 2025 - Sakal Media Pvt Ltd - All rights reserved. Powered by Quintype</w:t>
+        <w:t>Content: मंत्री पाटलांची राहुल गांधींवर टीका (फोटो- ani) मंत्री चंद्रकांत पाटलांचा राहुल गांधींवर घणाघात राहुल गांधींना सुप्रीम कोर्टात जाण्याचा सल्ला चंद्रकांत पाटलांनी राहुल गांधींना सुनावले Rahul Gandhi On Election Comission: काँग्रेस नेते आणि विरोधी पक्षनेते राहुल गांधी यांच्या पत्रकार परिषद घेत असून यावेळी त्यांनी निवडणूक आयोगावर गंभीर आरोप केला. काही ठिकाणी काँग्रेसच्या समर्थनार्थ जाणारी मतं जाणीवपूर्वक वगळल्याचं राहुल गांधींनी यावेळी सांगितलं. मतचोरीच्या आरोपांबाबत राहुल गांधी पत्रकार परिषदेत अनेक मोठे खुलासे केले. राहुल गांधी यांनी मत चोरीचा आरोप केला. त्यांनी पुरावेही सादर केले आणि निवडणूक आयोगाच्या संरक्षणाखाली हे घडत असल्याचा दावा केला. निवडणूक आयोगाने राहुल गांधी यांचे आरोप फेटाळून लावले आहेत. मात्र आता राज्याचे मंत्री चंद्रकांत पाटील यांनी राहुल गांधी यांना सुनावले आहे. राहुल गांधी यांनी काही दिवसांपूर्वी हायड्रोजन बॉम्बसाठी तयार राहावे असा इशारा दिला होता. त्यानुसार त्यांनी आज पत्रकार परिषद घेत निवडणूक आयोगावर गंभीर स्वरूपाचे आरोप केले आहेत. यावर आता राज्याचे उच्च व तंत्र शिक्षणमंत्री चंद्रकांत पाटील यांनी जोरदार टीका केली आहे. त्यांनी पुरावे असल्यास सुप्रीम कोर्टात जावे असे म्हटले आहे. काय म्हणाले राज्याचे उच्च व तंत्र शिक्षणमंत्री चंद्रकांत पाटील? राहुल गांधी यांनी केलेल्या आरोपांवर बोलताना चंद्रकांत पाटील म्हणाले, “त्यांना काही काम धंदा उरलेला नाही. ते लोकसभेचे विरोधी पक्षनेते आहेत. कॉँग्रेसचा चेहरा आहेत. त्यांना रोज काहीतरी बोलले पाहिजे. जर ते सरळ बोलले तर, त्याची दखल कोणी घेणार नाही. 6 हजारपेक्षा मतांची चोरी, पुराव्यासह राहुल गांधीचा भाजपवर थेट वार! निवडणुकीपूर्वी टाकला ‘बॉम्ब’, बिकट परिस्थिती उद्भवणार? राहुलक गांधी यांनी इतक्या वेळेस मांडणी करून ते अजून एकही गोष्ट सिद्ध करू शकले नाहीत. लोकसभा निवडणुकीत तुम्हाला महाराष्ट्र आणि उत्तर प्रदेशमध्ये जास्त जागा मिळाल्या. मग तुम्ही त्या ठिकाणी मत चोरी केली का? तुमच्या बाजूने निकाल अलया की ईव्हीएम मशीन चांगले आणि विरोधात निकाल लागला की त्याच मशीनला चुकीचे म्हणणे योग्य नाही. इतकेसे न समजायला लोक काय वेडी नाहीत. राहुल गांधींकडे पुरावे असतील तर त्यांनी थेट सुप्रीम कोर्टात जावे. निवडणूक आयोगाने दखल घेतली नसेल तर सुप्रीम कोर्टात दाद मागता येते. तिथेही दखल नाही घेतली तर डिव्हिजनमध्ये जाता येते. त्यामुळे रोज उठून इलेक्ट्रॉनिक मीडियाचा स्पेस खाऊ नये. Follow Us On © Copyright Navarashtra 2025 All rights reserved.</w:t>
       </w:r>
     </w:p>
     <w:p>
@@ -557,7 +557,7 @@
     </w:p>
     <w:p>
       <w:r>
-        <w:t>Content: पुणे : ‘गेल्या ७० वर्षांच्या नेहरू-गांधी युगात देशाची अस्मिता रसातळाला गेली होती. आपल्या संस्कृतीविषयीची हीन भावना घालवून संस्कृतीच्या अभिमानाची भावना निर्माण करण्याचे श्रेय नरेंद्र मोदी यांना जाते. शंभर वर्षांच्या प्रचारकांच्या अनेक पिढ्यांतून एक युगप्रवर्तक मोदी निर्माण झाले,’ असे मत स्वामी गोविंददेव गिरी यांनी मांडले.गोखले संस्थेच्या काळे सभागृहात भाजपचे राज्य प्रवक्ता प्रा. विनायक आंबेकर यांनी लिहिलेल्या ‘युगप्रवर्तक नरेंद्र मोदी : ७५ वर्षांची राष्ट्र समर्पित जीवनकथा’ या पुस्तकाचे प्रकाशन गिरी यांच्या हस्ते झाले, त्यावेळी ते बोलत होते. उच्च व तंत्रशिक्षणमंत्री चंद्रकांत पाटील, भाजपचे शहराध्यक्ष धीरज घाटे, पुनीत जोशी या वेळी उपस्थित होते. संघप्रचारकांची जीवनकथा कधी प्रसिद्ध होत नव्हती. ती चरित्रे प्रेरणेचे स्थान आहे. त्यामुळे ती लोकांपुढे येणे आवश्यक असल्याचे सांगून गिरी म्हणाले, ‘छत्रपती शिवाजी महाराज, स्वामी विवेकानंद, स्वातंत्र्यवीर सावरकर यांच्या जीवनातून नरेंद्र मोदी यांनी प्रेरणा घेतली. किती तरी प्रचारकांना जवळून पाहिले आहे. छत्रपती शिवाजी महाराज स्वराज्याच्या सिंहासनावर बसले तो सुवर्णक्षण होता. हिंदुत्वाची महान भावना त्यांनी जागृत केली. त्यानंतर राम मंदिराची स्थापना हा सुवर्णक्षण होता. मोदी पंतप्रधानपदी विराजमान झाल्यावर राम मंदिराचे स्वप्न साकार झाले. एकही दिवस सुटी न घेता वर्षानुवर्षे काम करणारा पंतप्रधान देशाला लाभावा, हे या देशाचे भाग्य आहे. नरेंद्र मोदी यांच्या अंतःकरणात शिवाजी महाराज आहेत. नेतृत्त्वासाठीचे गुण त्यांनी कमावले.’ ‘पंतप्रधान नरेंद्र मोदी यांच्या ७५व्या वाढदिवसानिमित्त सेवा पंधरवडा साजरा करण्यात येत आहे. स्वच्छता, आरोग्य अशा वेगवेगळ्या विषयांवर कार्यक्रम होत आहे. १९८२ ते ९५ अशी १३ वर्षे मी प्रचारक म्हणून गुजरातमध्ये काम केले. त्या काळात मोदी यांचा सहवास लाभला. मोदी यांना कोणतीही राजकीय पार्श्वभूमी नाही. मुख्यमंत्री झाल्यावर आमदार होण्याचे ते वेगळे उदाहरण ठरले. त्यानंतर ते तीन वेळा पंतप्रधान झाले. आतापर्यंतच्या तीन टप्प्यात वेगवेगळे काम केले. पहिल्या टप्प्यात मुलभूत गरजा, दुसऱ्या टप्प्यात राम मंदिर, कलम ३७० असे अनेक वर्षे प्रलंबित विषय मार्गी लावले. आता २०४७ पर्यंत देशाला पुन्हा वैभवाकडे नेण्याचा प्रयत्न आहे. काय करायचे आहे ते मोदी यांना अगदी स्पष्ट आहे,’ असे चंद्रकांत पाटील यांनी सांगितले. How to clean Stomach in Morning: बद्धकोष्ठता आजकाल खूप सामान्य समस्या झाली आहे. ही जास्त काळ राहिल्यास गंभीर आजारही होऊ शकतात. त्यामागचे मुख्य कारण म्हणजे चुकीचे जेवण, पाणी कमी पिणे, ताण, अन्नात तंतू कमी असणे आणि अनियमित दिनचर्या. बद्धकोष्ठता असल्यास शौच करणे कठीण होते, ज्यामुळे पोट जड वाटणे, गॅस, पित्त आणि अपचन यांसारख्या समस्या होतात. ही अवस्था जास्त काळ राहिल्यास मूळव्याध (पाईल्स) सारखे गंभीर आजार होण्याचा धोका वाढतो.</w:t>
+        <w:t>Content: पुणे : ‘गेल्या ७० वर्षांच्या नेहरू-गांधी युगात देशाची अस्मिता रसातळाला गेली होती. आपल्या संस्कृतीविषयीची हीन भावना घालवून संस्कृतीच्या अभिमानाची भावना निर्माण करण्याचे श्रेय नरेंद्र मोदी यांना जाते. शंभर वर्षांच्या प्रचारकांच्या अनेक पिढ्यांतून एक युगप्रवर्तक मोदी निर्माण झाले,’ असे मत स्वामी गोविंददेव गिरी यांनी मांडले.गोखले संस्थेच्या काळे सभागृहात भाजपचे राज्य प्रवक्ता प्रा. विनायक आंबेकर यांनी लिहिलेल्या ‘युगप्रवर्तक नरेंद्र मोदी : ७५ वर्षांची राष्ट्र समर्पित जीवनकथा’ या पुस्तकाचे प्रकाशन गिरी यांच्या हस्ते झाले, त्यावेळी ते बोलत होते. उच्च व तंत्रशिक्षणमंत्री चंद्रकांत पाटील, भाजपचे शहराध्यक्ष धीरज घाटे, पुनीत जोशी या वेळी उपस्थित होते. संघप्रचारकांची जीवनकथा कधी प्रसिद्ध होत नव्हती. ती चरित्रे प्रेरणेचे स्थान आहे. त्यामुळे ती लोकांपुढे येणे आवश्यक असल्याचे सांगून गिरी म्हणाले, ‘छत्रपती शिवाजी महाराज, स्वामी विवेकानंद, स्वातंत्र्यवीर सावरकर यांच्या जीवनातून नरेंद्र मोदी यांनी प्रेरणा घेतली. किती तरी प्रचारकांना जवळून पाहिले आहे. छत्रपती शिवाजी महाराज स्वराज्याच्या सिंहासनावर बसले तो सुवर्णक्षण होता. हिंदुत्वाची महान भावना त्यांनी जागृत केली. त्यानंतर राम मंदिराची स्थापना हा सुवर्णक्षण होता. मोदी पंतप्रधानपदी विराजमान झाल्यावर राम मंदिराचे स्वप्न साकार झाले. एकही दिवस सुटी न घेता वर्षानुवर्षे काम करणारा पंतप्रधान देशाला लाभावा, हे या देशाचे भाग्य आहे. नरेंद्र मोदी यांच्या अंतःकरणात शिवाजी महाराज आहेत. नेतृत्त्वासाठीचे गुण त्यांनी कमावले.’ ‘पंतप्रधान नरेंद्र मोदी यांच्या ७५व्या वाढदिवसानिमित्त सेवा पंधरवडा साजरा करण्यात येत आहे. स्वच्छता, आरोग्य अशा वेगवेगळ्या विषयांवर कार्यक्रम होत आहे. १९८२ ते ९५ अशी १३ वर्षे मी प्रचारक म्हणून गुजरातमध्ये काम केले. त्या काळात मोदी यांचा सहवास लाभला. मोदी यांना कोणतीही राजकीय पार्श्वभूमी नाही. मुख्यमंत्री झाल्यावर आमदार होण्याचे ते वेगळे उदाहरण ठरले. त्यानंतर ते तीन वेळा पंतप्रधान झाले. आतापर्यंतच्या तीन टप्प्यात वेगवेगळे काम केले. पहिल्या टप्प्यात मुलभूत गरजा, दुसऱ्या टप्प्यात राम मंदिर, कलम ३७० असे अनेक वर्षे प्रलंबित विषय मार्गी लावले. आता २०४७ पर्यंत देशाला पुन्हा वैभवाकडे नेण्याचा प्रयत्न आहे. काय करायचे आहे ते मोदी यांना अगदी स्पष्ट आहे,’ असे चंद्रकांत पाटील यांनी सांगितले. सलमान खान, बॉलीवूडचा 'दबंग', आपल्या फिटनेससाठी ओळखला जातो. मात्र, त्याने 'ट्रायजेमिनल न्युराल्जिया' या गंभीर आजाराचा सामना केला आहे. या आजारामुळे सलमानला सात वर्षांहून अधिक काळ असह्य वेदना सहन कराव्या लागल्या. 'टू मच विथ काजोल अँड ट्विंकल' शोमध्ये त्याने या वेदनांबद्दल सांगितले. सध्या तो बरा आहे, पण या आजारामुळे जगभरात सर्वाधिक आत्महत्या होतात. सलमान लवकरच 'बॅटल ऑफ गलवान' सिनेमातून प्रेक्षकांच्या भेटीला येणार आहे.</w:t>
       </w:r>
     </w:p>
     <w:p>
@@ -570,7 +570,7 @@
     </w:p>
     <w:p>
       <w:r>
-        <w:t>Title: Chandrakant Patil statement: मोदींच्या आईंवर, फडणवीसांच्या बायकोवर बोलतात तेव्हा...; पडळकर यांच्या वक्तव्यावर चंद्रकांत पाटलांनी स्पष्टच सांगितले</w:t>
+        <w:t>Title: Devendra Fadnavis : 'देवेंद्र फडणवीस पंतप्रधान कधी होतील...', विश्वासू मंत्र्याने सगळं काय सांगून टाकलं!</w:t>
       </w:r>
     </w:p>
     <w:p>
@@ -582,13 +582,13 @@
           <w:rPr>
             <w:color w:val="0000FF"/>
           </w:rPr>
-          <w:t>https://sarkarnama.esakal.com/pune/chandrakant-patil-statement-padalekar-remarks-sw79-sm89</w:t>
+          <w:t>https://sarkarnama.esakal.com/pune/devendra-fadnavis-becomes-prime-minister-time-will-decide-chandrakant-pati-rm89-sm89</w:t>
         </w:r>
       </w:hyperlink>
     </w:p>
     <w:p>
       <w:r>
-        <w:t>Content: Pune News : भाजपचे आमदार पडळकर यांनी जतमध्ये बोलताना राष्ट्रवादी काँग्रेस शरदचंद्र पवार पक्षाचे नेते जयंत पाटील यांच्याबाबत आक्षेपार्ह वक्तव्य केले. याचे तीव्र पडसाद गेल्या दोन दिवसापासून राज्यभर उमटत असून, राज्यातील नेते मंडळीतून याबाबत प्रतिक्रिया देखील येताना पाहायला मिळत आहेत. याबाबत राज्याचे मंत्री चंद्रकांत पाटील यांनी प्रतिक्रिया देत विरोधकांना सुनावले आहे. पुण्यामध्ये बोलताना चंद्रकांत पाटील (Chandrakant Patil) म्हणाले, राजकारणामध्ये शिवराळ भाषेचा ट्रेंड गेल्या चार-पाच वर्षांमध्ये पडला असल्याचे पाहायला मिळत आहे. शिवराळ भाषा वापरायला लोकांना काही वाटेना झाले आहे. शिवराळ भाषा वापरली म्हणजे आपल्या म्हणायला जोर येतो, असे काहीसे त्यांना वाटतेय का ?असा प्रश्न पडत आहे. भाजप (Bjp) आमदार गोपीचंद पडळकर यांनी वापरलेला भाषेचे समर्थन मुख्यमंत्री देवेंद्र फडणवीस यांनी केलेले नाही. तसंच मी अथवा भाजपचा इतर कोणताही नेता करणार नाही. मात्र, टाळी एका हाताने वाजत नाही हे देखील खरे आहे. विरोधकांनी पंतप्रधान मोदींवर आणि त्यांच्या आईंवर बोललेले चालते त्यासोबतच देवेंद्र फडणवीस यांच्या पत्नीवर देखील ते बोलतात तेव्हा विरोधकांनी देखील तारतम्य बाळगणं आवश्यक आहे. या गोष्टीतून पडळकर यांचे मला समर्थन करायचे नाही. मात्र गोपीचंद पडळकर यांबरोबर विरोधकांनीही आपल्या बोलण्यावरती कंट्रोल करणे आवश्यक असल्याचं चंद्रकांत पाटील म्हणाले. गोपीचंद पडळकर यांना अशी भाषा वापरू नये असे सांगण्यात आले असून गोपीचंद पडळकर हे आमचे आज्ञाधारक कार्यकर्ते असून फडणवीसांनी त्यांना सूचना दिल्यानंतर आता त्यांच्या ध्येयबोली आणि भाषेमध्ये फरक पडेल, असे देखील चंद्रकांत पाटील म्हणाले. त्यामुळे विरोधक आणि सत्ताधारी या दोघांकडूनही तारतम्य बाळगण्याची आवश्यकता असल्याचे चंद्रकांत पाटील यांनी सांगितले. सरकारनामाचे सदस्य व्हा शॉपिंगसाठी 'सकाळ प्राईम डील्स'च्या भन्नाट ऑफर्स पाहण्यासाठी क्लिक करा. Read Latest Marathi Political News, Breaking Political News from Maharashtra, India, Pune &amp; Mumbai at Sarkarnama. To Get Live Political Marathi News on Mobile, Download the Sarkarnama Mobile App for Android and IOS. सरकारनामा आता सर्व सोशल मीडिया प्लॅटफॉर्मवर. ताज्या राजकीय घडामोडींसाठी फेसबुक, ट्विटर, इन्स्टाग्राम, शेअर चॅट, टेलिग्रामवर आणि व्हॉट्सॲप आम्हाला फॉलो करा. तसेच, सरकारनामा यूट्यूब चॅनेलला आजच सबस्क्राइब करा. Follow Us Copyright © 2025 Sakal Media Group – All Rights Reserved Powered by Quintype वेबसाईटवर ब्राउझिंगचा अनुभव सर्वोत्तम असावा, यासाठी आम्ही कुकीजचा वापर करतो. कुकीजमुळे तुम्हाला तुमच्या आवडत्या मजकुराची शिफारस करता येते. आमचे गोपनीयता आणि कुकीजसंदर्भातील धोरण तुम्हाला मान्य आहे.</w:t>
+        <w:t>Content: Pune News : देशाचे पंतप्रधान नरेंद्र मोदी यांचा नुकताच 75 वा वाढदिवस देशभरात साजरा करण्यात आला. त्यानंतर मोदी यांच्या निवृत्तीच्या चर्चा सुरू आहेत. त्यांच्यानंतर देशाचा पंतप्रधान कोण असणारे याबाबतच्या राजकीय वर्तुळात चर्चांची खल सुरू आहेत. अशातच काँग्रेसचे प्रदेशाध्यक्ष हर्षवर्धन सपकाळ यांनी मुख्यमंत्री देवेंद्र फडणवीस यांना दिवसा आणि रात्री पंतप्रधानपदाची स्वप्न पडत असल्याची टीका केली होती. त्या टीकेला मंत्री चंद्रकांत पाटील यांनी उत्तर दिले आहे. चंद्रकांत पाटील म्हणाले, 'देवेंद्र फडणवीस हे पंतप्रधान कधी होतील हे काळ ठरवेल मात्र देवेंद्र फडणवीस यांच्यामध्ये पंतप्रधान होण्याचे गट्स आणि गुण आणि त्या पदासाठी आवश्यक असणारी इफेशनसी आहे. तसंच रात्रंदिवस काम करण्याचं व्हिजन देखील त्यांच्याकडे आहे.' 'देवेंद्र फडणवीस हे पंतप्रधान पदाचे उमेदवार कधी असतील हे आमचा पक्ष ठरवेल. मात्र देवेंद्र फडणवीस यांच्यामध्ये पंतप्रधान पदाचे गुण आहेत. आणि फडणवीस जेव्हा पंतप्रधान होतील तेव्हा तुम्ही अभिनंदन करण्यासाठी अपॉइंटमेंट मागत बसाल', असा टोलाही सपकाळ यांना पाटील यांनी लगावला. 'हर्षवर्धन सपकाळ हे कालपर्यंत एक पडलेले आमदार होते.आता प्रदेशाध्यक्ष झालेत म्हणून त्यांनी इतकं बोलू नये. काँग्रेस हा आमच्या विरोधातला पक्ष असला तरी पृथ्वीराज चव्हाण, बाळासाहेब थोरात आणि आधी काँग्रेसचे होते आणि आता आमच्याकडे आहेत असे राधाकृष्ण विखे पाटील तसेच हर्षवर्धन पाटील असे वेलकल्चर आणि खानदानी माणसं असं काँग्रेसचं वैशिष्ट्य आहे.', असे ते म्हणाले 'हर्षवर्धन सपकाळ हे देखील त्या परंपरेतील आहेत. त्यामुळे आम्हाला बोलायला लावू नका जर आम्ही बोलायला लागलो तर मग वाईट वाटून घेऊ नका.देवेंद्र फडणवीस आम्हा सर्वांना अशा बाबतीत दाबून ठेवतात. मात्र, जर त्यांनी आम्हाला सुटा म्हणून सांगितलं तर ते तुम्हाला फार महागात पडेल.', असा इशारा देखील सपकाळ यांना त्यांनी दिला. फडणवीसन वर जेव्हा तुम्ही बोलतात तेव्हा आमच्यासारखा लोकांचाही संयम सुटण्याची शक्यता आहे. त्यामुळे असं वारंवार झाल्यास आम्हालाही अंगावरती जावं लागेल, असे देखील ते म्हणाले, सरकारनामाचे सदस्य व्हा शॉपिंगसाठी 'सकाळ प्राईम डील्स'च्या भन्नाट ऑफर्स पाहण्यासाठी क्लिक करा. Read Latest Marathi Political News, Breaking Political News from Maharashtra, India, Pune &amp; Mumbai at Sarkarnama. To Get Live Political Marathi News on Mobile, Download the Sarkarnama Mobile App for Android and IOS. सरकारनामा आता सर्व सोशल मीडिया प्लॅटफॉर्मवर. ताज्या राजकीय घडामोडींसाठी फेसबुक, ट्विटर, इन्स्टाग्राम, शेअर चॅट, टेलिग्रामवर आणि व्हॉट्सॲप आम्हाला फॉलो करा. तसेच, सरकारनामा यूट्यूब चॅनेलला आजच सबस्क्राइब करा. Follow Us Copyright © 2025 Sakal Media Group – All Rights Reserved Powered by Quintype वेबसाईटवर ब्राउझिंगचा अनुभव सर्वोत्तम असावा, यासाठी आम्ही कुकीजचा वापर करतो. कुकीजमुळे तुम्हाला तुमच्या आवडत्या मजकुराची शिफारस करता येते. आमचे गोपनीयता आणि कुकीजसंदर्भातील धोरण तुम्हाला मान्य आहे.</w:t>
       </w:r>
     </w:p>
     <w:p>
@@ -601,6 +601,68 @@
     </w:p>
     <w:p>
       <w:r>
+        <w:t>Title: अपंगत्व मर्यादा नसून नवी संधी – चंद्रकांत पाटील</w:t>
+      </w:r>
+    </w:p>
+    <w:p>
+      <w:r>
+        <w:t xml:space="preserve">URL: </w:t>
+      </w:r>
+      <w:hyperlink r:id="rId28">
+        <w:r>
+          <w:rPr>
+            <w:color w:val="0000FF"/>
+          </w:rPr>
+          <w:t>https://www.loksatta.com/maharashtra/physical-disability-is-a-new-opportunity-says-bjp-leader-chandrakant-patil-in-sangli-css-98-5379119/</w:t>
+        </w:r>
+      </w:hyperlink>
+    </w:p>
+    <w:p>
+      <w:r>
+        <w:t>Content: सांगली : अपंगत्व ही मर्यादा नसून, ती नवी संधी आहे. अपंगांनी आपल्यात दडलेले कलागुण समाजासमोर आणून आत्मविश्वासाने आणि सकारात्मकतेने जीवन जगावे, असा संदेश राज्याचे उच्च व तंत्र शिक्षण, संसदीय कार्य मंत्री तथा सांगली जिल्ह्याचे पालकमंत्री चंद्रकांत पाटील यांनी दिला. अपंगांना युनिफाईड डिसॅबिलिटी आयडी प्रमाणपत्र वितरण सोहळ्याच्या अध्यक्षस्थानावरून ते बोलत होते. जिल्हाधिकारी कार्यालयातील जिल्हा नियोजन समिती सभागृहात आयोजित या कार्यक्रमास जिल्हाधिकारी अशोक काकडे, शासकीय वैद्यकीय महाविद्यालयाचे अधिष्ठाता डॉ. प्रकाश गुरव, जिल्हा शल्य चिकित्सक डॉ. विक्रमसिंह कदम यांच्यासह दिव्यांग शाळेतील शिक्षक, विद्यार्थी, लाभार्थी उपस्थित होते. जिल्ह्यात ४२ हजारांहून अधिक व्यक्तिंनी दिव्यांग प्रमाणपत्रासाठी ऑनलाईन अर्ज सादर केले आहेत. त्यापैकी ३० हजार ५२१ दिव्यांग व्यक्तींना युडीआयडी प्रमाणपत्र मंजूर करण्यात आले आहे. यामधील काही दिव्यांगांना प्रातिनिधीक स्वरूपात युडीआयडी प्रमाणपत्र वाटप करण्यात आले. दिव्यांग व्यक्तिंना या प्रमाणपत्रामुळे शासनाच्या योजनांचा लाभ मिळणार असल्याचे सांगून पालकमंत्री पाटील म्हणाले, शासकीय नोकरीमध्ये दिव्यांग व्यक्तींना ५ टक्के आरक्षण, एसटी व रेल्वेमध्ये सवलत यासह अनेक योजना दिव्यांगांसाठी आहेत. या योजनांची सर्वसमावेशक माहिती दिव्यांगांना उपलब्ध करून द्यावी. शासन व प्रशासन दिव्यांगांच्या पाठिशी असून, यंत्रणांनी दिव्यांगांना शासकीय योजनांचा लाभ देण्यासाठी सर्वतोपरी प्रयत्न करावेत, असे ते म्हणाले. दिव्यांगांनी कसलाही न्यूनगंड न बाळगता, शारीरिक उणिवांची खंत न बाळगता आत्मविडासाने जगावे, असा मूलमंत्र देताना पालकमंत्री पाटील यांनी केंद्र व राज्य लोकसेवा आयोगात दिव्यांगांनी मिळवलेल्या यशाची माहिती देत उपस्थितांना प्रेरणा दिली. जिल्हाधिकारी काकडे म्हणाले, दिव्यांग व्यक्तिंना युडीआयडी कार्डमुळे सर्व लाभ मिळणार आहे. या कार्डचा डेटा देशपातळीवर असून, देशातील कोणत्याही राज्यात दिव्यांग व्यक्तींना लाभ मिळणार आहे. जिल्ह्यात यासाठी शिबिरे घेण्यात आली असून, ज्या व्यक्तिचे किमान ४० टक्के अपंगत्व आहे अशांना दिव्यांग प्रमाणपत्र देण्यात आले आहे. याबरोबरच सामाजिक सहाय्य योजनांचा लाभ दिव्यांगांना देण्यासाठी प्रयत्नरत असल्याचे त्यांनी यावेळी सांगितले. यावेळी पालकमंत्री चंद्रकांत पाटील यांच्याहस्ते ४० दिव्यांगांना प्रातिनिधीक स्वरूपात युडीआयडी वाटप करण्यात आले. प्रारंभी मान्यवरांच्या हस्ते रोपास जल अर्पण करण्यात आले.यावेळी रामदास कोळी व अमोल चंदनशिवे यांनी मनोगत व्यक्त केले दिव्यांगांना युडीआयडी प्रमाणपत्र देण्याच्या अनुषंगाने सहकार्य केल्याबद्दल पालकमंत्री पाटील यांच्या हस्ते वुई फौंडेशनचे दिनेश कदम यांचा सत्कार करण्यात आला. दिलीप प्रभावळकर यांच्या 'दशावतार' चित्रपटाची सर्वत्र चर्चा असून, बॉक्स ऑफिसवरही विक्रमी कमाई करत आहे. मात्र, या यशाला पायरसीचं ग्रहण लागलं आहे. अभिनेत्री प्रियदर्शिनी इंदलकरने सोशल मीडियावर पायरसीविरोधात नाराजी व्यक्त केली आहे. तिने प्रेक्षकांना चित्रपटगृहातच चित्रपट पाहण्याची विनंती केली आहे. 'दशावतार'मधून कोकणातील संस्कृती आणि निसर्ग अनुभवायला मिळत असून, सिनेमाने आतापर्यंत सात कोटींची कमाई केली आहे.</w:t>
+      </w:r>
+    </w:p>
+    <w:p>
+      <w:pPr>
+        <w:pStyle w:val="Heading3"/>
+      </w:pPr>
+      <w:r>
+        <w:t>Article 21</w:t>
+      </w:r>
+    </w:p>
+    <w:p>
+      <w:r>
+        <w:t>Title: मोठी बातमी! एका महिन्यात ६२०० प्राध्यापकांसह २९०० शिक्षकेतर कर्मचाऱ्यांची भरती; वित्त विभागाची मान्यता मिळाल्याची उच्च शिक्षणमंत्र्यांची माहिती</w:t>
+      </w:r>
+    </w:p>
+    <w:p>
+      <w:r>
+        <w:t xml:space="preserve">URL: </w:t>
+      </w:r>
+      <w:hyperlink r:id="rId29">
+        <w:r>
+          <w:rPr>
+            <w:color w:val="0000FF"/>
+          </w:rPr>
+          <w:t>https://www.esakal.com/maharashtra/big-news-recruitment-of-6200-professors-and-2900-non-teaching-staff-in-one-month-higher-education-minister-informs-that-approval-has-been-received-from-the-finance-department</w:t>
+        </w:r>
+      </w:hyperlink>
+    </w:p>
+    <w:p>
+      <w:r>
+        <w:t>Content: तात्या लांडगे सोलापूर : राज्यातील उच्च महाविद्यालयांमध्ये साडेपाच हजार तर विद्यापीठांमध्ये ७०० प्राध्यापकांच्या भरतीला वित्त विभागाने मान्यता दिली आहे. त्यासोबत दोन हजार ९०० शिक्षकेतर कर्मचाऱ्यांचीही भरती होईल. पुढील महिनाभरात ही संपूर्ण भरती प्रक्रिया मार्गी लागेल, अशी माहिती उच्च व तंत्रशिक्षण मंत्री चंद्रकांत पाटील यांनी ‘सकाळ’शी बोलताना दिली. महाराष्ट्राचे राज्यपाल सी. विद्यासागर राव यांनी प्राध्यापकांची भरती ‘एमपीएससी’च्या माध्यमातून व्हावी, अशी भूमिका घेतली होती. पण, विद्यापीठ अनुदान आयोगाच्या निकषांनुसार तसा कोणताही नियम नाही. दरम्यान, ८० टक्के शैक्षणिक पात्रतेनुसार व २० टक्के मुलाखतीतून पदभरतीचाही मुद्दा आला, पण त्यानुसार प्रक्रिया झाली नाही. आता सी.विद्यासागर राव उपराष्ट्रपती झाल्यानंतर आचार्य देवव्रत यांनी प्रभारी म्हणून शपथ घेतली आहे. प्राध्यापकांची भरती कशी करायची, यातील मतप्रवाहामुळे दोन वर्षे भरती प्रक्रिया लांबली. पण, आता वित्त विभागाच्या मान्यतेनंतर विद्यापीठासह उच्च महाविद्यालयांमधील प्राध्यापक व शिक्षकेतर कर्मचाऱ्यांच्या भरतीचा मार्ग मोकळा झाला आहे. अकृषिक विद्यापीठांमधील २९०० प्राध्यापकांपैकी २२०० प्राध्यापकांची भरती यापूर्वीच झाली असून उर्वरित ७०० प्राध्यापक देखील महिनाभरात भरले जाणार असल्याचे मंत्री चंद्रकांत पाटील यांनी यावेळी सांगितले. पुणे व अन्य विद्यापीठांमधील प्राध्यापक भरतीची प्रक्रिया अंतिम टप्प्यात असून पुढील १५ दिवसांत मुलाखती होऊन त्यांची भरती पूर्ण होईल, असेही ते म्हणाले. त्यातून पुण्यश्लोक अहिल्यादेवी होळकर सोलापूर विद्यापीठ व संलग्नित १०९ उच्च महाविद्यालयांमधील प्राध्यापकांची रिक्त पदे भरली जातील. कंत्राटी प्राध्यापकांसाठी ‘सीएसआर’मधून निधी अनुदानित प्राध्यापकांची भरती करूनही विद्यापीठातील विविध कॅम्पसला मनुष्यबळ कमी पडत असल्यास विनाअनुदानित तत्वावर प्राध्यापक घेतले जातात. त्यांच्या पगारासाठी विद्यापीठाने स्वनिधी वापरावा, त्यांना ५० हजार रुपयांपर्यंत फिक्स पगार असतो. तरीदेखील, विद्यापीठाला त्या कंत्राटी प्राध्यापकांच्या पगारासाठी निधी कमी पडल्यास ‘सीएसआर’ किंवा अन्य माध्यमातून फंड उभारुन मदत केली जाईल, असेही उच्च शिक्षणमंत्री श्री. पाटील यांनी स्पष्ट केले. सकाळ+ चे सदस्य व्हा ब्रेक घ्या, डोकं चालवा, कोडे सोडवा! शॉपिंगसाठी 'सकाळ प्राईम डील्स'च्या भन्नाट ऑफर्स पाहण्यासाठी क्लिक करा. Read latest Marathi news, Watch Live Streaming on Esakal and Maharashtra News. Breaking news from India, Pune, Mumbai. Get the Politics, Entertainment, Sports, Lifestyle, Jobs, and Education updates, मराठी ताज्या बातम्या, मराठी ब्रेकिंग न्यूज, मराठी ताज्या घडामोडी. And Live taja batmya on Esakal Mobile App. Download the Esakal Marathi news Channel app for Android and IOS. Follow Us Copyright © 2025 - Sakal Media Pvt Ltd - All rights reserved. Powered by Quintype</w:t>
+      </w:r>
+    </w:p>
+    <w:p>
+      <w:pPr>
+        <w:pStyle w:val="Heading3"/>
+      </w:pPr>
+      <w:r>
+        <w:t>Article 22</w:t>
+      </w:r>
+    </w:p>
+    <w:p>
+      <w:r>
         <w:t>Title: Devendra Fadnavis: चंद्रकांत पाटील यांना वित्त विभागाचा झटका… देवेंद्र फडणवीस असे का म्हणाले?</w:t>
       </w:r>
     </w:p>
@@ -608,7 +670,7 @@
       <w:r>
         <w:t xml:space="preserve">URL: </w:t>
       </w:r>
-      <w:hyperlink r:id="rId28">
+      <w:hyperlink r:id="rId30">
         <w:r>
           <w:rPr>
             <w:color w:val="0000FF"/>
@@ -627,74 +689,12 @@
         <w:pStyle w:val="Heading3"/>
       </w:pPr>
       <w:r>
-        <w:t>Article 21</w:t>
-      </w:r>
-    </w:p>
-    <w:p>
-      <w:r>
-        <w:t>Title: Devendra Fadnavis : 'देवेंद्र फडणवीस पंतप्रधान कधी होतील...', विश्वासू मंत्र्याने सगळं काय सांगून टाकलं!</w:t>
-      </w:r>
-    </w:p>
-    <w:p>
-      <w:r>
-        <w:t xml:space="preserve">URL: </w:t>
-      </w:r>
-      <w:hyperlink r:id="rId29">
-        <w:r>
-          <w:rPr>
-            <w:color w:val="0000FF"/>
-          </w:rPr>
-          <w:t>https://sarkarnama.esakal.com/pune/devendra-fadnavis-becomes-prime-minister-time-will-decide-chandrakant-pati-rm89-sm89</w:t>
-        </w:r>
-      </w:hyperlink>
-    </w:p>
-    <w:p>
-      <w:r>
-        <w:t>Content: Pune News : देशाचे पंतप्रधान नरेंद्र मोदी यांचा नुकताच 75 वा वाढदिवस देशभरात साजरा करण्यात आला. त्यानंतर मोदी यांच्या निवृत्तीच्या चर्चा सुरू आहेत. त्यांच्यानंतर देशाचा पंतप्रधान कोण असणारे याबाबतच्या राजकीय वर्तुळात चर्चांची खल सुरू आहेत. अशातच काँग्रेसचे प्रदेशाध्यक्ष हर्षवर्धन सपकाळ यांनी मुख्यमंत्री देवेंद्र फडणवीस यांना दिवसा आणि रात्री पंतप्रधानपदाची स्वप्न पडत असल्याची टीका केली होती. त्या टीकेला मंत्री चंद्रकांत पाटील यांनी उत्तर दिले आहे. चंद्रकांत पाटील म्हणाले, 'देवेंद्र फडणवीस हे पंतप्रधान कधी होतील हे काळ ठरवेल मात्र देवेंद्र फडणवीस यांच्यामध्ये पंतप्रधान होण्याचे गट्स आणि गुण आणि त्या पदासाठी आवश्यक असणारी इफेशनसी आहे. तसंच रात्रंदिवस काम करण्याचं व्हिजन देखील त्यांच्याकडे आहे.' 'देवेंद्र फडणवीस हे पंतप्रधान पदाचे उमेदवार कधी असतील हे आमचा पक्ष ठरवेल. मात्र देवेंद्र फडणवीस यांच्यामध्ये पंतप्रधान पदाचे गुण आहेत. आणि फडणवीस जेव्हा पंतप्रधान होतील तेव्हा तुम्ही अभिनंदन करण्यासाठी अपॉइंटमेंट मागत बसाल', असा टोलाही सपकाळ यांना पाटील यांनी लगावला. 'हर्षवर्धन सपकाळ हे कालपर्यंत एक पडलेले आमदार होते.आता प्रदेशाध्यक्ष झालेत म्हणून त्यांनी इतकं बोलू नये. काँग्रेस हा आमच्या विरोधातला पक्ष असला तरी पृथ्वीराज चव्हाण, बाळासाहेब थोरात आणि आधी काँग्रेसचे होते आणि आता आमच्याकडे आहेत असे राधाकृष्ण विखे पाटील तसेच हर्षवर्धन पाटील असे वेलकल्चर आणि खानदानी माणसं असं काँग्रेसचं वैशिष्ट्य आहे.', असे ते म्हणाले 'हर्षवर्धन सपकाळ हे देखील त्या परंपरेतील आहेत. त्यामुळे आम्हाला बोलायला लावू नका जर आम्ही बोलायला लागलो तर मग वाईट वाटून घेऊ नका.देवेंद्र फडणवीस आम्हा सर्वांना अशा बाबतीत दाबून ठेवतात. मात्र, जर त्यांनी आम्हाला सुटा म्हणून सांगितलं तर ते तुम्हाला फार महागात पडेल.', असा इशारा देखील सपकाळ यांना त्यांनी दिला. फडणवीसन वर जेव्हा तुम्ही बोलतात तेव्हा आमच्यासारखा लोकांचाही संयम सुटण्याची शक्यता आहे. त्यामुळे असं वारंवार झाल्यास आम्हालाही अंगावरती जावं लागेल, असे देखील ते म्हणाले, सरकारनामाचे सदस्य व्हा शॉपिंगसाठी 'सकाळ प्राईम डील्स'च्या भन्नाट ऑफर्स पाहण्यासाठी क्लिक करा. Read Latest Marathi Political News, Breaking Political News from Maharashtra, India, Pune &amp; Mumbai at Sarkarnama. To Get Live Political Marathi News on Mobile, Download the Sarkarnama Mobile App for Android and IOS. सरकारनामा आता सर्व सोशल मीडिया प्लॅटफॉर्मवर. ताज्या राजकीय घडामोडींसाठी फेसबुक, ट्विटर, इन्स्टाग्राम, शेअर चॅट, टेलिग्रामवर आणि व्हॉट्सॲप आम्हाला फॉलो करा. तसेच, सरकारनामा यूट्यूब चॅनेलला आजच सबस्क्राइब करा. Follow Us Copyright © 2025 Sakal Media Group – All Rights Reserved Powered by Quintype वेबसाईटवर ब्राउझिंगचा अनुभव सर्वोत्तम असावा, यासाठी आम्ही कुकीजचा वापर करतो. कुकीजमुळे तुम्हाला तुमच्या आवडत्या मजकुराची शिफारस करता येते. आमचे गोपनीयता आणि कुकीजसंदर्भातील धोरण तुम्हाला मान्य आहे.</w:t>
-      </w:r>
-    </w:p>
-    <w:p>
-      <w:pPr>
-        <w:pStyle w:val="Heading3"/>
-      </w:pPr>
-      <w:r>
-        <w:t>Article 22</w:t>
-      </w:r>
-    </w:p>
-    <w:p>
-      <w:r>
-        <w:t>Title: शिष्यवृत्तीसाठी एकदा दिलेला उत्पन्नाचा दाखला कॉलेज संपेपर्यंत ग्राह्य; उच्च आणि तंत्र शिक्षण विभागाचा विद्यार्थ्यांना दिलासा</w:t>
-      </w:r>
-    </w:p>
-    <w:p>
-      <w:r>
-        <w:t xml:space="preserve">URL: </w:t>
-      </w:r>
-      <w:hyperlink r:id="rId30">
-        <w:r>
-          <w:rPr>
-            <w:color w:val="0000FF"/>
-          </w:rPr>
-          <w:t>https://www.etvbharat.com/mr/!state/income-certificate-once-submitted-for-scholarship-is-valid-till-the-end-of-college-relief-for-students-of-higher-and-technical-education-department-maharashtra-news-mhs25091705299</w:t>
-        </w:r>
-      </w:hyperlink>
-    </w:p>
-    <w:p>
-      <w:r>
-        <w:t>Content: महाराष्ट्र maharashtra ETV Bharat / state By ETV Bharat Marathi Team Published : September 17, 2025 at 7:14 PM IST Updated : September 17, 2025 at 7:45 PM IST मुंबई : उच्च आणि तंत्र शिक्षण घेणाऱ्या विद्यार्थ्यांना शिष्यवृत्ती मिळवण्यासाठी दरवर्षी उत्पन्नाचा दाखला सादर करावा लागतो. त्यामुळं विद्यार्थ्यांना अभ्यास सोडून शासकीय कार्यालयांत खेटा माराव्या लागतात. ही बाब ध्यानात घेऊन उच्च व तंत्र शिक्षण विभागानं विद्यार्थ्यांसाठी दिलासादायक निर्णय घेतला आहे. त्यानुसार, एकदा प्रवेशप्रक्रियेदरम्यान दिलेला उत्पन्नाचा दाखला हा अभ्यासक्रम पूर्ण होईपर्यंत ग्राह्य धरला जाणार आहे. उच्च आणि तंत्र शिक्षणमंत्री चंद्रकांत पाटील यांनी बुधवारी (16 सप्टेंबर) प्रशासनाला याबाबतचे निर्देश दिले. वेळ आणि श्रम वाचणार : राज्य सामाईक प्रवेश परीक्षा कक्ष आणि तंत्रशिक्षण संचालनालयामार्फत व्यावसायिक अभ्यासक्रमांच्या प्रवेश प्रक्रियेदरम्यान विद्यार्थ्यांकडून उत्पन्नाचा दाखला, वैयक्तिक माहिती आणि इतर कागदपत्रं ऑनलाइन आणि ऑफलाइन पद्धतीनं सादर केली जातात. ही कागदपत्रं पडताळणीनंतर ग्राह्य धरली जातात. त्यामुळं विद्यार्थ्यांना शिष्यवृत्तीसाठी पुन्हा तीच माहिती सादर करण्याची गरज नाही. यामुळं शिष्यवृत्ती अर्ज तपासणीचा वेळ वाचणार असून, विद्यार्थ्यांचा अचूक डेटा उपलब्ध होण्यास मदत होईल. मंत्रालयात मंत्री चंद्रकांत पाटील यांच्या अध्यक्षतेखाली झालेल्या आढावा बैठकीत हा निर्णय घेण्यात आला. अनुसूचित जाती (SC), अनुसूचित जमाती (ST), इतर मागासवर्ग (OBC), आर्थिक दुर्बल घटक (EWS) आणि सामाजिक व शैक्षणिकदृष्ट्या मागास वर्ग (SEBC) यांसह सर्व प्रवर्गातील विद्यार्थ्यांना शिष्यवृत्ती वेळेत मिळावी, यासाठी कार्यपद्धती सुधारण्यावर चर्चा झाली. शिष्यवृत्ती वितरणासाठी 'ऑटो सिस्टम' - चंद्रकांत पाटील हेही वाचा : For All Latest Updates TAGGED: आज कुणाला मिळणार शुभफल, कुणाला लागणार चिंता? वाचा राशीभविष्य कबुतराची सुटका करताना विजेचा झटका बसून अग्निशमन जवानाचा मृत्यू, एक जवान जखमी नाशिक रिपाइंचे जिल्हाध्यक्ष प्रकाश लोंढे यांच्या कार्यालयात सापडलं भुयार आणि हत्यारे साताऱ्यातील भाजपा नेता अडचणीत, 112 कोटीच्यावर अपहार प्रकरणी शेखर चरेगावकर यांच्यासह ५० जणांवर गुन्हा दाखल फराळ निघाला लंडन, अमेरिका, युरोपला; महागाईमुळं फराळाच्या किंमतीत ४० टक्के वाढ, तरी पारंपरिक फराळाला मोठी मागणी ओप्पो फाइंड X9 सीरिज भारतात नोव्हेंबरमध्ये लाँच होणार; मीडियाटेक डायमेंसिटी 9500 सोबत भागीदारी मेटाचं इन्स्टाग्राम आणि फेसबुक रील्ससाठी हिंदी डबिंगसह AI फीचर लाँच सॅमसंगचा दिवाळीपूर्वीच धमाका : भारतात नवीन मिड-रेंज स्मार्टफोन गॅलक्सी M17 5G लाँच; जाणून घ्या, किंमत, वैशिष्ट्ये आणि ऑफर दिवाळी 2025 तारीख; जाणून घ्या पूजेची वेळ, पद्धत आणि नियम Copyright © 2025 Ushodaya Enterprises Pvt. Ltd., All Rights Reserved.</w:t>
-      </w:r>
-    </w:p>
-    <w:p>
-      <w:pPr>
-        <w:pStyle w:val="Heading3"/>
-      </w:pPr>
-      <w:r>
         <w:t>Article 23</w:t>
       </w:r>
     </w:p>
     <w:p>
       <w:r>
-        <w:t>Title: देवेंद्र फडणवीस यांनी केलेल्या सूचनांमुळे गोपीचंद पडळकर यांच्या देहबोली आणि भाषेमध्ये फरक दिसेल : भाजप नेते मंत्री चंद्रकांत पाटील</w:t>
+        <w:t>Title: Top 10 News : चंद्रकांत पाटलांचे स्पष्टीकरण ते धनंजय मुंडे यांची तटकरेंकडे मागणी आणि गुणरत्न सदावर्ते ते शिंदेंच्या माजी आमदाराला खिरापत यासह वाचा वाचा Top Ten राजकीय घडामोडी...</w:t>
       </w:r>
     </w:p>
     <w:p>
@@ -706,13 +706,13 @@
           <w:rPr>
             <w:color w:val="0000FF"/>
           </w:rPr>
-          <w:t>https://www.loksatta.com/pune/ncp-sharad-pawar-leader-offensive-statement-about-jayant-patil-fadnavis-advice-change-padalkars-language-svk-88-sud-02-5388686/</w:t>
+          <w:t>https://sarkarnama.esakal.com/maharashtra/marathi-news-political-news-maharashtra-marathi-news-update-21-sept-2025-pm-modi-mallikarjun-kharge-mahayuti-mva-maharashtra-politics-chandrakant-patil-gopichand-padalkar-dhananjay-munde-sunil-tatkare-gunratna-sadavarte-babasaheb-deshmukh-sushma-andhare-anjali-damania-as11</w:t>
         </w:r>
       </w:hyperlink>
     </w:p>
     <w:p>
       <w:r>
-        <w:t>Content: पुणे : भाजपचे नेते आमदार पडळकर यांनी जतमध्ये बोलताना शरद पवार गटाचे जेष्ठ नेते आमदार जयंत पाटील यांच्याबाबत काही दिवसापूर्वी आक्षेपार्ह विधान केल्याची घटना घडली होती.त्या विधानावर अनेक राजकीय प्रतिक्रिया उमटण्यास सुरुवात झाली आहे.त्या विधानाबाबत भाजपचे नेते मंत्री चंद्रकांत पाटील यांना विचारले असता ते म्हणाले,गोपीचंद पडळकर यांच्या विधानाच माझ्यासह मुख्यमंत्री देवेंद्र फडणवीस,चंद्रशेखर बावनकुळे,सदाभाऊ खोत तसेच यांच्यासह कोणत्याही नेत्यांनी समर्थन केलेल नाही. त्या विधानानंतर गोपीचंद पडळकर म्हणाले आहेत की, पंतप्रधान नरेंद्र मोदी,त्यांची आई, तसेच मुख्यमंत्री देवेंद्र फडणवीस यांची पत्नी आणि त्यांची मुलगी या सर्वावर तुम्ही बोलता,हे तुम्हाला चालत का ? त्यावेळी तुम्ही फिल्डवर का नाही उतरला असा सवाल देखील त्यांनी यावेळी उपस्थित केला. तसेच ते पुढे म्हणाले, मी गोपीचंद पडळकर यांच् समर्थन करीत नाही.त्यांनी ती भाषा वापरु नये,महाराष्ट्राची ही संस्कृती नाही.गोपीचंद हा आमचा अज्ञानधारक कार्यकर्ता आहे.देवेंद्र फडणवीस यांनी केलेल्या सूचनांमुळे उद्यापासून गोपीचंद पडळकर यांच्या देहबोली आणि भाषेमध्ये फरक दिसेल,अशी भूमिका मांडत.आता यापुढील काळात अशी कोणीच भाषा वापरु नये असे आवाहन देखील त्यांनी यावेळी केले. How to clean Stomach in Morning: बद्धकोष्ठता आजकाल खूप सामान्य समस्या झाली आहे. ही जास्त काळ राहिल्यास गंभीर आजारही होऊ शकतात. त्यामागचे मुख्य कारण म्हणजे चुकीचे जेवण, पाणी कमी पिणे, ताण, अन्नात तंतू कमी असणे आणि अनियमित दिनचर्या. बद्धकोष्ठता असल्यास शौच करणे कठीण होते, ज्यामुळे पोट जड वाटणे, गॅस, पित्त आणि अपचन यांसारख्या समस्या होतात. ही अवस्था जास्त काळ राहिल्यास मूळव्याध (पाईल्स) सारखे गंभीर आजार होण्याचा धोका वाढतो.</w:t>
+        <w:t>Content: Sarkarnama Headlines : सरकारनामा हा महाराष्ट्रातला राजकारण या विषयावरचा एकमेव आणि आघाडीचा डिजिटल प्लॅटफॉर्म आहे. दिवसभरात राज्य, देश आणि जागतिक पातळीवरच्या ताज्या घडामोडी, विश्लेषणे देण्याचा सरकारनामाचा कायमच प्रयत्न असतो. जाणून घेऊयात आज ता. 21 Sept 2025 च्या रात्री 9 पर्यंतच्या Top Ten राजकीय घडामोडी... Chandrakant Patil statement: मोदींच्या आईंवर, फडणवीसांच्या बायकोवर बोलतात तेव्हा...; पडळकर यांच्या वक्तव्यावर चंद्रकांत पाटलांनी स्पष्टच सांगितले मंत्रिपद गेलेल्या धनंजय मुंडे यांच्या हालचाली वाढल्या; थेट तटकरेंच्या कार्यक्रमात भर स्टेजवर केली मोठी मागणी; म्हणाले, 'मी रिकामा बसलोय...' Gunratna Sadavarte : आता पुढची भेट अंतरवाली सराटीतच! गुणरत्न सदावर्ते यांचे मनोज जरांगे पाटील यांना आव्हान! Maharashtra Government : एकनाथ शिंदेंच्या माजी आमदाराला 20 कोटींची खिरापत; ही कबुली फडणवीस, अजितदादांना गोत्यात आणणार? Dr. Babasaheb Deshmukh : माझ्या कार्यपद्धतीत दमदाटी नाही, तर कायदेशीर मार्ग असतो’ : आमदार बाबासाहेब देशमुखांचे सूचक विधान NCP SP MLA News : पवारांच्या आमदाराची मागणी एकनाथ शिंदेंनी तातडीने मान्य केली; मतदारसंघात मंत्र्यालाही पाठविण्याचा निर्णय PM announcement Fadnavis reaction : पंतप्रधानांच्या घोषणेनंतर, सीएम फडणवीसांची पहिली प्रतिक्रिया; 'आत्मनिर्भर भारता'चा नारा देत विरोधकांवर हल्लाबोल Mallikarjun Kharge on PM Modi : पंतप्रधान मोदी 2.5 लाख कोटींच्या बचतीवर बोलले, खर्गेंनी 55 लाख कोटींच्या वसुलीचा आकडाच दाखवला... Sushma Andhare taunts Anjali Damania : 'पुढचं टार्गेट गडकरी, तसे ते मोदी अन् फडणवीसांना नकोच आहेत!' अंधारे-दमानिया 'ट्विटर वॉर' Dhananjay Munde : करुणा शर्मा यांचा पुन्हा एकदा मोठा दावा; 'आता धनंजय मुंडेंची आमदारकीही जाणार, ती फक्त ४ महिनेच?' Follow Us Copyright © 2025 Sakal Media Group – All Rights Reserved Powered by Quintype वेबसाईटवर ब्राउझिंगचा अनुभव सर्वोत्तम असावा, यासाठी आम्ही कुकीजचा वापर करतो. कुकीजमुळे तुम्हाला तुमच्या आवडत्या मजकुराची शिफारस करता येते. आमचे गोपनीयता आणि कुकीजसंदर्भातील धोरण तुम्हाला मान्य आहे.</w:t>
       </w:r>
     </w:p>
     <w:p>
@@ -725,7 +725,7 @@
     </w:p>
     <w:p>
       <w:r>
-        <w:t>Title: चंद्रकांत पाटलांनी Rahul Gandhi यांना दिला कोल्हापुरी ‘झटका’; म्हणाले, “उठसूट इलेक्ट्रॉनिक मीडियाचा…”</w:t>
+        <w:t>Title: विद्यार्थ्यांना मोठा दिलासा, प्रवेशाच्या वेळी दिलेली माहितीच अभ्यासक्रम पूर्ण होईपर्यंत शिष्यवृत्तीसाठी ग्राह्य…</w:t>
       </w:r>
     </w:p>
     <w:p>
@@ -733,37 +733,6 @@
         <w:t xml:space="preserve">URL: </w:t>
       </w:r>
       <w:hyperlink r:id="rId32">
-        <w:r>
-          <w:rPr>
-            <w:color w:val="0000FF"/>
-          </w:rPr>
-          <w:t>https://www.navarashtra.com/india/chandrakant-patil-criticizes-to-rahul-gandhi-vote-chori-evm-election-comission-political-marathi-news-994302.html</w:t>
-        </w:r>
-      </w:hyperlink>
-    </w:p>
-    <w:p>
-      <w:r>
-        <w:t>Content: मंत्री पाटलांची राहुल गांधींवर टीका (फोटो- ani) मंत्री चंद्रकांत पाटलांचा राहुल गांधींवर घणाघात राहुल गांधींना सुप्रीम कोर्टात जाण्याचा सल्ला चंद्रकांत पाटलांनी राहुल गांधींना सुनावले Rahul Gandhi On Election Comission: काँग्रेस नेते आणि विरोधी पक्षनेते राहुल गांधी यांच्या पत्रकार परिषद घेत असून यावेळी त्यांनी निवडणूक आयोगावर गंभीर आरोप केला. काही ठिकाणी काँग्रेसच्या समर्थनार्थ जाणारी मतं जाणीवपूर्वक वगळल्याचं राहुल गांधींनी यावेळी सांगितलं. मतचोरीच्या आरोपांबाबत राहुल गांधी पत्रकार परिषदेत अनेक मोठे खुलासे केले. राहुल गांधी यांनी मत चोरीचा आरोप केला. त्यांनी पुरावेही सादर केले आणि निवडणूक आयोगाच्या संरक्षणाखाली हे घडत असल्याचा दावा केला. निवडणूक आयोगाने राहुल गांधी यांचे आरोप फेटाळून लावले आहेत. मात्र आता राज्याचे मंत्री चंद्रकांत पाटील यांनी राहुल गांधी यांना सुनावले आहे. राहुल गांधी यांनी काही दिवसांपूर्वी हायड्रोजन बॉम्बसाठी तयार राहावे असा इशारा दिला होता. त्यानुसार त्यांनी आज पत्रकार परिषद घेत निवडणूक आयोगावर गंभीर स्वरूपाचे आरोप केले आहेत. यावर आता राज्याचे उच्च व तंत्र शिक्षणमंत्री चंद्रकांत पाटील यांनी जोरदार टीका केली आहे. त्यांनी पुरावे असल्यास सुप्रीम कोर्टात जावे असे म्हटले आहे. काय म्हणाले राज्याचे उच्च व तंत्र शिक्षणमंत्री चंद्रकांत पाटील? राहुल गांधी यांनी केलेल्या आरोपांवर बोलताना चंद्रकांत पाटील म्हणाले, “त्यांना काही काम धंदा उरलेला नाही. ते लोकसभेचे विरोधी पक्षनेते आहेत. कॉँग्रेसचा चेहरा आहेत. त्यांना रोज काहीतरी बोलले पाहिजे. जर ते सरळ बोलले तर, त्याची दखल कोणी घेणार नाही. 6 हजारपेक्षा मतांची चोरी, पुराव्यासह राहुल गांधीचा भाजपवर थेट वार! निवडणुकीपूर्वी टाकला ‘बॉम्ब’, बिकट परिस्थिती उद्भवणार? राहुलक गांधी यांनी इतक्या वेळेस मांडणी करून ते अजून एकही गोष्ट सिद्ध करू शकले नाहीत. लोकसभा निवडणुकीत तुम्हाला महाराष्ट्र आणि उत्तर प्रदेशमध्ये जास्त जागा मिळाल्या. मग तुम्ही त्या ठिकाणी मत चोरी केली का? तुमच्या बाजूने निकाल अलया की ईव्हीएम मशीन चांगले आणि विरोधात निकाल लागला की त्याच मशीनला चुकीचे म्हणणे योग्य नाही. इतकेसे न समजायला लोक काय वेडी नाहीत. राहुल गांधींकडे पुरावे असतील तर त्यांनी थेट सुप्रीम कोर्टात जावे. निवडणूक आयोगाने दखल घेतली नसेल तर सुप्रीम कोर्टात दाद मागता येते. तिथेही दखल नाही घेतली तर डिव्हिजनमध्ये जाता येते. त्यामुळे रोज उठून इलेक्ट्रॉनिक मीडियाचा स्पेस खाऊ नये. Follow Us On © Copyright Navarashtra 2025 All rights reserved.</w:t>
-      </w:r>
-    </w:p>
-    <w:p>
-      <w:pPr>
-        <w:pStyle w:val="Heading3"/>
-      </w:pPr>
-      <w:r>
-        <w:t>Article 25</w:t>
-      </w:r>
-    </w:p>
-    <w:p>
-      <w:r>
-        <w:t>Title: विद्यार्थ्यांना मोठा दिलासा, प्रवेशाच्या वेळी दिलेली माहितीच अभ्यासक्रम पूर्ण होईपर्यंत शिष्यवृत्तीसाठी ग्राह्य…</w:t>
-      </w:r>
-    </w:p>
-    <w:p>
-      <w:r>
-        <w:t xml:space="preserve">URL: </w:t>
-      </w:r>
-      <w:hyperlink r:id="rId33">
         <w:r>
           <w:rPr>
             <w:color w:val="0000FF"/>
@@ -782,12 +751,43 @@
         <w:pStyle w:val="Heading3"/>
       </w:pPr>
       <w:r>
+        <w:t>Article 25</w:t>
+      </w:r>
+    </w:p>
+    <w:p>
+      <w:r>
+        <w:t>Title: देवेंद्र फडणवीस यांनी केलेल्या सूचनांमुळे गोपीचंद पडळकर यांच्या देहबोली आणि भाषेमध्ये फरक दिसेल : भाजप नेते मंत्री चंद्रकांत पाटील</w:t>
+      </w:r>
+    </w:p>
+    <w:p>
+      <w:r>
+        <w:t xml:space="preserve">URL: </w:t>
+      </w:r>
+      <w:hyperlink r:id="rId33">
+        <w:r>
+          <w:rPr>
+            <w:color w:val="0000FF"/>
+          </w:rPr>
+          <w:t>https://www.loksatta.com/pune/ncp-sharad-pawar-leader-offensive-statement-about-jayant-patil-fadnavis-advice-change-padalkars-language-svk-88-sud-02-5388686/</w:t>
+        </w:r>
+      </w:hyperlink>
+    </w:p>
+    <w:p>
+      <w:r>
+        <w:t>Content: पुणे : भाजपचे नेते आमदार पडळकर यांनी जतमध्ये बोलताना शरद पवार गटाचे जेष्ठ नेते आमदार जयंत पाटील यांच्याबाबत काही दिवसापूर्वी आक्षेपार्ह विधान केल्याची घटना घडली होती.त्या विधानावर अनेक राजकीय प्रतिक्रिया उमटण्यास सुरुवात झाली आहे.त्या विधानाबाबत भाजपचे नेते मंत्री चंद्रकांत पाटील यांना विचारले असता ते म्हणाले,गोपीचंद पडळकर यांच्या विधानाच माझ्यासह मुख्यमंत्री देवेंद्र फडणवीस,चंद्रशेखर बावनकुळे,सदाभाऊ खोत तसेच यांच्यासह कोणत्याही नेत्यांनी समर्थन केलेल नाही. त्या विधानानंतर गोपीचंद पडळकर म्हणाले आहेत की, पंतप्रधान नरेंद्र मोदी,त्यांची आई, तसेच मुख्यमंत्री देवेंद्र फडणवीस यांची पत्नी आणि त्यांची मुलगी या सर्वावर तुम्ही बोलता,हे तुम्हाला चालत का ? त्यावेळी तुम्ही फिल्डवर का नाही उतरला असा सवाल देखील त्यांनी यावेळी उपस्थित केला. तसेच ते पुढे म्हणाले, मी गोपीचंद पडळकर यांच् समर्थन करीत नाही.त्यांनी ती भाषा वापरु नये,महाराष्ट्राची ही संस्कृती नाही.गोपीचंद हा आमचा अज्ञानधारक कार्यकर्ता आहे.देवेंद्र फडणवीस यांनी केलेल्या सूचनांमुळे उद्यापासून गोपीचंद पडळकर यांच्या देहबोली आणि भाषेमध्ये फरक दिसेल,अशी भूमिका मांडत.आता यापुढील काळात अशी कोणीच भाषा वापरु नये असे आवाहन देखील त्यांनी यावेळी केले. अमेरिकेचे राष्ट्राध्यक्ष डोनाल्ड ट्रम्प आणि भारताचे पंतप्रधान नरेंद्र मोदी यांच्यातील मैत्री असूनही, सध्या टॅरिफबाबत ट्रम्प यांनी घेतलेल्या भारतविरोधी भूमिकेमुळे तणाव निर्माण झाला आहे. दुसरीकडे, ट्रम्प पाकिस्तानशी सख्य वाढवत आहेत. पाकिस्तानचे पंतप्रधान शाहबाज शरीफ आणि लष्कर प्रमुखांनी व्हाईट हाऊसमध्ये ट्रम्प यांच्याशी चर्चा केली. पाकिस्तानशी व्यापारविषयक करार आणि रशियाशी जवळीक वाढू नये म्हणून ट्रम्प पाकिस्तानला चुचकारत असल्याचे दिसते.</w:t>
+      </w:r>
+    </w:p>
+    <w:p>
+      <w:pPr>
+        <w:pStyle w:val="Heading3"/>
+      </w:pPr>
+      <w:r>
         <w:t>Article 26</w:t>
       </w:r>
     </w:p>
     <w:p>
       <w:r>
-        <w:t>Title: Top 10 News : चंद्रकांत पाटलांचे स्पष्टीकरण ते धनंजय मुंडे यांची तटकरेंकडे मागणी आणि गुणरत्न सदावर्ते ते शिंदेंच्या माजी आमदाराला खिरापत यासह वाचा वाचा Top Ten राजकीय घडामोडी...</w:t>
+        <w:t>Title: प्रभाकर घार्गे यांनी काळाची गरज ओळखून योग्य निर्णय घ्यावा; नितीन पाटील यांचे आवाहन</w:t>
       </w:r>
     </w:p>
     <w:p>
@@ -799,13 +799,13 @@
           <w:rPr>
             <w:color w:val="0000FF"/>
           </w:rPr>
-          <w:t>https://sarkarnama.esakal.com/maharashtra/marathi-news-political-news-maharashtra-marathi-news-update-21-sept-2025-pm-modi-mallikarjun-kharge-mahayuti-mva-maharashtra-politics-chandrakant-patil-gopichand-padalkar-dhananjay-munde-sunil-tatkare-gunratna-sadavarte-babasaheb-deshmukh-sushma-andhare-anjali-damania-as11</w:t>
+          <w:t>https://www.loksatta.com/maharashtra/future-of-maharashtra-politics-depends-on-wise-decisions-urges-nitin-patil-to-formar-mla-prabhakar-gharge-rds-00-5387645/</w:t>
         </w:r>
       </w:hyperlink>
     </w:p>
     <w:p>
       <w:r>
-        <w:t>Content: Sarkarnama Headlines : सरकारनामा हा महाराष्ट्रातला राजकारण या विषयावरचा एकमेव आणि आघाडीचा डिजिटल प्लॅटफॉर्म आहे. दिवसभरात राज्य, देश आणि जागतिक पातळीवरच्या ताज्या घडामोडी, विश्लेषणे देण्याचा सरकारनामाचा कायमच प्रयत्न असतो. जाणून घेऊयात आज ता. 21 Sept 2025 च्या रात्री 9 पर्यंतच्या Top Ten राजकीय घडामोडी... Chandrakant Patil statement: मोदींच्या आईंवर, फडणवीसांच्या बायकोवर बोलतात तेव्हा...; पडळकर यांच्या वक्तव्यावर चंद्रकांत पाटलांनी स्पष्टच सांगितले मंत्रिपद गेलेल्या धनंजय मुंडे यांच्या हालचाली वाढल्या; थेट तटकरेंच्या कार्यक्रमात भर स्टेजवर केली मोठी मागणी; म्हणाले, 'मी रिकामा बसलोय...' Gunratna Sadavarte : आता पुढची भेट अंतरवाली सराटीतच! गुणरत्न सदावर्ते यांचे मनोज जरांगे पाटील यांना आव्हान! Maharashtra Government : एकनाथ शिंदेंच्या माजी आमदाराला 20 कोटींची खिरापत; ही कबुली फडणवीस, अजितदादांना गोत्यात आणणार? Dr. Babasaheb Deshmukh : माझ्या कार्यपद्धतीत दमदाटी नाही, तर कायदेशीर मार्ग असतो’ : आमदार बाबासाहेब देशमुखांचे सूचक विधान NCP SP MLA News : पवारांच्या आमदाराची मागणी एकनाथ शिंदेंनी तातडीने मान्य केली; मतदारसंघात मंत्र्यालाही पाठविण्याचा निर्णय PM announcement Fadnavis reaction : पंतप्रधानांच्या घोषणेनंतर, सीएम फडणवीसांची पहिली प्रतिक्रिया; 'आत्मनिर्भर भारता'चा नारा देत विरोधकांवर हल्लाबोल Mallikarjun Kharge on PM Modi : पंतप्रधान मोदी 2.5 लाख कोटींच्या बचतीवर बोलले, खर्गेंनी 55 लाख कोटींच्या वसुलीचा आकडाच दाखवला... Sushma Andhare taunts Anjali Damania : 'पुढचं टार्गेट गडकरी, तसे ते मोदी अन् फडणवीसांना नकोच आहेत!' अंधारे-दमानिया 'ट्विटर वॉर' Dhananjay Munde : करुणा शर्मा यांचा पुन्हा एकदा मोठा दावा; 'आता धनंजय मुंडेंची आमदारकीही जाणार, ती फक्त ४ महिनेच?' Follow Us Copyright © 2025 Sakal Media Group – All Rights Reserved Powered by Quintype वेबसाईटवर ब्राउझिंगचा अनुभव सर्वोत्तम असावा, यासाठी आम्ही कुकीजचा वापर करतो. कुकीजमुळे तुम्हाला तुमच्या आवडत्या मजकुराची शिफारस करता येते. आमचे गोपनीयता आणि कुकीजसंदर्भातील धोरण तुम्हाला मान्य आहे.</w:t>
+        <w:t>Content: सातारा : राज्यात आगामी २० ते २५ वर्षांच्या काळात कोणाचे राजकारण चालणार याचा विचार करून माजी आमदार प्रभाकर घार्गे यांनी काळाची गरज ओळखून योग्य निर्णय घ्यावा, असे आवाहन सातारा जिल्हा बँकेचे अध्यक्ष खासदार नितीन पाटील यांनी केले. पळशी (ता. खटाव) येथे खटाव माण ॲग्रो साखर कारखान्याचे अध्यक्ष, माजी आमदार प्रभाकर घार्गे यांच्या वाढदिवसानिमित्त आयोजित शेतकरी मेळाव्यात ते बोलत होते. या वेळी आमदार मनोज घोरपडे, जिल्हा बँकेचे उपाध्यक्ष अनिल देसाई, संचालक प्रदीप विधाते,राजेश पाटील, राजेंद्र राजपुरे, मुख्य सर व्यवस्थापक डॉ. राजेंद्र सरकाळे, जितेंद्र पवार, संदीप मांडवे, पृथ्वीराज गोडसे, सी. एम. पाटील, प्रा. अर्जुन खाडे, चंद्रकांत पाटील, सुभाष नरळे, अर्जुन वलेकर, युवा नेते योगेश फडतरे, सभापती दत्तात्रय पवार, बबन कदम, संजीव साळुंखे, राहुल पाटील, श्रीराम पाटील, सुनील फडतरे, प्रा. सदाशिव खाडे, अभय देशमुख, मंगेश फडतरे, अशोक कुदळे, संभाजी फडतरे, सुहास पिसाळ, तानाजी मगर, हिंमत माने, महेश घार्गे, इंदिरा घार्गे, प्रीती घार्गे, प्रिया यांची प्रमुख उपस्थिती होती. खासदार पाटील म्हणाले, की आपण सर्वजण काँग्रेस संस्कृतीत वाढलेले लोक आहोत. शाहू, फुले विचार जोपासणाऱ्या नेत्याचा विचार जोपासणे हे आपले काम आहे. सद्य:स्थितीत ही विचारधारा जोपासणारे उपमुख्यमंत्री अजित पवार यांच्याशिवाय दुसरे नाव नाही. आगामी काळात तेच राजकारणात टिकून राहू शकतात. राजकारणाबरोबर जिल्ह्यातील साखर कारखान्याची स्थिती, प्रत्येक कारखान्याने वाढवलेली गाळपक्षमता याचा विचार करून ऊस उत्पादन वाढवण्याची गरज आहे, त्यासाठी शेतीमध्ये कृत्रिम बुद्धिमत्ता तंत्रज्ञानाचा वापर करणे आवश्यक आहे. घार्गे यांनी अडचणीच्या काळात सुरुवात करून यशस्वी उद्योजक म्हणून जिल्ह्यात आपली वेगळी प्रतिमा निर्माण केली आहे. खटाव तालुक्यात सहा लाख टन क्षमतेचा कारखाना उभारल्यामुळे शेतकऱ्यांना योग्य भाव, तसेच वेळेत तोड मिळत असल्याबद्दल त्यांनी समाधान व्यक्त केले. बदलत्या काळात शेतीमध्ये बदल करणे गरजेचे आहे, त्यासाठी शेतकऱ्यांनी कृत्रिम बुद्धिमत्ता तंत्रज्ञानाचा वापर करावा, असे आवाहनही नितीन पाटील यांनी केले. या वेळी आमदार मनोज घोरपडे, जिल्हा बँकेचे उपाध्यक्ष अनिल देसाई, राजेंद्र सरकाळे यांचेही भाषण झाले. 30 September Horoscope Durga Ashtami: दुर्गा अष्टमीचा पवित्र सण ३० सप्टेंबर, मंगळवार रोजी आहे. दुर्गा अष्टमीच्या दिवशी दुर्गामातेचं आठवं रूप, महागौरीची पूजा केली जाते. या वर्षी दुर्गा अष्टमी ५ राशींच्या लोकांसाठी खूप शुभ ठरू शकते. या दिवशी या लोकांवर महागौरीची कृपा होईल, ज्यामुळे त्यांना करिअरमध्ये नवीन संधी मिळेल आणि त्यांचे यश व कीर्ती वाढेल. चला तर मग पाहूया, दुर्गा अष्टमी कोणत्या ५ राशींच्या लोकांसाठी शुभ ठरेल.</w:t>
       </w:r>
     </w:p>
     <w:p>
@@ -818,6 +818,37 @@
     </w:p>
     <w:p>
       <w:r>
+        <w:t>Title: Kolhpur News: भाजप, शिवसेना अन् ठाकरेंच्या सेनेत गटबाजी संपेना, इच्छुकांची मुस्कटदाबी; कोल्हापुरच्या राजकारणात नेमकं काय सुरु?</w:t>
+      </w:r>
+    </w:p>
+    <w:p>
+      <w:r>
+        <w:t xml:space="preserve">URL: </w:t>
+      </w:r>
+      <w:hyperlink r:id="rId35">
+        <w:r>
+          <w:rPr>
+            <w:color w:val="0000FF"/>
+          </w:rPr>
+          <w:t>https://sarkarnama.esakal.com/maharashtra/paschim-maharashtra/kolhpur-news-factionalism-in-bjp-shiv-sena-and-thackeray-sena-is-not-over-what-exactly-is-going-on-in-kolhapur-politics-rg93-aau85</w:t>
+        </w:r>
+      </w:hyperlink>
+    </w:p>
+    <w:p>
+      <w:r>
+        <w:t>Content: Kolhpur News: कोल्हापूर महानगरपालिका निवडणूक प्रक्रियेला वेग आला आहे. नुकतीच प्रारूप प्रभाग रचना जाहीर झाल्यानंतर अनेक इच्छुकांनी पत्ते खोलायला सुरुवात केली आहे. त्यासाठी अनेकांचे पक्षप्रवेश, प्रबळ असलेला पक्ष, आर्थिक दृष्ट्या सक्षम असणाऱ्या नेत्यांकडे इच्छुकांनी संपर्क ठेवला आहे. निवडणूक ही चार सदस्य पद्धतीनं होणार असल्याने आजूबाजूच्या मतदारसंघातील इच्छुकांना हाताशी धरण्याचं काम सुरू आहे. मात्र या इच्छुकांची पक्षातील अंतर्गत गटबाजीमुळे घालमेल वाढली आहे. भाजप, शिवसेना आणि ठाकरे यांची शिवसेना यांच्यातील अंतर्गत गटबाजीचे ग्रहण दिवसेंदिवस निवडणुकीच्या निमित्ताने वाढत आहे. त्यामुळे दोन्हीही गटांना धरून राहण्यासाठी इच्छुकांना कसरत करावी लागत आहे. शिवाय त्यांची मुस्कटदाबी देखील होताना दिसत आहे. कोल्हापूर भाजपमधील परिस्थिती पाहता यापूर्वी राज्याचे उच्च आणि तंत्र शिक्षण मंत्री चंद्रकांत पाटील यांच्या मार्गदर्शनाखाली कोल्हापूर महानगरपालिका निवडणूक झाली होती. त्यानंतर भाजपमध्ये राज्यसभेचे खासदार धनंजय महाडिक यांनी पक्ष प्रवेश केल्यानंतर आणि मंत्री चंद्रकांत पाटील यांनी पुण्यातून निवडणूक लढवल्यानंतर कोल्हापूर जिल्ह्यातील असलेला त्यांचा संपर्क कमी झाला. तर अप्रत्यक्षपणे राज्यसभेचे खासदार धनंजय महाडिक यांच्याकडे आगामी निवडणुकातील सूत्रे गेली आहेत. महाडिक यांची ताराराणी आघाडी भाजपमध्ये विलीन झाली असली तरी मूळ भाजप पक्ष आणि ताराराणी आघाडी असे दोन्ही गटात विभागल्याचं सध्याचं चित्र आहे. मंत्री पाटील कोल्हापूर दौऱ्यावर आल्यानंतर मूळ भाजपचे कार्यकर्ते आणि महाडिक गट यांच्यातील मतभेद ही वेळोवेळी दिसतात. आगामी कोल्हापूर महानगरपालिकेच्या निवडणुकीत आपल्या कार्यकर्त्यांना उमेदवारी देण्यासाठी या दोन्ही गटाची कसरत पहावी लागणार आहे. मूळ भाजपला आणि महाडिक गटांच्या कार्यकर्त्यांना किती संधी मिळणार हे देखील पहावे लागणार आहे. तर शिवसेनेची परिस्थिती पाहता भाजपच्या ताराराणी आघाडीतून गटनेते सत्यजित उर्फ नाना कदम हे शिवसेनेत आले आहेत. यापूर्वी राज्य नियोजन मंडळाचे अध्यक्ष राजेश क्षीरसागर यांचा निर्णय अंतिम समजला जात होता. मात्र कदम यांचा शिवसेनेत पक्षप्रवेश झाल्यानंतर शारंगधर देशमुख यांनी देखील शिवसेनेत पक्ष प्रवेश केला. कोल्हापूर महानगरपालिकेच्या राजकारणात कदम आणि देशमुख यांची मोठी राजकीय ताकद आहे. शिवाय पालकमंत्री प्रकाश आबिटकर आणि क्षीरसागर यांचे देखील सुत सध्या तरी जुळलेले नाही. तर दुसरीकडे माजी खासदार संजय मंडलिक त्यांनी माजी नगरसेवक रमेश पुरेकर यांना हाताशी धरून महापालिकेच्या राजकारणात रस दाखवला आहे. क्षीरसागर, कदम, देशमुख आणि मंडलिक असे तीन घटक शिवसेनेत निर्माण झाले आहेत. त्यामुळं प्रत्येकजण आपापल्याच पदाधिकाऱ्याला संधी कशी मिळणार? यासाठी प्रयत्न केले जात आहेत. शिवाय पालकमंत्री आबिटकर यांच्याशी जवळीकता केल्यास एका गटाकडून त्या इच्छुकाला रात्रीतून समज दिली जाते. त्यामुळे इच्छुकांची चांगलीच मुस्कटदाबी शिवसेनेत होताना दिसत आहे. ठाकरेंच्या शिवसेनेत देखील अंतर्गत गटबाजीचे ग्रहण संपलेले नाही. जिल्हाप्रमुख रविकिरण इंगवले यांच्यासह उपनेते संजय पवार, विजय देवणे यांच्यातील मतभेद आज देखील कायम आहेत. कोल्हापूर महानगरपालिकेच्या निवडणुकीत रविकरण इंगवले यांना अधिकार दिले असले तरी उपनेते संजय पवार यांनी देखील काही जागांवर आपला दावा सांगितला आहे. त्यामुळे समन्वयाची मूठ या ठिकाणी कशी बांधली जाणार? हे देखील पाहणे महत्त्वाचे आहे. तर दुसरीकडे महाविकास आघाडीतील काँग्रेसची परिस्थिती पाहता सध्यातरी भक्कम आहे. त्यापाठोपाठ राष्ट्रवादी शरदचंद्र पवार पक्ष आणि ठाकरे यांची शिवसेनेत उमेदवारीसाठी कसरत करावी लागणार आहे. महाविकास आघाडी म्हणून काँग्रेस सर्वाधिक जागांवर दावा सांगण्याच्या तयारीत आहे. मात्र हे करत असताना मित्रपक्ष कोठेही दुखावणार नाही. याची काळजी काँग्रेसला घ्यावी लागणार आहे. सरकारनामाचे सदस्य व्हा शॉपिंगसाठी 'सकाळ प्राईम डील्स'च्या भन्नाट ऑफर्स पाहण्यासाठी क्लिक करा. Read Latest Marathi Political News, Breaking Political News from Maharashtra, India, Pune &amp; Mumbai at Sarkarnama. To Get Live Political Marathi News on Mobile, Download the Sarkarnama Mobile App for Android and IOS. सरकारनामा आता सर्व सोशल मीडिया प्लॅटफॉर्मवर. ताज्या राजकीय घडामोडींसाठी फेसबुक, ट्विटर, इन्स्टाग्राम, शेअर चॅट, टेलिग्रामवर आणि व्हॉट्सॲप आम्हाला फॉलो करा. तसेच, सरकारनामा यूट्यूब चॅनेलला आजच सबस्क्राइब करा. Follow Us Copyright © 2025 Sakal Media Group – All Rights Reserved Powered by Quintype वेबसाईटवर ब्राउझिंगचा अनुभव सर्वोत्तम असावा, यासाठी आम्ही कुकीजचा वापर करतो. कुकीजमुळे तुम्हाला तुमच्या आवडत्या मजकुराची शिफारस करता येते. आमचे गोपनीयता आणि कुकीजसंदर्भातील धोरण तुम्हाला मान्य आहे.</w:t>
+      </w:r>
+    </w:p>
+    <w:p>
+      <w:pPr>
+        <w:pStyle w:val="Heading3"/>
+      </w:pPr>
+      <w:r>
+        <w:t>Article 28</w:t>
+      </w:r>
+    </w:p>
+    <w:p>
+      <w:r>
         <w:t>Title: Minister Chandrakant Patil: समृद्ध पंचायतराज अभियानात जिल्हा अव्वल राहील: पालकमंत्री चंद्रकांत पाटील; सांगली जिल्ह्यात ६९६ गावांत अभियानाचा प्रारंभ</w:t>
       </w:r>
     </w:p>
@@ -825,7 +856,7 @@
       <w:r>
         <w:t xml:space="preserve">URL: </w:t>
       </w:r>
-      <w:hyperlink r:id="rId35">
+      <w:hyperlink r:id="rId36">
         <w:r>
           <w:rPr>
             <w:color w:val="0000FF"/>
@@ -844,43 +875,12 @@
         <w:pStyle w:val="Heading3"/>
       </w:pPr>
       <w:r>
-        <w:t>Article 28</w:t>
-      </w:r>
-    </w:p>
-    <w:p>
-      <w:r>
-        <w:t>Title: Kolhpur News: भाजप, शिवसेना अन् ठाकरेंच्या सेनेत गटबाजी संपेना, इच्छुकांची मुस्कटदाबी; कोल्हापुरच्या राजकारणात नेमकं काय सुरु?</w:t>
-      </w:r>
-    </w:p>
-    <w:p>
-      <w:r>
-        <w:t xml:space="preserve">URL: </w:t>
-      </w:r>
-      <w:hyperlink r:id="rId36">
-        <w:r>
-          <w:rPr>
-            <w:color w:val="0000FF"/>
-          </w:rPr>
-          <w:t>https://sarkarnama.esakal.com/maharashtra/paschim-maharashtra/kolhpur-news-factionalism-in-bjp-shiv-sena-and-thackeray-sena-is-not-over-what-exactly-is-going-on-in-kolhapur-politics-rg93-aau85</w:t>
-        </w:r>
-      </w:hyperlink>
-    </w:p>
-    <w:p>
-      <w:r>
-        <w:t>Content: Kolhpur News: कोल्हापूर महानगरपालिका निवडणूक प्रक्रियेला वेग आला आहे. नुकतीच प्रारूप प्रभाग रचना जाहीर झाल्यानंतर अनेक इच्छुकांनी पत्ते खोलायला सुरुवात केली आहे. त्यासाठी अनेकांचे पक्षप्रवेश, प्रबळ असलेला पक्ष, आर्थिक दृष्ट्या सक्षम असणाऱ्या नेत्यांकडे इच्छुकांनी संपर्क ठेवला आहे. निवडणूक ही चार सदस्य पद्धतीनं होणार असल्याने आजूबाजूच्या मतदारसंघातील इच्छुकांना हाताशी धरण्याचं काम सुरू आहे. मात्र या इच्छुकांची पक्षातील अंतर्गत गटबाजीमुळे घालमेल वाढली आहे. भाजप, शिवसेना आणि ठाकरे यांची शिवसेना यांच्यातील अंतर्गत गटबाजीचे ग्रहण दिवसेंदिवस निवडणुकीच्या निमित्ताने वाढत आहे. त्यामुळे दोन्हीही गटांना धरून राहण्यासाठी इच्छुकांना कसरत करावी लागत आहे. शिवाय त्यांची मुस्कटदाबी देखील होताना दिसत आहे. कोल्हापूर भाजपमधील परिस्थिती पाहता यापूर्वी राज्याचे उच्च आणि तंत्र शिक्षण मंत्री चंद्रकांत पाटील यांच्या मार्गदर्शनाखाली कोल्हापूर महानगरपालिका निवडणूक झाली होती. त्यानंतर भाजपमध्ये राज्यसभेचे खासदार धनंजय महाडिक यांनी पक्ष प्रवेश केल्यानंतर आणि मंत्री चंद्रकांत पाटील यांनी पुण्यातून निवडणूक लढवल्यानंतर कोल्हापूर जिल्ह्यातील असलेला त्यांचा संपर्क कमी झाला. तर अप्रत्यक्षपणे राज्यसभेचे खासदार धनंजय महाडिक यांच्याकडे आगामी निवडणुकातील सूत्रे गेली आहेत. महाडिक यांची ताराराणी आघाडी भाजपमध्ये विलीन झाली असली तरी मूळ भाजप पक्ष आणि ताराराणी आघाडी असे दोन्ही गटात विभागल्याचं सध्याचं चित्र आहे. मंत्री पाटील कोल्हापूर दौऱ्यावर आल्यानंतर मूळ भाजपचे कार्यकर्ते आणि महाडिक गट यांच्यातील मतभेद ही वेळोवेळी दिसतात. आगामी कोल्हापूर महानगरपालिकेच्या निवडणुकीत आपल्या कार्यकर्त्यांना उमेदवारी देण्यासाठी या दोन्ही गटाची कसरत पहावी लागणार आहे. मूळ भाजपला आणि महाडिक गटांच्या कार्यकर्त्यांना किती संधी मिळणार हे देखील पहावे लागणार आहे. तर शिवसेनेची परिस्थिती पाहता भाजपच्या ताराराणी आघाडीतून गटनेते सत्यजित उर्फ नाना कदम हे शिवसेनेत आले आहेत. यापूर्वी राज्य नियोजन मंडळाचे अध्यक्ष राजेश क्षीरसागर यांचा निर्णय अंतिम समजला जात होता. मात्र कदम यांचा शिवसेनेत पक्षप्रवेश झाल्यानंतर शारंगधर देशमुख यांनी देखील शिवसेनेत पक्ष प्रवेश केला. कोल्हापूर महानगरपालिकेच्या राजकारणात कदम आणि देशमुख यांची मोठी राजकीय ताकद आहे. शिवाय पालकमंत्री प्रकाश आबिटकर आणि क्षीरसागर यांचे देखील सुत सध्या तरी जुळलेले नाही. तर दुसरीकडे माजी खासदार संजय मंडलिक त्यांनी माजी नगरसेवक रमेश पुरेकर यांना हाताशी धरून महापालिकेच्या राजकारणात रस दाखवला आहे. क्षीरसागर, कदम, देशमुख आणि मंडलिक असे तीन घटक शिवसेनेत निर्माण झाले आहेत. त्यामुळं प्रत्येकजण आपापल्याच पदाधिकाऱ्याला संधी कशी मिळणार? यासाठी प्रयत्न केले जात आहेत. शिवाय पालकमंत्री आबिटकर यांच्याशी जवळीकता केल्यास एका गटाकडून त्या इच्छुकाला रात्रीतून समज दिली जाते. त्यामुळे इच्छुकांची चांगलीच मुस्कटदाबी शिवसेनेत होताना दिसत आहे. ठाकरेंच्या शिवसेनेत देखील अंतर्गत गटबाजीचे ग्रहण संपलेले नाही. जिल्हाप्रमुख रविकिरण इंगवले यांच्यासह उपनेते संजय पवार, विजय देवणे यांच्यातील मतभेद आज देखील कायम आहेत. कोल्हापूर महानगरपालिकेच्या निवडणुकीत रविकरण इंगवले यांना अधिकार दिले असले तरी उपनेते संजय पवार यांनी देखील काही जागांवर आपला दावा सांगितला आहे. त्यामुळे समन्वयाची मूठ या ठिकाणी कशी बांधली जाणार? हे देखील पाहणे महत्त्वाचे आहे. तर दुसरीकडे महाविकास आघाडीतील काँग्रेसची परिस्थिती पाहता सध्यातरी भक्कम आहे. त्यापाठोपाठ राष्ट्रवादी शरदचंद्र पवार पक्ष आणि ठाकरे यांची शिवसेनेत उमेदवारीसाठी कसरत करावी लागणार आहे. महाविकास आघाडी म्हणून काँग्रेस सर्वाधिक जागांवर दावा सांगण्याच्या तयारीत आहे. मात्र हे करत असताना मित्रपक्ष कोठेही दुखावणार नाही. याची काळजी काँग्रेसला घ्यावी लागणार आहे. सरकारनामाचे सदस्य व्हा शॉपिंगसाठी 'सकाळ प्राईम डील्स'च्या भन्नाट ऑफर्स पाहण्यासाठी क्लिक करा. Read Latest Marathi Political News, Breaking Political News from Maharashtra, India, Pune &amp; Mumbai at Sarkarnama. To Get Live Political Marathi News on Mobile, Download the Sarkarnama Mobile App for Android and IOS. सरकारनामा आता सर्व सोशल मीडिया प्लॅटफॉर्मवर. ताज्या राजकीय घडामोडींसाठी फेसबुक, ट्विटर, इन्स्टाग्राम, शेअर चॅट, टेलिग्रामवर आणि व्हॉट्सॲप आम्हाला फॉलो करा. तसेच, सरकारनामा यूट्यूब चॅनेलला आजच सबस्क्राइब करा. Follow Us Copyright © 2025 Sakal Media Group – All Rights Reserved Powered by Quintype वेबसाईटवर ब्राउझिंगचा अनुभव सर्वोत्तम असावा, यासाठी आम्ही कुकीजचा वापर करतो. कुकीजमुळे तुम्हाला तुमच्या आवडत्या मजकुराची शिफारस करता येते. आमचे गोपनीयता आणि कुकीजसंदर्भातील धोरण तुम्हाला मान्य आहे.</w:t>
-      </w:r>
-    </w:p>
-    <w:p>
-      <w:pPr>
-        <w:pStyle w:val="Heading3"/>
-      </w:pPr>
-      <w:r>
         <w:t>Article 29</w:t>
       </w:r>
     </w:p>
     <w:p>
       <w:r>
-        <w:t>Title: प्रभाकर घार्गे यांनी काळाची गरज ओळखून योग्य निर्णय घ्यावा; नितीन पाटील यांचे आवाहन</w:t>
+        <w:t>Title: महाराष्ट्रातील शासनमान्य ग्रंथालयांचे अनुदान थेट बँक खात्यात जमा करण्याची प्रक्रिया सुरू!</w:t>
       </w:r>
     </w:p>
     <w:p>
@@ -892,13 +892,13 @@
           <w:rPr>
             <w:color w:val="0000FF"/>
           </w:rPr>
-          <w:t>https://www.loksatta.com/maharashtra/future-of-maharashtra-politics-depends-on-wise-decisions-urges-nitin-patil-to-formar-mla-prabhakar-gharge-rds-00-5387645/</w:t>
+          <w:t>https://www.lokmat.com/maharashtra/the-process-of-depositing-grants-of-government-approved-libraries-in-maharashtra-directly-into-bank-accounts-has-begun-a-a747/</w:t>
         </w:r>
       </w:hyperlink>
     </w:p>
     <w:p>
       <w:r>
-        <w:t>Content: सातारा : राज्यात आगामी २० ते २५ वर्षांच्या काळात कोणाचे राजकारण चालणार याचा विचार करून माजी आमदार प्रभाकर घार्गे यांनी काळाची गरज ओळखून योग्य निर्णय घ्यावा, असे आवाहन सातारा जिल्हा बँकेचे अध्यक्ष खासदार नितीन पाटील यांनी केले. पळशी (ता. खटाव) येथे खटाव माण ॲग्रो साखर कारखान्याचे अध्यक्ष, माजी आमदार प्रभाकर घार्गे यांच्या वाढदिवसानिमित्त आयोजित शेतकरी मेळाव्यात ते बोलत होते. या वेळी आमदार मनोज घोरपडे, जिल्हा बँकेचे उपाध्यक्ष अनिल देसाई, संचालक प्रदीप विधाते,राजेश पाटील, राजेंद्र राजपुरे, मुख्य सर व्यवस्थापक डॉ. राजेंद्र सरकाळे, जितेंद्र पवार, संदीप मांडवे, पृथ्वीराज गोडसे, सी. एम. पाटील, प्रा. अर्जुन खाडे, चंद्रकांत पाटील, सुभाष नरळे, अर्जुन वलेकर, युवा नेते योगेश फडतरे, सभापती दत्तात्रय पवार, बबन कदम, संजीव साळुंखे, राहुल पाटील, श्रीराम पाटील, सुनील फडतरे, प्रा. सदाशिव खाडे, अभय देशमुख, मंगेश फडतरे, अशोक कुदळे, संभाजी फडतरे, सुहास पिसाळ, तानाजी मगर, हिंमत माने, महेश घार्गे, इंदिरा घार्गे, प्रीती घार्गे, प्रिया यांची प्रमुख उपस्थिती होती. खासदार पाटील म्हणाले, की आपण सर्वजण काँग्रेस संस्कृतीत वाढलेले लोक आहोत. शाहू, फुले विचार जोपासणाऱ्या नेत्याचा विचार जोपासणे हे आपले काम आहे. सद्य:स्थितीत ही विचारधारा जोपासणारे उपमुख्यमंत्री अजित पवार यांच्याशिवाय दुसरे नाव नाही. आगामी काळात तेच राजकारणात टिकून राहू शकतात. राजकारणाबरोबर जिल्ह्यातील साखर कारखान्याची स्थिती, प्रत्येक कारखान्याने वाढवलेली गाळपक्षमता याचा विचार करून ऊस उत्पादन वाढवण्याची गरज आहे, त्यासाठी शेतीमध्ये कृत्रिम बुद्धिमत्ता तंत्रज्ञानाचा वापर करणे आवश्यक आहे. घार्गे यांनी अडचणीच्या काळात सुरुवात करून यशस्वी उद्योजक म्हणून जिल्ह्यात आपली वेगळी प्रतिमा निर्माण केली आहे. खटाव तालुक्यात सहा लाख टन क्षमतेचा कारखाना उभारल्यामुळे शेतकऱ्यांना योग्य भाव, तसेच वेळेत तोड मिळत असल्याबद्दल त्यांनी समाधान व्यक्त केले. बदलत्या काळात शेतीमध्ये बदल करणे गरजेचे आहे, त्यासाठी शेतकऱ्यांनी कृत्रिम बुद्धिमत्ता तंत्रज्ञानाचा वापर करावा, असे आवाहनही नितीन पाटील यांनी केले. या वेळी आमदार मनोज घोरपडे, जिल्हा बँकेचे उपाध्यक्ष अनिल देसाई, राजेंद्र सरकाळे यांचेही भाषण झाले. देशभरात शारदीय नवरात्री उत्सवाला सुरुवात झाली आहे. या नऊ दिवसांत देवीच्या नऊ रूपांची पूजा केली जाते आणि गरबा-दांडियांचे आयोजन होते. स्त्रीशक्तीचा जागर होत असून, कर्तृत्ववान महिलांचा सन्मान केला जातो. मराठी अभिनेत्री अपूर्वा गोरे हिनं सोशल मीडियावर पुरुषांसाठी पोस्ट शेअर करत, स्त्रियांना त्रास देणाऱ्यांनी नवरात्रोत्सवाच्या शुभेच्छा देऊ नयेत, असं म्हटलं आहे. अपूर्वा 'आई कुठे काय करते' मालिकेत ईशा म्हणून ओळखली जाते.</w:t>
+        <w:t>Content: हिंदी | English सोमवार २० ऑक्टोबर २०२५ FOLLOW US : शहरं व्हिडीओ सखी आणखी By ऑनलाइन लोकमत | Updated: September 19, 2025 17:36 IST2025-09-19T17:35:52+5:302025-09-19T17:36:47+5:30 राज्यातील शासनमान्य सार्वजनिक ग्रंथालयांच्या विकासासाठी शासनाकडून दिल्या जाणाऱ्या सहाय्यक परिक्षण अनुदानाचा पहिला हप्ता थेट ग्रंथालयांच्या बँक खात्यात जमा करण्याची प्रक्रिया सुरू करण्यात आली आहे, अशी माहिती उच्च व तंत्र शिक्षण मंत्री चंद्रकांत पाटील यांनी दिली. "सार्वजनिक ग्रंथालये केवळ पुस्तके ठेवण्याची ठिकाणे नसून समाजातील वाचनसंस्कृती जोपासणारी प्रेरणास्थळे आहेत.या ग्रंथालयांना वेळेवर अनुदान उपलब्ध करून देणे महत्वाचे असते.दरवर्षी सार्वजनिक ग्रंथालयांना दोन हप्त्यांमध्ये अनुदान वितरित केले जाते. यापूर्वी जिल्हा ग्रंथालय अधिकारी कार्यालयामार्फत पारंपरिक पद्धतीने अनुदान वितरण केले जात असल्याने वेळेत निधी मिळण्यात विलंब होत असे. या पार्श्वभूमीवर उच्च व तंत्र शिक्षण विभाग व ग्रंथालय संचालनालयाने संगणकाधारित “ग्रंथालय अनुदान व्यवस्थापन प्रणाली” (Library Grant Management System) विकसित करण्यात आली आहे," असे चंद्रकांत पाटील म्हणाले. या प्रणालीद्वारे अनुदानाचे वितरण प्रक्रिया पारदर्शक झाली आहे. यावर्षी पहिल्या हप्त्यासाठी शासनाने १२ सप्टेंबर २०२५ रोजीच्या शासन निर्णयानुसार निधी मंजूर केला होता. त्याअंतर्गत एकूण ८० कोटी ५३ लाख ६७ हजार इतकी देयके मंजूर करून राज्यातील १० हजार ५४६ शासनमान्य सार्वजनिक ग्रंथालयांना थेट त्यांच्या बँक खात्यात अनुदान जमा करण्यात येत आहे. या उपक्रमामुळे सर्व ग्रंथालयांना एकाचवेळी आणि वेळेत निधी उपलब्ध होत आहे. त्यामुळे ग्रंथालयांच्या विकासकामांना गती मिळेल असल्याचेही मंत्री चंद्रकांत पाटील यांनी सांगितले. FOLLOW US : Copyright © 2025 Lokmat Media Pvt Ltd</w:t>
       </w:r>
     </w:p>
     <w:p>
@@ -942,7 +942,7 @@
     </w:p>
     <w:p>
       <w:r>
-        <w:t>Title: महाराष्ट्रातील शासनमान्य ग्रंथालयांचे अनुदान थेट बँक खात्यात जमा करण्याची प्रक्रिया सुरू!</w:t>
+        <w:t>Title: Maharashtra Scholarship Documents: शिष्यवृत्तीसाठी आता कागदपत्रांची फरफट थांबणार, उच्च व तंत्रशिक्षण मंत्र्यांनी दिले निर्देश</w:t>
       </w:r>
     </w:p>
     <w:p>
@@ -950,37 +950,6 @@
         <w:t xml:space="preserve">URL: </w:t>
       </w:r>
       <w:hyperlink r:id="rId39">
-        <w:r>
-          <w:rPr>
-            <w:color w:val="0000FF"/>
-          </w:rPr>
-          <w:t>https://www.lokmat.com/maharashtra/the-process-of-depositing-grants-of-government-approved-libraries-in-maharashtra-directly-into-bank-accounts-has-begun-a-a747/</w:t>
-        </w:r>
-      </w:hyperlink>
-    </w:p>
-    <w:p>
-      <w:r>
-        <w:t>Content: हिंदी | English सोमवार १३ ऑक्टोबर २०२५ FOLLOW US : शहरं व्हिडीओ सखी आणखी By ऑनलाइन लोकमत | Updated: September 19, 2025 17:36 IST2025-09-19T17:35:52+5:302025-09-19T17:36:47+5:30 राज्यातील शासनमान्य सार्वजनिक ग्रंथालयांच्या विकासासाठी शासनाकडून दिल्या जाणाऱ्या सहाय्यक परिक्षण अनुदानाचा पहिला हप्ता थेट ग्रंथालयांच्या बँक खात्यात जमा करण्याची प्रक्रिया सुरू करण्यात आली आहे, अशी माहिती उच्च व तंत्र शिक्षण मंत्री चंद्रकांत पाटील यांनी दिली. "सार्वजनिक ग्रंथालये केवळ पुस्तके ठेवण्याची ठिकाणे नसून समाजातील वाचनसंस्कृती जोपासणारी प्रेरणास्थळे आहेत.या ग्रंथालयांना वेळेवर अनुदान उपलब्ध करून देणे महत्वाचे असते.दरवर्षी सार्वजनिक ग्रंथालयांना दोन हप्त्यांमध्ये अनुदान वितरित केले जाते. यापूर्वी जिल्हा ग्रंथालय अधिकारी कार्यालयामार्फत पारंपरिक पद्धतीने अनुदान वितरण केले जात असल्याने वेळेत निधी मिळण्यात विलंब होत असे. या पार्श्वभूमीवर उच्च व तंत्र शिक्षण विभाग व ग्रंथालय संचालनालयाने संगणकाधारित “ग्रंथालय अनुदान व्यवस्थापन प्रणाली” (Library Grant Management System) विकसित करण्यात आली आहे," असे चंद्रकांत पाटील म्हणाले. या प्रणालीद्वारे अनुदानाचे वितरण प्रक्रिया पारदर्शक झाली आहे. यावर्षी पहिल्या हप्त्यासाठी शासनाने १२ सप्टेंबर २०२५ रोजीच्या शासन निर्णयानुसार निधी मंजूर केला होता. त्याअंतर्गत एकूण ८० कोटी ५३ लाख ६७ हजार इतकी देयके मंजूर करून राज्यातील १० हजार ५४६ शासनमान्य सार्वजनिक ग्रंथालयांना थेट त्यांच्या बँक खात्यात अनुदान जमा करण्यात येत आहे. या उपक्रमामुळे सर्व ग्रंथालयांना एकाचवेळी आणि वेळेत निधी उपलब्ध होत आहे. त्यामुळे ग्रंथालयांच्या विकासकामांना गती मिळेल असल्याचेही मंत्री चंद्रकांत पाटील यांनी सांगितले. FOLLOW US : Copyright © 2025 Lokmat Media Pvt Ltd</w:t>
-      </w:r>
-    </w:p>
-    <w:p>
-      <w:pPr>
-        <w:pStyle w:val="Heading3"/>
-      </w:pPr>
-      <w:r>
-        <w:t>Article 32</w:t>
-      </w:r>
-    </w:p>
-    <w:p>
-      <w:r>
-        <w:t>Title: Maharashtra Scholarship Documents: शिष्यवृत्तीसाठी आता कागदपत्रांची फरफट थांबणार, उच्च व तंत्रशिक्षण मंत्र्यांनी दिले निर्देश</w:t>
-      </w:r>
-    </w:p>
-    <w:p>
-      <w:r>
-        <w:t xml:space="preserve">URL: </w:t>
-      </w:r>
-      <w:hyperlink r:id="rId40">
         <w:r>
           <w:rPr>
             <w:color w:val="0000FF"/>
@@ -999,12 +968,43 @@
         <w:pStyle w:val="Heading3"/>
       </w:pPr>
       <w:r>
+        <w:t>Article 32</w:t>
+      </w:r>
+    </w:p>
+    <w:p>
+      <w:r>
+        <w:t>Title: चंद्रकांत पाटील यांच्याकडून आश्वासन; पीएचडी संशोधक विद्यार्थ्यांचे पुण्यातील आंदोलन स्थगित</w:t>
+      </w:r>
+    </w:p>
+    <w:p>
+      <w:r>
+        <w:t xml:space="preserve">URL: </w:t>
+      </w:r>
+      <w:hyperlink r:id="rId40">
+        <w:r>
+          <w:rPr>
+            <w:color w:val="0000FF"/>
+          </w:rPr>
+          <w:t>https://eduvarta.com/Chandrakant-Patil-assures-to-fulfill-demands-Protest-of-PhD-research-students-in-Pune-temporarily-suspended</w:t>
+        </w:r>
+      </w:hyperlink>
+    </w:p>
+    <w:p>
+      <w:r>
+        <w:t>Content: First Educational Webportal eduvarta@gmail.com Oct 18, 2025 0 eduvarta@gmail.com Oct 17, 2025 0 eduvarta@gmail.com Oct 17, 2025 0 eduvarta@gmail.com Oct 17, 2025 0 eduvarta@gmail.com Oct 16, 2025 0 eduvarta@gmail.com Oct 19, 2025 0 eduvarta@gmail.com Oct 19, 2025 0 eduvarta@gmail.com Oct 18, 2025 0 eduvarta@gmail.com Oct 17, 2025 0 eduvarta@gmail.com Oct 17, 2025 0 eduvarta@gmail.com Oct 6, 2025 0 eduvarta@gmail.com Aug 30, 2025 0 eduvarta@gmail.com Jun 28, 2025 0 eduvarta@gmail.com Jun 28, 2025 0 eduvarta@gmail.com Jun 26, 2025 0 eduvarta@gmail.com Sep 30, 2025 0 eduvarta@gmail.com Sep 8, 2025 0 eduvarta@gmail.com Aug 30, 2025 0 eduvarta@gmail.com Jun 16, 2025 0 eduvarta@gmail.com Jun 5, 2025 0 eduvarta@gmail.com Oct 18, 2025 0 eduvarta@gmail.com Oct 17, 2025 0 eduvarta@gmail.com Oct 2, 2025 0 eduvarta@gmail.com Sep 14, 2025 0 eduvarta@gmail.com Sep 13, 2025 0 eduvarta@gmail.com Mar 8, 2025 0 eduvarta@gmail.com Jan 18, 2025 0 eduvarta@gmail.com Jan 4, 2025 0 eduvarta@gmail.com Dec 3, 2024 0 eduvarta@gmail.com May 12, 2024 0 eduvarta@gmail.com Aug 16, 2025 0 eduvarta@gmail.com Jun 11, 2025 0 eduvarta@gmail.com Jun 10, 2025 0 eduvarta@gmail.com Jun 3, 2025 0 eduvarta@gmail.com May 31, 2025 0 eduvarta@gmail.com Sep 8, 2025 0 eduvarta@gmail.com Jul 5, 2025 0 eduvarta@gmail.com Jun 30, 2025 0 eduvarta@gmail.com Dec 16, 2024 0 eduvarta@gmail.com Jul 18, 2024 0 First Educational Webportal शिक्षण स्पर्धा परीक्षा युथ संशोधन /लेख शिक्षण एज्युवार्ता न्यूज नेटवर्क PHD विद्यार्थ्यांच्या फेलोशीपच्या मागणीसाठी आंदोलन करणाऱ्या संशोधक विद्यार्थ्यांनी राज्याचे उच्च व तंत्र शिक्षण मंत्री चंद्रकांत पाटील (Chandrakant patil, higher and technical education minister of maharashtra)यांच्याशी चर्चा केल्यानंतर पुण्यातील गुडलक चौक येथे सुरू केलेले आंदोलन स्थगित करण्याचा निर्णय घेतला.मात्र,सध्या आंदोलन स्थगित झाले असले तरी शासनाकडून संशोधक विद्यार्थ्यांना पीएचडी साठी निधी उपलब्ध करून दिला जाणार का? असा प्रश्न उपस्थित होत आहे. सारथी, बार्टी, महाज्योती, अमृत, आर्टी (Sarthi, Barti, Mahajyoti, Amrut, Arti)आदी संस्थांच्या शिष्यवृत्तीसाठी संशोधक विद्यार्थी समन्वय कृती समितीच्या वतीने डेक्कन चौकात आंदोलन सुरु होते. त्यावर मार्ग काढण्यासाठी समितीच्या शिष्टमंडाळाने चंद्रकांत पाटील यांची भेट घेऊन त्यांच्याशी चर्चा केली. सकारात्मक चर्चेनंतर विद्यार्थ्यांच्या मागण्यांबाबत त्यांनी मंत्रालय स्तरावर पाठपुरावा करण्याचे आश्वासन कृती समितीला दिले. या आश्वासनानंतर आंदोलन मागे घेण्याचा निर्णय समन्वय कृती समितीने घेतला. या प्रसंगी उपमुख्यमंत्री एकनाथ शिंदे यांच्याशी दूरध्वनीवरुन संपर्क साधून मंत्रालयात मुख्य सचिवांसोबत बैठक घेऊन मार्ग काढण्याबाबत चर्चा झाली. यावेळी युवासेना नेते किरण साळी, नितीन आंधळे, पूजा झोळे, विद्यार्थी भारत पवार, अंकुश चौगुले, परिमल कुंभार, अभाविपचे राधेय बाहेगव्हाणकर, अलोक पवार, सई थोपटे आदी विद्यार्थी उपस्थित होते. येत्या २३ सप्टेंबर २०२५ रोजी मंत्री मंडळाच्या बैठकीसाठी कृषी संशोधक विद्यार्थी समन्वय कृती समितीच्या वतीने काही प्रतिनिधी सोबत चर्चा करून अंतिम सकारात्मक निर्णय कृषी संशोधकांच्या अधिछात्रवृत्ती संदर्भात घेण्यात येईल,असे उप मुख्यमंत्री एकनाथ शिंदे व उच्च शिक्षण मंत्री चंद्रकांत पाटील यांनी आश्वासित केले. कृषी संशोधक विद्यार्थ्यांनी सरकारकडून सकारात्मकपणे त्यांच्या मागण्या पूर्ण होतील,अशी आशा व्यक्त केली. कृषी साठी प्रत्येकी १०० जागा प्रत्येक संस्थेसाठी राखीव ठेवाव्यात. संस्थेमार्फत जर मागण्या मान्य झाल्या नाही तर बुधवारी 24 सप्टेंबर पासून विद्यार्थी पुन्हा उपोषणाला बसतील, असा सर्वानुमते निर्णय घेण्यात आला असल्याचे कृषी संशोधक विद्यार्थी समन्वय कृती समितीतर्फे कळाव्यात आले आहे. पीएचडी संशोधक विद्यार्थ्यांच्या काय आहेत भावना पाहा व्हीडिओ - Previous Article Next Article eduvarta@gmail.com eduvarta@gmail.com Apr 18, 2023 0 eduvarta@gmail.com Aug 26, 2023 0 eduvarta@gmail.com Jun 13, 2023 0 eduvarta@gmail.com Aug 9, 2023 0 eduvarta@gmail.com Sep 11, 2023 0 eduvarta@gmail.com Aug 29, 2023 0 eduvarta@gmail.com Oct 14, 2025 0 eduvarta@gmail.com Oct 15, 2025 0 eduvarta@gmail.com Oct 11, 2025 0 eduvarta@gmail.com Oct 11, 2025 0 eduvarta@gmail.com Oct 11, 2025 0 eduvarta@gmail.com Oct 19, 2025 0 eduvarta@gmail.com Oct 19, 2025 0 eduvarta@gmail.com Oct 18, 2025 0 eduvarta@gmail.com Oct 18, 2025 0 eduvarta@gmail.com Oct 18, 2025 0 eduvarta@gmail.com Jun 21, 2025 0 आषाढी वारीसाठी दिंड्या जातात अशा जिल्ह्यातील सर्व महाविद्यालयात हा उपक्रम साजरा... eduvarta@gmail.com Oct 17, 2025 0 मोशी येथील प्रियदर्शनी स्कूलने “एक मुट्ठी अनाज” या उपक्रमांतर्गत सलग दुसऱ्या वर्षी... eduvarta@gmail.com Oct 6, 2025 0 या कार्यक्रमांतर्गत राज्यातील ४१९ शासकीय औद्योगिक प्रशिक्षण संस्था (आयटीआय) आणि... eduvarta@gmail.com Oct 17, 2025 0 सरकारी नोकरीच्या प्रतीक्षेत असलेल्या तरुणांसाठी महत्त्वाची अपडेट समोर आली आहे. मुंबई... eduvarta@gmail.com Nov 3, 2023 0 छत्रपती संभाजीनगर येथे क्रीडा विद्यापीठ स्थापन करण्याचा निर्णय राज्य सरकारने घेतला... eduvarta@gmail.com Jun 11, 2025 0 सिद्धार्थच्या शोधाचे नाव 'सर्केडियन एआय' (Circadian AI) आहे. हे अ‍ॅप स्मार्टफोनद्वारे... eduvarta@gmail.com May 29, 2025 0 परराष्ट्र मंत्री मार्को रुबियो यांनी एका आदेशात म्हटले आहे की सर्व दूतावासांनी पुढील... eduvarta@gmail.com Jun 25, 2025 0 GPAT २०२५ परीक्षा २५ मे २०२५ रोजी घेण्यात आली होती आणि निकाल NBEMS ने प्रसिद्ध केलेल्या... eduvarta@gmail.com Nov 13, 2023 0 उच्च शिक्षित अभियंते व व्यावसायिक असलेले मुकुंद किर्दत अनेक वर्षांपासून सामाजिक चळवळींबरोबर जोडलेले आहेत.... eduvarta@gmail.com Apr 20, 2025 0 भारतातील नवोन्मेषी संशोधन आणि विकासाला चालना देण्याच्या दृष्टीने केंद्रीय विज्ञान... हो नाही सांगता येत नाही Vote View Results Total Vote: 3939 View Options Eduvarta News एज्युवार्ता न्यूज २०२३</w:t>
+      </w:r>
+    </w:p>
+    <w:p>
+      <w:pPr>
+        <w:pStyle w:val="Heading3"/>
+      </w:pPr>
+      <w:r>
         <w:t>Article 33</w:t>
       </w:r>
     </w:p>
     <w:p>
       <w:r>
-        <w:t>Title: मोठी बातमी! एका महिन्यात ६२०० प्राध्यापकांसह २९०० शिक्षकेतर कर्मचाऱ्यांची भरती; वित्त विभागाची मान्यता मिळाल्याची उच्च शिक्षणमंत्र्यांची माहिती</w:t>
+        <w:t>Title: देवेंद्र फडणवीसांमध्ये पंतप्रधानपदासाठी लागणारे आवश्यक गुण; चंद्रकांत पाटील यांचे विधान</w:t>
       </w:r>
     </w:p>
     <w:p>
@@ -1016,13 +1016,13 @@
           <w:rPr>
             <w:color w:val="0000FF"/>
           </w:rPr>
-          <w:t>https://www.esakal.com/maharashtra/big-news-recruitment-of-6200-professors-and-2900-non-teaching-staff-in-one-month-higher-education-minister-informs-that-approval-has-been-received-from-the-finance-department</w:t>
+          <w:t>https://www.nagpurtoday.in/devendra-fadnavis-has-qualities-of-prime-minister-says-chandrakant-patil/09221309</w:t>
         </w:r>
       </w:hyperlink>
     </w:p>
     <w:p>
       <w:r>
-        <w:t>Content: तात्या लांडगे सोलापूर : राज्यातील उच्च महाविद्यालयांमध्ये साडेपाच हजार तर विद्यापीठांमध्ये ७०० प्राध्यापकांच्या भरतीला वित्त विभागाने मान्यता दिली आहे. त्यासोबत दोन हजार ९०० शिक्षकेतर कर्मचाऱ्यांचीही भरती होईल. पुढील महिनाभरात ही संपूर्ण भरती प्रक्रिया मार्गी लागेल, अशी माहिती उच्च व तंत्रशिक्षण मंत्री चंद्रकांत पाटील यांनी ‘सकाळ’शी बोलताना दिली. महाराष्ट्राचे राज्यपाल सी. विद्यासागर राव यांनी प्राध्यापकांची भरती ‘एमपीएससी’च्या माध्यमातून व्हावी, अशी भूमिका घेतली होती. पण, विद्यापीठ अनुदान आयोगाच्या निकषांनुसार तसा कोणताही नियम नाही. दरम्यान, ८० टक्के शैक्षणिक पात्रतेनुसार व २० टक्के मुलाखतीतून पदभरतीचाही मुद्दा आला, पण त्यानुसार प्रक्रिया झाली नाही. आता सी.विद्यासागर राव उपराष्ट्रपती झाल्यानंतर आचार्य देवव्रत यांनी प्रभारी म्हणून शपथ घेतली आहे. प्राध्यापकांची भरती कशी करायची, यातील मतप्रवाहामुळे दोन वर्षे भरती प्रक्रिया लांबली. पण, आता वित्त विभागाच्या मान्यतेनंतर विद्यापीठासह उच्च महाविद्यालयांमधील प्राध्यापक व शिक्षकेतर कर्मचाऱ्यांच्या भरतीचा मार्ग मोकळा झाला आहे. अकृषिक विद्यापीठांमधील २९०० प्राध्यापकांपैकी २२०० प्राध्यापकांची भरती यापूर्वीच झाली असून उर्वरित ७०० प्राध्यापक देखील महिनाभरात भरले जाणार असल्याचे मंत्री चंद्रकांत पाटील यांनी यावेळी सांगितले. पुणे व अन्य विद्यापीठांमधील प्राध्यापक भरतीची प्रक्रिया अंतिम टप्प्यात असून पुढील १५ दिवसांत मुलाखती होऊन त्यांची भरती पूर्ण होईल, असेही ते म्हणाले. त्यातून पुण्यश्लोक अहिल्यादेवी होळकर सोलापूर विद्यापीठ व संलग्नित १०९ उच्च महाविद्यालयांमधील प्राध्यापकांची रिक्त पदे भरली जातील. कंत्राटी प्राध्यापकांसाठी ‘सीएसआर’मधून निधी अनुदानित प्राध्यापकांची भरती करूनही विद्यापीठातील विविध कॅम्पसला मनुष्यबळ कमी पडत असल्यास विनाअनुदानित तत्वावर प्राध्यापक घेतले जातात. त्यांच्या पगारासाठी विद्यापीठाने स्वनिधी वापरावा, त्यांना ५० हजार रुपयांपर्यंत फिक्स पगार असतो. तरीदेखील, विद्यापीठाला त्या कंत्राटी प्राध्यापकांच्या पगारासाठी निधी कमी पडल्यास ‘सीएसआर’ किंवा अन्य माध्यमातून फंड उभारुन मदत केली जाईल, असेही उच्च शिक्षणमंत्री श्री. पाटील यांनी स्पष्ट केले. सकाळ+ चे सदस्य व्हा ब्रेक घ्या, डोकं चालवा, कोडे सोडवा! शॉपिंगसाठी 'सकाळ प्राईम डील्स'च्या भन्नाट ऑफर्स पाहण्यासाठी क्लिक करा. Read latest Marathi news, Watch Live Streaming on Esakal and Maharashtra News. Breaking news from India, Pune, Mumbai. Get the Politics, Entertainment, Sports, Lifestyle, Jobs, and Education updates, मराठी ताज्या बातम्या, मराठी ब्रेकिंग न्यूज, मराठी ताज्या घडामोडी. And Live taja batmya on Esakal Mobile App. Download the Esakal Marathi news Channel app for Android and IOS. Follow Us Copyright © 2025 - Sakal Media Pvt Ltd - All rights reserved. Powered by Quintype</w:t>
+        <w:t>Content: मुंबई : महाराष्ट्राचे मुख्यमंत्री देवेंद्र फडणवीस यांच्यात पंतप्रधानपदासाठी लागणारे गुण आणि क्षमता आहे, असे मत राज्याचे उच्च व तंत्रशिक्षण मंत्री चंद्रकांत पाटील यांनी व्यक्त केले. “फडणवीस पंतप्रधान होतील का आणि केव्हा होतील, हे काळच सांगेल; पण त्यांच्यात त्या पदासाठी आवश्यक गट्स, व्हिजन आणि कार्यक्षमता आहे,” असे ते म्हणाले. काँग्रेस प्रदेशाध्यक्ष हर्षवर्धन सपकाळ यांनी केलेल्या टीकेला उत्तर देताना पाटील यांनी हे वक्तव्य केले. सपकाळ यांनी फडणवीस दिवसरात्र पंतप्रधान होण्याची स्वप्ने पाहतात, असा टोला लगावला होता. फडणवीस यांच्या राजकीय प्रवासाकडे पाहिले तर २०१४ ते २०१९ दरम्यान ते महाराष्ट्राचे मुख्यमंत्री होते. त्यांच्या कार्यकाळात मुंबई मेट्रो, जलसंधारण प्रकल्प, शेतकरी कल्याण योजना असे अनेक महत्त्वाचे प्रकल्प राबवले गेले. २०२४ च्या निवडणुकीनंतर ते पुन्हा मुख्यमंत्री झाले असून, केंद्रातील भाजप नेतृत्वाशी त्यांचे घनिष्ठ संबंध आहेत. पंतप्रधान नरेंद्र मोदी यांचे विश्वासू सहकारी म्हणूनही फडणवीस यांची ओळख आहे. चंद्रकांत पाटील यांनी मात्र स्पष्ट केले की, “अंतिम निर्णय हा पक्षाचाच असेल.” दरम्यान, पाटील यांच्या वक्तव्यामुळे महाराष्ट्राच्या राजकीय वर्तुळात चर्चांना चांगलाच ऊत आला आहे. विरोधक याला फडणवीस यांच्या ‘महत्त्वाकांक्षा’शी जोडत आहेत, तर राजकीय जाणकारांच्या मते त्यांच्या कार्यशैलीमुळे ते भविष्यात राष्ट्रीय पातळीवर महत्त्वाची भूमिका बजावू शकतात.</w:t>
       </w:r>
     </w:p>
     <w:p>
@@ -1035,7 +1035,7 @@
     </w:p>
     <w:p>
       <w:r>
-        <w:t>Title: Pune: घर ते मेट्रो स्थानक प्रवास होणार मोफत; शटल बससेवा सुरू, थांबे अन् कोणत्या वेळेत धावणार?</w:t>
+        <w:t>Title: Pune Crime: गुन्हेगार आणि पोलिसांना सत्ताधाऱ्यांचा धाक आहे की नाही? पुण्याला गुन्हेगारीचा विळखा</w:t>
       </w:r>
     </w:p>
     <w:p>
@@ -1047,13 +1047,13 @@
           <w:rPr>
             <w:color w:val="0000FF"/>
           </w:rPr>
-          <w:t>https://saamtv.esakal.com/mumbai-pune/pune-kothrud-gets-free-metro-shuttle-smooth-travel-from-station-to-home-bdk97</w:t>
+          <w:t>https://www.lokmat.com/pune/are-criminals-and-police-afraid-of-the-rulers-pune-is-plagued-by-crime-a-a727/</w:t>
         </w:r>
       </w:hyperlink>
     </w:p>
     <w:p>
       <w:r>
-        <w:t>Content: कोथरूडमध्ये मेट्रो स्थानक ते घर मोफत शटल बससेवा सुरू. मंत्री चंद्रकांत पाटील यांच्या पुढाकारातून हा उपक्रम राबवला. सोमवार ते शनिवार सकाळ-संध्याकाळ ठराविक वेळेत बससेवा उपलब्ध. नागरिकांना आरामदायी प्रवास आणि सार्वजनिक वाहतुकीला चालना मिळणार. आता पुणेकरांचा प्रवास अधिक सुखकर होणार आहे. कारण कोथरूडमध्ये मेट्रो स्थानक ते घर प्रवास करणाऱ्यांना मोफत बससेवेचा लाभ मिळणार आहे. राज्याचे उच्च व तंत्रशिक्षण मंत्री चंद्रकांत पाटील यांच्या पुढाकारातून कोथरूडमध्ये मोफत शटल बससेवा सुरु करण्यात आली आहे. यामुळे नागरिकांना नक्कीच याचा फायदा होईल. मेट्रो स्थानक ते घर हा प्रवास अधिक सुखकर व्हावा आणि सार्वजनिक वाहतुकीचा प्रसार व्हावा, या उद्देशानं मंत्री चंद्रकांत पाटील यांच्या पुढाकारानं नवीन शटल बससेवा सुरू करण्यात आली आहे. ही बससेवा कोथरूडमध्ये सुरू कऱण्यात आली आहे. या बससेवेचे लोकार्पण चंद्रकांत पाटील आणि पुणे मेट्रोचे व्यवस्थापकीय संचालक श्रावण हर्डीकर यांच्या उपस्थितीत करण्यात आले. सोमवार ते शनिवार ही सेवा सुरू राहणार असून, नागरिकांच्या मागणीनुसार बसचे थांबे निश्चित करण्यात आले आहे. या सेवेमुळे कोथरूडकरांना आधुनिक, सुरक्षित आणि आरामदायी सार्वजनिक वाहतूक उपलब्ध होईल, असं पुणे मेट्रोचे व्यवस्थापकीय संचालक श्रावण हर्डीकर यांनी सांगितले. पुणे आणि पिंपरी-चिंचवड शहरात मेट्रो सेवा सुरू झाल्यामुळे वेळ आणि पैशांमध्ये बचत होऊ लागली. घरापासून मेट्रोस्थानकापर्यंत ये-जा करण्यासाठी आवश्यक सुविधा उपलब्ध नसल्यामुळे अनेकजण या सुविधेकडे दुर्लक्ष करीत होते. त्यामुळे मेट्रोचा वापर अधिकाधिक व्हावा, सार्वजनिक वाहतुकीला प्राधान्य मिळावे आणि खासगी वाहने रस्त्यावर येऊ नये आणि वाहतूक कोंडी होऊ नये या उद्देशाने चंद्रकांत पाटील यांनी लोकसहभागातून मोफत शटल बससेवा सुरू केली आहे. अशी असेल मोफत शटल बससेवा राजाराम पूल-माळवे चौक, वनदेवी- कर्वेनगर, डहाणूकर- कर्वे पुतळा- करिश्मा चौक- एसएनडीटी मार्गावर रोज सकाळी ८.३० ते १ आणि सायंकाळी ४ ते ८ वेळेत सुरु असणार आहे. सकाळ+चे सदस्य व्हा शॉपिंगसाठी 'सकाळ प्राईम डील्स'च्या भन्नाट ऑफर्स पाहण्यासाठी क्लिक करा. Read Marathi news and watch Live TV. Breaking news from Maharashtra, India, Pune, Mumbai, Politics, Entertainment, Sports, Lifestyle at SaamTV. Get Live Marathi news on Mobile. Download the Saam Tv app for Android and IOS. Follow Us Copyright © 2025 Sakal Media Group – All Rights Reserved Powered by Quintype</w:t>
+        <w:t>Content: हिंदी | English सोमवार २० ऑक्टोबर २०२५ FOLLOW US : शहरं व्हिडीओ सखी आणखी By ऑनलाइन लोकमत | Updated: September 22, 2025 17:31 IST2025-09-22T17:31:07+5:302025-09-22T17:31:33+5:30 पुणे: उपमुख्यमंत्री असलेले पालकमंत्री, केंद्रीय मंत्रीमंडळातील राज्यमंत्री, राज्यातील मंत्री मंडळात १ कॅबिनेट, १ राज्यमंत्री, त्याशिवाय मुख्यमंत्ऱ्यांचा महिन्यातून चार वेळा शहराचा दौरा! असा सगळा ‘बायोडेटा’ असलेल्या पुणे शहरात, पेठेत दिवसाढवळ्या खून होतो, कोथरूडमध्ये फायरिंग केले जाते, उपनगरांमध्ये अपहरणाचे प्रकार घडतात, सरकारी रुग्णालयातून अमलीपदार्थांची तस्करी तर खुलेआम चालते, दारू पिऊन बड्या धेंडांची मुले रात्रीतून एखाद्या गरिबाला ठोकून पळून जातात असे घडत असेल यावर कोण विश्वास ठेवेल? पण हे घडते आहे व त्यामुळेच सत्ताधाऱ्यांचा गुन्हेगार व पोलिसांवर काही वचक राहिला आहे की नाही असा प्रश्न पुणेकरांकडून जाहीरपणे विचारला जात आहे. आम्हाला कोणी वाली आहे की नाही? असा त्यांचा प्रश्न आहे. शांत, निवांत इतकेच नव्हे तर पेन्शनरांचे शहर असा पुण्याचा लौकिकच या गुन्हेगारीने इतिहासजमा केला आहे. नामचिन गुन्हेगारांच्या दिवसाढवळ्या मिरवणूका निघतात. रात्री १२ वाजले की त्यांच्या वाढदिवसाचे बार सोसायट्यांमधल्या रस्त्यांवर फुटतात. यावरून गुन्हेगार आणि पोलिस हातात हात घालून चालतात की काय? अशी शंका यावी असे चित्र शहरात निर्माण झाले आहे. वर जंत्री दिली आहे ते सगळे जबाबदार पदाधिकारी शहरात असताना या सर्व गोष्टी होतात याची पुणेकरांना आता धडकी बसली आहे. मुंबईत म्हणे घरातून सकाळी बाहेर पडलेला माणूस संध्याकाळी घरी येतो की नाही अशी भीती असते. तिथे ती निदान दहशतवादी घटनांमुळे अनाठायी आहे असे म्हणता येत नाही. पुण्यात मात्र सकाळी घराबाहेर गेलेला माणूस भांडणात सापडेल का?, गाडीची धडक बसली म्हणून कोणी त्याला मारहाण करेल का? अशी भीती जोर धरत आहे. सरकारमध्ये काम करणारा मंत्री म्हणजे केवढा मोठा माणूस! उपमुख्यमंत्री असलेले अजित पवार भऱ बैठकीत सरकारी अधिकाऱ्याला झापतात, मग स्वपक्षाचे काम करणाऱ्या गुन्हेगार व्यक्तीसमोर का शांत होतात? केंद्रीय राज्यमंत्री म्हणजे केवढा रूबाब!, राज्य सरकारात कॅबिनेट मंत्री म्हणजे केवढा रूतबा! पण ही पदे असणाऱ्या मुरलीधऱ मोहोळ व चंद्रकांत पाटील रहिवासी असलेल्या कोथरूडातच गोळीबार होतो, एखाद्या गुंडाचे पंटर कोणाला तरी पुलाखाली जबर मारहाण करतात, काहीजण भर रस्त्यात गोळीबार करतात असे होते तरी कसे? मुख्यमंत्री देवेंद्र फडणवीस गेल्या जवळपास वर्षभरात सातत्याने पुणे शहराचा दौरा करतात. महिन्यात किमान चार वेळा व कधीकधी तर एका आठवड्यात दोन वेळा असा त्यांचा वेग आहे. ते गृहमंत्री आहेत. पुण्यावर माझे प्रेम आहे असे जाहीरपणे सांगतात. मग तरीही त्यांचा पोलिसांवर व पोलिसांचा गुन्हेगारांवर धाक का निर्माण होत नाही? एकदा नव्हे, दोन वेळा, तीन वेळा व आता तर कधीही काहीही घडेल असे धास्ती कोथरूडकरांमध्ये निर्माण झाली आहे याची माहिती तरी या महनीय व्यक्तींना आहे की नाही? ‘ गुन्हेगारांचा आमच्याशी, आमच्या पक्षाशी काहीही संबध नाही’ असा खुलासा केल्याने पुणेकर नागरिकांमध्ये विश्वास निर्माण होईल असे त्यांना वाटते का? सध्या तरी हा विश्वास नाही हे वास्तव आहे. तो निर्माण करण्याची, घाबरलेल्या सर्वसामान्य पुणेकरांना दिलासा देण्याची जबाबदारी सर्वस्वी त्यांचीच आहे. ते ती पार पाडणार की नाही? याकडे पुणेकरांचे लक्ष आहे. गुन्हे घडतात, पोलिस कारवाई करतात, गुन्हेगारांना तुरूंगात डांबतात हे खरे असले तरी गुन्हेगारी घटनांमध्ये जे सातत्य पुणे शहरात निर्माण झाले आहे ते थांबणार की नाही? हा पुणेकरांचा प्रश्न आहे. या आहेत पुणे शहरातील धडकी भरवणाऱ्या गुन्हेगारी घटना १) १ ऑक्टोबर २०२३ मध्ये ससून रुग्णालयातून ड्रग रॅकेट चालवणारा ललित पाटील प्रकरणाचा भांडाफोड.२) ५ जानेवारी २०२४ रोजी कुख्यात गुंड शरद मोहोळचा गोळ्या झाडून खून.३) १९ मे २०२४ रोजी पोर्शे कार अपघातात एका युवकासह युवतीचा मृत्यू.४) १ सप्टेंबर २०२४ रोजी माजी नगरसेवक वनराज आंदेकर यांच्यावर गोळ्या झाडून आणि कोयत्याने वार करून खून.५) २१ फेब्रुवारी २०२५ रोजी गजा मारणे टोळीतील सदस्यांनी एका तरुणाला जबरी मारहाण केली.६) ५ सप्टेंबर २०२५ रोजी आयुष कोमकरवर बंडू आंदेकर टोळीने गोळीबार करत खून.७) १८ सप्टेंबर २०२५ रोजी गुंड नीलेश घायवळ टोळीतील सदस्यांनी एकावर गोळीबार. FOLLOW US : Copyright © 2025 Lokmat Media Pvt Ltd</w:t>
       </w:r>
     </w:p>
     <w:p>
@@ -1066,7 +1066,7 @@
     </w:p>
     <w:p>
       <w:r>
-        <w:t>Title: Dada Bhuse : उर्दू शाळांचा सर्वांगीण विकास करणार</w:t>
+        <w:t>Title: Government Job: शिक्षण क्षेत्रात मोठे बदल होणार! महाराष्ट्र सरकार ५,५०० पदे भरणार, सहाय्यक प्राध्यापक भरतीबाबत मोठी अपडेट</w:t>
       </w:r>
     </w:p>
     <w:p>
@@ -1078,13 +1078,13 @@
           <w:rPr>
             <w:color w:val="0000FF"/>
           </w:rPr>
-          <w:t>https://pudhari.news/maharashtra/north-maharashtra/nashik/malegaon-development-of-urdu-schools-dada-bhuse-np88</w:t>
+          <w:t>https://www.esakal.com/maharashtra/maharashtra-government-to-complete-recruitment-of-5500-assistant-professors-in-senior-colleges-of-state-before-march-2026-vru98</w:t>
         </w:r>
       </w:hyperlink>
     </w:p>
     <w:p>
       <w:r>
-        <w:t>Content: Malegaon development of Urdu schools Dada Bhuse मालेगाव : पुढारी वृत्तसेवा विद्यार्थ्यांना आनंददायी, गुणवत्तापूर्ण व रोजगाराभिमुख शिक्षण देण्याबरोबरच विद्यार्थ्यांच्या आरोग्याला प्राधान्य देण्यात येत आहे. यासाठी शिक्षण विभागाच्या माध्यमातून विविध योजना व उपक्रम राबविण्यात येत आहेत. विविध योजना व उपक्रमांच्या माध्यमातून विद्यार्थ्यांचा व उर्दू शाळांच्या सर्वांगीण विकासासाठी प्रयत्न करणार असल्याचे प्रतिपादन शालेय शिक्षणमंत्री दादा भुसे यांनी केले. महानगरपालिकेच्या सभागृहामध्ये उर्दू शाळांबाबत आयोजित आढावा बैठकीत ते बोलत होते. यावेळी आमदार मुफ्ती मोहम्मद इस्माईल, आयुक्त रवींद्र जाधव, अतिरिक्त आयुक्त नूतन खाडे, उपायुक्त गणेश शिंदे, प्रशासनाधिकारी चंद्रकांत पाटील यांच्यासह सर्व मुख्याध्यापक, शिक्षक व शिक्षिका उपस्थित होत्या. या बैठकीत उर्दू शाळांच्या वर्तमान स्थितीचा आढावा घेण्यात आला. विद्यार्थ्यांना आवडीच्या क्षेत्रात प्रोत्साहन देण्यासाठी शिक्षकांनी कलागुणांना वाव देणाऱ्या उपाययोजना कराव्यात. स्पर्धेच्या युगात टिकण्यासाठी अत्याधुनिक शिक्षण, ई- सुविधा आणि कौशल्यपूर्ण शिक्षण देण्यात येईल. शाळेतील विद्यार्थ्यांची आरोग्य तपासणी वेळोवेळी करावी. स्वच्छतेचे महत्त्व पटवून देण्यासाठी परिसर स्वच्छ ठेवावा. स्वतंत्र स्वच्छतागृह, पिण्याचे पाणी, आरोग्य सुविधा आदी सोयी-सुविधा उपलब्ध कराव्यात. शाळेच्या परिसरातील अतिक्रमणे काढण्यासाठी तत्काळ कारवाई करावी. शाळा इमारतींचे ऑडिट करून आवश्यक सोयी-सुविधांसाठी प्रस्ताव सादर करावेत. पालकांशी समन्वय ठेवून विद्यार्थ्यांच्या समस्यांचे निराकरण करावे. नियमित संवादासाठी विद्यार्थी पालक शिक्षक मेळावे आणि वार्षिक स्नेहसंमेलन आयोजित करावे. पालकांनी मुलांशी नियमित संवाद साधावा, अशा सूचना मंत्री भुसे यांनी संबंधित अधिकाऱ्यांना दिल्या. शिक्षक हे विद्यार्थ्यांना ज्ञानदानाचे काम समर्पित भावनेने करतात. शाळेतील शिक्षक, शाळा व विद्यार्थ्यांना आवश्यक त्या सुविधा देण्यासाठी महानगरपालिकेच्या माध्यमातून उपाययोजना करण्यात येत असल्याचे आमदार मुफ्ती मोहम्मद इस्माईल यांनी स्पष्ट केले. महानगरपालिका आयुक्त रवींद्र जाधव यांनी शिक्षक व शाळेच्या विविध समस्या जाणून घेतल्या व त्या सोडविण्यासाठी आवश्यक त्या उपाययोजना करण्यात येतील, असे त्यांनी सांगितले. प्रास्ताविकात प्रशासनाधिकारी चंद्रकांत पाटील यांनी महानगरपालिका क्षेत्रातील शाळांसाठी राबविले जात असलेले उपक्रम, विविध योजना व शाळांना देण्यात येणाऱ्या विविध सुविधांची माहिती दिली. आढावा बैठकीपूर्वी झालेल्या पालक मेळाव्यात भुसे यांनी पालकांशी संवाद साधला. त्यांच्या अडचणी जाणून घेतल्या. यावेळी विद्यार्थ्यांना शैक्षणिक साहित्य वाटप करण्यात आले. मुख्याध्यापक व शिक्षकांकडून शिष्यवृत्ती, सेवानिवृत्त शिक्षकांच्या समस्या, युनिफॉर्म (युडाईस), वीज-पाणी, इमारत, सीसीटीव्ही, शाळा कंपाउंड, शिक्षकांच्या पदोन्नती, पदे भरणे आदी समस्या जाणून घेतल्या. या सर्व समस्या सोडविण्यासाठी प्रयत्न करण्यात येतील, असे आश्वासन मंत्री भुसे यांनी दिले. 'Pudhari' is excited to announce the relaunch of its Android and iOS apps. Stay updated with the latest news at your fingertips. Android and iOS Download now and stay updated, anytime, anywhere. Pudhari Publications Private Limited</w:t>
+        <w:t>Content: Government Job ESakal महाराष्ट्राचे उच्च आणि तंत्रशिक्षण मंत्री चंद्रकांत पाटील यांनी सहाय्यक प्राध्यापकांच्या भरतीबाबत एक मोठी घोषणा केली. २० सप्टेंबर रोजी नांदेड येथील स्वामी रामानंद तीर्थ मराठवाडा विद्यापीठाच्या २८ व्या दीक्षांत समारंभात त्यांनी घोषणा केली की, राज्यातील वरिष्ठ महाविद्यालयांमध्ये ५,५०० सहाय्यक प्राध्यापकांची भरती मार्च २०२६ पूर्वी पूर्ण केली जाईल. सरकारने २,९०० शिक्षकेतर पदांसह या भरतीला मान्यता दिली आहे. वित्त आणि नियोजन विभागांनी त्यांना मान्यता दिली आहे. Follow Us Copyright © 2025 - Sakal Media Pvt Ltd - All rights reserved. Powered by Quintype</w:t>
       </w:r>
     </w:p>
     <w:p>
@@ -1097,7 +1097,7 @@
     </w:p>
     <w:p>
       <w:r>
-        <w:t>Title: चंद्रकांत पाटील यांच्याकडून आश्वासन; पीएचडी संशोधक विद्यार्थ्यांचे पुण्यातील आंदोलन स्थगित</w:t>
+        <w:t>Title: पुणेकरांसाठी आनंदाची बातमी ! ‘या’ मार्गावर प्रवास करणाऱ्या प्रवाशांना आता स्टेशनपासून घरापर्यंत मोफत बससेवा</w:t>
       </w:r>
     </w:p>
     <w:p>
@@ -1105,37 +1105,6 @@
         <w:t xml:space="preserve">URL: </w:t>
       </w:r>
       <w:hyperlink r:id="rId44">
-        <w:r>
-          <w:rPr>
-            <w:color w:val="0000FF"/>
-          </w:rPr>
-          <w:t>https://eduvarta.com/Chandrakant-Patil-assures-to-fulfill-demands-Protest-of-PhD-research-students-in-Pune-temporarily-suspended</w:t>
-        </w:r>
-      </w:hyperlink>
-    </w:p>
-    <w:p>
-      <w:r>
-        <w:t>Content: First Educational Webportal eduvarta@gmail.com Oct 12, 2025 0 eduvarta@gmail.com Oct 12, 2025 0 eduvarta@gmail.com Oct 12, 2025 0 eduvarta@gmail.com Oct 12, 2025 0 eduvarta@gmail.com Oct 11, 2025 0 eduvarta@gmail.com Oct 12, 2025 0 eduvarta@gmail.com Oct 11, 2025 0 eduvarta@gmail.com Oct 11, 2025 0 eduvarta@gmail.com Oct 10, 2025 0 eduvarta@gmail.com Oct 10, 2025 0 eduvarta@gmail.com Oct 6, 2025 0 eduvarta@gmail.com Aug 30, 2025 0 eduvarta@gmail.com Jun 28, 2025 0 eduvarta@gmail.com Jun 28, 2025 0 eduvarta@gmail.com Jun 26, 2025 0 eduvarta@gmail.com Sep 30, 2025 0 eduvarta@gmail.com Sep 8, 2025 0 eduvarta@gmail.com Aug 30, 2025 0 eduvarta@gmail.com Jun 16, 2025 0 eduvarta@gmail.com Jun 5, 2025 0 eduvarta@gmail.com Oct 2, 2025 0 eduvarta@gmail.com Sep 14, 2025 0 eduvarta@gmail.com Sep 13, 2025 0 eduvarta@gmail.com Sep 6, 2025 0 eduvarta@gmail.com Aug 20, 2025 0 eduvarta@gmail.com Mar 8, 2025 0 eduvarta@gmail.com Jan 18, 2025 0 eduvarta@gmail.com Jan 4, 2025 0 eduvarta@gmail.com Dec 3, 2024 0 eduvarta@gmail.com May 12, 2024 0 eduvarta@gmail.com Aug 16, 2025 0 eduvarta@gmail.com Jun 11, 2025 0 eduvarta@gmail.com Jun 10, 2025 0 eduvarta@gmail.com Jun 3, 2025 0 eduvarta@gmail.com May 31, 2025 0 eduvarta@gmail.com Sep 8, 2025 0 eduvarta@gmail.com Jul 5, 2025 0 eduvarta@gmail.com Jun 30, 2025 0 eduvarta@gmail.com Dec 16, 2024 0 eduvarta@gmail.com Jul 18, 2024 0 First Educational Webportal शिक्षण स्पर्धा परीक्षा युथ संशोधन /लेख शिक्षण एज्युवार्ता न्यूज नेटवर्क PHD विद्यार्थ्यांच्या फेलोशीपच्या मागणीसाठी आंदोलन करणाऱ्या संशोधक विद्यार्थ्यांनी राज्याचे उच्च व तंत्र शिक्षण मंत्री चंद्रकांत पाटील (Chandrakant patil, higher and technical education minister of maharashtra)यांच्याशी चर्चा केल्यानंतर पुण्यातील गुडलक चौक येथे सुरू केलेले आंदोलन स्थगित करण्याचा निर्णय घेतला.मात्र,सध्या आंदोलन स्थगित झाले असले तरी शासनाकडून संशोधक विद्यार्थ्यांना पीएचडी साठी निधी उपलब्ध करून दिला जाणार का? असा प्रश्न उपस्थित होत आहे. सारथी, बार्टी, महाज्योती, अमृत, आर्टी (Sarthi, Barti, Mahajyoti, Amrut, Arti)आदी संस्थांच्या शिष्यवृत्तीसाठी संशोधक विद्यार्थी समन्वय कृती समितीच्या वतीने डेक्कन चौकात आंदोलन सुरु होते. त्यावर मार्ग काढण्यासाठी समितीच्या शिष्टमंडाळाने चंद्रकांत पाटील यांची भेट घेऊन त्यांच्याशी चर्चा केली. सकारात्मक चर्चेनंतर विद्यार्थ्यांच्या मागण्यांबाबत त्यांनी मंत्रालय स्तरावर पाठपुरावा करण्याचे आश्वासन कृती समितीला दिले. या आश्वासनानंतर आंदोलन मागे घेण्याचा निर्णय समन्वय कृती समितीने घेतला. या प्रसंगी उपमुख्यमंत्री एकनाथ शिंदे यांच्याशी दूरध्वनीवरुन संपर्क साधून मंत्रालयात मुख्य सचिवांसोबत बैठक घेऊन मार्ग काढण्याबाबत चर्चा झाली. यावेळी युवासेना नेते किरण साळी, नितीन आंधळे, पूजा झोळे, विद्यार्थी भारत पवार, अंकुश चौगुले, परिमल कुंभार, अभाविपचे राधेय बाहेगव्हाणकर, अलोक पवार, सई थोपटे आदी विद्यार्थी उपस्थित होते. येत्या २३ सप्टेंबर २०२५ रोजी मंत्री मंडळाच्या बैठकीसाठी कृषी संशोधक विद्यार्थी समन्वय कृती समितीच्या वतीने काही प्रतिनिधी सोबत चर्चा करून अंतिम सकारात्मक निर्णय कृषी संशोधकांच्या अधिछात्रवृत्ती संदर्भात घेण्यात येईल,असे उप मुख्यमंत्री एकनाथ शिंदे व उच्च शिक्षण मंत्री चंद्रकांत पाटील यांनी आश्वासित केले. कृषी संशोधक विद्यार्थ्यांनी सरकारकडून सकारात्मकपणे त्यांच्या मागण्या पूर्ण होतील,अशी आशा व्यक्त केली. कृषी साठी प्रत्येकी १०० जागा प्रत्येक संस्थेसाठी राखीव ठेवाव्यात. संस्थेमार्फत जर मागण्या मान्य झाल्या नाही तर बुधवारी 24 सप्टेंबर पासून विद्यार्थी पुन्हा उपोषणाला बसतील, असा सर्वानुमते निर्णय घेण्यात आला असल्याचे कृषी संशोधक विद्यार्थी समन्वय कृती समितीतर्फे कळाव्यात आले आहे. पीएचडी संशोधक विद्यार्थ्यांच्या काय आहेत भावना पाहा व्हीडिओ - Previous Article Next Article eduvarta@gmail.com eduvarta@gmail.com Aug 11, 2023 0 eduvarta@gmail.com Feb 11, 2023 0 eduvarta@gmail.com Apr 19, 2023 0 eduvarta@gmail.com Aug 24, 2023 0 eduvarta@gmail.com Aug 9, 2023 0 eduvarta@gmail.com Jun 26, 2023 0 eduvarta@gmail.com Oct 11, 2025 0 eduvarta@gmail.com Oct 6, 2025 0 eduvarta@gmail.com Oct 10, 2025 0 eduvarta@gmail.com Oct 11, 2025 0 eduvarta@gmail.com Oct 6, 2025 0 eduvarta@gmail.com Oct 12, 2025 0 eduvarta@gmail.com Oct 12, 2025 0 eduvarta@gmail.com Oct 12, 2025 0 eduvarta@gmail.com Oct 12, 2025 0 eduvarta@gmail.com Oct 12, 2025 0 eduvarta@gmail.com Jun 13, 2025 0 "देशात पारदर्शकता, आर्थिक शिस्त आणि विकासाच्या मूलभूत गोष्टी रुजविण्याचे काम सीए... eduvarta@gmail.com Oct 10, 2025 0 युपीएससी मेन्स दिलीय नीट बोला.. तु शहानपणा करू नको जास्त, सातबारा दाखव, कॅरेक्टर... eduvarta@gmail.com Aug 20, 2025 0 विद्यापीठाच्या व्यवस्थापन परिषद सदस्य प्रा. डॉ. धोंडीराम पवार यांच्या अध्यक्षतेखाली... eduvarta@gmail.com May 10, 2023 0 राज्यात फुटबॉल खेळाचा प्रचार व प्रसार करण्यासाठी राज्य शासन पावले उचलत आहे. याचाच... eduvarta@gmail.com Mar 28, 2024 0 २००० सालच्या तुलनेत २०२२ साली सुशिक्षित बेरोजगारांची संख्या जवळजवळ दुपटीने वाढून... eduvarta@gmail.com May 29, 2025 0 परराष्ट्र मंत्री मार्को रुबियो यांनी एका आदेशात म्हटले आहे की सर्व दूतावासांनी पुढील... eduvarta@gmail.com Jul 18, 2024 0 eduvarta@gmail.com May 17, 2025 0 eduvarta@gmail.com Jun 3, 2025 0 परराष्ट्र मंत्री रुबियो यांनी हार्वर्ड विद्यापीठात शिक्षण घेण्यासाठी येणाऱ्या कोणत्याही... eduvarta@gmail.com Jun 28, 2025 0 RRB तंत्रज्ञ अर्जासाठी ऑनलाइन नोंदणीकरिता उमेदवारांना अलीकडील पासपोर्ट आकाराच्या... हो नाही सांगता येत नाही Vote View Results Total Vote: 3920 View Options Eduvarta News एज्युवार्ता न्यूज २०२३</w:t>
-      </w:r>
-    </w:p>
-    <w:p>
-      <w:pPr>
-        <w:pStyle w:val="Heading3"/>
-      </w:pPr>
-      <w:r>
-        <w:t>Article 37</w:t>
-      </w:r>
-    </w:p>
-    <w:p>
-      <w:r>
-        <w:t>Title: पुणेकरांसाठी आनंदाची बातमी ! ‘या’ मार्गावर प्रवास करणाऱ्या प्रवाशांना आता स्टेशनपासून घरापर्यंत मोफत बससेवा</w:t>
-      </w:r>
-    </w:p>
-    <w:p>
-      <w:r>
-        <w:t xml:space="preserve">URL: </w:t>
-      </w:r>
-      <w:hyperlink r:id="rId45">
         <w:r>
           <w:rPr>
             <w:color w:val="0000FF"/>
@@ -1154,30 +1123,30 @@
         <w:pStyle w:val="Heading3"/>
       </w:pPr>
       <w:r>
-        <w:t>Article 38</w:t>
+        <w:t>Article 37</w:t>
       </w:r>
     </w:p>
     <w:p>
       <w:r>
-        <w:t>Title: महाराष्ट्र राज्य सरकारचा मोठा निर्णय ! आता विद्यार्थ्यांना फक्त एकदा द्यावा लागणार उत्पन्नाचा दाखला, वाचा सविस्तर</w:t>
+        <w:t>Title: भारत- अमेरिका संबंध निर्णायक टप्यावर, काय असणार अजेंडा?</w:t>
       </w:r>
     </w:p>
     <w:p>
       <w:r>
         <w:t xml:space="preserve">URL: </w:t>
       </w:r>
-      <w:hyperlink r:id="rId46">
+      <w:hyperlink r:id="rId45">
         <w:r>
           <w:rPr>
             <w:color w:val="0000FF"/>
           </w:rPr>
-          <w:t>https://ahmednagarlive24.com/spacial/educational-news-now-students-will-have-to-provide-income-proof-only-once/</w:t>
+          <w:t>https://www.navarashtra.com/maharashtra/marathi-breaking-news-today-live-updates-on-22-september-2025-breaking-marathi-batmya-997787.html</w:t>
         </w:r>
       </w:hyperlink>
     </w:p>
     <w:p>
       <w:r>
-        <w:t>Content: Educational News : केंद्र आणि राज्य शासनाच्या माध्यमातून विद्यार्थ्यांसाठी वेगवेगळ्या योजना राबवल्या जात आहेत. सरकार विद्यार्थ्यांना शिष्यवृत्ती सुद्धा पूरवत आहे. पण शिष्यवृत्ती मिळवण्यासाठी विद्यार्थ्यांना दरवर्षी अर्ज करावा लागतो आणि प्रत्येक वेळी अर्ज करताना उत्पन्नाचा दाखला द्यावाच लागतो. यामुळे विद्यार्थ्यांची मोठी हेळसांड होते. दरवर्षी कागदपत्रांची जमवाजमव करताना त्यांची दमछाक होते. यामुळे अनेक विद्यार्थी शिष्यवृत्ती चा अर्ज सुद्धा भरत नाहीत ही वास्तविकता आहे. याच कारणाने आता महाराष्ट्र राज्य शासनाने विद्यार्थ्यांना दिलासा देणारा एक मोठा निर्णय घेतला आहे. Educational News आता शिष्यवृत्तीसाठी विद्यार्थ्यांना दरवर्षी उत्पन्नाचा दाखला द्यावा लागणार नाही. या आधी शासनाचा असा नियम होता की अभ्यासक्रमाच्या प्रत्येक वर्षी उत्पन्नाचा दाखला आणि इतर कागदपत्रं द्यावी लागायची. पण त्यामुळे विद्यार्थ्यांना त्रासाचा सामना करावा लागत होतो. उत्पन्न दाखला काढण्यासाठी व इतर कागदपत्रांची जमवाजमव करण्यासाठी वारंवार तहसील कार्यालयात जावे लागत. पण आता एकदाच कागदपत्र दिली तर पूर्ण अभ्यासक्रम होईपर्यंत शिष्यवृत्ती सुरू राहणार आहे. महाडीबीटी पोर्टल वर एकदाच अपलोड करण्यात आलेली माहिती आता ग्राह्य धरण्यात येणार आहे. नव्या निर्णयामुळे ऑटो सिस्टीम द्वारे विद्यार्थ्यांच्या खात्यात वेळेत शिष्यवृत्तीची रक्कम जमा होईल अशी आशा आहे. अलीकडेच उच्च व तंत्र शिक्षण मंत्री चंद्रकांत दादा पाटील यांच्या उपस्थितीत मंत्रालयात आढावा बैठक घेण्यात आली होती. यात CET Cell आणि DTE द्वारे व्यावसायिक अभ्यासक्रमांच्या प्रवेश प्रक्रियेत विद्यार्थी एकदाच उत्पन्नाचा दाखला आणि इतर आवश्यक कागदपत्रे सादर करतात. ही प्रक्रिया पूर्णपणे ऑनलाइन व ऑफलाइन पडताळणी करून केली जात असते. त्यामुळे अभ्यासक्रम पूर्ण होईपर्यंत शिष्यवृत्तीसाठी पुन्हा तीच माहिती मागवू नये अशा सूचना आता देण्यात आल्या आहेत. मंत्री चंद्रकांत पाटील यांनी याबाबतचे निर्देश दिले आहेत. या आढावा बैठकीत विद्यार्थ्यांना वेळेवर शिष्यवृत्ती मिळावी यासाठी सखोल चर्चा झाली आहे. नव्या निर्णयानुसार आता विद्यार्थ्यांना वारंवार उत्पन्न दाखला व इतर कागदपत्रे अपलोड करावे लागणार नाहीत. त्यामुळे विद्यापीठांना सुद्धा सातत्याने कागदपत्रे तपासावे लागणार नाहीत. यामुळे वेळेची बचत होणार आहे आणि विद्यार्थ्यांना वेळेतच शिष्यवृत्तीचा लाभ मिळेल. यामुळे विद्यार्थ्यांवरील आर्थिक भार कमी होणार आहे. Read Latest Marathi News Of Politics, Agriculture, Money, Health, Automobile, Technology, Lifestyle, Jobs, India, Entertainment, And Sports, Watch Live Marathi News From Maharashtra And Ahmednagar All Rights Reserved. This Website Is Part Of TBS Media Group About Us Contact Us Advertising Privacy Policy Code of Ethics Disclaimer Copyright Notice Corrections Policy Fact-Checking Policy © 2025 Ahmednagarlive24</w:t>
+        <w:t>Content: आजच्या घडामोडी जाणून घ्या एका क्लिकवर गेल्या काही महिन्यांत भारत-अमेरिका संबंधांमध्ये थोडीशी दरी निर्माण झाली आहे. दोन्ही देशांतील व्यापारी तणाव, शुल्कवाढ, तसेच व्हिसा धोरणांवरून वाढलेला असंतोष याच्या पार्श्वभूमीवर ही भेट विशेष महत्त्वाची ठरणार आहे. सूत्रांच्या माहितीनुसार, दोन्ही देशांतील वाढलेली मतभेदांची दरी भरून काढण्याचा हा एक टप्पा असेल. वाचा अधिक सविस्तर बातमी 22 Sep 2025 07:33 PM (IST) 22 Sep 2025 07:33 PM (IST) Metro 3 चे बांधकाम पूर्ण, सीएसएमटी, चर्चगेट, मंत्रालयही जोडलं जाणार, कुठून आणि कसा असेल मार्ग? बहुचर्चित मेट्रो ३ पूर्ण झाल्यानंतर पश्चिम मुंबईत उत्तर-दक्षिण जोडणी दृश्यमान झाली आहे. हा मार्ग पूर्ण झाला आहे, जो प्रवाशांना मेट्रो अंडरग्राउंडद्वारे थेट दक्षिण टोकावर घेऊन जाईल. यामुळे दक्षिण मुंबईतील रहिवाशांना प्रवास सोपा होईल. याव्यतिरिक्त, उत्तर-मध्य मुंबईहून दक्षिण मुंबईला जाणाऱ्यांनाही याचा फायदा होईल. सुरुवातीला SEEPZ-BKC-Collab लाईन म्हणून ओळखली जाणारी ही मेट्रो सध्या जोगेश्वरी-विक्रोळी लिंक रोडवरून JVLR-SEEPZ आरे कॉलनी-विमानतळ-BKC-दादर-सिद्धिविनायक मंदिर-वरळी पर्यंत धावते आणि आता, तिच्या अंतिम टप्प्यात, ती नेहरू विज्ञान केंद्र-महालक्ष्मी-कालबादेवी-CSMT-चर्चगेट-मंत्रालय-कफ परेड या मार्गावरून धावेल. हा टप्पा लवकरच सुरू होणार आहे. हे उत्तर-मध्य मुंबईतील आरे आणि SEEPZ ला दक्षिण मुंबईतील कफ परेडशी जोडेल, ज्यामुळे अनेक मार्गांवर प्रवास करणे अधिक सोयीस्कर होणार आहे. बहुचर्चित मेट्रो ३ पूर्ण झाल्यानंतर पश्चिम मुंबईत उत्तर-दक्षिण जोडणी दृश्यमान झाली आहे. हा मार्ग पूर्ण झाला आहे, जो प्रवाशांना मेट्रो अंडरग्राउंडद्वारे थेट दक्षिण टोकावर घेऊन जाईल. यामुळे दक्षिण मुंबईतील रहिवाशांना प्रवास सोपा होईल. याव्यतिरिक्त, उत्तर-मध्य मुंबईहून दक्षिण मुंबईला जाणाऱ्यांनाही याचा फायदा होईल. सुरुवातीला SEEPZ-BKC-Collab लाईन म्हणून ओळखली जाणारी ही मेट्रो सध्या जोगेश्वरी-विक्रोळी लिंक रोडवरून JVLR-SEEPZ आरे कॉलनी-विमानतळ-BKC-दादर-सिद्धिविनायक मंदिर-वरळी पर्यंत धावते आणि आता, तिच्या अंतिम टप्प्यात, ती नेहरू विज्ञान केंद्र-महालक्ष्मी-कालबादेवी-CSMT-चर्चगेट-मंत्रालय-कफ परेड या मार्गावरून धावेल. हा टप्पा लवकरच सुरू होणार आहे. हे उत्तर-मध्य मुंबईतील आरे आणि SEEPZ ला दक्षिण मुंबईतील कफ परेडशी जोडेल, ज्यामुळे अनेक मार्गांवर प्रवास करणे अधिक सोयीस्कर होणार आहे. बहुचर्चित मेट्रो ३ पूर्ण झाल्यानंतर पश्चिम मुंबईत उत्तर-दक्षिण जोडणी दृश्यमान झाली आहे. हा मार्ग पूर्ण झाला आहे, जो प्रवाशांना मेट्रो अंडरग्राउंडद्वारे थेट दक्षिण टोकावर घेऊन जाईल. यामुळे दक्षिण मुंबईतील रहिवाशांना प्रवास सोपा होईल. याव्यतिरिक्त, उत्तर-मध्य मुंबईहून दक्षिण मुंबईला जाणाऱ्यांनाही याचा फायदा होईल. सुरुवातीला SEEPZ-BKC-Collab लाईन म्हणून ओळखली जाणारी ही मेट्रो सध्या जोगेश्वरी-विक्रोळी लिंक रोडवरून JVLR-SEEPZ आरे कॉलनी-विमानतळ-BKC-दादर-सिद्धिविनायक मंदिर-वरळी पर्यंत धावते आणि आता, तिच्या अंतिम टप्प्यात, ती नेहरू विज्ञान केंद्र-महालक्ष्मी-कालबादेवी-CSMT-चर्चगेट-मंत्रालय-कफ परेड या मार्गावरून धावेल. हा टप्पा लवकरच सुरू होणार आहे. हे उत्तर-मध्य मुंबईतील आरे आणि SEEPZ ला दक्षिण मुंबईतील कफ परेडशी जोडेल, ज्यामुळे अनेक मार्गांवर प्रवास करणे अधिक सोयीस्कर होणार आहे. 22 Sep 2025 07:23 PM (IST) 22 Sep 2025 07:23 PM (IST) PM Modi’s Letter: जीएसटी २.० लागू झाल्यावर पंतप्रधान मोदींचे जनतेला पत्र; देशाला संबोधनानंतर केले ‘हे’ खास आवाहन PM Modi’s Letter: देशभरात आज, २२ सप्टेंबरपासून, नवरात्रीच्या पहिल्या दिवसाच्या मुहूर्तावर जीएसटीचे नवीन दर लागू झाले आहेत. या नवीन बदलांमध्ये पूर्वीचे दोन टॅक्स स्लॅब हटवण्यात आले असून, अनेक वस्तूंच्या दरांमध्ये मोठी कपात करण्यात आली आहे. पंतप्रधान नरेंद्र मोदींनी या बदलांना ‘जीएसटी बचत उत्सव’ असे संबोधले असून, हे सर्वसामान्यांसाठी ‘दुहेरी धमाका’ असल्याचे म्हटले आहे. या संदर्भात त्यांनी आज देशाला उद्देशून एक पत्रही लिहिले आहे. PM Modi’s Letter: देशभरात आज, २२ सप्टेंबरपासून, नवरात्रीच्या पहिल्या दिवसाच्या मुहूर्तावर जीएसटीचे नवीन दर लागू झाले आहेत. या नवीन बदलांमध्ये पूर्वीचे दोन टॅक्स स्लॅब हटवण्यात आले असून, अनेक वस्तूंच्या दरांमध्ये मोठी कपात करण्यात आली आहे. पंतप्रधान नरेंद्र मोदींनी या बदलांना ‘जीएसटी बचत उत्सव’ असे संबोधले असून, हे सर्वसामान्यांसाठी ‘दुहेरी धमाका’ असल्याचे म्हटले आहे. या संदर्भात त्यांनी आज देशाला उद्देशून एक पत्रही लिहिले आहे. PM Modi’s Letter: देशभरात आज, २२ सप्टेंबरपासून, नवरात्रीच्या पहिल्या दिवसाच्या मुहूर्तावर जीएसटीचे नवीन दर लागू झाले आहेत. या नवीन बदलांमध्ये पूर्वीचे दोन टॅक्स स्लॅब हटवण्यात आले असून, अनेक वस्तूंच्या दरांमध्ये मोठी कपात करण्यात आली आहे. पंतप्रधान नरेंद्र मोदींनी या बदलांना ‘जीएसटी बचत उत्सव’ असे संबोधले असून, हे सर्वसामान्यांसाठी ‘दुहेरी धमाका’ असल्याचे म्हटले आहे. या संदर्भात त्यांनी आज देशाला उद्देशून एक पत्रही लिहिले आहे. 22 Sep 2025 06:59 PM (IST) 22 Sep 2025 06:59 PM (IST) VHP च्या ‘त्या’ गरबा विधानाने पेटला वाद; NCP प्रवक्ते म्हणाले, “मुस्लिमांचे असे अनेक सण…” Ajit Pawar NCP On VHP: ‘गरबा’ कार्यक्रमांमध्ये फक्त हिंदूंनाच प्रवेश दिला जावा. ‘लव्ह जिहाद’सारख्या घटना टाळण्यासाठी प्रवेश करणाऱ्या लोकांची ओळख पटवण्यासाठी आधार कार्ड तपासणी करण्याचा सल्लाही आयोजकांना देण्यात आला होता. गरबा हा पूजेचाच एक भाग असून तो केवळ नृत्य किंवा सांस्कृतिक कार्यक्रम नाही, असेही VHP ने म्हटले होते. यावर आता राष्ट्रवादी कॉँग्रेसने आपली प्रतिक्रिया दिली आहे. पक्षाचे प्रवक्ते आनंद परांजपे यांनी यावर भाष्य केले आहे. धर्माच्या नावाखाली कोणाला त्रास योग्य नाही, असे परांजपे म्हणाले आहेत. Ajit Pawar NCP On VHP: ‘गरबा’ कार्यक्रमांमध्ये फक्त हिंदूंनाच प्रवेश दिला जावा. ‘लव्ह जिहाद’सारख्या घटना टाळण्यासाठी प्रवेश करणाऱ्या लोकांची ओळख पटवण्यासाठी आधार कार्ड तपासणी करण्याचा सल्लाही आयोजकांना देण्यात आला होता. गरबा हा पूजेचाच एक भाग असून तो केवळ नृत्य किंवा सांस्कृतिक कार्यक्रम नाही, असेही VHP ने म्हटले होते. यावर आता राष्ट्रवादी कॉँग्रेसने आपली प्रतिक्रिया दिली आहे. पक्षाचे प्रवक्ते आनंद परांजपे यांनी यावर भाष्य केले आहे. धर्माच्या नावाखाली कोणाला त्रास योग्य नाही, असे परांजपे म्हणाले आहेत. Ajit Pawar NCP On VHP: ‘गरबा’ कार्यक्रमांमध्ये फक्त हिंदूंनाच प्रवेश दिला जावा. ‘लव्ह जिहाद’सारख्या घटना टाळण्यासाठी प्रवेश करणाऱ्या लोकांची ओळख पटवण्यासाठी आधार कार्ड तपासणी करण्याचा सल्लाही आयोजकांना देण्यात आला होता. गरबा हा पूजेचाच एक भाग असून तो केवळ नृत्य किंवा सांस्कृतिक कार्यक्रम नाही, असेही VHP ने म्हटले होते. यावर आता राष्ट्रवादी कॉँग्रेसने आपली प्रतिक्रिया दिली आहे. पक्षाचे प्रवक्ते आनंद परांजपे यांनी यावर भाष्य केले आहे. धर्माच्या नावाखाली कोणाला त्रास योग्य नाही, असे परांजपे म्हणाले आहेत. 22 Sep 2025 06:11 PM (IST) 22 Sep 2025 06:11 PM (IST) “त्यांना रोजगार हमीचं काम…; धनंजय मुंडेंनी कामाची मागणी करताच जरांगे पाटलांचे टीकास्त्र Dhananjay Munde : मराठवाडा : अजित पवार गटाचे आमदार आणि माजी मंत्री धनंजय मुंडे हे जोरदार चर्चेमध्ये आले आहेत. धनंजय मुंडे यांनी भर मंचावरुन थेट कामाची मागणी केली आहे. मंत्री छगन भुजबळ यांच्याकडे मंत्री धनंजय मुंडे यांनी काहीतरी जबाबदारी द्या अशी मागणी केली. यामुळे राजकीय वर्तुळामध्ये चर्चांना उधाण आले आहे. बीडमध्ये संतोष देशमुख यांची हत्या झाल्यानंतर धनंजय मुंडेंच्या अडचणींमध्ये झाली. मुख्य आरोपी असलेल्या वाल्मिक कराडसोबत असलेल्या संबंधांमुळे त्यांना मंत्रिपदाचा राजीनामा द्यावा लागला. यावरुन मराठा नेते मनोज जरांगे पाटील यांनी धनंजय मुंडे यांच्यावर जोरदार निशाणा साधला आहे. Dhananjay Munde : मराठवाडा : अजित पवार गटाचे आमदार आणि माजी मंत्री धनंजय मुंडे हे जोरदार चर्चेमध्ये आले आहेत. धनंजय मुंडे यांनी भर मंचावरुन थेट कामाची मागणी केली आहे. मंत्री छगन भुजबळ यांच्याकडे मंत्री धनंजय मुंडे यांनी काहीतरी जबाबदारी द्या अशी मागणी केली. यामुळे राजकीय वर्तुळामध्ये चर्चांना उधाण आले आहे. बीडमध्ये संतोष देशमुख यांची हत्या झाल्यानंतर धनंजय मुंडेंच्या अडचणींमध्ये झाली. मुख्य आरोपी असलेल्या वाल्मिक कराडसोबत असलेल्या संबंधांमुळे त्यांना मंत्रिपदाचा राजीनामा द्यावा लागला. यावरुन मराठा नेते मनोज जरांगे पाटील यांनी धनंजय मुंडे यांच्यावर जोरदार निशाणा साधला आहे. Dhananjay Munde : मराठवाडा : अजित पवार गटाचे आमदार आणि माजी मंत्री धनंजय मुंडे हे जोरदार चर्चेमध्ये आले आहेत. धनंजय मुंडे यांनी भर मंचावरुन थेट कामाची मागणी केली आहे. मंत्री छगन भुजबळ यांच्याकडे मंत्री धनंजय मुंडे यांनी काहीतरी जबाबदारी द्या अशी मागणी केली. यामुळे राजकीय वर्तुळामध्ये चर्चांना उधाण आले आहे. बीडमध्ये संतोष देशमुख यांची हत्या झाल्यानंतर धनंजय मुंडेंच्या अडचणींमध्ये झाली. मुख्य आरोपी असलेल्या वाल्मिक कराडसोबत असलेल्या संबंधांमुळे त्यांना मंत्रिपदाचा राजीनामा द्यावा लागला. यावरुन मराठा नेते मनोज जरांगे पाटील यांनी धनंजय मुंडे यांच्यावर जोरदार निशाणा साधला आहे. 22 Sep 2025 05:56 PM (IST) 22 Sep 2025 05:56 PM (IST) विद्यार्थिनीवर नृत्य शिक्षकाने केला वारंवार बलात्कार दिल्लीतील जहांगीरपुरी येथील एका नृत्य अकादमीत एका शिक्षकाने बारावीच्या विद्यार्थिनीवर बलात्कार केल्याचा प्रकार उघडकीस आला आहे. पोलिसांनी १४ सप्टेंबर रोजी बलात्कार आणि पोक्सो कायद्यांतर्गत गुन्हा दाखल केला आणि आरोपी नृत्य शिक्षक अमन याला अटक केली. दिल्लीतील जहांगीरपुरी येथील एका नृत्य अकादमीत एका शिक्षकाने बारावीच्या विद्यार्थिनीवर बलात्कार केल्याचा प्रकार उघडकीस आला आहे. पोलिसांनी १४ सप्टेंबर रोजी बलात्कार आणि पोक्सो कायद्यांतर्गत गुन्हा दाखल केला आणि आरोपी नृत्य शिक्षक अमन याला अटक केली. दिल्लीतील जहांगीरपुरी येथील एका नृत्य अकादमीत एका शिक्षकाने बारावीच्या विद्यार्थिनीवर बलात्कार केल्याचा प्रकार उघडकीस आला आहे. पोलिसांनी १४ सप्टेंबर रोजी बलात्कार आणि पोक्सो कायद्यांतर्गत गुन्हा दाखल केला आणि आरोपी नृत्य शिक्षक अमन याला अटक केली. 22 Sep 2025 05:55 PM (IST) 22 Sep 2025 05:55 PM (IST) Mumbra Bypass Accident: थरकाप उडवणारा अपघात; बाईकवरून जाणारी तरुण मुले थेट कंटेनरच्या… Accident News: ठाणे जिल्ह्यातून एक मोठी बातमी समोर येत आहे. ठाणे जिल्ह्यातील मुंब्य्रात एक भीषण अपघात झाला आहे. या अपघातामध्ये तीन तरुणांचा मृत्यू झाला आहे. भरधाव वेगाने जाणाऱ्या कंटेनरने एका दुचाकीला धडक दिली आहे. यामध्ये तीन तरुणांचा मृत्यू झाला आहे. 3 मुलांचा जीव गेल्याने परिसरात हळहळ व्यक्त केली जात आहे. Accident News: ठाणे जिल्ह्यातून एक मोठी बातमी समोर येत आहे. ठाणे जिल्ह्यातील मुंब्य्रात एक भीषण अपघात झाला आहे. या अपघातामध्ये तीन तरुणांचा मृत्यू झाला आहे. भरधाव वेगाने जाणाऱ्या कंटेनरने एका दुचाकीला धडक दिली आहे. यामध्ये तीन तरुणांचा मृत्यू झाला आहे. 3 मुलांचा जीव गेल्याने परिसरात हळहळ व्यक्त केली जात आहे. Accident News: ठाणे जिल्ह्यातून एक मोठी बातमी समोर येत आहे. ठाणे जिल्ह्यातील मुंब्य्रात एक भीषण अपघात झाला आहे. या अपघातामध्ये तीन तरुणांचा मृत्यू झाला आहे. भरधाव वेगाने जाणाऱ्या कंटेनरने एका दुचाकीला धडक दिली आहे. यामध्ये तीन तरुणांचा मृत्यू झाला आहे. 3 मुलांचा जीव गेल्याने परिसरात हळहळ व्यक्त केली जात आहे. 22 Sep 2025 05:39 PM (IST) 22 Sep 2025 05:39 PM (IST) विमान अपहरणाचा कट? कॉकपिटचे दार उघडण्याचा प्रयत्न करणाऱ्या ९ प्रवाशांना अटक वाराणसीहून एक धक्कादायक घटना समोर आली आहे. एअर इंडिया एक्सप्रेसच्या एका विमानातील प्रवाशांनी चक्क कॉकपिटचे दार उघडण्याचा प्रयत्न केला. हे पाहून विमानात बसलेले सर्व प्रवासी हादरले. परंतु, वैमानिकाला (पायलट) विमानाचे अपहरण होत असल्याचा संशय आल्याने त्याने प्रसंगावधान राखत कॉकपिटचे दार उघडले नाही आणि विमानाचे वाराणसीमध्ये सुरक्षित लँडिंग केले. सविस्तर बातमीसाठी येथे क्लिक करा वाराणसीहून एक धक्कादायक घटना समोर आली आहे. एअर इंडिया एक्सप्रेसच्या एका विमानातील प्रवाशांनी चक्क कॉकपिटचे दार उघडण्याचा प्रयत्न केला. हे पाहून विमानात बसलेले सर्व प्रवासी हादरले. परंतु, वैमानिकाला (पायलट) विमानाचे अपहरण होत असल्याचा संशय आल्याने त्याने प्रसंगावधान राखत कॉकपिटचे दार उघडले नाही आणि विमानाचे वाराणसीमध्ये सुरक्षित लँडिंग केले. सविस्तर बातमीसाठी येथे क्लिक करा वाराणसीहून एक धक्कादायक घटना समोर आली आहे. एअर इंडिया एक्सप्रेसच्या एका विमानातील प्रवाशांनी चक्क कॉकपिटचे दार उघडण्याचा प्रयत्न केला. हे पाहून विमानात बसलेले सर्व प्रवासी हादरले. परंतु, वैमानिकाला (पायलट) विमानाचे अपहरण होत असल्याचा संशय आल्याने त्याने प्रसंगावधान राखत कॉकपिटचे दार उघडले नाही आणि विमानाचे वाराणसीमध्ये सुरक्षित लँडिंग केले. सविस्तर बातमीसाठी येथे क्लिक करा 22 Sep 2025 05:25 PM (IST) 22 Sep 2025 05:25 PM (IST) साबर बोंडं पाहिल्यावर मुक्ता बर्वे काय म्हणाली? मराठी सिनेसृष्टीतील एक वेगळा आणि संवेदनशील दृष्टिकोन मांडणारा ‘साबर बोंड’ हा चित्रपट सध्या चर्चेत आहे. हा चित्रपट अलिकडेच रिलीज झाला आहे. या चित्रपटाने ‘सनडान्स फेस्टिव्हल’मध्ये ‘ग्रँड ज्युरी प्राइझ’ हा पुरस्कार मिळवला आहे. रोहन कानवडे दिग्दर्शित या सिनेमासाठी निर्माते म्हणून मनोरंजन विश्वातील अनेक दिग्गजही एकवटले आहेत. प्रेक्षक आणि अनेक कलाकार मंडळींनी या सिनेमाचे कौतुक केलं आहे. अभिनेत्री मुक्ता बर्वै हिने या सिनेमाविषयी आणि यामध्ये काम करणाऱ्या तिच्या जवळच्या मैत्रिणीबद्दल खास पोस्ट इन्स्टाग्रामवर शेअर केली आहे. मराठी सिनेसृष्टीतील एक वेगळा आणि संवेदनशील दृष्टिकोन मांडणारा ‘साबर बोंड’ हा चित्रपट सध्या चर्चेत आहे. हा चित्रपट अलिकडेच रिलीज झाला आहे. या चित्रपटाने ‘सनडान्स फेस्टिव्हल’मध्ये ‘ग्रँड ज्युरी प्राइझ’ हा पुरस्कार मिळवला आहे. रोहन कानवडे दिग्दर्शित या सिनेमासाठी निर्माते म्हणून मनोरंजन विश्वातील अनेक दिग्गजही एकवटले आहेत. प्रेक्षक आणि अनेक कलाकार मंडळींनी या सिनेमाचे कौतुक केलं आहे. अभिनेत्री मुक्ता बर्वै हिने या सिनेमाविषयी आणि यामध्ये काम करणाऱ्या तिच्या जवळच्या मैत्रिणीबद्दल खास पोस्ट इन्स्टाग्रामवर शेअर केली आहे. मराठी सिनेसृष्टीतील एक वेगळा आणि संवेदनशील दृष्टिकोन मांडणारा ‘साबर बोंड’ हा चित्रपट सध्या चर्चेत आहे. हा चित्रपट अलिकडेच रिलीज झाला आहे. या चित्रपटाने ‘सनडान्स फेस्टिव्हल’मध्ये ‘ग्रँड ज्युरी प्राइझ’ हा पुरस्कार मिळवला आहे. रोहन कानवडे दिग्दर्शित या सिनेमासाठी निर्माते म्हणून मनोरंजन विश्वातील अनेक दिग्गजही एकवटले आहेत. प्रेक्षक आणि अनेक कलाकार मंडळींनी या सिनेमाचे कौतुक केलं आहे. अभिनेत्री मुक्ता बर्वै हिने या सिनेमाविषयी आणि यामध्ये काम करणाऱ्या तिच्या जवळच्या मैत्रिणीबद्दल खास पोस्ट इन्स्टाग्रामवर शेअर केली आहे. 22 Sep 2025 05:05 PM (IST) 22 Sep 2025 05:05 PM (IST) महाराष्ट्रावर घोंघावतेय मोठं संकट! राज्यात पाऊस थैमान घालणार; कृषी विभागाचे शेतकऱ्यांना ‘हे’ आवाहन मुंबई: सप्टेंबरमध्ये बंगालच्या उपसागरावर एक कमी दाबाचा पट्टा निर्माण होणार असून 28 तारखेपर्यंत तो राज्यात येण्याची शक्यता आहे. या कमी दाबाच्या पट्ट्याच्या प्रभावामुळे राज्यातील विविध भागांमध्ये 26 ते 28 सप्टेंबर दरम्यान ढगाळ हवामान आणि पावसात वाढ होण्याची शक्यता वर्तविण्यात आली आहे. मुंबई: सप्टेंबरमध्ये बंगालच्या उपसागरावर एक कमी दाबाचा पट्टा निर्माण होणार असून 28 तारखेपर्यंत तो राज्यात येण्याची शक्यता आहे. या कमी दाबाच्या पट्ट्याच्या प्रभावामुळे राज्यातील विविध भागांमध्ये 26 ते 28 सप्टेंबर दरम्यान ढगाळ हवामान आणि पावसात वाढ होण्याची शक्यता वर्तविण्यात आली आहे. मुंबई: सप्टेंबरमध्ये बंगालच्या उपसागरावर एक कमी दाबाचा पट्टा निर्माण होणार असून 28 तारखेपर्यंत तो राज्यात येण्याची शक्यता आहे. या कमी दाबाच्या पट्ट्याच्या प्रभावामुळे राज्यातील विविध भागांमध्ये 26 ते 28 सप्टेंबर दरम्यान ढगाळ हवामान आणि पावसात वाढ होण्याची शक्यता वर्तविण्यात आली आहे. 22 Sep 2025 05:05 PM (IST) 22 Sep 2025 05:05 PM (IST) पुण्यात 1 वर्षात 280 कोटींची फसवणूक पुणे जिल्ह्यामध्ये गेल्या एक वर्षांमध्ये ऑनलाईनद्वारे २८० कोटी रुपयांची फसवणूक करण्यात आल्याचे स्पष्ट झाले आहे. यातील निव्वळ दोन कोटी रुपये अर्थात ०.७% रक्कम प्राप्त झाली असून फसवणुकीमध्ये बळी पडलेल्या नागरिकांमध्ये ज्येष्ठ नागरिकांची संख्या लक्षणीय आहे. ज्येष्ठ नागरिकांना याबाबत मार्गदर्शन होणे काळाची गरज बनले आहे. पुणे जिल्ह्यामध्ये गेल्या एक वर्षांमध्ये ऑनलाईनद्वारे २८० कोटी रुपयांची फसवणूक करण्यात आल्याचे स्पष्ट झाले आहे. यातील निव्वळ दोन कोटी रुपये अर्थात ०.७% रक्कम प्राप्त झाली असून फसवणुकीमध्ये बळी पडलेल्या नागरिकांमध्ये ज्येष्ठ नागरिकांची संख्या लक्षणीय आहे. ज्येष्ठ नागरिकांना याबाबत मार्गदर्शन होणे काळाची गरज बनले आहे. पुणे जिल्ह्यामध्ये गेल्या एक वर्षांमध्ये ऑनलाईनद्वारे २८० कोटी रुपयांची फसवणूक करण्यात आल्याचे स्पष्ट झाले आहे. यातील निव्वळ दोन कोटी रुपये अर्थात ०.७% रक्कम प्राप्त झाली असून फसवणुकीमध्ये बळी पडलेल्या नागरिकांमध्ये ज्येष्ठ नागरिकांची संख्या लक्षणीय आहे. ज्येष्ठ नागरिकांना याबाबत मार्गदर्शन होणे काळाची गरज बनले आहे. 22 Sep 2025 04:55 PM (IST) 22 Sep 2025 04:55 PM (IST) चंद्रकांत पाटील यांनी लोणेरे अभियांत्रिकी विद्यापीठाचा घेतला आढावा उच्च व तंत्र शिक्षण मंत्री चंद्रकांत पाटील यांनी रायगड जिल्ह्यातील लोणेरे येथील डॉ. बाबासाहेब आंबेडकर तंत्रज्ञान विद्यापीठाला भेट देऊन सर्व डिपार्टमेंट्स आणि विद्यार्थीकक्षांचे निरीक्षण केले. त्यांनी प्राध्यापक आणि विद्यार्थ्यांशी संवाद साधत विद्यापीठाच्या कामकाजाचा आढावा घेतला. उच्च व तंत्र शिक्षण मंत्री चंद्रकांत पाटील यांनी रायगड जिल्ह्यातील लोणेरे येथील डॉ. बाबासाहेब आंबेडकर तंत्रज्ञान विद्यापीठाला भेट देऊन सर्व डिपार्टमेंट्स आणि विद्यार्थीकक्षांचे निरीक्षण केले. त्यांनी प्राध्यापक आणि विद्यार्थ्यांशी संवाद साधत विद्यापीठाच्या कामकाजाचा आढावा घेतला. उच्च व तंत्र शिक्षण मंत्री चंद्रकांत पाटील यांनी रायगड जिल्ह्यातील लोणेरे येथील डॉ. बाबासाहेब आंबेडकर तंत्रज्ञान विद्यापीठाला भेट देऊन सर्व डिपार्टमेंट्स आणि विद्यार्थीकक्षांचे निरीक्षण केले. त्यांनी प्राध्यापक आणि विद्यार्थ्यांशी संवाद साधत विद्यापीठाच्या कामकाजाचा आढावा घेतला. 22 Sep 2025 04:50 PM (IST) 22 Sep 2025 04:50 PM (IST) राजकारणात खळबळ उडवून देणाऱ्या विधानावर अखेर सदा सरवणकरांच स्पष्टीकरण आज शिवाजी पार्क जिमखान्याच्या नव्या वास्तूच उद्घाटन झालं. त्या प्रसंगी ते बोलत होते. विधानसभा निवडणुकीत सदा सरवणकर यांनी माघार घेण्यास नकार दिला. अमित ठाकरे दादरमधून मनसेचे उमेदवार होते. त्यामुळे सदा सरवणकर आणि राज ठाकरे यांच्या संबंधात कटुता निर्माण झालेली. आज शिवाजी पार्क जिमखान्याच्या नव्या वास्तूच उद्घाटन झालं. त्या प्रसंगी ते बोलत होते. विधानसभा निवडणुकीत सदा सरवणकर यांनी माघार घेण्यास नकार दिला. अमित ठाकरे दादरमधून मनसेचे उमेदवार होते. त्यामुळे सदा सरवणकर आणि राज ठाकरे यांच्या संबंधात कटुता निर्माण झालेली. आज शिवाजी पार्क जिमखान्याच्या नव्या वास्तूच उद्घाटन झालं. त्या प्रसंगी ते बोलत होते. विधानसभा निवडणुकीत सदा सरवणकर यांनी माघार घेण्यास नकार दिला. अमित ठाकरे दादरमधून मनसेचे उमेदवार होते. त्यामुळे सदा सरवणकर आणि राज ठाकरे यांच्या संबंधात कटुता निर्माण झालेली. 22 Sep 2025 04:45 PM (IST) 22 Sep 2025 04:45 PM (IST) अमरावतीत सोयाबीन, कापूस, तूर आणि ज्वारीवर पावसाचा फटका अमरावती तालुक्यातील शेतकऱ्यांना अतिवृष्टीमुळे मोठ्या प्रमाणात पिकांचे नुकसान सहन करावे लागत आहे. सोयाबीन, कापूस, तूर, ज्वारी आणि भुईमूग यांसह इतर पिकांवर पावसाचा तडाखा बसला असून शेतकऱ्यांनी नुकसान भरपाईसाठी तातडीने उपाययोजना करण्याची मागणी केली आहे. अमरावती तालुक्यातील शेतकऱ्यांना अतिवृष्टीमुळे मोठ्या प्रमाणात पिकांचे नुकसान सहन करावे लागत आहे. सोयाबीन, कापूस, तूर, ज्वारी आणि भुईमूग यांसह इतर पिकांवर पावसाचा तडाखा बसला असून शेतकऱ्यांनी नुकसान भरपाईसाठी तातडीने उपाययोजना करण्याची मागणी केली आहे. अमरावती तालुक्यातील शेतकऱ्यांना अतिवृष्टीमुळे मोठ्या प्रमाणात पिकांचे नुकसान सहन करावे लागत आहे. सोयाबीन, कापूस, तूर, ज्वारी आणि भुईमूग यांसह इतर पिकांवर पावसाचा तडाखा बसला असून शेतकऱ्यांनी नुकसान भरपाईसाठी तातडीने उपाययोजना करण्याची मागणी केली आहे. 22 Sep 2025 04:40 PM (IST) 22 Sep 2025 04:40 PM (IST) खासदार सुनील तटकरे यांच्याकडून माणगाव शहरातील व्यापाऱ्यांची भेट देशाचे पंतप्रधान नरेंद्र मोदी यांनी देशात एक देश एक प्रणाली नंतर जी एस टी दराबाबत घेतलेल्या निर्णयाचे देशभरात सर्वत्र कौतुक होत आहे. देशभरात हा घेतलेल्या निर्णयाचा जी एस टी बचत उत्सव सुरू करण्यात आला आहे. याबाबत देशातील सर्व खासदारांना आपापल्या व्यावसायिक दुकानदारांना भेटी देऊन या बाबत जनजागृती करण्याचे आदेश देण्यात आल्यानंतर आज रायगड लोकसभेचे खासदार सुनील तटकरे यांनी माणगाव बाजारपेठेत फेरफटका मारत दुकानदारांची भेट घेतली आणि नवीन जी एस टी दराबाबत माहिती दिली यावेळी व्यापारी वर्गांची सुनील तटकरे यांचे स्वागत केले. देशाचे पंतप्रधान नरेंद्र मोदी यांनी देशात एक देश एक प्रणाली नंतर जी एस टी दराबाबत घेतलेल्या निर्णयाचे देशभरात सर्वत्र कौतुक होत आहे. देशभरात हा घेतलेल्या निर्णयाचा जी एस टी बचत उत्सव सुरू करण्यात आला आहे. याबाबत देशातील सर्व खासदारांना आपापल्या व्यावसायिक दुकानदारांना भेटी देऊन या बाबत जनजागृती करण्याचे आदेश देण्यात आल्यानंतर आज रायगड लोकसभेचे खासदार सुनील तटकरे यांनी माणगाव बाजारपेठेत फेरफटका मारत दुकानदारांची भेट घेतली आणि नवीन जी एस टी दराबाबत माहिती दिली यावेळी व्यापारी वर्गांची सुनील तटकरे यांचे स्वागत केले. देशाचे पंतप्रधान नरेंद्र मोदी यांनी देशात एक देश एक प्रणाली नंतर जी एस टी दराबाबत घेतलेल्या निर्णयाचे देशभरात सर्वत्र कौतुक होत आहे. देशभरात हा घेतलेल्या निर्णयाचा जी एस टी बचत उत्सव सुरू करण्यात आला आहे. याबाबत देशातील सर्व खासदारांना आपापल्या व्यावसायिक दुकानदारांना भेटी देऊन या बाबत जनजागृती करण्याचे आदेश देण्यात आल्यानंतर आज रायगड लोकसभेचे खासदार सुनील तटकरे यांनी माणगाव बाजारपेठेत फेरफटका मारत दुकानदारांची भेट घेतली आणि नवीन जी एस टी दराबाबत माहिती दिली यावेळी व्यापारी वर्गांची सुनील तटकरे यांचे स्वागत केले. 22 Sep 2025 04:35 PM (IST) 22 Sep 2025 04:35 PM (IST) जी एस टी दरात कपात झाल्यानंतर खा.सुनील तटकरे थेट बाजारपेठेत Anchor - देशाचे पंतप्रधान नरेंद्र मोदी यांनी देशात एक देश एक प्रणाली नंतर जी एस टी दराबाबत घेतलेल्या निर्णयाचे देशभरात सर्वत्र कौतुक होत आहे. देशभरात हा घेतलेल्या निर्णयाचा जी एस टी बचत उत्सव सुरू करण्यात आला आहे. याबाबत देशातील सर्व खासदारांना आपापल्या व्यावसायिक दुकानदारांना भेटी देऊन या बाबत जनजागृती करण्याचे आदेश देण्यात आल्यानंतर आज रायगड लोकसभेचे खासदार सुनील तटकरे यांनी माणगाव बाजारपेठेत फेरफटका मारत दुकानदारांची भेट घेतली आणि नवीन जी एस टी दराबाबत माहिती दिली यावेळी व्यापारी वर्गांची सुनील तटकरे यांचे स्वागत केले. Anchor - देशाचे पंतप्रधान नरेंद्र मोदी यांनी देशात एक देश एक प्रणाली नंतर जी एस टी दराबाबत घेतलेल्या निर्णयाचे देशभरात सर्वत्र कौतुक होत आहे. देशभरात हा घेतलेल्या निर्णयाचा जी एस टी बचत उत्सव सुरू करण्यात आला आहे. याबाबत देशातील सर्व खासदारांना आपापल्या व्यावसायिक दुकानदारांना भेटी देऊन या बाबत जनजागृती करण्याचे आदेश देण्यात आल्यानंतर आज रायगड लोकसभेचे खासदार सुनील तटकरे यांनी माणगाव बाजारपेठेत फेरफटका मारत दुकानदारांची भेट घेतली आणि नवीन जी एस टी दराबाबत माहिती दिली यावेळी व्यापारी वर्गांची सुनील तटकरे यांचे स्वागत केले. Anchor - देशाचे पंतप्रधान नरेंद्र मोदी यांनी देशात एक देश एक प्रणाली नंतर जी एस टी दराबाबत घेतलेल्या निर्णयाचे देशभरात सर्वत्र कौतुक होत आहे. देशभरात हा घेतलेल्या निर्णयाचा जी एस टी बचत उत्सव सुरू करण्यात आला आहे. याबाबत देशातील सर्व खासदारांना आपापल्या व्यावसायिक दुकानदारांना भेटी देऊन या बाबत जनजागृती करण्याचे आदेश देण्यात आल्यानंतर आज रायगड लोकसभेचे खासदार सुनील तटकरे यांनी माणगाव बाजारपेठेत फेरफटका मारत दुकानदारांची भेट घेतली आणि नवीन जी एस टी दराबाबत माहिती दिली यावेळी व्यापारी वर्गांची सुनील तटकरे यांचे स्वागत केले. 22 Sep 2025 04:30 PM (IST) 22 Sep 2025 04:30 PM (IST) १० मिनिटांच्या डिलीव्हरी शर्यतीत जीव धोक्यात भाईंदरमध्ये तरुण डिलीव्हरी कर्मचाऱ्याचा डंपरखाली चिरडून मृत्यू झाला. चुकीच्या पद्धतीने ओव्हरटेक करताना हा अपघात घडला. घटनास्थळीच त्याचा मृत्यू झाला असून परिसरात हळहळ व्यक्त केली जात आहे. भाईंदरमध्ये तरुण डिलीव्हरी कर्मचाऱ्याचा डंपरखाली चिरडून मृत्यू झाला. चुकीच्या पद्धतीने ओव्हरटेक करताना हा अपघात घडला. घटनास्थळीच त्याचा मृत्यू झाला असून परिसरात हळहळ व्यक्त केली जात आहे. भाईंदरमध्ये तरुण डिलीव्हरी कर्मचाऱ्याचा डंपरखाली चिरडून मृत्यू झाला. चुकीच्या पद्धतीने ओव्हरटेक करताना हा अपघात घडला. घटनास्थळीच त्याचा मृत्यू झाला असून परिसरात हळहळ व्यक्त केली जात आहे. 22 Sep 2025 04:25 PM (IST) 22 Sep 2025 04:25 PM (IST) मुख्यमंत्र्यांनी ठाणे मेट्रो दिरंगाईचे खापर फोडले ठाकरे सरकारवर ठाणेकरांसाठी अत्यंत महत्त्वाचा ठरणारा मेट्रो ४अ प्रकल्पाच्या पहिल्या टप्प्याची चाचणी सोमवारी करण्यात आली. उपमुख्यमंत्री देवेंद्र फडणवीस आणि मुख्यमंत्री एकनाथ शिंदे यांच्या उपस्थितीत ही चाचणी पार पडली. यावेळी मुख्यमंत्री फडणवीस आणि उपमुख्यमंत्री एकनाथ शिंदे यांनी पत्रकारांशी बोलताना ठाणे मेट्रो दिरंगाईबाबत महा विकास आघाडीवर खापर फोडले. ठाणेकरांसाठी अत्यंत महत्त्वाचा ठरणारा मेट्रो ४अ प्रकल्पाच्या पहिल्या टप्प्याची चाचणी सोमवारी करण्यात आली. उपमुख्यमंत्री देवेंद्र फडणवीस आणि मुख्यमंत्री एकनाथ शिंदे यांच्या उपस्थितीत ही चाचणी पार पडली. यावेळी मुख्यमंत्री फडणवीस आणि उपमुख्यमंत्री एकनाथ शिंदे यांनी पत्रकारांशी बोलताना ठाणे मेट्रो दिरंगाईबाबत महा विकास आघाडीवर खापर फोडले. ठाणेकरांसाठी अत्यंत महत्त्वाचा ठरणारा मेट्रो ४अ प्रकल्पाच्या पहिल्या टप्प्याची चाचणी सोमवारी करण्यात आली. उपमुख्यमंत्री देवेंद्र फडणवीस आणि मुख्यमंत्री एकनाथ शिंदे यांच्या उपस्थितीत ही चाचणी पार पडली. यावेळी मुख्यमंत्री फडणवीस आणि उपमुख्यमंत्री एकनाथ शिंदे यांनी पत्रकारांशी बोलताना ठाणे मेट्रो दिरंगाईबाबत महा विकास आघाडीवर खापर फोडले. 22 Sep 2025 04:23 PM (IST) 22 Sep 2025 04:23 PM (IST) Maratha Reservation: मराठा आरक्षणावर टांगती तलवार? GR वर हायकोर्टाचा मोठा निर्णय Maratha Vs OBC Reservation: मराठा समाजाला आरक्षण मिळावे यासाठी मनोज जरांगे पाटील यांनी मोठे आंदोलन उभे केले होते. त्यांच्या आंदोलनाला अखेर यश आले. राज्य सरकारने मनोज जरांगे पाटील यांच्या 8 पैकी 6 मागण्या मान्य करत मराठा आरक्षणाचा जीआर काढला. मात्र या मराठा आरक्षणाच्या जीआरला मुंबई हायकोर्टात आव्हान देण्यात आले होते. त्याबाबत आता महत्वाची माहिती समोर येत आहे. Maratha Vs OBC Reservation: मराठा समाजाला आरक्षण मिळावे यासाठी मनोज जरांगे पाटील यांनी मोठे आंदोलन उभे केले होते. त्यांच्या आंदोलनाला अखेर यश आले. राज्य सरकारने मनोज जरांगे पाटील यांच्या 8 पैकी 6 मागण्या मान्य करत मराठा आरक्षणाचा जीआर काढला. मात्र या मराठा आरक्षणाच्या जीआरला मुंबई हायकोर्टात आव्हान देण्यात आले होते. त्याबाबत आता महत्वाची माहिती समोर येत आहे. Maratha Vs OBC Reservation: मराठा समाजाला आरक्षण मिळावे यासाठी मनोज जरांगे पाटील यांनी मोठे आंदोलन उभे केले होते. त्यांच्या आंदोलनाला अखेर यश आले. राज्य सरकारने मनोज जरांगे पाटील यांच्या 8 पैकी 6 मागण्या मान्य करत मराठा आरक्षणाचा जीआर काढला. मात्र या मराठा आरक्षणाच्या जीआरला मुंबई हायकोर्टात आव्हान देण्यात आले होते. त्याबाबत आता महत्वाची माहिती समोर येत आहे. 22 Sep 2025 04:20 PM (IST) 22 Sep 2025 04:20 PM (IST) कर्जत तालुक्यातील तरुणाने बनवले लंपी आजारावर औषध शेतकऱ्यांना भेडसावत असलेल्या लंपी या आजारापासून जनावरे यांना वाचविण्यासाठी कर्जत तालुक्यातील बार्डी या गावातील हेमंत नामदेव कोंडीलकर या तरुणाने गुरांना होणाऱ्या लंपि या आजारावर औषध तयार करून त्याचा वापर केला असून त्याचा रिझल्टही चांगला आला आहे.कर्जत तालुक्यातील जनावरे यात बैल गाई यांच्या वर हेमंत कोंडीलकर यांनी तयार केलेल्या औषधाचा वापर केला असता. त्यांची तयार केलेल्या औषधे यांच्यामुळे लंपि या आजारापासून मुक्तता झालेली दिसून आलेली आहे. हेमंत कोंडिलकर यांनी स्वतः तयार केलेले औषध गुरांच्या वरती वापर केल्यानंतर त्यांना लंपि या आजारापासून मुक्त करण्याचे काम केले आहे. त्यांच्या या कार्याबद्दल अनेक शेतकऱ्यांनी कौतुक केले आहे. शेतकऱ्यांना भेडसावत असलेल्या लंपी या आजारापासून जनावरे यांना वाचविण्यासाठी कर्जत तालुक्यातील बार्डी या गावातील हेमंत नामदेव कोंडीलकर या तरुणाने गुरांना होणाऱ्या लंपि या आजारावर औषध तयार करून त्याचा वापर केला असून त्याचा रिझल्टही चांगला आला आहे.कर्जत तालुक्यातील जनावरे यात बैल गाई यांच्या वर हेमंत कोंडीलकर यांनी तयार केलेल्या औषधाचा वापर केला असता. त्यांची तयार केलेल्या औषधे यांच्यामुळे लंपि या आजारापासून मुक्तता झालेली दिसून आलेली आहे. हेमंत कोंडिलकर यांनी स्वतः तयार केलेले औषध गुरांच्या वरती वापर केल्यानंतर त्यांना लंपि या आजारापासून मुक्त करण्याचे काम केले आहे. त्यांच्या या कार्याबद्दल अनेक शेतकऱ्यांनी कौतुक केले आहे. शेतकऱ्यांना भेडसावत असलेल्या लंपी या आजारापासून जनावरे यांना वाचविण्यासाठी कर्जत तालुक्यातील बार्डी या गावातील हेमंत नामदेव कोंडीलकर या तरुणाने गुरांना होणाऱ्या लंपि या आजारावर औषध तयार करून त्याचा वापर केला असून त्याचा रिझल्टही चांगला आला आहे.कर्जत तालुक्यातील जनावरे यात बैल गाई यांच्या वर हेमंत कोंडीलकर यांनी तयार केलेल्या औषधाचा वापर केला असता. त्यांची तयार केलेल्या औषधे यांच्यामुळे लंपि या आजारापासून मुक्तता झालेली दिसून आलेली आहे. हेमंत कोंडिलकर यांनी स्वतः तयार केलेले औषध गुरांच्या वरती वापर केल्यानंतर त्यांना लंपि या आजारापासून मुक्त करण्याचे काम केले आहे. त्यांच्या या कार्याबद्दल अनेक शेतकऱ्यांनी कौतुक केले आहे. 22 Sep 2025 04:16 PM (IST) 22 Sep 2025 04:16 PM (IST) सिंधुदुर्गातील ९२ विद्यार्थ्यांची जर्मनीत नोकरी देण्यावरून फसवणूक सिंधुदुर्ग जिल्ह्यातील १२०० तरुणांना जर्मनीमध्ये रोजगार मिळणार असल्याची घोषणा विधानसभा आणि लोकसभेच्या निवडणुकीदरम्यान केंद्रीय मंत्री नारायण राणे आणि तत्कालीन मंत्री दीपक केसरकर यांनी केली होती. त्या घोषणेप्रमाणे जिल्ह्यातील ९२ तरुणांना जर्मनीमध्ये नोकरी देण्यासंदर्भातील ऑफर लेटरही देण्यात आली. या बाबतचा शासकीय कार्यक्रम "डाएट" या शासनाच्या प्रशिक्षण संस्थेच्या माध्यमातून मागील वर्षी सावंतवाडी येथे घेण्यात आला होता. मागील वर्षभर या ९२ विद्यार्थ्यांची हेळसांड होत असल्याचा आरोप ठाकरे शिवसेनेचे माजी आमदार वैभव नाईक यांनी केला आहे. सिंधुदुर्ग जिल्ह्यातील १२०० तरुणांना जर्मनीमध्ये रोजगार मिळणार असल्याची घोषणा विधानसभा आणि लोकसभेच्या निवडणुकीदरम्यान केंद्रीय मंत्री नारायण राणे आणि तत्कालीन मंत्री दीपक केसरकर यांनी केली होती. त्या घोषणेप्रमाणे जिल्ह्यातील ९२ तरुणांना जर्मनीमध्ये नोकरी देण्यासंदर्भातील ऑफर लेटरही देण्यात आली. या बाबतचा शासकीय कार्यक्रम "डाएट" या शासनाच्या प्रशिक्षण संस्थेच्या माध्यमातून मागील वर्षी सावंतवाडी येथे घेण्यात आला होता. मागील वर्षभर या ९२ विद्यार्थ्यांची हेळसांड होत असल्याचा आरोप ठाकरे शिवसेनेचे माजी आमदार वैभव नाईक यांनी केला आहे. सिंधुदुर्ग जिल्ह्यातील १२०० तरुणांना जर्मनीमध्ये रोजगार मिळणार असल्याची घोषणा विधानसभा आणि लोकसभेच्या निवडणुकीदरम्यान केंद्रीय मंत्री नारायण राणे आणि तत्कालीन मंत्री दीपक केसरकर यांनी केली होती. त्या घोषणेप्रमाणे जिल्ह्यातील ९२ तरुणांना जर्मनीमध्ये नोकरी देण्यासंदर्भातील ऑफर लेटरही देण्यात आली. या बाबतचा शासकीय कार्यक्रम "डाएट" या शासनाच्या प्रशिक्षण संस्थेच्या माध्यमातून मागील वर्षी सावंतवाडी येथे घेण्यात आला होता. मागील वर्षभर या ९२ विद्यार्थ्यांची हेळसांड होत असल्याचा आरोप ठाकरे शिवसेनेचे माजी आमदार वैभव नाईक यांनी केला आहे. 22 Sep 2025 03:51 PM (IST) 22 Sep 2025 03:51 PM (IST) हिरोगिरी नडली! फोटोसाठी कॉन्स्टेबलने कोब्राला तोंडात धरला अन्…; सोशल मीडियावर रोज काही ना काही व्हायरल होत असते. कधी मजेशीर, कधी चित्र-विचित्र तर कधी भयावह व्हिडिओ पाहायला मिळतात. अलीकडे सोशल मीडियावर तुम्ही सापांना रेस्क्यू करणाऱ्यांचे व्हिडिओ देखील पाहिले असतील. सोशल मीडियावर रोज काही ना काही व्हायरल होत असते. कधी मजेशीर, कधी चित्र-विचित्र तर कधी भयावह व्हिडिओ पाहायला मिळतात. अलीकडे सोशल मीडियावर तुम्ही सापांना रेस्क्यू करणाऱ्यांचे व्हिडिओ देखील पाहिले असतील. सोशल मीडियावर रोज काही ना काही व्हायरल होत असते. कधी मजेशीर, कधी चित्र-विचित्र तर कधी भयावह व्हिडिओ पाहायला मिळतात. अलीकडे सोशल मीडियावर तुम्ही सापांना रेस्क्यू करणाऱ्यांचे व्हिडिओ देखील पाहिले असतील. 22 Sep 2025 03:41 PM (IST) 22 Sep 2025 03:41 PM (IST) सायबर चोरांचा नवा फंडा, ई-चालान पाठवून ५ लाख लुटले आजकाल सायबर चोर कशा पद्धतीने नागरिकांना गंडा घालतील याचा नेम नाही. अशीच काहीशी घटना ही गोंदियामध्ये घडल्याचं पाहायला मिळाल. सायबर चोरट्यांनी आरटी ओ ई-चालानच्या माध्यमातून ५ लाखाला गंडा घातला आहे. आजकाल सायबर चोर कशा पद्धतीने नागरिकांना गंडा घालतील याचा नेम नाही. अशीच काहीशी घटना ही गोंदियामध्ये घडल्याचं पाहायला मिळाल. सायबर चोरट्यांनी आरटी ओ ई-चालानच्या माध्यमातून ५ लाखाला गंडा घातला आहे. आजकाल सायबर चोर कशा पद्धतीने नागरिकांना गंडा घालतील याचा नेम नाही. अशीच काहीशी घटना ही गोंदियामध्ये घडल्याचं पाहायला मिळाल. सायबर चोरट्यांनी आरटी ओ ई-चालानच्या माध्यमातून ५ लाखाला गंडा घातला आहे. 22 Sep 2025 03:32 PM (IST) 22 Sep 2025 03:32 PM (IST) अहमदाबाद विमान अपघाताच्या अहवालावर प्रश्नचिन्ह Ahmedabad Plane Crash: जून महिन्यात अहमदाबाद विमानतळावर झालेल्या भीषण विमान अपघाताप्रकरणी सर्वोच्च न्यायालयाने मोठे पाऊल उचलले आहे. Ahmedabad Plane Crash: जून महिन्यात अहमदाबाद विमानतळावर झालेल्या भीषण विमान अपघाताप्रकरणी सर्वोच्च न्यायालयाने मोठे पाऊल उचलले आहे. Ahmedabad Plane Crash: जून महिन्यात अहमदाबाद विमानतळावर झालेल्या भीषण विमान अपघाताप्रकरणी सर्वोच्च न्यायालयाने मोठे पाऊल उचलले आहे. 22 Sep 2025 03:23 PM (IST) 22 Sep 2025 03:23 PM (IST) सरकारी नोकरी ईच्छुकांसाठी खुश खबर! सरकारी नौकरीच्या शोधात असणाऱ्या तरुणांसाठी आनंदाची बातमी समोर आली आहे. राष्ट्रीय आदिवासी विद्यार्थ्यांसाठी शिक्षण संस्था (NESTS) ने देशभरातील एकलव्य मॉडेल निवासी शाळांमध्ये (EMRS) प्राचार्य, TGT, PGT आणि शिक्षकेतर पदांसाठी अर्ज मागवले आहेत. सरकारी नौकरीच्या शोधात असणाऱ्या तरुणांसाठी आनंदाची बातमी समोर आली आहे. राष्ट्रीय आदिवासी विद्यार्थ्यांसाठी शिक्षण संस्था (NESTS) ने देशभरातील एकलव्य मॉडेल निवासी शाळांमध्ये (EMRS) प्राचार्य, TGT, PGT आणि शिक्षकेतर पदांसाठी अर्ज मागवले आहेत. सरकारी नौकरीच्या शोधात असणाऱ्या तरुणांसाठी आनंदाची बातमी समोर आली आहे. राष्ट्रीय आदिवासी विद्यार्थ्यांसाठी शिक्षण संस्था (NESTS) ने देशभरातील एकलव्य मॉडेल निवासी शाळांमध्ये (EMRS) प्राचार्य, TGT, PGT आणि शिक्षकेतर पदांसाठी अर्ज मागवले आहेत. 22 Sep 2025 03:12 PM (IST) 22 Sep 2025 03:12 PM (IST) साऊथ स्टार मोहनलाल ‘दृश्यम 3’ साठी सज्ज मल्याळम अभिनेता मोहनलाल यांनी त्यांच्या आगामी “दृश्यम ३” चित्रपटाच्या निर्मितीपूर्वी सेटवर पूजा केली आहे. त्यांनी सोशल मीडिया प्लॅटफॉर्म फेसबुकवर या सोहळ्याचे फोटो शेअर केले आहेत. मल्याळम अभिनेता मोहनलाल यांनी त्यांच्या आगामी “दृश्यम ३” चित्रपटाच्या निर्मितीपूर्वी सेटवर पूजा केली आहे. त्यांनी सोशल मीडिया प्लॅटफॉर्म फेसबुकवर या सोहळ्याचे फोटो शेअर केले आहेत. मल्याळम अभिनेता मोहनलाल यांनी त्यांच्या आगामी “दृश्यम ३” चित्रपटाच्या निर्मितीपूर्वी सेटवर पूजा केली आहे. त्यांनी सोशल मीडिया प्लॅटफॉर्म फेसबुकवर या सोहळ्याचे फोटो शेअर केले आहेत. 22 Sep 2025 03:01 PM (IST) 22 Sep 2025 03:01 PM (IST) IMD Rain Alert: हा खेळ पावसाचा! अनेक भागात विश्रांती; तर ‘या’ राज्यांमध्ये वरूणराजा करणार कहर India Heavy Rain Alert: देशभरात हवामान सातत्याने बदलत आहे. त्यामुळे काही ठिकाणी उकाडा तर काही ठिकाणी गार हवा जाणवत आहे. दरम्यान आज भारतीय हवामान विभागाने कोणत्या राज्यात पावसाचा इशारा दिला आहे, ते जाणून घेऊयात. उतर प्रदेशमध्ये हवामान एकदम मोकळे आहे. तर अन्य राज्यांची स्थिती जाणून घेऊयात. India Heavy Rain Alert: देशभरात हवामान सातत्याने बदलत आहे. त्यामुळे काही ठिकाणी उकाडा तर काही ठिकाणी गार हवा जाणवत आहे. दरम्यान आज भारतीय हवामान विभागाने कोणत्या राज्यात पावसाचा इशारा दिला आहे, ते जाणून घेऊयात. उतर प्रदेशमध्ये हवामान एकदम मोकळे आहे. तर अन्य राज्यांची स्थिती जाणून घेऊयात. India Heavy Rain Alert: देशभरात हवामान सातत्याने बदलत आहे. त्यामुळे काही ठिकाणी उकाडा तर काही ठिकाणी गार हवा जाणवत आहे. दरम्यान आज भारतीय हवामान विभागाने कोणत्या राज्यात पावसाचा इशारा दिला आहे, ते जाणून घेऊयात. उतर प्रदेशमध्ये हवामान एकदम मोकळे आहे. तर अन्य राज्यांची स्थिती जाणून घेऊयात. 22 Sep 2025 02:45 PM (IST) 22 Sep 2025 02:45 PM (IST) “लोकसभेच्या दोनच जागा असल्याने…”; नरेंद्र मोदींची कॉँग्रेसवर जहरी टीका PM Modi visit Arunachal Pradesh: आज पंतप्रधान नरेंद्र मोदी पूर्वोत्तर राज्यांच्या दौऱ्यावर होते. पंतप्रधान नरेंद्र मोदी अरुणाचल प्रदेश राज्याच्या दौऱ्यावर होते. अरुणाचल प्रदेशमध्ये नरेंद्र मोदी यांनी दोन महत्वाच्या जलविद्युत प्रकल्पांचे लोकार्पण केले. यावेळी मोदी यांनी नागरिकांना संबोधित देखील केले. त्यावेळी तयांनी कॉँग्रेसवर जोरदार टीका केली. PM Modi visit Arunachal Pradesh: आज पंतप्रधान नरेंद्र मोदी पूर्वोत्तर राज्यांच्या दौऱ्यावर होते. पंतप्रधान नरेंद्र मोदी अरुणाचल प्रदेश राज्याच्या दौऱ्यावर होते. अरुणाचल प्रदेशमध्ये नरेंद्र मोदी यांनी दोन महत्वाच्या जलविद्युत प्रकल्पांचे लोकार्पण केले. यावेळी मोदी यांनी नागरिकांना संबोधित देखील केले. त्यावेळी तयांनी कॉँग्रेसवर जोरदार टीका केली. PM Modi visit Arunachal Pradesh: आज पंतप्रधान नरेंद्र मोदी पूर्वोत्तर राज्यांच्या दौऱ्यावर होते. पंतप्रधान नरेंद्र मोदी अरुणाचल प्रदेश राज्याच्या दौऱ्यावर होते. अरुणाचल प्रदेशमध्ये नरेंद्र मोदी यांनी दोन महत्वाच्या जलविद्युत प्रकल्पांचे लोकार्पण केले. यावेळी मोदी यांनी नागरिकांना संबोधित देखील केले. त्यावेळी तयांनी कॉँग्रेसवर जोरदार टीका केली. 22 Sep 2025 02:40 PM (IST) 22 Sep 2025 02:40 PM (IST) चार्ली कर्कच्या पत्नी एरिकाने केले त्याच्या हल्लेखोराला माफ Charlie Kirk Murder Case Update in Marathi : वॉशिंग्टन : चार्ली कर्क (Charlie Kirk) यांच्या मृत्यूने अमेरिकेचे राष्ट्राध्यक्ष डोनाल्ड ट्रम्प (Donald Trump) यांच्यासह संपूर्ण अमेरिकेला हादरुन टाकले आहे. त्यांच्या खूनात सामील असलेल्या आरोपीला अटक करण्यात आली असून त्याची चौकशी सुरु आहे. 10 सप्टेंबर रोजी युटा व्हॅली विद्यापीठात सुरु असलेल्या कार्यक्रमादरम्यान भर दिवसा त्यांची हत्या झाली होती. Charlie Kirk Murder Case Update in Marathi : वॉशिंग्टन : चार्ली कर्क (Charlie Kirk) यांच्या मृत्यूने अमेरिकेचे राष्ट्राध्यक्ष डोनाल्ड ट्रम्प (Donald Trump) यांच्यासह संपूर्ण अमेरिकेला हादरुन टाकले आहे. त्यांच्या खूनात सामील असलेल्या आरोपीला अटक करण्यात आली असून त्याची चौकशी सुरु आहे. 10 सप्टेंबर रोजी युटा व्हॅली विद्यापीठात सुरु असलेल्या कार्यक्रमादरम्यान भर दिवसा त्यांची हत्या झाली होती. Charlie Kirk Murder Case Update in Marathi : वॉशिंग्टन : चार्ली कर्क (Charlie Kirk) यांच्या मृत्यूने अमेरिकेचे राष्ट्राध्यक्ष डोनाल्ड ट्रम्प (Donald Trump) यांच्यासह संपूर्ण अमेरिकेला हादरुन टाकले आहे. त्यांच्या खूनात सामील असलेल्या आरोपीला अटक करण्यात आली असून त्याची चौकशी सुरु आहे. 10 सप्टेंबर रोजी युटा व्हॅली विद्यापीठात सुरु असलेल्या कार्यक्रमादरम्यान भर दिवसा त्यांची हत्या झाली होती. 22 Sep 2025 02:36 PM (IST) 22 Sep 2025 02:36 PM (IST) चिरंजीवी यांचा ४७ वर्षांचा मेगास्टारचा प्रवास टॉलीवूड मेगास्टार चिरंजीवी यांनी अभिनेता म्हणून ४७ गौरवशाली वर्ष पूर्ण केली आहेत.त्यांचा पहिला चित्रपट, प्रणम खरेदू, बरोबर ४७ वर्षांपूर्वी २२ सप्टेंबर १९७८ रोजी प्रदर्शित झाला होता. पार्श्वभूमी नसलेल्या चिरंजीवी यांनी एन.टी. रामा राव, अक्किनेनी नागेश्वर राव आणि कृष्णा यांसारख्या दिग्गज कलाकारांच्या काळात तेलुगू चित्रपटसृष्टीत प्रवेश केला.१९८३ मध्ये आलेला खैदी हा चित्रपट चिरंजीवी यांच्या कारकिर्दीत क्रांतीकारी ठरला. त्यानंतर त्यांनी व्यावसायिक सिनेमांमध्ये आपलं वर्चस्व सिद्ध केलं. गँग लीडर, जगदेका वीरुडु अतिलोका सुंदरी, घराना मोगुडु, कोदमा सिम्हम यांसारख्या यशस्वी चित्रपटांनी त्यांची लोकप्रियता आणखीनच वाढवली. टॉलीवूड मेगास्टार चिरंजीवी यांनी अभिनेता म्हणून ४७ गौरवशाली वर्ष पूर्ण केली आहेत.त्यांचा पहिला चित्रपट, प्रणम खरेदू, बरोबर ४७ वर्षांपूर्वी २२ सप्टेंबर १९७८ रोजी प्रदर्शित झाला होता. पार्श्वभूमी नसलेल्या चिरंजीवी यांनी एन.टी. रामा राव, अक्किनेनी नागेश्वर राव आणि कृष्णा यांसारख्या दिग्गज कलाकारांच्या काळात तेलुगू चित्रपटसृष्टीत प्रवेश केला.१९८३ मध्ये आलेला खैदी हा चित्रपट चिरंजीवी यांच्या कारकिर्दीत क्रांतीकारी ठरला. त्यानंतर त्यांनी व्यावसायिक सिनेमांमध्ये आपलं वर्चस्व सिद्ध केलं. गँग लीडर, जगदेका वीरुडु अतिलोका सुंदरी, घराना मोगुडु, कोदमा सिम्हम यांसारख्या यशस्वी चित्रपटांनी त्यांची लोकप्रियता आणखीनच वाढवली. टॉलीवूड मेगास्टार चिरंजीवी यांनी अभिनेता म्हणून ४७ गौरवशाली वर्ष पूर्ण केली आहेत.त्यांचा पहिला चित्रपट, प्रणम खरेदू, बरोबर ४७ वर्षांपूर्वी २२ सप्टेंबर १९७८ रोजी प्रदर्शित झाला होता. पार्श्वभूमी नसलेल्या चिरंजीवी यांनी एन.टी. रामा राव, अक्किनेनी नागेश्वर राव आणि कृष्णा यांसारख्या दिग्गज कलाकारांच्या काळात तेलुगू चित्रपटसृष्टीत प्रवेश केला.१९८३ मध्ये आलेला खैदी हा चित्रपट चिरंजीवी यांच्या कारकिर्दीत क्रांतीकारी ठरला. त्यानंतर त्यांनी व्यावसायिक सिनेमांमध्ये आपलं वर्चस्व सिद्ध केलं. गँग लीडर, जगदेका वीरुडु अतिलोका सुंदरी, घराना मोगुडु, कोदमा सिम्हम यांसारख्या यशस्वी चित्रपटांनी त्यांची लोकप्रियता आणखीनच वाढवली. 22 Sep 2025 02:35 PM (IST) 22 Sep 2025 02:35 PM (IST) PM Modi On Congress: "लोकसभेच्या दोनच जागा असल्याने..."; नरेंद्र मोदींची कॉँग्रेसवर जहरी टीका PM Modi visit Arunachal Pradesh: आज पंतप्रधान नरेंद्र मोदी पूर्वोत्तर राज्यांच्या दौऱ्यावर होते. पंतप्रधान नरेंद्र मोदी अरुणाचल प्रदेश राज्याच्या दौऱ्यावर होते. अरुणाचल प्रदेशमध्ये नरेंद्र मोदी यांनी दोन महत्वाच्या जलविद्युत प्रकल्पांचे लोकार्पण केले. यावेळी मोदी यांनी नागरिकांना संबोधित देखील केले. त्यावेळी तयांनी कॉँग्रेसवर जोरदार टीका केली. PM Modi visit Arunachal Pradesh: आज पंतप्रधान नरेंद्र मोदी पूर्वोत्तर राज्यांच्या दौऱ्यावर होते. पंतप्रधान नरेंद्र मोदी अरुणाचल प्रदेश राज्याच्या दौऱ्यावर होते. अरुणाचल प्रदेशमध्ये नरेंद्र मोदी यांनी दोन महत्वाच्या जलविद्युत प्रकल्पांचे लोकार्पण केले. यावेळी मोदी यांनी नागरिकांना संबोधित देखील केले. त्यावेळी तयांनी कॉँग्रेसवर जोरदार टीका केली. PM Modi visit Arunachal Pradesh: आज पंतप्रधान नरेंद्र मोदी पूर्वोत्तर राज्यांच्या दौऱ्यावर होते. पंतप्रधान नरेंद्र मोदी अरुणाचल प्रदेश राज्याच्या दौऱ्यावर होते. अरुणाचल प्रदेशमध्ये नरेंद्र मोदी यांनी दोन महत्वाच्या जलविद्युत प्रकल्पांचे लोकार्पण केले. यावेळी मोदी यांनी नागरिकांना संबोधित देखील केले. त्यावेळी तयांनी कॉँग्रेसवर जोरदार टीका केली. 22 Sep 2025 02:30 PM (IST) 22 Sep 2025 02:30 PM (IST) बड्या अधिकाऱ्याकडून महिला डॉक्टरकडे शरीरसुखाची मागणी जळगाव : राज्यासह देशभरात महिलांवरील अत्याचाराच्या घटना वाढल्या आहेत. वाढत्या घटनांमुळे महिलांच्या सुरक्षेचा प्रश्न ऐरणीवर आला आहे. अशातच आता जळगावमधून एक संतापजनक प्रकार उघडकीस आला आहे. जळगाव महानगरपालिकेत कार्यरत असलेल्या एका महिला डॉक्टरचा विनयभंग केल्याच्या गंभीर आरोपावरून निलंबित प्रमुख वैद्यकीय अधिकारी डॉ. विजय घोलप याला अखेर शहर पोलिसांनी अटक केली आहे. या घटनेमुळे महापालिकेच्या वर्तुळात प्रचंड खळबळ उडाली आहे. जळगाव : राज्यासह देशभरात महिलांवरील अत्याचाराच्या घटना वाढल्या आहेत. वाढत्या घटनांमुळे महिलांच्या सुरक्षेचा प्रश्न ऐरणीवर आला आहे. अशातच आता जळगावमधून एक संतापजनक प्रकार उघडकीस आला आहे. जळगाव महानगरपालिकेत कार्यरत असलेल्या एका महिला डॉक्टरचा विनयभंग केल्याच्या गंभीर आरोपावरून निलंबित प्रमुख वैद्यकीय अधिकारी डॉ. विजय घोलप याला अखेर शहर पोलिसांनी अटक केली आहे. या घटनेमुळे महापालिकेच्या वर्तुळात प्रचंड खळबळ उडाली आहे. जळगाव : राज्यासह देशभरात महिलांवरील अत्याचाराच्या घटना वाढल्या आहेत. वाढत्या घटनांमुळे महिलांच्या सुरक्षेचा प्रश्न ऐरणीवर आला आहे. अशातच आता जळगावमधून एक संतापजनक प्रकार उघडकीस आला आहे. जळगाव महानगरपालिकेत कार्यरत असलेल्या एका महिला डॉक्टरचा विनयभंग केल्याच्या गंभीर आरोपावरून निलंबित प्रमुख वैद्यकीय अधिकारी डॉ. विजय घोलप याला अखेर शहर पोलिसांनी अटक केली आहे. या घटनेमुळे महापालिकेच्या वर्तुळात प्रचंड खळबळ उडाली आहे. 22 Sep 2025 02:25 PM (IST) 22 Sep 2025 02:25 PM (IST) भारताची दमदार सुरुवात, बांग्लादेशला टाकल मागे! आशिया कप 2025 मध्ये सुपर 4 चे दोन सामने खेळवण्यात आले. या सामन्यामध्ये दोन्ही दमदार सामने पाहायला मिळाले आहेत, पहिला सामना बांग्लादेश विरुद्ध श्रीलंका यांच्यामध्ये पार पडला. या सामन्यात बांग्लादेशच्या संघाने बाजी मारली आणि पहिल्या सुपर 4 मध्ये विजय मिळवून विजयी सुरुवात केली आहे. काल दुसरा सामना भारत विरुद्ध पाकिस्तान यांच्यामध्ये पार पडला. या सामन्यात भारताच्या संघाने 6 विकेट्सने विजय मिळवला आहे. सूर्यकुमार यादवच्या नेतृत्वाखालील टीम इंडिया ग्रुप स्टेजनंतर सुपर-४ च्या पॉइंट्स टेबलवरही वर्चस्व गाजवत आहे. आशिया कप 2025 मध्ये सुपर 4 चे दोन सामने खेळवण्यात आले. या सामन्यामध्ये दोन्ही दमदार सामने पाहायला मिळाले आहेत, पहिला सामना बांग्लादेश विरुद्ध श्रीलंका यांच्यामध्ये पार पडला. या सामन्यात बांग्लादेशच्या संघाने बाजी मारली आणि पहिल्या सुपर 4 मध्ये विजय मिळवून विजयी सुरुवात केली आहे. काल दुसरा सामना भारत विरुद्ध पाकिस्तान यांच्यामध्ये पार पडला. या सामन्यात भारताच्या संघाने 6 विकेट्सने विजय मिळवला आहे. सूर्यकुमार यादवच्या नेतृत्वाखालील टीम इंडिया ग्रुप स्टेजनंतर सुपर-४ च्या पॉइंट्स टेबलवरही वर्चस्व गाजवत आहे. आशिया कप 2025 मध्ये सुपर 4 चे दोन सामने खेळवण्यात आले. या सामन्यामध्ये दोन्ही दमदार सामने पाहायला मिळाले आहेत, पहिला सामना बांग्लादेश विरुद्ध श्रीलंका यांच्यामध्ये पार पडला. या सामन्यात बांग्लादेशच्या संघाने बाजी मारली आणि पहिल्या सुपर 4 मध्ये विजय मिळवून विजयी सुरुवात केली आहे. काल दुसरा सामना भारत विरुद्ध पाकिस्तान यांच्यामध्ये पार पडला. या सामन्यात भारताच्या संघाने 6 विकेट्सने विजय मिळवला आहे. सूर्यकुमार यादवच्या नेतृत्वाखालील टीम इंडिया ग्रुप स्टेजनंतर सुपर-४ च्या पॉइंट्स टेबलवरही वर्चस्व गाजवत आहे. 22 Sep 2025 02:13 PM (IST) 22 Sep 2025 02:13 PM (IST) आनंद राठी यांच्या शेअर्सचा IPO 23 सप्टेंबर रोजी लाँच होणार Anand Rathi Share IPO Marathi News: डिसेंबर २०२१ मध्ये जेव्हा आनंद राठी वेल्थ शेअर बाजारात सूचीबद्ध झाले तेव्हा कोणीही कल्पना केली नव्हती की कंपनीला इतके मोठे यश मिळेल. चार वर्षांपेक्षा कमी कालावधीत, कंपनीने गुंतवणूकदारांना जवळजवळ १०००% परतावा दिला आहे. याचा अर्थ असा की ₹१०,००० ची गुंतवणूक आता ₹१ लाख झाली आहे. Anand Rathi Share IPO Marathi News: डिसेंबर २०२१ मध्ये जेव्हा आनंद राठी वेल्थ शेअर बाजारात सूचीबद्ध झाले तेव्हा कोणीही कल्पना केली नव्हती की कंपनीला इतके मोठे यश मिळेल. चार वर्षांपेक्षा कमी कालावधीत, कंपनीने गुंतवणूकदारांना जवळजवळ १०००% परतावा दिला आहे. याचा अर्थ असा की ₹१०,००० ची गुंतवणूक आता ₹१ लाख झाली आहे. Anand Rathi Share IPO Marathi News: डिसेंबर २०२१ मध्ये जेव्हा आनंद राठी वेल्थ शेअर बाजारात सूचीबद्ध झाले तेव्हा कोणीही कल्पना केली नव्हती की कंपनीला इतके मोठे यश मिळेल. चार वर्षांपेक्षा कमी कालावधीत, कंपनीने गुंतवणूकदारांना जवळजवळ १०००% परतावा दिला आहे. याचा अर्थ असा की ₹१०,००० ची गुंतवणूक आता ₹१ लाख झाली आहे. 22 Sep 2025 02:06 PM (IST) 22 Sep 2025 02:06 PM (IST) भारताची दमदार सुरुवात, बांग्लादेशला टाकल मागे! आशिया कप 2025 मध्ये सुपर 4 चे दोन सामने खेळवण्यात आले. या सामन्यामध्ये दोन्ही दमदार सामने पाहायला मिळाले आहेत, पहिला सामना बांग्लादेश विरुद्ध श्रीलंका यांच्यामध्ये पार पडला. या सामन्यात बांग्लादेशच्या संघाने बाजी मारली आणि पहिल्या सुपर 4 मध्ये विजय मिळवून विजयी सुरुवात केली आहे. काल दुसरा सामना भारत विरुद्ध पाकिस्तान यांच्यामध्ये पार पडला. या सामन्यात भारताच्या संघाने 6 विकेट्सने विजय मिळवला आहे. सूर्यकुमार यादवच्या नेतृत्वाखालील टीम इंडिया ग्रुप स्टेजनंतर सुपर-४ च्या पॉइंट्स टेबलवरही वर्चस्व गाजवत आहे. आशिया कप 2025 मध्ये सुपर 4 चे दोन सामने खेळवण्यात आले. या सामन्यामध्ये दोन्ही दमदार सामने पाहायला मिळाले आहेत, पहिला सामना बांग्लादेश विरुद्ध श्रीलंका यांच्यामध्ये पार पडला. या सामन्यात बांग्लादेशच्या संघाने बाजी मारली आणि पहिल्या सुपर 4 मध्ये विजय मिळवून विजयी सुरुवात केली आहे. काल दुसरा सामना भारत विरुद्ध पाकिस्तान यांच्यामध्ये पार पडला. या सामन्यात भारताच्या संघाने 6 विकेट्सने विजय मिळवला आहे. सूर्यकुमार यादवच्या नेतृत्वाखालील टीम इंडिया ग्रुप स्टेजनंतर सुपर-४ च्या पॉइंट्स टेबलवरही वर्चस्व गाजवत आहे. आशिया कप 2025 मध्ये सुपर 4 चे दोन सामने खेळवण्यात आले. या सामन्यामध्ये दोन्ही दमदार सामने पाहायला मिळाले आहेत, पहिला सामना बांग्लादेश विरुद्ध श्रीलंका यांच्यामध्ये पार पडला. या सामन्यात बांग्लादेशच्या संघाने बाजी मारली आणि पहिल्या सुपर 4 मध्ये विजय मिळवून विजयी सुरुवात केली आहे. काल दुसरा सामना भारत विरुद्ध पाकिस्तान यांच्यामध्ये पार पडला. या सामन्यात भारताच्या संघाने 6 विकेट्सने विजय मिळवला आहे. सूर्यकुमार यादवच्या नेतृत्वाखालील टीम इंडिया ग्रुप स्टेजनंतर सुपर-४ च्या पॉइंट्स टेबलवरही वर्चस्व गाजवत आहे. 22 Sep 2025 02:00 PM (IST) 22 Sep 2025 02:00 PM (IST) आनंद राठी यांच्या शेअर्सचा IPO 23 सप्टेंबर रोजी लाँच होणार डिसेंबर २०२१ मध्ये जेव्हा आनंद राठी वेल्थ शेअर बाजारात सूचीबद्ध झाले तेव्हा कोणीही कल्पना केली नव्हती की कंपनीला इतके मोठे यश मिळेल. चार वर्षांपेक्षा कमी कालावधीत, कंपनीने गुंतवणूकदारांना जवळजवळ १०००% परतावा दिला आहे. याचा अर्थ असा की ₹१०,००० ची गुंतवणूक आता ₹१ लाख झाली आहे.ही प्रभावी वाढ सततच्या व्यवसाय विस्तारामुळे आणि मजबूत आर्थिक कामगिरीमुळे झाली. आर्थिक वर्ष २१ ते आर्थिक वर्ष २५ दरम्यान, कंपनीचा महसूल ३७% च्या CAGR ने वाढून ₹९८१ कोटींवर पोहोचला. AUM (मॅनेजमेंट अंतर्गत मालमत्ता) ३०% च्या CAGR ने वाढून ₹७७,१०३ कोटींवर पोहोचला. डिसेंबर २०२१ मध्ये जेव्हा आनंद राठी वेल्थ शेअर बाजारात सूचीबद्ध झाले तेव्हा कोणीही कल्पना केली नव्हती की कंपनीला इतके मोठे यश मिळेल. चार वर्षांपेक्षा कमी कालावधीत, कंपनीने गुंतवणूकदारांना जवळजवळ १०००% परतावा दिला आहे. याचा अर्थ असा की ₹१०,००० ची गुंतवणूक आता ₹१ लाख झाली आहे.ही प्रभावी वाढ सततच्या व्यवसाय विस्तारामुळे आणि मजबूत आर्थिक कामगिरीमुळे झाली. आर्थिक वर्ष २१ ते आर्थिक वर्ष २५ दरम्यान, कंपनीचा महसूल ३७% च्या CAGR ने वाढून ₹९८१ कोटींवर पोहोचला. AUM (मॅनेजमेंट अंतर्गत मालमत्ता) ३०% च्या CAGR ने वाढून ₹७७,१०३ कोटींवर पोहोचला. डिसेंबर २०२१ मध्ये जेव्हा आनंद राठी वेल्थ शेअर बाजारात सूचीबद्ध झाले तेव्हा कोणीही कल्पना केली नव्हती की कंपनीला इतके मोठे यश मिळेल. चार वर्षांपेक्षा कमी कालावधीत, कंपनीने गुंतवणूकदारांना जवळजवळ १०००% परतावा दिला आहे. याचा अर्थ असा की ₹१०,००० ची गुंतवणूक आता ₹१ लाख झाली आहे.ही प्रभावी वाढ सततच्या व्यवसाय विस्तारामुळे आणि मजबूत आर्थिक कामगिरीमुळे झाली. आर्थिक वर्ष २१ ते आर्थिक वर्ष २५ दरम्यान, कंपनीचा महसूल ३७% च्या CAGR ने वाढून ₹९८१ कोटींवर पोहोचला. AUM (मॅनेजमेंट अंतर्गत मालमत्ता) ३०% च्या CAGR ने वाढून ₹७७,१०३ कोटींवर पोहोचला. 22 Sep 2025 01:50 PM (IST) 22 Sep 2025 01:50 PM (IST) बड्या अधिकाऱ्याकडून महिला डॉक्टरकडे शरीरसुखाची मागणी; केबिनमध्ये बोलावलं अन्… राज्यासह देशभरात महिलांवरील अत्याचाराच्या घटना वाढल्या आहेत. वाढत्या घटनांमुळे महिलांच्या सुरक्षेचा प्रश्न ऐरणीवर आला आहे. अशातच आता जळगावमधून एक संतापजनक प्रकार उघडकीस आला आहे. जळगाव महानगरपालिकेत कार्यरत असलेल्या एका महिला डॉक्टरचा विनयभंग केल्याच्या गंभीर आरोपावरून निलंबित प्रमुख वैद्यकीय अधिकारी डॉ. विजय घोलप याला अखेर शहर पोलिसांनी अटक केली आहे. या घटनेमुळे महापालिकेच्या वर्तुळात प्रचंड खळबळ उडाली आहे. राज्यासह देशभरात महिलांवरील अत्याचाराच्या घटना वाढल्या आहेत. वाढत्या घटनांमुळे महिलांच्या सुरक्षेचा प्रश्न ऐरणीवर आला आहे. अशातच आता जळगावमधून एक संतापजनक प्रकार उघडकीस आला आहे. जळगाव महानगरपालिकेत कार्यरत असलेल्या एका महिला डॉक्टरचा विनयभंग केल्याच्या गंभीर आरोपावरून निलंबित प्रमुख वैद्यकीय अधिकारी डॉ. विजय घोलप याला अखेर शहर पोलिसांनी अटक केली आहे. या घटनेमुळे महापालिकेच्या वर्तुळात प्रचंड खळबळ उडाली आहे. राज्यासह देशभरात महिलांवरील अत्याचाराच्या घटना वाढल्या आहेत. वाढत्या घटनांमुळे महिलांच्या सुरक्षेचा प्रश्न ऐरणीवर आला आहे. अशातच आता जळगावमधून एक संतापजनक प्रकार उघडकीस आला आहे. जळगाव महानगरपालिकेत कार्यरत असलेल्या एका महिला डॉक्टरचा विनयभंग केल्याच्या गंभीर आरोपावरून निलंबित प्रमुख वैद्यकीय अधिकारी डॉ. विजय घोलप याला अखेर शहर पोलिसांनी अटक केली आहे. या घटनेमुळे महापालिकेच्या वर्तुळात प्रचंड खळबळ उडाली आहे. 22 Sep 2025 01:45 PM (IST) 22 Sep 2025 01:45 PM (IST) अखेर चाहत्यांची प्रतीक्षा संपली! ऋषभ शेट्टीच्या ‘कांतारा चॅप्टर १’ चा ट्रेलर प्रदर्शित ऋषभ शेट्टीच्या या वर्षातील सर्वात चर्चेत असलेला चित्रपट “कांतारा चॅप्टर १” चा ट्रेलर आज प्रदर्शित झाला आहे. या चित्रपटाच्या ट्रेलरसाठी चाहते आधीच उत्सुक होते आणि ट्रेलरची आतुरतेने वाट पाहत होते. आता, ट्रेलर प्रदर्शित होताच तो व्हायरल झाला आहे आणि सोशल मीडियावर ट्रेंड झाला आहे. ट्रेलर पाहिल्यानंतर, चित्रपटाबद्दल लोकांची उत्सुकता आणखी वाढली आहे. जबरदस्त ट्रेलरने चाहत्यांना थक्क केलं आहे. ऋषभ शेट्टीच्या या वर्षातील सर्वात चर्चेत असलेला चित्रपट “कांतारा चॅप्टर १” चा ट्रेलर आज प्रदर्शित झाला आहे. या चित्रपटाच्या ट्रेलरसाठी चाहते आधीच उत्सुक होते आणि ट्रेलरची आतुरतेने वाट पाहत होते. आता, ट्रेलर प्रदर्शित होताच तो व्हायरल झाला आहे आणि सोशल मीडियावर ट्रेंड झाला आहे. ट्रेलर पाहिल्यानंतर, चित्रपटाबद्दल लोकांची उत्सुकता आणखी वाढली आहे. जबरदस्त ट्रेलरने चाहत्यांना थक्क केलं आहे. ऋषभ शेट्टीच्या या वर्षातील सर्वात चर्चेत असलेला चित्रपट “कांतारा चॅप्टर १” चा ट्रेलर आज प्रदर्शित झाला आहे. या चित्रपटाच्या ट्रेलरसाठी चाहते आधीच उत्सुक होते आणि ट्रेलरची आतुरतेने वाट पाहत होते. आता, ट्रेलर प्रदर्शित होताच तो व्हायरल झाला आहे आणि सोशल मीडियावर ट्रेंड झाला आहे. ट्रेलर पाहिल्यानंतर, चित्रपटाबद्दल लोकांची उत्सुकता आणखी वाढली आहे. जबरदस्त ट्रेलरने चाहत्यांना थक्क केलं आहे. 22 Sep 2025 01:40 PM (IST) 22 Sep 2025 01:40 PM (IST) UN चा मोठा खुलासा, AI मुळे पुरूष की महिला कोणाच्या नोकऱ्यांवर येणार गदा संयुक्त राष्ट्रांच्या (UN) नवीन अहवाल “जेंडर स्नॅपशॉट २०२५” मध्ये AI ची क्षमता उघड झाली आहे, ज्यामध्ये जगभरातील महिलांना त्यांच्या नोकऱ्यांबद्दल इशारा देण्यात आला आहे. अहवालानुसार, आर्टिफिशियल इंटेलिजेंस (एआय) मुळे अंदाजे २८% महिलांच्या नोकऱ्या धोक्यात आहेत, तर केवळ २१% पुरुषांच्या नोकऱ्यांवर याचा परिणाम होईल. हे आकडे दर्शवितात की वेगाने प्रगती करणाऱ्या तंत्रज्ञानाच्या जगात, “जेंडर डिजिटल डिव्हाइड” किंवा डिजिटल असमानता आणखी वाढू शकते. संयुक्त राष्ट्रांच्या (UN) नवीन अहवाल “जेंडर स्नॅपशॉट २०२५” मध्ये AI ची क्षमता उघड झाली आहे, ज्यामध्ये जगभरातील महिलांना त्यांच्या नोकऱ्यांबद्दल इशारा देण्यात आला आहे. अहवालानुसार, आर्टिफिशियल इंटेलिजेंस (एआय) मुळे अंदाजे २८% महिलांच्या नोकऱ्या धोक्यात आहेत, तर केवळ २१% पुरुषांच्या नोकऱ्यांवर याचा परिणाम होईल. हे आकडे दर्शवितात की वेगाने प्रगती करणाऱ्या तंत्रज्ञानाच्या जगात, “जेंडर डिजिटल डिव्हाइड” किंवा डिजिटल असमानता आणखी वाढू शकते. संयुक्त राष्ट्रांच्या (UN) नवीन अहवाल “जेंडर स्नॅपशॉट २०२५” मध्ये AI ची क्षमता उघड झाली आहे, ज्यामध्ये जगभरातील महिलांना त्यांच्या नोकऱ्यांबद्दल इशारा देण्यात आला आहे. अहवालानुसार, आर्टिफिशियल इंटेलिजेंस (एआय) मुळे अंदाजे २८% महिलांच्या नोकऱ्या धोक्यात आहेत, तर केवळ २१% पुरुषांच्या नोकऱ्यांवर याचा परिणाम होईल. हे आकडे दर्शवितात की वेगाने प्रगती करणाऱ्या तंत्रज्ञानाच्या जगात, “जेंडर डिजिटल डिव्हाइड” किंवा डिजिटल असमानता आणखी वाढू शकते. 22 Sep 2025 01:35 PM (IST) 22 Sep 2025 01:35 PM (IST) 50-50 की 60-40? शिवसेना-मनसे युतीत जागा वाटप फॉर्म्युला ठरला महाराष्ट्रातील स्थानिक स्वराज्य संस्थांच्या निवडणुका (BMC Election 2025) रखडल्या असून ही निवडणूक पुढच्या वर्षी 31 जानेवारीच्या आत घेण्यात यावे, असे आदेश सर्वोच्च न्यायालयाने दिले आहे. त्यामुळे यंदा दिवाळानंतर निवडणुकांच्या प्रचाराचा धूमधडाका सुरू होईल, अशी अपेक्षा व्यक्त करण्यात येत आहे.ठाकरे बंधू एकाच व्यासपीठावर एकत्र आल्यापासून महाराष्ट्रात ठाकरे बंधूंमधील युतीची बऱ्याच काळापासून प्रतीक्षा होती. विजयादशमीच्या निमित्ताने होणारी रॅली महत्त्वाची मानली जात आहे. याचदरम्यान आता ठाकरेंची शिवसेना आणि महाराष्ट्र निवनिर्माण सेना या दोन पक्षांनी किती जागा लढवाव्यात यासाठीचा फॉर्म्युलाही निश्चित झाला आहे. मिळालेल्या माहितीनुसार या युतीची घोषणा दसरा मेळाव्यात होणार नसून दिवाळीच्या मुहुर्तावर ती होण्याची शक्यता आहे. महाराष्ट्रातील स्थानिक स्वराज्य संस्थांच्या निवडणुका (BMC Election 2025) रखडल्या असून ही निवडणूक पुढच्या वर्षी 31 जानेवारीच्या आत घेण्यात यावे, असे आदेश सर्वोच्च न्यायालयाने दिले आहे. त्यामुळे यंदा दिवाळानंतर निवडणुकांच्या प्रचाराचा धूमधडाका सुरू होईल, अशी अपेक्षा व्यक्त करण्यात येत आहे.ठाकरे बंधू एकाच व्यासपीठावर एकत्र आल्यापासून महाराष्ट्रात ठाकरे बंधूंमधील युतीची बऱ्याच काळापासून प्रतीक्षा होती. विजयादशमीच्या निमित्ताने होणारी रॅली महत्त्वाची मानली जात आहे. याचदरम्यान आता ठाकरेंची शिवसेना आणि महाराष्ट्र निवनिर्माण सेना या दोन पक्षांनी किती जागा लढवाव्यात यासाठीचा फॉर्म्युलाही निश्चित झाला आहे. मिळालेल्या माहितीनुसार या युतीची घोषणा दसरा मेळाव्यात होणार नसून दिवाळीच्या मुहुर्तावर ती होण्याची शक्यता आहे. महाराष्ट्रातील स्थानिक स्वराज्य संस्थांच्या निवडणुका (BMC Election 2025) रखडल्या असून ही निवडणूक पुढच्या वर्षी 31 जानेवारीच्या आत घेण्यात यावे, असे आदेश सर्वोच्च न्यायालयाने दिले आहे. त्यामुळे यंदा दिवाळानंतर निवडणुकांच्या प्रचाराचा धूमधडाका सुरू होईल, अशी अपेक्षा व्यक्त करण्यात येत आहे.ठाकरे बंधू एकाच व्यासपीठावर एकत्र आल्यापासून महाराष्ट्रात ठाकरे बंधूंमधील युतीची बऱ्याच काळापासून प्रतीक्षा होती. विजयादशमीच्या निमित्ताने होणारी रॅली महत्त्वाची मानली जात आहे. याचदरम्यान आता ठाकरेंची शिवसेना आणि महाराष्ट्र निवनिर्माण सेना या दोन पक्षांनी किती जागा लढवाव्यात यासाठीचा फॉर्म्युलाही निश्चित झाला आहे. मिळालेल्या माहितीनुसार या युतीची घोषणा दसरा मेळाव्यात होणार नसून दिवाळीच्या मुहुर्तावर ती होण्याची शक्यता आहे. 22 Sep 2025 01:25 PM (IST) 22 Sep 2025 01:25 PM (IST) पाकिस्तानच्या पराभवानंतर शोएब अख्तर संतापला, अंपायरवर लावला चिटींगचा आरोप! भारत विरुद्ध पाकिस्तान यांच्यामध्ये झालेल्या सामन्यामध्ये गरमागरमीचे वातावरण पाहायला मिळाले आहे. यामध्ये दोन्ही संघाच्या खेळाडूंमध्ये मैदानावर सामन्यादरम्यान बाचाबाची पाहायला मिळाली. टीम इंडियाने सुपर 4 मध्ये पहिल्या सामन्यात विजय मिळवून गुणतालिकेमध्ये अव्वल स्थानावर विराजमान आहे. संघाने या सामन्यात कमालीची कामगिरी केली, भारतीय संघाचा पुढील सामना हा बांग्लादेश विरुद्ध होणार आहे. त्याआधी भारत पाक सामन्यात अनेक चर्चेचे विषय आहेत यावर आता शोएब अख्तरने अनेक आरोप केले आहेत. भारत विरुद्ध पाकिस्तान यांच्यामध्ये झालेल्या सामन्यामध्ये गरमागरमीचे वातावरण पाहायला मिळाले आहे. यामध्ये दोन्ही संघाच्या खेळाडूंमध्ये मैदानावर सामन्यादरम्यान बाचाबाची पाहायला मिळाली. टीम इंडियाने सुपर 4 मध्ये पहिल्या सामन्यात विजय मिळवून गुणतालिकेमध्ये अव्वल स्थानावर विराजमान आहे. संघाने या सामन्यात कमालीची कामगिरी केली, भारतीय संघाचा पुढील सामना हा बांग्लादेश विरुद्ध होणार आहे. त्याआधी भारत पाक सामन्यात अनेक चर्चेचे विषय आहेत यावर आता शोएब अख्तरने अनेक आरोप केले आहेत. भारत विरुद्ध पाकिस्तान यांच्यामध्ये झालेल्या सामन्यामध्ये गरमागरमीचे वातावरण पाहायला मिळाले आहे. यामध्ये दोन्ही संघाच्या खेळाडूंमध्ये मैदानावर सामन्यादरम्यान बाचाबाची पाहायला मिळाली. टीम इंडियाने सुपर 4 मध्ये पहिल्या सामन्यात विजय मिळवून गुणतालिकेमध्ये अव्वल स्थानावर विराजमान आहे. संघाने या सामन्यात कमालीची कामगिरी केली, भारतीय संघाचा पुढील सामना हा बांग्लादेश विरुद्ध होणार आहे. त्याआधी भारत पाक सामन्यात अनेक चर्चेचे विषय आहेत यावर आता शोएब अख्तरने अनेक आरोप केले आहेत. 22 Sep 2025 01:15 PM (IST) 22 Sep 2025 01:15 PM (IST) एटीएसकडून तीन संशयित दहशतवादी ताब्यात उत्तर प्रदेश एटीएसकडून २७ ऑगस्टच्या तपासात उत्तर प्रदेशातून रक्कम ही फिलिस्तीन या देशात पाठवली जात असल्याचे तपासात समोर आले. ३ लाख रुपये पाठवल्याचा संशय एटीएसला होता. यूपी एटीएस तपास करत आली असता भिवंडीतील तीन जणांवर पाळत ठेवली आणि संशयित दहशतवादी म्हणून त्यांना ताब्यात घेण्यात आला आहे. मोहम्मद अयान मोहम्मद हुसेन (२२ वर्ष ) सहारा अपार्टमेंट तहेरा मॅरेज हॉल जवळ, अबू सुफियान ताजम्मूल अन्सारी, (वय २२) जैद नेटियार अब्दुल कादिर (वय २२) रा. वेताळ पाडा भिवंडी या तीन जणांना ताब्यात घेतल आहे. महत्वाचे म्हणजे या तीन जणांवर दहशतवादी कारवाईमध्ये सहभाग असल्याचा संशय आहे. उत्तर प्रदेश एटीएसकडून २७ ऑगस्टच्या तपासात उत्तर प्रदेशातून रक्कम ही फिलिस्तीन या देशात पाठवली जात असल्याचे तपासात समोर आले. ३ लाख रुपये पाठवल्याचा संशय एटीएसला होता. यूपी एटीएस तपास करत आली असता भिवंडीतील तीन जणांवर पाळत ठेवली आणि संशयित दहशतवादी म्हणून त्यांना ताब्यात घेण्यात आला आहे. मोहम्मद अयान मोहम्मद हुसेन (२२ वर्ष ) सहारा अपार्टमेंट तहेरा मॅरेज हॉल जवळ, अबू सुफियान ताजम्मूल अन्सारी, (वय २२) जैद नेटियार अब्दुल कादिर (वय २२) रा. वेताळ पाडा भिवंडी या तीन जणांना ताब्यात घेतल आहे. महत्वाचे म्हणजे या तीन जणांवर दहशतवादी कारवाईमध्ये सहभाग असल्याचा संशय आहे. उत्तर प्रदेश एटीएसकडून २७ ऑगस्टच्या तपासात उत्तर प्रदेशातून रक्कम ही फिलिस्तीन या देशात पाठवली जात असल्याचे तपासात समोर आले. ३ लाख रुपये पाठवल्याचा संशय एटीएसला होता. यूपी एटीएस तपास करत आली असता भिवंडीतील तीन जणांवर पाळत ठेवली आणि संशयित दहशतवादी म्हणून त्यांना ताब्यात घेण्यात आला आहे. मोहम्मद अयान मोहम्मद हुसेन (२२ वर्ष ) सहारा अपार्टमेंट तहेरा मॅरेज हॉल जवळ, अबू सुफियान ताजम्मूल अन्सारी, (वय २२) जैद नेटियार अब्दुल कादिर (वय २२) रा. वेताळ पाडा भिवंडी या तीन जणांना ताब्यात घेतल आहे. महत्वाचे म्हणजे या तीन जणांवर दहशतवादी कारवाईमध्ये सहभाग असल्याचा संशय आहे. 22 Sep 2025 01:15 PM (IST) 22 Sep 2025 01:15 PM (IST) रितेश देशमुखच्या ‘राजा शिवाजी’मध्ये झळकणार ‘हा’ TV अभिनेता आजपासून सर्वत्र नवरात्रोत्सवाला सुरुवात झाली आहे. अनेकांनी देवीचं दर्शन घेत आपल्या दिवसाची सुरुवात केली आहे. तसेच ‘सुख म्हणजे नक्की काय असतं’ या मालिकेतील प्रसिद्ध अभिनेता कपिल होनराव. ज्याला प्रेक्षकांचं भरभरून मिळालं. त्यांनी चाहत्यांना आनंदाची बातमी शेअर केली आहे. अभिनेत्याने त्याच्या आगामी चित्रपटाबद्दल चाहत्यांना माहिती दिली आहे. त्याची वर्णी थेट रितेश देशमुखच्या सिनेमात लागली आहे. अभिनेता ‘राजा शिवाजी’ या रितेशच्या आगामी चित्रपटामध्ये महत्वाच्या भूमिकेत दिसणार आहे. अभिनेत्याचा नवरात्री मधील पहिलाच दिवस आनंद ठरला आहे आणि त्याने त्याच्या चाहत्यांना देखील खुश केलं आहे. सिनेमाच्या क्लॅपबोर्डसोबतचे फोटो शेअर करत खास नोटही लिहिली. आजपासून सर्वत्र नवरात्रोत्सवाला सुरुवात झाली आहे. अनेकांनी देवीचं दर्शन घेत आपल्या दिवसाची सुरुवात केली आहे. तसेच ‘सुख म्हणजे नक्की काय असतं’ या मालिकेतील प्रसिद्ध अभिनेता कपिल होनराव. ज्याला प्रेक्षकांचं भरभरून मिळालं. त्यांनी चाहत्यांना आनंदाची बातमी शेअर केली आहे. अभिनेत्याने त्याच्या आगामी चित्रपटाबद्दल चाहत्यांना माहिती दिली आहे. त्याची वर्णी थेट रितेश देशमुखच्या सिनेमात लागली आहे. अभिनेता ‘राजा शिवाजी’ या रितेशच्या आगामी चित्रपटामध्ये महत्वाच्या भूमिकेत दिसणार आहे. अभिनेत्याचा नवरात्री मधील पहिलाच दिवस आनंद ठरला आहे आणि त्याने त्याच्या चाहत्यांना देखील खुश केलं आहे. सिनेमाच्या क्लॅपबोर्डसोबतचे फोटो शेअर करत खास नोटही लिहिली. आजपासून सर्वत्र नवरात्रोत्सवाला सुरुवात झाली आहे. अनेकांनी देवीचं दर्शन घेत आपल्या दिवसाची सुरुवात केली आहे. तसेच ‘सुख म्हणजे नक्की काय असतं’ या मालिकेतील प्रसिद्ध अभिनेता कपिल होनराव. ज्याला प्रेक्षकांचं भरभरून मिळालं. त्यांनी चाहत्यांना आनंदाची बातमी शेअर केली आहे. अभिनेत्याने त्याच्या आगामी चित्रपटाबद्दल चाहत्यांना माहिती दिली आहे. त्याची वर्णी थेट रितेश देशमुखच्या सिनेमात लागली आहे. अभिनेता ‘राजा शिवाजी’ या रितेशच्या आगामी चित्रपटामध्ये महत्वाच्या भूमिकेत दिसणार आहे. अभिनेत्याचा नवरात्री मधील पहिलाच दिवस आनंद ठरला आहे आणि त्याने त्याच्या चाहत्यांना देखील खुश केलं आहे. सिनेमाच्या क्लॅपबोर्डसोबतचे फोटो शेअर करत खास नोटही लिहिली. 22 Sep 2025 01:05 PM (IST) 22 Sep 2025 01:05 PM (IST) आंतरराष्ट्रीय सागरी किनारा स्वच्छता दिन 2025 निमित्त HCL फाउंडेशनने देशव्यापी स्वच्छता मोहिमेचे केले नेतृत्व जागतिक तंत्रज्ञान कंपनी असलेल्या HCLटेक च्या कंपनी सामाजिक जबाबदारीचा अजेंडा चालवणाऱ्या HCLफाऊंडेशन ने भारतात आंतरराष्ट्रीय सागरी किनारा स्वच्छता दिन 2025 (International Coastal Cleanup Day 2025) साजरा करण्यासाठी आंध्रप्रदेश, कर्नाटक, केरळ, तामिळनाडू, ओडिशा आणि पश्चिम बंगाल या सहा भारतीय राज्यांमध्ये सागरी किनारा स्वच्छता मोहिमेचे नेतृत्व केले.या उपक्रमामुळे स्थानिक समुदाय, HCLटेक कर्मचारी आणि भागीदार संस्थांना एकत्रित करण्यात आले, ज्यामुळे सुमारे XXX किलोग्रॅम सागरी कचरा XXX पेक्षा जास्त स्वयंसेवकांनी काढून टाकला, ज्यामुळे भारताच्या किनारी आणि सागरी परिसंस्थांचे संरक्षण करण्यासाठी HCLफाउंडेशनची वचनबद्धता पुन्हा एकदा ठळकपणे दिसून आली. जागतिक तंत्रज्ञान कंपनी असलेल्या HCLटेक च्या कंपनी सामाजिक जबाबदारीचा अजेंडा चालवणाऱ्या HCLफाऊंडेशन ने भारतात आंतरराष्ट्रीय सागरी किनारा स्वच्छता दिन 2025 (International Coastal Cleanup Day 2025) साजरा करण्यासाठी आंध्रप्रदेश, कर्नाटक, केरळ, तामिळनाडू, ओडिशा आणि पश्चिम बंगाल या सहा भारतीय राज्यांमध्ये सागरी किनारा स्वच्छता मोहिमेचे नेतृत्व केले.या उपक्रमामुळे स्थानिक समुदाय, HCLटेक कर्मचारी आणि भागीदार संस्थांना एकत्रित करण्यात आले, ज्यामुळे सुमारे XXX किलोग्रॅम सागरी कचरा XXX पेक्षा जास्त स्वयंसेवकांनी काढून टाकला, ज्यामुळे भारताच्या किनारी आणि सागरी परिसंस्थांचे संरक्षण करण्यासाठी HCLफाउंडेशनची वचनबद्धता पुन्हा एकदा ठळकपणे दिसून आली. जागतिक तंत्रज्ञान कंपनी असलेल्या HCLटेक च्या कंपनी सामाजिक जबाबदारीचा अजेंडा चालवणाऱ्या HCLफाऊंडेशन ने भारतात आंतरराष्ट्रीय सागरी किनारा स्वच्छता दिन 2025 (International Coastal Cleanup Day 2025) साजरा करण्यासाठी आंध्रप्रदेश, कर्नाटक, केरळ, तामिळनाडू, ओडिशा आणि पश्चिम बंगाल या सहा भारतीय राज्यांमध्ये सागरी किनारा स्वच्छता मोहिमेचे नेतृत्व केले.या उपक्रमामुळे स्थानिक समुदाय, HCLटेक कर्मचारी आणि भागीदार संस्थांना एकत्रित करण्यात आले, ज्यामुळे सुमारे XXX किलोग्रॅम सागरी कचरा XXX पेक्षा जास्त स्वयंसेवकांनी काढून टाकला, ज्यामुळे भारताच्या किनारी आणि सागरी परिसंस्थांचे संरक्षण करण्यासाठी HCLफाउंडेशनची वचनबद्धता पुन्हा एकदा ठळकपणे दिसून आली. 22 Sep 2025 01:01 PM (IST) 22 Sep 2025 01:01 PM (IST) GST दर कपातीमुळे सोन्याच्या किमती कमी होतील? आज नवीन जीएसटी दर लागू झाल्यामुळे सर्वसामान्यांना मोठा दिलासा मिळाला आहे. अनेक दैनंदिन वस्तूंच्या किमती कमी झाल्या आहेत. सरकारने १२% आणि १८% स्लॅब काढून टाकले आहेत. या जीएसटी दर कपातीमुळे सोन्याच्या किमतीही कमी होतील का? सोन्याच्या विक्रमी किमतींपासून जनतेला दिलासा मिळेल का? असे अनेक प्रश्न जनतेच्या मनात रेंगाळत आहेत. या सर्व प्रश्नांची उत्तरे सविस्तरपणे जाणून घेऊया. आज नवीन जीएसटी दर लागू झाल्यामुळे सर्वसामान्यांना मोठा दिलासा मिळाला आहे. अनेक दैनंदिन वस्तूंच्या किमती कमी झाल्या आहेत. सरकारने १२% आणि १८% स्लॅब काढून टाकले आहेत. या जीएसटी दर कपातीमुळे सोन्याच्या किमतीही कमी होतील का? सोन्याच्या विक्रमी किमतींपासून जनतेला दिलासा मिळेल का? असे अनेक प्रश्न जनतेच्या मनात रेंगाळत आहेत. या सर्व प्रश्नांची उत्तरे सविस्तरपणे जाणून घेऊया. आज नवीन जीएसटी दर लागू झाल्यामुळे सर्वसामान्यांना मोठा दिलासा मिळाला आहे. अनेक दैनंदिन वस्तूंच्या किमती कमी झाल्या आहेत. सरकारने १२% आणि १८% स्लॅब काढून टाकले आहेत. या जीएसटी दर कपातीमुळे सोन्याच्या किमतीही कमी होतील का? सोन्याच्या विक्रमी किमतींपासून जनतेला दिलासा मिळेल का? असे अनेक प्रश्न जनतेच्या मनात रेंगाळत आहेत. या सर्व प्रश्नांची उत्तरे सविस्तरपणे जाणून घेऊया. 22 Sep 2025 01:00 PM (IST) 22 Sep 2025 01:00 PM (IST) पुजाऱ्यानेच केला तरुणीचा विनयभंग; गुन्हा दाखल होताच देवासमोरच घेतला फास मुंबईतल्या कांदिवली पश्चिम भागात एक धक्कादायक घटना घडली आहे. मंदिराच्यापुजाऱ्यानेच मुलीचा विनयभंग केल्याची घटना उघडकीस आली. एवढेच नाही तर तरुणीच्या घरच्यांनी तक्रार दाखल केली तेव्हा आरोपी पुजाऱ्याने देवासमोरच दोर लावत फास घेतला आणि आत्महत्या केली. ही घटना आहे कांदिवली पश्चिम भागातील लालजीपाडा परिसरात तारकेश्वर महादेव मंदिर आहे. मुंबईतल्या कांदिवली पश्चिम भागात एक धक्कादायक घटना घडली आहे. मंदिराच्यापुजाऱ्यानेच मुलीचा विनयभंग केल्याची घटना उघडकीस आली. एवढेच नाही तर तरुणीच्या घरच्यांनी तक्रार दाखल केली तेव्हा आरोपी पुजाऱ्याने देवासमोरच दोर लावत फास घेतला आणि आत्महत्या केली. ही घटना आहे कांदिवली पश्चिम भागातील लालजीपाडा परिसरात तारकेश्वर महादेव मंदिर आहे. मुंबईतल्या कांदिवली पश्चिम भागात एक धक्कादायक घटना घडली आहे. मंदिराच्यापुजाऱ्यानेच मुलीचा विनयभंग केल्याची घटना उघडकीस आली. एवढेच नाही तर तरुणीच्या घरच्यांनी तक्रार दाखल केली तेव्हा आरोपी पुजाऱ्याने देवासमोरच दोर लावत फास घेतला आणि आत्महत्या केली. ही घटना आहे कांदिवली पश्चिम भागातील लालजीपाडा परिसरात तारकेश्वर महादेव मंदिर आहे. 22 Sep 2025 12:50 PM (IST) 22 Sep 2025 12:50 PM (IST) जन्मदात्या आईची पोटच्या मुलाने केली निर्घृण हत्या बीडच्या परळीमधून एक धक्कदायक घटना समोर आली आहे. पोरानेच आपल्या जन्मदात्या आईची डोक्यात दगड घालून हत्या केल्याची घटना समोर आली आहे. राहते घर नावावर करायला नकार दिल्याने मुलानेच आपल्या आईच्या डोक्यात दगड घालून हत्या केल्याने खळबळ उडाली आहे. सुनंदा ज्ञानोबा कांगणे असे मृत आईचे नाव असून आरोपीचे नाव चंद्रकांत कांगणे याला परळी ग्रामीण पोलिसांनी अटक केले आहे. ही घटना परळी तालुक्यातील भोजनाकवाडी गावात घडली आहे. बीडच्या परळीमधून एक धक्कदायक घटना समोर आली आहे. पोरानेच आपल्या जन्मदात्या आईची डोक्यात दगड घालून हत्या केल्याची घटना समोर आली आहे. राहते घर नावावर करायला नकार दिल्याने मुलानेच आपल्या आईच्या डोक्यात दगड घालून हत्या केल्याने खळबळ उडाली आहे. सुनंदा ज्ञानोबा कांगणे असे मृत आईचे नाव असून आरोपीचे नाव चंद्रकांत कांगणे याला परळी ग्रामीण पोलिसांनी अटक केले आहे. ही घटना परळी तालुक्यातील भोजनाकवाडी गावात घडली आहे. बीडच्या परळीमधून एक धक्कदायक घटना समोर आली आहे. पोरानेच आपल्या जन्मदात्या आईची डोक्यात दगड घालून हत्या केल्याची घटना समोर आली आहे. राहते घर नावावर करायला नकार दिल्याने मुलानेच आपल्या आईच्या डोक्यात दगड घालून हत्या केल्याने खळबळ उडाली आहे. सुनंदा ज्ञानोबा कांगणे असे मृत आईचे नाव असून आरोपीचे नाव चंद्रकांत कांगणे याला परळी ग्रामीण पोलिसांनी अटक केले आहे. ही घटना परळी तालुक्यातील भोजनाकवाडी गावात घडली आहे. 22 Sep 2025 12:40 PM (IST) 22 Sep 2025 12:40 PM (IST) ओबीसी आंदोलक नवनाथ वाघमारे यांची गाडी अज्ञातांनी पेटवली राज्य सरकारच्या विरोधात ओबीसीची मोट बांधण्यासाठी राज्यभरात लक्ष्मण हाके आणि नवनाथ वाघमारे सभा घेत आहेत. सभा घेवून आव्हान देण्याचा प्रयत्न होत असताना काल त्यांची जालन्यातील नीलमनगर भागात गाडी पेटवण्याचा प्रयत्न अज्ञातांकडून करण्यात आला आहे. या घटनेने जालन्यात खळबळ उडाली आहे. नवनाथ वाघमारे हे लक्ष्मण हाके यांच्यासोबत राज्यभरात दौरा करत आहेत आणि हैदराबाद गॅझेटला विरोध करत आहेत. राज्य सरकारच्या विरोधात ओबीसीची मोट बांधण्यासाठी राज्यभरात लक्ष्मण हाके आणि नवनाथ वाघमारे सभा घेत आहेत. सभा घेवून आव्हान देण्याचा प्रयत्न होत असताना काल त्यांची जालन्यातील नीलमनगर भागात गाडी पेटवण्याचा प्रयत्न अज्ञातांकडून करण्यात आला आहे. या घटनेने जालन्यात खळबळ उडाली आहे. नवनाथ वाघमारे हे लक्ष्मण हाके यांच्यासोबत राज्यभरात दौरा करत आहेत आणि हैदराबाद गॅझेटला विरोध करत आहेत. राज्य सरकारच्या विरोधात ओबीसीची मोट बांधण्यासाठी राज्यभरात लक्ष्मण हाके आणि नवनाथ वाघमारे सभा घेत आहेत. सभा घेवून आव्हान देण्याचा प्रयत्न होत असताना काल त्यांची जालन्यातील नीलमनगर भागात गाडी पेटवण्याचा प्रयत्न अज्ञातांकडून करण्यात आला आहे. या घटनेने जालन्यात खळबळ उडाली आहे. नवनाथ वाघमारे हे लक्ष्मण हाके यांच्यासोबत राज्यभरात दौरा करत आहेत आणि हैदराबाद गॅझेटला विरोध करत आहेत. 22 Sep 2025 12:30 PM (IST) 22 Sep 2025 12:30 PM (IST) मीरा भाईंदरमध्ये डिलिव्हरी बॉयचा अपघाती मृत्यू मीरा भाईंदर पश्चिमेला डंपरखाली येऊन झेपटो डिलिव्हरी बॉयचा जागीच मृत्यू झाल्याची घटना रविवारी दुपारी सुमारे 3 वाजण्याच्या सुमारास घडली. हा अपघात भाईंदर पूर्वेकडून पश्चिमेकडे जाणाऱ्या उड्डाणपुलावर हा अपघात घडला. मृतक हा झेपटो या ऑनलाईन डिलिव्हरी सेवेसाठी काम करत होता. मीरा भाईंदर पश्चिमेला डंपरखाली येऊन झेपटो डिलिव्हरी बॉयचा जागीच मृत्यू झाल्याची घटना रविवारी दुपारी सुमारे 3 वाजण्याच्या सुमारास घडली. हा अपघात भाईंदर पूर्वेकडून पश्चिमेकडे जाणाऱ्या उड्डाणपुलावर हा अपघात घडला. मृतक हा झेपटो या ऑनलाईन डिलिव्हरी सेवेसाठी काम करत होता. मीरा भाईंदर पश्चिमेला डंपरखाली येऊन झेपटो डिलिव्हरी बॉयचा जागीच मृत्यू झाल्याची घटना रविवारी दुपारी सुमारे 3 वाजण्याच्या सुमारास घडली. हा अपघात भाईंदर पूर्वेकडून पश्चिमेकडे जाणाऱ्या उड्डाणपुलावर हा अपघात घडला. मृतक हा झेपटो या ऑनलाईन डिलिव्हरी सेवेसाठी काम करत होता. 22 Sep 2025 12:23 PM (IST) 22 Sep 2025 12:23 PM (IST) नालासोपाऱ्यात नायजेरियन युवकाची हत्या नालासोपाऱ्यातून एक धक्कदायक घटना समोर आली आहे.क्षुल्लक वादातून एका नायजेरियन नागरिकाच्या डोक्यात काचेची बाटली फोडून हत्या करण्यात आली आहे. शनिवारी मध्यरात्रीच्या सुमारास नालासोपारा पूर्वेचा प्रगतीनगरमध्ये ही घटना घडली आहे. हत्या झालेल्या व्यक्तीचे नाव लकी इकेचकव उईजे (32)असे आहे. नालासोपाऱ्यातून एक धक्कदायक घटना समोर आली आहे.क्षुल्लक वादातून एका नायजेरियन नागरिकाच्या डोक्यात काचेची बाटली फोडून हत्या करण्यात आली आहे. शनिवारी मध्यरात्रीच्या सुमारास नालासोपारा पूर्वेचा प्रगतीनगरमध्ये ही घटना घडली आहे. हत्या झालेल्या व्यक्तीचे नाव लकी इकेचकव उईजे (32)असे आहे. नालासोपाऱ्यातून एक धक्कदायक घटना समोर आली आहे.क्षुल्लक वादातून एका नायजेरियन नागरिकाच्या डोक्यात काचेची बाटली फोडून हत्या करण्यात आली आहे. शनिवारी मध्यरात्रीच्या सुमारास नालासोपारा पूर्वेचा प्रगतीनगरमध्ये ही घटना घडली आहे. हत्या झालेल्या व्यक्तीचे नाव लकी इकेचकव उईजे (32)असे आहे. 22 Sep 2025 11:56 AM (IST) 22 Sep 2025 11:56 AM (IST) भारतीय संरक्षण मंत्र्यांचा पाकिस्तानला कडक इशारा भारतीयांना संबंधोति करताना राजनाथ सिंह यांनी म्हटले की, ‘भारतीय म्हणून आपली ओळख तुम्ही विसरु नका. जगाच्या कुठल्याही कोपऱ्यात आपण असतो तरी आप्यात भारतीयपणा ठेवा, हा आपला स्वाभिवक स्वभाव आहे. भारतीय म्हणून जबाबदाऱ्या इतरांपक्षे वेगळ्या आहेत.’ यामुळे आपल्या जबाबदाऱ्या पाळा आणि मोरोक्कोशी निष्ठावान राहा असे आवाहन त्यांनी तेथील भारतीयांना केले. हेच भारताचे खरे यश असेल असे राजनाथ सिंह यांनी म्हटले. भारतीयांना संबंधोति करताना राजनाथ सिंह यांनी म्हटले की, ‘भारतीय म्हणून आपली ओळख तुम्ही विसरु नका. जगाच्या कुठल्याही कोपऱ्यात आपण असतो तरी आप्यात भारतीयपणा ठेवा, हा आपला स्वाभिवक स्वभाव आहे. भारतीय म्हणून जबाबदाऱ्या इतरांपक्षे वेगळ्या आहेत.’ यामुळे आपल्या जबाबदाऱ्या पाळा आणि मोरोक्कोशी निष्ठावान राहा असे आवाहन त्यांनी तेथील भारतीयांना केले. हेच भारताचे खरे यश असेल असे राजनाथ सिंह यांनी म्हटले. भारतीयांना संबंधोति करताना राजनाथ सिंह यांनी म्हटले की, ‘भारतीय म्हणून आपली ओळख तुम्ही विसरु नका. जगाच्या कुठल्याही कोपऱ्यात आपण असतो तरी आप्यात भारतीयपणा ठेवा, हा आपला स्वाभिवक स्वभाव आहे. भारतीय म्हणून जबाबदाऱ्या इतरांपक्षे वेगळ्या आहेत.’ यामुळे आपल्या जबाबदाऱ्या पाळा आणि मोरोक्कोशी निष्ठावान राहा असे आवाहन त्यांनी तेथील भारतीयांना केले. हेच भारताचे खरे यश असेल असे राजनाथ सिंह यांनी म्हटले. Follow Us On © Copyright Navarashtra 2025 All rights reserved.</w:t>
       </w:r>
     </w:p>
     <w:p>
@@ -1185,38 +1154,7 @@
         <w:pStyle w:val="Heading3"/>
       </w:pPr>
       <w:r>
-        <w:t>Article 39</w:t>
-      </w:r>
-    </w:p>
-    <w:p>
-      <w:r>
-        <w:t>Title: Maharashtra Govt Job: महाराष्ट्र सरकारची मोठी घोषणा; राज्यात 5,500 शिक्षकांची होणार नियुक्ती</w:t>
-      </w:r>
-    </w:p>
-    <w:p>
-      <w:r>
-        <w:t xml:space="preserve">URL: </w:t>
-      </w:r>
-      <w:hyperlink r:id="rId47">
-        <w:r>
-          <w:rPr>
-            <w:color w:val="0000FF"/>
-          </w:rPr>
-          <w:t>https://deshonnati.com/maharashtra-govt-job-5500-teachers-will-be-appointed/</w:t>
-        </w:r>
-      </w:hyperlink>
-    </w:p>
-    <w:p>
-      <w:r>
-        <w:t>Content: मुंबई (Maharashtra Govt Job) : नवरात्री उत्सवात महाराष्ट्र सरकारने महत्त्वाची बातमी जाहीर केली आहे. सरकारने महाराष्ट्रातील वैद्यकीय महाविद्यालयांसाठी एक महत्त्वपूर्ण भरती मोहीम जाहीर केली आहे. 2026 च्या अखेरीस राज्यातील वरिष्ठ महाविद्यालयांमध्ये 5500 सहाय्यक प्राध्यापकांची भरती पूर्ण करण्याचे लक्ष्य आहे. नांदेड येथील स्वामी रामानंद तीर्थ मराठवाडा विद्यापीठाच्या 28 व्या दीक्षांत समारंभात उच्च आणि तंत्रशिक्षण मंत्री चंद्रकांत पाटील (Chandrakant Patil) यांनी ही घोषणा केली. (Maharashtra Govt Job) राज्यातील उच्च शिक्षणाला बळकटी देण्याचे या उपक्रमाचे उद्दिष्ट आहे. मंत्री पाटील (Chandrakant Patil) यांनी सांगितले की, सरकारने सहाय्यक प्राध्यापक पदांसह 2900 शिक्षकेतर पदांना मान्यता दिली आहे. वित्त आणि नियोजन विभागाने या नियुक्त्यांना मान्यता दिली आहे आणि लवकरच एक सरकारी ठराव (GR) जारी केला जाईल. विद्यापीठांमध्ये 700 सहाय्यक प्राध्यापकांची भरती Maharashtra Govt Job) करण्याचा आदेश पूर्वी होता, परंतु तत्कालीन राज्यपाल सी.पी. राधाकृष्णन यांनी वेगळी प्रक्रिया सुचविल्यामुळे तो पूर्ण होऊ शकला नाही. आता, राधाकृष्णन यांची उपराष्ट्रपती म्हणून नियुक्ती झाल्यामुळे, हा विषय नवीन राज्यपाल आचार्य देवव्रत यांच्याकडे उपस्थित केला जाईल. पाटील यांनी परदेशी विद्यार्थ्यांना आकर्षित करण्यासाठी विद्यापीठांना सक्षम करण्याची गरज यावर भर दिला. त्यांनी सांगितले की, यावर्षी 65 देशांतील 4000 विद्यार्थ्यांनी एका एजन्सीद्वारे नोंदणी केली. परंतु त्यापैकी बहुतेकांनी पुणे आणि मुंबई सारख्या शहरांना पसंती दिली. महाराष्ट्र सरकारने ‘स्टार्टअप इंडिया’, ‘मेक इन इंडिया’ आणि ‘डिजिटल इंडिया’ सारख्या उपक्रमांद्वारे (Maharashtra Govt Job) तरुणांसाठी नवीन संधी उघडल्या आहेत. पाटील यांनी विद्यार्थ्यांना नवीन मार्ग शोधण्यास, प्रयोग करण्यास आणि नवोन्मेष करण्यास प्रोत्साहित केले. परंतु नेहमीच त्यांच्या कृती नैतिक मूल्यांवर आणि सामाजिक जबाबदारीवर आधारित असल्याचे सांगितले. Confirmed 0 Death 0 Sign in to your account Username or Email Address Password Remember Me</w:t>
-      </w:r>
-    </w:p>
-    <w:p>
-      <w:pPr>
-        <w:pStyle w:val="Heading3"/>
-      </w:pPr>
-      <w:r>
-        <w:t>Article 40</w:t>
+        <w:t>Article 38</w:t>
       </w:r>
     </w:p>
     <w:p>
@@ -1228,7 +1166,7 @@
       <w:r>
         <w:t xml:space="preserve">URL: </w:t>
       </w:r>
-      <w:hyperlink r:id="rId48">
+      <w:hyperlink r:id="rId46">
         <w:r>
           <w:rPr>
             <w:color w:val="0000FF"/>
@@ -1247,7 +1185,7 @@
         <w:pStyle w:val="Heading3"/>
       </w:pPr>
       <w:r>
-        <w:t>Article 41</w:t>
+        <w:t>Article 39</w:t>
       </w:r>
     </w:p>
     <w:p>
@@ -1259,7 +1197,7 @@
       <w:r>
         <w:t xml:space="preserve">URL: </w:t>
       </w:r>
-      <w:hyperlink r:id="rId49">
+      <w:hyperlink r:id="rId47">
         <w:r>
           <w:rPr>
             <w:color w:val="0000FF"/>
@@ -1278,12 +1216,74 @@
         <w:pStyle w:val="Heading3"/>
       </w:pPr>
       <w:r>
+        <w:t>Article 40</w:t>
+      </w:r>
+    </w:p>
+    <w:p>
+      <w:r>
+        <w:t>Title: Nana Patekar : सिनेसृष्टीतून निवृत्तीबाबत नाना पाटेकरांचा मोठा निर्णय? म्हणाले..</w:t>
+      </w:r>
+    </w:p>
+    <w:p>
+      <w:r>
+        <w:t xml:space="preserve">URL: </w:t>
+      </w:r>
+      <w:hyperlink r:id="rId48">
+        <w:r>
+          <w:rPr>
+            <w:color w:val="0000FF"/>
+          </w:rPr>
+          <w:t>https://www.tv9marathi.com/entertainment/nana-patekar-hints-at-retiring-from-natak-and-movies-at-naam-foundation-program-here-is-what-he-said-1493419.html</w:t>
+        </w:r>
+      </w:hyperlink>
+    </w:p>
+    <w:p>
+      <w:r>
+        <w:t>Content: By signing in or creating an account, you agree with Associated Broadcasting Company's Terms &amp; Conditions and Privacy Policy. Nana Patekar : ज्येष्ठ अभिनेते नाना पाटेकर आणि मकरंद अनासपुरे यांच्या ‘नाम फाऊंडेशन’ला नुकतीच दहा वर्षे पूर्ण झाली. यानिमित्त संस्थेचा दशकपूर्ती समारंभी पुण्यात उत्साहात संपन्न झाला. या कार्यक्रमाला उपस्थित काही पाहुण्यांशी अनौपचारिक संवाद साधताना नाना पाटेकरांनी त्यांच्या निवृत्तीचे स्पष्ट संकेत दिले आहेत. “मला आता निवृत्ती हवी आहे. मी नाटक, चित्रपटांमधून 99 टक्के निवृत्ती घेतोय. एखादी छान कलाकृती वाट्याला आली तर ती करीनही. पण आता मला माझ्या पद्धतीनं जगू द्या”, असं वक्तव्य नानांनी यावेळी केलं. नाना पाटेकर हे वयाच्या 13 व्या वर्षापासून काम करत आहेत. त्यामुळे आता काहीतरी वेगळं करायची इच्छा त्यांनी व्यक्त केली. याविषयी नुकत्याच दिलेल्या एका मुलाखतीत नाना म्हणाले, “मी वयाच्या 13 व्या वर्षापासून काम करतोय. आता मी वयाची पंच्याहत्तरी गाठली आहे. त्यामुळे आता काहीतरी वेगळं.. जे आवडतंय, ते मनापासून करावंसं वाटतंय.. ते करेन. शेवटी कुठेतरी आपण थांबायचं असतं. एक जानेवारीला मी वयाची पंच्याहत्तरी पूर्ण करेन. त्यानंतर नाटक, चित्रपटांमधून निवृत्त होऊन गावखेड्यातील लोकांसाठी काहीतरी काम करेन. नाम फाऊंडेशनची धुराही आता मकरंदनेच पुढे न्यावी. कान धरायला आणि पाठीवर थाप द्यायला मी सोबत असेनच.” यावेळी त्यांनी ‘नाम फाऊंडेशन’ची जबाबदारी सांभाळण्याबाबतही वक्तव्य केलं. या संस्थेची जबाबदारीही आता मकरंद अनासपुरे यांनी सांभाळावी, अशी इच्छा त्यांनी बोलून दाखवली. “नाम फाऊंडेशनच्या कामाची व्याप्ती खूप वाढली आहे. या संस्थेचं पुढचं काम मकरंद ठरवेल. मी असेन तरंच काम करीन, ही त्याची भूमिका चुकीची आहे. नाम फाऊंडेशनसारख्या शंभर संस्था निर्माण झाल्या, तरी समस्या सुटणार नाहीत”, असंही ते म्हणाले. “मकरंद माझ्यापेक्षा गावगाड्यात खूप फेमस आहे. गावाशी त्याची नाळ जोडलेली आहे. नाम फाऊंडेशनला दहा वर्षे पूर्ण झाली, याचा मला आनंद आहे. समाजाला आपण काहीतरी देणं लागतो म्हणून ही चळवळ सुरू झाली. हे फाऊंडेशन म्हणजे माणसांनी माणसांसाठी सुरू केलेली एक चळवळ आहे. या फाऊंडेशनच्या माध्यमातून 60 लाख शेतकरी बांधवांना फायदा झाला. अनेक शेतकऱ्यांच्या फायद्याची कामं ‘नाम’तर्फे झाली आहेत,” असं नानांनी या कार्यक्रमात सांगितलं. नाम फाऊंडेशनच्या दशकपूर्तीनिमित्त आयोजित या स्नेहमेळाव्यात केंद्रीय रस्ते परिवन आणि राज्यमार्ग मंत्री नितीन गडकरी, राज्याचे उच्च व तंत्रशिक्षण मंत्री चंद्रकांत पाटील, पद्मभूषण डॉ. विजय भटकर (संगणक शास्त्रज्ञ), उदय सामंत (उद्योग/मराठी भाषा मंत्री, महाराष्ट्र राज ) आदि मान्यवर मंडळी उपस्थित होती.</w:t>
+      </w:r>
+    </w:p>
+    <w:p>
+      <w:pPr>
+        <w:pStyle w:val="Heading3"/>
+      </w:pPr>
+      <w:r>
+        <w:t>Article 41</w:t>
+      </w:r>
+    </w:p>
+    <w:p>
+      <w:r>
+        <w:t>Title: Govt Jobs: इस राज्य में मार्च 2026 तक भरे जाएंगे सहायक प्रोफेसर के 5,500 पद; वित्त और योजना विभाग ने दी सहमति</w:t>
+      </w:r>
+    </w:p>
+    <w:p>
+      <w:r>
+        <w:t xml:space="preserve">URL: </w:t>
+      </w:r>
+      <w:hyperlink r:id="rId49">
+        <w:r>
+          <w:rPr>
+            <w:color w:val="0000FF"/>
+          </w:rPr>
+          <w:t>https://www.amarujala.com/jobs/government-jobs/5-500-assistant-professors-to-be-recruited-before-march-2026-says-minister-chandrakant-patil-2025-09-21</w:t>
+        </w:r>
+      </w:hyperlink>
+    </w:p>
+    <w:p>
+      <w:r>
+        <w:t>Content: मेरा शहर Link Copied Govt Jobs 2026: महाराष्ट्र के उच्च एवं तकनीकी शिक्षा मंत्री चंद्रकांत पाटिल ने शनिवार को कहा कि राज्य के वरिष्ठ महाविद्यालयों में मार्च 2026 से पहले 5,500 सहायक प्राध्यापकों की भर्ती की जाएगी। Trending Videos यह वीडियो/विज्ञापन हटाएं वह नांदेड़ स्थित स्वामी रामानंद तीर्थ मराठवाड़ा विश्वविद्यालय के 28वें दीक्षांत समारोह में बोल रहे थे। पाटिल ने कहा कि सरकार ने वरिष्ठ महाविद्यालयों के लिए 5,500 सहायक प्राध्यापकों और 2,900 गैर-शिक्षण पदों को मंजूरी दे दी है। मंत्री ने बताया कि वित्त और योजना विभाग दोनों ने अपनी सहमति दे दी है। उन्होंने कहा कि जल्द ही एक सरकारी प्रस्ताव (GR) जारी किया जाएगा और अगले साल मार्च से पहले 5,500 सहायक प्राध्यापकों के रिक्त पदों को भरा जाएगा। पाटिल ने कहा कि विश्वविद्यालयों में 700 सहायक प्रोफेसरों की भर्ती के लिए पहले ही मंजूरी दे दी गई थी, लेकिन तत्कालीन राज्यपाल सी. पी. राधाकृष्णन द्वारा एक अलग तरीका सुझाए जाने के कारण यह प्रक्रिया पूरी नहीं हो सकी। उन्होंने कहा कि चूंकि राधाकृष्णन उपराष्ट्रपति नियुक्त हो चुके हैं, इसलिए यह मामला नए राज्यपाल आचार्य देवव्रत के समक्ष उठाया जाएगा। मंत्री ने कहा कि विदेशी छात्रों को आकर्षित करने के लिए विश्वविद्यालयों को मजबूत बनाया जाना चाहिए। उन्होंने कहा कि इस वर्ष एक एजेंसी नियुक्त की गई जिसके माध्यम से 65 देशों के 4,000 छात्रों ने नामांकन कराया, लेकिन ज्यादातर छात्रों ने पुणे और मुंबई को प्राथमिकता दी। उन्होंने कहा कि आज के युवाओं में समाज को बदलने की अपार क्षमता है। उन्होंने कहा, "महाराष्ट्र सरकार ने स्टार्टअप इंडिया, मेक इन इंडिया और डिजिटल इंडिया जैसी पहलों के जरिए अवसरों के द्वार खोले हैं। आपके पास प्रयोग करने, नवाचार करने और नए रास्ते बनाने की शक्ति है। लेकिन याद रखें, उद्यमिता और करियर हमेशा मूल्यों और सामाजिक जिम्मेदारी पर आधारित होने चाहिए।" रहें हर खबर से अपडेट, डाउनलोड करें अमर उजाला हिंदी न्यूज़ APP अपने मोबाइल पर। Next Article Please wait... Please wait... Delete All Cookies Followed</w:t>
+      </w:r>
+    </w:p>
+    <w:p>
+      <w:pPr>
+        <w:pStyle w:val="Heading3"/>
+      </w:pPr>
+      <w:r>
         <w:t>Article 42</w:t>
       </w:r>
     </w:p>
     <w:p>
       <w:r>
-        <w:t>Title: अतिवृष्टीने ११ हजार हेक्टरवरील पिकांचे नुकसान; १४ हजार शेतकरी बाधित…</w:t>
+        <w:t>Title: The fight for Pune’s green heart: A city’s soul vs 6 minutes of saved commute</w:t>
       </w:r>
     </w:p>
     <w:p>
@@ -1295,13 +1295,13 @@
           <w:rPr>
             <w:color w:val="0000FF"/>
           </w:rPr>
-          <w:t>https://www.loksatta.com/nashik/jalgaon-floods-damage-crops-ocd-94-5390192/</w:t>
+          <w:t>https://www.newslaundry.com/2025/09/22/the-fight-for-punes-green-heart-a-citys-soul-vs-6-minutes-of-saved-commute</w:t>
         </w:r>
       </w:hyperlink>
     </w:p>
     <w:p>
       <w:r>
-        <w:t>Content: जळगाव – जिल्हा प्रशासनाने गेल्या आठवड्यातील अतिवृष्टी आणि पुरामुळे झालेल्या नुकसानीचा अंतिम अहवाल नाशिक विभागीय आयुक्तांकडे सादर केला आहे. त्यानुसार, एकूण ७७ गावांतील १४ हजारांहून अधिक शेतकरी नैसर्गिक आपत्तीने बाधित होऊन ११ हजार हेक्टरहून अधिक क्षेत्रावरील पिकांचे नुकसान झाल्याचे निदर्शनास आले आहे. दरम्यान, अतिवृष्टीग्रस्त भागात तत्काळ मदत व बचाव कार्य सुरू करून बाधित नागरिकांना तात्पुरता निवारा उपलब्ध करून सुरक्षित स्थळी हलविण्यात आले आहे. नैसर्गिक आपत्तीमुळे विस्कळीत झालेले जनजीवन आता पूर्वपदावर आल्याचा दावा प्रशासनाकडून करण्यात आला आहे. जिल्हा प्रशासनाने आपत्तीग्रस्त भागातील नुकसानीचा अंतिम प्राथमिक अहवाल तयार करून तो बुधवारी नाशिक येथील विभागीय आयुक्तांकडे सादर केला. या अहवालानुसार ११ हजार ३७० हेक्टरवरील पिकांचे नुकसान होऊन तब्बल १४ हजार ४० शेतकरी बाधित झाल्याचे दिसून आले आहे. पैकी कपाशीचे सर्वाधिक ६९०३ हेक्टरचे नुकसान झाले आहे. याशिवाय, केळीचे १०३९ हेक्टर, मक्याचे १७७३ हेक्टर, सोयाबीनचे २३७ हेक्टर आणि इतर पिकांचे ५४० हेक्टरचे नुकसान झाले झाले आहे. अतिवृष्टी आणि पूरस्थितीच्या घटनेनंतर जिल्हा प्रशासनाने तातडीने राज्य आपत्ती प्रतिसाद दलाच्या ३५ जवानांचे पथक बाधित भागात पाठवले होते. त्यांनी दोन दिवसांत शेकडो नागरिकांना सुरक्षित स्थळी हलवून आवश्यक ती सर्व मदत उपलब्ध करून दिली. ई-पंचनामे ॲपच्या माध्यमातून कृषी व महसूल विभागाकडून नुकसान झालेली पिके आणि जनावरांचे बहुतांश पंचनामे पूर्ण करण्यात आले आहेत. उर्वरित पंचनामे आता अंतिम टप्प्यात आहेत. आपत्तीग्रस्त भागांचा प्रत्यक्ष आढावा घेण्यासाठी केंद्रीय राज्यमंत्री रक्षा खडसे, राज्याचे आपत्ती व्यवस्थापन मंत्री गिरीश महाजन, पालकमंत्री गुलाबराव पाटील, वस्त्रोद्योग मंत्री संजय सावकारे तसेच आमदार चंद्रकांत पाटील, आमदार किशोर पाटील आणि जिल्हाधिकारी आयुष प्रसाद यांनीही बाधित गावांना भेटी दिल्या. अतिवृष्टीने निर्माण झालेल्या पूरस्थितीमुळे जिल्ह्यात एकूण तीन जणांचा मृत्यू झाल्याचे उघडकीस आहे. पैकी मुक्ताईनगर तालुक्यातील काकोडा येथील किरण सावळे या तरूणाचा पुराच्या पाण्यात वाहुन गेल्याने मृत्यू झाला होता. सावळे कुटुंबियांना पालकमंत्री पाटील आणि मंत्री सावकारे यांच्या उपस्थितीत चार लाख रूपयांचा धनादेश सुपूर्त करण्यात आला. या व्यतिरिक्त भुसावळ तालुक्यातील साकेगाव येथील लक्ष्मण ठाकरे (३०), पाचोरा तालुक्यातील खाजोळा येथील आबा पिंगळे (३५) आणि वडगाव टेक येथील नीता भालेराव (१४) या मुलीचा नदीच्या पाण्यात वाहुन गेल्याने मृत्यू झाला आहे. तिघांच्या कुटुंबियांना शासन नियमाप्रमाणे आर्थिक मदतीची प्रतीक्षा आहे. सलमान खान, बॉलीवूडचा 'दबंग', आपल्या फिटनेससाठी ओळखला जातो. मात्र, त्याने 'ट्रायजेमिनल न्युराल्जिया' या गंभीर आजाराचा सामना केला आहे. या आजारामुळे सलमानला सात वर्षांहून अधिक काळ असह्य वेदना सहन कराव्या लागल्या. 'टू मच विथ काजोल अँड ट्विंकल' शोमध्ये त्याने या वेदनांबद्दल सांगितले. सध्या तो बरा आहे, पण या आजारामुळे जगभरात सर्वाधिक आत्महत्या होतात. सलमान लवकरच 'बॅटल ऑफ गलवान' सिनेमातून प्रेक्षकांच्या भेटीला येणार आहे.</w:t>
+        <w:t>Content: Report Once rescued by citizen’s protest in the 1980s, Pune’s beloved Vetal Tekdi faces its gravest threat yet from state-backed infrastructure plans. For more than 40 years, Punekars have rallied to save Vetal Tekdi – the city’s highest hill, a green lung thick with trees, birdsong, and clean air. It’s where thousands walk and birds find rest. Each time the hill has faced the axe of development, citizens have risen in protest, forcing authorities to step back. Now, that legacy of resistance is being tested again. Three projects – the Bal Bharati–Paud Phata (BBPP) road, twin tunnels, and a high capacity mass transit route – threaten to slice through this fragile urban forest. Experts warn of irreversible damage: at least 7,000 trees will be lost, groundwater recharge zones disrupted, and wildlife corridors fragmented. But the Pune Municipal Corporation has pushed tenders and revised plans. A long-standing struggle for Vetal Tekdi On July 14, 1982, Pune resident Lata Shrikhande received a pivotal letter from DP Gupta, then Director General of Road Development, confirming that plans to build a highway across Law College Hill – part of the beloved Vetal Tekdi – had been scrapped following widespread public opposition. Punekars saw this as proof that civic voices could protect their green heritage, named after Vetal Baba, seen as a form of Lord Shiva. But decades later, the same battle returned under harsher terms. On April 10, 2023, a group of citizens were even mocked by BJP leader and Pune Guardian Minister Chandrakant Patil over their concerns. “If you love jungles so much, I will build you homes in Gadchiroli,” he reportedly told them, the group alleged. The project never died. It had been renewed in 1996 by a general body resolution of PMC; formalised in the 2007-27 Development Plan, with environmental and traffic studies prepared between 2017-2021. Now, concerns have only deepened with recent reports of PMC’s plans to fast-track the tunnel project. The Bal Bharati–Paud Phata (BBPP) road project had first appeared in Pune’s 1982 draft development plan for 1987–2007. Such plans, prepared by municipal corporations and approved by the state government, usually cover 20 years. However, because the proposed road cut across the Vetal Tekdi hill complex, it immediately faced opposition. The citizen campaign succeeded when DP Gupta confirmed the project would be scrapped. The road was removed from the 1987 plan. However, in 1996, PMC revived the project through a general body resolution. By 2000, the forest department began warning PMC and the district administration that the proposed road passed through forest land and could not proceed without central government permission. There were several letters informing that parts of the land were forest areas. A letter from the Deputy Conservator of Forests on March 31, 2000, stated that Survey Nos. 49 to 53 qualified as forest under a 1996 Supreme Court ruling. Another letter on July 16, 2001, reiterated that Plot No. 97 in Survey No. 53, near the Indian Law Society College, was forest land, and no non-forest activity could take place without central approval. In 2003, Assistant Conservator of Forests Hanmant Dhumal told the Bombay High Court that Survey Nos. 96 and 97 were reserve forests and warned that building a road through dense forest would lead to large-scale ecological damage, including the felling of thousands of trees. Despite these warnings, PMC began construction at Paud Phata in March 2006. Later that year, the Central Empowered Committee (CEC), constituted by the Supreme Court, also wrote to the Chief Secretary of Maharashtra objecting to the project, stating that constructing a road on forest land would violate Supreme Court orders. But construction continued until the citizen group Nagrik Chetna Manch, led by retired Army Major General Sudhir Jathar, approached the Bombay High Court, which issued a stay order. The project resurfaced in PMC’s 2007–2027 development plan. But in 2015, the planning committee members appointed by the state government rejected any construction on hills. Committee members Sarang Yadwadkar and Sachin Punekar wrote that hilltops and slopes should be left “open and virgin” with no roads or development of any kind. Speaking to Newslaundry, Yadwadkar explained that roads on hill slopes cause “irreversible damage” without solving traffic congestion. “Within a few years, the road will be as choked as any other, but the damage to the hills and environment will be permanent,” he said. In January 2016, the Bombay High Court struck down the BBPP road project, observing that before destroying a man-made forest, an Environmental Impact Assessment (EIA) must be carried out and reviewed by a committee of experts. Unless such a study proved the destruction of the forest was truly in the public interest, the road could not proceed. So in June 2018, PMC formed a six-member expert committee, including municipal officials and two independent members – Major General Sudhir Jathar and Prashant Inamdar. The committee was tasked with studying the project’s environmental and traffic impact. PMC also appointed two consultancy firms – VKe Environmental for the EIA and Sustainancy for the traffic survey. Both the firms favoured the project. There is no record of opinions by four PMC expert committee members. However, Jathar and Inamdar, in their review of the EIA and traffic study report, concluded that the road would cause irreversible ecological damage, and would not serve the intended purpose of easing traffic congestion or diversion. In his final review report of June 2021, Jathar pointed out that VKe Environmental downplayed the area’s ecological value by calling it a “man-made plantation” with little wildlife. This, he said, despite the consultancy’s own annexure contradicting this, documenting native species like Khair, Moi, Medshingi and Kadulimb, along with 45 bird species, 13 butterflies, five reptiles, and mammals. His report identified 52 percent of the road alignment as areas of high or moderate conservation priority, critical for wildlife corridors, cooling stands, and groundwater recharge. He warned of habitat fragmentation, loss of nesting and feeding sites, and the felling of nearly 1,440 trees, along with losses in ecosystem services such as soil stability, seed dispersal, pollination and carbon sequestration. When Jathar asked whether the road would serve as a long-term traffic solution, the consultants admitted that the BBPP road was only a medium-term fix for around 12 years. Jathar also pointed out that VKe Environmental made no mention of groundwater recharge in its “summary and conclusion,” despite their own hydro-geology report in the annexure admitting that “this area is a useful groundwater recharge zone due to favourable geological formations”. The hydrology report had also warned that work in this zone should be limited only to the road, as any additional construction could affect groundwater recharge and reduce water availability downstream. Prashant Inamdar, a transportation expert, told Newslaundry that the Expert Committee was mandated to oversee the Environmental Impact Assessment and traffic studies, scrutinise consultants’ reports, and submit a final report with recommendations to PMC. Inamdar said after their reviews were submitted to the Additional Commissioner of PMC, who chaired the Expert Committee, a meeting should have been convened to discuss these findings. This meeting should have been followed by a joint session with the consultants. However, Inamdar reported that PMC “never convened a full committee meeting, preventing preparation and submission of the final report”. Instead, PMC held internal discussions with officers and consultants, deliberately excluding the independent members. In August 2021, PMC even floated tenders for a Detailed Project Report without informing Jathar and Inamdar. The move was opposed by Jathar’s Nagrik Chetna Manch in the Bombay High Court. Still, consultancy Enviro Safe was awarded the contract to prepare the DPR and oversee pre- and post-construction work. The DPR was completed by November 2022 with an estimated cost of Rs 252 crore. And what the DPR suggested was a “completely altered project” – including two elevated roads on pillars along the hill slope, a flyover and underpass at one end, and a large commercial centre and township flanking the road. “None of this was part of the original plan assessed in the EIA and traffic studies,” said Inamdar. “It was evident that PMC had already pre-decided the course of action, without giving any regard to the expert committee.” The DPR pointed to far more construction on the hill than initially disclosed. According to the DPR consultant EnviroSafe, erecting these pillars would require flattening slopes to build access roads. The plan even shows HCMTR project pillars standing in the middle of the BBPP road. Yet none of this construction impact is reflected in the Environmental and Social Impact Statement, which limits its scope to 500 metres on either side of the grade road. The report even claims that elevated roads will protect the hill from environmental damage, despite the DPR clearly showing widespread construction. Citizen groups have alleged that PMC is deliberately complicating reports and procedures to obscure the scale of the project, fearing public opposition once the full picture emerges. In October 2021, the PMC general body also approved the alignment of the High Capacity Mass Transit Route – a ring road – with the BBMP. The Maharashtra government granted approval in 2024. The other blow Meanwhile, the other blow was feared from twin tunnels proposed through the hill, connecting Panchvati to Sutardhara and Panchvati to Gokhale Nagar. The tunnel idea had first appeared in PMC’s City Development Plan 2013–2041. Responding to pressure, PMC’s Development Plan Committee – then led by Congress and NCP– rejected the proposals in February 2015. The report highlighted that vehicular emissions in tunnels pose serious environmental risks, including the release of harmful pollutants, elevated tunnel temperatures from vehicle heat, and noise and vibration exceeding permissible limits. It also warned that tunnel construction could disrupt underground aquifers, damage crucial groundwater recharge zones, and threaten the habitat of Jatropha Nana (Nana Erand), a critically endangered plant found only on the Pachgaon-Parvati and Vetal Hills. The committee concluded that no development should be permitted on hilltops and slopes and recommended cancelling the proposed tunnel between Panchvati and Gokhale Nagar through Vetal Tekdi. But after BJP came to power in 2014, the state government took over the Development Plan in March 2015. A committee headed by Divisional Commissioner S Chockalingam revised it, and in January 2017, the Urban Development Department reintroduced the tunnel project. In April 2018, BJP-led PMC passed a resolution for a feasibility study, floating tenders for the first time. The 2019 shift to the Maha Vikas Aghadi (MVA) stalled progress, with feasibility retendered six times until October 2021. The project revived in June 2022 when BJP returned to power, and by February 2023 it was expedited and finalised. It is significant that the 2022 pre-feasibility and Environmental Impact Assessment report for the Panchvati–Kothrud and Gokhale Nagar tunnel, prepared by the PMC itself, revealed strong local opposition to the project. Surveys were conducted at five locations – Pashan Panchvati, Gokhale Nagar, Sutardhara, Janwadi, and Wadarwadi – at the proposed tunnel’s entry and exit points. The report found that only 21 percent of residents supported the tunnel, while 79 percent opposed it. A 2022 study by the Pune-based Advanced Centre for Water Resources Development and Management highlighted the crucial role of Vetal Hill catchments as aquifers. According to the report, Pune’s annual urban groundwater footprint exceeds 100 million cubic meters, sustained largely by a network of 14 basalt aquifers of varying extent and thickness. The study identified the Vetal Hill catchments – particularly the stretch between Nal Stop and the Bhandarkar Oriental Research Institute – as hosting seven aquifers, four of which are shallow and located between Law College Road and the lower to middle slopes of the hill. Any physical infrastructure in this zone, the study warned, would disrupt the recharge, storage, and flow functions of these aquifers. Despite its ecological importance, official recognition of Vetal Hill has been inconsistent. In September 2000, the Government of Maharashtra passed a resolution directing PMC to prepare a list of the city’s urban and natural heritage sites, including Vetal Hill. Yet, when PMC issued a public notice on heritage sites in 2018, none of the natural heritage sites, including Vetal Hill, were listed. It is important to note that, despite these environmental and civic concerns, projects like the proposed tunnels continue to be pushed forward. But opposition has continued In March 2024, members of the citizen group Vetal Tekdi Bachao Kruti Samiti approached the Central Empowered Committee (CEC) seeking a halt to the BBPP road project. A year later, in February 2025, the Bombay High Court disposed of a petition filed by Nagrik Chetna Manch, ruling that if the project required Forest or Environment Department clearance, the PMC must obtain permissions. The court further directed the competent authority to decide whether the land qualifies as “deemed forest” and whether the road truly serves public interest. In April 2025, citizen activists Sumita Kale and Sushma Daate filed a Special Leave Petition in the Supreme Court against this order. The matter is still pending. Meanwhile, in May 2025, acting on the March 2024 application and a site visit by a CEC member in April 2024, the committee had written to the Maharashtra Chief Secretary instructing that no work be undertaken in “deemed forest” areas along the 2.1 km proposed alignment. It warned that construction there would violate the Supreme Court’s landmark 1996 T N Godavarman v Union of India judgment and the Van (Sanrakshan Evam Samvardhan) Rules, 2023. Pradeep Ghumare, a resident of Panchvati said, “This entire tunnel project is nothing short of a sham. Far from easing traffic congestion or making commuting faster, it threatens to destroy Vetal Tekdi… Over the past 35 years, tens of thousands of trees have been planted here by citizens, schoolchildren, the forest department, and even the PMC itself. All of this effort will be undone if the project goes ahead.” Usha Rangarajan, a resident of Pashan, said Vetal Tekdi is “critical” for Pune’s ecology. “It sustains one of the city’s largest aquifers, supplying groundwater to surrounding areas such as Pashan, Senapati Bapat Road, Deccan, and Kothrud. It is also one of the largest natural amenities available to citizens in western Pune, serving as a vital green lung and biodiversity hotspot.” Prajakta Divekar, heritage advocate and member of Vetal Tekdi Bachav Kruti Samiti, said the crux is simple: “People do not want these projects.” She pointed out that the only public input was the 2013 Development Plan hearing, when few realised how massive and costly the projects would become. She criticised the pre-feasibility and project studies for downplaying damage, calling mitigation measures a “magic wand” solution. Worse, she said, many politicians did not understand the projects were interconnected. “Some thought there was a choice between road, tunnel, or elevated road. In reality, all are separate projects, all aimed at the same thing.” At the core, she said, over 2,000 acres of natural land on Vetal Tekdi are viewed as real estate and that it’s “pure greed”. “Roads are just entry points to open up hills for future development.” Divekar warned that with projects like the ring road already destroying hills, Pune faces ecological disaster. “We are heading towards a water crisis. These hills are natural water tanks, part of our water infrastructure. We cannot recreate them. Despite repeated representations to PMC, Vetal Tekdi is still not formally protected.” Madhavi Rahirkar, a lawyer and Deccan resident, alleged that PMC’s push for the BBPP road is less about easing traffic and more about benefiting a private township on Paud Road. “Its map surfaced in PMC’s detailed project report…raising eyebrows,” she claimed. “What troubles citizens are the selective omissions. Environment Clearance has not been obtained for road projects on the hill. The EIA report for BBPP was completed in 2021, but the township approved in 2019 was neither included in the EIA nor shared with the expert committee. Authorities keep pushing the road project, disregarding expert recommendations, altering surveys when errors are flagged, and keeping major alignment changes under wraps. Costs have already shot past Rs 300 crore.” Madhavi Rahirkar, a lawyer and a resident of Deccan area, said, “Many citizens suspect that the real reason behind PMC’s push for the BBPP road on Vetal Tekdi slopes is to benefit a private township on Paud Road side, whose map surfaced in PMC’s detailed project report for the BBPP road project.” “The project was approved by the Deputy Director of Town Planning (SRA) in February 2019 along with residential and commercial complexes. At present, the only entry to this project is via the narrow ARAI road. Main roads that are Karve Road and Paud Road lie at much lower gradients. For developers, the proposed BBPP road connecting to Senapati Bapat Road would provide direct access. Adding to the suspicion is an application filed on November 11, 2020, by the project’s architect, asking PMC to realign the BBPP road to merge with the proposed High Capacity Mass Transit Route in the same portion of land. This was approved in 2023 by the PMC Commissioner, at an additional cost of Rs 16 crore.” She added, “What troubles citizens is the selective omissions. Environment Clearance has not been obtained for the road projects on the hill. The Environment Impact Assessment (EIA) report for the BBPP project was completed in 2021. Even then, the township, approved in 2019, was neither included in the EIA nor shared with the expert committee members. The point is that despite legitimate concerns, authorities seem intent on pushing the road project, disregarding Expert Committee members' recommendations, repeatedly altering surveys when errors are flagged, and keeping major alignment changes under wraps. This project has crossed Rs 300 crore now when the EIA had done cost-benefit analysis using Rs 50 crore estimate for this 2.1 km road. It looks like they just want to do it at any cost.” When Newslaundry reached out to Naval Kishore Ram, Pune Municipal Commissioner. “We will also speak to the people and will understand their concerns. Their point of view will surely be taken into consideration.” Our latest Sena project tracks how elites take over public spaces in urban India, and the price that’s paid by you. Click here to contribute. © Newslaundry Media Private Limited. All Rights Reserved.</w:t>
       </w:r>
     </w:p>
     <w:p>
@@ -1314,6 +1314,254 @@
     </w:p>
     <w:p>
       <w:r>
+        <w:t>Title: Nashik: Hindi Poet Kumar Ambuj Wins YCMOU’s Kusumagraj National Literary Award 2024</w:t>
+      </w:r>
+    </w:p>
+    <w:p>
+      <w:r>
+        <w:t xml:space="preserve">URL: </w:t>
+      </w:r>
+      <w:hyperlink r:id="rId51">
+        <w:r>
+          <w:rPr>
+            <w:color w:val="0000FF"/>
+          </w:rPr>
+          <w:t>https://www.freepressjournal.in/pune/nashik-hindi-poet-kumar-ambuj-wins-ycmous-kusumagraj-national-literary-award-2024</w:t>
+        </w:r>
+      </w:hyperlink>
+    </w:p>
+    <w:p>
+      <w:r>
+        <w:t>Content: Nashik: The Kusumagraj National Literary Award (2024), given by Yashwantrao Chavan Maharashtra Open University (YCMOU), has been awarded this year to the renowned Hindi poet Kumar Ambuj. The award will be presented by the university’s Vice Chancellor, Prof. Sanjeev Sonawane, on Wednesday at 6 pm at the Visakha Auditorium in the Kusumagraj Memorial, Nashik. This award, started in 2010, is given annually to a selected non-Marathi poet by the university’s Kusumagraj Adhyasana. It carries a cash prize of one lakh rupees, along with a citation and a certificate. Previously, well-known poets such as Chandrakant Devtale (Hindi), K. Sachchidanandan (Malayalam), Sitanshu Yashachandra (Gujarati), Surjit Patar (Punjabi), Temsula Ao (English), Vishnu Khare (Hindi), H.S. Shivprakash (Kannada), Amitabh Gupta (Bengali), and Neelim Kumar (Assamese) have been honoured with this award. For this year’s award, the selection committee, headed by the Vice Chancellor Prof. Sanjeev Sonawane, unanimously recommended the name of poet Kumar Ambuj. The committee included renowned poets and translators Prof. Chandrakant Patil, Dr. Gorakh Thorat and Dr. Rajshekhar Shinde. Dr. Dilip Dhondge, Head of Kusumagraj Adhyasana, served as the coordinator of the committee, according to information provided by the university’s Registrar, Dilip Bharad. Who is Kumar Ambuj? Kumar Ambuj, a poet from Guna, Madhya Pradesh, is well-known as a powerful poet, story writer, and critic of the post-nineties generation. Five of his poetry collections have been published so far, and one collection of edited poems has also been released. He has previously been honored with several awards, including the Madhya Pradesh Sahitya Akademi Award. RECENT STORIES</w:t>
+      </w:r>
+    </w:p>
+    <w:p>
+      <w:pPr>
+        <w:pStyle w:val="Heading3"/>
+      </w:pPr>
+      <w:r>
+        <w:t>Article 44</w:t>
+      </w:r>
+    </w:p>
+    <w:p>
+      <w:r>
+        <w:t>Title: हिंदी कवी कुमार अंबुज यांना यंदाचा कुसुमाग्रज राष्ट्रीय साहित्य पुरस्कार</w:t>
+      </w:r>
+    </w:p>
+    <w:p>
+      <w:r>
+        <w:t xml:space="preserve">URL: </w:t>
+      </w:r>
+      <w:hyperlink r:id="rId52">
+        <w:r>
+          <w:rPr>
+            <w:color w:val="0000FF"/>
+          </w:rPr>
+          <w:t>https://prahaar.in/2025/09/20/hindi-poet-kumar-ambuj-wins-kusumagraj-national-literary-award//</w:t>
+        </w:r>
+      </w:hyperlink>
+    </w:p>
+    <w:p>
+      <w:r>
+        <w:t>Content: महाराष्ट्रताज्या घडामोडी September 20, 2025 06:39 PM नाशिक (प्रतिनिधी): यशवंतराव चव्हाण महाराष्ट्र मुक्त विद्यापीठातर्फे दिल्या जाणाऱ्या कुसुमाग्रज राष्ट्रीय साहित्य या प्रतिष्ठित पुरस्कारासाठी हिंदी कवी कुमार अंबुज यांची निवड करण्यात आली आहे. पुरस्कार वितरण समारंभ बुधवारी (ता. २४) सायंकाळी सहाला गंगापूर रोडवरील कुसुमाग्रज स्मारक येथे होणार असून, विद्यापीठाचे कुलगुरू डॉ. संजीव सोनवणे यांच्या हस्ते हा पुरस्कार प्रदान केला जाईल. २०१० पासून सुरू झालेला हा पुरस्कार विद्यापीठाच्या कुसुमाग्रज अध्यासनामार्फत दर वर्षी एका निवडक अमराठी कवीला दिला जातो. या पुरस्कारात रोख एक लाख रुपये, मानचिन्ह व मानपत्राचा समावेश आहे. यापूर्वी कवी चंद्रकांत देवताले (हिंदी), के. सच्चिदानंदन (मल्याळम), सीतांशू यशश्चंद्र (गुजराती), सुरजीत पातर (पंजाबी), टेमसुला आओ (इंग्रजी), विष्णू खरे (हिंदी), एच. एस. शिवप्रकाश (कन्नड), अमिताभ गुप्ता (बंगाली), नीलिमकुमार (आसामी) या दिग्गजांना या पुरस्काराने गौरविण्यात आले आहे. यंदाच्या पुरस्कारासाठी निवड समितीने एकमताने कुमार अंबुज यांच्या नावाची शिफारस केली. या समितीत कवी व अनुवादक प्रा. चंद्रकांत पाटील, डॉ. गोरख थोरात, डॉ. राजशेखर शिंदे यांचा समावेश होता, तर समितीचे समन्वयक म्हणून कुसुमाग्रज अध्यासनाचे प्रमुख डॉ. दिलीप धोंडगे यांनी काम पहिले. मध्य प्रदेशातील गुना येथील कवी कुमार अंबुज हे नव्वदनंतरच्या पिढीतील दमदार कवी, कथालेखक व समीक्षक म्हणून सुपरिचित आहेत. त्यांची ओळख प्रामुख्याने कवी म्हणून अधिक ठळक आहे. त्यांच्या पाच काव्यसंग्रहांसह कवितांचे एक संकलन व संपादन प्रकाशित झाले आहे. यापूर्वी त्यांना मध्य प्रदेश साहित्य अकादमीसह अनेक पुरस्कारांनी गौरविण्यात आले आहे. Prahaar is a Marathi language Newspaper, printed in India with regional editions in Mumbai, Thane, palghar, Ratnagiri, Nashik and Sindhudurg. Contact us: contact@prahaar.co.in October 20, 2025 02:00 AM October 20, 2025 01:30 AM October 20, 2025 01:00 AM October 20, 2025 07:14 AM October 20, 2025 06:44 AM October 20, 2025 06:21 AM</w:t>
+      </w:r>
+    </w:p>
+    <w:p>
+      <w:pPr>
+        <w:pStyle w:val="Heading3"/>
+      </w:pPr>
+      <w:r>
+        <w:t>Article 45</w:t>
+      </w:r>
+    </w:p>
+    <w:p>
+      <w:r>
+        <w:t>Title: आनंदाची बातमी! राज्यातील महाविद्यालयांमध्ये लवकरच ६२०० प्राध्यापकांची मेगा भरती सुरू होणार</w:t>
+      </w:r>
+    </w:p>
+    <w:p>
+      <w:r>
+        <w:t xml:space="preserve">URL: </w:t>
+      </w:r>
+      <w:hyperlink r:id="rId53">
+        <w:r>
+          <w:rPr>
+            <w:color w:val="0000FF"/>
+          </w:rPr>
+          <w:t>https://www.nagpurtoday.in/heres-an-english-slug-for-that-news-6200-professors-mega-recruitment-in-state-colleges-soon/09191636</w:t>
+        </w:r>
+      </w:hyperlink>
+    </w:p>
+    <w:p>
+      <w:r>
+        <w:t>Content: मुंबई: महाराष्ट्रातील उच्च शिक्षण क्षेत्रासाठी मोठी संधी! राज्यातील महाविद्यालयांमध्ये सुमारे ५५०० प्राध्यापक पदांची आणि विद्यापीठांमध्ये ७०० पदांची भरती लवकरच होणार आहे. या भरतीसाठी वित्त विभागाने मंजुरी दिल्याचे उच्च व तंत्रशिक्षण मंत्री चंद्रकांत पाटील यांनी सांगितले. अकृषिक विद्यापीठांमध्ये एकूण २९०० प्राध्यापक पदांपैकी सध्या २२९० भरले गेले असून, उरलेले ७०० पदे येत्या महिनाभरात भरली जातील, अशी माहिती त्यांनी दिली. सोलापूर, पुणे आणि इतर विद्यापीठांमध्ये प्राध्यापक भरतीची प्रक्रिया अंतिम टप्प्यात आहे आणि १५ दिवसांत मुलाखती पूर्ण केल्या जातील. या मेगा भरतीत पुण्यश्लोक अहिल्यादेवी होळकर सोलापूर विद्यापीठ आणि १०९ उच्च महाविद्यालयांमधील रिक्त प्राध्यापक पदांचा समावेश आहे. मागील दोन वर्षांपासून विविध मतभेदांमुळे भरती प्रक्रिया थांबलेली होती, पण आता वित्त विभागाच्या मंजुरीनंतर ही प्रक्रिया पुन्हा सुरळीत होणार आहे. लवकरच अधिकृत अधिसूचना जाहीर केली जाईल, ज्यामुळे इच्छुक उमेदवारांनी अर्ज करण्याची संधी मिळेल. प्राध्यापक तसेच शिक्षकेतर कर्मचाऱ्यांसाठी ही एक मोठी संधी मानली जात आहे.</w:t>
+      </w:r>
+    </w:p>
+    <w:p>
+      <w:pPr>
+        <w:pStyle w:val="Heading3"/>
+      </w:pPr>
+      <w:r>
+        <w:t>Article 46</w:t>
+      </w:r>
+    </w:p>
+    <w:p>
+      <w:r>
+        <w:t>Title: Who Is Gopichand Padalkar, The Sangli BJP MLA Constantly Making Headlines For Fiery Speeches &amp; Controversial Remarks?</w:t>
+      </w:r>
+    </w:p>
+    <w:p>
+      <w:r>
+        <w:t xml:space="preserve">URL: </w:t>
+      </w:r>
+      <w:hyperlink r:id="rId54">
+        <w:r>
+          <w:rPr>
+            <w:color w:val="0000FF"/>
+          </w:rPr>
+          <w:t>https://www.freepressjournal.in/pune/who-is-gopichand-padalkar-the-sangli-bjp-mla-constantly-making-headlines-for-fiery-speeches-controversial-remarks</w:t>
+        </w:r>
+      </w:hyperlink>
+    </w:p>
+    <w:p>
+      <w:r>
+        <w:t>Content: Sangli: Bharatiya Janata Party MLA from Jat Constituency in Sangli District, Gopichand Padalkar, has constantly been making headlines for the past few months due to his aggressive, fierce speeches and controversial remarks against multiple religions, political parties, and senior leaders. A post shared by The Free Press Journal (@freepressjournal) Padalkar made headlines after his recent remark about former Maharashtra Home Minister and Islampur Constituency MLA Jayant Patil from the Nationalist Congress Party - Sharadchandra Pawar (NCP-SP). Padalkar was also involved in his infamous fight with Mumbra MLA Jitendra Awhad. The topic became a national issue after workers from both sides got involved in a physical fight in the Mantralaya in Mumbai. Padalkar, who has a cult-based following in the northern and eastern parts of Sangli District, has a career of over a decade in politics. He is seen as a firebrand politician and the next big thing in BJP. Known for his direct and no-filter remarks, Padalkar is currently a trending topic in state and national politics. A post shared by The Free Press Journal (@freepressjournal) Who is Gopichand Padalkar? Gopichand Padalkar was born on 1 October 1982 in Atpati Taluka of Sangli District. Based in Atpadi, Padalkar started social work in his youth, criticising the established politicians of Sangli and Satara Districts. Before he got elected in the 2024 Maharashtra Legislative Assembly Elections, Padalkar fought against many notable leaders and went head-to-head. Prominent among these contests are his Baramati Legislative Assembly contest against Maharashtra Deputy Chief Minister Ajit Pawar and the Sangli Lok Sabha seat against former BJP MP Sanjay Patil, both in 2019. Padalkar joined BJP in 2019, and before that, he was a part of Rashtriya Samaj Paksha (till 2014) and Vanchit Bahujan Aghadi (in 2019) and had other stints as a political leader for local political parties and independents. Padalkar was also a BJP MLC from 2020 to 2024 before he became an MLA from Jat. Despite being from Khanapur Assembly Constituency, Padalkar contested from the drought-prone area of Jat in 2024 and defeated the incumbent MLA Vikram Singh Sawant from Congress by a huge margin. Surprisingly, MLA Padalkar also has a background in filmmaking alongside his political career. He is not only a politician but also a film actor and producer. Notably, he produced and starred in the Marathi film "Dhumas" in 2019. This film contributed to his popular image in rural Maharashtra. His involvement in films forms part of his creative and public persona, complementing his political identity as a fiery leader representing the Dhangar community in the state. In a noteworthy moment, Padalkar also lip-syncs a song sung by Bollywood legend Sonu Nigam in Marathi in the film "Dhumas". The song is titled "Man Bharun Alaya". "Hota Gopi Mhanun Vachli Topi" For years, Padalkar was known as the dummy candidate, who used to make sure that he ate into the votes of opponents so the incumbents would secure a seat. This was seen in the 2009 and 2014 elections, in which Padalkar contested the Khanapur Assembly Constituency both times as an independent. He was defeated but managed to gain votes from the main opponent, ensuring that the then-incumbent Shiv Sena MLA Anil Babar won the elections. The same was seen in the 2019 Sangli Lok Sabha elections, where Padalkar's votes ensured that the then-incumbent BJP MP Sanjay Patil retained the seat. Locals within Sangli recognised this pattern and came up with a saying: "Hota Gopi Mhanun Vachli Topi," which translates to "Due to Gopichand Padalkar, the seat was saved." Recent Remarks About Jayant Patil A junior engineer named Avdhoot Wadar was found dead in Sangli near the Krishna riverside earlier this month. His family alleged that he was pressured by BJP MLA Gopichand Padalkar, claiming particularly that his personal assistant threatened him and that his death was not suicide or accidental but murder. Local politicians picked this up and started speaking against MLA Padalkar. MLA Padalkar, at an event, targeted NCP-SP MLA Jayant Patil and said he is a reckless person and his only work is to defame him. Making matters worse, Padalkar further said, "I have the courage to organise a 'programme'. I do not think he is Rajaram Patil's son at all. There is something wrong for sure." These statements were widely criticised. BJP Maharashtra Chief Minister Devendra Fadnavis said he does not support them but defended Padalkar, saying he is a man from a village area, his political statements are aggressive, and he would talk with him. Cabinet Minister Chandrakant Patil also said that from now on, Padalkar's speeches would be different. Padalkar, however, refused to apologise and said he would speak on it in the future. Padalkar and Controversies: A Summary - After the April 2025 Pahalgam attack, Padalkar made communal remarks blaming Kashmiri Muslims and spreading theories like land jihad and love jihad. It sparked outrage and criticism from opposition parties and members of the Muslim community.- In April 2025, he again made headlines by demanding that names of Muslim-sounding villages be changed. This was viewed as communal and provocative.- In July 2025, Padalkar faced criticism for his remarks regarding alleged forced conversions by the Christian community in Sangli. Statewide protests demanded his suspension as MLA.- In July 2025, during the Monsoon Session of the Maharashtra Assembly, a heated exchange occurred between MLA Padalkar and NCP Mumbra MLA Jitendra Awhad. It escalated into a physical altercation among their supporters inside the Assembly premises, leading to a huge uproar and regret expressed by political leaders.- Time and again, he has targeted veteran leaders Sharad Pawar, Ajit Pawar, Jayant Patil, and others, criticising them using inappropriate language. These remarks have also caused wide outrage. RECENT STORIES</w:t>
+      </w:r>
+    </w:p>
+    <w:p>
+      <w:pPr>
+        <w:pStyle w:val="Heading3"/>
+      </w:pPr>
+      <w:r>
+        <w:t>Article 47</w:t>
+      </w:r>
+    </w:p>
+    <w:p>
+      <w:r>
+        <w:t>Title: How Women In Politics Are Still Excluded From India's POSH Act And Left Vulnerable To Sexual Harassment</w:t>
+      </w:r>
+    </w:p>
+    <w:p>
+      <w:r>
+        <w:t xml:space="preserve">URL: </w:t>
+      </w:r>
+      <w:hyperlink r:id="rId55">
+        <w:r>
+          <w:rPr>
+            <w:color w:val="0000FF"/>
+          </w:rPr>
+          <w:t>https://www.etvbharat.com/en/!lifestyle/why-women-in-politics-are-still-excluded-from-indias-posh-act-and-left-vulnerable-to-sexual-harassment-enn25092002732</w:t>
+        </w:r>
+      </w:hyperlink>
+    </w:p>
+    <w:p>
+      <w:r>
+        <w:t>Content: National ETV Bharat / lifestyle By Priyanka Chandani Published : September 20, 2025 at 2:59 PM IST On Monday, the Supreme Court declined to entertain a plea seeking to expand the scope of the Protection of Women from Sexual Harassment at Workplace (POSH) Act, 2013, to include political parties. The court observed that such organisations cannot be classified as workplaces under the law. The plea was filed by Advocate Yogamaya M G, seeking recognition of political parties as workplaces in order to bring them under the POSH framework. “How can you include political parties as a workplace? Joining a party is not a place of employment,” remarked Chief Justice Gavai during the hearing. The bench further stated that "It will open a Pandora's box... there will be blackmail." The CJI further added that political engagement does not constitute employment as there is "no payment." No Legal Shield This is absurd! Political parties aren't voluntary bodies of sympathisers. They have membership cards, enforce discipline, collect funds, maintain offices, and operate with strict hierarchies. They have a state headquarters with female employees. "When it comes to women's safety, it is a Pandora's box. What about women who are harassed by male political members? " asks Ranjana Kumari, a Women's Rights Activist and Director of the Centre for Social Research. "Don't we know that sexual favours are rampant in political parties. It's like an ostrich, you want to bury your head in the sand and say there's no attack on me. You are just trying to ignore it and put a curtain to cover all the mischief that political workers do with other political women workers," says the activist. Member of Parliament Satabdi Roy agrees that the lawmakers should be more considerate toward women. "Law is above all, but as a woman, I feel women are unsafe, and people who are making it unsafe are everywhere. There should have been more consideration by the Supreme Court," says Roy. Women Reduced To 'Items' Women workers share the same work burden as men everywhere, including the political workplaces. They are also vulnerable to exploitation, especially verbal remarks. The past is witness to some blatant political misogyny and patriarchal instances. Not so long ago, Tamil Nadu's Dravida Munnetra Kazhagam, DMK leader Saidai Sadiq, made misogynistic remarks against women BJP leaders Gayathri Raghuram, Gowthami, Namitha Gauthami, and Khushboo Sundar. He called the women leaders 'items’. In his speech, he had said, "All four leaders are items. Khushboo says that lotus will bloom in Tamil Nadu. I say that even hair will grow back in Amit Shah’s head, but lotus has no chance of blooming in Tamil Nadu.” He further said, “Do you all know how many times my brother Ilaya Aruna did Khushboo? I mean, he had meetings with her when she was in DMK. Nearly six times, he took Khushboo and had meetings in RA Puram.” The DMK functionary also commented that, unlike the DMK, the BJP depended on the 'actresses' to make inroads into Tamil Nadu. The DMK leader apologised when things got out of his hands and his derogatory speech went viral. There are multiple instances like these. In May 2022, Maharashtra BJP president Chandrakant Patil passed remarks on Nationalist Congress Party MP Supriya Sule. he had said, "If you don't understand politics, go home and cook." In December 2021, senior Congress leader Ramesh Kumar, during an Assembly meeting, was heard saying, "There is a saying. When rape is inevitable, lie back and enjoy it." March 2021, Uttarakhand's Tirath Singh Rawat's comments on women wearing gripped jeans. October 2021, Karnataka Health Minister Dr K Sudhakar's contentious remarks on Indian women "wanting to stay single and not wanting to give birth after marriage." In the same month, BJP's national general secretary CT Ravi's controversial remark, "Western influence and the culture of micro families are the reason why women want to stay single." April 2019, BJP's Gopal Shetty's comments on actor Urmila Matondkar, "Urmila ji has been brought to politics because she is a celebrity and due to how she looks. She is a bholi bhali ladki who is zero in politics." October 2020, UP BJP leader Surendra Singh's provocative statement about "rape crimes can be stopped only with sanskar (values), not governance." In January 2019, BJP leader Kailash Vijayvargiya called Priyanka Gandhi 'Chocolaty Face." In July 2013, Congress Leader Digvijaya Singh called Rahul Gandhi's aide Meenakshi Natarajan "Sau tunch maal" – a common slang used to objectify and tease women. Politics Still Boy's Club Leaders post their remarks, send out an apology, and get away with anything. This reflects patriarchy and shows how women can be objectified and subjected to character assassination by men without any consequence. Therefore, political parties should be included in POSH. Political workers are working for a party; the least they expect is protection under the Law. Denying them this protection on the grounds that they are not "employees" dismisses their labour as inconsequential and exposes them to sexual discrimination. Moreover, parties hiding behind the 'voluntary association' veil are funny. "They are working and they are taking salaries from the taxpayers' money, so there's nothing voluntary. The exploitation is on another level. Even the smallest and biggest parties of the country are exploiting women. It should open Pandora's box," says noted Anti-Rape Activist Yogita Bhayana. She points out that the fault lies in the decision makers, as they are all men. "Unfortunately, the decision makers are men, even in the Supreme Court or in political parties. They are the harassers," she notes. Justice, But Not For Women The bigger question is where should a woman party worker facing internal harassment turn for help? A woman can report harrasment to the Lower Court; however, it cannot replace an internal mechanism that extends safety, confidentiality, and redress. This leaves women exposed to harassment in political spaces that are dominated by men. And this is not anticipation. In this petition as well, the Advocate Yogamaya M G had cited alarming statistics indicating that 45 per cent of women in Indian politics reported experiencing physical abuse, while 49 per cent faced verbal abuse from colleagues and political workers. A UN Women study noted the prevalence of sexual favours demanded within political parties a decade ago. An Inter-Parliamentary Union survey found that 82 per cent of women parliamentarians had faced psychological violence, including sexual threats and derogatory remarks. "Being a woman in politics is a difficult task. When POSH comes, they know they cannot lay their hands on women. It's a very dirty scene. We blame Bollywood, but political parties are worse. They are trying to cover their own ambitions. They know it is very prevalent at the block level. The higher it goes, the bigger the harassment becomes. Even the Supreme Court has its hands in gloves," remarks Bhayana. And Ranjana Kumari agrees, "They have completely ignored that there is a lot of sexual harassment in the political parties, and that's why there are not many women joining politics." Unfortunately, the decision for women's safety is given into the hands of men. It is the misogynistic and patriarchal mindset that's ruling the decision against women's interests. "It's like you scratch my back, I scratch your back. Nobody wants women to be safe. They take suo motu action on animal cases but not on real issues," opines the activist. Read More: For All Latest Updates TAGGED: Bihar Elections 2025: Bustlig Patna Marine Drive, A Place To Offer Food With Insights About How Bihar Is Doing Bihar Polls: Lalu Prasad's Elder Son Tej Pratap Booked For MCC Violation Bolivia Elects Center-Right President, Ending Two Decades Of Socialism Trump Says Israel-Hamas Ceasefire Still In Place After Gaza Strikes This Diwali Will Bring Peace And Calm For Virgos; Know How Other Zodiac Signs Are Affected By The Moon's Movement | Read Astrological Prediction For October 20 Why Some Galaxies Never Puff Up: Indian Researchers Decode The Mystery of Superthin Galaxies Analysis | Service Chiefs Threatening Pakistan, The Messaging And More Analysis: Ties With Taliban Part Of India’s Policy Of Strategic Pragmatism In Afghanistan Green Crackers: A Compromise With Environment Or Temporary Measure? Experts Weigh In Copyright © 2025 Ushodaya Enterprises Pvt. Ltd., All Rights Reserved.</w:t>
+      </w:r>
+    </w:p>
+    <w:p>
+      <w:pPr>
+        <w:pStyle w:val="Heading3"/>
+      </w:pPr>
+      <w:r>
+        <w:t>Article 48</w:t>
+      </w:r>
+    </w:p>
+    <w:p>
+      <w:r>
+        <w:t>Title: Maharashtra Revenue Minister Chandrashekhar Bawankule To Inaugurate The 31st Pune Navratri Festival On September 22</w:t>
+      </w:r>
+    </w:p>
+    <w:p>
+      <w:r>
+        <w:t xml:space="preserve">URL: </w:t>
+      </w:r>
+      <w:hyperlink r:id="rId56">
+        <w:r>
+          <w:rPr>
+            <w:color w:val="0000FF"/>
+          </w:rPr>
+          <w:t>https://www.freepressjournal.in/pune/maharashtra-revenue-minister-chandrashekhar-bawankule-to-inaugurate-the-31st-pune-navratri-festival-on-september-22</w:t>
+        </w:r>
+      </w:hyperlink>
+    </w:p>
+    <w:p>
+      <w:r>
+        <w:t>Content: Pune: Pune Navratri Festival, which is a beautiful confluence of art, culture, singing, playing, bhajans, dance and music, is celebrating its 31st year this year. The festival will be inaugurated on Monday, September 22, at 4.30 pm by Maharashtra Revenue Minister Chandrashekhar Bawankule at Shri Ganesh Kala Krida Rangmanch. On this occasion, Union Minister of State for Civil Aviation and Cooperation Muralidhar Mohal, State Minister of Higher and Technical Education Chandrakant Patil, senior Gandhian thinker and former MLA Ulhas Pawar, State Minister of State for Urban Development Madhuri Misal, Rajya Sabha MP Dr Medha Kulkarni, MLA Dr Vishwajit Kadam, BJP City President Dheeraj Ghate, Former Minister of State for Home Ramesh Bagwe, Pune Municipal Commissioner Naval Kishore Ram, Pune City Police Commissioner Amitesh Kumar, and Additional Police Commissioner Sanjay Patil will be present as the chief guests. Special attraction of the inauguration The special presence of film stars Bhargavi Chirmule, Teja Devkar, Sania Chaudhary, Sheetal Ahirrao, Radha Sagar, Siya Patil, Rujuta Junnarkar, Amrita Dhongde, and Vaishnavi Patil will be a highlight in this inaugural ceremony. All the programmes of this festival are free for the fans. This information was given by the organising president of the Pune Navratri Festival, Aba Bagul, in a press conference. Bagul said, "On Monday, September 22, the day of Ghatsthapana, the installation of the idol will be done at the auspicious time of 6.41 am by Aba Bagul and Jayashree Bagul at Shri Laxmi Mata Temple in Shivdarshan. This year, a grand scene of the 72-foot-high Meenakshi Temple from Madurai is being created in this temple, and about 80 artists from the south are working on this scene." Maharshi – Lakshmi Mata Lifetime Achievement Award given annually Bagul further said that every year, a distinguished person who has performed exceptionally well in this inaugural ceremony is honoured with the 'Maharshi Award'. This year, Padma Shri Girish Prabhune, a social worker who has worked tirelessly for the upbringing, education and culture of children from the nomadic community, will be honoured with the Maharshi Award, said Aba Bagul. Similarly, individuals who have consistently contributed in various fields are honoured with the Shri Laxmi Mata Jeevan Gaurav Award at this inaugural ceremony. This year's awardees are Dr Parag Kalkar (Pro-Vice Chancellor of Savitribai Phule Pune University), State Director of Higher Education Dr Shailendra Devlankar, social activist Dr Megha Purav Samant, co-founder of Buldhana Cooperative Bank Shirish Deshpande and folk artist Pramila Lodgekar. Apart from this, Dr Mayur Kardile and Dr Arvind Khomane will also be specially honoured. Grand Opening Ceremony Cultural Programme The inauguration ceremony will be grand and spectacular, like every year. In this, the programme 'Anand Tarang', which is a jugglery of sitar, violin, flute and tabla, will be presented by Dr Neelima Radkar and Madhavi Karandikar and group. Dance guru Pt Shama Bhate and colleagues 'Sharanye Rudra Chandike' will present the Kathak programme. Vinod Dhokte, Swati Dhokte and co-stars of 'Jagar Shakti Pithancha' will present the programme Devicha Gondal. The attraction of the inauguration ceremony will be the dance performance 'Jallosh' by Marathi film stars Bhargavi Chirmule, Teja Devkar, Sania Chaudhary, Sheetal Ahirrao, Radha Sagar, Siya Patil, Rujuta Junnarkar, Amrita Dhongde, and Vaishnavi Patil, which will enchant the audience. It has been choreographed by Nikita Moghe. Cultural programmes at the festival After the inauguration, various cultural programmes will be presented at Shri Ganesh Kala Krida Rangmanch, the only one in Pune, every day at 7 pm till Vijayadashami for 11 consecutive days. On Tuesday, the 23rd, Abhijit Saraf, Kalyani Deshpande and Akshay Ghanekar will present the programme 'Nineties Melody', a collection of melodious songs from the 1990s. On Wednesday, the 24th, the programme 'Ishq Sufiyana' will be presented by Sandeep Panchwatkar, Praveen Avchar, Sandeep Ubale and Vinal Deshmukh. On Thursday, the 25th, 'Swar Samragnyiyaan', a programme of unique duet songs, will be presented by Radhika Atre, Rajeshwari Pawar, Kavita Sengar and Charulata Patankar. On Friday, the 26th, the 'Musical Masters' LP &amp; RD programme will be presented by Pallavi Patki Dhole, Sanjay Hivarale, Rafi Habib, Vinod Narwade and Bhagyashree Dumbare. On Saturday, the 27th, Prithviraj Nagwade, Ankita Shivtare and Saugandh Kapse will present the programme 'Asmita Maharashtraachi' with 50 artists simultaneously. On Sunday, the 28th, from 12 noon to 12 midnight, the only grand festival to preserve the folk art of Maharashtra will run for 12 consecutive hours, and the 'Lavani Festival', which is a must-see for women, will be a special attraction like every year. Lavani artists Seema Pote, Bhagyashree Baramatikar, Raksha Punekar, Kavya Punekar, Reel Star Kuku, and Varsha Mumbaikar and film actresses Archana Sawant, Jyoti Mumbaikar, Shalaka Punekar, and Sonali Shinde will perform in this festival. On Monday the 29th, 'Total Music Dhamaka' will be performed by Mukesh Dedhia, Tejaswini Pahuja, Chandrasekhar Mahamuni, Madhuri Bhosekar and Akash Solanki. On Tuesday, the 30th, the programme 'Bemisal Rafi' will be hosted by Aali Hussain, Anand Mhaswade and Kalyani Deshpande. On October 1, 'Hrudayat Waje Something', a romantic song programme, will be presented by Tanvi Dataye, A Saraf, Avantika Dhumane and RJ Bandya. On October 2, Vijayadashami, the vibrant programme 'Soulful Kishore Kumar' will be presented by veteran singers Jitendra Bhuruk, Rupali Ghogre and group, and this joyous musical celebration that has been going on for 11 consecutive days will conclude. Treasurer Nandkumar Bangude, Vice President Ghansham Sawant, Secretary Nandkumar Kondhalkar, Member Ramesh Bhandari, Member Amit Bagul and Member Hemant Bagul were present. RECENT STORIES</w:t>
+      </w:r>
+    </w:p>
+    <w:p>
+      <w:pPr>
+        <w:pStyle w:val="Heading3"/>
+      </w:pPr>
+      <w:r>
+        <w:t>Article 49</w:t>
+      </w:r>
+    </w:p>
+    <w:p>
+      <w:r>
+        <w:t>Title: दिल्लीत हालचालींना वेग; देवेंद्र फडणवीस भाजपचे पुढील राष्ट्रीय अध्यक्ष? राजकारणात भूकंपाची शक्यता</w:t>
+      </w:r>
+    </w:p>
+    <w:p>
+      <w:r>
+        <w:t xml:space="preserve">URL: </w:t>
+      </w:r>
+      <w:hyperlink r:id="rId57">
+        <w:r>
+          <w:rPr>
+            <w:color w:val="0000FF"/>
+          </w:rPr>
+          <w:t>https://marathi.oneindia.com/maharashtra/devendra-fadnavis-bjp-national-president-maharashtra-political-earthquake-037687.html</w:t>
+        </w:r>
+      </w:hyperlink>
+    </w:p>
+    <w:p>
+      <w:r>
+        <w:t>Content: भाजपच्या राष्ट्रीय अध्यक्षपदाच्या निवडीवरून दिल्लीत सुरू असलेल्या घडामोडींनी महाराष्ट्राच्या राजकारणात मोठा भूकंप होण्याची शक्यता आहे. विद्यमान राष्ट्रीय अध्यक्ष जे. पी. नड्डा यांचा कार्यकाळ संपलेला असून, त्यांच्या जागी नवीन अध्यक्षांची निवड लवकरात लवकर होणे अपेक्षित आहे. या पदासाठी अनेक नावांची चर्चा सुरू असली तरी, यामध्ये महाराष्ट्राचे मुख्यमंत्री देवेंद्र फडणवीस यांचे नाव आघाडीवर असल्याचे राजकीय वर्तुळात बोलले जात आहे. फडणवीस यांना राष्ट्रीय स्तरावर मोठी जबाबदारी मिळाल्यास महाराष्ट्राच्या मुख्यमंत्रीपदाची सूत्रे कोण सांभाळणार, हा प्रश्न निर्माण झाला आहे. अध्यक्षपदाच्या शर्यतीत फडणवीसांचे नाव आघाडीवर भाजपमध्ये 'एक व्यक्ती, एक पद' हा नियम असला तरी, सध्या जे. पी. नड्डा हे भाजप अध्यक्ष आणि केंद्रीय मंत्री अशा दोन महत्त्वाच्या जबाबदाऱ्या सांभाळत आहेत. नड्डा यांचा कार्यकाळ संपून दीड वर्षांपेक्षा जास्त कालावधी लोटला असूनही नवीन अध्यक्षाची निवड झालेली नाही. यामागे भाजप आणि राष्ट्रीय स्वयंसेवक संघ (RSS) यांच्यात असलेली मतभिन्नता कारणीभूत असल्याचे म्हटले जाते. उपराष्ट्रपतीपदाच्या निवडणुकीत एनडीएचे उमेदवार सी. पी. राधाकृष्णन यांच्या विजयानंतर सामाजिक समीकरणांवरून अनेक तर्क लावले जात आहेत. विद्यमान राष्ट्रपती आदिवासी समाजाच्या, पंतप्रधान ओबीसी समाजातून येतात. त्यामुळे आता भाजपच्या अध्यक्षपदी ब्राह्मण चेहऱ्याला संधी दिली जाऊ शकते, अशी शक्यता वर्तवली जात आहे. या पार्श्वभूमीवर, भाजप आणि संघाच्या जवळच्या सूत्रांनी दिलेल्या माहितीनुसार, संघाचा आग्रह ब्राह्मण चेहऱ्यासाठी आहे. या शर्यतीत महाराष्ट्राचे मुख्यमंत्री देवेंद्र फडणवीस यांचे नाव सर्वात पुढे आहे. संघ नेहमीच फडणवीस यांच्या पाठीशी राहिला आहे आणि भाजपमध्ये पुढील पिढीचे नेतृत्व घडवण्यासाठी त्यांना संधी दिली जाऊ शकते, असा विचार सुरू असल्याचे सांगितले जाते. गुजरातला पुन्हा अध्यक्षपद नको? राष्ट्रीय अध्यक्षपदाच्या निवडीवरून भाजप आणि संघ यांच्यात एकमत होत नसल्याने हा निर्णय लांबला आहे. संघाचा पुन्हा एकदा गुजराती चेहऱ्याला अध्यक्षपद देण्यास विरोध आहे. त्यामुळे गुजरात भाजपचे प्रदेशाध्यक्ष चंद्रकांत पाटील आणि केंद्रीय मंत्री पुरुषोत्तम रुपाला यांच्या नावांना संघाकडून विरोध होत आहे. नड्डा यांच्या आधी अमित शहा भाजपचे अध्यक्ष होते, त्यामुळे पुन्हा त्याच राज्यातून अध्यक्ष नको, अशी संघाची भूमिका असल्याचे समजते. दुसरीकडे, संघाने संजय जोशी यांचे नाव सुचवले आहे, परंतु भाजपमधील काही नेत्यांचा त्यांच्या नावाला विरोध आहे. पंतप्रधान मोदी आणि संजय जोशी यांनी 90 च्या दशकात गुजरातमध्ये एकत्र काम केले होते, परंतु त्यांच्या कामाच्या पद्धती वेगळ्या असल्याने त्यांच्यात मतभेद झाले होते. त्यामुळे जोशी यांना अध्यक्षपद देण्यास भाजप श्रेष्ठींचा विरोध असल्याचे म्हटले जाते. महाराष्ट्राच्या राजकारणात भूकंप अटळ? जर देवेंद्र फडणवीस यांना भाजपचे राष्ट्रीय अध्यक्षपद मिळाले, तर महाराष्ट्राच्या राजकारणात मोठा बदल अटळ आहे. मुख्यमंत्रीपदाची सूत्रे कोणाकडे सोपवली जाणार, हा प्रश्न समोर येईल. महाराष्ट्रातील सध्याच्या महायुती सरकारचे नेतृत्व करण्यासाठी भाजप कोणाला संधी देणार, हे पाहणे महत्त्वाचे ठरेल. या सर्व घडामोडींमुळे महाराष्ट्रातील राजकीय वर्तुळात चर्चेला उधाण आले आहे. फडणवीस हे राज्याच्या राजकारणात एक मजबूत पकड असलेले नेते आहेत. त्यांच्या दिल्लीवारीमुळे राज्यात नवीन नेतृत्वाची गरज भासू शकते. तसेच, भाजप, शिवसेना आणि राष्ट्रवादी काँग्रेस यांच्यातील सत्तेचे समीकरण कसे बदलेल, याबद्दलही तर्कवितर्क लावले जात आहेत.</w:t>
+      </w:r>
+    </w:p>
+    <w:p>
+      <w:pPr>
+        <w:pStyle w:val="Heading3"/>
+      </w:pPr>
+      <w:r>
+        <w:t>Article 50</w:t>
+      </w:r>
+    </w:p>
+    <w:p>
+      <w:r>
+        <w:t>Title: भाजप सांगली जिल्हा ग्रामीणची ६२ सदस्यांची जंबो कार्यकारिणी जाहीर</w:t>
+      </w:r>
+    </w:p>
+    <w:p>
+      <w:r>
+        <w:t xml:space="preserve">URL: </w:t>
+      </w:r>
+      <w:hyperlink r:id="rId58">
+        <w:r>
+          <w:rPr>
+            <w:color w:val="0000FF"/>
+          </w:rPr>
+          <w:t>https://www.loksatta.com/maharashtra/bjp-sangli-district-rural-executive-committee-of-62-members-declared-5380186/</w:t>
+        </w:r>
+      </w:hyperlink>
+    </w:p>
+    <w:p>
+      <w:r>
+        <w:t>Content: सांगली : जिल्हा परिषद, पंचायत समिती निवडणुकीच्या पार्श्वभूमीवर जिल्ह्यातील ग्रामीण भागाची ६२ सदस्यांची जंबो कार्यकारिणी भाजपचे ग्रामीण जिल्हाध्यक्ष सम्राट महाडिक यांनी जाहीर केली. युवा, जिल्हा किसान, ओबीसी, अल्पसंख्याक मोर्चा अध्यक्षांच्या निवडीही जाहीर करण्यात आल्या आहेत. याबाबत बोलताना जिल्हाध्यक्ष श्री. महाडिक म्हणाले, की पक्ष संघटन अधिक सक्षम व जनाभिमुख करण्यासाठी ही कार्यकारिणी निश्चित करण्यात आली आहे. प्रदेशाध्यक्ष रवींद्र चव्हाण यांच्या सुचनेनुसार व पालकमंत्री चंद्रकांत पाटील, प्रदेश सरचिटणीस राजेश पांडे, संघटन मंत्री मकरंद देशपांडे, प्रदेश उपाध्यक्ष विक्रम पावसकर तसेच आमदार, माजी आमदार व प्रमुख नेते यांच्या मार्गदर्शनाखाली कार्यकारिणी व मोर्चा अध्यक्षांच्या निवडी जाहीर करण्यात आल्या आहेत. त्यांनी पुढे सांगितले, या कार्यकारिणीत व मोर्चात अनुभवी नेते, ज्येष्ठ कार्यकर्ते, महिला, युवा, शेतकरी तसेच विविध समाजघटकांचे प्रतिनिधी यांचा समावेश करून पक्ष संघटनेला नवी ऊर्जा देण्याचा प्रयत्न करण्यात आला आहे. जिल्ह्यातील प्रत्येक तालुका, गाव आणि बूथ स्तरावर पक्षाची बांधणी मजबूत करणे, जनतेच्या प्रश्नांसाठी ठोस भूमिका घेणे आणि भाजपच्या विकासाभिमुख धोरणांची अंमलबजावणी करणे हा नवा कार्यकारिणीचा ध्यास असेल. या कार्यकारिणीची उद्दिष्टे प्रत्येक गावापर्यंत संघटनाचा विस्तार करून सर्वसामान्य कार्यकर्त्यांचा सहभाग वाढवणे. शेतकरी, कामगार, महिला, युवा, व्यापारी व उद्योगपती यांच्या प्रश्नांवर प्रभावीपणे लढा देणे. शासनाच्या योजना शेवटच्या घटकापर्यंत पोहोचवणे गरजेचे आहे. युवकांना नेतृत्वाच्या संधी देत डिजिटल माध्यमातून पक्षाची विचारधारा व उपक्रम लोकांपर्यंत पोहोचवणे. सर्व समाजघटकांचा समावेश करून सामाजिक ऐक्य व विकास साधणे. आगामी निवडणुकांसाठी सशक्त संघटन उभारून जिल्ह्यात भारतीय जनता पार्टीला बळकट करणे. यावर भर देण्यात आला आहे. नव्या कार्यकारिणीत उपाध्यक्ष, सरचिटणीस, चिटणीस यांच्यासह ६२ सदस्यांचा समावेश करण्यात आला आहे. या कार्यकारिणीत नवीन नावांचा समावेश प्रदेशाच्या सुचनेनुसार करण्यात येईल, असे महाडिक यांनी सांगितले. तसेच उर्वरित प्रकोष्ठ, सेलची कार्यकारिणी येत्या काही दिवसांत जाहीर करण्यात येईल, असेही महाडिक यांनी सांगितले. दरम्यान, सांगली ग्रामीण जिल्हा कार्यकारिणी जाहीर करण्यात आली असली तरी अद्याप शहर कार्यकारिणी जाहीर करण्यात आलेली नाही. महापालिका निवडणुकीच्या पार्श्वभूमीवर शहर कार्यकारिणीमध्ये कुणाला संधी मिळते याकडे कार्यकर्त्यांचे लक्ष आहे. शेअर विभाजन म्हणजे कंपनीच्या शेअरच्या दर्शनी किमतीचे विभाजन करणे, ज्यामुळे शेअरची संख्या वाढते पण एकूण भागभांडवलात फरक पडत नाही. उदाहरणार्थ, एचडीएफसी बँकेने दोन वेळा शेअर विभाजन केले आहे. शेअर विभाजनाचा उद्देश शेअरची तरलता वाढवणे हा असतो. शेअर विभाजन आणि बोनस शेअर्समध्ये फरक आहे; बोनस शेअर्समध्ये दर्शनी किंमत बदलत नाही. रेकॉर्ड डेटनुसार शेअर्सचे वितरण होते, ज्यामुळे त्या काळात शेअरची मागणी आणि किंमत वाढते.</w:t>
+      </w:r>
+    </w:p>
+    <w:p>
+      <w:pPr>
+        <w:pStyle w:val="Heading3"/>
+      </w:pPr>
+      <w:r>
+        <w:t>Article 51</w:t>
+      </w:r>
+    </w:p>
+    <w:p>
+      <w:r>
         <w:t>Title: तासगावमध्ये बस्तान बसवण्यासाठी भाजपचा खटाटोप</w:t>
       </w:r>
     </w:p>
@@ -1321,7 +1569,7 @@
       <w:r>
         <w:t xml:space="preserve">URL: </w:t>
       </w:r>
-      <w:hyperlink r:id="rId51">
+      <w:hyperlink r:id="rId59">
         <w:r>
           <w:rPr>
             <w:color w:val="0000FF"/>
@@ -1340,286 +1588,7 @@
         <w:pStyle w:val="Heading3"/>
       </w:pPr>
       <w:r>
-        <w:t>Article 44</w:t>
-      </w:r>
-    </w:p>
-    <w:p>
-      <w:r>
-        <w:t>Title: Two Face Calf Born : निसर्गाचा अद्भुत चमत्कारच! कोल्हापुरात म्हशीने जन्माला घातलं दोन तोंडी रेडकू, दुर्मिळ घटनेने नेटकऱ्यांमध्ये चर्चा</w:t>
-      </w:r>
-    </w:p>
-    <w:p>
-      <w:r>
-        <w:t xml:space="preserve">URL: </w:t>
-      </w:r>
-      <w:hyperlink r:id="rId52">
-        <w:r>
-          <w:rPr>
-            <w:color w:val="0000FF"/>
-          </w:rPr>
-          <w:t>https://maharashtratimes.com/maharashtra/kolhapur/buffalo-gives-birth-to-miraculous-two-faced-calf-in-kolhapur-sparking-discussion-on-social-media/articleshow/123928719.cms</w:t>
-        </w:r>
-      </w:hyperlink>
-    </w:p>
-    <w:p>
-      <w:r>
-        <w:t>Content: लेखकाबद्दलविमल पाटीलविमल पाटील, महाराष्ट्र टाइम्समधून वेब पत्रकारितेला सुरुवात केली, गेले एक वर्ष कन्सलटन्ट म्हणून काम करत आहे. डिजिटल पत्रकारितेत वृत्त संकलन, सोशल मीडियाचे व्यवस्थापन आणि फिल्ड रिपोर्टिंगचा अनुभव आहे. याआधी त्यांनी आर. एन. ओ. वृत्तसंस्थेसाठी फिल्ड रिपोर्टर म्हणून कार्य करत असताना विविध सामाजिक, राजकीय व स्थानिक विषयांवर रिपोर्टिंग केले आहे. तसेच, त्यांनी सामना आणि लयभारी या माध्यमांमध्ये सोशल मीडिया हँडलर म्हणूनही काम पाहिले आहे. त्या मुंबई विद्यापीठाच्या पत्रकारिता विभागातून पत्रकारितेची पदव्युत्तर प्राप्त आहे.... आणखी वाचा</w:t>
-      </w:r>
-    </w:p>
-    <w:p>
-      <w:pPr>
-        <w:pStyle w:val="Heading3"/>
-      </w:pPr>
-      <w:r>
-        <w:t>Article 45</w:t>
-      </w:r>
-    </w:p>
-    <w:p>
-      <w:r>
-        <w:t>Title: Govt Jobs: इस राज्य में मार्च 2026 तक भरे जाएंगे सहायक प्रोफेसर के 5,500 पद; वित्त और योजना विभाग ने दी सहमति</w:t>
-      </w:r>
-    </w:p>
-    <w:p>
-      <w:r>
-        <w:t xml:space="preserve">URL: </w:t>
-      </w:r>
-      <w:hyperlink r:id="rId53">
-        <w:r>
-          <w:rPr>
-            <w:color w:val="0000FF"/>
-          </w:rPr>
-          <w:t>https://www.amarujala.com/jobs/government-jobs/5-500-assistant-professors-to-be-recruited-before-march-2026-says-minister-chandrakant-patil-2025-09-21</w:t>
-        </w:r>
-      </w:hyperlink>
-    </w:p>
-    <w:p>
-      <w:r>
-        <w:t>Content: मेरा शहर Link Copied Govt Jobs 2026: महाराष्ट्र के उच्च एवं तकनीकी शिक्षा मंत्री चंद्रकांत पाटिल ने शनिवार को कहा कि राज्य के वरिष्ठ महाविद्यालयों में मार्च 2026 से पहले 5,500 सहायक प्राध्यापकों की भर्ती की जाएगी। वह नांदेड़ स्थित स्वामी रामानंद तीर्थ मराठवाड़ा विश्वविद्यालय के 28वें दीक्षांत समारोह में बोल रहे थे। पाटिल ने कहा कि सरकार ने वरिष्ठ महाविद्यालयों के लिए 5,500 सहायक प्राध्यापकों और 2,900 गैर-शिक्षण पदों को मंजूरी दे दी है। मंत्री ने बताया कि वित्त और योजना विभाग दोनों ने अपनी सहमति दे दी है। उन्होंने कहा कि जल्द ही एक सरकारी प्रस्ताव (GR) जारी किया जाएगा और अगले साल मार्च से पहले 5,500 सहायक प्राध्यापकों के रिक्त पदों को भरा जाएगा। पाटिल ने कहा कि विश्वविद्यालयों में 700 सहायक प्रोफेसरों की भर्ती के लिए पहले ही मंजूरी दे दी गई थी, लेकिन तत्कालीन राज्यपाल सी. पी. राधाकृष्णन द्वारा एक अलग तरीका सुझाए जाने के कारण यह प्रक्रिया पूरी नहीं हो सकी। उन्होंने कहा कि चूंकि राधाकृष्णन उपराष्ट्रपति नियुक्त हो चुके हैं, इसलिए यह मामला नए राज्यपाल आचार्य देवव्रत के समक्ष उठाया जाएगा। मंत्री ने कहा कि विदेशी छात्रों को आकर्षित करने के लिए विश्वविद्यालयों को मजबूत बनाया जाना चाहिए। उन्होंने कहा कि इस वर्ष एक एजेंसी नियुक्त की गई जिसके माध्यम से 65 देशों के 4,000 छात्रों ने नामांकन कराया, लेकिन ज्यादातर छात्रों ने पुणे और मुंबई को प्राथमिकता दी। उन्होंने कहा कि आज के युवाओं में समाज को बदलने की अपार क्षमता है। उन्होंने कहा, "महाराष्ट्र सरकार ने स्टार्टअप इंडिया, मेक इन इंडिया और डिजिटल इंडिया जैसी पहलों के जरिए अवसरों के द्वार खोले हैं। आपके पास प्रयोग करने, नवाचार करने और नए रास्ते बनाने की शक्ति है। लेकिन याद रखें, उद्यमिता और करियर हमेशा मूल्यों और सामाजिक जिम्मेदारी पर आधारित होने चाहिए।" रहें हर खबर से अपडेट, डाउनलोड करें अमर उजाला हिंदी न्यूज़ APP अपने मोबाइल पर। Next Article Please wait... Please wait... Delete All Cookies Followed</w:t>
-      </w:r>
-    </w:p>
-    <w:p>
-      <w:pPr>
-        <w:pStyle w:val="Heading3"/>
-      </w:pPr>
-      <w:r>
-        <w:t>Article 46</w:t>
-      </w:r>
-    </w:p>
-    <w:p>
-      <w:r>
-        <w:t>Title: The fight for Pune’s green heart: A city’s soul vs 6 minutes of saved commute</w:t>
-      </w:r>
-    </w:p>
-    <w:p>
-      <w:r>
-        <w:t xml:space="preserve">URL: </w:t>
-      </w:r>
-      <w:hyperlink r:id="rId54">
-        <w:r>
-          <w:rPr>
-            <w:color w:val="0000FF"/>
-          </w:rPr>
-          <w:t>https://www.newslaundry.com/2025/09/22/the-fight-for-punes-green-heart-a-citys-soul-vs-6-minutes-of-saved-commute</w:t>
-        </w:r>
-      </w:hyperlink>
-    </w:p>
-    <w:p>
-      <w:r>
-        <w:t>Content: Report Once rescued by citizen’s protest in the 1980s, Pune’s beloved Vetal Tekdi faces its gravest threat yet from state-backed infrastructure plans. For more than 40 years, Punekars have rallied to save Vetal Tekdi – the city’s highest hill, a green lung thick with trees, birdsong, and clean air. It’s where thousands walk and birds find rest. Each time the hill has faced the axe of development, citizens have risen in protest, forcing authorities to step back. Now, that legacy of resistance is being tested again. Three projects – the Bal Bharati–Paud Phata (BBPP) road, twin tunnels, and a high capacity mass transit route – threaten to slice through this fragile urban forest. Experts warn of irreversible damage: at least 7,000 trees will be lost, groundwater recharge zones disrupted, and wildlife corridors fragmented. But the Pune Municipal Corporation has pushed tenders and revised plans. A long-standing struggle for Vetal Tekdi On July 14, 1982, Pune resident Lata Shrikhande received a pivotal letter from DP Gupta, then Director General of Road Development, confirming that plans to build a highway across Law College Hill – part of the beloved Vetal Tekdi – had been scrapped following widespread public opposition. Punekars saw this as proof that civic voices could protect their green heritage, named after Vetal Baba, seen as a form of Lord Shiva. But decades later, the same battle returned under harsher terms. On April 10, 2023, a group of citizens were even mocked by BJP leader and Pune Guardian Minister Chandrakant Patil over their concerns. “If you love jungles so much, I will build you homes in Gadchiroli,” he reportedly told them, the group alleged. The project never died. It had been renewed in 1996 by a general body resolution of PMC; formalised in the 2007-27 Development Plan, with environmental and traffic studies prepared between 2017-2021. Now, concerns have only deepened with recent reports of PMC’s plans to fast-track the tunnel project. The Bal Bharati–Paud Phata (BBPP) road project had first appeared in Pune’s 1982 draft development plan for 1987–2007. Such plans, prepared by municipal corporations and approved by the state government, usually cover 20 years. However, because the proposed road cut across the Vetal Tekdi hill complex, it immediately faced opposition. The citizen campaign succeeded when DP Gupta confirmed the project would be scrapped. The road was removed from the 1987 plan. However, in 1996, PMC revived the project through a general body resolution. By 2000, the forest department began warning PMC and the district administration that the proposed road passed through forest land and could not proceed without central government permission. There were several letters informing that parts of the land were forest areas. A letter from the Deputy Conservator of Forests on March 31, 2000, stated that Survey Nos. 49 to 53 qualified as forest under a 1996 Supreme Court ruling. Another letter on July 16, 2001, reiterated that Plot No. 97 in Survey No. 53, near the Indian Law Society College, was forest land, and no non-forest activity could take place without central approval. In 2003, Assistant Conservator of Forests Hanmant Dhumal told the Bombay High Court that Survey Nos. 96 and 97 were reserve forests and warned that building a road through dense forest would lead to large-scale ecological damage, including the felling of thousands of trees. Despite these warnings, PMC began construction at Paud Phata in March 2006. Later that year, the Central Empowered Committee (CEC), constituted by the Supreme Court, also wrote to the Chief Secretary of Maharashtra objecting to the project, stating that constructing a road on forest land would violate Supreme Court orders. But construction continued until the citizen group Nagrik Chetna Manch, led by retired Army Major General Sudhir Jathar, approached the Bombay High Court, which issued a stay order. The project resurfaced in PMC’s 2007–2027 development plan. But in 2015, the planning committee members appointed by the state government rejected any construction on hills. Committee members Sarang Yadwadkar and Sachin Punekar wrote that hilltops and slopes should be left “open and virgin” with no roads or development of any kind. Speaking to Newslaundry, Yadwadkar explained that roads on hill slopes cause “irreversible damage” without solving traffic congestion. “Within a few years, the road will be as choked as any other, but the damage to the hills and environment will be permanent,” he said. In January 2016, the Bombay High Court struck down the BBPP road project, observing that before destroying a man-made forest, an Environmental Impact Assessment (EIA) must be carried out and reviewed by a committee of experts. Unless such a study proved the destruction of the forest was truly in the public interest, the road could not proceed. So in June 2018, PMC formed a six-member expert committee, including municipal officials and two independent members – Major General Sudhir Jathar and Prashant Inamdar. The committee was tasked with studying the project’s environmental and traffic impact. PMC also appointed two consultancy firms – VKe Environmental for the EIA and Sustainancy for the traffic survey. Both the firms favoured the project. There is no record of opinions by four PMC expert committee members. However, Jathar and Inamdar, in their review of the EIA and traffic study report, concluded that the road would cause irreversible ecological damage, and would not serve the intended purpose of easing traffic congestion or diversion. In his final review report of June 2021, Jathar pointed out that VKe Environmental downplayed the area’s ecological value by calling it a “man-made plantation” with little wildlife. This, he said, despite the consultancy’s own annexure contradicting this, documenting native species like Khair, Moi, Medshingi and Kadulimb, along with 45 bird species, 13 butterflies, five reptiles, and mammals. His report identified 52 percent of the road alignment as areas of high or moderate conservation priority, critical for wildlife corridors, cooling stands, and groundwater recharge. He warned of habitat fragmentation, loss of nesting and feeding sites, and the felling of nearly 1,440 trees, along with losses in ecosystem services such as soil stability, seed dispersal, pollination and carbon sequestration. When Jathar asked whether the road would serve as a long-term traffic solution, the consultants admitted that the BBPP road was only a medium-term fix for around 12 years. Jathar also pointed out that VKe Environmental made no mention of groundwater recharge in its “summary and conclusion,” despite their own hydro-geology report in the annexure admitting that “this area is a useful groundwater recharge zone due to favourable geological formations”. The hydrology report had also warned that work in this zone should be limited only to the road, as any additional construction could affect groundwater recharge and reduce water availability downstream. Prashant Inamdar, a transportation expert, told Newslaundry that the Expert Committee was mandated to oversee the Environmental Impact Assessment and traffic studies, scrutinise consultants’ reports, and submit a final report with recommendations to PMC. Inamdar said after their reviews were submitted to the Additional Commissioner of PMC, who chaired the Expert Committee, a meeting should have been convened to discuss these findings. This meeting should have been followed by a joint session with the consultants. However, Inamdar reported that PMC “never convened a full committee meeting, preventing preparation and submission of the final report”. Instead, PMC held internal discussions with officers and consultants, deliberately excluding the independent members. In August 2021, PMC even floated tenders for a Detailed Project Report without informing Jathar and Inamdar. The move was opposed by Jathar’s Nagrik Chetna Manch in the Bombay High Court. Still, consultancy Enviro Safe was awarded the contract to prepare the DPR and oversee pre- and post-construction work. The DPR was completed by November 2022 with an estimated cost of Rs 252 crore. And what the DPR suggested was a “completely altered project” – including two elevated roads on pillars along the hill slope, a flyover and underpass at one end, and a large commercial centre and township flanking the road. “None of this was part of the original plan assessed in the EIA and traffic studies,” said Inamdar. “It was evident that PMC had already pre-decided the course of action, without giving any regard to the expert committee.” The DPR pointed to far more construction on the hill than initially disclosed. According to the DPR consultant EnviroSafe, erecting these pillars would require flattening slopes to build access roads. The plan even shows HCMTR project pillars standing in the middle of the BBPP road. Yet none of this construction impact is reflected in the Environmental and Social Impact Statement, which limits its scope to 500 metres on either side of the grade road. The report even claims that elevated roads will protect the hill from environmental damage, despite the DPR clearly showing widespread construction. Citizen groups have alleged that PMC is deliberately complicating reports and procedures to obscure the scale of the project, fearing public opposition once the full picture emerges. In October 2021, the PMC general body also approved the alignment of the High Capacity Mass Transit Route – a ring road – with the BBMP. The Maharashtra government granted approval in 2024. The other blow Meanwhile, the other blow was feared from twin tunnels proposed through the hill, connecting Panchvati to Sutardhara and Panchvati to Gokhale Nagar. The tunnel idea had first appeared in PMC’s City Development Plan 2013–2041. Responding to pressure, PMC’s Development Plan Committee – then led by Congress and NCP– rejected the proposals in February 2015. The report highlighted that vehicular emissions in tunnels pose serious environmental risks, including the release of harmful pollutants, elevated tunnel temperatures from vehicle heat, and noise and vibration exceeding permissible limits. It also warned that tunnel construction could disrupt underground aquifers, damage crucial groundwater recharge zones, and threaten the habitat of Jatropha Nana (Nana Erand), a critically endangered plant found only on the Pachgaon-Parvati and Vetal Hills. The committee concluded that no development should be permitted on hilltops and slopes and recommended cancelling the proposed tunnel between Panchvati and Gokhale Nagar through Vetal Tekdi. But after BJP came to power in 2014, the state government took over the Development Plan in March 2015. A committee headed by Divisional Commissioner S Chockalingam revised it, and in January 2017, the Urban Development Department reintroduced the tunnel project. In April 2018, BJP-led PMC passed a resolution for a feasibility study, floating tenders for the first time. The 2019 shift to the Maha Vikas Aghadi (MVA) stalled progress, with feasibility retendered six times until October 2021. The project revived in June 2022 when BJP returned to power, and by February 2023 it was expedited and finalised. It is significant that the 2022 pre-feasibility and Environmental Impact Assessment report for the Panchvati–Kothrud and Gokhale Nagar tunnel, prepared by the PMC itself, revealed strong local opposition to the project. Surveys were conducted at five locations – Pashan Panchvati, Gokhale Nagar, Sutardhara, Janwadi, and Wadarwadi – at the proposed tunnel’s entry and exit points. The report found that only 21 percent of residents supported the tunnel, while 79 percent opposed it. A 2022 study by the Pune-based Advanced Centre for Water Resources Development and Management highlighted the crucial role of Vetal Hill catchments as aquifers. According to the report, Pune’s annual urban groundwater footprint exceeds 100 million cubic meters, sustained largely by a network of 14 basalt aquifers of varying extent and thickness. The study identified the Vetal Hill catchments – particularly the stretch between Nal Stop and the Bhandarkar Oriental Research Institute – as hosting seven aquifers, four of which are shallow and located between Law College Road and the lower to middle slopes of the hill. Any physical infrastructure in this zone, the study warned, would disrupt the recharge, storage, and flow functions of these aquifers. Despite its ecological importance, official recognition of Vetal Hill has been inconsistent. In September 2000, the Government of Maharashtra passed a resolution directing PMC to prepare a list of the city’s urban and natural heritage sites, including Vetal Hill. Yet, when PMC issued a public notice on heritage sites in 2018, none of the natural heritage sites, including Vetal Hill, were listed. It is important to note that, despite these environmental and civic concerns, projects like the proposed tunnels continue to be pushed forward. But opposition has continued In March 202